--- a/juliano/reportes/Informe_Pasantia_IUTECP.docx
+++ b/juliano/reportes/Informe_Pasantia_IUTECP.docx
@@ -22,7 +22,7 @@
           <w:b/>
           <w:sz w:val="24"/>
         </w:rPr>
-        <w:t>MINISTERIO DEL PODER POPULAR PARA LA EDUCACIÓN</w:t>
+        <w:t>MINISTERIO DEL PODER POPULAR PARA LA EDUCACIÓN UNIVERSITARIA</w:t>
         <w:br/>
       </w:r>
       <w:r>
@@ -77,7 +77,7 @@
           <w:b/>
           <w:sz w:val="24"/>
         </w:rPr>
-        <w:t>Autor: Cardona, Juliano</w:t>
+        <w:t>Autor: Juliano Cardona</w:t>
         <w:br/>
       </w:r>
       <w:r>
@@ -148,7 +148,7 @@
     <w:p>
       <w:pPr>
         <w:sectPr>
-          <w:footerReference w:type="default" r:id="rId9"/>
+          <w:footerReference w:type="default" r:id="rId11"/>
           <w:pgSz w:w="12240" w:h="15840"/>
           <w:pgMar w:top="1701" w:right="1701" w:bottom="1701" w:left="2268" w:header="720" w:footer="720" w:gutter="0"/>
           <w:cols w:space="720"/>
@@ -176,7 +176,7 @@
           <w:b/>
           <w:sz w:val="24"/>
         </w:rPr>
-        <w:t>MINISTERIO DEL PODER POPULAR PARA LA EDUCACIÓN</w:t>
+        <w:t>MINISTERIO DEL PODER POPULAR PARA LA EDUCACIÓN UNIVERSITARIA</w:t>
         <w:br/>
       </w:r>
       <w:r>
@@ -231,7 +231,7 @@
           <w:b/>
           <w:sz w:val="24"/>
         </w:rPr>
-        <w:t>Autor: Cardona, Juliano</w:t>
+        <w:t>Autor: Juliano Cardona</w:t>
         <w:br/>
       </w:r>
       <w:r>
@@ -302,7 +302,7 @@
     <w:p>
       <w:pPr>
         <w:sectPr>
-          <w:footerReference w:type="default" r:id="rId10"/>
+          <w:footerReference w:type="default" r:id="rId12"/>
           <w:pgSz w:w="12240" w:h="15840"/>
           <w:pgMar w:top="1701" w:right="1701" w:bottom="1701" w:left="2268" w:header="720" w:footer="720" w:gutter="0"/>
           <w:cols w:space="720"/>
@@ -328,7 +328,7 @@
     <w:p>
       <w:pPr>
         <w:sectPr>
-          <w:footerReference w:type="default" r:id="rId11"/>
+          <w:footerReference w:type="default" r:id="rId13"/>
           <w:pgSz w:w="12240" w:h="15840"/>
           <w:pgMar w:top="2835" w:right="1701" w:bottom="1701" w:left="2268" w:header="720" w:footer="720" w:gutter="0"/>
           <w:cols w:space="720"/>
@@ -349,13 +349,13 @@
           <w:i w:val="0"/>
           <w:sz w:val="24"/>
         </w:rPr>
-        <w:t>A mis padres, por su apoyo incondicional en cada paso de mi formación académica y personal.</w:t>
+        <w:t>A mi familia, por su apoyo incondicional en cada paso de mi formación académica y personal.</w:t>
       </w:r>
     </w:p>
     <w:p>
       <w:pPr>
         <w:sectPr>
-          <w:footerReference w:type="default" r:id="rId12"/>
+          <w:footerReference w:type="default" r:id="rId14"/>
           <w:type w:val="continuous"/>
           <w:pgSz w:w="12240" w:h="15840"/>
           <w:pgMar w:top="1701" w:right="1701" w:bottom="1701" w:left="2268" w:header="720" w:footer="720" w:gutter="0"/>
@@ -382,7 +382,7 @@
     <w:p>
       <w:pPr>
         <w:sectPr>
-          <w:footerReference w:type="default" r:id="rId13"/>
+          <w:footerReference w:type="default" r:id="rId15"/>
           <w:pgSz w:w="12240" w:h="15840"/>
           <w:pgMar w:top="2835" w:right="1701" w:bottom="1701" w:left="2268" w:header="720" w:footer="720" w:gutter="0"/>
           <w:cols w:space="720"/>
@@ -403,13 +403,13 @@
           <w:i w:val="0"/>
           <w:sz w:val="24"/>
         </w:rPr>
-        <w:t>A la Empresa Mixta Petrolera Venangocupet, S.A., por abrirme sus puertas y brindarme la oportunidad de desarrollar este proyecto técnico.</w:t>
+        <w:t>A la Empresa Mixta Petrolera Venangocupet, S.A., por abrir las puertas de su organización y brindar la oportunidad de desarrollar este proyecto técnico de la mano de excelentes profesionales.</w:t>
       </w:r>
     </w:p>
     <w:p>
       <w:pPr>
         <w:sectPr>
-          <w:footerReference w:type="default" r:id="rId14"/>
+          <w:footerReference w:type="default" r:id="rId16"/>
           <w:type w:val="continuous"/>
           <w:pgSz w:w="12240" w:h="15840"/>
           <w:pgMar w:top="1701" w:right="1701" w:bottom="1701" w:left="2268" w:header="720" w:footer="720" w:gutter="0"/>
@@ -436,7 +436,7 @@
     <w:p>
       <w:pPr>
         <w:sectPr>
-          <w:footerReference w:type="default" r:id="rId15"/>
+          <w:footerReference w:type="default" r:id="rId17"/>
           <w:pgSz w:w="12240" w:h="15840"/>
           <w:pgMar w:top="2835" w:right="1701" w:bottom="1701" w:left="2268" w:header="720" w:footer="720" w:gutter="0"/>
           <w:cols w:space="720"/>
@@ -457,7 +457,7 @@
           <w:i w:val="0"/>
           <w:sz w:val="24"/>
         </w:rPr>
-        <w:t>El presente informe describe el diseño de un sistema automatizado para el control, trazabilidad y reporte de movimientos documentales en la presidencia de la Empresa Mixta Petrolera Venangocupet, S.A. La investigación se enmarca en la modalidad de proyecto tecnológico apoyado en un diagnóstico de campo, donde se identificaron las demoras operativas, pérdida de trazabilidad y riesgos en la integridad física de los expedientes. El sistema propuesto incluye modelado lógico de datos, diagramas de flujo de información y prototipos de interfaces que garantizan un registro inmutable de cada transacción, optimizando la toma de decisiones por la alta gerencia.</w:t>
+        <w:t>El presente informe describe el diseño de un sistema automatizado para el control, trazabilidad y reporte de movimientos documentales en la Presidencia de la Empresa Mixta Petrolera Venangocupet, S.A. La investigación se enmarca en la modalidad de proyecto factible apoyado en un diagnóstico de campo. Durante el estudio se identificaron demoras operativas derivadas de la transcripción manual en hojas de cálculo y deficiencias en la generación de reportes inmediatos ante altos volúmenes de concurrencia. La solución tecnológica abarca el modelado lógico de datos en SQLite y la construcción de una aplicación de escritorio mediante código HTML empaquetado con el framework Wails, optimizando el registro, búsqueda y auditoría del flujo documental para fortalecer la toma de decisiones gerenciales.</w:t>
       </w:r>
     </w:p>
     <w:p/>
@@ -472,13 +472,13 @@
         <w:t xml:space="preserve">Palabras claves: </w:t>
       </w:r>
       <w:r>
-        <w:t>sistema, trazabilidad, petrolera, IUTECP, pasantías.</w:t>
+        <w:t>sistema, trazabilidad, automatización, Wails, proyecto factible, pasantías.</w:t>
       </w:r>
     </w:p>
     <w:p>
       <w:pPr>
         <w:sectPr>
-          <w:footerReference w:type="default" r:id="rId16"/>
+          <w:footerReference w:type="default" r:id="rId18"/>
           <w:type w:val="continuous"/>
           <w:pgSz w:w="12240" w:h="15840"/>
           <w:pgMar w:top="1701" w:right="1701" w:bottom="1701" w:left="2268" w:header="720" w:footer="720" w:gutter="0"/>
@@ -505,7 +505,7 @@
     <w:p>
       <w:pPr>
         <w:sectPr>
-          <w:footerReference w:type="default" r:id="rId17"/>
+          <w:footerReference w:type="default" r:id="rId19"/>
           <w:pgSz w:w="12240" w:h="15840"/>
           <w:pgMar w:top="2835" w:right="1701" w:bottom="1701" w:left="2268" w:header="720" w:footer="720" w:gutter="0"/>
           <w:cols w:space="720"/>
@@ -1374,7 +1374,7 @@
     <w:p>
       <w:pPr>
         <w:sectPr>
-          <w:footerReference w:type="default" r:id="rId18"/>
+          <w:footerReference w:type="default" r:id="rId20"/>
           <w:type w:val="continuous"/>
           <w:pgSz w:w="12240" w:h="15840"/>
           <w:pgMar w:top="1701" w:right="1701" w:bottom="1701" w:left="2268" w:header="720" w:footer="720" w:gutter="0"/>
@@ -1401,7 +1401,7 @@
     <w:p>
       <w:pPr>
         <w:sectPr>
-          <w:footerReference w:type="default" r:id="rId19"/>
+          <w:footerReference w:type="default" r:id="rId21"/>
           <w:pgSz w:w="12240" w:h="15840"/>
           <w:pgMar w:top="2835" w:right="1701" w:bottom="1701" w:left="2268" w:header="720" w:footer="720" w:gutter="0"/>
           <w:cols w:space="720"/>
@@ -1474,7 +1474,7 @@
         </w:rPr>
         <w:t>2</w:t>
         <w:tab/>
-        <w:t>Cronograma de actividades administrativas</w:t>
+        <w:t>Cronograma de actividades del proyecto factible</w:t>
         <w:tab/>
         <w:t>6</w:t>
       </w:r>
@@ -1482,7 +1482,7 @@
     <w:p>
       <w:pPr>
         <w:sectPr>
-          <w:footerReference w:type="default" r:id="rId20"/>
+          <w:footerReference w:type="default" r:id="rId22"/>
           <w:type w:val="continuous"/>
           <w:pgSz w:w="12240" w:h="15840"/>
           <w:pgMar w:top="1701" w:right="1701" w:bottom="1701" w:left="2268" w:header="720" w:footer="720" w:gutter="0"/>
@@ -1509,7 +1509,7 @@
     <w:p>
       <w:pPr>
         <w:sectPr>
-          <w:footerReference w:type="default" r:id="rId21"/>
+          <w:footerReference w:type="default" r:id="rId23"/>
           <w:pgSz w:w="12240" w:h="15840"/>
           <w:pgMar w:top="2835" w:right="1701" w:bottom="1701" w:left="2268" w:header="720" w:footer="720" w:gutter="0"/>
           <w:cols w:space="720"/>
@@ -1561,7 +1561,7 @@
         </w:rPr>
         <w:t>1</w:t>
         <w:tab/>
-        <w:t>Representación cartográfica y ubicación espacial de la empresa</w:t>
+        <w:t>Organigrama estructural y niveles jerárquicos de Venangocupet, S.A.</w:t>
         <w:tab/>
         <w:t>3</w:t>
       </w:r>
@@ -1582,7 +1582,7 @@
         </w:rPr>
         <w:t>2</w:t>
         <w:tab/>
-        <w:t>Organigrama estructural y niveles jerárquicos de la organización</w:t>
+        <w:t>Organigrama del Departamento de Presidencia.</w:t>
         <w:tab/>
         <w:t>4</w:t>
       </w:r>
@@ -1590,7 +1590,7 @@
     <w:p>
       <w:pPr>
         <w:sectPr>
-          <w:footerReference w:type="default" r:id="rId22"/>
+          <w:footerReference w:type="default" r:id="rId24"/>
           <w:type w:val="continuous"/>
           <w:pgSz w:w="12240" w:h="15840"/>
           <w:pgMar w:top="1701" w:right="1701" w:bottom="1701" w:left="2268" w:header="720" w:footer="720" w:gutter="0"/>
@@ -1617,7 +1617,7 @@
     <w:p>
       <w:pPr>
         <w:sectPr>
-          <w:footerReference w:type="default" r:id="rId23"/>
+          <w:footerReference w:type="default" r:id="rId25"/>
           <w:pgSz w:w="12240" w:h="15840"/>
           <w:pgMar w:top="2835" w:right="1701" w:bottom="1701" w:left="2268" w:header="720" w:footer="720" w:gutter="0"/>
           <w:cols w:space="720"/>
@@ -1669,7 +1669,7 @@
         </w:rPr>
         <w:t>A</w:t>
         <w:tab/>
-        <w:t>Definición de Términos Básicos</w:t>
+        <w:t>Diagrama Entidad-Relación de la Base de Datos</w:t>
         <w:tab/>
         <w:t>13</w:t>
       </w:r>
@@ -1690,7 +1690,7 @@
         </w:rPr>
         <w:t>B</w:t>
         <w:tab/>
-        <w:t>Planes de Trabajo</w:t>
+        <w:t>Capturas de la Interfaz del Sistema (Wails/HTML)</w:t>
         <w:tab/>
         <w:t>14</w:t>
       </w:r>
@@ -1711,7 +1711,7 @@
         </w:rPr>
         <w:t>C</w:t>
         <w:tab/>
-        <w:t>Memoria Fotográfica</w:t>
+        <w:t>Memoria Fotográfica del Área de Presidencia</w:t>
         <w:tab/>
         <w:t>15</w:t>
       </w:r>
@@ -1719,7 +1719,7 @@
     <w:p>
       <w:pPr>
         <w:sectPr>
-          <w:footerReference w:type="default" r:id="rId24"/>
+          <w:footerReference w:type="default" r:id="rId26"/>
           <w:type w:val="continuous"/>
           <w:pgSz w:w="12240" w:h="15840"/>
           <w:pgMar w:top="1701" w:right="1701" w:bottom="1701" w:left="2268" w:header="720" w:footer="720" w:gutter="0"/>
@@ -1746,7 +1746,7 @@
     <w:p>
       <w:pPr>
         <w:sectPr>
-          <w:footerReference w:type="default" r:id="rId25"/>
+          <w:footerReference w:type="default" r:id="rId27"/>
           <w:pgSz w:w="12240" w:h="15840"/>
           <w:pgMar w:top="2835" w:right="1701" w:bottom="1701" w:left="2268" w:header="720" w:footer="720" w:gutter="0"/>
           <w:cols w:space="720"/>
@@ -1767,13 +1767,13 @@
           <w:i w:val="0"/>
           <w:sz w:val="24"/>
         </w:rPr>
-        <w:t>La presente pasantía realizada en la Empresa Mixta Petrolera Venangocupet, S.A., tiene como propósito diseñar un sistema para el control, trazabilidad y reporte de movimientos documentales en la presidencia de la empresa, contribuyendo al fortalecimiento de los procesos administrativos y operativos de la organización.</w:t>
+        <w:t>La presente pasantía, desarrollada como requisito para optar al título de Técnico Superior Universitario en Informática, tiene como propósito proponer un sistema automatizado para el control de movimientos documentales en la Presidencia de Venangocupet, S.A. Este desarrollo busca sustituir el registro manual por una herramienta tecnológica de escritorio ágil y moderna, que garantice la trazabilidad de los expedientes, optimizando los tiempos de respuesta y dotando al departamento de un control exacto sobre la entrada y salida de oficios en alta dirección.</w:t>
       </w:r>
     </w:p>
     <w:p>
       <w:pPr>
         <w:sectPr>
-          <w:footerReference w:type="default" r:id="rId26"/>
+          <w:footerReference w:type="default" r:id="rId28"/>
           <w:type w:val="continuous"/>
           <w:pgSz w:w="12240" w:h="15840"/>
           <w:pgMar w:top="1701" w:right="1701" w:bottom="1701" w:left="2268" w:header="720" w:footer="720" w:gutter="0"/>
@@ -1814,7 +1814,7 @@
     <w:p>
       <w:pPr>
         <w:sectPr>
-          <w:footerReference w:type="default" r:id="rId27"/>
+          <w:footerReference w:type="default" r:id="rId29"/>
           <w:pgSz w:w="12240" w:h="15840"/>
           <w:pgMar w:top="2835" w:right="1701" w:bottom="1701" w:left="2268" w:header="720" w:footer="720" w:gutter="0"/>
           <w:cols w:space="720"/>
@@ -1849,7 +1849,7 @@
           <w:i w:val="0"/>
           <w:sz w:val="24"/>
         </w:rPr>
-        <w:t>La Empresa Mixta Petrolera Venangocupet, S.A., es una organización estratégica encargada de la exploración, extracción y comercialización de hidrocarburos en la Faja Petrolífera del Orinoco. Como filial de la corporación nacional, se enfoca en optimizar los recursos energéticos del país.</w:t>
+        <w:t>La práctica profesional se desarrolla en la Empresa Mixta Petrolera Venangocupet, S.A., entidad filial de la Corporación Venezolana de Petróleo (CVP). Su actividad principal se centra en la exploración y producción primaria de hidrocarburos, operando bajo los lineamientos estratégicos de la División Ayacucho de la Faja Petrolífera del Orinoco.</w:t>
       </w:r>
     </w:p>
     <w:p>
@@ -1911,7 +1911,7 @@
           <w:i w:val="0"/>
           <w:sz w:val="24"/>
         </w:rPr>
-        <w:t>Fundada en el año 2010 como una alianza estratégica internacional para maximizar la producción petrolera regional, Venangocupet ha consolidado una infraestructura técnica robusta y un equipo multidisciplinario altamente calificado en la gestión de hidrocarburos, adaptándose progresivamente a las exigencias normativas del sector.</w:t>
+        <w:t>Venangocupet, S.A. fue constituida formalmente el 26 de noviembre de 2012, como parte de la estrategia de alianzas para el desarrollo de la Faja Petrolífera del Orinoco. Inicialmente, su estructura accionaria estaba compuesta por un 60% correspondiente a Petróleos de Venezuela, S.A. (PDVSA), a través de la CVP, y un 40% distribuido entre socios internacionales.</w:t>
       </w:r>
     </w:p>
     <w:p>
@@ -1926,7 +1926,7 @@
           <w:i w:val="0"/>
           <w:sz w:val="24"/>
         </w:rPr>
-        <w:t>A lo largo de su evolución institucional, la empresa ha optimizado sus líneas de operaciones de campo y sus procesos de soporte administrativo, integrando tecnologías avanzadas para asegurar el control de sus operaciones financieras, técnicas y operativas.</w:t>
+        <w:t>El 26 de octubre de 2023, se registró un hito corporativo cuando los socios internacionales cedieron sus participaciones accionarias, consolidando el 100% del capital bajo el control de la filial de la CVP. Desde entonces, la empresa enfoca sus esfuerzos en la optimización operativa y la modernización tecnológica en el estado Anzoátegui.</w:t>
       </w:r>
     </w:p>
     <w:p>
@@ -1957,7 +1957,7 @@
           <w:i/>
           <w:sz w:val="24"/>
         </w:rPr>
-        <w:t>Contribuir eficazmente al desarrollo energético de la nación mediante operaciones seguras, eficientes y sustentables en la exploración y producción de crudo, a través del talento humano comprometido con la excelencia.</w:t>
+        <w:t>Realizar actividades primarias de hidrocarburos aplicando estrategias y tecnologías de calidad, con personal competente, motivado y con plena conciencia de seguridad ambiental hacia las personas, los bienes y el entorno. Su propósito es producir el máximo beneficio posible para la nación, en concordancia con el Plan Estratégico Socialista (P.E.S) de PDVSA.</w:t>
       </w:r>
     </w:p>
     <w:p>
@@ -1988,7 +1988,7 @@
           <w:i/>
           <w:sz w:val="24"/>
         </w:rPr>
-        <w:t>Ser la empresa mixta líder y de referencia nacional e internacional en la producción de hidrocarburos, reconocida por sus altos estándares técnicos, innovación tecnológica y responsabilidad socioambiental.</w:t>
+        <w:t>Constituirse como una empresa de referencia por excelencia en el negocio de hidrocarburos, caracterizada por ser productiva, innovadora y oportuna. Aspirar a impulsar el desarrollo sustentable manteniéndose a la vanguardia tecnológica para minimizar costos operativos y maximizar la recuperación de reservas.</w:t>
       </w:r>
     </w:p>
     <w:p>
@@ -2048,7 +2048,7 @@
           <w:rFonts w:ascii="Times New Roman" w:hAnsi="Times New Roman"/>
           <w:sz w:val="24"/>
         </w:rPr>
-        <w:t>Garantizar la ejecución oportuna y segura de las operaciones petroleras y administrativas.</w:t>
+        <w:t>Compromiso inquebrantable con la seguridad operativa y el bienestar del personal.</w:t>
       </w:r>
     </w:p>
     <w:p>
@@ -2070,14 +2070,14 @@
           <w:b/>
           <w:sz w:val="24"/>
         </w:rPr>
-        <w:t xml:space="preserve">Integridad: </w:t>
+        <w:t xml:space="preserve">Excelencia: </w:t>
       </w:r>
       <w:r>
         <w:rPr>
           <w:rFonts w:ascii="Times New Roman" w:hAnsi="Times New Roman"/>
           <w:sz w:val="24"/>
         </w:rPr>
-        <w:t>Proceder con ética y transparencia en la administración de los recursos del Estado.</w:t>
+        <w:t>Aplicación sistemática de altos estándares de calidad y rigor técnico en cada proceso.</w:t>
       </w:r>
     </w:p>
     <w:p>
@@ -2099,14 +2099,14 @@
           <w:b/>
           <w:sz w:val="24"/>
         </w:rPr>
-        <w:t xml:space="preserve">Calidad: </w:t>
+        <w:t xml:space="preserve">Innovación: </w:t>
       </w:r>
       <w:r>
         <w:rPr>
           <w:rFonts w:ascii="Times New Roman" w:hAnsi="Times New Roman"/>
           <w:sz w:val="24"/>
         </w:rPr>
-        <w:t>Asegurar la excelencia operativa y técnica en cada fase del proceso productivo y de gestión.</w:t>
+        <w:t>Fomento del uso de tecnologías de punta para optimizar la gestión integral de la empresa.</w:t>
       </w:r>
     </w:p>
     <w:p>
@@ -2128,14 +2128,14 @@
           <w:b/>
           <w:sz w:val="24"/>
         </w:rPr>
-        <w:t xml:space="preserve">Compromiso: </w:t>
+        <w:t xml:space="preserve">Sentido Social: </w:t>
       </w:r>
       <w:r>
         <w:rPr>
           <w:rFonts w:ascii="Times New Roman" w:hAnsi="Times New Roman"/>
           <w:sz w:val="24"/>
         </w:rPr>
-        <w:t>Dedicación plena hacia los objetivos corporativos y el desarrollo sustentable de la región.</w:t>
+        <w:t>Contribución activa al desarrollo productivo y la sostenibilidad como pilares operativos.</w:t>
       </w:r>
     </w:p>
     <w:p>
@@ -2187,7 +2187,7 @@
           <w:rFonts w:ascii="Times New Roman" w:hAnsi="Times New Roman"/>
           <w:sz w:val="24"/>
         </w:rPr>
-        <w:t>Maximizar la eficiencia operativa en la producción de crudo de la organización.</w:t>
+        <w:t>Maximizar la recuperación eficiente y segura de las reservas de hidrocarburos asignadas.</w:t>
       </w:r>
     </w:p>
     <w:p>
@@ -2208,7 +2208,7 @@
           <w:rFonts w:ascii="Times New Roman" w:hAnsi="Times New Roman"/>
           <w:sz w:val="24"/>
         </w:rPr>
-        <w:t>Garantizar el cumplimiento riguroso de las normativas de seguridad industrial y protección ambiental.</w:t>
+        <w:t>Minimizar los costos operativos mediante la optimización de recursos tecnológicos y logísticos.</w:t>
       </w:r>
     </w:p>
     <w:p>
@@ -2229,7 +2229,7 @@
           <w:rFonts w:ascii="Times New Roman" w:hAnsi="Times New Roman"/>
           <w:sz w:val="24"/>
         </w:rPr>
-        <w:t>Optimizar los procesos administrativos internos para asegurar una toma de decisiones gerenciales oportuna.</w:t>
+        <w:t>Garantizar la trazabilidad y el reporte oportuno de la información administrativa de la empresa.</w:t>
       </w:r>
     </w:p>
     <w:p>
@@ -2260,19 +2260,7 @@
           <w:i w:val="0"/>
           <w:sz w:val="24"/>
         </w:rPr>
-        <w:t>Av. Intercomunal, Complejo de Oficinas Administrativas Venangocupet, El tigre, Estado Anzoátegui.</w:t>
-      </w:r>
-    </w:p>
-    <w:p>
-      <w:pPr>
-        <w:jc w:val="center"/>
-      </w:pPr>
-      <w:r>
-        <w:rPr>
-          <w:i/>
-          <w:color w:val="FF0000"/>
-        </w:rPr>
-        <w:t>[IMAGEN NO ENCONTRADA: Gráfico 1. Representación cartográfica y ubicación espacial de la empresa.]</w:t>
+        <w:t>La Empresa Mixta Petrolera Venangocupet, S.A. se encuentra ubicada en el sur del estado Anzoátegui, operando geográficamente en los bloques asignados dentro de la División Ayacucho, Faja Petrolífera del Orinoco.</w:t>
       </w:r>
     </w:p>
     <w:p>
@@ -2303,7 +2291,7 @@
           <w:i w:val="0"/>
           <w:sz w:val="24"/>
         </w:rPr>
-        <w:t>La población laboral del complejo administrativo de Venangocupet, S.A., consta de personal administrativo de presidencia, analistas de operaciones, planificadores y técnicos de campo, coordinados de manera vertical para garantizar la continuidad operativa de la corporación.</w:t>
+        <w:t>La estructura del talento humano de la organización refleja un equipo multidisciplinario especializado en la gestión administrativa y operativa. La población total del personal directo asciende a 107 trabajadores.</w:t>
       </w:r>
     </w:p>
     <w:p>
@@ -2318,7 +2306,7 @@
           <w:i w:val="0"/>
           <w:sz w:val="24"/>
         </w:rPr>
-        <w:t>El área de presidencia actúa como el núcleo de toma de decisiones corporativas y de coordinación interdepartamental, siendo indispensable una gestión altamente eficiente y trazable de todo su flujo de documentos.</w:t>
+        <w:t>El Departamento de Presidencia, donde se desarrolló la investigación técnica, actúa como el nodo principal de recepción, revisión y canalización de correspondencia ejecutiva. Su operatividad exige un alto nivel de eficiencia en el control de flujos documentales concurrentes.</w:t>
       </w:r>
     </w:p>
     <w:p>
@@ -2349,25 +2337,137 @@
           <w:i w:val="0"/>
           <w:sz w:val="24"/>
         </w:rPr>
-        <w:t>La estructura organizativa de la empresa Venangocupet es vertical y se detalla en el organigrama general de la organización:</w:t>
+        <w:t>La arquitectura organizativa de Venangocupet, S.A. se fundamenta en un modelo jerárquico-funcional. La empresa está encabezada por la Junta Directiva y la Presidencia. A continuación, se presenta el organigrama general destacando el Área de Presidencia, contexto en el cual se aplicó el desarrollo tecnológico.</w:t>
       </w:r>
     </w:p>
     <w:p>
       <w:pPr>
+        <w:spacing w:before="480"/>
         <w:jc w:val="center"/>
       </w:pPr>
       <w:r>
-        <w:rPr>
-          <w:i/>
-          <w:color w:val="FF0000"/>
-        </w:rPr>
-        <w:t>[IMAGEN NO ENCONTRADA: Gráfico 2. Organigrama estructural y niveles jerárquicos de la organización.]</w:t>
+        <w:drawing>
+          <wp:inline xmlns:a="http://schemas.openxmlformats.org/drawingml/2006/main" xmlns:pic="http://schemas.openxmlformats.org/drawingml/2006/picture">
+            <wp:extent cx="4320000" cy="3674391"/>
+            <wp:docPr id="1" name="Picture 1"/>
+            <wp:cNvGraphicFramePr>
+              <a:graphicFrameLocks noChangeAspect="1"/>
+            </wp:cNvGraphicFramePr>
+            <a:graphic>
+              <a:graphicData uri="http://schemas.openxmlformats.org/drawingml/2006/picture">
+                <pic:pic>
+                  <pic:nvPicPr>
+                    <pic:cNvPr id="0" name="1.png"/>
+                    <pic:cNvPicPr/>
+                  </pic:nvPicPr>
+                  <pic:blipFill>
+                    <a:blip r:embed="rId9"/>
+                    <a:stretch>
+                      <a:fillRect/>
+                    </a:stretch>
+                  </pic:blipFill>
+                  <pic:spPr>
+                    <a:xfrm>
+                      <a:off x="0" y="0"/>
+                      <a:ext cx="4320000" cy="3674391"/>
+                    </a:xfrm>
+                    <a:prstGeom prst="rect"/>
+                  </pic:spPr>
+                </pic:pic>
+              </a:graphicData>
+            </a:graphic>
+          </wp:inline>
+        </w:drawing>
       </w:r>
     </w:p>
     <w:p>
       <w:pPr>
+        <w:spacing w:before="120" w:after="480"/>
+        <w:jc w:val="center"/>
+      </w:pPr>
+      <w:r>
+        <w:rPr>
+          <w:rFonts w:ascii="Times New Roman" w:hAnsi="Times New Roman"/>
+          <w:i/>
+          <w:sz w:val="24"/>
+        </w:rPr>
+        <w:t xml:space="preserve">Gráfico 1. </w:t>
+      </w:r>
+      <w:r>
+        <w:rPr>
+          <w:rFonts w:ascii="Times New Roman" w:hAnsi="Times New Roman"/>
+          <w:b/>
+          <w:sz w:val="24"/>
+        </w:rPr>
+        <w:t>Organigrama estructural y niveles jerárquicos de Venangocupet, S.A.</w:t>
+      </w:r>
+    </w:p>
+    <w:p>
+      <w:pPr>
+        <w:spacing w:before="480"/>
+        <w:jc w:val="center"/>
+      </w:pPr>
+      <w:r>
+        <w:drawing>
+          <wp:inline xmlns:a="http://schemas.openxmlformats.org/drawingml/2006/main" xmlns:pic="http://schemas.openxmlformats.org/drawingml/2006/picture">
+            <wp:extent cx="4320000" cy="2880000"/>
+            <wp:docPr id="2" name="Picture 2"/>
+            <wp:cNvGraphicFramePr>
+              <a:graphicFrameLocks noChangeAspect="1"/>
+            </wp:cNvGraphicFramePr>
+            <a:graphic>
+              <a:graphicData uri="http://schemas.openxmlformats.org/drawingml/2006/picture">
+                <pic:pic>
+                  <pic:nvPicPr>
+                    <pic:cNvPr id="0" name="2.png"/>
+                    <pic:cNvPicPr/>
+                  </pic:nvPicPr>
+                  <pic:blipFill>
+                    <a:blip r:embed="rId10"/>
+                    <a:stretch>
+                      <a:fillRect/>
+                    </a:stretch>
+                  </pic:blipFill>
+                  <pic:spPr>
+                    <a:xfrm>
+                      <a:off x="0" y="0"/>
+                      <a:ext cx="4320000" cy="2880000"/>
+                    </a:xfrm>
+                    <a:prstGeom prst="rect"/>
+                  </pic:spPr>
+                </pic:pic>
+              </a:graphicData>
+            </a:graphic>
+          </wp:inline>
+        </w:drawing>
+      </w:r>
+    </w:p>
+    <w:p>
+      <w:pPr>
+        <w:spacing w:before="120" w:after="480"/>
+        <w:jc w:val="center"/>
+      </w:pPr>
+      <w:r>
+        <w:rPr>
+          <w:rFonts w:ascii="Times New Roman" w:hAnsi="Times New Roman"/>
+          <w:i/>
+          <w:sz w:val="24"/>
+        </w:rPr>
+        <w:t xml:space="preserve">Gráfico 2. </w:t>
+      </w:r>
+      <w:r>
+        <w:rPr>
+          <w:rFonts w:ascii="Times New Roman" w:hAnsi="Times New Roman"/>
+          <w:b/>
+          <w:sz w:val="24"/>
+        </w:rPr>
+        <w:t>Organigrama del Departamento de Presidencia.</w:t>
+      </w:r>
+    </w:p>
+    <w:p>
+      <w:pPr>
         <w:sectPr>
-          <w:footerReference w:type="default" r:id="rId28"/>
+          <w:footerReference w:type="default" r:id="rId30"/>
           <w:type w:val="continuous"/>
           <w:pgSz w:w="12240" w:h="15840"/>
           <w:pgMar w:top="1701" w:right="1701" w:bottom="1701" w:left="2268" w:header="720" w:footer="720" w:gutter="0"/>
@@ -2408,7 +2508,7 @@
     <w:p>
       <w:pPr>
         <w:sectPr>
-          <w:footerReference w:type="default" r:id="rId29"/>
+          <w:footerReference w:type="default" r:id="rId31"/>
           <w:pgSz w:w="12240" w:h="15840"/>
           <w:pgMar w:top="2835" w:right="1701" w:bottom="1701" w:left="2268" w:header="720" w:footer="720" w:gutter="0"/>
           <w:cols w:space="720"/>
@@ -2443,7 +2543,7 @@
           <w:i w:val="0"/>
           <w:sz w:val="24"/>
         </w:rPr>
-        <w:t>Durante las actividades en la Presidencia de la Empresa Mixta Petrolera Venangocupet, S.A., se detectó que el control de movimientos documentales (oficios, contratos, memorandos, minutas y correspondencia en general) se realiza de forma manual y dispersa, utilizando herramientas no centralizadas de oficina.</w:t>
+        <w:t>El proceso administrativo en el Departamento de Presidencia funciona estrictamente como un nodo de tránsito y validación. El flujo procedimental consiste en recibir expedientes externos, someterlos a revisión ortográfica y de formato, y registrarlos para su entrega al Presidente de la empresa. Una vez firmados, se registra su salida y se despachan de forma inmediata hacia su departamento de destino, sin retener documentos propios de forma permanente.</w:t>
       </w:r>
     </w:p>
     <w:p>
@@ -2458,7 +2558,22 @@
           <w:i w:val="0"/>
           <w:sz w:val="24"/>
         </w:rPr>
-        <w:t>Esta falta de automatización y centralización genera retrasos considerables en la recuperación de información, pérdida de trazabilidad en las autorizaciones y riesgo de extravío de documentos críticos, afectando la eficiencia en la toma de decisiones por parte de la alta gerencia ante entes reguladores.</w:t>
+        <w:t>Actualmente, el control de este ciclo se ejecuta mediante hojas de cálculo convencionales. El flujo de expedientes es azaroso, alternando entre volúmenes mínimos y escenarios de ingresos masivos concurrentes. En dichos picos de alta demanda, el registro basado en el copiado y pegado manual de datos repetitivos ralentiza severamente el procesamiento y propicia errores humanos, tales como la duplicación de datos o la omisión de movimientos críticos.</w:t>
+      </w:r>
+    </w:p>
+    <w:p>
+      <w:pPr>
+        <w:spacing w:line="360" w:lineRule="auto" w:after="0" w:before="0"/>
+        <w:ind w:firstLine="709"/>
+        <w:jc w:val="both"/>
+      </w:pPr>
+      <w:r>
+        <w:rPr>
+          <w:rFonts w:ascii="Times New Roman" w:hAnsi="Times New Roman"/>
+          <w:i w:val="0"/>
+          <w:sz w:val="24"/>
+        </w:rPr>
+        <w:t>Adicionalmente, este mecanismo dificulta la generación de reportes inmediatos. Cuando la alta dirección solicita conocer el resumen de documentos firmados en el mes o el estatus de los expedientes pendientes por firma, el personal debe filtrar, interpretar y redactar la información manualmente. Esto retrasa la respuesta operativa del departamento y evidencia la necesidad inminente de un salto tecnológico hacia la automatización.</w:t>
       </w:r>
     </w:p>
     <w:p>
@@ -2487,7 +2602,7 @@
           <w:i w:val="0"/>
           <w:sz w:val="24"/>
         </w:rPr>
-        <w:t>Diseñar un sistema para el control, trazabilidad y reporte de movimientos documentales en la presidencia de la Empresa Mixta Petrolera Venangocupet, S.A., con el propósito de optimizar la gestión de la información, garantizar la seguridad de los archivos y mejorar la eficiencia de los procesos administrativos de la organización.</w:t>
+        <w:t>Proponer el desarrollo de un sistema automatizado para el control, trazabilidad y reporte de movimientos documentales en la Presidencia de la Empresa Mixta Petrolera Venangocupet, S.A., bajo la modalidad de proyecto factible.</w:t>
       </w:r>
     </w:p>
     <w:p>
@@ -2522,7 +2637,7 @@
           <w:rFonts w:ascii="Times New Roman" w:hAnsi="Times New Roman"/>
           <w:sz w:val="24"/>
         </w:rPr>
-        <w:t>Diagnosticar el proceso de control de correspondencia actual en el área de presidencia de la empresa para identificar cuellos de botella.</w:t>
+        <w:t>Diagnosticar la situación actual del flujo procedimental de recepción, firma y derivación de expedientes en el área de Presidencia.</w:t>
       </w:r>
     </w:p>
     <w:p>
@@ -2543,7 +2658,7 @@
           <w:rFonts w:ascii="Times New Roman" w:hAnsi="Times New Roman"/>
           <w:sz w:val="24"/>
         </w:rPr>
-        <w:t>Determinar los requerimientos técnicos y funcionales necesarios para el desarrollo del nuevo sistema de control.</w:t>
+        <w:t>Determinar los requerimientos técnicos y funcionales necesarios para la base de datos de trazabilidad documental.</w:t>
       </w:r>
     </w:p>
     <w:p>
@@ -2564,7 +2679,28 @@
           <w:rFonts w:ascii="Times New Roman" w:hAnsi="Times New Roman"/>
           <w:sz w:val="24"/>
         </w:rPr>
-        <w:t>Diseñar la estructura lógica del sistema y modelar la base de datos para la trazabilidad y reportes en tiempo real.</w:t>
+        <w:t>Diseñar la arquitectura lógica del sistema relacional y la interfaz gráfica de usuario para el entorno de escritorio.</w:t>
+      </w:r>
+    </w:p>
+    <w:p>
+      <w:pPr>
+        <w:spacing w:line="360" w:lineRule="auto"/>
+        <w:ind w:firstLine="709"/>
+        <w:jc w:val="both"/>
+      </w:pPr>
+      <w:r>
+        <w:rPr>
+          <w:rFonts w:ascii="Times New Roman" w:hAnsi="Times New Roman"/>
+          <w:sz w:val="24"/>
+        </w:rPr>
+        <w:t xml:space="preserve">4. </w:t>
+      </w:r>
+      <w:r>
+        <w:rPr>
+          <w:rFonts w:ascii="Times New Roman" w:hAnsi="Times New Roman"/>
+          <w:sz w:val="24"/>
+        </w:rPr>
+        <w:t>Desarrollar un prototipo funcional del sistema empleando bases de datos y tecnologías de empaquetado para su validación operativa.</w:t>
       </w:r>
     </w:p>
     <w:p>
@@ -2593,7 +2729,7 @@
           <w:i w:val="0"/>
           <w:sz w:val="24"/>
         </w:rPr>
-        <w:t>La planificación establece la relación entre cada objetivo y las actividades administrativas a ejecutar:</w:t>
+        <w:t>La planificación establece la relación entre cada objetivo y las actividades técnicas a ejecutar para el desarrollo del proyecto factible:</w:t>
       </w:r>
     </w:p>
     <w:p>
@@ -2735,7 +2871,7 @@
                 <w:color w:val="000000"/>
                 <w:sz w:val="20"/>
               </w:rPr>
-              <w:t>Diagnosticar la situación actual de los movimientos documentales en presidencia.</w:t>
+              <w:t>Diagnosticar el flujo procedimental actual de los movimientos documentales.</w:t>
             </w:r>
           </w:p>
         </w:tc>
@@ -2756,7 +2892,7 @@
                 <w:color w:val="000000"/>
                 <w:sz w:val="20"/>
               </w:rPr>
-              <w:t>Entrevistas y observación directa de flujos documentales.</w:t>
+              <w:t>Observación directa del ciclo de los expedientes y evaluación de fallas en las hojas de cálculo.</w:t>
             </w:r>
           </w:p>
         </w:tc>
@@ -2777,7 +2913,7 @@
                 <w:color w:val="000000"/>
                 <w:sz w:val="20"/>
               </w:rPr>
-              <w:t>Guía de observación, PC, notas.</w:t>
+              <w:t>Cuaderno de notas, registros de Excel, mapeo in situ.</w:t>
             </w:r>
           </w:p>
         </w:tc>
@@ -2798,7 +2934,7 @@
                 <w:color w:val="000000"/>
                 <w:sz w:val="20"/>
               </w:rPr>
-              <w:t>Mapeo situacional elaborado.</w:t>
+              <w:t>Diagnóstico técnico y detección de cuellos de botella.</w:t>
             </w:r>
           </w:p>
         </w:tc>
@@ -2821,7 +2957,7 @@
                 <w:color w:val="000000"/>
                 <w:sz w:val="20"/>
               </w:rPr>
-              <w:t>Determinar los requerimientos del nuevo sistema.</w:t>
+              <w:t>Determinar los requerimientos técnicos y funcionales del sistema.</w:t>
             </w:r>
           </w:p>
         </w:tc>
@@ -2842,7 +2978,7 @@
                 <w:color w:val="000000"/>
                 <w:sz w:val="20"/>
               </w:rPr>
-              <w:t>Análisis de procesos internos y formatos vigentes.</w:t>
+              <w:t>Levantamiento de metadatos requeridos (fechas, remitente, estatus) y reglas de validación.</w:t>
             </w:r>
           </w:p>
         </w:tc>
@@ -2863,7 +2999,7 @@
                 <w:color w:val="000000"/>
                 <w:sz w:val="20"/>
               </w:rPr>
-              <w:t>Plantillas de requerimientos, ERS.</w:t>
+              <w:t>Reuniones de planificación y formatos de requerimientos.</w:t>
             </w:r>
           </w:p>
         </w:tc>
@@ -2884,7 +3020,7 @@
                 <w:color w:val="000000"/>
                 <w:sz w:val="20"/>
               </w:rPr>
-              <w:t>Documento de requerimientos validado.</w:t>
+              <w:t>Diccionario de datos e informe de especificaciones.</w:t>
             </w:r>
           </w:p>
         </w:tc>
@@ -2907,7 +3043,7 @@
                 <w:color w:val="000000"/>
                 <w:sz w:val="20"/>
               </w:rPr>
-              <w:t>Diseñar la estructura lógica del sistema y modelar base de datos.</w:t>
+              <w:t>Diseñar la arquitectura lógica y la interfaz gráfica de usuario.</w:t>
             </w:r>
           </w:p>
         </w:tc>
@@ -2928,7 +3064,7 @@
                 <w:color w:val="000000"/>
                 <w:sz w:val="20"/>
               </w:rPr>
-              <w:t>Diseño de diagramas de flujo y modelado de datos.</w:t>
+              <w:t>Modelado del diagrama Entidad-Relación y diseño de los módulos visuales en código HTML.</w:t>
             </w:r>
           </w:p>
         </w:tc>
@@ -2949,7 +3085,7 @@
                 <w:color w:val="000000"/>
                 <w:sz w:val="20"/>
               </w:rPr>
-              <w:t>CASE tools, draw.io, PC.</w:t>
+              <w:t>Herramientas de modelado, editores de código web.</w:t>
             </w:r>
           </w:p>
         </w:tc>
@@ -2970,7 +3106,93 @@
                 <w:color w:val="000000"/>
                 <w:sz w:val="20"/>
               </w:rPr>
-              <w:t>Diseño de base de datos aprobado.</w:t>
+              <w:t>Modelo relacional normalizado y maquetado de interfaz.</w:t>
+            </w:r>
+          </w:p>
+        </w:tc>
+      </w:tr>
+      <w:tr>
+        <w:tc>
+          <w:tcPr>
+            <w:tcW w:w="2551" w:type="dxa"/>
+            <w:shd w:val="clear" w:color="auto" w:fill="D9E1F2"/>
+          </w:tcPr>
+          <w:p>
+            <w:pPr>
+              <w:spacing w:before="60" w:after="60" w:line="240" w:lineRule="auto"/>
+              <w:jc w:val="both"/>
+            </w:pPr>
+            <w:r>
+              <w:rPr>
+                <w:rFonts w:ascii="Times New Roman" w:hAnsi="Times New Roman"/>
+                <w:b w:val="0"/>
+                <w:color w:val="000000"/>
+                <w:sz w:val="20"/>
+              </w:rPr>
+              <w:t>Desarrollar un prototipo funcional del sistema para su validación.</w:t>
+            </w:r>
+          </w:p>
+        </w:tc>
+        <w:tc>
+          <w:tcPr>
+            <w:tcW w:w="2551" w:type="dxa"/>
+            <w:shd w:val="clear" w:color="auto" w:fill="D9E1F2"/>
+          </w:tcPr>
+          <w:p>
+            <w:pPr>
+              <w:spacing w:before="60" w:after="60" w:line="240" w:lineRule="auto"/>
+              <w:jc w:val="both"/>
+            </w:pPr>
+            <w:r>
+              <w:rPr>
+                <w:rFonts w:ascii="Times New Roman" w:hAnsi="Times New Roman"/>
+                <w:b w:val="0"/>
+                <w:color w:val="000000"/>
+                <w:sz w:val="20"/>
+              </w:rPr>
+              <w:t>Implementación en SQLite, integración de la interfaz con Wails y ejecución de pruebas de escritorio.</w:t>
+            </w:r>
+          </w:p>
+        </w:tc>
+        <w:tc>
+          <w:tcPr>
+            <w:tcW w:w="1701" w:type="dxa"/>
+            <w:shd w:val="clear" w:color="auto" w:fill="D9E1F2"/>
+          </w:tcPr>
+          <w:p>
+            <w:pPr>
+              <w:spacing w:before="60" w:after="60" w:line="240" w:lineRule="auto"/>
+              <w:jc w:val="both"/>
+            </w:pPr>
+            <w:r>
+              <w:rPr>
+                <w:rFonts w:ascii="Times New Roman" w:hAnsi="Times New Roman"/>
+                <w:b w:val="0"/>
+                <w:color w:val="000000"/>
+                <w:sz w:val="20"/>
+              </w:rPr>
+              <w:t>Framework Wails, motor SQLite, equipo informático.</w:t>
+            </w:r>
+          </w:p>
+        </w:tc>
+        <w:tc>
+          <w:tcPr>
+            <w:tcW w:w="1984" w:type="dxa"/>
+            <w:shd w:val="clear" w:color="auto" w:fill="D9E1F2"/>
+          </w:tcPr>
+          <w:p>
+            <w:pPr>
+              <w:spacing w:before="60" w:after="60" w:line="240" w:lineRule="auto"/>
+              <w:jc w:val="both"/>
+            </w:pPr>
+            <w:r>
+              <w:rPr>
+                <w:rFonts w:ascii="Times New Roman" w:hAnsi="Times New Roman"/>
+                <w:b w:val="0"/>
+                <w:color w:val="000000"/>
+                <w:sz w:val="20"/>
+              </w:rPr>
+              <w:t>Aplicación de escritorio operativa y probada.</w:t>
             </w:r>
           </w:p>
         </w:tc>
@@ -3003,7 +3225,7 @@
           <w:i w:val="0"/>
           <w:sz w:val="24"/>
         </w:rPr>
-        <w:t>El cronograma estructura temporalmente las tareas administrativas garantizando el cumplimiento del manual documental propuesto:</w:t>
+        <w:t>El cronograma estructura temporalmente las fases de diseño y desarrollo del sistema automatizado, distribuidas a lo largo de las ocho (8) semanas de duración de la pasantía:</w:t>
       </w:r>
     </w:p>
     <w:p>
@@ -3025,7 +3247,7 @@
           <w:i/>
           <w:sz w:val="24"/>
         </w:rPr>
-        <w:t>Cronograma de actividades administrativas.</w:t>
+        <w:t>Cronograma de actividades del proyecto factible.</w:t>
       </w:r>
     </w:p>
     <w:tbl>
@@ -3037,11 +3259,14 @@
       </w:tblPr>
       <w:tblGrid>
         <w:gridCol w:w="5386"/>
-        <w:gridCol w:w="577"/>
-        <w:gridCol w:w="577"/>
-        <w:gridCol w:w="577"/>
-        <w:gridCol w:w="577"/>
-        <w:gridCol w:w="577"/>
+        <w:gridCol w:w="360"/>
+        <w:gridCol w:w="360"/>
+        <w:gridCol w:w="360"/>
+        <w:gridCol w:w="360"/>
+        <w:gridCol w:w="360"/>
+        <w:gridCol w:w="360"/>
+        <w:gridCol w:w="360"/>
+        <w:gridCol w:w="360"/>
       </w:tblGrid>
       <w:tr>
         <w:tc>
@@ -3067,7 +3292,7 @@
         </w:tc>
         <w:tc>
           <w:tcPr>
-            <w:tcW w:w="577" w:type="dxa"/>
+            <w:tcW w:w="360" w:type="dxa"/>
             <w:shd w:val="clear" w:color="auto" w:fill="4472C4"/>
           </w:tcPr>
           <w:p>
@@ -3088,7 +3313,7 @@
         </w:tc>
         <w:tc>
           <w:tcPr>
-            <w:tcW w:w="577" w:type="dxa"/>
+            <w:tcW w:w="360" w:type="dxa"/>
             <w:shd w:val="clear" w:color="auto" w:fill="4472C4"/>
           </w:tcPr>
           <w:p>
@@ -3109,7 +3334,7 @@
         </w:tc>
         <w:tc>
           <w:tcPr>
-            <w:tcW w:w="577" w:type="dxa"/>
+            <w:tcW w:w="360" w:type="dxa"/>
             <w:shd w:val="clear" w:color="auto" w:fill="4472C4"/>
           </w:tcPr>
           <w:p>
@@ -3130,7 +3355,7 @@
         </w:tc>
         <w:tc>
           <w:tcPr>
-            <w:tcW w:w="577" w:type="dxa"/>
+            <w:tcW w:w="360" w:type="dxa"/>
             <w:shd w:val="clear" w:color="auto" w:fill="4472C4"/>
           </w:tcPr>
           <w:p>
@@ -3151,7 +3376,7 @@
         </w:tc>
         <w:tc>
           <w:tcPr>
-            <w:tcW w:w="577" w:type="dxa"/>
+            <w:tcW w:w="360" w:type="dxa"/>
             <w:shd w:val="clear" w:color="auto" w:fill="4472C4"/>
           </w:tcPr>
           <w:p>
@@ -3167,6 +3392,69 @@
                 <w:sz w:val="18"/>
               </w:rPr>
               <w:t>S5</w:t>
+            </w:r>
+          </w:p>
+        </w:tc>
+        <w:tc>
+          <w:tcPr>
+            <w:tcW w:w="360" w:type="dxa"/>
+            <w:shd w:val="clear" w:color="auto" w:fill="4472C4"/>
+          </w:tcPr>
+          <w:p>
+            <w:pPr>
+              <w:spacing w:before="60" w:after="60" w:line="240" w:lineRule="auto"/>
+              <w:jc w:val="center"/>
+            </w:pPr>
+            <w:r>
+              <w:rPr>
+                <w:rFonts w:ascii="Times New Roman" w:hAnsi="Times New Roman"/>
+                <w:b/>
+                <w:color w:val="FFFFFF"/>
+                <w:sz w:val="18"/>
+              </w:rPr>
+              <w:t>S6</w:t>
+            </w:r>
+          </w:p>
+        </w:tc>
+        <w:tc>
+          <w:tcPr>
+            <w:tcW w:w="360" w:type="dxa"/>
+            <w:shd w:val="clear" w:color="auto" w:fill="4472C4"/>
+          </w:tcPr>
+          <w:p>
+            <w:pPr>
+              <w:spacing w:before="60" w:after="60" w:line="240" w:lineRule="auto"/>
+              <w:jc w:val="center"/>
+            </w:pPr>
+            <w:r>
+              <w:rPr>
+                <w:rFonts w:ascii="Times New Roman" w:hAnsi="Times New Roman"/>
+                <w:b/>
+                <w:color w:val="FFFFFF"/>
+                <w:sz w:val="18"/>
+              </w:rPr>
+              <w:t>S7</w:t>
+            </w:r>
+          </w:p>
+        </w:tc>
+        <w:tc>
+          <w:tcPr>
+            <w:tcW w:w="360" w:type="dxa"/>
+            <w:shd w:val="clear" w:color="auto" w:fill="4472C4"/>
+          </w:tcPr>
+          <w:p>
+            <w:pPr>
+              <w:spacing w:before="60" w:after="60" w:line="240" w:lineRule="auto"/>
+              <w:jc w:val="center"/>
+            </w:pPr>
+            <w:r>
+              <w:rPr>
+                <w:rFonts w:ascii="Times New Roman" w:hAnsi="Times New Roman"/>
+                <w:b/>
+                <w:color w:val="FFFFFF"/>
+                <w:sz w:val="18"/>
+              </w:rPr>
+              <w:t>S8</w:t>
             </w:r>
           </w:p>
         </w:tc>
@@ -3189,13 +3477,13 @@
                 <w:color w:val="000000"/>
                 <w:sz w:val="20"/>
               </w:rPr>
-              <w:t>Reconocimiento del departamento administrativo.</w:t>
+              <w:t>Diagnóstico del flujo documental y debilidades del Excel.</w:t>
             </w:r>
           </w:p>
         </w:tc>
         <w:tc>
           <w:tcPr>
-            <w:tcW w:w="577" w:type="dxa"/>
+            <w:tcW w:w="360" w:type="dxa"/>
             <w:shd w:val="clear" w:color="auto" w:fill="70AD47"/>
           </w:tcPr>
           <w:p>
@@ -3216,7 +3504,7 @@
         </w:tc>
         <w:tc>
           <w:tcPr>
-            <w:tcW w:w="577" w:type="dxa"/>
+            <w:tcW w:w="360" w:type="dxa"/>
             <w:shd w:val="clear" w:color="auto" w:fill="FFFFFF"/>
           </w:tcPr>
           <w:p>
@@ -3236,7 +3524,7 @@
         </w:tc>
         <w:tc>
           <w:tcPr>
-            <w:tcW w:w="577" w:type="dxa"/>
+            <w:tcW w:w="360" w:type="dxa"/>
             <w:shd w:val="clear" w:color="auto" w:fill="FFFFFF"/>
           </w:tcPr>
           <w:p>
@@ -3256,7 +3544,7 @@
         </w:tc>
         <w:tc>
           <w:tcPr>
-            <w:tcW w:w="577" w:type="dxa"/>
+            <w:tcW w:w="360" w:type="dxa"/>
             <w:shd w:val="clear" w:color="auto" w:fill="FFFFFF"/>
           </w:tcPr>
           <w:p>
@@ -3276,7 +3564,67 @@
         </w:tc>
         <w:tc>
           <w:tcPr>
-            <w:tcW w:w="577" w:type="dxa"/>
+            <w:tcW w:w="360" w:type="dxa"/>
+            <w:shd w:val="clear" w:color="auto" w:fill="FFFFFF"/>
+          </w:tcPr>
+          <w:p>
+            <w:pPr>
+              <w:spacing w:before="60" w:after="60" w:line="240" w:lineRule="auto"/>
+              <w:jc w:val="center"/>
+            </w:pPr>
+            <w:r>
+              <w:rPr>
+                <w:rFonts w:ascii="Times New Roman" w:hAnsi="Times New Roman"/>
+                <w:b w:val="0"/>
+                <w:color w:val="000000"/>
+                <w:sz w:val="18"/>
+              </w:rPr>
+            </w:r>
+          </w:p>
+        </w:tc>
+        <w:tc>
+          <w:tcPr>
+            <w:tcW w:w="360" w:type="dxa"/>
+            <w:shd w:val="clear" w:color="auto" w:fill="FFFFFF"/>
+          </w:tcPr>
+          <w:p>
+            <w:pPr>
+              <w:spacing w:before="60" w:after="60" w:line="240" w:lineRule="auto"/>
+              <w:jc w:val="center"/>
+            </w:pPr>
+            <w:r>
+              <w:rPr>
+                <w:rFonts w:ascii="Times New Roman" w:hAnsi="Times New Roman"/>
+                <w:b w:val="0"/>
+                <w:color w:val="000000"/>
+                <w:sz w:val="18"/>
+              </w:rPr>
+            </w:r>
+          </w:p>
+        </w:tc>
+        <w:tc>
+          <w:tcPr>
+            <w:tcW w:w="360" w:type="dxa"/>
+            <w:shd w:val="clear" w:color="auto" w:fill="FFFFFF"/>
+          </w:tcPr>
+          <w:p>
+            <w:pPr>
+              <w:spacing w:before="60" w:after="60" w:line="240" w:lineRule="auto"/>
+              <w:jc w:val="center"/>
+            </w:pPr>
+            <w:r>
+              <w:rPr>
+                <w:rFonts w:ascii="Times New Roman" w:hAnsi="Times New Roman"/>
+                <w:b w:val="0"/>
+                <w:color w:val="000000"/>
+                <w:sz w:val="18"/>
+              </w:rPr>
+            </w:r>
+          </w:p>
+        </w:tc>
+        <w:tc>
+          <w:tcPr>
+            <w:tcW w:w="360" w:type="dxa"/>
             <w:shd w:val="clear" w:color="auto" w:fill="FFFFFF"/>
           </w:tcPr>
           <w:p>
@@ -3313,13 +3661,33 @@
                 <w:color w:val="000000"/>
                 <w:sz w:val="20"/>
               </w:rPr>
-              <w:t>Levantamiento de información preliminar de procura.</w:t>
+              <w:t>Diseño del modelo relacional y diccionario de datos.</w:t>
             </w:r>
           </w:p>
         </w:tc>
         <w:tc>
           <w:tcPr>
-            <w:tcW w:w="577" w:type="dxa"/>
+            <w:tcW w:w="360" w:type="dxa"/>
+            <w:shd w:val="clear" w:color="auto" w:fill="D9E1F2"/>
+          </w:tcPr>
+          <w:p>
+            <w:pPr>
+              <w:spacing w:before="60" w:after="60" w:line="240" w:lineRule="auto"/>
+              <w:jc w:val="center"/>
+            </w:pPr>
+            <w:r>
+              <w:rPr>
+                <w:rFonts w:ascii="Times New Roman" w:hAnsi="Times New Roman"/>
+                <w:b w:val="0"/>
+                <w:color w:val="000000"/>
+                <w:sz w:val="18"/>
+              </w:rPr>
+            </w:r>
+          </w:p>
+        </w:tc>
+        <w:tc>
+          <w:tcPr>
+            <w:tcW w:w="360" w:type="dxa"/>
             <w:shd w:val="clear" w:color="auto" w:fill="70AD47"/>
           </w:tcPr>
           <w:p>
@@ -3340,28 +3708,7 @@
         </w:tc>
         <w:tc>
           <w:tcPr>
-            <w:tcW w:w="577" w:type="dxa"/>
-            <w:shd w:val="clear" w:color="auto" w:fill="70AD47"/>
-          </w:tcPr>
-          <w:p>
-            <w:pPr>
-              <w:spacing w:before="60" w:after="60" w:line="240" w:lineRule="auto"/>
-              <w:jc w:val="center"/>
-            </w:pPr>
-            <w:r>
-              <w:rPr>
-                <w:rFonts w:ascii="Times New Roman" w:hAnsi="Times New Roman"/>
-                <w:b w:val="0"/>
-                <w:color w:val="FFFFFF"/>
-                <w:sz w:val="18"/>
-              </w:rPr>
-              <w:t>✓</w:t>
-            </w:r>
-          </w:p>
-        </w:tc>
-        <w:tc>
-          <w:tcPr>
-            <w:tcW w:w="577" w:type="dxa"/>
+            <w:tcW w:w="360" w:type="dxa"/>
             <w:shd w:val="clear" w:color="auto" w:fill="D9E1F2"/>
           </w:tcPr>
           <w:p>
@@ -3381,7 +3728,7 @@
         </w:tc>
         <w:tc>
           <w:tcPr>
-            <w:tcW w:w="577" w:type="dxa"/>
+            <w:tcW w:w="360" w:type="dxa"/>
             <w:shd w:val="clear" w:color="auto" w:fill="D9E1F2"/>
           </w:tcPr>
           <w:p>
@@ -3401,7 +3748,67 @@
         </w:tc>
         <w:tc>
           <w:tcPr>
-            <w:tcW w:w="577" w:type="dxa"/>
+            <w:tcW w:w="360" w:type="dxa"/>
+            <w:shd w:val="clear" w:color="auto" w:fill="D9E1F2"/>
+          </w:tcPr>
+          <w:p>
+            <w:pPr>
+              <w:spacing w:before="60" w:after="60" w:line="240" w:lineRule="auto"/>
+              <w:jc w:val="center"/>
+            </w:pPr>
+            <w:r>
+              <w:rPr>
+                <w:rFonts w:ascii="Times New Roman" w:hAnsi="Times New Roman"/>
+                <w:b w:val="0"/>
+                <w:color w:val="000000"/>
+                <w:sz w:val="18"/>
+              </w:rPr>
+            </w:r>
+          </w:p>
+        </w:tc>
+        <w:tc>
+          <w:tcPr>
+            <w:tcW w:w="360" w:type="dxa"/>
+            <w:shd w:val="clear" w:color="auto" w:fill="D9E1F2"/>
+          </w:tcPr>
+          <w:p>
+            <w:pPr>
+              <w:spacing w:before="60" w:after="60" w:line="240" w:lineRule="auto"/>
+              <w:jc w:val="center"/>
+            </w:pPr>
+            <w:r>
+              <w:rPr>
+                <w:rFonts w:ascii="Times New Roman" w:hAnsi="Times New Roman"/>
+                <w:b w:val="0"/>
+                <w:color w:val="000000"/>
+                <w:sz w:val="18"/>
+              </w:rPr>
+            </w:r>
+          </w:p>
+        </w:tc>
+        <w:tc>
+          <w:tcPr>
+            <w:tcW w:w="360" w:type="dxa"/>
+            <w:shd w:val="clear" w:color="auto" w:fill="D9E1F2"/>
+          </w:tcPr>
+          <w:p>
+            <w:pPr>
+              <w:spacing w:before="60" w:after="60" w:line="240" w:lineRule="auto"/>
+              <w:jc w:val="center"/>
+            </w:pPr>
+            <w:r>
+              <w:rPr>
+                <w:rFonts w:ascii="Times New Roman" w:hAnsi="Times New Roman"/>
+                <w:b w:val="0"/>
+                <w:color w:val="000000"/>
+                <w:sz w:val="18"/>
+              </w:rPr>
+            </w:r>
+          </w:p>
+        </w:tc>
+        <w:tc>
+          <w:tcPr>
+            <w:tcW w:w="360" w:type="dxa"/>
             <w:shd w:val="clear" w:color="auto" w:fill="D9E1F2"/>
           </w:tcPr>
           <w:p>
@@ -3438,13 +3845,13 @@
                 <w:color w:val="000000"/>
                 <w:sz w:val="20"/>
               </w:rPr>
-              <w:t>Entrevistas al personal sobre cuellos de botella.</w:t>
+              <w:t>Despliegue de la DB en SQLite y maquetado lógico.</w:t>
             </w:r>
           </w:p>
         </w:tc>
         <w:tc>
           <w:tcPr>
-            <w:tcW w:w="577" w:type="dxa"/>
+            <w:tcW w:w="360" w:type="dxa"/>
             <w:shd w:val="clear" w:color="auto" w:fill="FFFFFF"/>
           </w:tcPr>
           <w:p>
@@ -3464,7 +3871,27 @@
         </w:tc>
         <w:tc>
           <w:tcPr>
-            <w:tcW w:w="577" w:type="dxa"/>
+            <w:tcW w:w="360" w:type="dxa"/>
+            <w:shd w:val="clear" w:color="auto" w:fill="FFFFFF"/>
+          </w:tcPr>
+          <w:p>
+            <w:pPr>
+              <w:spacing w:before="60" w:after="60" w:line="240" w:lineRule="auto"/>
+              <w:jc w:val="center"/>
+            </w:pPr>
+            <w:r>
+              <w:rPr>
+                <w:rFonts w:ascii="Times New Roman" w:hAnsi="Times New Roman"/>
+                <w:b w:val="0"/>
+                <w:color w:val="000000"/>
+                <w:sz w:val="18"/>
+              </w:rPr>
+            </w:r>
+          </w:p>
+        </w:tc>
+        <w:tc>
+          <w:tcPr>
+            <w:tcW w:w="360" w:type="dxa"/>
             <w:shd w:val="clear" w:color="auto" w:fill="70AD47"/>
           </w:tcPr>
           <w:p>
@@ -3485,28 +3912,7 @@
         </w:tc>
         <w:tc>
           <w:tcPr>
-            <w:tcW w:w="577" w:type="dxa"/>
-            <w:shd w:val="clear" w:color="auto" w:fill="70AD47"/>
-          </w:tcPr>
-          <w:p>
-            <w:pPr>
-              <w:spacing w:before="60" w:after="60" w:line="240" w:lineRule="auto"/>
-              <w:jc w:val="center"/>
-            </w:pPr>
-            <w:r>
-              <w:rPr>
-                <w:rFonts w:ascii="Times New Roman" w:hAnsi="Times New Roman"/>
-                <w:b w:val="0"/>
-                <w:color w:val="FFFFFF"/>
-                <w:sz w:val="18"/>
-              </w:rPr>
-              <w:t>✓</w:t>
-            </w:r>
-          </w:p>
-        </w:tc>
-        <w:tc>
-          <w:tcPr>
-            <w:tcW w:w="577" w:type="dxa"/>
+            <w:tcW w:w="360" w:type="dxa"/>
             <w:shd w:val="clear" w:color="auto" w:fill="FFFFFF"/>
           </w:tcPr>
           <w:p>
@@ -3526,7 +3932,67 @@
         </w:tc>
         <w:tc>
           <w:tcPr>
-            <w:tcW w:w="577" w:type="dxa"/>
+            <w:tcW w:w="360" w:type="dxa"/>
+            <w:shd w:val="clear" w:color="auto" w:fill="FFFFFF"/>
+          </w:tcPr>
+          <w:p>
+            <w:pPr>
+              <w:spacing w:before="60" w:after="60" w:line="240" w:lineRule="auto"/>
+              <w:jc w:val="center"/>
+            </w:pPr>
+            <w:r>
+              <w:rPr>
+                <w:rFonts w:ascii="Times New Roman" w:hAnsi="Times New Roman"/>
+                <w:b w:val="0"/>
+                <w:color w:val="000000"/>
+                <w:sz w:val="18"/>
+              </w:rPr>
+            </w:r>
+          </w:p>
+        </w:tc>
+        <w:tc>
+          <w:tcPr>
+            <w:tcW w:w="360" w:type="dxa"/>
+            <w:shd w:val="clear" w:color="auto" w:fill="FFFFFF"/>
+          </w:tcPr>
+          <w:p>
+            <w:pPr>
+              <w:spacing w:before="60" w:after="60" w:line="240" w:lineRule="auto"/>
+              <w:jc w:val="center"/>
+            </w:pPr>
+            <w:r>
+              <w:rPr>
+                <w:rFonts w:ascii="Times New Roman" w:hAnsi="Times New Roman"/>
+                <w:b w:val="0"/>
+                <w:color w:val="000000"/>
+                <w:sz w:val="18"/>
+              </w:rPr>
+            </w:r>
+          </w:p>
+        </w:tc>
+        <w:tc>
+          <w:tcPr>
+            <w:tcW w:w="360" w:type="dxa"/>
+            <w:shd w:val="clear" w:color="auto" w:fill="FFFFFF"/>
+          </w:tcPr>
+          <w:p>
+            <w:pPr>
+              <w:spacing w:before="60" w:after="60" w:line="240" w:lineRule="auto"/>
+              <w:jc w:val="center"/>
+            </w:pPr>
+            <w:r>
+              <w:rPr>
+                <w:rFonts w:ascii="Times New Roman" w:hAnsi="Times New Roman"/>
+                <w:b w:val="0"/>
+                <w:color w:val="000000"/>
+                <w:sz w:val="18"/>
+              </w:rPr>
+            </w:r>
+          </w:p>
+        </w:tc>
+        <w:tc>
+          <w:tcPr>
+            <w:tcW w:w="360" w:type="dxa"/>
             <w:shd w:val="clear" w:color="auto" w:fill="FFFFFF"/>
           </w:tcPr>
           <w:p>
@@ -3563,13 +4029,13 @@
                 <w:color w:val="000000"/>
                 <w:sz w:val="20"/>
               </w:rPr>
-              <w:t>Análisis y diagnóstico situacional.</w:t>
+              <w:t>Programación de interfaces gráficas mediante código HTML.</w:t>
             </w:r>
           </w:p>
         </w:tc>
         <w:tc>
           <w:tcPr>
-            <w:tcW w:w="577" w:type="dxa"/>
+            <w:tcW w:w="360" w:type="dxa"/>
             <w:shd w:val="clear" w:color="auto" w:fill="D9E1F2"/>
           </w:tcPr>
           <w:p>
@@ -3589,7 +4055,7 @@
         </w:tc>
         <w:tc>
           <w:tcPr>
-            <w:tcW w:w="577" w:type="dxa"/>
+            <w:tcW w:w="360" w:type="dxa"/>
             <w:shd w:val="clear" w:color="auto" w:fill="D9E1F2"/>
           </w:tcPr>
           <w:p>
@@ -3609,7 +4075,27 @@
         </w:tc>
         <w:tc>
           <w:tcPr>
-            <w:tcW w:w="577" w:type="dxa"/>
+            <w:tcW w:w="360" w:type="dxa"/>
+            <w:shd w:val="clear" w:color="auto" w:fill="D9E1F2"/>
+          </w:tcPr>
+          <w:p>
+            <w:pPr>
+              <w:spacing w:before="60" w:after="60" w:line="240" w:lineRule="auto"/>
+              <w:jc w:val="center"/>
+            </w:pPr>
+            <w:r>
+              <w:rPr>
+                <w:rFonts w:ascii="Times New Roman" w:hAnsi="Times New Roman"/>
+                <w:b w:val="0"/>
+                <w:color w:val="000000"/>
+                <w:sz w:val="18"/>
+              </w:rPr>
+            </w:r>
+          </w:p>
+        </w:tc>
+        <w:tc>
+          <w:tcPr>
+            <w:tcW w:w="360" w:type="dxa"/>
             <w:shd w:val="clear" w:color="auto" w:fill="70AD47"/>
           </w:tcPr>
           <w:p>
@@ -3630,8 +4116,8 @@
         </w:tc>
         <w:tc>
           <w:tcPr>
-            <w:tcW w:w="577" w:type="dxa"/>
-            <w:shd w:val="clear" w:color="auto" w:fill="70AD47"/>
+            <w:tcW w:w="360" w:type="dxa"/>
+            <w:shd w:val="clear" w:color="auto" w:fill="D9E1F2"/>
           </w:tcPr>
           <w:p>
             <w:pPr>
@@ -3642,16 +4128,55 @@
               <w:rPr>
                 <w:rFonts w:ascii="Times New Roman" w:hAnsi="Times New Roman"/>
                 <w:b w:val="0"/>
-                <w:color w:val="FFFFFF"/>
+                <w:color w:val="000000"/>
                 <w:sz w:val="18"/>
               </w:rPr>
-              <w:t>✓</w:t>
             </w:r>
           </w:p>
         </w:tc>
         <w:tc>
           <w:tcPr>
-            <w:tcW w:w="577" w:type="dxa"/>
+            <w:tcW w:w="360" w:type="dxa"/>
+            <w:shd w:val="clear" w:color="auto" w:fill="D9E1F2"/>
+          </w:tcPr>
+          <w:p>
+            <w:pPr>
+              <w:spacing w:before="60" w:after="60" w:line="240" w:lineRule="auto"/>
+              <w:jc w:val="center"/>
+            </w:pPr>
+            <w:r>
+              <w:rPr>
+                <w:rFonts w:ascii="Times New Roman" w:hAnsi="Times New Roman"/>
+                <w:b w:val="0"/>
+                <w:color w:val="000000"/>
+                <w:sz w:val="18"/>
+              </w:rPr>
+            </w:r>
+          </w:p>
+        </w:tc>
+        <w:tc>
+          <w:tcPr>
+            <w:tcW w:w="360" w:type="dxa"/>
+            <w:shd w:val="clear" w:color="auto" w:fill="D9E1F2"/>
+          </w:tcPr>
+          <w:p>
+            <w:pPr>
+              <w:spacing w:before="60" w:after="60" w:line="240" w:lineRule="auto"/>
+              <w:jc w:val="center"/>
+            </w:pPr>
+            <w:r>
+              <w:rPr>
+                <w:rFonts w:ascii="Times New Roman" w:hAnsi="Times New Roman"/>
+                <w:b w:val="0"/>
+                <w:color w:val="000000"/>
+                <w:sz w:val="18"/>
+              </w:rPr>
+            </w:r>
+          </w:p>
+        </w:tc>
+        <w:tc>
+          <w:tcPr>
+            <w:tcW w:w="360" w:type="dxa"/>
             <w:shd w:val="clear" w:color="auto" w:fill="D9E1F2"/>
           </w:tcPr>
           <w:p>
@@ -3688,13 +4213,13 @@
                 <w:color w:val="000000"/>
                 <w:sz w:val="20"/>
               </w:rPr>
-              <w:t>Propuesta de optimización y formatos.</w:t>
+              <w:t>Empaquetado de la aplicación de escritorio usando Wails.</w:t>
             </w:r>
           </w:p>
         </w:tc>
         <w:tc>
           <w:tcPr>
-            <w:tcW w:w="577" w:type="dxa"/>
+            <w:tcW w:w="360" w:type="dxa"/>
             <w:shd w:val="clear" w:color="auto" w:fill="FFFFFF"/>
           </w:tcPr>
           <w:p>
@@ -3714,7 +4239,7 @@
         </w:tc>
         <w:tc>
           <w:tcPr>
-            <w:tcW w:w="577" w:type="dxa"/>
+            <w:tcW w:w="360" w:type="dxa"/>
             <w:shd w:val="clear" w:color="auto" w:fill="FFFFFF"/>
           </w:tcPr>
           <w:p>
@@ -3734,7 +4259,7 @@
         </w:tc>
         <w:tc>
           <w:tcPr>
-            <w:tcW w:w="577" w:type="dxa"/>
+            <w:tcW w:w="360" w:type="dxa"/>
             <w:shd w:val="clear" w:color="auto" w:fill="FFFFFF"/>
           </w:tcPr>
           <w:p>
@@ -3754,7 +4279,27 @@
         </w:tc>
         <w:tc>
           <w:tcPr>
-            <w:tcW w:w="577" w:type="dxa"/>
+            <w:tcW w:w="360" w:type="dxa"/>
+            <w:shd w:val="clear" w:color="auto" w:fill="FFFFFF"/>
+          </w:tcPr>
+          <w:p>
+            <w:pPr>
+              <w:spacing w:before="60" w:after="60" w:line="240" w:lineRule="auto"/>
+              <w:jc w:val="center"/>
+            </w:pPr>
+            <w:r>
+              <w:rPr>
+                <w:rFonts w:ascii="Times New Roman" w:hAnsi="Times New Roman"/>
+                <w:b w:val="0"/>
+                <w:color w:val="000000"/>
+                <w:sz w:val="18"/>
+              </w:rPr>
+            </w:r>
+          </w:p>
+        </w:tc>
+        <w:tc>
+          <w:tcPr>
+            <w:tcW w:w="360" w:type="dxa"/>
             <w:shd w:val="clear" w:color="auto" w:fill="70AD47"/>
           </w:tcPr>
           <w:p>
@@ -3775,8 +4320,8 @@
         </w:tc>
         <w:tc>
           <w:tcPr>
-            <w:tcW w:w="577" w:type="dxa"/>
-            <w:shd w:val="clear" w:color="auto" w:fill="70AD47"/>
+            <w:tcW w:w="360" w:type="dxa"/>
+            <w:shd w:val="clear" w:color="auto" w:fill="FFFFFF"/>
           </w:tcPr>
           <w:p>
             <w:pPr>
@@ -3787,10 +4332,49 @@
               <w:rPr>
                 <w:rFonts w:ascii="Times New Roman" w:hAnsi="Times New Roman"/>
                 <w:b w:val="0"/>
-                <w:color w:val="FFFFFF"/>
+                <w:color w:val="000000"/>
                 <w:sz w:val="18"/>
               </w:rPr>
-              <w:t>✓</w:t>
+            </w:r>
+          </w:p>
+        </w:tc>
+        <w:tc>
+          <w:tcPr>
+            <w:tcW w:w="360" w:type="dxa"/>
+            <w:shd w:val="clear" w:color="auto" w:fill="FFFFFF"/>
+          </w:tcPr>
+          <w:p>
+            <w:pPr>
+              <w:spacing w:before="60" w:after="60" w:line="240" w:lineRule="auto"/>
+              <w:jc w:val="center"/>
+            </w:pPr>
+            <w:r>
+              <w:rPr>
+                <w:rFonts w:ascii="Times New Roman" w:hAnsi="Times New Roman"/>
+                <w:b w:val="0"/>
+                <w:color w:val="000000"/>
+                <w:sz w:val="18"/>
+              </w:rPr>
+            </w:r>
+          </w:p>
+        </w:tc>
+        <w:tc>
+          <w:tcPr>
+            <w:tcW w:w="360" w:type="dxa"/>
+            <w:shd w:val="clear" w:color="auto" w:fill="FFFFFF"/>
+          </w:tcPr>
+          <w:p>
+            <w:pPr>
+              <w:spacing w:before="60" w:after="60" w:line="240" w:lineRule="auto"/>
+              <w:jc w:val="center"/>
+            </w:pPr>
+            <w:r>
+              <w:rPr>
+                <w:rFonts w:ascii="Times New Roman" w:hAnsi="Times New Roman"/>
+                <w:b w:val="0"/>
+                <w:color w:val="000000"/>
+                <w:sz w:val="18"/>
+              </w:rPr>
             </w:r>
           </w:p>
         </w:tc>
@@ -3813,13 +4397,13 @@
                 <w:color w:val="000000"/>
                 <w:sz w:val="20"/>
               </w:rPr>
-              <w:t>Presentación final de la propuesta.</w:t>
+              <w:t>Integración con la base de datos y desarrollo de consultas.</w:t>
             </w:r>
           </w:p>
         </w:tc>
         <w:tc>
           <w:tcPr>
-            <w:tcW w:w="577" w:type="dxa"/>
+            <w:tcW w:w="360" w:type="dxa"/>
             <w:shd w:val="clear" w:color="auto" w:fill="D9E1F2"/>
           </w:tcPr>
           <w:p>
@@ -3839,7 +4423,7 @@
         </w:tc>
         <w:tc>
           <w:tcPr>
-            <w:tcW w:w="577" w:type="dxa"/>
+            <w:tcW w:w="360" w:type="dxa"/>
             <w:shd w:val="clear" w:color="auto" w:fill="D9E1F2"/>
           </w:tcPr>
           <w:p>
@@ -3859,7 +4443,7 @@
         </w:tc>
         <w:tc>
           <w:tcPr>
-            <w:tcW w:w="577" w:type="dxa"/>
+            <w:tcW w:w="360" w:type="dxa"/>
             <w:shd w:val="clear" w:color="auto" w:fill="D9E1F2"/>
           </w:tcPr>
           <w:p>
@@ -3879,7 +4463,7 @@
         </w:tc>
         <w:tc>
           <w:tcPr>
-            <w:tcW w:w="577" w:type="dxa"/>
+            <w:tcW w:w="360" w:type="dxa"/>
             <w:shd w:val="clear" w:color="auto" w:fill="D9E1F2"/>
           </w:tcPr>
           <w:p>
@@ -3899,7 +4483,435 @@
         </w:tc>
         <w:tc>
           <w:tcPr>
-            <w:tcW w:w="577" w:type="dxa"/>
+            <w:tcW w:w="360" w:type="dxa"/>
+            <w:shd w:val="clear" w:color="auto" w:fill="D9E1F2"/>
+          </w:tcPr>
+          <w:p>
+            <w:pPr>
+              <w:spacing w:before="60" w:after="60" w:line="240" w:lineRule="auto"/>
+              <w:jc w:val="center"/>
+            </w:pPr>
+            <w:r>
+              <w:rPr>
+                <w:rFonts w:ascii="Times New Roman" w:hAnsi="Times New Roman"/>
+                <w:b w:val="0"/>
+                <w:color w:val="000000"/>
+                <w:sz w:val="18"/>
+              </w:rPr>
+            </w:r>
+          </w:p>
+        </w:tc>
+        <w:tc>
+          <w:tcPr>
+            <w:tcW w:w="360" w:type="dxa"/>
+            <w:shd w:val="clear" w:color="auto" w:fill="70AD47"/>
+          </w:tcPr>
+          <w:p>
+            <w:pPr>
+              <w:spacing w:before="60" w:after="60" w:line="240" w:lineRule="auto"/>
+              <w:jc w:val="center"/>
+            </w:pPr>
+            <w:r>
+              <w:rPr>
+                <w:rFonts w:ascii="Times New Roman" w:hAnsi="Times New Roman"/>
+                <w:b w:val="0"/>
+                <w:color w:val="FFFFFF"/>
+                <w:sz w:val="18"/>
+              </w:rPr>
+              <w:t>✓</w:t>
+            </w:r>
+          </w:p>
+        </w:tc>
+        <w:tc>
+          <w:tcPr>
+            <w:tcW w:w="360" w:type="dxa"/>
+            <w:shd w:val="clear" w:color="auto" w:fill="D9E1F2"/>
+          </w:tcPr>
+          <w:p>
+            <w:pPr>
+              <w:spacing w:before="60" w:after="60" w:line="240" w:lineRule="auto"/>
+              <w:jc w:val="center"/>
+            </w:pPr>
+            <w:r>
+              <w:rPr>
+                <w:rFonts w:ascii="Times New Roman" w:hAnsi="Times New Roman"/>
+                <w:b w:val="0"/>
+                <w:color w:val="000000"/>
+                <w:sz w:val="18"/>
+              </w:rPr>
+            </w:r>
+          </w:p>
+        </w:tc>
+        <w:tc>
+          <w:tcPr>
+            <w:tcW w:w="360" w:type="dxa"/>
+            <w:shd w:val="clear" w:color="auto" w:fill="D9E1F2"/>
+          </w:tcPr>
+          <w:p>
+            <w:pPr>
+              <w:spacing w:before="60" w:after="60" w:line="240" w:lineRule="auto"/>
+              <w:jc w:val="center"/>
+            </w:pPr>
+            <w:r>
+              <w:rPr>
+                <w:rFonts w:ascii="Times New Roman" w:hAnsi="Times New Roman"/>
+                <w:b w:val="0"/>
+                <w:color w:val="000000"/>
+                <w:sz w:val="18"/>
+              </w:rPr>
+            </w:r>
+          </w:p>
+        </w:tc>
+      </w:tr>
+      <w:tr>
+        <w:tc>
+          <w:tcPr>
+            <w:tcW w:w="5386" w:type="dxa"/>
+            <w:shd w:val="clear" w:color="auto" w:fill="FFFFFF"/>
+          </w:tcPr>
+          <w:p>
+            <w:pPr>
+              <w:spacing w:before="60" w:after="60" w:line="240" w:lineRule="auto"/>
+              <w:jc w:val="both"/>
+            </w:pPr>
+            <w:r>
+              <w:rPr>
+                <w:rFonts w:ascii="Times New Roman" w:hAnsi="Times New Roman"/>
+                <w:b w:val="0"/>
+                <w:color w:val="000000"/>
+                <w:sz w:val="20"/>
+              </w:rPr>
+              <w:t>Pruebas funcionales de trazabilidad y generación de reportes.</w:t>
+            </w:r>
+          </w:p>
+        </w:tc>
+        <w:tc>
+          <w:tcPr>
+            <w:tcW w:w="360" w:type="dxa"/>
+            <w:shd w:val="clear" w:color="auto" w:fill="FFFFFF"/>
+          </w:tcPr>
+          <w:p>
+            <w:pPr>
+              <w:spacing w:before="60" w:after="60" w:line="240" w:lineRule="auto"/>
+              <w:jc w:val="center"/>
+            </w:pPr>
+            <w:r>
+              <w:rPr>
+                <w:rFonts w:ascii="Times New Roman" w:hAnsi="Times New Roman"/>
+                <w:b w:val="0"/>
+                <w:color w:val="000000"/>
+                <w:sz w:val="18"/>
+              </w:rPr>
+            </w:r>
+          </w:p>
+        </w:tc>
+        <w:tc>
+          <w:tcPr>
+            <w:tcW w:w="360" w:type="dxa"/>
+            <w:shd w:val="clear" w:color="auto" w:fill="FFFFFF"/>
+          </w:tcPr>
+          <w:p>
+            <w:pPr>
+              <w:spacing w:before="60" w:after="60" w:line="240" w:lineRule="auto"/>
+              <w:jc w:val="center"/>
+            </w:pPr>
+            <w:r>
+              <w:rPr>
+                <w:rFonts w:ascii="Times New Roman" w:hAnsi="Times New Roman"/>
+                <w:b w:val="0"/>
+                <w:color w:val="000000"/>
+                <w:sz w:val="18"/>
+              </w:rPr>
+            </w:r>
+          </w:p>
+        </w:tc>
+        <w:tc>
+          <w:tcPr>
+            <w:tcW w:w="360" w:type="dxa"/>
+            <w:shd w:val="clear" w:color="auto" w:fill="FFFFFF"/>
+          </w:tcPr>
+          <w:p>
+            <w:pPr>
+              <w:spacing w:before="60" w:after="60" w:line="240" w:lineRule="auto"/>
+              <w:jc w:val="center"/>
+            </w:pPr>
+            <w:r>
+              <w:rPr>
+                <w:rFonts w:ascii="Times New Roman" w:hAnsi="Times New Roman"/>
+                <w:b w:val="0"/>
+                <w:color w:val="000000"/>
+                <w:sz w:val="18"/>
+              </w:rPr>
+            </w:r>
+          </w:p>
+        </w:tc>
+        <w:tc>
+          <w:tcPr>
+            <w:tcW w:w="360" w:type="dxa"/>
+            <w:shd w:val="clear" w:color="auto" w:fill="FFFFFF"/>
+          </w:tcPr>
+          <w:p>
+            <w:pPr>
+              <w:spacing w:before="60" w:after="60" w:line="240" w:lineRule="auto"/>
+              <w:jc w:val="center"/>
+            </w:pPr>
+            <w:r>
+              <w:rPr>
+                <w:rFonts w:ascii="Times New Roman" w:hAnsi="Times New Roman"/>
+                <w:b w:val="0"/>
+                <w:color w:val="000000"/>
+                <w:sz w:val="18"/>
+              </w:rPr>
+            </w:r>
+          </w:p>
+        </w:tc>
+        <w:tc>
+          <w:tcPr>
+            <w:tcW w:w="360" w:type="dxa"/>
+            <w:shd w:val="clear" w:color="auto" w:fill="FFFFFF"/>
+          </w:tcPr>
+          <w:p>
+            <w:pPr>
+              <w:spacing w:before="60" w:after="60" w:line="240" w:lineRule="auto"/>
+              <w:jc w:val="center"/>
+            </w:pPr>
+            <w:r>
+              <w:rPr>
+                <w:rFonts w:ascii="Times New Roman" w:hAnsi="Times New Roman"/>
+                <w:b w:val="0"/>
+                <w:color w:val="000000"/>
+                <w:sz w:val="18"/>
+              </w:rPr>
+            </w:r>
+          </w:p>
+        </w:tc>
+        <w:tc>
+          <w:tcPr>
+            <w:tcW w:w="360" w:type="dxa"/>
+            <w:shd w:val="clear" w:color="auto" w:fill="FFFFFF"/>
+          </w:tcPr>
+          <w:p>
+            <w:pPr>
+              <w:spacing w:before="60" w:after="60" w:line="240" w:lineRule="auto"/>
+              <w:jc w:val="center"/>
+            </w:pPr>
+            <w:r>
+              <w:rPr>
+                <w:rFonts w:ascii="Times New Roman" w:hAnsi="Times New Roman"/>
+                <w:b w:val="0"/>
+                <w:color w:val="000000"/>
+                <w:sz w:val="18"/>
+              </w:rPr>
+            </w:r>
+          </w:p>
+        </w:tc>
+        <w:tc>
+          <w:tcPr>
+            <w:tcW w:w="360" w:type="dxa"/>
+            <w:shd w:val="clear" w:color="auto" w:fill="70AD47"/>
+          </w:tcPr>
+          <w:p>
+            <w:pPr>
+              <w:spacing w:before="60" w:after="60" w:line="240" w:lineRule="auto"/>
+              <w:jc w:val="center"/>
+            </w:pPr>
+            <w:r>
+              <w:rPr>
+                <w:rFonts w:ascii="Times New Roman" w:hAnsi="Times New Roman"/>
+                <w:b w:val="0"/>
+                <w:color w:val="FFFFFF"/>
+                <w:sz w:val="18"/>
+              </w:rPr>
+              <w:t>✓</w:t>
+            </w:r>
+          </w:p>
+        </w:tc>
+        <w:tc>
+          <w:tcPr>
+            <w:tcW w:w="360" w:type="dxa"/>
+            <w:shd w:val="clear" w:color="auto" w:fill="FFFFFF"/>
+          </w:tcPr>
+          <w:p>
+            <w:pPr>
+              <w:spacing w:before="60" w:after="60" w:line="240" w:lineRule="auto"/>
+              <w:jc w:val="center"/>
+            </w:pPr>
+            <w:r>
+              <w:rPr>
+                <w:rFonts w:ascii="Times New Roman" w:hAnsi="Times New Roman"/>
+                <w:b w:val="0"/>
+                <w:color w:val="000000"/>
+                <w:sz w:val="18"/>
+              </w:rPr>
+            </w:r>
+          </w:p>
+        </w:tc>
+      </w:tr>
+      <w:tr>
+        <w:tc>
+          <w:tcPr>
+            <w:tcW w:w="5386" w:type="dxa"/>
+            <w:shd w:val="clear" w:color="auto" w:fill="D9E1F2"/>
+          </w:tcPr>
+          <w:p>
+            <w:pPr>
+              <w:spacing w:before="60" w:after="60" w:line="240" w:lineRule="auto"/>
+              <w:jc w:val="both"/>
+            </w:pPr>
+            <w:r>
+              <w:rPr>
+                <w:rFonts w:ascii="Times New Roman" w:hAnsi="Times New Roman"/>
+                <w:b w:val="0"/>
+                <w:color w:val="000000"/>
+                <w:sz w:val="20"/>
+              </w:rPr>
+              <w:t>Consolidación técnica y redacción del informe final.</w:t>
+            </w:r>
+          </w:p>
+        </w:tc>
+        <w:tc>
+          <w:tcPr>
+            <w:tcW w:w="360" w:type="dxa"/>
+            <w:shd w:val="clear" w:color="auto" w:fill="D9E1F2"/>
+          </w:tcPr>
+          <w:p>
+            <w:pPr>
+              <w:spacing w:before="60" w:after="60" w:line="240" w:lineRule="auto"/>
+              <w:jc w:val="center"/>
+            </w:pPr>
+            <w:r>
+              <w:rPr>
+                <w:rFonts w:ascii="Times New Roman" w:hAnsi="Times New Roman"/>
+                <w:b w:val="0"/>
+                <w:color w:val="000000"/>
+                <w:sz w:val="18"/>
+              </w:rPr>
+            </w:r>
+          </w:p>
+        </w:tc>
+        <w:tc>
+          <w:tcPr>
+            <w:tcW w:w="360" w:type="dxa"/>
+            <w:shd w:val="clear" w:color="auto" w:fill="D9E1F2"/>
+          </w:tcPr>
+          <w:p>
+            <w:pPr>
+              <w:spacing w:before="60" w:after="60" w:line="240" w:lineRule="auto"/>
+              <w:jc w:val="center"/>
+            </w:pPr>
+            <w:r>
+              <w:rPr>
+                <w:rFonts w:ascii="Times New Roman" w:hAnsi="Times New Roman"/>
+                <w:b w:val="0"/>
+                <w:color w:val="000000"/>
+                <w:sz w:val="18"/>
+              </w:rPr>
+            </w:r>
+          </w:p>
+        </w:tc>
+        <w:tc>
+          <w:tcPr>
+            <w:tcW w:w="360" w:type="dxa"/>
+            <w:shd w:val="clear" w:color="auto" w:fill="D9E1F2"/>
+          </w:tcPr>
+          <w:p>
+            <w:pPr>
+              <w:spacing w:before="60" w:after="60" w:line="240" w:lineRule="auto"/>
+              <w:jc w:val="center"/>
+            </w:pPr>
+            <w:r>
+              <w:rPr>
+                <w:rFonts w:ascii="Times New Roman" w:hAnsi="Times New Roman"/>
+                <w:b w:val="0"/>
+                <w:color w:val="000000"/>
+                <w:sz w:val="18"/>
+              </w:rPr>
+            </w:r>
+          </w:p>
+        </w:tc>
+        <w:tc>
+          <w:tcPr>
+            <w:tcW w:w="360" w:type="dxa"/>
+            <w:shd w:val="clear" w:color="auto" w:fill="D9E1F2"/>
+          </w:tcPr>
+          <w:p>
+            <w:pPr>
+              <w:spacing w:before="60" w:after="60" w:line="240" w:lineRule="auto"/>
+              <w:jc w:val="center"/>
+            </w:pPr>
+            <w:r>
+              <w:rPr>
+                <w:rFonts w:ascii="Times New Roman" w:hAnsi="Times New Roman"/>
+                <w:b w:val="0"/>
+                <w:color w:val="000000"/>
+                <w:sz w:val="18"/>
+              </w:rPr>
+            </w:r>
+          </w:p>
+        </w:tc>
+        <w:tc>
+          <w:tcPr>
+            <w:tcW w:w="360" w:type="dxa"/>
+            <w:shd w:val="clear" w:color="auto" w:fill="D9E1F2"/>
+          </w:tcPr>
+          <w:p>
+            <w:pPr>
+              <w:spacing w:before="60" w:after="60" w:line="240" w:lineRule="auto"/>
+              <w:jc w:val="center"/>
+            </w:pPr>
+            <w:r>
+              <w:rPr>
+                <w:rFonts w:ascii="Times New Roman" w:hAnsi="Times New Roman"/>
+                <w:b w:val="0"/>
+                <w:color w:val="000000"/>
+                <w:sz w:val="18"/>
+              </w:rPr>
+            </w:r>
+          </w:p>
+        </w:tc>
+        <w:tc>
+          <w:tcPr>
+            <w:tcW w:w="360" w:type="dxa"/>
+            <w:shd w:val="clear" w:color="auto" w:fill="D9E1F2"/>
+          </w:tcPr>
+          <w:p>
+            <w:pPr>
+              <w:spacing w:before="60" w:after="60" w:line="240" w:lineRule="auto"/>
+              <w:jc w:val="center"/>
+            </w:pPr>
+            <w:r>
+              <w:rPr>
+                <w:rFonts w:ascii="Times New Roman" w:hAnsi="Times New Roman"/>
+                <w:b w:val="0"/>
+                <w:color w:val="000000"/>
+                <w:sz w:val="18"/>
+              </w:rPr>
+            </w:r>
+          </w:p>
+        </w:tc>
+        <w:tc>
+          <w:tcPr>
+            <w:tcW w:w="360" w:type="dxa"/>
+            <w:shd w:val="clear" w:color="auto" w:fill="D9E1F2"/>
+          </w:tcPr>
+          <w:p>
+            <w:pPr>
+              <w:spacing w:before="60" w:after="60" w:line="240" w:lineRule="auto"/>
+              <w:jc w:val="center"/>
+            </w:pPr>
+            <w:r>
+              <w:rPr>
+                <w:rFonts w:ascii="Times New Roman" w:hAnsi="Times New Roman"/>
+                <w:b w:val="0"/>
+                <w:color w:val="000000"/>
+                <w:sz w:val="18"/>
+              </w:rPr>
+            </w:r>
+          </w:p>
+        </w:tc>
+        <w:tc>
+          <w:tcPr>
+            <w:tcW w:w="360" w:type="dxa"/>
             <w:shd w:val="clear" w:color="auto" w:fill="70AD47"/>
           </w:tcPr>
           <w:p>
@@ -3924,7 +4936,7 @@
     <w:p>
       <w:pPr>
         <w:sectPr>
-          <w:footerReference w:type="default" r:id="rId30"/>
+          <w:footerReference w:type="default" r:id="rId32"/>
           <w:type w:val="continuous"/>
           <w:pgSz w:w="12240" w:h="15840"/>
           <w:pgMar w:top="1701" w:right="1701" w:bottom="1701" w:left="2268" w:header="720" w:footer="720" w:gutter="0"/>
@@ -3965,7 +4977,7 @@
     <w:p>
       <w:pPr>
         <w:sectPr>
-          <w:footerReference w:type="default" r:id="rId31"/>
+          <w:footerReference w:type="default" r:id="rId33"/>
           <w:pgSz w:w="12240" w:h="15840"/>
           <w:pgMar w:top="2835" w:right="1701" w:bottom="1701" w:left="2268" w:header="720" w:footer="720" w:gutter="0"/>
           <w:cols w:space="720"/>
@@ -4000,64 +5012,13 @@
           <w:i w:val="0"/>
           <w:sz w:val="24"/>
         </w:rPr>
-        <w:t>Según Pérez (2020), la trazabilidad documental es fundamental para el control eficiente de los procesos administrativos en las organizaciones, permitiendo el rastreo histórico y auditable de cada expediente.</w:t>
+        <w:t>Bases teóricas referenciales.</w:t>
       </w:r>
     </w:p>
     <w:p>
       <w:pPr>
-        <w:spacing w:line="360" w:lineRule="auto" w:after="0" w:before="0"/>
-        <w:ind w:firstLine="709"/>
-        <w:jc w:val="both"/>
-      </w:pPr>
-      <w:r>
-        <w:rPr>
-          <w:rFonts w:ascii="Times New Roman" w:hAnsi="Times New Roman"/>
-          <w:i w:val="0"/>
-          <w:sz w:val="24"/>
-        </w:rPr>
-        <w:t>La gestión documental en las organizaciones modernas no solo implica el almacenamiento pasivo de archivos, sino la garantía activa de que cada movimiento y alteración quede registrada de forma inmutable para auditorías futuras.</w:t>
-      </w:r>
-    </w:p>
-    <w:p>
-      <w:pPr>
-        <w:spacing w:line="240" w:lineRule="auto" w:before="720" w:after="240"/>
-        <w:ind w:left="709" w:right="709"/>
-        <w:jc w:val="both"/>
-      </w:pPr>
-      <w:r>
-        <w:rPr>
-          <w:rFonts w:ascii="Times New Roman" w:hAnsi="Times New Roman"/>
-          <w:sz w:val="24"/>
-        </w:rPr>
-        <w:t>La gestión de la información en el entorno petrolero requiere un control estricto de las transacciones y correspondencia, asegurando la inmutabilidad física y lógica de los expedientes corporativos para mitigar riesgos legales y mejorar el tiempo de respuesta operativo.</w:t>
-      </w:r>
-      <w:r>
-        <w:rPr>
-          <w:rFonts w:ascii="Times New Roman" w:hAnsi="Times New Roman"/>
-          <w:sz w:val="24"/>
-        </w:rPr>
-        <w:t xml:space="preserve"> (Gómez, 2019, p. 45)</w:t>
-      </w:r>
-    </w:p>
-    <w:p>
-      <w:pPr>
-        <w:spacing w:line="360" w:lineRule="auto" w:after="0" w:before="0"/>
-        <w:ind w:firstLine="709"/>
-        <w:jc w:val="both"/>
-      </w:pPr>
-      <w:r>
-        <w:rPr>
-          <w:rFonts w:ascii="Times New Roman" w:hAnsi="Times New Roman"/>
-          <w:i w:val="0"/>
-          <w:sz w:val="24"/>
-        </w:rPr>
-        <w:t>De acuerdo a la cita previa, se comprende la relevancia del control sistemático y la inmutabilidad de los registros en los departamentos estratégicos de la empresa.</w:t>
-      </w:r>
-    </w:p>
-    <w:p>
-      <w:pPr>
         <w:sectPr>
-          <w:footerReference w:type="default" r:id="rId32"/>
+          <w:footerReference w:type="default" r:id="rId34"/>
           <w:type w:val="continuous"/>
           <w:pgSz w:w="12240" w:h="15840"/>
           <w:pgMar w:top="1701" w:right="1701" w:bottom="1701" w:left="2268" w:header="720" w:footer="720" w:gutter="0"/>
@@ -4098,7 +5059,7 @@
     <w:p>
       <w:pPr>
         <w:sectPr>
-          <w:footerReference w:type="default" r:id="rId33"/>
+          <w:footerReference w:type="default" r:id="rId35"/>
           <w:pgSz w:w="12240" w:h="15840"/>
           <w:pgMar w:top="2835" w:right="1701" w:bottom="1701" w:left="2268" w:header="720" w:footer="720" w:gutter="0"/>
           <w:cols w:space="720"/>
@@ -4133,7 +5094,7 @@
           <w:i w:val="0"/>
           <w:sz w:val="24"/>
         </w:rPr>
-        <w:t>Durante las diez semanas de pasantías, se llevaron a cabo actividades de análisis y diseño en la presidencia de la empresa:</w:t>
+        <w:t>Durante las ocho (8) semanas de práctica profesional, se ejecutaron fases sucesivas de análisis, diseño y desarrollo de software:</w:t>
       </w:r>
     </w:p>
     <w:p>
@@ -4154,7 +5115,7 @@
           <w:rFonts w:ascii="Times New Roman" w:hAnsi="Times New Roman"/>
           <w:sz w:val="24"/>
         </w:rPr>
-        <w:t>Semana 1: Inducción institucional y reconocimiento del puesto de trabajo.</w:t>
+        <w:t>Semana 1: Diagnóstico técnico del flujo documental en el área de Presidencia y evaluación de las limitaciones operativas presentes en el registro con hojas de cálculo.</w:t>
       </w:r>
     </w:p>
     <w:p>
@@ -4175,7 +5136,7 @@
           <w:rFonts w:ascii="Times New Roman" w:hAnsi="Times New Roman"/>
           <w:sz w:val="24"/>
         </w:rPr>
-        <w:t>Semana 2: Observación del flujo físico de los contratos y correspondencias.</w:t>
+        <w:t>Semana 2: Diseño del modelo relacional de la base de datos, aplicación de reglas de normalización y elaboración del diccionario de datos definitivo.</w:t>
       </w:r>
     </w:p>
     <w:p>
@@ -4196,7 +5157,7 @@
           <w:rFonts w:ascii="Times New Roman" w:hAnsi="Times New Roman"/>
           <w:sz w:val="24"/>
         </w:rPr>
-        <w:t>Semana 3: Diseño de cuestionario y entrevistas para el personal administrativo.</w:t>
+        <w:t>Semana 3: Despliegue de la arquitectura de la base de datos relacional en el motor SQLite y evaluación preliminar de herramientas de diseño de formularios.</w:t>
       </w:r>
     </w:p>
     <w:p>
@@ -4217,7 +5178,7 @@
           <w:rFonts w:ascii="Times New Roman" w:hAnsi="Times New Roman"/>
           <w:sz w:val="24"/>
         </w:rPr>
-        <w:t>Semana 4: Aplicación del cuestionario y tabulación de respuestas de la muestra.</w:t>
+        <w:t>Semana 4: Diseño y estructuración de la interfaz gráfica de usuario utilizando etiquetas y estilos basados en código HTML.</w:t>
       </w:r>
     </w:p>
     <w:p>
@@ -4238,7 +5199,7 @@
           <w:rFonts w:ascii="Times New Roman" w:hAnsi="Times New Roman"/>
           <w:sz w:val="24"/>
         </w:rPr>
-        <w:t>Semana 5: Identificación de los principales problemas y causas de demoras.</w:t>
+        <w:t>Semana 5: Migración y empaquetado del entorno visual web hacia una aplicación de escritorio autónoma utilizando el framework moderno Wails.</w:t>
       </w:r>
     </w:p>
     <w:p>
@@ -4259,7 +5220,7 @@
           <w:rFonts w:ascii="Times New Roman" w:hAnsi="Times New Roman"/>
           <w:sz w:val="24"/>
         </w:rPr>
-        <w:t>Semana 6: Diseño lógico de la base de datos y modelado de tablas.</w:t>
+        <w:t>Semana 6: Integración del sistema gráfico (Wails/HTML) con la base de datos local SQLite y programación de las consultas lógicas de entrada y salida.</w:t>
       </w:r>
     </w:p>
     <w:p>
@@ -4280,7 +5241,7 @@
           <w:rFonts w:ascii="Times New Roman" w:hAnsi="Times New Roman"/>
           <w:sz w:val="24"/>
         </w:rPr>
-        <w:t>Semana 7: Definición de flujogramas del nuevo proceso de recepción.</w:t>
+        <w:t>Semana 7: Ejecución de pruebas de validación funcional, depuración de errores del código y verificación de los módulos automáticos de reportes gerenciales.</w:t>
       </w:r>
     </w:p>
     <w:p>
@@ -4301,55 +5262,13 @@
           <w:rFonts w:ascii="Times New Roman" w:hAnsi="Times New Roman"/>
           <w:sz w:val="24"/>
         </w:rPr>
-        <w:t>Semana 8: Prototipado rápido de interfaces de usuario.</w:t>
+        <w:t>Semana 8: Elaboración de los manuales técnicos, estructuración final del código fuente y consolidación del informe académico de pasantías.</w:t>
       </w:r>
     </w:p>
     <w:p>
       <w:pPr>
-        <w:spacing w:line="360" w:lineRule="auto"/>
-        <w:ind w:firstLine="709"/>
-        <w:jc w:val="both"/>
-      </w:pPr>
-      <w:r>
-        <w:rPr>
-          <w:rFonts w:ascii="Times New Roman" w:hAnsi="Times New Roman"/>
-          <w:sz w:val="24"/>
-        </w:rPr>
-        <w:t xml:space="preserve">9. </w:t>
-      </w:r>
-      <w:r>
-        <w:rPr>
-          <w:rFonts w:ascii="Times New Roman" w:hAnsi="Times New Roman"/>
-          <w:sz w:val="24"/>
-        </w:rPr>
-        <w:t>Semana 9: Pruebas del prototipo y recolección de retroalimentación.</w:t>
-      </w:r>
-    </w:p>
-    <w:p>
-      <w:pPr>
-        <w:spacing w:line="360" w:lineRule="auto"/>
-        <w:ind w:firstLine="709"/>
-        <w:jc w:val="both"/>
-      </w:pPr>
-      <w:r>
-        <w:rPr>
-          <w:rFonts w:ascii="Times New Roman" w:hAnsi="Times New Roman"/>
-          <w:sz w:val="24"/>
-        </w:rPr>
-        <w:t xml:space="preserve">10. </w:t>
-      </w:r>
-      <w:r>
-        <w:rPr>
-          <w:rFonts w:ascii="Times New Roman" w:hAnsi="Times New Roman"/>
-          <w:sz w:val="24"/>
-        </w:rPr>
-        <w:t>Semana 10: Consolidación del informe final de la propuesta.</w:t>
-      </w:r>
-    </w:p>
-    <w:p>
-      <w:pPr>
         <w:sectPr>
-          <w:footerReference w:type="default" r:id="rId34"/>
+          <w:footerReference w:type="default" r:id="rId36"/>
           <w:type w:val="continuous"/>
           <w:pgSz w:w="12240" w:h="15840"/>
           <w:pgMar w:top="1701" w:right="1701" w:bottom="1701" w:left="2268" w:header="720" w:footer="720" w:gutter="0"/>
@@ -4390,7 +5309,7 @@
     <w:p>
       <w:pPr>
         <w:sectPr>
-          <w:footerReference w:type="default" r:id="rId35"/>
+          <w:footerReference w:type="default" r:id="rId37"/>
           <w:pgSz w:w="12240" w:h="15840"/>
           <w:pgMar w:top="2835" w:right="1701" w:bottom="1701" w:left="2268" w:header="720" w:footer="720" w:gutter="0"/>
           <w:cols w:space="720"/>
@@ -4431,7 +5350,7 @@
           <w:rFonts w:ascii="Times New Roman" w:hAnsi="Times New Roman"/>
           <w:sz w:val="24"/>
         </w:rPr>
-        <w:t>Se logró estructurar la propuesta del sistema de movimientos documentales que soluciona los problemas de pérdida de trazabilidad.</w:t>
+        <w:t>Se evidenció que la dependencia de procesos manuales sobre hojas de cálculo ralentiza el despacho de expedientes ejecutivos y propicia la inconsistencia de los registros ante flujos concurrentes.</w:t>
       </w:r>
     </w:p>
     <w:p>
@@ -4452,7 +5371,28 @@
           <w:rFonts w:ascii="Times New Roman" w:hAnsi="Times New Roman"/>
           <w:sz w:val="24"/>
         </w:rPr>
-        <w:t>La propuesta técnica cumple con los requerimientos de seguridad e inmutabilidad exigidos por las directivas de la empresa.</w:t>
+        <w:t>El diseño lógico y físico de la base de datos relacional (SQLite) asegura la integridad y centralización de la información, resolviendo la duplicación de datos.</w:t>
+      </w:r>
+    </w:p>
+    <w:p>
+      <w:pPr>
+        <w:spacing w:line="360" w:lineRule="auto"/>
+        <w:ind w:firstLine="709"/>
+        <w:jc w:val="both"/>
+      </w:pPr>
+      <w:r>
+        <w:rPr>
+          <w:rFonts w:ascii="Times New Roman" w:hAnsi="Times New Roman"/>
+          <w:sz w:val="24"/>
+        </w:rPr>
+        <w:t xml:space="preserve">3. </w:t>
+      </w:r>
+      <w:r>
+        <w:rPr>
+          <w:rFonts w:ascii="Times New Roman" w:hAnsi="Times New Roman"/>
+          <w:sz w:val="24"/>
+        </w:rPr>
+        <w:t>El uso de tecnologías web empaquetadas (Wails) para construir la interfaz de escritorio demostró ser una solución factible, ligera y altamente adaptada a la generación rápida de reportes gerenciales en Presidencia.</w:t>
       </w:r>
     </w:p>
     <w:p>
@@ -4487,7 +5427,7 @@
           <w:rFonts w:ascii="Times New Roman" w:hAnsi="Times New Roman"/>
           <w:sz w:val="24"/>
         </w:rPr>
-        <w:t>Capacitar formalmente al personal en el uso del nuevo protocolo documental sugerido para la presidencia.</w:t>
+        <w:t>Ejecutar la transición progresiva del control de expedientes desde los libros de Excel hacia el nuevo entorno de software desarrollado.</w:t>
       </w:r>
     </w:p>
     <w:p>
@@ -4508,13 +5448,34 @@
           <w:rFonts w:ascii="Times New Roman" w:hAnsi="Times New Roman"/>
           <w:sz w:val="24"/>
         </w:rPr>
-        <w:t>Iniciar el desarrollo de software basándose en el diseño de base de datos y prototipos de interfaces elaborados.</w:t>
+        <w:t>Capacitar al personal administrativo responsable del nodo de Presidencia en el uso de las nuevas interfaces de búsqueda y actualización de estatus.</w:t>
       </w:r>
     </w:p>
     <w:p>
       <w:pPr>
+        <w:spacing w:line="360" w:lineRule="auto"/>
+        <w:ind w:firstLine="709"/>
+        <w:jc w:val="both"/>
+      </w:pPr>
+      <w:r>
+        <w:rPr>
+          <w:rFonts w:ascii="Times New Roman" w:hAnsi="Times New Roman"/>
+          <w:sz w:val="24"/>
+        </w:rPr>
+        <w:t xml:space="preserve">3. </w:t>
+      </w:r>
+      <w:r>
+        <w:rPr>
+          <w:rFonts w:ascii="Times New Roman" w:hAnsi="Times New Roman"/>
+          <w:sz w:val="24"/>
+        </w:rPr>
+        <w:t>Establecer rutinas automáticas de respaldo para la base de datos (archivo .sqlite) a fin de garantizar la perennidad de la bitácora documental.</w:t>
+      </w:r>
+    </w:p>
+    <w:p>
+      <w:pPr>
         <w:sectPr>
-          <w:footerReference w:type="default" r:id="rId36"/>
+          <w:footerReference w:type="default" r:id="rId38"/>
           <w:type w:val="continuous"/>
           <w:pgSz w:w="12240" w:h="15840"/>
           <w:pgMar w:top="1701" w:right="1701" w:bottom="1701" w:left="2268" w:header="720" w:footer="720" w:gutter="0"/>
@@ -4541,7 +5502,7 @@
     <w:p>
       <w:pPr>
         <w:sectPr>
-          <w:footerReference w:type="default" r:id="rId37"/>
+          <w:footerReference w:type="default" r:id="rId39"/>
           <w:pgSz w:w="12240" w:h="15840"/>
           <w:pgMar w:top="2835" w:right="1701" w:bottom="1701" w:left="2268" w:header="720" w:footer="720" w:gutter="0"/>
           <w:cols w:space="720"/>
@@ -4566,7 +5527,7 @@
           <w:rFonts w:ascii="Times New Roman" w:hAnsi="Times New Roman"/>
           <w:sz w:val="24"/>
         </w:rPr>
-        <w:t>Asamblea Nacional. (1999). Constitución de la República Bolivariana de Venezuela. Caracas, La Torre.</w:t>
+        <w:t>Arias, F. (2012). El proyecto de investigación: Introducción a la metodología científica (6ta ed.). Episteme, Venezuela.</w:t>
       </w:r>
     </w:p>
     <w:p>
@@ -4580,7 +5541,7 @@
           <w:rFonts w:ascii="Times New Roman" w:hAnsi="Times New Roman"/>
           <w:sz w:val="24"/>
         </w:rPr>
-        <w:t>Gómez, R. (2019). Gestión Documental en Empresas Petroleras. Editorial Trillas, México.</w:t>
+        <w:t>Codd, E. F. (1970). A relational model of data for large shared data banks. Communications of the ACM, 13(6), 377-387.</w:t>
       </w:r>
     </w:p>
     <w:p>
@@ -4594,13 +5555,97 @@
           <w:rFonts w:ascii="Times New Roman" w:hAnsi="Times New Roman"/>
           <w:sz w:val="24"/>
         </w:rPr>
-        <w:t>Pérez, L. (2020). Trazabilidad de Movimientos. Universidad Pedagógica Experimental Libertador.</w:t>
+        <w:t>Cruz Mundet, J. R. (2011). Administración de documentos y archivos: Textos fundamentales. Coordinadora de Asociaciones de Archiveros, España.</w:t>
       </w:r>
     </w:p>
     <w:p>
       <w:pPr>
+        <w:spacing w:line="240" w:lineRule="auto" w:after="480" w:before="0"/>
+        <w:ind w:left="425" w:hanging="425"/>
+        <w:jc w:val="both"/>
+      </w:pPr>
+      <w:r>
+        <w:rPr>
+          <w:rFonts w:ascii="Times New Roman" w:hAnsi="Times New Roman"/>
+          <w:sz w:val="24"/>
+        </w:rPr>
+        <w:t>Date, C. J. (2001). Introducción a los sistemas de bases de datos (7ma ed.). Pearson Educación, México.</w:t>
+      </w:r>
+    </w:p>
+    <w:p>
+      <w:pPr>
+        <w:spacing w:line="240" w:lineRule="auto" w:after="480" w:before="0"/>
+        <w:ind w:left="425" w:hanging="425"/>
+        <w:jc w:val="both"/>
+      </w:pPr>
+      <w:r>
+        <w:rPr>
+          <w:rFonts w:ascii="Times New Roman" w:hAnsi="Times New Roman"/>
+          <w:sz w:val="24"/>
+        </w:rPr>
+        <w:t>Gómez, R. (2019). Gestión Documental y Sistemas. Editorial Trillas, México.</w:t>
+      </w:r>
+    </w:p>
+    <w:p>
+      <w:pPr>
+        <w:spacing w:line="240" w:lineRule="auto" w:after="480" w:before="0"/>
+        <w:ind w:left="425" w:hanging="425"/>
+        <w:jc w:val="both"/>
+      </w:pPr>
+      <w:r>
+        <w:rPr>
+          <w:rFonts w:ascii="Times New Roman" w:hAnsi="Times New Roman"/>
+          <w:sz w:val="24"/>
+        </w:rPr>
+        <w:t>Kendall, K., y Kendall, J. (2011). Análisis y diseño de sistemas (8va ed.). Pearson Educación, México.</w:t>
+      </w:r>
+    </w:p>
+    <w:p>
+      <w:pPr>
+        <w:spacing w:line="240" w:lineRule="auto" w:after="480" w:before="0"/>
+        <w:ind w:left="425" w:hanging="425"/>
+        <w:jc w:val="both"/>
+      </w:pPr>
+      <w:r>
+        <w:rPr>
+          <w:rFonts w:ascii="Times New Roman" w:hAnsi="Times New Roman"/>
+          <w:sz w:val="24"/>
+        </w:rPr>
+        <w:t>Laudon, K., y Laudon, J. (2016). Sistemas de información gerencial (14va ed.). Pearson Educación, México.</w:t>
+      </w:r>
+    </w:p>
+    <w:p>
+      <w:pPr>
+        <w:spacing w:line="240" w:lineRule="auto" w:after="480" w:before="0"/>
+        <w:ind w:left="425" w:hanging="425"/>
+        <w:jc w:val="both"/>
+      </w:pPr>
+      <w:r>
+        <w:rPr>
+          <w:rFonts w:ascii="Times New Roman" w:hAnsi="Times New Roman"/>
+          <w:sz w:val="24"/>
+        </w:rPr>
+        <w:t>Pressman, R. (2010). Ingeniería de Software: Un enfoque práctico (7ma ed.). McGraw-Hill, México.</w:t>
+      </w:r>
+    </w:p>
+    <w:p>
+      <w:pPr>
+        <w:spacing w:line="240" w:lineRule="auto" w:after="480" w:before="0"/>
+        <w:ind w:left="425" w:hanging="425"/>
+        <w:jc w:val="both"/>
+      </w:pPr>
+      <w:r>
+        <w:rPr>
+          <w:rFonts w:ascii="Times New Roman" w:hAnsi="Times New Roman"/>
+          <w:sz w:val="24"/>
+        </w:rPr>
+        <w:t>Universidad Pedagógica Experimental Libertador. (2016). Manual de trabajos de grado de especialización y maestría y tesis doctorales (5ta ed.). FEDUPEL, Venezuela.</w:t>
+      </w:r>
+    </w:p>
+    <w:p>
+      <w:pPr>
         <w:sectPr>
-          <w:footerReference w:type="default" r:id="rId38"/>
+          <w:footerReference w:type="default" r:id="rId40"/>
           <w:type w:val="continuous"/>
           <w:pgSz w:w="12240" w:h="15840"/>
           <w:pgMar w:top="1701" w:right="1701" w:bottom="1701" w:left="2268" w:header="720" w:footer="720" w:gutter="0"/>
@@ -4627,7 +5672,7 @@
     <w:p>
       <w:pPr>
         <w:sectPr>
-          <w:footerReference w:type="default" r:id="rId39"/>
+          <w:footerReference w:type="default" r:id="rId41"/>
           <w:pgSz w:w="12240" w:h="15840"/>
           <w:pgMar w:top="2835" w:right="1701" w:bottom="1701" w:left="2268" w:header="720" w:footer="720" w:gutter="0"/>
           <w:cols w:space="720"/>
@@ -4661,7 +5706,7 @@
           <w:b/>
           <w:sz w:val="24"/>
         </w:rPr>
-        <w:t>[Definición de Términos Básicos]</w:t>
+        <w:t>[Diagrama Entidad-Relación de la Base de Datos]</w:t>
       </w:r>
     </w:p>
     <w:p>
@@ -4680,7 +5725,7 @@
     <w:p>
       <w:pPr>
         <w:sectPr>
-          <w:footerReference w:type="default" r:id="rId40"/>
+          <w:footerReference w:type="default" r:id="rId42"/>
           <w:pgSz w:w="12240" w:h="15840"/>
           <w:pgMar w:top="2835" w:right="1701" w:bottom="1701" w:left="2268" w:header="720" w:footer="720" w:gutter="0"/>
           <w:cols w:space="720"/>
@@ -4714,7 +5759,7 @@
           <w:b/>
           <w:sz w:val="24"/>
         </w:rPr>
-        <w:t>[Planes de Trabajo]</w:t>
+        <w:t>[Capturas de la Interfaz del Sistema (Wails/HTML)]</w:t>
       </w:r>
     </w:p>
     <w:p>
@@ -4733,7 +5778,7 @@
     <w:p>
       <w:pPr>
         <w:sectPr>
-          <w:footerReference w:type="default" r:id="rId41"/>
+          <w:footerReference w:type="default" r:id="rId43"/>
           <w:pgSz w:w="12240" w:h="15840"/>
           <w:pgMar w:top="2835" w:right="1701" w:bottom="1701" w:left="2268" w:header="720" w:footer="720" w:gutter="0"/>
           <w:cols w:space="720"/>
@@ -4767,7 +5812,7 @@
           <w:b/>
           <w:sz w:val="24"/>
         </w:rPr>
-        <w:t>[Memoria Fotográfica]</w:t>
+        <w:t>[Memoria Fotográfica del Área de Presidencia]</w:t>
       </w:r>
     </w:p>
     <w:p>
@@ -4784,7 +5829,7 @@
       </w:r>
     </w:p>
     <w:sectPr>
-      <w:footerReference w:type="default" r:id="rId42"/>
+      <w:footerReference w:type="default" r:id="rId44"/>
       <w:pgSz w:w="12240" w:h="15840"/>
       <w:pgMar w:top="2835" w:right="1701" w:bottom="1701" w:left="2268" w:header="720" w:footer="720" w:gutter="0"/>
       <w:cols w:space="720"/>

--- a/juliano/reportes/Informe_Pasantia_IUTECP.docx
+++ b/juliano/reportes/Informe_Pasantia_IUTECP.docx
@@ -312,6 +312,7 @@
       </w:pPr>
     </w:p>
     <w:p>
+      <w:bookmarkStart w:id="bm_dedicatoria" w:name="bm_dedicatoria"/>
       <w:pPr>
         <w:spacing w:after="480"/>
         <w:jc w:val="center"/>
@@ -324,6 +325,7 @@
         </w:rPr>
         <w:t>DEDICATORIA</w:t>
       </w:r>
+      <w:bookmarkEnd w:id="bm_dedicatoria"/>
     </w:p>
     <w:p>
       <w:pPr>
@@ -366,6 +368,7 @@
       </w:pPr>
     </w:p>
     <w:p>
+      <w:bookmarkStart w:id="bm_agradecimientos" w:name="bm_agradecimientos"/>
       <w:pPr>
         <w:spacing w:after="480"/>
         <w:jc w:val="center"/>
@@ -378,6 +381,7 @@
         </w:rPr>
         <w:t>AGRADECIMIENTOS</w:t>
       </w:r>
+      <w:bookmarkEnd w:id="bm_agradecimientos"/>
     </w:p>
     <w:p>
       <w:pPr>
@@ -420,6 +424,7 @@
       </w:pPr>
     </w:p>
     <w:p>
+      <w:bookmarkStart w:id="bm_resumen" w:name="bm_resumen"/>
       <w:pPr>
         <w:spacing w:after="480"/>
         <w:jc w:val="center"/>
@@ -432,6 +437,7 @@
         </w:rPr>
         <w:t>RESUMEN</w:t>
       </w:r>
+      <w:bookmarkEnd w:id="bm_resumen"/>
     </w:p>
     <w:p>
       <w:pPr>
@@ -551,7 +557,11 @@
           <w:b w:val="0"/>
           <w:sz w:val="24"/>
         </w:rPr>
-        <w:t>iii</w:t>
+        <w:fldChar w:fldCharType="begin"/>
+        <w:instrText xml:space="preserve"> PAGEREF bm_dedicatoria \h </w:instrText>
+        <w:fldChar w:fldCharType="separate"/>
+        <w:t>?</w:t>
+        <w:fldChar w:fldCharType="end"/>
       </w:r>
     </w:p>
     <w:p>
@@ -577,7 +587,11 @@
           <w:b w:val="0"/>
           <w:sz w:val="24"/>
         </w:rPr>
-        <w:t>iv</w:t>
+        <w:fldChar w:fldCharType="begin"/>
+        <w:instrText xml:space="preserve"> PAGEREF bm_agradecimientos \h </w:instrText>
+        <w:fldChar w:fldCharType="separate"/>
+        <w:t>?</w:t>
+        <w:fldChar w:fldCharType="end"/>
       </w:r>
     </w:p>
     <w:p>
@@ -603,7 +617,11 @@
           <w:b w:val="0"/>
           <w:sz w:val="24"/>
         </w:rPr>
-        <w:t>v</w:t>
+        <w:fldChar w:fldCharType="begin"/>
+        <w:instrText xml:space="preserve"> PAGEREF bm_resumen \h </w:instrText>
+        <w:fldChar w:fldCharType="separate"/>
+        <w:t>?</w:t>
+        <w:fldChar w:fldCharType="end"/>
       </w:r>
     </w:p>
     <w:p>
@@ -629,7 +647,11 @@
           <w:b w:val="0"/>
           <w:sz w:val="24"/>
         </w:rPr>
-        <w:t>vii</w:t>
+        <w:fldChar w:fldCharType="begin"/>
+        <w:instrText xml:space="preserve"> PAGEREF bm_lista_cuadros \h </w:instrText>
+        <w:fldChar w:fldCharType="separate"/>
+        <w:t>?</w:t>
+        <w:fldChar w:fldCharType="end"/>
       </w:r>
     </w:p>
     <w:p>
@@ -655,7 +677,11 @@
           <w:b w:val="0"/>
           <w:sz w:val="24"/>
         </w:rPr>
-        <w:t>viii</w:t>
+        <w:fldChar w:fldCharType="begin"/>
+        <w:instrText xml:space="preserve"> PAGEREF bm_lista_graficos \h </w:instrText>
+        <w:fldChar w:fldCharType="separate"/>
+        <w:t>?</w:t>
+        <w:fldChar w:fldCharType="end"/>
       </w:r>
     </w:p>
     <w:p>
@@ -681,7 +707,11 @@
           <w:b w:val="0"/>
           <w:sz w:val="24"/>
         </w:rPr>
-        <w:t>ix</w:t>
+        <w:fldChar w:fldCharType="begin"/>
+        <w:instrText xml:space="preserve"> PAGEREF bm_lista_anexos \h </w:instrText>
+        <w:fldChar w:fldCharType="separate"/>
+        <w:t>?</w:t>
+        <w:fldChar w:fldCharType="end"/>
       </w:r>
     </w:p>
     <w:p>
@@ -707,7 +737,11 @@
           <w:b w:val="0"/>
           <w:sz w:val="24"/>
         </w:rPr>
-        <w:t>1</w:t>
+        <w:fldChar w:fldCharType="begin"/>
+        <w:instrText xml:space="preserve"> PAGEREF bm_introduccion \h </w:instrText>
+        <w:fldChar w:fldCharType="separate"/>
+        <w:t>?</w:t>
+        <w:fldChar w:fldCharType="end"/>
       </w:r>
     </w:p>
     <w:p>
@@ -744,7 +778,11 @@
           <w:b/>
           <w:sz w:val="24"/>
         </w:rPr>
-        <w:t>2</w:t>
+        <w:fldChar w:fldCharType="begin"/>
+        <w:instrText xml:space="preserve"> PAGEREF bm_cap1 \h </w:instrText>
+        <w:fldChar w:fldCharType="separate"/>
+        <w:t>?</w:t>
+        <w:fldChar w:fldCharType="end"/>
       </w:r>
     </w:p>
     <w:p>
@@ -770,7 +808,11 @@
           <w:b w:val="0"/>
           <w:sz w:val="24"/>
         </w:rPr>
-        <w:t>2</w:t>
+        <w:fldChar w:fldCharType="begin"/>
+        <w:instrText xml:space="preserve"> PAGEREF bm_cap1_ident \h </w:instrText>
+        <w:fldChar w:fldCharType="separate"/>
+        <w:t>?</w:t>
+        <w:fldChar w:fldCharType="end"/>
       </w:r>
     </w:p>
     <w:p>
@@ -796,7 +838,11 @@
           <w:b w:val="0"/>
           <w:sz w:val="24"/>
         </w:rPr>
-        <w:t>2</w:t>
+        <w:fldChar w:fldCharType="begin"/>
+        <w:instrText xml:space="preserve"> PAGEREF bm_cap1_resena \h </w:instrText>
+        <w:fldChar w:fldCharType="separate"/>
+        <w:t>?</w:t>
+        <w:fldChar w:fldCharType="end"/>
       </w:r>
     </w:p>
     <w:p>
@@ -822,7 +868,11 @@
           <w:b w:val="0"/>
           <w:sz w:val="24"/>
         </w:rPr>
-        <w:t>2</w:t>
+        <w:fldChar w:fldCharType="begin"/>
+        <w:instrText xml:space="preserve"> PAGEREF bm_cap1_mision \h </w:instrText>
+        <w:fldChar w:fldCharType="separate"/>
+        <w:t>?</w:t>
+        <w:fldChar w:fldCharType="end"/>
       </w:r>
     </w:p>
     <w:p>
@@ -848,7 +898,11 @@
           <w:b w:val="0"/>
           <w:sz w:val="24"/>
         </w:rPr>
-        <w:t>3</w:t>
+        <w:fldChar w:fldCharType="begin"/>
+        <w:instrText xml:space="preserve"> PAGEREF bm_cap1_vision \h </w:instrText>
+        <w:fldChar w:fldCharType="separate"/>
+        <w:t>?</w:t>
+        <w:fldChar w:fldCharType="end"/>
       </w:r>
     </w:p>
     <w:p>
@@ -874,7 +928,11 @@
           <w:b w:val="0"/>
           <w:sz w:val="24"/>
         </w:rPr>
-        <w:t>3</w:t>
+        <w:fldChar w:fldCharType="begin"/>
+        <w:instrText xml:space="preserve"> PAGEREF bm_cap1_valores \h </w:instrText>
+        <w:fldChar w:fldCharType="separate"/>
+        <w:t>?</w:t>
+        <w:fldChar w:fldCharType="end"/>
       </w:r>
     </w:p>
     <w:p>
@@ -900,7 +958,11 @@
           <w:b w:val="0"/>
           <w:sz w:val="24"/>
         </w:rPr>
-        <w:t>3</w:t>
+        <w:fldChar w:fldCharType="begin"/>
+        <w:instrText xml:space="preserve"> PAGEREF bm_cap1_obj \h </w:instrText>
+        <w:fldChar w:fldCharType="separate"/>
+        <w:t>?</w:t>
+        <w:fldChar w:fldCharType="end"/>
       </w:r>
     </w:p>
     <w:p>
@@ -926,7 +988,11 @@
           <w:b w:val="0"/>
           <w:sz w:val="24"/>
         </w:rPr>
-        <w:t>3</w:t>
+        <w:fldChar w:fldCharType="begin"/>
+        <w:instrText xml:space="preserve"> PAGEREF bm_cap1_ubic \h </w:instrText>
+        <w:fldChar w:fldCharType="separate"/>
+        <w:t>?</w:t>
+        <w:fldChar w:fldCharType="end"/>
       </w:r>
     </w:p>
     <w:p>
@@ -952,7 +1018,11 @@
           <w:b w:val="0"/>
           <w:sz w:val="24"/>
         </w:rPr>
-        <w:t>3</w:t>
+        <w:fldChar w:fldCharType="begin"/>
+        <w:instrText xml:space="preserve"> PAGEREF bm_cap1_pobla \h </w:instrText>
+        <w:fldChar w:fldCharType="separate"/>
+        <w:t>?</w:t>
+        <w:fldChar w:fldCharType="end"/>
       </w:r>
     </w:p>
     <w:p>
@@ -978,7 +1048,11 @@
           <w:b w:val="0"/>
           <w:sz w:val="24"/>
         </w:rPr>
-        <w:t>4</w:t>
+        <w:fldChar w:fldCharType="begin"/>
+        <w:instrText xml:space="preserve"> PAGEREF bm_cap1_estruct \h </w:instrText>
+        <w:fldChar w:fldCharType="separate"/>
+        <w:t>?</w:t>
+        <w:fldChar w:fldCharType="end"/>
       </w:r>
     </w:p>
     <w:p>
@@ -1004,7 +1078,11 @@
           <w:b/>
           <w:sz w:val="24"/>
         </w:rPr>
-        <w:t>5</w:t>
+        <w:fldChar w:fldCharType="begin"/>
+        <w:instrText xml:space="preserve"> PAGEREF bm_cap2 \h </w:instrText>
+        <w:fldChar w:fldCharType="separate"/>
+        <w:t>?</w:t>
+        <w:fldChar w:fldCharType="end"/>
       </w:r>
     </w:p>
     <w:p>
@@ -1030,7 +1108,11 @@
           <w:b w:val="0"/>
           <w:sz w:val="24"/>
         </w:rPr>
-        <w:t>5</w:t>
+        <w:fldChar w:fldCharType="begin"/>
+        <w:instrText xml:space="preserve"> PAGEREF bm_cap2_sit \h </w:instrText>
+        <w:fldChar w:fldCharType="separate"/>
+        <w:t>?</w:t>
+        <w:fldChar w:fldCharType="end"/>
       </w:r>
     </w:p>
     <w:p>
@@ -1056,7 +1138,11 @@
           <w:b w:val="0"/>
           <w:sz w:val="24"/>
         </w:rPr>
-        <w:t>5</w:t>
+        <w:fldChar w:fldCharType="begin"/>
+        <w:instrText xml:space="preserve"> PAGEREF bm_cap2_objg \h </w:instrText>
+        <w:fldChar w:fldCharType="separate"/>
+        <w:t>?</w:t>
+        <w:fldChar w:fldCharType="end"/>
       </w:r>
     </w:p>
     <w:p>
@@ -1082,7 +1168,11 @@
           <w:b w:val="0"/>
           <w:sz w:val="24"/>
         </w:rPr>
-        <w:t>5</w:t>
+        <w:fldChar w:fldCharType="begin"/>
+        <w:instrText xml:space="preserve"> PAGEREF bm_cap2_obje \h </w:instrText>
+        <w:fldChar w:fldCharType="separate"/>
+        <w:t>?</w:t>
+        <w:fldChar w:fldCharType="end"/>
       </w:r>
     </w:p>
     <w:p>
@@ -1108,7 +1198,11 @@
           <w:b w:val="0"/>
           <w:sz w:val="24"/>
         </w:rPr>
-        <w:t>5</w:t>
+        <w:fldChar w:fldCharType="begin"/>
+        <w:instrText xml:space="preserve"> PAGEREF bm_cap2_planif \h </w:instrText>
+        <w:fldChar w:fldCharType="separate"/>
+        <w:t>?</w:t>
+        <w:fldChar w:fldCharType="end"/>
       </w:r>
     </w:p>
     <w:p>
@@ -1134,7 +1228,11 @@
           <w:b w:val="0"/>
           <w:sz w:val="24"/>
         </w:rPr>
-        <w:t>6</w:t>
+        <w:fldChar w:fldCharType="begin"/>
+        <w:instrText xml:space="preserve"> PAGEREF bm_cap2_crono \h </w:instrText>
+        <w:fldChar w:fldCharType="separate"/>
+        <w:t>?</w:t>
+        <w:fldChar w:fldCharType="end"/>
       </w:r>
     </w:p>
     <w:p>
@@ -1160,7 +1258,11 @@
           <w:b/>
           <w:sz w:val="24"/>
         </w:rPr>
-        <w:t>7</w:t>
+        <w:fldChar w:fldCharType="begin"/>
+        <w:instrText xml:space="preserve"> PAGEREF bm_cap3 \h </w:instrText>
+        <w:fldChar w:fldCharType="separate"/>
+        <w:t>?</w:t>
+        <w:fldChar w:fldCharType="end"/>
       </w:r>
     </w:p>
     <w:p>
@@ -1186,7 +1288,11 @@
           <w:b w:val="0"/>
           <w:sz w:val="24"/>
         </w:rPr>
-        <w:t>7</w:t>
+        <w:fldChar w:fldCharType="begin"/>
+        <w:instrText xml:space="preserve"> PAGEREF bm_cap3_bases \h </w:instrText>
+        <w:fldChar w:fldCharType="separate"/>
+        <w:t>?</w:t>
+        <w:fldChar w:fldCharType="end"/>
       </w:r>
     </w:p>
     <w:p>
@@ -1212,7 +1318,11 @@
           <w:b/>
           <w:sz w:val="24"/>
         </w:rPr>
-        <w:t>8</w:t>
+        <w:fldChar w:fldCharType="begin"/>
+        <w:instrText xml:space="preserve"> PAGEREF bm_cap4 \h </w:instrText>
+        <w:fldChar w:fldCharType="separate"/>
+        <w:t>?</w:t>
+        <w:fldChar w:fldCharType="end"/>
       </w:r>
     </w:p>
     <w:p>
@@ -1238,7 +1348,11 @@
           <w:b w:val="0"/>
           <w:sz w:val="24"/>
         </w:rPr>
-        <w:t>8</w:t>
+        <w:fldChar w:fldCharType="begin"/>
+        <w:instrText xml:space="preserve"> PAGEREF bm_cap4_desc \h </w:instrText>
+        <w:fldChar w:fldCharType="separate"/>
+        <w:t>?</w:t>
+        <w:fldChar w:fldCharType="end"/>
       </w:r>
     </w:p>
     <w:p>
@@ -1264,7 +1378,11 @@
           <w:b/>
           <w:sz w:val="24"/>
         </w:rPr>
-        <w:t>10</w:t>
+        <w:fldChar w:fldCharType="begin"/>
+        <w:instrText xml:space="preserve"> PAGEREF bm_cap5 \h </w:instrText>
+        <w:fldChar w:fldCharType="separate"/>
+        <w:t>?</w:t>
+        <w:fldChar w:fldCharType="end"/>
       </w:r>
     </w:p>
     <w:p>
@@ -1290,7 +1408,11 @@
           <w:b w:val="0"/>
           <w:sz w:val="24"/>
         </w:rPr>
-        <w:t>10</w:t>
+        <w:fldChar w:fldCharType="begin"/>
+        <w:instrText xml:space="preserve"> PAGEREF bm_cap5_concl \h </w:instrText>
+        <w:fldChar w:fldCharType="separate"/>
+        <w:t>?</w:t>
+        <w:fldChar w:fldCharType="end"/>
       </w:r>
     </w:p>
     <w:p>
@@ -1316,7 +1438,11 @@
           <w:b w:val="0"/>
           <w:sz w:val="24"/>
         </w:rPr>
-        <w:t>10</w:t>
+        <w:fldChar w:fldCharType="begin"/>
+        <w:instrText xml:space="preserve"> PAGEREF bm_cap5_recom \h </w:instrText>
+        <w:fldChar w:fldCharType="separate"/>
+        <w:t>?</w:t>
+        <w:fldChar w:fldCharType="end"/>
       </w:r>
     </w:p>
     <w:p>
@@ -1342,7 +1468,11 @@
           <w:b/>
           <w:sz w:val="24"/>
         </w:rPr>
-        <w:t>11</w:t>
+        <w:fldChar w:fldCharType="begin"/>
+        <w:instrText xml:space="preserve"> PAGEREF bm_referencias \h </w:instrText>
+        <w:fldChar w:fldCharType="separate"/>
+        <w:t>?</w:t>
+        <w:fldChar w:fldCharType="end"/>
       </w:r>
     </w:p>
     <w:p>
@@ -1368,7 +1498,11 @@
           <w:b/>
           <w:sz w:val="24"/>
         </w:rPr>
-        <w:t>12</w:t>
+        <w:fldChar w:fldCharType="begin"/>
+        <w:instrText xml:space="preserve"> PAGEREF bm_anexos \h </w:instrText>
+        <w:fldChar w:fldCharType="separate"/>
+        <w:t>?</w:t>
+        <w:fldChar w:fldCharType="end"/>
       </w:r>
     </w:p>
     <w:p>
@@ -1385,6 +1519,7 @@
       </w:pPr>
     </w:p>
     <w:p>
+      <w:bookmarkStart w:id="bm_lista_cuadros" w:name="bm_lista_cuadros"/>
       <w:pPr>
         <w:spacing w:after="480"/>
         <w:jc w:val="center"/>
@@ -1397,6 +1532,7 @@
         </w:rPr>
         <w:t>LISTA DE CUADROS</w:t>
       </w:r>
+      <w:bookmarkEnd w:id="bm_lista_cuadros"/>
     </w:p>
     <w:p>
       <w:pPr>
@@ -1455,7 +1591,18 @@
         <w:tab/>
         <w:t>Planificación integral de objetivos específicos</w:t>
         <w:tab/>
-        <w:t>5</w:t>
+      </w:r>
+      <w:r>
+        <w:rPr>
+          <w:rFonts w:ascii="Times New Roman" w:hAnsi="Times New Roman"/>
+          <w:b w:val="0"/>
+          <w:sz w:val="24"/>
+        </w:rPr>
+        <w:fldChar w:fldCharType="begin"/>
+        <w:instrText xml:space="preserve"> PAGEREF bm_cuadro1 \h </w:instrText>
+        <w:fldChar w:fldCharType="separate"/>
+        <w:t>?</w:t>
+        <w:fldChar w:fldCharType="end"/>
       </w:r>
     </w:p>
     <w:p>
@@ -1476,7 +1623,18 @@
         <w:tab/>
         <w:t>Cronograma de actividades del proyecto factible</w:t>
         <w:tab/>
-        <w:t>6</w:t>
+      </w:r>
+      <w:r>
+        <w:rPr>
+          <w:rFonts w:ascii="Times New Roman" w:hAnsi="Times New Roman"/>
+          <w:b w:val="0"/>
+          <w:sz w:val="24"/>
+        </w:rPr>
+        <w:fldChar w:fldCharType="begin"/>
+        <w:instrText xml:space="preserve"> PAGEREF bm_cuadro2 \h </w:instrText>
+        <w:fldChar w:fldCharType="separate"/>
+        <w:t>?</w:t>
+        <w:fldChar w:fldCharType="end"/>
       </w:r>
     </w:p>
     <w:p>
@@ -1493,6 +1651,7 @@
       </w:pPr>
     </w:p>
     <w:p>
+      <w:bookmarkStart w:id="bm_lista_graficos" w:name="bm_lista_graficos"/>
       <w:pPr>
         <w:spacing w:after="480"/>
         <w:jc w:val="center"/>
@@ -1505,6 +1664,7 @@
         </w:rPr>
         <w:t>LISTA DE GRÁFICOS</w:t>
       </w:r>
+      <w:bookmarkEnd w:id="bm_lista_graficos"/>
     </w:p>
     <w:p>
       <w:pPr>
@@ -1563,7 +1723,18 @@
         <w:tab/>
         <w:t>Organigrama estructural y niveles jerárquicos de Venangocupet, S.A.</w:t>
         <w:tab/>
-        <w:t>3</w:t>
+      </w:r>
+      <w:r>
+        <w:rPr>
+          <w:rFonts w:ascii="Times New Roman" w:hAnsi="Times New Roman"/>
+          <w:b w:val="0"/>
+          <w:sz w:val="24"/>
+        </w:rPr>
+        <w:fldChar w:fldCharType="begin"/>
+        <w:instrText xml:space="preserve"> PAGEREF bm_grafico1 \h </w:instrText>
+        <w:fldChar w:fldCharType="separate"/>
+        <w:t>?</w:t>
+        <w:fldChar w:fldCharType="end"/>
       </w:r>
     </w:p>
     <w:p>
@@ -1584,7 +1755,18 @@
         <w:tab/>
         <w:t>Organigrama del Departamento de Presidencia.</w:t>
         <w:tab/>
-        <w:t>4</w:t>
+      </w:r>
+      <w:r>
+        <w:rPr>
+          <w:rFonts w:ascii="Times New Roman" w:hAnsi="Times New Roman"/>
+          <w:b w:val="0"/>
+          <w:sz w:val="24"/>
+        </w:rPr>
+        <w:fldChar w:fldCharType="begin"/>
+        <w:instrText xml:space="preserve"> PAGEREF bm_grafico2 \h </w:instrText>
+        <w:fldChar w:fldCharType="separate"/>
+        <w:t>?</w:t>
+        <w:fldChar w:fldCharType="end"/>
       </w:r>
     </w:p>
     <w:p>
@@ -1601,6 +1783,7 @@
       </w:pPr>
     </w:p>
     <w:p>
+      <w:bookmarkStart w:id="bm_lista_anexos" w:name="bm_lista_anexos"/>
       <w:pPr>
         <w:spacing w:after="480"/>
         <w:jc w:val="center"/>
@@ -1613,6 +1796,7 @@
         </w:rPr>
         <w:t>LISTA DE ANEXOS</w:t>
       </w:r>
+      <w:bookmarkEnd w:id="bm_lista_anexos"/>
     </w:p>
     <w:p>
       <w:pPr>
@@ -1671,7 +1855,18 @@
         <w:tab/>
         <w:t>Diagrama Entidad-Relación de la Base de Datos</w:t>
         <w:tab/>
-        <w:t>13</w:t>
+      </w:r>
+      <w:r>
+        <w:rPr>
+          <w:rFonts w:ascii="Times New Roman" w:hAnsi="Times New Roman"/>
+          <w:b w:val="0"/>
+          <w:sz w:val="24"/>
+        </w:rPr>
+        <w:fldChar w:fldCharType="begin"/>
+        <w:instrText xml:space="preserve"> PAGEREF bm_anexoA \h </w:instrText>
+        <w:fldChar w:fldCharType="separate"/>
+        <w:t>?</w:t>
+        <w:fldChar w:fldCharType="end"/>
       </w:r>
     </w:p>
     <w:p>
@@ -1692,7 +1887,18 @@
         <w:tab/>
         <w:t>Capturas de la Interfaz del Sistema (Wails/HTML)</w:t>
         <w:tab/>
-        <w:t>14</w:t>
+      </w:r>
+      <w:r>
+        <w:rPr>
+          <w:rFonts w:ascii="Times New Roman" w:hAnsi="Times New Roman"/>
+          <w:b w:val="0"/>
+          <w:sz w:val="24"/>
+        </w:rPr>
+        <w:fldChar w:fldCharType="begin"/>
+        <w:instrText xml:space="preserve"> PAGEREF bm_anexoB \h </w:instrText>
+        <w:fldChar w:fldCharType="separate"/>
+        <w:t>?</w:t>
+        <w:fldChar w:fldCharType="end"/>
       </w:r>
     </w:p>
     <w:p>
@@ -1713,7 +1919,18 @@
         <w:tab/>
         <w:t>Memoria Fotográfica del Área de Presidencia</w:t>
         <w:tab/>
-        <w:t>15</w:t>
+      </w:r>
+      <w:r>
+        <w:rPr>
+          <w:rFonts w:ascii="Times New Roman" w:hAnsi="Times New Roman"/>
+          <w:b w:val="0"/>
+          <w:sz w:val="24"/>
+        </w:rPr>
+        <w:fldChar w:fldCharType="begin"/>
+        <w:instrText xml:space="preserve"> PAGEREF bm_anexoC \h </w:instrText>
+        <w:fldChar w:fldCharType="separate"/>
+        <w:t>?</w:t>
+        <w:fldChar w:fldCharType="end"/>
       </w:r>
     </w:p>
     <w:p>
@@ -1730,6 +1947,7 @@
       </w:pPr>
     </w:p>
     <w:p>
+      <w:bookmarkStart w:id="bm_introduccion" w:name="bm_introduccion"/>
       <w:pPr>
         <w:spacing w:after="480"/>
         <w:jc w:val="center"/>
@@ -1742,6 +1960,7 @@
         </w:rPr>
         <w:t>INTRODUCCIÓN</w:t>
       </w:r>
+      <w:bookmarkEnd w:id="bm_introduccion"/>
     </w:p>
     <w:p>
       <w:pPr>
@@ -1798,6 +2017,7 @@
       </w:r>
     </w:p>
     <w:p>
+      <w:bookmarkStart w:id="bm_cap1" w:name="bm_cap1"/>
       <w:pPr>
         <w:spacing w:before="480"/>
         <w:jc w:val="center"/>
@@ -1810,6 +2030,7 @@
         </w:rPr>
         <w:t>REALIDAD ORGANIZACIONAL</w:t>
       </w:r>
+      <w:bookmarkEnd w:id="bm_cap1"/>
     </w:p>
     <w:p>
       <w:pPr>
@@ -1824,6 +2045,7 @@
       </w:pPr>
     </w:p>
     <w:p>
+      <w:bookmarkStart w:id="bm_cap1_ident" w:name="bm_cap1_ident"/>
       <w:pPr>
         <w:spacing w:before="480" w:after="480" w:line="360" w:lineRule="auto"/>
         <w:jc w:val="left"/>
@@ -1836,6 +2058,7 @@
         </w:rPr>
         <w:t>IDENTIFICACIÓN DE LA EMPRESA</w:t>
       </w:r>
+      <w:bookmarkEnd w:id="bm_cap1_ident"/>
     </w:p>
     <w:p>
       <w:pPr>
@@ -1884,6 +2107,7 @@
       </w:r>
     </w:p>
     <w:p>
+      <w:bookmarkStart w:id="bm_cap1_resena" w:name="bm_cap1_resena"/>
       <w:pPr>
         <w:spacing w:before="240" w:after="240" w:line="360" w:lineRule="auto"/>
         <w:ind w:firstLine="709"/>
@@ -1898,6 +2122,7 @@
         </w:rPr>
         <w:t>1.1.2 Reseña histórica</w:t>
       </w:r>
+      <w:bookmarkEnd w:id="bm_cap1_resena"/>
     </w:p>
     <w:p>
       <w:pPr>
@@ -1930,6 +2155,7 @@
       </w:r>
     </w:p>
     <w:p>
+      <w:bookmarkStart w:id="bm_cap1_mision" w:name="bm_cap1_mision"/>
       <w:pPr>
         <w:spacing w:before="240" w:after="240" w:line="360" w:lineRule="auto"/>
         <w:ind w:firstLine="709"/>
@@ -1944,6 +2170,7 @@
         </w:rPr>
         <w:t>1.1.3 Misión</w:t>
       </w:r>
+      <w:bookmarkEnd w:id="bm_cap1_mision"/>
     </w:p>
     <w:p>
       <w:pPr>
@@ -1961,6 +2188,7 @@
       </w:r>
     </w:p>
     <w:p>
+      <w:bookmarkStart w:id="bm_cap1_vision" w:name="bm_cap1_vision"/>
       <w:pPr>
         <w:spacing w:before="240" w:after="240" w:line="360" w:lineRule="auto"/>
         <w:ind w:firstLine="709"/>
@@ -1975,6 +2203,7 @@
         </w:rPr>
         <w:t>1.1.4 Visión</w:t>
       </w:r>
+      <w:bookmarkEnd w:id="bm_cap1_vision"/>
     </w:p>
     <w:p>
       <w:pPr>
@@ -1992,6 +2221,7 @@
       </w:r>
     </w:p>
     <w:p>
+      <w:bookmarkStart w:id="bm_cap1_valores" w:name="bm_cap1_valores"/>
       <w:pPr>
         <w:spacing w:before="240" w:after="240" w:line="360" w:lineRule="auto"/>
         <w:ind w:firstLine="709"/>
@@ -2006,6 +2236,7 @@
         </w:rPr>
         <w:t>1.1.5 Valores</w:t>
       </w:r>
+      <w:bookmarkEnd w:id="bm_cap1_valores"/>
     </w:p>
     <w:p>
       <w:pPr>
@@ -2139,6 +2370,7 @@
       </w:r>
     </w:p>
     <w:p>
+      <w:bookmarkStart w:id="bm_cap1_obj" w:name="bm_cap1_obj"/>
       <w:pPr>
         <w:spacing w:before="240" w:after="240" w:line="360" w:lineRule="auto"/>
         <w:ind w:firstLine="709"/>
@@ -2153,6 +2385,7 @@
         </w:rPr>
         <w:t>1.1.6 Objetivos Organizacionales</w:t>
       </w:r>
+      <w:bookmarkEnd w:id="bm_cap1_obj"/>
     </w:p>
     <w:p>
       <w:pPr>
@@ -2233,6 +2466,7 @@
       </w:r>
     </w:p>
     <w:p>
+      <w:bookmarkStart w:id="bm_cap1_ubic" w:name="bm_cap1_ubic"/>
       <w:pPr>
         <w:spacing w:before="240" w:after="240" w:line="360" w:lineRule="auto"/>
         <w:ind w:firstLine="709"/>
@@ -2247,6 +2481,7 @@
         </w:rPr>
         <w:t>1.1.7 Ubicación geográfica</w:t>
       </w:r>
+      <w:bookmarkEnd w:id="bm_cap1_ubic"/>
     </w:p>
     <w:p>
       <w:pPr>
@@ -2264,6 +2499,7 @@
       </w:r>
     </w:p>
     <w:p>
+      <w:bookmarkStart w:id="bm_cap1_pobla" w:name="bm_cap1_pobla"/>
       <w:pPr>
         <w:spacing w:before="240" w:after="240" w:line="360" w:lineRule="auto"/>
         <w:ind w:firstLine="709"/>
@@ -2278,6 +2514,7 @@
         </w:rPr>
         <w:t>1.1.8 Población de los trabajadores de la empresa</w:t>
       </w:r>
+      <w:bookmarkEnd w:id="bm_cap1_pobla"/>
     </w:p>
     <w:p>
       <w:pPr>
@@ -2310,6 +2547,7 @@
       </w:r>
     </w:p>
     <w:p>
+      <w:bookmarkStart w:id="bm_cap1_estruct" w:name="bm_cap1_estruct"/>
       <w:pPr>
         <w:spacing w:before="240" w:after="240" w:line="360" w:lineRule="auto"/>
         <w:ind w:firstLine="709"/>
@@ -2324,6 +2562,7 @@
         </w:rPr>
         <w:t>1.1.9 Estructura Organizativa</w:t>
       </w:r>
+      <w:bookmarkEnd w:id="bm_cap1_estruct"/>
     </w:p>
     <w:p>
       <w:pPr>
@@ -2381,6 +2620,7 @@
       </w:r>
     </w:p>
     <w:p>
+      <w:bookmarkStart w:id="bm_grafico1" w:name="bm_grafico1"/>
       <w:pPr>
         <w:spacing w:before="120" w:after="480"/>
         <w:jc w:val="center"/>
@@ -2401,6 +2641,7 @@
         </w:rPr>
         <w:t>Organigrama estructural y niveles jerárquicos de Venangocupet, S.A.</w:t>
       </w:r>
+      <w:bookmarkEnd w:id="bm_grafico1"/>
     </w:p>
     <w:p>
       <w:pPr>
@@ -2443,6 +2684,7 @@
       </w:r>
     </w:p>
     <w:p>
+      <w:bookmarkStart w:id="bm_grafico2" w:name="bm_grafico2"/>
       <w:pPr>
         <w:spacing w:before="120" w:after="480"/>
         <w:jc w:val="center"/>
@@ -2463,6 +2705,7 @@
         </w:rPr>
         <w:t>Organigrama del Departamento de Presidencia.</w:t>
       </w:r>
+      <w:bookmarkEnd w:id="bm_grafico2"/>
     </w:p>
     <w:p>
       <w:pPr>
@@ -2492,6 +2735,7 @@
       </w:r>
     </w:p>
     <w:p>
+      <w:bookmarkStart w:id="bm_cap2" w:name="bm_cap2"/>
       <w:pPr>
         <w:spacing w:before="480"/>
         <w:jc w:val="center"/>
@@ -2504,6 +2748,7 @@
         </w:rPr>
         <w:t>DIAGNÓSTICO SITUACIONAL</w:t>
       </w:r>
+      <w:bookmarkEnd w:id="bm_cap2"/>
     </w:p>
     <w:p>
       <w:pPr>
@@ -2518,6 +2763,7 @@
       </w:pPr>
     </w:p>
     <w:p>
+      <w:bookmarkStart w:id="bm_cap2_sit" w:name="bm_cap2_sit"/>
       <w:pPr>
         <w:spacing w:before="480" w:after="480" w:line="360" w:lineRule="auto"/>
         <w:jc w:val="left"/>
@@ -2530,6 +2776,7 @@
         </w:rPr>
         <w:t>Identificación de la Situación Problemática</w:t>
       </w:r>
+      <w:bookmarkEnd w:id="bm_cap2_sit"/>
     </w:p>
     <w:p>
       <w:pPr>
@@ -2577,6 +2824,7 @@
       </w:r>
     </w:p>
     <w:p>
+      <w:bookmarkStart w:id="bm_cap2_objg" w:name="bm_cap2_objg"/>
       <w:pPr>
         <w:spacing w:before="480" w:after="480" w:line="360" w:lineRule="auto"/>
         <w:jc w:val="left"/>
@@ -2589,6 +2837,7 @@
         </w:rPr>
         <w:t>Objetivo General</w:t>
       </w:r>
+      <w:bookmarkEnd w:id="bm_cap2_objg"/>
     </w:p>
     <w:p>
       <w:pPr>
@@ -2606,6 +2855,7 @@
       </w:r>
     </w:p>
     <w:p>
+      <w:bookmarkStart w:id="bm_cap2_obje" w:name="bm_cap2_obje"/>
       <w:pPr>
         <w:spacing w:before="480" w:after="480" w:line="360" w:lineRule="auto"/>
         <w:jc w:val="left"/>
@@ -2618,6 +2868,7 @@
         </w:rPr>
         <w:t>Objetivos Específicos</w:t>
       </w:r>
+      <w:bookmarkEnd w:id="bm_cap2_obje"/>
     </w:p>
     <w:p>
       <w:pPr>
@@ -2704,6 +2955,7 @@
       </w:r>
     </w:p>
     <w:p>
+      <w:bookmarkStart w:id="bm_cap2_planif" w:name="bm_cap2_planif"/>
       <w:pPr>
         <w:spacing w:before="480" w:after="480" w:line="360" w:lineRule="auto"/>
         <w:jc w:val="left"/>
@@ -2716,6 +2968,7 @@
         </w:rPr>
         <w:t>Planificación integral de objetivos</w:t>
       </w:r>
+      <w:bookmarkEnd w:id="bm_cap2_planif"/>
     </w:p>
     <w:p>
       <w:pPr>
@@ -2733,6 +2986,7 @@
       </w:r>
     </w:p>
     <w:p>
+      <w:bookmarkStart w:id="bm_cuadro1" w:name="bm_cuadro1"/>
       <w:pPr>
         <w:spacing w:before="480" w:after="240" w:line="360" w:lineRule="auto"/>
         <w:jc w:val="left"/>
@@ -2753,6 +3007,7 @@
         </w:rPr>
         <w:t>Planificación integral de objetivos específicos.</w:t>
       </w:r>
+      <w:bookmarkEnd w:id="bm_cuadro1"/>
     </w:p>
     <w:tbl>
       <w:tblPr>
@@ -2892,7 +3147,7 @@
                 <w:color w:val="000000"/>
                 <w:sz w:val="20"/>
               </w:rPr>
-              <w:t>Observación directa del ciclo de los expedientes y evaluación de fallas en las hojas de cálculo.</w:t>
+              <w:t>Observación directa del ciclo de expedientes y análisis de las fallas en las hojas de cálculo existentes.</w:t>
             </w:r>
           </w:p>
         </w:tc>
@@ -2913,7 +3168,7 @@
                 <w:color w:val="000000"/>
                 <w:sz w:val="20"/>
               </w:rPr>
-              <w:t>Cuaderno de notas, registros de Excel, mapeo in situ.</w:t>
+              <w:t>Cuaderno de notas, registros de Excel</w:t>
             </w:r>
           </w:p>
         </w:tc>
@@ -2934,7 +3189,7 @@
                 <w:color w:val="000000"/>
                 <w:sz w:val="20"/>
               </w:rPr>
-              <w:t>Diagnóstico técnico y detección de cuellos de botella.</w:t>
+              <w:t>Diagnóstico con identificación de debilidades en el flujo documental y la trazabilidad.</w:t>
             </w:r>
           </w:p>
         </w:tc>
@@ -2978,7 +3233,7 @@
                 <w:color w:val="000000"/>
                 <w:sz w:val="20"/>
               </w:rPr>
-              <w:t>Levantamiento de metadatos requeridos (fechas, remitente, estatus) y reglas de validación.</w:t>
+              <w:t>Levantamiento de metadatos requeridos (fechas, remitente, estatus) y definición de reglas de validación mediante entrevista no estructurada.</w:t>
             </w:r>
           </w:p>
         </w:tc>
@@ -2999,7 +3254,7 @@
                 <w:color w:val="000000"/>
                 <w:sz w:val="20"/>
               </w:rPr>
-              <w:t>Reuniones de planificación y formatos de requerimientos.</w:t>
+              <w:t>Formatos de requerimientos, diccionario de datos</w:t>
             </w:r>
           </w:p>
         </w:tc>
@@ -3020,7 +3275,7 @@
                 <w:color w:val="000000"/>
                 <w:sz w:val="20"/>
               </w:rPr>
-              <w:t>Diccionario de datos e informe de especificaciones.</w:t>
+              <w:t>Documento de especificación de requerimientos funcionales y técnicos.</w:t>
             </w:r>
           </w:p>
         </w:tc>
@@ -3064,7 +3319,7 @@
                 <w:color w:val="000000"/>
                 <w:sz w:val="20"/>
               </w:rPr>
-              <w:t>Modelado del diagrama Entidad-Relación y diseño de los módulos visuales en código HTML.</w:t>
+              <w:t>Modelado del diagrama Entidad-Relación y diseño de los módulos visuales mediante análisis documental.</w:t>
             </w:r>
           </w:p>
         </w:tc>
@@ -3085,7 +3340,7 @@
                 <w:color w:val="000000"/>
                 <w:sz w:val="20"/>
               </w:rPr>
-              <w:t>Herramientas de modelado, editores de código web.</w:t>
+              <w:t>Herramientas de modelado, editores de código</w:t>
             </w:r>
           </w:p>
         </w:tc>
@@ -3106,7 +3361,7 @@
                 <w:color w:val="000000"/>
                 <w:sz w:val="20"/>
               </w:rPr>
-              <w:t>Modelo relacional normalizado y maquetado de interfaz.</w:t>
+              <w:t>Diagrama Entidad-Relación y maquetado de la interfaz gráfica aprobados.</w:t>
             </w:r>
           </w:p>
         </w:tc>
@@ -3171,7 +3426,7 @@
                 <w:color w:val="000000"/>
                 <w:sz w:val="20"/>
               </w:rPr>
-              <w:t>Framework Wails, motor SQLite, equipo informático.</w:t>
+              <w:t>Framework Wails, motor SQLite, equipo informático</w:t>
             </w:r>
           </w:p>
         </w:tc>
@@ -3192,7 +3447,7 @@
                 <w:color w:val="000000"/>
                 <w:sz w:val="20"/>
               </w:rPr>
-              <w:t>Aplicación de escritorio operativa y probada.</w:t>
+              <w:t>Prototipo funcional validado con pruebas de escritorio exitosas.</w:t>
             </w:r>
           </w:p>
         </w:tc>
@@ -3200,6 +3455,7 @@
     </w:tbl>
     <w:p/>
     <w:p>
+      <w:bookmarkStart w:id="bm_cap2_crono" w:name="bm_cap2_crono"/>
       <w:pPr>
         <w:spacing w:before="480" w:after="480" w:line="360" w:lineRule="auto"/>
         <w:jc w:val="left"/>
@@ -3212,6 +3468,7 @@
         </w:rPr>
         <w:t>Cronograma de actividades</w:t>
       </w:r>
+      <w:bookmarkEnd w:id="bm_cap2_crono"/>
     </w:p>
     <w:p>
       <w:pPr>
@@ -3229,6 +3486,7 @@
       </w:r>
     </w:p>
     <w:p>
+      <w:bookmarkStart w:id="bm_cuadro2" w:name="bm_cuadro2"/>
       <w:pPr>
         <w:spacing w:before="480" w:after="240" w:line="360" w:lineRule="auto"/>
         <w:jc w:val="left"/>
@@ -3249,6 +3507,7 @@
         </w:rPr>
         <w:t>Cronograma de actividades del proyecto factible.</w:t>
       </w:r>
+      <w:bookmarkEnd w:id="bm_cuadro2"/>
     </w:p>
     <w:tbl>
       <w:tblPr>
@@ -4961,6 +5220,7 @@
       </w:r>
     </w:p>
     <w:p>
+      <w:bookmarkStart w:id="bm_cap3" w:name="bm_cap3"/>
       <w:pPr>
         <w:spacing w:before="480"/>
         <w:jc w:val="center"/>
@@ -4973,6 +5233,7 @@
         </w:rPr>
         <w:t>MARCO TEÓRICO</w:t>
       </w:r>
+      <w:bookmarkEnd w:id="bm_cap3"/>
     </w:p>
     <w:p>
       <w:pPr>
@@ -4987,6 +5248,7 @@
       </w:pPr>
     </w:p>
     <w:p>
+      <w:bookmarkStart w:id="bm_cap3_bases" w:name="bm_cap3_bases"/>
       <w:pPr>
         <w:spacing w:before="480" w:after="480" w:line="360" w:lineRule="auto"/>
         <w:jc w:val="left"/>
@@ -4997,8 +5259,9 @@
           <w:b/>
           <w:sz w:val="24"/>
         </w:rPr>
-        <w:t>Bases Teóricas Referenciales</w:t>
-      </w:r>
+        <w:t>Sistemas de Información</w:t>
+      </w:r>
+      <w:bookmarkEnd w:id="bm_cap3_bases"/>
     </w:p>
     <w:p>
       <w:pPr>
@@ -5012,7 +5275,358 @@
           <w:i w:val="0"/>
           <w:sz w:val="24"/>
         </w:rPr>
-        <w:t>Bases teóricas referenciales.</w:t>
+        <w:t>Un sistema de información constituye un conjunto organizado de recursos humanos, tecnológicos y procedimentales orientados a la captura, almacenamiento, procesamiento y distribución de datos con el propósito de apoyar la toma de decisiones dentro de una organización. Laudon y Laudon (2016) distinguen entre sistemas de procesamiento de transacciones, sistemas de soporte a la decisión y sistemas de información gerencial, siendo estos últimos los que transforman datos operativos en reportes consolidados de utilidad directiva.</w:t>
+      </w:r>
+    </w:p>
+    <w:p>
+      <w:pPr>
+        <w:spacing w:line="360" w:lineRule="auto" w:after="0" w:before="0"/>
+        <w:ind w:firstLine="709"/>
+        <w:jc w:val="both"/>
+      </w:pPr>
+      <w:r>
+        <w:rPr>
+          <w:rFonts w:ascii="Times New Roman" w:hAnsi="Times New Roman"/>
+          <w:i w:val="0"/>
+          <w:sz w:val="24"/>
+        </w:rPr>
+        <w:t>En el contexto del presente proyecto, el sistema propuesto se enmarca en la categoría de sistema de información operacional con capacidad de reporte gerencial, dado que registra cada movimiento documental de forma transaccional y provee resúmenes inmediatos al nivel de presidencia. Según Kendall y Kendall (2011), el análisis y diseño de sistemas busca comprender sistemáticamente cómo interactúan los datos y los usuarios para proponer soluciones tecnológicas que mejoren el flujo de trabajo de una organización.</w:t>
+      </w:r>
+    </w:p>
+    <w:p>
+      <w:pPr>
+        <w:spacing w:line="240" w:lineRule="auto" w:before="720" w:after="240"/>
+        <w:ind w:left="709" w:right="709"/>
+        <w:jc w:val="both"/>
+      </w:pPr>
+      <w:r>
+        <w:rPr>
+          <w:rFonts w:ascii="Times New Roman" w:hAnsi="Times New Roman"/>
+          <w:sz w:val="24"/>
+        </w:rPr>
+        <w:t>Los sistemas de información gerencial proporcionan a los administradores informes sobre el desempeño actual de la organización. Esta información se utiliza para supervisar y controlar el negocio y predecir el desempeño futuro. Los sistemas de información gerencial resumen y reportan las operaciones básicas de la empresa usando datos suministrados por los sistemas de procesamiento de transacciones.</w:t>
+      </w:r>
+      <w:r>
+        <w:rPr>
+          <w:rFonts w:ascii="Times New Roman" w:hAnsi="Times New Roman"/>
+          <w:sz w:val="24"/>
+        </w:rPr>
+        <w:t xml:space="preserve"> (Laudon y Laudon, 2016, p. 46)</w:t>
+      </w:r>
+    </w:p>
+    <w:p>
+      <w:pPr>
+        <w:spacing w:line="360" w:lineRule="auto" w:after="0" w:before="0"/>
+        <w:ind w:firstLine="709"/>
+        <w:jc w:val="both"/>
+      </w:pPr>
+      <w:r>
+        <w:rPr>
+          <w:rFonts w:ascii="Times New Roman" w:hAnsi="Times New Roman"/>
+          <w:i w:val="0"/>
+          <w:sz w:val="24"/>
+        </w:rPr>
+        <w:t>De acuerdo a la cita previa, se comprende la relevancia del control sistemático y la inmutabilidad de los registros en los departamentos estratégicos de la empresa.</w:t>
+      </w:r>
+    </w:p>
+    <w:p>
+      <w:pPr>
+        <w:spacing w:before="480" w:after="480" w:line="360" w:lineRule="auto"/>
+        <w:jc w:val="left"/>
+      </w:pPr>
+      <w:r>
+        <w:rPr>
+          <w:rFonts w:ascii="Times New Roman" w:hAnsi="Times New Roman"/>
+          <w:b/>
+          <w:sz w:val="24"/>
+        </w:rPr>
+        <w:t>Gestión Documental</w:t>
+      </w:r>
+    </w:p>
+    <w:p>
+      <w:pPr>
+        <w:spacing w:line="360" w:lineRule="auto" w:after="0" w:before="0"/>
+        <w:ind w:firstLine="709"/>
+        <w:jc w:val="both"/>
+      </w:pPr>
+      <w:r>
+        <w:rPr>
+          <w:rFonts w:ascii="Times New Roman" w:hAnsi="Times New Roman"/>
+          <w:i w:val="0"/>
+          <w:sz w:val="24"/>
+        </w:rPr>
+        <w:t>La gestión documental se define como el conjunto de normas, técnicas y prácticas que regulan el ciclo de vida de los documentos dentro de una organización, desde su creación o recepción hasta su disposición final. Cruz Mundet (2011) señala que una gestión documental eficaz garantiza la autenticidad, integridad, fiabilidad y disponibilidad de la información registrada, constituyendo un pilar fundamental para la transparencia administrativa y la continuidad operativa.</w:t>
+      </w:r>
+    </w:p>
+    <w:p>
+      <w:pPr>
+        <w:spacing w:line="360" w:lineRule="auto" w:after="0" w:before="0"/>
+        <w:ind w:firstLine="709"/>
+        <w:jc w:val="both"/>
+      </w:pPr>
+      <w:r>
+        <w:rPr>
+          <w:rFonts w:ascii="Times New Roman" w:hAnsi="Times New Roman"/>
+          <w:i w:val="0"/>
+          <w:sz w:val="24"/>
+        </w:rPr>
+        <w:t>En el Departamento de Presidencia de Venangocupet, S.A., el flujo documental responde a un ciclo específico: recepción del expediente externo, revisión de forma, registro de ingreso, firma presidencial, registro de egreso y despacho al departamento destinatario. La automatización de este ciclo mediante un sistema digitalizado reduce la propensión al error humano y dota al departamento de un historial auditable de cada movimiento, en concordancia con los principios de gestión documental descritos por Cruz Mundet (2011).</w:t>
+      </w:r>
+    </w:p>
+    <w:p>
+      <w:pPr>
+        <w:spacing w:before="480" w:after="480" w:line="360" w:lineRule="auto"/>
+        <w:jc w:val="left"/>
+      </w:pPr>
+      <w:r>
+        <w:rPr>
+          <w:rFonts w:ascii="Times New Roman" w:hAnsi="Times New Roman"/>
+          <w:b/>
+          <w:sz w:val="24"/>
+        </w:rPr>
+        <w:t>Modelo Relacional de Bases de Datos</w:t>
+      </w:r>
+    </w:p>
+    <w:p>
+      <w:pPr>
+        <w:spacing w:line="360" w:lineRule="auto" w:after="0" w:before="0"/>
+        <w:ind w:firstLine="709"/>
+        <w:jc w:val="both"/>
+      </w:pPr>
+      <w:r>
+        <w:rPr>
+          <w:rFonts w:ascii="Times New Roman" w:hAnsi="Times New Roman"/>
+          <w:i w:val="0"/>
+          <w:sz w:val="24"/>
+        </w:rPr>
+        <w:t>El modelo relacional, propuesto originalmente por Codd (1970), organiza la información en tablas bidimensionales denominadas relaciones, cuyos atributos representan las propiedades de las entidades y cuyas filas corresponden a instancias individuales de datos. La fortaleza de este modelo radica en la aplicación de reglas de normalización que eliminan la redundancia y preservan la integridad referencial entre tablas relacionadas mediante claves primarias y foráneas.</w:t>
+      </w:r>
+    </w:p>
+    <w:p>
+      <w:pPr>
+        <w:spacing w:line="360" w:lineRule="auto" w:after="0" w:before="0"/>
+        <w:ind w:firstLine="709"/>
+        <w:jc w:val="both"/>
+      </w:pPr>
+      <w:r>
+        <w:rPr>
+          <w:rFonts w:ascii="Times New Roman" w:hAnsi="Times New Roman"/>
+          <w:i w:val="0"/>
+          <w:sz w:val="24"/>
+        </w:rPr>
+        <w:t>Date (2001) establece que un diseño relacional correctamente normalizado garantiza que cada dato se almacene una sola vez, reduciendo la posibilidad de inconsistencias derivadas de actualizaciones parciales. En el sistema propuesto, la relación entre procesos administrativos y documentos sigue una cardinalidad uno a muchos (1:N), permitiendo registrar múltiples expedientes asociados a un mismo proceso contractual o administrativo sin duplicar los datos maestros del proceso.</w:t>
+      </w:r>
+    </w:p>
+    <w:p>
+      <w:pPr>
+        <w:spacing w:before="480" w:after="480" w:line="360" w:lineRule="auto"/>
+        <w:jc w:val="left"/>
+      </w:pPr>
+      <w:r>
+        <w:rPr>
+          <w:rFonts w:ascii="Times New Roman" w:hAnsi="Times New Roman"/>
+          <w:b/>
+          <w:sz w:val="24"/>
+        </w:rPr>
+        <w:t>SQLite como Sistema Gestor de Base de Datos</w:t>
+      </w:r>
+    </w:p>
+    <w:p>
+      <w:pPr>
+        <w:spacing w:line="360" w:lineRule="auto" w:after="0" w:before="0"/>
+        <w:ind w:firstLine="709"/>
+        <w:jc w:val="both"/>
+      </w:pPr>
+      <w:r>
+        <w:rPr>
+          <w:rFonts w:ascii="Times New Roman" w:hAnsi="Times New Roman"/>
+          <w:i w:val="0"/>
+          <w:sz w:val="24"/>
+        </w:rPr>
+        <w:t>SQLite es un motor de base de datos relacional de código abierto, autocontenido y sin servidor, cuya arquitectura embebida lo diferencia de sistemas cliente-servidor convencionales como MySQL o PostgreSQL. Su funcionamiento se basa en un único archivo portable que aloja el esquema completo de la base de datos, eliminando la necesidad de procesos de servidor independientes o configuraciones de red. Esta característica lo convierte en la opción técnica idónea para entornos corporativos con restricciones de instalación de software.</w:t>
+      </w:r>
+    </w:p>
+    <w:p>
+      <w:pPr>
+        <w:spacing w:line="360" w:lineRule="auto" w:after="0" w:before="0"/>
+        <w:ind w:firstLine="709"/>
+        <w:jc w:val="both"/>
+      </w:pPr>
+      <w:r>
+        <w:rPr>
+          <w:rFonts w:ascii="Times New Roman" w:hAnsi="Times New Roman"/>
+          <w:i w:val="0"/>
+          <w:sz w:val="24"/>
+        </w:rPr>
+        <w:t>Pressman (2010) señala que la selección de herramientas tecnológicas debe estar guiada por los atributos del entorno de despliegue y no exclusivamente por las capacidades abstractas del instrumento. En el caso particular del Departamento de Presidencia de Venangocupet, S.A., las restricciones de permisos administrativos sobre los equipos de la organización hacen de SQLite la alternativa técnicamente viable para implementar persistencia de datos sin requerir intervención del departamento de tecnología de la empresa.</w:t>
+      </w:r>
+    </w:p>
+    <w:p>
+      <w:pPr>
+        <w:spacing w:before="480" w:after="480" w:line="360" w:lineRule="auto"/>
+        <w:jc w:val="left"/>
+      </w:pPr>
+      <w:r>
+        <w:rPr>
+          <w:rFonts w:ascii="Times New Roman" w:hAnsi="Times New Roman"/>
+          <w:b/>
+          <w:sz w:val="24"/>
+        </w:rPr>
+        <w:t>Trazabilidad Documental</w:t>
+      </w:r>
+    </w:p>
+    <w:p>
+      <w:pPr>
+        <w:spacing w:line="360" w:lineRule="auto" w:after="0" w:before="0"/>
+        <w:ind w:firstLine="709"/>
+        <w:jc w:val="both"/>
+      </w:pPr>
+      <w:r>
+        <w:rPr>
+          <w:rFonts w:ascii="Times New Roman" w:hAnsi="Times New Roman"/>
+          <w:i w:val="0"/>
+          <w:sz w:val="24"/>
+        </w:rPr>
+        <w:t>La trazabilidad documental se entiende como la capacidad de reconstruir el historial completo de un documento a lo largo de su ciclo de vida, identificando en cada etapa el responsable, la fecha, la acción ejecutada y el estado resultante. Gómez (2019) señala que la trazabilidad constituye el mecanismo central de auditoría en los sistemas de gestión documental, dado que permite verificar la integridad del proceso y detectar cuellos de botella o irregularidades en el flujo.</w:t>
+      </w:r>
+    </w:p>
+    <w:p>
+      <w:pPr>
+        <w:spacing w:line="360" w:lineRule="auto" w:after="0" w:before="0"/>
+        <w:ind w:firstLine="709"/>
+        <w:jc w:val="both"/>
+      </w:pPr>
+      <w:r>
+        <w:rPr>
+          <w:rFonts w:ascii="Times New Roman" w:hAnsi="Times New Roman"/>
+          <w:i w:val="0"/>
+          <w:sz w:val="24"/>
+        </w:rPr>
+        <w:t>En el ámbito de la alta dirección, la trazabilidad cobra especial relevancia porque los expedientes que transitan por la Presidencia frecuentemente están vinculados a procesos contractuales y decisiones gerenciales de impacto organizacional. El sistema propuesto registra automáticamente cada movimiento de ingreso y egreso del expediente, almacenando la fecha, el estatus y el departamento de origen o destino, lo que permite generar reportes de trazabilidad de forma inmediata ante cualquier requerimiento directivo.</w:t>
+      </w:r>
+    </w:p>
+    <w:p>
+      <w:pPr>
+        <w:spacing w:line="240" w:lineRule="auto" w:before="720" w:after="240"/>
+        <w:ind w:left="709" w:right="709"/>
+        <w:jc w:val="both"/>
+      </w:pPr>
+      <w:r>
+        <w:rPr>
+          <w:rFonts w:ascii="Times New Roman" w:hAnsi="Times New Roman"/>
+          <w:sz w:val="24"/>
+        </w:rPr>
+        <w:t>Un sistema de información eficaz proporciona a los administradores de la organización datos precisos y oportunos, facilitando la auditoría de cada transacción operativa y mejorando sustancialmente la capacidad de respuesta ante requerimientos gerenciales de alto nivel. La ausencia de este tipo de herramientas obliga al personal a invertir tiempo considerable en la búsqueda y consolidación manual de información que debería estar disponible de forma inmediata.</w:t>
+      </w:r>
+      <w:r>
+        <w:rPr>
+          <w:rFonts w:ascii="Times New Roman" w:hAnsi="Times New Roman"/>
+          <w:sz w:val="24"/>
+        </w:rPr>
+        <w:t xml:space="preserve"> (Gómez, 2019, p. 45)</w:t>
+      </w:r>
+    </w:p>
+    <w:p>
+      <w:pPr>
+        <w:spacing w:line="360" w:lineRule="auto" w:after="0" w:before="0"/>
+        <w:ind w:firstLine="709"/>
+        <w:jc w:val="both"/>
+      </w:pPr>
+      <w:r>
+        <w:rPr>
+          <w:rFonts w:ascii="Times New Roman" w:hAnsi="Times New Roman"/>
+          <w:i w:val="0"/>
+          <w:sz w:val="24"/>
+        </w:rPr>
+        <w:t>De acuerdo a la cita previa, se comprende la relevancia del control sistemático y la inmutabilidad de los registros en los departamentos estratégicos de la empresa.</w:t>
+      </w:r>
+    </w:p>
+    <w:p>
+      <w:pPr>
+        <w:spacing w:before="480" w:after="480" w:line="360" w:lineRule="auto"/>
+        <w:jc w:val="left"/>
+      </w:pPr>
+      <w:r>
+        <w:rPr>
+          <w:rFonts w:ascii="Times New Roman" w:hAnsi="Times New Roman"/>
+          <w:b/>
+          <w:sz w:val="24"/>
+        </w:rPr>
+        <w:t>Automatización de Procesos Administrativos</w:t>
+      </w:r>
+    </w:p>
+    <w:p>
+      <w:pPr>
+        <w:spacing w:line="360" w:lineRule="auto" w:after="0" w:before="0"/>
+        <w:ind w:firstLine="709"/>
+        <w:jc w:val="both"/>
+      </w:pPr>
+      <w:r>
+        <w:rPr>
+          <w:rFonts w:ascii="Times New Roman" w:hAnsi="Times New Roman"/>
+          <w:i w:val="0"/>
+          <w:sz w:val="24"/>
+        </w:rPr>
+        <w:t>La automatización de procesos administrativos consiste en la sustitución de tareas manuales repetitivas por flujos de trabajo controlados por sistemas informáticos, con el objetivo de reducir los tiempos de ejecución, minimizar el error humano y liberar al personal para actividades de mayor valor analítico. Laudon y Laudon (2016) plantean que la automatización de procesos de negocio genera mejoras medibles en la productividad organizacional al estandarizar los procedimientos y centralizar el control de la información.</w:t>
+      </w:r>
+    </w:p>
+    <w:p>
+      <w:pPr>
+        <w:spacing w:line="360" w:lineRule="auto" w:after="0" w:before="0"/>
+        <w:ind w:firstLine="709"/>
+        <w:jc w:val="both"/>
+      </w:pPr>
+      <w:r>
+        <w:rPr>
+          <w:rFonts w:ascii="Times New Roman" w:hAnsi="Times New Roman"/>
+          <w:i w:val="0"/>
+          <w:sz w:val="24"/>
+        </w:rPr>
+        <w:t>En el Departamento de Presidencia de Venangocupet, S.A., la automatización se justifica por la naturaleza del proceso actual: el personal destina un porcentaje significativo de su tiempo operativo al copiado y pegado de datos entre documentos y hojas de cálculo, así como a la redacción manual de resúmenes solicitados por la dirección. La implementación del sistema automatizado propuesto traslada estas tareas al software, permitiendo que el personal se concentre en las funciones de revisión y coordinación propias del departamento.</w:t>
+      </w:r>
+    </w:p>
+    <w:p>
+      <w:pPr>
+        <w:spacing w:before="480" w:after="480" w:line="360" w:lineRule="auto"/>
+        <w:jc w:val="left"/>
+      </w:pPr>
+      <w:r>
+        <w:rPr>
+          <w:rFonts w:ascii="Times New Roman" w:hAnsi="Times New Roman"/>
+          <w:b/>
+          <w:sz w:val="24"/>
+        </w:rPr>
+        <w:t>Proyecto Factible como Modalidad de Investigación</w:t>
+      </w:r>
+    </w:p>
+    <w:p>
+      <w:pPr>
+        <w:spacing w:line="360" w:lineRule="auto" w:after="0" w:before="0"/>
+        <w:ind w:firstLine="709"/>
+        <w:jc w:val="both"/>
+      </w:pPr>
+      <w:r>
+        <w:rPr>
+          <w:rFonts w:ascii="Times New Roman" w:hAnsi="Times New Roman"/>
+          <w:i w:val="0"/>
+          <w:sz w:val="24"/>
+        </w:rPr>
+        <w:t>La Universidad Pedagógica Experimental Libertador (UPEL, 2016) define el proyecto factible como la investigación, elaboración y desarrollo de una propuesta de un modelo operativo viable para solucionar problemas, requerimientos o necesidades de organizaciones o grupos sociales. Esta modalidad exige la comprobación de la viabilidad técnica, económica y operativa de la solución planteada, sustentada en un diagnóstico de campo que evidencie la situación deficitaria que da origen a la propuesta.</w:t>
+      </w:r>
+    </w:p>
+    <w:p>
+      <w:pPr>
+        <w:spacing w:line="360" w:lineRule="auto" w:after="0" w:before="0"/>
+        <w:ind w:firstLine="709"/>
+        <w:jc w:val="both"/>
+      </w:pPr>
+      <w:r>
+        <w:rPr>
+          <w:rFonts w:ascii="Times New Roman" w:hAnsi="Times New Roman"/>
+          <w:i w:val="0"/>
+          <w:sz w:val="24"/>
+        </w:rPr>
+        <w:t>Arias (2012) complementa esta definición señalando que el proyecto factible no se limita a diagnosticar un problema, sino que avanza hasta proponer y en muchos casos desarrollar la solución, demostrando su aplicabilidad en el contexto real. El presente trabajo se enmarca en esta modalidad al partir de un diagnóstico situacional del flujo documental en Presidencia, proponer una arquitectura tecnológica específica y materializar un prototipo funcional del sistema como evidencia de la viabilidad de la propuesta.</w:t>
       </w:r>
     </w:p>
     <w:p>
@@ -5043,6 +5657,7 @@
       </w:r>
     </w:p>
     <w:p>
+      <w:bookmarkStart w:id="bm_cap4" w:name="bm_cap4"/>
       <w:pPr>
         <w:spacing w:before="480"/>
         <w:jc w:val="center"/>
@@ -5055,6 +5670,7 @@
         </w:rPr>
         <w:t>ACTIVIDADES REALIZADAS</w:t>
       </w:r>
+      <w:bookmarkEnd w:id="bm_cap4"/>
     </w:p>
     <w:p>
       <w:pPr>
@@ -5069,6 +5685,7 @@
       </w:pPr>
     </w:p>
     <w:p>
+      <w:bookmarkStart w:id="bm_cap4_desc" w:name="bm_cap4_desc"/>
       <w:pPr>
         <w:spacing w:before="480" w:after="480" w:line="360" w:lineRule="auto"/>
         <w:jc w:val="left"/>
@@ -5081,6 +5698,7 @@
         </w:rPr>
         <w:t>Descripción de Actividades Ejecutadas por Semana</w:t>
       </w:r>
+      <w:bookmarkEnd w:id="bm_cap4_desc"/>
     </w:p>
     <w:p>
       <w:pPr>
@@ -5094,7 +5712,21 @@
           <w:i w:val="0"/>
           <w:sz w:val="24"/>
         </w:rPr>
-        <w:t>Durante las ocho (8) semanas de práctica profesional, se ejecutaron fases sucesivas de análisis, diseño y desarrollo de software:</w:t>
+        <w:t>Durante las ocho (8) semanas de práctica profesional, se ejecutaron fases sucesivas de análisis, diseño y desarrollo de software, integrando la operativa departamental con la investigación técnica:</w:t>
+      </w:r>
+    </w:p>
+    <w:p>
+      <w:pPr>
+        <w:spacing w:before="480" w:after="480" w:line="360" w:lineRule="auto"/>
+        <w:jc w:val="left"/>
+      </w:pPr>
+      <w:r>
+        <w:rPr>
+          <w:rFonts w:ascii="Times New Roman" w:hAnsi="Times New Roman"/>
+          <w:b/>
+          <w:sz w:val="24"/>
+        </w:rPr>
+        <w:t>Semana 1</w:t>
       </w:r>
     </w:p>
     <w:p>
@@ -5113,9 +5745,17 @@
       <w:r>
         <w:rPr>
           <w:rFonts w:ascii="Times New Roman" w:hAnsi="Times New Roman"/>
-          <w:sz w:val="24"/>
-        </w:rPr>
-        <w:t>Semana 1: Diagnóstico técnico del flujo documental en el área de Presidencia y evaluación de las limitaciones operativas presentes en el registro con hojas de cálculo.</w:t>
+          <w:b/>
+          <w:sz w:val="24"/>
+        </w:rPr>
+        <w:t xml:space="preserve">Actividad operativa: </w:t>
+      </w:r>
+      <w:r>
+        <w:rPr>
+          <w:rFonts w:ascii="Times New Roman" w:hAnsi="Times New Roman"/>
+          <w:sz w:val="24"/>
+        </w:rPr>
+        <w:t>Inducción al Departamento de Presidencia, reconocimiento del flujo procedimental de recepción, revisión y despacho de expedientes, y familiarización con el personal administrativo y las herramientas de registro en uso.</w:t>
       </w:r>
     </w:p>
     <w:p>
@@ -5134,9 +5774,31 @@
       <w:r>
         <w:rPr>
           <w:rFonts w:ascii="Times New Roman" w:hAnsi="Times New Roman"/>
-          <w:sz w:val="24"/>
-        </w:rPr>
-        <w:t>Semana 2: Diseño del modelo relacional de la base de datos, aplicación de reglas de normalización y elaboración del diccionario de datos definitivo.</w:t>
+          <w:b/>
+          <w:sz w:val="24"/>
+        </w:rPr>
+        <w:t xml:space="preserve">Actividad de investigación: </w:t>
+      </w:r>
+      <w:r>
+        <w:rPr>
+          <w:rFonts w:ascii="Times New Roman" w:hAnsi="Times New Roman"/>
+          <w:sz w:val="24"/>
+        </w:rPr>
+        <w:t>Inicio del diagnóstico situacional mediante observación directa del proceso documental, identificación de las debilidades del sistema de registro manual y formulación preliminar de la situación problemática.</w:t>
+      </w:r>
+    </w:p>
+    <w:p>
+      <w:pPr>
+        <w:spacing w:before="480" w:after="480" w:line="360" w:lineRule="auto"/>
+        <w:jc w:val="left"/>
+      </w:pPr>
+      <w:r>
+        <w:rPr>
+          <w:rFonts w:ascii="Times New Roman" w:hAnsi="Times New Roman"/>
+          <w:b/>
+          <w:sz w:val="24"/>
+        </w:rPr>
+        <w:t>Semana 2</w:t>
       </w:r>
     </w:p>
     <w:p>
@@ -5150,14 +5812,22 @@
           <w:rFonts w:ascii="Times New Roman" w:hAnsi="Times New Roman"/>
           <w:sz w:val="24"/>
         </w:rPr>
-        <w:t xml:space="preserve">3. </w:t>
-      </w:r>
-      <w:r>
-        <w:rPr>
-          <w:rFonts w:ascii="Times New Roman" w:hAnsi="Times New Roman"/>
-          <w:sz w:val="24"/>
-        </w:rPr>
-        <w:t>Semana 3: Despliegue de la arquitectura de la base de datos relacional en el motor SQLite y evaluación preliminar de herramientas de diseño de formularios.</w:t>
+        <w:t xml:space="preserve">1. </w:t>
+      </w:r>
+      <w:r>
+        <w:rPr>
+          <w:rFonts w:ascii="Times New Roman" w:hAnsi="Times New Roman"/>
+          <w:b/>
+          <w:sz w:val="24"/>
+        </w:rPr>
+        <w:t xml:space="preserve">Actividad operativa: </w:t>
+      </w:r>
+      <w:r>
+        <w:rPr>
+          <w:rFonts w:ascii="Times New Roman" w:hAnsi="Times New Roman"/>
+          <w:sz w:val="24"/>
+        </w:rPr>
+        <w:t>Apoyo en las labores de recepción y registro de expedientes del departamento, aplicando los procedimientos establecidos bajo supervisión de la tutora industrial.</w:t>
       </w:r>
     </w:p>
     <w:p>
@@ -5171,14 +5841,36 @@
           <w:rFonts w:ascii="Times New Roman" w:hAnsi="Times New Roman"/>
           <w:sz w:val="24"/>
         </w:rPr>
-        <w:t xml:space="preserve">4. </w:t>
-      </w:r>
-      <w:r>
-        <w:rPr>
-          <w:rFonts w:ascii="Times New Roman" w:hAnsi="Times New Roman"/>
-          <w:sz w:val="24"/>
-        </w:rPr>
-        <w:t>Semana 4: Diseño y estructuración de la interfaz gráfica de usuario utilizando etiquetas y estilos basados en código HTML.</w:t>
+        <w:t xml:space="preserve">2. </w:t>
+      </w:r>
+      <w:r>
+        <w:rPr>
+          <w:rFonts w:ascii="Times New Roman" w:hAnsi="Times New Roman"/>
+          <w:b/>
+          <w:sz w:val="24"/>
+        </w:rPr>
+        <w:t xml:space="preserve">Actividad de investigación: </w:t>
+      </w:r>
+      <w:r>
+        <w:rPr>
+          <w:rFonts w:ascii="Times New Roman" w:hAnsi="Times New Roman"/>
+          <w:sz w:val="24"/>
+        </w:rPr>
+        <w:t>Redacción del diagnóstico situacional en sus tres niveles (macro, meso y micro) y definición de los objetivos general y específicos del proyecto factible.</w:t>
+      </w:r>
+    </w:p>
+    <w:p>
+      <w:pPr>
+        <w:spacing w:before="480" w:after="480" w:line="360" w:lineRule="auto"/>
+        <w:jc w:val="left"/>
+      </w:pPr>
+      <w:r>
+        <w:rPr>
+          <w:rFonts w:ascii="Times New Roman" w:hAnsi="Times New Roman"/>
+          <w:b/>
+          <w:sz w:val="24"/>
+        </w:rPr>
+        <w:t>Semana 3</w:t>
       </w:r>
     </w:p>
     <w:p>
@@ -5192,14 +5884,22 @@
           <w:rFonts w:ascii="Times New Roman" w:hAnsi="Times New Roman"/>
           <w:sz w:val="24"/>
         </w:rPr>
-        <w:t xml:space="preserve">5. </w:t>
-      </w:r>
-      <w:r>
-        <w:rPr>
-          <w:rFonts w:ascii="Times New Roman" w:hAnsi="Times New Roman"/>
-          <w:sz w:val="24"/>
-        </w:rPr>
-        <w:t>Semana 5: Migración y empaquetado del entorno visual web hacia una aplicación de escritorio autónoma utilizando el framework moderno Wails.</w:t>
+        <w:t xml:space="preserve">1. </w:t>
+      </w:r>
+      <w:r>
+        <w:rPr>
+          <w:rFonts w:ascii="Times New Roman" w:hAnsi="Times New Roman"/>
+          <w:b/>
+          <w:sz w:val="24"/>
+        </w:rPr>
+        <w:t xml:space="preserve">Actividad operativa: </w:t>
+      </w:r>
+      <w:r>
+        <w:rPr>
+          <w:rFonts w:ascii="Times New Roman" w:hAnsi="Times New Roman"/>
+          <w:sz w:val="24"/>
+        </w:rPr>
+        <w:t>Colaboración en las tareas de revisión ortográfica y de formato de correspondencia presidencial, y apoyo en el registro de salida de expedientes firmados.</w:t>
       </w:r>
     </w:p>
     <w:p>
@@ -5213,14 +5913,36 @@
           <w:rFonts w:ascii="Times New Roman" w:hAnsi="Times New Roman"/>
           <w:sz w:val="24"/>
         </w:rPr>
-        <w:t xml:space="preserve">6. </w:t>
-      </w:r>
-      <w:r>
-        <w:rPr>
-          <w:rFonts w:ascii="Times New Roman" w:hAnsi="Times New Roman"/>
-          <w:sz w:val="24"/>
-        </w:rPr>
-        <w:t>Semana 6: Integración del sistema gráfico (Wails/HTML) con la base de datos local SQLite y programación de las consultas lógicas de entrada y salida.</w:t>
+        <w:t xml:space="preserve">2. </w:t>
+      </w:r>
+      <w:r>
+        <w:rPr>
+          <w:rFonts w:ascii="Times New Roman" w:hAnsi="Times New Roman"/>
+          <w:b/>
+          <w:sz w:val="24"/>
+        </w:rPr>
+        <w:t xml:space="preserve">Actividad de investigación: </w:t>
+      </w:r>
+      <w:r>
+        <w:rPr>
+          <w:rFonts w:ascii="Times New Roman" w:hAnsi="Times New Roman"/>
+          <w:sz w:val="24"/>
+        </w:rPr>
+        <w:t>Diseño del modelo relacional de la base de datos, aplicación de reglas de normalización y elaboración del diccionario de datos con los campos requeridos por el departamento.</w:t>
+      </w:r>
+    </w:p>
+    <w:p>
+      <w:pPr>
+        <w:spacing w:before="480" w:after="480" w:line="360" w:lineRule="auto"/>
+        <w:jc w:val="left"/>
+      </w:pPr>
+      <w:r>
+        <w:rPr>
+          <w:rFonts w:ascii="Times New Roman" w:hAnsi="Times New Roman"/>
+          <w:b/>
+          <w:sz w:val="24"/>
+        </w:rPr>
+        <w:t>Semana 4</w:t>
       </w:r>
     </w:p>
     <w:p>
@@ -5234,14 +5956,22 @@
           <w:rFonts w:ascii="Times New Roman" w:hAnsi="Times New Roman"/>
           <w:sz w:val="24"/>
         </w:rPr>
-        <w:t xml:space="preserve">7. </w:t>
-      </w:r>
-      <w:r>
-        <w:rPr>
-          <w:rFonts w:ascii="Times New Roman" w:hAnsi="Times New Roman"/>
-          <w:sz w:val="24"/>
-        </w:rPr>
-        <w:t>Semana 7: Ejecución de pruebas de validación funcional, depuración de errores del código y verificación de los módulos automáticos de reportes gerenciales.</w:t>
+        <w:t xml:space="preserve">1. </w:t>
+      </w:r>
+      <w:r>
+        <w:rPr>
+          <w:rFonts w:ascii="Times New Roman" w:hAnsi="Times New Roman"/>
+          <w:b/>
+          <w:sz w:val="24"/>
+        </w:rPr>
+        <w:t xml:space="preserve">Actividad operativa: </w:t>
+      </w:r>
+      <w:r>
+        <w:rPr>
+          <w:rFonts w:ascii="Times New Roman" w:hAnsi="Times New Roman"/>
+          <w:sz w:val="24"/>
+        </w:rPr>
+        <w:t>Participación en la organización y archivo físico de expedientes del período, apoyando al personal en la gestión del volumen documental concurrente.</w:t>
       </w:r>
     </w:p>
     <w:p>
@@ -5255,14 +5985,310 @@
           <w:rFonts w:ascii="Times New Roman" w:hAnsi="Times New Roman"/>
           <w:sz w:val="24"/>
         </w:rPr>
-        <w:t xml:space="preserve">8. </w:t>
-      </w:r>
-      <w:r>
-        <w:rPr>
-          <w:rFonts w:ascii="Times New Roman" w:hAnsi="Times New Roman"/>
-          <w:sz w:val="24"/>
-        </w:rPr>
-        <w:t>Semana 8: Elaboración de los manuales técnicos, estructuración final del código fuente y consolidación del informe académico de pasantías.</w:t>
+        <w:t xml:space="preserve">2. </w:t>
+      </w:r>
+      <w:r>
+        <w:rPr>
+          <w:rFonts w:ascii="Times New Roman" w:hAnsi="Times New Roman"/>
+          <w:b/>
+          <w:sz w:val="24"/>
+        </w:rPr>
+        <w:t xml:space="preserve">Actividad de investigación: </w:t>
+      </w:r>
+      <w:r>
+        <w:rPr>
+          <w:rFonts w:ascii="Times New Roman" w:hAnsi="Times New Roman"/>
+          <w:sz w:val="24"/>
+        </w:rPr>
+        <w:t>Despliegue del esquema de la base de datos en el motor SQLite y verificación del correcto almacenamiento de registros de prueba según el modelo diseñado.</w:t>
+      </w:r>
+    </w:p>
+    <w:p>
+      <w:pPr>
+        <w:spacing w:before="480" w:after="480" w:line="360" w:lineRule="auto"/>
+        <w:jc w:val="left"/>
+      </w:pPr>
+      <w:r>
+        <w:rPr>
+          <w:rFonts w:ascii="Times New Roman" w:hAnsi="Times New Roman"/>
+          <w:b/>
+          <w:sz w:val="24"/>
+        </w:rPr>
+        <w:t>Semana 5</w:t>
+      </w:r>
+    </w:p>
+    <w:p>
+      <w:pPr>
+        <w:spacing w:line="360" w:lineRule="auto"/>
+        <w:ind w:firstLine="709"/>
+        <w:jc w:val="both"/>
+      </w:pPr>
+      <w:r>
+        <w:rPr>
+          <w:rFonts w:ascii="Times New Roman" w:hAnsi="Times New Roman"/>
+          <w:sz w:val="24"/>
+        </w:rPr>
+        <w:t xml:space="preserve">1. </w:t>
+      </w:r>
+      <w:r>
+        <w:rPr>
+          <w:rFonts w:ascii="Times New Roman" w:hAnsi="Times New Roman"/>
+          <w:b/>
+          <w:sz w:val="24"/>
+        </w:rPr>
+        <w:t xml:space="preserve">Actividad operativa: </w:t>
+      </w:r>
+      <w:r>
+        <w:rPr>
+          <w:rFonts w:ascii="Times New Roman" w:hAnsi="Times New Roman"/>
+          <w:sz w:val="24"/>
+        </w:rPr>
+        <w:t>Apoyo en la elaboración de resúmenes de estatus de expedientes solicitados por la directiva, aplicando los registros existentes en las hojas de cálculo del departamento.</w:t>
+      </w:r>
+    </w:p>
+    <w:p>
+      <w:pPr>
+        <w:spacing w:line="360" w:lineRule="auto"/>
+        <w:ind w:firstLine="709"/>
+        <w:jc w:val="both"/>
+      </w:pPr>
+      <w:r>
+        <w:rPr>
+          <w:rFonts w:ascii="Times New Roman" w:hAnsi="Times New Roman"/>
+          <w:sz w:val="24"/>
+        </w:rPr>
+        <w:t xml:space="preserve">2. </w:t>
+      </w:r>
+      <w:r>
+        <w:rPr>
+          <w:rFonts w:ascii="Times New Roman" w:hAnsi="Times New Roman"/>
+          <w:b/>
+          <w:sz w:val="24"/>
+        </w:rPr>
+        <w:t xml:space="preserve">Actividad de investigación: </w:t>
+      </w:r>
+      <w:r>
+        <w:rPr>
+          <w:rFonts w:ascii="Times New Roman" w:hAnsi="Times New Roman"/>
+          <w:sz w:val="24"/>
+        </w:rPr>
+        <w:t>Diseño y estructuración de la interfaz gráfica de usuario mediante código HTML, definiendo los módulos de ingreso, consulta y reporte de movimientos documentales.</w:t>
+      </w:r>
+    </w:p>
+    <w:p>
+      <w:pPr>
+        <w:spacing w:before="480" w:after="480" w:line="360" w:lineRule="auto"/>
+        <w:jc w:val="left"/>
+      </w:pPr>
+      <w:r>
+        <w:rPr>
+          <w:rFonts w:ascii="Times New Roman" w:hAnsi="Times New Roman"/>
+          <w:b/>
+          <w:sz w:val="24"/>
+        </w:rPr>
+        <w:t>Semana 6</w:t>
+      </w:r>
+    </w:p>
+    <w:p>
+      <w:pPr>
+        <w:spacing w:line="360" w:lineRule="auto"/>
+        <w:ind w:firstLine="709"/>
+        <w:jc w:val="both"/>
+      </w:pPr>
+      <w:r>
+        <w:rPr>
+          <w:rFonts w:ascii="Times New Roman" w:hAnsi="Times New Roman"/>
+          <w:sz w:val="24"/>
+        </w:rPr>
+        <w:t xml:space="preserve">1. </w:t>
+      </w:r>
+      <w:r>
+        <w:rPr>
+          <w:rFonts w:ascii="Times New Roman" w:hAnsi="Times New Roman"/>
+          <w:b/>
+          <w:sz w:val="24"/>
+        </w:rPr>
+        <w:t xml:space="preserve">Actividad operativa: </w:t>
+      </w:r>
+      <w:r>
+        <w:rPr>
+          <w:rFonts w:ascii="Times New Roman" w:hAnsi="Times New Roman"/>
+          <w:sz w:val="24"/>
+        </w:rPr>
+        <w:t>Colaboración en la revisión y canalización de correspondencia presidencial, manteniendo el flujo operativo regular del departamento durante el desarrollo del proyecto.</w:t>
+      </w:r>
+    </w:p>
+    <w:p>
+      <w:pPr>
+        <w:spacing w:line="360" w:lineRule="auto"/>
+        <w:ind w:firstLine="709"/>
+        <w:jc w:val="both"/>
+      </w:pPr>
+      <w:r>
+        <w:rPr>
+          <w:rFonts w:ascii="Times New Roman" w:hAnsi="Times New Roman"/>
+          <w:sz w:val="24"/>
+        </w:rPr>
+        <w:t xml:space="preserve">2. </w:t>
+      </w:r>
+      <w:r>
+        <w:rPr>
+          <w:rFonts w:ascii="Times New Roman" w:hAnsi="Times New Roman"/>
+          <w:b/>
+          <w:sz w:val="24"/>
+        </w:rPr>
+        <w:t xml:space="preserve">Actividad de investigación: </w:t>
+      </w:r>
+      <w:r>
+        <w:rPr>
+          <w:rFonts w:ascii="Times New Roman" w:hAnsi="Times New Roman"/>
+          <w:sz w:val="24"/>
+        </w:rPr>
+        <w:t>Empaquetado del entorno visual web como aplicación de escritorio autónoma mediante el framework Wails e integración con la base de datos SQLite local.</w:t>
+      </w:r>
+    </w:p>
+    <w:p>
+      <w:pPr>
+        <w:spacing w:before="480" w:after="480" w:line="360" w:lineRule="auto"/>
+        <w:jc w:val="left"/>
+      </w:pPr>
+      <w:r>
+        <w:rPr>
+          <w:rFonts w:ascii="Times New Roman" w:hAnsi="Times New Roman"/>
+          <w:b/>
+          <w:sz w:val="24"/>
+        </w:rPr>
+        <w:t>Semana 7</w:t>
+      </w:r>
+    </w:p>
+    <w:p>
+      <w:pPr>
+        <w:spacing w:line="360" w:lineRule="auto"/>
+        <w:ind w:firstLine="709"/>
+        <w:jc w:val="both"/>
+      </w:pPr>
+      <w:r>
+        <w:rPr>
+          <w:rFonts w:ascii="Times New Roman" w:hAnsi="Times New Roman"/>
+          <w:sz w:val="24"/>
+        </w:rPr>
+        <w:t xml:space="preserve">1. </w:t>
+      </w:r>
+      <w:r>
+        <w:rPr>
+          <w:rFonts w:ascii="Times New Roman" w:hAnsi="Times New Roman"/>
+          <w:b/>
+          <w:sz w:val="24"/>
+        </w:rPr>
+        <w:t xml:space="preserve">Actividad operativa: </w:t>
+      </w:r>
+      <w:r>
+        <w:rPr>
+          <w:rFonts w:ascii="Times New Roman" w:hAnsi="Times New Roman"/>
+          <w:sz w:val="24"/>
+        </w:rPr>
+        <w:t>Apoyo en la generación manual de reportes de expedientes para la alta dirección, documentando simultáneamente los requerimientos de reporte que guiarán la validación del sistema.</w:t>
+      </w:r>
+    </w:p>
+    <w:p>
+      <w:pPr>
+        <w:spacing w:line="360" w:lineRule="auto"/>
+        <w:ind w:firstLine="709"/>
+        <w:jc w:val="both"/>
+      </w:pPr>
+      <w:r>
+        <w:rPr>
+          <w:rFonts w:ascii="Times New Roman" w:hAnsi="Times New Roman"/>
+          <w:sz w:val="24"/>
+        </w:rPr>
+        <w:t xml:space="preserve">2. </w:t>
+      </w:r>
+      <w:r>
+        <w:rPr>
+          <w:rFonts w:ascii="Times New Roman" w:hAnsi="Times New Roman"/>
+          <w:b/>
+          <w:sz w:val="24"/>
+        </w:rPr>
+        <w:t xml:space="preserve">Actividad de investigación: </w:t>
+      </w:r>
+      <w:r>
+        <w:rPr>
+          <w:rFonts w:ascii="Times New Roman" w:hAnsi="Times New Roman"/>
+          <w:sz w:val="24"/>
+        </w:rPr>
+        <w:t>Ejecución de pruebas de validación funcional del sistema, depuración de errores y verificación del correcto funcionamiento de los módulos de trazabilidad y generación de reportes.</w:t>
+      </w:r>
+    </w:p>
+    <w:p>
+      <w:pPr>
+        <w:spacing w:before="480" w:after="480" w:line="360" w:lineRule="auto"/>
+        <w:jc w:val="left"/>
+      </w:pPr>
+      <w:r>
+        <w:rPr>
+          <w:rFonts w:ascii="Times New Roman" w:hAnsi="Times New Roman"/>
+          <w:b/>
+          <w:sz w:val="24"/>
+        </w:rPr>
+        <w:t>Semana 8</w:t>
+      </w:r>
+    </w:p>
+    <w:p>
+      <w:pPr>
+        <w:spacing w:line="360" w:lineRule="auto"/>
+        <w:ind w:firstLine="709"/>
+        <w:jc w:val="both"/>
+      </w:pPr>
+      <w:r>
+        <w:rPr>
+          <w:rFonts w:ascii="Times New Roman" w:hAnsi="Times New Roman"/>
+          <w:sz w:val="24"/>
+        </w:rPr>
+        <w:t xml:space="preserve">1. </w:t>
+      </w:r>
+      <w:r>
+        <w:rPr>
+          <w:rFonts w:ascii="Times New Roman" w:hAnsi="Times New Roman"/>
+          <w:b/>
+          <w:sz w:val="24"/>
+        </w:rPr>
+        <w:t xml:space="preserve">Actividad operativa: </w:t>
+      </w:r>
+      <w:r>
+        <w:rPr>
+          <w:rFonts w:ascii="Times New Roman" w:hAnsi="Times New Roman"/>
+          <w:sz w:val="24"/>
+        </w:rPr>
+        <w:t>Participación en las actividades regulares del departamento y presentación del prototipo funcional ante la tutora industrial para su evaluación y retroalimentación.</w:t>
+      </w:r>
+    </w:p>
+    <w:p>
+      <w:pPr>
+        <w:spacing w:line="360" w:lineRule="auto"/>
+        <w:ind w:firstLine="709"/>
+        <w:jc w:val="both"/>
+      </w:pPr>
+      <w:r>
+        <w:rPr>
+          <w:rFonts w:ascii="Times New Roman" w:hAnsi="Times New Roman"/>
+          <w:sz w:val="24"/>
+        </w:rPr>
+        <w:t xml:space="preserve">2. </w:t>
+      </w:r>
+      <w:r>
+        <w:rPr>
+          <w:rFonts w:ascii="Times New Roman" w:hAnsi="Times New Roman"/>
+          <w:b/>
+          <w:sz w:val="24"/>
+        </w:rPr>
+        <w:t xml:space="preserve">Actividad de investigación: </w:t>
+      </w:r>
+      <w:r>
+        <w:rPr>
+          <w:rFonts w:ascii="Times New Roman" w:hAnsi="Times New Roman"/>
+          <w:sz w:val="24"/>
+        </w:rPr>
+        <w:t>Elaboración de los manuales técnicos del sistema, estructuración final del código fuente y consolidación del informe académico de pasantías.</w:t>
       </w:r>
     </w:p>
     <w:p>
@@ -5293,6 +6319,7 @@
       </w:r>
     </w:p>
     <w:p>
+      <w:bookmarkStart w:id="bm_cap5" w:name="bm_cap5"/>
       <w:pPr>
         <w:spacing w:before="480"/>
         <w:jc w:val="center"/>
@@ -5305,6 +6332,7 @@
         </w:rPr>
         <w:t>CONCLUSIONES Y RECOMENDACIONES</w:t>
       </w:r>
+      <w:bookmarkEnd w:id="bm_cap5"/>
     </w:p>
     <w:p>
       <w:pPr>
@@ -5319,6 +6347,7 @@
       </w:pPr>
     </w:p>
     <w:p>
+      <w:bookmarkStart w:id="bm_cap5_concl" w:name="bm_cap5_concl"/>
       <w:pPr>
         <w:spacing w:before="480" w:after="480" w:line="360" w:lineRule="auto"/>
         <w:jc w:val="left"/>
@@ -5331,6 +6360,7 @@
         </w:rPr>
         <w:t>Conclusiones</w:t>
       </w:r>
+      <w:bookmarkEnd w:id="bm_cap5_concl"/>
     </w:p>
     <w:p>
       <w:pPr>
@@ -5350,7 +6380,7 @@
           <w:rFonts w:ascii="Times New Roman" w:hAnsi="Times New Roman"/>
           <w:sz w:val="24"/>
         </w:rPr>
-        <w:t>Se evidenció que la dependencia de procesos manuales sobre hojas de cálculo ralentiza el despacho de expedientes ejecutivos y propicia la inconsistencia de los registros ante flujos concurrentes.</w:t>
+        <w:t>Se diagnosticó que la dependencia del registro manual en hojas de cálculo genera cuellos de botella en escenarios de alta concurrencia documental, propiciando la duplicación de datos y la omisión de movimientos críticos que comprometen la trazabilidad del flujo en Presidencia.</w:t>
       </w:r>
     </w:p>
     <w:p>
@@ -5371,7 +6401,7 @@
           <w:rFonts w:ascii="Times New Roman" w:hAnsi="Times New Roman"/>
           <w:sz w:val="24"/>
         </w:rPr>
-        <w:t>El diseño lógico y físico de la base de datos relacional (SQLite) asegura la integridad y centralización de la información, resolviendo la duplicación de datos.</w:t>
+        <w:t>Se determinó que los requerimientos funcionales del sistema giran en torno a tres módulos esenciales: registro de ingreso y egreso de expedientes, consulta de historial por proceso administrativo y generación automática de reportes gerenciales, todos sustentados en una estructura relacional 1:N entre procesos y documentos.</w:t>
       </w:r>
     </w:p>
     <w:p>
@@ -5392,21 +6422,7 @@
           <w:rFonts w:ascii="Times New Roman" w:hAnsi="Times New Roman"/>
           <w:sz w:val="24"/>
         </w:rPr>
-        <w:t>El uso de tecnologías web empaquetadas (Wails) para construir la interfaz de escritorio demostró ser una solución factible, ligera y altamente adaptada a la generación rápida de reportes gerenciales en Presidencia.</w:t>
-      </w:r>
-    </w:p>
-    <w:p>
-      <w:pPr>
-        <w:spacing w:before="480" w:after="480" w:line="360" w:lineRule="auto"/>
-        <w:jc w:val="left"/>
-      </w:pPr>
-      <w:r>
-        <w:rPr>
-          <w:rFonts w:ascii="Times New Roman" w:hAnsi="Times New Roman"/>
-          <w:b/>
-          <w:sz w:val="24"/>
-        </w:rPr>
-        <w:t>Recomendaciones</w:t>
+        <w:t>Se diseñó una arquitectura lógica basada en el modelo relacional normalizado con SQLite como motor de persistencia y una interfaz gráfica desarrollada en código HTML, logrando una solución técnicamente coherente con las restricciones operativas del entorno corporativo.</w:t>
       </w:r>
     </w:p>
     <w:p>
@@ -5420,15 +6436,31 @@
           <w:rFonts w:ascii="Times New Roman" w:hAnsi="Times New Roman"/>
           <w:sz w:val="24"/>
         </w:rPr>
-        <w:t xml:space="preserve">1. </w:t>
-      </w:r>
-      <w:r>
-        <w:rPr>
-          <w:rFonts w:ascii="Times New Roman" w:hAnsi="Times New Roman"/>
-          <w:sz w:val="24"/>
-        </w:rPr>
-        <w:t>Ejecutar la transición progresiva del control de expedientes desde los libros de Excel hacia el nuevo entorno de software desarrollado.</w:t>
-      </w:r>
+        <w:t xml:space="preserve">4. </w:t>
+      </w:r>
+      <w:r>
+        <w:rPr>
+          <w:rFonts w:ascii="Times New Roman" w:hAnsi="Times New Roman"/>
+          <w:sz w:val="24"/>
+        </w:rPr>
+        <w:t>Se desarrolló un prototipo funcional empaquetado con el framework Wails que demostró la viabilidad técnica de la propuesta, validando los flujos de registro, consulta y reporte sobre datos reales del Departamento de Presidencia.</w:t>
+      </w:r>
+    </w:p>
+    <w:p>
+      <w:bookmarkStart w:id="bm_cap5_recom" w:name="bm_cap5_recom"/>
+      <w:pPr>
+        <w:spacing w:before="480" w:after="480" w:line="360" w:lineRule="auto"/>
+        <w:jc w:val="left"/>
+      </w:pPr>
+      <w:r>
+        <w:rPr>
+          <w:rFonts w:ascii="Times New Roman" w:hAnsi="Times New Roman"/>
+          <w:b/>
+          <w:sz w:val="24"/>
+        </w:rPr>
+        <w:t>Recomendaciones</w:t>
+      </w:r>
+      <w:bookmarkEnd w:id="bm_cap5_recom"/>
     </w:p>
     <w:p>
       <w:pPr>
@@ -5441,14 +6473,14 @@
           <w:rFonts w:ascii="Times New Roman" w:hAnsi="Times New Roman"/>
           <w:sz w:val="24"/>
         </w:rPr>
-        <w:t xml:space="preserve">2. </w:t>
-      </w:r>
-      <w:r>
-        <w:rPr>
-          <w:rFonts w:ascii="Times New Roman" w:hAnsi="Times New Roman"/>
-          <w:sz w:val="24"/>
-        </w:rPr>
-        <w:t>Capacitar al personal administrativo responsable del nodo de Presidencia en el uso de las nuevas interfaces de búsqueda y actualización de estatus.</w:t>
+        <w:t xml:space="preserve">1. </w:t>
+      </w:r>
+      <w:r>
+        <w:rPr>
+          <w:rFonts w:ascii="Times New Roman" w:hAnsi="Times New Roman"/>
+          <w:sz w:val="24"/>
+        </w:rPr>
+        <w:t>Ejecutar la migración progresiva de los registros históricos contenidos en las hojas de cálculo hacia la base de datos del nuevo sistema, preservando la trazabilidad de los expedientes anteriores al período de implementación.</w:t>
       </w:r>
     </w:p>
     <w:p>
@@ -5462,6 +6494,27 @@
           <w:rFonts w:ascii="Times New Roman" w:hAnsi="Times New Roman"/>
           <w:sz w:val="24"/>
         </w:rPr>
+        <w:t xml:space="preserve">2. </w:t>
+      </w:r>
+      <w:r>
+        <w:rPr>
+          <w:rFonts w:ascii="Times New Roman" w:hAnsi="Times New Roman"/>
+          <w:sz w:val="24"/>
+        </w:rPr>
+        <w:t>Capacitar al personal administrativo del Departamento de Presidencia en el uso de las interfaces de registro, consulta y generación de reportes del sistema, garantizando la correcta apropiación tecnológica de la herramienta.</w:t>
+      </w:r>
+    </w:p>
+    <w:p>
+      <w:pPr>
+        <w:spacing w:line="360" w:lineRule="auto"/>
+        <w:ind w:firstLine="709"/>
+        <w:jc w:val="both"/>
+      </w:pPr>
+      <w:r>
+        <w:rPr>
+          <w:rFonts w:ascii="Times New Roman" w:hAnsi="Times New Roman"/>
+          <w:sz w:val="24"/>
+        </w:rPr>
         <w:t xml:space="preserve">3. </w:t>
       </w:r>
       <w:r>
@@ -5469,7 +6522,28 @@
           <w:rFonts w:ascii="Times New Roman" w:hAnsi="Times New Roman"/>
           <w:sz w:val="24"/>
         </w:rPr>
-        <w:t>Establecer rutinas automáticas de respaldo para la base de datos (archivo .sqlite) a fin de garantizar la perennidad de la bitácora documental.</w:t>
+        <w:t>Establecer rutinas periódicas de respaldo del archivo de base de datos (.sqlite) en una unidad de almacenamiento alternativa, con el fin de salvaguardar la integridad del historial documental ante eventuales fallas del equipo.</w:t>
+      </w:r>
+    </w:p>
+    <w:p>
+      <w:pPr>
+        <w:spacing w:line="360" w:lineRule="auto"/>
+        <w:ind w:firstLine="709"/>
+        <w:jc w:val="both"/>
+      </w:pPr>
+      <w:r>
+        <w:rPr>
+          <w:rFonts w:ascii="Times New Roman" w:hAnsi="Times New Roman"/>
+          <w:sz w:val="24"/>
+        </w:rPr>
+        <w:t xml:space="preserve">4. </w:t>
+      </w:r>
+      <w:r>
+        <w:rPr>
+          <w:rFonts w:ascii="Times New Roman" w:hAnsi="Times New Roman"/>
+          <w:sz w:val="24"/>
+        </w:rPr>
+        <w:t>Extender el alcance del sistema en fases posteriores para incorporar notificaciones automáticas a los departamentos destinatarios una vez despachado el expediente firmado, optimizando la comunicación interdepartamental.</w:t>
       </w:r>
     </w:p>
     <w:p>
@@ -5486,6 +6560,7 @@
       </w:pPr>
     </w:p>
     <w:p>
+      <w:bookmarkStart w:id="bm_referencias" w:name="bm_referencias"/>
       <w:pPr>
         <w:spacing w:after="480"/>
         <w:jc w:val="center"/>
@@ -5498,6 +6573,7 @@
         </w:rPr>
         <w:t>REFERENCIAS</w:t>
       </w:r>
+      <w:bookmarkEnd w:id="bm_referencias"/>
     </w:p>
     <w:p>
       <w:pPr>
@@ -5656,6 +6732,7 @@
       </w:pPr>
     </w:p>
     <w:p>
+      <w:bookmarkStart w:id="bm_anexos" w:name="bm_anexos"/>
       <w:pPr>
         <w:spacing w:before="3600"/>
         <w:jc w:val="center"/>
@@ -5668,6 +6745,7 @@
         </w:rPr>
         <w:t>ANEXOS</w:t>
       </w:r>
+      <w:bookmarkEnd w:id="bm_anexos"/>
     </w:p>
     <w:p>
       <w:pPr>
@@ -5682,10 +6760,12 @@
       </w:pPr>
     </w:p>
     <w:p>
+      <w:bookmarkStart w:id="bm_anexoA" w:name="bm_anexoA"/>
       <w:pPr>
         <w:spacing w:before="0" w:after="480"/>
         <w:jc w:val="center"/>
       </w:pPr>
+      <w:bookmarkEnd w:id="bm_anexoA"/>
       <w:r>
         <w:rPr>
           <w:rFonts w:ascii="Times New Roman" w:hAnsi="Times New Roman"/>
@@ -5735,10 +6815,12 @@
       </w:pPr>
     </w:p>
     <w:p>
+      <w:bookmarkStart w:id="bm_anexoB" w:name="bm_anexoB"/>
       <w:pPr>
         <w:spacing w:before="0" w:after="480"/>
         <w:jc w:val="center"/>
       </w:pPr>
+      <w:bookmarkEnd w:id="bm_anexoB"/>
       <w:r>
         <w:rPr>
           <w:rFonts w:ascii="Times New Roman" w:hAnsi="Times New Roman"/>
@@ -5788,10 +6870,12 @@
       </w:pPr>
     </w:p>
     <w:p>
+      <w:bookmarkStart w:id="bm_anexoC" w:name="bm_anexoC"/>
       <w:pPr>
         <w:spacing w:before="0" w:after="480"/>
         <w:jc w:val="center"/>
       </w:pPr>
+      <w:bookmarkEnd w:id="bm_anexoC"/>
       <w:r>
         <w:rPr>
           <w:rFonts w:ascii="Times New Roman" w:hAnsi="Times New Roman"/>

--- a/juliano/reportes/Informe_Pasantia_IUTECP.docx
+++ b/juliano/reportes/Informe_Pasantia_IUTECP.docx
@@ -3517,20 +3517,20 @@
         <w:tblLayout w:type="fixed"/>
       </w:tblPr>
       <w:tblGrid>
-        <w:gridCol w:w="5386"/>
-        <w:gridCol w:w="360"/>
-        <w:gridCol w:w="360"/>
-        <w:gridCol w:w="360"/>
-        <w:gridCol w:w="360"/>
-        <w:gridCol w:w="360"/>
-        <w:gridCol w:w="360"/>
-        <w:gridCol w:w="360"/>
-        <w:gridCol w:w="360"/>
+        <w:gridCol w:w="4873"/>
+        <w:gridCol w:w="424"/>
+        <w:gridCol w:w="424"/>
+        <w:gridCol w:w="424"/>
+        <w:gridCol w:w="424"/>
+        <w:gridCol w:w="424"/>
+        <w:gridCol w:w="424"/>
+        <w:gridCol w:w="424"/>
+        <w:gridCol w:w="424"/>
       </w:tblGrid>
       <w:tr>
         <w:tc>
           <w:tcPr>
-            <w:tcW w:w="5386" w:type="dxa"/>
+            <w:tcW w:w="4873" w:type="dxa"/>
             <w:shd w:val="clear" w:color="auto" w:fill="4472C4"/>
           </w:tcPr>
           <w:p>
@@ -3551,7 +3551,7 @@
         </w:tc>
         <w:tc>
           <w:tcPr>
-            <w:tcW w:w="360" w:type="dxa"/>
+            <w:tcW w:w="424" w:type="dxa"/>
             <w:shd w:val="clear" w:color="auto" w:fill="4472C4"/>
           </w:tcPr>
           <w:p>
@@ -3572,7 +3572,7 @@
         </w:tc>
         <w:tc>
           <w:tcPr>
-            <w:tcW w:w="360" w:type="dxa"/>
+            <w:tcW w:w="424" w:type="dxa"/>
             <w:shd w:val="clear" w:color="auto" w:fill="4472C4"/>
           </w:tcPr>
           <w:p>
@@ -3593,7 +3593,7 @@
         </w:tc>
         <w:tc>
           <w:tcPr>
-            <w:tcW w:w="360" w:type="dxa"/>
+            <w:tcW w:w="424" w:type="dxa"/>
             <w:shd w:val="clear" w:color="auto" w:fill="4472C4"/>
           </w:tcPr>
           <w:p>
@@ -3614,7 +3614,7 @@
         </w:tc>
         <w:tc>
           <w:tcPr>
-            <w:tcW w:w="360" w:type="dxa"/>
+            <w:tcW w:w="424" w:type="dxa"/>
             <w:shd w:val="clear" w:color="auto" w:fill="4472C4"/>
           </w:tcPr>
           <w:p>
@@ -3635,7 +3635,7 @@
         </w:tc>
         <w:tc>
           <w:tcPr>
-            <w:tcW w:w="360" w:type="dxa"/>
+            <w:tcW w:w="424" w:type="dxa"/>
             <w:shd w:val="clear" w:color="auto" w:fill="4472C4"/>
           </w:tcPr>
           <w:p>
@@ -3656,7 +3656,7 @@
         </w:tc>
         <w:tc>
           <w:tcPr>
-            <w:tcW w:w="360" w:type="dxa"/>
+            <w:tcW w:w="424" w:type="dxa"/>
             <w:shd w:val="clear" w:color="auto" w:fill="4472C4"/>
           </w:tcPr>
           <w:p>
@@ -3677,7 +3677,7 @@
         </w:tc>
         <w:tc>
           <w:tcPr>
-            <w:tcW w:w="360" w:type="dxa"/>
+            <w:tcW w:w="424" w:type="dxa"/>
             <w:shd w:val="clear" w:color="auto" w:fill="4472C4"/>
           </w:tcPr>
           <w:p>
@@ -3698,7 +3698,7 @@
         </w:tc>
         <w:tc>
           <w:tcPr>
-            <w:tcW w:w="360" w:type="dxa"/>
+            <w:tcW w:w="424" w:type="dxa"/>
             <w:shd w:val="clear" w:color="auto" w:fill="4472C4"/>
           </w:tcPr>
           <w:p>
@@ -3721,7 +3721,7 @@
       <w:tr>
         <w:tc>
           <w:tcPr>
-            <w:tcW w:w="5386" w:type="dxa"/>
+            <w:tcW w:w="4873" w:type="dxa"/>
             <w:shd w:val="clear" w:color="auto" w:fill="FFFFFF"/>
           </w:tcPr>
           <w:p>
@@ -3742,7 +3742,7 @@
         </w:tc>
         <w:tc>
           <w:tcPr>
-            <w:tcW w:w="360" w:type="dxa"/>
+            <w:tcW w:w="424" w:type="dxa"/>
             <w:shd w:val="clear" w:color="auto" w:fill="70AD47"/>
           </w:tcPr>
           <w:p>
@@ -3763,7 +3763,7 @@
         </w:tc>
         <w:tc>
           <w:tcPr>
-            <w:tcW w:w="360" w:type="dxa"/>
+            <w:tcW w:w="424" w:type="dxa"/>
             <w:shd w:val="clear" w:color="auto" w:fill="FFFFFF"/>
           </w:tcPr>
           <w:p>
@@ -3783,7 +3783,7 @@
         </w:tc>
         <w:tc>
           <w:tcPr>
-            <w:tcW w:w="360" w:type="dxa"/>
+            <w:tcW w:w="424" w:type="dxa"/>
             <w:shd w:val="clear" w:color="auto" w:fill="FFFFFF"/>
           </w:tcPr>
           <w:p>
@@ -3803,7 +3803,7 @@
         </w:tc>
         <w:tc>
           <w:tcPr>
-            <w:tcW w:w="360" w:type="dxa"/>
+            <w:tcW w:w="424" w:type="dxa"/>
             <w:shd w:val="clear" w:color="auto" w:fill="FFFFFF"/>
           </w:tcPr>
           <w:p>
@@ -3823,7 +3823,7 @@
         </w:tc>
         <w:tc>
           <w:tcPr>
-            <w:tcW w:w="360" w:type="dxa"/>
+            <w:tcW w:w="424" w:type="dxa"/>
             <w:shd w:val="clear" w:color="auto" w:fill="FFFFFF"/>
           </w:tcPr>
           <w:p>
@@ -3843,7 +3843,7 @@
         </w:tc>
         <w:tc>
           <w:tcPr>
-            <w:tcW w:w="360" w:type="dxa"/>
+            <w:tcW w:w="424" w:type="dxa"/>
             <w:shd w:val="clear" w:color="auto" w:fill="FFFFFF"/>
           </w:tcPr>
           <w:p>
@@ -3863,7 +3863,7 @@
         </w:tc>
         <w:tc>
           <w:tcPr>
-            <w:tcW w:w="360" w:type="dxa"/>
+            <w:tcW w:w="424" w:type="dxa"/>
             <w:shd w:val="clear" w:color="auto" w:fill="FFFFFF"/>
           </w:tcPr>
           <w:p>
@@ -3883,7 +3883,7 @@
         </w:tc>
         <w:tc>
           <w:tcPr>
-            <w:tcW w:w="360" w:type="dxa"/>
+            <w:tcW w:w="424" w:type="dxa"/>
             <w:shd w:val="clear" w:color="auto" w:fill="FFFFFF"/>
           </w:tcPr>
           <w:p>
@@ -3905,7 +3905,7 @@
       <w:tr>
         <w:tc>
           <w:tcPr>
-            <w:tcW w:w="5386" w:type="dxa"/>
+            <w:tcW w:w="4873" w:type="dxa"/>
             <w:shd w:val="clear" w:color="auto" w:fill="D9E1F2"/>
           </w:tcPr>
           <w:p>
@@ -3926,7 +3926,7 @@
         </w:tc>
         <w:tc>
           <w:tcPr>
-            <w:tcW w:w="360" w:type="dxa"/>
+            <w:tcW w:w="424" w:type="dxa"/>
             <w:shd w:val="clear" w:color="auto" w:fill="D9E1F2"/>
           </w:tcPr>
           <w:p>
@@ -3946,7 +3946,7 @@
         </w:tc>
         <w:tc>
           <w:tcPr>
-            <w:tcW w:w="360" w:type="dxa"/>
+            <w:tcW w:w="424" w:type="dxa"/>
             <w:shd w:val="clear" w:color="auto" w:fill="70AD47"/>
           </w:tcPr>
           <w:p>
@@ -3967,7 +3967,7 @@
         </w:tc>
         <w:tc>
           <w:tcPr>
-            <w:tcW w:w="360" w:type="dxa"/>
+            <w:tcW w:w="424" w:type="dxa"/>
             <w:shd w:val="clear" w:color="auto" w:fill="D9E1F2"/>
           </w:tcPr>
           <w:p>
@@ -3987,7 +3987,7 @@
         </w:tc>
         <w:tc>
           <w:tcPr>
-            <w:tcW w:w="360" w:type="dxa"/>
+            <w:tcW w:w="424" w:type="dxa"/>
             <w:shd w:val="clear" w:color="auto" w:fill="D9E1F2"/>
           </w:tcPr>
           <w:p>
@@ -4007,7 +4007,7 @@
         </w:tc>
         <w:tc>
           <w:tcPr>
-            <w:tcW w:w="360" w:type="dxa"/>
+            <w:tcW w:w="424" w:type="dxa"/>
             <w:shd w:val="clear" w:color="auto" w:fill="D9E1F2"/>
           </w:tcPr>
           <w:p>
@@ -4027,7 +4027,7 @@
         </w:tc>
         <w:tc>
           <w:tcPr>
-            <w:tcW w:w="360" w:type="dxa"/>
+            <w:tcW w:w="424" w:type="dxa"/>
             <w:shd w:val="clear" w:color="auto" w:fill="D9E1F2"/>
           </w:tcPr>
           <w:p>
@@ -4047,7 +4047,7 @@
         </w:tc>
         <w:tc>
           <w:tcPr>
-            <w:tcW w:w="360" w:type="dxa"/>
+            <w:tcW w:w="424" w:type="dxa"/>
             <w:shd w:val="clear" w:color="auto" w:fill="D9E1F2"/>
           </w:tcPr>
           <w:p>
@@ -4067,7 +4067,7 @@
         </w:tc>
         <w:tc>
           <w:tcPr>
-            <w:tcW w:w="360" w:type="dxa"/>
+            <w:tcW w:w="424" w:type="dxa"/>
             <w:shd w:val="clear" w:color="auto" w:fill="D9E1F2"/>
           </w:tcPr>
           <w:p>
@@ -4089,7 +4089,7 @@
       <w:tr>
         <w:tc>
           <w:tcPr>
-            <w:tcW w:w="5386" w:type="dxa"/>
+            <w:tcW w:w="4873" w:type="dxa"/>
             <w:shd w:val="clear" w:color="auto" w:fill="FFFFFF"/>
           </w:tcPr>
           <w:p>
@@ -4110,7 +4110,7 @@
         </w:tc>
         <w:tc>
           <w:tcPr>
-            <w:tcW w:w="360" w:type="dxa"/>
+            <w:tcW w:w="424" w:type="dxa"/>
             <w:shd w:val="clear" w:color="auto" w:fill="FFFFFF"/>
           </w:tcPr>
           <w:p>
@@ -4130,7 +4130,7 @@
         </w:tc>
         <w:tc>
           <w:tcPr>
-            <w:tcW w:w="360" w:type="dxa"/>
+            <w:tcW w:w="424" w:type="dxa"/>
             <w:shd w:val="clear" w:color="auto" w:fill="FFFFFF"/>
           </w:tcPr>
           <w:p>
@@ -4150,7 +4150,7 @@
         </w:tc>
         <w:tc>
           <w:tcPr>
-            <w:tcW w:w="360" w:type="dxa"/>
+            <w:tcW w:w="424" w:type="dxa"/>
             <w:shd w:val="clear" w:color="auto" w:fill="70AD47"/>
           </w:tcPr>
           <w:p>
@@ -4171,7 +4171,7 @@
         </w:tc>
         <w:tc>
           <w:tcPr>
-            <w:tcW w:w="360" w:type="dxa"/>
+            <w:tcW w:w="424" w:type="dxa"/>
             <w:shd w:val="clear" w:color="auto" w:fill="FFFFFF"/>
           </w:tcPr>
           <w:p>
@@ -4191,7 +4191,7 @@
         </w:tc>
         <w:tc>
           <w:tcPr>
-            <w:tcW w:w="360" w:type="dxa"/>
+            <w:tcW w:w="424" w:type="dxa"/>
             <w:shd w:val="clear" w:color="auto" w:fill="FFFFFF"/>
           </w:tcPr>
           <w:p>
@@ -4211,7 +4211,7 @@
         </w:tc>
         <w:tc>
           <w:tcPr>
-            <w:tcW w:w="360" w:type="dxa"/>
+            <w:tcW w:w="424" w:type="dxa"/>
             <w:shd w:val="clear" w:color="auto" w:fill="FFFFFF"/>
           </w:tcPr>
           <w:p>
@@ -4231,7 +4231,7 @@
         </w:tc>
         <w:tc>
           <w:tcPr>
-            <w:tcW w:w="360" w:type="dxa"/>
+            <w:tcW w:w="424" w:type="dxa"/>
             <w:shd w:val="clear" w:color="auto" w:fill="FFFFFF"/>
           </w:tcPr>
           <w:p>
@@ -4251,7 +4251,7 @@
         </w:tc>
         <w:tc>
           <w:tcPr>
-            <w:tcW w:w="360" w:type="dxa"/>
+            <w:tcW w:w="424" w:type="dxa"/>
             <w:shd w:val="clear" w:color="auto" w:fill="FFFFFF"/>
           </w:tcPr>
           <w:p>
@@ -4273,7 +4273,7 @@
       <w:tr>
         <w:tc>
           <w:tcPr>
-            <w:tcW w:w="5386" w:type="dxa"/>
+            <w:tcW w:w="4873" w:type="dxa"/>
             <w:shd w:val="clear" w:color="auto" w:fill="D9E1F2"/>
           </w:tcPr>
           <w:p>
@@ -4294,7 +4294,7 @@
         </w:tc>
         <w:tc>
           <w:tcPr>
-            <w:tcW w:w="360" w:type="dxa"/>
+            <w:tcW w:w="424" w:type="dxa"/>
             <w:shd w:val="clear" w:color="auto" w:fill="D9E1F2"/>
           </w:tcPr>
           <w:p>
@@ -4314,7 +4314,7 @@
         </w:tc>
         <w:tc>
           <w:tcPr>
-            <w:tcW w:w="360" w:type="dxa"/>
+            <w:tcW w:w="424" w:type="dxa"/>
             <w:shd w:val="clear" w:color="auto" w:fill="D9E1F2"/>
           </w:tcPr>
           <w:p>
@@ -4334,7 +4334,7 @@
         </w:tc>
         <w:tc>
           <w:tcPr>
-            <w:tcW w:w="360" w:type="dxa"/>
+            <w:tcW w:w="424" w:type="dxa"/>
             <w:shd w:val="clear" w:color="auto" w:fill="D9E1F2"/>
           </w:tcPr>
           <w:p>
@@ -4354,7 +4354,7 @@
         </w:tc>
         <w:tc>
           <w:tcPr>
-            <w:tcW w:w="360" w:type="dxa"/>
+            <w:tcW w:w="424" w:type="dxa"/>
             <w:shd w:val="clear" w:color="auto" w:fill="70AD47"/>
           </w:tcPr>
           <w:p>
@@ -4375,7 +4375,7 @@
         </w:tc>
         <w:tc>
           <w:tcPr>
-            <w:tcW w:w="360" w:type="dxa"/>
+            <w:tcW w:w="424" w:type="dxa"/>
             <w:shd w:val="clear" w:color="auto" w:fill="D9E1F2"/>
           </w:tcPr>
           <w:p>
@@ -4395,7 +4395,7 @@
         </w:tc>
         <w:tc>
           <w:tcPr>
-            <w:tcW w:w="360" w:type="dxa"/>
+            <w:tcW w:w="424" w:type="dxa"/>
             <w:shd w:val="clear" w:color="auto" w:fill="D9E1F2"/>
           </w:tcPr>
           <w:p>
@@ -4415,7 +4415,7 @@
         </w:tc>
         <w:tc>
           <w:tcPr>
-            <w:tcW w:w="360" w:type="dxa"/>
+            <w:tcW w:w="424" w:type="dxa"/>
             <w:shd w:val="clear" w:color="auto" w:fill="D9E1F2"/>
           </w:tcPr>
           <w:p>
@@ -4435,7 +4435,7 @@
         </w:tc>
         <w:tc>
           <w:tcPr>
-            <w:tcW w:w="360" w:type="dxa"/>
+            <w:tcW w:w="424" w:type="dxa"/>
             <w:shd w:val="clear" w:color="auto" w:fill="D9E1F2"/>
           </w:tcPr>
           <w:p>
@@ -4457,7 +4457,7 @@
       <w:tr>
         <w:tc>
           <w:tcPr>
-            <w:tcW w:w="5386" w:type="dxa"/>
+            <w:tcW w:w="4873" w:type="dxa"/>
             <w:shd w:val="clear" w:color="auto" w:fill="FFFFFF"/>
           </w:tcPr>
           <w:p>
@@ -4478,7 +4478,7 @@
         </w:tc>
         <w:tc>
           <w:tcPr>
-            <w:tcW w:w="360" w:type="dxa"/>
+            <w:tcW w:w="424" w:type="dxa"/>
             <w:shd w:val="clear" w:color="auto" w:fill="FFFFFF"/>
           </w:tcPr>
           <w:p>
@@ -4498,7 +4498,7 @@
         </w:tc>
         <w:tc>
           <w:tcPr>
-            <w:tcW w:w="360" w:type="dxa"/>
+            <w:tcW w:w="424" w:type="dxa"/>
             <w:shd w:val="clear" w:color="auto" w:fill="FFFFFF"/>
           </w:tcPr>
           <w:p>
@@ -4518,7 +4518,7 @@
         </w:tc>
         <w:tc>
           <w:tcPr>
-            <w:tcW w:w="360" w:type="dxa"/>
+            <w:tcW w:w="424" w:type="dxa"/>
             <w:shd w:val="clear" w:color="auto" w:fill="FFFFFF"/>
           </w:tcPr>
           <w:p>
@@ -4538,7 +4538,7 @@
         </w:tc>
         <w:tc>
           <w:tcPr>
-            <w:tcW w:w="360" w:type="dxa"/>
+            <w:tcW w:w="424" w:type="dxa"/>
             <w:shd w:val="clear" w:color="auto" w:fill="FFFFFF"/>
           </w:tcPr>
           <w:p>
@@ -4558,7 +4558,7 @@
         </w:tc>
         <w:tc>
           <w:tcPr>
-            <w:tcW w:w="360" w:type="dxa"/>
+            <w:tcW w:w="424" w:type="dxa"/>
             <w:shd w:val="clear" w:color="auto" w:fill="70AD47"/>
           </w:tcPr>
           <w:p>
@@ -4579,7 +4579,7 @@
         </w:tc>
         <w:tc>
           <w:tcPr>
-            <w:tcW w:w="360" w:type="dxa"/>
+            <w:tcW w:w="424" w:type="dxa"/>
             <w:shd w:val="clear" w:color="auto" w:fill="FFFFFF"/>
           </w:tcPr>
           <w:p>
@@ -4599,7 +4599,7 @@
         </w:tc>
         <w:tc>
           <w:tcPr>
-            <w:tcW w:w="360" w:type="dxa"/>
+            <w:tcW w:w="424" w:type="dxa"/>
             <w:shd w:val="clear" w:color="auto" w:fill="FFFFFF"/>
           </w:tcPr>
           <w:p>
@@ -4619,7 +4619,7 @@
         </w:tc>
         <w:tc>
           <w:tcPr>
-            <w:tcW w:w="360" w:type="dxa"/>
+            <w:tcW w:w="424" w:type="dxa"/>
             <w:shd w:val="clear" w:color="auto" w:fill="FFFFFF"/>
           </w:tcPr>
           <w:p>
@@ -4641,7 +4641,7 @@
       <w:tr>
         <w:tc>
           <w:tcPr>
-            <w:tcW w:w="5386" w:type="dxa"/>
+            <w:tcW w:w="4873" w:type="dxa"/>
             <w:shd w:val="clear" w:color="auto" w:fill="D9E1F2"/>
           </w:tcPr>
           <w:p>
@@ -4662,7 +4662,7 @@
         </w:tc>
         <w:tc>
           <w:tcPr>
-            <w:tcW w:w="360" w:type="dxa"/>
+            <w:tcW w:w="424" w:type="dxa"/>
             <w:shd w:val="clear" w:color="auto" w:fill="D9E1F2"/>
           </w:tcPr>
           <w:p>
@@ -4682,7 +4682,7 @@
         </w:tc>
         <w:tc>
           <w:tcPr>
-            <w:tcW w:w="360" w:type="dxa"/>
+            <w:tcW w:w="424" w:type="dxa"/>
             <w:shd w:val="clear" w:color="auto" w:fill="D9E1F2"/>
           </w:tcPr>
           <w:p>
@@ -4702,7 +4702,7 @@
         </w:tc>
         <w:tc>
           <w:tcPr>
-            <w:tcW w:w="360" w:type="dxa"/>
+            <w:tcW w:w="424" w:type="dxa"/>
             <w:shd w:val="clear" w:color="auto" w:fill="D9E1F2"/>
           </w:tcPr>
           <w:p>
@@ -4722,7 +4722,7 @@
         </w:tc>
         <w:tc>
           <w:tcPr>
-            <w:tcW w:w="360" w:type="dxa"/>
+            <w:tcW w:w="424" w:type="dxa"/>
             <w:shd w:val="clear" w:color="auto" w:fill="D9E1F2"/>
           </w:tcPr>
           <w:p>
@@ -4742,7 +4742,7 @@
         </w:tc>
         <w:tc>
           <w:tcPr>
-            <w:tcW w:w="360" w:type="dxa"/>
+            <w:tcW w:w="424" w:type="dxa"/>
             <w:shd w:val="clear" w:color="auto" w:fill="D9E1F2"/>
           </w:tcPr>
           <w:p>
@@ -4762,7 +4762,7 @@
         </w:tc>
         <w:tc>
           <w:tcPr>
-            <w:tcW w:w="360" w:type="dxa"/>
+            <w:tcW w:w="424" w:type="dxa"/>
             <w:shd w:val="clear" w:color="auto" w:fill="70AD47"/>
           </w:tcPr>
           <w:p>
@@ -4783,7 +4783,7 @@
         </w:tc>
         <w:tc>
           <w:tcPr>
-            <w:tcW w:w="360" w:type="dxa"/>
+            <w:tcW w:w="424" w:type="dxa"/>
             <w:shd w:val="clear" w:color="auto" w:fill="D9E1F2"/>
           </w:tcPr>
           <w:p>
@@ -4803,7 +4803,7 @@
         </w:tc>
         <w:tc>
           <w:tcPr>
-            <w:tcW w:w="360" w:type="dxa"/>
+            <w:tcW w:w="424" w:type="dxa"/>
             <w:shd w:val="clear" w:color="auto" w:fill="D9E1F2"/>
           </w:tcPr>
           <w:p>
@@ -4825,7 +4825,7 @@
       <w:tr>
         <w:tc>
           <w:tcPr>
-            <w:tcW w:w="5386" w:type="dxa"/>
+            <w:tcW w:w="4873" w:type="dxa"/>
             <w:shd w:val="clear" w:color="auto" w:fill="FFFFFF"/>
           </w:tcPr>
           <w:p>
@@ -4846,7 +4846,7 @@
         </w:tc>
         <w:tc>
           <w:tcPr>
-            <w:tcW w:w="360" w:type="dxa"/>
+            <w:tcW w:w="424" w:type="dxa"/>
             <w:shd w:val="clear" w:color="auto" w:fill="FFFFFF"/>
           </w:tcPr>
           <w:p>
@@ -4866,7 +4866,7 @@
         </w:tc>
         <w:tc>
           <w:tcPr>
-            <w:tcW w:w="360" w:type="dxa"/>
+            <w:tcW w:w="424" w:type="dxa"/>
             <w:shd w:val="clear" w:color="auto" w:fill="FFFFFF"/>
           </w:tcPr>
           <w:p>
@@ -4886,7 +4886,7 @@
         </w:tc>
         <w:tc>
           <w:tcPr>
-            <w:tcW w:w="360" w:type="dxa"/>
+            <w:tcW w:w="424" w:type="dxa"/>
             <w:shd w:val="clear" w:color="auto" w:fill="FFFFFF"/>
           </w:tcPr>
           <w:p>
@@ -4906,7 +4906,7 @@
         </w:tc>
         <w:tc>
           <w:tcPr>
-            <w:tcW w:w="360" w:type="dxa"/>
+            <w:tcW w:w="424" w:type="dxa"/>
             <w:shd w:val="clear" w:color="auto" w:fill="FFFFFF"/>
           </w:tcPr>
           <w:p>
@@ -4926,7 +4926,7 @@
         </w:tc>
         <w:tc>
           <w:tcPr>
-            <w:tcW w:w="360" w:type="dxa"/>
+            <w:tcW w:w="424" w:type="dxa"/>
             <w:shd w:val="clear" w:color="auto" w:fill="FFFFFF"/>
           </w:tcPr>
           <w:p>
@@ -4946,7 +4946,7 @@
         </w:tc>
         <w:tc>
           <w:tcPr>
-            <w:tcW w:w="360" w:type="dxa"/>
+            <w:tcW w:w="424" w:type="dxa"/>
             <w:shd w:val="clear" w:color="auto" w:fill="FFFFFF"/>
           </w:tcPr>
           <w:p>
@@ -4966,7 +4966,7 @@
         </w:tc>
         <w:tc>
           <w:tcPr>
-            <w:tcW w:w="360" w:type="dxa"/>
+            <w:tcW w:w="424" w:type="dxa"/>
             <w:shd w:val="clear" w:color="auto" w:fill="70AD47"/>
           </w:tcPr>
           <w:p>
@@ -4987,7 +4987,7 @@
         </w:tc>
         <w:tc>
           <w:tcPr>
-            <w:tcW w:w="360" w:type="dxa"/>
+            <w:tcW w:w="424" w:type="dxa"/>
             <w:shd w:val="clear" w:color="auto" w:fill="FFFFFF"/>
           </w:tcPr>
           <w:p>
@@ -5009,7 +5009,7 @@
       <w:tr>
         <w:tc>
           <w:tcPr>
-            <w:tcW w:w="5386" w:type="dxa"/>
+            <w:tcW w:w="4873" w:type="dxa"/>
             <w:shd w:val="clear" w:color="auto" w:fill="D9E1F2"/>
           </w:tcPr>
           <w:p>
@@ -5030,7 +5030,7 @@
         </w:tc>
         <w:tc>
           <w:tcPr>
-            <w:tcW w:w="360" w:type="dxa"/>
+            <w:tcW w:w="424" w:type="dxa"/>
             <w:shd w:val="clear" w:color="auto" w:fill="D9E1F2"/>
           </w:tcPr>
           <w:p>
@@ -5050,7 +5050,7 @@
         </w:tc>
         <w:tc>
           <w:tcPr>
-            <w:tcW w:w="360" w:type="dxa"/>
+            <w:tcW w:w="424" w:type="dxa"/>
             <w:shd w:val="clear" w:color="auto" w:fill="D9E1F2"/>
           </w:tcPr>
           <w:p>
@@ -5070,7 +5070,7 @@
         </w:tc>
         <w:tc>
           <w:tcPr>
-            <w:tcW w:w="360" w:type="dxa"/>
+            <w:tcW w:w="424" w:type="dxa"/>
             <w:shd w:val="clear" w:color="auto" w:fill="D9E1F2"/>
           </w:tcPr>
           <w:p>
@@ -5090,7 +5090,7 @@
         </w:tc>
         <w:tc>
           <w:tcPr>
-            <w:tcW w:w="360" w:type="dxa"/>
+            <w:tcW w:w="424" w:type="dxa"/>
             <w:shd w:val="clear" w:color="auto" w:fill="D9E1F2"/>
           </w:tcPr>
           <w:p>
@@ -5110,7 +5110,7 @@
         </w:tc>
         <w:tc>
           <w:tcPr>
-            <w:tcW w:w="360" w:type="dxa"/>
+            <w:tcW w:w="424" w:type="dxa"/>
             <w:shd w:val="clear" w:color="auto" w:fill="D9E1F2"/>
           </w:tcPr>
           <w:p>
@@ -5130,7 +5130,7 @@
         </w:tc>
         <w:tc>
           <w:tcPr>
-            <w:tcW w:w="360" w:type="dxa"/>
+            <w:tcW w:w="424" w:type="dxa"/>
             <w:shd w:val="clear" w:color="auto" w:fill="D9E1F2"/>
           </w:tcPr>
           <w:p>
@@ -5150,7 +5150,7 @@
         </w:tc>
         <w:tc>
           <w:tcPr>
-            <w:tcW w:w="360" w:type="dxa"/>
+            <w:tcW w:w="424" w:type="dxa"/>
             <w:shd w:val="clear" w:color="auto" w:fill="D9E1F2"/>
           </w:tcPr>
           <w:p>
@@ -5170,7 +5170,7 @@
         </w:tc>
         <w:tc>
           <w:tcPr>
-            <w:tcW w:w="360" w:type="dxa"/>
+            <w:tcW w:w="424" w:type="dxa"/>
             <w:shd w:val="clear" w:color="auto" w:fill="70AD47"/>
           </w:tcPr>
           <w:p>

--- a/juliano/reportes/Informe_Pasantia_IUTECP.docx
+++ b/juliano/reportes/Informe_Pasantia_IUTECP.docx
@@ -87,54 +87,11 @@
           <w:sz w:val="24"/>
         </w:rPr>
         <w:t>C.I.: 32.281.199</w:t>
-        <w:br/>
-      </w:r>
-      <w:r>
-        <w:rPr>
-          <w:rFonts w:ascii="Times New Roman" w:hAnsi="Times New Roman"/>
-          <w:b/>
-          <w:sz w:val="24"/>
-        </w:rPr>
-        <w:br/>
-      </w:r>
-      <w:r>
-        <w:rPr>
-          <w:rFonts w:ascii="Times New Roman" w:hAnsi="Times New Roman"/>
-          <w:b/>
-          <w:sz w:val="24"/>
-        </w:rPr>
-        <w:t>Tutor Industrial: Ing. Yasmin Sabaneta</w:t>
-        <w:br/>
-      </w:r>
-      <w:r>
-        <w:rPr>
-          <w:rFonts w:ascii="Times New Roman" w:hAnsi="Times New Roman"/>
-          <w:b/>
-          <w:sz w:val="24"/>
-        </w:rPr>
-        <w:t>C.I.: 14.187.924</w:t>
-        <w:br/>
-      </w:r>
-      <w:r>
-        <w:rPr>
-          <w:rFonts w:ascii="Times New Roman" w:hAnsi="Times New Roman"/>
-          <w:b/>
-          <w:sz w:val="24"/>
-        </w:rPr>
-        <w:br/>
-      </w:r>
-      <w:r>
-        <w:rPr>
-          <w:rFonts w:ascii="Times New Roman" w:hAnsi="Times New Roman"/>
-          <w:b/>
-          <w:sz w:val="24"/>
-        </w:rPr>
-        <w:t>Tutor Académico: Lic. Carlos Mendoza</w:t>
       </w:r>
     </w:p>
     <w:p>
       <w:pPr>
-        <w:spacing w:line="276" w:lineRule="auto" w:before="929" w:after="0"/>
+        <w:spacing w:line="276" w:lineRule="auto" w:before="2309" w:after="0"/>
         <w:jc w:val="center"/>
       </w:pPr>
       <w:r>

--- a/juliano/reportes/Informe_Pasantia_IUTECP.docx
+++ b/juliano/reportes/Informe_Pasantia_IUTECP.docx
@@ -241,11 +241,20 @@
           <w:sz w:val="24"/>
         </w:rPr>
         <w:t>Tutor Académico: Lic. Carlos Mendoza</w:t>
+        <w:br/>
+      </w:r>
+      <w:r>
+        <w:rPr>
+          <w:rFonts w:ascii="Times New Roman" w:hAnsi="Times New Roman"/>
+          <w:b/>
+          <w:sz w:val="24"/>
+        </w:rPr>
+        <w:t>C.I.: 4.273.815</w:t>
       </w:r>
     </w:p>
     <w:p>
       <w:pPr>
-        <w:spacing w:line="276" w:lineRule="auto" w:before="929" w:after="0"/>
+        <w:spacing w:line="276" w:lineRule="auto" w:before="653" w:after="0"/>
         <w:jc w:val="center"/>
       </w:pPr>
       <w:r>
@@ -1578,7 +1587,7 @@
         </w:rPr>
         <w:t>2</w:t>
         <w:tab/>
-        <w:t>Cronograma de actividades del proyecto factible</w:t>
+        <w:t>Cronograma de actividades del proyecto factible (9 semanas)</w:t>
         <w:tab/>
       </w:r>
       <w:r>
@@ -3439,7 +3448,7 @@
           <w:i w:val="0"/>
           <w:sz w:val="24"/>
         </w:rPr>
-        <w:t>El cronograma estructura temporalmente las fases de diseño y desarrollo del sistema automatizado, distribuidas a lo largo de las ocho (8) semanas de duración de la pasantía:</w:t>
+        <w:t>El cronograma estructura temporalmente las fases de diseño y desarrollo del sistema automatizado, distribuidas a lo largo de las nueve (9) semanas de duración de la pasantía:</w:t>
       </w:r>
     </w:p>
     <w:p>
@@ -3474,7 +3483,8 @@
         <w:tblLayout w:type="fixed"/>
       </w:tblPr>
       <w:tblGrid>
-        <w:gridCol w:w="4873"/>
+        <w:gridCol w:w="4448"/>
+        <w:gridCol w:w="424"/>
         <w:gridCol w:w="424"/>
         <w:gridCol w:w="424"/>
         <w:gridCol w:w="424"/>
@@ -3487,7 +3497,7 @@
       <w:tr>
         <w:tc>
           <w:tcPr>
-            <w:tcW w:w="4873" w:type="dxa"/>
+            <w:tcW w:w="4448" w:type="dxa"/>
             <w:shd w:val="clear" w:color="auto" w:fill="4472C4"/>
           </w:tcPr>
           <w:p>
@@ -3674,11 +3684,32 @@
             </w:r>
           </w:p>
         </w:tc>
+        <w:tc>
+          <w:tcPr>
+            <w:tcW w:w="424" w:type="dxa"/>
+            <w:shd w:val="clear" w:color="auto" w:fill="4472C4"/>
+          </w:tcPr>
+          <w:p>
+            <w:pPr>
+              <w:spacing w:before="60" w:after="60" w:line="240" w:lineRule="auto"/>
+              <w:jc w:val="center"/>
+            </w:pPr>
+            <w:r>
+              <w:rPr>
+                <w:rFonts w:ascii="Times New Roman" w:hAnsi="Times New Roman"/>
+                <w:b/>
+                <w:color w:val="FFFFFF"/>
+                <w:sz w:val="18"/>
+              </w:rPr>
+              <w:t>S9</w:t>
+            </w:r>
+          </w:p>
+        </w:tc>
       </w:tr>
       <w:tr>
         <w:tc>
           <w:tcPr>
-            <w:tcW w:w="4873" w:type="dxa"/>
+            <w:tcW w:w="4448" w:type="dxa"/>
             <w:shd w:val="clear" w:color="auto" w:fill="FFFFFF"/>
           </w:tcPr>
           <w:p>
@@ -3693,7 +3724,7 @@
                 <w:color w:val="000000"/>
                 <w:sz w:val="20"/>
               </w:rPr>
-              <w:t>Diagnóstico del flujo documental y debilidades del Excel.</w:t>
+              <w:t>Diagnóstico del flujo documental y levantamiento de requerimientos.</w:t>
             </w:r>
           </w:p>
         </w:tc>
@@ -3858,11 +3889,31 @@
             </w:r>
           </w:p>
         </w:tc>
+        <w:tc>
+          <w:tcPr>
+            <w:tcW w:w="424" w:type="dxa"/>
+            <w:shd w:val="clear" w:color="auto" w:fill="FFFFFF"/>
+          </w:tcPr>
+          <w:p>
+            <w:pPr>
+              <w:spacing w:before="60" w:after="60" w:line="240" w:lineRule="auto"/>
+              <w:jc w:val="center"/>
+            </w:pPr>
+            <w:r>
+              <w:rPr>
+                <w:rFonts w:ascii="Times New Roman" w:hAnsi="Times New Roman"/>
+                <w:b w:val="0"/>
+                <w:color w:val="000000"/>
+                <w:sz w:val="18"/>
+              </w:rPr>
+            </w:r>
+          </w:p>
+        </w:tc>
       </w:tr>
       <w:tr>
         <w:tc>
           <w:tcPr>
-            <w:tcW w:w="4873" w:type="dxa"/>
+            <w:tcW w:w="4448" w:type="dxa"/>
             <w:shd w:val="clear" w:color="auto" w:fill="D9E1F2"/>
           </w:tcPr>
           <w:p>
@@ -3877,7 +3928,7 @@
                 <w:color w:val="000000"/>
                 <w:sz w:val="20"/>
               </w:rPr>
-              <w:t>Diseño del modelo relacional y diccionario de datos.</w:t>
+              <w:t>Diseño del modelo relacional, normalización y diccionario de datos.</w:t>
             </w:r>
           </w:p>
         </w:tc>
@@ -4042,11 +4093,31 @@
             </w:r>
           </w:p>
         </w:tc>
+        <w:tc>
+          <w:tcPr>
+            <w:tcW w:w="424" w:type="dxa"/>
+            <w:shd w:val="clear" w:color="auto" w:fill="D9E1F2"/>
+          </w:tcPr>
+          <w:p>
+            <w:pPr>
+              <w:spacing w:before="60" w:after="60" w:line="240" w:lineRule="auto"/>
+              <w:jc w:val="center"/>
+            </w:pPr>
+            <w:r>
+              <w:rPr>
+                <w:rFonts w:ascii="Times New Roman" w:hAnsi="Times New Roman"/>
+                <w:b w:val="0"/>
+                <w:color w:val="000000"/>
+                <w:sz w:val="18"/>
+              </w:rPr>
+            </w:r>
+          </w:p>
+        </w:tc>
       </w:tr>
       <w:tr>
         <w:tc>
           <w:tcPr>
-            <w:tcW w:w="4873" w:type="dxa"/>
+            <w:tcW w:w="4448" w:type="dxa"/>
             <w:shd w:val="clear" w:color="auto" w:fill="FFFFFF"/>
           </w:tcPr>
           <w:p>
@@ -4061,7 +4132,7 @@
                 <w:color w:val="000000"/>
                 <w:sz w:val="20"/>
               </w:rPr>
-              <w:t>Despliegue de la DB en SQLite y maquetado lógico.</w:t>
+              <w:t>Implementación de la base de datos relacional en SQLite.</w:t>
             </w:r>
           </w:p>
         </w:tc>
@@ -4226,11 +4297,31 @@
             </w:r>
           </w:p>
         </w:tc>
+        <w:tc>
+          <w:tcPr>
+            <w:tcW w:w="424" w:type="dxa"/>
+            <w:shd w:val="clear" w:color="auto" w:fill="FFFFFF"/>
+          </w:tcPr>
+          <w:p>
+            <w:pPr>
+              <w:spacing w:before="60" w:after="60" w:line="240" w:lineRule="auto"/>
+              <w:jc w:val="center"/>
+            </w:pPr>
+            <w:r>
+              <w:rPr>
+                <w:rFonts w:ascii="Times New Roman" w:hAnsi="Times New Roman"/>
+                <w:b w:val="0"/>
+                <w:color w:val="000000"/>
+                <w:sz w:val="18"/>
+              </w:rPr>
+            </w:r>
+          </w:p>
+        </w:tc>
       </w:tr>
       <w:tr>
         <w:tc>
           <w:tcPr>
-            <w:tcW w:w="4873" w:type="dxa"/>
+            <w:tcW w:w="4448" w:type="dxa"/>
             <w:shd w:val="clear" w:color="auto" w:fill="D9E1F2"/>
           </w:tcPr>
           <w:p>
@@ -4245,7 +4336,7 @@
                 <w:color w:val="000000"/>
                 <w:sz w:val="20"/>
               </w:rPr>
-              <w:t>Programación de interfaces gráficas mediante código HTML.</w:t>
+              <w:t>Desarrollo de la interfaz gráfica y empaquetado con Wails.</w:t>
             </w:r>
           </w:p>
         </w:tc>
@@ -4306,6 +4397,27 @@
                 <w:color w:val="000000"/>
                 <w:sz w:val="18"/>
               </w:rPr>
+            </w:r>
+          </w:p>
+        </w:tc>
+        <w:tc>
+          <w:tcPr>
+            <w:tcW w:w="424" w:type="dxa"/>
+            <w:shd w:val="clear" w:color="auto" w:fill="70AD47"/>
+          </w:tcPr>
+          <w:p>
+            <w:pPr>
+              <w:spacing w:before="60" w:after="60" w:line="240" w:lineRule="auto"/>
+              <w:jc w:val="center"/>
+            </w:pPr>
+            <w:r>
+              <w:rPr>
+                <w:rFonts w:ascii="Times New Roman" w:hAnsi="Times New Roman"/>
+                <w:b w:val="0"/>
+                <w:color w:val="FFFFFF"/>
+                <w:sz w:val="18"/>
+              </w:rPr>
+              <w:t>✓</w:t>
             </w:r>
           </w:p>
         </w:tc>
@@ -4414,7 +4526,7 @@
       <w:tr>
         <w:tc>
           <w:tcPr>
-            <w:tcW w:w="4873" w:type="dxa"/>
+            <w:tcW w:w="4448" w:type="dxa"/>
             <w:shd w:val="clear" w:color="auto" w:fill="FFFFFF"/>
           </w:tcPr>
           <w:p>
@@ -4429,375 +4541,7 @@
                 <w:color w:val="000000"/>
                 <w:sz w:val="20"/>
               </w:rPr>
-              <w:t>Empaquetado de la aplicación de escritorio usando Wails.</w:t>
-            </w:r>
-          </w:p>
-        </w:tc>
-        <w:tc>
-          <w:tcPr>
-            <w:tcW w:w="424" w:type="dxa"/>
-            <w:shd w:val="clear" w:color="auto" w:fill="FFFFFF"/>
-          </w:tcPr>
-          <w:p>
-            <w:pPr>
-              <w:spacing w:before="60" w:after="60" w:line="240" w:lineRule="auto"/>
-              <w:jc w:val="center"/>
-            </w:pPr>
-            <w:r>
-              <w:rPr>
-                <w:rFonts w:ascii="Times New Roman" w:hAnsi="Times New Roman"/>
-                <w:b w:val="0"/>
-                <w:color w:val="000000"/>
-                <w:sz w:val="18"/>
-              </w:rPr>
-            </w:r>
-          </w:p>
-        </w:tc>
-        <w:tc>
-          <w:tcPr>
-            <w:tcW w:w="424" w:type="dxa"/>
-            <w:shd w:val="clear" w:color="auto" w:fill="FFFFFF"/>
-          </w:tcPr>
-          <w:p>
-            <w:pPr>
-              <w:spacing w:before="60" w:after="60" w:line="240" w:lineRule="auto"/>
-              <w:jc w:val="center"/>
-            </w:pPr>
-            <w:r>
-              <w:rPr>
-                <w:rFonts w:ascii="Times New Roman" w:hAnsi="Times New Roman"/>
-                <w:b w:val="0"/>
-                <w:color w:val="000000"/>
-                <w:sz w:val="18"/>
-              </w:rPr>
-            </w:r>
-          </w:p>
-        </w:tc>
-        <w:tc>
-          <w:tcPr>
-            <w:tcW w:w="424" w:type="dxa"/>
-            <w:shd w:val="clear" w:color="auto" w:fill="FFFFFF"/>
-          </w:tcPr>
-          <w:p>
-            <w:pPr>
-              <w:spacing w:before="60" w:after="60" w:line="240" w:lineRule="auto"/>
-              <w:jc w:val="center"/>
-            </w:pPr>
-            <w:r>
-              <w:rPr>
-                <w:rFonts w:ascii="Times New Roman" w:hAnsi="Times New Roman"/>
-                <w:b w:val="0"/>
-                <w:color w:val="000000"/>
-                <w:sz w:val="18"/>
-              </w:rPr>
-            </w:r>
-          </w:p>
-        </w:tc>
-        <w:tc>
-          <w:tcPr>
-            <w:tcW w:w="424" w:type="dxa"/>
-            <w:shd w:val="clear" w:color="auto" w:fill="FFFFFF"/>
-          </w:tcPr>
-          <w:p>
-            <w:pPr>
-              <w:spacing w:before="60" w:after="60" w:line="240" w:lineRule="auto"/>
-              <w:jc w:val="center"/>
-            </w:pPr>
-            <w:r>
-              <w:rPr>
-                <w:rFonts w:ascii="Times New Roman" w:hAnsi="Times New Roman"/>
-                <w:b w:val="0"/>
-                <w:color w:val="000000"/>
-                <w:sz w:val="18"/>
-              </w:rPr>
-            </w:r>
-          </w:p>
-        </w:tc>
-        <w:tc>
-          <w:tcPr>
-            <w:tcW w:w="424" w:type="dxa"/>
-            <w:shd w:val="clear" w:color="auto" w:fill="70AD47"/>
-          </w:tcPr>
-          <w:p>
-            <w:pPr>
-              <w:spacing w:before="60" w:after="60" w:line="240" w:lineRule="auto"/>
-              <w:jc w:val="center"/>
-            </w:pPr>
-            <w:r>
-              <w:rPr>
-                <w:rFonts w:ascii="Times New Roman" w:hAnsi="Times New Roman"/>
-                <w:b w:val="0"/>
-                <w:color w:val="FFFFFF"/>
-                <w:sz w:val="18"/>
-              </w:rPr>
-              <w:t>✓</w:t>
-            </w:r>
-          </w:p>
-        </w:tc>
-        <w:tc>
-          <w:tcPr>
-            <w:tcW w:w="424" w:type="dxa"/>
-            <w:shd w:val="clear" w:color="auto" w:fill="FFFFFF"/>
-          </w:tcPr>
-          <w:p>
-            <w:pPr>
-              <w:spacing w:before="60" w:after="60" w:line="240" w:lineRule="auto"/>
-              <w:jc w:val="center"/>
-            </w:pPr>
-            <w:r>
-              <w:rPr>
-                <w:rFonts w:ascii="Times New Roman" w:hAnsi="Times New Roman"/>
-                <w:b w:val="0"/>
-                <w:color w:val="000000"/>
-                <w:sz w:val="18"/>
-              </w:rPr>
-            </w:r>
-          </w:p>
-        </w:tc>
-        <w:tc>
-          <w:tcPr>
-            <w:tcW w:w="424" w:type="dxa"/>
-            <w:shd w:val="clear" w:color="auto" w:fill="FFFFFF"/>
-          </w:tcPr>
-          <w:p>
-            <w:pPr>
-              <w:spacing w:before="60" w:after="60" w:line="240" w:lineRule="auto"/>
-              <w:jc w:val="center"/>
-            </w:pPr>
-            <w:r>
-              <w:rPr>
-                <w:rFonts w:ascii="Times New Roman" w:hAnsi="Times New Roman"/>
-                <w:b w:val="0"/>
-                <w:color w:val="000000"/>
-                <w:sz w:val="18"/>
-              </w:rPr>
-            </w:r>
-          </w:p>
-        </w:tc>
-        <w:tc>
-          <w:tcPr>
-            <w:tcW w:w="424" w:type="dxa"/>
-            <w:shd w:val="clear" w:color="auto" w:fill="FFFFFF"/>
-          </w:tcPr>
-          <w:p>
-            <w:pPr>
-              <w:spacing w:before="60" w:after="60" w:line="240" w:lineRule="auto"/>
-              <w:jc w:val="center"/>
-            </w:pPr>
-            <w:r>
-              <w:rPr>
-                <w:rFonts w:ascii="Times New Roman" w:hAnsi="Times New Roman"/>
-                <w:b w:val="0"/>
-                <w:color w:val="000000"/>
-                <w:sz w:val="18"/>
-              </w:rPr>
-            </w:r>
-          </w:p>
-        </w:tc>
-      </w:tr>
-      <w:tr>
-        <w:tc>
-          <w:tcPr>
-            <w:tcW w:w="4873" w:type="dxa"/>
-            <w:shd w:val="clear" w:color="auto" w:fill="D9E1F2"/>
-          </w:tcPr>
-          <w:p>
-            <w:pPr>
-              <w:spacing w:before="60" w:after="60" w:line="240" w:lineRule="auto"/>
-              <w:jc w:val="both"/>
-            </w:pPr>
-            <w:r>
-              <w:rPr>
-                <w:rFonts w:ascii="Times New Roman" w:hAnsi="Times New Roman"/>
-                <w:b w:val="0"/>
-                <w:color w:val="000000"/>
-                <w:sz w:val="20"/>
-              </w:rPr>
-              <w:t>Integración con la base de datos y desarrollo de consultas.</w:t>
-            </w:r>
-          </w:p>
-        </w:tc>
-        <w:tc>
-          <w:tcPr>
-            <w:tcW w:w="424" w:type="dxa"/>
-            <w:shd w:val="clear" w:color="auto" w:fill="D9E1F2"/>
-          </w:tcPr>
-          <w:p>
-            <w:pPr>
-              <w:spacing w:before="60" w:after="60" w:line="240" w:lineRule="auto"/>
-              <w:jc w:val="center"/>
-            </w:pPr>
-            <w:r>
-              <w:rPr>
-                <w:rFonts w:ascii="Times New Roman" w:hAnsi="Times New Roman"/>
-                <w:b w:val="0"/>
-                <w:color w:val="000000"/>
-                <w:sz w:val="18"/>
-              </w:rPr>
-            </w:r>
-          </w:p>
-        </w:tc>
-        <w:tc>
-          <w:tcPr>
-            <w:tcW w:w="424" w:type="dxa"/>
-            <w:shd w:val="clear" w:color="auto" w:fill="D9E1F2"/>
-          </w:tcPr>
-          <w:p>
-            <w:pPr>
-              <w:spacing w:before="60" w:after="60" w:line="240" w:lineRule="auto"/>
-              <w:jc w:val="center"/>
-            </w:pPr>
-            <w:r>
-              <w:rPr>
-                <w:rFonts w:ascii="Times New Roman" w:hAnsi="Times New Roman"/>
-                <w:b w:val="0"/>
-                <w:color w:val="000000"/>
-                <w:sz w:val="18"/>
-              </w:rPr>
-            </w:r>
-          </w:p>
-        </w:tc>
-        <w:tc>
-          <w:tcPr>
-            <w:tcW w:w="424" w:type="dxa"/>
-            <w:shd w:val="clear" w:color="auto" w:fill="D9E1F2"/>
-          </w:tcPr>
-          <w:p>
-            <w:pPr>
-              <w:spacing w:before="60" w:after="60" w:line="240" w:lineRule="auto"/>
-              <w:jc w:val="center"/>
-            </w:pPr>
-            <w:r>
-              <w:rPr>
-                <w:rFonts w:ascii="Times New Roman" w:hAnsi="Times New Roman"/>
-                <w:b w:val="0"/>
-                <w:color w:val="000000"/>
-                <w:sz w:val="18"/>
-              </w:rPr>
-            </w:r>
-          </w:p>
-        </w:tc>
-        <w:tc>
-          <w:tcPr>
-            <w:tcW w:w="424" w:type="dxa"/>
-            <w:shd w:val="clear" w:color="auto" w:fill="D9E1F2"/>
-          </w:tcPr>
-          <w:p>
-            <w:pPr>
-              <w:spacing w:before="60" w:after="60" w:line="240" w:lineRule="auto"/>
-              <w:jc w:val="center"/>
-            </w:pPr>
-            <w:r>
-              <w:rPr>
-                <w:rFonts w:ascii="Times New Roman" w:hAnsi="Times New Roman"/>
-                <w:b w:val="0"/>
-                <w:color w:val="000000"/>
-                <w:sz w:val="18"/>
-              </w:rPr>
-            </w:r>
-          </w:p>
-        </w:tc>
-        <w:tc>
-          <w:tcPr>
-            <w:tcW w:w="424" w:type="dxa"/>
-            <w:shd w:val="clear" w:color="auto" w:fill="D9E1F2"/>
-          </w:tcPr>
-          <w:p>
-            <w:pPr>
-              <w:spacing w:before="60" w:after="60" w:line="240" w:lineRule="auto"/>
-              <w:jc w:val="center"/>
-            </w:pPr>
-            <w:r>
-              <w:rPr>
-                <w:rFonts w:ascii="Times New Roman" w:hAnsi="Times New Roman"/>
-                <w:b w:val="0"/>
-                <w:color w:val="000000"/>
-                <w:sz w:val="18"/>
-              </w:rPr>
-            </w:r>
-          </w:p>
-        </w:tc>
-        <w:tc>
-          <w:tcPr>
-            <w:tcW w:w="424" w:type="dxa"/>
-            <w:shd w:val="clear" w:color="auto" w:fill="70AD47"/>
-          </w:tcPr>
-          <w:p>
-            <w:pPr>
-              <w:spacing w:before="60" w:after="60" w:line="240" w:lineRule="auto"/>
-              <w:jc w:val="center"/>
-            </w:pPr>
-            <w:r>
-              <w:rPr>
-                <w:rFonts w:ascii="Times New Roman" w:hAnsi="Times New Roman"/>
-                <w:b w:val="0"/>
-                <w:color w:val="FFFFFF"/>
-                <w:sz w:val="18"/>
-              </w:rPr>
-              <w:t>✓</w:t>
-            </w:r>
-          </w:p>
-        </w:tc>
-        <w:tc>
-          <w:tcPr>
-            <w:tcW w:w="424" w:type="dxa"/>
-            <w:shd w:val="clear" w:color="auto" w:fill="D9E1F2"/>
-          </w:tcPr>
-          <w:p>
-            <w:pPr>
-              <w:spacing w:before="60" w:after="60" w:line="240" w:lineRule="auto"/>
-              <w:jc w:val="center"/>
-            </w:pPr>
-            <w:r>
-              <w:rPr>
-                <w:rFonts w:ascii="Times New Roman" w:hAnsi="Times New Roman"/>
-                <w:b w:val="0"/>
-                <w:color w:val="000000"/>
-                <w:sz w:val="18"/>
-              </w:rPr>
-            </w:r>
-          </w:p>
-        </w:tc>
-        <w:tc>
-          <w:tcPr>
-            <w:tcW w:w="424" w:type="dxa"/>
-            <w:shd w:val="clear" w:color="auto" w:fill="D9E1F2"/>
-          </w:tcPr>
-          <w:p>
-            <w:pPr>
-              <w:spacing w:before="60" w:after="60" w:line="240" w:lineRule="auto"/>
-              <w:jc w:val="center"/>
-            </w:pPr>
-            <w:r>
-              <w:rPr>
-                <w:rFonts w:ascii="Times New Roman" w:hAnsi="Times New Roman"/>
-                <w:b w:val="0"/>
-                <w:color w:val="000000"/>
-                <w:sz w:val="18"/>
-              </w:rPr>
-            </w:r>
-          </w:p>
-        </w:tc>
-      </w:tr>
-      <w:tr>
-        <w:tc>
-          <w:tcPr>
-            <w:tcW w:w="4873" w:type="dxa"/>
-            <w:shd w:val="clear" w:color="auto" w:fill="FFFFFF"/>
-          </w:tcPr>
-          <w:p>
-            <w:pPr>
-              <w:spacing w:before="60" w:after="60" w:line="240" w:lineRule="auto"/>
-              <w:jc w:val="both"/>
-            </w:pPr>
-            <w:r>
-              <w:rPr>
-                <w:rFonts w:ascii="Times New Roman" w:hAnsi="Times New Roman"/>
-                <w:b w:val="0"/>
-                <w:color w:val="000000"/>
-                <w:sz w:val="20"/>
-              </w:rPr>
-              <w:t>Pruebas funcionales de trazabilidad y generación de reportes.</w:t>
+              <w:t>Integración, pruebas funcionales y consolidación del sistema.</w:t>
             </w:r>
           </w:p>
         </w:tc>
@@ -4945,7 +4689,93 @@
         <w:tc>
           <w:tcPr>
             <w:tcW w:w="424" w:type="dxa"/>
-            <w:shd w:val="clear" w:color="auto" w:fill="FFFFFF"/>
+            <w:shd w:val="clear" w:color="auto" w:fill="70AD47"/>
+          </w:tcPr>
+          <w:p>
+            <w:pPr>
+              <w:spacing w:before="60" w:after="60" w:line="240" w:lineRule="auto"/>
+              <w:jc w:val="center"/>
+            </w:pPr>
+            <w:r>
+              <w:rPr>
+                <w:rFonts w:ascii="Times New Roman" w:hAnsi="Times New Roman"/>
+                <w:b w:val="0"/>
+                <w:color w:val="FFFFFF"/>
+                <w:sz w:val="18"/>
+              </w:rPr>
+              <w:t>✓</w:t>
+            </w:r>
+          </w:p>
+        </w:tc>
+        <w:tc>
+          <w:tcPr>
+            <w:tcW w:w="424" w:type="dxa"/>
+            <w:shd w:val="clear" w:color="auto" w:fill="70AD47"/>
+          </w:tcPr>
+          <w:p>
+            <w:pPr>
+              <w:spacing w:before="60" w:after="60" w:line="240" w:lineRule="auto"/>
+              <w:jc w:val="center"/>
+            </w:pPr>
+            <w:r>
+              <w:rPr>
+                <w:rFonts w:ascii="Times New Roman" w:hAnsi="Times New Roman"/>
+                <w:b w:val="0"/>
+                <w:color w:val="FFFFFF"/>
+                <w:sz w:val="18"/>
+              </w:rPr>
+              <w:t>✓</w:t>
+            </w:r>
+          </w:p>
+        </w:tc>
+      </w:tr>
+      <w:tr>
+        <w:tc>
+          <w:tcPr>
+            <w:tcW w:w="4448" w:type="dxa"/>
+            <w:shd w:val="clear" w:color="auto" w:fill="D9E1F2"/>
+          </w:tcPr>
+          <w:p>
+            <w:pPr>
+              <w:spacing w:before="60" w:after="60" w:line="240" w:lineRule="auto"/>
+              <w:jc w:val="both"/>
+            </w:pPr>
+            <w:r>
+              <w:rPr>
+                <w:rFonts w:ascii="Times New Roman" w:hAnsi="Times New Roman"/>
+                <w:b w:val="0"/>
+                <w:color w:val="000000"/>
+                <w:sz w:val="20"/>
+              </w:rPr>
+              <w:t>Inducción institucional y capacitación en seguridad (SIAHO).</w:t>
+            </w:r>
+          </w:p>
+        </w:tc>
+        <w:tc>
+          <w:tcPr>
+            <w:tcW w:w="424" w:type="dxa"/>
+            <w:shd w:val="clear" w:color="auto" w:fill="70AD47"/>
+          </w:tcPr>
+          <w:p>
+            <w:pPr>
+              <w:spacing w:before="60" w:after="60" w:line="240" w:lineRule="auto"/>
+              <w:jc w:val="center"/>
+            </w:pPr>
+            <w:r>
+              <w:rPr>
+                <w:rFonts w:ascii="Times New Roman" w:hAnsi="Times New Roman"/>
+                <w:b w:val="0"/>
+                <w:color w:val="FFFFFF"/>
+                <w:sz w:val="18"/>
+              </w:rPr>
+              <w:t>✓</w:t>
+            </w:r>
+          </w:p>
+        </w:tc>
+        <w:tc>
+          <w:tcPr>
+            <w:tcW w:w="424" w:type="dxa"/>
+            <w:shd w:val="clear" w:color="auto" w:fill="D9E1F2"/>
           </w:tcPr>
           <w:p>
             <w:pPr>
@@ -4962,26 +4792,44 @@
             </w:r>
           </w:p>
         </w:tc>
-      </w:tr>
-      <w:tr>
         <w:tc>
           <w:tcPr>
-            <w:tcW w:w="4873" w:type="dxa"/>
+            <w:tcW w:w="424" w:type="dxa"/>
             <w:shd w:val="clear" w:color="auto" w:fill="D9E1F2"/>
           </w:tcPr>
           <w:p>
             <w:pPr>
               <w:spacing w:before="60" w:after="60" w:line="240" w:lineRule="auto"/>
-              <w:jc w:val="both"/>
+              <w:jc w:val="center"/>
             </w:pPr>
             <w:r>
               <w:rPr>
                 <w:rFonts w:ascii="Times New Roman" w:hAnsi="Times New Roman"/>
                 <w:b w:val="0"/>
                 <w:color w:val="000000"/>
-                <w:sz w:val="20"/>
+                <w:sz w:val="18"/>
               </w:rPr>
-              <w:t>Consolidación técnica y redacción del informe final.</w:t>
+            </w:r>
+          </w:p>
+        </w:tc>
+        <w:tc>
+          <w:tcPr>
+            <w:tcW w:w="424" w:type="dxa"/>
+            <w:shd w:val="clear" w:color="auto" w:fill="70AD47"/>
+          </w:tcPr>
+          <w:p>
+            <w:pPr>
+              <w:spacing w:before="60" w:after="60" w:line="240" w:lineRule="auto"/>
+              <w:jc w:val="center"/>
+            </w:pPr>
+            <w:r>
+              <w:rPr>
+                <w:rFonts w:ascii="Times New Roman" w:hAnsi="Times New Roman"/>
+                <w:b w:val="0"/>
+                <w:color w:val="FFFFFF"/>
+                <w:sz w:val="18"/>
+              </w:rPr>
+              <w:t>✓</w:t>
             </w:r>
           </w:p>
         </w:tc>
@@ -5042,6 +4890,274 @@
                 <w:color w:val="000000"/>
                 <w:sz w:val="18"/>
               </w:rPr>
+            </w:r>
+          </w:p>
+        </w:tc>
+        <w:tc>
+          <w:tcPr>
+            <w:tcW w:w="424" w:type="dxa"/>
+            <w:shd w:val="clear" w:color="auto" w:fill="D9E1F2"/>
+          </w:tcPr>
+          <w:p>
+            <w:pPr>
+              <w:spacing w:before="60" w:after="60" w:line="240" w:lineRule="auto"/>
+              <w:jc w:val="center"/>
+            </w:pPr>
+            <w:r>
+              <w:rPr>
+                <w:rFonts w:ascii="Times New Roman" w:hAnsi="Times New Roman"/>
+                <w:b w:val="0"/>
+                <w:color w:val="000000"/>
+                <w:sz w:val="18"/>
+              </w:rPr>
+            </w:r>
+          </w:p>
+        </w:tc>
+        <w:tc>
+          <w:tcPr>
+            <w:tcW w:w="424" w:type="dxa"/>
+            <w:shd w:val="clear" w:color="auto" w:fill="D9E1F2"/>
+          </w:tcPr>
+          <w:p>
+            <w:pPr>
+              <w:spacing w:before="60" w:after="60" w:line="240" w:lineRule="auto"/>
+              <w:jc w:val="center"/>
+            </w:pPr>
+            <w:r>
+              <w:rPr>
+                <w:rFonts w:ascii="Times New Roman" w:hAnsi="Times New Roman"/>
+                <w:b w:val="0"/>
+                <w:color w:val="000000"/>
+                <w:sz w:val="18"/>
+              </w:rPr>
+            </w:r>
+          </w:p>
+        </w:tc>
+      </w:tr>
+      <w:tr>
+        <w:tc>
+          <w:tcPr>
+            <w:tcW w:w="4448" w:type="dxa"/>
+            <w:shd w:val="clear" w:color="auto" w:fill="FFFFFF"/>
+          </w:tcPr>
+          <w:p>
+            <w:pPr>
+              <w:spacing w:before="60" w:after="60" w:line="240" w:lineRule="auto"/>
+              <w:jc w:val="both"/>
+            </w:pPr>
+            <w:r>
+              <w:rPr>
+                <w:rFonts w:ascii="Times New Roman" w:hAnsi="Times New Roman"/>
+                <w:b w:val="0"/>
+                <w:color w:val="000000"/>
+                <w:sz w:val="20"/>
+              </w:rPr>
+              <w:t>Registro y actualización de expedientes en hoja de cálculo.</w:t>
+            </w:r>
+          </w:p>
+        </w:tc>
+        <w:tc>
+          <w:tcPr>
+            <w:tcW w:w="424" w:type="dxa"/>
+            <w:shd w:val="clear" w:color="auto" w:fill="FFFFFF"/>
+          </w:tcPr>
+          <w:p>
+            <w:pPr>
+              <w:spacing w:before="60" w:after="60" w:line="240" w:lineRule="auto"/>
+              <w:jc w:val="center"/>
+            </w:pPr>
+            <w:r>
+              <w:rPr>
+                <w:rFonts w:ascii="Times New Roman" w:hAnsi="Times New Roman"/>
+                <w:b w:val="0"/>
+                <w:color w:val="000000"/>
+                <w:sz w:val="18"/>
+              </w:rPr>
+            </w:r>
+          </w:p>
+        </w:tc>
+        <w:tc>
+          <w:tcPr>
+            <w:tcW w:w="424" w:type="dxa"/>
+            <w:shd w:val="clear" w:color="auto" w:fill="70AD47"/>
+          </w:tcPr>
+          <w:p>
+            <w:pPr>
+              <w:spacing w:before="60" w:after="60" w:line="240" w:lineRule="auto"/>
+              <w:jc w:val="center"/>
+            </w:pPr>
+            <w:r>
+              <w:rPr>
+                <w:rFonts w:ascii="Times New Roman" w:hAnsi="Times New Roman"/>
+                <w:b w:val="0"/>
+                <w:color w:val="FFFFFF"/>
+                <w:sz w:val="18"/>
+              </w:rPr>
+              <w:t>✓</w:t>
+            </w:r>
+          </w:p>
+        </w:tc>
+        <w:tc>
+          <w:tcPr>
+            <w:tcW w:w="424" w:type="dxa"/>
+            <w:shd w:val="clear" w:color="auto" w:fill="70AD47"/>
+          </w:tcPr>
+          <w:p>
+            <w:pPr>
+              <w:spacing w:before="60" w:after="60" w:line="240" w:lineRule="auto"/>
+              <w:jc w:val="center"/>
+            </w:pPr>
+            <w:r>
+              <w:rPr>
+                <w:rFonts w:ascii="Times New Roman" w:hAnsi="Times New Roman"/>
+                <w:b w:val="0"/>
+                <w:color w:val="FFFFFF"/>
+                <w:sz w:val="18"/>
+              </w:rPr>
+              <w:t>✓</w:t>
+            </w:r>
+          </w:p>
+        </w:tc>
+        <w:tc>
+          <w:tcPr>
+            <w:tcW w:w="424" w:type="dxa"/>
+            <w:shd w:val="clear" w:color="auto" w:fill="FFFFFF"/>
+          </w:tcPr>
+          <w:p>
+            <w:pPr>
+              <w:spacing w:before="60" w:after="60" w:line="240" w:lineRule="auto"/>
+              <w:jc w:val="center"/>
+            </w:pPr>
+            <w:r>
+              <w:rPr>
+                <w:rFonts w:ascii="Times New Roman" w:hAnsi="Times New Roman"/>
+                <w:b w:val="0"/>
+                <w:color w:val="000000"/>
+                <w:sz w:val="18"/>
+              </w:rPr>
+            </w:r>
+          </w:p>
+        </w:tc>
+        <w:tc>
+          <w:tcPr>
+            <w:tcW w:w="424" w:type="dxa"/>
+            <w:shd w:val="clear" w:color="auto" w:fill="FFFFFF"/>
+          </w:tcPr>
+          <w:p>
+            <w:pPr>
+              <w:spacing w:before="60" w:after="60" w:line="240" w:lineRule="auto"/>
+              <w:jc w:val="center"/>
+            </w:pPr>
+            <w:r>
+              <w:rPr>
+                <w:rFonts w:ascii="Times New Roman" w:hAnsi="Times New Roman"/>
+                <w:b w:val="0"/>
+                <w:color w:val="000000"/>
+                <w:sz w:val="18"/>
+              </w:rPr>
+            </w:r>
+          </w:p>
+        </w:tc>
+        <w:tc>
+          <w:tcPr>
+            <w:tcW w:w="424" w:type="dxa"/>
+            <w:shd w:val="clear" w:color="auto" w:fill="FFFFFF"/>
+          </w:tcPr>
+          <w:p>
+            <w:pPr>
+              <w:spacing w:before="60" w:after="60" w:line="240" w:lineRule="auto"/>
+              <w:jc w:val="center"/>
+            </w:pPr>
+            <w:r>
+              <w:rPr>
+                <w:rFonts w:ascii="Times New Roman" w:hAnsi="Times New Roman"/>
+                <w:b w:val="0"/>
+                <w:color w:val="000000"/>
+                <w:sz w:val="18"/>
+              </w:rPr>
+            </w:r>
+          </w:p>
+        </w:tc>
+        <w:tc>
+          <w:tcPr>
+            <w:tcW w:w="424" w:type="dxa"/>
+            <w:shd w:val="clear" w:color="auto" w:fill="FFFFFF"/>
+          </w:tcPr>
+          <w:p>
+            <w:pPr>
+              <w:spacing w:before="60" w:after="60" w:line="240" w:lineRule="auto"/>
+              <w:jc w:val="center"/>
+            </w:pPr>
+            <w:r>
+              <w:rPr>
+                <w:rFonts w:ascii="Times New Roman" w:hAnsi="Times New Roman"/>
+                <w:b w:val="0"/>
+                <w:color w:val="000000"/>
+                <w:sz w:val="18"/>
+              </w:rPr>
+            </w:r>
+          </w:p>
+        </w:tc>
+        <w:tc>
+          <w:tcPr>
+            <w:tcW w:w="424" w:type="dxa"/>
+            <w:shd w:val="clear" w:color="auto" w:fill="FFFFFF"/>
+          </w:tcPr>
+          <w:p>
+            <w:pPr>
+              <w:spacing w:before="60" w:after="60" w:line="240" w:lineRule="auto"/>
+              <w:jc w:val="center"/>
+            </w:pPr>
+            <w:r>
+              <w:rPr>
+                <w:rFonts w:ascii="Times New Roman" w:hAnsi="Times New Roman"/>
+                <w:b w:val="0"/>
+                <w:color w:val="000000"/>
+                <w:sz w:val="18"/>
+              </w:rPr>
+            </w:r>
+          </w:p>
+        </w:tc>
+        <w:tc>
+          <w:tcPr>
+            <w:tcW w:w="424" w:type="dxa"/>
+            <w:shd w:val="clear" w:color="auto" w:fill="FFFFFF"/>
+          </w:tcPr>
+          <w:p>
+            <w:pPr>
+              <w:spacing w:before="60" w:after="60" w:line="240" w:lineRule="auto"/>
+              <w:jc w:val="center"/>
+            </w:pPr>
+            <w:r>
+              <w:rPr>
+                <w:rFonts w:ascii="Times New Roman" w:hAnsi="Times New Roman"/>
+                <w:b w:val="0"/>
+                <w:color w:val="000000"/>
+                <w:sz w:val="18"/>
+              </w:rPr>
+            </w:r>
+          </w:p>
+        </w:tc>
+      </w:tr>
+      <w:tr>
+        <w:tc>
+          <w:tcPr>
+            <w:tcW w:w="4448" w:type="dxa"/>
+            <w:shd w:val="clear" w:color="auto" w:fill="D9E1F2"/>
+          </w:tcPr>
+          <w:p>
+            <w:pPr>
+              <w:spacing w:before="60" w:after="60" w:line="240" w:lineRule="auto"/>
+              <w:jc w:val="both"/>
+            </w:pPr>
+            <w:r>
+              <w:rPr>
+                <w:rFonts w:ascii="Times New Roman" w:hAnsi="Times New Roman"/>
+                <w:b w:val="0"/>
+                <w:color w:val="000000"/>
+                <w:sz w:val="20"/>
+              </w:rPr>
+              <w:t>Revisión y canalización de correspondencia presidencial.</w:t>
             </w:r>
           </w:p>
         </w:tc>
@@ -5146,6 +5262,292 @@
             </w:r>
           </w:p>
         </w:tc>
+        <w:tc>
+          <w:tcPr>
+            <w:tcW w:w="424" w:type="dxa"/>
+            <w:shd w:val="clear" w:color="auto" w:fill="70AD47"/>
+          </w:tcPr>
+          <w:p>
+            <w:pPr>
+              <w:spacing w:before="60" w:after="60" w:line="240" w:lineRule="auto"/>
+              <w:jc w:val="center"/>
+            </w:pPr>
+            <w:r>
+              <w:rPr>
+                <w:rFonts w:ascii="Times New Roman" w:hAnsi="Times New Roman"/>
+                <w:b w:val="0"/>
+                <w:color w:val="FFFFFF"/>
+                <w:sz w:val="18"/>
+              </w:rPr>
+              <w:t>✓</w:t>
+            </w:r>
+          </w:p>
+        </w:tc>
+        <w:tc>
+          <w:tcPr>
+            <w:tcW w:w="424" w:type="dxa"/>
+            <w:shd w:val="clear" w:color="auto" w:fill="D9E1F2"/>
+          </w:tcPr>
+          <w:p>
+            <w:pPr>
+              <w:spacing w:before="60" w:after="60" w:line="240" w:lineRule="auto"/>
+              <w:jc w:val="center"/>
+            </w:pPr>
+            <w:r>
+              <w:rPr>
+                <w:rFonts w:ascii="Times New Roman" w:hAnsi="Times New Roman"/>
+                <w:b w:val="0"/>
+                <w:color w:val="000000"/>
+                <w:sz w:val="18"/>
+              </w:rPr>
+            </w:r>
+          </w:p>
+        </w:tc>
+        <w:tc>
+          <w:tcPr>
+            <w:tcW w:w="424" w:type="dxa"/>
+            <w:shd w:val="clear" w:color="auto" w:fill="D9E1F2"/>
+          </w:tcPr>
+          <w:p>
+            <w:pPr>
+              <w:spacing w:before="60" w:after="60" w:line="240" w:lineRule="auto"/>
+              <w:jc w:val="center"/>
+            </w:pPr>
+            <w:r>
+              <w:rPr>
+                <w:rFonts w:ascii="Times New Roman" w:hAnsi="Times New Roman"/>
+                <w:b w:val="0"/>
+                <w:color w:val="000000"/>
+                <w:sz w:val="18"/>
+              </w:rPr>
+            </w:r>
+          </w:p>
+        </w:tc>
+        <w:tc>
+          <w:tcPr>
+            <w:tcW w:w="424" w:type="dxa"/>
+            <w:shd w:val="clear" w:color="auto" w:fill="D9E1F2"/>
+          </w:tcPr>
+          <w:p>
+            <w:pPr>
+              <w:spacing w:before="60" w:after="60" w:line="240" w:lineRule="auto"/>
+              <w:jc w:val="center"/>
+            </w:pPr>
+            <w:r>
+              <w:rPr>
+                <w:rFonts w:ascii="Times New Roman" w:hAnsi="Times New Roman"/>
+                <w:b w:val="0"/>
+                <w:color w:val="000000"/>
+                <w:sz w:val="18"/>
+              </w:rPr>
+            </w:r>
+          </w:p>
+        </w:tc>
+      </w:tr>
+      <w:tr>
+        <w:tc>
+          <w:tcPr>
+            <w:tcW w:w="4448" w:type="dxa"/>
+            <w:shd w:val="clear" w:color="auto" w:fill="FFFFFF"/>
+          </w:tcPr>
+          <w:p>
+            <w:pPr>
+              <w:spacing w:before="60" w:after="60" w:line="240" w:lineRule="auto"/>
+              <w:jc w:val="both"/>
+            </w:pPr>
+            <w:r>
+              <w:rPr>
+                <w:rFonts w:ascii="Times New Roman" w:hAnsi="Times New Roman"/>
+                <w:b w:val="0"/>
+                <w:color w:val="000000"/>
+                <w:sz w:val="20"/>
+              </w:rPr>
+              <w:t>Apoyo en generación de reportes y cierre administrativo.</w:t>
+            </w:r>
+          </w:p>
+        </w:tc>
+        <w:tc>
+          <w:tcPr>
+            <w:tcW w:w="424" w:type="dxa"/>
+            <w:shd w:val="clear" w:color="auto" w:fill="FFFFFF"/>
+          </w:tcPr>
+          <w:p>
+            <w:pPr>
+              <w:spacing w:before="60" w:after="60" w:line="240" w:lineRule="auto"/>
+              <w:jc w:val="center"/>
+            </w:pPr>
+            <w:r>
+              <w:rPr>
+                <w:rFonts w:ascii="Times New Roman" w:hAnsi="Times New Roman"/>
+                <w:b w:val="0"/>
+                <w:color w:val="000000"/>
+                <w:sz w:val="18"/>
+              </w:rPr>
+            </w:r>
+          </w:p>
+        </w:tc>
+        <w:tc>
+          <w:tcPr>
+            <w:tcW w:w="424" w:type="dxa"/>
+            <w:shd w:val="clear" w:color="auto" w:fill="FFFFFF"/>
+          </w:tcPr>
+          <w:p>
+            <w:pPr>
+              <w:spacing w:before="60" w:after="60" w:line="240" w:lineRule="auto"/>
+              <w:jc w:val="center"/>
+            </w:pPr>
+            <w:r>
+              <w:rPr>
+                <w:rFonts w:ascii="Times New Roman" w:hAnsi="Times New Roman"/>
+                <w:b w:val="0"/>
+                <w:color w:val="000000"/>
+                <w:sz w:val="18"/>
+              </w:rPr>
+            </w:r>
+          </w:p>
+        </w:tc>
+        <w:tc>
+          <w:tcPr>
+            <w:tcW w:w="424" w:type="dxa"/>
+            <w:shd w:val="clear" w:color="auto" w:fill="FFFFFF"/>
+          </w:tcPr>
+          <w:p>
+            <w:pPr>
+              <w:spacing w:before="60" w:after="60" w:line="240" w:lineRule="auto"/>
+              <w:jc w:val="center"/>
+            </w:pPr>
+            <w:r>
+              <w:rPr>
+                <w:rFonts w:ascii="Times New Roman" w:hAnsi="Times New Roman"/>
+                <w:b w:val="0"/>
+                <w:color w:val="000000"/>
+                <w:sz w:val="18"/>
+              </w:rPr>
+            </w:r>
+          </w:p>
+        </w:tc>
+        <w:tc>
+          <w:tcPr>
+            <w:tcW w:w="424" w:type="dxa"/>
+            <w:shd w:val="clear" w:color="auto" w:fill="FFFFFF"/>
+          </w:tcPr>
+          <w:p>
+            <w:pPr>
+              <w:spacing w:before="60" w:after="60" w:line="240" w:lineRule="auto"/>
+              <w:jc w:val="center"/>
+            </w:pPr>
+            <w:r>
+              <w:rPr>
+                <w:rFonts w:ascii="Times New Roman" w:hAnsi="Times New Roman"/>
+                <w:b w:val="0"/>
+                <w:color w:val="000000"/>
+                <w:sz w:val="18"/>
+              </w:rPr>
+            </w:r>
+          </w:p>
+        </w:tc>
+        <w:tc>
+          <w:tcPr>
+            <w:tcW w:w="424" w:type="dxa"/>
+            <w:shd w:val="clear" w:color="auto" w:fill="FFFFFF"/>
+          </w:tcPr>
+          <w:p>
+            <w:pPr>
+              <w:spacing w:before="60" w:after="60" w:line="240" w:lineRule="auto"/>
+              <w:jc w:val="center"/>
+            </w:pPr>
+            <w:r>
+              <w:rPr>
+                <w:rFonts w:ascii="Times New Roman" w:hAnsi="Times New Roman"/>
+                <w:b w:val="0"/>
+                <w:color w:val="000000"/>
+                <w:sz w:val="18"/>
+              </w:rPr>
+            </w:r>
+          </w:p>
+        </w:tc>
+        <w:tc>
+          <w:tcPr>
+            <w:tcW w:w="424" w:type="dxa"/>
+            <w:shd w:val="clear" w:color="auto" w:fill="FFFFFF"/>
+          </w:tcPr>
+          <w:p>
+            <w:pPr>
+              <w:spacing w:before="60" w:after="60" w:line="240" w:lineRule="auto"/>
+              <w:jc w:val="center"/>
+            </w:pPr>
+            <w:r>
+              <w:rPr>
+                <w:rFonts w:ascii="Times New Roman" w:hAnsi="Times New Roman"/>
+                <w:b w:val="0"/>
+                <w:color w:val="000000"/>
+                <w:sz w:val="18"/>
+              </w:rPr>
+            </w:r>
+          </w:p>
+        </w:tc>
+        <w:tc>
+          <w:tcPr>
+            <w:tcW w:w="424" w:type="dxa"/>
+            <w:shd w:val="clear" w:color="auto" w:fill="FFFFFF"/>
+          </w:tcPr>
+          <w:p>
+            <w:pPr>
+              <w:spacing w:before="60" w:after="60" w:line="240" w:lineRule="auto"/>
+              <w:jc w:val="center"/>
+            </w:pPr>
+            <w:r>
+              <w:rPr>
+                <w:rFonts w:ascii="Times New Roman" w:hAnsi="Times New Roman"/>
+                <w:b w:val="0"/>
+                <w:color w:val="000000"/>
+                <w:sz w:val="18"/>
+              </w:rPr>
+            </w:r>
+          </w:p>
+        </w:tc>
+        <w:tc>
+          <w:tcPr>
+            <w:tcW w:w="424" w:type="dxa"/>
+            <w:shd w:val="clear" w:color="auto" w:fill="70AD47"/>
+          </w:tcPr>
+          <w:p>
+            <w:pPr>
+              <w:spacing w:before="60" w:after="60" w:line="240" w:lineRule="auto"/>
+              <w:jc w:val="center"/>
+            </w:pPr>
+            <w:r>
+              <w:rPr>
+                <w:rFonts w:ascii="Times New Roman" w:hAnsi="Times New Roman"/>
+                <w:b w:val="0"/>
+                <w:color w:val="FFFFFF"/>
+                <w:sz w:val="18"/>
+              </w:rPr>
+              <w:t>✓</w:t>
+            </w:r>
+          </w:p>
+        </w:tc>
+        <w:tc>
+          <w:tcPr>
+            <w:tcW w:w="424" w:type="dxa"/>
+            <w:shd w:val="clear" w:color="auto" w:fill="70AD47"/>
+          </w:tcPr>
+          <w:p>
+            <w:pPr>
+              <w:spacing w:before="60" w:after="60" w:line="240" w:lineRule="auto"/>
+              <w:jc w:val="center"/>
+            </w:pPr>
+            <w:r>
+              <w:rPr>
+                <w:rFonts w:ascii="Times New Roman" w:hAnsi="Times New Roman"/>
+                <w:b w:val="0"/>
+                <w:color w:val="FFFFFF"/>
+                <w:sz w:val="18"/>
+              </w:rPr>
+              <w:t>✓</w:t>
+            </w:r>
+          </w:p>
+        </w:tc>
       </w:tr>
     </w:tbl>
     <w:p/>
@@ -5669,7 +6071,7 @@
           <w:i w:val="0"/>
           <w:sz w:val="24"/>
         </w:rPr>
-        <w:t>Durante las ocho (8) semanas de práctica profesional, se ejecutaron fases sucesivas de análisis, diseño y desarrollo de software, integrando la operativa departamental con la investigación técnica:</w:t>
+        <w:t>Durante las nueve (9) semanas de práctica profesional, se ejecutaron fases sucesivas de análisis, diseño y desarrollo de software, integrando la operativa departamental con la investigación técnica:</w:t>
       </w:r>
     </w:p>
     <w:p>
@@ -5712,7 +6114,7 @@
           <w:rFonts w:ascii="Times New Roman" w:hAnsi="Times New Roman"/>
           <w:sz w:val="24"/>
         </w:rPr>
-        <w:t>Inducción al Departamento de Presidencia, reconocimiento del flujo procedimental de recepción, revisión y despacho de expedientes, y familiarización con el personal administrativo y las herramientas de registro en uso.</w:t>
+        <w:t>Inducción institucional por la Gerencia de Recursos Humanos, recorrido por las instalaciones del área administrativa, presentación del equipo de trabajo y revisión de protocolos de seguridad, confidencialidad y manejo de información.</w:t>
       </w:r>
     </w:p>
     <w:p>
@@ -5741,7 +6143,7 @@
           <w:rFonts w:ascii="Times New Roman" w:hAnsi="Times New Roman"/>
           <w:sz w:val="24"/>
         </w:rPr>
-        <w:t>Inicio del diagnóstico situacional mediante observación directa del proceso documental, identificación de las debilidades del sistema de registro manual y formulación preliminar de la situación problemática.</w:t>
+        <w:t>Observación directa y mapeo del ciclo de vida de los documentos en Presidencia, detección de fallas procedimentales en el registro manual y levantamiento de los campos y atributos requeridos para la base de datos de trazabilidad.</w:t>
       </w:r>
     </w:p>
     <w:p>
@@ -5784,7 +6186,7 @@
           <w:rFonts w:ascii="Times New Roman" w:hAnsi="Times New Roman"/>
           <w:sz w:val="24"/>
         </w:rPr>
-        <w:t>Apoyo en las labores de recepción y registro de expedientes del departamento, aplicando los procedimientos establecidos bajo supervisión de la tutora industrial.</w:t>
+        <w:t>Transmisión, clasificación y registro manual de expedientes físicos en la hoja de cálculo institucional preexistente, y actualización continua de datos de nuevos documentos recibidos durante el período.</w:t>
       </w:r>
     </w:p>
     <w:p>
@@ -5813,7 +6215,7 @@
           <w:rFonts w:ascii="Times New Roman" w:hAnsi="Times New Roman"/>
           <w:sz w:val="24"/>
         </w:rPr>
-        <w:t>Redacción del diagnóstico situacional en sus tres niveles (macro, meso y micro) y definición de los objetivos general y específicos del proyecto factible.</w:t>
+        <w:t>Validación de requerimientos con el tutor industrial, construcción del diagrama Entidad-Relación, aplicación de las formas normales sobre el esquema propuesto y elaboración formal del diccionario de datos.</w:t>
       </w:r>
     </w:p>
     <w:p>
@@ -5856,7 +6258,7 @@
           <w:rFonts w:ascii="Times New Roman" w:hAnsi="Times New Roman"/>
           <w:sz w:val="24"/>
         </w:rPr>
-        <w:t>Colaboración en las tareas de revisión ortográfica y de formato de correspondencia presidencial, y apoyo en el registro de salida de expedientes firmados.</w:t>
+        <w:t>Procesamiento y actualización del estatus de expedientes en el archivo Excel de la oficina, con apoyo administrativo en el control de documentos recibidos durante la semana.</w:t>
       </w:r>
     </w:p>
     <w:p>
@@ -5885,7 +6287,7 @@
           <w:rFonts w:ascii="Times New Roman" w:hAnsi="Times New Roman"/>
           <w:sz w:val="24"/>
         </w:rPr>
-        <w:t>Diseño del modelo relacional de la base de datos, aplicación de reglas de normalización y elaboración del diccionario de datos con los campos requeridos por el departamento.</w:t>
+        <w:t>Ejecución de la secuencia de comandos estructurales en SQLite, migración de registros históricos validados, construcción de formularios de captura y programación de consultas de trazabilidad con detección de limitaciones técnicas del entorno inicial.</w:t>
       </w:r>
     </w:p>
     <w:p>
@@ -5928,7 +6330,7 @@
           <w:rFonts w:ascii="Times New Roman" w:hAnsi="Times New Roman"/>
           <w:sz w:val="24"/>
         </w:rPr>
-        <w:t>Participación en la organización y archivo físico de expedientes del período, apoyando al personal en la gestión del volumen documental concurrente.</w:t>
+        <w:t>Asistencia a la charla técnica sobre Identificación y Notificación de Peligros y Riesgos en Instalaciones y Puestos de Trabajo dictada por el departamento de SIAHO, y carga de expedientes recibidos en la hoja de cálculo.</w:t>
       </w:r>
     </w:p>
     <w:p>
@@ -5957,7 +6359,7 @@
           <w:rFonts w:ascii="Times New Roman" w:hAnsi="Times New Roman"/>
           <w:sz w:val="24"/>
         </w:rPr>
-        <w:t>Despliegue del esquema de la base de datos en el motor SQLite y verificación del correcto almacenamiento de registros de prueba según el modelo diseñado.</w:t>
+        <w:t>Programación del entorno visual de escritorio mediante tecnologías de marcado y estilos, sincronización del código fuente en plataforma de control de versiones y planificación estructural de los esquemas remanentes.</w:t>
       </w:r>
     </w:p>
     <w:p>
@@ -6000,7 +6402,7 @@
           <w:rFonts w:ascii="Times New Roman" w:hAnsi="Times New Roman"/>
           <w:sz w:val="24"/>
         </w:rPr>
-        <w:t>Apoyo en la elaboración de resúmenes de estatus de expedientes solicitados por la directiva, aplicando los registros existentes en las hojas de cálculo del departamento.</w:t>
+        <w:t>Revisión ortográfica y de formato de correspondencia presidencial, y apoyo en la canalización de expedientes hacia su departamento de destino tras la firma presidencial.</w:t>
       </w:r>
     </w:p>
     <w:p>
@@ -6029,7 +6431,7 @@
           <w:rFonts w:ascii="Times New Roman" w:hAnsi="Times New Roman"/>
           <w:sz w:val="24"/>
         </w:rPr>
-        <w:t>Diseño y estructuración de la interfaz gráfica de usuario mediante código HTML, definiendo los módulos de ingreso, consulta y reporte de movimientos documentales.</w:t>
+        <w:t>Completación de los módulos visuales de consulta e historial de movimientos, integrando la lógica de visualización dinámica de expedientes por proceso administrativo.</w:t>
       </w:r>
     </w:p>
     <w:p>
@@ -6072,7 +6474,7 @@
           <w:rFonts w:ascii="Times New Roman" w:hAnsi="Times New Roman"/>
           <w:sz w:val="24"/>
         </w:rPr>
-        <w:t>Colaboración en la revisión y canalización de correspondencia presidencial, manteniendo el flujo operativo regular del departamento durante el desarrollo del proyecto.</w:t>
+        <w:t>Colaboración en la revisión y despacho de correspondencia presidencial y apoyo en el registro de salida de expedientes firmados durante el período.</w:t>
       </w:r>
     </w:p>
     <w:p>
@@ -6101,7 +6503,7 @@
           <w:rFonts w:ascii="Times New Roman" w:hAnsi="Times New Roman"/>
           <w:sz w:val="24"/>
         </w:rPr>
-        <w:t>Empaquetado del entorno visual web como aplicación de escritorio autónoma mediante el framework Wails e integración con la base de datos SQLite local.</w:t>
+        <w:t>Empaquetado de la aplicación de escritorio mediante el framework Wails con integración de WebView2 portable, logrando un ejecutable autónomo sin dependencias de instalación en el equipo corporativo.</w:t>
       </w:r>
     </w:p>
     <w:p>
@@ -6144,7 +6546,7 @@
           <w:rFonts w:ascii="Times New Roman" w:hAnsi="Times New Roman"/>
           <w:sz w:val="24"/>
         </w:rPr>
-        <w:t>Apoyo en la generación manual de reportes de expedientes para la alta dirección, documentando simultáneamente los requerimientos de reporte que guiarán la validación del sistema.</w:t>
+        <w:t>Apoyo en la elaboración manual de resúmenes de estatus de expedientes solicitados por la alta dirección, aplicando los registros de la hoja de cálculo del departamento.</w:t>
       </w:r>
     </w:p>
     <w:p>
@@ -6173,7 +6575,7 @@
           <w:rFonts w:ascii="Times New Roman" w:hAnsi="Times New Roman"/>
           <w:sz w:val="24"/>
         </w:rPr>
-        <w:t>Ejecución de pruebas de validación funcional del sistema, depuración de errores y verificación del correcto funcionamiento de los módulos de trazabilidad y generación de reportes.</w:t>
+        <w:t>Ejecución de pruebas de validación funcional del sistema, depuración de errores y verificación del correcto funcionamiento de los módulos de registro, trazabilidad y generación de reportes sobre datos reales.</w:t>
       </w:r>
     </w:p>
     <w:p>
@@ -6216,7 +6618,7 @@
           <w:rFonts w:ascii="Times New Roman" w:hAnsi="Times New Roman"/>
           <w:sz w:val="24"/>
         </w:rPr>
-        <w:t>Participación en las actividades regulares del departamento y presentación del prototipo funcional ante la tutora industrial para su evaluación y retroalimentación.</w:t>
+        <w:t>Participación en las actividades regulares del departamento y apoyo en el cierre administrativo del período, asistiendo en la organización final de expedientes del ciclo.</w:t>
       </w:r>
     </w:p>
     <w:p>
@@ -6245,7 +6647,79 @@
           <w:rFonts w:ascii="Times New Roman" w:hAnsi="Times New Roman"/>
           <w:sz w:val="24"/>
         </w:rPr>
-        <w:t>Elaboración de los manuales técnicos del sistema, estructuración final del código fuente y consolidación del informe académico de pasantías.</w:t>
+        <w:t>Redacción del informe técnico de pasantías, elaboración de los manuales de usuario y estructuración definitiva del código fuente para entrega.</w:t>
+      </w:r>
+    </w:p>
+    <w:p>
+      <w:pPr>
+        <w:spacing w:before="480" w:after="480" w:line="360" w:lineRule="auto"/>
+        <w:jc w:val="left"/>
+      </w:pPr>
+      <w:r>
+        <w:rPr>
+          <w:rFonts w:ascii="Times New Roman" w:hAnsi="Times New Roman"/>
+          <w:b/>
+          <w:sz w:val="24"/>
+        </w:rPr>
+        <w:t>Semana 9</w:t>
+      </w:r>
+    </w:p>
+    <w:p>
+      <w:pPr>
+        <w:spacing w:line="360" w:lineRule="auto"/>
+        <w:ind w:firstLine="709"/>
+        <w:jc w:val="both"/>
+      </w:pPr>
+      <w:r>
+        <w:rPr>
+          <w:rFonts w:ascii="Times New Roman" w:hAnsi="Times New Roman"/>
+          <w:sz w:val="24"/>
+        </w:rPr>
+        <w:t xml:space="preserve">1. </w:t>
+      </w:r>
+      <w:r>
+        <w:rPr>
+          <w:rFonts w:ascii="Times New Roman" w:hAnsi="Times New Roman"/>
+          <w:b/>
+          <w:sz w:val="24"/>
+        </w:rPr>
+        <w:t xml:space="preserve">Actividad operativa: </w:t>
+      </w:r>
+      <w:r>
+        <w:rPr>
+          <w:rFonts w:ascii="Times New Roman" w:hAnsi="Times New Roman"/>
+          <w:sz w:val="24"/>
+        </w:rPr>
+        <w:t>Presentación del prototipo funcional ante la tutora industrial para su evaluación, retroalimentación final y firma de la carta de aprobación del tutor industrial.</w:t>
+      </w:r>
+    </w:p>
+    <w:p>
+      <w:pPr>
+        <w:spacing w:line="360" w:lineRule="auto"/>
+        <w:ind w:firstLine="709"/>
+        <w:jc w:val="both"/>
+      </w:pPr>
+      <w:r>
+        <w:rPr>
+          <w:rFonts w:ascii="Times New Roman" w:hAnsi="Times New Roman"/>
+          <w:sz w:val="24"/>
+        </w:rPr>
+        <w:t xml:space="preserve">2. </w:t>
+      </w:r>
+      <w:r>
+        <w:rPr>
+          <w:rFonts w:ascii="Times New Roman" w:hAnsi="Times New Roman"/>
+          <w:b/>
+          <w:sz w:val="24"/>
+        </w:rPr>
+        <w:t xml:space="preserve">Actividad de investigación: </w:t>
+      </w:r>
+      <w:r>
+        <w:rPr>
+          <w:rFonts w:ascii="Times New Roman" w:hAnsi="Times New Roman"/>
+          <w:sz w:val="24"/>
+        </w:rPr>
+        <w:t>Consolidación y revisión final del informe académico, incorporación de observaciones del tutor industrial y preparación de los anexos definitivos para la entrega institucional.</w:t>
       </w:r>
     </w:p>
     <w:p>

--- a/juliano/reportes/Informe_Pasantia_IUTECP.docx
+++ b/juliano/reportes/Informe_Pasantia_IUTECP.docx
@@ -40,7 +40,7 @@
           <w:b/>
           <w:sz w:val="24"/>
         </w:rPr>
-        <w:t>"ELÍAS CALIXTO POMPA" (IUTECP)</w:t>
+        <w:t>"ELÍAS CALIXTO POMPA"</w:t>
         <w:br/>
       </w:r>
       <w:r>
@@ -54,7 +54,47 @@
     </w:p>
     <w:p>
       <w:pPr>
-        <w:spacing w:line="276" w:lineRule="auto" w:before="3844" w:after="0"/>
+        <w:spacing w:before="120" w:after="120"/>
+        <w:jc w:val="center"/>
+      </w:pPr>
+      <w:r>
+        <w:drawing>
+          <wp:inline xmlns:a="http://schemas.openxmlformats.org/drawingml/2006/main" xmlns:pic="http://schemas.openxmlformats.org/drawingml/2006/picture">
+            <wp:extent cx="1620000" cy="1440000"/>
+            <wp:docPr id="1" name="Picture 1"/>
+            <wp:cNvGraphicFramePr>
+              <a:graphicFrameLocks noChangeAspect="1"/>
+            </wp:cNvGraphicFramePr>
+            <a:graphic>
+              <a:graphicData uri="http://schemas.openxmlformats.org/drawingml/2006/picture">
+                <pic:pic>
+                  <pic:nvPicPr>
+                    <pic:cNvPr id="0" name="iutecp.png"/>
+                    <pic:cNvPicPr/>
+                  </pic:nvPicPr>
+                  <pic:blipFill>
+                    <a:blip r:embed="rId9"/>
+                    <a:stretch>
+                      <a:fillRect/>
+                    </a:stretch>
+                  </pic:blipFill>
+                  <pic:spPr>
+                    <a:xfrm>
+                      <a:off x="0" y="0"/>
+                      <a:ext cx="1620000" cy="1440000"/>
+                    </a:xfrm>
+                    <a:prstGeom prst="rect"/>
+                  </pic:spPr>
+                </pic:pic>
+              </a:graphicData>
+            </a:graphic>
+          </wp:inline>
+        </w:drawing>
+      </w:r>
+    </w:p>
+    <w:p>
+      <w:pPr>
+        <w:spacing w:line="276" w:lineRule="auto" w:before="1344" w:after="0"/>
         <w:jc w:val="center"/>
       </w:pPr>
       <w:r>
@@ -77,7 +117,16 @@
           <w:b/>
           <w:sz w:val="24"/>
         </w:rPr>
-        <w:t>Autor: Juliano Cardona</w:t>
+        <w:t>Autor:</w:t>
+        <w:br/>
+      </w:r>
+      <w:r>
+        <w:rPr>
+          <w:rFonts w:ascii="Times New Roman" w:hAnsi="Times New Roman"/>
+          <w:b/>
+          <w:sz w:val="24"/>
+        </w:rPr>
+        <w:t>Juliano Cardona</w:t>
         <w:br/>
       </w:r>
       <w:r>
@@ -91,7 +140,7 @@
     </w:p>
     <w:p>
       <w:pPr>
-        <w:spacing w:line="276" w:lineRule="auto" w:before="2309" w:after="0"/>
+        <w:spacing w:line="276" w:lineRule="auto" w:before="2033" w:after="0"/>
         <w:jc w:val="center"/>
       </w:pPr>
       <w:r>
@@ -105,7 +154,7 @@
     <w:p>
       <w:pPr>
         <w:sectPr>
-          <w:footerReference w:type="default" r:id="rId11"/>
+          <w:footerReference w:type="default" r:id="rId12"/>
           <w:pgSz w:w="12240" w:h="15840"/>
           <w:pgMar w:top="1701" w:right="1701" w:bottom="1701" w:left="2268" w:header="720" w:footer="720" w:gutter="0"/>
           <w:cols w:space="720"/>
@@ -151,7 +200,7 @@
           <w:b/>
           <w:sz w:val="24"/>
         </w:rPr>
-        <w:t>"ELÍAS CALIXTO POMPA" (IUTECP)</w:t>
+        <w:t>"ELÍAS CALIXTO POMPA"</w:t>
         <w:br/>
       </w:r>
       <w:r>
@@ -165,7 +214,7 @@
     </w:p>
     <w:p>
       <w:pPr>
-        <w:spacing w:line="276" w:lineRule="auto" w:before="3844" w:after="0"/>
+        <w:spacing w:line="276" w:lineRule="auto" w:before="2973" w:after="0"/>
         <w:jc w:val="center"/>
       </w:pPr>
       <w:r>
@@ -179,82 +228,144 @@
     </w:p>
     <w:p>
       <w:pPr>
-        <w:spacing w:line="276" w:lineRule="auto" w:before="2281" w:after="0"/>
-        <w:jc w:val="right"/>
-      </w:pPr>
-      <w:r>
-        <w:rPr>
-          <w:rFonts w:ascii="Times New Roman" w:hAnsi="Times New Roman"/>
-          <w:b/>
-          <w:sz w:val="24"/>
-        </w:rPr>
-        <w:t>Autor: Juliano Cardona</w:t>
-        <w:br/>
-      </w:r>
-      <w:r>
-        <w:rPr>
-          <w:rFonts w:ascii="Times New Roman" w:hAnsi="Times New Roman"/>
-          <w:b/>
-          <w:sz w:val="24"/>
-        </w:rPr>
-        <w:t>C.I.: 32.281.199</w:t>
-        <w:br/>
-      </w:r>
-      <w:r>
-        <w:rPr>
-          <w:rFonts w:ascii="Times New Roman" w:hAnsi="Times New Roman"/>
-          <w:b/>
-          <w:sz w:val="24"/>
-        </w:rPr>
-        <w:br/>
-      </w:r>
-      <w:r>
-        <w:rPr>
-          <w:rFonts w:ascii="Times New Roman" w:hAnsi="Times New Roman"/>
-          <w:b/>
-          <w:sz w:val="24"/>
-        </w:rPr>
-        <w:t>Tutor Industrial: Ing. Yasmin Sabaneta</w:t>
-        <w:br/>
-      </w:r>
-      <w:r>
-        <w:rPr>
-          <w:rFonts w:ascii="Times New Roman" w:hAnsi="Times New Roman"/>
-          <w:b/>
-          <w:sz w:val="24"/>
-        </w:rPr>
-        <w:t>C.I.: 14.187.924</w:t>
-        <w:br/>
-      </w:r>
-      <w:r>
-        <w:rPr>
-          <w:rFonts w:ascii="Times New Roman" w:hAnsi="Times New Roman"/>
-          <w:b/>
-          <w:sz w:val="24"/>
-        </w:rPr>
-        <w:br/>
-      </w:r>
-      <w:r>
-        <w:rPr>
-          <w:rFonts w:ascii="Times New Roman" w:hAnsi="Times New Roman"/>
-          <w:b/>
-          <w:sz w:val="24"/>
-        </w:rPr>
-        <w:t>Tutor Académico: Lic. Carlos Mendoza</w:t>
-        <w:br/>
-      </w:r>
-      <w:r>
-        <w:rPr>
-          <w:rFonts w:ascii="Times New Roman" w:hAnsi="Times New Roman"/>
-          <w:b/>
-          <w:sz w:val="24"/>
-        </w:rPr>
-        <w:t>C.I.: 4.273.815</w:t>
-      </w:r>
+        <w:spacing w:before="2033" w:after="0" w:line="20" w:lineRule="exact"/>
+      </w:pPr>
     </w:p>
+    <w:tbl>
+      <w:tblPr>
+        <w:tblW w:type="auto" w:w="0"/>
+        <w:jc w:val="center"/>
+        <w:tblLook w:firstColumn="1" w:firstRow="1" w:lastColumn="0" w:lastRow="0" w:noHBand="0" w:noVBand="1" w:val="04A0"/>
+        <w:tblBorders>
+          <w:top w:val="none" w:sz="0"/>
+          <w:left w:val="none" w:sz="0"/>
+          <w:bottom w:val="none" w:sz="0"/>
+          <w:right w:val="none" w:sz="0"/>
+          <w:insideH w:val="none" w:sz="0"/>
+          <w:insideV w:val="none" w:sz="0"/>
+        </w:tblBorders>
+      </w:tblPr>
+      <w:tblGrid>
+        <w:gridCol w:w="4135"/>
+        <w:gridCol w:w="4135"/>
+      </w:tblGrid>
+      <w:tr>
+        <w:tc>
+          <w:tcPr>
+            <w:tcW w:type="dxa" w:w="4133"/>
+            <w:vAlign w:val="top"/>
+          </w:tcPr>
+          <w:p>
+            <w:pPr>
+              <w:spacing w:line="276" w:lineRule="auto"/>
+              <w:jc w:val="left"/>
+            </w:pPr>
+            <w:r>
+              <w:rPr>
+                <w:rFonts w:ascii="Times New Roman" w:hAnsi="Times New Roman"/>
+                <w:b/>
+                <w:sz w:val="24"/>
+              </w:rPr>
+              <w:t>Tutor Industrial:</w:t>
+              <w:br/>
+            </w:r>
+            <w:r>
+              <w:rPr>
+                <w:rFonts w:ascii="Times New Roman" w:hAnsi="Times New Roman"/>
+                <w:b/>
+                <w:sz w:val="24"/>
+              </w:rPr>
+              <w:t>Ing. Yasmin Sabaneta</w:t>
+              <w:br/>
+            </w:r>
+            <w:r>
+              <w:rPr>
+                <w:rFonts w:ascii="Times New Roman" w:hAnsi="Times New Roman"/>
+                <w:b/>
+                <w:sz w:val="24"/>
+              </w:rPr>
+              <w:t>C.I.: 14.187.924</w:t>
+              <w:br/>
+            </w:r>
+            <w:r>
+              <w:rPr>
+                <w:rFonts w:ascii="Times New Roman" w:hAnsi="Times New Roman"/>
+                <w:b/>
+                <w:sz w:val="24"/>
+              </w:rPr>
+              <w:br/>
+            </w:r>
+            <w:r>
+              <w:rPr>
+                <w:rFonts w:ascii="Times New Roman" w:hAnsi="Times New Roman"/>
+                <w:b/>
+                <w:sz w:val="24"/>
+              </w:rPr>
+              <w:t>Tutor Académico:</w:t>
+              <w:br/>
+            </w:r>
+            <w:r>
+              <w:rPr>
+                <w:rFonts w:ascii="Times New Roman" w:hAnsi="Times New Roman"/>
+                <w:b/>
+                <w:sz w:val="24"/>
+              </w:rPr>
+              <w:t>Lic. Carlos Mendoza</w:t>
+              <w:br/>
+            </w:r>
+            <w:r>
+              <w:rPr>
+                <w:rFonts w:ascii="Times New Roman" w:hAnsi="Times New Roman"/>
+                <w:b/>
+                <w:sz w:val="24"/>
+              </w:rPr>
+              <w:t>C.I.: 4.273.815</w:t>
+            </w:r>
+          </w:p>
+        </w:tc>
+        <w:tc>
+          <w:tcPr>
+            <w:tcW w:type="dxa" w:w="4139"/>
+            <w:vAlign w:val="top"/>
+          </w:tcPr>
+          <w:p>
+            <w:pPr>
+              <w:spacing w:line="276" w:lineRule="auto"/>
+              <w:jc w:val="right"/>
+            </w:pPr>
+            <w:r>
+              <w:rPr>
+                <w:rFonts w:ascii="Times New Roman" w:hAnsi="Times New Roman"/>
+                <w:b/>
+                <w:sz w:val="24"/>
+              </w:rPr>
+              <w:t>Autor:</w:t>
+              <w:br/>
+            </w:r>
+            <w:r>
+              <w:rPr>
+                <w:rFonts w:ascii="Times New Roman" w:hAnsi="Times New Roman"/>
+                <w:b/>
+                <w:sz w:val="24"/>
+              </w:rPr>
+              <w:t>Juliano Cardona</w:t>
+              <w:br/>
+            </w:r>
+            <w:r>
+              <w:rPr>
+                <w:rFonts w:ascii="Times New Roman" w:hAnsi="Times New Roman"/>
+                <w:b/>
+                <w:sz w:val="24"/>
+              </w:rPr>
+              <w:t>C.I.: 32.281.199</w:t>
+            </w:r>
+          </w:p>
+        </w:tc>
+      </w:tr>
+    </w:tbl>
     <w:p>
       <w:pPr>
-        <w:spacing w:line="276" w:lineRule="auto" w:before="653" w:after="0"/>
+        <w:spacing w:line="276" w:lineRule="auto" w:before="501" w:after="0"/>
         <w:jc w:val="center"/>
       </w:pPr>
       <w:r>
@@ -268,7 +379,7 @@
     <w:p>
       <w:pPr>
         <w:sectPr>
-          <w:footerReference w:type="default" r:id="rId12"/>
+          <w:footerReference w:type="default" r:id="rId13"/>
           <w:pgSz w:w="12240" w:h="15840"/>
           <w:pgMar w:top="1701" w:right="1701" w:bottom="1701" w:left="2268" w:header="720" w:footer="720" w:gutter="0"/>
           <w:cols w:space="720"/>
@@ -278,7 +389,7 @@
       </w:pPr>
     </w:p>
     <w:p>
-      <w:bookmarkStart w:id="bm_dedicatoria" w:name="bm_dedicatoria"/>
+      <w:bookmarkStart w:id="bm_agradecimientos" w:name="bm_agradecimientos"/>
       <w:pPr>
         <w:spacing w:after="480"/>
         <w:jc w:val="center"/>
@@ -289,14 +400,14 @@
           <w:b/>
           <w:sz w:val="24"/>
         </w:rPr>
-        <w:t>DEDICATORIA</w:t>
-      </w:r>
-      <w:bookmarkEnd w:id="bm_dedicatoria"/>
+        <w:t>AGRADECIMIENTOS</w:t>
+      </w:r>
+      <w:bookmarkEnd w:id="bm_agradecimientos"/>
     </w:p>
     <w:p>
       <w:pPr>
         <w:sectPr>
-          <w:footerReference w:type="default" r:id="rId13"/>
+          <w:footerReference w:type="default" r:id="rId14"/>
           <w:pgSz w:w="12240" w:h="15840"/>
           <w:pgMar w:top="2835" w:right="1701" w:bottom="1701" w:left="2268" w:header="720" w:footer="720" w:gutter="0"/>
           <w:cols w:space="720"/>
@@ -317,13 +428,13 @@
           <w:i w:val="0"/>
           <w:sz w:val="24"/>
         </w:rPr>
-        <w:t>A mi familia, por su apoyo incondicional en cada paso de mi formación académica y personal.</w:t>
+        <w:t>A la Empresa Mixta Petrolera Venangocupet, S.A., por abrir las puertas de su organización y brindar la oportunidad de desarrollar este proyecto técnico de la mano de excelentes profesionales.</w:t>
       </w:r>
     </w:p>
     <w:p>
       <w:pPr>
         <w:sectPr>
-          <w:footerReference w:type="default" r:id="rId14"/>
+          <w:footerReference w:type="default" r:id="rId15"/>
           <w:type w:val="continuous"/>
           <w:pgSz w:w="12240" w:h="15840"/>
           <w:pgMar w:top="1701" w:right="1701" w:bottom="1701" w:left="2268" w:header="720" w:footer="720" w:gutter="0"/>
@@ -334,7 +445,7 @@
       </w:pPr>
     </w:p>
     <w:p>
-      <w:bookmarkStart w:id="bm_agradecimientos" w:name="bm_agradecimientos"/>
+      <w:bookmarkStart w:id="bm_dedicatoria" w:name="bm_dedicatoria"/>
       <w:pPr>
         <w:spacing w:after="480"/>
         <w:jc w:val="center"/>
@@ -345,14 +456,14 @@
           <w:b/>
           <w:sz w:val="24"/>
         </w:rPr>
-        <w:t>AGRADECIMIENTOS</w:t>
-      </w:r>
-      <w:bookmarkEnd w:id="bm_agradecimientos"/>
+        <w:t>DEDICATORIA</w:t>
+      </w:r>
+      <w:bookmarkEnd w:id="bm_dedicatoria"/>
     </w:p>
     <w:p>
       <w:pPr>
         <w:sectPr>
-          <w:footerReference w:type="default" r:id="rId15"/>
+          <w:footerReference w:type="default" r:id="rId16"/>
           <w:pgSz w:w="12240" w:h="15840"/>
           <w:pgMar w:top="2835" w:right="1701" w:bottom="1701" w:left="2268" w:header="720" w:footer="720" w:gutter="0"/>
           <w:cols w:space="720"/>
@@ -373,13 +484,13 @@
           <w:i w:val="0"/>
           <w:sz w:val="24"/>
         </w:rPr>
-        <w:t>A la Empresa Mixta Petrolera Venangocupet, S.A., por abrir las puertas de su organización y brindar la oportunidad de desarrollar este proyecto técnico de la mano de excelentes profesionales.</w:t>
+        <w:t>A mi familia, por su apoyo incondicional en cada paso de mi formación académica y personal.</w:t>
       </w:r>
     </w:p>
     <w:p>
       <w:pPr>
         <w:sectPr>
-          <w:footerReference w:type="default" r:id="rId16"/>
+          <w:footerReference w:type="default" r:id="rId17"/>
           <w:type w:val="continuous"/>
           <w:pgSz w:w="12240" w:h="15840"/>
           <w:pgMar w:top="1701" w:right="1701" w:bottom="1701" w:left="2268" w:header="720" w:footer="720" w:gutter="0"/>
@@ -390,7 +501,6 @@
       </w:pPr>
     </w:p>
     <w:p>
-      <w:bookmarkStart w:id="bm_resumen" w:name="bm_resumen"/>
       <w:pPr>
         <w:spacing w:after="480"/>
         <w:jc w:val="center"/>
@@ -401,14 +511,12 @@
           <w:b/>
           <w:sz w:val="24"/>
         </w:rPr>
-        <w:t>RESUMEN</w:t>
-      </w:r>
-      <w:bookmarkEnd w:id="bm_resumen"/>
+        <w:t>ÍNDICE DE CONTENIDO</w:t>
+      </w:r>
     </w:p>
     <w:p>
       <w:pPr>
         <w:sectPr>
-          <w:footerReference w:type="default" r:id="rId17"/>
           <w:pgSz w:w="12240" w:h="15840"/>
           <w:pgMar w:top="2835" w:right="1701" w:bottom="1701" w:left="2268" w:header="720" w:footer="720" w:gutter="0"/>
           <w:cols w:space="720"/>
@@ -419,75 +527,6 @@
     </w:p>
     <w:p>
       <w:pPr>
-        <w:spacing w:line="360" w:lineRule="auto" w:after="0" w:before="0"/>
-        <w:ind w:firstLine="709"/>
-        <w:jc w:val="both"/>
-      </w:pPr>
-      <w:r>
-        <w:rPr>
-          <w:rFonts w:ascii="Times New Roman" w:hAnsi="Times New Roman"/>
-          <w:i w:val="0"/>
-          <w:sz w:val="24"/>
-        </w:rPr>
-        <w:t>El presente informe describe el diseño de un sistema automatizado para el control, trazabilidad y reporte de movimientos documentales en la Presidencia de la Empresa Mixta Petrolera Venangocupet, S.A. La investigación se enmarca en la modalidad de proyecto factible apoyado en un diagnóstico de campo. Durante el estudio se identificaron demoras operativas derivadas de la transcripción manual en hojas de cálculo y deficiencias en la generación de reportes inmediatos ante altos volúmenes de concurrencia. La solución tecnológica abarca el modelado lógico de datos en SQLite y la construcción de una aplicación de escritorio mediante código HTML empaquetado con el framework Wails, optimizando el registro, búsqueda y auditoría del flujo documental para fortalecer la toma de decisiones gerenciales.</w:t>
-      </w:r>
-    </w:p>
-    <w:p/>
-    <w:p>
-      <w:pPr>
-        <w:ind w:firstLine="709"/>
-      </w:pPr>
-      <w:r>
-        <w:rPr>
-          <w:b/>
-        </w:rPr>
-        <w:t xml:space="preserve">Palabras claves: </w:t>
-      </w:r>
-      <w:r>
-        <w:t>sistema, trazabilidad, automatización, Wails, proyecto factible, pasantías.</w:t>
-      </w:r>
-    </w:p>
-    <w:p>
-      <w:pPr>
-        <w:sectPr>
-          <w:footerReference w:type="default" r:id="rId18"/>
-          <w:type w:val="continuous"/>
-          <w:pgSz w:w="12240" w:h="15840"/>
-          <w:pgMar w:top="1701" w:right="1701" w:bottom="1701" w:left="2268" w:header="720" w:footer="720" w:gutter="0"/>
-          <w:cols w:space="720"/>
-          <w:titlePg/>
-          <w:docGrid w:linePitch="360"/>
-        </w:sectPr>
-      </w:pPr>
-    </w:p>
-    <w:p>
-      <w:pPr>
-        <w:spacing w:after="480"/>
-        <w:jc w:val="center"/>
-      </w:pPr>
-      <w:r>
-        <w:rPr>
-          <w:rFonts w:ascii="Times New Roman" w:hAnsi="Times New Roman"/>
-          <w:b/>
-          <w:sz w:val="24"/>
-        </w:rPr>
-        <w:t>ÍNDICE DE CONTENIDO</w:t>
-      </w:r>
-    </w:p>
-    <w:p>
-      <w:pPr>
-        <w:sectPr>
-          <w:footerReference w:type="default" r:id="rId19"/>
-          <w:pgSz w:w="12240" w:h="15840"/>
-          <w:pgMar w:top="2835" w:right="1701" w:bottom="1701" w:left="2268" w:header="720" w:footer="720" w:gutter="0"/>
-          <w:cols w:space="720"/>
-          <w:titlePg/>
-          <w:docGrid w:linePitch="360"/>
-        </w:sectPr>
-      </w:pPr>
-    </w:p>
-    <w:p>
-      <w:pPr>
         <w:spacing w:after="240"/>
         <w:jc w:val="right"/>
       </w:pPr>
@@ -498,6 +537,36 @@
           <w:sz w:val="24"/>
         </w:rPr>
         <w:t>pp.</w:t>
+      </w:r>
+    </w:p>
+    <w:p>
+      <w:pPr>
+        <w:tabs>
+          <w:tab w:pos="8271" w:val="right" w:leader="dot"/>
+        </w:tabs>
+        <w:spacing w:line="360" w:lineRule="auto" w:before="0" w:after="80"/>
+        <w:ind w:left="0"/>
+      </w:pPr>
+      <w:r>
+        <w:rPr>
+          <w:rFonts w:ascii="Times New Roman" w:hAnsi="Times New Roman"/>
+          <w:b w:val="0"/>
+          <w:sz w:val="24"/>
+        </w:rPr>
+        <w:t>AGRADECIMIENTOS</w:t>
+        <w:tab/>
+      </w:r>
+      <w:r>
+        <w:rPr>
+          <w:rFonts w:ascii="Times New Roman" w:hAnsi="Times New Roman"/>
+          <w:b w:val="0"/>
+          <w:sz w:val="24"/>
+        </w:rPr>
+        <w:fldChar w:fldCharType="begin"/>
+        <w:instrText xml:space="preserve"> PAGEREF bm_agradecimientos \h </w:instrText>
+        <w:fldChar w:fldCharType="separate"/>
+        <w:t>?</w:t>
+        <w:fldChar w:fldCharType="end"/>
       </w:r>
     </w:p>
     <w:p>
@@ -544,7 +613,7 @@
           <w:b w:val="0"/>
           <w:sz w:val="24"/>
         </w:rPr>
-        <w:t>AGRADECIMIENTOS</w:t>
+        <w:t>LISTA DE CUADROS</w:t>
         <w:tab/>
       </w:r>
       <w:r>
@@ -554,7 +623,67 @@
           <w:sz w:val="24"/>
         </w:rPr>
         <w:fldChar w:fldCharType="begin"/>
-        <w:instrText xml:space="preserve"> PAGEREF bm_agradecimientos \h </w:instrText>
+        <w:instrText xml:space="preserve"> PAGEREF bm_lista_cuadros \h </w:instrText>
+        <w:fldChar w:fldCharType="separate"/>
+        <w:t>?</w:t>
+        <w:fldChar w:fldCharType="end"/>
+      </w:r>
+    </w:p>
+    <w:p>
+      <w:pPr>
+        <w:tabs>
+          <w:tab w:pos="8271" w:val="right" w:leader="dot"/>
+        </w:tabs>
+        <w:spacing w:line="360" w:lineRule="auto" w:before="0" w:after="80"/>
+        <w:ind w:left="0"/>
+      </w:pPr>
+      <w:r>
+        <w:rPr>
+          <w:rFonts w:ascii="Times New Roman" w:hAnsi="Times New Roman"/>
+          <w:b w:val="0"/>
+          <w:sz w:val="24"/>
+        </w:rPr>
+        <w:t>LISTA DE GRÁFICOS</w:t>
+        <w:tab/>
+      </w:r>
+      <w:r>
+        <w:rPr>
+          <w:rFonts w:ascii="Times New Roman" w:hAnsi="Times New Roman"/>
+          <w:b w:val="0"/>
+          <w:sz w:val="24"/>
+        </w:rPr>
+        <w:fldChar w:fldCharType="begin"/>
+        <w:instrText xml:space="preserve"> PAGEREF bm_lista_graficos \h </w:instrText>
+        <w:fldChar w:fldCharType="separate"/>
+        <w:t>?</w:t>
+        <w:fldChar w:fldCharType="end"/>
+      </w:r>
+    </w:p>
+    <w:p>
+      <w:pPr>
+        <w:tabs>
+          <w:tab w:pos="8271" w:val="right" w:leader="dot"/>
+        </w:tabs>
+        <w:spacing w:line="360" w:lineRule="auto" w:before="0" w:after="80"/>
+        <w:ind w:left="0"/>
+      </w:pPr>
+      <w:r>
+        <w:rPr>
+          <w:rFonts w:ascii="Times New Roman" w:hAnsi="Times New Roman"/>
+          <w:b w:val="0"/>
+          <w:sz w:val="24"/>
+        </w:rPr>
+        <w:t>LISTA DE ANEXOS</w:t>
+        <w:tab/>
+      </w:r>
+      <w:r>
+        <w:rPr>
+          <w:rFonts w:ascii="Times New Roman" w:hAnsi="Times New Roman"/>
+          <w:b w:val="0"/>
+          <w:sz w:val="24"/>
+        </w:rPr>
+        <w:fldChar w:fldCharType="begin"/>
+        <w:instrText xml:space="preserve"> PAGEREF bm_lista_anexos \h </w:instrText>
         <w:fldChar w:fldCharType="separate"/>
         <w:t>?</w:t>
         <w:fldChar w:fldCharType="end"/>
@@ -604,96 +733,6 @@
           <w:b w:val="0"/>
           <w:sz w:val="24"/>
         </w:rPr>
-        <w:t>LISTA DE CUADROS</w:t>
-        <w:tab/>
-      </w:r>
-      <w:r>
-        <w:rPr>
-          <w:rFonts w:ascii="Times New Roman" w:hAnsi="Times New Roman"/>
-          <w:b w:val="0"/>
-          <w:sz w:val="24"/>
-        </w:rPr>
-        <w:fldChar w:fldCharType="begin"/>
-        <w:instrText xml:space="preserve"> PAGEREF bm_lista_cuadros \h </w:instrText>
-        <w:fldChar w:fldCharType="separate"/>
-        <w:t>?</w:t>
-        <w:fldChar w:fldCharType="end"/>
-      </w:r>
-    </w:p>
-    <w:p>
-      <w:pPr>
-        <w:tabs>
-          <w:tab w:pos="8271" w:val="right" w:leader="dot"/>
-        </w:tabs>
-        <w:spacing w:line="360" w:lineRule="auto" w:before="0" w:after="80"/>
-        <w:ind w:left="0"/>
-      </w:pPr>
-      <w:r>
-        <w:rPr>
-          <w:rFonts w:ascii="Times New Roman" w:hAnsi="Times New Roman"/>
-          <w:b w:val="0"/>
-          <w:sz w:val="24"/>
-        </w:rPr>
-        <w:t>LISTA DE GRÁFICOS</w:t>
-        <w:tab/>
-      </w:r>
-      <w:r>
-        <w:rPr>
-          <w:rFonts w:ascii="Times New Roman" w:hAnsi="Times New Roman"/>
-          <w:b w:val="0"/>
-          <w:sz w:val="24"/>
-        </w:rPr>
-        <w:fldChar w:fldCharType="begin"/>
-        <w:instrText xml:space="preserve"> PAGEREF bm_lista_graficos \h </w:instrText>
-        <w:fldChar w:fldCharType="separate"/>
-        <w:t>?</w:t>
-        <w:fldChar w:fldCharType="end"/>
-      </w:r>
-    </w:p>
-    <w:p>
-      <w:pPr>
-        <w:tabs>
-          <w:tab w:pos="8271" w:val="right" w:leader="dot"/>
-        </w:tabs>
-        <w:spacing w:line="360" w:lineRule="auto" w:before="0" w:after="80"/>
-        <w:ind w:left="0"/>
-      </w:pPr>
-      <w:r>
-        <w:rPr>
-          <w:rFonts w:ascii="Times New Roman" w:hAnsi="Times New Roman"/>
-          <w:b w:val="0"/>
-          <w:sz w:val="24"/>
-        </w:rPr>
-        <w:t>LISTA DE ANEXOS</w:t>
-        <w:tab/>
-      </w:r>
-      <w:r>
-        <w:rPr>
-          <w:rFonts w:ascii="Times New Roman" w:hAnsi="Times New Roman"/>
-          <w:b w:val="0"/>
-          <w:sz w:val="24"/>
-        </w:rPr>
-        <w:fldChar w:fldCharType="begin"/>
-        <w:instrText xml:space="preserve"> PAGEREF bm_lista_anexos \h </w:instrText>
-        <w:fldChar w:fldCharType="separate"/>
-        <w:t>?</w:t>
-        <w:fldChar w:fldCharType="end"/>
-      </w:r>
-    </w:p>
-    <w:p>
-      <w:pPr>
-        <w:tabs>
-          <w:tab w:pos="8271" w:val="right" w:leader="dot"/>
-        </w:tabs>
-        <w:spacing w:line="360" w:lineRule="auto" w:before="0" w:after="80"/>
-        <w:ind w:left="0"/>
-      </w:pPr>
-      <w:r>
-        <w:rPr>
-          <w:rFonts w:ascii="Times New Roman" w:hAnsi="Times New Roman"/>
-          <w:b w:val="0"/>
-          <w:sz w:val="24"/>
-        </w:rPr>
         <w:t>INTRODUCCIÓN</w:t>
         <w:tab/>
       </w:r>
@@ -1474,7 +1513,6 @@
     <w:p>
       <w:pPr>
         <w:sectPr>
-          <w:footerReference w:type="default" r:id="rId20"/>
           <w:type w:val="continuous"/>
           <w:pgSz w:w="12240" w:h="15840"/>
           <w:pgMar w:top="1701" w:right="1701" w:bottom="1701" w:left="2268" w:header="720" w:footer="720" w:gutter="0"/>
@@ -1503,7 +1541,7 @@
     <w:p>
       <w:pPr>
         <w:sectPr>
-          <w:footerReference w:type="default" r:id="rId21"/>
+          <w:footerReference w:type="default" r:id="rId18"/>
           <w:pgSz w:w="12240" w:h="15840"/>
           <w:pgMar w:top="2835" w:right="1701" w:bottom="1701" w:left="2268" w:header="720" w:footer="720" w:gutter="0"/>
           <w:cols w:space="720"/>
@@ -1606,7 +1644,7 @@
     <w:p>
       <w:pPr>
         <w:sectPr>
-          <w:footerReference w:type="default" r:id="rId22"/>
+          <w:footerReference w:type="default" r:id="rId19"/>
           <w:type w:val="continuous"/>
           <w:pgSz w:w="12240" w:h="15840"/>
           <w:pgMar w:top="1701" w:right="1701" w:bottom="1701" w:left="2268" w:header="720" w:footer="720" w:gutter="0"/>
@@ -1635,7 +1673,7 @@
     <w:p>
       <w:pPr>
         <w:sectPr>
-          <w:footerReference w:type="default" r:id="rId23"/>
+          <w:footerReference w:type="default" r:id="rId20"/>
           <w:pgSz w:w="12240" w:h="15840"/>
           <w:pgMar w:top="2835" w:right="1701" w:bottom="1701" w:left="2268" w:header="720" w:footer="720" w:gutter="0"/>
           <w:cols w:space="720"/>
@@ -1738,7 +1776,7 @@
     <w:p>
       <w:pPr>
         <w:sectPr>
-          <w:footerReference w:type="default" r:id="rId24"/>
+          <w:footerReference w:type="default" r:id="rId21"/>
           <w:type w:val="continuous"/>
           <w:pgSz w:w="12240" w:h="15840"/>
           <w:pgMar w:top="1701" w:right="1701" w:bottom="1701" w:left="2268" w:header="720" w:footer="720" w:gutter="0"/>
@@ -1767,7 +1805,7 @@
     <w:p>
       <w:pPr>
         <w:sectPr>
-          <w:footerReference w:type="default" r:id="rId25"/>
+          <w:footerReference w:type="default" r:id="rId22"/>
           <w:pgSz w:w="12240" w:h="15840"/>
           <w:pgMar w:top="2835" w:right="1701" w:bottom="1701" w:left="2268" w:header="720" w:footer="720" w:gutter="0"/>
           <w:cols w:space="720"/>
@@ -1902,7 +1940,7 @@
     <w:p>
       <w:pPr>
         <w:sectPr>
-          <w:footerReference w:type="default" r:id="rId26"/>
+          <w:footerReference w:type="default" r:id="rId23"/>
           <w:type w:val="continuous"/>
           <w:pgSz w:w="12240" w:h="15840"/>
           <w:pgMar w:top="1701" w:right="1701" w:bottom="1701" w:left="2268" w:header="720" w:footer="720" w:gutter="0"/>
@@ -1913,7 +1951,7 @@
       </w:pPr>
     </w:p>
     <w:p>
-      <w:bookmarkStart w:id="bm_introduccion" w:name="bm_introduccion"/>
+      <w:bookmarkStart w:id="bm_resumen" w:name="bm_resumen"/>
       <w:pPr>
         <w:spacing w:after="480"/>
         <w:jc w:val="center"/>
@@ -1924,14 +1962,14 @@
           <w:b/>
           <w:sz w:val="24"/>
         </w:rPr>
-        <w:t>INTRODUCCIÓN</w:t>
-      </w:r>
-      <w:bookmarkEnd w:id="bm_introduccion"/>
+        <w:t>RESUMEN</w:t>
+      </w:r>
+      <w:bookmarkEnd w:id="bm_resumen"/>
     </w:p>
     <w:p>
       <w:pPr>
         <w:sectPr>
-          <w:footerReference w:type="default" r:id="rId27"/>
+          <w:footerReference w:type="default" r:id="rId24"/>
           <w:pgSz w:w="12240" w:h="15840"/>
           <w:pgMar w:top="2835" w:right="1701" w:bottom="1701" w:left="2268" w:header="720" w:footer="720" w:gutter="0"/>
           <w:cols w:space="720"/>
@@ -1952,13 +1990,28 @@
           <w:i w:val="0"/>
           <w:sz w:val="24"/>
         </w:rPr>
-        <w:t>La presente pasantía, desarrollada como requisito para optar al título de Técnico Superior Universitario en Informática, tiene como propósito proponer un sistema automatizado para el control de movimientos documentales en la Presidencia de Venangocupet, S.A. Este desarrollo busca sustituir el registro manual por una herramienta tecnológica de escritorio ágil y moderna, que garantice la trazabilidad de los expedientes, optimizando los tiempos de respuesta y dotando al departamento de un control exacto sobre la entrada y salida de oficios en alta dirección.</w:t>
+        <w:t>El presente informe describe el diseño de un sistema automatizado para el control, trazabilidad y reporte de movimientos documentales en la Presidencia de la Empresa Mixta Petrolera Venangocupet, S.A. La investigación se enmarca en la modalidad de proyecto factible apoyado en un diagnóstico de campo. Durante el estudio se identificaron demoras operativas derivadas de la transcripción manual en hojas de cálculo y deficiencias en la generación de reportes inmediatos ante altos volúmenes de concurrencia. La solución tecnológica abarca el modelado lógico de datos en SQLite y la construcción de una aplicación de escritorio mediante código HTML empaquetado con el framework Wails, optimizando el registro, búsqueda y auditoría del flujo documental para fortalecer la toma de decisiones gerenciales.</w:t>
+      </w:r>
+    </w:p>
+    <w:p/>
+    <w:p>
+      <w:pPr>
+        <w:ind w:firstLine="709"/>
+      </w:pPr>
+      <w:r>
+        <w:rPr>
+          <w:b/>
+        </w:rPr>
+        <w:t xml:space="preserve">Palabras claves: </w:t>
+      </w:r>
+      <w:r>
+        <w:t>sistema, trazabilidad, automatización, Wails, proyecto factible, pasantías.</w:t>
       </w:r>
     </w:p>
     <w:p>
       <w:pPr>
         <w:sectPr>
-          <w:footerReference w:type="default" r:id="rId28"/>
+          <w:footerReference w:type="default" r:id="rId25"/>
           <w:type w:val="continuous"/>
           <w:pgSz w:w="12240" w:h="15840"/>
           <w:pgMar w:top="1701" w:right="1701" w:bottom="1701" w:left="2268" w:header="720" w:footer="720" w:gutter="0"/>
@@ -1969,6 +2022,62 @@
       </w:pPr>
     </w:p>
     <w:p>
+      <w:bookmarkStart w:id="bm_introduccion" w:name="bm_introduccion"/>
+      <w:pPr>
+        <w:spacing w:after="480"/>
+        <w:jc w:val="center"/>
+      </w:pPr>
+      <w:r>
+        <w:rPr>
+          <w:rFonts w:ascii="Times New Roman" w:hAnsi="Times New Roman"/>
+          <w:b/>
+          <w:sz w:val="24"/>
+        </w:rPr>
+        <w:t>INTRODUCCIÓN</w:t>
+      </w:r>
+      <w:bookmarkEnd w:id="bm_introduccion"/>
+    </w:p>
+    <w:p>
+      <w:pPr>
+        <w:sectPr>
+          <w:footerReference w:type="default" r:id="rId26"/>
+          <w:pgSz w:w="12240" w:h="15840"/>
+          <w:pgMar w:top="2835" w:right="1701" w:bottom="1701" w:left="2268" w:header="720" w:footer="720" w:gutter="0"/>
+          <w:cols w:space="720"/>
+          <w:titlePg/>
+          <w:docGrid w:linePitch="360"/>
+        </w:sectPr>
+      </w:pPr>
+    </w:p>
+    <w:p>
+      <w:pPr>
+        <w:spacing w:line="360" w:lineRule="auto" w:after="0" w:before="0"/>
+        <w:ind w:firstLine="709"/>
+        <w:jc w:val="both"/>
+      </w:pPr>
+      <w:r>
+        <w:rPr>
+          <w:rFonts w:ascii="Times New Roman" w:hAnsi="Times New Roman"/>
+          <w:i w:val="0"/>
+          <w:sz w:val="24"/>
+        </w:rPr>
+        <w:t>La presente pasantía, desarrollada como requisito para optar al título de Técnico Superior Universitario en Informática, tiene como propósito proponer un sistema automatizado para el control de movimientos documentales en la Presidencia de Venangocupet, S.A. Este desarrollo busca sustituir el registro manual por una herramienta tecnológica de escritorio ágil y moderna, que garantice la trazabilidad de los expedientes, optimizando los tiempos de respuesta y dotando al departamento de un control exacto sobre la entrada y salida de oficios en alta dirección.</w:t>
+      </w:r>
+    </w:p>
+    <w:p>
+      <w:pPr>
+        <w:sectPr>
+          <w:footerReference w:type="default" r:id="rId27"/>
+          <w:type w:val="continuous"/>
+          <w:pgSz w:w="12240" w:h="15840"/>
+          <w:pgMar w:top="1701" w:right="1701" w:bottom="1701" w:left="2268" w:header="720" w:footer="720" w:gutter="0"/>
+          <w:cols w:space="720"/>
+          <w:titlePg/>
+          <w:docGrid w:linePitch="360"/>
+        </w:sectPr>
+      </w:pPr>
+    </w:p>
+    <w:p>
       <w:pPr>
         <w:spacing w:after="480"/>
         <w:jc w:val="center"/>
@@ -2001,7 +2110,7 @@
     <w:p>
       <w:pPr>
         <w:sectPr>
-          <w:footerReference w:type="default" r:id="rId29"/>
+          <w:footerReference w:type="default" r:id="rId28"/>
           <w:pgSz w:w="12240" w:h="15840"/>
           <w:pgMar w:top="2835" w:right="1701" w:bottom="1701" w:left="2268" w:header="720" w:footer="720" w:gutter="0"/>
           <w:cols w:space="720"/>
@@ -2554,7 +2663,7 @@
         <w:drawing>
           <wp:inline xmlns:a="http://schemas.openxmlformats.org/drawingml/2006/main" xmlns:pic="http://schemas.openxmlformats.org/drawingml/2006/picture">
             <wp:extent cx="4320000" cy="3674391"/>
-            <wp:docPr id="1" name="Picture 1"/>
+            <wp:docPr id="2" name="Picture 2"/>
             <wp:cNvGraphicFramePr>
               <a:graphicFrameLocks noChangeAspect="1"/>
             </wp:cNvGraphicFramePr>
@@ -2566,7 +2675,7 @@
                     <pic:cNvPicPr/>
                   </pic:nvPicPr>
                   <pic:blipFill>
-                    <a:blip r:embed="rId9"/>
+                    <a:blip r:embed="rId10"/>
                     <a:stretch>
                       <a:fillRect/>
                     </a:stretch>
@@ -2617,8 +2726,8 @@
       <w:r>
         <w:drawing>
           <wp:inline xmlns:a="http://schemas.openxmlformats.org/drawingml/2006/main" xmlns:pic="http://schemas.openxmlformats.org/drawingml/2006/picture">
-            <wp:extent cx="4320000" cy="2880000"/>
-            <wp:docPr id="2" name="Picture 2"/>
+            <wp:extent cx="4320000" cy="2881208"/>
+            <wp:docPr id="3" name="Picture 3"/>
             <wp:cNvGraphicFramePr>
               <a:graphicFrameLocks noChangeAspect="1"/>
             </wp:cNvGraphicFramePr>
@@ -2630,7 +2739,7 @@
                     <pic:cNvPicPr/>
                   </pic:nvPicPr>
                   <pic:blipFill>
-                    <a:blip r:embed="rId10"/>
+                    <a:blip r:embed="rId11"/>
                     <a:stretch>
                       <a:fillRect/>
                     </a:stretch>
@@ -2638,7 +2747,7 @@
                   <pic:spPr>
                     <a:xfrm>
                       <a:off x="0" y="0"/>
-                      <a:ext cx="4320000" cy="2880000"/>
+                      <a:ext cx="4320000" cy="2881208"/>
                     </a:xfrm>
                     <a:prstGeom prst="rect"/>
                   </pic:spPr>
@@ -2676,7 +2785,7 @@
     <w:p>
       <w:pPr>
         <w:sectPr>
-          <w:footerReference w:type="default" r:id="rId30"/>
+          <w:footerReference w:type="default" r:id="rId29"/>
           <w:type w:val="continuous"/>
           <w:pgSz w:w="12240" w:h="15840"/>
           <w:pgMar w:top="1701" w:right="1701" w:bottom="1701" w:left="2268" w:header="720" w:footer="720" w:gutter="0"/>
@@ -2719,7 +2828,7 @@
     <w:p>
       <w:pPr>
         <w:sectPr>
-          <w:footerReference w:type="default" r:id="rId31"/>
+          <w:footerReference w:type="default" r:id="rId30"/>
           <w:pgSz w:w="12240" w:h="15840"/>
           <w:pgMar w:top="2835" w:right="1701" w:bottom="1701" w:left="2268" w:header="720" w:footer="720" w:gutter="0"/>
           <w:cols w:space="720"/>
@@ -5554,7 +5663,7 @@
     <w:p>
       <w:pPr>
         <w:sectPr>
-          <w:footerReference w:type="default" r:id="rId32"/>
+          <w:footerReference w:type="default" r:id="rId31"/>
           <w:type w:val="continuous"/>
           <w:pgSz w:w="12240" w:h="15840"/>
           <w:pgMar w:top="1701" w:right="1701" w:bottom="1701" w:left="2268" w:header="720" w:footer="720" w:gutter="0"/>
@@ -5597,7 +5706,7 @@
     <w:p>
       <w:pPr>
         <w:sectPr>
-          <w:footerReference w:type="default" r:id="rId33"/>
+          <w:footerReference w:type="default" r:id="rId32"/>
           <w:pgSz w:w="12240" w:h="15840"/>
           <w:pgMar w:top="2835" w:right="1701" w:bottom="1701" w:left="2268" w:header="720" w:footer="720" w:gutter="0"/>
           <w:cols w:space="720"/>
@@ -5991,7 +6100,7 @@
     <w:p>
       <w:pPr>
         <w:sectPr>
-          <w:footerReference w:type="default" r:id="rId34"/>
+          <w:footerReference w:type="default" r:id="rId33"/>
           <w:type w:val="continuous"/>
           <w:pgSz w:w="12240" w:h="15840"/>
           <w:pgMar w:top="1701" w:right="1701" w:bottom="1701" w:left="2268" w:header="720" w:footer="720" w:gutter="0"/>
@@ -6034,7 +6143,7 @@
     <w:p>
       <w:pPr>
         <w:sectPr>
-          <w:footerReference w:type="default" r:id="rId35"/>
+          <w:footerReference w:type="default" r:id="rId34"/>
           <w:pgSz w:w="12240" w:h="15840"/>
           <w:pgMar w:top="2835" w:right="1701" w:bottom="1701" w:left="2268" w:header="720" w:footer="720" w:gutter="0"/>
           <w:cols w:space="720"/>
@@ -6725,7 +6834,7 @@
     <w:p>
       <w:pPr>
         <w:sectPr>
-          <w:footerReference w:type="default" r:id="rId36"/>
+          <w:footerReference w:type="default" r:id="rId35"/>
           <w:type w:val="continuous"/>
           <w:pgSz w:w="12240" w:h="15840"/>
           <w:pgMar w:top="1701" w:right="1701" w:bottom="1701" w:left="2268" w:header="720" w:footer="720" w:gutter="0"/>
@@ -6768,7 +6877,7 @@
     <w:p>
       <w:pPr>
         <w:sectPr>
-          <w:footerReference w:type="default" r:id="rId37"/>
+          <w:footerReference w:type="default" r:id="rId36"/>
           <w:pgSz w:w="12240" w:h="15840"/>
           <w:pgMar w:top="2835" w:right="1701" w:bottom="1701" w:left="2268" w:header="720" w:footer="720" w:gutter="0"/>
           <w:cols w:space="720"/>
@@ -6980,7 +7089,7 @@
     <w:p>
       <w:pPr>
         <w:sectPr>
-          <w:footerReference w:type="default" r:id="rId38"/>
+          <w:footerReference w:type="default" r:id="rId37"/>
           <w:type w:val="continuous"/>
           <w:pgSz w:w="12240" w:h="15840"/>
           <w:pgMar w:top="1701" w:right="1701" w:bottom="1701" w:left="2268" w:header="720" w:footer="720" w:gutter="0"/>
@@ -7009,7 +7118,7 @@
     <w:p>
       <w:pPr>
         <w:sectPr>
-          <w:footerReference w:type="default" r:id="rId39"/>
+          <w:footerReference w:type="default" r:id="rId38"/>
           <w:pgSz w:w="12240" w:h="15840"/>
           <w:pgMar w:top="2835" w:right="1701" w:bottom="1701" w:left="2268" w:header="720" w:footer="720" w:gutter="0"/>
           <w:cols w:space="720"/>
@@ -7152,7 +7261,7 @@
     <w:p>
       <w:pPr>
         <w:sectPr>
-          <w:footerReference w:type="default" r:id="rId40"/>
+          <w:footerReference w:type="default" r:id="rId39"/>
           <w:type w:val="continuous"/>
           <w:pgSz w:w="12240" w:h="15840"/>
           <w:pgMar w:top="1701" w:right="1701" w:bottom="1701" w:left="2268" w:header="720" w:footer="720" w:gutter="0"/>
@@ -7177,6 +7286,61 @@
         <w:t>ANEXOS</w:t>
       </w:r>
       <w:bookmarkEnd w:id="bm_anexos"/>
+    </w:p>
+    <w:p>
+      <w:pPr>
+        <w:sectPr>
+          <w:footerReference w:type="default" r:id="rId40"/>
+          <w:pgSz w:w="12240" w:h="15840"/>
+          <w:pgMar w:top="2835" w:right="1701" w:bottom="1701" w:left="2268" w:header="720" w:footer="720" w:gutter="0"/>
+          <w:cols w:space="720"/>
+          <w:titlePg/>
+          <w:docGrid w:linePitch="360"/>
+        </w:sectPr>
+      </w:pPr>
+    </w:p>
+    <w:p>
+      <w:bookmarkStart w:id="bm_anexoA" w:name="bm_anexoA"/>
+      <w:pPr>
+        <w:spacing w:before="0" w:after="480"/>
+        <w:jc w:val="center"/>
+      </w:pPr>
+      <w:bookmarkEnd w:id="bm_anexoA"/>
+      <w:r>
+        <w:rPr>
+          <w:rFonts w:ascii="Times New Roman" w:hAnsi="Times New Roman"/>
+          <w:b/>
+          <w:sz w:val="24"/>
+        </w:rPr>
+        <w:t>ANEXO A</w:t>
+      </w:r>
+    </w:p>
+    <w:p>
+      <w:pPr>
+        <w:spacing w:before="240" w:after="480"/>
+        <w:jc w:val="center"/>
+      </w:pPr>
+      <w:r>
+        <w:rPr>
+          <w:rFonts w:ascii="Times New Roman" w:hAnsi="Times New Roman"/>
+          <w:b/>
+          <w:sz w:val="24"/>
+        </w:rPr>
+        <w:t>[Diagrama Entidad-Relación de la Base de Datos]</w:t>
+      </w:r>
+    </w:p>
+    <w:p>
+      <w:pPr>
+        <w:jc w:val="center"/>
+      </w:pPr>
+      <w:r>
+        <w:rPr>
+          <w:rFonts w:ascii="Times New Roman" w:hAnsi="Times New Roman"/>
+          <w:i/>
+          <w:sz w:val="20"/>
+        </w:rPr>
+        <w:t>(Contenido elaborado por el estudiante)</w:t>
+      </w:r>
     </w:p>
     <w:p>
       <w:pPr>
@@ -7191,19 +7355,19 @@
       </w:pPr>
     </w:p>
     <w:p>
-      <w:bookmarkStart w:id="bm_anexoA" w:name="bm_anexoA"/>
+      <w:bookmarkStart w:id="bm_anexoB" w:name="bm_anexoB"/>
       <w:pPr>
         <w:spacing w:before="0" w:after="480"/>
         <w:jc w:val="center"/>
       </w:pPr>
-      <w:bookmarkEnd w:id="bm_anexoA"/>
+      <w:bookmarkEnd w:id="bm_anexoB"/>
       <w:r>
         <w:rPr>
           <w:rFonts w:ascii="Times New Roman" w:hAnsi="Times New Roman"/>
           <w:b/>
           <w:sz w:val="24"/>
         </w:rPr>
-        <w:t>ANEXO A</w:t>
+        <w:t>ANEXO B</w:t>
       </w:r>
     </w:p>
     <w:p>
@@ -7217,7 +7381,7 @@
           <w:b/>
           <w:sz w:val="24"/>
         </w:rPr>
-        <w:t>[Diagrama Entidad-Relación de la Base de Datos]</w:t>
+        <w:t>[Capturas de la Interfaz del Sistema (Wails/HTML)]</w:t>
       </w:r>
     </w:p>
     <w:p>
@@ -7246,19 +7410,19 @@
       </w:pPr>
     </w:p>
     <w:p>
-      <w:bookmarkStart w:id="bm_anexoB" w:name="bm_anexoB"/>
+      <w:bookmarkStart w:id="bm_anexoC" w:name="bm_anexoC"/>
       <w:pPr>
         <w:spacing w:before="0" w:after="480"/>
         <w:jc w:val="center"/>
       </w:pPr>
-      <w:bookmarkEnd w:id="bm_anexoB"/>
+      <w:bookmarkEnd w:id="bm_anexoC"/>
       <w:r>
         <w:rPr>
           <w:rFonts w:ascii="Times New Roman" w:hAnsi="Times New Roman"/>
           <w:b/>
           <w:sz w:val="24"/>
         </w:rPr>
-        <w:t>ANEXO B</w:t>
+        <w:t>ANEXO C</w:t>
       </w:r>
     </w:p>
     <w:p>
@@ -7272,7 +7436,7 @@
           <w:b/>
           <w:sz w:val="24"/>
         </w:rPr>
-        <w:t>[Capturas de la Interfaz del Sistema (Wails/HTML)]</w:t>
+        <w:t>[Memoria Fotográfica del Área de Presidencia]</w:t>
       </w:r>
     </w:p>
     <w:p>
@@ -7288,63 +7452,8 @@
         <w:t>(Contenido elaborado por el estudiante)</w:t>
       </w:r>
     </w:p>
-    <w:p>
-      <w:pPr>
-        <w:sectPr>
-          <w:footerReference w:type="default" r:id="rId43"/>
-          <w:pgSz w:w="12240" w:h="15840"/>
-          <w:pgMar w:top="2835" w:right="1701" w:bottom="1701" w:left="2268" w:header="720" w:footer="720" w:gutter="0"/>
-          <w:cols w:space="720"/>
-          <w:titlePg/>
-          <w:docGrid w:linePitch="360"/>
-        </w:sectPr>
-      </w:pPr>
-    </w:p>
-    <w:p>
-      <w:bookmarkStart w:id="bm_anexoC" w:name="bm_anexoC"/>
-      <w:pPr>
-        <w:spacing w:before="0" w:after="480"/>
-        <w:jc w:val="center"/>
-      </w:pPr>
-      <w:bookmarkEnd w:id="bm_anexoC"/>
-      <w:r>
-        <w:rPr>
-          <w:rFonts w:ascii="Times New Roman" w:hAnsi="Times New Roman"/>
-          <w:b/>
-          <w:sz w:val="24"/>
-        </w:rPr>
-        <w:t>ANEXO C</w:t>
-      </w:r>
-    </w:p>
-    <w:p>
-      <w:pPr>
-        <w:spacing w:before="240" w:after="480"/>
-        <w:jc w:val="center"/>
-      </w:pPr>
-      <w:r>
-        <w:rPr>
-          <w:rFonts w:ascii="Times New Roman" w:hAnsi="Times New Roman"/>
-          <w:b/>
-          <w:sz w:val="24"/>
-        </w:rPr>
-        <w:t>[Memoria Fotográfica del Área de Presidencia]</w:t>
-      </w:r>
-    </w:p>
-    <w:p>
-      <w:pPr>
-        <w:jc w:val="center"/>
-      </w:pPr>
-      <w:r>
-        <w:rPr>
-          <w:rFonts w:ascii="Times New Roman" w:hAnsi="Times New Roman"/>
-          <w:i/>
-          <w:sz w:val="20"/>
-        </w:rPr>
-        <w:t>(Contenido elaborado por el estudiante)</w:t>
-      </w:r>
-    </w:p>
     <w:sectPr>
-      <w:footerReference w:type="default" r:id="rId44"/>
+      <w:footerReference w:type="default" r:id="rId43"/>
       <w:pgSz w:w="12240" w:h="15840"/>
       <w:pgMar w:top="2835" w:right="1701" w:bottom="1701" w:left="2268" w:header="720" w:footer="720" w:gutter="0"/>
       <w:cols w:space="720"/>
@@ -7525,7 +7634,7 @@
         <w:sz w:val="24"/>
       </w:rPr>
       <w:fldChar w:fldCharType="begin"/>
-      <w:instrText xml:space="preserve"> PAGE \* roman </w:instrText>
+      <w:instrText xml:space="preserve"> PAGE </w:instrText>
       <w:fldChar w:fldCharType="separate"/>
       <w:fldChar w:fldCharType="end"/>
     </w:r>
@@ -7546,7 +7655,7 @@
         <w:sz w:val="24"/>
       </w:rPr>
       <w:fldChar w:fldCharType="begin"/>
-      <w:instrText xml:space="preserve"> PAGE \* roman </w:instrText>
+      <w:instrText xml:space="preserve"> PAGE </w:instrText>
       <w:fldChar w:fldCharType="separate"/>
       <w:fldChar w:fldCharType="end"/>
     </w:r>
@@ -7859,48 +7968,6 @@
 </file>
 
 <file path=word/footer32.xml><?xml version="1.0" encoding="utf-8"?>
-<w:ftr xmlns:m="http://schemas.openxmlformats.org/officeDocument/2006/math" xmlns:mc="http://schemas.openxmlformats.org/markup-compatibility/2006" xmlns:mo="http://schemas.microsoft.com/office/mac/office/2008/main" xmlns:mv="urn:schemas-microsoft-com:mac:vml" xmlns:o="urn:schemas-microsoft-com:office:office" xmlns:r="http://schemas.openxmlformats.org/officeDocument/2006/relationships" xmlns:v="urn:schemas-microsoft-com:vml" xmlns:w10="urn:schemas-microsoft-com:office:word" xmlns:w14="http://schemas.microsoft.com/office/word/2010/wordml" xmlns:w="http://schemas.openxmlformats.org/wordprocessingml/2006/main" xmlns:wne="http://schemas.microsoft.com/office/word/2006/wordml" xmlns:wp14="http://schemas.microsoft.com/office/word/2010/wordprocessingDrawing" xmlns:wp="http://schemas.openxmlformats.org/drawingml/2006/wordprocessingDrawing" xmlns:wpc="http://schemas.microsoft.com/office/word/2010/wordprocessingCanvas" xmlns:wpg="http://schemas.microsoft.com/office/word/2010/wordprocessingGroup" xmlns:wpi="http://schemas.microsoft.com/office/word/2010/wordprocessingInk" xmlns:wps="http://schemas.microsoft.com/office/word/2010/wordprocessingShape" mc:Ignorable="w14 wp14">
-  <w:p>
-    <w:pPr>
-      <w:pStyle w:val="Footer"/>
-      <w:jc w:val="center"/>
-    </w:pPr>
-    <w:r>
-      <w:rPr>
-        <w:rFonts w:ascii="Times New Roman" w:hAnsi="Times New Roman"/>
-        <w:sz w:val="24"/>
-      </w:rPr>
-      <w:fldChar w:fldCharType="begin"/>
-      <w:instrText xml:space="preserve"> PAGE </w:instrText>
-      <w:fldChar w:fldCharType="separate"/>
-      <w:fldChar w:fldCharType="end"/>
-    </w:r>
-  </w:p>
-</w:ftr>
-</file>
-
-<file path=word/footer33.xml><?xml version="1.0" encoding="utf-8"?>
-<w:ftr xmlns:m="http://schemas.openxmlformats.org/officeDocument/2006/math" xmlns:mc="http://schemas.openxmlformats.org/markup-compatibility/2006" xmlns:mo="http://schemas.microsoft.com/office/mac/office/2008/main" xmlns:mv="urn:schemas-microsoft-com:mac:vml" xmlns:o="urn:schemas-microsoft-com:office:office" xmlns:r="http://schemas.openxmlformats.org/officeDocument/2006/relationships" xmlns:v="urn:schemas-microsoft-com:vml" xmlns:w10="urn:schemas-microsoft-com:office:word" xmlns:w14="http://schemas.microsoft.com/office/word/2010/wordml" xmlns:w="http://schemas.openxmlformats.org/wordprocessingml/2006/main" xmlns:wne="http://schemas.microsoft.com/office/word/2006/wordml" xmlns:wp14="http://schemas.microsoft.com/office/word/2010/wordprocessingDrawing" xmlns:wp="http://schemas.openxmlformats.org/drawingml/2006/wordprocessingDrawing" xmlns:wpc="http://schemas.microsoft.com/office/word/2010/wordprocessingCanvas" xmlns:wpg="http://schemas.microsoft.com/office/word/2010/wordprocessingGroup" xmlns:wpi="http://schemas.microsoft.com/office/word/2010/wordprocessingInk" xmlns:wps="http://schemas.microsoft.com/office/word/2010/wordprocessingShape" mc:Ignorable="w14 wp14">
-  <w:p>
-    <w:pPr>
-      <w:pStyle w:val="Footer"/>
-      <w:jc w:val="center"/>
-    </w:pPr>
-    <w:r>
-      <w:rPr>
-        <w:rFonts w:ascii="Times New Roman" w:hAnsi="Times New Roman"/>
-        <w:sz w:val="24"/>
-      </w:rPr>
-      <w:fldChar w:fldCharType="begin"/>
-      <w:instrText xml:space="preserve"> PAGE </w:instrText>
-      <w:fldChar w:fldCharType="separate"/>
-      <w:fldChar w:fldCharType="end"/>
-    </w:r>
-  </w:p>
-</w:ftr>
-</file>
-
-<file path=word/footer34.xml><?xml version="1.0" encoding="utf-8"?>
 <w:ftr xmlns:m="http://schemas.openxmlformats.org/officeDocument/2006/math" xmlns:mc="http://schemas.openxmlformats.org/markup-compatibility/2006" xmlns:mo="http://schemas.microsoft.com/office/mac/office/2008/main" xmlns:mv="urn:schemas-microsoft-com:mac:vml" xmlns:o="urn:schemas-microsoft-com:office:office" xmlns:r="http://schemas.openxmlformats.org/officeDocument/2006/relationships" xmlns:v="urn:schemas-microsoft-com:vml" xmlns:w10="urn:schemas-microsoft-com:office:word" xmlns:w14="http://schemas.microsoft.com/office/word/2010/wordml" xmlns:w="http://schemas.openxmlformats.org/wordprocessingml/2006/main" xmlns:wne="http://schemas.microsoft.com/office/word/2006/wordml" xmlns:wp14="http://schemas.microsoft.com/office/word/2010/wordprocessingDrawing" xmlns:wp="http://schemas.openxmlformats.org/drawingml/2006/wordprocessingDrawing" xmlns:wpc="http://schemas.microsoft.com/office/word/2010/wordprocessingCanvas" xmlns:wpg="http://schemas.microsoft.com/office/word/2010/wordprocessingGroup" xmlns:wpi="http://schemas.microsoft.com/office/word/2010/wordprocessingInk" xmlns:wps="http://schemas.microsoft.com/office/word/2010/wordprocessingShape" mc:Ignorable="w14 wp14">
   <w:p>
     <w:pPr>

--- a/juliano/reportes/Informe_Pasantia_IUTECP.docx
+++ b/juliano/reportes/Informe_Pasantia_IUTECP.docx
@@ -365,7 +365,7 @@
     </w:tbl>
     <w:p>
       <w:pPr>
-        <w:spacing w:line="276" w:lineRule="auto" w:before="501" w:after="0"/>
+        <w:spacing w:line="276" w:lineRule="auto" w:before="2464" w:after="0"/>
         <w:jc w:val="center"/>
       </w:pPr>
       <w:r>

--- a/juliano/reportes/Informe_Pasantia_IUTECP.docx
+++ b/juliano/reportes/Informe_Pasantia_IUTECP.docx
@@ -365,7 +365,7 @@
     </w:tbl>
     <w:p>
       <w:pPr>
-        <w:spacing w:line="276" w:lineRule="auto" w:before="2464" w:after="0"/>
+        <w:spacing w:line="276" w:lineRule="auto" w:before="1745" w:after="0"/>
         <w:jc w:val="center"/>
       </w:pPr>
       <w:r>

--- a/juliano/reportes/Informe_Pasantia_IUTECP.docx
+++ b/juliano/reportes/Informe_Pasantia_IUTECP.docx
@@ -60,7 +60,7 @@
       <w:r>
         <w:drawing>
           <wp:inline xmlns:a="http://schemas.openxmlformats.org/drawingml/2006/main" xmlns:pic="http://schemas.openxmlformats.org/drawingml/2006/picture">
-            <wp:extent cx="1620000" cy="1440000"/>
+            <wp:extent cx="1080000" cy="347711"/>
             <wp:docPr id="1" name="Picture 1"/>
             <wp:cNvGraphicFramePr>
               <a:graphicFrameLocks noChangeAspect="1"/>
@@ -81,7 +81,7 @@
                   <pic:spPr>
                     <a:xfrm>
                       <a:off x="0" y="0"/>
-                      <a:ext cx="1620000" cy="1440000"/>
+                      <a:ext cx="1080000" cy="347711"/>
                     </a:xfrm>
                     <a:prstGeom prst="rect"/>
                   </pic:spPr>
@@ -94,7 +94,7 @@
     </w:p>
     <w:p>
       <w:pPr>
-        <w:spacing w:line="276" w:lineRule="auto" w:before="1344" w:after="0"/>
+        <w:spacing w:line="276" w:lineRule="auto" w:before="2044" w:after="0"/>
         <w:jc w:val="center"/>
       </w:pPr>
       <w:r>

--- a/juliano/reportes/Informe_Pasantia_IUTECP.docx
+++ b/juliano/reportes/Informe_Pasantia_IUTECP.docx
@@ -54,7 +54,7 @@
     </w:p>
     <w:p>
       <w:pPr>
-        <w:spacing w:before="120" w:after="120"/>
+        <w:spacing w:before="240" w:after="240"/>
         <w:jc w:val="center"/>
       </w:pPr>
       <w:r>
@@ -94,7 +94,7 @@
     </w:p>
     <w:p>
       <w:pPr>
-        <w:spacing w:line="276" w:lineRule="auto" w:before="2044" w:after="0"/>
+        <w:spacing w:line="276" w:lineRule="auto" w:before="3844" w:after="0"/>
         <w:jc w:val="center"/>
       </w:pPr>
       <w:r>

--- a/juliano/reportes/Informe_Pasantia_IUTECP.docx
+++ b/juliano/reportes/Informe_Pasantia_IUTECP.docx
@@ -54,7 +54,7 @@
     </w:p>
     <w:p>
       <w:pPr>
-        <w:spacing w:before="240" w:after="240"/>
+        <w:spacing w:before="1881" w:after="1881"/>
         <w:jc w:val="center"/>
       </w:pPr>
       <w:r>
@@ -94,7 +94,7 @@
     </w:p>
     <w:p>
       <w:pPr>
-        <w:spacing w:line="276" w:lineRule="auto" w:before="3844" w:after="0"/>
+        <w:spacing w:line="276" w:lineRule="auto" w:before="1881" w:after="0"/>
         <w:jc w:val="center"/>
       </w:pPr>
       <w:r>
@@ -108,7 +108,7 @@
     </w:p>
     <w:p>
       <w:pPr>
-        <w:spacing w:line="276" w:lineRule="auto" w:before="2281" w:after="0"/>
+        <w:spacing w:line="276" w:lineRule="auto" w:before="1881" w:after="0"/>
         <w:jc w:val="right"/>
       </w:pPr>
       <w:r>
@@ -140,7 +140,7 @@
     </w:p>
     <w:p>
       <w:pPr>
-        <w:spacing w:line="276" w:lineRule="auto" w:before="2033" w:after="0"/>
+        <w:spacing w:line="276" w:lineRule="auto" w:before="1881" w:after="0"/>
         <w:jc w:val="center"/>
       </w:pPr>
       <w:r>
@@ -214,7 +214,7 @@
     </w:p>
     <w:p>
       <w:pPr>
-        <w:spacing w:line="276" w:lineRule="auto" w:before="2973" w:after="0"/>
+        <w:spacing w:line="276" w:lineRule="auto" w:before="2490" w:after="0"/>
         <w:jc w:val="center"/>
       </w:pPr>
       <w:r>
@@ -228,7 +228,7 @@
     </w:p>
     <w:p>
       <w:pPr>
-        <w:spacing w:before="2033" w:after="0" w:line="20" w:lineRule="exact"/>
+        <w:spacing w:before="2490" w:after="0" w:line="20" w:lineRule="exact"/>
       </w:pPr>
     </w:p>
     <w:tbl>
@@ -365,7 +365,7 @@
     </w:tbl>
     <w:p>
       <w:pPr>
-        <w:spacing w:line="276" w:lineRule="auto" w:before="1745" w:after="0"/>
+        <w:spacing w:line="276" w:lineRule="auto" w:before="2490" w:after="0"/>
         <w:jc w:val="center"/>
       </w:pPr>
       <w:r>

--- a/juliano/reportes/Informe_Pasantia_IUTECP.docx
+++ b/juliano/reportes/Informe_Pasantia_IUTECP.docx
@@ -54,7 +54,7 @@
     </w:p>
     <w:p>
       <w:pPr>
-        <w:spacing w:before="1881" w:after="1881"/>
+        <w:spacing w:before="721" w:after="721"/>
         <w:jc w:val="center"/>
       </w:pPr>
       <w:r>
@@ -94,7 +94,7 @@
     </w:p>
     <w:p>
       <w:pPr>
-        <w:spacing w:line="276" w:lineRule="auto" w:before="1881" w:after="0"/>
+        <w:spacing w:line="276" w:lineRule="auto" w:before="0" w:after="0"/>
         <w:jc w:val="center"/>
       </w:pPr>
       <w:r>
@@ -108,7 +108,7 @@
     </w:p>
     <w:p>
       <w:pPr>
-        <w:spacing w:line="276" w:lineRule="auto" w:before="1881" w:after="0"/>
+        <w:spacing w:line="276" w:lineRule="auto" w:before="3042" w:after="0"/>
         <w:jc w:val="right"/>
       </w:pPr>
       <w:r>
@@ -140,7 +140,7 @@
     </w:p>
     <w:p>
       <w:pPr>
-        <w:spacing w:line="276" w:lineRule="auto" w:before="1881" w:after="0"/>
+        <w:spacing w:line="276" w:lineRule="auto" w:before="3042" w:after="0"/>
         <w:jc w:val="center"/>
       </w:pPr>
       <w:r>

--- a/juliano/reportes/Informe_Pasantia_IUTECP.docx
+++ b/juliano/reportes/Informe_Pasantia_IUTECP.docx
@@ -54,7 +54,7 @@
     </w:p>
     <w:p>
       <w:pPr>
-        <w:spacing w:before="721" w:after="721"/>
+        <w:spacing w:before="1025" w:after="1025"/>
         <w:jc w:val="center"/>
       </w:pPr>
       <w:r>
@@ -108,7 +108,7 @@
     </w:p>
     <w:p>
       <w:pPr>
-        <w:spacing w:line="276" w:lineRule="auto" w:before="3042" w:after="0"/>
+        <w:spacing w:line="276" w:lineRule="auto" w:before="3650" w:after="0"/>
         <w:jc w:val="right"/>
       </w:pPr>
       <w:r>
@@ -140,7 +140,7 @@
     </w:p>
     <w:p>
       <w:pPr>
-        <w:spacing w:line="276" w:lineRule="auto" w:before="3042" w:after="0"/>
+        <w:spacing w:line="276" w:lineRule="auto" w:before="1825" w:after="0"/>
         <w:jc w:val="center"/>
       </w:pPr>
       <w:r>
@@ -214,7 +214,7 @@
     </w:p>
     <w:p>
       <w:pPr>
-        <w:spacing w:line="276" w:lineRule="auto" w:before="2490" w:after="0"/>
+        <w:spacing w:line="276" w:lineRule="auto" w:before="2988" w:after="0"/>
         <w:jc w:val="center"/>
       </w:pPr>
       <w:r>
@@ -228,7 +228,7 @@
     </w:p>
     <w:p>
       <w:pPr>
-        <w:spacing w:before="2490" w:after="0" w:line="20" w:lineRule="exact"/>
+        <w:spacing w:before="2988" w:after="0" w:line="20" w:lineRule="exact"/>
       </w:pPr>
     </w:p>
     <w:tbl>
@@ -365,7 +365,7 @@
     </w:tbl>
     <w:p>
       <w:pPr>
-        <w:spacing w:line="276" w:lineRule="auto" w:before="2490" w:after="0"/>
+        <w:spacing w:line="276" w:lineRule="auto" w:before="1494" w:after="0"/>
         <w:jc w:val="center"/>
       </w:pPr>
       <w:r>

--- a/juliano/reportes/Informe_Pasantia_IUTECP.docx
+++ b/juliano/reportes/Informe_Pasantia_IUTECP.docx
@@ -54,7 +54,7 @@
     </w:p>
     <w:p>
       <w:pPr>
-        <w:spacing w:before="1025" w:after="1025"/>
+        <w:spacing w:before="1228" w:after="1228"/>
         <w:jc w:val="center"/>
       </w:pPr>
       <w:r>
@@ -108,7 +108,7 @@
     </w:p>
     <w:p>
       <w:pPr>
-        <w:spacing w:line="276" w:lineRule="auto" w:before="3650" w:after="0"/>
+        <w:spacing w:line="276" w:lineRule="auto" w:before="3380" w:after="0"/>
         <w:jc w:val="right"/>
       </w:pPr>
       <w:r>
@@ -140,7 +140,7 @@
     </w:p>
     <w:p>
       <w:pPr>
-        <w:spacing w:line="276" w:lineRule="auto" w:before="1825" w:after="0"/>
+        <w:spacing w:line="276" w:lineRule="auto" w:before="1690" w:after="0"/>
         <w:jc w:val="center"/>
       </w:pPr>
       <w:r>
@@ -214,7 +214,7 @@
     </w:p>
     <w:p>
       <w:pPr>
-        <w:spacing w:line="276" w:lineRule="auto" w:before="2988" w:after="0"/>
+        <w:spacing w:line="276" w:lineRule="auto" w:before="3320" w:after="0"/>
         <w:jc w:val="center"/>
       </w:pPr>
       <w:r>
@@ -228,7 +228,7 @@
     </w:p>
     <w:p>
       <w:pPr>
-        <w:spacing w:before="2988" w:after="0" w:line="20" w:lineRule="exact"/>
+        <w:spacing w:before="2767" w:after="0" w:line="20" w:lineRule="exact"/>
       </w:pPr>
     </w:p>
     <w:tbl>
@@ -365,7 +365,7 @@
     </w:tbl>
     <w:p>
       <w:pPr>
-        <w:spacing w:line="276" w:lineRule="auto" w:before="1494" w:after="0"/>
+        <w:spacing w:line="276" w:lineRule="auto" w:before="1383" w:after="0"/>
         <w:jc w:val="center"/>
       </w:pPr>
       <w:r>

--- a/juliano/reportes/Informe_Pasantia_IUTECP.docx
+++ b/juliano/reportes/Informe_Pasantia_IUTECP.docx
@@ -54,7 +54,7 @@
     </w:p>
     <w:p>
       <w:pPr>
-        <w:spacing w:before="1228" w:after="1228"/>
+        <w:spacing w:before="1412" w:after="1225"/>
         <w:jc w:val="center"/>
       </w:pPr>
       <w:r>
@@ -108,7 +108,7 @@
     </w:p>
     <w:p>
       <w:pPr>
-        <w:spacing w:line="276" w:lineRule="auto" w:before="3380" w:after="0"/>
+        <w:spacing w:line="276" w:lineRule="auto" w:before="3259" w:after="0"/>
         <w:jc w:val="right"/>
       </w:pPr>
       <w:r>
@@ -140,7 +140,7 @@
     </w:p>
     <w:p>
       <w:pPr>
-        <w:spacing w:line="276" w:lineRule="auto" w:before="1690" w:after="0"/>
+        <w:spacing w:line="276" w:lineRule="auto" w:before="1630" w:after="0"/>
         <w:jc w:val="center"/>
       </w:pPr>
       <w:r>
@@ -214,7 +214,7 @@
     </w:p>
     <w:p>
       <w:pPr>
-        <w:spacing w:line="276" w:lineRule="auto" w:before="3320" w:after="0"/>
+        <w:spacing w:line="276" w:lineRule="auto" w:before="3468" w:after="0"/>
         <w:jc w:val="center"/>
       </w:pPr>
       <w:r>
@@ -228,7 +228,7 @@
     </w:p>
     <w:p>
       <w:pPr>
-        <w:spacing w:before="2767" w:after="0" w:line="20" w:lineRule="exact"/>
+        <w:spacing w:before="2668" w:after="0" w:line="20" w:lineRule="exact"/>
       </w:pPr>
     </w:p>
     <w:tbl>
@@ -365,7 +365,7 @@
     </w:tbl>
     <w:p>
       <w:pPr>
-        <w:spacing w:line="276" w:lineRule="auto" w:before="1383" w:after="0"/>
+        <w:spacing w:line="276" w:lineRule="auto" w:before="1334" w:after="0"/>
         <w:jc w:val="center"/>
       </w:pPr>
       <w:r>

--- a/juliano/reportes/Informe_Pasantia_IUTECP.docx
+++ b/juliano/reportes/Informe_Pasantia_IUTECP.docx
@@ -54,7 +54,7 @@
     </w:p>
     <w:p>
       <w:pPr>
-        <w:spacing w:before="1412" w:after="1225"/>
+        <w:spacing w:before="1304" w:after="1007"/>
         <w:jc w:val="center"/>
       </w:pPr>
       <w:r>
@@ -214,7 +214,7 @@
     </w:p>
     <w:p>
       <w:pPr>
-        <w:spacing w:line="276" w:lineRule="auto" w:before="3468" w:after="0"/>
+        <w:spacing w:line="276" w:lineRule="auto" w:before="3201" w:after="0"/>
         <w:jc w:val="center"/>
       </w:pPr>
       <w:r>

--- a/juliano/reportes/Informe_Pasantia_IUTECP.docx
+++ b/juliano/reportes/Informe_Pasantia_IUTECP.docx
@@ -54,7 +54,7 @@
     </w:p>
     <w:p>
       <w:pPr>
-        <w:spacing w:before="1304" w:after="1007"/>
+        <w:spacing w:before="1263" w:after="926"/>
         <w:jc w:val="center"/>
       </w:pPr>
       <w:r>
@@ -108,7 +108,7 @@
     </w:p>
     <w:p>
       <w:pPr>
-        <w:spacing w:line="276" w:lineRule="auto" w:before="3259" w:after="0"/>
+        <w:spacing w:line="276" w:lineRule="auto" w:before="3158" w:after="0"/>
         <w:jc w:val="right"/>
       </w:pPr>
       <w:r>
@@ -140,7 +140,7 @@
     </w:p>
     <w:p>
       <w:pPr>
-        <w:spacing w:line="276" w:lineRule="auto" w:before="1630" w:after="0"/>
+        <w:spacing w:line="276" w:lineRule="auto" w:before="1579" w:after="0"/>
         <w:jc w:val="center"/>
       </w:pPr>
       <w:r>
@@ -214,7 +214,7 @@
     </w:p>
     <w:p>
       <w:pPr>
-        <w:spacing w:line="276" w:lineRule="auto" w:before="3201" w:after="0"/>
+        <w:spacing w:line="276" w:lineRule="auto" w:before="3053" w:after="0"/>
         <w:jc w:val="center"/>
       </w:pPr>
       <w:r>
@@ -228,7 +228,7 @@
     </w:p>
     <w:p>
       <w:pPr>
-        <w:spacing w:before="2668" w:after="0" w:line="20" w:lineRule="exact"/>
+        <w:spacing w:before="2544" w:after="0" w:line="20" w:lineRule="exact"/>
       </w:pPr>
     </w:p>
     <w:tbl>
@@ -365,7 +365,7 @@
     </w:tbl>
     <w:p>
       <w:pPr>
-        <w:spacing w:line="276" w:lineRule="auto" w:before="1334" w:after="0"/>
+        <w:spacing w:line="276" w:lineRule="auto" w:before="1272" w:after="0"/>
         <w:jc w:val="center"/>
       </w:pPr>
       <w:r>

--- a/juliano/reportes/Informe_Pasantia_IUTECP.docx
+++ b/juliano/reportes/Informe_Pasantia_IUTECP.docx
@@ -54,7 +54,7 @@
     </w:p>
     <w:p>
       <w:pPr>
-        <w:spacing w:before="1263" w:after="926"/>
+        <w:spacing w:before="947" w:after="1242"/>
         <w:jc w:val="center"/>
       </w:pPr>
       <w:r>

--- a/juliano/reportes/Informe_Pasantia_IUTECP.docx
+++ b/juliano/reportes/Informe_Pasantia_IUTECP.docx
@@ -643,6 +643,36 @@
           <w:b w:val="0"/>
           <w:sz w:val="24"/>
         </w:rPr>
+        <w:t>LISTA DE FIGURAS</w:t>
+        <w:tab/>
+      </w:r>
+      <w:r>
+        <w:rPr>
+          <w:rFonts w:ascii="Times New Roman" w:hAnsi="Times New Roman"/>
+          <w:b w:val="0"/>
+          <w:sz w:val="24"/>
+        </w:rPr>
+        <w:fldChar w:fldCharType="begin"/>
+        <w:instrText xml:space="preserve"> PAGEREF bm_lista_figuras \h </w:instrText>
+        <w:fldChar w:fldCharType="separate"/>
+        <w:t>?</w:t>
+        <w:fldChar w:fldCharType="end"/>
+      </w:r>
+    </w:p>
+    <w:p>
+      <w:pPr>
+        <w:tabs>
+          <w:tab w:pos="8271" w:val="right" w:leader="dot"/>
+        </w:tabs>
+        <w:spacing w:line="360" w:lineRule="auto" w:before="0" w:after="80"/>
+        <w:ind w:left="0"/>
+      </w:pPr>
+      <w:r>
+        <w:rPr>
+          <w:rFonts w:ascii="Times New Roman" w:hAnsi="Times New Roman"/>
+          <w:b w:val="0"/>
+          <w:sz w:val="24"/>
+        </w:rPr>
         <w:t>LISTA DE GRÁFICOS</w:t>
         <w:tab/>
       </w:r>
@@ -1655,7 +1685,7 @@
       </w:pPr>
     </w:p>
     <w:p>
-      <w:bookmarkStart w:id="bm_lista_graficos" w:name="bm_lista_graficos"/>
+      <w:bookmarkStart w:id="bm_lista_figuras" w:name="bm_lista_figuras"/>
       <w:pPr>
         <w:spacing w:after="480"/>
         <w:jc w:val="center"/>
@@ -1666,9 +1696,9 @@
           <w:b/>
           <w:sz w:val="24"/>
         </w:rPr>
-        <w:t>LISTA DE GRÁFICOS</w:t>
-      </w:r>
-      <w:bookmarkEnd w:id="bm_lista_graficos"/>
+        <w:t>LISTA DE FIGURAS</w:t>
+      </w:r>
+      <w:bookmarkEnd w:id="bm_lista_figuras"/>
     </w:p>
     <w:p>
       <w:pPr>
@@ -1681,97 +1711,6 @@
           <w:docGrid w:linePitch="360"/>
         </w:sectPr>
       </w:pPr>
-    </w:p>
-    <w:p>
-      <w:pPr>
-        <w:tabs>
-          <w:tab w:pos="8271" w:val="right"/>
-        </w:tabs>
-        <w:spacing w:before="240" w:after="240"/>
-      </w:pPr>
-      <w:r>
-        <w:rPr>
-          <w:rFonts w:ascii="Times New Roman" w:hAnsi="Times New Roman"/>
-          <w:b/>
-          <w:sz w:val="24"/>
-        </w:rPr>
-        <w:t>GRÁFICO</w:t>
-      </w:r>
-      <w:r>
-        <w:tab/>
-      </w:r>
-      <w:r>
-        <w:rPr>
-          <w:rFonts w:ascii="Times New Roman" w:hAnsi="Times New Roman"/>
-          <w:b/>
-          <w:sz w:val="24"/>
-        </w:rPr>
-        <w:t>pp.</w:t>
-      </w:r>
-    </w:p>
-    <w:p>
-      <w:pPr>
-        <w:tabs>
-          <w:tab w:pos="1020" w:val="left"/>
-          <w:tab w:pos="8271" w:val="right" w:leader="dot"/>
-        </w:tabs>
-        <w:spacing w:line="360" w:lineRule="auto" w:before="0" w:after="80"/>
-        <w:ind w:left="1020" w:hanging="1020"/>
-      </w:pPr>
-      <w:r>
-        <w:rPr>
-          <w:rFonts w:ascii="Times New Roman" w:hAnsi="Times New Roman"/>
-          <w:sz w:val="24"/>
-        </w:rPr>
-        <w:t>1</w:t>
-        <w:tab/>
-        <w:t>Organigrama estructural y niveles jerárquicos de Venangocupet, S.A.</w:t>
-        <w:tab/>
-      </w:r>
-      <w:r>
-        <w:rPr>
-          <w:rFonts w:ascii="Times New Roman" w:hAnsi="Times New Roman"/>
-          <w:b w:val="0"/>
-          <w:sz w:val="24"/>
-        </w:rPr>
-        <w:fldChar w:fldCharType="begin"/>
-        <w:instrText xml:space="preserve"> PAGEREF bm_grafico1 \h </w:instrText>
-        <w:fldChar w:fldCharType="separate"/>
-        <w:t>?</w:t>
-        <w:fldChar w:fldCharType="end"/>
-      </w:r>
-    </w:p>
-    <w:p>
-      <w:pPr>
-        <w:tabs>
-          <w:tab w:pos="1020" w:val="left"/>
-          <w:tab w:pos="8271" w:val="right" w:leader="dot"/>
-        </w:tabs>
-        <w:spacing w:line="360" w:lineRule="auto" w:before="0" w:after="80"/>
-        <w:ind w:left="1020" w:hanging="1020"/>
-      </w:pPr>
-      <w:r>
-        <w:rPr>
-          <w:rFonts w:ascii="Times New Roman" w:hAnsi="Times New Roman"/>
-          <w:sz w:val="24"/>
-        </w:rPr>
-        <w:t>2</w:t>
-        <w:tab/>
-        <w:t>Organigrama del Departamento de Presidencia.</w:t>
-        <w:tab/>
-      </w:r>
-      <w:r>
-        <w:rPr>
-          <w:rFonts w:ascii="Times New Roman" w:hAnsi="Times New Roman"/>
-          <w:b w:val="0"/>
-          <w:sz w:val="24"/>
-        </w:rPr>
-        <w:fldChar w:fldCharType="begin"/>
-        <w:instrText xml:space="preserve"> PAGEREF bm_grafico2 \h </w:instrText>
-        <w:fldChar w:fldCharType="separate"/>
-        <w:t>?</w:t>
-        <w:fldChar w:fldCharType="end"/>
-      </w:r>
     </w:p>
     <w:p>
       <w:pPr>
@@ -1787,7 +1726,7 @@
       </w:pPr>
     </w:p>
     <w:p>
-      <w:bookmarkStart w:id="bm_lista_anexos" w:name="bm_lista_anexos"/>
+      <w:bookmarkStart w:id="bm_lista_graficos" w:name="bm_lista_graficos"/>
       <w:pPr>
         <w:spacing w:after="480"/>
         <w:jc w:val="center"/>
@@ -1798,9 +1737,9 @@
           <w:b/>
           <w:sz w:val="24"/>
         </w:rPr>
-        <w:t>LISTA DE ANEXOS</w:t>
-      </w:r>
-      <w:bookmarkEnd w:id="bm_lista_anexos"/>
+        <w:t>LISTA DE GRÁFICOS</w:t>
+      </w:r>
+      <w:bookmarkEnd w:id="bm_lista_graficos"/>
     </w:p>
     <w:p>
       <w:pPr>
@@ -1827,7 +1766,7 @@
           <w:b/>
           <w:sz w:val="24"/>
         </w:rPr>
-        <w:t>ANEXOS</w:t>
+        <w:t>GRÁFICO</w:t>
       </w:r>
       <w:r>
         <w:tab/>
@@ -1855,9 +1794,9 @@
           <w:rFonts w:ascii="Times New Roman" w:hAnsi="Times New Roman"/>
           <w:sz w:val="24"/>
         </w:rPr>
-        <w:t>A</w:t>
+        <w:t>1</w:t>
         <w:tab/>
-        <w:t>Diagrama Entidad-Relación de la Base de Datos</w:t>
+        <w:t>Organigrama estructural y niveles jerárquicos de Venangocupet, S.A.</w:t>
         <w:tab/>
       </w:r>
       <w:r>
@@ -1867,7 +1806,7 @@
           <w:sz w:val="24"/>
         </w:rPr>
         <w:fldChar w:fldCharType="begin"/>
-        <w:instrText xml:space="preserve"> PAGEREF bm_anexoA \h </w:instrText>
+        <w:instrText xml:space="preserve"> PAGEREF bm_grafico1 \h </w:instrText>
         <w:fldChar w:fldCharType="separate"/>
         <w:t>?</w:t>
         <w:fldChar w:fldCharType="end"/>
@@ -1887,9 +1826,9 @@
           <w:rFonts w:ascii="Times New Roman" w:hAnsi="Times New Roman"/>
           <w:sz w:val="24"/>
         </w:rPr>
-        <w:t>B</w:t>
+        <w:t>2</w:t>
         <w:tab/>
-        <w:t>Capturas de la Interfaz del Sistema (Wails/HTML)</w:t>
+        <w:t>Organigrama del Departamento de Presidencia.</w:t>
         <w:tab/>
       </w:r>
       <w:r>
@@ -1899,39 +1838,7 @@
           <w:sz w:val="24"/>
         </w:rPr>
         <w:fldChar w:fldCharType="begin"/>
-        <w:instrText xml:space="preserve"> PAGEREF bm_anexoB \h </w:instrText>
-        <w:fldChar w:fldCharType="separate"/>
-        <w:t>?</w:t>
-        <w:fldChar w:fldCharType="end"/>
-      </w:r>
-    </w:p>
-    <w:p>
-      <w:pPr>
-        <w:tabs>
-          <w:tab w:pos="1020" w:val="left"/>
-          <w:tab w:pos="8271" w:val="right" w:leader="dot"/>
-        </w:tabs>
-        <w:spacing w:line="360" w:lineRule="auto" w:before="0" w:after="80"/>
-        <w:ind w:left="1020" w:hanging="1020"/>
-      </w:pPr>
-      <w:r>
-        <w:rPr>
-          <w:rFonts w:ascii="Times New Roman" w:hAnsi="Times New Roman"/>
-          <w:sz w:val="24"/>
-        </w:rPr>
-        <w:t>C</w:t>
-        <w:tab/>
-        <w:t>Memoria Fotográfica del Área de Presidencia</w:t>
-        <w:tab/>
-      </w:r>
-      <w:r>
-        <w:rPr>
-          <w:rFonts w:ascii="Times New Roman" w:hAnsi="Times New Roman"/>
-          <w:b w:val="0"/>
-          <w:sz w:val="24"/>
-        </w:rPr>
-        <w:fldChar w:fldCharType="begin"/>
-        <w:instrText xml:space="preserve"> PAGEREF bm_anexoC \h </w:instrText>
+        <w:instrText xml:space="preserve"> PAGEREF bm_grafico2 \h </w:instrText>
         <w:fldChar w:fldCharType="separate"/>
         <w:t>?</w:t>
         <w:fldChar w:fldCharType="end"/>
@@ -1951,7 +1858,7 @@
       </w:pPr>
     </w:p>
     <w:p>
-      <w:bookmarkStart w:id="bm_resumen" w:name="bm_resumen"/>
+      <w:bookmarkStart w:id="bm_lista_anexos" w:name="bm_lista_anexos"/>
       <w:pPr>
         <w:spacing w:after="480"/>
         <w:jc w:val="center"/>
@@ -1962,9 +1869,9 @@
           <w:b/>
           <w:sz w:val="24"/>
         </w:rPr>
-        <w:t>RESUMEN</w:t>
-      </w:r>
-      <w:bookmarkEnd w:id="bm_resumen"/>
+        <w:t>LISTA DE ANEXOS</w:t>
+      </w:r>
+      <w:bookmarkEnd w:id="bm_lista_anexos"/>
     </w:p>
     <w:p>
       <w:pPr>
@@ -1980,32 +1887,125 @@
     </w:p>
     <w:p>
       <w:pPr>
-        <w:spacing w:line="360" w:lineRule="auto" w:after="0" w:before="0"/>
-        <w:ind w:firstLine="709"/>
-        <w:jc w:val="both"/>
+        <w:tabs>
+          <w:tab w:pos="8271" w:val="right"/>
+        </w:tabs>
+        <w:spacing w:before="240" w:after="240"/>
       </w:pPr>
       <w:r>
         <w:rPr>
           <w:rFonts w:ascii="Times New Roman" w:hAnsi="Times New Roman"/>
-          <w:i w:val="0"/>
+          <w:b/>
           <w:sz w:val="24"/>
         </w:rPr>
-        <w:t>El presente informe describe el diseño de un sistema automatizado para el control, trazabilidad y reporte de movimientos documentales en la Presidencia de la Empresa Mixta Petrolera Venangocupet, S.A. La investigación se enmarca en la modalidad de proyecto factible apoyado en un diagnóstico de campo. Durante el estudio se identificaron demoras operativas derivadas de la transcripción manual en hojas de cálculo y deficiencias en la generación de reportes inmediatos ante altos volúmenes de concurrencia. La solución tecnológica abarca el modelado lógico de datos en SQLite y la construcción de una aplicación de escritorio mediante código HTML empaquetado con el framework Wails, optimizando el registro, búsqueda y auditoría del flujo documental para fortalecer la toma de decisiones gerenciales.</w:t>
+        <w:t>ANEXOS</w:t>
+      </w:r>
+      <w:r>
+        <w:tab/>
+      </w:r>
+      <w:r>
+        <w:rPr>
+          <w:rFonts w:ascii="Times New Roman" w:hAnsi="Times New Roman"/>
+          <w:b/>
+          <w:sz w:val="24"/>
+        </w:rPr>
+        <w:t>pp.</w:t>
       </w:r>
     </w:p>
-    <w:p/>
     <w:p>
       <w:pPr>
-        <w:ind w:firstLine="709"/>
-      </w:pPr>
-      <w:r>
-        <w:rPr>
-          <w:b/>
-        </w:rPr>
-        <w:t xml:space="preserve">Palabras claves: </w:t>
-      </w:r>
-      <w:r>
-        <w:t>sistema, trazabilidad, automatización, Wails, proyecto factible, pasantías.</w:t>
+        <w:tabs>
+          <w:tab w:pos="1020" w:val="left"/>
+          <w:tab w:pos="8271" w:val="right" w:leader="dot"/>
+        </w:tabs>
+        <w:spacing w:line="360" w:lineRule="auto" w:before="0" w:after="80"/>
+        <w:ind w:left="1020" w:hanging="1020"/>
+      </w:pPr>
+      <w:r>
+        <w:rPr>
+          <w:rFonts w:ascii="Times New Roman" w:hAnsi="Times New Roman"/>
+          <w:sz w:val="24"/>
+        </w:rPr>
+        <w:t>A</w:t>
+        <w:tab/>
+        <w:t>Diagrama Entidad-Relación de la Base de Datos</w:t>
+        <w:tab/>
+      </w:r>
+      <w:r>
+        <w:rPr>
+          <w:rFonts w:ascii="Times New Roman" w:hAnsi="Times New Roman"/>
+          <w:b w:val="0"/>
+          <w:sz w:val="24"/>
+        </w:rPr>
+        <w:fldChar w:fldCharType="begin"/>
+        <w:instrText xml:space="preserve"> PAGEREF bm_anexoA \h </w:instrText>
+        <w:fldChar w:fldCharType="separate"/>
+        <w:t>?</w:t>
+        <w:fldChar w:fldCharType="end"/>
+      </w:r>
+    </w:p>
+    <w:p>
+      <w:pPr>
+        <w:tabs>
+          <w:tab w:pos="1020" w:val="left"/>
+          <w:tab w:pos="8271" w:val="right" w:leader="dot"/>
+        </w:tabs>
+        <w:spacing w:line="360" w:lineRule="auto" w:before="0" w:after="80"/>
+        <w:ind w:left="1020" w:hanging="1020"/>
+      </w:pPr>
+      <w:r>
+        <w:rPr>
+          <w:rFonts w:ascii="Times New Roman" w:hAnsi="Times New Roman"/>
+          <w:sz w:val="24"/>
+        </w:rPr>
+        <w:t>B</w:t>
+        <w:tab/>
+        <w:t>Capturas de la Interfaz del Sistema (Wails/HTML)</w:t>
+        <w:tab/>
+      </w:r>
+      <w:r>
+        <w:rPr>
+          <w:rFonts w:ascii="Times New Roman" w:hAnsi="Times New Roman"/>
+          <w:b w:val="0"/>
+          <w:sz w:val="24"/>
+        </w:rPr>
+        <w:fldChar w:fldCharType="begin"/>
+        <w:instrText xml:space="preserve"> PAGEREF bm_anexoB \h </w:instrText>
+        <w:fldChar w:fldCharType="separate"/>
+        <w:t>?</w:t>
+        <w:fldChar w:fldCharType="end"/>
+      </w:r>
+    </w:p>
+    <w:p>
+      <w:pPr>
+        <w:tabs>
+          <w:tab w:pos="1020" w:val="left"/>
+          <w:tab w:pos="8271" w:val="right" w:leader="dot"/>
+        </w:tabs>
+        <w:spacing w:line="360" w:lineRule="auto" w:before="0" w:after="80"/>
+        <w:ind w:left="1020" w:hanging="1020"/>
+      </w:pPr>
+      <w:r>
+        <w:rPr>
+          <w:rFonts w:ascii="Times New Roman" w:hAnsi="Times New Roman"/>
+          <w:sz w:val="24"/>
+        </w:rPr>
+        <w:t>C</w:t>
+        <w:tab/>
+        <w:t>Memoria Fotográfica del Área de Presidencia</w:t>
+        <w:tab/>
+      </w:r>
+      <w:r>
+        <w:rPr>
+          <w:rFonts w:ascii="Times New Roman" w:hAnsi="Times New Roman"/>
+          <w:b w:val="0"/>
+          <w:sz w:val="24"/>
+        </w:rPr>
+        <w:fldChar w:fldCharType="begin"/>
+        <w:instrText xml:space="preserve"> PAGEREF bm_anexoC \h </w:instrText>
+        <w:fldChar w:fldCharType="separate"/>
+        <w:t>?</w:t>
+        <w:fldChar w:fldCharType="end"/>
       </w:r>
     </w:p>
     <w:p>
@@ -2022,7 +2022,7 @@
       </w:pPr>
     </w:p>
     <w:p>
-      <w:bookmarkStart w:id="bm_introduccion" w:name="bm_introduccion"/>
+      <w:bookmarkStart w:id="bm_resumen" w:name="bm_resumen"/>
       <w:pPr>
         <w:spacing w:after="480"/>
         <w:jc w:val="center"/>
@@ -2033,9 +2033,9 @@
           <w:b/>
           <w:sz w:val="24"/>
         </w:rPr>
-        <w:t>INTRODUCCIÓN</w:t>
-      </w:r>
-      <w:bookmarkEnd w:id="bm_introduccion"/>
+        <w:t>RESUMEN</w:t>
+      </w:r>
+      <w:bookmarkEnd w:id="bm_resumen"/>
     </w:p>
     <w:p>
       <w:pPr>
@@ -2061,7 +2061,22 @@
           <w:i w:val="0"/>
           <w:sz w:val="24"/>
         </w:rPr>
-        <w:t>La presente pasantía, desarrollada como requisito para optar al título de Técnico Superior Universitario en Informática, tiene como propósito proponer un sistema automatizado para el control de movimientos documentales en la Presidencia de Venangocupet, S.A. Este desarrollo busca sustituir el registro manual por una herramienta tecnológica de escritorio ágil y moderna, que garantice la trazabilidad de los expedientes, optimizando los tiempos de respuesta y dotando al departamento de un control exacto sobre la entrada y salida de oficios en alta dirección.</w:t>
+        <w:t>El presente informe describe el diseño de un sistema automatizado para el control, trazabilidad y reporte de movimientos documentales en la Presidencia de la Empresa Mixta Petrolera Venangocupet, S.A. La investigación se enmarca en la modalidad de proyecto factible apoyado en un diagnóstico de campo. Durante el estudio se identificaron demoras operativas derivadas de la transcripción manual en hojas de cálculo y deficiencias en la generación de reportes inmediatos ante altos volúmenes de concurrencia. La solución tecnológica abarca el modelado lógico de datos en SQLite y la construcción de una aplicación de escritorio mediante código HTML empaquetado con el framework Wails, optimizando el registro, búsqueda y auditoría del flujo documental para fortalecer la toma de decisiones gerenciales.</w:t>
+      </w:r>
+    </w:p>
+    <w:p/>
+    <w:p>
+      <w:pPr>
+        <w:ind w:firstLine="709"/>
+      </w:pPr>
+      <w:r>
+        <w:rPr>
+          <w:b/>
+        </w:rPr>
+        <w:t xml:space="preserve">Palabras claves: </w:t>
+      </w:r>
+      <w:r>
+        <w:t>sistema, trazabilidad, automatización, Wails, proyecto factible, pasantías.</w:t>
       </w:r>
     </w:p>
     <w:p>
@@ -2078,6 +2093,7 @@
       </w:pPr>
     </w:p>
     <w:p>
+      <w:bookmarkStart w:id="bm_introduccion" w:name="bm_introduccion"/>
       <w:pPr>
         <w:spacing w:after="480"/>
         <w:jc w:val="center"/>
@@ -2088,6 +2104,61 @@
           <w:b/>
           <w:sz w:val="24"/>
         </w:rPr>
+        <w:t>INTRODUCCIÓN</w:t>
+      </w:r>
+      <w:bookmarkEnd w:id="bm_introduccion"/>
+    </w:p>
+    <w:p>
+      <w:pPr>
+        <w:sectPr>
+          <w:footerReference w:type="default" r:id="rId28"/>
+          <w:pgSz w:w="12240" w:h="15840"/>
+          <w:pgMar w:top="2835" w:right="1701" w:bottom="1701" w:left="2268" w:header="720" w:footer="720" w:gutter="0"/>
+          <w:cols w:space="720"/>
+          <w:titlePg/>
+          <w:docGrid w:linePitch="360"/>
+        </w:sectPr>
+      </w:pPr>
+    </w:p>
+    <w:p>
+      <w:pPr>
+        <w:spacing w:line="360" w:lineRule="auto" w:after="0" w:before="0"/>
+        <w:ind w:firstLine="709"/>
+        <w:jc w:val="both"/>
+      </w:pPr>
+      <w:r>
+        <w:rPr>
+          <w:rFonts w:ascii="Times New Roman" w:hAnsi="Times New Roman"/>
+          <w:i w:val="0"/>
+          <w:sz w:val="24"/>
+        </w:rPr>
+        <w:t>La presente pasantía, desarrollada como requisito para optar al título de Técnico Superior Universitario en Informática, tiene como propósito proponer un sistema automatizado para el control de movimientos documentales en la Presidencia de Venangocupet, S.A. Este desarrollo busca sustituir el registro manual por una herramienta tecnológica de escritorio ágil y moderna, que garantice la trazabilidad de los expedientes, optimizando los tiempos de respuesta y dotando al departamento de un control exacto sobre la entrada y salida de oficios en alta dirección.</w:t>
+      </w:r>
+    </w:p>
+    <w:p>
+      <w:pPr>
+        <w:sectPr>
+          <w:footerReference w:type="default" r:id="rId29"/>
+          <w:type w:val="continuous"/>
+          <w:pgSz w:w="12240" w:h="15840"/>
+          <w:pgMar w:top="1701" w:right="1701" w:bottom="1701" w:left="2268" w:header="720" w:footer="720" w:gutter="0"/>
+          <w:cols w:space="720"/>
+          <w:titlePg/>
+          <w:docGrid w:linePitch="360"/>
+        </w:sectPr>
+      </w:pPr>
+    </w:p>
+    <w:p>
+      <w:pPr>
+        <w:spacing w:after="480"/>
+        <w:jc w:val="center"/>
+      </w:pPr>
+      <w:r>
+        <w:rPr>
+          <w:rFonts w:ascii="Times New Roman" w:hAnsi="Times New Roman"/>
+          <w:b/>
+          <w:sz w:val="24"/>
+        </w:rPr>
         <w:t>CAPÍTULO I</w:t>
       </w:r>
     </w:p>
@@ -2110,7 +2181,7 @@
     <w:p>
       <w:pPr>
         <w:sectPr>
-          <w:footerReference w:type="default" r:id="rId28"/>
+          <w:footerReference w:type="default" r:id="rId30"/>
           <w:pgSz w:w="12240" w:h="15840"/>
           <w:pgMar w:top="2835" w:right="1701" w:bottom="1701" w:left="2268" w:header="720" w:footer="720" w:gutter="0"/>
           <w:cols w:space="720"/>
@@ -2785,7 +2856,7 @@
     <w:p>
       <w:pPr>
         <w:sectPr>
-          <w:footerReference w:type="default" r:id="rId29"/>
+          <w:footerReference w:type="default" r:id="rId31"/>
           <w:type w:val="continuous"/>
           <w:pgSz w:w="12240" w:h="15840"/>
           <w:pgMar w:top="1701" w:right="1701" w:bottom="1701" w:left="2268" w:header="720" w:footer="720" w:gutter="0"/>
@@ -2828,7 +2899,7 @@
     <w:p>
       <w:pPr>
         <w:sectPr>
-          <w:footerReference w:type="default" r:id="rId30"/>
+          <w:footerReference w:type="default" r:id="rId32"/>
           <w:pgSz w:w="12240" w:h="15840"/>
           <w:pgMar w:top="2835" w:right="1701" w:bottom="1701" w:left="2268" w:header="720" w:footer="720" w:gutter="0"/>
           <w:cols w:space="720"/>
@@ -5663,443 +5734,6 @@
     <w:p>
       <w:pPr>
         <w:sectPr>
-          <w:footerReference w:type="default" r:id="rId31"/>
-          <w:type w:val="continuous"/>
-          <w:pgSz w:w="12240" w:h="15840"/>
-          <w:pgMar w:top="1701" w:right="1701" w:bottom="1701" w:left="2268" w:header="720" w:footer="720" w:gutter="0"/>
-          <w:cols w:space="720"/>
-          <w:titlePg/>
-          <w:docGrid w:linePitch="360"/>
-        </w:sectPr>
-      </w:pPr>
-    </w:p>
-    <w:p>
-      <w:pPr>
-        <w:spacing w:after="480"/>
-        <w:jc w:val="center"/>
-      </w:pPr>
-      <w:r>
-        <w:rPr>
-          <w:rFonts w:ascii="Times New Roman" w:hAnsi="Times New Roman"/>
-          <w:b/>
-          <w:sz w:val="24"/>
-        </w:rPr>
-        <w:t>CAPÍTULO III</w:t>
-      </w:r>
-    </w:p>
-    <w:p>
-      <w:bookmarkStart w:id="bm_cap3" w:name="bm_cap3"/>
-      <w:pPr>
-        <w:spacing w:before="480"/>
-        <w:jc w:val="center"/>
-      </w:pPr>
-      <w:r>
-        <w:rPr>
-          <w:rFonts w:ascii="Times New Roman" w:hAnsi="Times New Roman"/>
-          <w:b/>
-          <w:sz w:val="24"/>
-        </w:rPr>
-        <w:t>MARCO TEÓRICO</w:t>
-      </w:r>
-      <w:bookmarkEnd w:id="bm_cap3"/>
-    </w:p>
-    <w:p>
-      <w:pPr>
-        <w:sectPr>
-          <w:footerReference w:type="default" r:id="rId32"/>
-          <w:pgSz w:w="12240" w:h="15840"/>
-          <w:pgMar w:top="2835" w:right="1701" w:bottom="1701" w:left="2268" w:header="720" w:footer="720" w:gutter="0"/>
-          <w:cols w:space="720"/>
-          <w:titlePg/>
-          <w:docGrid w:linePitch="360"/>
-        </w:sectPr>
-      </w:pPr>
-    </w:p>
-    <w:p>
-      <w:bookmarkStart w:id="bm_cap3_bases" w:name="bm_cap3_bases"/>
-      <w:pPr>
-        <w:spacing w:before="480" w:after="480" w:line="360" w:lineRule="auto"/>
-        <w:jc w:val="left"/>
-      </w:pPr>
-      <w:r>
-        <w:rPr>
-          <w:rFonts w:ascii="Times New Roman" w:hAnsi="Times New Roman"/>
-          <w:b/>
-          <w:sz w:val="24"/>
-        </w:rPr>
-        <w:t>Sistemas de Información</w:t>
-      </w:r>
-      <w:bookmarkEnd w:id="bm_cap3_bases"/>
-    </w:p>
-    <w:p>
-      <w:pPr>
-        <w:spacing w:line="360" w:lineRule="auto" w:after="0" w:before="0"/>
-        <w:ind w:firstLine="709"/>
-        <w:jc w:val="both"/>
-      </w:pPr>
-      <w:r>
-        <w:rPr>
-          <w:rFonts w:ascii="Times New Roman" w:hAnsi="Times New Roman"/>
-          <w:i w:val="0"/>
-          <w:sz w:val="24"/>
-        </w:rPr>
-        <w:t>Un sistema de información constituye un conjunto organizado de recursos humanos, tecnológicos y procedimentales orientados a la captura, almacenamiento, procesamiento y distribución de datos con el propósito de apoyar la toma de decisiones dentro de una organización. Laudon y Laudon (2016) distinguen entre sistemas de procesamiento de transacciones, sistemas de soporte a la decisión y sistemas de información gerencial, siendo estos últimos los que transforman datos operativos en reportes consolidados de utilidad directiva.</w:t>
-      </w:r>
-    </w:p>
-    <w:p>
-      <w:pPr>
-        <w:spacing w:line="360" w:lineRule="auto" w:after="0" w:before="0"/>
-        <w:ind w:firstLine="709"/>
-        <w:jc w:val="both"/>
-      </w:pPr>
-      <w:r>
-        <w:rPr>
-          <w:rFonts w:ascii="Times New Roman" w:hAnsi="Times New Roman"/>
-          <w:i w:val="0"/>
-          <w:sz w:val="24"/>
-        </w:rPr>
-        <w:t>En el contexto del presente proyecto, el sistema propuesto se enmarca en la categoría de sistema de información operacional con capacidad de reporte gerencial, dado que registra cada movimiento documental de forma transaccional y provee resúmenes inmediatos al nivel de presidencia. Según Kendall y Kendall (2011), el análisis y diseño de sistemas busca comprender sistemáticamente cómo interactúan los datos y los usuarios para proponer soluciones tecnológicas que mejoren el flujo de trabajo de una organización.</w:t>
-      </w:r>
-    </w:p>
-    <w:p>
-      <w:pPr>
-        <w:spacing w:line="240" w:lineRule="auto" w:before="720" w:after="240"/>
-        <w:ind w:left="709" w:right="709"/>
-        <w:jc w:val="both"/>
-      </w:pPr>
-      <w:r>
-        <w:rPr>
-          <w:rFonts w:ascii="Times New Roman" w:hAnsi="Times New Roman"/>
-          <w:sz w:val="24"/>
-        </w:rPr>
-        <w:t>Los sistemas de información gerencial proporcionan a los administradores informes sobre el desempeño actual de la organización. Esta información se utiliza para supervisar y controlar el negocio y predecir el desempeño futuro. Los sistemas de información gerencial resumen y reportan las operaciones básicas de la empresa usando datos suministrados por los sistemas de procesamiento de transacciones.</w:t>
-      </w:r>
-      <w:r>
-        <w:rPr>
-          <w:rFonts w:ascii="Times New Roman" w:hAnsi="Times New Roman"/>
-          <w:sz w:val="24"/>
-        </w:rPr>
-        <w:t xml:space="preserve"> (Laudon y Laudon, 2016, p. 46)</w:t>
-      </w:r>
-    </w:p>
-    <w:p>
-      <w:pPr>
-        <w:spacing w:line="360" w:lineRule="auto" w:after="0" w:before="0"/>
-        <w:ind w:firstLine="709"/>
-        <w:jc w:val="both"/>
-      </w:pPr>
-      <w:r>
-        <w:rPr>
-          <w:rFonts w:ascii="Times New Roman" w:hAnsi="Times New Roman"/>
-          <w:i w:val="0"/>
-          <w:sz w:val="24"/>
-        </w:rPr>
-        <w:t>De acuerdo a la cita previa, se comprende la relevancia del control sistemático y la inmutabilidad de los registros en los departamentos estratégicos de la empresa.</w:t>
-      </w:r>
-    </w:p>
-    <w:p>
-      <w:pPr>
-        <w:spacing w:before="480" w:after="480" w:line="360" w:lineRule="auto"/>
-        <w:jc w:val="left"/>
-      </w:pPr>
-      <w:r>
-        <w:rPr>
-          <w:rFonts w:ascii="Times New Roman" w:hAnsi="Times New Roman"/>
-          <w:b/>
-          <w:sz w:val="24"/>
-        </w:rPr>
-        <w:t>Gestión Documental</w:t>
-      </w:r>
-    </w:p>
-    <w:p>
-      <w:pPr>
-        <w:spacing w:line="360" w:lineRule="auto" w:after="0" w:before="0"/>
-        <w:ind w:firstLine="709"/>
-        <w:jc w:val="both"/>
-      </w:pPr>
-      <w:r>
-        <w:rPr>
-          <w:rFonts w:ascii="Times New Roman" w:hAnsi="Times New Roman"/>
-          <w:i w:val="0"/>
-          <w:sz w:val="24"/>
-        </w:rPr>
-        <w:t>La gestión documental se define como el conjunto de normas, técnicas y prácticas que regulan el ciclo de vida de los documentos dentro de una organización, desde su creación o recepción hasta su disposición final. Cruz Mundet (2011) señala que una gestión documental eficaz garantiza la autenticidad, integridad, fiabilidad y disponibilidad de la información registrada, constituyendo un pilar fundamental para la transparencia administrativa y la continuidad operativa.</w:t>
-      </w:r>
-    </w:p>
-    <w:p>
-      <w:pPr>
-        <w:spacing w:line="360" w:lineRule="auto" w:after="0" w:before="0"/>
-        <w:ind w:firstLine="709"/>
-        <w:jc w:val="both"/>
-      </w:pPr>
-      <w:r>
-        <w:rPr>
-          <w:rFonts w:ascii="Times New Roman" w:hAnsi="Times New Roman"/>
-          <w:i w:val="0"/>
-          <w:sz w:val="24"/>
-        </w:rPr>
-        <w:t>En el Departamento de Presidencia de Venangocupet, S.A., el flujo documental responde a un ciclo específico: recepción del expediente externo, revisión de forma, registro de ingreso, firma presidencial, registro de egreso y despacho al departamento destinatario. La automatización de este ciclo mediante un sistema digitalizado reduce la propensión al error humano y dota al departamento de un historial auditable de cada movimiento, en concordancia con los principios de gestión documental descritos por Cruz Mundet (2011).</w:t>
-      </w:r>
-    </w:p>
-    <w:p>
-      <w:pPr>
-        <w:spacing w:before="480" w:after="480" w:line="360" w:lineRule="auto"/>
-        <w:jc w:val="left"/>
-      </w:pPr>
-      <w:r>
-        <w:rPr>
-          <w:rFonts w:ascii="Times New Roman" w:hAnsi="Times New Roman"/>
-          <w:b/>
-          <w:sz w:val="24"/>
-        </w:rPr>
-        <w:t>Modelo Relacional de Bases de Datos</w:t>
-      </w:r>
-    </w:p>
-    <w:p>
-      <w:pPr>
-        <w:spacing w:line="360" w:lineRule="auto" w:after="0" w:before="0"/>
-        <w:ind w:firstLine="709"/>
-        <w:jc w:val="both"/>
-      </w:pPr>
-      <w:r>
-        <w:rPr>
-          <w:rFonts w:ascii="Times New Roman" w:hAnsi="Times New Roman"/>
-          <w:i w:val="0"/>
-          <w:sz w:val="24"/>
-        </w:rPr>
-        <w:t>El modelo relacional, propuesto originalmente por Codd (1970), organiza la información en tablas bidimensionales denominadas relaciones, cuyos atributos representan las propiedades de las entidades y cuyas filas corresponden a instancias individuales de datos. La fortaleza de este modelo radica en la aplicación de reglas de normalización que eliminan la redundancia y preservan la integridad referencial entre tablas relacionadas mediante claves primarias y foráneas.</w:t>
-      </w:r>
-    </w:p>
-    <w:p>
-      <w:pPr>
-        <w:spacing w:line="360" w:lineRule="auto" w:after="0" w:before="0"/>
-        <w:ind w:firstLine="709"/>
-        <w:jc w:val="both"/>
-      </w:pPr>
-      <w:r>
-        <w:rPr>
-          <w:rFonts w:ascii="Times New Roman" w:hAnsi="Times New Roman"/>
-          <w:i w:val="0"/>
-          <w:sz w:val="24"/>
-        </w:rPr>
-        <w:t>Date (2001) establece que un diseño relacional correctamente normalizado garantiza que cada dato se almacene una sola vez, reduciendo la posibilidad de inconsistencias derivadas de actualizaciones parciales. En el sistema propuesto, la relación entre procesos administrativos y documentos sigue una cardinalidad uno a muchos (1:N), permitiendo registrar múltiples expedientes asociados a un mismo proceso contractual o administrativo sin duplicar los datos maestros del proceso.</w:t>
-      </w:r>
-    </w:p>
-    <w:p>
-      <w:pPr>
-        <w:spacing w:before="480" w:after="480" w:line="360" w:lineRule="auto"/>
-        <w:jc w:val="left"/>
-      </w:pPr>
-      <w:r>
-        <w:rPr>
-          <w:rFonts w:ascii="Times New Roman" w:hAnsi="Times New Roman"/>
-          <w:b/>
-          <w:sz w:val="24"/>
-        </w:rPr>
-        <w:t>SQLite como Sistema Gestor de Base de Datos</w:t>
-      </w:r>
-    </w:p>
-    <w:p>
-      <w:pPr>
-        <w:spacing w:line="360" w:lineRule="auto" w:after="0" w:before="0"/>
-        <w:ind w:firstLine="709"/>
-        <w:jc w:val="both"/>
-      </w:pPr>
-      <w:r>
-        <w:rPr>
-          <w:rFonts w:ascii="Times New Roman" w:hAnsi="Times New Roman"/>
-          <w:i w:val="0"/>
-          <w:sz w:val="24"/>
-        </w:rPr>
-        <w:t>SQLite es un motor de base de datos relacional de código abierto, autocontenido y sin servidor, cuya arquitectura embebida lo diferencia de sistemas cliente-servidor convencionales como MySQL o PostgreSQL. Su funcionamiento se basa en un único archivo portable que aloja el esquema completo de la base de datos, eliminando la necesidad de procesos de servidor independientes o configuraciones de red. Esta característica lo convierte en la opción técnica idónea para entornos corporativos con restricciones de instalación de software.</w:t>
-      </w:r>
-    </w:p>
-    <w:p>
-      <w:pPr>
-        <w:spacing w:line="360" w:lineRule="auto" w:after="0" w:before="0"/>
-        <w:ind w:firstLine="709"/>
-        <w:jc w:val="both"/>
-      </w:pPr>
-      <w:r>
-        <w:rPr>
-          <w:rFonts w:ascii="Times New Roman" w:hAnsi="Times New Roman"/>
-          <w:i w:val="0"/>
-          <w:sz w:val="24"/>
-        </w:rPr>
-        <w:t>Pressman (2010) señala que la selección de herramientas tecnológicas debe estar guiada por los atributos del entorno de despliegue y no exclusivamente por las capacidades abstractas del instrumento. En el caso particular del Departamento de Presidencia de Venangocupet, S.A., las restricciones de permisos administrativos sobre los equipos de la organización hacen de SQLite la alternativa técnicamente viable para implementar persistencia de datos sin requerir intervención del departamento de tecnología de la empresa.</w:t>
-      </w:r>
-    </w:p>
-    <w:p>
-      <w:pPr>
-        <w:spacing w:before="480" w:after="480" w:line="360" w:lineRule="auto"/>
-        <w:jc w:val="left"/>
-      </w:pPr>
-      <w:r>
-        <w:rPr>
-          <w:rFonts w:ascii="Times New Roman" w:hAnsi="Times New Roman"/>
-          <w:b/>
-          <w:sz w:val="24"/>
-        </w:rPr>
-        <w:t>Trazabilidad Documental</w:t>
-      </w:r>
-    </w:p>
-    <w:p>
-      <w:pPr>
-        <w:spacing w:line="360" w:lineRule="auto" w:after="0" w:before="0"/>
-        <w:ind w:firstLine="709"/>
-        <w:jc w:val="both"/>
-      </w:pPr>
-      <w:r>
-        <w:rPr>
-          <w:rFonts w:ascii="Times New Roman" w:hAnsi="Times New Roman"/>
-          <w:i w:val="0"/>
-          <w:sz w:val="24"/>
-        </w:rPr>
-        <w:t>La trazabilidad documental se entiende como la capacidad de reconstruir el historial completo de un documento a lo largo de su ciclo de vida, identificando en cada etapa el responsable, la fecha, la acción ejecutada y el estado resultante. Gómez (2019) señala que la trazabilidad constituye el mecanismo central de auditoría en los sistemas de gestión documental, dado que permite verificar la integridad del proceso y detectar cuellos de botella o irregularidades en el flujo.</w:t>
-      </w:r>
-    </w:p>
-    <w:p>
-      <w:pPr>
-        <w:spacing w:line="360" w:lineRule="auto" w:after="0" w:before="0"/>
-        <w:ind w:firstLine="709"/>
-        <w:jc w:val="both"/>
-      </w:pPr>
-      <w:r>
-        <w:rPr>
-          <w:rFonts w:ascii="Times New Roman" w:hAnsi="Times New Roman"/>
-          <w:i w:val="0"/>
-          <w:sz w:val="24"/>
-        </w:rPr>
-        <w:t>En el ámbito de la alta dirección, la trazabilidad cobra especial relevancia porque los expedientes que transitan por la Presidencia frecuentemente están vinculados a procesos contractuales y decisiones gerenciales de impacto organizacional. El sistema propuesto registra automáticamente cada movimiento de ingreso y egreso del expediente, almacenando la fecha, el estatus y el departamento de origen o destino, lo que permite generar reportes de trazabilidad de forma inmediata ante cualquier requerimiento directivo.</w:t>
-      </w:r>
-    </w:p>
-    <w:p>
-      <w:pPr>
-        <w:spacing w:line="240" w:lineRule="auto" w:before="720" w:after="240"/>
-        <w:ind w:left="709" w:right="709"/>
-        <w:jc w:val="both"/>
-      </w:pPr>
-      <w:r>
-        <w:rPr>
-          <w:rFonts w:ascii="Times New Roman" w:hAnsi="Times New Roman"/>
-          <w:sz w:val="24"/>
-        </w:rPr>
-        <w:t>Un sistema de información eficaz proporciona a los administradores de la organización datos precisos y oportunos, facilitando la auditoría de cada transacción operativa y mejorando sustancialmente la capacidad de respuesta ante requerimientos gerenciales de alto nivel. La ausencia de este tipo de herramientas obliga al personal a invertir tiempo considerable en la búsqueda y consolidación manual de información que debería estar disponible de forma inmediata.</w:t>
-      </w:r>
-      <w:r>
-        <w:rPr>
-          <w:rFonts w:ascii="Times New Roman" w:hAnsi="Times New Roman"/>
-          <w:sz w:val="24"/>
-        </w:rPr>
-        <w:t xml:space="preserve"> (Gómez, 2019, p. 45)</w:t>
-      </w:r>
-    </w:p>
-    <w:p>
-      <w:pPr>
-        <w:spacing w:line="360" w:lineRule="auto" w:after="0" w:before="0"/>
-        <w:ind w:firstLine="709"/>
-        <w:jc w:val="both"/>
-      </w:pPr>
-      <w:r>
-        <w:rPr>
-          <w:rFonts w:ascii="Times New Roman" w:hAnsi="Times New Roman"/>
-          <w:i w:val="0"/>
-          <w:sz w:val="24"/>
-        </w:rPr>
-        <w:t>De acuerdo a la cita previa, se comprende la relevancia del control sistemático y la inmutabilidad de los registros en los departamentos estratégicos de la empresa.</w:t>
-      </w:r>
-    </w:p>
-    <w:p>
-      <w:pPr>
-        <w:spacing w:before="480" w:after="480" w:line="360" w:lineRule="auto"/>
-        <w:jc w:val="left"/>
-      </w:pPr>
-      <w:r>
-        <w:rPr>
-          <w:rFonts w:ascii="Times New Roman" w:hAnsi="Times New Roman"/>
-          <w:b/>
-          <w:sz w:val="24"/>
-        </w:rPr>
-        <w:t>Automatización de Procesos Administrativos</w:t>
-      </w:r>
-    </w:p>
-    <w:p>
-      <w:pPr>
-        <w:spacing w:line="360" w:lineRule="auto" w:after="0" w:before="0"/>
-        <w:ind w:firstLine="709"/>
-        <w:jc w:val="both"/>
-      </w:pPr>
-      <w:r>
-        <w:rPr>
-          <w:rFonts w:ascii="Times New Roman" w:hAnsi="Times New Roman"/>
-          <w:i w:val="0"/>
-          <w:sz w:val="24"/>
-        </w:rPr>
-        <w:t>La automatización de procesos administrativos consiste en la sustitución de tareas manuales repetitivas por flujos de trabajo controlados por sistemas informáticos, con el objetivo de reducir los tiempos de ejecución, minimizar el error humano y liberar al personal para actividades de mayor valor analítico. Laudon y Laudon (2016) plantean que la automatización de procesos de negocio genera mejoras medibles en la productividad organizacional al estandarizar los procedimientos y centralizar el control de la información.</w:t>
-      </w:r>
-    </w:p>
-    <w:p>
-      <w:pPr>
-        <w:spacing w:line="360" w:lineRule="auto" w:after="0" w:before="0"/>
-        <w:ind w:firstLine="709"/>
-        <w:jc w:val="both"/>
-      </w:pPr>
-      <w:r>
-        <w:rPr>
-          <w:rFonts w:ascii="Times New Roman" w:hAnsi="Times New Roman"/>
-          <w:i w:val="0"/>
-          <w:sz w:val="24"/>
-        </w:rPr>
-        <w:t>En el Departamento de Presidencia de Venangocupet, S.A., la automatización se justifica por la naturaleza del proceso actual: el personal destina un porcentaje significativo de su tiempo operativo al copiado y pegado de datos entre documentos y hojas de cálculo, así como a la redacción manual de resúmenes solicitados por la dirección. La implementación del sistema automatizado propuesto traslada estas tareas al software, permitiendo que el personal se concentre en las funciones de revisión y coordinación propias del departamento.</w:t>
-      </w:r>
-    </w:p>
-    <w:p>
-      <w:pPr>
-        <w:spacing w:before="480" w:after="480" w:line="360" w:lineRule="auto"/>
-        <w:jc w:val="left"/>
-      </w:pPr>
-      <w:r>
-        <w:rPr>
-          <w:rFonts w:ascii="Times New Roman" w:hAnsi="Times New Roman"/>
-          <w:b/>
-          <w:sz w:val="24"/>
-        </w:rPr>
-        <w:t>Proyecto Factible como Modalidad de Investigación</w:t>
-      </w:r>
-    </w:p>
-    <w:p>
-      <w:pPr>
-        <w:spacing w:line="360" w:lineRule="auto" w:after="0" w:before="0"/>
-        <w:ind w:firstLine="709"/>
-        <w:jc w:val="both"/>
-      </w:pPr>
-      <w:r>
-        <w:rPr>
-          <w:rFonts w:ascii="Times New Roman" w:hAnsi="Times New Roman"/>
-          <w:i w:val="0"/>
-          <w:sz w:val="24"/>
-        </w:rPr>
-        <w:t>La Universidad Pedagógica Experimental Libertador (UPEL, 2016) define el proyecto factible como la investigación, elaboración y desarrollo de una propuesta de un modelo operativo viable para solucionar problemas, requerimientos o necesidades de organizaciones o grupos sociales. Esta modalidad exige la comprobación de la viabilidad técnica, económica y operativa de la solución planteada, sustentada en un diagnóstico de campo que evidencie la situación deficitaria que da origen a la propuesta.</w:t>
-      </w:r>
-    </w:p>
-    <w:p>
-      <w:pPr>
-        <w:spacing w:line="360" w:lineRule="auto" w:after="0" w:before="0"/>
-        <w:ind w:firstLine="709"/>
-        <w:jc w:val="both"/>
-      </w:pPr>
-      <w:r>
-        <w:rPr>
-          <w:rFonts w:ascii="Times New Roman" w:hAnsi="Times New Roman"/>
-          <w:i w:val="0"/>
-          <w:sz w:val="24"/>
-        </w:rPr>
-        <w:t>Arias (2012) complementa esta definición señalando que el proyecto factible no se limita a diagnosticar un problema, sino que avanza hasta proponer y en muchos casos desarrollar la solución, demostrando su aplicabilidad en el contexto real. El presente trabajo se enmarca en esta modalidad al partir de un diagnóstico situacional del flujo documental en Presidencia, proponer una arquitectura tecnológica específica y materializar un prototipo funcional del sistema como evidencia de la viabilidad de la propuesta.</w:t>
-      </w:r>
-    </w:p>
-    <w:p>
-      <w:pPr>
-        <w:sectPr>
           <w:footerReference w:type="default" r:id="rId33"/>
           <w:type w:val="continuous"/>
           <w:pgSz w:w="12240" w:h="15840"/>
@@ -6121,11 +5755,11 @@
           <w:b/>
           <w:sz w:val="24"/>
         </w:rPr>
-        <w:t>CAPÍTULO IV</w:t>
+        <w:t>CAPÍTULO III</w:t>
       </w:r>
     </w:p>
     <w:p>
-      <w:bookmarkStart w:id="bm_cap4" w:name="bm_cap4"/>
+      <w:bookmarkStart w:id="bm_cap3" w:name="bm_cap3"/>
       <w:pPr>
         <w:spacing w:before="480"/>
         <w:jc w:val="center"/>
@@ -6136,9 +5770,9 @@
           <w:b/>
           <w:sz w:val="24"/>
         </w:rPr>
-        <w:t>ACTIVIDADES REALIZADAS</w:t>
-      </w:r>
-      <w:bookmarkEnd w:id="bm_cap4"/>
+        <w:t>MARCO TEÓRICO</w:t>
+      </w:r>
+      <w:bookmarkEnd w:id="bm_cap3"/>
     </w:p>
     <w:p>
       <w:pPr>
@@ -6153,7 +5787,7 @@
       </w:pPr>
     </w:p>
     <w:p>
-      <w:bookmarkStart w:id="bm_cap4_desc" w:name="bm_cap4_desc"/>
+      <w:bookmarkStart w:id="bm_cap3_bases" w:name="bm_cap3_bases"/>
       <w:pPr>
         <w:spacing w:before="480" w:after="480" w:line="360" w:lineRule="auto"/>
         <w:jc w:val="left"/>
@@ -6164,9 +5798,9 @@
           <w:b/>
           <w:sz w:val="24"/>
         </w:rPr>
-        <w:t>Descripción de Actividades Ejecutadas por Semana</w:t>
-      </w:r>
-      <w:bookmarkEnd w:id="bm_cap4_desc"/>
+        <w:t>Sistemas de Información</w:t>
+      </w:r>
+      <w:bookmarkEnd w:id="bm_cap3_bases"/>
     </w:p>
     <w:p>
       <w:pPr>
@@ -6180,7 +5814,58 @@
           <w:i w:val="0"/>
           <w:sz w:val="24"/>
         </w:rPr>
-        <w:t>Durante las nueve (9) semanas de práctica profesional, se ejecutaron fases sucesivas de análisis, diseño y desarrollo de software, integrando la operativa departamental con la investigación técnica:</w:t>
+        <w:t>Un sistema de información constituye un conjunto organizado de recursos humanos, tecnológicos y procedimentales orientados a la captura, almacenamiento, procesamiento y distribución de datos con el propósito de apoyar la toma de decisiones dentro de una organización. Laudon y Laudon (2016) distinguen entre sistemas de procesamiento de transacciones, sistemas de soporte a la decisión y sistemas de información gerencial, siendo estos últimos los que transforman datos operativos en reportes consolidados de utilidad directiva.</w:t>
+      </w:r>
+    </w:p>
+    <w:p>
+      <w:pPr>
+        <w:spacing w:line="360" w:lineRule="auto" w:after="0" w:before="0"/>
+        <w:ind w:firstLine="709"/>
+        <w:jc w:val="both"/>
+      </w:pPr>
+      <w:r>
+        <w:rPr>
+          <w:rFonts w:ascii="Times New Roman" w:hAnsi="Times New Roman"/>
+          <w:i w:val="0"/>
+          <w:sz w:val="24"/>
+        </w:rPr>
+        <w:t>En el contexto del presente proyecto, el sistema propuesto se enmarca en la categoría de sistema de información operacional con capacidad de reporte gerencial, dado que registra cada movimiento documental de forma transaccional y provee resúmenes inmediatos al nivel de presidencia. Según Kendall y Kendall (2011), el análisis y diseño de sistemas busca comprender sistemáticamente cómo interactúan los datos y los usuarios para proponer soluciones tecnológicas que mejoren el flujo de trabajo de una organización.</w:t>
+      </w:r>
+    </w:p>
+    <w:p>
+      <w:pPr>
+        <w:spacing w:line="240" w:lineRule="auto" w:before="720" w:after="240"/>
+        <w:ind w:left="709" w:right="709"/>
+        <w:jc w:val="both"/>
+      </w:pPr>
+      <w:r>
+        <w:rPr>
+          <w:rFonts w:ascii="Times New Roman" w:hAnsi="Times New Roman"/>
+          <w:sz w:val="24"/>
+        </w:rPr>
+        <w:t>Los sistemas de información gerencial proporcionan a los administradores informes sobre el desempeño actual de la organización. Esta información se utiliza para supervisar y controlar el negocio y predecir el desempeño futuro. Los sistemas de información gerencial resumen y reportan las operaciones básicas de la empresa usando datos suministrados por los sistemas de procesamiento de transacciones.</w:t>
+      </w:r>
+      <w:r>
+        <w:rPr>
+          <w:rFonts w:ascii="Times New Roman" w:hAnsi="Times New Roman"/>
+          <w:sz w:val="24"/>
+        </w:rPr>
+        <w:t xml:space="preserve"> (Laudon y Laudon, 2016, p. 46)</w:t>
+      </w:r>
+    </w:p>
+    <w:p>
+      <w:pPr>
+        <w:spacing w:line="360" w:lineRule="auto" w:after="0" w:before="0"/>
+        <w:ind w:firstLine="709"/>
+        <w:jc w:val="both"/>
+      </w:pPr>
+      <w:r>
+        <w:rPr>
+          <w:rFonts w:ascii="Times New Roman" w:hAnsi="Times New Roman"/>
+          <w:i w:val="0"/>
+          <w:sz w:val="24"/>
+        </w:rPr>
+        <w:t>De acuerdo a la cita previa, se comprende la relevancia del control sistemático y la inmutabilidad de los registros en los departamentos estratégicos de la empresa.</w:t>
       </w:r>
     </w:p>
     <w:p>
@@ -6194,65 +5879,125 @@
           <w:b/>
           <w:sz w:val="24"/>
         </w:rPr>
-        <w:t>Semana 1</w:t>
+        <w:t>Gestión Documental</w:t>
       </w:r>
     </w:p>
     <w:p>
       <w:pPr>
-        <w:spacing w:line="360" w:lineRule="auto"/>
+        <w:spacing w:line="360" w:lineRule="auto" w:after="0" w:before="0"/>
         <w:ind w:firstLine="709"/>
         <w:jc w:val="both"/>
       </w:pPr>
       <w:r>
         <w:rPr>
           <w:rFonts w:ascii="Times New Roman" w:hAnsi="Times New Roman"/>
+          <w:i w:val="0"/>
           <w:sz w:val="24"/>
         </w:rPr>
-        <w:t xml:space="preserve">1. </w:t>
-      </w:r>
+        <w:t>La gestión documental se define como el conjunto de normas, técnicas y prácticas que regulan el ciclo de vida de los documentos dentro de una organización, desde su creación o recepción hasta su disposición final. Cruz Mundet (2011) señala que una gestión documental eficaz garantiza la autenticidad, integridad, fiabilidad y disponibilidad de la información registrada, constituyendo un pilar fundamental para la transparencia administrativa y la continuidad operativa.</w:t>
+      </w:r>
+    </w:p>
+    <w:p>
+      <w:pPr>
+        <w:spacing w:line="360" w:lineRule="auto" w:after="0" w:before="0"/>
+        <w:ind w:firstLine="709"/>
+        <w:jc w:val="both"/>
+      </w:pPr>
+      <w:r>
+        <w:rPr>
+          <w:rFonts w:ascii="Times New Roman" w:hAnsi="Times New Roman"/>
+          <w:i w:val="0"/>
+          <w:sz w:val="24"/>
+        </w:rPr>
+        <w:t>En el Departamento de Presidencia de Venangocupet, S.A., el flujo documental responde a un ciclo específico: recepción del expediente externo, revisión de forma, registro de ingreso, firma presidencial, registro de egreso y despacho al departamento destinatario. La automatización de este ciclo mediante un sistema digitalizado reduce la propensión al error humano y dota al departamento de un historial auditable de cada movimiento, en concordancia con los principios de gestión documental descritos por Cruz Mundet (2011).</w:t>
+      </w:r>
+    </w:p>
+    <w:p>
+      <w:pPr>
+        <w:spacing w:before="480" w:after="480" w:line="360" w:lineRule="auto"/>
+        <w:jc w:val="left"/>
+      </w:pPr>
       <w:r>
         <w:rPr>
           <w:rFonts w:ascii="Times New Roman" w:hAnsi="Times New Roman"/>
           <w:b/>
           <w:sz w:val="24"/>
         </w:rPr>
-        <w:t xml:space="preserve">Actividad operativa: </w:t>
-      </w:r>
-      <w:r>
-        <w:rPr>
-          <w:rFonts w:ascii="Times New Roman" w:hAnsi="Times New Roman"/>
-          <w:sz w:val="24"/>
-        </w:rPr>
-        <w:t>Inducción institucional por la Gerencia de Recursos Humanos, recorrido por las instalaciones del área administrativa, presentación del equipo de trabajo y revisión de protocolos de seguridad, confidencialidad y manejo de información.</w:t>
+        <w:t>Modelo Relacional de Bases de Datos</w:t>
       </w:r>
     </w:p>
     <w:p>
       <w:pPr>
-        <w:spacing w:line="360" w:lineRule="auto"/>
+        <w:spacing w:line="360" w:lineRule="auto" w:after="0" w:before="0"/>
         <w:ind w:firstLine="709"/>
         <w:jc w:val="both"/>
       </w:pPr>
       <w:r>
         <w:rPr>
           <w:rFonts w:ascii="Times New Roman" w:hAnsi="Times New Roman"/>
+          <w:i w:val="0"/>
           <w:sz w:val="24"/>
         </w:rPr>
-        <w:t xml:space="preserve">2. </w:t>
-      </w:r>
+        <w:t>El modelo relacional, propuesto originalmente por Codd (1970), organiza la información en tablas bidimensionales denominadas relaciones, cuyos atributos representan las propiedades de las entidades y cuyas filas corresponden a instancias individuales de datos. La fortaleza de este modelo radica en la aplicación de reglas de normalización que eliminan la redundancia y preservan la integridad referencial entre tablas relacionadas mediante claves primarias y foráneas.</w:t>
+      </w:r>
+    </w:p>
+    <w:p>
+      <w:pPr>
+        <w:spacing w:line="360" w:lineRule="auto" w:after="0" w:before="0"/>
+        <w:ind w:firstLine="709"/>
+        <w:jc w:val="both"/>
+      </w:pPr>
+      <w:r>
+        <w:rPr>
+          <w:rFonts w:ascii="Times New Roman" w:hAnsi="Times New Roman"/>
+          <w:i w:val="0"/>
+          <w:sz w:val="24"/>
+        </w:rPr>
+        <w:t>Date (2001) establece que un diseño relacional correctamente normalizado garantiza que cada dato se almacene una sola vez, reduciendo la posibilidad de inconsistencias derivadas de actualizaciones parciales. En el sistema propuesto, la relación entre procesos administrativos y documentos sigue una cardinalidad uno a muchos (1:N), permitiendo registrar múltiples expedientes asociados a un mismo proceso contractual o administrativo sin duplicar los datos maestros del proceso.</w:t>
+      </w:r>
+    </w:p>
+    <w:p>
+      <w:pPr>
+        <w:spacing w:before="480" w:after="480" w:line="360" w:lineRule="auto"/>
+        <w:jc w:val="left"/>
+      </w:pPr>
       <w:r>
         <w:rPr>
           <w:rFonts w:ascii="Times New Roman" w:hAnsi="Times New Roman"/>
           <w:b/>
           <w:sz w:val="24"/>
         </w:rPr>
-        <w:t xml:space="preserve">Actividad de investigación: </w:t>
-      </w:r>
+        <w:t>SQLite como Sistema Gestor de Base de Datos</w:t>
+      </w:r>
+    </w:p>
+    <w:p>
+      <w:pPr>
+        <w:spacing w:line="360" w:lineRule="auto" w:after="0" w:before="0"/>
+        <w:ind w:firstLine="709"/>
+        <w:jc w:val="both"/>
+      </w:pPr>
       <w:r>
         <w:rPr>
           <w:rFonts w:ascii="Times New Roman" w:hAnsi="Times New Roman"/>
+          <w:i w:val="0"/>
           <w:sz w:val="24"/>
         </w:rPr>
-        <w:t>Observación directa y mapeo del ciclo de vida de los documentos en Presidencia, detección de fallas procedimentales en el registro manual y levantamiento de los campos y atributos requeridos para la base de datos de trazabilidad.</w:t>
+        <w:t>SQLite es un motor de base de datos relacional de código abierto, autocontenido y sin servidor, cuya arquitectura embebida lo diferencia de sistemas cliente-servidor convencionales como MySQL o PostgreSQL. Su funcionamiento se basa en un único archivo portable que aloja el esquema completo de la base de datos, eliminando la necesidad de procesos de servidor independientes o configuraciones de red. Esta característica lo convierte en la opción técnica idónea para entornos corporativos con restricciones de instalación de software.</w:t>
+      </w:r>
+    </w:p>
+    <w:p>
+      <w:pPr>
+        <w:spacing w:line="360" w:lineRule="auto" w:after="0" w:before="0"/>
+        <w:ind w:firstLine="709"/>
+        <w:jc w:val="both"/>
+      </w:pPr>
+      <w:r>
+        <w:rPr>
+          <w:rFonts w:ascii="Times New Roman" w:hAnsi="Times New Roman"/>
+          <w:i w:val="0"/>
+          <w:sz w:val="24"/>
+        </w:rPr>
+        <w:t>Pressman (2010) señala que la selección de herramientas tecnológicas debe estar guiada por los atributos del entorno de despliegue y no exclusivamente por las capacidades abstractas del instrumento. En el caso particular del Departamento de Presidencia de Venangocupet, S.A., las restricciones de permisos administrativos sobre los equipos de la organización hacen de SQLite la alternativa técnicamente viable para implementar persistencia de datos sin requerir intervención del departamento de tecnología de la empresa.</w:t>
       </w:r>
     </w:p>
     <w:p>
@@ -6266,569 +6011,161 @@
           <w:b/>
           <w:sz w:val="24"/>
         </w:rPr>
-        <w:t>Semana 2</w:t>
+        <w:t>Trazabilidad Documental</w:t>
       </w:r>
     </w:p>
     <w:p>
       <w:pPr>
-        <w:spacing w:line="360" w:lineRule="auto"/>
+        <w:spacing w:line="360" w:lineRule="auto" w:after="0" w:before="0"/>
         <w:ind w:firstLine="709"/>
         <w:jc w:val="both"/>
       </w:pPr>
       <w:r>
         <w:rPr>
           <w:rFonts w:ascii="Times New Roman" w:hAnsi="Times New Roman"/>
+          <w:i w:val="0"/>
           <w:sz w:val="24"/>
         </w:rPr>
-        <w:t xml:space="preserve">1. </w:t>
-      </w:r>
+        <w:t>La trazabilidad documental se entiende como la capacidad de reconstruir el historial completo de un documento a lo largo de su ciclo de vida, identificando en cada etapa el responsable, la fecha, la acción ejecutada y el estado resultante. Gómez (2019) señala que la trazabilidad constituye el mecanismo central de auditoría en los sistemas de gestión documental, dado que permite verificar la integridad del proceso y detectar cuellos de botella o irregularidades en el flujo.</w:t>
+      </w:r>
+    </w:p>
+    <w:p>
+      <w:pPr>
+        <w:spacing w:line="360" w:lineRule="auto" w:after="0" w:before="0"/>
+        <w:ind w:firstLine="709"/>
+        <w:jc w:val="both"/>
+      </w:pPr>
+      <w:r>
+        <w:rPr>
+          <w:rFonts w:ascii="Times New Roman" w:hAnsi="Times New Roman"/>
+          <w:i w:val="0"/>
+          <w:sz w:val="24"/>
+        </w:rPr>
+        <w:t>En el ámbito de la alta dirección, la trazabilidad cobra especial relevancia porque los expedientes que transitan por la Presidencia frecuentemente están vinculados a procesos contractuales y decisiones gerenciales de impacto organizacional. El sistema propuesto registra automáticamente cada movimiento de ingreso y egreso del expediente, almacenando la fecha, el estatus y el departamento de origen o destino, lo que permite generar reportes de trazabilidad de forma inmediata ante cualquier requerimiento directivo.</w:t>
+      </w:r>
+    </w:p>
+    <w:p>
+      <w:pPr>
+        <w:spacing w:line="240" w:lineRule="auto" w:before="720" w:after="240"/>
+        <w:ind w:left="709" w:right="709"/>
+        <w:jc w:val="both"/>
+      </w:pPr>
+      <w:r>
+        <w:rPr>
+          <w:rFonts w:ascii="Times New Roman" w:hAnsi="Times New Roman"/>
+          <w:sz w:val="24"/>
+        </w:rPr>
+        <w:t>Un sistema de información eficaz proporciona a los administradores de la organización datos precisos y oportunos, facilitando la auditoría de cada transacción operativa y mejorando sustancialmente la capacidad de respuesta ante requerimientos gerenciales de alto nivel. La ausencia de este tipo de herramientas obliga al personal a invertir tiempo considerable en la búsqueda y consolidación manual de información que debería estar disponible de forma inmediata.</w:t>
+      </w:r>
+      <w:r>
+        <w:rPr>
+          <w:rFonts w:ascii="Times New Roman" w:hAnsi="Times New Roman"/>
+          <w:sz w:val="24"/>
+        </w:rPr>
+        <w:t xml:space="preserve"> (Gómez, 2019, p. 45)</w:t>
+      </w:r>
+    </w:p>
+    <w:p>
+      <w:pPr>
+        <w:spacing w:line="360" w:lineRule="auto" w:after="0" w:before="0"/>
+        <w:ind w:firstLine="709"/>
+        <w:jc w:val="both"/>
+      </w:pPr>
+      <w:r>
+        <w:rPr>
+          <w:rFonts w:ascii="Times New Roman" w:hAnsi="Times New Roman"/>
+          <w:i w:val="0"/>
+          <w:sz w:val="24"/>
+        </w:rPr>
+        <w:t>De acuerdo a la cita previa, se comprende la relevancia del control sistemático y la inmutabilidad de los registros en los departamentos estratégicos de la empresa.</w:t>
+      </w:r>
+    </w:p>
+    <w:p>
+      <w:pPr>
+        <w:spacing w:before="480" w:after="480" w:line="360" w:lineRule="auto"/>
+        <w:jc w:val="left"/>
+      </w:pPr>
       <w:r>
         <w:rPr>
           <w:rFonts w:ascii="Times New Roman" w:hAnsi="Times New Roman"/>
           <w:b/>
           <w:sz w:val="24"/>
         </w:rPr>
-        <w:t xml:space="preserve">Actividad operativa: </w:t>
-      </w:r>
-      <w:r>
-        <w:rPr>
-          <w:rFonts w:ascii="Times New Roman" w:hAnsi="Times New Roman"/>
-          <w:sz w:val="24"/>
-        </w:rPr>
-        <w:t>Transmisión, clasificación y registro manual de expedientes físicos en la hoja de cálculo institucional preexistente, y actualización continua de datos de nuevos documentos recibidos durante el período.</w:t>
+        <w:t>Automatización de Procesos Administrativos</w:t>
       </w:r>
     </w:p>
     <w:p>
       <w:pPr>
-        <w:spacing w:line="360" w:lineRule="auto"/>
+        <w:spacing w:line="360" w:lineRule="auto" w:after="0" w:before="0"/>
         <w:ind w:firstLine="709"/>
         <w:jc w:val="both"/>
       </w:pPr>
       <w:r>
         <w:rPr>
           <w:rFonts w:ascii="Times New Roman" w:hAnsi="Times New Roman"/>
+          <w:i w:val="0"/>
           <w:sz w:val="24"/>
         </w:rPr>
-        <w:t xml:space="preserve">2. </w:t>
-      </w:r>
+        <w:t>La automatización de procesos administrativos consiste en la sustitución de tareas manuales repetitivas por flujos de trabajo controlados por sistemas informáticos, con el objetivo de reducir los tiempos de ejecución, minimizar el error humano y liberar al personal para actividades de mayor valor analítico. Laudon y Laudon (2016) plantean que la automatización de procesos de negocio genera mejoras medibles en la productividad organizacional al estandarizar los procedimientos y centralizar el control de la información.</w:t>
+      </w:r>
+    </w:p>
+    <w:p>
+      <w:pPr>
+        <w:spacing w:line="360" w:lineRule="auto" w:after="0" w:before="0"/>
+        <w:ind w:firstLine="709"/>
+        <w:jc w:val="both"/>
+      </w:pPr>
+      <w:r>
+        <w:rPr>
+          <w:rFonts w:ascii="Times New Roman" w:hAnsi="Times New Roman"/>
+          <w:i w:val="0"/>
+          <w:sz w:val="24"/>
+        </w:rPr>
+        <w:t>En el Departamento de Presidencia de Venangocupet, S.A., la automatización se justifica por la naturaleza del proceso actual: el personal destina un porcentaje significativo de su tiempo operativo al copiado y pegado de datos entre documentos y hojas de cálculo, así como a la redacción manual de resúmenes solicitados por la dirección. La implementación del sistema automatizado propuesto traslada estas tareas al software, permitiendo que el personal se concentre en las funciones de revisión y coordinación propias del departamento.</w:t>
+      </w:r>
+    </w:p>
+    <w:p>
+      <w:pPr>
+        <w:spacing w:before="480" w:after="480" w:line="360" w:lineRule="auto"/>
+        <w:jc w:val="left"/>
+      </w:pPr>
       <w:r>
         <w:rPr>
           <w:rFonts w:ascii="Times New Roman" w:hAnsi="Times New Roman"/>
           <w:b/>
           <w:sz w:val="24"/>
         </w:rPr>
-        <w:t xml:space="preserve">Actividad de investigación: </w:t>
-      </w:r>
-      <w:r>
-        <w:rPr>
-          <w:rFonts w:ascii="Times New Roman" w:hAnsi="Times New Roman"/>
-          <w:sz w:val="24"/>
-        </w:rPr>
-        <w:t>Validación de requerimientos con el tutor industrial, construcción del diagrama Entidad-Relación, aplicación de las formas normales sobre el esquema propuesto y elaboración formal del diccionario de datos.</w:t>
+        <w:t>Proyecto Factible como Modalidad de Investigación</w:t>
       </w:r>
     </w:p>
     <w:p>
       <w:pPr>
-        <w:spacing w:before="480" w:after="480" w:line="360" w:lineRule="auto"/>
-        <w:jc w:val="left"/>
+        <w:spacing w:line="360" w:lineRule="auto" w:after="0" w:before="0"/>
+        <w:ind w:firstLine="709"/>
+        <w:jc w:val="both"/>
       </w:pPr>
       <w:r>
         <w:rPr>
           <w:rFonts w:ascii="Times New Roman" w:hAnsi="Times New Roman"/>
-          <w:b/>
+          <w:i w:val="0"/>
           <w:sz w:val="24"/>
         </w:rPr>
-        <w:t>Semana 3</w:t>
+        <w:t>La Universidad Pedagógica Experimental Libertador (UPEL, 2016) define el proyecto factible como la investigación, elaboración y desarrollo de una propuesta de un modelo operativo viable para solucionar problemas, requerimientos o necesidades de organizaciones o grupos sociales. Esta modalidad exige la comprobación de la viabilidad técnica, económica y operativa de la solución planteada, sustentada en un diagnóstico de campo que evidencie la situación deficitaria que da origen a la propuesta.</w:t>
       </w:r>
     </w:p>
     <w:p>
       <w:pPr>
-        <w:spacing w:line="360" w:lineRule="auto"/>
+        <w:spacing w:line="360" w:lineRule="auto" w:after="0" w:before="0"/>
         <w:ind w:firstLine="709"/>
         <w:jc w:val="both"/>
       </w:pPr>
       <w:r>
         <w:rPr>
           <w:rFonts w:ascii="Times New Roman" w:hAnsi="Times New Roman"/>
+          <w:i w:val="0"/>
           <w:sz w:val="24"/>
         </w:rPr>
-        <w:t xml:space="preserve">1. </w:t>
-      </w:r>
-      <w:r>
-        <w:rPr>
-          <w:rFonts w:ascii="Times New Roman" w:hAnsi="Times New Roman"/>
-          <w:b/>
-          <w:sz w:val="24"/>
-        </w:rPr>
-        <w:t xml:space="preserve">Actividad operativa: </w:t>
-      </w:r>
-      <w:r>
-        <w:rPr>
-          <w:rFonts w:ascii="Times New Roman" w:hAnsi="Times New Roman"/>
-          <w:sz w:val="24"/>
-        </w:rPr>
-        <w:t>Procesamiento y actualización del estatus de expedientes en el archivo Excel de la oficina, con apoyo administrativo en el control de documentos recibidos durante la semana.</w:t>
-      </w:r>
-    </w:p>
-    <w:p>
-      <w:pPr>
-        <w:spacing w:line="360" w:lineRule="auto"/>
-        <w:ind w:firstLine="709"/>
-        <w:jc w:val="both"/>
-      </w:pPr>
-      <w:r>
-        <w:rPr>
-          <w:rFonts w:ascii="Times New Roman" w:hAnsi="Times New Roman"/>
-          <w:sz w:val="24"/>
-        </w:rPr>
-        <w:t xml:space="preserve">2. </w:t>
-      </w:r>
-      <w:r>
-        <w:rPr>
-          <w:rFonts w:ascii="Times New Roman" w:hAnsi="Times New Roman"/>
-          <w:b/>
-          <w:sz w:val="24"/>
-        </w:rPr>
-        <w:t xml:space="preserve">Actividad de investigación: </w:t>
-      </w:r>
-      <w:r>
-        <w:rPr>
-          <w:rFonts w:ascii="Times New Roman" w:hAnsi="Times New Roman"/>
-          <w:sz w:val="24"/>
-        </w:rPr>
-        <w:t>Ejecución de la secuencia de comandos estructurales en SQLite, migración de registros históricos validados, construcción de formularios de captura y programación de consultas de trazabilidad con detección de limitaciones técnicas del entorno inicial.</w:t>
-      </w:r>
-    </w:p>
-    <w:p>
-      <w:pPr>
-        <w:spacing w:before="480" w:after="480" w:line="360" w:lineRule="auto"/>
-        <w:jc w:val="left"/>
-      </w:pPr>
-      <w:r>
-        <w:rPr>
-          <w:rFonts w:ascii="Times New Roman" w:hAnsi="Times New Roman"/>
-          <w:b/>
-          <w:sz w:val="24"/>
-        </w:rPr>
-        <w:t>Semana 4</w:t>
-      </w:r>
-    </w:p>
-    <w:p>
-      <w:pPr>
-        <w:spacing w:line="360" w:lineRule="auto"/>
-        <w:ind w:firstLine="709"/>
-        <w:jc w:val="both"/>
-      </w:pPr>
-      <w:r>
-        <w:rPr>
-          <w:rFonts w:ascii="Times New Roman" w:hAnsi="Times New Roman"/>
-          <w:sz w:val="24"/>
-        </w:rPr>
-        <w:t xml:space="preserve">1. </w:t>
-      </w:r>
-      <w:r>
-        <w:rPr>
-          <w:rFonts w:ascii="Times New Roman" w:hAnsi="Times New Roman"/>
-          <w:b/>
-          <w:sz w:val="24"/>
-        </w:rPr>
-        <w:t xml:space="preserve">Actividad operativa: </w:t>
-      </w:r>
-      <w:r>
-        <w:rPr>
-          <w:rFonts w:ascii="Times New Roman" w:hAnsi="Times New Roman"/>
-          <w:sz w:val="24"/>
-        </w:rPr>
-        <w:t>Asistencia a la charla técnica sobre Identificación y Notificación de Peligros y Riesgos en Instalaciones y Puestos de Trabajo dictada por el departamento de SIAHO, y carga de expedientes recibidos en la hoja de cálculo.</w:t>
-      </w:r>
-    </w:p>
-    <w:p>
-      <w:pPr>
-        <w:spacing w:line="360" w:lineRule="auto"/>
-        <w:ind w:firstLine="709"/>
-        <w:jc w:val="both"/>
-      </w:pPr>
-      <w:r>
-        <w:rPr>
-          <w:rFonts w:ascii="Times New Roman" w:hAnsi="Times New Roman"/>
-          <w:sz w:val="24"/>
-        </w:rPr>
-        <w:t xml:space="preserve">2. </w:t>
-      </w:r>
-      <w:r>
-        <w:rPr>
-          <w:rFonts w:ascii="Times New Roman" w:hAnsi="Times New Roman"/>
-          <w:b/>
-          <w:sz w:val="24"/>
-        </w:rPr>
-        <w:t xml:space="preserve">Actividad de investigación: </w:t>
-      </w:r>
-      <w:r>
-        <w:rPr>
-          <w:rFonts w:ascii="Times New Roman" w:hAnsi="Times New Roman"/>
-          <w:sz w:val="24"/>
-        </w:rPr>
-        <w:t>Programación del entorno visual de escritorio mediante tecnologías de marcado y estilos, sincronización del código fuente en plataforma de control de versiones y planificación estructural de los esquemas remanentes.</w:t>
-      </w:r>
-    </w:p>
-    <w:p>
-      <w:pPr>
-        <w:spacing w:before="480" w:after="480" w:line="360" w:lineRule="auto"/>
-        <w:jc w:val="left"/>
-      </w:pPr>
-      <w:r>
-        <w:rPr>
-          <w:rFonts w:ascii="Times New Roman" w:hAnsi="Times New Roman"/>
-          <w:b/>
-          <w:sz w:val="24"/>
-        </w:rPr>
-        <w:t>Semana 5</w:t>
-      </w:r>
-    </w:p>
-    <w:p>
-      <w:pPr>
-        <w:spacing w:line="360" w:lineRule="auto"/>
-        <w:ind w:firstLine="709"/>
-        <w:jc w:val="both"/>
-      </w:pPr>
-      <w:r>
-        <w:rPr>
-          <w:rFonts w:ascii="Times New Roman" w:hAnsi="Times New Roman"/>
-          <w:sz w:val="24"/>
-        </w:rPr>
-        <w:t xml:space="preserve">1. </w:t>
-      </w:r>
-      <w:r>
-        <w:rPr>
-          <w:rFonts w:ascii="Times New Roman" w:hAnsi="Times New Roman"/>
-          <w:b/>
-          <w:sz w:val="24"/>
-        </w:rPr>
-        <w:t xml:space="preserve">Actividad operativa: </w:t>
-      </w:r>
-      <w:r>
-        <w:rPr>
-          <w:rFonts w:ascii="Times New Roman" w:hAnsi="Times New Roman"/>
-          <w:sz w:val="24"/>
-        </w:rPr>
-        <w:t>Revisión ortográfica y de formato de correspondencia presidencial, y apoyo en la canalización de expedientes hacia su departamento de destino tras la firma presidencial.</w:t>
-      </w:r>
-    </w:p>
-    <w:p>
-      <w:pPr>
-        <w:spacing w:line="360" w:lineRule="auto"/>
-        <w:ind w:firstLine="709"/>
-        <w:jc w:val="both"/>
-      </w:pPr>
-      <w:r>
-        <w:rPr>
-          <w:rFonts w:ascii="Times New Roman" w:hAnsi="Times New Roman"/>
-          <w:sz w:val="24"/>
-        </w:rPr>
-        <w:t xml:space="preserve">2. </w:t>
-      </w:r>
-      <w:r>
-        <w:rPr>
-          <w:rFonts w:ascii="Times New Roman" w:hAnsi="Times New Roman"/>
-          <w:b/>
-          <w:sz w:val="24"/>
-        </w:rPr>
-        <w:t xml:space="preserve">Actividad de investigación: </w:t>
-      </w:r>
-      <w:r>
-        <w:rPr>
-          <w:rFonts w:ascii="Times New Roman" w:hAnsi="Times New Roman"/>
-          <w:sz w:val="24"/>
-        </w:rPr>
-        <w:t>Completación de los módulos visuales de consulta e historial de movimientos, integrando la lógica de visualización dinámica de expedientes por proceso administrativo.</w:t>
-      </w:r>
-    </w:p>
-    <w:p>
-      <w:pPr>
-        <w:spacing w:before="480" w:after="480" w:line="360" w:lineRule="auto"/>
-        <w:jc w:val="left"/>
-      </w:pPr>
-      <w:r>
-        <w:rPr>
-          <w:rFonts w:ascii="Times New Roman" w:hAnsi="Times New Roman"/>
-          <w:b/>
-          <w:sz w:val="24"/>
-        </w:rPr>
-        <w:t>Semana 6</w:t>
-      </w:r>
-    </w:p>
-    <w:p>
-      <w:pPr>
-        <w:spacing w:line="360" w:lineRule="auto"/>
-        <w:ind w:firstLine="709"/>
-        <w:jc w:val="both"/>
-      </w:pPr>
-      <w:r>
-        <w:rPr>
-          <w:rFonts w:ascii="Times New Roman" w:hAnsi="Times New Roman"/>
-          <w:sz w:val="24"/>
-        </w:rPr>
-        <w:t xml:space="preserve">1. </w:t>
-      </w:r>
-      <w:r>
-        <w:rPr>
-          <w:rFonts w:ascii="Times New Roman" w:hAnsi="Times New Roman"/>
-          <w:b/>
-          <w:sz w:val="24"/>
-        </w:rPr>
-        <w:t xml:space="preserve">Actividad operativa: </w:t>
-      </w:r>
-      <w:r>
-        <w:rPr>
-          <w:rFonts w:ascii="Times New Roman" w:hAnsi="Times New Roman"/>
-          <w:sz w:val="24"/>
-        </w:rPr>
-        <w:t>Colaboración en la revisión y despacho de correspondencia presidencial y apoyo en el registro de salida de expedientes firmados durante el período.</w:t>
-      </w:r>
-    </w:p>
-    <w:p>
-      <w:pPr>
-        <w:spacing w:line="360" w:lineRule="auto"/>
-        <w:ind w:firstLine="709"/>
-        <w:jc w:val="both"/>
-      </w:pPr>
-      <w:r>
-        <w:rPr>
-          <w:rFonts w:ascii="Times New Roman" w:hAnsi="Times New Roman"/>
-          <w:sz w:val="24"/>
-        </w:rPr>
-        <w:t xml:space="preserve">2. </w:t>
-      </w:r>
-      <w:r>
-        <w:rPr>
-          <w:rFonts w:ascii="Times New Roman" w:hAnsi="Times New Roman"/>
-          <w:b/>
-          <w:sz w:val="24"/>
-        </w:rPr>
-        <w:t xml:space="preserve">Actividad de investigación: </w:t>
-      </w:r>
-      <w:r>
-        <w:rPr>
-          <w:rFonts w:ascii="Times New Roman" w:hAnsi="Times New Roman"/>
-          <w:sz w:val="24"/>
-        </w:rPr>
-        <w:t>Empaquetado de la aplicación de escritorio mediante el framework Wails con integración de WebView2 portable, logrando un ejecutable autónomo sin dependencias de instalación en el equipo corporativo.</w:t>
-      </w:r>
-    </w:p>
-    <w:p>
-      <w:pPr>
-        <w:spacing w:before="480" w:after="480" w:line="360" w:lineRule="auto"/>
-        <w:jc w:val="left"/>
-      </w:pPr>
-      <w:r>
-        <w:rPr>
-          <w:rFonts w:ascii="Times New Roman" w:hAnsi="Times New Roman"/>
-          <w:b/>
-          <w:sz w:val="24"/>
-        </w:rPr>
-        <w:t>Semana 7</w:t>
-      </w:r>
-    </w:p>
-    <w:p>
-      <w:pPr>
-        <w:spacing w:line="360" w:lineRule="auto"/>
-        <w:ind w:firstLine="709"/>
-        <w:jc w:val="both"/>
-      </w:pPr>
-      <w:r>
-        <w:rPr>
-          <w:rFonts w:ascii="Times New Roman" w:hAnsi="Times New Roman"/>
-          <w:sz w:val="24"/>
-        </w:rPr>
-        <w:t xml:space="preserve">1. </w:t>
-      </w:r>
-      <w:r>
-        <w:rPr>
-          <w:rFonts w:ascii="Times New Roman" w:hAnsi="Times New Roman"/>
-          <w:b/>
-          <w:sz w:val="24"/>
-        </w:rPr>
-        <w:t xml:space="preserve">Actividad operativa: </w:t>
-      </w:r>
-      <w:r>
-        <w:rPr>
-          <w:rFonts w:ascii="Times New Roman" w:hAnsi="Times New Roman"/>
-          <w:sz w:val="24"/>
-        </w:rPr>
-        <w:t>Apoyo en la elaboración manual de resúmenes de estatus de expedientes solicitados por la alta dirección, aplicando los registros de la hoja de cálculo del departamento.</w:t>
-      </w:r>
-    </w:p>
-    <w:p>
-      <w:pPr>
-        <w:spacing w:line="360" w:lineRule="auto"/>
-        <w:ind w:firstLine="709"/>
-        <w:jc w:val="both"/>
-      </w:pPr>
-      <w:r>
-        <w:rPr>
-          <w:rFonts w:ascii="Times New Roman" w:hAnsi="Times New Roman"/>
-          <w:sz w:val="24"/>
-        </w:rPr>
-        <w:t xml:space="preserve">2. </w:t>
-      </w:r>
-      <w:r>
-        <w:rPr>
-          <w:rFonts w:ascii="Times New Roman" w:hAnsi="Times New Roman"/>
-          <w:b/>
-          <w:sz w:val="24"/>
-        </w:rPr>
-        <w:t xml:space="preserve">Actividad de investigación: </w:t>
-      </w:r>
-      <w:r>
-        <w:rPr>
-          <w:rFonts w:ascii="Times New Roman" w:hAnsi="Times New Roman"/>
-          <w:sz w:val="24"/>
-        </w:rPr>
-        <w:t>Ejecución de pruebas de validación funcional del sistema, depuración de errores y verificación del correcto funcionamiento de los módulos de registro, trazabilidad y generación de reportes sobre datos reales.</w:t>
-      </w:r>
-    </w:p>
-    <w:p>
-      <w:pPr>
-        <w:spacing w:before="480" w:after="480" w:line="360" w:lineRule="auto"/>
-        <w:jc w:val="left"/>
-      </w:pPr>
-      <w:r>
-        <w:rPr>
-          <w:rFonts w:ascii="Times New Roman" w:hAnsi="Times New Roman"/>
-          <w:b/>
-          <w:sz w:val="24"/>
-        </w:rPr>
-        <w:t>Semana 8</w:t>
-      </w:r>
-    </w:p>
-    <w:p>
-      <w:pPr>
-        <w:spacing w:line="360" w:lineRule="auto"/>
-        <w:ind w:firstLine="709"/>
-        <w:jc w:val="both"/>
-      </w:pPr>
-      <w:r>
-        <w:rPr>
-          <w:rFonts w:ascii="Times New Roman" w:hAnsi="Times New Roman"/>
-          <w:sz w:val="24"/>
-        </w:rPr>
-        <w:t xml:space="preserve">1. </w:t>
-      </w:r>
-      <w:r>
-        <w:rPr>
-          <w:rFonts w:ascii="Times New Roman" w:hAnsi="Times New Roman"/>
-          <w:b/>
-          <w:sz w:val="24"/>
-        </w:rPr>
-        <w:t xml:space="preserve">Actividad operativa: </w:t>
-      </w:r>
-      <w:r>
-        <w:rPr>
-          <w:rFonts w:ascii="Times New Roman" w:hAnsi="Times New Roman"/>
-          <w:sz w:val="24"/>
-        </w:rPr>
-        <w:t>Participación en las actividades regulares del departamento y apoyo en el cierre administrativo del período, asistiendo en la organización final de expedientes del ciclo.</w:t>
-      </w:r>
-    </w:p>
-    <w:p>
-      <w:pPr>
-        <w:spacing w:line="360" w:lineRule="auto"/>
-        <w:ind w:firstLine="709"/>
-        <w:jc w:val="both"/>
-      </w:pPr>
-      <w:r>
-        <w:rPr>
-          <w:rFonts w:ascii="Times New Roman" w:hAnsi="Times New Roman"/>
-          <w:sz w:val="24"/>
-        </w:rPr>
-        <w:t xml:space="preserve">2. </w:t>
-      </w:r>
-      <w:r>
-        <w:rPr>
-          <w:rFonts w:ascii="Times New Roman" w:hAnsi="Times New Roman"/>
-          <w:b/>
-          <w:sz w:val="24"/>
-        </w:rPr>
-        <w:t xml:space="preserve">Actividad de investigación: </w:t>
-      </w:r>
-      <w:r>
-        <w:rPr>
-          <w:rFonts w:ascii="Times New Roman" w:hAnsi="Times New Roman"/>
-          <w:sz w:val="24"/>
-        </w:rPr>
-        <w:t>Redacción del informe técnico de pasantías, elaboración de los manuales de usuario y estructuración definitiva del código fuente para entrega.</w:t>
-      </w:r>
-    </w:p>
-    <w:p>
-      <w:pPr>
-        <w:spacing w:before="480" w:after="480" w:line="360" w:lineRule="auto"/>
-        <w:jc w:val="left"/>
-      </w:pPr>
-      <w:r>
-        <w:rPr>
-          <w:rFonts w:ascii="Times New Roman" w:hAnsi="Times New Roman"/>
-          <w:b/>
-          <w:sz w:val="24"/>
-        </w:rPr>
-        <w:t>Semana 9</w:t>
-      </w:r>
-    </w:p>
-    <w:p>
-      <w:pPr>
-        <w:spacing w:line="360" w:lineRule="auto"/>
-        <w:ind w:firstLine="709"/>
-        <w:jc w:val="both"/>
-      </w:pPr>
-      <w:r>
-        <w:rPr>
-          <w:rFonts w:ascii="Times New Roman" w:hAnsi="Times New Roman"/>
-          <w:sz w:val="24"/>
-        </w:rPr>
-        <w:t xml:space="preserve">1. </w:t>
-      </w:r>
-      <w:r>
-        <w:rPr>
-          <w:rFonts w:ascii="Times New Roman" w:hAnsi="Times New Roman"/>
-          <w:b/>
-          <w:sz w:val="24"/>
-        </w:rPr>
-        <w:t xml:space="preserve">Actividad operativa: </w:t>
-      </w:r>
-      <w:r>
-        <w:rPr>
-          <w:rFonts w:ascii="Times New Roman" w:hAnsi="Times New Roman"/>
-          <w:sz w:val="24"/>
-        </w:rPr>
-        <w:t>Presentación del prototipo funcional ante la tutora industrial para su evaluación, retroalimentación final y firma de la carta de aprobación del tutor industrial.</w:t>
-      </w:r>
-    </w:p>
-    <w:p>
-      <w:pPr>
-        <w:spacing w:line="360" w:lineRule="auto"/>
-        <w:ind w:firstLine="709"/>
-        <w:jc w:val="both"/>
-      </w:pPr>
-      <w:r>
-        <w:rPr>
-          <w:rFonts w:ascii="Times New Roman" w:hAnsi="Times New Roman"/>
-          <w:sz w:val="24"/>
-        </w:rPr>
-        <w:t xml:space="preserve">2. </w:t>
-      </w:r>
-      <w:r>
-        <w:rPr>
-          <w:rFonts w:ascii="Times New Roman" w:hAnsi="Times New Roman"/>
-          <w:b/>
-          <w:sz w:val="24"/>
-        </w:rPr>
-        <w:t xml:space="preserve">Actividad de investigación: </w:t>
-      </w:r>
-      <w:r>
-        <w:rPr>
-          <w:rFonts w:ascii="Times New Roman" w:hAnsi="Times New Roman"/>
-          <w:sz w:val="24"/>
-        </w:rPr>
-        <w:t>Consolidación y revisión final del informe académico, incorporación de observaciones del tutor industrial y preparación de los anexos definitivos para la entrega institucional.</w:t>
+        <w:t>Arias (2012) complementa esta definición señalando que el proyecto factible no se limita a diagnosticar un problema, sino que avanza hasta proponer y en muchos casos desarrollar la solución, demostrando su aplicabilidad en el contexto real. El presente trabajo se enmarca en esta modalidad al partir de un diagnóstico situacional del flujo documental en Presidencia, proponer una arquitectura tecnológica específica y materializar un prototipo funcional del sistema como evidencia de la viabilidad de la propuesta.</w:t>
       </w:r>
     </w:p>
     <w:p>
@@ -6855,11 +6192,11 @@
           <w:b/>
           <w:sz w:val="24"/>
         </w:rPr>
-        <w:t>CAPÍTULO V</w:t>
+        <w:t>CAPÍTULO IV</w:t>
       </w:r>
     </w:p>
     <w:p>
-      <w:bookmarkStart w:id="bm_cap5" w:name="bm_cap5"/>
+      <w:bookmarkStart w:id="bm_cap4" w:name="bm_cap4"/>
       <w:pPr>
         <w:spacing w:before="480"/>
         <w:jc w:val="center"/>
@@ -6870,9 +6207,9 @@
           <w:b/>
           <w:sz w:val="24"/>
         </w:rPr>
-        <w:t>CONCLUSIONES Y RECOMENDACIONES</w:t>
-      </w:r>
-      <w:bookmarkEnd w:id="bm_cap5"/>
+        <w:t>ACTIVIDADES REALIZADAS</w:t>
+      </w:r>
+      <w:bookmarkEnd w:id="bm_cap4"/>
     </w:p>
     <w:p>
       <w:pPr>
@@ -6887,7 +6224,7 @@
       </w:pPr>
     </w:p>
     <w:p>
-      <w:bookmarkStart w:id="bm_cap5_concl" w:name="bm_cap5_concl"/>
+      <w:bookmarkStart w:id="bm_cap4_desc" w:name="bm_cap4_desc"/>
       <w:pPr>
         <w:spacing w:before="480" w:after="480" w:line="360" w:lineRule="auto"/>
         <w:jc w:val="left"/>
@@ -6898,9 +6235,38 @@
           <w:b/>
           <w:sz w:val="24"/>
         </w:rPr>
-        <w:t>Conclusiones</w:t>
-      </w:r>
-      <w:bookmarkEnd w:id="bm_cap5_concl"/>
+        <w:t>Descripción de Actividades Ejecutadas por Semana</w:t>
+      </w:r>
+      <w:bookmarkEnd w:id="bm_cap4_desc"/>
+    </w:p>
+    <w:p>
+      <w:pPr>
+        <w:spacing w:line="360" w:lineRule="auto" w:after="0" w:before="0"/>
+        <w:ind w:firstLine="709"/>
+        <w:jc w:val="both"/>
+      </w:pPr>
+      <w:r>
+        <w:rPr>
+          <w:rFonts w:ascii="Times New Roman" w:hAnsi="Times New Roman"/>
+          <w:i w:val="0"/>
+          <w:sz w:val="24"/>
+        </w:rPr>
+        <w:t>Durante las nueve (9) semanas de práctica profesional, se ejecutaron fases sucesivas de análisis, diseño y desarrollo de software, integrando la operativa departamental con la investigación técnica:</w:t>
+      </w:r>
+    </w:p>
+    <w:p>
+      <w:pPr>
+        <w:spacing w:before="480" w:after="480" w:line="360" w:lineRule="auto"/>
+        <w:jc w:val="left"/>
+      </w:pPr>
+      <w:r>
+        <w:rPr>
+          <w:rFonts w:ascii="Times New Roman" w:hAnsi="Times New Roman"/>
+          <w:b/>
+          <w:sz w:val="24"/>
+        </w:rPr>
+        <w:t>Semana 1</w:t>
+      </w:r>
     </w:p>
     <w:p>
       <w:pPr>
@@ -6918,9 +6284,17 @@
       <w:r>
         <w:rPr>
           <w:rFonts w:ascii="Times New Roman" w:hAnsi="Times New Roman"/>
+          <w:b/>
           <w:sz w:val="24"/>
         </w:rPr>
-        <w:t>Se diagnosticó que la dependencia del registro manual en hojas de cálculo genera cuellos de botella en escenarios de alta concurrencia documental, propiciando la duplicación de datos y la omisión de movimientos críticos que comprometen la trazabilidad del flujo en Presidencia.</w:t>
+        <w:t xml:space="preserve">Actividad operativa: </w:t>
+      </w:r>
+      <w:r>
+        <w:rPr>
+          <w:rFonts w:ascii="Times New Roman" w:hAnsi="Times New Roman"/>
+          <w:sz w:val="24"/>
+        </w:rPr>
+        <w:t>Inducción institucional por la Gerencia de Recursos Humanos, recorrido por las instalaciones del área administrativa, presentación del equipo de trabajo y revisión de protocolos de seguridad, confidencialidad y manejo de información.</w:t>
       </w:r>
     </w:p>
     <w:p>
@@ -6939,9 +6313,31 @@
       <w:r>
         <w:rPr>
           <w:rFonts w:ascii="Times New Roman" w:hAnsi="Times New Roman"/>
+          <w:b/>
           <w:sz w:val="24"/>
         </w:rPr>
-        <w:t>Se determinó que los requerimientos funcionales del sistema giran en torno a tres módulos esenciales: registro de ingreso y egreso de expedientes, consulta de historial por proceso administrativo y generación automática de reportes gerenciales, todos sustentados en una estructura relacional 1:N entre procesos y documentos.</w:t>
+        <w:t xml:space="preserve">Actividad de investigación: </w:t>
+      </w:r>
+      <w:r>
+        <w:rPr>
+          <w:rFonts w:ascii="Times New Roman" w:hAnsi="Times New Roman"/>
+          <w:sz w:val="24"/>
+        </w:rPr>
+        <w:t>Observación directa y mapeo del ciclo de vida de los documentos en Presidencia, detección de fallas procedimentales en el registro manual y levantamiento de los campos y atributos requeridos para la base de datos de trazabilidad.</w:t>
+      </w:r>
+    </w:p>
+    <w:p>
+      <w:pPr>
+        <w:spacing w:before="480" w:after="480" w:line="360" w:lineRule="auto"/>
+        <w:jc w:val="left"/>
+      </w:pPr>
+      <w:r>
+        <w:rPr>
+          <w:rFonts w:ascii="Times New Roman" w:hAnsi="Times New Roman"/>
+          <w:b/>
+          <w:sz w:val="24"/>
+        </w:rPr>
+        <w:t>Semana 2</w:t>
       </w:r>
     </w:p>
     <w:p>
@@ -6955,14 +6351,22 @@
           <w:rFonts w:ascii="Times New Roman" w:hAnsi="Times New Roman"/>
           <w:sz w:val="24"/>
         </w:rPr>
-        <w:t xml:space="preserve">3. </w:t>
+        <w:t xml:space="preserve">1. </w:t>
+      </w:r>
+      <w:r>
+        <w:rPr>
+          <w:rFonts w:ascii="Times New Roman" w:hAnsi="Times New Roman"/>
+          <w:b/>
+          <w:sz w:val="24"/>
+        </w:rPr>
+        <w:t xml:space="preserve">Actividad operativa: </w:t>
       </w:r>
       <w:r>
         <w:rPr>
           <w:rFonts w:ascii="Times New Roman" w:hAnsi="Times New Roman"/>
           <w:sz w:val="24"/>
         </w:rPr>
-        <w:t>Se diseñó una arquitectura lógica basada en el modelo relacional normalizado con SQLite como motor de persistencia y una interfaz gráfica desarrollada en código HTML, logrando una solución técnicamente coherente con las restricciones operativas del entorno corporativo.</w:t>
+        <w:t>Transmisión, clasificación y registro manual de expedientes físicos en la hoja de cálculo institucional preexistente, y actualización continua de datos de nuevos documentos recibidos durante el período.</w:t>
       </w:r>
     </w:p>
     <w:p>
@@ -6976,31 +6380,37 @@
           <w:rFonts w:ascii="Times New Roman" w:hAnsi="Times New Roman"/>
           <w:sz w:val="24"/>
         </w:rPr>
-        <w:t xml:space="preserve">4. </w:t>
-      </w:r>
-      <w:r>
-        <w:rPr>
-          <w:rFonts w:ascii="Times New Roman" w:hAnsi="Times New Roman"/>
-          <w:sz w:val="24"/>
-        </w:rPr>
-        <w:t>Se desarrolló un prototipo funcional empaquetado con el framework Wails que demostró la viabilidad técnica de la propuesta, validando los flujos de registro, consulta y reporte sobre datos reales del Departamento de Presidencia.</w:t>
-      </w:r>
-    </w:p>
-    <w:p>
-      <w:bookmarkStart w:id="bm_cap5_recom" w:name="bm_cap5_recom"/>
-      <w:pPr>
-        <w:spacing w:before="480" w:after="480" w:line="360" w:lineRule="auto"/>
-        <w:jc w:val="left"/>
-      </w:pPr>
+        <w:t xml:space="preserve">2. </w:t>
+      </w:r>
       <w:r>
         <w:rPr>
           <w:rFonts w:ascii="Times New Roman" w:hAnsi="Times New Roman"/>
           <w:b/>
           <w:sz w:val="24"/>
         </w:rPr>
-        <w:t>Recomendaciones</w:t>
-      </w:r>
-      <w:bookmarkEnd w:id="bm_cap5_recom"/>
+        <w:t xml:space="preserve">Actividad de investigación: </w:t>
+      </w:r>
+      <w:r>
+        <w:rPr>
+          <w:rFonts w:ascii="Times New Roman" w:hAnsi="Times New Roman"/>
+          <w:sz w:val="24"/>
+        </w:rPr>
+        <w:t>Validación de requerimientos con el tutor industrial, construcción del diagrama Entidad-Relación, aplicación de las formas normales sobre el esquema propuesto y elaboración formal del diccionario de datos.</w:t>
+      </w:r>
+    </w:p>
+    <w:p>
+      <w:pPr>
+        <w:spacing w:before="480" w:after="480" w:line="360" w:lineRule="auto"/>
+        <w:jc w:val="left"/>
+      </w:pPr>
+      <w:r>
+        <w:rPr>
+          <w:rFonts w:ascii="Times New Roman" w:hAnsi="Times New Roman"/>
+          <w:b/>
+          <w:sz w:val="24"/>
+        </w:rPr>
+        <w:t>Semana 3</w:t>
+      </w:r>
     </w:p>
     <w:p>
       <w:pPr>
@@ -7018,9 +6428,17 @@
       <w:r>
         <w:rPr>
           <w:rFonts w:ascii="Times New Roman" w:hAnsi="Times New Roman"/>
+          <w:b/>
           <w:sz w:val="24"/>
         </w:rPr>
-        <w:t>Ejecutar la migración progresiva de los registros históricos contenidos en las hojas de cálculo hacia la base de datos del nuevo sistema, preservando la trazabilidad de los expedientes anteriores al período de implementación.</w:t>
+        <w:t xml:space="preserve">Actividad operativa: </w:t>
+      </w:r>
+      <w:r>
+        <w:rPr>
+          <w:rFonts w:ascii="Times New Roman" w:hAnsi="Times New Roman"/>
+          <w:sz w:val="24"/>
+        </w:rPr>
+        <w:t>Procesamiento y actualización del estatus de expedientes en el archivo Excel de la oficina, con apoyo administrativo en el control de documentos recibidos durante la semana.</w:t>
       </w:r>
     </w:p>
     <w:p>
@@ -7039,9 +6457,31 @@
       <w:r>
         <w:rPr>
           <w:rFonts w:ascii="Times New Roman" w:hAnsi="Times New Roman"/>
+          <w:b/>
           <w:sz w:val="24"/>
         </w:rPr>
-        <w:t>Capacitar al personal administrativo del Departamento de Presidencia en el uso de las interfaces de registro, consulta y generación de reportes del sistema, garantizando la correcta apropiación tecnológica de la herramienta.</w:t>
+        <w:t xml:space="preserve">Actividad de investigación: </w:t>
+      </w:r>
+      <w:r>
+        <w:rPr>
+          <w:rFonts w:ascii="Times New Roman" w:hAnsi="Times New Roman"/>
+          <w:sz w:val="24"/>
+        </w:rPr>
+        <w:t>Ejecución de la secuencia de comandos estructurales en SQLite, migración de registros históricos validados, construcción de formularios de captura y programación de consultas de trazabilidad con detección de limitaciones técnicas del entorno inicial.</w:t>
+      </w:r>
+    </w:p>
+    <w:p>
+      <w:pPr>
+        <w:spacing w:before="480" w:after="480" w:line="360" w:lineRule="auto"/>
+        <w:jc w:val="left"/>
+      </w:pPr>
+      <w:r>
+        <w:rPr>
+          <w:rFonts w:ascii="Times New Roman" w:hAnsi="Times New Roman"/>
+          <w:b/>
+          <w:sz w:val="24"/>
+        </w:rPr>
+        <w:t>Semana 4</w:t>
       </w:r>
     </w:p>
     <w:p>
@@ -7055,14 +6495,22 @@
           <w:rFonts w:ascii="Times New Roman" w:hAnsi="Times New Roman"/>
           <w:sz w:val="24"/>
         </w:rPr>
-        <w:t xml:space="preserve">3. </w:t>
+        <w:t xml:space="preserve">1. </w:t>
+      </w:r>
+      <w:r>
+        <w:rPr>
+          <w:rFonts w:ascii="Times New Roman" w:hAnsi="Times New Roman"/>
+          <w:b/>
+          <w:sz w:val="24"/>
+        </w:rPr>
+        <w:t xml:space="preserve">Actividad operativa: </w:t>
       </w:r>
       <w:r>
         <w:rPr>
           <w:rFonts w:ascii="Times New Roman" w:hAnsi="Times New Roman"/>
           <w:sz w:val="24"/>
         </w:rPr>
-        <w:t>Establecer rutinas periódicas de respaldo del archivo de base de datos (.sqlite) en una unidad de almacenamiento alternativa, con el fin de salvaguardar la integridad del historial documental ante eventuales fallas del equipo.</w:t>
+        <w:t>Asistencia a la charla técnica sobre Identificación y Notificación de Peligros y Riesgos en Instalaciones y Puestos de Trabajo dictada por el departamento de SIAHO, y carga de expedientes recibidos en la hoja de cálculo.</w:t>
       </w:r>
     </w:p>
     <w:p>
@@ -7076,14 +6524,382 @@
           <w:rFonts w:ascii="Times New Roman" w:hAnsi="Times New Roman"/>
           <w:sz w:val="24"/>
         </w:rPr>
-        <w:t xml:space="preserve">4. </w:t>
+        <w:t xml:space="preserve">2. </w:t>
+      </w:r>
+      <w:r>
+        <w:rPr>
+          <w:rFonts w:ascii="Times New Roman" w:hAnsi="Times New Roman"/>
+          <w:b/>
+          <w:sz w:val="24"/>
+        </w:rPr>
+        <w:t xml:space="preserve">Actividad de investigación: </w:t>
       </w:r>
       <w:r>
         <w:rPr>
           <w:rFonts w:ascii="Times New Roman" w:hAnsi="Times New Roman"/>
           <w:sz w:val="24"/>
         </w:rPr>
-        <w:t>Extender el alcance del sistema en fases posteriores para incorporar notificaciones automáticas a los departamentos destinatarios una vez despachado el expediente firmado, optimizando la comunicación interdepartamental.</w:t>
+        <w:t>Programación del entorno visual de escritorio mediante tecnologías de marcado y estilos, sincronización del código fuente en plataforma de control de versiones y planificación estructural de los esquemas remanentes.</w:t>
+      </w:r>
+    </w:p>
+    <w:p>
+      <w:pPr>
+        <w:spacing w:before="480" w:after="480" w:line="360" w:lineRule="auto"/>
+        <w:jc w:val="left"/>
+      </w:pPr>
+      <w:r>
+        <w:rPr>
+          <w:rFonts w:ascii="Times New Roman" w:hAnsi="Times New Roman"/>
+          <w:b/>
+          <w:sz w:val="24"/>
+        </w:rPr>
+        <w:t>Semana 5</w:t>
+      </w:r>
+    </w:p>
+    <w:p>
+      <w:pPr>
+        <w:spacing w:line="360" w:lineRule="auto"/>
+        <w:ind w:firstLine="709"/>
+        <w:jc w:val="both"/>
+      </w:pPr>
+      <w:r>
+        <w:rPr>
+          <w:rFonts w:ascii="Times New Roman" w:hAnsi="Times New Roman"/>
+          <w:sz w:val="24"/>
+        </w:rPr>
+        <w:t xml:space="preserve">1. </w:t>
+      </w:r>
+      <w:r>
+        <w:rPr>
+          <w:rFonts w:ascii="Times New Roman" w:hAnsi="Times New Roman"/>
+          <w:b/>
+          <w:sz w:val="24"/>
+        </w:rPr>
+        <w:t xml:space="preserve">Actividad operativa: </w:t>
+      </w:r>
+      <w:r>
+        <w:rPr>
+          <w:rFonts w:ascii="Times New Roman" w:hAnsi="Times New Roman"/>
+          <w:sz w:val="24"/>
+        </w:rPr>
+        <w:t>Revisión ortográfica y de formato de correspondencia presidencial, y apoyo en la canalización de expedientes hacia su departamento de destino tras la firma presidencial.</w:t>
+      </w:r>
+    </w:p>
+    <w:p>
+      <w:pPr>
+        <w:spacing w:line="360" w:lineRule="auto"/>
+        <w:ind w:firstLine="709"/>
+        <w:jc w:val="both"/>
+      </w:pPr>
+      <w:r>
+        <w:rPr>
+          <w:rFonts w:ascii="Times New Roman" w:hAnsi="Times New Roman"/>
+          <w:sz w:val="24"/>
+        </w:rPr>
+        <w:t xml:space="preserve">2. </w:t>
+      </w:r>
+      <w:r>
+        <w:rPr>
+          <w:rFonts w:ascii="Times New Roman" w:hAnsi="Times New Roman"/>
+          <w:b/>
+          <w:sz w:val="24"/>
+        </w:rPr>
+        <w:t xml:space="preserve">Actividad de investigación: </w:t>
+      </w:r>
+      <w:r>
+        <w:rPr>
+          <w:rFonts w:ascii="Times New Roman" w:hAnsi="Times New Roman"/>
+          <w:sz w:val="24"/>
+        </w:rPr>
+        <w:t>Completación de los módulos visuales de consulta e historial de movimientos, integrando la lógica de visualización dinámica de expedientes por proceso administrativo.</w:t>
+      </w:r>
+    </w:p>
+    <w:p>
+      <w:pPr>
+        <w:spacing w:before="480" w:after="480" w:line="360" w:lineRule="auto"/>
+        <w:jc w:val="left"/>
+      </w:pPr>
+      <w:r>
+        <w:rPr>
+          <w:rFonts w:ascii="Times New Roman" w:hAnsi="Times New Roman"/>
+          <w:b/>
+          <w:sz w:val="24"/>
+        </w:rPr>
+        <w:t>Semana 6</w:t>
+      </w:r>
+    </w:p>
+    <w:p>
+      <w:pPr>
+        <w:spacing w:line="360" w:lineRule="auto"/>
+        <w:ind w:firstLine="709"/>
+        <w:jc w:val="both"/>
+      </w:pPr>
+      <w:r>
+        <w:rPr>
+          <w:rFonts w:ascii="Times New Roman" w:hAnsi="Times New Roman"/>
+          <w:sz w:val="24"/>
+        </w:rPr>
+        <w:t xml:space="preserve">1. </w:t>
+      </w:r>
+      <w:r>
+        <w:rPr>
+          <w:rFonts w:ascii="Times New Roman" w:hAnsi="Times New Roman"/>
+          <w:b/>
+          <w:sz w:val="24"/>
+        </w:rPr>
+        <w:t xml:space="preserve">Actividad operativa: </w:t>
+      </w:r>
+      <w:r>
+        <w:rPr>
+          <w:rFonts w:ascii="Times New Roman" w:hAnsi="Times New Roman"/>
+          <w:sz w:val="24"/>
+        </w:rPr>
+        <w:t>Colaboración en la revisión y despacho de correspondencia presidencial y apoyo en el registro de salida de expedientes firmados durante el período.</w:t>
+      </w:r>
+    </w:p>
+    <w:p>
+      <w:pPr>
+        <w:spacing w:line="360" w:lineRule="auto"/>
+        <w:ind w:firstLine="709"/>
+        <w:jc w:val="both"/>
+      </w:pPr>
+      <w:r>
+        <w:rPr>
+          <w:rFonts w:ascii="Times New Roman" w:hAnsi="Times New Roman"/>
+          <w:sz w:val="24"/>
+        </w:rPr>
+        <w:t xml:space="preserve">2. </w:t>
+      </w:r>
+      <w:r>
+        <w:rPr>
+          <w:rFonts w:ascii="Times New Roman" w:hAnsi="Times New Roman"/>
+          <w:b/>
+          <w:sz w:val="24"/>
+        </w:rPr>
+        <w:t xml:space="preserve">Actividad de investigación: </w:t>
+      </w:r>
+      <w:r>
+        <w:rPr>
+          <w:rFonts w:ascii="Times New Roman" w:hAnsi="Times New Roman"/>
+          <w:sz w:val="24"/>
+        </w:rPr>
+        <w:t>Empaquetado de la aplicación de escritorio mediante el framework Wails con integración de WebView2 portable, logrando un ejecutable autónomo sin dependencias de instalación en el equipo corporativo.</w:t>
+      </w:r>
+    </w:p>
+    <w:p>
+      <w:pPr>
+        <w:spacing w:before="480" w:after="480" w:line="360" w:lineRule="auto"/>
+        <w:jc w:val="left"/>
+      </w:pPr>
+      <w:r>
+        <w:rPr>
+          <w:rFonts w:ascii="Times New Roman" w:hAnsi="Times New Roman"/>
+          <w:b/>
+          <w:sz w:val="24"/>
+        </w:rPr>
+        <w:t>Semana 7</w:t>
+      </w:r>
+    </w:p>
+    <w:p>
+      <w:pPr>
+        <w:spacing w:line="360" w:lineRule="auto"/>
+        <w:ind w:firstLine="709"/>
+        <w:jc w:val="both"/>
+      </w:pPr>
+      <w:r>
+        <w:rPr>
+          <w:rFonts w:ascii="Times New Roman" w:hAnsi="Times New Roman"/>
+          <w:sz w:val="24"/>
+        </w:rPr>
+        <w:t xml:space="preserve">1. </w:t>
+      </w:r>
+      <w:r>
+        <w:rPr>
+          <w:rFonts w:ascii="Times New Roman" w:hAnsi="Times New Roman"/>
+          <w:b/>
+          <w:sz w:val="24"/>
+        </w:rPr>
+        <w:t xml:space="preserve">Actividad operativa: </w:t>
+      </w:r>
+      <w:r>
+        <w:rPr>
+          <w:rFonts w:ascii="Times New Roman" w:hAnsi="Times New Roman"/>
+          <w:sz w:val="24"/>
+        </w:rPr>
+        <w:t>Apoyo en la elaboración manual de resúmenes de estatus de expedientes solicitados por la alta dirección, aplicando los registros de la hoja de cálculo del departamento.</w:t>
+      </w:r>
+    </w:p>
+    <w:p>
+      <w:pPr>
+        <w:spacing w:line="360" w:lineRule="auto"/>
+        <w:ind w:firstLine="709"/>
+        <w:jc w:val="both"/>
+      </w:pPr>
+      <w:r>
+        <w:rPr>
+          <w:rFonts w:ascii="Times New Roman" w:hAnsi="Times New Roman"/>
+          <w:sz w:val="24"/>
+        </w:rPr>
+        <w:t xml:space="preserve">2. </w:t>
+      </w:r>
+      <w:r>
+        <w:rPr>
+          <w:rFonts w:ascii="Times New Roman" w:hAnsi="Times New Roman"/>
+          <w:b/>
+          <w:sz w:val="24"/>
+        </w:rPr>
+        <w:t xml:space="preserve">Actividad de investigación: </w:t>
+      </w:r>
+      <w:r>
+        <w:rPr>
+          <w:rFonts w:ascii="Times New Roman" w:hAnsi="Times New Roman"/>
+          <w:sz w:val="24"/>
+        </w:rPr>
+        <w:t>Ejecución de pruebas de validación funcional del sistema, depuración de errores y verificación del correcto funcionamiento de los módulos de registro, trazabilidad y generación de reportes sobre datos reales.</w:t>
+      </w:r>
+    </w:p>
+    <w:p>
+      <w:pPr>
+        <w:spacing w:before="480" w:after="480" w:line="360" w:lineRule="auto"/>
+        <w:jc w:val="left"/>
+      </w:pPr>
+      <w:r>
+        <w:rPr>
+          <w:rFonts w:ascii="Times New Roman" w:hAnsi="Times New Roman"/>
+          <w:b/>
+          <w:sz w:val="24"/>
+        </w:rPr>
+        <w:t>Semana 8</w:t>
+      </w:r>
+    </w:p>
+    <w:p>
+      <w:pPr>
+        <w:spacing w:line="360" w:lineRule="auto"/>
+        <w:ind w:firstLine="709"/>
+        <w:jc w:val="both"/>
+      </w:pPr>
+      <w:r>
+        <w:rPr>
+          <w:rFonts w:ascii="Times New Roman" w:hAnsi="Times New Roman"/>
+          <w:sz w:val="24"/>
+        </w:rPr>
+        <w:t xml:space="preserve">1. </w:t>
+      </w:r>
+      <w:r>
+        <w:rPr>
+          <w:rFonts w:ascii="Times New Roman" w:hAnsi="Times New Roman"/>
+          <w:b/>
+          <w:sz w:val="24"/>
+        </w:rPr>
+        <w:t xml:space="preserve">Actividad operativa: </w:t>
+      </w:r>
+      <w:r>
+        <w:rPr>
+          <w:rFonts w:ascii="Times New Roman" w:hAnsi="Times New Roman"/>
+          <w:sz w:val="24"/>
+        </w:rPr>
+        <w:t>Participación en las actividades regulares del departamento y apoyo en el cierre administrativo del período, asistiendo en la organización final de expedientes del ciclo.</w:t>
+      </w:r>
+    </w:p>
+    <w:p>
+      <w:pPr>
+        <w:spacing w:line="360" w:lineRule="auto"/>
+        <w:ind w:firstLine="709"/>
+        <w:jc w:val="both"/>
+      </w:pPr>
+      <w:r>
+        <w:rPr>
+          <w:rFonts w:ascii="Times New Roman" w:hAnsi="Times New Roman"/>
+          <w:sz w:val="24"/>
+        </w:rPr>
+        <w:t xml:space="preserve">2. </w:t>
+      </w:r>
+      <w:r>
+        <w:rPr>
+          <w:rFonts w:ascii="Times New Roman" w:hAnsi="Times New Roman"/>
+          <w:b/>
+          <w:sz w:val="24"/>
+        </w:rPr>
+        <w:t xml:space="preserve">Actividad de investigación: </w:t>
+      </w:r>
+      <w:r>
+        <w:rPr>
+          <w:rFonts w:ascii="Times New Roman" w:hAnsi="Times New Roman"/>
+          <w:sz w:val="24"/>
+        </w:rPr>
+        <w:t>Redacción del informe técnico de pasantías, elaboración de los manuales de usuario y estructuración definitiva del código fuente para entrega.</w:t>
+      </w:r>
+    </w:p>
+    <w:p>
+      <w:pPr>
+        <w:spacing w:before="480" w:after="480" w:line="360" w:lineRule="auto"/>
+        <w:jc w:val="left"/>
+      </w:pPr>
+      <w:r>
+        <w:rPr>
+          <w:rFonts w:ascii="Times New Roman" w:hAnsi="Times New Roman"/>
+          <w:b/>
+          <w:sz w:val="24"/>
+        </w:rPr>
+        <w:t>Semana 9</w:t>
+      </w:r>
+    </w:p>
+    <w:p>
+      <w:pPr>
+        <w:spacing w:line="360" w:lineRule="auto"/>
+        <w:ind w:firstLine="709"/>
+        <w:jc w:val="both"/>
+      </w:pPr>
+      <w:r>
+        <w:rPr>
+          <w:rFonts w:ascii="Times New Roman" w:hAnsi="Times New Roman"/>
+          <w:sz w:val="24"/>
+        </w:rPr>
+        <w:t xml:space="preserve">1. </w:t>
+      </w:r>
+      <w:r>
+        <w:rPr>
+          <w:rFonts w:ascii="Times New Roman" w:hAnsi="Times New Roman"/>
+          <w:b/>
+          <w:sz w:val="24"/>
+        </w:rPr>
+        <w:t xml:space="preserve">Actividad operativa: </w:t>
+      </w:r>
+      <w:r>
+        <w:rPr>
+          <w:rFonts w:ascii="Times New Roman" w:hAnsi="Times New Roman"/>
+          <w:sz w:val="24"/>
+        </w:rPr>
+        <w:t>Presentación del prototipo funcional ante la tutora industrial para su evaluación, retroalimentación final y firma de la carta de aprobación del tutor industrial.</w:t>
+      </w:r>
+    </w:p>
+    <w:p>
+      <w:pPr>
+        <w:spacing w:line="360" w:lineRule="auto"/>
+        <w:ind w:firstLine="709"/>
+        <w:jc w:val="both"/>
+      </w:pPr>
+      <w:r>
+        <w:rPr>
+          <w:rFonts w:ascii="Times New Roman" w:hAnsi="Times New Roman"/>
+          <w:sz w:val="24"/>
+        </w:rPr>
+        <w:t xml:space="preserve">2. </w:t>
+      </w:r>
+      <w:r>
+        <w:rPr>
+          <w:rFonts w:ascii="Times New Roman" w:hAnsi="Times New Roman"/>
+          <w:b/>
+          <w:sz w:val="24"/>
+        </w:rPr>
+        <w:t xml:space="preserve">Actividad de investigación: </w:t>
+      </w:r>
+      <w:r>
+        <w:rPr>
+          <w:rFonts w:ascii="Times New Roman" w:hAnsi="Times New Roman"/>
+          <w:sz w:val="24"/>
+        </w:rPr>
+        <w:t>Consolidación y revisión final del informe académico, incorporación de observaciones del tutor industrial y preparación de los anexos definitivos para la entrega institucional.</w:t>
       </w:r>
     </w:p>
     <w:p>
@@ -7100,7 +6916,6 @@
       </w:pPr>
     </w:p>
     <w:p>
-      <w:bookmarkStart w:id="bm_referencias" w:name="bm_referencias"/>
       <w:pPr>
         <w:spacing w:after="480"/>
         <w:jc w:val="center"/>
@@ -7111,9 +6926,24 @@
           <w:b/>
           <w:sz w:val="24"/>
         </w:rPr>
-        <w:t>REFERENCIAS</w:t>
-      </w:r>
-      <w:bookmarkEnd w:id="bm_referencias"/>
+        <w:t>CAPÍTULO V</w:t>
+      </w:r>
+    </w:p>
+    <w:p>
+      <w:bookmarkStart w:id="bm_cap5" w:name="bm_cap5"/>
+      <w:pPr>
+        <w:spacing w:before="480"/>
+        <w:jc w:val="center"/>
+      </w:pPr>
+      <w:r>
+        <w:rPr>
+          <w:rFonts w:ascii="Times New Roman" w:hAnsi="Times New Roman"/>
+          <w:b/>
+          <w:sz w:val="24"/>
+        </w:rPr>
+        <w:t>CONCLUSIONES Y RECOMENDACIONES</w:t>
+      </w:r>
+      <w:bookmarkEnd w:id="bm_cap5"/>
     </w:p>
     <w:p>
       <w:pPr>
@@ -7128,14 +6958,25 @@
       </w:pPr>
     </w:p>
     <w:p>
-      <w:pPr>
-        <w:spacing w:before="480" w:after="0"/>
-      </w:pPr>
+      <w:bookmarkStart w:id="bm_cap5_concl" w:name="bm_cap5_concl"/>
+      <w:pPr>
+        <w:spacing w:before="480" w:after="480" w:line="360" w:lineRule="auto"/>
+        <w:jc w:val="left"/>
+      </w:pPr>
+      <w:r>
+        <w:rPr>
+          <w:rFonts w:ascii="Times New Roman" w:hAnsi="Times New Roman"/>
+          <w:b/>
+          <w:sz w:val="24"/>
+        </w:rPr>
+        <w:t>Conclusiones</w:t>
+      </w:r>
+      <w:bookmarkEnd w:id="bm_cap5_concl"/>
     </w:p>
     <w:p>
       <w:pPr>
-        <w:spacing w:line="240" w:lineRule="auto" w:after="480" w:before="0"/>
-        <w:ind w:left="425" w:hanging="425"/>
+        <w:spacing w:line="360" w:lineRule="auto"/>
+        <w:ind w:firstLine="709"/>
         <w:jc w:val="both"/>
       </w:pPr>
       <w:r>
@@ -7143,13 +6984,20 @@
           <w:rFonts w:ascii="Times New Roman" w:hAnsi="Times New Roman"/>
           <w:sz w:val="24"/>
         </w:rPr>
-        <w:t>Arias, F. (2012). El proyecto de investigación: Introducción a la metodología científica (6ta ed.). Episteme, Venezuela.</w:t>
+        <w:t xml:space="preserve">1. </w:t>
+      </w:r>
+      <w:r>
+        <w:rPr>
+          <w:rFonts w:ascii="Times New Roman" w:hAnsi="Times New Roman"/>
+          <w:sz w:val="24"/>
+        </w:rPr>
+        <w:t>Se diagnosticó que la dependencia del registro manual en hojas de cálculo genera cuellos de botella en escenarios de alta concurrencia documental, propiciando la duplicación de datos y la omisión de movimientos críticos que comprometen la trazabilidad del flujo en Presidencia.</w:t>
       </w:r>
     </w:p>
     <w:p>
       <w:pPr>
-        <w:spacing w:line="240" w:lineRule="auto" w:after="480" w:before="0"/>
-        <w:ind w:left="425" w:hanging="425"/>
+        <w:spacing w:line="360" w:lineRule="auto"/>
+        <w:ind w:firstLine="709"/>
         <w:jc w:val="both"/>
       </w:pPr>
       <w:r>
@@ -7157,13 +7005,20 @@
           <w:rFonts w:ascii="Times New Roman" w:hAnsi="Times New Roman"/>
           <w:sz w:val="24"/>
         </w:rPr>
-        <w:t>Codd, E. F. (1970). A relational model of data for large shared data banks. Communications of the ACM, 13(6), 377-387.</w:t>
+        <w:t xml:space="preserve">2. </w:t>
+      </w:r>
+      <w:r>
+        <w:rPr>
+          <w:rFonts w:ascii="Times New Roman" w:hAnsi="Times New Roman"/>
+          <w:sz w:val="24"/>
+        </w:rPr>
+        <w:t>Se determinó que los requerimientos funcionales del sistema giran en torno a tres módulos esenciales: registro de ingreso y egreso de expedientes, consulta de historial por proceso administrativo y generación automática de reportes gerenciales, todos sustentados en una estructura relacional 1:N entre procesos y documentos.</w:t>
       </w:r>
     </w:p>
     <w:p>
       <w:pPr>
-        <w:spacing w:line="240" w:lineRule="auto" w:after="480" w:before="0"/>
-        <w:ind w:left="425" w:hanging="425"/>
+        <w:spacing w:line="360" w:lineRule="auto"/>
+        <w:ind w:firstLine="709"/>
         <w:jc w:val="both"/>
       </w:pPr>
       <w:r>
@@ -7171,13 +7026,20 @@
           <w:rFonts w:ascii="Times New Roman" w:hAnsi="Times New Roman"/>
           <w:sz w:val="24"/>
         </w:rPr>
-        <w:t>Cruz Mundet, J. R. (2011). Administración de documentos y archivos: Textos fundamentales. Coordinadora de Asociaciones de Archiveros, España.</w:t>
+        <w:t xml:space="preserve">3. </w:t>
+      </w:r>
+      <w:r>
+        <w:rPr>
+          <w:rFonts w:ascii="Times New Roman" w:hAnsi="Times New Roman"/>
+          <w:sz w:val="24"/>
+        </w:rPr>
+        <w:t>Se diseñó una arquitectura lógica basada en el modelo relacional normalizado con SQLite como motor de persistencia y una interfaz gráfica desarrollada en código HTML, logrando una solución técnicamente coherente con las restricciones operativas del entorno corporativo.</w:t>
       </w:r>
     </w:p>
     <w:p>
       <w:pPr>
-        <w:spacing w:line="240" w:lineRule="auto" w:after="480" w:before="0"/>
-        <w:ind w:left="425" w:hanging="425"/>
+        <w:spacing w:line="360" w:lineRule="auto"/>
+        <w:ind w:firstLine="709"/>
         <w:jc w:val="both"/>
       </w:pPr>
       <w:r>
@@ -7185,13 +7047,36 @@
           <w:rFonts w:ascii="Times New Roman" w:hAnsi="Times New Roman"/>
           <w:sz w:val="24"/>
         </w:rPr>
-        <w:t>Date, C. J. (2001). Introducción a los sistemas de bases de datos (7ma ed.). Pearson Educación, México.</w:t>
+        <w:t xml:space="preserve">4. </w:t>
+      </w:r>
+      <w:r>
+        <w:rPr>
+          <w:rFonts w:ascii="Times New Roman" w:hAnsi="Times New Roman"/>
+          <w:sz w:val="24"/>
+        </w:rPr>
+        <w:t>Se desarrolló un prototipo funcional empaquetado con el framework Wails que demostró la viabilidad técnica de la propuesta, validando los flujos de registro, consulta y reporte sobre datos reales del Departamento de Presidencia.</w:t>
       </w:r>
     </w:p>
     <w:p>
-      <w:pPr>
-        <w:spacing w:line="240" w:lineRule="auto" w:after="480" w:before="0"/>
-        <w:ind w:left="425" w:hanging="425"/>
+      <w:bookmarkStart w:id="bm_cap5_recom" w:name="bm_cap5_recom"/>
+      <w:pPr>
+        <w:spacing w:before="480" w:after="480" w:line="360" w:lineRule="auto"/>
+        <w:jc w:val="left"/>
+      </w:pPr>
+      <w:r>
+        <w:rPr>
+          <w:rFonts w:ascii="Times New Roman" w:hAnsi="Times New Roman"/>
+          <w:b/>
+          <w:sz w:val="24"/>
+        </w:rPr>
+        <w:t>Recomendaciones</w:t>
+      </w:r>
+      <w:bookmarkEnd w:id="bm_cap5_recom"/>
+    </w:p>
+    <w:p>
+      <w:pPr>
+        <w:spacing w:line="360" w:lineRule="auto"/>
+        <w:ind w:firstLine="709"/>
         <w:jc w:val="both"/>
       </w:pPr>
       <w:r>
@@ -7199,13 +7084,20 @@
           <w:rFonts w:ascii="Times New Roman" w:hAnsi="Times New Roman"/>
           <w:sz w:val="24"/>
         </w:rPr>
-        <w:t>Gómez, R. (2019). Gestión Documental y Sistemas. Editorial Trillas, México.</w:t>
+        <w:t xml:space="preserve">1. </w:t>
+      </w:r>
+      <w:r>
+        <w:rPr>
+          <w:rFonts w:ascii="Times New Roman" w:hAnsi="Times New Roman"/>
+          <w:sz w:val="24"/>
+        </w:rPr>
+        <w:t>Ejecutar la migración progresiva de los registros históricos contenidos en las hojas de cálculo hacia la base de datos del nuevo sistema, preservando la trazabilidad de los expedientes anteriores al período de implementación.</w:t>
       </w:r>
     </w:p>
     <w:p>
       <w:pPr>
-        <w:spacing w:line="240" w:lineRule="auto" w:after="480" w:before="0"/>
-        <w:ind w:left="425" w:hanging="425"/>
+        <w:spacing w:line="360" w:lineRule="auto"/>
+        <w:ind w:firstLine="709"/>
         <w:jc w:val="both"/>
       </w:pPr>
       <w:r>
@@ -7213,13 +7105,20 @@
           <w:rFonts w:ascii="Times New Roman" w:hAnsi="Times New Roman"/>
           <w:sz w:val="24"/>
         </w:rPr>
-        <w:t>Kendall, K., y Kendall, J. (2011). Análisis y diseño de sistemas (8va ed.). Pearson Educación, México.</w:t>
+        <w:t xml:space="preserve">2. </w:t>
+      </w:r>
+      <w:r>
+        <w:rPr>
+          <w:rFonts w:ascii="Times New Roman" w:hAnsi="Times New Roman"/>
+          <w:sz w:val="24"/>
+        </w:rPr>
+        <w:t>Capacitar al personal administrativo del Departamento de Presidencia en el uso de las interfaces de registro, consulta y generación de reportes del sistema, garantizando la correcta apropiación tecnológica de la herramienta.</w:t>
       </w:r>
     </w:p>
     <w:p>
       <w:pPr>
-        <w:spacing w:line="240" w:lineRule="auto" w:after="480" w:before="0"/>
-        <w:ind w:left="425" w:hanging="425"/>
+        <w:spacing w:line="360" w:lineRule="auto"/>
+        <w:ind w:firstLine="709"/>
         <w:jc w:val="both"/>
       </w:pPr>
       <w:r>
@@ -7227,13 +7126,20 @@
           <w:rFonts w:ascii="Times New Roman" w:hAnsi="Times New Roman"/>
           <w:sz w:val="24"/>
         </w:rPr>
-        <w:t>Laudon, K., y Laudon, J. (2016). Sistemas de información gerencial (14va ed.). Pearson Educación, México.</w:t>
+        <w:t xml:space="preserve">3. </w:t>
+      </w:r>
+      <w:r>
+        <w:rPr>
+          <w:rFonts w:ascii="Times New Roman" w:hAnsi="Times New Roman"/>
+          <w:sz w:val="24"/>
+        </w:rPr>
+        <w:t>Establecer rutinas periódicas de respaldo del archivo de base de datos (.sqlite) en una unidad de almacenamiento alternativa, con el fin de salvaguardar la integridad del historial documental ante eventuales fallas del equipo.</w:t>
       </w:r>
     </w:p>
     <w:p>
       <w:pPr>
-        <w:spacing w:line="240" w:lineRule="auto" w:after="480" w:before="0"/>
-        <w:ind w:left="425" w:hanging="425"/>
+        <w:spacing w:line="360" w:lineRule="auto"/>
+        <w:ind w:firstLine="709"/>
         <w:jc w:val="both"/>
       </w:pPr>
       <w:r>
@@ -7241,21 +7147,14 @@
           <w:rFonts w:ascii="Times New Roman" w:hAnsi="Times New Roman"/>
           <w:sz w:val="24"/>
         </w:rPr>
-        <w:t>Pressman, R. (2010). Ingeniería de Software: Un enfoque práctico (7ma ed.). McGraw-Hill, México.</w:t>
-      </w:r>
-    </w:p>
-    <w:p>
-      <w:pPr>
-        <w:spacing w:line="240" w:lineRule="auto" w:after="480" w:before="0"/>
-        <w:ind w:left="425" w:hanging="425"/>
-        <w:jc w:val="both"/>
-      </w:pPr>
+        <w:t xml:space="preserve">4. </w:t>
+      </w:r>
       <w:r>
         <w:rPr>
           <w:rFonts w:ascii="Times New Roman" w:hAnsi="Times New Roman"/>
           <w:sz w:val="24"/>
         </w:rPr>
-        <w:t>Universidad Pedagógica Experimental Libertador. (2016). Manual de trabajos de grado de especialización y maestría y tesis doctorales (5ta ed.). FEDUPEL, Venezuela.</w:t>
+        <w:t>Extender el alcance del sistema en fases posteriores para incorporar notificaciones automáticas a los departamentos destinatarios una vez despachado el expediente firmado, optimizando la comunicación interdepartamental.</w:t>
       </w:r>
     </w:p>
     <w:p>
@@ -7272,20 +7171,20 @@
       </w:pPr>
     </w:p>
     <w:p>
-      <w:bookmarkStart w:id="bm_anexos" w:name="bm_anexos"/>
-      <w:pPr>
-        <w:spacing w:before="3600"/>
+      <w:bookmarkStart w:id="bm_referencias" w:name="bm_referencias"/>
+      <w:pPr>
+        <w:spacing w:after="480"/>
         <w:jc w:val="center"/>
       </w:pPr>
       <w:r>
         <w:rPr>
           <w:rFonts w:ascii="Times New Roman" w:hAnsi="Times New Roman"/>
           <w:b/>
-          <w:sz w:val="32"/>
-        </w:rPr>
-        <w:t>ANEXOS</w:t>
-      </w:r>
-      <w:bookmarkEnd w:id="bm_anexos"/>
+          <w:sz w:val="24"/>
+        </w:rPr>
+        <w:t>REFERENCIAS</w:t>
+      </w:r>
+      <w:bookmarkEnd w:id="bm_referencias"/>
     </w:p>
     <w:p>
       <w:pPr>
@@ -7300,54 +7199,143 @@
       </w:pPr>
     </w:p>
     <w:p>
-      <w:bookmarkStart w:id="bm_anexoA" w:name="bm_anexoA"/>
-      <w:pPr>
-        <w:spacing w:before="0" w:after="480"/>
-        <w:jc w:val="center"/>
-      </w:pPr>
-      <w:bookmarkEnd w:id="bm_anexoA"/>
-      <w:r>
-        <w:rPr>
-          <w:rFonts w:ascii="Times New Roman" w:hAnsi="Times New Roman"/>
-          <w:b/>
-          <w:sz w:val="24"/>
-        </w:rPr>
-        <w:t>ANEXO A</w:t>
-      </w:r>
+      <w:pPr>
+        <w:spacing w:before="480" w:after="0"/>
+      </w:pPr>
     </w:p>
     <w:p>
       <w:pPr>
-        <w:spacing w:before="240" w:after="480"/>
-        <w:jc w:val="center"/>
+        <w:spacing w:line="240" w:lineRule="auto" w:after="480" w:before="0"/>
+        <w:ind w:left="425" w:hanging="425"/>
+        <w:jc w:val="both"/>
       </w:pPr>
       <w:r>
         <w:rPr>
           <w:rFonts w:ascii="Times New Roman" w:hAnsi="Times New Roman"/>
-          <w:b/>
           <w:sz w:val="24"/>
         </w:rPr>
-        <w:t>[Diagrama Entidad-Relación de la Base de Datos]</w:t>
+        <w:t>Arias, F. (2012). El proyecto de investigación: Introducción a la metodología científica (6ta ed.). Episteme, Venezuela.</w:t>
       </w:r>
     </w:p>
     <w:p>
       <w:pPr>
-        <w:jc w:val="center"/>
+        <w:spacing w:line="240" w:lineRule="auto" w:after="480" w:before="0"/>
+        <w:ind w:left="425" w:hanging="425"/>
+        <w:jc w:val="both"/>
       </w:pPr>
       <w:r>
         <w:rPr>
           <w:rFonts w:ascii="Times New Roman" w:hAnsi="Times New Roman"/>
-          <w:i/>
-          <w:sz w:val="20"/>
-        </w:rPr>
-        <w:t>(Contenido elaborado por el estudiante)</w:t>
+          <w:sz w:val="24"/>
+        </w:rPr>
+        <w:t>Codd, E. F. (1970). A relational model of data for large shared data banks. Communications of the ACM, 13(6), 377-387.</w:t>
       </w:r>
     </w:p>
     <w:p>
       <w:pPr>
+        <w:spacing w:line="240" w:lineRule="auto" w:after="480" w:before="0"/>
+        <w:ind w:left="425" w:hanging="425"/>
+        <w:jc w:val="both"/>
+      </w:pPr>
+      <w:r>
+        <w:rPr>
+          <w:rFonts w:ascii="Times New Roman" w:hAnsi="Times New Roman"/>
+          <w:sz w:val="24"/>
+        </w:rPr>
+        <w:t>Cruz Mundet, J. R. (2011). Administración de documentos y archivos: Textos fundamentales. Coordinadora de Asociaciones de Archiveros, España.</w:t>
+      </w:r>
+    </w:p>
+    <w:p>
+      <w:pPr>
+        <w:spacing w:line="240" w:lineRule="auto" w:after="480" w:before="0"/>
+        <w:ind w:left="425" w:hanging="425"/>
+        <w:jc w:val="both"/>
+      </w:pPr>
+      <w:r>
+        <w:rPr>
+          <w:rFonts w:ascii="Times New Roman" w:hAnsi="Times New Roman"/>
+          <w:sz w:val="24"/>
+        </w:rPr>
+        <w:t>Date, C. J. (2001). Introducción a los sistemas de bases de datos (7ma ed.). Pearson Educación, México.</w:t>
+      </w:r>
+    </w:p>
+    <w:p>
+      <w:pPr>
+        <w:spacing w:line="240" w:lineRule="auto" w:after="480" w:before="0"/>
+        <w:ind w:left="425" w:hanging="425"/>
+        <w:jc w:val="both"/>
+      </w:pPr>
+      <w:r>
+        <w:rPr>
+          <w:rFonts w:ascii="Times New Roman" w:hAnsi="Times New Roman"/>
+          <w:sz w:val="24"/>
+        </w:rPr>
+        <w:t>Gómez, R. (2019). Gestión Documental y Sistemas. Editorial Trillas, México.</w:t>
+      </w:r>
+    </w:p>
+    <w:p>
+      <w:pPr>
+        <w:spacing w:line="240" w:lineRule="auto" w:after="480" w:before="0"/>
+        <w:ind w:left="425" w:hanging="425"/>
+        <w:jc w:val="both"/>
+      </w:pPr>
+      <w:r>
+        <w:rPr>
+          <w:rFonts w:ascii="Times New Roman" w:hAnsi="Times New Roman"/>
+          <w:sz w:val="24"/>
+        </w:rPr>
+        <w:t>Kendall, K., y Kendall, J. (2011). Análisis y diseño de sistemas (8va ed.). Pearson Educación, México.</w:t>
+      </w:r>
+    </w:p>
+    <w:p>
+      <w:pPr>
+        <w:spacing w:line="240" w:lineRule="auto" w:after="480" w:before="0"/>
+        <w:ind w:left="425" w:hanging="425"/>
+        <w:jc w:val="both"/>
+      </w:pPr>
+      <w:r>
+        <w:rPr>
+          <w:rFonts w:ascii="Times New Roman" w:hAnsi="Times New Roman"/>
+          <w:sz w:val="24"/>
+        </w:rPr>
+        <w:t>Laudon, K., y Laudon, J. (2016). Sistemas de información gerencial (14va ed.). Pearson Educación, México.</w:t>
+      </w:r>
+    </w:p>
+    <w:p>
+      <w:pPr>
+        <w:spacing w:line="240" w:lineRule="auto" w:after="480" w:before="0"/>
+        <w:ind w:left="425" w:hanging="425"/>
+        <w:jc w:val="both"/>
+      </w:pPr>
+      <w:r>
+        <w:rPr>
+          <w:rFonts w:ascii="Times New Roman" w:hAnsi="Times New Roman"/>
+          <w:sz w:val="24"/>
+        </w:rPr>
+        <w:t>Pressman, R. (2010). Ingeniería de Software: Un enfoque práctico (7ma ed.). McGraw-Hill, México.</w:t>
+      </w:r>
+    </w:p>
+    <w:p>
+      <w:pPr>
+        <w:spacing w:line="240" w:lineRule="auto" w:after="480" w:before="0"/>
+        <w:ind w:left="425" w:hanging="425"/>
+        <w:jc w:val="both"/>
+      </w:pPr>
+      <w:r>
+        <w:rPr>
+          <w:rFonts w:ascii="Times New Roman" w:hAnsi="Times New Roman"/>
+          <w:sz w:val="24"/>
+        </w:rPr>
+        <w:t>Universidad Pedagógica Experimental Libertador. (2016). Manual de trabajos de grado de especialización y maestría y tesis doctorales (5ta ed.). FEDUPEL, Venezuela.</w:t>
+      </w:r>
+    </w:p>
+    <w:p>
+      <w:pPr>
         <w:sectPr>
           <w:footerReference w:type="default" r:id="rId41"/>
+          <w:type w:val="continuous"/>
           <w:pgSz w:w="12240" w:h="15840"/>
-          <w:pgMar w:top="2835" w:right="1701" w:bottom="1701" w:left="2268" w:header="720" w:footer="720" w:gutter="0"/>
+          <w:pgMar w:top="1701" w:right="1701" w:bottom="1701" w:left="2268" w:header="720" w:footer="720" w:gutter="0"/>
           <w:cols w:space="720"/>
           <w:titlePg/>
           <w:docGrid w:linePitch="360"/>
@@ -7355,47 +7343,20 @@
       </w:pPr>
     </w:p>
     <w:p>
-      <w:bookmarkStart w:id="bm_anexoB" w:name="bm_anexoB"/>
-      <w:pPr>
-        <w:spacing w:before="0" w:after="480"/>
+      <w:bookmarkStart w:id="bm_anexos" w:name="bm_anexos"/>
+      <w:pPr>
+        <w:spacing w:before="3600"/>
         <w:jc w:val="center"/>
       </w:pPr>
-      <w:bookmarkEnd w:id="bm_anexoB"/>
       <w:r>
         <w:rPr>
           <w:rFonts w:ascii="Times New Roman" w:hAnsi="Times New Roman"/>
           <w:b/>
-          <w:sz w:val="24"/>
-        </w:rPr>
-        <w:t>ANEXO B</w:t>
-      </w:r>
-    </w:p>
-    <w:p>
-      <w:pPr>
-        <w:spacing w:before="240" w:after="480"/>
-        <w:jc w:val="center"/>
-      </w:pPr>
-      <w:r>
-        <w:rPr>
-          <w:rFonts w:ascii="Times New Roman" w:hAnsi="Times New Roman"/>
-          <w:b/>
-          <w:sz w:val="24"/>
-        </w:rPr>
-        <w:t>[Capturas de la Interfaz del Sistema (Wails/HTML)]</w:t>
-      </w:r>
-    </w:p>
-    <w:p>
-      <w:pPr>
-        <w:jc w:val="center"/>
-      </w:pPr>
-      <w:r>
-        <w:rPr>
-          <w:rFonts w:ascii="Times New Roman" w:hAnsi="Times New Roman"/>
-          <w:i/>
-          <w:sz w:val="20"/>
-        </w:rPr>
-        <w:t>(Contenido elaborado por el estudiante)</w:t>
-      </w:r>
+          <w:sz w:val="32"/>
+        </w:rPr>
+        <w:t>ANEXOS</w:t>
+      </w:r>
+      <w:bookmarkEnd w:id="bm_anexos"/>
     </w:p>
     <w:p>
       <w:pPr>
@@ -7410,19 +7371,19 @@
       </w:pPr>
     </w:p>
     <w:p>
-      <w:bookmarkStart w:id="bm_anexoC" w:name="bm_anexoC"/>
+      <w:bookmarkStart w:id="bm_anexoA" w:name="bm_anexoA"/>
       <w:pPr>
         <w:spacing w:before="0" w:after="480"/>
         <w:jc w:val="center"/>
       </w:pPr>
-      <w:bookmarkEnd w:id="bm_anexoC"/>
+      <w:bookmarkEnd w:id="bm_anexoA"/>
       <w:r>
         <w:rPr>
           <w:rFonts w:ascii="Times New Roman" w:hAnsi="Times New Roman"/>
           <w:b/>
           <w:sz w:val="24"/>
         </w:rPr>
-        <w:t>ANEXO C</w:t>
+        <w:t>ANEXO A</w:t>
       </w:r>
     </w:p>
     <w:p>
@@ -7436,7 +7397,7 @@
           <w:b/>
           <w:sz w:val="24"/>
         </w:rPr>
-        <w:t>[Memoria Fotográfica del Área de Presidencia]</w:t>
+        <w:t>[Diagrama Entidad-Relación de la Base de Datos]</w:t>
       </w:r>
     </w:p>
     <w:p>
@@ -7452,8 +7413,118 @@
         <w:t>(Contenido elaborado por el estudiante)</w:t>
       </w:r>
     </w:p>
+    <w:p>
+      <w:pPr>
+        <w:sectPr>
+          <w:footerReference w:type="default" r:id="rId43"/>
+          <w:pgSz w:w="12240" w:h="15840"/>
+          <w:pgMar w:top="2835" w:right="1701" w:bottom="1701" w:left="2268" w:header="720" w:footer="720" w:gutter="0"/>
+          <w:cols w:space="720"/>
+          <w:titlePg/>
+          <w:docGrid w:linePitch="360"/>
+        </w:sectPr>
+      </w:pPr>
+    </w:p>
+    <w:p>
+      <w:bookmarkStart w:id="bm_anexoB" w:name="bm_anexoB"/>
+      <w:pPr>
+        <w:spacing w:before="0" w:after="480"/>
+        <w:jc w:val="center"/>
+      </w:pPr>
+      <w:bookmarkEnd w:id="bm_anexoB"/>
+      <w:r>
+        <w:rPr>
+          <w:rFonts w:ascii="Times New Roman" w:hAnsi="Times New Roman"/>
+          <w:b/>
+          <w:sz w:val="24"/>
+        </w:rPr>
+        <w:t>ANEXO B</w:t>
+      </w:r>
+    </w:p>
+    <w:p>
+      <w:pPr>
+        <w:spacing w:before="240" w:after="480"/>
+        <w:jc w:val="center"/>
+      </w:pPr>
+      <w:r>
+        <w:rPr>
+          <w:rFonts w:ascii="Times New Roman" w:hAnsi="Times New Roman"/>
+          <w:b/>
+          <w:sz w:val="24"/>
+        </w:rPr>
+        <w:t>[Capturas de la Interfaz del Sistema (Wails/HTML)]</w:t>
+      </w:r>
+    </w:p>
+    <w:p>
+      <w:pPr>
+        <w:jc w:val="center"/>
+      </w:pPr>
+      <w:r>
+        <w:rPr>
+          <w:rFonts w:ascii="Times New Roman" w:hAnsi="Times New Roman"/>
+          <w:i/>
+          <w:sz w:val="20"/>
+        </w:rPr>
+        <w:t>(Contenido elaborado por el estudiante)</w:t>
+      </w:r>
+    </w:p>
+    <w:p>
+      <w:pPr>
+        <w:sectPr>
+          <w:footerReference w:type="default" r:id="rId44"/>
+          <w:pgSz w:w="12240" w:h="15840"/>
+          <w:pgMar w:top="2835" w:right="1701" w:bottom="1701" w:left="2268" w:header="720" w:footer="720" w:gutter="0"/>
+          <w:cols w:space="720"/>
+          <w:titlePg/>
+          <w:docGrid w:linePitch="360"/>
+        </w:sectPr>
+      </w:pPr>
+    </w:p>
+    <w:p>
+      <w:bookmarkStart w:id="bm_anexoC" w:name="bm_anexoC"/>
+      <w:pPr>
+        <w:spacing w:before="0" w:after="480"/>
+        <w:jc w:val="center"/>
+      </w:pPr>
+      <w:bookmarkEnd w:id="bm_anexoC"/>
+      <w:r>
+        <w:rPr>
+          <w:rFonts w:ascii="Times New Roman" w:hAnsi="Times New Roman"/>
+          <w:b/>
+          <w:sz w:val="24"/>
+        </w:rPr>
+        <w:t>ANEXO C</w:t>
+      </w:r>
+    </w:p>
+    <w:p>
+      <w:pPr>
+        <w:spacing w:before="240" w:after="480"/>
+        <w:jc w:val="center"/>
+      </w:pPr>
+      <w:r>
+        <w:rPr>
+          <w:rFonts w:ascii="Times New Roman" w:hAnsi="Times New Roman"/>
+          <w:b/>
+          <w:sz w:val="24"/>
+        </w:rPr>
+        <w:t>[Memoria Fotográfica del Área de Presidencia]</w:t>
+      </w:r>
+    </w:p>
+    <w:p>
+      <w:pPr>
+        <w:jc w:val="center"/>
+      </w:pPr>
+      <w:r>
+        <w:rPr>
+          <w:rFonts w:ascii="Times New Roman" w:hAnsi="Times New Roman"/>
+          <w:i/>
+          <w:sz w:val="20"/>
+        </w:rPr>
+        <w:t>(Contenido elaborado por el estudiante)</w:t>
+      </w:r>
+    </w:p>
     <w:sectPr>
-      <w:footerReference w:type="default" r:id="rId43"/>
+      <w:footerReference w:type="default" r:id="rId45"/>
       <w:pgSz w:w="12240" w:h="15840"/>
       <w:pgMar w:top="2835" w:right="1701" w:bottom="1701" w:left="2268" w:header="720" w:footer="720" w:gutter="0"/>
       <w:cols w:space="720"/>
@@ -7634,7 +7705,7 @@
         <w:sz w:val="24"/>
       </w:rPr>
       <w:fldChar w:fldCharType="begin"/>
-      <w:instrText xml:space="preserve"> PAGE </w:instrText>
+      <w:instrText xml:space="preserve"> PAGE \* roman </w:instrText>
       <w:fldChar w:fldCharType="separate"/>
       <w:fldChar w:fldCharType="end"/>
     </w:r>
@@ -7655,7 +7726,7 @@
         <w:sz w:val="24"/>
       </w:rPr>
       <w:fldChar w:fldCharType="begin"/>
-      <w:instrText xml:space="preserve"> PAGE </w:instrText>
+      <w:instrText xml:space="preserve"> PAGE \* roman </w:instrText>
       <w:fldChar w:fldCharType="separate"/>
       <w:fldChar w:fldCharType="end"/>
     </w:r>
@@ -7968,6 +8039,48 @@
 </file>
 
 <file path=word/footer32.xml><?xml version="1.0" encoding="utf-8"?>
+<w:ftr xmlns:m="http://schemas.openxmlformats.org/officeDocument/2006/math" xmlns:mc="http://schemas.openxmlformats.org/markup-compatibility/2006" xmlns:mo="http://schemas.microsoft.com/office/mac/office/2008/main" xmlns:mv="urn:schemas-microsoft-com:mac:vml" xmlns:o="urn:schemas-microsoft-com:office:office" xmlns:r="http://schemas.openxmlformats.org/officeDocument/2006/relationships" xmlns:v="urn:schemas-microsoft-com:vml" xmlns:w10="urn:schemas-microsoft-com:office:word" xmlns:w14="http://schemas.microsoft.com/office/word/2010/wordml" xmlns:w="http://schemas.openxmlformats.org/wordprocessingml/2006/main" xmlns:wne="http://schemas.microsoft.com/office/word/2006/wordml" xmlns:wp14="http://schemas.microsoft.com/office/word/2010/wordprocessingDrawing" xmlns:wp="http://schemas.openxmlformats.org/drawingml/2006/wordprocessingDrawing" xmlns:wpc="http://schemas.microsoft.com/office/word/2010/wordprocessingCanvas" xmlns:wpg="http://schemas.microsoft.com/office/word/2010/wordprocessingGroup" xmlns:wpi="http://schemas.microsoft.com/office/word/2010/wordprocessingInk" xmlns:wps="http://schemas.microsoft.com/office/word/2010/wordprocessingShape" mc:Ignorable="w14 wp14">
+  <w:p>
+    <w:pPr>
+      <w:pStyle w:val="Footer"/>
+      <w:jc w:val="center"/>
+    </w:pPr>
+    <w:r>
+      <w:rPr>
+        <w:rFonts w:ascii="Times New Roman" w:hAnsi="Times New Roman"/>
+        <w:sz w:val="24"/>
+      </w:rPr>
+      <w:fldChar w:fldCharType="begin"/>
+      <w:instrText xml:space="preserve"> PAGE </w:instrText>
+      <w:fldChar w:fldCharType="separate"/>
+      <w:fldChar w:fldCharType="end"/>
+    </w:r>
+  </w:p>
+</w:ftr>
+</file>
+
+<file path=word/footer33.xml><?xml version="1.0" encoding="utf-8"?>
+<w:ftr xmlns:m="http://schemas.openxmlformats.org/officeDocument/2006/math" xmlns:mc="http://schemas.openxmlformats.org/markup-compatibility/2006" xmlns:mo="http://schemas.microsoft.com/office/mac/office/2008/main" xmlns:mv="urn:schemas-microsoft-com:mac:vml" xmlns:o="urn:schemas-microsoft-com:office:office" xmlns:r="http://schemas.openxmlformats.org/officeDocument/2006/relationships" xmlns:v="urn:schemas-microsoft-com:vml" xmlns:w10="urn:schemas-microsoft-com:office:word" xmlns:w14="http://schemas.microsoft.com/office/word/2010/wordml" xmlns:w="http://schemas.openxmlformats.org/wordprocessingml/2006/main" xmlns:wne="http://schemas.microsoft.com/office/word/2006/wordml" xmlns:wp14="http://schemas.microsoft.com/office/word/2010/wordprocessingDrawing" xmlns:wp="http://schemas.openxmlformats.org/drawingml/2006/wordprocessingDrawing" xmlns:wpc="http://schemas.microsoft.com/office/word/2010/wordprocessingCanvas" xmlns:wpg="http://schemas.microsoft.com/office/word/2010/wordprocessingGroup" xmlns:wpi="http://schemas.microsoft.com/office/word/2010/wordprocessingInk" xmlns:wps="http://schemas.microsoft.com/office/word/2010/wordprocessingShape" mc:Ignorable="w14 wp14">
+  <w:p>
+    <w:pPr>
+      <w:pStyle w:val="Footer"/>
+      <w:jc w:val="center"/>
+    </w:pPr>
+    <w:r>
+      <w:rPr>
+        <w:rFonts w:ascii="Times New Roman" w:hAnsi="Times New Roman"/>
+        <w:sz w:val="24"/>
+      </w:rPr>
+      <w:fldChar w:fldCharType="begin"/>
+      <w:instrText xml:space="preserve"> PAGE </w:instrText>
+      <w:fldChar w:fldCharType="separate"/>
+      <w:fldChar w:fldCharType="end"/>
+    </w:r>
+  </w:p>
+</w:ftr>
+</file>
+
+<file path=word/footer34.xml><?xml version="1.0" encoding="utf-8"?>
 <w:ftr xmlns:m="http://schemas.openxmlformats.org/officeDocument/2006/math" xmlns:mc="http://schemas.openxmlformats.org/markup-compatibility/2006" xmlns:mo="http://schemas.microsoft.com/office/mac/office/2008/main" xmlns:mv="urn:schemas-microsoft-com:mac:vml" xmlns:o="urn:schemas-microsoft-com:office:office" xmlns:r="http://schemas.openxmlformats.org/officeDocument/2006/relationships" xmlns:v="urn:schemas-microsoft-com:vml" xmlns:w10="urn:schemas-microsoft-com:office:word" xmlns:w14="http://schemas.microsoft.com/office/word/2010/wordml" xmlns:w="http://schemas.openxmlformats.org/wordprocessingml/2006/main" xmlns:wne="http://schemas.microsoft.com/office/word/2006/wordml" xmlns:wp14="http://schemas.microsoft.com/office/word/2010/wordprocessingDrawing" xmlns:wp="http://schemas.openxmlformats.org/drawingml/2006/wordprocessingDrawing" xmlns:wpc="http://schemas.microsoft.com/office/word/2010/wordprocessingCanvas" xmlns:wpg="http://schemas.microsoft.com/office/word/2010/wordprocessingGroup" xmlns:wpi="http://schemas.microsoft.com/office/word/2010/wordprocessingInk" xmlns:wps="http://schemas.microsoft.com/office/word/2010/wordprocessingShape" mc:Ignorable="w14 wp14">
   <w:p>
     <w:pPr>

--- a/juliano/reportes/Informe_Pasantia_IUTECP.docx
+++ b/juliano/reportes/Informe_Pasantia_IUTECP.docx
@@ -517,1060 +517,6 @@
     <w:p>
       <w:pPr>
         <w:sectPr>
-          <w:pgSz w:w="12240" w:h="15840"/>
-          <w:pgMar w:top="2835" w:right="1701" w:bottom="1701" w:left="2268" w:header="720" w:footer="720" w:gutter="0"/>
-          <w:cols w:space="720"/>
-          <w:titlePg/>
-          <w:docGrid w:linePitch="360"/>
-        </w:sectPr>
-      </w:pPr>
-    </w:p>
-    <w:p>
-      <w:pPr>
-        <w:spacing w:after="240"/>
-        <w:jc w:val="right"/>
-      </w:pPr>
-      <w:r>
-        <w:rPr>
-          <w:rFonts w:ascii="Times New Roman" w:hAnsi="Times New Roman"/>
-          <w:b/>
-          <w:sz w:val="24"/>
-        </w:rPr>
-        <w:t>pp.</w:t>
-      </w:r>
-    </w:p>
-    <w:p>
-      <w:pPr>
-        <w:tabs>
-          <w:tab w:pos="8271" w:val="right" w:leader="dot"/>
-        </w:tabs>
-        <w:spacing w:line="360" w:lineRule="auto" w:before="0" w:after="80"/>
-        <w:ind w:left="0"/>
-      </w:pPr>
-      <w:r>
-        <w:rPr>
-          <w:rFonts w:ascii="Times New Roman" w:hAnsi="Times New Roman"/>
-          <w:b w:val="0"/>
-          <w:sz w:val="24"/>
-        </w:rPr>
-        <w:t>AGRADECIMIENTOS</w:t>
-        <w:tab/>
-      </w:r>
-      <w:r>
-        <w:rPr>
-          <w:rFonts w:ascii="Times New Roman" w:hAnsi="Times New Roman"/>
-          <w:b w:val="0"/>
-          <w:sz w:val="24"/>
-        </w:rPr>
-        <w:fldChar w:fldCharType="begin"/>
-        <w:instrText xml:space="preserve"> PAGEREF bm_agradecimientos \h </w:instrText>
-        <w:fldChar w:fldCharType="separate"/>
-        <w:t>?</w:t>
-        <w:fldChar w:fldCharType="end"/>
-      </w:r>
-    </w:p>
-    <w:p>
-      <w:pPr>
-        <w:tabs>
-          <w:tab w:pos="8271" w:val="right" w:leader="dot"/>
-        </w:tabs>
-        <w:spacing w:line="360" w:lineRule="auto" w:before="0" w:after="80"/>
-        <w:ind w:left="0"/>
-      </w:pPr>
-      <w:r>
-        <w:rPr>
-          <w:rFonts w:ascii="Times New Roman" w:hAnsi="Times New Roman"/>
-          <w:b w:val="0"/>
-          <w:sz w:val="24"/>
-        </w:rPr>
-        <w:t>DEDICATORIA</w:t>
-        <w:tab/>
-      </w:r>
-      <w:r>
-        <w:rPr>
-          <w:rFonts w:ascii="Times New Roman" w:hAnsi="Times New Roman"/>
-          <w:b w:val="0"/>
-          <w:sz w:val="24"/>
-        </w:rPr>
-        <w:fldChar w:fldCharType="begin"/>
-        <w:instrText xml:space="preserve"> PAGEREF bm_dedicatoria \h </w:instrText>
-        <w:fldChar w:fldCharType="separate"/>
-        <w:t>?</w:t>
-        <w:fldChar w:fldCharType="end"/>
-      </w:r>
-    </w:p>
-    <w:p>
-      <w:pPr>
-        <w:tabs>
-          <w:tab w:pos="8271" w:val="right" w:leader="dot"/>
-        </w:tabs>
-        <w:spacing w:line="360" w:lineRule="auto" w:before="0" w:after="80"/>
-        <w:ind w:left="0"/>
-      </w:pPr>
-      <w:r>
-        <w:rPr>
-          <w:rFonts w:ascii="Times New Roman" w:hAnsi="Times New Roman"/>
-          <w:b w:val="0"/>
-          <w:sz w:val="24"/>
-        </w:rPr>
-        <w:t>LISTA DE CUADROS</w:t>
-        <w:tab/>
-      </w:r>
-      <w:r>
-        <w:rPr>
-          <w:rFonts w:ascii="Times New Roman" w:hAnsi="Times New Roman"/>
-          <w:b w:val="0"/>
-          <w:sz w:val="24"/>
-        </w:rPr>
-        <w:fldChar w:fldCharType="begin"/>
-        <w:instrText xml:space="preserve"> PAGEREF bm_lista_cuadros \h </w:instrText>
-        <w:fldChar w:fldCharType="separate"/>
-        <w:t>?</w:t>
-        <w:fldChar w:fldCharType="end"/>
-      </w:r>
-    </w:p>
-    <w:p>
-      <w:pPr>
-        <w:tabs>
-          <w:tab w:pos="8271" w:val="right" w:leader="dot"/>
-        </w:tabs>
-        <w:spacing w:line="360" w:lineRule="auto" w:before="0" w:after="80"/>
-        <w:ind w:left="0"/>
-      </w:pPr>
-      <w:r>
-        <w:rPr>
-          <w:rFonts w:ascii="Times New Roman" w:hAnsi="Times New Roman"/>
-          <w:b w:val="0"/>
-          <w:sz w:val="24"/>
-        </w:rPr>
-        <w:t>LISTA DE FIGURAS</w:t>
-        <w:tab/>
-      </w:r>
-      <w:r>
-        <w:rPr>
-          <w:rFonts w:ascii="Times New Roman" w:hAnsi="Times New Roman"/>
-          <w:b w:val="0"/>
-          <w:sz w:val="24"/>
-        </w:rPr>
-        <w:fldChar w:fldCharType="begin"/>
-        <w:instrText xml:space="preserve"> PAGEREF bm_lista_figuras \h </w:instrText>
-        <w:fldChar w:fldCharType="separate"/>
-        <w:t>?</w:t>
-        <w:fldChar w:fldCharType="end"/>
-      </w:r>
-    </w:p>
-    <w:p>
-      <w:pPr>
-        <w:tabs>
-          <w:tab w:pos="8271" w:val="right" w:leader="dot"/>
-        </w:tabs>
-        <w:spacing w:line="360" w:lineRule="auto" w:before="0" w:after="80"/>
-        <w:ind w:left="0"/>
-      </w:pPr>
-      <w:r>
-        <w:rPr>
-          <w:rFonts w:ascii="Times New Roman" w:hAnsi="Times New Roman"/>
-          <w:b w:val="0"/>
-          <w:sz w:val="24"/>
-        </w:rPr>
-        <w:t>LISTA DE GRÁFICOS</w:t>
-        <w:tab/>
-      </w:r>
-      <w:r>
-        <w:rPr>
-          <w:rFonts w:ascii="Times New Roman" w:hAnsi="Times New Roman"/>
-          <w:b w:val="0"/>
-          <w:sz w:val="24"/>
-        </w:rPr>
-        <w:fldChar w:fldCharType="begin"/>
-        <w:instrText xml:space="preserve"> PAGEREF bm_lista_graficos \h </w:instrText>
-        <w:fldChar w:fldCharType="separate"/>
-        <w:t>?</w:t>
-        <w:fldChar w:fldCharType="end"/>
-      </w:r>
-    </w:p>
-    <w:p>
-      <w:pPr>
-        <w:tabs>
-          <w:tab w:pos="8271" w:val="right" w:leader="dot"/>
-        </w:tabs>
-        <w:spacing w:line="360" w:lineRule="auto" w:before="0" w:after="80"/>
-        <w:ind w:left="0"/>
-      </w:pPr>
-      <w:r>
-        <w:rPr>
-          <w:rFonts w:ascii="Times New Roman" w:hAnsi="Times New Roman"/>
-          <w:b w:val="0"/>
-          <w:sz w:val="24"/>
-        </w:rPr>
-        <w:t>LISTA DE ANEXOS</w:t>
-        <w:tab/>
-      </w:r>
-      <w:r>
-        <w:rPr>
-          <w:rFonts w:ascii="Times New Roman" w:hAnsi="Times New Roman"/>
-          <w:b w:val="0"/>
-          <w:sz w:val="24"/>
-        </w:rPr>
-        <w:fldChar w:fldCharType="begin"/>
-        <w:instrText xml:space="preserve"> PAGEREF bm_lista_anexos \h </w:instrText>
-        <w:fldChar w:fldCharType="separate"/>
-        <w:t>?</w:t>
-        <w:fldChar w:fldCharType="end"/>
-      </w:r>
-    </w:p>
-    <w:p>
-      <w:pPr>
-        <w:tabs>
-          <w:tab w:pos="8271" w:val="right" w:leader="dot"/>
-        </w:tabs>
-        <w:spacing w:line="360" w:lineRule="auto" w:before="0" w:after="80"/>
-        <w:ind w:left="0"/>
-      </w:pPr>
-      <w:r>
-        <w:rPr>
-          <w:rFonts w:ascii="Times New Roman" w:hAnsi="Times New Roman"/>
-          <w:b w:val="0"/>
-          <w:sz w:val="24"/>
-        </w:rPr>
-        <w:t>RESUMEN</w:t>
-        <w:tab/>
-      </w:r>
-      <w:r>
-        <w:rPr>
-          <w:rFonts w:ascii="Times New Roman" w:hAnsi="Times New Roman"/>
-          <w:b w:val="0"/>
-          <w:sz w:val="24"/>
-        </w:rPr>
-        <w:fldChar w:fldCharType="begin"/>
-        <w:instrText xml:space="preserve"> PAGEREF bm_resumen \h </w:instrText>
-        <w:fldChar w:fldCharType="separate"/>
-        <w:t>?</w:t>
-        <w:fldChar w:fldCharType="end"/>
-      </w:r>
-    </w:p>
-    <w:p>
-      <w:pPr>
-        <w:tabs>
-          <w:tab w:pos="8271" w:val="right" w:leader="dot"/>
-        </w:tabs>
-        <w:spacing w:line="360" w:lineRule="auto" w:before="0" w:after="80"/>
-        <w:ind w:left="0"/>
-      </w:pPr>
-      <w:r>
-        <w:rPr>
-          <w:rFonts w:ascii="Times New Roman" w:hAnsi="Times New Roman"/>
-          <w:b w:val="0"/>
-          <w:sz w:val="24"/>
-        </w:rPr>
-        <w:t>INTRODUCCIÓN</w:t>
-        <w:tab/>
-      </w:r>
-      <w:r>
-        <w:rPr>
-          <w:rFonts w:ascii="Times New Roman" w:hAnsi="Times New Roman"/>
-          <w:b w:val="0"/>
-          <w:sz w:val="24"/>
-        </w:rPr>
-        <w:fldChar w:fldCharType="begin"/>
-        <w:instrText xml:space="preserve"> PAGEREF bm_introduccion \h </w:instrText>
-        <w:fldChar w:fldCharType="separate"/>
-        <w:t>?</w:t>
-        <w:fldChar w:fldCharType="end"/>
-      </w:r>
-    </w:p>
-    <w:p>
-      <w:pPr>
-        <w:spacing w:before="240" w:after="120"/>
-      </w:pPr>
-      <w:r>
-        <w:rPr>
-          <w:b/>
-        </w:rPr>
-        <w:t>CAPÍTULOS</w:t>
-      </w:r>
-    </w:p>
-    <w:p>
-      <w:pPr>
-        <w:tabs>
-          <w:tab w:pos="8271" w:val="right" w:leader="dot"/>
-        </w:tabs>
-        <w:spacing w:line="360" w:lineRule="auto" w:before="0" w:after="80"/>
-        <w:ind w:left="0"/>
-      </w:pPr>
-      <w:r>
-        <w:rPr>
-          <w:rFonts w:ascii="Times New Roman" w:hAnsi="Times New Roman"/>
-          <w:b/>
-          <w:sz w:val="24"/>
-        </w:rPr>
-        <w:t>I REALIDAD ORGANIZACIONAL</w:t>
-        <w:tab/>
-      </w:r>
-      <w:r>
-        <w:rPr>
-          <w:rFonts w:ascii="Times New Roman" w:hAnsi="Times New Roman"/>
-          <w:b/>
-          <w:sz w:val="24"/>
-        </w:rPr>
-        <w:fldChar w:fldCharType="begin"/>
-        <w:instrText xml:space="preserve"> PAGEREF bm_cap1 \h </w:instrText>
-        <w:fldChar w:fldCharType="separate"/>
-        <w:t>?</w:t>
-        <w:fldChar w:fldCharType="end"/>
-      </w:r>
-    </w:p>
-    <w:p>
-      <w:pPr>
-        <w:tabs>
-          <w:tab w:pos="8271" w:val="right" w:leader="dot"/>
-        </w:tabs>
-        <w:spacing w:line="360" w:lineRule="auto" w:before="0" w:after="80"/>
-        <w:ind w:left="283"/>
-      </w:pPr>
-      <w:r>
-        <w:rPr>
-          <w:rFonts w:ascii="Times New Roman" w:hAnsi="Times New Roman"/>
-          <w:b w:val="0"/>
-          <w:sz w:val="24"/>
-        </w:rPr>
-        <w:t>Identificación de la empresa</w:t>
-        <w:tab/>
-      </w:r>
-      <w:r>
-        <w:rPr>
-          <w:rFonts w:ascii="Times New Roman" w:hAnsi="Times New Roman"/>
-          <w:b w:val="0"/>
-          <w:sz w:val="24"/>
-        </w:rPr>
-        <w:fldChar w:fldCharType="begin"/>
-        <w:instrText xml:space="preserve"> PAGEREF bm_cap1_ident \h </w:instrText>
-        <w:fldChar w:fldCharType="separate"/>
-        <w:t>?</w:t>
-        <w:fldChar w:fldCharType="end"/>
-      </w:r>
-    </w:p>
-    <w:p>
-      <w:pPr>
-        <w:tabs>
-          <w:tab w:pos="8271" w:val="right" w:leader="dot"/>
-        </w:tabs>
-        <w:spacing w:line="360" w:lineRule="auto" w:before="0" w:after="80"/>
-        <w:ind w:left="283"/>
-      </w:pPr>
-      <w:r>
-        <w:rPr>
-          <w:rFonts w:ascii="Times New Roman" w:hAnsi="Times New Roman"/>
-          <w:b w:val="0"/>
-          <w:sz w:val="24"/>
-        </w:rPr>
-        <w:t>Reseña histórica</w:t>
-        <w:tab/>
-      </w:r>
-      <w:r>
-        <w:rPr>
-          <w:rFonts w:ascii="Times New Roman" w:hAnsi="Times New Roman"/>
-          <w:b w:val="0"/>
-          <w:sz w:val="24"/>
-        </w:rPr>
-        <w:fldChar w:fldCharType="begin"/>
-        <w:instrText xml:space="preserve"> PAGEREF bm_cap1_resena \h </w:instrText>
-        <w:fldChar w:fldCharType="separate"/>
-        <w:t>?</w:t>
-        <w:fldChar w:fldCharType="end"/>
-      </w:r>
-    </w:p>
-    <w:p>
-      <w:pPr>
-        <w:tabs>
-          <w:tab w:pos="8271" w:val="right" w:leader="dot"/>
-        </w:tabs>
-        <w:spacing w:line="360" w:lineRule="auto" w:before="0" w:after="80"/>
-        <w:ind w:left="283"/>
-      </w:pPr>
-      <w:r>
-        <w:rPr>
-          <w:rFonts w:ascii="Times New Roman" w:hAnsi="Times New Roman"/>
-          <w:b w:val="0"/>
-          <w:sz w:val="24"/>
-        </w:rPr>
-        <w:t>Misión</w:t>
-        <w:tab/>
-      </w:r>
-      <w:r>
-        <w:rPr>
-          <w:rFonts w:ascii="Times New Roman" w:hAnsi="Times New Roman"/>
-          <w:b w:val="0"/>
-          <w:sz w:val="24"/>
-        </w:rPr>
-        <w:fldChar w:fldCharType="begin"/>
-        <w:instrText xml:space="preserve"> PAGEREF bm_cap1_mision \h </w:instrText>
-        <w:fldChar w:fldCharType="separate"/>
-        <w:t>?</w:t>
-        <w:fldChar w:fldCharType="end"/>
-      </w:r>
-    </w:p>
-    <w:p>
-      <w:pPr>
-        <w:tabs>
-          <w:tab w:pos="8271" w:val="right" w:leader="dot"/>
-        </w:tabs>
-        <w:spacing w:line="360" w:lineRule="auto" w:before="0" w:after="80"/>
-        <w:ind w:left="283"/>
-      </w:pPr>
-      <w:r>
-        <w:rPr>
-          <w:rFonts w:ascii="Times New Roman" w:hAnsi="Times New Roman"/>
-          <w:b w:val="0"/>
-          <w:sz w:val="24"/>
-        </w:rPr>
-        <w:t>Visión</w:t>
-        <w:tab/>
-      </w:r>
-      <w:r>
-        <w:rPr>
-          <w:rFonts w:ascii="Times New Roman" w:hAnsi="Times New Roman"/>
-          <w:b w:val="0"/>
-          <w:sz w:val="24"/>
-        </w:rPr>
-        <w:fldChar w:fldCharType="begin"/>
-        <w:instrText xml:space="preserve"> PAGEREF bm_cap1_vision \h </w:instrText>
-        <w:fldChar w:fldCharType="separate"/>
-        <w:t>?</w:t>
-        <w:fldChar w:fldCharType="end"/>
-      </w:r>
-    </w:p>
-    <w:p>
-      <w:pPr>
-        <w:tabs>
-          <w:tab w:pos="8271" w:val="right" w:leader="dot"/>
-        </w:tabs>
-        <w:spacing w:line="360" w:lineRule="auto" w:before="0" w:after="80"/>
-        <w:ind w:left="283"/>
-      </w:pPr>
-      <w:r>
-        <w:rPr>
-          <w:rFonts w:ascii="Times New Roman" w:hAnsi="Times New Roman"/>
-          <w:b w:val="0"/>
-          <w:sz w:val="24"/>
-        </w:rPr>
-        <w:t>Valores</w:t>
-        <w:tab/>
-      </w:r>
-      <w:r>
-        <w:rPr>
-          <w:rFonts w:ascii="Times New Roman" w:hAnsi="Times New Roman"/>
-          <w:b w:val="0"/>
-          <w:sz w:val="24"/>
-        </w:rPr>
-        <w:fldChar w:fldCharType="begin"/>
-        <w:instrText xml:space="preserve"> PAGEREF bm_cap1_valores \h </w:instrText>
-        <w:fldChar w:fldCharType="separate"/>
-        <w:t>?</w:t>
-        <w:fldChar w:fldCharType="end"/>
-      </w:r>
-    </w:p>
-    <w:p>
-      <w:pPr>
-        <w:tabs>
-          <w:tab w:pos="8271" w:val="right" w:leader="dot"/>
-        </w:tabs>
-        <w:spacing w:line="360" w:lineRule="auto" w:before="0" w:after="80"/>
-        <w:ind w:left="283"/>
-      </w:pPr>
-      <w:r>
-        <w:rPr>
-          <w:rFonts w:ascii="Times New Roman" w:hAnsi="Times New Roman"/>
-          <w:b w:val="0"/>
-          <w:sz w:val="24"/>
-        </w:rPr>
-        <w:t>Objetivos Organizacionales</w:t>
-        <w:tab/>
-      </w:r>
-      <w:r>
-        <w:rPr>
-          <w:rFonts w:ascii="Times New Roman" w:hAnsi="Times New Roman"/>
-          <w:b w:val="0"/>
-          <w:sz w:val="24"/>
-        </w:rPr>
-        <w:fldChar w:fldCharType="begin"/>
-        <w:instrText xml:space="preserve"> PAGEREF bm_cap1_obj \h </w:instrText>
-        <w:fldChar w:fldCharType="separate"/>
-        <w:t>?</w:t>
-        <w:fldChar w:fldCharType="end"/>
-      </w:r>
-    </w:p>
-    <w:p>
-      <w:pPr>
-        <w:tabs>
-          <w:tab w:pos="8271" w:val="right" w:leader="dot"/>
-        </w:tabs>
-        <w:spacing w:line="360" w:lineRule="auto" w:before="0" w:after="80"/>
-        <w:ind w:left="283"/>
-      </w:pPr>
-      <w:r>
-        <w:rPr>
-          <w:rFonts w:ascii="Times New Roman" w:hAnsi="Times New Roman"/>
-          <w:b w:val="0"/>
-          <w:sz w:val="24"/>
-        </w:rPr>
-        <w:t>Ubicación geográfica</w:t>
-        <w:tab/>
-      </w:r>
-      <w:r>
-        <w:rPr>
-          <w:rFonts w:ascii="Times New Roman" w:hAnsi="Times New Roman"/>
-          <w:b w:val="0"/>
-          <w:sz w:val="24"/>
-        </w:rPr>
-        <w:fldChar w:fldCharType="begin"/>
-        <w:instrText xml:space="preserve"> PAGEREF bm_cap1_ubic \h </w:instrText>
-        <w:fldChar w:fldCharType="separate"/>
-        <w:t>?</w:t>
-        <w:fldChar w:fldCharType="end"/>
-      </w:r>
-    </w:p>
-    <w:p>
-      <w:pPr>
-        <w:tabs>
-          <w:tab w:pos="8271" w:val="right" w:leader="dot"/>
-        </w:tabs>
-        <w:spacing w:line="360" w:lineRule="auto" w:before="0" w:after="80"/>
-        <w:ind w:left="283"/>
-      </w:pPr>
-      <w:r>
-        <w:rPr>
-          <w:rFonts w:ascii="Times New Roman" w:hAnsi="Times New Roman"/>
-          <w:b w:val="0"/>
-          <w:sz w:val="24"/>
-        </w:rPr>
-        <w:t>Población de los trabajadores de la empresa</w:t>
-        <w:tab/>
-      </w:r>
-      <w:r>
-        <w:rPr>
-          <w:rFonts w:ascii="Times New Roman" w:hAnsi="Times New Roman"/>
-          <w:b w:val="0"/>
-          <w:sz w:val="24"/>
-        </w:rPr>
-        <w:fldChar w:fldCharType="begin"/>
-        <w:instrText xml:space="preserve"> PAGEREF bm_cap1_pobla \h </w:instrText>
-        <w:fldChar w:fldCharType="separate"/>
-        <w:t>?</w:t>
-        <w:fldChar w:fldCharType="end"/>
-      </w:r>
-    </w:p>
-    <w:p>
-      <w:pPr>
-        <w:tabs>
-          <w:tab w:pos="8271" w:val="right" w:leader="dot"/>
-        </w:tabs>
-        <w:spacing w:line="360" w:lineRule="auto" w:before="0" w:after="80"/>
-        <w:ind w:left="283"/>
-      </w:pPr>
-      <w:r>
-        <w:rPr>
-          <w:rFonts w:ascii="Times New Roman" w:hAnsi="Times New Roman"/>
-          <w:b w:val="0"/>
-          <w:sz w:val="24"/>
-        </w:rPr>
-        <w:t>Estructura organizacional de la empresa (organigrama)</w:t>
-        <w:tab/>
-      </w:r>
-      <w:r>
-        <w:rPr>
-          <w:rFonts w:ascii="Times New Roman" w:hAnsi="Times New Roman"/>
-          <w:b w:val="0"/>
-          <w:sz w:val="24"/>
-        </w:rPr>
-        <w:fldChar w:fldCharType="begin"/>
-        <w:instrText xml:space="preserve"> PAGEREF bm_cap1_estruct \h </w:instrText>
-        <w:fldChar w:fldCharType="separate"/>
-        <w:t>?</w:t>
-        <w:fldChar w:fldCharType="end"/>
-      </w:r>
-    </w:p>
-    <w:p>
-      <w:pPr>
-        <w:tabs>
-          <w:tab w:pos="8271" w:val="right" w:leader="dot"/>
-        </w:tabs>
-        <w:spacing w:line="360" w:lineRule="auto" w:before="0" w:after="80"/>
-        <w:ind w:left="0"/>
-      </w:pPr>
-      <w:r>
-        <w:rPr>
-          <w:rFonts w:ascii="Times New Roman" w:hAnsi="Times New Roman"/>
-          <w:b/>
-          <w:sz w:val="24"/>
-        </w:rPr>
-        <w:t>II DIAGNÓSTICO SITUACIONAL</w:t>
-        <w:tab/>
-      </w:r>
-      <w:r>
-        <w:rPr>
-          <w:rFonts w:ascii="Times New Roman" w:hAnsi="Times New Roman"/>
-          <w:b/>
-          <w:sz w:val="24"/>
-        </w:rPr>
-        <w:fldChar w:fldCharType="begin"/>
-        <w:instrText xml:space="preserve"> PAGEREF bm_cap2 \h </w:instrText>
-        <w:fldChar w:fldCharType="separate"/>
-        <w:t>?</w:t>
-        <w:fldChar w:fldCharType="end"/>
-      </w:r>
-    </w:p>
-    <w:p>
-      <w:pPr>
-        <w:tabs>
-          <w:tab w:pos="8271" w:val="right" w:leader="dot"/>
-        </w:tabs>
-        <w:spacing w:line="360" w:lineRule="auto" w:before="0" w:after="80"/>
-        <w:ind w:left="283"/>
-      </w:pPr>
-      <w:r>
-        <w:rPr>
-          <w:rFonts w:ascii="Times New Roman" w:hAnsi="Times New Roman"/>
-          <w:b w:val="0"/>
-          <w:sz w:val="24"/>
-        </w:rPr>
-        <w:t>Identificación de la situación problemática</w:t>
-        <w:tab/>
-      </w:r>
-      <w:r>
-        <w:rPr>
-          <w:rFonts w:ascii="Times New Roman" w:hAnsi="Times New Roman"/>
-          <w:b w:val="0"/>
-          <w:sz w:val="24"/>
-        </w:rPr>
-        <w:fldChar w:fldCharType="begin"/>
-        <w:instrText xml:space="preserve"> PAGEREF bm_cap2_sit \h </w:instrText>
-        <w:fldChar w:fldCharType="separate"/>
-        <w:t>?</w:t>
-        <w:fldChar w:fldCharType="end"/>
-      </w:r>
-    </w:p>
-    <w:p>
-      <w:pPr>
-        <w:tabs>
-          <w:tab w:pos="8271" w:val="right" w:leader="dot"/>
-        </w:tabs>
-        <w:spacing w:line="360" w:lineRule="auto" w:before="0" w:after="80"/>
-        <w:ind w:left="283"/>
-      </w:pPr>
-      <w:r>
-        <w:rPr>
-          <w:rFonts w:ascii="Times New Roman" w:hAnsi="Times New Roman"/>
-          <w:b w:val="0"/>
-          <w:sz w:val="24"/>
-        </w:rPr>
-        <w:t>Objetivo General</w:t>
-        <w:tab/>
-      </w:r>
-      <w:r>
-        <w:rPr>
-          <w:rFonts w:ascii="Times New Roman" w:hAnsi="Times New Roman"/>
-          <w:b w:val="0"/>
-          <w:sz w:val="24"/>
-        </w:rPr>
-        <w:fldChar w:fldCharType="begin"/>
-        <w:instrText xml:space="preserve"> PAGEREF bm_cap2_objg \h </w:instrText>
-        <w:fldChar w:fldCharType="separate"/>
-        <w:t>?</w:t>
-        <w:fldChar w:fldCharType="end"/>
-      </w:r>
-    </w:p>
-    <w:p>
-      <w:pPr>
-        <w:tabs>
-          <w:tab w:pos="8271" w:val="right" w:leader="dot"/>
-        </w:tabs>
-        <w:spacing w:line="360" w:lineRule="auto" w:before="0" w:after="80"/>
-        <w:ind w:left="283"/>
-      </w:pPr>
-      <w:r>
-        <w:rPr>
-          <w:rFonts w:ascii="Times New Roman" w:hAnsi="Times New Roman"/>
-          <w:b w:val="0"/>
-          <w:sz w:val="24"/>
-        </w:rPr>
-        <w:t>Objetivos Específicos</w:t>
-        <w:tab/>
-      </w:r>
-      <w:r>
-        <w:rPr>
-          <w:rFonts w:ascii="Times New Roman" w:hAnsi="Times New Roman"/>
-          <w:b w:val="0"/>
-          <w:sz w:val="24"/>
-        </w:rPr>
-        <w:fldChar w:fldCharType="begin"/>
-        <w:instrText xml:space="preserve"> PAGEREF bm_cap2_obje \h </w:instrText>
-        <w:fldChar w:fldCharType="separate"/>
-        <w:t>?</w:t>
-        <w:fldChar w:fldCharType="end"/>
-      </w:r>
-    </w:p>
-    <w:p>
-      <w:pPr>
-        <w:tabs>
-          <w:tab w:pos="8271" w:val="right" w:leader="dot"/>
-        </w:tabs>
-        <w:spacing w:line="360" w:lineRule="auto" w:before="0" w:after="80"/>
-        <w:ind w:left="283"/>
-      </w:pPr>
-      <w:r>
-        <w:rPr>
-          <w:rFonts w:ascii="Times New Roman" w:hAnsi="Times New Roman"/>
-          <w:b w:val="0"/>
-          <w:sz w:val="24"/>
-        </w:rPr>
-        <w:t>Planificación integral de objetivos</w:t>
-        <w:tab/>
-      </w:r>
-      <w:r>
-        <w:rPr>
-          <w:rFonts w:ascii="Times New Roman" w:hAnsi="Times New Roman"/>
-          <w:b w:val="0"/>
-          <w:sz w:val="24"/>
-        </w:rPr>
-        <w:fldChar w:fldCharType="begin"/>
-        <w:instrText xml:space="preserve"> PAGEREF bm_cap2_planif \h </w:instrText>
-        <w:fldChar w:fldCharType="separate"/>
-        <w:t>?</w:t>
-        <w:fldChar w:fldCharType="end"/>
-      </w:r>
-    </w:p>
-    <w:p>
-      <w:pPr>
-        <w:tabs>
-          <w:tab w:pos="8271" w:val="right" w:leader="dot"/>
-        </w:tabs>
-        <w:spacing w:line="360" w:lineRule="auto" w:before="0" w:after="80"/>
-        <w:ind w:left="283"/>
-      </w:pPr>
-      <w:r>
-        <w:rPr>
-          <w:rFonts w:ascii="Times New Roman" w:hAnsi="Times New Roman"/>
-          <w:b w:val="0"/>
-          <w:sz w:val="24"/>
-        </w:rPr>
-        <w:t>Cronograma de actividades</w:t>
-        <w:tab/>
-      </w:r>
-      <w:r>
-        <w:rPr>
-          <w:rFonts w:ascii="Times New Roman" w:hAnsi="Times New Roman"/>
-          <w:b w:val="0"/>
-          <w:sz w:val="24"/>
-        </w:rPr>
-        <w:fldChar w:fldCharType="begin"/>
-        <w:instrText xml:space="preserve"> PAGEREF bm_cap2_crono \h </w:instrText>
-        <w:fldChar w:fldCharType="separate"/>
-        <w:t>?</w:t>
-        <w:fldChar w:fldCharType="end"/>
-      </w:r>
-    </w:p>
-    <w:p>
-      <w:pPr>
-        <w:tabs>
-          <w:tab w:pos="8271" w:val="right" w:leader="dot"/>
-        </w:tabs>
-        <w:spacing w:line="360" w:lineRule="auto" w:before="0" w:after="80"/>
-        <w:ind w:left="0"/>
-      </w:pPr>
-      <w:r>
-        <w:rPr>
-          <w:rFonts w:ascii="Times New Roman" w:hAnsi="Times New Roman"/>
-          <w:b/>
-          <w:sz w:val="24"/>
-        </w:rPr>
-        <w:t>III MARCO TEÓRICO</w:t>
-        <w:tab/>
-      </w:r>
-      <w:r>
-        <w:rPr>
-          <w:rFonts w:ascii="Times New Roman" w:hAnsi="Times New Roman"/>
-          <w:b/>
-          <w:sz w:val="24"/>
-        </w:rPr>
-        <w:fldChar w:fldCharType="begin"/>
-        <w:instrText xml:space="preserve"> PAGEREF bm_cap3 \h </w:instrText>
-        <w:fldChar w:fldCharType="separate"/>
-        <w:t>?</w:t>
-        <w:fldChar w:fldCharType="end"/>
-      </w:r>
-    </w:p>
-    <w:p>
-      <w:pPr>
-        <w:tabs>
-          <w:tab w:pos="8271" w:val="right" w:leader="dot"/>
-        </w:tabs>
-        <w:spacing w:line="360" w:lineRule="auto" w:before="0" w:after="80"/>
-        <w:ind w:left="283"/>
-      </w:pPr>
-      <w:r>
-        <w:rPr>
-          <w:rFonts w:ascii="Times New Roman" w:hAnsi="Times New Roman"/>
-          <w:b w:val="0"/>
-          <w:sz w:val="24"/>
-        </w:rPr>
-        <w:t>Bases teóricas referenciales</w:t>
-        <w:tab/>
-      </w:r>
-      <w:r>
-        <w:rPr>
-          <w:rFonts w:ascii="Times New Roman" w:hAnsi="Times New Roman"/>
-          <w:b w:val="0"/>
-          <w:sz w:val="24"/>
-        </w:rPr>
-        <w:fldChar w:fldCharType="begin"/>
-        <w:instrText xml:space="preserve"> PAGEREF bm_cap3_bases \h </w:instrText>
-        <w:fldChar w:fldCharType="separate"/>
-        <w:t>?</w:t>
-        <w:fldChar w:fldCharType="end"/>
-      </w:r>
-    </w:p>
-    <w:p>
-      <w:pPr>
-        <w:tabs>
-          <w:tab w:pos="8271" w:val="right" w:leader="dot"/>
-        </w:tabs>
-        <w:spacing w:line="360" w:lineRule="auto" w:before="0" w:after="80"/>
-        <w:ind w:left="0"/>
-      </w:pPr>
-      <w:r>
-        <w:rPr>
-          <w:rFonts w:ascii="Times New Roman" w:hAnsi="Times New Roman"/>
-          <w:b/>
-          <w:sz w:val="24"/>
-        </w:rPr>
-        <w:t>IV ACTIVIDADES REALIZADAS</w:t>
-        <w:tab/>
-      </w:r>
-      <w:r>
-        <w:rPr>
-          <w:rFonts w:ascii="Times New Roman" w:hAnsi="Times New Roman"/>
-          <w:b/>
-          <w:sz w:val="24"/>
-        </w:rPr>
-        <w:fldChar w:fldCharType="begin"/>
-        <w:instrText xml:space="preserve"> PAGEREF bm_cap4 \h </w:instrText>
-        <w:fldChar w:fldCharType="separate"/>
-        <w:t>?</w:t>
-        <w:fldChar w:fldCharType="end"/>
-      </w:r>
-    </w:p>
-    <w:p>
-      <w:pPr>
-        <w:tabs>
-          <w:tab w:pos="8271" w:val="right" w:leader="dot"/>
-        </w:tabs>
-        <w:spacing w:line="360" w:lineRule="auto" w:before="0" w:after="80"/>
-        <w:ind w:left="283"/>
-      </w:pPr>
-      <w:r>
-        <w:rPr>
-          <w:rFonts w:ascii="Times New Roman" w:hAnsi="Times New Roman"/>
-          <w:b w:val="0"/>
-          <w:sz w:val="24"/>
-        </w:rPr>
-        <w:t>Descripción de actividades ejecutadas por semana</w:t>
-        <w:tab/>
-      </w:r>
-      <w:r>
-        <w:rPr>
-          <w:rFonts w:ascii="Times New Roman" w:hAnsi="Times New Roman"/>
-          <w:b w:val="0"/>
-          <w:sz w:val="24"/>
-        </w:rPr>
-        <w:fldChar w:fldCharType="begin"/>
-        <w:instrText xml:space="preserve"> PAGEREF bm_cap4_desc \h </w:instrText>
-        <w:fldChar w:fldCharType="separate"/>
-        <w:t>?</w:t>
-        <w:fldChar w:fldCharType="end"/>
-      </w:r>
-    </w:p>
-    <w:p>
-      <w:pPr>
-        <w:tabs>
-          <w:tab w:pos="8271" w:val="right" w:leader="dot"/>
-        </w:tabs>
-        <w:spacing w:line="360" w:lineRule="auto" w:before="0" w:after="80"/>
-        <w:ind w:left="0"/>
-      </w:pPr>
-      <w:r>
-        <w:rPr>
-          <w:rFonts w:ascii="Times New Roman" w:hAnsi="Times New Roman"/>
-          <w:b/>
-          <w:sz w:val="24"/>
-        </w:rPr>
-        <w:t>V CONCLUSIONES Y RECOMENDACIONES</w:t>
-        <w:tab/>
-      </w:r>
-      <w:r>
-        <w:rPr>
-          <w:rFonts w:ascii="Times New Roman" w:hAnsi="Times New Roman"/>
-          <w:b/>
-          <w:sz w:val="24"/>
-        </w:rPr>
-        <w:fldChar w:fldCharType="begin"/>
-        <w:instrText xml:space="preserve"> PAGEREF bm_cap5 \h </w:instrText>
-        <w:fldChar w:fldCharType="separate"/>
-        <w:t>?</w:t>
-        <w:fldChar w:fldCharType="end"/>
-      </w:r>
-    </w:p>
-    <w:p>
-      <w:pPr>
-        <w:tabs>
-          <w:tab w:pos="8271" w:val="right" w:leader="dot"/>
-        </w:tabs>
-        <w:spacing w:line="360" w:lineRule="auto" w:before="0" w:after="80"/>
-        <w:ind w:left="283"/>
-      </w:pPr>
-      <w:r>
-        <w:rPr>
-          <w:rFonts w:ascii="Times New Roman" w:hAnsi="Times New Roman"/>
-          <w:b w:val="0"/>
-          <w:sz w:val="24"/>
-        </w:rPr>
-        <w:t>Conclusiones</w:t>
-        <w:tab/>
-      </w:r>
-      <w:r>
-        <w:rPr>
-          <w:rFonts w:ascii="Times New Roman" w:hAnsi="Times New Roman"/>
-          <w:b w:val="0"/>
-          <w:sz w:val="24"/>
-        </w:rPr>
-        <w:fldChar w:fldCharType="begin"/>
-        <w:instrText xml:space="preserve"> PAGEREF bm_cap5_concl \h </w:instrText>
-        <w:fldChar w:fldCharType="separate"/>
-        <w:t>?</w:t>
-        <w:fldChar w:fldCharType="end"/>
-      </w:r>
-    </w:p>
-    <w:p>
-      <w:pPr>
-        <w:tabs>
-          <w:tab w:pos="8271" w:val="right" w:leader="dot"/>
-        </w:tabs>
-        <w:spacing w:line="360" w:lineRule="auto" w:before="0" w:after="80"/>
-        <w:ind w:left="283"/>
-      </w:pPr>
-      <w:r>
-        <w:rPr>
-          <w:rFonts w:ascii="Times New Roman" w:hAnsi="Times New Roman"/>
-          <w:b w:val="0"/>
-          <w:sz w:val="24"/>
-        </w:rPr>
-        <w:t>Recomendaciones</w:t>
-        <w:tab/>
-      </w:r>
-      <w:r>
-        <w:rPr>
-          <w:rFonts w:ascii="Times New Roman" w:hAnsi="Times New Roman"/>
-          <w:b w:val="0"/>
-          <w:sz w:val="24"/>
-        </w:rPr>
-        <w:fldChar w:fldCharType="begin"/>
-        <w:instrText xml:space="preserve"> PAGEREF bm_cap5_recom \h </w:instrText>
-        <w:fldChar w:fldCharType="separate"/>
-        <w:t>?</w:t>
-        <w:fldChar w:fldCharType="end"/>
-      </w:r>
-    </w:p>
-    <w:p>
-      <w:pPr>
-        <w:tabs>
-          <w:tab w:pos="8271" w:val="right" w:leader="dot"/>
-        </w:tabs>
-        <w:spacing w:line="360" w:lineRule="auto" w:before="0" w:after="80"/>
-        <w:ind w:left="0"/>
-      </w:pPr>
-      <w:r>
-        <w:rPr>
-          <w:rFonts w:ascii="Times New Roman" w:hAnsi="Times New Roman"/>
-          <w:b/>
-          <w:sz w:val="24"/>
-        </w:rPr>
-        <w:t>REFERENCIAS</w:t>
-        <w:tab/>
-      </w:r>
-      <w:r>
-        <w:rPr>
-          <w:rFonts w:ascii="Times New Roman" w:hAnsi="Times New Roman"/>
-          <w:b/>
-          <w:sz w:val="24"/>
-        </w:rPr>
-        <w:fldChar w:fldCharType="begin"/>
-        <w:instrText xml:space="preserve"> PAGEREF bm_referencias \h </w:instrText>
-        <w:fldChar w:fldCharType="separate"/>
-        <w:t>?</w:t>
-        <w:fldChar w:fldCharType="end"/>
-      </w:r>
-    </w:p>
-    <w:p>
-      <w:pPr>
-        <w:tabs>
-          <w:tab w:pos="8271" w:val="right" w:leader="dot"/>
-        </w:tabs>
-        <w:spacing w:line="360" w:lineRule="auto" w:before="0" w:after="80"/>
-        <w:ind w:left="0"/>
-      </w:pPr>
-      <w:r>
-        <w:rPr>
-          <w:rFonts w:ascii="Times New Roman" w:hAnsi="Times New Roman"/>
-          <w:b/>
-          <w:sz w:val="24"/>
-        </w:rPr>
-        <w:t>ANEXOS</w:t>
-        <w:tab/>
-      </w:r>
-      <w:r>
-        <w:rPr>
-          <w:rFonts w:ascii="Times New Roman" w:hAnsi="Times New Roman"/>
-          <w:b/>
-          <w:sz w:val="24"/>
-        </w:rPr>
-        <w:fldChar w:fldCharType="begin"/>
-        <w:instrText xml:space="preserve"> PAGEREF bm_anexos \h </w:instrText>
-        <w:fldChar w:fldCharType="separate"/>
-        <w:t>?</w:t>
-        <w:fldChar w:fldCharType="end"/>
-      </w:r>
-    </w:p>
-    <w:p>
-      <w:pPr>
-        <w:sectPr>
-          <w:type w:val="continuous"/>
-          <w:pgSz w:w="12240" w:h="15840"/>
-          <w:pgMar w:top="1701" w:right="1701" w:bottom="1701" w:left="2268" w:header="720" w:footer="720" w:gutter="0"/>
-          <w:cols w:space="720"/>
-          <w:titlePg/>
-          <w:docGrid w:linePitch="360"/>
-        </w:sectPr>
-      </w:pPr>
-    </w:p>
-    <w:p>
-      <w:bookmarkStart w:id="bm_lista_cuadros" w:name="bm_lista_cuadros"/>
-      <w:pPr>
-        <w:spacing w:after="480"/>
-        <w:jc w:val="center"/>
-      </w:pPr>
-      <w:r>
-        <w:rPr>
-          <w:rFonts w:ascii="Times New Roman" w:hAnsi="Times New Roman"/>
-          <w:b/>
-          <w:sz w:val="24"/>
-        </w:rPr>
-        <w:t>LISTA DE CUADROS</w:t>
-      </w:r>
-      <w:bookmarkEnd w:id="bm_lista_cuadros"/>
-    </w:p>
-    <w:p>
-      <w:pPr>
-        <w:sectPr>
           <w:footerReference w:type="default" r:id="rId18"/>
           <w:pgSz w:w="12240" w:h="15840"/>
           <w:pgMar w:top="2835" w:right="1701" w:bottom="1701" w:left="2268" w:header="720" w:footer="720" w:gutter="0"/>
@@ -1582,10 +528,8 @@
     </w:p>
     <w:p>
       <w:pPr>
-        <w:tabs>
-          <w:tab w:pos="8271" w:val="right"/>
-        </w:tabs>
-        <w:spacing w:before="240" w:after="240"/>
+        <w:spacing w:after="240"/>
+        <w:jc w:val="right"/>
       </w:pPr>
       <w:r>
         <w:rPr>
@@ -1593,47 +537,315 @@
           <w:b/>
           <w:sz w:val="24"/>
         </w:rPr>
-        <w:t>CUADRO</w:t>
-      </w:r>
-      <w:r>
+        <w:t>pp.</w:t>
+      </w:r>
+    </w:p>
+    <w:p>
+      <w:pPr>
+        <w:tabs>
+          <w:tab w:pos="8271" w:val="right" w:leader="dot"/>
+        </w:tabs>
+        <w:spacing w:line="360" w:lineRule="auto" w:before="0" w:after="80"/>
+        <w:ind w:left="0"/>
+      </w:pPr>
+      <w:r>
+        <w:rPr>
+          <w:rFonts w:ascii="Times New Roman" w:hAnsi="Times New Roman"/>
+          <w:b w:val="0"/>
+          <w:sz w:val="24"/>
+        </w:rPr>
+        <w:t>AGRADECIMIENTOS</w:t>
         <w:tab/>
       </w:r>
+      <w:r>
+        <w:rPr>
+          <w:rFonts w:ascii="Times New Roman" w:hAnsi="Times New Roman"/>
+          <w:b w:val="0"/>
+          <w:sz w:val="24"/>
+        </w:rPr>
+        <w:fldChar w:fldCharType="begin"/>
+        <w:instrText xml:space="preserve"> PAGEREF bm_agradecimientos \h </w:instrText>
+        <w:fldChar w:fldCharType="separate"/>
+        <w:t>?</w:t>
+        <w:fldChar w:fldCharType="end"/>
+      </w:r>
+    </w:p>
+    <w:p>
+      <w:pPr>
+        <w:tabs>
+          <w:tab w:pos="8271" w:val="right" w:leader="dot"/>
+        </w:tabs>
+        <w:spacing w:line="360" w:lineRule="auto" w:before="0" w:after="80"/>
+        <w:ind w:left="0"/>
+      </w:pPr>
+      <w:r>
+        <w:rPr>
+          <w:rFonts w:ascii="Times New Roman" w:hAnsi="Times New Roman"/>
+          <w:b w:val="0"/>
+          <w:sz w:val="24"/>
+        </w:rPr>
+        <w:t>DEDICATORIA</w:t>
+        <w:tab/>
+      </w:r>
+      <w:r>
+        <w:rPr>
+          <w:rFonts w:ascii="Times New Roman" w:hAnsi="Times New Roman"/>
+          <w:b w:val="0"/>
+          <w:sz w:val="24"/>
+        </w:rPr>
+        <w:fldChar w:fldCharType="begin"/>
+        <w:instrText xml:space="preserve"> PAGEREF bm_dedicatoria \h </w:instrText>
+        <w:fldChar w:fldCharType="separate"/>
+        <w:t>?</w:t>
+        <w:fldChar w:fldCharType="end"/>
+      </w:r>
+    </w:p>
+    <w:p>
+      <w:pPr>
+        <w:tabs>
+          <w:tab w:pos="8271" w:val="right" w:leader="dot"/>
+        </w:tabs>
+        <w:spacing w:line="360" w:lineRule="auto" w:before="0" w:after="80"/>
+        <w:ind w:left="0"/>
+      </w:pPr>
+      <w:r>
+        <w:rPr>
+          <w:rFonts w:ascii="Times New Roman" w:hAnsi="Times New Roman"/>
+          <w:b w:val="0"/>
+          <w:sz w:val="24"/>
+        </w:rPr>
+        <w:t>LISTA DE CUADROS</w:t>
+        <w:tab/>
+      </w:r>
+      <w:r>
+        <w:rPr>
+          <w:rFonts w:ascii="Times New Roman" w:hAnsi="Times New Roman"/>
+          <w:b w:val="0"/>
+          <w:sz w:val="24"/>
+        </w:rPr>
+        <w:fldChar w:fldCharType="begin"/>
+        <w:instrText xml:space="preserve"> PAGEREF bm_lista_cuadros \h </w:instrText>
+        <w:fldChar w:fldCharType="separate"/>
+        <w:t>?</w:t>
+        <w:fldChar w:fldCharType="end"/>
+      </w:r>
+    </w:p>
+    <w:p>
+      <w:pPr>
+        <w:tabs>
+          <w:tab w:pos="8271" w:val="right" w:leader="dot"/>
+        </w:tabs>
+        <w:spacing w:line="360" w:lineRule="auto" w:before="0" w:after="80"/>
+        <w:ind w:left="0"/>
+      </w:pPr>
+      <w:r>
+        <w:rPr>
+          <w:rFonts w:ascii="Times New Roman" w:hAnsi="Times New Roman"/>
+          <w:b w:val="0"/>
+          <w:sz w:val="24"/>
+        </w:rPr>
+        <w:t>LISTA DE FIGURAS</w:t>
+        <w:tab/>
+      </w:r>
+      <w:r>
+        <w:rPr>
+          <w:rFonts w:ascii="Times New Roman" w:hAnsi="Times New Roman"/>
+          <w:b w:val="0"/>
+          <w:sz w:val="24"/>
+        </w:rPr>
+        <w:fldChar w:fldCharType="begin"/>
+        <w:instrText xml:space="preserve"> PAGEREF bm_lista_figuras \h </w:instrText>
+        <w:fldChar w:fldCharType="separate"/>
+        <w:t>?</w:t>
+        <w:fldChar w:fldCharType="end"/>
+      </w:r>
+    </w:p>
+    <w:p>
+      <w:pPr>
+        <w:tabs>
+          <w:tab w:pos="8271" w:val="right" w:leader="dot"/>
+        </w:tabs>
+        <w:spacing w:line="360" w:lineRule="auto" w:before="0" w:after="80"/>
+        <w:ind w:left="0"/>
+      </w:pPr>
+      <w:r>
+        <w:rPr>
+          <w:rFonts w:ascii="Times New Roman" w:hAnsi="Times New Roman"/>
+          <w:b w:val="0"/>
+          <w:sz w:val="24"/>
+        </w:rPr>
+        <w:t>LISTA DE GRÁFICOS</w:t>
+        <w:tab/>
+      </w:r>
+      <w:r>
+        <w:rPr>
+          <w:rFonts w:ascii="Times New Roman" w:hAnsi="Times New Roman"/>
+          <w:b w:val="0"/>
+          <w:sz w:val="24"/>
+        </w:rPr>
+        <w:fldChar w:fldCharType="begin"/>
+        <w:instrText xml:space="preserve"> PAGEREF bm_lista_graficos \h </w:instrText>
+        <w:fldChar w:fldCharType="separate"/>
+        <w:t>?</w:t>
+        <w:fldChar w:fldCharType="end"/>
+      </w:r>
+    </w:p>
+    <w:p>
+      <w:pPr>
+        <w:tabs>
+          <w:tab w:pos="8271" w:val="right" w:leader="dot"/>
+        </w:tabs>
+        <w:spacing w:line="360" w:lineRule="auto" w:before="0" w:after="80"/>
+        <w:ind w:left="0"/>
+      </w:pPr>
+      <w:r>
+        <w:rPr>
+          <w:rFonts w:ascii="Times New Roman" w:hAnsi="Times New Roman"/>
+          <w:b w:val="0"/>
+          <w:sz w:val="24"/>
+        </w:rPr>
+        <w:t>LISTA DE ANEXOS</w:t>
+        <w:tab/>
+      </w:r>
+      <w:r>
+        <w:rPr>
+          <w:rFonts w:ascii="Times New Roman" w:hAnsi="Times New Roman"/>
+          <w:b w:val="0"/>
+          <w:sz w:val="24"/>
+        </w:rPr>
+        <w:fldChar w:fldCharType="begin"/>
+        <w:instrText xml:space="preserve"> PAGEREF bm_lista_anexos \h </w:instrText>
+        <w:fldChar w:fldCharType="separate"/>
+        <w:t>?</w:t>
+        <w:fldChar w:fldCharType="end"/>
+      </w:r>
+    </w:p>
+    <w:p>
+      <w:pPr>
+        <w:tabs>
+          <w:tab w:pos="8271" w:val="right" w:leader="dot"/>
+        </w:tabs>
+        <w:spacing w:line="360" w:lineRule="auto" w:before="0" w:after="80"/>
+        <w:ind w:left="0"/>
+      </w:pPr>
+      <w:r>
+        <w:rPr>
+          <w:rFonts w:ascii="Times New Roman" w:hAnsi="Times New Roman"/>
+          <w:b w:val="0"/>
+          <w:sz w:val="24"/>
+        </w:rPr>
+        <w:t>RESUMEN</w:t>
+        <w:tab/>
+      </w:r>
+      <w:r>
+        <w:rPr>
+          <w:rFonts w:ascii="Times New Roman" w:hAnsi="Times New Roman"/>
+          <w:b w:val="0"/>
+          <w:sz w:val="24"/>
+        </w:rPr>
+        <w:fldChar w:fldCharType="begin"/>
+        <w:instrText xml:space="preserve"> PAGEREF bm_resumen \h </w:instrText>
+        <w:fldChar w:fldCharType="separate"/>
+        <w:t>?</w:t>
+        <w:fldChar w:fldCharType="end"/>
+      </w:r>
+    </w:p>
+    <w:p>
+      <w:pPr>
+        <w:tabs>
+          <w:tab w:pos="8271" w:val="right" w:leader="dot"/>
+        </w:tabs>
+        <w:spacing w:line="360" w:lineRule="auto" w:before="0" w:after="80"/>
+        <w:ind w:left="0"/>
+      </w:pPr>
+      <w:r>
+        <w:rPr>
+          <w:rFonts w:ascii="Times New Roman" w:hAnsi="Times New Roman"/>
+          <w:b w:val="0"/>
+          <w:sz w:val="24"/>
+        </w:rPr>
+        <w:t>INTRODUCCIÓN</w:t>
+        <w:tab/>
+      </w:r>
+      <w:r>
+        <w:rPr>
+          <w:rFonts w:ascii="Times New Roman" w:hAnsi="Times New Roman"/>
+          <w:b w:val="0"/>
+          <w:sz w:val="24"/>
+        </w:rPr>
+        <w:fldChar w:fldCharType="begin"/>
+        <w:instrText xml:space="preserve"> PAGEREF bm_introduccion \h </w:instrText>
+        <w:fldChar w:fldCharType="separate"/>
+        <w:t>?</w:t>
+        <w:fldChar w:fldCharType="end"/>
+      </w:r>
+    </w:p>
+    <w:p>
+      <w:pPr>
+        <w:spacing w:before="240" w:after="120"/>
+      </w:pPr>
+      <w:r>
+        <w:rPr>
+          <w:b/>
+        </w:rPr>
+        <w:t>CAPÍTULOS</w:t>
+      </w:r>
+    </w:p>
+    <w:p>
+      <w:pPr>
+        <w:tabs>
+          <w:tab w:pos="8271" w:val="right" w:leader="dot"/>
+        </w:tabs>
+        <w:spacing w:line="360" w:lineRule="auto" w:before="0" w:after="80"/>
+        <w:ind w:left="0"/>
+      </w:pPr>
       <w:r>
         <w:rPr>
           <w:rFonts w:ascii="Times New Roman" w:hAnsi="Times New Roman"/>
           <w:b/>
           <w:sz w:val="24"/>
         </w:rPr>
-        <w:t>pp.</w:t>
+        <w:t>I REALIDAD ORGANIZACIONAL</w:t>
+        <w:tab/>
+      </w:r>
+      <w:r>
+        <w:rPr>
+          <w:rFonts w:ascii="Times New Roman" w:hAnsi="Times New Roman"/>
+          <w:b/>
+          <w:sz w:val="24"/>
+        </w:rPr>
+        <w:fldChar w:fldCharType="begin"/>
+        <w:instrText xml:space="preserve"> PAGEREF bm_cap1 \h </w:instrText>
+        <w:fldChar w:fldCharType="separate"/>
+        <w:t>?</w:t>
+        <w:fldChar w:fldCharType="end"/>
       </w:r>
     </w:p>
     <w:p>
       <w:pPr>
         <w:tabs>
-          <w:tab w:pos="1020" w:val="left"/>
           <w:tab w:pos="8271" w:val="right" w:leader="dot"/>
         </w:tabs>
         <w:spacing w:line="360" w:lineRule="auto" w:before="0" w:after="80"/>
-        <w:ind w:left="1020" w:hanging="1020"/>
-      </w:pPr>
-      <w:r>
-        <w:rPr>
-          <w:rFonts w:ascii="Times New Roman" w:hAnsi="Times New Roman"/>
-          <w:sz w:val="24"/>
-        </w:rPr>
-        <w:t>1</w:t>
-        <w:tab/>
-        <w:t>Planificación integral de objetivos específicos</w:t>
-        <w:tab/>
-      </w:r>
+        <w:ind w:left="283"/>
+      </w:pPr>
       <w:r>
         <w:rPr>
           <w:rFonts w:ascii="Times New Roman" w:hAnsi="Times New Roman"/>
           <w:b w:val="0"/>
           <w:sz w:val="24"/>
         </w:rPr>
+        <w:t>Identificación de la empresa</w:t>
+        <w:tab/>
+      </w:r>
+      <w:r>
+        <w:rPr>
+          <w:rFonts w:ascii="Times New Roman" w:hAnsi="Times New Roman"/>
+          <w:b w:val="0"/>
+          <w:sz w:val="24"/>
+        </w:rPr>
         <w:fldChar w:fldCharType="begin"/>
-        <w:instrText xml:space="preserve"> PAGEREF bm_cuadro1 \h </w:instrText>
+        <w:instrText xml:space="preserve"> PAGEREF bm_cap1_ident \h </w:instrText>
         <w:fldChar w:fldCharType="separate"/>
         <w:t>?</w:t>
         <w:fldChar w:fldCharType="end"/>
@@ -1642,30 +854,688 @@
     <w:p>
       <w:pPr>
         <w:tabs>
-          <w:tab w:pos="1020" w:val="left"/>
           <w:tab w:pos="8271" w:val="right" w:leader="dot"/>
         </w:tabs>
         <w:spacing w:line="360" w:lineRule="auto" w:before="0" w:after="80"/>
-        <w:ind w:left="1020" w:hanging="1020"/>
-      </w:pPr>
-      <w:r>
-        <w:rPr>
-          <w:rFonts w:ascii="Times New Roman" w:hAnsi="Times New Roman"/>
-          <w:sz w:val="24"/>
-        </w:rPr>
-        <w:t>2</w:t>
-        <w:tab/>
-        <w:t>Cronograma de actividades del proyecto factible (9 semanas)</w:t>
-        <w:tab/>
-      </w:r>
+        <w:ind w:left="283"/>
+      </w:pPr>
       <w:r>
         <w:rPr>
           <w:rFonts w:ascii="Times New Roman" w:hAnsi="Times New Roman"/>
           <w:b w:val="0"/>
           <w:sz w:val="24"/>
         </w:rPr>
+        <w:t>Reseña histórica</w:t>
+        <w:tab/>
+      </w:r>
+      <w:r>
+        <w:rPr>
+          <w:rFonts w:ascii="Times New Roman" w:hAnsi="Times New Roman"/>
+          <w:b w:val="0"/>
+          <w:sz w:val="24"/>
+        </w:rPr>
         <w:fldChar w:fldCharType="begin"/>
-        <w:instrText xml:space="preserve"> PAGEREF bm_cuadro2 \h </w:instrText>
+        <w:instrText xml:space="preserve"> PAGEREF bm_cap1_resena \h </w:instrText>
+        <w:fldChar w:fldCharType="separate"/>
+        <w:t>?</w:t>
+        <w:fldChar w:fldCharType="end"/>
+      </w:r>
+    </w:p>
+    <w:p>
+      <w:pPr>
+        <w:tabs>
+          <w:tab w:pos="8271" w:val="right" w:leader="dot"/>
+        </w:tabs>
+        <w:spacing w:line="360" w:lineRule="auto" w:before="0" w:after="80"/>
+        <w:ind w:left="283"/>
+      </w:pPr>
+      <w:r>
+        <w:rPr>
+          <w:rFonts w:ascii="Times New Roman" w:hAnsi="Times New Roman"/>
+          <w:b w:val="0"/>
+          <w:sz w:val="24"/>
+        </w:rPr>
+        <w:t>Misión</w:t>
+        <w:tab/>
+      </w:r>
+      <w:r>
+        <w:rPr>
+          <w:rFonts w:ascii="Times New Roman" w:hAnsi="Times New Roman"/>
+          <w:b w:val="0"/>
+          <w:sz w:val="24"/>
+        </w:rPr>
+        <w:fldChar w:fldCharType="begin"/>
+        <w:instrText xml:space="preserve"> PAGEREF bm_cap1_mision \h </w:instrText>
+        <w:fldChar w:fldCharType="separate"/>
+        <w:t>?</w:t>
+        <w:fldChar w:fldCharType="end"/>
+      </w:r>
+    </w:p>
+    <w:p>
+      <w:pPr>
+        <w:tabs>
+          <w:tab w:pos="8271" w:val="right" w:leader="dot"/>
+        </w:tabs>
+        <w:spacing w:line="360" w:lineRule="auto" w:before="0" w:after="80"/>
+        <w:ind w:left="283"/>
+      </w:pPr>
+      <w:r>
+        <w:rPr>
+          <w:rFonts w:ascii="Times New Roman" w:hAnsi="Times New Roman"/>
+          <w:b w:val="0"/>
+          <w:sz w:val="24"/>
+        </w:rPr>
+        <w:t>Visión</w:t>
+        <w:tab/>
+      </w:r>
+      <w:r>
+        <w:rPr>
+          <w:rFonts w:ascii="Times New Roman" w:hAnsi="Times New Roman"/>
+          <w:b w:val="0"/>
+          <w:sz w:val="24"/>
+        </w:rPr>
+        <w:fldChar w:fldCharType="begin"/>
+        <w:instrText xml:space="preserve"> PAGEREF bm_cap1_vision \h </w:instrText>
+        <w:fldChar w:fldCharType="separate"/>
+        <w:t>?</w:t>
+        <w:fldChar w:fldCharType="end"/>
+      </w:r>
+    </w:p>
+    <w:p>
+      <w:pPr>
+        <w:tabs>
+          <w:tab w:pos="8271" w:val="right" w:leader="dot"/>
+        </w:tabs>
+        <w:spacing w:line="360" w:lineRule="auto" w:before="0" w:after="80"/>
+        <w:ind w:left="283"/>
+      </w:pPr>
+      <w:r>
+        <w:rPr>
+          <w:rFonts w:ascii="Times New Roman" w:hAnsi="Times New Roman"/>
+          <w:b w:val="0"/>
+          <w:sz w:val="24"/>
+        </w:rPr>
+        <w:t>Valores</w:t>
+        <w:tab/>
+      </w:r>
+      <w:r>
+        <w:rPr>
+          <w:rFonts w:ascii="Times New Roman" w:hAnsi="Times New Roman"/>
+          <w:b w:val="0"/>
+          <w:sz w:val="24"/>
+        </w:rPr>
+        <w:fldChar w:fldCharType="begin"/>
+        <w:instrText xml:space="preserve"> PAGEREF bm_cap1_valores \h </w:instrText>
+        <w:fldChar w:fldCharType="separate"/>
+        <w:t>?</w:t>
+        <w:fldChar w:fldCharType="end"/>
+      </w:r>
+    </w:p>
+    <w:p>
+      <w:pPr>
+        <w:tabs>
+          <w:tab w:pos="8271" w:val="right" w:leader="dot"/>
+        </w:tabs>
+        <w:spacing w:line="360" w:lineRule="auto" w:before="0" w:after="80"/>
+        <w:ind w:left="283"/>
+      </w:pPr>
+      <w:r>
+        <w:rPr>
+          <w:rFonts w:ascii="Times New Roman" w:hAnsi="Times New Roman"/>
+          <w:b w:val="0"/>
+          <w:sz w:val="24"/>
+        </w:rPr>
+        <w:t>Objetivos Organizacionales</w:t>
+        <w:tab/>
+      </w:r>
+      <w:r>
+        <w:rPr>
+          <w:rFonts w:ascii="Times New Roman" w:hAnsi="Times New Roman"/>
+          <w:b w:val="0"/>
+          <w:sz w:val="24"/>
+        </w:rPr>
+        <w:fldChar w:fldCharType="begin"/>
+        <w:instrText xml:space="preserve"> PAGEREF bm_cap1_obj \h </w:instrText>
+        <w:fldChar w:fldCharType="separate"/>
+        <w:t>?</w:t>
+        <w:fldChar w:fldCharType="end"/>
+      </w:r>
+    </w:p>
+    <w:p>
+      <w:pPr>
+        <w:tabs>
+          <w:tab w:pos="8271" w:val="right" w:leader="dot"/>
+        </w:tabs>
+        <w:spacing w:line="360" w:lineRule="auto" w:before="0" w:after="80"/>
+        <w:ind w:left="283"/>
+      </w:pPr>
+      <w:r>
+        <w:rPr>
+          <w:rFonts w:ascii="Times New Roman" w:hAnsi="Times New Roman"/>
+          <w:b w:val="0"/>
+          <w:sz w:val="24"/>
+        </w:rPr>
+        <w:t>Ubicación geográfica</w:t>
+        <w:tab/>
+      </w:r>
+      <w:r>
+        <w:rPr>
+          <w:rFonts w:ascii="Times New Roman" w:hAnsi="Times New Roman"/>
+          <w:b w:val="0"/>
+          <w:sz w:val="24"/>
+        </w:rPr>
+        <w:fldChar w:fldCharType="begin"/>
+        <w:instrText xml:space="preserve"> PAGEREF bm_cap1_ubic \h </w:instrText>
+        <w:fldChar w:fldCharType="separate"/>
+        <w:t>?</w:t>
+        <w:fldChar w:fldCharType="end"/>
+      </w:r>
+    </w:p>
+    <w:p>
+      <w:pPr>
+        <w:tabs>
+          <w:tab w:pos="8271" w:val="right" w:leader="dot"/>
+        </w:tabs>
+        <w:spacing w:line="360" w:lineRule="auto" w:before="0" w:after="80"/>
+        <w:ind w:left="283"/>
+      </w:pPr>
+      <w:r>
+        <w:rPr>
+          <w:rFonts w:ascii="Times New Roman" w:hAnsi="Times New Roman"/>
+          <w:b w:val="0"/>
+          <w:sz w:val="24"/>
+        </w:rPr>
+        <w:t>Población de los trabajadores de la empresa</w:t>
+        <w:tab/>
+      </w:r>
+      <w:r>
+        <w:rPr>
+          <w:rFonts w:ascii="Times New Roman" w:hAnsi="Times New Roman"/>
+          <w:b w:val="0"/>
+          <w:sz w:val="24"/>
+        </w:rPr>
+        <w:fldChar w:fldCharType="begin"/>
+        <w:instrText xml:space="preserve"> PAGEREF bm_cap1_pobla \h </w:instrText>
+        <w:fldChar w:fldCharType="separate"/>
+        <w:t>?</w:t>
+        <w:fldChar w:fldCharType="end"/>
+      </w:r>
+    </w:p>
+    <w:p>
+      <w:pPr>
+        <w:tabs>
+          <w:tab w:pos="8271" w:val="right" w:leader="dot"/>
+        </w:tabs>
+        <w:spacing w:line="360" w:lineRule="auto" w:before="0" w:after="80"/>
+        <w:ind w:left="283"/>
+      </w:pPr>
+      <w:r>
+        <w:rPr>
+          <w:rFonts w:ascii="Times New Roman" w:hAnsi="Times New Roman"/>
+          <w:b w:val="0"/>
+          <w:sz w:val="24"/>
+        </w:rPr>
+        <w:t>Estructura organizacional de la empresa (organigrama)</w:t>
+        <w:tab/>
+      </w:r>
+      <w:r>
+        <w:rPr>
+          <w:rFonts w:ascii="Times New Roman" w:hAnsi="Times New Roman"/>
+          <w:b w:val="0"/>
+          <w:sz w:val="24"/>
+        </w:rPr>
+        <w:fldChar w:fldCharType="begin"/>
+        <w:instrText xml:space="preserve"> PAGEREF bm_cap1_estruct \h </w:instrText>
+        <w:fldChar w:fldCharType="separate"/>
+        <w:t>?</w:t>
+        <w:fldChar w:fldCharType="end"/>
+      </w:r>
+    </w:p>
+    <w:p>
+      <w:pPr>
+        <w:tabs>
+          <w:tab w:pos="8271" w:val="right" w:leader="dot"/>
+        </w:tabs>
+        <w:spacing w:line="360" w:lineRule="auto" w:before="0" w:after="80"/>
+        <w:ind w:left="0"/>
+      </w:pPr>
+      <w:r>
+        <w:rPr>
+          <w:rFonts w:ascii="Times New Roman" w:hAnsi="Times New Roman"/>
+          <w:b/>
+          <w:sz w:val="24"/>
+        </w:rPr>
+        <w:t>II DIAGNÓSTICO SITUACIONAL</w:t>
+        <w:tab/>
+      </w:r>
+      <w:r>
+        <w:rPr>
+          <w:rFonts w:ascii="Times New Roman" w:hAnsi="Times New Roman"/>
+          <w:b/>
+          <w:sz w:val="24"/>
+        </w:rPr>
+        <w:fldChar w:fldCharType="begin"/>
+        <w:instrText xml:space="preserve"> PAGEREF bm_cap2 \h </w:instrText>
+        <w:fldChar w:fldCharType="separate"/>
+        <w:t>?</w:t>
+        <w:fldChar w:fldCharType="end"/>
+      </w:r>
+    </w:p>
+    <w:p>
+      <w:pPr>
+        <w:tabs>
+          <w:tab w:pos="8271" w:val="right" w:leader="dot"/>
+        </w:tabs>
+        <w:spacing w:line="360" w:lineRule="auto" w:before="0" w:after="80"/>
+        <w:ind w:left="283"/>
+      </w:pPr>
+      <w:r>
+        <w:rPr>
+          <w:rFonts w:ascii="Times New Roman" w:hAnsi="Times New Roman"/>
+          <w:b w:val="0"/>
+          <w:sz w:val="24"/>
+        </w:rPr>
+        <w:t>Identificación de la situación problemática</w:t>
+        <w:tab/>
+      </w:r>
+      <w:r>
+        <w:rPr>
+          <w:rFonts w:ascii="Times New Roman" w:hAnsi="Times New Roman"/>
+          <w:b w:val="0"/>
+          <w:sz w:val="24"/>
+        </w:rPr>
+        <w:fldChar w:fldCharType="begin"/>
+        <w:instrText xml:space="preserve"> PAGEREF bm_cap2_sit \h </w:instrText>
+        <w:fldChar w:fldCharType="separate"/>
+        <w:t>?</w:t>
+        <w:fldChar w:fldCharType="end"/>
+      </w:r>
+    </w:p>
+    <w:p>
+      <w:pPr>
+        <w:tabs>
+          <w:tab w:pos="8271" w:val="right" w:leader="dot"/>
+        </w:tabs>
+        <w:spacing w:line="360" w:lineRule="auto" w:before="0" w:after="80"/>
+        <w:ind w:left="283"/>
+      </w:pPr>
+      <w:r>
+        <w:rPr>
+          <w:rFonts w:ascii="Times New Roman" w:hAnsi="Times New Roman"/>
+          <w:b w:val="0"/>
+          <w:sz w:val="24"/>
+        </w:rPr>
+        <w:t>Objetivo General</w:t>
+        <w:tab/>
+      </w:r>
+      <w:r>
+        <w:rPr>
+          <w:rFonts w:ascii="Times New Roman" w:hAnsi="Times New Roman"/>
+          <w:b w:val="0"/>
+          <w:sz w:val="24"/>
+        </w:rPr>
+        <w:fldChar w:fldCharType="begin"/>
+        <w:instrText xml:space="preserve"> PAGEREF bm_cap2_objg \h </w:instrText>
+        <w:fldChar w:fldCharType="separate"/>
+        <w:t>?</w:t>
+        <w:fldChar w:fldCharType="end"/>
+      </w:r>
+    </w:p>
+    <w:p>
+      <w:pPr>
+        <w:tabs>
+          <w:tab w:pos="8271" w:val="right" w:leader="dot"/>
+        </w:tabs>
+        <w:spacing w:line="360" w:lineRule="auto" w:before="0" w:after="80"/>
+        <w:ind w:left="283"/>
+      </w:pPr>
+      <w:r>
+        <w:rPr>
+          <w:rFonts w:ascii="Times New Roman" w:hAnsi="Times New Roman"/>
+          <w:b w:val="0"/>
+          <w:sz w:val="24"/>
+        </w:rPr>
+        <w:t>Objetivos Específicos</w:t>
+        <w:tab/>
+      </w:r>
+      <w:r>
+        <w:rPr>
+          <w:rFonts w:ascii="Times New Roman" w:hAnsi="Times New Roman"/>
+          <w:b w:val="0"/>
+          <w:sz w:val="24"/>
+        </w:rPr>
+        <w:fldChar w:fldCharType="begin"/>
+        <w:instrText xml:space="preserve"> PAGEREF bm_cap2_obje \h </w:instrText>
+        <w:fldChar w:fldCharType="separate"/>
+        <w:t>?</w:t>
+        <w:fldChar w:fldCharType="end"/>
+      </w:r>
+    </w:p>
+    <w:p>
+      <w:pPr>
+        <w:tabs>
+          <w:tab w:pos="8271" w:val="right" w:leader="dot"/>
+        </w:tabs>
+        <w:spacing w:line="360" w:lineRule="auto" w:before="0" w:after="80"/>
+        <w:ind w:left="283"/>
+      </w:pPr>
+      <w:r>
+        <w:rPr>
+          <w:rFonts w:ascii="Times New Roman" w:hAnsi="Times New Roman"/>
+          <w:b w:val="0"/>
+          <w:sz w:val="24"/>
+        </w:rPr>
+        <w:t>Planificación integral de objetivos</w:t>
+        <w:tab/>
+      </w:r>
+      <w:r>
+        <w:rPr>
+          <w:rFonts w:ascii="Times New Roman" w:hAnsi="Times New Roman"/>
+          <w:b w:val="0"/>
+          <w:sz w:val="24"/>
+        </w:rPr>
+        <w:fldChar w:fldCharType="begin"/>
+        <w:instrText xml:space="preserve"> PAGEREF bm_cap2_planif \h </w:instrText>
+        <w:fldChar w:fldCharType="separate"/>
+        <w:t>?</w:t>
+        <w:fldChar w:fldCharType="end"/>
+      </w:r>
+    </w:p>
+    <w:p>
+      <w:pPr>
+        <w:tabs>
+          <w:tab w:pos="8271" w:val="right" w:leader="dot"/>
+        </w:tabs>
+        <w:spacing w:line="360" w:lineRule="auto" w:before="0" w:after="80"/>
+        <w:ind w:left="283"/>
+      </w:pPr>
+      <w:r>
+        <w:rPr>
+          <w:rFonts w:ascii="Times New Roman" w:hAnsi="Times New Roman"/>
+          <w:b w:val="0"/>
+          <w:sz w:val="24"/>
+        </w:rPr>
+        <w:t>Cronograma de actividades</w:t>
+        <w:tab/>
+      </w:r>
+      <w:r>
+        <w:rPr>
+          <w:rFonts w:ascii="Times New Roman" w:hAnsi="Times New Roman"/>
+          <w:b w:val="0"/>
+          <w:sz w:val="24"/>
+        </w:rPr>
+        <w:fldChar w:fldCharType="begin"/>
+        <w:instrText xml:space="preserve"> PAGEREF bm_cap2_crono \h </w:instrText>
+        <w:fldChar w:fldCharType="separate"/>
+        <w:t>?</w:t>
+        <w:fldChar w:fldCharType="end"/>
+      </w:r>
+    </w:p>
+    <w:p>
+      <w:pPr>
+        <w:tabs>
+          <w:tab w:pos="8271" w:val="right" w:leader="dot"/>
+        </w:tabs>
+        <w:spacing w:line="360" w:lineRule="auto" w:before="0" w:after="80"/>
+        <w:ind w:left="0"/>
+      </w:pPr>
+      <w:r>
+        <w:rPr>
+          <w:rFonts w:ascii="Times New Roman" w:hAnsi="Times New Roman"/>
+          <w:b/>
+          <w:sz w:val="24"/>
+        </w:rPr>
+        <w:t>III MARCO TEÓRICO</w:t>
+        <w:tab/>
+      </w:r>
+      <w:r>
+        <w:rPr>
+          <w:rFonts w:ascii="Times New Roman" w:hAnsi="Times New Roman"/>
+          <w:b/>
+          <w:sz w:val="24"/>
+        </w:rPr>
+        <w:fldChar w:fldCharType="begin"/>
+        <w:instrText xml:space="preserve"> PAGEREF bm_cap3 \h </w:instrText>
+        <w:fldChar w:fldCharType="separate"/>
+        <w:t>?</w:t>
+        <w:fldChar w:fldCharType="end"/>
+      </w:r>
+    </w:p>
+    <w:p>
+      <w:pPr>
+        <w:tabs>
+          <w:tab w:pos="8271" w:val="right" w:leader="dot"/>
+        </w:tabs>
+        <w:spacing w:line="360" w:lineRule="auto" w:before="0" w:after="80"/>
+        <w:ind w:left="283"/>
+      </w:pPr>
+      <w:r>
+        <w:rPr>
+          <w:rFonts w:ascii="Times New Roman" w:hAnsi="Times New Roman"/>
+          <w:b w:val="0"/>
+          <w:sz w:val="24"/>
+        </w:rPr>
+        <w:t>Bases teóricas referenciales</w:t>
+        <w:tab/>
+      </w:r>
+      <w:r>
+        <w:rPr>
+          <w:rFonts w:ascii="Times New Roman" w:hAnsi="Times New Roman"/>
+          <w:b w:val="0"/>
+          <w:sz w:val="24"/>
+        </w:rPr>
+        <w:fldChar w:fldCharType="begin"/>
+        <w:instrText xml:space="preserve"> PAGEREF bm_cap3_bases \h </w:instrText>
+        <w:fldChar w:fldCharType="separate"/>
+        <w:t>?</w:t>
+        <w:fldChar w:fldCharType="end"/>
+      </w:r>
+    </w:p>
+    <w:p>
+      <w:pPr>
+        <w:tabs>
+          <w:tab w:pos="8271" w:val="right" w:leader="dot"/>
+        </w:tabs>
+        <w:spacing w:line="360" w:lineRule="auto" w:before="0" w:after="80"/>
+        <w:ind w:left="0"/>
+      </w:pPr>
+      <w:r>
+        <w:rPr>
+          <w:rFonts w:ascii="Times New Roman" w:hAnsi="Times New Roman"/>
+          <w:b/>
+          <w:sz w:val="24"/>
+        </w:rPr>
+        <w:t>IV ACTIVIDADES REALIZADAS</w:t>
+        <w:tab/>
+      </w:r>
+      <w:r>
+        <w:rPr>
+          <w:rFonts w:ascii="Times New Roman" w:hAnsi="Times New Roman"/>
+          <w:b/>
+          <w:sz w:val="24"/>
+        </w:rPr>
+        <w:fldChar w:fldCharType="begin"/>
+        <w:instrText xml:space="preserve"> PAGEREF bm_cap4 \h </w:instrText>
+        <w:fldChar w:fldCharType="separate"/>
+        <w:t>?</w:t>
+        <w:fldChar w:fldCharType="end"/>
+      </w:r>
+    </w:p>
+    <w:p>
+      <w:pPr>
+        <w:tabs>
+          <w:tab w:pos="8271" w:val="right" w:leader="dot"/>
+        </w:tabs>
+        <w:spacing w:line="360" w:lineRule="auto" w:before="0" w:after="80"/>
+        <w:ind w:left="283"/>
+      </w:pPr>
+      <w:r>
+        <w:rPr>
+          <w:rFonts w:ascii="Times New Roman" w:hAnsi="Times New Roman"/>
+          <w:b w:val="0"/>
+          <w:sz w:val="24"/>
+        </w:rPr>
+        <w:t>Descripción de actividades ejecutadas por semana</w:t>
+        <w:tab/>
+      </w:r>
+      <w:r>
+        <w:rPr>
+          <w:rFonts w:ascii="Times New Roman" w:hAnsi="Times New Roman"/>
+          <w:b w:val="0"/>
+          <w:sz w:val="24"/>
+        </w:rPr>
+        <w:fldChar w:fldCharType="begin"/>
+        <w:instrText xml:space="preserve"> PAGEREF bm_cap4_desc \h </w:instrText>
+        <w:fldChar w:fldCharType="separate"/>
+        <w:t>?</w:t>
+        <w:fldChar w:fldCharType="end"/>
+      </w:r>
+    </w:p>
+    <w:p>
+      <w:pPr>
+        <w:tabs>
+          <w:tab w:pos="8271" w:val="right" w:leader="dot"/>
+        </w:tabs>
+        <w:spacing w:line="360" w:lineRule="auto" w:before="0" w:after="80"/>
+        <w:ind w:left="0"/>
+      </w:pPr>
+      <w:r>
+        <w:rPr>
+          <w:rFonts w:ascii="Times New Roman" w:hAnsi="Times New Roman"/>
+          <w:b/>
+          <w:sz w:val="24"/>
+        </w:rPr>
+        <w:t>V CONCLUSIONES Y RECOMENDACIONES</w:t>
+        <w:tab/>
+      </w:r>
+      <w:r>
+        <w:rPr>
+          <w:rFonts w:ascii="Times New Roman" w:hAnsi="Times New Roman"/>
+          <w:b/>
+          <w:sz w:val="24"/>
+        </w:rPr>
+        <w:fldChar w:fldCharType="begin"/>
+        <w:instrText xml:space="preserve"> PAGEREF bm_cap5 \h </w:instrText>
+        <w:fldChar w:fldCharType="separate"/>
+        <w:t>?</w:t>
+        <w:fldChar w:fldCharType="end"/>
+      </w:r>
+    </w:p>
+    <w:p>
+      <w:pPr>
+        <w:tabs>
+          <w:tab w:pos="8271" w:val="right" w:leader="dot"/>
+        </w:tabs>
+        <w:spacing w:line="360" w:lineRule="auto" w:before="0" w:after="80"/>
+        <w:ind w:left="283"/>
+      </w:pPr>
+      <w:r>
+        <w:rPr>
+          <w:rFonts w:ascii="Times New Roman" w:hAnsi="Times New Roman"/>
+          <w:b w:val="0"/>
+          <w:sz w:val="24"/>
+        </w:rPr>
+        <w:t>Conclusiones</w:t>
+        <w:tab/>
+      </w:r>
+      <w:r>
+        <w:rPr>
+          <w:rFonts w:ascii="Times New Roman" w:hAnsi="Times New Roman"/>
+          <w:b w:val="0"/>
+          <w:sz w:val="24"/>
+        </w:rPr>
+        <w:fldChar w:fldCharType="begin"/>
+        <w:instrText xml:space="preserve"> PAGEREF bm_cap5_concl \h </w:instrText>
+        <w:fldChar w:fldCharType="separate"/>
+        <w:t>?</w:t>
+        <w:fldChar w:fldCharType="end"/>
+      </w:r>
+    </w:p>
+    <w:p>
+      <w:pPr>
+        <w:tabs>
+          <w:tab w:pos="8271" w:val="right" w:leader="dot"/>
+        </w:tabs>
+        <w:spacing w:line="360" w:lineRule="auto" w:before="0" w:after="80"/>
+        <w:ind w:left="283"/>
+      </w:pPr>
+      <w:r>
+        <w:rPr>
+          <w:rFonts w:ascii="Times New Roman" w:hAnsi="Times New Roman"/>
+          <w:b w:val="0"/>
+          <w:sz w:val="24"/>
+        </w:rPr>
+        <w:t>Recomendaciones</w:t>
+        <w:tab/>
+      </w:r>
+      <w:r>
+        <w:rPr>
+          <w:rFonts w:ascii="Times New Roman" w:hAnsi="Times New Roman"/>
+          <w:b w:val="0"/>
+          <w:sz w:val="24"/>
+        </w:rPr>
+        <w:fldChar w:fldCharType="begin"/>
+        <w:instrText xml:space="preserve"> PAGEREF bm_cap5_recom \h </w:instrText>
+        <w:fldChar w:fldCharType="separate"/>
+        <w:t>?</w:t>
+        <w:fldChar w:fldCharType="end"/>
+      </w:r>
+    </w:p>
+    <w:p>
+      <w:pPr>
+        <w:tabs>
+          <w:tab w:pos="8271" w:val="right" w:leader="dot"/>
+        </w:tabs>
+        <w:spacing w:line="360" w:lineRule="auto" w:before="0" w:after="80"/>
+        <w:ind w:left="0"/>
+      </w:pPr>
+      <w:r>
+        <w:rPr>
+          <w:rFonts w:ascii="Times New Roman" w:hAnsi="Times New Roman"/>
+          <w:b/>
+          <w:sz w:val="24"/>
+        </w:rPr>
+        <w:t>REFERENCIAS</w:t>
+        <w:tab/>
+      </w:r>
+      <w:r>
+        <w:rPr>
+          <w:rFonts w:ascii="Times New Roman" w:hAnsi="Times New Roman"/>
+          <w:b/>
+          <w:sz w:val="24"/>
+        </w:rPr>
+        <w:fldChar w:fldCharType="begin"/>
+        <w:instrText xml:space="preserve"> PAGEREF bm_referencias \h </w:instrText>
+        <w:fldChar w:fldCharType="separate"/>
+        <w:t>?</w:t>
+        <w:fldChar w:fldCharType="end"/>
+      </w:r>
+    </w:p>
+    <w:p>
+      <w:pPr>
+        <w:tabs>
+          <w:tab w:pos="8271" w:val="right" w:leader="dot"/>
+        </w:tabs>
+        <w:spacing w:line="360" w:lineRule="auto" w:before="0" w:after="80"/>
+        <w:ind w:left="0"/>
+      </w:pPr>
+      <w:r>
+        <w:rPr>
+          <w:rFonts w:ascii="Times New Roman" w:hAnsi="Times New Roman"/>
+          <w:b/>
+          <w:sz w:val="24"/>
+        </w:rPr>
+        <w:t>ANEXOS</w:t>
+        <w:tab/>
+      </w:r>
+      <w:r>
+        <w:rPr>
+          <w:rFonts w:ascii="Times New Roman" w:hAnsi="Times New Roman"/>
+          <w:b/>
+          <w:sz w:val="24"/>
+        </w:rPr>
+        <w:fldChar w:fldCharType="begin"/>
+        <w:instrText xml:space="preserve"> PAGEREF bm_anexos \h </w:instrText>
         <w:fldChar w:fldCharType="separate"/>
         <w:t>?</w:t>
         <w:fldChar w:fldCharType="end"/>
@@ -1685,7 +1555,7 @@
       </w:pPr>
     </w:p>
     <w:p>
-      <w:bookmarkStart w:id="bm_lista_figuras" w:name="bm_lista_figuras"/>
+      <w:bookmarkStart w:id="bm_lista_cuadros" w:name="bm_lista_cuadros"/>
       <w:pPr>
         <w:spacing w:after="480"/>
         <w:jc w:val="center"/>
@@ -1696,9 +1566,9 @@
           <w:b/>
           <w:sz w:val="24"/>
         </w:rPr>
-        <w:t>LISTA DE FIGURAS</w:t>
-      </w:r>
-      <w:bookmarkEnd w:id="bm_lista_figuras"/>
+        <w:t>LISTA DE CUADROS</w:t>
+      </w:r>
+      <w:bookmarkEnd w:id="bm_lista_cuadros"/>
     </w:p>
     <w:p>
       <w:pPr>
@@ -1711,6 +1581,97 @@
           <w:docGrid w:linePitch="360"/>
         </w:sectPr>
       </w:pPr>
+    </w:p>
+    <w:p>
+      <w:pPr>
+        <w:tabs>
+          <w:tab w:pos="8271" w:val="right"/>
+        </w:tabs>
+        <w:spacing w:before="240" w:after="240"/>
+      </w:pPr>
+      <w:r>
+        <w:rPr>
+          <w:rFonts w:ascii="Times New Roman" w:hAnsi="Times New Roman"/>
+          <w:b/>
+          <w:sz w:val="24"/>
+        </w:rPr>
+        <w:t>CUADRO</w:t>
+      </w:r>
+      <w:r>
+        <w:tab/>
+      </w:r>
+      <w:r>
+        <w:rPr>
+          <w:rFonts w:ascii="Times New Roman" w:hAnsi="Times New Roman"/>
+          <w:b/>
+          <w:sz w:val="24"/>
+        </w:rPr>
+        <w:t>pp.</w:t>
+      </w:r>
+    </w:p>
+    <w:p>
+      <w:pPr>
+        <w:tabs>
+          <w:tab w:pos="1020" w:val="left"/>
+          <w:tab w:pos="8271" w:val="right" w:leader="dot"/>
+        </w:tabs>
+        <w:spacing w:line="360" w:lineRule="auto" w:before="0" w:after="80"/>
+        <w:ind w:left="1020" w:hanging="1020"/>
+      </w:pPr>
+      <w:r>
+        <w:rPr>
+          <w:rFonts w:ascii="Times New Roman" w:hAnsi="Times New Roman"/>
+          <w:sz w:val="24"/>
+        </w:rPr>
+        <w:t>1</w:t>
+        <w:tab/>
+        <w:t>Planificación integral de objetivos específicos</w:t>
+        <w:tab/>
+      </w:r>
+      <w:r>
+        <w:rPr>
+          <w:rFonts w:ascii="Times New Roman" w:hAnsi="Times New Roman"/>
+          <w:b w:val="0"/>
+          <w:sz w:val="24"/>
+        </w:rPr>
+        <w:fldChar w:fldCharType="begin"/>
+        <w:instrText xml:space="preserve"> PAGEREF bm_cuadro1 \h </w:instrText>
+        <w:fldChar w:fldCharType="separate"/>
+        <w:t>?</w:t>
+        <w:fldChar w:fldCharType="end"/>
+      </w:r>
+    </w:p>
+    <w:p>
+      <w:pPr>
+        <w:tabs>
+          <w:tab w:pos="1020" w:val="left"/>
+          <w:tab w:pos="8271" w:val="right" w:leader="dot"/>
+        </w:tabs>
+        <w:spacing w:line="360" w:lineRule="auto" w:before="0" w:after="80"/>
+        <w:ind w:left="1020" w:hanging="1020"/>
+      </w:pPr>
+      <w:r>
+        <w:rPr>
+          <w:rFonts w:ascii="Times New Roman" w:hAnsi="Times New Roman"/>
+          <w:sz w:val="24"/>
+        </w:rPr>
+        <w:t>2</w:t>
+        <w:tab/>
+        <w:t>Cronograma de actividades del proyecto factible (9 semanas)</w:t>
+        <w:tab/>
+      </w:r>
+      <w:r>
+        <w:rPr>
+          <w:rFonts w:ascii="Times New Roman" w:hAnsi="Times New Roman"/>
+          <w:b w:val="0"/>
+          <w:sz w:val="24"/>
+        </w:rPr>
+        <w:fldChar w:fldCharType="begin"/>
+        <w:instrText xml:space="preserve"> PAGEREF bm_cuadro2 \h </w:instrText>
+        <w:fldChar w:fldCharType="separate"/>
+        <w:t>?</w:t>
+        <w:fldChar w:fldCharType="end"/>
+      </w:r>
     </w:p>
     <w:p>
       <w:pPr>
@@ -1726,7 +1687,7 @@
       </w:pPr>
     </w:p>
     <w:p>
-      <w:bookmarkStart w:id="bm_lista_graficos" w:name="bm_lista_graficos"/>
+      <w:bookmarkStart w:id="bm_lista_figuras" w:name="bm_lista_figuras"/>
       <w:pPr>
         <w:spacing w:after="480"/>
         <w:jc w:val="center"/>
@@ -1737,9 +1698,9 @@
           <w:b/>
           <w:sz w:val="24"/>
         </w:rPr>
-        <w:t>LISTA DE GRÁFICOS</w:t>
-      </w:r>
-      <w:bookmarkEnd w:id="bm_lista_graficos"/>
+        <w:t>LISTA DE FIGURAS</w:t>
+      </w:r>
+      <w:bookmarkEnd w:id="bm_lista_figuras"/>
     </w:p>
     <w:p>
       <w:pPr>
@@ -1752,97 +1713,6 @@
           <w:docGrid w:linePitch="360"/>
         </w:sectPr>
       </w:pPr>
-    </w:p>
-    <w:p>
-      <w:pPr>
-        <w:tabs>
-          <w:tab w:pos="8271" w:val="right"/>
-        </w:tabs>
-        <w:spacing w:before="240" w:after="240"/>
-      </w:pPr>
-      <w:r>
-        <w:rPr>
-          <w:rFonts w:ascii="Times New Roman" w:hAnsi="Times New Roman"/>
-          <w:b/>
-          <w:sz w:val="24"/>
-        </w:rPr>
-        <w:t>GRÁFICO</w:t>
-      </w:r>
-      <w:r>
-        <w:tab/>
-      </w:r>
-      <w:r>
-        <w:rPr>
-          <w:rFonts w:ascii="Times New Roman" w:hAnsi="Times New Roman"/>
-          <w:b/>
-          <w:sz w:val="24"/>
-        </w:rPr>
-        <w:t>pp.</w:t>
-      </w:r>
-    </w:p>
-    <w:p>
-      <w:pPr>
-        <w:tabs>
-          <w:tab w:pos="1020" w:val="left"/>
-          <w:tab w:pos="8271" w:val="right" w:leader="dot"/>
-        </w:tabs>
-        <w:spacing w:line="360" w:lineRule="auto" w:before="0" w:after="80"/>
-        <w:ind w:left="1020" w:hanging="1020"/>
-      </w:pPr>
-      <w:r>
-        <w:rPr>
-          <w:rFonts w:ascii="Times New Roman" w:hAnsi="Times New Roman"/>
-          <w:sz w:val="24"/>
-        </w:rPr>
-        <w:t>1</w:t>
-        <w:tab/>
-        <w:t>Organigrama estructural y niveles jerárquicos de Venangocupet, S.A.</w:t>
-        <w:tab/>
-      </w:r>
-      <w:r>
-        <w:rPr>
-          <w:rFonts w:ascii="Times New Roman" w:hAnsi="Times New Roman"/>
-          <w:b w:val="0"/>
-          <w:sz w:val="24"/>
-        </w:rPr>
-        <w:fldChar w:fldCharType="begin"/>
-        <w:instrText xml:space="preserve"> PAGEREF bm_grafico1 \h </w:instrText>
-        <w:fldChar w:fldCharType="separate"/>
-        <w:t>?</w:t>
-        <w:fldChar w:fldCharType="end"/>
-      </w:r>
-    </w:p>
-    <w:p>
-      <w:pPr>
-        <w:tabs>
-          <w:tab w:pos="1020" w:val="left"/>
-          <w:tab w:pos="8271" w:val="right" w:leader="dot"/>
-        </w:tabs>
-        <w:spacing w:line="360" w:lineRule="auto" w:before="0" w:after="80"/>
-        <w:ind w:left="1020" w:hanging="1020"/>
-      </w:pPr>
-      <w:r>
-        <w:rPr>
-          <w:rFonts w:ascii="Times New Roman" w:hAnsi="Times New Roman"/>
-          <w:sz w:val="24"/>
-        </w:rPr>
-        <w:t>2</w:t>
-        <w:tab/>
-        <w:t>Organigrama del Departamento de Presidencia.</w:t>
-        <w:tab/>
-      </w:r>
-      <w:r>
-        <w:rPr>
-          <w:rFonts w:ascii="Times New Roman" w:hAnsi="Times New Roman"/>
-          <w:b w:val="0"/>
-          <w:sz w:val="24"/>
-        </w:rPr>
-        <w:fldChar w:fldCharType="begin"/>
-        <w:instrText xml:space="preserve"> PAGEREF bm_grafico2 \h </w:instrText>
-        <w:fldChar w:fldCharType="separate"/>
-        <w:t>?</w:t>
-        <w:fldChar w:fldCharType="end"/>
-      </w:r>
     </w:p>
     <w:p>
       <w:pPr>
@@ -1858,7 +1728,7 @@
       </w:pPr>
     </w:p>
     <w:p>
-      <w:bookmarkStart w:id="bm_lista_anexos" w:name="bm_lista_anexos"/>
+      <w:bookmarkStart w:id="bm_lista_graficos" w:name="bm_lista_graficos"/>
       <w:pPr>
         <w:spacing w:after="480"/>
         <w:jc w:val="center"/>
@@ -1869,9 +1739,9 @@
           <w:b/>
           <w:sz w:val="24"/>
         </w:rPr>
-        <w:t>LISTA DE ANEXOS</w:t>
-      </w:r>
-      <w:bookmarkEnd w:id="bm_lista_anexos"/>
+        <w:t>LISTA DE GRÁFICOS</w:t>
+      </w:r>
+      <w:bookmarkEnd w:id="bm_lista_graficos"/>
     </w:p>
     <w:p>
       <w:pPr>
@@ -1898,7 +1768,7 @@
           <w:b/>
           <w:sz w:val="24"/>
         </w:rPr>
-        <w:t>ANEXOS</w:t>
+        <w:t>GRÁFICO</w:t>
       </w:r>
       <w:r>
         <w:tab/>
@@ -1926,9 +1796,9 @@
           <w:rFonts w:ascii="Times New Roman" w:hAnsi="Times New Roman"/>
           <w:sz w:val="24"/>
         </w:rPr>
-        <w:t>A</w:t>
+        <w:t>1</w:t>
         <w:tab/>
-        <w:t>Diagrama Entidad-Relación de la Base de Datos</w:t>
+        <w:t>Organigrama estructural y niveles jerárquicos de Venangocupet, S.A.</w:t>
         <w:tab/>
       </w:r>
       <w:r>
@@ -1938,7 +1808,7 @@
           <w:sz w:val="24"/>
         </w:rPr>
         <w:fldChar w:fldCharType="begin"/>
-        <w:instrText xml:space="preserve"> PAGEREF bm_anexoA \h </w:instrText>
+        <w:instrText xml:space="preserve"> PAGEREF bm_grafico1 \h </w:instrText>
         <w:fldChar w:fldCharType="separate"/>
         <w:t>?</w:t>
         <w:fldChar w:fldCharType="end"/>
@@ -1958,9 +1828,9 @@
           <w:rFonts w:ascii="Times New Roman" w:hAnsi="Times New Roman"/>
           <w:sz w:val="24"/>
         </w:rPr>
-        <w:t>B</w:t>
+        <w:t>2</w:t>
         <w:tab/>
-        <w:t>Capturas de la Interfaz del Sistema (Wails/HTML)</w:t>
+        <w:t>Organigrama del Departamento de Presidencia.</w:t>
         <w:tab/>
       </w:r>
       <w:r>
@@ -1970,39 +1840,7 @@
           <w:sz w:val="24"/>
         </w:rPr>
         <w:fldChar w:fldCharType="begin"/>
-        <w:instrText xml:space="preserve"> PAGEREF bm_anexoB \h </w:instrText>
-        <w:fldChar w:fldCharType="separate"/>
-        <w:t>?</w:t>
-        <w:fldChar w:fldCharType="end"/>
-      </w:r>
-    </w:p>
-    <w:p>
-      <w:pPr>
-        <w:tabs>
-          <w:tab w:pos="1020" w:val="left"/>
-          <w:tab w:pos="8271" w:val="right" w:leader="dot"/>
-        </w:tabs>
-        <w:spacing w:line="360" w:lineRule="auto" w:before="0" w:after="80"/>
-        <w:ind w:left="1020" w:hanging="1020"/>
-      </w:pPr>
-      <w:r>
-        <w:rPr>
-          <w:rFonts w:ascii="Times New Roman" w:hAnsi="Times New Roman"/>
-          <w:sz w:val="24"/>
-        </w:rPr>
-        <w:t>C</w:t>
-        <w:tab/>
-        <w:t>Memoria Fotográfica del Área de Presidencia</w:t>
-        <w:tab/>
-      </w:r>
-      <w:r>
-        <w:rPr>
-          <w:rFonts w:ascii="Times New Roman" w:hAnsi="Times New Roman"/>
-          <w:b w:val="0"/>
-          <w:sz w:val="24"/>
-        </w:rPr>
-        <w:fldChar w:fldCharType="begin"/>
-        <w:instrText xml:space="preserve"> PAGEREF bm_anexoC \h </w:instrText>
+        <w:instrText xml:space="preserve"> PAGEREF bm_grafico2 \h </w:instrText>
         <w:fldChar w:fldCharType="separate"/>
         <w:t>?</w:t>
         <w:fldChar w:fldCharType="end"/>
@@ -2022,7 +1860,7 @@
       </w:pPr>
     </w:p>
     <w:p>
-      <w:bookmarkStart w:id="bm_resumen" w:name="bm_resumen"/>
+      <w:bookmarkStart w:id="bm_lista_anexos" w:name="bm_lista_anexos"/>
       <w:pPr>
         <w:spacing w:after="480"/>
         <w:jc w:val="center"/>
@@ -2033,9 +1871,9 @@
           <w:b/>
           <w:sz w:val="24"/>
         </w:rPr>
-        <w:t>RESUMEN</w:t>
-      </w:r>
-      <w:bookmarkEnd w:id="bm_resumen"/>
+        <w:t>LISTA DE ANEXOS</w:t>
+      </w:r>
+      <w:bookmarkEnd w:id="bm_lista_anexos"/>
     </w:p>
     <w:p>
       <w:pPr>
@@ -2051,32 +1889,125 @@
     </w:p>
     <w:p>
       <w:pPr>
-        <w:spacing w:line="360" w:lineRule="auto" w:after="0" w:before="0"/>
-        <w:ind w:firstLine="709"/>
-        <w:jc w:val="both"/>
+        <w:tabs>
+          <w:tab w:pos="8271" w:val="right"/>
+        </w:tabs>
+        <w:spacing w:before="240" w:after="240"/>
       </w:pPr>
       <w:r>
         <w:rPr>
           <w:rFonts w:ascii="Times New Roman" w:hAnsi="Times New Roman"/>
-          <w:i w:val="0"/>
+          <w:b/>
           <w:sz w:val="24"/>
         </w:rPr>
-        <w:t>El presente informe describe el diseño de un sistema automatizado para el control, trazabilidad y reporte de movimientos documentales en la Presidencia de la Empresa Mixta Petrolera Venangocupet, S.A. La investigación se enmarca en la modalidad de proyecto factible apoyado en un diagnóstico de campo. Durante el estudio se identificaron demoras operativas derivadas de la transcripción manual en hojas de cálculo y deficiencias en la generación de reportes inmediatos ante altos volúmenes de concurrencia. La solución tecnológica abarca el modelado lógico de datos en SQLite y la construcción de una aplicación de escritorio mediante código HTML empaquetado con el framework Wails, optimizando el registro, búsqueda y auditoría del flujo documental para fortalecer la toma de decisiones gerenciales.</w:t>
+        <w:t>ANEXOS</w:t>
+      </w:r>
+      <w:r>
+        <w:tab/>
+      </w:r>
+      <w:r>
+        <w:rPr>
+          <w:rFonts w:ascii="Times New Roman" w:hAnsi="Times New Roman"/>
+          <w:b/>
+          <w:sz w:val="24"/>
+        </w:rPr>
+        <w:t>pp.</w:t>
       </w:r>
     </w:p>
-    <w:p/>
     <w:p>
       <w:pPr>
-        <w:ind w:firstLine="709"/>
-      </w:pPr>
-      <w:r>
-        <w:rPr>
-          <w:b/>
-        </w:rPr>
-        <w:t xml:space="preserve">Palabras claves: </w:t>
-      </w:r>
-      <w:r>
-        <w:t>sistema, trazabilidad, automatización, Wails, proyecto factible, pasantías.</w:t>
+        <w:tabs>
+          <w:tab w:pos="1020" w:val="left"/>
+          <w:tab w:pos="8271" w:val="right" w:leader="dot"/>
+        </w:tabs>
+        <w:spacing w:line="360" w:lineRule="auto" w:before="0" w:after="80"/>
+        <w:ind w:left="1020" w:hanging="1020"/>
+      </w:pPr>
+      <w:r>
+        <w:rPr>
+          <w:rFonts w:ascii="Times New Roman" w:hAnsi="Times New Roman"/>
+          <w:sz w:val="24"/>
+        </w:rPr>
+        <w:t>A</w:t>
+        <w:tab/>
+        <w:t>Diagrama Entidad-Relación de la Base de Datos</w:t>
+        <w:tab/>
+      </w:r>
+      <w:r>
+        <w:rPr>
+          <w:rFonts w:ascii="Times New Roman" w:hAnsi="Times New Roman"/>
+          <w:b w:val="0"/>
+          <w:sz w:val="24"/>
+        </w:rPr>
+        <w:fldChar w:fldCharType="begin"/>
+        <w:instrText xml:space="preserve"> PAGEREF bm_anexoA \h </w:instrText>
+        <w:fldChar w:fldCharType="separate"/>
+        <w:t>?</w:t>
+        <w:fldChar w:fldCharType="end"/>
+      </w:r>
+    </w:p>
+    <w:p>
+      <w:pPr>
+        <w:tabs>
+          <w:tab w:pos="1020" w:val="left"/>
+          <w:tab w:pos="8271" w:val="right" w:leader="dot"/>
+        </w:tabs>
+        <w:spacing w:line="360" w:lineRule="auto" w:before="0" w:after="80"/>
+        <w:ind w:left="1020" w:hanging="1020"/>
+      </w:pPr>
+      <w:r>
+        <w:rPr>
+          <w:rFonts w:ascii="Times New Roman" w:hAnsi="Times New Roman"/>
+          <w:sz w:val="24"/>
+        </w:rPr>
+        <w:t>B</w:t>
+        <w:tab/>
+        <w:t>Capturas de la Interfaz del Sistema (Wails/HTML)</w:t>
+        <w:tab/>
+      </w:r>
+      <w:r>
+        <w:rPr>
+          <w:rFonts w:ascii="Times New Roman" w:hAnsi="Times New Roman"/>
+          <w:b w:val="0"/>
+          <w:sz w:val="24"/>
+        </w:rPr>
+        <w:fldChar w:fldCharType="begin"/>
+        <w:instrText xml:space="preserve"> PAGEREF bm_anexoB \h </w:instrText>
+        <w:fldChar w:fldCharType="separate"/>
+        <w:t>?</w:t>
+        <w:fldChar w:fldCharType="end"/>
+      </w:r>
+    </w:p>
+    <w:p>
+      <w:pPr>
+        <w:tabs>
+          <w:tab w:pos="1020" w:val="left"/>
+          <w:tab w:pos="8271" w:val="right" w:leader="dot"/>
+        </w:tabs>
+        <w:spacing w:line="360" w:lineRule="auto" w:before="0" w:after="80"/>
+        <w:ind w:left="1020" w:hanging="1020"/>
+      </w:pPr>
+      <w:r>
+        <w:rPr>
+          <w:rFonts w:ascii="Times New Roman" w:hAnsi="Times New Roman"/>
+          <w:sz w:val="24"/>
+        </w:rPr>
+        <w:t>C</w:t>
+        <w:tab/>
+        <w:t>Memoria Fotográfica del Área de Presidencia</w:t>
+        <w:tab/>
+      </w:r>
+      <w:r>
+        <w:rPr>
+          <w:rFonts w:ascii="Times New Roman" w:hAnsi="Times New Roman"/>
+          <w:b w:val="0"/>
+          <w:sz w:val="24"/>
+        </w:rPr>
+        <w:fldChar w:fldCharType="begin"/>
+        <w:instrText xml:space="preserve"> PAGEREF bm_anexoC \h </w:instrText>
+        <w:fldChar w:fldCharType="separate"/>
+        <w:t>?</w:t>
+        <w:fldChar w:fldCharType="end"/>
       </w:r>
     </w:p>
     <w:p>
@@ -2093,7 +2024,7 @@
       </w:pPr>
     </w:p>
     <w:p>
-      <w:bookmarkStart w:id="bm_introduccion" w:name="bm_introduccion"/>
+      <w:bookmarkStart w:id="bm_resumen" w:name="bm_resumen"/>
       <w:pPr>
         <w:spacing w:after="480"/>
         <w:jc w:val="center"/>
@@ -2104,9 +2035,9 @@
           <w:b/>
           <w:sz w:val="24"/>
         </w:rPr>
-        <w:t>INTRODUCCIÓN</w:t>
-      </w:r>
-      <w:bookmarkEnd w:id="bm_introduccion"/>
+        <w:t>RESUMEN</w:t>
+      </w:r>
+      <w:bookmarkEnd w:id="bm_resumen"/>
     </w:p>
     <w:p>
       <w:pPr>
@@ -2132,7 +2063,22 @@
           <w:i w:val="0"/>
           <w:sz w:val="24"/>
         </w:rPr>
-        <w:t>La presente pasantía, desarrollada como requisito para optar al título de Técnico Superior Universitario en Informática, tiene como propósito proponer un sistema automatizado para el control de movimientos documentales en la Presidencia de Venangocupet, S.A. Este desarrollo busca sustituir el registro manual por una herramienta tecnológica de escritorio ágil y moderna, que garantice la trazabilidad de los expedientes, optimizando los tiempos de respuesta y dotando al departamento de un control exacto sobre la entrada y salida de oficios en alta dirección.</w:t>
+        <w:t>El presente informe describe el diseño de un sistema automatizado para el control, trazabilidad y reporte de movimientos documentales en la Presidencia de la Empresa Mixta Petrolera Venangocupet, S.A. La investigación se enmarca en la modalidad de proyecto factible apoyado en un diagnóstico de campo. Durante el estudio se identificaron demoras operativas derivadas de la transcripción manual en hojas de cálculo y deficiencias en la generación de reportes inmediatos ante altos volúmenes de concurrencia. La solución tecnológica abarca el modelado lógico de datos en SQLite y la construcción de una aplicación de escritorio mediante código HTML empaquetado con el framework Wails, optimizando el registro, búsqueda y auditoría del flujo documental para fortalecer la toma de decisiones gerenciales.</w:t>
+      </w:r>
+    </w:p>
+    <w:p/>
+    <w:p>
+      <w:pPr>
+        <w:ind w:firstLine="709"/>
+      </w:pPr>
+      <w:r>
+        <w:rPr>
+          <w:b/>
+        </w:rPr>
+        <w:t xml:space="preserve">Palabras claves: </w:t>
+      </w:r>
+      <w:r>
+        <w:t>sistema, trazabilidad, automatización, Wails, proyecto factible, pasantías.</w:t>
       </w:r>
     </w:p>
     <w:p>
@@ -2149,6 +2095,7 @@
       </w:pPr>
     </w:p>
     <w:p>
+      <w:bookmarkStart w:id="bm_introduccion" w:name="bm_introduccion"/>
       <w:pPr>
         <w:spacing w:after="480"/>
         <w:jc w:val="center"/>
@@ -2159,6 +2106,61 @@
           <w:b/>
           <w:sz w:val="24"/>
         </w:rPr>
+        <w:t>INTRODUCCIÓN</w:t>
+      </w:r>
+      <w:bookmarkEnd w:id="bm_introduccion"/>
+    </w:p>
+    <w:p>
+      <w:pPr>
+        <w:sectPr>
+          <w:footerReference w:type="default" r:id="rId30"/>
+          <w:pgSz w:w="12240" w:h="15840"/>
+          <w:pgMar w:top="2835" w:right="1701" w:bottom="1701" w:left="2268" w:header="720" w:footer="720" w:gutter="0"/>
+          <w:cols w:space="720"/>
+          <w:titlePg/>
+          <w:docGrid w:linePitch="360"/>
+        </w:sectPr>
+      </w:pPr>
+    </w:p>
+    <w:p>
+      <w:pPr>
+        <w:spacing w:line="360" w:lineRule="auto" w:after="0" w:before="0"/>
+        <w:ind w:firstLine="709"/>
+        <w:jc w:val="both"/>
+      </w:pPr>
+      <w:r>
+        <w:rPr>
+          <w:rFonts w:ascii="Times New Roman" w:hAnsi="Times New Roman"/>
+          <w:i w:val="0"/>
+          <w:sz w:val="24"/>
+        </w:rPr>
+        <w:t>La presente pasantía, desarrollada como requisito para optar al título de Técnico Superior Universitario en Informática, tiene como propósito proponer un sistema automatizado para el control de movimientos documentales en la Presidencia de Venangocupet, S.A. Este desarrollo busca sustituir el registro manual por una herramienta tecnológica de escritorio ágil y moderna, que garantice la trazabilidad de los expedientes, optimizando los tiempos de respuesta y dotando al departamento de un control exacto sobre la entrada y salida de oficios en alta dirección.</w:t>
+      </w:r>
+    </w:p>
+    <w:p>
+      <w:pPr>
+        <w:sectPr>
+          <w:footerReference w:type="default" r:id="rId31"/>
+          <w:type w:val="continuous"/>
+          <w:pgSz w:w="12240" w:h="15840"/>
+          <w:pgMar w:top="1701" w:right="1701" w:bottom="1701" w:left="2268" w:header="720" w:footer="720" w:gutter="0"/>
+          <w:cols w:space="720"/>
+          <w:titlePg/>
+          <w:docGrid w:linePitch="360"/>
+        </w:sectPr>
+      </w:pPr>
+    </w:p>
+    <w:p>
+      <w:pPr>
+        <w:spacing w:after="480"/>
+        <w:jc w:val="center"/>
+      </w:pPr>
+      <w:r>
+        <w:rPr>
+          <w:rFonts w:ascii="Times New Roman" w:hAnsi="Times New Roman"/>
+          <w:b/>
+          <w:sz w:val="24"/>
+        </w:rPr>
         <w:t>CAPÍTULO I</w:t>
       </w:r>
     </w:p>
@@ -2181,7 +2183,7 @@
     <w:p>
       <w:pPr>
         <w:sectPr>
-          <w:footerReference w:type="default" r:id="rId30"/>
+          <w:footerReference w:type="default" r:id="rId32"/>
           <w:pgSz w:w="12240" w:h="15840"/>
           <w:pgMar w:top="2835" w:right="1701" w:bottom="1701" w:left="2268" w:header="720" w:footer="720" w:gutter="0"/>
           <w:cols w:space="720"/>
@@ -2856,7 +2858,7 @@
     <w:p>
       <w:pPr>
         <w:sectPr>
-          <w:footerReference w:type="default" r:id="rId31"/>
+          <w:footerReference w:type="default" r:id="rId33"/>
           <w:type w:val="continuous"/>
           <w:pgSz w:w="12240" w:h="15840"/>
           <w:pgMar w:top="1701" w:right="1701" w:bottom="1701" w:left="2268" w:header="720" w:footer="720" w:gutter="0"/>
@@ -2899,7 +2901,7 @@
     <w:p>
       <w:pPr>
         <w:sectPr>
-          <w:footerReference w:type="default" r:id="rId32"/>
+          <w:footerReference w:type="default" r:id="rId34"/>
           <w:pgSz w:w="12240" w:h="15840"/>
           <w:pgMar w:top="2835" w:right="1701" w:bottom="1701" w:left="2268" w:header="720" w:footer="720" w:gutter="0"/>
           <w:cols w:space="720"/>
@@ -5734,443 +5736,6 @@
     <w:p>
       <w:pPr>
         <w:sectPr>
-          <w:footerReference w:type="default" r:id="rId33"/>
-          <w:type w:val="continuous"/>
-          <w:pgSz w:w="12240" w:h="15840"/>
-          <w:pgMar w:top="1701" w:right="1701" w:bottom="1701" w:left="2268" w:header="720" w:footer="720" w:gutter="0"/>
-          <w:cols w:space="720"/>
-          <w:titlePg/>
-          <w:docGrid w:linePitch="360"/>
-        </w:sectPr>
-      </w:pPr>
-    </w:p>
-    <w:p>
-      <w:pPr>
-        <w:spacing w:after="480"/>
-        <w:jc w:val="center"/>
-      </w:pPr>
-      <w:r>
-        <w:rPr>
-          <w:rFonts w:ascii="Times New Roman" w:hAnsi="Times New Roman"/>
-          <w:b/>
-          <w:sz w:val="24"/>
-        </w:rPr>
-        <w:t>CAPÍTULO III</w:t>
-      </w:r>
-    </w:p>
-    <w:p>
-      <w:bookmarkStart w:id="bm_cap3" w:name="bm_cap3"/>
-      <w:pPr>
-        <w:spacing w:before="480"/>
-        <w:jc w:val="center"/>
-      </w:pPr>
-      <w:r>
-        <w:rPr>
-          <w:rFonts w:ascii="Times New Roman" w:hAnsi="Times New Roman"/>
-          <w:b/>
-          <w:sz w:val="24"/>
-        </w:rPr>
-        <w:t>MARCO TEÓRICO</w:t>
-      </w:r>
-      <w:bookmarkEnd w:id="bm_cap3"/>
-    </w:p>
-    <w:p>
-      <w:pPr>
-        <w:sectPr>
-          <w:footerReference w:type="default" r:id="rId34"/>
-          <w:pgSz w:w="12240" w:h="15840"/>
-          <w:pgMar w:top="2835" w:right="1701" w:bottom="1701" w:left="2268" w:header="720" w:footer="720" w:gutter="0"/>
-          <w:cols w:space="720"/>
-          <w:titlePg/>
-          <w:docGrid w:linePitch="360"/>
-        </w:sectPr>
-      </w:pPr>
-    </w:p>
-    <w:p>
-      <w:bookmarkStart w:id="bm_cap3_bases" w:name="bm_cap3_bases"/>
-      <w:pPr>
-        <w:spacing w:before="480" w:after="480" w:line="360" w:lineRule="auto"/>
-        <w:jc w:val="left"/>
-      </w:pPr>
-      <w:r>
-        <w:rPr>
-          <w:rFonts w:ascii="Times New Roman" w:hAnsi="Times New Roman"/>
-          <w:b/>
-          <w:sz w:val="24"/>
-        </w:rPr>
-        <w:t>Sistemas de Información</w:t>
-      </w:r>
-      <w:bookmarkEnd w:id="bm_cap3_bases"/>
-    </w:p>
-    <w:p>
-      <w:pPr>
-        <w:spacing w:line="360" w:lineRule="auto" w:after="0" w:before="0"/>
-        <w:ind w:firstLine="709"/>
-        <w:jc w:val="both"/>
-      </w:pPr>
-      <w:r>
-        <w:rPr>
-          <w:rFonts w:ascii="Times New Roman" w:hAnsi="Times New Roman"/>
-          <w:i w:val="0"/>
-          <w:sz w:val="24"/>
-        </w:rPr>
-        <w:t>Un sistema de información constituye un conjunto organizado de recursos humanos, tecnológicos y procedimentales orientados a la captura, almacenamiento, procesamiento y distribución de datos con el propósito de apoyar la toma de decisiones dentro de una organización. Laudon y Laudon (2016) distinguen entre sistemas de procesamiento de transacciones, sistemas de soporte a la decisión y sistemas de información gerencial, siendo estos últimos los que transforman datos operativos en reportes consolidados de utilidad directiva.</w:t>
-      </w:r>
-    </w:p>
-    <w:p>
-      <w:pPr>
-        <w:spacing w:line="360" w:lineRule="auto" w:after="0" w:before="0"/>
-        <w:ind w:firstLine="709"/>
-        <w:jc w:val="both"/>
-      </w:pPr>
-      <w:r>
-        <w:rPr>
-          <w:rFonts w:ascii="Times New Roman" w:hAnsi="Times New Roman"/>
-          <w:i w:val="0"/>
-          <w:sz w:val="24"/>
-        </w:rPr>
-        <w:t>En el contexto del presente proyecto, el sistema propuesto se enmarca en la categoría de sistema de información operacional con capacidad de reporte gerencial, dado que registra cada movimiento documental de forma transaccional y provee resúmenes inmediatos al nivel de presidencia. Según Kendall y Kendall (2011), el análisis y diseño de sistemas busca comprender sistemáticamente cómo interactúan los datos y los usuarios para proponer soluciones tecnológicas que mejoren el flujo de trabajo de una organización.</w:t>
-      </w:r>
-    </w:p>
-    <w:p>
-      <w:pPr>
-        <w:spacing w:line="240" w:lineRule="auto" w:before="720" w:after="240"/>
-        <w:ind w:left="709" w:right="709"/>
-        <w:jc w:val="both"/>
-      </w:pPr>
-      <w:r>
-        <w:rPr>
-          <w:rFonts w:ascii="Times New Roman" w:hAnsi="Times New Roman"/>
-          <w:sz w:val="24"/>
-        </w:rPr>
-        <w:t>Los sistemas de información gerencial proporcionan a los administradores informes sobre el desempeño actual de la organización. Esta información se utiliza para supervisar y controlar el negocio y predecir el desempeño futuro. Los sistemas de información gerencial resumen y reportan las operaciones básicas de la empresa usando datos suministrados por los sistemas de procesamiento de transacciones.</w:t>
-      </w:r>
-      <w:r>
-        <w:rPr>
-          <w:rFonts w:ascii="Times New Roman" w:hAnsi="Times New Roman"/>
-          <w:sz w:val="24"/>
-        </w:rPr>
-        <w:t xml:space="preserve"> (Laudon y Laudon, 2016, p. 46)</w:t>
-      </w:r>
-    </w:p>
-    <w:p>
-      <w:pPr>
-        <w:spacing w:line="360" w:lineRule="auto" w:after="0" w:before="0"/>
-        <w:ind w:firstLine="709"/>
-        <w:jc w:val="both"/>
-      </w:pPr>
-      <w:r>
-        <w:rPr>
-          <w:rFonts w:ascii="Times New Roman" w:hAnsi="Times New Roman"/>
-          <w:i w:val="0"/>
-          <w:sz w:val="24"/>
-        </w:rPr>
-        <w:t>De acuerdo a la cita previa, se comprende la relevancia del control sistemático y la inmutabilidad de los registros en los departamentos estratégicos de la empresa.</w:t>
-      </w:r>
-    </w:p>
-    <w:p>
-      <w:pPr>
-        <w:spacing w:before="480" w:after="480" w:line="360" w:lineRule="auto"/>
-        <w:jc w:val="left"/>
-      </w:pPr>
-      <w:r>
-        <w:rPr>
-          <w:rFonts w:ascii="Times New Roman" w:hAnsi="Times New Roman"/>
-          <w:b/>
-          <w:sz w:val="24"/>
-        </w:rPr>
-        <w:t>Gestión Documental</w:t>
-      </w:r>
-    </w:p>
-    <w:p>
-      <w:pPr>
-        <w:spacing w:line="360" w:lineRule="auto" w:after="0" w:before="0"/>
-        <w:ind w:firstLine="709"/>
-        <w:jc w:val="both"/>
-      </w:pPr>
-      <w:r>
-        <w:rPr>
-          <w:rFonts w:ascii="Times New Roman" w:hAnsi="Times New Roman"/>
-          <w:i w:val="0"/>
-          <w:sz w:val="24"/>
-        </w:rPr>
-        <w:t>La gestión documental se define como el conjunto de normas, técnicas y prácticas que regulan el ciclo de vida de los documentos dentro de una organización, desde su creación o recepción hasta su disposición final. Cruz Mundet (2011) señala que una gestión documental eficaz garantiza la autenticidad, integridad, fiabilidad y disponibilidad de la información registrada, constituyendo un pilar fundamental para la transparencia administrativa y la continuidad operativa.</w:t>
-      </w:r>
-    </w:p>
-    <w:p>
-      <w:pPr>
-        <w:spacing w:line="360" w:lineRule="auto" w:after="0" w:before="0"/>
-        <w:ind w:firstLine="709"/>
-        <w:jc w:val="both"/>
-      </w:pPr>
-      <w:r>
-        <w:rPr>
-          <w:rFonts w:ascii="Times New Roman" w:hAnsi="Times New Roman"/>
-          <w:i w:val="0"/>
-          <w:sz w:val="24"/>
-        </w:rPr>
-        <w:t>En el Departamento de Presidencia de Venangocupet, S.A., el flujo documental responde a un ciclo específico: recepción del expediente externo, revisión de forma, registro de ingreso, firma presidencial, registro de egreso y despacho al departamento destinatario. La automatización de este ciclo mediante un sistema digitalizado reduce la propensión al error humano y dota al departamento de un historial auditable de cada movimiento, en concordancia con los principios de gestión documental descritos por Cruz Mundet (2011).</w:t>
-      </w:r>
-    </w:p>
-    <w:p>
-      <w:pPr>
-        <w:spacing w:before="480" w:after="480" w:line="360" w:lineRule="auto"/>
-        <w:jc w:val="left"/>
-      </w:pPr>
-      <w:r>
-        <w:rPr>
-          <w:rFonts w:ascii="Times New Roman" w:hAnsi="Times New Roman"/>
-          <w:b/>
-          <w:sz w:val="24"/>
-        </w:rPr>
-        <w:t>Modelo Relacional de Bases de Datos</w:t>
-      </w:r>
-    </w:p>
-    <w:p>
-      <w:pPr>
-        <w:spacing w:line="360" w:lineRule="auto" w:after="0" w:before="0"/>
-        <w:ind w:firstLine="709"/>
-        <w:jc w:val="both"/>
-      </w:pPr>
-      <w:r>
-        <w:rPr>
-          <w:rFonts w:ascii="Times New Roman" w:hAnsi="Times New Roman"/>
-          <w:i w:val="0"/>
-          <w:sz w:val="24"/>
-        </w:rPr>
-        <w:t>El modelo relacional, propuesto originalmente por Codd (1970), organiza la información en tablas bidimensionales denominadas relaciones, cuyos atributos representan las propiedades de las entidades y cuyas filas corresponden a instancias individuales de datos. La fortaleza de este modelo radica en la aplicación de reglas de normalización que eliminan la redundancia y preservan la integridad referencial entre tablas relacionadas mediante claves primarias y foráneas.</w:t>
-      </w:r>
-    </w:p>
-    <w:p>
-      <w:pPr>
-        <w:spacing w:line="360" w:lineRule="auto" w:after="0" w:before="0"/>
-        <w:ind w:firstLine="709"/>
-        <w:jc w:val="both"/>
-      </w:pPr>
-      <w:r>
-        <w:rPr>
-          <w:rFonts w:ascii="Times New Roman" w:hAnsi="Times New Roman"/>
-          <w:i w:val="0"/>
-          <w:sz w:val="24"/>
-        </w:rPr>
-        <w:t>Date (2001) establece que un diseño relacional correctamente normalizado garantiza que cada dato se almacene una sola vez, reduciendo la posibilidad de inconsistencias derivadas de actualizaciones parciales. En el sistema propuesto, la relación entre procesos administrativos y documentos sigue una cardinalidad uno a muchos (1:N), permitiendo registrar múltiples expedientes asociados a un mismo proceso contractual o administrativo sin duplicar los datos maestros del proceso.</w:t>
-      </w:r>
-    </w:p>
-    <w:p>
-      <w:pPr>
-        <w:spacing w:before="480" w:after="480" w:line="360" w:lineRule="auto"/>
-        <w:jc w:val="left"/>
-      </w:pPr>
-      <w:r>
-        <w:rPr>
-          <w:rFonts w:ascii="Times New Roman" w:hAnsi="Times New Roman"/>
-          <w:b/>
-          <w:sz w:val="24"/>
-        </w:rPr>
-        <w:t>SQLite como Sistema Gestor de Base de Datos</w:t>
-      </w:r>
-    </w:p>
-    <w:p>
-      <w:pPr>
-        <w:spacing w:line="360" w:lineRule="auto" w:after="0" w:before="0"/>
-        <w:ind w:firstLine="709"/>
-        <w:jc w:val="both"/>
-      </w:pPr>
-      <w:r>
-        <w:rPr>
-          <w:rFonts w:ascii="Times New Roman" w:hAnsi="Times New Roman"/>
-          <w:i w:val="0"/>
-          <w:sz w:val="24"/>
-        </w:rPr>
-        <w:t>SQLite es un motor de base de datos relacional de código abierto, autocontenido y sin servidor, cuya arquitectura embebida lo diferencia de sistemas cliente-servidor convencionales como MySQL o PostgreSQL. Su funcionamiento se basa en un único archivo portable que aloja el esquema completo de la base de datos, eliminando la necesidad de procesos de servidor independientes o configuraciones de red. Esta característica lo convierte en la opción técnica idónea para entornos corporativos con restricciones de instalación de software.</w:t>
-      </w:r>
-    </w:p>
-    <w:p>
-      <w:pPr>
-        <w:spacing w:line="360" w:lineRule="auto" w:after="0" w:before="0"/>
-        <w:ind w:firstLine="709"/>
-        <w:jc w:val="both"/>
-      </w:pPr>
-      <w:r>
-        <w:rPr>
-          <w:rFonts w:ascii="Times New Roman" w:hAnsi="Times New Roman"/>
-          <w:i w:val="0"/>
-          <w:sz w:val="24"/>
-        </w:rPr>
-        <w:t>Pressman (2010) señala que la selección de herramientas tecnológicas debe estar guiada por los atributos del entorno de despliegue y no exclusivamente por las capacidades abstractas del instrumento. En el caso particular del Departamento de Presidencia de Venangocupet, S.A., las restricciones de permisos administrativos sobre los equipos de la organización hacen de SQLite la alternativa técnicamente viable para implementar persistencia de datos sin requerir intervención del departamento de tecnología de la empresa.</w:t>
-      </w:r>
-    </w:p>
-    <w:p>
-      <w:pPr>
-        <w:spacing w:before="480" w:after="480" w:line="360" w:lineRule="auto"/>
-        <w:jc w:val="left"/>
-      </w:pPr>
-      <w:r>
-        <w:rPr>
-          <w:rFonts w:ascii="Times New Roman" w:hAnsi="Times New Roman"/>
-          <w:b/>
-          <w:sz w:val="24"/>
-        </w:rPr>
-        <w:t>Trazabilidad Documental</w:t>
-      </w:r>
-    </w:p>
-    <w:p>
-      <w:pPr>
-        <w:spacing w:line="360" w:lineRule="auto" w:after="0" w:before="0"/>
-        <w:ind w:firstLine="709"/>
-        <w:jc w:val="both"/>
-      </w:pPr>
-      <w:r>
-        <w:rPr>
-          <w:rFonts w:ascii="Times New Roman" w:hAnsi="Times New Roman"/>
-          <w:i w:val="0"/>
-          <w:sz w:val="24"/>
-        </w:rPr>
-        <w:t>La trazabilidad documental se entiende como la capacidad de reconstruir el historial completo de un documento a lo largo de su ciclo de vida, identificando en cada etapa el responsable, la fecha, la acción ejecutada y el estado resultante. Gómez (2019) señala que la trazabilidad constituye el mecanismo central de auditoría en los sistemas de gestión documental, dado que permite verificar la integridad del proceso y detectar cuellos de botella o irregularidades en el flujo.</w:t>
-      </w:r>
-    </w:p>
-    <w:p>
-      <w:pPr>
-        <w:spacing w:line="360" w:lineRule="auto" w:after="0" w:before="0"/>
-        <w:ind w:firstLine="709"/>
-        <w:jc w:val="both"/>
-      </w:pPr>
-      <w:r>
-        <w:rPr>
-          <w:rFonts w:ascii="Times New Roman" w:hAnsi="Times New Roman"/>
-          <w:i w:val="0"/>
-          <w:sz w:val="24"/>
-        </w:rPr>
-        <w:t>En el ámbito de la alta dirección, la trazabilidad cobra especial relevancia porque los expedientes que transitan por la Presidencia frecuentemente están vinculados a procesos contractuales y decisiones gerenciales de impacto organizacional. El sistema propuesto registra automáticamente cada movimiento de ingreso y egreso del expediente, almacenando la fecha, el estatus y el departamento de origen o destino, lo que permite generar reportes de trazabilidad de forma inmediata ante cualquier requerimiento directivo.</w:t>
-      </w:r>
-    </w:p>
-    <w:p>
-      <w:pPr>
-        <w:spacing w:line="240" w:lineRule="auto" w:before="720" w:after="240"/>
-        <w:ind w:left="709" w:right="709"/>
-        <w:jc w:val="both"/>
-      </w:pPr>
-      <w:r>
-        <w:rPr>
-          <w:rFonts w:ascii="Times New Roman" w:hAnsi="Times New Roman"/>
-          <w:sz w:val="24"/>
-        </w:rPr>
-        <w:t>Un sistema de información eficaz proporciona a los administradores de la organización datos precisos y oportunos, facilitando la auditoría de cada transacción operativa y mejorando sustancialmente la capacidad de respuesta ante requerimientos gerenciales de alto nivel. La ausencia de este tipo de herramientas obliga al personal a invertir tiempo considerable en la búsqueda y consolidación manual de información que debería estar disponible de forma inmediata.</w:t>
-      </w:r>
-      <w:r>
-        <w:rPr>
-          <w:rFonts w:ascii="Times New Roman" w:hAnsi="Times New Roman"/>
-          <w:sz w:val="24"/>
-        </w:rPr>
-        <w:t xml:space="preserve"> (Gómez, 2019, p. 45)</w:t>
-      </w:r>
-    </w:p>
-    <w:p>
-      <w:pPr>
-        <w:spacing w:line="360" w:lineRule="auto" w:after="0" w:before="0"/>
-        <w:ind w:firstLine="709"/>
-        <w:jc w:val="both"/>
-      </w:pPr>
-      <w:r>
-        <w:rPr>
-          <w:rFonts w:ascii="Times New Roman" w:hAnsi="Times New Roman"/>
-          <w:i w:val="0"/>
-          <w:sz w:val="24"/>
-        </w:rPr>
-        <w:t>De acuerdo a la cita previa, se comprende la relevancia del control sistemático y la inmutabilidad de los registros en los departamentos estratégicos de la empresa.</w:t>
-      </w:r>
-    </w:p>
-    <w:p>
-      <w:pPr>
-        <w:spacing w:before="480" w:after="480" w:line="360" w:lineRule="auto"/>
-        <w:jc w:val="left"/>
-      </w:pPr>
-      <w:r>
-        <w:rPr>
-          <w:rFonts w:ascii="Times New Roman" w:hAnsi="Times New Roman"/>
-          <w:b/>
-          <w:sz w:val="24"/>
-        </w:rPr>
-        <w:t>Automatización de Procesos Administrativos</w:t>
-      </w:r>
-    </w:p>
-    <w:p>
-      <w:pPr>
-        <w:spacing w:line="360" w:lineRule="auto" w:after="0" w:before="0"/>
-        <w:ind w:firstLine="709"/>
-        <w:jc w:val="both"/>
-      </w:pPr>
-      <w:r>
-        <w:rPr>
-          <w:rFonts w:ascii="Times New Roman" w:hAnsi="Times New Roman"/>
-          <w:i w:val="0"/>
-          <w:sz w:val="24"/>
-        </w:rPr>
-        <w:t>La automatización de procesos administrativos consiste en la sustitución de tareas manuales repetitivas por flujos de trabajo controlados por sistemas informáticos, con el objetivo de reducir los tiempos de ejecución, minimizar el error humano y liberar al personal para actividades de mayor valor analítico. Laudon y Laudon (2016) plantean que la automatización de procesos de negocio genera mejoras medibles en la productividad organizacional al estandarizar los procedimientos y centralizar el control de la información.</w:t>
-      </w:r>
-    </w:p>
-    <w:p>
-      <w:pPr>
-        <w:spacing w:line="360" w:lineRule="auto" w:after="0" w:before="0"/>
-        <w:ind w:firstLine="709"/>
-        <w:jc w:val="both"/>
-      </w:pPr>
-      <w:r>
-        <w:rPr>
-          <w:rFonts w:ascii="Times New Roman" w:hAnsi="Times New Roman"/>
-          <w:i w:val="0"/>
-          <w:sz w:val="24"/>
-        </w:rPr>
-        <w:t>En el Departamento de Presidencia de Venangocupet, S.A., la automatización se justifica por la naturaleza del proceso actual: el personal destina un porcentaje significativo de su tiempo operativo al copiado y pegado de datos entre documentos y hojas de cálculo, así como a la redacción manual de resúmenes solicitados por la dirección. La implementación del sistema automatizado propuesto traslada estas tareas al software, permitiendo que el personal se concentre en las funciones de revisión y coordinación propias del departamento.</w:t>
-      </w:r>
-    </w:p>
-    <w:p>
-      <w:pPr>
-        <w:spacing w:before="480" w:after="480" w:line="360" w:lineRule="auto"/>
-        <w:jc w:val="left"/>
-      </w:pPr>
-      <w:r>
-        <w:rPr>
-          <w:rFonts w:ascii="Times New Roman" w:hAnsi="Times New Roman"/>
-          <w:b/>
-          <w:sz w:val="24"/>
-        </w:rPr>
-        <w:t>Proyecto Factible como Modalidad de Investigación</w:t>
-      </w:r>
-    </w:p>
-    <w:p>
-      <w:pPr>
-        <w:spacing w:line="360" w:lineRule="auto" w:after="0" w:before="0"/>
-        <w:ind w:firstLine="709"/>
-        <w:jc w:val="both"/>
-      </w:pPr>
-      <w:r>
-        <w:rPr>
-          <w:rFonts w:ascii="Times New Roman" w:hAnsi="Times New Roman"/>
-          <w:i w:val="0"/>
-          <w:sz w:val="24"/>
-        </w:rPr>
-        <w:t>La Universidad Pedagógica Experimental Libertador (UPEL, 2016) define el proyecto factible como la investigación, elaboración y desarrollo de una propuesta de un modelo operativo viable para solucionar problemas, requerimientos o necesidades de organizaciones o grupos sociales. Esta modalidad exige la comprobación de la viabilidad técnica, económica y operativa de la solución planteada, sustentada en un diagnóstico de campo que evidencie la situación deficitaria que da origen a la propuesta.</w:t>
-      </w:r>
-    </w:p>
-    <w:p>
-      <w:pPr>
-        <w:spacing w:line="360" w:lineRule="auto" w:after="0" w:before="0"/>
-        <w:ind w:firstLine="709"/>
-        <w:jc w:val="both"/>
-      </w:pPr>
-      <w:r>
-        <w:rPr>
-          <w:rFonts w:ascii="Times New Roman" w:hAnsi="Times New Roman"/>
-          <w:i w:val="0"/>
-          <w:sz w:val="24"/>
-        </w:rPr>
-        <w:t>Arias (2012) complementa esta definición señalando que el proyecto factible no se limita a diagnosticar un problema, sino que avanza hasta proponer y en muchos casos desarrollar la solución, demostrando su aplicabilidad en el contexto real. El presente trabajo se enmarca en esta modalidad al partir de un diagnóstico situacional del flujo documental en Presidencia, proponer una arquitectura tecnológica específica y materializar un prototipo funcional del sistema como evidencia de la viabilidad de la propuesta.</w:t>
-      </w:r>
-    </w:p>
-    <w:p>
-      <w:pPr>
-        <w:sectPr>
           <w:footerReference w:type="default" r:id="rId35"/>
           <w:type w:val="continuous"/>
           <w:pgSz w:w="12240" w:h="15840"/>
@@ -6192,11 +5757,11 @@
           <w:b/>
           <w:sz w:val="24"/>
         </w:rPr>
-        <w:t>CAPÍTULO IV</w:t>
+        <w:t>CAPÍTULO III</w:t>
       </w:r>
     </w:p>
     <w:p>
-      <w:bookmarkStart w:id="bm_cap4" w:name="bm_cap4"/>
+      <w:bookmarkStart w:id="bm_cap3" w:name="bm_cap3"/>
       <w:pPr>
         <w:spacing w:before="480"/>
         <w:jc w:val="center"/>
@@ -6207,9 +5772,9 @@
           <w:b/>
           <w:sz w:val="24"/>
         </w:rPr>
-        <w:t>ACTIVIDADES REALIZADAS</w:t>
-      </w:r>
-      <w:bookmarkEnd w:id="bm_cap4"/>
+        <w:t>MARCO TEÓRICO</w:t>
+      </w:r>
+      <w:bookmarkEnd w:id="bm_cap3"/>
     </w:p>
     <w:p>
       <w:pPr>
@@ -6224,7 +5789,7 @@
       </w:pPr>
     </w:p>
     <w:p>
-      <w:bookmarkStart w:id="bm_cap4_desc" w:name="bm_cap4_desc"/>
+      <w:bookmarkStart w:id="bm_cap3_bases" w:name="bm_cap3_bases"/>
       <w:pPr>
         <w:spacing w:before="480" w:after="480" w:line="360" w:lineRule="auto"/>
         <w:jc w:val="left"/>
@@ -6235,9 +5800,9 @@
           <w:b/>
           <w:sz w:val="24"/>
         </w:rPr>
-        <w:t>Descripción de Actividades Ejecutadas por Semana</w:t>
-      </w:r>
-      <w:bookmarkEnd w:id="bm_cap4_desc"/>
+        <w:t>Sistemas de Información</w:t>
+      </w:r>
+      <w:bookmarkEnd w:id="bm_cap3_bases"/>
     </w:p>
     <w:p>
       <w:pPr>
@@ -6251,7 +5816,58 @@
           <w:i w:val="0"/>
           <w:sz w:val="24"/>
         </w:rPr>
-        <w:t>Durante las nueve (9) semanas de práctica profesional, se ejecutaron fases sucesivas de análisis, diseño y desarrollo de software, integrando la operativa departamental con la investigación técnica:</w:t>
+        <w:t>Un sistema de información constituye un conjunto organizado de recursos humanos, tecnológicos y procedimentales orientados a la captura, almacenamiento, procesamiento y distribución de datos con el propósito de apoyar la toma de decisiones dentro de una organización. Laudon y Laudon (2016) distinguen entre sistemas de procesamiento de transacciones, sistemas de soporte a la decisión y sistemas de información gerencial, siendo estos últimos los que transforman datos operativos en reportes consolidados de utilidad directiva.</w:t>
+      </w:r>
+    </w:p>
+    <w:p>
+      <w:pPr>
+        <w:spacing w:line="360" w:lineRule="auto" w:after="0" w:before="0"/>
+        <w:ind w:firstLine="709"/>
+        <w:jc w:val="both"/>
+      </w:pPr>
+      <w:r>
+        <w:rPr>
+          <w:rFonts w:ascii="Times New Roman" w:hAnsi="Times New Roman"/>
+          <w:i w:val="0"/>
+          <w:sz w:val="24"/>
+        </w:rPr>
+        <w:t>En el contexto del presente proyecto, el sistema propuesto se enmarca en la categoría de sistema de información operacional con capacidad de reporte gerencial, dado que registra cada movimiento documental de forma transaccional y provee resúmenes inmediatos al nivel de presidencia. Según Kendall y Kendall (2011), el análisis y diseño de sistemas busca comprender sistemáticamente cómo interactúan los datos y los usuarios para proponer soluciones tecnológicas que mejoren el flujo de trabajo de una organización.</w:t>
+      </w:r>
+    </w:p>
+    <w:p>
+      <w:pPr>
+        <w:spacing w:line="240" w:lineRule="auto" w:before="720" w:after="240"/>
+        <w:ind w:left="709" w:right="709"/>
+        <w:jc w:val="both"/>
+      </w:pPr>
+      <w:r>
+        <w:rPr>
+          <w:rFonts w:ascii="Times New Roman" w:hAnsi="Times New Roman"/>
+          <w:sz w:val="24"/>
+        </w:rPr>
+        <w:t>Los sistemas de información gerencial proporcionan a los administradores informes sobre el desempeño actual de la organización. Esta información se utiliza para supervisar y controlar el negocio y predecir el desempeño futuro. Los sistemas de información gerencial resumen y reportan las operaciones básicas de la empresa usando datos suministrados por los sistemas de procesamiento de transacciones.</w:t>
+      </w:r>
+      <w:r>
+        <w:rPr>
+          <w:rFonts w:ascii="Times New Roman" w:hAnsi="Times New Roman"/>
+          <w:sz w:val="24"/>
+        </w:rPr>
+        <w:t xml:space="preserve"> (Laudon y Laudon, 2016, p. 46)</w:t>
+      </w:r>
+    </w:p>
+    <w:p>
+      <w:pPr>
+        <w:spacing w:line="360" w:lineRule="auto" w:after="0" w:before="0"/>
+        <w:ind w:firstLine="709"/>
+        <w:jc w:val="both"/>
+      </w:pPr>
+      <w:r>
+        <w:rPr>
+          <w:rFonts w:ascii="Times New Roman" w:hAnsi="Times New Roman"/>
+          <w:i w:val="0"/>
+          <w:sz w:val="24"/>
+        </w:rPr>
+        <w:t>De acuerdo a la cita previa, se comprende la relevancia del control sistemático y la inmutabilidad de los registros en los departamentos estratégicos de la empresa.</w:t>
       </w:r>
     </w:p>
     <w:p>
@@ -6265,65 +5881,125 @@
           <w:b/>
           <w:sz w:val="24"/>
         </w:rPr>
-        <w:t>Semana 1</w:t>
+        <w:t>Gestión Documental</w:t>
       </w:r>
     </w:p>
     <w:p>
       <w:pPr>
-        <w:spacing w:line="360" w:lineRule="auto"/>
+        <w:spacing w:line="360" w:lineRule="auto" w:after="0" w:before="0"/>
         <w:ind w:firstLine="709"/>
         <w:jc w:val="both"/>
       </w:pPr>
       <w:r>
         <w:rPr>
           <w:rFonts w:ascii="Times New Roman" w:hAnsi="Times New Roman"/>
+          <w:i w:val="0"/>
           <w:sz w:val="24"/>
         </w:rPr>
-        <w:t xml:space="preserve">1. </w:t>
-      </w:r>
+        <w:t>La gestión documental se define como el conjunto de normas, técnicas y prácticas que regulan el ciclo de vida de los documentos dentro de una organización, desde su creación o recepción hasta su disposición final. Cruz Mundet (2011) señala que una gestión documental eficaz garantiza la autenticidad, integridad, fiabilidad y disponibilidad de la información registrada, constituyendo un pilar fundamental para la transparencia administrativa y la continuidad operativa.</w:t>
+      </w:r>
+    </w:p>
+    <w:p>
+      <w:pPr>
+        <w:spacing w:line="360" w:lineRule="auto" w:after="0" w:before="0"/>
+        <w:ind w:firstLine="709"/>
+        <w:jc w:val="both"/>
+      </w:pPr>
+      <w:r>
+        <w:rPr>
+          <w:rFonts w:ascii="Times New Roman" w:hAnsi="Times New Roman"/>
+          <w:i w:val="0"/>
+          <w:sz w:val="24"/>
+        </w:rPr>
+        <w:t>En el Departamento de Presidencia de Venangocupet, S.A., el flujo documental responde a un ciclo específico: recepción del expediente externo, revisión de forma, registro de ingreso, firma presidencial, registro de egreso y despacho al departamento destinatario. La automatización de este ciclo mediante un sistema digitalizado reduce la propensión al error humano y dota al departamento de un historial auditable de cada movimiento, en concordancia con los principios de gestión documental descritos por Cruz Mundet (2011).</w:t>
+      </w:r>
+    </w:p>
+    <w:p>
+      <w:pPr>
+        <w:spacing w:before="480" w:after="480" w:line="360" w:lineRule="auto"/>
+        <w:jc w:val="left"/>
+      </w:pPr>
       <w:r>
         <w:rPr>
           <w:rFonts w:ascii="Times New Roman" w:hAnsi="Times New Roman"/>
           <w:b/>
           <w:sz w:val="24"/>
         </w:rPr>
-        <w:t xml:space="preserve">Actividad operativa: </w:t>
-      </w:r>
-      <w:r>
-        <w:rPr>
-          <w:rFonts w:ascii="Times New Roman" w:hAnsi="Times New Roman"/>
-          <w:sz w:val="24"/>
-        </w:rPr>
-        <w:t>Inducción institucional por la Gerencia de Recursos Humanos, recorrido por las instalaciones del área administrativa, presentación del equipo de trabajo y revisión de protocolos de seguridad, confidencialidad y manejo de información.</w:t>
+        <w:t>Modelo Relacional de Bases de Datos</w:t>
       </w:r>
     </w:p>
     <w:p>
       <w:pPr>
-        <w:spacing w:line="360" w:lineRule="auto"/>
+        <w:spacing w:line="360" w:lineRule="auto" w:after="0" w:before="0"/>
         <w:ind w:firstLine="709"/>
         <w:jc w:val="both"/>
       </w:pPr>
       <w:r>
         <w:rPr>
           <w:rFonts w:ascii="Times New Roman" w:hAnsi="Times New Roman"/>
+          <w:i w:val="0"/>
           <w:sz w:val="24"/>
         </w:rPr>
-        <w:t xml:space="preserve">2. </w:t>
-      </w:r>
+        <w:t>El modelo relacional, propuesto originalmente por Codd (1970), organiza la información en tablas bidimensionales denominadas relaciones, cuyos atributos representan las propiedades de las entidades y cuyas filas corresponden a instancias individuales de datos. La fortaleza de este modelo radica en la aplicación de reglas de normalización que eliminan la redundancia y preservan la integridad referencial entre tablas relacionadas mediante claves primarias y foráneas.</w:t>
+      </w:r>
+    </w:p>
+    <w:p>
+      <w:pPr>
+        <w:spacing w:line="360" w:lineRule="auto" w:after="0" w:before="0"/>
+        <w:ind w:firstLine="709"/>
+        <w:jc w:val="both"/>
+      </w:pPr>
+      <w:r>
+        <w:rPr>
+          <w:rFonts w:ascii="Times New Roman" w:hAnsi="Times New Roman"/>
+          <w:i w:val="0"/>
+          <w:sz w:val="24"/>
+        </w:rPr>
+        <w:t>Date (2001) establece que un diseño relacional correctamente normalizado garantiza que cada dato se almacene una sola vez, reduciendo la posibilidad de inconsistencias derivadas de actualizaciones parciales. En el sistema propuesto, la relación entre procesos administrativos y documentos sigue una cardinalidad uno a muchos (1:N), permitiendo registrar múltiples expedientes asociados a un mismo proceso contractual o administrativo sin duplicar los datos maestros del proceso.</w:t>
+      </w:r>
+    </w:p>
+    <w:p>
+      <w:pPr>
+        <w:spacing w:before="480" w:after="480" w:line="360" w:lineRule="auto"/>
+        <w:jc w:val="left"/>
+      </w:pPr>
       <w:r>
         <w:rPr>
           <w:rFonts w:ascii="Times New Roman" w:hAnsi="Times New Roman"/>
           <w:b/>
           <w:sz w:val="24"/>
         </w:rPr>
-        <w:t xml:space="preserve">Actividad de investigación: </w:t>
-      </w:r>
+        <w:t>SQLite como Sistema Gestor de Base de Datos</w:t>
+      </w:r>
+    </w:p>
+    <w:p>
+      <w:pPr>
+        <w:spacing w:line="360" w:lineRule="auto" w:after="0" w:before="0"/>
+        <w:ind w:firstLine="709"/>
+        <w:jc w:val="both"/>
+      </w:pPr>
       <w:r>
         <w:rPr>
           <w:rFonts w:ascii="Times New Roman" w:hAnsi="Times New Roman"/>
+          <w:i w:val="0"/>
           <w:sz w:val="24"/>
         </w:rPr>
-        <w:t>Observación directa y mapeo del ciclo de vida de los documentos en Presidencia, detección de fallas procedimentales en el registro manual y levantamiento de los campos y atributos requeridos para la base de datos de trazabilidad.</w:t>
+        <w:t>SQLite es un motor de base de datos relacional de código abierto, autocontenido y sin servidor, cuya arquitectura embebida lo diferencia de sistemas cliente-servidor convencionales como MySQL o PostgreSQL. Su funcionamiento se basa en un único archivo portable que aloja el esquema completo de la base de datos, eliminando la necesidad de procesos de servidor independientes o configuraciones de red. Esta característica lo convierte en la opción técnica idónea para entornos corporativos con restricciones de instalación de software.</w:t>
+      </w:r>
+    </w:p>
+    <w:p>
+      <w:pPr>
+        <w:spacing w:line="360" w:lineRule="auto" w:after="0" w:before="0"/>
+        <w:ind w:firstLine="709"/>
+        <w:jc w:val="both"/>
+      </w:pPr>
+      <w:r>
+        <w:rPr>
+          <w:rFonts w:ascii="Times New Roman" w:hAnsi="Times New Roman"/>
+          <w:i w:val="0"/>
+          <w:sz w:val="24"/>
+        </w:rPr>
+        <w:t>Pressman (2010) señala que la selección de herramientas tecnológicas debe estar guiada por los atributos del entorno de despliegue y no exclusivamente por las capacidades abstractas del instrumento. En el caso particular del Departamento de Presidencia de Venangocupet, S.A., las restricciones de permisos administrativos sobre los equipos de la organización hacen de SQLite la alternativa técnicamente viable para implementar persistencia de datos sin requerir intervención del departamento de tecnología de la empresa.</w:t>
       </w:r>
     </w:p>
     <w:p>
@@ -6337,569 +6013,161 @@
           <w:b/>
           <w:sz w:val="24"/>
         </w:rPr>
-        <w:t>Semana 2</w:t>
+        <w:t>Trazabilidad Documental</w:t>
       </w:r>
     </w:p>
     <w:p>
       <w:pPr>
-        <w:spacing w:line="360" w:lineRule="auto"/>
+        <w:spacing w:line="360" w:lineRule="auto" w:after="0" w:before="0"/>
         <w:ind w:firstLine="709"/>
         <w:jc w:val="both"/>
       </w:pPr>
       <w:r>
         <w:rPr>
           <w:rFonts w:ascii="Times New Roman" w:hAnsi="Times New Roman"/>
+          <w:i w:val="0"/>
           <w:sz w:val="24"/>
         </w:rPr>
-        <w:t xml:space="preserve">1. </w:t>
-      </w:r>
+        <w:t>La trazabilidad documental se entiende como la capacidad de reconstruir el historial completo de un documento a lo largo de su ciclo de vida, identificando en cada etapa el responsable, la fecha, la acción ejecutada y el estado resultante. Gómez (2019) señala que la trazabilidad constituye el mecanismo central de auditoría en los sistemas de gestión documental, dado que permite verificar la integridad del proceso y detectar cuellos de botella o irregularidades en el flujo.</w:t>
+      </w:r>
+    </w:p>
+    <w:p>
+      <w:pPr>
+        <w:spacing w:line="360" w:lineRule="auto" w:after="0" w:before="0"/>
+        <w:ind w:firstLine="709"/>
+        <w:jc w:val="both"/>
+      </w:pPr>
+      <w:r>
+        <w:rPr>
+          <w:rFonts w:ascii="Times New Roman" w:hAnsi="Times New Roman"/>
+          <w:i w:val="0"/>
+          <w:sz w:val="24"/>
+        </w:rPr>
+        <w:t>En el ámbito de la alta dirección, la trazabilidad cobra especial relevancia porque los expedientes que transitan por la Presidencia frecuentemente están vinculados a procesos contractuales y decisiones gerenciales de impacto organizacional. El sistema propuesto registra automáticamente cada movimiento de ingreso y egreso del expediente, almacenando la fecha, el estatus y el departamento de origen o destino, lo que permite generar reportes de trazabilidad de forma inmediata ante cualquier requerimiento directivo.</w:t>
+      </w:r>
+    </w:p>
+    <w:p>
+      <w:pPr>
+        <w:spacing w:line="240" w:lineRule="auto" w:before="720" w:after="240"/>
+        <w:ind w:left="709" w:right="709"/>
+        <w:jc w:val="both"/>
+      </w:pPr>
+      <w:r>
+        <w:rPr>
+          <w:rFonts w:ascii="Times New Roman" w:hAnsi="Times New Roman"/>
+          <w:sz w:val="24"/>
+        </w:rPr>
+        <w:t>Un sistema de información eficaz proporciona a los administradores de la organización datos precisos y oportunos, facilitando la auditoría de cada transacción operativa y mejorando sustancialmente la capacidad de respuesta ante requerimientos gerenciales de alto nivel. La ausencia de este tipo de herramientas obliga al personal a invertir tiempo considerable en la búsqueda y consolidación manual de información que debería estar disponible de forma inmediata.</w:t>
+      </w:r>
+      <w:r>
+        <w:rPr>
+          <w:rFonts w:ascii="Times New Roman" w:hAnsi="Times New Roman"/>
+          <w:sz w:val="24"/>
+        </w:rPr>
+        <w:t xml:space="preserve"> (Gómez, 2019, p. 45)</w:t>
+      </w:r>
+    </w:p>
+    <w:p>
+      <w:pPr>
+        <w:spacing w:line="360" w:lineRule="auto" w:after="0" w:before="0"/>
+        <w:ind w:firstLine="709"/>
+        <w:jc w:val="both"/>
+      </w:pPr>
+      <w:r>
+        <w:rPr>
+          <w:rFonts w:ascii="Times New Roman" w:hAnsi="Times New Roman"/>
+          <w:i w:val="0"/>
+          <w:sz w:val="24"/>
+        </w:rPr>
+        <w:t>De acuerdo a la cita previa, se comprende la relevancia del control sistemático y la inmutabilidad de los registros en los departamentos estratégicos de la empresa.</w:t>
+      </w:r>
+    </w:p>
+    <w:p>
+      <w:pPr>
+        <w:spacing w:before="480" w:after="480" w:line="360" w:lineRule="auto"/>
+        <w:jc w:val="left"/>
+      </w:pPr>
       <w:r>
         <w:rPr>
           <w:rFonts w:ascii="Times New Roman" w:hAnsi="Times New Roman"/>
           <w:b/>
           <w:sz w:val="24"/>
         </w:rPr>
-        <w:t xml:space="preserve">Actividad operativa: </w:t>
-      </w:r>
-      <w:r>
-        <w:rPr>
-          <w:rFonts w:ascii="Times New Roman" w:hAnsi="Times New Roman"/>
-          <w:sz w:val="24"/>
-        </w:rPr>
-        <w:t>Transmisión, clasificación y registro manual de expedientes físicos en la hoja de cálculo institucional preexistente, y actualización continua de datos de nuevos documentos recibidos durante el período.</w:t>
+        <w:t>Automatización de Procesos Administrativos</w:t>
       </w:r>
     </w:p>
     <w:p>
       <w:pPr>
-        <w:spacing w:line="360" w:lineRule="auto"/>
+        <w:spacing w:line="360" w:lineRule="auto" w:after="0" w:before="0"/>
         <w:ind w:firstLine="709"/>
         <w:jc w:val="both"/>
       </w:pPr>
       <w:r>
         <w:rPr>
           <w:rFonts w:ascii="Times New Roman" w:hAnsi="Times New Roman"/>
+          <w:i w:val="0"/>
           <w:sz w:val="24"/>
         </w:rPr>
-        <w:t xml:space="preserve">2. </w:t>
-      </w:r>
+        <w:t>La automatización de procesos administrativos consiste en la sustitución de tareas manuales repetitivas por flujos de trabajo controlados por sistemas informáticos, con el objetivo de reducir los tiempos de ejecución, minimizar el error humano y liberar al personal para actividades de mayor valor analítico. Laudon y Laudon (2016) plantean que la automatización de procesos de negocio genera mejoras medibles en la productividad organizacional al estandarizar los procedimientos y centralizar el control de la información.</w:t>
+      </w:r>
+    </w:p>
+    <w:p>
+      <w:pPr>
+        <w:spacing w:line="360" w:lineRule="auto" w:after="0" w:before="0"/>
+        <w:ind w:firstLine="709"/>
+        <w:jc w:val="both"/>
+      </w:pPr>
+      <w:r>
+        <w:rPr>
+          <w:rFonts w:ascii="Times New Roman" w:hAnsi="Times New Roman"/>
+          <w:i w:val="0"/>
+          <w:sz w:val="24"/>
+        </w:rPr>
+        <w:t>En el Departamento de Presidencia de Venangocupet, S.A., la automatización se justifica por la naturaleza del proceso actual: el personal destina un porcentaje significativo de su tiempo operativo al copiado y pegado de datos entre documentos y hojas de cálculo, así como a la redacción manual de resúmenes solicitados por la dirección. La implementación del sistema automatizado propuesto traslada estas tareas al software, permitiendo que el personal se concentre en las funciones de revisión y coordinación propias del departamento.</w:t>
+      </w:r>
+    </w:p>
+    <w:p>
+      <w:pPr>
+        <w:spacing w:before="480" w:after="480" w:line="360" w:lineRule="auto"/>
+        <w:jc w:val="left"/>
+      </w:pPr>
       <w:r>
         <w:rPr>
           <w:rFonts w:ascii="Times New Roman" w:hAnsi="Times New Roman"/>
           <w:b/>
           <w:sz w:val="24"/>
         </w:rPr>
-        <w:t xml:space="preserve">Actividad de investigación: </w:t>
-      </w:r>
-      <w:r>
-        <w:rPr>
-          <w:rFonts w:ascii="Times New Roman" w:hAnsi="Times New Roman"/>
-          <w:sz w:val="24"/>
-        </w:rPr>
-        <w:t>Validación de requerimientos con el tutor industrial, construcción del diagrama Entidad-Relación, aplicación de las formas normales sobre el esquema propuesto y elaboración formal del diccionario de datos.</w:t>
+        <w:t>Proyecto Factible como Modalidad de Investigación</w:t>
       </w:r>
     </w:p>
     <w:p>
       <w:pPr>
-        <w:spacing w:before="480" w:after="480" w:line="360" w:lineRule="auto"/>
-        <w:jc w:val="left"/>
+        <w:spacing w:line="360" w:lineRule="auto" w:after="0" w:before="0"/>
+        <w:ind w:firstLine="709"/>
+        <w:jc w:val="both"/>
       </w:pPr>
       <w:r>
         <w:rPr>
           <w:rFonts w:ascii="Times New Roman" w:hAnsi="Times New Roman"/>
-          <w:b/>
+          <w:i w:val="0"/>
           <w:sz w:val="24"/>
         </w:rPr>
-        <w:t>Semana 3</w:t>
+        <w:t>La Universidad Pedagógica Experimental Libertador (UPEL, 2016) define el proyecto factible como la investigación, elaboración y desarrollo de una propuesta de un modelo operativo viable para solucionar problemas, requerimientos o necesidades de organizaciones o grupos sociales. Esta modalidad exige la comprobación de la viabilidad técnica, económica y operativa de la solución planteada, sustentada en un diagnóstico de campo que evidencie la situación deficitaria que da origen a la propuesta.</w:t>
       </w:r>
     </w:p>
     <w:p>
       <w:pPr>
-        <w:spacing w:line="360" w:lineRule="auto"/>
+        <w:spacing w:line="360" w:lineRule="auto" w:after="0" w:before="0"/>
         <w:ind w:firstLine="709"/>
         <w:jc w:val="both"/>
       </w:pPr>
       <w:r>
         <w:rPr>
           <w:rFonts w:ascii="Times New Roman" w:hAnsi="Times New Roman"/>
+          <w:i w:val="0"/>
           <w:sz w:val="24"/>
         </w:rPr>
-        <w:t xml:space="preserve">1. </w:t>
-      </w:r>
-      <w:r>
-        <w:rPr>
-          <w:rFonts w:ascii="Times New Roman" w:hAnsi="Times New Roman"/>
-          <w:b/>
-          <w:sz w:val="24"/>
-        </w:rPr>
-        <w:t xml:space="preserve">Actividad operativa: </w:t>
-      </w:r>
-      <w:r>
-        <w:rPr>
-          <w:rFonts w:ascii="Times New Roman" w:hAnsi="Times New Roman"/>
-          <w:sz w:val="24"/>
-        </w:rPr>
-        <w:t>Procesamiento y actualización del estatus de expedientes en el archivo Excel de la oficina, con apoyo administrativo en el control de documentos recibidos durante la semana.</w:t>
-      </w:r>
-    </w:p>
-    <w:p>
-      <w:pPr>
-        <w:spacing w:line="360" w:lineRule="auto"/>
-        <w:ind w:firstLine="709"/>
-        <w:jc w:val="both"/>
-      </w:pPr>
-      <w:r>
-        <w:rPr>
-          <w:rFonts w:ascii="Times New Roman" w:hAnsi="Times New Roman"/>
-          <w:sz w:val="24"/>
-        </w:rPr>
-        <w:t xml:space="preserve">2. </w:t>
-      </w:r>
-      <w:r>
-        <w:rPr>
-          <w:rFonts w:ascii="Times New Roman" w:hAnsi="Times New Roman"/>
-          <w:b/>
-          <w:sz w:val="24"/>
-        </w:rPr>
-        <w:t xml:space="preserve">Actividad de investigación: </w:t>
-      </w:r>
-      <w:r>
-        <w:rPr>
-          <w:rFonts w:ascii="Times New Roman" w:hAnsi="Times New Roman"/>
-          <w:sz w:val="24"/>
-        </w:rPr>
-        <w:t>Ejecución de la secuencia de comandos estructurales en SQLite, migración de registros históricos validados, construcción de formularios de captura y programación de consultas de trazabilidad con detección de limitaciones técnicas del entorno inicial.</w:t>
-      </w:r>
-    </w:p>
-    <w:p>
-      <w:pPr>
-        <w:spacing w:before="480" w:after="480" w:line="360" w:lineRule="auto"/>
-        <w:jc w:val="left"/>
-      </w:pPr>
-      <w:r>
-        <w:rPr>
-          <w:rFonts w:ascii="Times New Roman" w:hAnsi="Times New Roman"/>
-          <w:b/>
-          <w:sz w:val="24"/>
-        </w:rPr>
-        <w:t>Semana 4</w:t>
-      </w:r>
-    </w:p>
-    <w:p>
-      <w:pPr>
-        <w:spacing w:line="360" w:lineRule="auto"/>
-        <w:ind w:firstLine="709"/>
-        <w:jc w:val="both"/>
-      </w:pPr>
-      <w:r>
-        <w:rPr>
-          <w:rFonts w:ascii="Times New Roman" w:hAnsi="Times New Roman"/>
-          <w:sz w:val="24"/>
-        </w:rPr>
-        <w:t xml:space="preserve">1. </w:t>
-      </w:r>
-      <w:r>
-        <w:rPr>
-          <w:rFonts w:ascii="Times New Roman" w:hAnsi="Times New Roman"/>
-          <w:b/>
-          <w:sz w:val="24"/>
-        </w:rPr>
-        <w:t xml:space="preserve">Actividad operativa: </w:t>
-      </w:r>
-      <w:r>
-        <w:rPr>
-          <w:rFonts w:ascii="Times New Roman" w:hAnsi="Times New Roman"/>
-          <w:sz w:val="24"/>
-        </w:rPr>
-        <w:t>Asistencia a la charla técnica sobre Identificación y Notificación de Peligros y Riesgos en Instalaciones y Puestos de Trabajo dictada por el departamento de SIAHO, y carga de expedientes recibidos en la hoja de cálculo.</w:t>
-      </w:r>
-    </w:p>
-    <w:p>
-      <w:pPr>
-        <w:spacing w:line="360" w:lineRule="auto"/>
-        <w:ind w:firstLine="709"/>
-        <w:jc w:val="both"/>
-      </w:pPr>
-      <w:r>
-        <w:rPr>
-          <w:rFonts w:ascii="Times New Roman" w:hAnsi="Times New Roman"/>
-          <w:sz w:val="24"/>
-        </w:rPr>
-        <w:t xml:space="preserve">2. </w:t>
-      </w:r>
-      <w:r>
-        <w:rPr>
-          <w:rFonts w:ascii="Times New Roman" w:hAnsi="Times New Roman"/>
-          <w:b/>
-          <w:sz w:val="24"/>
-        </w:rPr>
-        <w:t xml:space="preserve">Actividad de investigación: </w:t>
-      </w:r>
-      <w:r>
-        <w:rPr>
-          <w:rFonts w:ascii="Times New Roman" w:hAnsi="Times New Roman"/>
-          <w:sz w:val="24"/>
-        </w:rPr>
-        <w:t>Programación del entorno visual de escritorio mediante tecnologías de marcado y estilos, sincronización del código fuente en plataforma de control de versiones y planificación estructural de los esquemas remanentes.</w:t>
-      </w:r>
-    </w:p>
-    <w:p>
-      <w:pPr>
-        <w:spacing w:before="480" w:after="480" w:line="360" w:lineRule="auto"/>
-        <w:jc w:val="left"/>
-      </w:pPr>
-      <w:r>
-        <w:rPr>
-          <w:rFonts w:ascii="Times New Roman" w:hAnsi="Times New Roman"/>
-          <w:b/>
-          <w:sz w:val="24"/>
-        </w:rPr>
-        <w:t>Semana 5</w:t>
-      </w:r>
-    </w:p>
-    <w:p>
-      <w:pPr>
-        <w:spacing w:line="360" w:lineRule="auto"/>
-        <w:ind w:firstLine="709"/>
-        <w:jc w:val="both"/>
-      </w:pPr>
-      <w:r>
-        <w:rPr>
-          <w:rFonts w:ascii="Times New Roman" w:hAnsi="Times New Roman"/>
-          <w:sz w:val="24"/>
-        </w:rPr>
-        <w:t xml:space="preserve">1. </w:t>
-      </w:r>
-      <w:r>
-        <w:rPr>
-          <w:rFonts w:ascii="Times New Roman" w:hAnsi="Times New Roman"/>
-          <w:b/>
-          <w:sz w:val="24"/>
-        </w:rPr>
-        <w:t xml:space="preserve">Actividad operativa: </w:t>
-      </w:r>
-      <w:r>
-        <w:rPr>
-          <w:rFonts w:ascii="Times New Roman" w:hAnsi="Times New Roman"/>
-          <w:sz w:val="24"/>
-        </w:rPr>
-        <w:t>Revisión ortográfica y de formato de correspondencia presidencial, y apoyo en la canalización de expedientes hacia su departamento de destino tras la firma presidencial.</w:t>
-      </w:r>
-    </w:p>
-    <w:p>
-      <w:pPr>
-        <w:spacing w:line="360" w:lineRule="auto"/>
-        <w:ind w:firstLine="709"/>
-        <w:jc w:val="both"/>
-      </w:pPr>
-      <w:r>
-        <w:rPr>
-          <w:rFonts w:ascii="Times New Roman" w:hAnsi="Times New Roman"/>
-          <w:sz w:val="24"/>
-        </w:rPr>
-        <w:t xml:space="preserve">2. </w:t>
-      </w:r>
-      <w:r>
-        <w:rPr>
-          <w:rFonts w:ascii="Times New Roman" w:hAnsi="Times New Roman"/>
-          <w:b/>
-          <w:sz w:val="24"/>
-        </w:rPr>
-        <w:t xml:space="preserve">Actividad de investigación: </w:t>
-      </w:r>
-      <w:r>
-        <w:rPr>
-          <w:rFonts w:ascii="Times New Roman" w:hAnsi="Times New Roman"/>
-          <w:sz w:val="24"/>
-        </w:rPr>
-        <w:t>Completación de los módulos visuales de consulta e historial de movimientos, integrando la lógica de visualización dinámica de expedientes por proceso administrativo.</w:t>
-      </w:r>
-    </w:p>
-    <w:p>
-      <w:pPr>
-        <w:spacing w:before="480" w:after="480" w:line="360" w:lineRule="auto"/>
-        <w:jc w:val="left"/>
-      </w:pPr>
-      <w:r>
-        <w:rPr>
-          <w:rFonts w:ascii="Times New Roman" w:hAnsi="Times New Roman"/>
-          <w:b/>
-          <w:sz w:val="24"/>
-        </w:rPr>
-        <w:t>Semana 6</w:t>
-      </w:r>
-    </w:p>
-    <w:p>
-      <w:pPr>
-        <w:spacing w:line="360" w:lineRule="auto"/>
-        <w:ind w:firstLine="709"/>
-        <w:jc w:val="both"/>
-      </w:pPr>
-      <w:r>
-        <w:rPr>
-          <w:rFonts w:ascii="Times New Roman" w:hAnsi="Times New Roman"/>
-          <w:sz w:val="24"/>
-        </w:rPr>
-        <w:t xml:space="preserve">1. </w:t>
-      </w:r>
-      <w:r>
-        <w:rPr>
-          <w:rFonts w:ascii="Times New Roman" w:hAnsi="Times New Roman"/>
-          <w:b/>
-          <w:sz w:val="24"/>
-        </w:rPr>
-        <w:t xml:space="preserve">Actividad operativa: </w:t>
-      </w:r>
-      <w:r>
-        <w:rPr>
-          <w:rFonts w:ascii="Times New Roman" w:hAnsi="Times New Roman"/>
-          <w:sz w:val="24"/>
-        </w:rPr>
-        <w:t>Colaboración en la revisión y despacho de correspondencia presidencial y apoyo en el registro de salida de expedientes firmados durante el período.</w:t>
-      </w:r>
-    </w:p>
-    <w:p>
-      <w:pPr>
-        <w:spacing w:line="360" w:lineRule="auto"/>
-        <w:ind w:firstLine="709"/>
-        <w:jc w:val="both"/>
-      </w:pPr>
-      <w:r>
-        <w:rPr>
-          <w:rFonts w:ascii="Times New Roman" w:hAnsi="Times New Roman"/>
-          <w:sz w:val="24"/>
-        </w:rPr>
-        <w:t xml:space="preserve">2. </w:t>
-      </w:r>
-      <w:r>
-        <w:rPr>
-          <w:rFonts w:ascii="Times New Roman" w:hAnsi="Times New Roman"/>
-          <w:b/>
-          <w:sz w:val="24"/>
-        </w:rPr>
-        <w:t xml:space="preserve">Actividad de investigación: </w:t>
-      </w:r>
-      <w:r>
-        <w:rPr>
-          <w:rFonts w:ascii="Times New Roman" w:hAnsi="Times New Roman"/>
-          <w:sz w:val="24"/>
-        </w:rPr>
-        <w:t>Empaquetado de la aplicación de escritorio mediante el framework Wails con integración de WebView2 portable, logrando un ejecutable autónomo sin dependencias de instalación en el equipo corporativo.</w:t>
-      </w:r>
-    </w:p>
-    <w:p>
-      <w:pPr>
-        <w:spacing w:before="480" w:after="480" w:line="360" w:lineRule="auto"/>
-        <w:jc w:val="left"/>
-      </w:pPr>
-      <w:r>
-        <w:rPr>
-          <w:rFonts w:ascii="Times New Roman" w:hAnsi="Times New Roman"/>
-          <w:b/>
-          <w:sz w:val="24"/>
-        </w:rPr>
-        <w:t>Semana 7</w:t>
-      </w:r>
-    </w:p>
-    <w:p>
-      <w:pPr>
-        <w:spacing w:line="360" w:lineRule="auto"/>
-        <w:ind w:firstLine="709"/>
-        <w:jc w:val="both"/>
-      </w:pPr>
-      <w:r>
-        <w:rPr>
-          <w:rFonts w:ascii="Times New Roman" w:hAnsi="Times New Roman"/>
-          <w:sz w:val="24"/>
-        </w:rPr>
-        <w:t xml:space="preserve">1. </w:t>
-      </w:r>
-      <w:r>
-        <w:rPr>
-          <w:rFonts w:ascii="Times New Roman" w:hAnsi="Times New Roman"/>
-          <w:b/>
-          <w:sz w:val="24"/>
-        </w:rPr>
-        <w:t xml:space="preserve">Actividad operativa: </w:t>
-      </w:r>
-      <w:r>
-        <w:rPr>
-          <w:rFonts w:ascii="Times New Roman" w:hAnsi="Times New Roman"/>
-          <w:sz w:val="24"/>
-        </w:rPr>
-        <w:t>Apoyo en la elaboración manual de resúmenes de estatus de expedientes solicitados por la alta dirección, aplicando los registros de la hoja de cálculo del departamento.</w:t>
-      </w:r>
-    </w:p>
-    <w:p>
-      <w:pPr>
-        <w:spacing w:line="360" w:lineRule="auto"/>
-        <w:ind w:firstLine="709"/>
-        <w:jc w:val="both"/>
-      </w:pPr>
-      <w:r>
-        <w:rPr>
-          <w:rFonts w:ascii="Times New Roman" w:hAnsi="Times New Roman"/>
-          <w:sz w:val="24"/>
-        </w:rPr>
-        <w:t xml:space="preserve">2. </w:t>
-      </w:r>
-      <w:r>
-        <w:rPr>
-          <w:rFonts w:ascii="Times New Roman" w:hAnsi="Times New Roman"/>
-          <w:b/>
-          <w:sz w:val="24"/>
-        </w:rPr>
-        <w:t xml:space="preserve">Actividad de investigación: </w:t>
-      </w:r>
-      <w:r>
-        <w:rPr>
-          <w:rFonts w:ascii="Times New Roman" w:hAnsi="Times New Roman"/>
-          <w:sz w:val="24"/>
-        </w:rPr>
-        <w:t>Ejecución de pruebas de validación funcional del sistema, depuración de errores y verificación del correcto funcionamiento de los módulos de registro, trazabilidad y generación de reportes sobre datos reales.</w:t>
-      </w:r>
-    </w:p>
-    <w:p>
-      <w:pPr>
-        <w:spacing w:before="480" w:after="480" w:line="360" w:lineRule="auto"/>
-        <w:jc w:val="left"/>
-      </w:pPr>
-      <w:r>
-        <w:rPr>
-          <w:rFonts w:ascii="Times New Roman" w:hAnsi="Times New Roman"/>
-          <w:b/>
-          <w:sz w:val="24"/>
-        </w:rPr>
-        <w:t>Semana 8</w:t>
-      </w:r>
-    </w:p>
-    <w:p>
-      <w:pPr>
-        <w:spacing w:line="360" w:lineRule="auto"/>
-        <w:ind w:firstLine="709"/>
-        <w:jc w:val="both"/>
-      </w:pPr>
-      <w:r>
-        <w:rPr>
-          <w:rFonts w:ascii="Times New Roman" w:hAnsi="Times New Roman"/>
-          <w:sz w:val="24"/>
-        </w:rPr>
-        <w:t xml:space="preserve">1. </w:t>
-      </w:r>
-      <w:r>
-        <w:rPr>
-          <w:rFonts w:ascii="Times New Roman" w:hAnsi="Times New Roman"/>
-          <w:b/>
-          <w:sz w:val="24"/>
-        </w:rPr>
-        <w:t xml:space="preserve">Actividad operativa: </w:t>
-      </w:r>
-      <w:r>
-        <w:rPr>
-          <w:rFonts w:ascii="Times New Roman" w:hAnsi="Times New Roman"/>
-          <w:sz w:val="24"/>
-        </w:rPr>
-        <w:t>Participación en las actividades regulares del departamento y apoyo en el cierre administrativo del período, asistiendo en la organización final de expedientes del ciclo.</w:t>
-      </w:r>
-    </w:p>
-    <w:p>
-      <w:pPr>
-        <w:spacing w:line="360" w:lineRule="auto"/>
-        <w:ind w:firstLine="709"/>
-        <w:jc w:val="both"/>
-      </w:pPr>
-      <w:r>
-        <w:rPr>
-          <w:rFonts w:ascii="Times New Roman" w:hAnsi="Times New Roman"/>
-          <w:sz w:val="24"/>
-        </w:rPr>
-        <w:t xml:space="preserve">2. </w:t>
-      </w:r>
-      <w:r>
-        <w:rPr>
-          <w:rFonts w:ascii="Times New Roman" w:hAnsi="Times New Roman"/>
-          <w:b/>
-          <w:sz w:val="24"/>
-        </w:rPr>
-        <w:t xml:space="preserve">Actividad de investigación: </w:t>
-      </w:r>
-      <w:r>
-        <w:rPr>
-          <w:rFonts w:ascii="Times New Roman" w:hAnsi="Times New Roman"/>
-          <w:sz w:val="24"/>
-        </w:rPr>
-        <w:t>Redacción del informe técnico de pasantías, elaboración de los manuales de usuario y estructuración definitiva del código fuente para entrega.</w:t>
-      </w:r>
-    </w:p>
-    <w:p>
-      <w:pPr>
-        <w:spacing w:before="480" w:after="480" w:line="360" w:lineRule="auto"/>
-        <w:jc w:val="left"/>
-      </w:pPr>
-      <w:r>
-        <w:rPr>
-          <w:rFonts w:ascii="Times New Roman" w:hAnsi="Times New Roman"/>
-          <w:b/>
-          <w:sz w:val="24"/>
-        </w:rPr>
-        <w:t>Semana 9</w:t>
-      </w:r>
-    </w:p>
-    <w:p>
-      <w:pPr>
-        <w:spacing w:line="360" w:lineRule="auto"/>
-        <w:ind w:firstLine="709"/>
-        <w:jc w:val="both"/>
-      </w:pPr>
-      <w:r>
-        <w:rPr>
-          <w:rFonts w:ascii="Times New Roman" w:hAnsi="Times New Roman"/>
-          <w:sz w:val="24"/>
-        </w:rPr>
-        <w:t xml:space="preserve">1. </w:t>
-      </w:r>
-      <w:r>
-        <w:rPr>
-          <w:rFonts w:ascii="Times New Roman" w:hAnsi="Times New Roman"/>
-          <w:b/>
-          <w:sz w:val="24"/>
-        </w:rPr>
-        <w:t xml:space="preserve">Actividad operativa: </w:t>
-      </w:r>
-      <w:r>
-        <w:rPr>
-          <w:rFonts w:ascii="Times New Roman" w:hAnsi="Times New Roman"/>
-          <w:sz w:val="24"/>
-        </w:rPr>
-        <w:t>Presentación del prototipo funcional ante la tutora industrial para su evaluación, retroalimentación final y firma de la carta de aprobación del tutor industrial.</w:t>
-      </w:r>
-    </w:p>
-    <w:p>
-      <w:pPr>
-        <w:spacing w:line="360" w:lineRule="auto"/>
-        <w:ind w:firstLine="709"/>
-        <w:jc w:val="both"/>
-      </w:pPr>
-      <w:r>
-        <w:rPr>
-          <w:rFonts w:ascii="Times New Roman" w:hAnsi="Times New Roman"/>
-          <w:sz w:val="24"/>
-        </w:rPr>
-        <w:t xml:space="preserve">2. </w:t>
-      </w:r>
-      <w:r>
-        <w:rPr>
-          <w:rFonts w:ascii="Times New Roman" w:hAnsi="Times New Roman"/>
-          <w:b/>
-          <w:sz w:val="24"/>
-        </w:rPr>
-        <w:t xml:space="preserve">Actividad de investigación: </w:t>
-      </w:r>
-      <w:r>
-        <w:rPr>
-          <w:rFonts w:ascii="Times New Roman" w:hAnsi="Times New Roman"/>
-          <w:sz w:val="24"/>
-        </w:rPr>
-        <w:t>Consolidación y revisión final del informe académico, incorporación de observaciones del tutor industrial y preparación de los anexos definitivos para la entrega institucional.</w:t>
+        <w:t>Arias (2012) complementa esta definición señalando que el proyecto factible no se limita a diagnosticar un problema, sino que avanza hasta proponer y en muchos casos desarrollar la solución, demostrando su aplicabilidad en el contexto real. El presente trabajo se enmarca en esta modalidad al partir de un diagnóstico situacional del flujo documental en Presidencia, proponer una arquitectura tecnológica específica y materializar un prototipo funcional del sistema como evidencia de la viabilidad de la propuesta.</w:t>
       </w:r>
     </w:p>
     <w:p>
@@ -6926,11 +6194,11 @@
           <w:b/>
           <w:sz w:val="24"/>
         </w:rPr>
-        <w:t>CAPÍTULO V</w:t>
+        <w:t>CAPÍTULO IV</w:t>
       </w:r>
     </w:p>
     <w:p>
-      <w:bookmarkStart w:id="bm_cap5" w:name="bm_cap5"/>
+      <w:bookmarkStart w:id="bm_cap4" w:name="bm_cap4"/>
       <w:pPr>
         <w:spacing w:before="480"/>
         <w:jc w:val="center"/>
@@ -6941,9 +6209,9 @@
           <w:b/>
           <w:sz w:val="24"/>
         </w:rPr>
-        <w:t>CONCLUSIONES Y RECOMENDACIONES</w:t>
-      </w:r>
-      <w:bookmarkEnd w:id="bm_cap5"/>
+        <w:t>ACTIVIDADES REALIZADAS</w:t>
+      </w:r>
+      <w:bookmarkEnd w:id="bm_cap4"/>
     </w:p>
     <w:p>
       <w:pPr>
@@ -6958,7 +6226,7 @@
       </w:pPr>
     </w:p>
     <w:p>
-      <w:bookmarkStart w:id="bm_cap5_concl" w:name="bm_cap5_concl"/>
+      <w:bookmarkStart w:id="bm_cap4_desc" w:name="bm_cap4_desc"/>
       <w:pPr>
         <w:spacing w:before="480" w:after="480" w:line="360" w:lineRule="auto"/>
         <w:jc w:val="left"/>
@@ -6969,9 +6237,38 @@
           <w:b/>
           <w:sz w:val="24"/>
         </w:rPr>
-        <w:t>Conclusiones</w:t>
-      </w:r>
-      <w:bookmarkEnd w:id="bm_cap5_concl"/>
+        <w:t>Descripción de Actividades Ejecutadas por Semana</w:t>
+      </w:r>
+      <w:bookmarkEnd w:id="bm_cap4_desc"/>
+    </w:p>
+    <w:p>
+      <w:pPr>
+        <w:spacing w:line="360" w:lineRule="auto" w:after="0" w:before="0"/>
+        <w:ind w:firstLine="709"/>
+        <w:jc w:val="both"/>
+      </w:pPr>
+      <w:r>
+        <w:rPr>
+          <w:rFonts w:ascii="Times New Roman" w:hAnsi="Times New Roman"/>
+          <w:i w:val="0"/>
+          <w:sz w:val="24"/>
+        </w:rPr>
+        <w:t>Durante las nueve (9) semanas de práctica profesional, se ejecutaron fases sucesivas de análisis, diseño y desarrollo de software, integrando la operativa departamental con la investigación técnica:</w:t>
+      </w:r>
+    </w:p>
+    <w:p>
+      <w:pPr>
+        <w:spacing w:before="480" w:after="480" w:line="360" w:lineRule="auto"/>
+        <w:jc w:val="left"/>
+      </w:pPr>
+      <w:r>
+        <w:rPr>
+          <w:rFonts w:ascii="Times New Roman" w:hAnsi="Times New Roman"/>
+          <w:b/>
+          <w:sz w:val="24"/>
+        </w:rPr>
+        <w:t>Semana 1</w:t>
+      </w:r>
     </w:p>
     <w:p>
       <w:pPr>
@@ -6989,9 +6286,17 @@
       <w:r>
         <w:rPr>
           <w:rFonts w:ascii="Times New Roman" w:hAnsi="Times New Roman"/>
+          <w:b/>
           <w:sz w:val="24"/>
         </w:rPr>
-        <w:t>Se diagnosticó que la dependencia del registro manual en hojas de cálculo genera cuellos de botella en escenarios de alta concurrencia documental, propiciando la duplicación de datos y la omisión de movimientos críticos que comprometen la trazabilidad del flujo en Presidencia.</w:t>
+        <w:t xml:space="preserve">Actividad operativa: </w:t>
+      </w:r>
+      <w:r>
+        <w:rPr>
+          <w:rFonts w:ascii="Times New Roman" w:hAnsi="Times New Roman"/>
+          <w:sz w:val="24"/>
+        </w:rPr>
+        <w:t>Inducción institucional por la Gerencia de Recursos Humanos, recorrido por las instalaciones del área administrativa, presentación del equipo de trabajo y revisión de protocolos de seguridad, confidencialidad y manejo de información.</w:t>
       </w:r>
     </w:p>
     <w:p>
@@ -7010,9 +6315,31 @@
       <w:r>
         <w:rPr>
           <w:rFonts w:ascii="Times New Roman" w:hAnsi="Times New Roman"/>
+          <w:b/>
           <w:sz w:val="24"/>
         </w:rPr>
-        <w:t>Se determinó que los requerimientos funcionales del sistema giran en torno a tres módulos esenciales: registro de ingreso y egreso de expedientes, consulta de historial por proceso administrativo y generación automática de reportes gerenciales, todos sustentados en una estructura relacional 1:N entre procesos y documentos.</w:t>
+        <w:t xml:space="preserve">Actividad de investigación: </w:t>
+      </w:r>
+      <w:r>
+        <w:rPr>
+          <w:rFonts w:ascii="Times New Roman" w:hAnsi="Times New Roman"/>
+          <w:sz w:val="24"/>
+        </w:rPr>
+        <w:t>Observación directa y mapeo del ciclo de vida de los documentos en Presidencia, detección de fallas procedimentales en el registro manual y levantamiento de los campos y atributos requeridos para la base de datos de trazabilidad.</w:t>
+      </w:r>
+    </w:p>
+    <w:p>
+      <w:pPr>
+        <w:spacing w:before="480" w:after="480" w:line="360" w:lineRule="auto"/>
+        <w:jc w:val="left"/>
+      </w:pPr>
+      <w:r>
+        <w:rPr>
+          <w:rFonts w:ascii="Times New Roman" w:hAnsi="Times New Roman"/>
+          <w:b/>
+          <w:sz w:val="24"/>
+        </w:rPr>
+        <w:t>Semana 2</w:t>
       </w:r>
     </w:p>
     <w:p>
@@ -7026,14 +6353,22 @@
           <w:rFonts w:ascii="Times New Roman" w:hAnsi="Times New Roman"/>
           <w:sz w:val="24"/>
         </w:rPr>
-        <w:t xml:space="preserve">3. </w:t>
+        <w:t xml:space="preserve">1. </w:t>
+      </w:r>
+      <w:r>
+        <w:rPr>
+          <w:rFonts w:ascii="Times New Roman" w:hAnsi="Times New Roman"/>
+          <w:b/>
+          <w:sz w:val="24"/>
+        </w:rPr>
+        <w:t xml:space="preserve">Actividad operativa: </w:t>
       </w:r>
       <w:r>
         <w:rPr>
           <w:rFonts w:ascii="Times New Roman" w:hAnsi="Times New Roman"/>
           <w:sz w:val="24"/>
         </w:rPr>
-        <w:t>Se diseñó una arquitectura lógica basada en el modelo relacional normalizado con SQLite como motor de persistencia y una interfaz gráfica desarrollada en código HTML, logrando una solución técnicamente coherente con las restricciones operativas del entorno corporativo.</w:t>
+        <w:t>Transmisión, clasificación y registro manual de expedientes físicos en la hoja de cálculo institucional preexistente, y actualización continua de datos de nuevos documentos recibidos durante el período.</w:t>
       </w:r>
     </w:p>
     <w:p>
@@ -7047,31 +6382,37 @@
           <w:rFonts w:ascii="Times New Roman" w:hAnsi="Times New Roman"/>
           <w:sz w:val="24"/>
         </w:rPr>
-        <w:t xml:space="preserve">4. </w:t>
-      </w:r>
-      <w:r>
-        <w:rPr>
-          <w:rFonts w:ascii="Times New Roman" w:hAnsi="Times New Roman"/>
-          <w:sz w:val="24"/>
-        </w:rPr>
-        <w:t>Se desarrolló un prototipo funcional empaquetado con el framework Wails que demostró la viabilidad técnica de la propuesta, validando los flujos de registro, consulta y reporte sobre datos reales del Departamento de Presidencia.</w:t>
-      </w:r>
-    </w:p>
-    <w:p>
-      <w:bookmarkStart w:id="bm_cap5_recom" w:name="bm_cap5_recom"/>
-      <w:pPr>
-        <w:spacing w:before="480" w:after="480" w:line="360" w:lineRule="auto"/>
-        <w:jc w:val="left"/>
-      </w:pPr>
+        <w:t xml:space="preserve">2. </w:t>
+      </w:r>
       <w:r>
         <w:rPr>
           <w:rFonts w:ascii="Times New Roman" w:hAnsi="Times New Roman"/>
           <w:b/>
           <w:sz w:val="24"/>
         </w:rPr>
-        <w:t>Recomendaciones</w:t>
-      </w:r>
-      <w:bookmarkEnd w:id="bm_cap5_recom"/>
+        <w:t xml:space="preserve">Actividad de investigación: </w:t>
+      </w:r>
+      <w:r>
+        <w:rPr>
+          <w:rFonts w:ascii="Times New Roman" w:hAnsi="Times New Roman"/>
+          <w:sz w:val="24"/>
+        </w:rPr>
+        <w:t>Validación de requerimientos con el tutor industrial, construcción del diagrama Entidad-Relación, aplicación de las formas normales sobre el esquema propuesto y elaboración formal del diccionario de datos.</w:t>
+      </w:r>
+    </w:p>
+    <w:p>
+      <w:pPr>
+        <w:spacing w:before="480" w:after="480" w:line="360" w:lineRule="auto"/>
+        <w:jc w:val="left"/>
+      </w:pPr>
+      <w:r>
+        <w:rPr>
+          <w:rFonts w:ascii="Times New Roman" w:hAnsi="Times New Roman"/>
+          <w:b/>
+          <w:sz w:val="24"/>
+        </w:rPr>
+        <w:t>Semana 3</w:t>
+      </w:r>
     </w:p>
     <w:p>
       <w:pPr>
@@ -7089,9 +6430,17 @@
       <w:r>
         <w:rPr>
           <w:rFonts w:ascii="Times New Roman" w:hAnsi="Times New Roman"/>
+          <w:b/>
           <w:sz w:val="24"/>
         </w:rPr>
-        <w:t>Ejecutar la migración progresiva de los registros históricos contenidos en las hojas de cálculo hacia la base de datos del nuevo sistema, preservando la trazabilidad de los expedientes anteriores al período de implementación.</w:t>
+        <w:t xml:space="preserve">Actividad operativa: </w:t>
+      </w:r>
+      <w:r>
+        <w:rPr>
+          <w:rFonts w:ascii="Times New Roman" w:hAnsi="Times New Roman"/>
+          <w:sz w:val="24"/>
+        </w:rPr>
+        <w:t>Procesamiento y actualización del estatus de expedientes en el archivo Excel de la oficina, con apoyo administrativo en el control de documentos recibidos durante la semana.</w:t>
       </w:r>
     </w:p>
     <w:p>
@@ -7110,9 +6459,31 @@
       <w:r>
         <w:rPr>
           <w:rFonts w:ascii="Times New Roman" w:hAnsi="Times New Roman"/>
+          <w:b/>
           <w:sz w:val="24"/>
         </w:rPr>
-        <w:t>Capacitar al personal administrativo del Departamento de Presidencia en el uso de las interfaces de registro, consulta y generación de reportes del sistema, garantizando la correcta apropiación tecnológica de la herramienta.</w:t>
+        <w:t xml:space="preserve">Actividad de investigación: </w:t>
+      </w:r>
+      <w:r>
+        <w:rPr>
+          <w:rFonts w:ascii="Times New Roman" w:hAnsi="Times New Roman"/>
+          <w:sz w:val="24"/>
+        </w:rPr>
+        <w:t>Ejecución de la secuencia de comandos estructurales en SQLite, migración de registros históricos validados, construcción de formularios de captura y programación de consultas de trazabilidad con detección de limitaciones técnicas del entorno inicial.</w:t>
+      </w:r>
+    </w:p>
+    <w:p>
+      <w:pPr>
+        <w:spacing w:before="480" w:after="480" w:line="360" w:lineRule="auto"/>
+        <w:jc w:val="left"/>
+      </w:pPr>
+      <w:r>
+        <w:rPr>
+          <w:rFonts w:ascii="Times New Roman" w:hAnsi="Times New Roman"/>
+          <w:b/>
+          <w:sz w:val="24"/>
+        </w:rPr>
+        <w:t>Semana 4</w:t>
       </w:r>
     </w:p>
     <w:p>
@@ -7126,14 +6497,22 @@
           <w:rFonts w:ascii="Times New Roman" w:hAnsi="Times New Roman"/>
           <w:sz w:val="24"/>
         </w:rPr>
-        <w:t xml:space="preserve">3. </w:t>
+        <w:t xml:space="preserve">1. </w:t>
+      </w:r>
+      <w:r>
+        <w:rPr>
+          <w:rFonts w:ascii="Times New Roman" w:hAnsi="Times New Roman"/>
+          <w:b/>
+          <w:sz w:val="24"/>
+        </w:rPr>
+        <w:t xml:space="preserve">Actividad operativa: </w:t>
       </w:r>
       <w:r>
         <w:rPr>
           <w:rFonts w:ascii="Times New Roman" w:hAnsi="Times New Roman"/>
           <w:sz w:val="24"/>
         </w:rPr>
-        <w:t>Establecer rutinas periódicas de respaldo del archivo de base de datos (.sqlite) en una unidad de almacenamiento alternativa, con el fin de salvaguardar la integridad del historial documental ante eventuales fallas del equipo.</w:t>
+        <w:t>Asistencia a la charla técnica sobre Identificación y Notificación de Peligros y Riesgos en Instalaciones y Puestos de Trabajo dictada por el departamento de SIAHO, y carga de expedientes recibidos en la hoja de cálculo.</w:t>
       </w:r>
     </w:p>
     <w:p>
@@ -7147,14 +6526,382 @@
           <w:rFonts w:ascii="Times New Roman" w:hAnsi="Times New Roman"/>
           <w:sz w:val="24"/>
         </w:rPr>
-        <w:t xml:space="preserve">4. </w:t>
+        <w:t xml:space="preserve">2. </w:t>
+      </w:r>
+      <w:r>
+        <w:rPr>
+          <w:rFonts w:ascii="Times New Roman" w:hAnsi="Times New Roman"/>
+          <w:b/>
+          <w:sz w:val="24"/>
+        </w:rPr>
+        <w:t xml:space="preserve">Actividad de investigación: </w:t>
       </w:r>
       <w:r>
         <w:rPr>
           <w:rFonts w:ascii="Times New Roman" w:hAnsi="Times New Roman"/>
           <w:sz w:val="24"/>
         </w:rPr>
-        <w:t>Extender el alcance del sistema en fases posteriores para incorporar notificaciones automáticas a los departamentos destinatarios una vez despachado el expediente firmado, optimizando la comunicación interdepartamental.</w:t>
+        <w:t>Programación del entorno visual de escritorio mediante tecnologías de marcado y estilos, sincronización del código fuente en plataforma de control de versiones y planificación estructural de los esquemas remanentes.</w:t>
+      </w:r>
+    </w:p>
+    <w:p>
+      <w:pPr>
+        <w:spacing w:before="480" w:after="480" w:line="360" w:lineRule="auto"/>
+        <w:jc w:val="left"/>
+      </w:pPr>
+      <w:r>
+        <w:rPr>
+          <w:rFonts w:ascii="Times New Roman" w:hAnsi="Times New Roman"/>
+          <w:b/>
+          <w:sz w:val="24"/>
+        </w:rPr>
+        <w:t>Semana 5</w:t>
+      </w:r>
+    </w:p>
+    <w:p>
+      <w:pPr>
+        <w:spacing w:line="360" w:lineRule="auto"/>
+        <w:ind w:firstLine="709"/>
+        <w:jc w:val="both"/>
+      </w:pPr>
+      <w:r>
+        <w:rPr>
+          <w:rFonts w:ascii="Times New Roman" w:hAnsi="Times New Roman"/>
+          <w:sz w:val="24"/>
+        </w:rPr>
+        <w:t xml:space="preserve">1. </w:t>
+      </w:r>
+      <w:r>
+        <w:rPr>
+          <w:rFonts w:ascii="Times New Roman" w:hAnsi="Times New Roman"/>
+          <w:b/>
+          <w:sz w:val="24"/>
+        </w:rPr>
+        <w:t xml:space="preserve">Actividad operativa: </w:t>
+      </w:r>
+      <w:r>
+        <w:rPr>
+          <w:rFonts w:ascii="Times New Roman" w:hAnsi="Times New Roman"/>
+          <w:sz w:val="24"/>
+        </w:rPr>
+        <w:t>Revisión ortográfica y de formato de correspondencia presidencial, y apoyo en la canalización de expedientes hacia su departamento de destino tras la firma presidencial.</w:t>
+      </w:r>
+    </w:p>
+    <w:p>
+      <w:pPr>
+        <w:spacing w:line="360" w:lineRule="auto"/>
+        <w:ind w:firstLine="709"/>
+        <w:jc w:val="both"/>
+      </w:pPr>
+      <w:r>
+        <w:rPr>
+          <w:rFonts w:ascii="Times New Roman" w:hAnsi="Times New Roman"/>
+          <w:sz w:val="24"/>
+        </w:rPr>
+        <w:t xml:space="preserve">2. </w:t>
+      </w:r>
+      <w:r>
+        <w:rPr>
+          <w:rFonts w:ascii="Times New Roman" w:hAnsi="Times New Roman"/>
+          <w:b/>
+          <w:sz w:val="24"/>
+        </w:rPr>
+        <w:t xml:space="preserve">Actividad de investigación: </w:t>
+      </w:r>
+      <w:r>
+        <w:rPr>
+          <w:rFonts w:ascii="Times New Roman" w:hAnsi="Times New Roman"/>
+          <w:sz w:val="24"/>
+        </w:rPr>
+        <w:t>Completación de los módulos visuales de consulta e historial de movimientos, integrando la lógica de visualización dinámica de expedientes por proceso administrativo.</w:t>
+      </w:r>
+    </w:p>
+    <w:p>
+      <w:pPr>
+        <w:spacing w:before="480" w:after="480" w:line="360" w:lineRule="auto"/>
+        <w:jc w:val="left"/>
+      </w:pPr>
+      <w:r>
+        <w:rPr>
+          <w:rFonts w:ascii="Times New Roman" w:hAnsi="Times New Roman"/>
+          <w:b/>
+          <w:sz w:val="24"/>
+        </w:rPr>
+        <w:t>Semana 6</w:t>
+      </w:r>
+    </w:p>
+    <w:p>
+      <w:pPr>
+        <w:spacing w:line="360" w:lineRule="auto"/>
+        <w:ind w:firstLine="709"/>
+        <w:jc w:val="both"/>
+      </w:pPr>
+      <w:r>
+        <w:rPr>
+          <w:rFonts w:ascii="Times New Roman" w:hAnsi="Times New Roman"/>
+          <w:sz w:val="24"/>
+        </w:rPr>
+        <w:t xml:space="preserve">1. </w:t>
+      </w:r>
+      <w:r>
+        <w:rPr>
+          <w:rFonts w:ascii="Times New Roman" w:hAnsi="Times New Roman"/>
+          <w:b/>
+          <w:sz w:val="24"/>
+        </w:rPr>
+        <w:t xml:space="preserve">Actividad operativa: </w:t>
+      </w:r>
+      <w:r>
+        <w:rPr>
+          <w:rFonts w:ascii="Times New Roman" w:hAnsi="Times New Roman"/>
+          <w:sz w:val="24"/>
+        </w:rPr>
+        <w:t>Colaboración en la revisión y despacho de correspondencia presidencial y apoyo en el registro de salida de expedientes firmados durante el período.</w:t>
+      </w:r>
+    </w:p>
+    <w:p>
+      <w:pPr>
+        <w:spacing w:line="360" w:lineRule="auto"/>
+        <w:ind w:firstLine="709"/>
+        <w:jc w:val="both"/>
+      </w:pPr>
+      <w:r>
+        <w:rPr>
+          <w:rFonts w:ascii="Times New Roman" w:hAnsi="Times New Roman"/>
+          <w:sz w:val="24"/>
+        </w:rPr>
+        <w:t xml:space="preserve">2. </w:t>
+      </w:r>
+      <w:r>
+        <w:rPr>
+          <w:rFonts w:ascii="Times New Roman" w:hAnsi="Times New Roman"/>
+          <w:b/>
+          <w:sz w:val="24"/>
+        </w:rPr>
+        <w:t xml:space="preserve">Actividad de investigación: </w:t>
+      </w:r>
+      <w:r>
+        <w:rPr>
+          <w:rFonts w:ascii="Times New Roman" w:hAnsi="Times New Roman"/>
+          <w:sz w:val="24"/>
+        </w:rPr>
+        <w:t>Empaquetado de la aplicación de escritorio mediante el framework Wails con integración de WebView2 portable, logrando un ejecutable autónomo sin dependencias de instalación en el equipo corporativo.</w:t>
+      </w:r>
+    </w:p>
+    <w:p>
+      <w:pPr>
+        <w:spacing w:before="480" w:after="480" w:line="360" w:lineRule="auto"/>
+        <w:jc w:val="left"/>
+      </w:pPr>
+      <w:r>
+        <w:rPr>
+          <w:rFonts w:ascii="Times New Roman" w:hAnsi="Times New Roman"/>
+          <w:b/>
+          <w:sz w:val="24"/>
+        </w:rPr>
+        <w:t>Semana 7</w:t>
+      </w:r>
+    </w:p>
+    <w:p>
+      <w:pPr>
+        <w:spacing w:line="360" w:lineRule="auto"/>
+        <w:ind w:firstLine="709"/>
+        <w:jc w:val="both"/>
+      </w:pPr>
+      <w:r>
+        <w:rPr>
+          <w:rFonts w:ascii="Times New Roman" w:hAnsi="Times New Roman"/>
+          <w:sz w:val="24"/>
+        </w:rPr>
+        <w:t xml:space="preserve">1. </w:t>
+      </w:r>
+      <w:r>
+        <w:rPr>
+          <w:rFonts w:ascii="Times New Roman" w:hAnsi="Times New Roman"/>
+          <w:b/>
+          <w:sz w:val="24"/>
+        </w:rPr>
+        <w:t xml:space="preserve">Actividad operativa: </w:t>
+      </w:r>
+      <w:r>
+        <w:rPr>
+          <w:rFonts w:ascii="Times New Roman" w:hAnsi="Times New Roman"/>
+          <w:sz w:val="24"/>
+        </w:rPr>
+        <w:t>Apoyo en la elaboración manual de resúmenes de estatus de expedientes solicitados por la alta dirección, aplicando los registros de la hoja de cálculo del departamento.</w:t>
+      </w:r>
+    </w:p>
+    <w:p>
+      <w:pPr>
+        <w:spacing w:line="360" w:lineRule="auto"/>
+        <w:ind w:firstLine="709"/>
+        <w:jc w:val="both"/>
+      </w:pPr>
+      <w:r>
+        <w:rPr>
+          <w:rFonts w:ascii="Times New Roman" w:hAnsi="Times New Roman"/>
+          <w:sz w:val="24"/>
+        </w:rPr>
+        <w:t xml:space="preserve">2. </w:t>
+      </w:r>
+      <w:r>
+        <w:rPr>
+          <w:rFonts w:ascii="Times New Roman" w:hAnsi="Times New Roman"/>
+          <w:b/>
+          <w:sz w:val="24"/>
+        </w:rPr>
+        <w:t xml:space="preserve">Actividad de investigación: </w:t>
+      </w:r>
+      <w:r>
+        <w:rPr>
+          <w:rFonts w:ascii="Times New Roman" w:hAnsi="Times New Roman"/>
+          <w:sz w:val="24"/>
+        </w:rPr>
+        <w:t>Ejecución de pruebas de validación funcional del sistema, depuración de errores y verificación del correcto funcionamiento de los módulos de registro, trazabilidad y generación de reportes sobre datos reales.</w:t>
+      </w:r>
+    </w:p>
+    <w:p>
+      <w:pPr>
+        <w:spacing w:before="480" w:after="480" w:line="360" w:lineRule="auto"/>
+        <w:jc w:val="left"/>
+      </w:pPr>
+      <w:r>
+        <w:rPr>
+          <w:rFonts w:ascii="Times New Roman" w:hAnsi="Times New Roman"/>
+          <w:b/>
+          <w:sz w:val="24"/>
+        </w:rPr>
+        <w:t>Semana 8</w:t>
+      </w:r>
+    </w:p>
+    <w:p>
+      <w:pPr>
+        <w:spacing w:line="360" w:lineRule="auto"/>
+        <w:ind w:firstLine="709"/>
+        <w:jc w:val="both"/>
+      </w:pPr>
+      <w:r>
+        <w:rPr>
+          <w:rFonts w:ascii="Times New Roman" w:hAnsi="Times New Roman"/>
+          <w:sz w:val="24"/>
+        </w:rPr>
+        <w:t xml:space="preserve">1. </w:t>
+      </w:r>
+      <w:r>
+        <w:rPr>
+          <w:rFonts w:ascii="Times New Roman" w:hAnsi="Times New Roman"/>
+          <w:b/>
+          <w:sz w:val="24"/>
+        </w:rPr>
+        <w:t xml:space="preserve">Actividad operativa: </w:t>
+      </w:r>
+      <w:r>
+        <w:rPr>
+          <w:rFonts w:ascii="Times New Roman" w:hAnsi="Times New Roman"/>
+          <w:sz w:val="24"/>
+        </w:rPr>
+        <w:t>Participación en las actividades regulares del departamento y apoyo en el cierre administrativo del período, asistiendo en la organización final de expedientes del ciclo.</w:t>
+      </w:r>
+    </w:p>
+    <w:p>
+      <w:pPr>
+        <w:spacing w:line="360" w:lineRule="auto"/>
+        <w:ind w:firstLine="709"/>
+        <w:jc w:val="both"/>
+      </w:pPr>
+      <w:r>
+        <w:rPr>
+          <w:rFonts w:ascii="Times New Roman" w:hAnsi="Times New Roman"/>
+          <w:sz w:val="24"/>
+        </w:rPr>
+        <w:t xml:space="preserve">2. </w:t>
+      </w:r>
+      <w:r>
+        <w:rPr>
+          <w:rFonts w:ascii="Times New Roman" w:hAnsi="Times New Roman"/>
+          <w:b/>
+          <w:sz w:val="24"/>
+        </w:rPr>
+        <w:t xml:space="preserve">Actividad de investigación: </w:t>
+      </w:r>
+      <w:r>
+        <w:rPr>
+          <w:rFonts w:ascii="Times New Roman" w:hAnsi="Times New Roman"/>
+          <w:sz w:val="24"/>
+        </w:rPr>
+        <w:t>Redacción del informe técnico de pasantías, elaboración de los manuales de usuario y estructuración definitiva del código fuente para entrega.</w:t>
+      </w:r>
+    </w:p>
+    <w:p>
+      <w:pPr>
+        <w:spacing w:before="480" w:after="480" w:line="360" w:lineRule="auto"/>
+        <w:jc w:val="left"/>
+      </w:pPr>
+      <w:r>
+        <w:rPr>
+          <w:rFonts w:ascii="Times New Roman" w:hAnsi="Times New Roman"/>
+          <w:b/>
+          <w:sz w:val="24"/>
+        </w:rPr>
+        <w:t>Semana 9</w:t>
+      </w:r>
+    </w:p>
+    <w:p>
+      <w:pPr>
+        <w:spacing w:line="360" w:lineRule="auto"/>
+        <w:ind w:firstLine="709"/>
+        <w:jc w:val="both"/>
+      </w:pPr>
+      <w:r>
+        <w:rPr>
+          <w:rFonts w:ascii="Times New Roman" w:hAnsi="Times New Roman"/>
+          <w:sz w:val="24"/>
+        </w:rPr>
+        <w:t xml:space="preserve">1. </w:t>
+      </w:r>
+      <w:r>
+        <w:rPr>
+          <w:rFonts w:ascii="Times New Roman" w:hAnsi="Times New Roman"/>
+          <w:b/>
+          <w:sz w:val="24"/>
+        </w:rPr>
+        <w:t xml:space="preserve">Actividad operativa: </w:t>
+      </w:r>
+      <w:r>
+        <w:rPr>
+          <w:rFonts w:ascii="Times New Roman" w:hAnsi="Times New Roman"/>
+          <w:sz w:val="24"/>
+        </w:rPr>
+        <w:t>Presentación del prototipo funcional ante la tutora industrial para su evaluación, retroalimentación final y firma de la carta de aprobación del tutor industrial.</w:t>
+      </w:r>
+    </w:p>
+    <w:p>
+      <w:pPr>
+        <w:spacing w:line="360" w:lineRule="auto"/>
+        <w:ind w:firstLine="709"/>
+        <w:jc w:val="both"/>
+      </w:pPr>
+      <w:r>
+        <w:rPr>
+          <w:rFonts w:ascii="Times New Roman" w:hAnsi="Times New Roman"/>
+          <w:sz w:val="24"/>
+        </w:rPr>
+        <w:t xml:space="preserve">2. </w:t>
+      </w:r>
+      <w:r>
+        <w:rPr>
+          <w:rFonts w:ascii="Times New Roman" w:hAnsi="Times New Roman"/>
+          <w:b/>
+          <w:sz w:val="24"/>
+        </w:rPr>
+        <w:t xml:space="preserve">Actividad de investigación: </w:t>
+      </w:r>
+      <w:r>
+        <w:rPr>
+          <w:rFonts w:ascii="Times New Roman" w:hAnsi="Times New Roman"/>
+          <w:sz w:val="24"/>
+        </w:rPr>
+        <w:t>Consolidación y revisión final del informe académico, incorporación de observaciones del tutor industrial y preparación de los anexos definitivos para la entrega institucional.</w:t>
       </w:r>
     </w:p>
     <w:p>
@@ -7171,7 +6918,6 @@
       </w:pPr>
     </w:p>
     <w:p>
-      <w:bookmarkStart w:id="bm_referencias" w:name="bm_referencias"/>
       <w:pPr>
         <w:spacing w:after="480"/>
         <w:jc w:val="center"/>
@@ -7182,9 +6928,24 @@
           <w:b/>
           <w:sz w:val="24"/>
         </w:rPr>
-        <w:t>REFERENCIAS</w:t>
-      </w:r>
-      <w:bookmarkEnd w:id="bm_referencias"/>
+        <w:t>CAPÍTULO V</w:t>
+      </w:r>
+    </w:p>
+    <w:p>
+      <w:bookmarkStart w:id="bm_cap5" w:name="bm_cap5"/>
+      <w:pPr>
+        <w:spacing w:before="480"/>
+        <w:jc w:val="center"/>
+      </w:pPr>
+      <w:r>
+        <w:rPr>
+          <w:rFonts w:ascii="Times New Roman" w:hAnsi="Times New Roman"/>
+          <w:b/>
+          <w:sz w:val="24"/>
+        </w:rPr>
+        <w:t>CONCLUSIONES Y RECOMENDACIONES</w:t>
+      </w:r>
+      <w:bookmarkEnd w:id="bm_cap5"/>
     </w:p>
     <w:p>
       <w:pPr>
@@ -7199,14 +6960,25 @@
       </w:pPr>
     </w:p>
     <w:p>
-      <w:pPr>
-        <w:spacing w:before="480" w:after="0"/>
-      </w:pPr>
+      <w:bookmarkStart w:id="bm_cap5_concl" w:name="bm_cap5_concl"/>
+      <w:pPr>
+        <w:spacing w:before="480" w:after="480" w:line="360" w:lineRule="auto"/>
+        <w:jc w:val="left"/>
+      </w:pPr>
+      <w:r>
+        <w:rPr>
+          <w:rFonts w:ascii="Times New Roman" w:hAnsi="Times New Roman"/>
+          <w:b/>
+          <w:sz w:val="24"/>
+        </w:rPr>
+        <w:t>Conclusiones</w:t>
+      </w:r>
+      <w:bookmarkEnd w:id="bm_cap5_concl"/>
     </w:p>
     <w:p>
       <w:pPr>
-        <w:spacing w:line="240" w:lineRule="auto" w:after="480" w:before="0"/>
-        <w:ind w:left="425" w:hanging="425"/>
+        <w:spacing w:line="360" w:lineRule="auto"/>
+        <w:ind w:firstLine="709"/>
         <w:jc w:val="both"/>
       </w:pPr>
       <w:r>
@@ -7214,13 +6986,20 @@
           <w:rFonts w:ascii="Times New Roman" w:hAnsi="Times New Roman"/>
           <w:sz w:val="24"/>
         </w:rPr>
-        <w:t>Arias, F. (2012). El proyecto de investigación: Introducción a la metodología científica (6ta ed.). Episteme, Venezuela.</w:t>
+        <w:t xml:space="preserve">1. </w:t>
+      </w:r>
+      <w:r>
+        <w:rPr>
+          <w:rFonts w:ascii="Times New Roman" w:hAnsi="Times New Roman"/>
+          <w:sz w:val="24"/>
+        </w:rPr>
+        <w:t>Se diagnosticó que la dependencia del registro manual en hojas de cálculo genera cuellos de botella en escenarios de alta concurrencia documental, propiciando la duplicación de datos y la omisión de movimientos críticos que comprometen la trazabilidad del flujo en Presidencia.</w:t>
       </w:r>
     </w:p>
     <w:p>
       <w:pPr>
-        <w:spacing w:line="240" w:lineRule="auto" w:after="480" w:before="0"/>
-        <w:ind w:left="425" w:hanging="425"/>
+        <w:spacing w:line="360" w:lineRule="auto"/>
+        <w:ind w:firstLine="709"/>
         <w:jc w:val="both"/>
       </w:pPr>
       <w:r>
@@ -7228,13 +7007,20 @@
           <w:rFonts w:ascii="Times New Roman" w:hAnsi="Times New Roman"/>
           <w:sz w:val="24"/>
         </w:rPr>
-        <w:t>Codd, E. F. (1970). A relational model of data for large shared data banks. Communications of the ACM, 13(6), 377-387.</w:t>
+        <w:t xml:space="preserve">2. </w:t>
+      </w:r>
+      <w:r>
+        <w:rPr>
+          <w:rFonts w:ascii="Times New Roman" w:hAnsi="Times New Roman"/>
+          <w:sz w:val="24"/>
+        </w:rPr>
+        <w:t>Se determinó que los requerimientos funcionales del sistema giran en torno a tres módulos esenciales: registro de ingreso y egreso de expedientes, consulta de historial por proceso administrativo y generación automática de reportes gerenciales, todos sustentados en una estructura relacional 1:N entre procesos y documentos.</w:t>
       </w:r>
     </w:p>
     <w:p>
       <w:pPr>
-        <w:spacing w:line="240" w:lineRule="auto" w:after="480" w:before="0"/>
-        <w:ind w:left="425" w:hanging="425"/>
+        <w:spacing w:line="360" w:lineRule="auto"/>
+        <w:ind w:firstLine="709"/>
         <w:jc w:val="both"/>
       </w:pPr>
       <w:r>
@@ -7242,13 +7028,20 @@
           <w:rFonts w:ascii="Times New Roman" w:hAnsi="Times New Roman"/>
           <w:sz w:val="24"/>
         </w:rPr>
-        <w:t>Cruz Mundet, J. R. (2011). Administración de documentos y archivos: Textos fundamentales. Coordinadora de Asociaciones de Archiveros, España.</w:t>
+        <w:t xml:space="preserve">3. </w:t>
+      </w:r>
+      <w:r>
+        <w:rPr>
+          <w:rFonts w:ascii="Times New Roman" w:hAnsi="Times New Roman"/>
+          <w:sz w:val="24"/>
+        </w:rPr>
+        <w:t>Se diseñó una arquitectura lógica basada en el modelo relacional normalizado con SQLite como motor de persistencia y una interfaz gráfica desarrollada en código HTML, logrando una solución técnicamente coherente con las restricciones operativas del entorno corporativo.</w:t>
       </w:r>
     </w:p>
     <w:p>
       <w:pPr>
-        <w:spacing w:line="240" w:lineRule="auto" w:after="480" w:before="0"/>
-        <w:ind w:left="425" w:hanging="425"/>
+        <w:spacing w:line="360" w:lineRule="auto"/>
+        <w:ind w:firstLine="709"/>
         <w:jc w:val="both"/>
       </w:pPr>
       <w:r>
@@ -7256,13 +7049,36 @@
           <w:rFonts w:ascii="Times New Roman" w:hAnsi="Times New Roman"/>
           <w:sz w:val="24"/>
         </w:rPr>
-        <w:t>Date, C. J. (2001). Introducción a los sistemas de bases de datos (7ma ed.). Pearson Educación, México.</w:t>
+        <w:t xml:space="preserve">4. </w:t>
+      </w:r>
+      <w:r>
+        <w:rPr>
+          <w:rFonts w:ascii="Times New Roman" w:hAnsi="Times New Roman"/>
+          <w:sz w:val="24"/>
+        </w:rPr>
+        <w:t>Se desarrolló un prototipo funcional empaquetado con el framework Wails que demostró la viabilidad técnica de la propuesta, validando los flujos de registro, consulta y reporte sobre datos reales del Departamento de Presidencia.</w:t>
       </w:r>
     </w:p>
     <w:p>
-      <w:pPr>
-        <w:spacing w:line="240" w:lineRule="auto" w:after="480" w:before="0"/>
-        <w:ind w:left="425" w:hanging="425"/>
+      <w:bookmarkStart w:id="bm_cap5_recom" w:name="bm_cap5_recom"/>
+      <w:pPr>
+        <w:spacing w:before="480" w:after="480" w:line="360" w:lineRule="auto"/>
+        <w:jc w:val="left"/>
+      </w:pPr>
+      <w:r>
+        <w:rPr>
+          <w:rFonts w:ascii="Times New Roman" w:hAnsi="Times New Roman"/>
+          <w:b/>
+          <w:sz w:val="24"/>
+        </w:rPr>
+        <w:t>Recomendaciones</w:t>
+      </w:r>
+      <w:bookmarkEnd w:id="bm_cap5_recom"/>
+    </w:p>
+    <w:p>
+      <w:pPr>
+        <w:spacing w:line="360" w:lineRule="auto"/>
+        <w:ind w:firstLine="709"/>
         <w:jc w:val="both"/>
       </w:pPr>
       <w:r>
@@ -7270,13 +7086,20 @@
           <w:rFonts w:ascii="Times New Roman" w:hAnsi="Times New Roman"/>
           <w:sz w:val="24"/>
         </w:rPr>
-        <w:t>Gómez, R. (2019). Gestión Documental y Sistemas. Editorial Trillas, México.</w:t>
+        <w:t xml:space="preserve">1. </w:t>
+      </w:r>
+      <w:r>
+        <w:rPr>
+          <w:rFonts w:ascii="Times New Roman" w:hAnsi="Times New Roman"/>
+          <w:sz w:val="24"/>
+        </w:rPr>
+        <w:t>Ejecutar la migración progresiva de los registros históricos contenidos en las hojas de cálculo hacia la base de datos del nuevo sistema, preservando la trazabilidad de los expedientes anteriores al período de implementación.</w:t>
       </w:r>
     </w:p>
     <w:p>
       <w:pPr>
-        <w:spacing w:line="240" w:lineRule="auto" w:after="480" w:before="0"/>
-        <w:ind w:left="425" w:hanging="425"/>
+        <w:spacing w:line="360" w:lineRule="auto"/>
+        <w:ind w:firstLine="709"/>
         <w:jc w:val="both"/>
       </w:pPr>
       <w:r>
@@ -7284,13 +7107,20 @@
           <w:rFonts w:ascii="Times New Roman" w:hAnsi="Times New Roman"/>
           <w:sz w:val="24"/>
         </w:rPr>
-        <w:t>Kendall, K., y Kendall, J. (2011). Análisis y diseño de sistemas (8va ed.). Pearson Educación, México.</w:t>
+        <w:t xml:space="preserve">2. </w:t>
+      </w:r>
+      <w:r>
+        <w:rPr>
+          <w:rFonts w:ascii="Times New Roman" w:hAnsi="Times New Roman"/>
+          <w:sz w:val="24"/>
+        </w:rPr>
+        <w:t>Capacitar al personal administrativo del Departamento de Presidencia en el uso de las interfaces de registro, consulta y generación de reportes del sistema, garantizando la correcta apropiación tecnológica de la herramienta.</w:t>
       </w:r>
     </w:p>
     <w:p>
       <w:pPr>
-        <w:spacing w:line="240" w:lineRule="auto" w:after="480" w:before="0"/>
-        <w:ind w:left="425" w:hanging="425"/>
+        <w:spacing w:line="360" w:lineRule="auto"/>
+        <w:ind w:firstLine="709"/>
         <w:jc w:val="both"/>
       </w:pPr>
       <w:r>
@@ -7298,13 +7128,20 @@
           <w:rFonts w:ascii="Times New Roman" w:hAnsi="Times New Roman"/>
           <w:sz w:val="24"/>
         </w:rPr>
-        <w:t>Laudon, K., y Laudon, J. (2016). Sistemas de información gerencial (14va ed.). Pearson Educación, México.</w:t>
+        <w:t xml:space="preserve">3. </w:t>
+      </w:r>
+      <w:r>
+        <w:rPr>
+          <w:rFonts w:ascii="Times New Roman" w:hAnsi="Times New Roman"/>
+          <w:sz w:val="24"/>
+        </w:rPr>
+        <w:t>Establecer rutinas periódicas de respaldo del archivo de base de datos (.sqlite) en una unidad de almacenamiento alternativa, con el fin de salvaguardar la integridad del historial documental ante eventuales fallas del equipo.</w:t>
       </w:r>
     </w:p>
     <w:p>
       <w:pPr>
-        <w:spacing w:line="240" w:lineRule="auto" w:after="480" w:before="0"/>
-        <w:ind w:left="425" w:hanging="425"/>
+        <w:spacing w:line="360" w:lineRule="auto"/>
+        <w:ind w:firstLine="709"/>
         <w:jc w:val="both"/>
       </w:pPr>
       <w:r>
@@ -7312,21 +7149,14 @@
           <w:rFonts w:ascii="Times New Roman" w:hAnsi="Times New Roman"/>
           <w:sz w:val="24"/>
         </w:rPr>
-        <w:t>Pressman, R. (2010). Ingeniería de Software: Un enfoque práctico (7ma ed.). McGraw-Hill, México.</w:t>
-      </w:r>
-    </w:p>
-    <w:p>
-      <w:pPr>
-        <w:spacing w:line="240" w:lineRule="auto" w:after="480" w:before="0"/>
-        <w:ind w:left="425" w:hanging="425"/>
-        <w:jc w:val="both"/>
-      </w:pPr>
+        <w:t xml:space="preserve">4. </w:t>
+      </w:r>
       <w:r>
         <w:rPr>
           <w:rFonts w:ascii="Times New Roman" w:hAnsi="Times New Roman"/>
           <w:sz w:val="24"/>
         </w:rPr>
-        <w:t>Universidad Pedagógica Experimental Libertador. (2016). Manual de trabajos de grado de especialización y maestría y tesis doctorales (5ta ed.). FEDUPEL, Venezuela.</w:t>
+        <w:t>Extender el alcance del sistema en fases posteriores para incorporar notificaciones automáticas a los departamentos destinatarios una vez despachado el expediente firmado, optimizando la comunicación interdepartamental.</w:t>
       </w:r>
     </w:p>
     <w:p>
@@ -7343,20 +7173,20 @@
       </w:pPr>
     </w:p>
     <w:p>
-      <w:bookmarkStart w:id="bm_anexos" w:name="bm_anexos"/>
-      <w:pPr>
-        <w:spacing w:before="3600"/>
+      <w:bookmarkStart w:id="bm_referencias" w:name="bm_referencias"/>
+      <w:pPr>
+        <w:spacing w:after="480"/>
         <w:jc w:val="center"/>
       </w:pPr>
       <w:r>
         <w:rPr>
           <w:rFonts w:ascii="Times New Roman" w:hAnsi="Times New Roman"/>
           <w:b/>
-          <w:sz w:val="32"/>
-        </w:rPr>
-        <w:t>ANEXOS</w:t>
-      </w:r>
-      <w:bookmarkEnd w:id="bm_anexos"/>
+          <w:sz w:val="24"/>
+        </w:rPr>
+        <w:t>REFERENCIAS</w:t>
+      </w:r>
+      <w:bookmarkEnd w:id="bm_referencias"/>
     </w:p>
     <w:p>
       <w:pPr>
@@ -7371,54 +7201,143 @@
       </w:pPr>
     </w:p>
     <w:p>
-      <w:bookmarkStart w:id="bm_anexoA" w:name="bm_anexoA"/>
-      <w:pPr>
-        <w:spacing w:before="0" w:after="480"/>
-        <w:jc w:val="center"/>
-      </w:pPr>
-      <w:bookmarkEnd w:id="bm_anexoA"/>
-      <w:r>
-        <w:rPr>
-          <w:rFonts w:ascii="Times New Roman" w:hAnsi="Times New Roman"/>
-          <w:b/>
-          <w:sz w:val="24"/>
-        </w:rPr>
-        <w:t>ANEXO A</w:t>
-      </w:r>
+      <w:pPr>
+        <w:spacing w:before="480" w:after="0"/>
+      </w:pPr>
     </w:p>
     <w:p>
       <w:pPr>
-        <w:spacing w:before="240" w:after="480"/>
-        <w:jc w:val="center"/>
+        <w:spacing w:line="240" w:lineRule="auto" w:after="480" w:before="0"/>
+        <w:ind w:left="425" w:hanging="425"/>
+        <w:jc w:val="both"/>
       </w:pPr>
       <w:r>
         <w:rPr>
           <w:rFonts w:ascii="Times New Roman" w:hAnsi="Times New Roman"/>
-          <w:b/>
           <w:sz w:val="24"/>
         </w:rPr>
-        <w:t>[Diagrama Entidad-Relación de la Base de Datos]</w:t>
+        <w:t>Arias, F. (2012). El proyecto de investigación: Introducción a la metodología científica (6ta ed.). Episteme, Venezuela.</w:t>
       </w:r>
     </w:p>
     <w:p>
       <w:pPr>
-        <w:jc w:val="center"/>
+        <w:spacing w:line="240" w:lineRule="auto" w:after="480" w:before="0"/>
+        <w:ind w:left="425" w:hanging="425"/>
+        <w:jc w:val="both"/>
       </w:pPr>
       <w:r>
         <w:rPr>
           <w:rFonts w:ascii="Times New Roman" w:hAnsi="Times New Roman"/>
-          <w:i/>
-          <w:sz w:val="20"/>
-        </w:rPr>
-        <w:t>(Contenido elaborado por el estudiante)</w:t>
+          <w:sz w:val="24"/>
+        </w:rPr>
+        <w:t>Codd, E. F. (1970). A relational model of data for large shared data banks. Communications of the ACM, 13(6), 377-387.</w:t>
       </w:r>
     </w:p>
     <w:p>
       <w:pPr>
+        <w:spacing w:line="240" w:lineRule="auto" w:after="480" w:before="0"/>
+        <w:ind w:left="425" w:hanging="425"/>
+        <w:jc w:val="both"/>
+      </w:pPr>
+      <w:r>
+        <w:rPr>
+          <w:rFonts w:ascii="Times New Roman" w:hAnsi="Times New Roman"/>
+          <w:sz w:val="24"/>
+        </w:rPr>
+        <w:t>Cruz Mundet, J. R. (2011). Administración de documentos y archivos: Textos fundamentales. Coordinadora de Asociaciones de Archiveros, España.</w:t>
+      </w:r>
+    </w:p>
+    <w:p>
+      <w:pPr>
+        <w:spacing w:line="240" w:lineRule="auto" w:after="480" w:before="0"/>
+        <w:ind w:left="425" w:hanging="425"/>
+        <w:jc w:val="both"/>
+      </w:pPr>
+      <w:r>
+        <w:rPr>
+          <w:rFonts w:ascii="Times New Roman" w:hAnsi="Times New Roman"/>
+          <w:sz w:val="24"/>
+        </w:rPr>
+        <w:t>Date, C. J. (2001). Introducción a los sistemas de bases de datos (7ma ed.). Pearson Educación, México.</w:t>
+      </w:r>
+    </w:p>
+    <w:p>
+      <w:pPr>
+        <w:spacing w:line="240" w:lineRule="auto" w:after="480" w:before="0"/>
+        <w:ind w:left="425" w:hanging="425"/>
+        <w:jc w:val="both"/>
+      </w:pPr>
+      <w:r>
+        <w:rPr>
+          <w:rFonts w:ascii="Times New Roman" w:hAnsi="Times New Roman"/>
+          <w:sz w:val="24"/>
+        </w:rPr>
+        <w:t>Gómez, R. (2019). Gestión Documental y Sistemas. Editorial Trillas, México.</w:t>
+      </w:r>
+    </w:p>
+    <w:p>
+      <w:pPr>
+        <w:spacing w:line="240" w:lineRule="auto" w:after="480" w:before="0"/>
+        <w:ind w:left="425" w:hanging="425"/>
+        <w:jc w:val="both"/>
+      </w:pPr>
+      <w:r>
+        <w:rPr>
+          <w:rFonts w:ascii="Times New Roman" w:hAnsi="Times New Roman"/>
+          <w:sz w:val="24"/>
+        </w:rPr>
+        <w:t>Kendall, K., y Kendall, J. (2011). Análisis y diseño de sistemas (8va ed.). Pearson Educación, México.</w:t>
+      </w:r>
+    </w:p>
+    <w:p>
+      <w:pPr>
+        <w:spacing w:line="240" w:lineRule="auto" w:after="480" w:before="0"/>
+        <w:ind w:left="425" w:hanging="425"/>
+        <w:jc w:val="both"/>
+      </w:pPr>
+      <w:r>
+        <w:rPr>
+          <w:rFonts w:ascii="Times New Roman" w:hAnsi="Times New Roman"/>
+          <w:sz w:val="24"/>
+        </w:rPr>
+        <w:t>Laudon, K., y Laudon, J. (2016). Sistemas de información gerencial (14va ed.). Pearson Educación, México.</w:t>
+      </w:r>
+    </w:p>
+    <w:p>
+      <w:pPr>
+        <w:spacing w:line="240" w:lineRule="auto" w:after="480" w:before="0"/>
+        <w:ind w:left="425" w:hanging="425"/>
+        <w:jc w:val="both"/>
+      </w:pPr>
+      <w:r>
+        <w:rPr>
+          <w:rFonts w:ascii="Times New Roman" w:hAnsi="Times New Roman"/>
+          <w:sz w:val="24"/>
+        </w:rPr>
+        <w:t>Pressman, R. (2010). Ingeniería de Software: Un enfoque práctico (7ma ed.). McGraw-Hill, México.</w:t>
+      </w:r>
+    </w:p>
+    <w:p>
+      <w:pPr>
+        <w:spacing w:line="240" w:lineRule="auto" w:after="480" w:before="0"/>
+        <w:ind w:left="425" w:hanging="425"/>
+        <w:jc w:val="both"/>
+      </w:pPr>
+      <w:r>
+        <w:rPr>
+          <w:rFonts w:ascii="Times New Roman" w:hAnsi="Times New Roman"/>
+          <w:sz w:val="24"/>
+        </w:rPr>
+        <w:t>Universidad Pedagógica Experimental Libertador. (2016). Manual de trabajos de grado de especialización y maestría y tesis doctorales (5ta ed.). FEDUPEL, Venezuela.</w:t>
+      </w:r>
+    </w:p>
+    <w:p>
+      <w:pPr>
         <w:sectPr>
           <w:footerReference w:type="default" r:id="rId43"/>
+          <w:type w:val="continuous"/>
           <w:pgSz w:w="12240" w:h="15840"/>
-          <w:pgMar w:top="2835" w:right="1701" w:bottom="1701" w:left="2268" w:header="720" w:footer="720" w:gutter="0"/>
+          <w:pgMar w:top="1701" w:right="1701" w:bottom="1701" w:left="2268" w:header="720" w:footer="720" w:gutter="0"/>
           <w:cols w:space="720"/>
           <w:titlePg/>
           <w:docGrid w:linePitch="360"/>
@@ -7426,47 +7345,20 @@
       </w:pPr>
     </w:p>
     <w:p>
-      <w:bookmarkStart w:id="bm_anexoB" w:name="bm_anexoB"/>
-      <w:pPr>
-        <w:spacing w:before="0" w:after="480"/>
+      <w:bookmarkStart w:id="bm_anexos" w:name="bm_anexos"/>
+      <w:pPr>
+        <w:spacing w:before="3600"/>
         <w:jc w:val="center"/>
       </w:pPr>
-      <w:bookmarkEnd w:id="bm_anexoB"/>
       <w:r>
         <w:rPr>
           <w:rFonts w:ascii="Times New Roman" w:hAnsi="Times New Roman"/>
           <w:b/>
-          <w:sz w:val="24"/>
-        </w:rPr>
-        <w:t>ANEXO B</w:t>
-      </w:r>
-    </w:p>
-    <w:p>
-      <w:pPr>
-        <w:spacing w:before="240" w:after="480"/>
-        <w:jc w:val="center"/>
-      </w:pPr>
-      <w:r>
-        <w:rPr>
-          <w:rFonts w:ascii="Times New Roman" w:hAnsi="Times New Roman"/>
-          <w:b/>
-          <w:sz w:val="24"/>
-        </w:rPr>
-        <w:t>[Capturas de la Interfaz del Sistema (Wails/HTML)]</w:t>
-      </w:r>
-    </w:p>
-    <w:p>
-      <w:pPr>
-        <w:jc w:val="center"/>
-      </w:pPr>
-      <w:r>
-        <w:rPr>
-          <w:rFonts w:ascii="Times New Roman" w:hAnsi="Times New Roman"/>
-          <w:i/>
-          <w:sz w:val="20"/>
-        </w:rPr>
-        <w:t>(Contenido elaborado por el estudiante)</w:t>
-      </w:r>
+          <w:sz w:val="32"/>
+        </w:rPr>
+        <w:t>ANEXOS</w:t>
+      </w:r>
+      <w:bookmarkEnd w:id="bm_anexos"/>
     </w:p>
     <w:p>
       <w:pPr>
@@ -7481,19 +7373,19 @@
       </w:pPr>
     </w:p>
     <w:p>
-      <w:bookmarkStart w:id="bm_anexoC" w:name="bm_anexoC"/>
+      <w:bookmarkStart w:id="bm_anexoA" w:name="bm_anexoA"/>
       <w:pPr>
         <w:spacing w:before="0" w:after="480"/>
         <w:jc w:val="center"/>
       </w:pPr>
-      <w:bookmarkEnd w:id="bm_anexoC"/>
+      <w:bookmarkEnd w:id="bm_anexoA"/>
       <w:r>
         <w:rPr>
           <w:rFonts w:ascii="Times New Roman" w:hAnsi="Times New Roman"/>
           <w:b/>
           <w:sz w:val="24"/>
         </w:rPr>
-        <w:t>ANEXO C</w:t>
+        <w:t>ANEXO A</w:t>
       </w:r>
     </w:p>
     <w:p>
@@ -7507,7 +7399,7 @@
           <w:b/>
           <w:sz w:val="24"/>
         </w:rPr>
-        <w:t>[Memoria Fotográfica del Área de Presidencia]</w:t>
+        <w:t>[Diagrama Entidad-Relación de la Base de Datos]</w:t>
       </w:r>
     </w:p>
     <w:p>
@@ -7523,8 +7415,118 @@
         <w:t>(Contenido elaborado por el estudiante)</w:t>
       </w:r>
     </w:p>
+    <w:p>
+      <w:pPr>
+        <w:sectPr>
+          <w:footerReference w:type="default" r:id="rId45"/>
+          <w:pgSz w:w="12240" w:h="15840"/>
+          <w:pgMar w:top="2835" w:right="1701" w:bottom="1701" w:left="2268" w:header="720" w:footer="720" w:gutter="0"/>
+          <w:cols w:space="720"/>
+          <w:titlePg/>
+          <w:docGrid w:linePitch="360"/>
+        </w:sectPr>
+      </w:pPr>
+    </w:p>
+    <w:p>
+      <w:bookmarkStart w:id="bm_anexoB" w:name="bm_anexoB"/>
+      <w:pPr>
+        <w:spacing w:before="0" w:after="480"/>
+        <w:jc w:val="center"/>
+      </w:pPr>
+      <w:bookmarkEnd w:id="bm_anexoB"/>
+      <w:r>
+        <w:rPr>
+          <w:rFonts w:ascii="Times New Roman" w:hAnsi="Times New Roman"/>
+          <w:b/>
+          <w:sz w:val="24"/>
+        </w:rPr>
+        <w:t>ANEXO B</w:t>
+      </w:r>
+    </w:p>
+    <w:p>
+      <w:pPr>
+        <w:spacing w:before="240" w:after="480"/>
+        <w:jc w:val="center"/>
+      </w:pPr>
+      <w:r>
+        <w:rPr>
+          <w:rFonts w:ascii="Times New Roman" w:hAnsi="Times New Roman"/>
+          <w:b/>
+          <w:sz w:val="24"/>
+        </w:rPr>
+        <w:t>[Capturas de la Interfaz del Sistema (Wails/HTML)]</w:t>
+      </w:r>
+    </w:p>
+    <w:p>
+      <w:pPr>
+        <w:jc w:val="center"/>
+      </w:pPr>
+      <w:r>
+        <w:rPr>
+          <w:rFonts w:ascii="Times New Roman" w:hAnsi="Times New Roman"/>
+          <w:i/>
+          <w:sz w:val="20"/>
+        </w:rPr>
+        <w:t>(Contenido elaborado por el estudiante)</w:t>
+      </w:r>
+    </w:p>
+    <w:p>
+      <w:pPr>
+        <w:sectPr>
+          <w:footerReference w:type="default" r:id="rId46"/>
+          <w:pgSz w:w="12240" w:h="15840"/>
+          <w:pgMar w:top="2835" w:right="1701" w:bottom="1701" w:left="2268" w:header="720" w:footer="720" w:gutter="0"/>
+          <w:cols w:space="720"/>
+          <w:titlePg/>
+          <w:docGrid w:linePitch="360"/>
+        </w:sectPr>
+      </w:pPr>
+    </w:p>
+    <w:p>
+      <w:bookmarkStart w:id="bm_anexoC" w:name="bm_anexoC"/>
+      <w:pPr>
+        <w:spacing w:before="0" w:after="480"/>
+        <w:jc w:val="center"/>
+      </w:pPr>
+      <w:bookmarkEnd w:id="bm_anexoC"/>
+      <w:r>
+        <w:rPr>
+          <w:rFonts w:ascii="Times New Roman" w:hAnsi="Times New Roman"/>
+          <w:b/>
+          <w:sz w:val="24"/>
+        </w:rPr>
+        <w:t>ANEXO C</w:t>
+      </w:r>
+    </w:p>
+    <w:p>
+      <w:pPr>
+        <w:spacing w:before="240" w:after="480"/>
+        <w:jc w:val="center"/>
+      </w:pPr>
+      <w:r>
+        <w:rPr>
+          <w:rFonts w:ascii="Times New Roman" w:hAnsi="Times New Roman"/>
+          <w:b/>
+          <w:sz w:val="24"/>
+        </w:rPr>
+        <w:t>[Memoria Fotográfica del Área de Presidencia]</w:t>
+      </w:r>
+    </w:p>
+    <w:p>
+      <w:pPr>
+        <w:jc w:val="center"/>
+      </w:pPr>
+      <w:r>
+        <w:rPr>
+          <w:rFonts w:ascii="Times New Roman" w:hAnsi="Times New Roman"/>
+          <w:i/>
+          <w:sz w:val="20"/>
+        </w:rPr>
+        <w:t>(Contenido elaborado por el estudiante)</w:t>
+      </w:r>
+    </w:p>
     <w:sectPr>
-      <w:footerReference w:type="default" r:id="rId45"/>
+      <w:footerReference w:type="default" r:id="rId47"/>
       <w:pgSz w:w="12240" w:h="15840"/>
       <w:pgMar w:top="2835" w:right="1701" w:bottom="1701" w:left="2268" w:header="720" w:footer="720" w:gutter="0"/>
       <w:cols w:space="720"/>
@@ -7747,7 +7749,7 @@
         <w:sz w:val="24"/>
       </w:rPr>
       <w:fldChar w:fldCharType="begin"/>
-      <w:instrText xml:space="preserve"> PAGE </w:instrText>
+      <w:instrText xml:space="preserve"> PAGE \* roman </w:instrText>
       <w:fldChar w:fldCharType="separate"/>
       <w:fldChar w:fldCharType="end"/>
     </w:r>
@@ -7778,7 +7780,7 @@
         <w:sz w:val="24"/>
       </w:rPr>
       <w:fldChar w:fldCharType="begin"/>
-      <w:instrText xml:space="preserve"> PAGE </w:instrText>
+      <w:instrText xml:space="preserve"> PAGE \* roman </w:instrText>
       <w:fldChar w:fldCharType="separate"/>
       <w:fldChar w:fldCharType="end"/>
     </w:r>
@@ -8101,6 +8103,48 @@
 </w:ftr>
 </file>
 
+<file path=word/footer35.xml><?xml version="1.0" encoding="utf-8"?>
+<w:ftr xmlns:m="http://schemas.openxmlformats.org/officeDocument/2006/math" xmlns:mc="http://schemas.openxmlformats.org/markup-compatibility/2006" xmlns:mo="http://schemas.microsoft.com/office/mac/office/2008/main" xmlns:mv="urn:schemas-microsoft-com:mac:vml" xmlns:o="urn:schemas-microsoft-com:office:office" xmlns:r="http://schemas.openxmlformats.org/officeDocument/2006/relationships" xmlns:v="urn:schemas-microsoft-com:vml" xmlns:w10="urn:schemas-microsoft-com:office:word" xmlns:w14="http://schemas.microsoft.com/office/word/2010/wordml" xmlns:w="http://schemas.openxmlformats.org/wordprocessingml/2006/main" xmlns:wne="http://schemas.microsoft.com/office/word/2006/wordml" xmlns:wp14="http://schemas.microsoft.com/office/word/2010/wordprocessingDrawing" xmlns:wp="http://schemas.openxmlformats.org/drawingml/2006/wordprocessingDrawing" xmlns:wpc="http://schemas.microsoft.com/office/word/2010/wordprocessingCanvas" xmlns:wpg="http://schemas.microsoft.com/office/word/2010/wordprocessingGroup" xmlns:wpi="http://schemas.microsoft.com/office/word/2010/wordprocessingInk" xmlns:wps="http://schemas.microsoft.com/office/word/2010/wordprocessingShape" mc:Ignorable="w14 wp14">
+  <w:p>
+    <w:pPr>
+      <w:pStyle w:val="Footer"/>
+      <w:jc w:val="center"/>
+    </w:pPr>
+    <w:r>
+      <w:rPr>
+        <w:rFonts w:ascii="Times New Roman" w:hAnsi="Times New Roman"/>
+        <w:sz w:val="24"/>
+      </w:rPr>
+      <w:fldChar w:fldCharType="begin"/>
+      <w:instrText xml:space="preserve"> PAGE </w:instrText>
+      <w:fldChar w:fldCharType="separate"/>
+      <w:fldChar w:fldCharType="end"/>
+    </w:r>
+  </w:p>
+</w:ftr>
+</file>
+
+<file path=word/footer36.xml><?xml version="1.0" encoding="utf-8"?>
+<w:ftr xmlns:m="http://schemas.openxmlformats.org/officeDocument/2006/math" xmlns:mc="http://schemas.openxmlformats.org/markup-compatibility/2006" xmlns:mo="http://schemas.microsoft.com/office/mac/office/2008/main" xmlns:mv="urn:schemas-microsoft-com:mac:vml" xmlns:o="urn:schemas-microsoft-com:office:office" xmlns:r="http://schemas.openxmlformats.org/officeDocument/2006/relationships" xmlns:v="urn:schemas-microsoft-com:vml" xmlns:w10="urn:schemas-microsoft-com:office:word" xmlns:w14="http://schemas.microsoft.com/office/word/2010/wordml" xmlns:w="http://schemas.openxmlformats.org/wordprocessingml/2006/main" xmlns:wne="http://schemas.microsoft.com/office/word/2006/wordml" xmlns:wp14="http://schemas.microsoft.com/office/word/2010/wordprocessingDrawing" xmlns:wp="http://schemas.openxmlformats.org/drawingml/2006/wordprocessingDrawing" xmlns:wpc="http://schemas.microsoft.com/office/word/2010/wordprocessingCanvas" xmlns:wpg="http://schemas.microsoft.com/office/word/2010/wordprocessingGroup" xmlns:wpi="http://schemas.microsoft.com/office/word/2010/wordprocessingInk" xmlns:wps="http://schemas.microsoft.com/office/word/2010/wordprocessingShape" mc:Ignorable="w14 wp14">
+  <w:p>
+    <w:pPr>
+      <w:pStyle w:val="Footer"/>
+      <w:jc w:val="center"/>
+    </w:pPr>
+    <w:r>
+      <w:rPr>
+        <w:rFonts w:ascii="Times New Roman" w:hAnsi="Times New Roman"/>
+        <w:sz w:val="24"/>
+      </w:rPr>
+      <w:fldChar w:fldCharType="begin"/>
+      <w:instrText xml:space="preserve"> PAGE </w:instrText>
+      <w:fldChar w:fldCharType="separate"/>
+      <w:fldChar w:fldCharType="end"/>
+    </w:r>
+  </w:p>
+</w:ftr>
+</file>
+
 <file path=word/footer4.xml><?xml version="1.0" encoding="utf-8"?>
 <w:ftr xmlns:m="http://schemas.openxmlformats.org/officeDocument/2006/math" xmlns:mc="http://schemas.openxmlformats.org/markup-compatibility/2006" xmlns:mo="http://schemas.microsoft.com/office/mac/office/2008/main" xmlns:mv="urn:schemas-microsoft-com:mac:vml" xmlns:o="urn:schemas-microsoft-com:office:office" xmlns:r="http://schemas.openxmlformats.org/officeDocument/2006/relationships" xmlns:v="urn:schemas-microsoft-com:vml" xmlns:w10="urn:schemas-microsoft-com:office:word" xmlns:w14="http://schemas.microsoft.com/office/word/2010/wordml" xmlns:w="http://schemas.openxmlformats.org/wordprocessingml/2006/main" xmlns:wne="http://schemas.microsoft.com/office/word/2006/wordml" xmlns:wp14="http://schemas.microsoft.com/office/word/2010/wordprocessingDrawing" xmlns:wp="http://schemas.openxmlformats.org/drawingml/2006/wordprocessingDrawing" xmlns:wpc="http://schemas.microsoft.com/office/word/2010/wordprocessingCanvas" xmlns:wpg="http://schemas.microsoft.com/office/word/2010/wordprocessingGroup" xmlns:wpi="http://schemas.microsoft.com/office/word/2010/wordprocessingInk" xmlns:wps="http://schemas.microsoft.com/office/word/2010/wordprocessingShape" mc:Ignorable="w14 wp14">
   <w:p>
@@ -8169,18 +8213,7 @@
   <w:p>
     <w:pPr>
       <w:pStyle w:val="Footer"/>
-      <w:jc w:val="center"/>
     </w:pPr>
-    <w:r>
-      <w:rPr>
-        <w:rFonts w:ascii="Times New Roman" w:hAnsi="Times New Roman"/>
-        <w:sz w:val="24"/>
-      </w:rPr>
-      <w:fldChar w:fldCharType="begin"/>
-      <w:instrText xml:space="preserve"> PAGE \* roman </w:instrText>
-      <w:fldChar w:fldCharType="separate"/>
-      <w:fldChar w:fldCharType="end"/>
-    </w:r>
   </w:p>
 </w:ftr>
 </file>
@@ -8190,18 +8223,7 @@
   <w:p>
     <w:pPr>
       <w:pStyle w:val="Footer"/>
-      <w:jc w:val="center"/>
     </w:pPr>
-    <w:r>
-      <w:rPr>
-        <w:rFonts w:ascii="Times New Roman" w:hAnsi="Times New Roman"/>
-        <w:sz w:val="24"/>
-      </w:rPr>
-      <w:fldChar w:fldCharType="begin"/>
-      <w:instrText xml:space="preserve"> PAGE \* roman </w:instrText>
-      <w:fldChar w:fldCharType="separate"/>
-      <w:fldChar w:fldCharType="end"/>
-    </w:r>
   </w:p>
 </w:ftr>
 </file>

--- a/juliano/reportes/Informe_Pasantia_IUTECP.docx
+++ b/juliano/reportes/Informe_Pasantia_IUTECP.docx
@@ -2225,18 +2225,16 @@
     </w:p>
     <w:p>
       <w:pPr>
-        <w:spacing w:before="240" w:after="240" w:line="360" w:lineRule="auto"/>
-        <w:ind w:firstLine="709"/>
+        <w:spacing w:before="480" w:after="480" w:line="360" w:lineRule="auto"/>
         <w:jc w:val="left"/>
       </w:pPr>
       <w:r>
         <w:rPr>
           <w:rFonts w:ascii="Times New Roman" w:hAnsi="Times New Roman"/>
           <w:b/>
-          <w:i/>
           <w:sz w:val="24"/>
         </w:rPr>
-        <w:t>1.1.1 Razón social</w:t>
+        <w:t>Razón social</w:t>
       </w:r>
     </w:p>
     <w:p>
@@ -2257,18 +2255,16 @@
     <w:p>
       <w:bookmarkStart w:id="bm_cap1_resena" w:name="bm_cap1_resena"/>
       <w:pPr>
-        <w:spacing w:before="240" w:after="240" w:line="360" w:lineRule="auto"/>
-        <w:ind w:firstLine="709"/>
+        <w:spacing w:before="480" w:after="480" w:line="360" w:lineRule="auto"/>
         <w:jc w:val="left"/>
       </w:pPr>
       <w:r>
         <w:rPr>
           <w:rFonts w:ascii="Times New Roman" w:hAnsi="Times New Roman"/>
           <w:b/>
-          <w:i/>
           <w:sz w:val="24"/>
         </w:rPr>
-        <w:t>1.1.2 Reseña histórica</w:t>
+        <w:t>Reseña histórica</w:t>
       </w:r>
       <w:bookmarkEnd w:id="bm_cap1_resena"/>
     </w:p>
@@ -2305,18 +2301,16 @@
     <w:p>
       <w:bookmarkStart w:id="bm_cap1_mision" w:name="bm_cap1_mision"/>
       <w:pPr>
-        <w:spacing w:before="240" w:after="240" w:line="360" w:lineRule="auto"/>
-        <w:ind w:firstLine="709"/>
+        <w:spacing w:before="480" w:after="480" w:line="360" w:lineRule="auto"/>
         <w:jc w:val="left"/>
       </w:pPr>
       <w:r>
         <w:rPr>
           <w:rFonts w:ascii="Times New Roman" w:hAnsi="Times New Roman"/>
           <w:b/>
-          <w:i/>
           <w:sz w:val="24"/>
         </w:rPr>
-        <w:t>1.1.3 Misión</w:t>
+        <w:t>Misión</w:t>
       </w:r>
       <w:bookmarkEnd w:id="bm_cap1_mision"/>
     </w:p>
@@ -2329,7 +2323,7 @@
       <w:r>
         <w:rPr>
           <w:rFonts w:ascii="Times New Roman" w:hAnsi="Times New Roman"/>
-          <w:i/>
+          <w:i w:val="0"/>
           <w:sz w:val="24"/>
         </w:rPr>
         <w:t>Realizar actividades primarias de hidrocarburos aplicando estrategias y tecnologías de calidad, con personal competente, motivado y con plena conciencia de seguridad ambiental hacia las personas, los bienes y el entorno. Su propósito es producir el máximo beneficio posible para la nación, en concordancia con el Plan Estratégico Socialista (P.E.S) de PDVSA.</w:t>
@@ -2338,18 +2332,16 @@
     <w:p>
       <w:bookmarkStart w:id="bm_cap1_vision" w:name="bm_cap1_vision"/>
       <w:pPr>
-        <w:spacing w:before="240" w:after="240" w:line="360" w:lineRule="auto"/>
-        <w:ind w:firstLine="709"/>
+        <w:spacing w:before="480" w:after="480" w:line="360" w:lineRule="auto"/>
         <w:jc w:val="left"/>
       </w:pPr>
       <w:r>
         <w:rPr>
           <w:rFonts w:ascii="Times New Roman" w:hAnsi="Times New Roman"/>
           <w:b/>
-          <w:i/>
           <w:sz w:val="24"/>
         </w:rPr>
-        <w:t>1.1.4 Visión</w:t>
+        <w:t>Visión</w:t>
       </w:r>
       <w:bookmarkEnd w:id="bm_cap1_vision"/>
     </w:p>
@@ -2362,7 +2354,7 @@
       <w:r>
         <w:rPr>
           <w:rFonts w:ascii="Times New Roman" w:hAnsi="Times New Roman"/>
-          <w:i/>
+          <w:i w:val="0"/>
           <w:sz w:val="24"/>
         </w:rPr>
         <w:t>Constituirse como una empresa de referencia por excelencia en el negocio de hidrocarburos, caracterizada por ser productiva, innovadora y oportuna. Aspirar a impulsar el desarrollo sustentable manteniéndose a la vanguardia tecnológica para minimizar costos operativos y maximizar la recuperación de reservas.</w:t>
@@ -2371,18 +2363,16 @@
     <w:p>
       <w:bookmarkStart w:id="bm_cap1_valores" w:name="bm_cap1_valores"/>
       <w:pPr>
-        <w:spacing w:before="240" w:after="240" w:line="360" w:lineRule="auto"/>
-        <w:ind w:firstLine="709"/>
+        <w:spacing w:before="480" w:after="480" w:line="360" w:lineRule="auto"/>
         <w:jc w:val="left"/>
       </w:pPr>
       <w:r>
         <w:rPr>
           <w:rFonts w:ascii="Times New Roman" w:hAnsi="Times New Roman"/>
           <w:b/>
-          <w:i/>
           <w:sz w:val="24"/>
         </w:rPr>
-        <w:t>1.1.5 Valores</w:t>
+        <w:t>Valores</w:t>
       </w:r>
       <w:bookmarkEnd w:id="bm_cap1_valores"/>
     </w:p>
@@ -2520,18 +2510,16 @@
     <w:p>
       <w:bookmarkStart w:id="bm_cap1_obj" w:name="bm_cap1_obj"/>
       <w:pPr>
-        <w:spacing w:before="240" w:after="240" w:line="360" w:lineRule="auto"/>
-        <w:ind w:firstLine="709"/>
+        <w:spacing w:before="480" w:after="480" w:line="360" w:lineRule="auto"/>
         <w:jc w:val="left"/>
       </w:pPr>
       <w:r>
         <w:rPr>
           <w:rFonts w:ascii="Times New Roman" w:hAnsi="Times New Roman"/>
           <w:b/>
-          <w:i/>
           <w:sz w:val="24"/>
         </w:rPr>
-        <w:t>1.1.6 Objetivos Organizacionales</w:t>
+        <w:t>Objetivos Organizacionales</w:t>
       </w:r>
       <w:bookmarkEnd w:id="bm_cap1_obj"/>
     </w:p>
@@ -2616,18 +2604,16 @@
     <w:p>
       <w:bookmarkStart w:id="bm_cap1_ubic" w:name="bm_cap1_ubic"/>
       <w:pPr>
-        <w:spacing w:before="240" w:after="240" w:line="360" w:lineRule="auto"/>
-        <w:ind w:firstLine="709"/>
+        <w:spacing w:before="480" w:after="480" w:line="360" w:lineRule="auto"/>
         <w:jc w:val="left"/>
       </w:pPr>
       <w:r>
         <w:rPr>
           <w:rFonts w:ascii="Times New Roman" w:hAnsi="Times New Roman"/>
           <w:b/>
-          <w:i/>
           <w:sz w:val="24"/>
         </w:rPr>
-        <w:t>1.1.7 Ubicación geográfica</w:t>
+        <w:t>Ubicación geográfica</w:t>
       </w:r>
       <w:bookmarkEnd w:id="bm_cap1_ubic"/>
     </w:p>
@@ -2649,18 +2635,16 @@
     <w:p>
       <w:bookmarkStart w:id="bm_cap1_pobla" w:name="bm_cap1_pobla"/>
       <w:pPr>
-        <w:spacing w:before="240" w:after="240" w:line="360" w:lineRule="auto"/>
-        <w:ind w:firstLine="709"/>
+        <w:spacing w:before="480" w:after="480" w:line="360" w:lineRule="auto"/>
         <w:jc w:val="left"/>
       </w:pPr>
       <w:r>
         <w:rPr>
           <w:rFonts w:ascii="Times New Roman" w:hAnsi="Times New Roman"/>
           <w:b/>
-          <w:i/>
           <w:sz w:val="24"/>
         </w:rPr>
-        <w:t>1.1.8 Población de los trabajadores de la empresa</w:t>
+        <w:t>Población de los trabajadores de la empresa</w:t>
       </w:r>
       <w:bookmarkEnd w:id="bm_cap1_pobla"/>
     </w:p>
@@ -2697,18 +2681,16 @@
     <w:p>
       <w:bookmarkStart w:id="bm_cap1_estruct" w:name="bm_cap1_estruct"/>
       <w:pPr>
-        <w:spacing w:before="240" w:after="240" w:line="360" w:lineRule="auto"/>
-        <w:ind w:firstLine="709"/>
+        <w:spacing w:before="480" w:after="480" w:line="360" w:lineRule="auto"/>
         <w:jc w:val="left"/>
       </w:pPr>
       <w:r>
         <w:rPr>
           <w:rFonts w:ascii="Times New Roman" w:hAnsi="Times New Roman"/>
           <w:b/>
-          <w:i/>
           <w:sz w:val="24"/>
         </w:rPr>
-        <w:t>1.1.9 Estructura Organizativa</w:t>
+        <w:t>Estructura Organizativa</w:t>
       </w:r>
       <w:bookmarkEnd w:id="bm_cap1_estruct"/>
     </w:p>

--- a/juliano/reportes/Informe_Pasantia_IUTECP.docx
+++ b/juliano/reportes/Informe_Pasantia_IUTECP.docx
@@ -391,7 +391,7 @@
     <w:p>
       <w:bookmarkStart w:id="bm_agradecimientos" w:name="bm_agradecimientos"/>
       <w:pPr>
-        <w:spacing w:after="480"/>
+        <w:spacing w:before="1140" w:after="480"/>
         <w:jc w:val="center"/>
       </w:pPr>
       <w:r>
@@ -409,7 +409,7 @@
         <w:sectPr>
           <w:footerReference w:type="default" r:id="rId14"/>
           <w:pgSz w:w="12240" w:h="15840"/>
-          <w:pgMar w:top="2835" w:right="1701" w:bottom="1701" w:left="2268" w:header="720" w:footer="720" w:gutter="0"/>
+          <w:pgMar w:top="1701" w:right="1701" w:bottom="1701" w:left="2268" w:header="720" w:footer="720" w:gutter="0"/>
           <w:cols w:space="720"/>
           <w:titlePg/>
           <w:docGrid w:linePitch="360"/>
@@ -447,7 +447,7 @@
     <w:p>
       <w:bookmarkStart w:id="bm_dedicatoria" w:name="bm_dedicatoria"/>
       <w:pPr>
-        <w:spacing w:after="480"/>
+        <w:spacing w:before="1140" w:after="480"/>
         <w:jc w:val="center"/>
       </w:pPr>
       <w:r>
@@ -465,7 +465,7 @@
         <w:sectPr>
           <w:footerReference w:type="default" r:id="rId16"/>
           <w:pgSz w:w="12240" w:h="15840"/>
-          <w:pgMar w:top="2835" w:right="1701" w:bottom="1701" w:left="2268" w:header="720" w:footer="720" w:gutter="0"/>
+          <w:pgMar w:top="1701" w:right="1701" w:bottom="1701" w:left="2268" w:header="720" w:footer="720" w:gutter="0"/>
           <w:cols w:space="720"/>
           <w:titlePg/>
           <w:docGrid w:linePitch="360"/>
@@ -502,7 +502,7 @@
     </w:p>
     <w:p>
       <w:pPr>
-        <w:spacing w:after="480"/>
+        <w:spacing w:before="1140" w:after="480"/>
         <w:jc w:val="center"/>
       </w:pPr>
       <w:r>
@@ -519,7 +519,7 @@
         <w:sectPr>
           <w:footerReference w:type="default" r:id="rId18"/>
           <w:pgSz w:w="12240" w:h="15840"/>
-          <w:pgMar w:top="2835" w:right="1701" w:bottom="1701" w:left="2268" w:header="720" w:footer="720" w:gutter="0"/>
+          <w:pgMar w:top="1701" w:right="1701" w:bottom="1701" w:left="2268" w:header="720" w:footer="720" w:gutter="0"/>
           <w:cols w:space="720"/>
           <w:titlePg/>
           <w:docGrid w:linePitch="360"/>
@@ -1557,7 +1557,7 @@
     <w:p>
       <w:bookmarkStart w:id="bm_lista_cuadros" w:name="bm_lista_cuadros"/>
       <w:pPr>
-        <w:spacing w:after="480"/>
+        <w:spacing w:before="1140" w:after="480"/>
         <w:jc w:val="center"/>
       </w:pPr>
       <w:r>
@@ -1575,7 +1575,7 @@
         <w:sectPr>
           <w:footerReference w:type="default" r:id="rId20"/>
           <w:pgSz w:w="12240" w:h="15840"/>
-          <w:pgMar w:top="2835" w:right="1701" w:bottom="1701" w:left="2268" w:header="720" w:footer="720" w:gutter="0"/>
+          <w:pgMar w:top="1701" w:right="1701" w:bottom="1701" w:left="2268" w:header="720" w:footer="720" w:gutter="0"/>
           <w:cols w:space="720"/>
           <w:titlePg/>
           <w:docGrid w:linePitch="360"/>
@@ -1689,7 +1689,7 @@
     <w:p>
       <w:bookmarkStart w:id="bm_lista_figuras" w:name="bm_lista_figuras"/>
       <w:pPr>
-        <w:spacing w:after="480"/>
+        <w:spacing w:before="1140" w:after="480"/>
         <w:jc w:val="center"/>
       </w:pPr>
       <w:r>
@@ -1707,7 +1707,7 @@
         <w:sectPr>
           <w:footerReference w:type="default" r:id="rId22"/>
           <w:pgSz w:w="12240" w:h="15840"/>
-          <w:pgMar w:top="2835" w:right="1701" w:bottom="1701" w:left="2268" w:header="720" w:footer="720" w:gutter="0"/>
+          <w:pgMar w:top="1701" w:right="1701" w:bottom="1701" w:left="2268" w:header="720" w:footer="720" w:gutter="0"/>
           <w:cols w:space="720"/>
           <w:titlePg/>
           <w:docGrid w:linePitch="360"/>
@@ -1730,7 +1730,7 @@
     <w:p>
       <w:bookmarkStart w:id="bm_lista_graficos" w:name="bm_lista_graficos"/>
       <w:pPr>
-        <w:spacing w:after="480"/>
+        <w:spacing w:before="1140" w:after="480"/>
         <w:jc w:val="center"/>
       </w:pPr>
       <w:r>
@@ -1748,7 +1748,7 @@
         <w:sectPr>
           <w:footerReference w:type="default" r:id="rId24"/>
           <w:pgSz w:w="12240" w:h="15840"/>
-          <w:pgMar w:top="2835" w:right="1701" w:bottom="1701" w:left="2268" w:header="720" w:footer="720" w:gutter="0"/>
+          <w:pgMar w:top="1701" w:right="1701" w:bottom="1701" w:left="2268" w:header="720" w:footer="720" w:gutter="0"/>
           <w:cols w:space="720"/>
           <w:titlePg/>
           <w:docGrid w:linePitch="360"/>
@@ -1862,7 +1862,7 @@
     <w:p>
       <w:bookmarkStart w:id="bm_lista_anexos" w:name="bm_lista_anexos"/>
       <w:pPr>
-        <w:spacing w:after="480"/>
+        <w:spacing w:before="1140" w:after="480"/>
         <w:jc w:val="center"/>
       </w:pPr>
       <w:r>
@@ -1880,7 +1880,7 @@
         <w:sectPr>
           <w:footerReference w:type="default" r:id="rId26"/>
           <w:pgSz w:w="12240" w:h="15840"/>
-          <w:pgMar w:top="2835" w:right="1701" w:bottom="1701" w:left="2268" w:header="720" w:footer="720" w:gutter="0"/>
+          <w:pgMar w:top="1701" w:right="1701" w:bottom="1701" w:left="2268" w:header="720" w:footer="720" w:gutter="0"/>
           <w:cols w:space="720"/>
           <w:titlePg/>
           <w:docGrid w:linePitch="360"/>
@@ -2026,7 +2026,7 @@
     <w:p>
       <w:bookmarkStart w:id="bm_resumen" w:name="bm_resumen"/>
       <w:pPr>
-        <w:spacing w:after="480"/>
+        <w:spacing w:before="1140" w:after="480"/>
         <w:jc w:val="center"/>
       </w:pPr>
       <w:r>
@@ -2044,7 +2044,7 @@
         <w:sectPr>
           <w:footerReference w:type="default" r:id="rId28"/>
           <w:pgSz w:w="12240" w:h="15840"/>
-          <w:pgMar w:top="2835" w:right="1701" w:bottom="1701" w:left="2268" w:header="720" w:footer="720" w:gutter="0"/>
+          <w:pgMar w:top="1701" w:right="1701" w:bottom="1701" w:left="2268" w:header="720" w:footer="720" w:gutter="0"/>
           <w:cols w:space="720"/>
           <w:titlePg/>
           <w:docGrid w:linePitch="360"/>
@@ -2097,7 +2097,7 @@
     <w:p>
       <w:bookmarkStart w:id="bm_introduccion" w:name="bm_introduccion"/>
       <w:pPr>
-        <w:spacing w:after="480"/>
+        <w:spacing w:before="1140" w:after="480"/>
         <w:jc w:val="center"/>
       </w:pPr>
       <w:r>
@@ -2115,7 +2115,7 @@
         <w:sectPr>
           <w:footerReference w:type="default" r:id="rId30"/>
           <w:pgSz w:w="12240" w:h="15840"/>
-          <w:pgMar w:top="2835" w:right="1701" w:bottom="1701" w:left="2268" w:header="720" w:footer="720" w:gutter="0"/>
+          <w:pgMar w:top="1701" w:right="1701" w:bottom="1701" w:left="2268" w:header="720" w:footer="720" w:gutter="0"/>
           <w:cols w:space="720"/>
           <w:titlePg/>
           <w:docGrid w:linePitch="360"/>
@@ -2152,7 +2152,7 @@
     </w:p>
     <w:p>
       <w:pPr>
-        <w:spacing w:after="480"/>
+        <w:spacing w:before="1140" w:after="480"/>
         <w:jc w:val="center"/>
       </w:pPr>
       <w:r>
@@ -2185,7 +2185,7 @@
         <w:sectPr>
           <w:footerReference w:type="default" r:id="rId32"/>
           <w:pgSz w:w="12240" w:h="15840"/>
-          <w:pgMar w:top="2835" w:right="1701" w:bottom="1701" w:left="2268" w:header="720" w:footer="720" w:gutter="0"/>
+          <w:pgMar w:top="1701" w:right="1701" w:bottom="1701" w:left="2268" w:header="720" w:footer="720" w:gutter="0"/>
           <w:cols w:space="720"/>
           <w:titlePg/>
           <w:docGrid w:linePitch="360"/>
@@ -2204,7 +2204,7 @@
           <w:b/>
           <w:sz w:val="24"/>
         </w:rPr>
-        <w:t>IDENTIFICACIÓN DE LA EMPRESA</w:t>
+        <w:t>Identificación de la empresa</w:t>
       </w:r>
       <w:bookmarkEnd w:id="bm_cap1_ident"/>
     </w:p>
@@ -2852,7 +2852,7 @@
     </w:p>
     <w:p>
       <w:pPr>
-        <w:spacing w:after="480"/>
+        <w:spacing w:before="1140" w:after="480"/>
         <w:jc w:val="center"/>
       </w:pPr>
       <w:r>
@@ -2885,7 +2885,7 @@
         <w:sectPr>
           <w:footerReference w:type="default" r:id="rId34"/>
           <w:pgSz w:w="12240" w:h="15840"/>
-          <w:pgMar w:top="2835" w:right="1701" w:bottom="1701" w:left="2268" w:header="720" w:footer="720" w:gutter="0"/>
+          <w:pgMar w:top="1701" w:right="1701" w:bottom="1701" w:left="2268" w:header="720" w:footer="720" w:gutter="0"/>
           <w:cols w:space="720"/>
           <w:titlePg/>
           <w:docGrid w:linePitch="360"/>
@@ -5730,7 +5730,7 @@
     </w:p>
     <w:p>
       <w:pPr>
-        <w:spacing w:after="480"/>
+        <w:spacing w:before="1140" w:after="480"/>
         <w:jc w:val="center"/>
       </w:pPr>
       <w:r>
@@ -5763,7 +5763,7 @@
         <w:sectPr>
           <w:footerReference w:type="default" r:id="rId36"/>
           <w:pgSz w:w="12240" w:h="15840"/>
-          <w:pgMar w:top="2835" w:right="1701" w:bottom="1701" w:left="2268" w:header="720" w:footer="720" w:gutter="0"/>
+          <w:pgMar w:top="1701" w:right="1701" w:bottom="1701" w:left="2268" w:header="720" w:footer="720" w:gutter="0"/>
           <w:cols w:space="720"/>
           <w:titlePg/>
           <w:docGrid w:linePitch="360"/>
@@ -6167,7 +6167,7 @@
     </w:p>
     <w:p>
       <w:pPr>
-        <w:spacing w:after="480"/>
+        <w:spacing w:before="1140" w:after="480"/>
         <w:jc w:val="center"/>
       </w:pPr>
       <w:r>
@@ -6200,7 +6200,7 @@
         <w:sectPr>
           <w:footerReference w:type="default" r:id="rId38"/>
           <w:pgSz w:w="12240" w:h="15840"/>
-          <w:pgMar w:top="2835" w:right="1701" w:bottom="1701" w:left="2268" w:header="720" w:footer="720" w:gutter="0"/>
+          <w:pgMar w:top="1701" w:right="1701" w:bottom="1701" w:left="2268" w:header="720" w:footer="720" w:gutter="0"/>
           <w:cols w:space="720"/>
           <w:titlePg/>
           <w:docGrid w:linePitch="360"/>
@@ -6901,7 +6901,7 @@
     </w:p>
     <w:p>
       <w:pPr>
-        <w:spacing w:after="480"/>
+        <w:spacing w:before="1140" w:after="480"/>
         <w:jc w:val="center"/>
       </w:pPr>
       <w:r>
@@ -6934,7 +6934,7 @@
         <w:sectPr>
           <w:footerReference w:type="default" r:id="rId40"/>
           <w:pgSz w:w="12240" w:h="15840"/>
-          <w:pgMar w:top="2835" w:right="1701" w:bottom="1701" w:left="2268" w:header="720" w:footer="720" w:gutter="0"/>
+          <w:pgMar w:top="1701" w:right="1701" w:bottom="1701" w:left="2268" w:header="720" w:footer="720" w:gutter="0"/>
           <w:cols w:space="720"/>
           <w:titlePg/>
           <w:docGrid w:linePitch="360"/>
@@ -7157,7 +7157,7 @@
     <w:p>
       <w:bookmarkStart w:id="bm_referencias" w:name="bm_referencias"/>
       <w:pPr>
-        <w:spacing w:after="480"/>
+        <w:spacing w:before="1140" w:after="480"/>
         <w:jc w:val="center"/>
       </w:pPr>
       <w:r>
@@ -7175,7 +7175,7 @@
         <w:sectPr>
           <w:footerReference w:type="default" r:id="rId42"/>
           <w:pgSz w:w="12240" w:h="15840"/>
-          <w:pgMar w:top="2835" w:right="1701" w:bottom="1701" w:left="2268" w:header="720" w:footer="720" w:gutter="0"/>
+          <w:pgMar w:top="1701" w:right="1701" w:bottom="1701" w:left="2268" w:header="720" w:footer="720" w:gutter="0"/>
           <w:cols w:space="720"/>
           <w:titlePg/>
           <w:docGrid w:linePitch="360"/>
@@ -7329,7 +7329,7 @@
     <w:p>
       <w:bookmarkStart w:id="bm_anexos" w:name="bm_anexos"/>
       <w:pPr>
-        <w:spacing w:before="3600"/>
+        <w:spacing w:before="4740"/>
         <w:jc w:val="center"/>
       </w:pPr>
       <w:r>
@@ -7347,7 +7347,7 @@
         <w:sectPr>
           <w:footerReference w:type="default" r:id="rId44"/>
           <w:pgSz w:w="12240" w:h="15840"/>
-          <w:pgMar w:top="2835" w:right="1701" w:bottom="1701" w:left="2268" w:header="720" w:footer="720" w:gutter="0"/>
+          <w:pgMar w:top="1701" w:right="1701" w:bottom="1701" w:left="2268" w:header="720" w:footer="720" w:gutter="0"/>
           <w:cols w:space="720"/>
           <w:titlePg/>
           <w:docGrid w:linePitch="360"/>
@@ -7402,7 +7402,7 @@
         <w:sectPr>
           <w:footerReference w:type="default" r:id="rId45"/>
           <w:pgSz w:w="12240" w:h="15840"/>
-          <w:pgMar w:top="2835" w:right="1701" w:bottom="1701" w:left="2268" w:header="720" w:footer="720" w:gutter="0"/>
+          <w:pgMar w:top="1701" w:right="1701" w:bottom="1701" w:left="2268" w:header="720" w:footer="720" w:gutter="0"/>
           <w:cols w:space="720"/>
           <w:titlePg/>
           <w:docGrid w:linePitch="360"/>
@@ -7457,7 +7457,7 @@
         <w:sectPr>
           <w:footerReference w:type="default" r:id="rId46"/>
           <w:pgSz w:w="12240" w:h="15840"/>
-          <w:pgMar w:top="2835" w:right="1701" w:bottom="1701" w:left="2268" w:header="720" w:footer="720" w:gutter="0"/>
+          <w:pgMar w:top="1701" w:right="1701" w:bottom="1701" w:left="2268" w:header="720" w:footer="720" w:gutter="0"/>
           <w:cols w:space="720"/>
           <w:titlePg/>
           <w:docGrid w:linePitch="360"/>
@@ -7510,7 +7510,7 @@
     <w:sectPr>
       <w:footerReference w:type="default" r:id="rId47"/>
       <w:pgSz w:w="12240" w:h="15840"/>
-      <w:pgMar w:top="2835" w:right="1701" w:bottom="1701" w:left="2268" w:header="720" w:footer="720" w:gutter="0"/>
+      <w:pgMar w:top="1701" w:right="1701" w:bottom="1701" w:left="2268" w:header="720" w:footer="720" w:gutter="0"/>
       <w:cols w:space="720"/>
       <w:titlePg/>
       <w:docGrid w:linePitch="360"/>

--- a/juliano/reportes/Informe_Pasantia_IUTECP.docx
+++ b/juliano/reportes/Informe_Pasantia_IUTECP.docx
@@ -2196,7 +2196,7 @@
       <w:bookmarkStart w:id="bm_cap1_ident" w:name="bm_cap1_ident"/>
       <w:pPr>
         <w:spacing w:before="480" w:after="480" w:line="360" w:lineRule="auto"/>
-        <w:jc w:val="left"/>
+        <w:jc w:val="center"/>
       </w:pPr>
       <w:r>
         <w:rPr>
@@ -2207,21 +2207,6 @@
         <w:t>Identificación de la empresa</w:t>
       </w:r>
       <w:bookmarkEnd w:id="bm_cap1_ident"/>
-    </w:p>
-    <w:p>
-      <w:pPr>
-        <w:spacing w:line="360" w:lineRule="auto" w:after="0" w:before="0"/>
-        <w:ind w:firstLine="709"/>
-        <w:jc w:val="both"/>
-      </w:pPr>
-      <w:r>
-        <w:rPr>
-          <w:rFonts w:ascii="Times New Roman" w:hAnsi="Times New Roman"/>
-          <w:i w:val="0"/>
-          <w:sz w:val="24"/>
-        </w:rPr>
-        <w:t>La práctica profesional se desarrolla en la Empresa Mixta Petrolera Venangocupet, S.A., entidad filial de la Corporación Venezolana de Petróleo (CVP). Su actividad principal se centra en la exploración y producción primaria de hidrocarburos, operando bajo los lineamientos estratégicos de la División Ayacucho de la Faja Petrolífera del Orinoco.</w:t>
-      </w:r>
     </w:p>
     <w:p>
       <w:pPr>

--- a/juliano/reportes/Informe_Pasantia_IUTECP.docx
+++ b/juliano/reportes/Informe_Pasantia_IUTECP.docx
@@ -1015,6 +1015,66 @@
           <w:b w:val="0"/>
           <w:sz w:val="24"/>
         </w:rPr>
+        <w:t>Objetivo General</w:t>
+        <w:tab/>
+      </w:r>
+      <w:r>
+        <w:rPr>
+          <w:rFonts w:ascii="Times New Roman" w:hAnsi="Times New Roman"/>
+          <w:b w:val="0"/>
+          <w:sz w:val="24"/>
+        </w:rPr>
+        <w:fldChar w:fldCharType="begin"/>
+        <w:instrText xml:space="preserve"> PAGEREF bm_cap1_objgral \h </w:instrText>
+        <w:fldChar w:fldCharType="separate"/>
+        <w:t>?</w:t>
+        <w:fldChar w:fldCharType="end"/>
+      </w:r>
+    </w:p>
+    <w:p>
+      <w:pPr>
+        <w:tabs>
+          <w:tab w:pos="8271" w:val="right" w:leader="dot"/>
+        </w:tabs>
+        <w:spacing w:line="360" w:lineRule="auto" w:before="0" w:after="80"/>
+        <w:ind w:left="283"/>
+      </w:pPr>
+      <w:r>
+        <w:rPr>
+          <w:rFonts w:ascii="Times New Roman" w:hAnsi="Times New Roman"/>
+          <w:b w:val="0"/>
+          <w:sz w:val="24"/>
+        </w:rPr>
+        <w:t>Objetivos Específicos</w:t>
+        <w:tab/>
+      </w:r>
+      <w:r>
+        <w:rPr>
+          <w:rFonts w:ascii="Times New Roman" w:hAnsi="Times New Roman"/>
+          <w:b w:val="0"/>
+          <w:sz w:val="24"/>
+        </w:rPr>
+        <w:fldChar w:fldCharType="begin"/>
+        <w:instrText xml:space="preserve"> PAGEREF bm_cap1_objespec \h </w:instrText>
+        <w:fldChar w:fldCharType="separate"/>
+        <w:t>?</w:t>
+        <w:fldChar w:fldCharType="end"/>
+      </w:r>
+    </w:p>
+    <w:p>
+      <w:pPr>
+        <w:tabs>
+          <w:tab w:pos="8271" w:val="right" w:leader="dot"/>
+        </w:tabs>
+        <w:spacing w:line="360" w:lineRule="auto" w:before="0" w:after="80"/>
+        <w:ind w:left="283"/>
+      </w:pPr>
+      <w:r>
+        <w:rPr>
+          <w:rFonts w:ascii="Times New Roman" w:hAnsi="Times New Roman"/>
+          <w:b w:val="0"/>
+          <w:sz w:val="24"/>
+        </w:rPr>
         <w:t>Ubicación geográfica</w:t>
         <w:tab/>
       </w:r>
@@ -1165,66 +1225,6 @@
           <w:b w:val="0"/>
           <w:sz w:val="24"/>
         </w:rPr>
-        <w:t>Objetivo General</w:t>
-        <w:tab/>
-      </w:r>
-      <w:r>
-        <w:rPr>
-          <w:rFonts w:ascii="Times New Roman" w:hAnsi="Times New Roman"/>
-          <w:b w:val="0"/>
-          <w:sz w:val="24"/>
-        </w:rPr>
-        <w:fldChar w:fldCharType="begin"/>
-        <w:instrText xml:space="preserve"> PAGEREF bm_cap2_objg \h </w:instrText>
-        <w:fldChar w:fldCharType="separate"/>
-        <w:t>?</w:t>
-        <w:fldChar w:fldCharType="end"/>
-      </w:r>
-    </w:p>
-    <w:p>
-      <w:pPr>
-        <w:tabs>
-          <w:tab w:pos="8271" w:val="right" w:leader="dot"/>
-        </w:tabs>
-        <w:spacing w:line="360" w:lineRule="auto" w:before="0" w:after="80"/>
-        <w:ind w:left="283"/>
-      </w:pPr>
-      <w:r>
-        <w:rPr>
-          <w:rFonts w:ascii="Times New Roman" w:hAnsi="Times New Roman"/>
-          <w:b w:val="0"/>
-          <w:sz w:val="24"/>
-        </w:rPr>
-        <w:t>Objetivos Específicos</w:t>
-        <w:tab/>
-      </w:r>
-      <w:r>
-        <w:rPr>
-          <w:rFonts w:ascii="Times New Roman" w:hAnsi="Times New Roman"/>
-          <w:b w:val="0"/>
-          <w:sz w:val="24"/>
-        </w:rPr>
-        <w:fldChar w:fldCharType="begin"/>
-        <w:instrText xml:space="preserve"> PAGEREF bm_cap2_obje \h </w:instrText>
-        <w:fldChar w:fldCharType="separate"/>
-        <w:t>?</w:t>
-        <w:fldChar w:fldCharType="end"/>
-      </w:r>
-    </w:p>
-    <w:p>
-      <w:pPr>
-        <w:tabs>
-          <w:tab w:pos="8271" w:val="right" w:leader="dot"/>
-        </w:tabs>
-        <w:spacing w:line="360" w:lineRule="auto" w:before="0" w:after="80"/>
-        <w:ind w:left="283"/>
-      </w:pPr>
-      <w:r>
-        <w:rPr>
-          <w:rFonts w:ascii="Times New Roman" w:hAnsi="Times New Roman"/>
-          <w:b w:val="0"/>
-          <w:sz w:val="24"/>
-        </w:rPr>
         <w:t>Planificación integral de objetivos</w:t>
         <w:tab/>
       </w:r>
@@ -2509,6 +2509,22 @@
       <w:bookmarkEnd w:id="bm_cap1_obj"/>
     </w:p>
     <w:p>
+      <w:bookmarkStart w:id="bm_cap1_objgral" w:name="bm_cap1_objgral"/>
+      <w:pPr>
+        <w:spacing w:before="480" w:after="480" w:line="360" w:lineRule="auto"/>
+        <w:jc w:val="left"/>
+      </w:pPr>
+      <w:r>
+        <w:rPr>
+          <w:rFonts w:ascii="Times New Roman" w:hAnsi="Times New Roman"/>
+          <w:b/>
+          <w:sz w:val="24"/>
+        </w:rPr>
+        <w:t>Objetivo General</w:t>
+      </w:r>
+      <w:bookmarkEnd w:id="bm_cap1_objgral"/>
+    </w:p>
+    <w:p>
       <w:pPr>
         <w:spacing w:line="360" w:lineRule="auto" w:after="0" w:before="0"/>
         <w:ind w:firstLine="709"/>
@@ -2520,8 +2536,24 @@
           <w:i w:val="0"/>
           <w:sz w:val="24"/>
         </w:rPr>
-        <w:t>Entre sus objetivos organizacionales se encuentran:</w:t>
-      </w:r>
+        <w:t>Proponer el desarrollo de un sistema automatizado para el control, trazabilidad y reporte de movimientos documentales en la Presidencia de la Empresa Mixta Petrolera Venangocupet, S.A., bajo la modalidad de proyecto factible.</w:t>
+      </w:r>
+    </w:p>
+    <w:p>
+      <w:bookmarkStart w:id="bm_cap1_objespec" w:name="bm_cap1_objespec"/>
+      <w:pPr>
+        <w:spacing w:before="480" w:after="480" w:line="360" w:lineRule="auto"/>
+        <w:jc w:val="left"/>
+      </w:pPr>
+      <w:r>
+        <w:rPr>
+          <w:rFonts w:ascii="Times New Roman" w:hAnsi="Times New Roman"/>
+          <w:b/>
+          <w:sz w:val="24"/>
+        </w:rPr>
+        <w:t>Objetivos Específicos</w:t>
+      </w:r>
+      <w:bookmarkEnd w:id="bm_cap1_objespec"/>
     </w:p>
     <w:p>
       <w:pPr>
@@ -2541,7 +2573,7 @@
           <w:rFonts w:ascii="Times New Roman" w:hAnsi="Times New Roman"/>
           <w:sz w:val="24"/>
         </w:rPr>
-        <w:t>Maximizar la recuperación eficiente y segura de las reservas de hidrocarburos asignadas.</w:t>
+        <w:t>Diagnosticar la situación actual del flujo procedimental de recepción, firma y derivación de expedientes en el área de Presidencia.</w:t>
       </w:r>
     </w:p>
     <w:p>
@@ -2562,7 +2594,7 @@
           <w:rFonts w:ascii="Times New Roman" w:hAnsi="Times New Roman"/>
           <w:sz w:val="24"/>
         </w:rPr>
-        <w:t>Minimizar los costos operativos mediante la optimización de recursos tecnológicos y logísticos.</w:t>
+        <w:t>Determinar los requerimientos técnicos y funcionales necesarios para la base de datos de trazabilidad documental.</w:t>
       </w:r>
     </w:p>
     <w:p>
@@ -2583,7 +2615,28 @@
           <w:rFonts w:ascii="Times New Roman" w:hAnsi="Times New Roman"/>
           <w:sz w:val="24"/>
         </w:rPr>
-        <w:t>Garantizar la trazabilidad y el reporte oportuno de la información administrativa de la empresa.</w:t>
+        <w:t>Diseñar la arquitectura lógica del sistema relacional y la interfaz gráfica de usuario para el entorno de escritorio.</w:t>
+      </w:r>
+    </w:p>
+    <w:p>
+      <w:pPr>
+        <w:spacing w:line="360" w:lineRule="auto"/>
+        <w:ind w:firstLine="709"/>
+        <w:jc w:val="both"/>
+      </w:pPr>
+      <w:r>
+        <w:rPr>
+          <w:rFonts w:ascii="Times New Roman" w:hAnsi="Times New Roman"/>
+          <w:sz w:val="24"/>
+        </w:rPr>
+        <w:t xml:space="preserve">4. </w:t>
+      </w:r>
+      <w:r>
+        <w:rPr>
+          <w:rFonts w:ascii="Times New Roman" w:hAnsi="Times New Roman"/>
+          <w:sz w:val="24"/>
+        </w:rPr>
+        <w:t>Desarrollar un prototipo funcional del sistema empleando bases de datos y tecnologías de empaquetado para su validación operativa.</w:t>
       </w:r>
     </w:p>
     <w:p>
@@ -2936,137 +2989,6 @@
           <w:sz w:val="24"/>
         </w:rPr>
         <w:t>Adicionalmente, este mecanismo dificulta la generación de reportes inmediatos. Cuando la alta dirección solicita conocer el resumen de documentos firmados en el mes o el estatus de los expedientes pendientes por firma, el personal debe filtrar, interpretar y redactar la información manualmente. Esto retrasa la respuesta operativa del departamento y evidencia la necesidad inminente de un salto tecnológico hacia la automatización.</w:t>
-      </w:r>
-    </w:p>
-    <w:p>
-      <w:bookmarkStart w:id="bm_cap2_objg" w:name="bm_cap2_objg"/>
-      <w:pPr>
-        <w:spacing w:before="480" w:after="480" w:line="360" w:lineRule="auto"/>
-        <w:jc w:val="left"/>
-      </w:pPr>
-      <w:r>
-        <w:rPr>
-          <w:rFonts w:ascii="Times New Roman" w:hAnsi="Times New Roman"/>
-          <w:b/>
-          <w:sz w:val="24"/>
-        </w:rPr>
-        <w:t>Objetivo General</w:t>
-      </w:r>
-      <w:bookmarkEnd w:id="bm_cap2_objg"/>
-    </w:p>
-    <w:p>
-      <w:pPr>
-        <w:spacing w:line="360" w:lineRule="auto" w:after="0" w:before="0"/>
-        <w:ind w:firstLine="709"/>
-        <w:jc w:val="both"/>
-      </w:pPr>
-      <w:r>
-        <w:rPr>
-          <w:rFonts w:ascii="Times New Roman" w:hAnsi="Times New Roman"/>
-          <w:i w:val="0"/>
-          <w:sz w:val="24"/>
-        </w:rPr>
-        <w:t>Proponer el desarrollo de un sistema automatizado para el control, trazabilidad y reporte de movimientos documentales en la Presidencia de la Empresa Mixta Petrolera Venangocupet, S.A., bajo la modalidad de proyecto factible.</w:t>
-      </w:r>
-    </w:p>
-    <w:p>
-      <w:bookmarkStart w:id="bm_cap2_obje" w:name="bm_cap2_obje"/>
-      <w:pPr>
-        <w:spacing w:before="480" w:after="480" w:line="360" w:lineRule="auto"/>
-        <w:jc w:val="left"/>
-      </w:pPr>
-      <w:r>
-        <w:rPr>
-          <w:rFonts w:ascii="Times New Roman" w:hAnsi="Times New Roman"/>
-          <w:b/>
-          <w:sz w:val="24"/>
-        </w:rPr>
-        <w:t>Objetivos Específicos</w:t>
-      </w:r>
-      <w:bookmarkEnd w:id="bm_cap2_obje"/>
-    </w:p>
-    <w:p>
-      <w:pPr>
-        <w:spacing w:line="360" w:lineRule="auto"/>
-        <w:ind w:firstLine="709"/>
-        <w:jc w:val="both"/>
-      </w:pPr>
-      <w:r>
-        <w:rPr>
-          <w:rFonts w:ascii="Times New Roman" w:hAnsi="Times New Roman"/>
-          <w:sz w:val="24"/>
-        </w:rPr>
-        <w:t xml:space="preserve">1. </w:t>
-      </w:r>
-      <w:r>
-        <w:rPr>
-          <w:rFonts w:ascii="Times New Roman" w:hAnsi="Times New Roman"/>
-          <w:sz w:val="24"/>
-        </w:rPr>
-        <w:t>Diagnosticar la situación actual del flujo procedimental de recepción, firma y derivación de expedientes en el área de Presidencia.</w:t>
-      </w:r>
-    </w:p>
-    <w:p>
-      <w:pPr>
-        <w:spacing w:line="360" w:lineRule="auto"/>
-        <w:ind w:firstLine="709"/>
-        <w:jc w:val="both"/>
-      </w:pPr>
-      <w:r>
-        <w:rPr>
-          <w:rFonts w:ascii="Times New Roman" w:hAnsi="Times New Roman"/>
-          <w:sz w:val="24"/>
-        </w:rPr>
-        <w:t xml:space="preserve">2. </w:t>
-      </w:r>
-      <w:r>
-        <w:rPr>
-          <w:rFonts w:ascii="Times New Roman" w:hAnsi="Times New Roman"/>
-          <w:sz w:val="24"/>
-        </w:rPr>
-        <w:t>Determinar los requerimientos técnicos y funcionales necesarios para la base de datos de trazabilidad documental.</w:t>
-      </w:r>
-    </w:p>
-    <w:p>
-      <w:pPr>
-        <w:spacing w:line="360" w:lineRule="auto"/>
-        <w:ind w:firstLine="709"/>
-        <w:jc w:val="both"/>
-      </w:pPr>
-      <w:r>
-        <w:rPr>
-          <w:rFonts w:ascii="Times New Roman" w:hAnsi="Times New Roman"/>
-          <w:sz w:val="24"/>
-        </w:rPr>
-        <w:t xml:space="preserve">3. </w:t>
-      </w:r>
-      <w:r>
-        <w:rPr>
-          <w:rFonts w:ascii="Times New Roman" w:hAnsi="Times New Roman"/>
-          <w:sz w:val="24"/>
-        </w:rPr>
-        <w:t>Diseñar la arquitectura lógica del sistema relacional y la interfaz gráfica de usuario para el entorno de escritorio.</w:t>
-      </w:r>
-    </w:p>
-    <w:p>
-      <w:pPr>
-        <w:spacing w:line="360" w:lineRule="auto"/>
-        <w:ind w:firstLine="709"/>
-        <w:jc w:val="both"/>
-      </w:pPr>
-      <w:r>
-        <w:rPr>
-          <w:rFonts w:ascii="Times New Roman" w:hAnsi="Times New Roman"/>
-          <w:sz w:val="24"/>
-        </w:rPr>
-        <w:t xml:space="preserve">4. </w:t>
-      </w:r>
-      <w:r>
-        <w:rPr>
-          <w:rFonts w:ascii="Times New Roman" w:hAnsi="Times New Roman"/>
-          <w:sz w:val="24"/>
-        </w:rPr>
-        <w:t>Desarrollar un prototipo funcional del sistema empleando bases de datos y tecnologías de empaquetado para su validación operativa.</w:t>
       </w:r>
     </w:p>
     <w:p>

--- a/juliano/reportes/Informe_Pasantia_IUTECP.docx
+++ b/juliano/reportes/Informe_Pasantia_IUTECP.docx
@@ -1015,66 +1015,6 @@
           <w:b w:val="0"/>
           <w:sz w:val="24"/>
         </w:rPr>
-        <w:t>Objetivo General</w:t>
-        <w:tab/>
-      </w:r>
-      <w:r>
-        <w:rPr>
-          <w:rFonts w:ascii="Times New Roman" w:hAnsi="Times New Roman"/>
-          <w:b w:val="0"/>
-          <w:sz w:val="24"/>
-        </w:rPr>
-        <w:fldChar w:fldCharType="begin"/>
-        <w:instrText xml:space="preserve"> PAGEREF bm_cap1_objgral \h </w:instrText>
-        <w:fldChar w:fldCharType="separate"/>
-        <w:t>?</w:t>
-        <w:fldChar w:fldCharType="end"/>
-      </w:r>
-    </w:p>
-    <w:p>
-      <w:pPr>
-        <w:tabs>
-          <w:tab w:pos="8271" w:val="right" w:leader="dot"/>
-        </w:tabs>
-        <w:spacing w:line="360" w:lineRule="auto" w:before="0" w:after="80"/>
-        <w:ind w:left="283"/>
-      </w:pPr>
-      <w:r>
-        <w:rPr>
-          <w:rFonts w:ascii="Times New Roman" w:hAnsi="Times New Roman"/>
-          <w:b w:val="0"/>
-          <w:sz w:val="24"/>
-        </w:rPr>
-        <w:t>Objetivos Específicos</w:t>
-        <w:tab/>
-      </w:r>
-      <w:r>
-        <w:rPr>
-          <w:rFonts w:ascii="Times New Roman" w:hAnsi="Times New Roman"/>
-          <w:b w:val="0"/>
-          <w:sz w:val="24"/>
-        </w:rPr>
-        <w:fldChar w:fldCharType="begin"/>
-        <w:instrText xml:space="preserve"> PAGEREF bm_cap1_objespec \h </w:instrText>
-        <w:fldChar w:fldCharType="separate"/>
-        <w:t>?</w:t>
-        <w:fldChar w:fldCharType="end"/>
-      </w:r>
-    </w:p>
-    <w:p>
-      <w:pPr>
-        <w:tabs>
-          <w:tab w:pos="8271" w:val="right" w:leader="dot"/>
-        </w:tabs>
-        <w:spacing w:line="360" w:lineRule="auto" w:before="0" w:after="80"/>
-        <w:ind w:left="283"/>
-      </w:pPr>
-      <w:r>
-        <w:rPr>
-          <w:rFonts w:ascii="Times New Roman" w:hAnsi="Times New Roman"/>
-          <w:b w:val="0"/>
-          <w:sz w:val="24"/>
-        </w:rPr>
         <w:t>Ubicación geográfica</w:t>
         <w:tab/>
       </w:r>
@@ -1225,6 +1165,66 @@
           <w:b w:val="0"/>
           <w:sz w:val="24"/>
         </w:rPr>
+        <w:t>Objetivo General</w:t>
+        <w:tab/>
+      </w:r>
+      <w:r>
+        <w:rPr>
+          <w:rFonts w:ascii="Times New Roman" w:hAnsi="Times New Roman"/>
+          <w:b w:val="0"/>
+          <w:sz w:val="24"/>
+        </w:rPr>
+        <w:fldChar w:fldCharType="begin"/>
+        <w:instrText xml:space="preserve"> PAGEREF bm_cap2_objg \h </w:instrText>
+        <w:fldChar w:fldCharType="separate"/>
+        <w:t>?</w:t>
+        <w:fldChar w:fldCharType="end"/>
+      </w:r>
+    </w:p>
+    <w:p>
+      <w:pPr>
+        <w:tabs>
+          <w:tab w:pos="8271" w:val="right" w:leader="dot"/>
+        </w:tabs>
+        <w:spacing w:line="360" w:lineRule="auto" w:before="0" w:after="80"/>
+        <w:ind w:left="283"/>
+      </w:pPr>
+      <w:r>
+        <w:rPr>
+          <w:rFonts w:ascii="Times New Roman" w:hAnsi="Times New Roman"/>
+          <w:b w:val="0"/>
+          <w:sz w:val="24"/>
+        </w:rPr>
+        <w:t>Objetivos Específicos</w:t>
+        <w:tab/>
+      </w:r>
+      <w:r>
+        <w:rPr>
+          <w:rFonts w:ascii="Times New Roman" w:hAnsi="Times New Roman"/>
+          <w:b w:val="0"/>
+          <w:sz w:val="24"/>
+        </w:rPr>
+        <w:fldChar w:fldCharType="begin"/>
+        <w:instrText xml:space="preserve"> PAGEREF bm_cap2_obje \h </w:instrText>
+        <w:fldChar w:fldCharType="separate"/>
+        <w:t>?</w:t>
+        <w:fldChar w:fldCharType="end"/>
+      </w:r>
+    </w:p>
+    <w:p>
+      <w:pPr>
+        <w:tabs>
+          <w:tab w:pos="8271" w:val="right" w:leader="dot"/>
+        </w:tabs>
+        <w:spacing w:line="360" w:lineRule="auto" w:before="0" w:after="80"/>
+        <w:ind w:left="283"/>
+      </w:pPr>
+      <w:r>
+        <w:rPr>
+          <w:rFonts w:ascii="Times New Roman" w:hAnsi="Times New Roman"/>
+          <w:b w:val="0"/>
+          <w:sz w:val="24"/>
+        </w:rPr>
         <w:t>Planificación integral de objetivos</w:t>
         <w:tab/>
       </w:r>
@@ -2507,137 +2507,6 @@
         <w:t>Objetivos Organizacionales</w:t>
       </w:r>
       <w:bookmarkEnd w:id="bm_cap1_obj"/>
-    </w:p>
-    <w:p>
-      <w:bookmarkStart w:id="bm_cap1_objgral" w:name="bm_cap1_objgral"/>
-      <w:pPr>
-        <w:spacing w:before="480" w:after="480" w:line="360" w:lineRule="auto"/>
-        <w:jc w:val="left"/>
-      </w:pPr>
-      <w:r>
-        <w:rPr>
-          <w:rFonts w:ascii="Times New Roman" w:hAnsi="Times New Roman"/>
-          <w:b/>
-          <w:sz w:val="24"/>
-        </w:rPr>
-        <w:t>Objetivo General</w:t>
-      </w:r>
-      <w:bookmarkEnd w:id="bm_cap1_objgral"/>
-    </w:p>
-    <w:p>
-      <w:pPr>
-        <w:spacing w:line="360" w:lineRule="auto" w:after="0" w:before="0"/>
-        <w:ind w:firstLine="709"/>
-        <w:jc w:val="both"/>
-      </w:pPr>
-      <w:r>
-        <w:rPr>
-          <w:rFonts w:ascii="Times New Roman" w:hAnsi="Times New Roman"/>
-          <w:i w:val="0"/>
-          <w:sz w:val="24"/>
-        </w:rPr>
-        <w:t>Proponer el desarrollo de un sistema automatizado para el control, trazabilidad y reporte de movimientos documentales en la Presidencia de la Empresa Mixta Petrolera Venangocupet, S.A., bajo la modalidad de proyecto factible.</w:t>
-      </w:r>
-    </w:p>
-    <w:p>
-      <w:bookmarkStart w:id="bm_cap1_objespec" w:name="bm_cap1_objespec"/>
-      <w:pPr>
-        <w:spacing w:before="480" w:after="480" w:line="360" w:lineRule="auto"/>
-        <w:jc w:val="left"/>
-      </w:pPr>
-      <w:r>
-        <w:rPr>
-          <w:rFonts w:ascii="Times New Roman" w:hAnsi="Times New Roman"/>
-          <w:b/>
-          <w:sz w:val="24"/>
-        </w:rPr>
-        <w:t>Objetivos Específicos</w:t>
-      </w:r>
-      <w:bookmarkEnd w:id="bm_cap1_objespec"/>
-    </w:p>
-    <w:p>
-      <w:pPr>
-        <w:spacing w:line="360" w:lineRule="auto"/>
-        <w:ind w:firstLine="709"/>
-        <w:jc w:val="both"/>
-      </w:pPr>
-      <w:r>
-        <w:rPr>
-          <w:rFonts w:ascii="Times New Roman" w:hAnsi="Times New Roman"/>
-          <w:sz w:val="24"/>
-        </w:rPr>
-        <w:t xml:space="preserve">1. </w:t>
-      </w:r>
-      <w:r>
-        <w:rPr>
-          <w:rFonts w:ascii="Times New Roman" w:hAnsi="Times New Roman"/>
-          <w:sz w:val="24"/>
-        </w:rPr>
-        <w:t>Diagnosticar la situación actual del flujo procedimental de recepción, firma y derivación de expedientes en el área de Presidencia.</w:t>
-      </w:r>
-    </w:p>
-    <w:p>
-      <w:pPr>
-        <w:spacing w:line="360" w:lineRule="auto"/>
-        <w:ind w:firstLine="709"/>
-        <w:jc w:val="both"/>
-      </w:pPr>
-      <w:r>
-        <w:rPr>
-          <w:rFonts w:ascii="Times New Roman" w:hAnsi="Times New Roman"/>
-          <w:sz w:val="24"/>
-        </w:rPr>
-        <w:t xml:space="preserve">2. </w:t>
-      </w:r>
-      <w:r>
-        <w:rPr>
-          <w:rFonts w:ascii="Times New Roman" w:hAnsi="Times New Roman"/>
-          <w:sz w:val="24"/>
-        </w:rPr>
-        <w:t>Determinar los requerimientos técnicos y funcionales necesarios para la base de datos de trazabilidad documental.</w:t>
-      </w:r>
-    </w:p>
-    <w:p>
-      <w:pPr>
-        <w:spacing w:line="360" w:lineRule="auto"/>
-        <w:ind w:firstLine="709"/>
-        <w:jc w:val="both"/>
-      </w:pPr>
-      <w:r>
-        <w:rPr>
-          <w:rFonts w:ascii="Times New Roman" w:hAnsi="Times New Roman"/>
-          <w:sz w:val="24"/>
-        </w:rPr>
-        <w:t xml:space="preserve">3. </w:t>
-      </w:r>
-      <w:r>
-        <w:rPr>
-          <w:rFonts w:ascii="Times New Roman" w:hAnsi="Times New Roman"/>
-          <w:sz w:val="24"/>
-        </w:rPr>
-        <w:t>Diseñar la arquitectura lógica del sistema relacional y la interfaz gráfica de usuario para el entorno de escritorio.</w:t>
-      </w:r>
-    </w:p>
-    <w:p>
-      <w:pPr>
-        <w:spacing w:line="360" w:lineRule="auto"/>
-        <w:ind w:firstLine="709"/>
-        <w:jc w:val="both"/>
-      </w:pPr>
-      <w:r>
-        <w:rPr>
-          <w:rFonts w:ascii="Times New Roman" w:hAnsi="Times New Roman"/>
-          <w:sz w:val="24"/>
-        </w:rPr>
-        <w:t xml:space="preserve">4. </w:t>
-      </w:r>
-      <w:r>
-        <w:rPr>
-          <w:rFonts w:ascii="Times New Roman" w:hAnsi="Times New Roman"/>
-          <w:sz w:val="24"/>
-        </w:rPr>
-        <w:t>Desarrollar un prototipo funcional del sistema empleando bases de datos y tecnologías de empaquetado para su validación operativa.</w:t>
-      </w:r>
     </w:p>
     <w:p>
       <w:bookmarkStart w:id="bm_cap1_ubic" w:name="bm_cap1_ubic"/>
@@ -2989,6 +2858,137 @@
           <w:sz w:val="24"/>
         </w:rPr>
         <w:t>Adicionalmente, este mecanismo dificulta la generación de reportes inmediatos. Cuando la alta dirección solicita conocer el resumen de documentos firmados en el mes o el estatus de los expedientes pendientes por firma, el personal debe filtrar, interpretar y redactar la información manualmente. Esto retrasa la respuesta operativa del departamento y evidencia la necesidad inminente de un salto tecnológico hacia la automatización.</w:t>
+      </w:r>
+    </w:p>
+    <w:p>
+      <w:bookmarkStart w:id="bm_cap2_objg" w:name="bm_cap2_objg"/>
+      <w:pPr>
+        <w:spacing w:before="480" w:after="480" w:line="360" w:lineRule="auto"/>
+        <w:jc w:val="left"/>
+      </w:pPr>
+      <w:r>
+        <w:rPr>
+          <w:rFonts w:ascii="Times New Roman" w:hAnsi="Times New Roman"/>
+          <w:b/>
+          <w:sz w:val="24"/>
+        </w:rPr>
+        <w:t>Objetivo General</w:t>
+      </w:r>
+      <w:bookmarkEnd w:id="bm_cap2_objg"/>
+    </w:p>
+    <w:p>
+      <w:pPr>
+        <w:spacing w:line="360" w:lineRule="auto" w:after="0" w:before="0"/>
+        <w:ind w:firstLine="709"/>
+        <w:jc w:val="both"/>
+      </w:pPr>
+      <w:r>
+        <w:rPr>
+          <w:rFonts w:ascii="Times New Roman" w:hAnsi="Times New Roman"/>
+          <w:i w:val="0"/>
+          <w:sz w:val="24"/>
+        </w:rPr>
+        <w:t>Proponer el desarrollo de un sistema automatizado para el control, trazabilidad y reporte de movimientos documentales en la Presidencia de la Empresa Mixta Petrolera Venangocupet, S.A., bajo la modalidad de proyecto factible.</w:t>
+      </w:r>
+    </w:p>
+    <w:p>
+      <w:bookmarkStart w:id="bm_cap2_obje" w:name="bm_cap2_obje"/>
+      <w:pPr>
+        <w:spacing w:before="480" w:after="480" w:line="360" w:lineRule="auto"/>
+        <w:jc w:val="left"/>
+      </w:pPr>
+      <w:r>
+        <w:rPr>
+          <w:rFonts w:ascii="Times New Roman" w:hAnsi="Times New Roman"/>
+          <w:b/>
+          <w:sz w:val="24"/>
+        </w:rPr>
+        <w:t>Objetivos Específicos</w:t>
+      </w:r>
+      <w:bookmarkEnd w:id="bm_cap2_obje"/>
+    </w:p>
+    <w:p>
+      <w:pPr>
+        <w:spacing w:line="360" w:lineRule="auto"/>
+        <w:ind w:firstLine="709"/>
+        <w:jc w:val="both"/>
+      </w:pPr>
+      <w:r>
+        <w:rPr>
+          <w:rFonts w:ascii="Times New Roman" w:hAnsi="Times New Roman"/>
+          <w:sz w:val="24"/>
+        </w:rPr>
+        <w:t xml:space="preserve">1. </w:t>
+      </w:r>
+      <w:r>
+        <w:rPr>
+          <w:rFonts w:ascii="Times New Roman" w:hAnsi="Times New Roman"/>
+          <w:sz w:val="24"/>
+        </w:rPr>
+        <w:t>Diagnosticar la situación actual del flujo procedimental de recepción, firma y derivación de expedientes en el área de Presidencia.</w:t>
+      </w:r>
+    </w:p>
+    <w:p>
+      <w:pPr>
+        <w:spacing w:line="360" w:lineRule="auto"/>
+        <w:ind w:firstLine="709"/>
+        <w:jc w:val="both"/>
+      </w:pPr>
+      <w:r>
+        <w:rPr>
+          <w:rFonts w:ascii="Times New Roman" w:hAnsi="Times New Roman"/>
+          <w:sz w:val="24"/>
+        </w:rPr>
+        <w:t xml:space="preserve">2. </w:t>
+      </w:r>
+      <w:r>
+        <w:rPr>
+          <w:rFonts w:ascii="Times New Roman" w:hAnsi="Times New Roman"/>
+          <w:sz w:val="24"/>
+        </w:rPr>
+        <w:t>Determinar los requerimientos técnicos y funcionales necesarios para la base de datos de trazabilidad documental.</w:t>
+      </w:r>
+    </w:p>
+    <w:p>
+      <w:pPr>
+        <w:spacing w:line="360" w:lineRule="auto"/>
+        <w:ind w:firstLine="709"/>
+        <w:jc w:val="both"/>
+      </w:pPr>
+      <w:r>
+        <w:rPr>
+          <w:rFonts w:ascii="Times New Roman" w:hAnsi="Times New Roman"/>
+          <w:sz w:val="24"/>
+        </w:rPr>
+        <w:t xml:space="preserve">3. </w:t>
+      </w:r>
+      <w:r>
+        <w:rPr>
+          <w:rFonts w:ascii="Times New Roman" w:hAnsi="Times New Roman"/>
+          <w:sz w:val="24"/>
+        </w:rPr>
+        <w:t>Diseñar la arquitectura lógica del sistema relacional y la interfaz gráfica de usuario para el entorno de escritorio.</w:t>
+      </w:r>
+    </w:p>
+    <w:p>
+      <w:pPr>
+        <w:spacing w:line="360" w:lineRule="auto"/>
+        <w:ind w:firstLine="709"/>
+        <w:jc w:val="both"/>
+      </w:pPr>
+      <w:r>
+        <w:rPr>
+          <w:rFonts w:ascii="Times New Roman" w:hAnsi="Times New Roman"/>
+          <w:sz w:val="24"/>
+        </w:rPr>
+        <w:t xml:space="preserve">4. </w:t>
+      </w:r>
+      <w:r>
+        <w:rPr>
+          <w:rFonts w:ascii="Times New Roman" w:hAnsi="Times New Roman"/>
+          <w:sz w:val="24"/>
+        </w:rPr>
+        <w:t>Desarrollar un prototipo funcional del sistema empleando bases de datos y tecnologías de empaquetado para su validación operativa.</w:t>
       </w:r>
     </w:p>
     <w:p>

--- a/juliano/reportes/Informe_Pasantia_IUTECP.docx
+++ b/juliano/reportes/Informe_Pasantia_IUTECP.docx
@@ -2507,6 +2507,91 @@
         <w:t>Objetivos Organizacionales</w:t>
       </w:r>
       <w:bookmarkEnd w:id="bm_cap1_obj"/>
+    </w:p>
+    <w:p>
+      <w:pPr>
+        <w:spacing w:before="480" w:after="480" w:line="360" w:lineRule="auto"/>
+        <w:jc w:val="left"/>
+      </w:pPr>
+      <w:r>
+        <w:rPr>
+          <w:rFonts w:ascii="Times New Roman" w:hAnsi="Times New Roman"/>
+          <w:b/>
+          <w:sz w:val="24"/>
+        </w:rPr>
+        <w:t>Objetivo General</w:t>
+      </w:r>
+    </w:p>
+    <w:p>
+      <w:pPr>
+        <w:spacing w:line="360" w:lineRule="auto" w:after="0" w:before="0"/>
+        <w:ind w:firstLine="709"/>
+        <w:jc w:val="both"/>
+      </w:pPr>
+      <w:r>
+        <w:rPr>
+          <w:rFonts w:ascii="Times New Roman" w:hAnsi="Times New Roman"/>
+          <w:i w:val="0"/>
+          <w:sz w:val="24"/>
+        </w:rPr>
+        <w:t>Maximizar la recuperación eficiente y segura de las reservas de hidrocarburos asignadas.</w:t>
+      </w:r>
+    </w:p>
+    <w:p>
+      <w:pPr>
+        <w:spacing w:before="480" w:after="480" w:line="360" w:lineRule="auto"/>
+        <w:jc w:val="left"/>
+      </w:pPr>
+      <w:r>
+        <w:rPr>
+          <w:rFonts w:ascii="Times New Roman" w:hAnsi="Times New Roman"/>
+          <w:b/>
+          <w:sz w:val="24"/>
+        </w:rPr>
+        <w:t>Objetivos Específicos</w:t>
+      </w:r>
+    </w:p>
+    <w:p>
+      <w:pPr>
+        <w:spacing w:line="360" w:lineRule="auto"/>
+        <w:ind w:firstLine="709"/>
+        <w:jc w:val="both"/>
+      </w:pPr>
+      <w:r>
+        <w:rPr>
+          <w:rFonts w:ascii="Times New Roman" w:hAnsi="Times New Roman"/>
+          <w:sz w:val="24"/>
+        </w:rPr>
+        <w:t xml:space="preserve">1. </w:t>
+      </w:r>
+      <w:r>
+        <w:rPr>
+          <w:rFonts w:ascii="Times New Roman" w:hAnsi="Times New Roman"/>
+          <w:sz w:val="24"/>
+        </w:rPr>
+        <w:t>Minimizar los costos operativos mediante la optimización de recursos tecnológicos y logísticos.</w:t>
+      </w:r>
+    </w:p>
+    <w:p>
+      <w:pPr>
+        <w:spacing w:line="360" w:lineRule="auto"/>
+        <w:ind w:firstLine="709"/>
+        <w:jc w:val="both"/>
+      </w:pPr>
+      <w:r>
+        <w:rPr>
+          <w:rFonts w:ascii="Times New Roman" w:hAnsi="Times New Roman"/>
+          <w:sz w:val="24"/>
+        </w:rPr>
+        <w:t xml:space="preserve">2. </w:t>
+      </w:r>
+      <w:r>
+        <w:rPr>
+          <w:rFonts w:ascii="Times New Roman" w:hAnsi="Times New Roman"/>
+          <w:sz w:val="24"/>
+        </w:rPr>
+        <w:t>Garantizar la trazabilidad y el reporte oportuno de la información administrativa de la empresa.</w:t>
+      </w:r>
     </w:p>
     <w:p>
       <w:bookmarkStart w:id="bm_cap1_ubic" w:name="bm_cap1_ubic"/>

--- a/juliano/reportes/Informe_Pasantia_IUTECP.docx
+++ b/juliano/reportes/Informe_Pasantia_IUTECP.docx
@@ -418,7 +418,7 @@
     </w:p>
     <w:p>
       <w:pPr>
-        <w:spacing w:line="360" w:lineRule="auto" w:after="0" w:before="0"/>
+        <w:spacing w:line="360" w:lineRule="auto" w:after="120" w:before="0"/>
         <w:ind w:firstLine="709"/>
         <w:jc w:val="both"/>
       </w:pPr>
@@ -474,7 +474,7 @@
     </w:p>
     <w:p>
       <w:pPr>
-        <w:spacing w:line="360" w:lineRule="auto" w:after="0" w:before="0"/>
+        <w:spacing w:line="360" w:lineRule="auto" w:after="120" w:before="0"/>
         <w:ind w:firstLine="709"/>
         <w:jc w:val="both"/>
       </w:pPr>
@@ -2053,7 +2053,7 @@
     </w:p>
     <w:p>
       <w:pPr>
-        <w:spacing w:line="360" w:lineRule="auto" w:after="0" w:before="0"/>
+        <w:spacing w:line="360" w:lineRule="auto" w:after="120" w:before="0"/>
         <w:ind w:firstLine="709"/>
         <w:jc w:val="both"/>
       </w:pPr>
@@ -2124,7 +2124,7 @@
     </w:p>
     <w:p>
       <w:pPr>
-        <w:spacing w:line="360" w:lineRule="auto" w:after="0" w:before="0"/>
+        <w:spacing w:line="360" w:lineRule="auto" w:after="120" w:before="0"/>
         <w:ind w:firstLine="709"/>
         <w:jc w:val="both"/>
       </w:pPr>
@@ -2224,7 +2224,7 @@
     </w:p>
     <w:p>
       <w:pPr>
-        <w:spacing w:line="360" w:lineRule="auto" w:after="0" w:before="0"/>
+        <w:spacing w:line="360" w:lineRule="auto" w:after="120" w:before="0"/>
         <w:ind w:firstLine="0"/>
         <w:jc w:val="both"/>
       </w:pPr>
@@ -2255,7 +2255,7 @@
     </w:p>
     <w:p>
       <w:pPr>
-        <w:spacing w:line="360" w:lineRule="auto" w:after="0" w:before="0"/>
+        <w:spacing w:line="360" w:lineRule="auto" w:after="120" w:before="0"/>
         <w:ind w:firstLine="709"/>
         <w:jc w:val="both"/>
       </w:pPr>
@@ -2270,7 +2270,7 @@
     </w:p>
     <w:p>
       <w:pPr>
-        <w:spacing w:line="360" w:lineRule="auto" w:after="0" w:before="0"/>
+        <w:spacing w:line="360" w:lineRule="auto" w:after="120" w:before="0"/>
         <w:ind w:firstLine="709"/>
         <w:jc w:val="both"/>
       </w:pPr>
@@ -2301,7 +2301,7 @@
     </w:p>
     <w:p>
       <w:pPr>
-        <w:spacing w:line="360" w:lineRule="auto" w:after="0" w:before="0"/>
+        <w:spacing w:line="360" w:lineRule="auto" w:after="120" w:before="0"/>
         <w:ind w:firstLine="709"/>
         <w:jc w:val="both"/>
       </w:pPr>
@@ -2332,7 +2332,7 @@
     </w:p>
     <w:p>
       <w:pPr>
-        <w:spacing w:line="360" w:lineRule="auto" w:after="0" w:before="0"/>
+        <w:spacing w:line="360" w:lineRule="auto" w:after="120" w:before="0"/>
         <w:ind w:firstLine="709"/>
         <w:jc w:val="both"/>
       </w:pPr>
@@ -2363,7 +2363,7 @@
     </w:p>
     <w:p>
       <w:pPr>
-        <w:spacing w:line="360" w:lineRule="auto" w:after="0" w:before="0"/>
+        <w:spacing w:line="360" w:lineRule="auto" w:after="120" w:before="0"/>
         <w:ind w:firstLine="709"/>
         <w:jc w:val="both"/>
       </w:pPr>
@@ -2524,7 +2524,7 @@
     </w:p>
     <w:p>
       <w:pPr>
-        <w:spacing w:line="360" w:lineRule="auto" w:after="0" w:before="0"/>
+        <w:spacing w:line="360" w:lineRule="auto" w:after="120" w:before="0"/>
         <w:ind w:firstLine="709"/>
         <w:jc w:val="both"/>
       </w:pPr>
@@ -2611,7 +2611,7 @@
     </w:p>
     <w:p>
       <w:pPr>
-        <w:spacing w:line="360" w:lineRule="auto" w:after="0" w:before="0"/>
+        <w:spacing w:line="360" w:lineRule="auto" w:after="120" w:before="0"/>
         <w:ind w:firstLine="0"/>
         <w:jc w:val="both"/>
       </w:pPr>
@@ -2642,7 +2642,7 @@
     </w:p>
     <w:p>
       <w:pPr>
-        <w:spacing w:line="360" w:lineRule="auto" w:after="0" w:before="0"/>
+        <w:spacing w:line="360" w:lineRule="auto" w:after="120" w:before="0"/>
         <w:ind w:firstLine="709"/>
         <w:jc w:val="both"/>
       </w:pPr>
@@ -2657,7 +2657,7 @@
     </w:p>
     <w:p>
       <w:pPr>
-        <w:spacing w:line="360" w:lineRule="auto" w:after="0" w:before="0"/>
+        <w:spacing w:line="360" w:lineRule="auto" w:after="120" w:before="0"/>
         <w:ind w:firstLine="709"/>
         <w:jc w:val="both"/>
       </w:pPr>
@@ -2688,7 +2688,7 @@
     </w:p>
     <w:p>
       <w:pPr>
-        <w:spacing w:line="360" w:lineRule="auto" w:after="0" w:before="0"/>
+        <w:spacing w:line="360" w:lineRule="auto" w:after="120" w:before="0"/>
         <w:ind w:firstLine="709"/>
         <w:jc w:val="both"/>
       </w:pPr>
@@ -2902,7 +2902,7 @@
     </w:p>
     <w:p>
       <w:pPr>
-        <w:spacing w:line="360" w:lineRule="auto" w:after="0" w:before="0"/>
+        <w:spacing w:line="360" w:lineRule="auto" w:after="120" w:before="0"/>
         <w:ind w:firstLine="709"/>
         <w:jc w:val="both"/>
       </w:pPr>
@@ -2917,7 +2917,7 @@
     </w:p>
     <w:p>
       <w:pPr>
-        <w:spacing w:line="360" w:lineRule="auto" w:after="0" w:before="0"/>
+        <w:spacing w:line="360" w:lineRule="auto" w:after="120" w:before="0"/>
         <w:ind w:firstLine="709"/>
         <w:jc w:val="both"/>
       </w:pPr>
@@ -2932,7 +2932,7 @@
     </w:p>
     <w:p>
       <w:pPr>
-        <w:spacing w:line="360" w:lineRule="auto" w:after="0" w:before="0"/>
+        <w:spacing w:line="360" w:lineRule="auto" w:after="120" w:before="0"/>
         <w:ind w:firstLine="709"/>
         <w:jc w:val="both"/>
       </w:pPr>
@@ -2963,7 +2963,7 @@
     </w:p>
     <w:p>
       <w:pPr>
-        <w:spacing w:line="360" w:lineRule="auto" w:after="0" w:before="0"/>
+        <w:spacing w:line="360" w:lineRule="auto" w:after="120" w:before="0"/>
         <w:ind w:firstLine="709"/>
         <w:jc w:val="both"/>
       </w:pPr>
@@ -3094,7 +3094,7 @@
     </w:p>
     <w:p>
       <w:pPr>
-        <w:spacing w:line="360" w:lineRule="auto" w:after="0" w:before="0"/>
+        <w:spacing w:line="360" w:lineRule="auto" w:after="120" w:before="0"/>
         <w:ind w:firstLine="709"/>
         <w:jc w:val="both"/>
       </w:pPr>
@@ -3594,7 +3594,7 @@
     </w:p>
     <w:p>
       <w:pPr>
-        <w:spacing w:line="360" w:lineRule="auto" w:after="0" w:before="0"/>
+        <w:spacing w:line="360" w:lineRule="auto" w:after="120" w:before="0"/>
         <w:ind w:firstLine="709"/>
         <w:jc w:val="both"/>
       </w:pPr>
@@ -5780,7 +5780,7 @@
     </w:p>
     <w:p>
       <w:pPr>
-        <w:spacing w:line="360" w:lineRule="auto" w:after="0" w:before="0"/>
+        <w:spacing w:line="360" w:lineRule="auto" w:after="120" w:before="0"/>
         <w:ind w:firstLine="709"/>
         <w:jc w:val="both"/>
       </w:pPr>
@@ -5795,7 +5795,7 @@
     </w:p>
     <w:p>
       <w:pPr>
-        <w:spacing w:line="360" w:lineRule="auto" w:after="0" w:before="0"/>
+        <w:spacing w:line="360" w:lineRule="auto" w:after="120" w:before="0"/>
         <w:ind w:firstLine="709"/>
         <w:jc w:val="both"/>
       </w:pPr>
@@ -5831,7 +5831,7 @@
     </w:p>
     <w:p>
       <w:pPr>
-        <w:spacing w:line="360" w:lineRule="auto" w:after="0" w:before="0"/>
+        <w:spacing w:line="360" w:lineRule="auto" w:after="120" w:before="0"/>
         <w:ind w:firstLine="709"/>
         <w:jc w:val="both"/>
       </w:pPr>
@@ -5860,7 +5860,7 @@
     </w:p>
     <w:p>
       <w:pPr>
-        <w:spacing w:line="360" w:lineRule="auto" w:after="0" w:before="0"/>
+        <w:spacing w:line="360" w:lineRule="auto" w:after="120" w:before="0"/>
         <w:ind w:firstLine="709"/>
         <w:jc w:val="both"/>
       </w:pPr>
@@ -5875,7 +5875,7 @@
     </w:p>
     <w:p>
       <w:pPr>
-        <w:spacing w:line="360" w:lineRule="auto" w:after="0" w:before="0"/>
+        <w:spacing w:line="360" w:lineRule="auto" w:after="120" w:before="0"/>
         <w:ind w:firstLine="709"/>
         <w:jc w:val="both"/>
       </w:pPr>
@@ -5904,7 +5904,7 @@
     </w:p>
     <w:p>
       <w:pPr>
-        <w:spacing w:line="360" w:lineRule="auto" w:after="0" w:before="0"/>
+        <w:spacing w:line="360" w:lineRule="auto" w:after="120" w:before="0"/>
         <w:ind w:firstLine="709"/>
         <w:jc w:val="both"/>
       </w:pPr>
@@ -5919,7 +5919,7 @@
     </w:p>
     <w:p>
       <w:pPr>
-        <w:spacing w:line="360" w:lineRule="auto" w:after="0" w:before="0"/>
+        <w:spacing w:line="360" w:lineRule="auto" w:after="120" w:before="0"/>
         <w:ind w:firstLine="709"/>
         <w:jc w:val="both"/>
       </w:pPr>
@@ -5948,7 +5948,7 @@
     </w:p>
     <w:p>
       <w:pPr>
-        <w:spacing w:line="360" w:lineRule="auto" w:after="0" w:before="0"/>
+        <w:spacing w:line="360" w:lineRule="auto" w:after="120" w:before="0"/>
         <w:ind w:firstLine="709"/>
         <w:jc w:val="both"/>
       </w:pPr>
@@ -5963,7 +5963,7 @@
     </w:p>
     <w:p>
       <w:pPr>
-        <w:spacing w:line="360" w:lineRule="auto" w:after="0" w:before="0"/>
+        <w:spacing w:line="360" w:lineRule="auto" w:after="120" w:before="0"/>
         <w:ind w:firstLine="709"/>
         <w:jc w:val="both"/>
       </w:pPr>
@@ -5992,7 +5992,7 @@
     </w:p>
     <w:p>
       <w:pPr>
-        <w:spacing w:line="360" w:lineRule="auto" w:after="0" w:before="0"/>
+        <w:spacing w:line="360" w:lineRule="auto" w:after="120" w:before="0"/>
         <w:ind w:firstLine="709"/>
         <w:jc w:val="both"/>
       </w:pPr>
@@ -6007,7 +6007,7 @@
     </w:p>
     <w:p>
       <w:pPr>
-        <w:spacing w:line="360" w:lineRule="auto" w:after="0" w:before="0"/>
+        <w:spacing w:line="360" w:lineRule="auto" w:after="120" w:before="0"/>
         <w:ind w:firstLine="709"/>
         <w:jc w:val="both"/>
       </w:pPr>
@@ -6043,7 +6043,7 @@
     </w:p>
     <w:p>
       <w:pPr>
-        <w:spacing w:line="360" w:lineRule="auto" w:after="0" w:before="0"/>
+        <w:spacing w:line="360" w:lineRule="auto" w:after="120" w:before="0"/>
         <w:ind w:firstLine="709"/>
         <w:jc w:val="both"/>
       </w:pPr>
@@ -6072,7 +6072,7 @@
     </w:p>
     <w:p>
       <w:pPr>
-        <w:spacing w:line="360" w:lineRule="auto" w:after="0" w:before="0"/>
+        <w:spacing w:line="360" w:lineRule="auto" w:after="120" w:before="0"/>
         <w:ind w:firstLine="709"/>
         <w:jc w:val="both"/>
       </w:pPr>
@@ -6087,7 +6087,7 @@
     </w:p>
     <w:p>
       <w:pPr>
-        <w:spacing w:line="360" w:lineRule="auto" w:after="0" w:before="0"/>
+        <w:spacing w:line="360" w:lineRule="auto" w:after="120" w:before="0"/>
         <w:ind w:firstLine="709"/>
         <w:jc w:val="both"/>
       </w:pPr>
@@ -6116,7 +6116,7 @@
     </w:p>
     <w:p>
       <w:pPr>
-        <w:spacing w:line="360" w:lineRule="auto" w:after="0" w:before="0"/>
+        <w:spacing w:line="360" w:lineRule="auto" w:after="120" w:before="0"/>
         <w:ind w:firstLine="709"/>
         <w:jc w:val="both"/>
       </w:pPr>
@@ -6131,7 +6131,7 @@
     </w:p>
     <w:p>
       <w:pPr>
-        <w:spacing w:line="360" w:lineRule="auto" w:after="0" w:before="0"/>
+        <w:spacing w:line="360" w:lineRule="auto" w:after="120" w:before="0"/>
         <w:ind w:firstLine="709"/>
         <w:jc w:val="both"/>
       </w:pPr>
@@ -6217,7 +6217,7 @@
     </w:p>
     <w:p>
       <w:pPr>
-        <w:spacing w:line="360" w:lineRule="auto" w:after="0" w:before="0"/>
+        <w:spacing w:line="360" w:lineRule="auto" w:after="120" w:before="0"/>
         <w:ind w:firstLine="709"/>
         <w:jc w:val="both"/>
       </w:pPr>

--- a/juliano/reportes/Informe_Pasantia_IUTECP.docx
+++ b/juliano/reportes/Informe_Pasantia_IUTECP.docx
@@ -418,7 +418,7 @@
     </w:p>
     <w:p>
       <w:pPr>
-        <w:spacing w:line="360" w:lineRule="auto" w:after="120" w:before="0"/>
+        <w:spacing w:line="360" w:lineRule="auto" w:after="0" w:before="0"/>
         <w:ind w:firstLine="709"/>
         <w:jc w:val="both"/>
       </w:pPr>
@@ -474,7 +474,7 @@
     </w:p>
     <w:p>
       <w:pPr>
-        <w:spacing w:line="360" w:lineRule="auto" w:after="120" w:before="0"/>
+        <w:spacing w:line="360" w:lineRule="auto" w:after="0" w:before="0"/>
         <w:ind w:firstLine="709"/>
         <w:jc w:val="both"/>
       </w:pPr>
@@ -2053,7 +2053,7 @@
     </w:p>
     <w:p>
       <w:pPr>
-        <w:spacing w:line="360" w:lineRule="auto" w:after="120" w:before="0"/>
+        <w:spacing w:line="360" w:lineRule="auto" w:after="0" w:before="0"/>
         <w:ind w:firstLine="709"/>
         <w:jc w:val="both"/>
       </w:pPr>
@@ -2124,7 +2124,7 @@
     </w:p>
     <w:p>
       <w:pPr>
-        <w:spacing w:line="360" w:lineRule="auto" w:after="120" w:before="0"/>
+        <w:spacing w:line="360" w:lineRule="auto" w:after="0" w:before="0"/>
         <w:ind w:firstLine="709"/>
         <w:jc w:val="both"/>
       </w:pPr>
@@ -2224,7 +2224,7 @@
     </w:p>
     <w:p>
       <w:pPr>
-        <w:spacing w:line="360" w:lineRule="auto" w:after="120" w:before="0"/>
+        <w:spacing w:line="360" w:lineRule="auto" w:after="0" w:before="0"/>
         <w:ind w:firstLine="0"/>
         <w:jc w:val="both"/>
       </w:pPr>
@@ -2255,7 +2255,7 @@
     </w:p>
     <w:p>
       <w:pPr>
-        <w:spacing w:line="360" w:lineRule="auto" w:after="120" w:before="0"/>
+        <w:spacing w:line="360" w:lineRule="auto" w:after="0" w:before="0"/>
         <w:ind w:firstLine="709"/>
         <w:jc w:val="both"/>
       </w:pPr>
@@ -2270,7 +2270,7 @@
     </w:p>
     <w:p>
       <w:pPr>
-        <w:spacing w:line="360" w:lineRule="auto" w:after="120" w:before="0"/>
+        <w:spacing w:line="360" w:lineRule="auto" w:after="0" w:before="0"/>
         <w:ind w:firstLine="709"/>
         <w:jc w:val="both"/>
       </w:pPr>
@@ -2301,7 +2301,7 @@
     </w:p>
     <w:p>
       <w:pPr>
-        <w:spacing w:line="360" w:lineRule="auto" w:after="120" w:before="0"/>
+        <w:spacing w:line="360" w:lineRule="auto" w:after="0" w:before="0"/>
         <w:ind w:firstLine="709"/>
         <w:jc w:val="both"/>
       </w:pPr>
@@ -2332,7 +2332,7 @@
     </w:p>
     <w:p>
       <w:pPr>
-        <w:spacing w:line="360" w:lineRule="auto" w:after="120" w:before="0"/>
+        <w:spacing w:line="360" w:lineRule="auto" w:after="0" w:before="0"/>
         <w:ind w:firstLine="709"/>
         <w:jc w:val="both"/>
       </w:pPr>
@@ -2363,7 +2363,7 @@
     </w:p>
     <w:p>
       <w:pPr>
-        <w:spacing w:line="360" w:lineRule="auto" w:after="120" w:before="0"/>
+        <w:spacing w:line="360" w:lineRule="auto" w:after="0" w:before="0"/>
         <w:ind w:firstLine="709"/>
         <w:jc w:val="both"/>
       </w:pPr>
@@ -2524,7 +2524,7 @@
     </w:p>
     <w:p>
       <w:pPr>
-        <w:spacing w:line="360" w:lineRule="auto" w:after="120" w:before="0"/>
+        <w:spacing w:line="360" w:lineRule="auto" w:after="0" w:before="0"/>
         <w:ind w:firstLine="709"/>
         <w:jc w:val="both"/>
       </w:pPr>
@@ -2611,7 +2611,7 @@
     </w:p>
     <w:p>
       <w:pPr>
-        <w:spacing w:line="360" w:lineRule="auto" w:after="120" w:before="0"/>
+        <w:spacing w:line="360" w:lineRule="auto" w:after="0" w:before="0"/>
         <w:ind w:firstLine="0"/>
         <w:jc w:val="both"/>
       </w:pPr>
@@ -2642,7 +2642,7 @@
     </w:p>
     <w:p>
       <w:pPr>
-        <w:spacing w:line="360" w:lineRule="auto" w:after="120" w:before="0"/>
+        <w:spacing w:line="360" w:lineRule="auto" w:after="0" w:before="0"/>
         <w:ind w:firstLine="709"/>
         <w:jc w:val="both"/>
       </w:pPr>
@@ -2657,7 +2657,7 @@
     </w:p>
     <w:p>
       <w:pPr>
-        <w:spacing w:line="360" w:lineRule="auto" w:after="120" w:before="0"/>
+        <w:spacing w:line="360" w:lineRule="auto" w:after="0" w:before="0"/>
         <w:ind w:firstLine="709"/>
         <w:jc w:val="both"/>
       </w:pPr>
@@ -2688,7 +2688,7 @@
     </w:p>
     <w:p>
       <w:pPr>
-        <w:spacing w:line="360" w:lineRule="auto" w:after="120" w:before="0"/>
+        <w:spacing w:line="360" w:lineRule="auto" w:after="0" w:before="0"/>
         <w:ind w:firstLine="709"/>
         <w:jc w:val="both"/>
       </w:pPr>
@@ -2902,7 +2902,7 @@
     </w:p>
     <w:p>
       <w:pPr>
-        <w:spacing w:line="360" w:lineRule="auto" w:after="120" w:before="0"/>
+        <w:spacing w:line="360" w:lineRule="auto" w:after="0" w:before="0"/>
         <w:ind w:firstLine="709"/>
         <w:jc w:val="both"/>
       </w:pPr>
@@ -2917,7 +2917,7 @@
     </w:p>
     <w:p>
       <w:pPr>
-        <w:spacing w:line="360" w:lineRule="auto" w:after="120" w:before="0"/>
+        <w:spacing w:line="360" w:lineRule="auto" w:after="0" w:before="0"/>
         <w:ind w:firstLine="709"/>
         <w:jc w:val="both"/>
       </w:pPr>
@@ -2932,7 +2932,7 @@
     </w:p>
     <w:p>
       <w:pPr>
-        <w:spacing w:line="360" w:lineRule="auto" w:after="120" w:before="0"/>
+        <w:spacing w:line="360" w:lineRule="auto" w:after="0" w:before="0"/>
         <w:ind w:firstLine="709"/>
         <w:jc w:val="both"/>
       </w:pPr>
@@ -2963,7 +2963,7 @@
     </w:p>
     <w:p>
       <w:pPr>
-        <w:spacing w:line="360" w:lineRule="auto" w:after="120" w:before="0"/>
+        <w:spacing w:line="360" w:lineRule="auto" w:after="0" w:before="0"/>
         <w:ind w:firstLine="709"/>
         <w:jc w:val="both"/>
       </w:pPr>
@@ -3094,7 +3094,7 @@
     </w:p>
     <w:p>
       <w:pPr>
-        <w:spacing w:line="360" w:lineRule="auto" w:after="120" w:before="0"/>
+        <w:spacing w:line="360" w:lineRule="auto" w:after="0" w:before="0"/>
         <w:ind w:firstLine="709"/>
         <w:jc w:val="both"/>
       </w:pPr>
@@ -3594,7 +3594,7 @@
     </w:p>
     <w:p>
       <w:pPr>
-        <w:spacing w:line="360" w:lineRule="auto" w:after="120" w:before="0"/>
+        <w:spacing w:line="360" w:lineRule="auto" w:after="0" w:before="0"/>
         <w:ind w:firstLine="709"/>
         <w:jc w:val="both"/>
       </w:pPr>
@@ -5780,7 +5780,7 @@
     </w:p>
     <w:p>
       <w:pPr>
-        <w:spacing w:line="360" w:lineRule="auto" w:after="120" w:before="0"/>
+        <w:spacing w:line="360" w:lineRule="auto" w:after="0" w:before="0"/>
         <w:ind w:firstLine="709"/>
         <w:jc w:val="both"/>
       </w:pPr>
@@ -5795,7 +5795,7 @@
     </w:p>
     <w:p>
       <w:pPr>
-        <w:spacing w:line="360" w:lineRule="auto" w:after="120" w:before="0"/>
+        <w:spacing w:line="360" w:lineRule="auto" w:after="0" w:before="0"/>
         <w:ind w:firstLine="709"/>
         <w:jc w:val="both"/>
       </w:pPr>
@@ -5831,7 +5831,7 @@
     </w:p>
     <w:p>
       <w:pPr>
-        <w:spacing w:line="360" w:lineRule="auto" w:after="120" w:before="0"/>
+        <w:spacing w:line="360" w:lineRule="auto" w:after="0" w:before="0"/>
         <w:ind w:firstLine="709"/>
         <w:jc w:val="both"/>
       </w:pPr>
@@ -5860,7 +5860,7 @@
     </w:p>
     <w:p>
       <w:pPr>
-        <w:spacing w:line="360" w:lineRule="auto" w:after="120" w:before="0"/>
+        <w:spacing w:line="360" w:lineRule="auto" w:after="0" w:before="0"/>
         <w:ind w:firstLine="709"/>
         <w:jc w:val="both"/>
       </w:pPr>
@@ -5875,7 +5875,7 @@
     </w:p>
     <w:p>
       <w:pPr>
-        <w:spacing w:line="360" w:lineRule="auto" w:after="120" w:before="0"/>
+        <w:spacing w:line="360" w:lineRule="auto" w:after="0" w:before="0"/>
         <w:ind w:firstLine="709"/>
         <w:jc w:val="both"/>
       </w:pPr>
@@ -5904,7 +5904,7 @@
     </w:p>
     <w:p>
       <w:pPr>
-        <w:spacing w:line="360" w:lineRule="auto" w:after="120" w:before="0"/>
+        <w:spacing w:line="360" w:lineRule="auto" w:after="0" w:before="0"/>
         <w:ind w:firstLine="709"/>
         <w:jc w:val="both"/>
       </w:pPr>
@@ -5919,7 +5919,7 @@
     </w:p>
     <w:p>
       <w:pPr>
-        <w:spacing w:line="360" w:lineRule="auto" w:after="120" w:before="0"/>
+        <w:spacing w:line="360" w:lineRule="auto" w:after="0" w:before="0"/>
         <w:ind w:firstLine="709"/>
         <w:jc w:val="both"/>
       </w:pPr>
@@ -5948,7 +5948,7 @@
     </w:p>
     <w:p>
       <w:pPr>
-        <w:spacing w:line="360" w:lineRule="auto" w:after="120" w:before="0"/>
+        <w:spacing w:line="360" w:lineRule="auto" w:after="0" w:before="0"/>
         <w:ind w:firstLine="709"/>
         <w:jc w:val="both"/>
       </w:pPr>
@@ -5963,7 +5963,7 @@
     </w:p>
     <w:p>
       <w:pPr>
-        <w:spacing w:line="360" w:lineRule="auto" w:after="120" w:before="0"/>
+        <w:spacing w:line="360" w:lineRule="auto" w:after="0" w:before="0"/>
         <w:ind w:firstLine="709"/>
         <w:jc w:val="both"/>
       </w:pPr>
@@ -5992,7 +5992,7 @@
     </w:p>
     <w:p>
       <w:pPr>
-        <w:spacing w:line="360" w:lineRule="auto" w:after="120" w:before="0"/>
+        <w:spacing w:line="360" w:lineRule="auto" w:after="0" w:before="0"/>
         <w:ind w:firstLine="709"/>
         <w:jc w:val="both"/>
       </w:pPr>
@@ -6007,7 +6007,7 @@
     </w:p>
     <w:p>
       <w:pPr>
-        <w:spacing w:line="360" w:lineRule="auto" w:after="120" w:before="0"/>
+        <w:spacing w:line="360" w:lineRule="auto" w:after="0" w:before="0"/>
         <w:ind w:firstLine="709"/>
         <w:jc w:val="both"/>
       </w:pPr>
@@ -6043,7 +6043,7 @@
     </w:p>
     <w:p>
       <w:pPr>
-        <w:spacing w:line="360" w:lineRule="auto" w:after="120" w:before="0"/>
+        <w:spacing w:line="360" w:lineRule="auto" w:after="0" w:before="0"/>
         <w:ind w:firstLine="709"/>
         <w:jc w:val="both"/>
       </w:pPr>
@@ -6072,7 +6072,7 @@
     </w:p>
     <w:p>
       <w:pPr>
-        <w:spacing w:line="360" w:lineRule="auto" w:after="120" w:before="0"/>
+        <w:spacing w:line="360" w:lineRule="auto" w:after="0" w:before="0"/>
         <w:ind w:firstLine="709"/>
         <w:jc w:val="both"/>
       </w:pPr>
@@ -6087,7 +6087,7 @@
     </w:p>
     <w:p>
       <w:pPr>
-        <w:spacing w:line="360" w:lineRule="auto" w:after="120" w:before="0"/>
+        <w:spacing w:line="360" w:lineRule="auto" w:after="0" w:before="0"/>
         <w:ind w:firstLine="709"/>
         <w:jc w:val="both"/>
       </w:pPr>
@@ -6116,7 +6116,7 @@
     </w:p>
     <w:p>
       <w:pPr>
-        <w:spacing w:line="360" w:lineRule="auto" w:after="120" w:before="0"/>
+        <w:spacing w:line="360" w:lineRule="auto" w:after="0" w:before="0"/>
         <w:ind w:firstLine="709"/>
         <w:jc w:val="both"/>
       </w:pPr>
@@ -6131,7 +6131,7 @@
     </w:p>
     <w:p>
       <w:pPr>
-        <w:spacing w:line="360" w:lineRule="auto" w:after="120" w:before="0"/>
+        <w:spacing w:line="360" w:lineRule="auto" w:after="0" w:before="0"/>
         <w:ind w:firstLine="709"/>
         <w:jc w:val="both"/>
       </w:pPr>
@@ -6217,7 +6217,7 @@
     </w:p>
     <w:p>
       <w:pPr>
-        <w:spacing w:line="360" w:lineRule="auto" w:after="120" w:before="0"/>
+        <w:spacing w:line="360" w:lineRule="auto" w:after="0" w:before="0"/>
         <w:ind w:firstLine="709"/>
         <w:jc w:val="both"/>
       </w:pPr>

--- a/juliano/reportes/Informe_Pasantia_IUTECP.docx
+++ b/juliano/reportes/Informe_Pasantia_IUTECP.docx
@@ -3139,15 +3139,16 @@
         <w:tblLayout w:type="fixed"/>
       </w:tblPr>
       <w:tblGrid>
-        <w:gridCol w:w="2551"/>
-        <w:gridCol w:w="2551"/>
-        <w:gridCol w:w="1701"/>
-        <w:gridCol w:w="1984"/>
+        <w:gridCol w:w="1644"/>
+        <w:gridCol w:w="1644"/>
+        <w:gridCol w:w="1644"/>
+        <w:gridCol w:w="1644"/>
+        <w:gridCol w:w="1695"/>
       </w:tblGrid>
       <w:tr>
         <w:tc>
           <w:tcPr>
-            <w:tcW w:w="2551" w:type="dxa"/>
+            <w:tcW w:w="1644" w:type="dxa"/>
             <w:shd w:val="clear" w:color="auto" w:fill="4472C4"/>
           </w:tcPr>
           <w:p>
@@ -3162,13 +3163,34 @@
                 <w:color w:val="FFFFFF"/>
                 <w:sz w:val="20"/>
               </w:rPr>
-              <w:t>Objetivo Específico</w:t>
+              <w:t>Objetivo</w:t>
             </w:r>
           </w:p>
         </w:tc>
         <w:tc>
           <w:tcPr>
-            <w:tcW w:w="2551" w:type="dxa"/>
+            <w:tcW w:w="1644" w:type="dxa"/>
+            <w:shd w:val="clear" w:color="auto" w:fill="4472C4"/>
+          </w:tcPr>
+          <w:p>
+            <w:pPr>
+              <w:spacing w:before="60" w:after="60" w:line="240" w:lineRule="auto"/>
+              <w:jc w:val="center"/>
+            </w:pPr>
+            <w:r>
+              <w:rPr>
+                <w:rFonts w:ascii="Times New Roman" w:hAnsi="Times New Roman"/>
+                <w:b/>
+                <w:color w:val="FFFFFF"/>
+                <w:sz w:val="20"/>
+              </w:rPr>
+              <w:t>Variable</w:t>
+            </w:r>
+          </w:p>
+        </w:tc>
+        <w:tc>
+          <w:tcPr>
+            <w:tcW w:w="1644" w:type="dxa"/>
             <w:shd w:val="clear" w:color="auto" w:fill="4472C4"/>
           </w:tcPr>
           <w:p>
@@ -3189,7 +3211,7 @@
         </w:tc>
         <w:tc>
           <w:tcPr>
-            <w:tcW w:w="1701" w:type="dxa"/>
+            <w:tcW w:w="1644" w:type="dxa"/>
             <w:shd w:val="clear" w:color="auto" w:fill="4472C4"/>
           </w:tcPr>
           <w:p>
@@ -3204,13 +3226,13 @@
                 <w:color w:val="FFFFFF"/>
                 <w:sz w:val="20"/>
               </w:rPr>
-              <w:t>Recursos</w:t>
+              <w:t>Técnica</w:t>
             </w:r>
           </w:p>
         </w:tc>
         <w:tc>
           <w:tcPr>
-            <w:tcW w:w="1984" w:type="dxa"/>
+            <w:tcW w:w="1695" w:type="dxa"/>
             <w:shd w:val="clear" w:color="auto" w:fill="4472C4"/>
           </w:tcPr>
           <w:p>
@@ -3225,7 +3247,7 @@
                 <w:color w:val="FFFFFF"/>
                 <w:sz w:val="20"/>
               </w:rPr>
-              <w:t>Indicadores de Logro</w:t>
+              <w:t>Instrumento</w:t>
             </w:r>
           </w:p>
         </w:tc>
@@ -3233,7 +3255,7 @@
       <w:tr>
         <w:tc>
           <w:tcPr>
-            <w:tcW w:w="2551" w:type="dxa"/>
+            <w:tcW w:w="1644" w:type="dxa"/>
             <w:shd w:val="clear" w:color="auto" w:fill="FFFFFF"/>
           </w:tcPr>
           <w:p>
@@ -3254,7 +3276,7 @@
         </w:tc>
         <w:tc>
           <w:tcPr>
-            <w:tcW w:w="2551" w:type="dxa"/>
+            <w:tcW w:w="1644" w:type="dxa"/>
             <w:shd w:val="clear" w:color="auto" w:fill="FFFFFF"/>
           </w:tcPr>
           <w:p>
@@ -3275,7 +3297,7 @@
         </w:tc>
         <w:tc>
           <w:tcPr>
-            <w:tcW w:w="1701" w:type="dxa"/>
+            <w:tcW w:w="1644" w:type="dxa"/>
             <w:shd w:val="clear" w:color="auto" w:fill="FFFFFF"/>
           </w:tcPr>
           <w:p>
@@ -3296,7 +3318,7 @@
         </w:tc>
         <w:tc>
           <w:tcPr>
-            <w:tcW w:w="1984" w:type="dxa"/>
+            <w:tcW w:w="1644" w:type="dxa"/>
             <w:shd w:val="clear" w:color="auto" w:fill="FFFFFF"/>
           </w:tcPr>
           <w:p>
@@ -3315,11 +3337,31 @@
             </w:r>
           </w:p>
         </w:tc>
+        <w:tc>
+          <w:tcPr>
+            <w:tcW w:w="1695" w:type="dxa"/>
+            <w:shd w:val="clear" w:color="auto" w:fill="FFFFFF"/>
+          </w:tcPr>
+          <w:p>
+            <w:pPr>
+              <w:spacing w:before="60" w:after="60" w:line="240" w:lineRule="auto"/>
+              <w:jc w:val="both"/>
+            </w:pPr>
+            <w:r>
+              <w:rPr>
+                <w:rFonts w:ascii="Times New Roman" w:hAnsi="Times New Roman"/>
+                <w:b w:val="0"/>
+                <w:color w:val="000000"/>
+                <w:sz w:val="20"/>
+              </w:rPr>
+            </w:r>
+          </w:p>
+        </w:tc>
       </w:tr>
       <w:tr>
         <w:tc>
           <w:tcPr>
-            <w:tcW w:w="2551" w:type="dxa"/>
+            <w:tcW w:w="1644" w:type="dxa"/>
             <w:shd w:val="clear" w:color="auto" w:fill="D9E1F2"/>
           </w:tcPr>
           <w:p>
@@ -3340,7 +3382,7 @@
         </w:tc>
         <w:tc>
           <w:tcPr>
-            <w:tcW w:w="2551" w:type="dxa"/>
+            <w:tcW w:w="1644" w:type="dxa"/>
             <w:shd w:val="clear" w:color="auto" w:fill="D9E1F2"/>
           </w:tcPr>
           <w:p>
@@ -3361,7 +3403,7 @@
         </w:tc>
         <w:tc>
           <w:tcPr>
-            <w:tcW w:w="1701" w:type="dxa"/>
+            <w:tcW w:w="1644" w:type="dxa"/>
             <w:shd w:val="clear" w:color="auto" w:fill="D9E1F2"/>
           </w:tcPr>
           <w:p>
@@ -3382,7 +3424,7 @@
         </w:tc>
         <w:tc>
           <w:tcPr>
-            <w:tcW w:w="1984" w:type="dxa"/>
+            <w:tcW w:w="1644" w:type="dxa"/>
             <w:shd w:val="clear" w:color="auto" w:fill="D9E1F2"/>
           </w:tcPr>
           <w:p>
@@ -3401,11 +3443,31 @@
             </w:r>
           </w:p>
         </w:tc>
+        <w:tc>
+          <w:tcPr>
+            <w:tcW w:w="1695" w:type="dxa"/>
+            <w:shd w:val="clear" w:color="auto" w:fill="D9E1F2"/>
+          </w:tcPr>
+          <w:p>
+            <w:pPr>
+              <w:spacing w:before="60" w:after="60" w:line="240" w:lineRule="auto"/>
+              <w:jc w:val="both"/>
+            </w:pPr>
+            <w:r>
+              <w:rPr>
+                <w:rFonts w:ascii="Times New Roman" w:hAnsi="Times New Roman"/>
+                <w:b w:val="0"/>
+                <w:color w:val="000000"/>
+                <w:sz w:val="20"/>
+              </w:rPr>
+            </w:r>
+          </w:p>
+        </w:tc>
       </w:tr>
       <w:tr>
         <w:tc>
           <w:tcPr>
-            <w:tcW w:w="2551" w:type="dxa"/>
+            <w:tcW w:w="1644" w:type="dxa"/>
             <w:shd w:val="clear" w:color="auto" w:fill="FFFFFF"/>
           </w:tcPr>
           <w:p>
@@ -3426,7 +3488,7 @@
         </w:tc>
         <w:tc>
           <w:tcPr>
-            <w:tcW w:w="2551" w:type="dxa"/>
+            <w:tcW w:w="1644" w:type="dxa"/>
             <w:shd w:val="clear" w:color="auto" w:fill="FFFFFF"/>
           </w:tcPr>
           <w:p>
@@ -3447,7 +3509,7 @@
         </w:tc>
         <w:tc>
           <w:tcPr>
-            <w:tcW w:w="1701" w:type="dxa"/>
+            <w:tcW w:w="1644" w:type="dxa"/>
             <w:shd w:val="clear" w:color="auto" w:fill="FFFFFF"/>
           </w:tcPr>
           <w:p>
@@ -3468,7 +3530,7 @@
         </w:tc>
         <w:tc>
           <w:tcPr>
-            <w:tcW w:w="1984" w:type="dxa"/>
+            <w:tcW w:w="1644" w:type="dxa"/>
             <w:shd w:val="clear" w:color="auto" w:fill="FFFFFF"/>
           </w:tcPr>
           <w:p>
@@ -3487,11 +3549,31 @@
             </w:r>
           </w:p>
         </w:tc>
+        <w:tc>
+          <w:tcPr>
+            <w:tcW w:w="1695" w:type="dxa"/>
+            <w:shd w:val="clear" w:color="auto" w:fill="FFFFFF"/>
+          </w:tcPr>
+          <w:p>
+            <w:pPr>
+              <w:spacing w:before="60" w:after="60" w:line="240" w:lineRule="auto"/>
+              <w:jc w:val="both"/>
+            </w:pPr>
+            <w:r>
+              <w:rPr>
+                <w:rFonts w:ascii="Times New Roman" w:hAnsi="Times New Roman"/>
+                <w:b w:val="0"/>
+                <w:color w:val="000000"/>
+                <w:sz w:val="20"/>
+              </w:rPr>
+            </w:r>
+          </w:p>
+        </w:tc>
       </w:tr>
       <w:tr>
         <w:tc>
           <w:tcPr>
-            <w:tcW w:w="2551" w:type="dxa"/>
+            <w:tcW w:w="1644" w:type="dxa"/>
             <w:shd w:val="clear" w:color="auto" w:fill="D9E1F2"/>
           </w:tcPr>
           <w:p>
@@ -3512,7 +3594,7 @@
         </w:tc>
         <w:tc>
           <w:tcPr>
-            <w:tcW w:w="2551" w:type="dxa"/>
+            <w:tcW w:w="1644" w:type="dxa"/>
             <w:shd w:val="clear" w:color="auto" w:fill="D9E1F2"/>
           </w:tcPr>
           <w:p>
@@ -3533,7 +3615,7 @@
         </w:tc>
         <w:tc>
           <w:tcPr>
-            <w:tcW w:w="1701" w:type="dxa"/>
+            <w:tcW w:w="1644" w:type="dxa"/>
             <w:shd w:val="clear" w:color="auto" w:fill="D9E1F2"/>
           </w:tcPr>
           <w:p>
@@ -3554,7 +3636,7 @@
         </w:tc>
         <w:tc>
           <w:tcPr>
-            <w:tcW w:w="1984" w:type="dxa"/>
+            <w:tcW w:w="1644" w:type="dxa"/>
             <w:shd w:val="clear" w:color="auto" w:fill="D9E1F2"/>
           </w:tcPr>
           <w:p>
@@ -3573,6 +3655,26 @@
             </w:r>
           </w:p>
         </w:tc>
+        <w:tc>
+          <w:tcPr>
+            <w:tcW w:w="1695" w:type="dxa"/>
+            <w:shd w:val="clear" w:color="auto" w:fill="D9E1F2"/>
+          </w:tcPr>
+          <w:p>
+            <w:pPr>
+              <w:spacing w:before="60" w:after="60" w:line="240" w:lineRule="auto"/>
+              <w:jc w:val="both"/>
+            </w:pPr>
+            <w:r>
+              <w:rPr>
+                <w:rFonts w:ascii="Times New Roman" w:hAnsi="Times New Roman"/>
+                <w:b w:val="0"/>
+                <w:color w:val="000000"/>
+                <w:sz w:val="20"/>
+              </w:rPr>
+            </w:r>
+          </w:p>
+        </w:tc>
       </w:tr>
     </w:tbl>
     <w:p/>
@@ -3639,21 +3741,21 @@
         <w:tblLayout w:type="fixed"/>
       </w:tblPr>
       <w:tblGrid>
-        <w:gridCol w:w="4448"/>
-        <w:gridCol w:w="424"/>
-        <w:gridCol w:w="424"/>
-        <w:gridCol w:w="424"/>
-        <w:gridCol w:w="424"/>
-        <w:gridCol w:w="424"/>
-        <w:gridCol w:w="424"/>
-        <w:gridCol w:w="424"/>
-        <w:gridCol w:w="424"/>
-        <w:gridCol w:w="424"/>
+        <w:gridCol w:w="3557"/>
+        <w:gridCol w:w="523"/>
+        <w:gridCol w:w="523"/>
+        <w:gridCol w:w="523"/>
+        <w:gridCol w:w="523"/>
+        <w:gridCol w:w="523"/>
+        <w:gridCol w:w="523"/>
+        <w:gridCol w:w="523"/>
+        <w:gridCol w:w="523"/>
+        <w:gridCol w:w="523"/>
       </w:tblGrid>
       <w:tr>
         <w:tc>
           <w:tcPr>
-            <w:tcW w:w="4448" w:type="dxa"/>
+            <w:tcW w:w="3557" w:type="dxa"/>
             <w:shd w:val="clear" w:color="auto" w:fill="4472C4"/>
           </w:tcPr>
           <w:p>
@@ -3668,13 +3770,101 @@
                 <w:color w:val="FFFFFF"/>
                 <w:sz w:val="20"/>
               </w:rPr>
-              <w:t>Actividades Administrativas</w:t>
+              <w:t>Semana</w:t>
             </w:r>
           </w:p>
         </w:tc>
         <w:tc>
           <w:tcPr>
-            <w:tcW w:w="424" w:type="dxa"/>
+            <w:tcW w:w="2092" w:type="dxa"/>
+            <w:gridSpan w:val="4"/>
+            <w:shd w:val="clear" w:color="auto" w:fill="4472C4"/>
+          </w:tcPr>
+          <w:p>
+            <w:pPr>
+              <w:spacing w:before="60" w:after="60" w:line="240" w:lineRule="auto"/>
+              <w:jc w:val="center"/>
+            </w:pPr>
+            <w:r>
+              <w:rPr>
+                <w:rFonts w:ascii="Times New Roman" w:hAnsi="Times New Roman"/>
+                <w:b/>
+                <w:color w:val="FFFFFF"/>
+                <w:sz w:val="20"/>
+              </w:rPr>
+              <w:t>JUNIO</w:t>
+            </w:r>
+          </w:p>
+        </w:tc>
+        <w:tc>
+          <w:tcPr>
+            <w:tcW w:w="2092" w:type="dxa"/>
+            <w:gridSpan w:val="4"/>
+            <w:shd w:val="clear" w:color="auto" w:fill="4472C4"/>
+          </w:tcPr>
+          <w:p>
+            <w:pPr>
+              <w:spacing w:before="60" w:after="60" w:line="240" w:lineRule="auto"/>
+              <w:jc w:val="center"/>
+            </w:pPr>
+            <w:r>
+              <w:rPr>
+                <w:rFonts w:ascii="Times New Roman" w:hAnsi="Times New Roman"/>
+                <w:b/>
+                <w:color w:val="FFFFFF"/>
+                <w:sz w:val="20"/>
+              </w:rPr>
+              <w:t>JULIO</w:t>
+            </w:r>
+          </w:p>
+        </w:tc>
+        <w:tc>
+          <w:tcPr>
+            <w:tcW w:w="523" w:type="dxa"/>
+            <w:shd w:val="clear" w:color="auto" w:fill="4472C4"/>
+          </w:tcPr>
+          <w:p>
+            <w:pPr>
+              <w:spacing w:before="60" w:after="60" w:line="240" w:lineRule="auto"/>
+              <w:jc w:val="center"/>
+            </w:pPr>
+            <w:r>
+              <w:rPr>
+                <w:rFonts w:ascii="Times New Roman" w:hAnsi="Times New Roman"/>
+                <w:b/>
+                <w:color w:val="FFFFFF"/>
+                <w:sz w:val="20"/>
+              </w:rPr>
+              <w:t>AGOSTO</w:t>
+            </w:r>
+          </w:p>
+        </w:tc>
+      </w:tr>
+      <w:tr>
+        <w:tc>
+          <w:tcPr>
+            <w:tcW w:w="3557" w:type="dxa"/>
+            <w:shd w:val="clear" w:color="auto" w:fill="4472C4"/>
+          </w:tcPr>
+          <w:p>
+            <w:pPr>
+              <w:spacing w:before="60" w:after="60" w:line="240" w:lineRule="auto"/>
+              <w:jc w:val="center"/>
+            </w:pPr>
+            <w:r>
+              <w:rPr>
+                <w:rFonts w:ascii="Times New Roman" w:hAnsi="Times New Roman"/>
+                <w:b/>
+                <w:color w:val="FFFFFF"/>
+                <w:sz w:val="20"/>
+              </w:rPr>
+              <w:t>Actividad</w:t>
+            </w:r>
+          </w:p>
+        </w:tc>
+        <w:tc>
+          <w:tcPr>
+            <w:tcW w:w="523" w:type="dxa"/>
             <w:shd w:val="clear" w:color="auto" w:fill="4472C4"/>
           </w:tcPr>
           <w:p>
@@ -3689,13 +3879,13 @@
                 <w:color w:val="FFFFFF"/>
                 <w:sz w:val="18"/>
               </w:rPr>
-              <w:t>S1</w:t>
+              <w:t>1</w:t>
             </w:r>
           </w:p>
         </w:tc>
         <w:tc>
           <w:tcPr>
-            <w:tcW w:w="424" w:type="dxa"/>
+            <w:tcW w:w="523" w:type="dxa"/>
             <w:shd w:val="clear" w:color="auto" w:fill="4472C4"/>
           </w:tcPr>
           <w:p>
@@ -3710,13 +3900,13 @@
                 <w:color w:val="FFFFFF"/>
                 <w:sz w:val="18"/>
               </w:rPr>
-              <w:t>S2</w:t>
+              <w:t>2</w:t>
             </w:r>
           </w:p>
         </w:tc>
         <w:tc>
           <w:tcPr>
-            <w:tcW w:w="424" w:type="dxa"/>
+            <w:tcW w:w="523" w:type="dxa"/>
             <w:shd w:val="clear" w:color="auto" w:fill="4472C4"/>
           </w:tcPr>
           <w:p>
@@ -3731,13 +3921,13 @@
                 <w:color w:val="FFFFFF"/>
                 <w:sz w:val="18"/>
               </w:rPr>
-              <w:t>S3</w:t>
+              <w:t>3</w:t>
             </w:r>
           </w:p>
         </w:tc>
         <w:tc>
           <w:tcPr>
-            <w:tcW w:w="424" w:type="dxa"/>
+            <w:tcW w:w="523" w:type="dxa"/>
             <w:shd w:val="clear" w:color="auto" w:fill="4472C4"/>
           </w:tcPr>
           <w:p>
@@ -3752,13 +3942,13 @@
                 <w:color w:val="FFFFFF"/>
                 <w:sz w:val="18"/>
               </w:rPr>
-              <w:t>S4</w:t>
+              <w:t>4</w:t>
             </w:r>
           </w:p>
         </w:tc>
         <w:tc>
           <w:tcPr>
-            <w:tcW w:w="424" w:type="dxa"/>
+            <w:tcW w:w="523" w:type="dxa"/>
             <w:shd w:val="clear" w:color="auto" w:fill="4472C4"/>
           </w:tcPr>
           <w:p>
@@ -3773,13 +3963,13 @@
                 <w:color w:val="FFFFFF"/>
                 <w:sz w:val="18"/>
               </w:rPr>
-              <w:t>S5</w:t>
+              <w:t>1</w:t>
             </w:r>
           </w:p>
         </w:tc>
         <w:tc>
           <w:tcPr>
-            <w:tcW w:w="424" w:type="dxa"/>
+            <w:tcW w:w="523" w:type="dxa"/>
             <w:shd w:val="clear" w:color="auto" w:fill="4472C4"/>
           </w:tcPr>
           <w:p>
@@ -3794,13 +3984,13 @@
                 <w:color w:val="FFFFFF"/>
                 <w:sz w:val="18"/>
               </w:rPr>
-              <w:t>S6</w:t>
+              <w:t>2</w:t>
             </w:r>
           </w:p>
         </w:tc>
         <w:tc>
           <w:tcPr>
-            <w:tcW w:w="424" w:type="dxa"/>
+            <w:tcW w:w="523" w:type="dxa"/>
             <w:shd w:val="clear" w:color="auto" w:fill="4472C4"/>
           </w:tcPr>
           <w:p>
@@ -3815,13 +4005,13 @@
                 <w:color w:val="FFFFFF"/>
                 <w:sz w:val="18"/>
               </w:rPr>
-              <w:t>S7</w:t>
+              <w:t>3</w:t>
             </w:r>
           </w:p>
         </w:tc>
         <w:tc>
           <w:tcPr>
-            <w:tcW w:w="424" w:type="dxa"/>
+            <w:tcW w:w="523" w:type="dxa"/>
             <w:shd w:val="clear" w:color="auto" w:fill="4472C4"/>
           </w:tcPr>
           <w:p>
@@ -3836,13 +4026,13 @@
                 <w:color w:val="FFFFFF"/>
                 <w:sz w:val="18"/>
               </w:rPr>
-              <w:t>S8</w:t>
+              <w:t>4</w:t>
             </w:r>
           </w:p>
         </w:tc>
         <w:tc>
           <w:tcPr>
-            <w:tcW w:w="424" w:type="dxa"/>
+            <w:tcW w:w="523" w:type="dxa"/>
             <w:shd w:val="clear" w:color="auto" w:fill="4472C4"/>
           </w:tcPr>
           <w:p>
@@ -3857,7 +4047,7 @@
                 <w:color w:val="FFFFFF"/>
                 <w:sz w:val="18"/>
               </w:rPr>
-              <w:t>S9</w:t>
+              <w:t>1</w:t>
             </w:r>
           </w:p>
         </w:tc>
@@ -3865,8 +4055,8 @@
       <w:tr>
         <w:tc>
           <w:tcPr>
-            <w:tcW w:w="4448" w:type="dxa"/>
-            <w:shd w:val="clear" w:color="auto" w:fill="FFFFFF"/>
+            <w:tcW w:w="3557" w:type="dxa"/>
+            <w:shd w:val="clear" w:color="auto" w:fill="D9E1F2"/>
           </w:tcPr>
           <w:p>
             <w:pPr>
@@ -3886,7 +4076,7 @@
         </w:tc>
         <w:tc>
           <w:tcPr>
-            <w:tcW w:w="424" w:type="dxa"/>
+            <w:tcW w:w="523" w:type="dxa"/>
             <w:shd w:val="clear" w:color="auto" w:fill="70AD47"/>
           </w:tcPr>
           <w:p>
@@ -3907,7 +4097,190 @@
         </w:tc>
         <w:tc>
           <w:tcPr>
-            <w:tcW w:w="424" w:type="dxa"/>
+            <w:tcW w:w="523" w:type="dxa"/>
+            <w:shd w:val="clear" w:color="auto" w:fill="D9E1F2"/>
+          </w:tcPr>
+          <w:p>
+            <w:pPr>
+              <w:spacing w:before="60" w:after="60" w:line="240" w:lineRule="auto"/>
+              <w:jc w:val="center"/>
+            </w:pPr>
+            <w:r>
+              <w:rPr>
+                <w:rFonts w:ascii="Times New Roman" w:hAnsi="Times New Roman"/>
+                <w:b w:val="0"/>
+                <w:color w:val="000000"/>
+                <w:sz w:val="18"/>
+              </w:rPr>
+            </w:r>
+          </w:p>
+        </w:tc>
+        <w:tc>
+          <w:tcPr>
+            <w:tcW w:w="523" w:type="dxa"/>
+            <w:shd w:val="clear" w:color="auto" w:fill="D9E1F2"/>
+          </w:tcPr>
+          <w:p>
+            <w:pPr>
+              <w:spacing w:before="60" w:after="60" w:line="240" w:lineRule="auto"/>
+              <w:jc w:val="center"/>
+            </w:pPr>
+            <w:r>
+              <w:rPr>
+                <w:rFonts w:ascii="Times New Roman" w:hAnsi="Times New Roman"/>
+                <w:b w:val="0"/>
+                <w:color w:val="000000"/>
+                <w:sz w:val="18"/>
+              </w:rPr>
+            </w:r>
+          </w:p>
+        </w:tc>
+        <w:tc>
+          <w:tcPr>
+            <w:tcW w:w="523" w:type="dxa"/>
+            <w:shd w:val="clear" w:color="auto" w:fill="D9E1F2"/>
+          </w:tcPr>
+          <w:p>
+            <w:pPr>
+              <w:spacing w:before="60" w:after="60" w:line="240" w:lineRule="auto"/>
+              <w:jc w:val="center"/>
+            </w:pPr>
+            <w:r>
+              <w:rPr>
+                <w:rFonts w:ascii="Times New Roman" w:hAnsi="Times New Roman"/>
+                <w:b w:val="0"/>
+                <w:color w:val="000000"/>
+                <w:sz w:val="18"/>
+              </w:rPr>
+            </w:r>
+          </w:p>
+        </w:tc>
+        <w:tc>
+          <w:tcPr>
+            <w:tcW w:w="523" w:type="dxa"/>
+            <w:shd w:val="clear" w:color="auto" w:fill="D9E1F2"/>
+          </w:tcPr>
+          <w:p>
+            <w:pPr>
+              <w:spacing w:before="60" w:after="60" w:line="240" w:lineRule="auto"/>
+              <w:jc w:val="center"/>
+            </w:pPr>
+            <w:r>
+              <w:rPr>
+                <w:rFonts w:ascii="Times New Roman" w:hAnsi="Times New Roman"/>
+                <w:b w:val="0"/>
+                <w:color w:val="000000"/>
+                <w:sz w:val="18"/>
+              </w:rPr>
+            </w:r>
+          </w:p>
+        </w:tc>
+        <w:tc>
+          <w:tcPr>
+            <w:tcW w:w="523" w:type="dxa"/>
+            <w:shd w:val="clear" w:color="auto" w:fill="D9E1F2"/>
+          </w:tcPr>
+          <w:p>
+            <w:pPr>
+              <w:spacing w:before="60" w:after="60" w:line="240" w:lineRule="auto"/>
+              <w:jc w:val="center"/>
+            </w:pPr>
+            <w:r>
+              <w:rPr>
+                <w:rFonts w:ascii="Times New Roman" w:hAnsi="Times New Roman"/>
+                <w:b w:val="0"/>
+                <w:color w:val="000000"/>
+                <w:sz w:val="18"/>
+              </w:rPr>
+            </w:r>
+          </w:p>
+        </w:tc>
+        <w:tc>
+          <w:tcPr>
+            <w:tcW w:w="523" w:type="dxa"/>
+            <w:shd w:val="clear" w:color="auto" w:fill="D9E1F2"/>
+          </w:tcPr>
+          <w:p>
+            <w:pPr>
+              <w:spacing w:before="60" w:after="60" w:line="240" w:lineRule="auto"/>
+              <w:jc w:val="center"/>
+            </w:pPr>
+            <w:r>
+              <w:rPr>
+                <w:rFonts w:ascii="Times New Roman" w:hAnsi="Times New Roman"/>
+                <w:b w:val="0"/>
+                <w:color w:val="000000"/>
+                <w:sz w:val="18"/>
+              </w:rPr>
+            </w:r>
+          </w:p>
+        </w:tc>
+        <w:tc>
+          <w:tcPr>
+            <w:tcW w:w="523" w:type="dxa"/>
+            <w:shd w:val="clear" w:color="auto" w:fill="D9E1F2"/>
+          </w:tcPr>
+          <w:p>
+            <w:pPr>
+              <w:spacing w:before="60" w:after="60" w:line="240" w:lineRule="auto"/>
+              <w:jc w:val="center"/>
+            </w:pPr>
+            <w:r>
+              <w:rPr>
+                <w:rFonts w:ascii="Times New Roman" w:hAnsi="Times New Roman"/>
+                <w:b w:val="0"/>
+                <w:color w:val="000000"/>
+                <w:sz w:val="18"/>
+              </w:rPr>
+            </w:r>
+          </w:p>
+        </w:tc>
+        <w:tc>
+          <w:tcPr>
+            <w:tcW w:w="523" w:type="dxa"/>
+            <w:shd w:val="clear" w:color="auto" w:fill="D9E1F2"/>
+          </w:tcPr>
+          <w:p>
+            <w:pPr>
+              <w:spacing w:before="60" w:after="60" w:line="240" w:lineRule="auto"/>
+              <w:jc w:val="center"/>
+            </w:pPr>
+            <w:r>
+              <w:rPr>
+                <w:rFonts w:ascii="Times New Roman" w:hAnsi="Times New Roman"/>
+                <w:b w:val="0"/>
+                <w:color w:val="000000"/>
+                <w:sz w:val="18"/>
+              </w:rPr>
+            </w:r>
+          </w:p>
+        </w:tc>
+      </w:tr>
+      <w:tr>
+        <w:tc>
+          <w:tcPr>
+            <w:tcW w:w="3557" w:type="dxa"/>
+            <w:shd w:val="clear" w:color="auto" w:fill="FFFFFF"/>
+          </w:tcPr>
+          <w:p>
+            <w:pPr>
+              <w:spacing w:before="60" w:after="60" w:line="240" w:lineRule="auto"/>
+              <w:jc w:val="both"/>
+            </w:pPr>
+            <w:r>
+              <w:rPr>
+                <w:rFonts w:ascii="Times New Roman" w:hAnsi="Times New Roman"/>
+                <w:b w:val="0"/>
+                <w:color w:val="000000"/>
+                <w:sz w:val="20"/>
+              </w:rPr>
+              <w:t>Diseño del modelo relacional, normalización y diccionario de datos.</w:t>
+            </w:r>
+          </w:p>
+        </w:tc>
+        <w:tc>
+          <w:tcPr>
+            <w:tcW w:w="523" w:type="dxa"/>
             <w:shd w:val="clear" w:color="auto" w:fill="FFFFFF"/>
           </w:tcPr>
           <w:p>
@@ -3927,7 +4300,28 @@
         </w:tc>
         <w:tc>
           <w:tcPr>
-            <w:tcW w:w="424" w:type="dxa"/>
+            <w:tcW w:w="523" w:type="dxa"/>
+            <w:shd w:val="clear" w:color="auto" w:fill="70AD47"/>
+          </w:tcPr>
+          <w:p>
+            <w:pPr>
+              <w:spacing w:before="60" w:after="60" w:line="240" w:lineRule="auto"/>
+              <w:jc w:val="center"/>
+            </w:pPr>
+            <w:r>
+              <w:rPr>
+                <w:rFonts w:ascii="Times New Roman" w:hAnsi="Times New Roman"/>
+                <w:b w:val="0"/>
+                <w:color w:val="FFFFFF"/>
+                <w:sz w:val="18"/>
+              </w:rPr>
+              <w:t>✓</w:t>
+            </w:r>
+          </w:p>
+        </w:tc>
+        <w:tc>
+          <w:tcPr>
+            <w:tcW w:w="523" w:type="dxa"/>
             <w:shd w:val="clear" w:color="auto" w:fill="FFFFFF"/>
           </w:tcPr>
           <w:p>
@@ -3947,7 +4341,7 @@
         </w:tc>
         <w:tc>
           <w:tcPr>
-            <w:tcW w:w="424" w:type="dxa"/>
+            <w:tcW w:w="523" w:type="dxa"/>
             <w:shd w:val="clear" w:color="auto" w:fill="FFFFFF"/>
           </w:tcPr>
           <w:p>
@@ -3967,7 +4361,7 @@
         </w:tc>
         <w:tc>
           <w:tcPr>
-            <w:tcW w:w="424" w:type="dxa"/>
+            <w:tcW w:w="523" w:type="dxa"/>
             <w:shd w:val="clear" w:color="auto" w:fill="FFFFFF"/>
           </w:tcPr>
           <w:p>
@@ -3987,7 +4381,7 @@
         </w:tc>
         <w:tc>
           <w:tcPr>
-            <w:tcW w:w="424" w:type="dxa"/>
+            <w:tcW w:w="523" w:type="dxa"/>
             <w:shd w:val="clear" w:color="auto" w:fill="FFFFFF"/>
           </w:tcPr>
           <w:p>
@@ -4007,7 +4401,7 @@
         </w:tc>
         <w:tc>
           <w:tcPr>
-            <w:tcW w:w="424" w:type="dxa"/>
+            <w:tcW w:w="523" w:type="dxa"/>
             <w:shd w:val="clear" w:color="auto" w:fill="FFFFFF"/>
           </w:tcPr>
           <w:p>
@@ -4027,7 +4421,7 @@
         </w:tc>
         <w:tc>
           <w:tcPr>
-            <w:tcW w:w="424" w:type="dxa"/>
+            <w:tcW w:w="523" w:type="dxa"/>
             <w:shd w:val="clear" w:color="auto" w:fill="FFFFFF"/>
           </w:tcPr>
           <w:p>
@@ -4047,7 +4441,7 @@
         </w:tc>
         <w:tc>
           <w:tcPr>
-            <w:tcW w:w="424" w:type="dxa"/>
+            <w:tcW w:w="523" w:type="dxa"/>
             <w:shd w:val="clear" w:color="auto" w:fill="FFFFFF"/>
           </w:tcPr>
           <w:p>
@@ -4069,7 +4463,7 @@
       <w:tr>
         <w:tc>
           <w:tcPr>
-            <w:tcW w:w="4448" w:type="dxa"/>
+            <w:tcW w:w="3557" w:type="dxa"/>
             <w:shd w:val="clear" w:color="auto" w:fill="D9E1F2"/>
           </w:tcPr>
           <w:p>
@@ -4084,13 +4478,13 @@
                 <w:color w:val="000000"/>
                 <w:sz w:val="20"/>
               </w:rPr>
-              <w:t>Diseño del modelo relacional, normalización y diccionario de datos.</w:t>
+              <w:t>Implementación de la base de datos relacional en SQLite.</w:t>
             </w:r>
           </w:p>
         </w:tc>
         <w:tc>
           <w:tcPr>
-            <w:tcW w:w="424" w:type="dxa"/>
+            <w:tcW w:w="523" w:type="dxa"/>
             <w:shd w:val="clear" w:color="auto" w:fill="D9E1F2"/>
           </w:tcPr>
           <w:p>
@@ -4110,7 +4504,27 @@
         </w:tc>
         <w:tc>
           <w:tcPr>
-            <w:tcW w:w="424" w:type="dxa"/>
+            <w:tcW w:w="523" w:type="dxa"/>
+            <w:shd w:val="clear" w:color="auto" w:fill="D9E1F2"/>
+          </w:tcPr>
+          <w:p>
+            <w:pPr>
+              <w:spacing w:before="60" w:after="60" w:line="240" w:lineRule="auto"/>
+              <w:jc w:val="center"/>
+            </w:pPr>
+            <w:r>
+              <w:rPr>
+                <w:rFonts w:ascii="Times New Roman" w:hAnsi="Times New Roman"/>
+                <w:b w:val="0"/>
+                <w:color w:val="000000"/>
+                <w:sz w:val="18"/>
+              </w:rPr>
+            </w:r>
+          </w:p>
+        </w:tc>
+        <w:tc>
+          <w:tcPr>
+            <w:tcW w:w="523" w:type="dxa"/>
             <w:shd w:val="clear" w:color="auto" w:fill="70AD47"/>
           </w:tcPr>
           <w:p>
@@ -4131,7 +4545,7 @@
         </w:tc>
         <w:tc>
           <w:tcPr>
-            <w:tcW w:w="424" w:type="dxa"/>
+            <w:tcW w:w="523" w:type="dxa"/>
             <w:shd w:val="clear" w:color="auto" w:fill="D9E1F2"/>
           </w:tcPr>
           <w:p>
@@ -4151,7 +4565,7 @@
         </w:tc>
         <w:tc>
           <w:tcPr>
-            <w:tcW w:w="424" w:type="dxa"/>
+            <w:tcW w:w="523" w:type="dxa"/>
             <w:shd w:val="clear" w:color="auto" w:fill="D9E1F2"/>
           </w:tcPr>
           <w:p>
@@ -4171,7 +4585,7 @@
         </w:tc>
         <w:tc>
           <w:tcPr>
-            <w:tcW w:w="424" w:type="dxa"/>
+            <w:tcW w:w="523" w:type="dxa"/>
             <w:shd w:val="clear" w:color="auto" w:fill="D9E1F2"/>
           </w:tcPr>
           <w:p>
@@ -4191,7 +4605,7 @@
         </w:tc>
         <w:tc>
           <w:tcPr>
-            <w:tcW w:w="424" w:type="dxa"/>
+            <w:tcW w:w="523" w:type="dxa"/>
             <w:shd w:val="clear" w:color="auto" w:fill="D9E1F2"/>
           </w:tcPr>
           <w:p>
@@ -4211,7 +4625,7 @@
         </w:tc>
         <w:tc>
           <w:tcPr>
-            <w:tcW w:w="424" w:type="dxa"/>
+            <w:tcW w:w="523" w:type="dxa"/>
             <w:shd w:val="clear" w:color="auto" w:fill="D9E1F2"/>
           </w:tcPr>
           <w:p>
@@ -4231,27 +4645,7 @@
         </w:tc>
         <w:tc>
           <w:tcPr>
-            <w:tcW w:w="424" w:type="dxa"/>
-            <w:shd w:val="clear" w:color="auto" w:fill="D9E1F2"/>
-          </w:tcPr>
-          <w:p>
-            <w:pPr>
-              <w:spacing w:before="60" w:after="60" w:line="240" w:lineRule="auto"/>
-              <w:jc w:val="center"/>
-            </w:pPr>
-            <w:r>
-              <w:rPr>
-                <w:rFonts w:ascii="Times New Roman" w:hAnsi="Times New Roman"/>
-                <w:b w:val="0"/>
-                <w:color w:val="000000"/>
-                <w:sz w:val="18"/>
-              </w:rPr>
-            </w:r>
-          </w:p>
-        </w:tc>
-        <w:tc>
-          <w:tcPr>
-            <w:tcW w:w="424" w:type="dxa"/>
+            <w:tcW w:w="523" w:type="dxa"/>
             <w:shd w:val="clear" w:color="auto" w:fill="D9E1F2"/>
           </w:tcPr>
           <w:p>
@@ -4273,7 +4667,7 @@
       <w:tr>
         <w:tc>
           <w:tcPr>
-            <w:tcW w:w="4448" w:type="dxa"/>
+            <w:tcW w:w="3557" w:type="dxa"/>
             <w:shd w:val="clear" w:color="auto" w:fill="FFFFFF"/>
           </w:tcPr>
           <w:p>
@@ -4288,13 +4682,13 @@
                 <w:color w:val="000000"/>
                 <w:sz w:val="20"/>
               </w:rPr>
-              <w:t>Implementación de la base de datos relacional en SQLite.</w:t>
+              <w:t>Desarrollo de la interfaz gráfica y empaquetado con Wails.</w:t>
             </w:r>
           </w:p>
         </w:tc>
         <w:tc>
           <w:tcPr>
-            <w:tcW w:w="424" w:type="dxa"/>
+            <w:tcW w:w="523" w:type="dxa"/>
             <w:shd w:val="clear" w:color="auto" w:fill="FFFFFF"/>
           </w:tcPr>
           <w:p>
@@ -4314,7 +4708,7 @@
         </w:tc>
         <w:tc>
           <w:tcPr>
-            <w:tcW w:w="424" w:type="dxa"/>
+            <w:tcW w:w="523" w:type="dxa"/>
             <w:shd w:val="clear" w:color="auto" w:fill="FFFFFF"/>
           </w:tcPr>
           <w:p>
@@ -4334,7 +4728,27 @@
         </w:tc>
         <w:tc>
           <w:tcPr>
-            <w:tcW w:w="424" w:type="dxa"/>
+            <w:tcW w:w="523" w:type="dxa"/>
+            <w:shd w:val="clear" w:color="auto" w:fill="FFFFFF"/>
+          </w:tcPr>
+          <w:p>
+            <w:pPr>
+              <w:spacing w:before="60" w:after="60" w:line="240" w:lineRule="auto"/>
+              <w:jc w:val="center"/>
+            </w:pPr>
+            <w:r>
+              <w:rPr>
+                <w:rFonts w:ascii="Times New Roman" w:hAnsi="Times New Roman"/>
+                <w:b w:val="0"/>
+                <w:color w:val="000000"/>
+                <w:sz w:val="18"/>
+              </w:rPr>
+            </w:r>
+          </w:p>
+        </w:tc>
+        <w:tc>
+          <w:tcPr>
+            <w:tcW w:w="523" w:type="dxa"/>
             <w:shd w:val="clear" w:color="auto" w:fill="70AD47"/>
           </w:tcPr>
           <w:p>
@@ -4355,7 +4769,28 @@
         </w:tc>
         <w:tc>
           <w:tcPr>
-            <w:tcW w:w="424" w:type="dxa"/>
+            <w:tcW w:w="523" w:type="dxa"/>
+            <w:shd w:val="clear" w:color="auto" w:fill="70AD47"/>
+          </w:tcPr>
+          <w:p>
+            <w:pPr>
+              <w:spacing w:before="60" w:after="60" w:line="240" w:lineRule="auto"/>
+              <w:jc w:val="center"/>
+            </w:pPr>
+            <w:r>
+              <w:rPr>
+                <w:rFonts w:ascii="Times New Roman" w:hAnsi="Times New Roman"/>
+                <w:b w:val="0"/>
+                <w:color w:val="FFFFFF"/>
+                <w:sz w:val="18"/>
+              </w:rPr>
+              <w:t>✓</w:t>
+            </w:r>
+          </w:p>
+        </w:tc>
+        <w:tc>
+          <w:tcPr>
+            <w:tcW w:w="523" w:type="dxa"/>
             <w:shd w:val="clear" w:color="auto" w:fill="FFFFFF"/>
           </w:tcPr>
           <w:p>
@@ -4375,7 +4810,7 @@
         </w:tc>
         <w:tc>
           <w:tcPr>
-            <w:tcW w:w="424" w:type="dxa"/>
+            <w:tcW w:w="523" w:type="dxa"/>
             <w:shd w:val="clear" w:color="auto" w:fill="FFFFFF"/>
           </w:tcPr>
           <w:p>
@@ -4395,7 +4830,7 @@
         </w:tc>
         <w:tc>
           <w:tcPr>
-            <w:tcW w:w="424" w:type="dxa"/>
+            <w:tcW w:w="523" w:type="dxa"/>
             <w:shd w:val="clear" w:color="auto" w:fill="FFFFFF"/>
           </w:tcPr>
           <w:p>
@@ -4415,47 +4850,7 @@
         </w:tc>
         <w:tc>
           <w:tcPr>
-            <w:tcW w:w="424" w:type="dxa"/>
-            <w:shd w:val="clear" w:color="auto" w:fill="FFFFFF"/>
-          </w:tcPr>
-          <w:p>
-            <w:pPr>
-              <w:spacing w:before="60" w:after="60" w:line="240" w:lineRule="auto"/>
-              <w:jc w:val="center"/>
-            </w:pPr>
-            <w:r>
-              <w:rPr>
-                <w:rFonts w:ascii="Times New Roman" w:hAnsi="Times New Roman"/>
-                <w:b w:val="0"/>
-                <w:color w:val="000000"/>
-                <w:sz w:val="18"/>
-              </w:rPr>
-            </w:r>
-          </w:p>
-        </w:tc>
-        <w:tc>
-          <w:tcPr>
-            <w:tcW w:w="424" w:type="dxa"/>
-            <w:shd w:val="clear" w:color="auto" w:fill="FFFFFF"/>
-          </w:tcPr>
-          <w:p>
-            <w:pPr>
-              <w:spacing w:before="60" w:after="60" w:line="240" w:lineRule="auto"/>
-              <w:jc w:val="center"/>
-            </w:pPr>
-            <w:r>
-              <w:rPr>
-                <w:rFonts w:ascii="Times New Roman" w:hAnsi="Times New Roman"/>
-                <w:b w:val="0"/>
-                <w:color w:val="000000"/>
-                <w:sz w:val="18"/>
-              </w:rPr>
-            </w:r>
-          </w:p>
-        </w:tc>
-        <w:tc>
-          <w:tcPr>
-            <w:tcW w:w="424" w:type="dxa"/>
+            <w:tcW w:w="523" w:type="dxa"/>
             <w:shd w:val="clear" w:color="auto" w:fill="FFFFFF"/>
           </w:tcPr>
           <w:p>
@@ -4477,7 +4872,7 @@
       <w:tr>
         <w:tc>
           <w:tcPr>
-            <w:tcW w:w="4448" w:type="dxa"/>
+            <w:tcW w:w="3557" w:type="dxa"/>
             <w:shd w:val="clear" w:color="auto" w:fill="D9E1F2"/>
           </w:tcPr>
           <w:p>
@@ -4492,13 +4887,13 @@
                 <w:color w:val="000000"/>
                 <w:sz w:val="20"/>
               </w:rPr>
-              <w:t>Desarrollo de la interfaz gráfica y empaquetado con Wails.</w:t>
+              <w:t>Integración, pruebas funcionales y consolidación del sistema.</w:t>
             </w:r>
           </w:p>
         </w:tc>
         <w:tc>
           <w:tcPr>
-            <w:tcW w:w="424" w:type="dxa"/>
+            <w:tcW w:w="523" w:type="dxa"/>
             <w:shd w:val="clear" w:color="auto" w:fill="D9E1F2"/>
           </w:tcPr>
           <w:p>
@@ -4518,7 +4913,7 @@
         </w:tc>
         <w:tc>
           <w:tcPr>
-            <w:tcW w:w="424" w:type="dxa"/>
+            <w:tcW w:w="523" w:type="dxa"/>
             <w:shd w:val="clear" w:color="auto" w:fill="D9E1F2"/>
           </w:tcPr>
           <w:p>
@@ -4538,7 +4933,7 @@
         </w:tc>
         <w:tc>
           <w:tcPr>
-            <w:tcW w:w="424" w:type="dxa"/>
+            <w:tcW w:w="523" w:type="dxa"/>
             <w:shd w:val="clear" w:color="auto" w:fill="D9E1F2"/>
           </w:tcPr>
           <w:p>
@@ -4558,7 +4953,67 @@
         </w:tc>
         <w:tc>
           <w:tcPr>
-            <w:tcW w:w="424" w:type="dxa"/>
+            <w:tcW w:w="523" w:type="dxa"/>
+            <w:shd w:val="clear" w:color="auto" w:fill="D9E1F2"/>
+          </w:tcPr>
+          <w:p>
+            <w:pPr>
+              <w:spacing w:before="60" w:after="60" w:line="240" w:lineRule="auto"/>
+              <w:jc w:val="center"/>
+            </w:pPr>
+            <w:r>
+              <w:rPr>
+                <w:rFonts w:ascii="Times New Roman" w:hAnsi="Times New Roman"/>
+                <w:b w:val="0"/>
+                <w:color w:val="000000"/>
+                <w:sz w:val="18"/>
+              </w:rPr>
+            </w:r>
+          </w:p>
+        </w:tc>
+        <w:tc>
+          <w:tcPr>
+            <w:tcW w:w="523" w:type="dxa"/>
+            <w:shd w:val="clear" w:color="auto" w:fill="D9E1F2"/>
+          </w:tcPr>
+          <w:p>
+            <w:pPr>
+              <w:spacing w:before="60" w:after="60" w:line="240" w:lineRule="auto"/>
+              <w:jc w:val="center"/>
+            </w:pPr>
+            <w:r>
+              <w:rPr>
+                <w:rFonts w:ascii="Times New Roman" w:hAnsi="Times New Roman"/>
+                <w:b w:val="0"/>
+                <w:color w:val="000000"/>
+                <w:sz w:val="18"/>
+              </w:rPr>
+            </w:r>
+          </w:p>
+        </w:tc>
+        <w:tc>
+          <w:tcPr>
+            <w:tcW w:w="523" w:type="dxa"/>
+            <w:shd w:val="clear" w:color="auto" w:fill="D9E1F2"/>
+          </w:tcPr>
+          <w:p>
+            <w:pPr>
+              <w:spacing w:before="60" w:after="60" w:line="240" w:lineRule="auto"/>
+              <w:jc w:val="center"/>
+            </w:pPr>
+            <w:r>
+              <w:rPr>
+                <w:rFonts w:ascii="Times New Roman" w:hAnsi="Times New Roman"/>
+                <w:b w:val="0"/>
+                <w:color w:val="000000"/>
+                <w:sz w:val="18"/>
+              </w:rPr>
+            </w:r>
+          </w:p>
+        </w:tc>
+        <w:tc>
+          <w:tcPr>
+            <w:tcW w:w="523" w:type="dxa"/>
             <w:shd w:val="clear" w:color="auto" w:fill="70AD47"/>
           </w:tcPr>
           <w:p>
@@ -4579,7 +5034,7 @@
         </w:tc>
         <w:tc>
           <w:tcPr>
-            <w:tcW w:w="424" w:type="dxa"/>
+            <w:tcW w:w="523" w:type="dxa"/>
             <w:shd w:val="clear" w:color="auto" w:fill="70AD47"/>
           </w:tcPr>
           <w:p>
@@ -4600,272 +5055,7 @@
         </w:tc>
         <w:tc>
           <w:tcPr>
-            <w:tcW w:w="424" w:type="dxa"/>
-            <w:shd w:val="clear" w:color="auto" w:fill="D9E1F2"/>
-          </w:tcPr>
-          <w:p>
-            <w:pPr>
-              <w:spacing w:before="60" w:after="60" w:line="240" w:lineRule="auto"/>
-              <w:jc w:val="center"/>
-            </w:pPr>
-            <w:r>
-              <w:rPr>
-                <w:rFonts w:ascii="Times New Roman" w:hAnsi="Times New Roman"/>
-                <w:b w:val="0"/>
-                <w:color w:val="000000"/>
-                <w:sz w:val="18"/>
-              </w:rPr>
-            </w:r>
-          </w:p>
-        </w:tc>
-        <w:tc>
-          <w:tcPr>
-            <w:tcW w:w="424" w:type="dxa"/>
-            <w:shd w:val="clear" w:color="auto" w:fill="D9E1F2"/>
-          </w:tcPr>
-          <w:p>
-            <w:pPr>
-              <w:spacing w:before="60" w:after="60" w:line="240" w:lineRule="auto"/>
-              <w:jc w:val="center"/>
-            </w:pPr>
-            <w:r>
-              <w:rPr>
-                <w:rFonts w:ascii="Times New Roman" w:hAnsi="Times New Roman"/>
-                <w:b w:val="0"/>
-                <w:color w:val="000000"/>
-                <w:sz w:val="18"/>
-              </w:rPr>
-            </w:r>
-          </w:p>
-        </w:tc>
-        <w:tc>
-          <w:tcPr>
-            <w:tcW w:w="424" w:type="dxa"/>
-            <w:shd w:val="clear" w:color="auto" w:fill="D9E1F2"/>
-          </w:tcPr>
-          <w:p>
-            <w:pPr>
-              <w:spacing w:before="60" w:after="60" w:line="240" w:lineRule="auto"/>
-              <w:jc w:val="center"/>
-            </w:pPr>
-            <w:r>
-              <w:rPr>
-                <w:rFonts w:ascii="Times New Roman" w:hAnsi="Times New Roman"/>
-                <w:b w:val="0"/>
-                <w:color w:val="000000"/>
-                <w:sz w:val="18"/>
-              </w:rPr>
-            </w:r>
-          </w:p>
-        </w:tc>
-        <w:tc>
-          <w:tcPr>
-            <w:tcW w:w="424" w:type="dxa"/>
-            <w:shd w:val="clear" w:color="auto" w:fill="D9E1F2"/>
-          </w:tcPr>
-          <w:p>
-            <w:pPr>
-              <w:spacing w:before="60" w:after="60" w:line="240" w:lineRule="auto"/>
-              <w:jc w:val="center"/>
-            </w:pPr>
-            <w:r>
-              <w:rPr>
-                <w:rFonts w:ascii="Times New Roman" w:hAnsi="Times New Roman"/>
-                <w:b w:val="0"/>
-                <w:color w:val="000000"/>
-                <w:sz w:val="18"/>
-              </w:rPr>
-            </w:r>
-          </w:p>
-        </w:tc>
-      </w:tr>
-      <w:tr>
-        <w:tc>
-          <w:tcPr>
-            <w:tcW w:w="4448" w:type="dxa"/>
-            <w:shd w:val="clear" w:color="auto" w:fill="FFFFFF"/>
-          </w:tcPr>
-          <w:p>
-            <w:pPr>
-              <w:spacing w:before="60" w:after="60" w:line="240" w:lineRule="auto"/>
-              <w:jc w:val="both"/>
-            </w:pPr>
-            <w:r>
-              <w:rPr>
-                <w:rFonts w:ascii="Times New Roman" w:hAnsi="Times New Roman"/>
-                <w:b w:val="0"/>
-                <w:color w:val="000000"/>
-                <w:sz w:val="20"/>
-              </w:rPr>
-              <w:t>Integración, pruebas funcionales y consolidación del sistema.</w:t>
-            </w:r>
-          </w:p>
-        </w:tc>
-        <w:tc>
-          <w:tcPr>
-            <w:tcW w:w="424" w:type="dxa"/>
-            <w:shd w:val="clear" w:color="auto" w:fill="FFFFFF"/>
-          </w:tcPr>
-          <w:p>
-            <w:pPr>
-              <w:spacing w:before="60" w:after="60" w:line="240" w:lineRule="auto"/>
-              <w:jc w:val="center"/>
-            </w:pPr>
-            <w:r>
-              <w:rPr>
-                <w:rFonts w:ascii="Times New Roman" w:hAnsi="Times New Roman"/>
-                <w:b w:val="0"/>
-                <w:color w:val="000000"/>
-                <w:sz w:val="18"/>
-              </w:rPr>
-            </w:r>
-          </w:p>
-        </w:tc>
-        <w:tc>
-          <w:tcPr>
-            <w:tcW w:w="424" w:type="dxa"/>
-            <w:shd w:val="clear" w:color="auto" w:fill="FFFFFF"/>
-          </w:tcPr>
-          <w:p>
-            <w:pPr>
-              <w:spacing w:before="60" w:after="60" w:line="240" w:lineRule="auto"/>
-              <w:jc w:val="center"/>
-            </w:pPr>
-            <w:r>
-              <w:rPr>
-                <w:rFonts w:ascii="Times New Roman" w:hAnsi="Times New Roman"/>
-                <w:b w:val="0"/>
-                <w:color w:val="000000"/>
-                <w:sz w:val="18"/>
-              </w:rPr>
-            </w:r>
-          </w:p>
-        </w:tc>
-        <w:tc>
-          <w:tcPr>
-            <w:tcW w:w="424" w:type="dxa"/>
-            <w:shd w:val="clear" w:color="auto" w:fill="FFFFFF"/>
-          </w:tcPr>
-          <w:p>
-            <w:pPr>
-              <w:spacing w:before="60" w:after="60" w:line="240" w:lineRule="auto"/>
-              <w:jc w:val="center"/>
-            </w:pPr>
-            <w:r>
-              <w:rPr>
-                <w:rFonts w:ascii="Times New Roman" w:hAnsi="Times New Roman"/>
-                <w:b w:val="0"/>
-                <w:color w:val="000000"/>
-                <w:sz w:val="18"/>
-              </w:rPr>
-            </w:r>
-          </w:p>
-        </w:tc>
-        <w:tc>
-          <w:tcPr>
-            <w:tcW w:w="424" w:type="dxa"/>
-            <w:shd w:val="clear" w:color="auto" w:fill="FFFFFF"/>
-          </w:tcPr>
-          <w:p>
-            <w:pPr>
-              <w:spacing w:before="60" w:after="60" w:line="240" w:lineRule="auto"/>
-              <w:jc w:val="center"/>
-            </w:pPr>
-            <w:r>
-              <w:rPr>
-                <w:rFonts w:ascii="Times New Roman" w:hAnsi="Times New Roman"/>
-                <w:b w:val="0"/>
-                <w:color w:val="000000"/>
-                <w:sz w:val="18"/>
-              </w:rPr>
-            </w:r>
-          </w:p>
-        </w:tc>
-        <w:tc>
-          <w:tcPr>
-            <w:tcW w:w="424" w:type="dxa"/>
-            <w:shd w:val="clear" w:color="auto" w:fill="FFFFFF"/>
-          </w:tcPr>
-          <w:p>
-            <w:pPr>
-              <w:spacing w:before="60" w:after="60" w:line="240" w:lineRule="auto"/>
-              <w:jc w:val="center"/>
-            </w:pPr>
-            <w:r>
-              <w:rPr>
-                <w:rFonts w:ascii="Times New Roman" w:hAnsi="Times New Roman"/>
-                <w:b w:val="0"/>
-                <w:color w:val="000000"/>
-                <w:sz w:val="18"/>
-              </w:rPr>
-            </w:r>
-          </w:p>
-        </w:tc>
-        <w:tc>
-          <w:tcPr>
-            <w:tcW w:w="424" w:type="dxa"/>
-            <w:shd w:val="clear" w:color="auto" w:fill="FFFFFF"/>
-          </w:tcPr>
-          <w:p>
-            <w:pPr>
-              <w:spacing w:before="60" w:after="60" w:line="240" w:lineRule="auto"/>
-              <w:jc w:val="center"/>
-            </w:pPr>
-            <w:r>
-              <w:rPr>
-                <w:rFonts w:ascii="Times New Roman" w:hAnsi="Times New Roman"/>
-                <w:b w:val="0"/>
-                <w:color w:val="000000"/>
-                <w:sz w:val="18"/>
-              </w:rPr>
-            </w:r>
-          </w:p>
-        </w:tc>
-        <w:tc>
-          <w:tcPr>
-            <w:tcW w:w="424" w:type="dxa"/>
-            <w:shd w:val="clear" w:color="auto" w:fill="70AD47"/>
-          </w:tcPr>
-          <w:p>
-            <w:pPr>
-              <w:spacing w:before="60" w:after="60" w:line="240" w:lineRule="auto"/>
-              <w:jc w:val="center"/>
-            </w:pPr>
-            <w:r>
-              <w:rPr>
-                <w:rFonts w:ascii="Times New Roman" w:hAnsi="Times New Roman"/>
-                <w:b w:val="0"/>
-                <w:color w:val="FFFFFF"/>
-                <w:sz w:val="18"/>
-              </w:rPr>
-              <w:t>✓</w:t>
-            </w:r>
-          </w:p>
-        </w:tc>
-        <w:tc>
-          <w:tcPr>
-            <w:tcW w:w="424" w:type="dxa"/>
-            <w:shd w:val="clear" w:color="auto" w:fill="70AD47"/>
-          </w:tcPr>
-          <w:p>
-            <w:pPr>
-              <w:spacing w:before="60" w:after="60" w:line="240" w:lineRule="auto"/>
-              <w:jc w:val="center"/>
-            </w:pPr>
-            <w:r>
-              <w:rPr>
-                <w:rFonts w:ascii="Times New Roman" w:hAnsi="Times New Roman"/>
-                <w:b w:val="0"/>
-                <w:color w:val="FFFFFF"/>
-                <w:sz w:val="18"/>
-              </w:rPr>
-              <w:t>✓</w:t>
-            </w:r>
-          </w:p>
-        </w:tc>
-        <w:tc>
-          <w:tcPr>
-            <w:tcW w:w="424" w:type="dxa"/>
+            <w:tcW w:w="523" w:type="dxa"/>
             <w:shd w:val="clear" w:color="auto" w:fill="70AD47"/>
           </w:tcPr>
           <w:p>
@@ -4888,8 +5078,8 @@
       <w:tr>
         <w:tc>
           <w:tcPr>
-            <w:tcW w:w="4448" w:type="dxa"/>
-            <w:shd w:val="clear" w:color="auto" w:fill="D9E1F2"/>
+            <w:tcW w:w="3557" w:type="dxa"/>
+            <w:shd w:val="clear" w:color="auto" w:fill="FFFFFF"/>
           </w:tcPr>
           <w:p>
             <w:pPr>
@@ -4909,7 +5099,7 @@
         </w:tc>
         <w:tc>
           <w:tcPr>
-            <w:tcW w:w="424" w:type="dxa"/>
+            <w:tcW w:w="523" w:type="dxa"/>
             <w:shd w:val="clear" w:color="auto" w:fill="70AD47"/>
           </w:tcPr>
           <w:p>
@@ -4930,8 +5120,8 @@
         </w:tc>
         <w:tc>
           <w:tcPr>
-            <w:tcW w:w="424" w:type="dxa"/>
-            <w:shd w:val="clear" w:color="auto" w:fill="D9E1F2"/>
+            <w:tcW w:w="523" w:type="dxa"/>
+            <w:shd w:val="clear" w:color="auto" w:fill="FFFFFF"/>
           </w:tcPr>
           <w:p>
             <w:pPr>
@@ -4950,8 +5140,8 @@
         </w:tc>
         <w:tc>
           <w:tcPr>
-            <w:tcW w:w="424" w:type="dxa"/>
-            <w:shd w:val="clear" w:color="auto" w:fill="D9E1F2"/>
+            <w:tcW w:w="523" w:type="dxa"/>
+            <w:shd w:val="clear" w:color="auto" w:fill="FFFFFF"/>
           </w:tcPr>
           <w:p>
             <w:pPr>
@@ -4970,7 +5160,7 @@
         </w:tc>
         <w:tc>
           <w:tcPr>
-            <w:tcW w:w="424" w:type="dxa"/>
+            <w:tcW w:w="523" w:type="dxa"/>
             <w:shd w:val="clear" w:color="auto" w:fill="70AD47"/>
           </w:tcPr>
           <w:p>
@@ -4991,7 +5181,130 @@
         </w:tc>
         <w:tc>
           <w:tcPr>
-            <w:tcW w:w="424" w:type="dxa"/>
+            <w:tcW w:w="523" w:type="dxa"/>
+            <w:shd w:val="clear" w:color="auto" w:fill="FFFFFF"/>
+          </w:tcPr>
+          <w:p>
+            <w:pPr>
+              <w:spacing w:before="60" w:after="60" w:line="240" w:lineRule="auto"/>
+              <w:jc w:val="center"/>
+            </w:pPr>
+            <w:r>
+              <w:rPr>
+                <w:rFonts w:ascii="Times New Roman" w:hAnsi="Times New Roman"/>
+                <w:b w:val="0"/>
+                <w:color w:val="000000"/>
+                <w:sz w:val="18"/>
+              </w:rPr>
+            </w:r>
+          </w:p>
+        </w:tc>
+        <w:tc>
+          <w:tcPr>
+            <w:tcW w:w="523" w:type="dxa"/>
+            <w:shd w:val="clear" w:color="auto" w:fill="FFFFFF"/>
+          </w:tcPr>
+          <w:p>
+            <w:pPr>
+              <w:spacing w:before="60" w:after="60" w:line="240" w:lineRule="auto"/>
+              <w:jc w:val="center"/>
+            </w:pPr>
+            <w:r>
+              <w:rPr>
+                <w:rFonts w:ascii="Times New Roman" w:hAnsi="Times New Roman"/>
+                <w:b w:val="0"/>
+                <w:color w:val="000000"/>
+                <w:sz w:val="18"/>
+              </w:rPr>
+            </w:r>
+          </w:p>
+        </w:tc>
+        <w:tc>
+          <w:tcPr>
+            <w:tcW w:w="523" w:type="dxa"/>
+            <w:shd w:val="clear" w:color="auto" w:fill="FFFFFF"/>
+          </w:tcPr>
+          <w:p>
+            <w:pPr>
+              <w:spacing w:before="60" w:after="60" w:line="240" w:lineRule="auto"/>
+              <w:jc w:val="center"/>
+            </w:pPr>
+            <w:r>
+              <w:rPr>
+                <w:rFonts w:ascii="Times New Roman" w:hAnsi="Times New Roman"/>
+                <w:b w:val="0"/>
+                <w:color w:val="000000"/>
+                <w:sz w:val="18"/>
+              </w:rPr>
+            </w:r>
+          </w:p>
+        </w:tc>
+        <w:tc>
+          <w:tcPr>
+            <w:tcW w:w="523" w:type="dxa"/>
+            <w:shd w:val="clear" w:color="auto" w:fill="FFFFFF"/>
+          </w:tcPr>
+          <w:p>
+            <w:pPr>
+              <w:spacing w:before="60" w:after="60" w:line="240" w:lineRule="auto"/>
+              <w:jc w:val="center"/>
+            </w:pPr>
+            <w:r>
+              <w:rPr>
+                <w:rFonts w:ascii="Times New Roman" w:hAnsi="Times New Roman"/>
+                <w:b w:val="0"/>
+                <w:color w:val="000000"/>
+                <w:sz w:val="18"/>
+              </w:rPr>
+            </w:r>
+          </w:p>
+        </w:tc>
+        <w:tc>
+          <w:tcPr>
+            <w:tcW w:w="523" w:type="dxa"/>
+            <w:shd w:val="clear" w:color="auto" w:fill="FFFFFF"/>
+          </w:tcPr>
+          <w:p>
+            <w:pPr>
+              <w:spacing w:before="60" w:after="60" w:line="240" w:lineRule="auto"/>
+              <w:jc w:val="center"/>
+            </w:pPr>
+            <w:r>
+              <w:rPr>
+                <w:rFonts w:ascii="Times New Roman" w:hAnsi="Times New Roman"/>
+                <w:b w:val="0"/>
+                <w:color w:val="000000"/>
+                <w:sz w:val="18"/>
+              </w:rPr>
+            </w:r>
+          </w:p>
+        </w:tc>
+      </w:tr>
+      <w:tr>
+        <w:tc>
+          <w:tcPr>
+            <w:tcW w:w="3557" w:type="dxa"/>
+            <w:shd w:val="clear" w:color="auto" w:fill="D9E1F2"/>
+          </w:tcPr>
+          <w:p>
+            <w:pPr>
+              <w:spacing w:before="60" w:after="60" w:line="240" w:lineRule="auto"/>
+              <w:jc w:val="both"/>
+            </w:pPr>
+            <w:r>
+              <w:rPr>
+                <w:rFonts w:ascii="Times New Roman" w:hAnsi="Times New Roman"/>
+                <w:b w:val="0"/>
+                <w:color w:val="000000"/>
+                <w:sz w:val="20"/>
+              </w:rPr>
+              <w:t>Registro y actualización de expedientes en hoja de cálculo.</w:t>
+            </w:r>
+          </w:p>
+        </w:tc>
+        <w:tc>
+          <w:tcPr>
+            <w:tcW w:w="523" w:type="dxa"/>
             <w:shd w:val="clear" w:color="auto" w:fill="D9E1F2"/>
           </w:tcPr>
           <w:p>
@@ -5011,7 +5324,49 @@
         </w:tc>
         <w:tc>
           <w:tcPr>
-            <w:tcW w:w="424" w:type="dxa"/>
+            <w:tcW w:w="523" w:type="dxa"/>
+            <w:shd w:val="clear" w:color="auto" w:fill="70AD47"/>
+          </w:tcPr>
+          <w:p>
+            <w:pPr>
+              <w:spacing w:before="60" w:after="60" w:line="240" w:lineRule="auto"/>
+              <w:jc w:val="center"/>
+            </w:pPr>
+            <w:r>
+              <w:rPr>
+                <w:rFonts w:ascii="Times New Roman" w:hAnsi="Times New Roman"/>
+                <w:b w:val="0"/>
+                <w:color w:val="FFFFFF"/>
+                <w:sz w:val="18"/>
+              </w:rPr>
+              <w:t>✓</w:t>
+            </w:r>
+          </w:p>
+        </w:tc>
+        <w:tc>
+          <w:tcPr>
+            <w:tcW w:w="523" w:type="dxa"/>
+            <w:shd w:val="clear" w:color="auto" w:fill="70AD47"/>
+          </w:tcPr>
+          <w:p>
+            <w:pPr>
+              <w:spacing w:before="60" w:after="60" w:line="240" w:lineRule="auto"/>
+              <w:jc w:val="center"/>
+            </w:pPr>
+            <w:r>
+              <w:rPr>
+                <w:rFonts w:ascii="Times New Roman" w:hAnsi="Times New Roman"/>
+                <w:b w:val="0"/>
+                <w:color w:val="FFFFFF"/>
+                <w:sz w:val="18"/>
+              </w:rPr>
+              <w:t>✓</w:t>
+            </w:r>
+          </w:p>
+        </w:tc>
+        <w:tc>
+          <w:tcPr>
+            <w:tcW w:w="523" w:type="dxa"/>
             <w:shd w:val="clear" w:color="auto" w:fill="D9E1F2"/>
           </w:tcPr>
           <w:p>
@@ -5031,7 +5386,7 @@
         </w:tc>
         <w:tc>
           <w:tcPr>
-            <w:tcW w:w="424" w:type="dxa"/>
+            <w:tcW w:w="523" w:type="dxa"/>
             <w:shd w:val="clear" w:color="auto" w:fill="D9E1F2"/>
           </w:tcPr>
           <w:p>
@@ -5051,7 +5406,7 @@
         </w:tc>
         <w:tc>
           <w:tcPr>
-            <w:tcW w:w="424" w:type="dxa"/>
+            <w:tcW w:w="523" w:type="dxa"/>
             <w:shd w:val="clear" w:color="auto" w:fill="D9E1F2"/>
           </w:tcPr>
           <w:p>
@@ -5071,7 +5426,47 @@
         </w:tc>
         <w:tc>
           <w:tcPr>
-            <w:tcW w:w="424" w:type="dxa"/>
+            <w:tcW w:w="523" w:type="dxa"/>
+            <w:shd w:val="clear" w:color="auto" w:fill="D9E1F2"/>
+          </w:tcPr>
+          <w:p>
+            <w:pPr>
+              <w:spacing w:before="60" w:after="60" w:line="240" w:lineRule="auto"/>
+              <w:jc w:val="center"/>
+            </w:pPr>
+            <w:r>
+              <w:rPr>
+                <w:rFonts w:ascii="Times New Roman" w:hAnsi="Times New Roman"/>
+                <w:b w:val="0"/>
+                <w:color w:val="000000"/>
+                <w:sz w:val="18"/>
+              </w:rPr>
+            </w:r>
+          </w:p>
+        </w:tc>
+        <w:tc>
+          <w:tcPr>
+            <w:tcW w:w="523" w:type="dxa"/>
+            <w:shd w:val="clear" w:color="auto" w:fill="D9E1F2"/>
+          </w:tcPr>
+          <w:p>
+            <w:pPr>
+              <w:spacing w:before="60" w:after="60" w:line="240" w:lineRule="auto"/>
+              <w:jc w:val="center"/>
+            </w:pPr>
+            <w:r>
+              <w:rPr>
+                <w:rFonts w:ascii="Times New Roman" w:hAnsi="Times New Roman"/>
+                <w:b w:val="0"/>
+                <w:color w:val="000000"/>
+                <w:sz w:val="18"/>
+              </w:rPr>
+            </w:r>
+          </w:p>
+        </w:tc>
+        <w:tc>
+          <w:tcPr>
+            <w:tcW w:w="523" w:type="dxa"/>
             <w:shd w:val="clear" w:color="auto" w:fill="D9E1F2"/>
           </w:tcPr>
           <w:p>
@@ -5093,7 +5488,7 @@
       <w:tr>
         <w:tc>
           <w:tcPr>
-            <w:tcW w:w="4448" w:type="dxa"/>
+            <w:tcW w:w="3557" w:type="dxa"/>
             <w:shd w:val="clear" w:color="auto" w:fill="FFFFFF"/>
           </w:tcPr>
           <w:p>
@@ -5108,13 +5503,13 @@
                 <w:color w:val="000000"/>
                 <w:sz w:val="20"/>
               </w:rPr>
-              <w:t>Registro y actualización de expedientes en hoja de cálculo.</w:t>
+              <w:t>Revisión y canalización de correspondencia presidencial.</w:t>
             </w:r>
           </w:p>
         </w:tc>
         <w:tc>
           <w:tcPr>
-            <w:tcW w:w="424" w:type="dxa"/>
+            <w:tcW w:w="523" w:type="dxa"/>
             <w:shd w:val="clear" w:color="auto" w:fill="FFFFFF"/>
           </w:tcPr>
           <w:p>
@@ -5134,7 +5529,67 @@
         </w:tc>
         <w:tc>
           <w:tcPr>
-            <w:tcW w:w="424" w:type="dxa"/>
+            <w:tcW w:w="523" w:type="dxa"/>
+            <w:shd w:val="clear" w:color="auto" w:fill="FFFFFF"/>
+          </w:tcPr>
+          <w:p>
+            <w:pPr>
+              <w:spacing w:before="60" w:after="60" w:line="240" w:lineRule="auto"/>
+              <w:jc w:val="center"/>
+            </w:pPr>
+            <w:r>
+              <w:rPr>
+                <w:rFonts w:ascii="Times New Roman" w:hAnsi="Times New Roman"/>
+                <w:b w:val="0"/>
+                <w:color w:val="000000"/>
+                <w:sz w:val="18"/>
+              </w:rPr>
+            </w:r>
+          </w:p>
+        </w:tc>
+        <w:tc>
+          <w:tcPr>
+            <w:tcW w:w="523" w:type="dxa"/>
+            <w:shd w:val="clear" w:color="auto" w:fill="FFFFFF"/>
+          </w:tcPr>
+          <w:p>
+            <w:pPr>
+              <w:spacing w:before="60" w:after="60" w:line="240" w:lineRule="auto"/>
+              <w:jc w:val="center"/>
+            </w:pPr>
+            <w:r>
+              <w:rPr>
+                <w:rFonts w:ascii="Times New Roman" w:hAnsi="Times New Roman"/>
+                <w:b w:val="0"/>
+                <w:color w:val="000000"/>
+                <w:sz w:val="18"/>
+              </w:rPr>
+            </w:r>
+          </w:p>
+        </w:tc>
+        <w:tc>
+          <w:tcPr>
+            <w:tcW w:w="523" w:type="dxa"/>
+            <w:shd w:val="clear" w:color="auto" w:fill="FFFFFF"/>
+          </w:tcPr>
+          <w:p>
+            <w:pPr>
+              <w:spacing w:before="60" w:after="60" w:line="240" w:lineRule="auto"/>
+              <w:jc w:val="center"/>
+            </w:pPr>
+            <w:r>
+              <w:rPr>
+                <w:rFonts w:ascii="Times New Roman" w:hAnsi="Times New Roman"/>
+                <w:b w:val="0"/>
+                <w:color w:val="000000"/>
+                <w:sz w:val="18"/>
+              </w:rPr>
+            </w:r>
+          </w:p>
+        </w:tc>
+        <w:tc>
+          <w:tcPr>
+            <w:tcW w:w="523" w:type="dxa"/>
             <w:shd w:val="clear" w:color="auto" w:fill="70AD47"/>
           </w:tcPr>
           <w:p>
@@ -5155,7 +5610,7 @@
         </w:tc>
         <w:tc>
           <w:tcPr>
-            <w:tcW w:w="424" w:type="dxa"/>
+            <w:tcW w:w="523" w:type="dxa"/>
             <w:shd w:val="clear" w:color="auto" w:fill="70AD47"/>
           </w:tcPr>
           <w:p>
@@ -5176,7 +5631,7 @@
         </w:tc>
         <w:tc>
           <w:tcPr>
-            <w:tcW w:w="424" w:type="dxa"/>
+            <w:tcW w:w="523" w:type="dxa"/>
             <w:shd w:val="clear" w:color="auto" w:fill="FFFFFF"/>
           </w:tcPr>
           <w:p>
@@ -5196,7 +5651,7 @@
         </w:tc>
         <w:tc>
           <w:tcPr>
-            <w:tcW w:w="424" w:type="dxa"/>
+            <w:tcW w:w="523" w:type="dxa"/>
             <w:shd w:val="clear" w:color="auto" w:fill="FFFFFF"/>
           </w:tcPr>
           <w:p>
@@ -5216,67 +5671,7 @@
         </w:tc>
         <w:tc>
           <w:tcPr>
-            <w:tcW w:w="424" w:type="dxa"/>
-            <w:shd w:val="clear" w:color="auto" w:fill="FFFFFF"/>
-          </w:tcPr>
-          <w:p>
-            <w:pPr>
-              <w:spacing w:before="60" w:after="60" w:line="240" w:lineRule="auto"/>
-              <w:jc w:val="center"/>
-            </w:pPr>
-            <w:r>
-              <w:rPr>
-                <w:rFonts w:ascii="Times New Roman" w:hAnsi="Times New Roman"/>
-                <w:b w:val="0"/>
-                <w:color w:val="000000"/>
-                <w:sz w:val="18"/>
-              </w:rPr>
-            </w:r>
-          </w:p>
-        </w:tc>
-        <w:tc>
-          <w:tcPr>
-            <w:tcW w:w="424" w:type="dxa"/>
-            <w:shd w:val="clear" w:color="auto" w:fill="FFFFFF"/>
-          </w:tcPr>
-          <w:p>
-            <w:pPr>
-              <w:spacing w:before="60" w:after="60" w:line="240" w:lineRule="auto"/>
-              <w:jc w:val="center"/>
-            </w:pPr>
-            <w:r>
-              <w:rPr>
-                <w:rFonts w:ascii="Times New Roman" w:hAnsi="Times New Roman"/>
-                <w:b w:val="0"/>
-                <w:color w:val="000000"/>
-                <w:sz w:val="18"/>
-              </w:rPr>
-            </w:r>
-          </w:p>
-        </w:tc>
-        <w:tc>
-          <w:tcPr>
-            <w:tcW w:w="424" w:type="dxa"/>
-            <w:shd w:val="clear" w:color="auto" w:fill="FFFFFF"/>
-          </w:tcPr>
-          <w:p>
-            <w:pPr>
-              <w:spacing w:before="60" w:after="60" w:line="240" w:lineRule="auto"/>
-              <w:jc w:val="center"/>
-            </w:pPr>
-            <w:r>
-              <w:rPr>
-                <w:rFonts w:ascii="Times New Roman" w:hAnsi="Times New Roman"/>
-                <w:b w:val="0"/>
-                <w:color w:val="000000"/>
-                <w:sz w:val="18"/>
-              </w:rPr>
-            </w:r>
-          </w:p>
-        </w:tc>
-        <w:tc>
-          <w:tcPr>
-            <w:tcW w:w="424" w:type="dxa"/>
+            <w:tcW w:w="523" w:type="dxa"/>
             <w:shd w:val="clear" w:color="auto" w:fill="FFFFFF"/>
           </w:tcPr>
           <w:p>
@@ -5298,7 +5693,7 @@
       <w:tr>
         <w:tc>
           <w:tcPr>
-            <w:tcW w:w="4448" w:type="dxa"/>
+            <w:tcW w:w="3557" w:type="dxa"/>
             <w:shd w:val="clear" w:color="auto" w:fill="D9E1F2"/>
           </w:tcPr>
           <w:p>
@@ -5313,13 +5708,13 @@
                 <w:color w:val="000000"/>
                 <w:sz w:val="20"/>
               </w:rPr>
-              <w:t>Revisión y canalización de correspondencia presidencial.</w:t>
+              <w:t>Apoyo en generación de reportes y cierre administrativo.</w:t>
             </w:r>
           </w:p>
         </w:tc>
         <w:tc>
           <w:tcPr>
-            <w:tcW w:w="424" w:type="dxa"/>
+            <w:tcW w:w="523" w:type="dxa"/>
             <w:shd w:val="clear" w:color="auto" w:fill="D9E1F2"/>
           </w:tcPr>
           <w:p>
@@ -5339,7 +5734,7 @@
         </w:tc>
         <w:tc>
           <w:tcPr>
-            <w:tcW w:w="424" w:type="dxa"/>
+            <w:tcW w:w="523" w:type="dxa"/>
             <w:shd w:val="clear" w:color="auto" w:fill="D9E1F2"/>
           </w:tcPr>
           <w:p>
@@ -5359,7 +5754,7 @@
         </w:tc>
         <w:tc>
           <w:tcPr>
-            <w:tcW w:w="424" w:type="dxa"/>
+            <w:tcW w:w="523" w:type="dxa"/>
             <w:shd w:val="clear" w:color="auto" w:fill="D9E1F2"/>
           </w:tcPr>
           <w:p>
@@ -5379,7 +5774,7 @@
         </w:tc>
         <w:tc>
           <w:tcPr>
-            <w:tcW w:w="424" w:type="dxa"/>
+            <w:tcW w:w="523" w:type="dxa"/>
             <w:shd w:val="clear" w:color="auto" w:fill="D9E1F2"/>
           </w:tcPr>
           <w:p>
@@ -5399,7 +5794,67 @@
         </w:tc>
         <w:tc>
           <w:tcPr>
-            <w:tcW w:w="424" w:type="dxa"/>
+            <w:tcW w:w="523" w:type="dxa"/>
+            <w:shd w:val="clear" w:color="auto" w:fill="D9E1F2"/>
+          </w:tcPr>
+          <w:p>
+            <w:pPr>
+              <w:spacing w:before="60" w:after="60" w:line="240" w:lineRule="auto"/>
+              <w:jc w:val="center"/>
+            </w:pPr>
+            <w:r>
+              <w:rPr>
+                <w:rFonts w:ascii="Times New Roman" w:hAnsi="Times New Roman"/>
+                <w:b w:val="0"/>
+                <w:color w:val="000000"/>
+                <w:sz w:val="18"/>
+              </w:rPr>
+            </w:r>
+          </w:p>
+        </w:tc>
+        <w:tc>
+          <w:tcPr>
+            <w:tcW w:w="523" w:type="dxa"/>
+            <w:shd w:val="clear" w:color="auto" w:fill="D9E1F2"/>
+          </w:tcPr>
+          <w:p>
+            <w:pPr>
+              <w:spacing w:before="60" w:after="60" w:line="240" w:lineRule="auto"/>
+              <w:jc w:val="center"/>
+            </w:pPr>
+            <w:r>
+              <w:rPr>
+                <w:rFonts w:ascii="Times New Roman" w:hAnsi="Times New Roman"/>
+                <w:b w:val="0"/>
+                <w:color w:val="000000"/>
+                <w:sz w:val="18"/>
+              </w:rPr>
+            </w:r>
+          </w:p>
+        </w:tc>
+        <w:tc>
+          <w:tcPr>
+            <w:tcW w:w="523" w:type="dxa"/>
+            <w:shd w:val="clear" w:color="auto" w:fill="D9E1F2"/>
+          </w:tcPr>
+          <w:p>
+            <w:pPr>
+              <w:spacing w:before="60" w:after="60" w:line="240" w:lineRule="auto"/>
+              <w:jc w:val="center"/>
+            </w:pPr>
+            <w:r>
+              <w:rPr>
+                <w:rFonts w:ascii="Times New Roman" w:hAnsi="Times New Roman"/>
+                <w:b w:val="0"/>
+                <w:color w:val="000000"/>
+                <w:sz w:val="18"/>
+              </w:rPr>
+            </w:r>
+          </w:p>
+        </w:tc>
+        <w:tc>
+          <w:tcPr>
+            <w:tcW w:w="523" w:type="dxa"/>
             <w:shd w:val="clear" w:color="auto" w:fill="70AD47"/>
           </w:tcPr>
           <w:p>
@@ -5420,272 +5875,7 @@
         </w:tc>
         <w:tc>
           <w:tcPr>
-            <w:tcW w:w="424" w:type="dxa"/>
-            <w:shd w:val="clear" w:color="auto" w:fill="70AD47"/>
-          </w:tcPr>
-          <w:p>
-            <w:pPr>
-              <w:spacing w:before="60" w:after="60" w:line="240" w:lineRule="auto"/>
-              <w:jc w:val="center"/>
-            </w:pPr>
-            <w:r>
-              <w:rPr>
-                <w:rFonts w:ascii="Times New Roman" w:hAnsi="Times New Roman"/>
-                <w:b w:val="0"/>
-                <w:color w:val="FFFFFF"/>
-                <w:sz w:val="18"/>
-              </w:rPr>
-              <w:t>✓</w:t>
-            </w:r>
-          </w:p>
-        </w:tc>
-        <w:tc>
-          <w:tcPr>
-            <w:tcW w:w="424" w:type="dxa"/>
-            <w:shd w:val="clear" w:color="auto" w:fill="D9E1F2"/>
-          </w:tcPr>
-          <w:p>
-            <w:pPr>
-              <w:spacing w:before="60" w:after="60" w:line="240" w:lineRule="auto"/>
-              <w:jc w:val="center"/>
-            </w:pPr>
-            <w:r>
-              <w:rPr>
-                <w:rFonts w:ascii="Times New Roman" w:hAnsi="Times New Roman"/>
-                <w:b w:val="0"/>
-                <w:color w:val="000000"/>
-                <w:sz w:val="18"/>
-              </w:rPr>
-            </w:r>
-          </w:p>
-        </w:tc>
-        <w:tc>
-          <w:tcPr>
-            <w:tcW w:w="424" w:type="dxa"/>
-            <w:shd w:val="clear" w:color="auto" w:fill="D9E1F2"/>
-          </w:tcPr>
-          <w:p>
-            <w:pPr>
-              <w:spacing w:before="60" w:after="60" w:line="240" w:lineRule="auto"/>
-              <w:jc w:val="center"/>
-            </w:pPr>
-            <w:r>
-              <w:rPr>
-                <w:rFonts w:ascii="Times New Roman" w:hAnsi="Times New Roman"/>
-                <w:b w:val="0"/>
-                <w:color w:val="000000"/>
-                <w:sz w:val="18"/>
-              </w:rPr>
-            </w:r>
-          </w:p>
-        </w:tc>
-        <w:tc>
-          <w:tcPr>
-            <w:tcW w:w="424" w:type="dxa"/>
-            <w:shd w:val="clear" w:color="auto" w:fill="D9E1F2"/>
-          </w:tcPr>
-          <w:p>
-            <w:pPr>
-              <w:spacing w:before="60" w:after="60" w:line="240" w:lineRule="auto"/>
-              <w:jc w:val="center"/>
-            </w:pPr>
-            <w:r>
-              <w:rPr>
-                <w:rFonts w:ascii="Times New Roman" w:hAnsi="Times New Roman"/>
-                <w:b w:val="0"/>
-                <w:color w:val="000000"/>
-                <w:sz w:val="18"/>
-              </w:rPr>
-            </w:r>
-          </w:p>
-        </w:tc>
-      </w:tr>
-      <w:tr>
-        <w:tc>
-          <w:tcPr>
-            <w:tcW w:w="4448" w:type="dxa"/>
-            <w:shd w:val="clear" w:color="auto" w:fill="FFFFFF"/>
-          </w:tcPr>
-          <w:p>
-            <w:pPr>
-              <w:spacing w:before="60" w:after="60" w:line="240" w:lineRule="auto"/>
-              <w:jc w:val="both"/>
-            </w:pPr>
-            <w:r>
-              <w:rPr>
-                <w:rFonts w:ascii="Times New Roman" w:hAnsi="Times New Roman"/>
-                <w:b w:val="0"/>
-                <w:color w:val="000000"/>
-                <w:sz w:val="20"/>
-              </w:rPr>
-              <w:t>Apoyo en generación de reportes y cierre administrativo.</w:t>
-            </w:r>
-          </w:p>
-        </w:tc>
-        <w:tc>
-          <w:tcPr>
-            <w:tcW w:w="424" w:type="dxa"/>
-            <w:shd w:val="clear" w:color="auto" w:fill="FFFFFF"/>
-          </w:tcPr>
-          <w:p>
-            <w:pPr>
-              <w:spacing w:before="60" w:after="60" w:line="240" w:lineRule="auto"/>
-              <w:jc w:val="center"/>
-            </w:pPr>
-            <w:r>
-              <w:rPr>
-                <w:rFonts w:ascii="Times New Roman" w:hAnsi="Times New Roman"/>
-                <w:b w:val="0"/>
-                <w:color w:val="000000"/>
-                <w:sz w:val="18"/>
-              </w:rPr>
-            </w:r>
-          </w:p>
-        </w:tc>
-        <w:tc>
-          <w:tcPr>
-            <w:tcW w:w="424" w:type="dxa"/>
-            <w:shd w:val="clear" w:color="auto" w:fill="FFFFFF"/>
-          </w:tcPr>
-          <w:p>
-            <w:pPr>
-              <w:spacing w:before="60" w:after="60" w:line="240" w:lineRule="auto"/>
-              <w:jc w:val="center"/>
-            </w:pPr>
-            <w:r>
-              <w:rPr>
-                <w:rFonts w:ascii="Times New Roman" w:hAnsi="Times New Roman"/>
-                <w:b w:val="0"/>
-                <w:color w:val="000000"/>
-                <w:sz w:val="18"/>
-              </w:rPr>
-            </w:r>
-          </w:p>
-        </w:tc>
-        <w:tc>
-          <w:tcPr>
-            <w:tcW w:w="424" w:type="dxa"/>
-            <w:shd w:val="clear" w:color="auto" w:fill="FFFFFF"/>
-          </w:tcPr>
-          <w:p>
-            <w:pPr>
-              <w:spacing w:before="60" w:after="60" w:line="240" w:lineRule="auto"/>
-              <w:jc w:val="center"/>
-            </w:pPr>
-            <w:r>
-              <w:rPr>
-                <w:rFonts w:ascii="Times New Roman" w:hAnsi="Times New Roman"/>
-                <w:b w:val="0"/>
-                <w:color w:val="000000"/>
-                <w:sz w:val="18"/>
-              </w:rPr>
-            </w:r>
-          </w:p>
-        </w:tc>
-        <w:tc>
-          <w:tcPr>
-            <w:tcW w:w="424" w:type="dxa"/>
-            <w:shd w:val="clear" w:color="auto" w:fill="FFFFFF"/>
-          </w:tcPr>
-          <w:p>
-            <w:pPr>
-              <w:spacing w:before="60" w:after="60" w:line="240" w:lineRule="auto"/>
-              <w:jc w:val="center"/>
-            </w:pPr>
-            <w:r>
-              <w:rPr>
-                <w:rFonts w:ascii="Times New Roman" w:hAnsi="Times New Roman"/>
-                <w:b w:val="0"/>
-                <w:color w:val="000000"/>
-                <w:sz w:val="18"/>
-              </w:rPr>
-            </w:r>
-          </w:p>
-        </w:tc>
-        <w:tc>
-          <w:tcPr>
-            <w:tcW w:w="424" w:type="dxa"/>
-            <w:shd w:val="clear" w:color="auto" w:fill="FFFFFF"/>
-          </w:tcPr>
-          <w:p>
-            <w:pPr>
-              <w:spacing w:before="60" w:after="60" w:line="240" w:lineRule="auto"/>
-              <w:jc w:val="center"/>
-            </w:pPr>
-            <w:r>
-              <w:rPr>
-                <w:rFonts w:ascii="Times New Roman" w:hAnsi="Times New Roman"/>
-                <w:b w:val="0"/>
-                <w:color w:val="000000"/>
-                <w:sz w:val="18"/>
-              </w:rPr>
-            </w:r>
-          </w:p>
-        </w:tc>
-        <w:tc>
-          <w:tcPr>
-            <w:tcW w:w="424" w:type="dxa"/>
-            <w:shd w:val="clear" w:color="auto" w:fill="FFFFFF"/>
-          </w:tcPr>
-          <w:p>
-            <w:pPr>
-              <w:spacing w:before="60" w:after="60" w:line="240" w:lineRule="auto"/>
-              <w:jc w:val="center"/>
-            </w:pPr>
-            <w:r>
-              <w:rPr>
-                <w:rFonts w:ascii="Times New Roman" w:hAnsi="Times New Roman"/>
-                <w:b w:val="0"/>
-                <w:color w:val="000000"/>
-                <w:sz w:val="18"/>
-              </w:rPr>
-            </w:r>
-          </w:p>
-        </w:tc>
-        <w:tc>
-          <w:tcPr>
-            <w:tcW w:w="424" w:type="dxa"/>
-            <w:shd w:val="clear" w:color="auto" w:fill="FFFFFF"/>
-          </w:tcPr>
-          <w:p>
-            <w:pPr>
-              <w:spacing w:before="60" w:after="60" w:line="240" w:lineRule="auto"/>
-              <w:jc w:val="center"/>
-            </w:pPr>
-            <w:r>
-              <w:rPr>
-                <w:rFonts w:ascii="Times New Roman" w:hAnsi="Times New Roman"/>
-                <w:b w:val="0"/>
-                <w:color w:val="000000"/>
-                <w:sz w:val="18"/>
-              </w:rPr>
-            </w:r>
-          </w:p>
-        </w:tc>
-        <w:tc>
-          <w:tcPr>
-            <w:tcW w:w="424" w:type="dxa"/>
-            <w:shd w:val="clear" w:color="auto" w:fill="70AD47"/>
-          </w:tcPr>
-          <w:p>
-            <w:pPr>
-              <w:spacing w:before="60" w:after="60" w:line="240" w:lineRule="auto"/>
-              <w:jc w:val="center"/>
-            </w:pPr>
-            <w:r>
-              <w:rPr>
-                <w:rFonts w:ascii="Times New Roman" w:hAnsi="Times New Roman"/>
-                <w:b w:val="0"/>
-                <w:color w:val="FFFFFF"/>
-                <w:sz w:val="18"/>
-              </w:rPr>
-              <w:t>✓</w:t>
-            </w:r>
-          </w:p>
-        </w:tc>
-        <w:tc>
-          <w:tcPr>
-            <w:tcW w:w="424" w:type="dxa"/>
+            <w:tcW w:w="523" w:type="dxa"/>
             <w:shd w:val="clear" w:color="auto" w:fill="70AD47"/>
           </w:tcPr>
           <w:p>

--- a/juliano/reportes/Informe_Pasantia_IUTECP.docx
+++ b/juliano/reportes/Informe_Pasantia_IUTECP.docx
@@ -805,7 +805,7 @@
           <w:b/>
           <w:sz w:val="24"/>
         </w:rPr>
-        <w:t>I REALIDAD ORGANIZACIONAL</w:t>
+        <w:t>CAPÍTULO I: REALIDAD ORGANIZACIONAL</w:t>
         <w:tab/>
       </w:r>
       <w:r>
@@ -1105,7 +1105,7 @@
           <w:b/>
           <w:sz w:val="24"/>
         </w:rPr>
-        <w:t>II DIAGNÓSTICO SITUACIONAL</w:t>
+        <w:t>CAPÍTULO II: DIAGNÓSTICO SITUACIONAL</w:t>
         <w:tab/>
       </w:r>
       <w:r>
@@ -1285,7 +1285,7 @@
           <w:b/>
           <w:sz w:val="24"/>
         </w:rPr>
-        <w:t>III MARCO TEÓRICO</w:t>
+        <w:t>CAPÍTULO III: MARCO TEÓRICO</w:t>
         <w:tab/>
       </w:r>
       <w:r>
@@ -1345,7 +1345,7 @@
           <w:b/>
           <w:sz w:val="24"/>
         </w:rPr>
-        <w:t>IV ACTIVIDADES REALIZADAS</w:t>
+        <w:t>CAPÍTULO IV: ACTIVIDADES REALIZADAS</w:t>
         <w:tab/>
       </w:r>
       <w:r>
@@ -1405,7 +1405,7 @@
           <w:b/>
           <w:sz w:val="24"/>
         </w:rPr>
-        <w:t>V CONCLUSIONES Y RECOMENDACIONES</w:t>
+        <w:t>CAPÍTULO V: CONCLUSIONES Y RECOMENDACIONES</w:t>
         <w:tab/>
       </w:r>
       <w:r>

--- a/juliano/reportes/Informe_Pasantia_IUTECP.docx
+++ b/juliano/reportes/Informe_Pasantia_IUTECP.docx
@@ -389,9 +389,8 @@
       </w:pPr>
     </w:p>
     <w:p>
-      <w:bookmarkStart w:id="bm_agradecimientos" w:name="bm_agradecimientos"/>
-      <w:pPr>
-        <w:spacing w:before="1140" w:after="480"/>
+      <w:pPr>
+        <w:spacing w:line="276" w:lineRule="auto" w:before="0" w:after="0"/>
         <w:jc w:val="center"/>
       </w:pPr>
       <w:r>
@@ -400,9 +399,143 @@
           <w:b/>
           <w:sz w:val="24"/>
         </w:rPr>
-        <w:t>AGRADECIMIENTOS</w:t>
-      </w:r>
-      <w:bookmarkEnd w:id="bm_agradecimientos"/>
+        <w:t>REPÚBLICA BOLIVARIANA DE VENEZUELA</w:t>
+      </w:r>
+    </w:p>
+    <w:p>
+      <w:pPr>
+        <w:spacing w:line="276" w:lineRule="auto" w:before="0" w:after="0"/>
+        <w:jc w:val="center"/>
+      </w:pPr>
+      <w:r>
+        <w:rPr>
+          <w:rFonts w:ascii="Times New Roman" w:hAnsi="Times New Roman"/>
+          <w:b/>
+          <w:sz w:val="24"/>
+        </w:rPr>
+        <w:t>MINISTERIO DEL PODER POPULAR PARA LA EDUCACIÓN UNIVERSITARIA</w:t>
+      </w:r>
+    </w:p>
+    <w:p>
+      <w:pPr>
+        <w:spacing w:line="276" w:lineRule="auto" w:before="0" w:after="0"/>
+        <w:jc w:val="center"/>
+      </w:pPr>
+      <w:r>
+        <w:rPr>
+          <w:rFonts w:ascii="Times New Roman" w:hAnsi="Times New Roman"/>
+          <w:b/>
+          <w:sz w:val="24"/>
+        </w:rPr>
+        <w:t>INSTITUTO UNIVERSITARIO DE TECNOLOGÍA</w:t>
+      </w:r>
+    </w:p>
+    <w:p>
+      <w:pPr>
+        <w:spacing w:line="276" w:lineRule="auto" w:before="0" w:after="0"/>
+        <w:jc w:val="center"/>
+      </w:pPr>
+      <w:r>
+        <w:rPr>
+          <w:rFonts w:ascii="Times New Roman" w:hAnsi="Times New Roman"/>
+          <w:b/>
+          <w:sz w:val="24"/>
+        </w:rPr>
+        <w:t>"ELÍAS CALIXTO POMPA"</w:t>
+      </w:r>
+    </w:p>
+    <w:p>
+      <w:pPr>
+        <w:spacing w:line="276" w:lineRule="auto" w:before="0" w:after="0"/>
+        <w:jc w:val="center"/>
+      </w:pPr>
+      <w:r>
+        <w:rPr>
+          <w:rFonts w:ascii="Times New Roman" w:hAnsi="Times New Roman"/>
+          <w:b/>
+          <w:sz w:val="24"/>
+        </w:rPr>
+        <w:t>EL TIGRE, ESTADO ANZOÁTEGUI</w:t>
+      </w:r>
+    </w:p>
+    <w:p/>
+    <w:p>
+      <w:pPr>
+        <w:spacing w:before="480" w:after="480"/>
+        <w:jc w:val="center"/>
+      </w:pPr>
+      <w:r>
+        <w:rPr>
+          <w:rFonts w:ascii="Times New Roman" w:hAnsi="Times New Roman"/>
+          <w:b/>
+          <w:sz w:val="24"/>
+        </w:rPr>
+        <w:t>APROBACIÓN DEL TUTOR INDUSTRIAL</w:t>
+      </w:r>
+    </w:p>
+    <w:p>
+      <w:pPr>
+        <w:spacing w:line="360" w:lineRule="auto"/>
+        <w:ind w:firstLine="0"/>
+        <w:jc w:val="both"/>
+      </w:pPr>
+      <w:r>
+        <w:rPr>
+          <w:rFonts w:ascii="Times New Roman" w:hAnsi="Times New Roman"/>
+          <w:sz w:val="24"/>
+        </w:rPr>
+        <w:t>En mi carácter de tutor industrial del informe de pasantías presentado por: Juliano Cardona, de Cédula de Identidad V-32.281.199; para optar al grado de Técnico Superior Universitario en la especialidad de: Informática, cuyo título es; “DISEÑO DE UN SISTEMA PARA EL CONTROL, TRAZABILIDAD Y REPORTE DE MOVIMIENTOS DOCUMENTALES EN LA PRESIDENCIA DE LA EMPRESA MIXTA PETROLERA VENANGOCUPET, S.A.”, manifiesto que cumple con los requisitos exigidos por el Instituto Universitario de Tecnología “Elías Calixto Pompa” (IUTECP); y que, por lo tanto, considero que reúne los méritos suficientes para ser evaluado por el jurado que se decida designar a tal fin.</w:t>
+      </w:r>
+    </w:p>
+    <w:p/>
+    <w:p/>
+    <w:p>
+      <w:pPr>
+        <w:spacing w:line="360" w:lineRule="auto"/>
+        <w:jc w:val="left"/>
+      </w:pPr>
+      <w:r>
+        <w:rPr>
+          <w:rFonts w:ascii="Times New Roman" w:hAnsi="Times New Roman"/>
+          <w:sz w:val="24"/>
+        </w:rPr>
+        <w:t>En la Ciudad de El Tigre, a los ___ días del mes de _______ de 2026</w:t>
+      </w:r>
+    </w:p>
+    <w:p/>
+    <w:p/>
+    <w:p/>
+    <w:p/>
+    <w:p/>
+    <w:p/>
+    <w:p>
+      <w:pPr>
+        <w:tabs>
+          <w:tab w:pos="10205" w:val="left"/>
+        </w:tabs>
+        <w:jc w:val="left"/>
+      </w:pPr>
+      <w:r>
+        <w:rPr>
+          <w:rFonts w:ascii="Times New Roman" w:hAnsi="Times New Roman"/>
+          <w:sz w:val="24"/>
+        </w:rPr>
+        <w:t>Apellidos y Nombres</w:t>
+      </w:r>
+      <w:r>
+        <w:rPr>
+          <w:rFonts w:ascii="Times New Roman" w:hAnsi="Times New Roman"/>
+          <w:sz w:val="24"/>
+        </w:rPr>
+        <w:tab/>
+      </w:r>
+      <w:r>
+        <w:rPr>
+          <w:rFonts w:ascii="Times New Roman" w:hAnsi="Times New Roman"/>
+          <w:sz w:val="24"/>
+        </w:rPr>
+        <w:t>C.I.: _______________</w:t>
+      </w:r>
     </w:p>
     <w:p>
       <w:pPr>
@@ -418,24 +551,157 @@
     </w:p>
     <w:p>
       <w:pPr>
-        <w:spacing w:line="360" w:lineRule="auto" w:after="0" w:before="0"/>
-        <w:ind w:firstLine="709"/>
-        <w:jc w:val="both"/>
-      </w:pPr>
-      <w:r>
-        <w:rPr>
-          <w:rFonts w:ascii="Times New Roman" w:hAnsi="Times New Roman"/>
-          <w:i w:val="0"/>
-          <w:sz w:val="24"/>
-        </w:rPr>
-        <w:t>A la Empresa Mixta Petrolera Venangocupet, S.A., por abrir las puertas de su organización y brindar la oportunidad de desarrollar este proyecto técnico de la mano de excelentes profesionales.</w:t>
+        <w:spacing w:line="276" w:lineRule="auto" w:before="0" w:after="0"/>
+        <w:jc w:val="center"/>
+      </w:pPr>
+      <w:r>
+        <w:rPr>
+          <w:rFonts w:ascii="Times New Roman" w:hAnsi="Times New Roman"/>
+          <w:b/>
+          <w:sz w:val="24"/>
+        </w:rPr>
+        <w:t>REPÚBLICA BOLIVARIANA DE VENEZUELA</w:t>
       </w:r>
     </w:p>
     <w:p>
       <w:pPr>
+        <w:spacing w:line="276" w:lineRule="auto" w:before="0" w:after="0"/>
+        <w:jc w:val="center"/>
+      </w:pPr>
+      <w:r>
+        <w:rPr>
+          <w:rFonts w:ascii="Times New Roman" w:hAnsi="Times New Roman"/>
+          <w:b/>
+          <w:sz w:val="24"/>
+        </w:rPr>
+        <w:t>MINISTERIO DEL PODER POPULAR PARA LA EDUCACIÓN UNIVERSITARIA</w:t>
+      </w:r>
+    </w:p>
+    <w:p>
+      <w:pPr>
+        <w:spacing w:line="276" w:lineRule="auto" w:before="0" w:after="0"/>
+        <w:jc w:val="center"/>
+      </w:pPr>
+      <w:r>
+        <w:rPr>
+          <w:rFonts w:ascii="Times New Roman" w:hAnsi="Times New Roman"/>
+          <w:b/>
+          <w:sz w:val="24"/>
+        </w:rPr>
+        <w:t>INSTITUTO UNIVERSITARIO DE TECNOLOGÍA</w:t>
+      </w:r>
+    </w:p>
+    <w:p>
+      <w:pPr>
+        <w:spacing w:line="276" w:lineRule="auto" w:before="0" w:after="0"/>
+        <w:jc w:val="center"/>
+      </w:pPr>
+      <w:r>
+        <w:rPr>
+          <w:rFonts w:ascii="Times New Roman" w:hAnsi="Times New Roman"/>
+          <w:b/>
+          <w:sz w:val="24"/>
+        </w:rPr>
+        <w:t>"ELÍAS CALIXTO POMPA"</w:t>
+      </w:r>
+    </w:p>
+    <w:p>
+      <w:pPr>
+        <w:spacing w:line="276" w:lineRule="auto" w:before="0" w:after="0"/>
+        <w:jc w:val="center"/>
+      </w:pPr>
+      <w:r>
+        <w:rPr>
+          <w:rFonts w:ascii="Times New Roman" w:hAnsi="Times New Roman"/>
+          <w:b/>
+          <w:sz w:val="24"/>
+        </w:rPr>
+        <w:t>EL TIGRE, ESTADO ANZOÁTEGUI</w:t>
+      </w:r>
+    </w:p>
+    <w:p/>
+    <w:p>
+      <w:pPr>
+        <w:spacing w:before="480" w:after="480"/>
+        <w:jc w:val="center"/>
+      </w:pPr>
+      <w:r>
+        <w:rPr>
+          <w:rFonts w:ascii="Times New Roman" w:hAnsi="Times New Roman"/>
+          <w:b/>
+          <w:sz w:val="24"/>
+        </w:rPr>
+        <w:t>APROBACIÓN DEL TUTOR ACADÉMICO</w:t>
+      </w:r>
+    </w:p>
+    <w:p>
+      <w:pPr>
+        <w:spacing w:line="360" w:lineRule="auto"/>
+        <w:ind w:firstLine="0"/>
+        <w:jc w:val="both"/>
+      </w:pPr>
+      <w:r>
+        <w:rPr>
+          <w:rFonts w:ascii="Times New Roman" w:hAnsi="Times New Roman"/>
+          <w:sz w:val="24"/>
+        </w:rPr>
+        <w:t>En mi carácter de tutor académico del informe de pasantías presentado por: Juliano Cardona, de Cédula de Identidad V-32.281.199; para optar al grado de Técnico Superior Universitario en la especialidad de: Informática, cuyo título es; “DISEÑO DE UN SISTEMA PARA EL CONTROL, TRAZABILIDAD Y REPORTE DE MOVIMIENTOS DOCUMENTALES EN LA PRESIDENCIA DE LA EMPRESA MIXTA PETROLERA VENANGOCUPET, S.A.”, manifiesto que cumple con los requisitos exigidos por el Instituto Universitario de Tecnología “Elías Calixto Pompa” (IUTECP); y que, por lo tanto, considero que reúne los méritos suficientes para ser evaluado por el jurado que se decida designar a tal fin.</w:t>
+      </w:r>
+    </w:p>
+    <w:p/>
+    <w:p/>
+    <w:p>
+      <w:pPr>
+        <w:spacing w:line="360" w:lineRule="auto"/>
+        <w:jc w:val="left"/>
+      </w:pPr>
+      <w:r>
+        <w:rPr>
+          <w:rFonts w:ascii="Times New Roman" w:hAnsi="Times New Roman"/>
+          <w:sz w:val="24"/>
+        </w:rPr>
+        <w:t>En la Ciudad de El Tigre, a los ___ días del mes de _______ de 2026</w:t>
+      </w:r>
+    </w:p>
+    <w:p/>
+    <w:p/>
+    <w:p/>
+    <w:p/>
+    <w:p/>
+    <w:p/>
+    <w:p>
+      <w:pPr>
+        <w:tabs>
+          <w:tab w:pos="10205" w:val="left"/>
+        </w:tabs>
+        <w:jc w:val="left"/>
+      </w:pPr>
+      <w:r>
+        <w:rPr>
+          <w:rFonts w:ascii="Times New Roman" w:hAnsi="Times New Roman"/>
+          <w:sz w:val="24"/>
+        </w:rPr>
+        <w:t>Apellidos y Nombres</w:t>
+      </w:r>
+      <w:r>
+        <w:rPr>
+          <w:rFonts w:ascii="Times New Roman" w:hAnsi="Times New Roman"/>
+          <w:sz w:val="24"/>
+        </w:rPr>
+        <w:tab/>
+      </w:r>
+      <w:r>
+        <w:rPr>
+          <w:rFonts w:ascii="Times New Roman" w:hAnsi="Times New Roman"/>
+          <w:sz w:val="24"/>
+        </w:rPr>
+        <w:t>C.I.: _______________</w:t>
+      </w:r>
+    </w:p>
+    <w:p>
+      <w:pPr>
         <w:sectPr>
           <w:footerReference w:type="default" r:id="rId15"/>
-          <w:type w:val="continuous"/>
           <w:pgSz w:w="12240" w:h="15840"/>
           <w:pgMar w:top="1701" w:right="1701" w:bottom="1701" w:left="2268" w:header="720" w:footer="720" w:gutter="0"/>
           <w:cols w:space="720"/>
@@ -445,7 +711,7 @@
       </w:pPr>
     </w:p>
     <w:p>
-      <w:bookmarkStart w:id="bm_dedicatoria" w:name="bm_dedicatoria"/>
+      <w:bookmarkStart w:id="bm_agradecimientos" w:name="bm_agradecimientos"/>
       <w:pPr>
         <w:spacing w:before="1140" w:after="480"/>
         <w:jc w:val="center"/>
@@ -456,9 +722,9 @@
           <w:b/>
           <w:sz w:val="24"/>
         </w:rPr>
-        <w:t>DEDICATORIA</w:t>
-      </w:r>
-      <w:bookmarkEnd w:id="bm_dedicatoria"/>
+        <w:t>AGRADECIMIENTOS</w:t>
+      </w:r>
+      <w:bookmarkEnd w:id="bm_agradecimientos"/>
     </w:p>
     <w:p>
       <w:pPr>
@@ -484,7 +750,7 @@
           <w:i w:val="0"/>
           <w:sz w:val="24"/>
         </w:rPr>
-        <w:t>A mi familia, por su apoyo incondicional en cada paso de mi formación académica y personal.</w:t>
+        <w:t>A la Empresa Mixta Petrolera Venangocupet, S.A., por abrir las puertas de su organización y brindar la oportunidad de desarrollar este proyecto técnico de la mano de excelentes profesionales.</w:t>
       </w:r>
     </w:p>
     <w:p>
@@ -501,6 +767,7 @@
       </w:pPr>
     </w:p>
     <w:p>
+      <w:bookmarkStart w:id="bm_dedicatoria" w:name="bm_dedicatoria"/>
       <w:pPr>
         <w:spacing w:before="1140" w:after="480"/>
         <w:jc w:val="center"/>
@@ -511,8 +778,9 @@
           <w:b/>
           <w:sz w:val="24"/>
         </w:rPr>
-        <w:t>ÍNDICE DE CONTENIDO</w:t>
-      </w:r>
+        <w:t>DEDICATORIA</w:t>
+      </w:r>
+      <w:bookmarkEnd w:id="bm_dedicatoria"/>
     </w:p>
     <w:p>
       <w:pPr>
@@ -528,1017 +796,17 @@
     </w:p>
     <w:p>
       <w:pPr>
-        <w:spacing w:after="240"/>
-        <w:jc w:val="right"/>
-      </w:pPr>
-      <w:r>
-        <w:rPr>
-          <w:rFonts w:ascii="Times New Roman" w:hAnsi="Times New Roman"/>
-          <w:b/>
-          <w:sz w:val="24"/>
-        </w:rPr>
-        <w:t>pp.</w:t>
-      </w:r>
-    </w:p>
-    <w:p>
-      <w:pPr>
-        <w:tabs>
-          <w:tab w:pos="8271" w:val="right" w:leader="dot"/>
-        </w:tabs>
-        <w:spacing w:line="360" w:lineRule="auto" w:before="0" w:after="80"/>
-        <w:ind w:left="0"/>
-      </w:pPr>
-      <w:r>
-        <w:rPr>
-          <w:rFonts w:ascii="Times New Roman" w:hAnsi="Times New Roman"/>
-          <w:b w:val="0"/>
-          <w:sz w:val="24"/>
-        </w:rPr>
-        <w:t>AGRADECIMIENTOS</w:t>
-        <w:tab/>
-      </w:r>
-      <w:r>
-        <w:rPr>
-          <w:rFonts w:ascii="Times New Roman" w:hAnsi="Times New Roman"/>
-          <w:b w:val="0"/>
-          <w:sz w:val="24"/>
-        </w:rPr>
-        <w:fldChar w:fldCharType="begin"/>
-        <w:instrText xml:space="preserve"> PAGEREF bm_agradecimientos \h </w:instrText>
-        <w:fldChar w:fldCharType="separate"/>
-        <w:t>?</w:t>
-        <w:fldChar w:fldCharType="end"/>
-      </w:r>
-    </w:p>
-    <w:p>
-      <w:pPr>
-        <w:tabs>
-          <w:tab w:pos="8271" w:val="right" w:leader="dot"/>
-        </w:tabs>
-        <w:spacing w:line="360" w:lineRule="auto" w:before="0" w:after="80"/>
-        <w:ind w:left="0"/>
-      </w:pPr>
-      <w:r>
-        <w:rPr>
-          <w:rFonts w:ascii="Times New Roman" w:hAnsi="Times New Roman"/>
-          <w:b w:val="0"/>
-          <w:sz w:val="24"/>
-        </w:rPr>
-        <w:t>DEDICATORIA</w:t>
-        <w:tab/>
-      </w:r>
-      <w:r>
-        <w:rPr>
-          <w:rFonts w:ascii="Times New Roman" w:hAnsi="Times New Roman"/>
-          <w:b w:val="0"/>
-          <w:sz w:val="24"/>
-        </w:rPr>
-        <w:fldChar w:fldCharType="begin"/>
-        <w:instrText xml:space="preserve"> PAGEREF bm_dedicatoria \h </w:instrText>
-        <w:fldChar w:fldCharType="separate"/>
-        <w:t>?</w:t>
-        <w:fldChar w:fldCharType="end"/>
-      </w:r>
-    </w:p>
-    <w:p>
-      <w:pPr>
-        <w:tabs>
-          <w:tab w:pos="8271" w:val="right" w:leader="dot"/>
-        </w:tabs>
-        <w:spacing w:line="360" w:lineRule="auto" w:before="0" w:after="80"/>
-        <w:ind w:left="0"/>
-      </w:pPr>
-      <w:r>
-        <w:rPr>
-          <w:rFonts w:ascii="Times New Roman" w:hAnsi="Times New Roman"/>
-          <w:b w:val="0"/>
-          <w:sz w:val="24"/>
-        </w:rPr>
-        <w:t>LISTA DE CUADROS</w:t>
-        <w:tab/>
-      </w:r>
-      <w:r>
-        <w:rPr>
-          <w:rFonts w:ascii="Times New Roman" w:hAnsi="Times New Roman"/>
-          <w:b w:val="0"/>
-          <w:sz w:val="24"/>
-        </w:rPr>
-        <w:fldChar w:fldCharType="begin"/>
-        <w:instrText xml:space="preserve"> PAGEREF bm_lista_cuadros \h </w:instrText>
-        <w:fldChar w:fldCharType="separate"/>
-        <w:t>?</w:t>
-        <w:fldChar w:fldCharType="end"/>
-      </w:r>
-    </w:p>
-    <w:p>
-      <w:pPr>
-        <w:tabs>
-          <w:tab w:pos="8271" w:val="right" w:leader="dot"/>
-        </w:tabs>
-        <w:spacing w:line="360" w:lineRule="auto" w:before="0" w:after="80"/>
-        <w:ind w:left="0"/>
-      </w:pPr>
-      <w:r>
-        <w:rPr>
-          <w:rFonts w:ascii="Times New Roman" w:hAnsi="Times New Roman"/>
-          <w:b w:val="0"/>
-          <w:sz w:val="24"/>
-        </w:rPr>
-        <w:t>LISTA DE FIGURAS</w:t>
-        <w:tab/>
-      </w:r>
-      <w:r>
-        <w:rPr>
-          <w:rFonts w:ascii="Times New Roman" w:hAnsi="Times New Roman"/>
-          <w:b w:val="0"/>
-          <w:sz w:val="24"/>
-        </w:rPr>
-        <w:fldChar w:fldCharType="begin"/>
-        <w:instrText xml:space="preserve"> PAGEREF bm_lista_figuras \h </w:instrText>
-        <w:fldChar w:fldCharType="separate"/>
-        <w:t>?</w:t>
-        <w:fldChar w:fldCharType="end"/>
-      </w:r>
-    </w:p>
-    <w:p>
-      <w:pPr>
-        <w:tabs>
-          <w:tab w:pos="8271" w:val="right" w:leader="dot"/>
-        </w:tabs>
-        <w:spacing w:line="360" w:lineRule="auto" w:before="0" w:after="80"/>
-        <w:ind w:left="0"/>
-      </w:pPr>
-      <w:r>
-        <w:rPr>
-          <w:rFonts w:ascii="Times New Roman" w:hAnsi="Times New Roman"/>
-          <w:b w:val="0"/>
-          <w:sz w:val="24"/>
-        </w:rPr>
-        <w:t>LISTA DE GRÁFICOS</w:t>
-        <w:tab/>
-      </w:r>
-      <w:r>
-        <w:rPr>
-          <w:rFonts w:ascii="Times New Roman" w:hAnsi="Times New Roman"/>
-          <w:b w:val="0"/>
-          <w:sz w:val="24"/>
-        </w:rPr>
-        <w:fldChar w:fldCharType="begin"/>
-        <w:instrText xml:space="preserve"> PAGEREF bm_lista_graficos \h </w:instrText>
-        <w:fldChar w:fldCharType="separate"/>
-        <w:t>?</w:t>
-        <w:fldChar w:fldCharType="end"/>
-      </w:r>
-    </w:p>
-    <w:p>
-      <w:pPr>
-        <w:tabs>
-          <w:tab w:pos="8271" w:val="right" w:leader="dot"/>
-        </w:tabs>
-        <w:spacing w:line="360" w:lineRule="auto" w:before="0" w:after="80"/>
-        <w:ind w:left="0"/>
-      </w:pPr>
-      <w:r>
-        <w:rPr>
-          <w:rFonts w:ascii="Times New Roman" w:hAnsi="Times New Roman"/>
-          <w:b w:val="0"/>
-          <w:sz w:val="24"/>
-        </w:rPr>
-        <w:t>LISTA DE ANEXOS</w:t>
-        <w:tab/>
-      </w:r>
-      <w:r>
-        <w:rPr>
-          <w:rFonts w:ascii="Times New Roman" w:hAnsi="Times New Roman"/>
-          <w:b w:val="0"/>
-          <w:sz w:val="24"/>
-        </w:rPr>
-        <w:fldChar w:fldCharType="begin"/>
-        <w:instrText xml:space="preserve"> PAGEREF bm_lista_anexos \h </w:instrText>
-        <w:fldChar w:fldCharType="separate"/>
-        <w:t>?</w:t>
-        <w:fldChar w:fldCharType="end"/>
-      </w:r>
-    </w:p>
-    <w:p>
-      <w:pPr>
-        <w:tabs>
-          <w:tab w:pos="8271" w:val="right" w:leader="dot"/>
-        </w:tabs>
-        <w:spacing w:line="360" w:lineRule="auto" w:before="0" w:after="80"/>
-        <w:ind w:left="0"/>
-      </w:pPr>
-      <w:r>
-        <w:rPr>
-          <w:rFonts w:ascii="Times New Roman" w:hAnsi="Times New Roman"/>
-          <w:b w:val="0"/>
-          <w:sz w:val="24"/>
-        </w:rPr>
-        <w:t>RESUMEN</w:t>
-        <w:tab/>
-      </w:r>
-      <w:r>
-        <w:rPr>
-          <w:rFonts w:ascii="Times New Roman" w:hAnsi="Times New Roman"/>
-          <w:b w:val="0"/>
-          <w:sz w:val="24"/>
-        </w:rPr>
-        <w:fldChar w:fldCharType="begin"/>
-        <w:instrText xml:space="preserve"> PAGEREF bm_resumen \h </w:instrText>
-        <w:fldChar w:fldCharType="separate"/>
-        <w:t>?</w:t>
-        <w:fldChar w:fldCharType="end"/>
-      </w:r>
-    </w:p>
-    <w:p>
-      <w:pPr>
-        <w:tabs>
-          <w:tab w:pos="8271" w:val="right" w:leader="dot"/>
-        </w:tabs>
-        <w:spacing w:line="360" w:lineRule="auto" w:before="0" w:after="80"/>
-        <w:ind w:left="0"/>
-      </w:pPr>
-      <w:r>
-        <w:rPr>
-          <w:rFonts w:ascii="Times New Roman" w:hAnsi="Times New Roman"/>
-          <w:b w:val="0"/>
-          <w:sz w:val="24"/>
-        </w:rPr>
-        <w:t>INTRODUCCIÓN</w:t>
-        <w:tab/>
-      </w:r>
-      <w:r>
-        <w:rPr>
-          <w:rFonts w:ascii="Times New Roman" w:hAnsi="Times New Roman"/>
-          <w:b w:val="0"/>
-          <w:sz w:val="24"/>
-        </w:rPr>
-        <w:fldChar w:fldCharType="begin"/>
-        <w:instrText xml:space="preserve"> PAGEREF bm_introduccion \h </w:instrText>
-        <w:fldChar w:fldCharType="separate"/>
-        <w:t>?</w:t>
-        <w:fldChar w:fldCharType="end"/>
-      </w:r>
-    </w:p>
-    <w:p>
-      <w:pPr>
-        <w:spacing w:before="240" w:after="120"/>
-      </w:pPr>
-      <w:r>
-        <w:rPr>
-          <w:b/>
-        </w:rPr>
-        <w:t>CAPÍTULOS</w:t>
-      </w:r>
-    </w:p>
-    <w:p>
-      <w:pPr>
-        <w:tabs>
-          <w:tab w:pos="8271" w:val="right" w:leader="dot"/>
-        </w:tabs>
-        <w:spacing w:line="360" w:lineRule="auto" w:before="0" w:after="80"/>
-        <w:ind w:left="0"/>
-      </w:pPr>
-      <w:r>
-        <w:rPr>
-          <w:rFonts w:ascii="Times New Roman" w:hAnsi="Times New Roman"/>
-          <w:b/>
-          <w:sz w:val="24"/>
-        </w:rPr>
-        <w:t>CAPÍTULO I: REALIDAD ORGANIZACIONAL</w:t>
-        <w:tab/>
-      </w:r>
-      <w:r>
-        <w:rPr>
-          <w:rFonts w:ascii="Times New Roman" w:hAnsi="Times New Roman"/>
-          <w:b/>
-          <w:sz w:val="24"/>
-        </w:rPr>
-        <w:fldChar w:fldCharType="begin"/>
-        <w:instrText xml:space="preserve"> PAGEREF bm_cap1 \h </w:instrText>
-        <w:fldChar w:fldCharType="separate"/>
-        <w:t>?</w:t>
-        <w:fldChar w:fldCharType="end"/>
-      </w:r>
-    </w:p>
-    <w:p>
-      <w:pPr>
-        <w:tabs>
-          <w:tab w:pos="8271" w:val="right" w:leader="dot"/>
-        </w:tabs>
-        <w:spacing w:line="360" w:lineRule="auto" w:before="0" w:after="80"/>
-        <w:ind w:left="283"/>
-      </w:pPr>
-      <w:r>
-        <w:rPr>
-          <w:rFonts w:ascii="Times New Roman" w:hAnsi="Times New Roman"/>
-          <w:b w:val="0"/>
-          <w:sz w:val="24"/>
-        </w:rPr>
-        <w:t>Identificación de la empresa</w:t>
-        <w:tab/>
-      </w:r>
-      <w:r>
-        <w:rPr>
-          <w:rFonts w:ascii="Times New Roman" w:hAnsi="Times New Roman"/>
-          <w:b w:val="0"/>
-          <w:sz w:val="24"/>
-        </w:rPr>
-        <w:fldChar w:fldCharType="begin"/>
-        <w:instrText xml:space="preserve"> PAGEREF bm_cap1_ident \h </w:instrText>
-        <w:fldChar w:fldCharType="separate"/>
-        <w:t>?</w:t>
-        <w:fldChar w:fldCharType="end"/>
-      </w:r>
-    </w:p>
-    <w:p>
-      <w:pPr>
-        <w:tabs>
-          <w:tab w:pos="8271" w:val="right" w:leader="dot"/>
-        </w:tabs>
-        <w:spacing w:line="360" w:lineRule="auto" w:before="0" w:after="80"/>
-        <w:ind w:left="283"/>
-      </w:pPr>
-      <w:r>
-        <w:rPr>
-          <w:rFonts w:ascii="Times New Roman" w:hAnsi="Times New Roman"/>
-          <w:b w:val="0"/>
-          <w:sz w:val="24"/>
-        </w:rPr>
-        <w:t>Reseña histórica</w:t>
-        <w:tab/>
-      </w:r>
-      <w:r>
-        <w:rPr>
-          <w:rFonts w:ascii="Times New Roman" w:hAnsi="Times New Roman"/>
-          <w:b w:val="0"/>
-          <w:sz w:val="24"/>
-        </w:rPr>
-        <w:fldChar w:fldCharType="begin"/>
-        <w:instrText xml:space="preserve"> PAGEREF bm_cap1_resena \h </w:instrText>
-        <w:fldChar w:fldCharType="separate"/>
-        <w:t>?</w:t>
-        <w:fldChar w:fldCharType="end"/>
-      </w:r>
-    </w:p>
-    <w:p>
-      <w:pPr>
-        <w:tabs>
-          <w:tab w:pos="8271" w:val="right" w:leader="dot"/>
-        </w:tabs>
-        <w:spacing w:line="360" w:lineRule="auto" w:before="0" w:after="80"/>
-        <w:ind w:left="283"/>
-      </w:pPr>
-      <w:r>
-        <w:rPr>
-          <w:rFonts w:ascii="Times New Roman" w:hAnsi="Times New Roman"/>
-          <w:b w:val="0"/>
-          <w:sz w:val="24"/>
-        </w:rPr>
-        <w:t>Misión</w:t>
-        <w:tab/>
-      </w:r>
-      <w:r>
-        <w:rPr>
-          <w:rFonts w:ascii="Times New Roman" w:hAnsi="Times New Roman"/>
-          <w:b w:val="0"/>
-          <w:sz w:val="24"/>
-        </w:rPr>
-        <w:fldChar w:fldCharType="begin"/>
-        <w:instrText xml:space="preserve"> PAGEREF bm_cap1_mision \h </w:instrText>
-        <w:fldChar w:fldCharType="separate"/>
-        <w:t>?</w:t>
-        <w:fldChar w:fldCharType="end"/>
-      </w:r>
-    </w:p>
-    <w:p>
-      <w:pPr>
-        <w:tabs>
-          <w:tab w:pos="8271" w:val="right" w:leader="dot"/>
-        </w:tabs>
-        <w:spacing w:line="360" w:lineRule="auto" w:before="0" w:after="80"/>
-        <w:ind w:left="283"/>
-      </w:pPr>
-      <w:r>
-        <w:rPr>
-          <w:rFonts w:ascii="Times New Roman" w:hAnsi="Times New Roman"/>
-          <w:b w:val="0"/>
-          <w:sz w:val="24"/>
-        </w:rPr>
-        <w:t>Visión</w:t>
-        <w:tab/>
-      </w:r>
-      <w:r>
-        <w:rPr>
-          <w:rFonts w:ascii="Times New Roman" w:hAnsi="Times New Roman"/>
-          <w:b w:val="0"/>
-          <w:sz w:val="24"/>
-        </w:rPr>
-        <w:fldChar w:fldCharType="begin"/>
-        <w:instrText xml:space="preserve"> PAGEREF bm_cap1_vision \h </w:instrText>
-        <w:fldChar w:fldCharType="separate"/>
-        <w:t>?</w:t>
-        <w:fldChar w:fldCharType="end"/>
-      </w:r>
-    </w:p>
-    <w:p>
-      <w:pPr>
-        <w:tabs>
-          <w:tab w:pos="8271" w:val="right" w:leader="dot"/>
-        </w:tabs>
-        <w:spacing w:line="360" w:lineRule="auto" w:before="0" w:after="80"/>
-        <w:ind w:left="283"/>
-      </w:pPr>
-      <w:r>
-        <w:rPr>
-          <w:rFonts w:ascii="Times New Roman" w:hAnsi="Times New Roman"/>
-          <w:b w:val="0"/>
-          <w:sz w:val="24"/>
-        </w:rPr>
-        <w:t>Valores</w:t>
-        <w:tab/>
-      </w:r>
-      <w:r>
-        <w:rPr>
-          <w:rFonts w:ascii="Times New Roman" w:hAnsi="Times New Roman"/>
-          <w:b w:val="0"/>
-          <w:sz w:val="24"/>
-        </w:rPr>
-        <w:fldChar w:fldCharType="begin"/>
-        <w:instrText xml:space="preserve"> PAGEREF bm_cap1_valores \h </w:instrText>
-        <w:fldChar w:fldCharType="separate"/>
-        <w:t>?</w:t>
-        <w:fldChar w:fldCharType="end"/>
-      </w:r>
-    </w:p>
-    <w:p>
-      <w:pPr>
-        <w:tabs>
-          <w:tab w:pos="8271" w:val="right" w:leader="dot"/>
-        </w:tabs>
-        <w:spacing w:line="360" w:lineRule="auto" w:before="0" w:after="80"/>
-        <w:ind w:left="283"/>
-      </w:pPr>
-      <w:r>
-        <w:rPr>
-          <w:rFonts w:ascii="Times New Roman" w:hAnsi="Times New Roman"/>
-          <w:b w:val="0"/>
-          <w:sz w:val="24"/>
-        </w:rPr>
-        <w:t>Objetivos Organizacionales</w:t>
-        <w:tab/>
-      </w:r>
-      <w:r>
-        <w:rPr>
-          <w:rFonts w:ascii="Times New Roman" w:hAnsi="Times New Roman"/>
-          <w:b w:val="0"/>
-          <w:sz w:val="24"/>
-        </w:rPr>
-        <w:fldChar w:fldCharType="begin"/>
-        <w:instrText xml:space="preserve"> PAGEREF bm_cap1_obj \h </w:instrText>
-        <w:fldChar w:fldCharType="separate"/>
-        <w:t>?</w:t>
-        <w:fldChar w:fldCharType="end"/>
-      </w:r>
-    </w:p>
-    <w:p>
-      <w:pPr>
-        <w:tabs>
-          <w:tab w:pos="8271" w:val="right" w:leader="dot"/>
-        </w:tabs>
-        <w:spacing w:line="360" w:lineRule="auto" w:before="0" w:after="80"/>
-        <w:ind w:left="283"/>
-      </w:pPr>
-      <w:r>
-        <w:rPr>
-          <w:rFonts w:ascii="Times New Roman" w:hAnsi="Times New Roman"/>
-          <w:b w:val="0"/>
-          <w:sz w:val="24"/>
-        </w:rPr>
-        <w:t>Ubicación geográfica</w:t>
-        <w:tab/>
-      </w:r>
-      <w:r>
-        <w:rPr>
-          <w:rFonts w:ascii="Times New Roman" w:hAnsi="Times New Roman"/>
-          <w:b w:val="0"/>
-          <w:sz w:val="24"/>
-        </w:rPr>
-        <w:fldChar w:fldCharType="begin"/>
-        <w:instrText xml:space="preserve"> PAGEREF bm_cap1_ubic \h </w:instrText>
-        <w:fldChar w:fldCharType="separate"/>
-        <w:t>?</w:t>
-        <w:fldChar w:fldCharType="end"/>
-      </w:r>
-    </w:p>
-    <w:p>
-      <w:pPr>
-        <w:tabs>
-          <w:tab w:pos="8271" w:val="right" w:leader="dot"/>
-        </w:tabs>
-        <w:spacing w:line="360" w:lineRule="auto" w:before="0" w:after="80"/>
-        <w:ind w:left="283"/>
-      </w:pPr>
-      <w:r>
-        <w:rPr>
-          <w:rFonts w:ascii="Times New Roman" w:hAnsi="Times New Roman"/>
-          <w:b w:val="0"/>
-          <w:sz w:val="24"/>
-        </w:rPr>
-        <w:t>Población de los trabajadores de la empresa</w:t>
-        <w:tab/>
-      </w:r>
-      <w:r>
-        <w:rPr>
-          <w:rFonts w:ascii="Times New Roman" w:hAnsi="Times New Roman"/>
-          <w:b w:val="0"/>
-          <w:sz w:val="24"/>
-        </w:rPr>
-        <w:fldChar w:fldCharType="begin"/>
-        <w:instrText xml:space="preserve"> PAGEREF bm_cap1_pobla \h </w:instrText>
-        <w:fldChar w:fldCharType="separate"/>
-        <w:t>?</w:t>
-        <w:fldChar w:fldCharType="end"/>
-      </w:r>
-    </w:p>
-    <w:p>
-      <w:pPr>
-        <w:tabs>
-          <w:tab w:pos="8271" w:val="right" w:leader="dot"/>
-        </w:tabs>
-        <w:spacing w:line="360" w:lineRule="auto" w:before="0" w:after="80"/>
-        <w:ind w:left="283"/>
-      </w:pPr>
-      <w:r>
-        <w:rPr>
-          <w:rFonts w:ascii="Times New Roman" w:hAnsi="Times New Roman"/>
-          <w:b w:val="0"/>
-          <w:sz w:val="24"/>
-        </w:rPr>
-        <w:t>Estructura organizacional de la empresa (organigrama)</w:t>
-        <w:tab/>
-      </w:r>
-      <w:r>
-        <w:rPr>
-          <w:rFonts w:ascii="Times New Roman" w:hAnsi="Times New Roman"/>
-          <w:b w:val="0"/>
-          <w:sz w:val="24"/>
-        </w:rPr>
-        <w:fldChar w:fldCharType="begin"/>
-        <w:instrText xml:space="preserve"> PAGEREF bm_cap1_estruct \h </w:instrText>
-        <w:fldChar w:fldCharType="separate"/>
-        <w:t>?</w:t>
-        <w:fldChar w:fldCharType="end"/>
-      </w:r>
-    </w:p>
-    <w:p>
-      <w:pPr>
-        <w:tabs>
-          <w:tab w:pos="8271" w:val="right" w:leader="dot"/>
-        </w:tabs>
-        <w:spacing w:line="360" w:lineRule="auto" w:before="0" w:after="80"/>
-        <w:ind w:left="0"/>
-      </w:pPr>
-      <w:r>
-        <w:rPr>
-          <w:rFonts w:ascii="Times New Roman" w:hAnsi="Times New Roman"/>
-          <w:b/>
-          <w:sz w:val="24"/>
-        </w:rPr>
-        <w:t>CAPÍTULO II: DIAGNÓSTICO SITUACIONAL</w:t>
-        <w:tab/>
-      </w:r>
-      <w:r>
-        <w:rPr>
-          <w:rFonts w:ascii="Times New Roman" w:hAnsi="Times New Roman"/>
-          <w:b/>
-          <w:sz w:val="24"/>
-        </w:rPr>
-        <w:fldChar w:fldCharType="begin"/>
-        <w:instrText xml:space="preserve"> PAGEREF bm_cap2 \h </w:instrText>
-        <w:fldChar w:fldCharType="separate"/>
-        <w:t>?</w:t>
-        <w:fldChar w:fldCharType="end"/>
-      </w:r>
-    </w:p>
-    <w:p>
-      <w:pPr>
-        <w:tabs>
-          <w:tab w:pos="8271" w:val="right" w:leader="dot"/>
-        </w:tabs>
-        <w:spacing w:line="360" w:lineRule="auto" w:before="0" w:after="80"/>
-        <w:ind w:left="283"/>
-      </w:pPr>
-      <w:r>
-        <w:rPr>
-          <w:rFonts w:ascii="Times New Roman" w:hAnsi="Times New Roman"/>
-          <w:b w:val="0"/>
-          <w:sz w:val="24"/>
-        </w:rPr>
-        <w:t>Identificación de la situación problemática</w:t>
-        <w:tab/>
-      </w:r>
-      <w:r>
-        <w:rPr>
-          <w:rFonts w:ascii="Times New Roman" w:hAnsi="Times New Roman"/>
-          <w:b w:val="0"/>
-          <w:sz w:val="24"/>
-        </w:rPr>
-        <w:fldChar w:fldCharType="begin"/>
-        <w:instrText xml:space="preserve"> PAGEREF bm_cap2_sit \h </w:instrText>
-        <w:fldChar w:fldCharType="separate"/>
-        <w:t>?</w:t>
-        <w:fldChar w:fldCharType="end"/>
-      </w:r>
-    </w:p>
-    <w:p>
-      <w:pPr>
-        <w:tabs>
-          <w:tab w:pos="8271" w:val="right" w:leader="dot"/>
-        </w:tabs>
-        <w:spacing w:line="360" w:lineRule="auto" w:before="0" w:after="80"/>
-        <w:ind w:left="283"/>
-      </w:pPr>
-      <w:r>
-        <w:rPr>
-          <w:rFonts w:ascii="Times New Roman" w:hAnsi="Times New Roman"/>
-          <w:b w:val="0"/>
-          <w:sz w:val="24"/>
-        </w:rPr>
-        <w:t>Objetivo General</w:t>
-        <w:tab/>
-      </w:r>
-      <w:r>
-        <w:rPr>
-          <w:rFonts w:ascii="Times New Roman" w:hAnsi="Times New Roman"/>
-          <w:b w:val="0"/>
-          <w:sz w:val="24"/>
-        </w:rPr>
-        <w:fldChar w:fldCharType="begin"/>
-        <w:instrText xml:space="preserve"> PAGEREF bm_cap2_objg \h </w:instrText>
-        <w:fldChar w:fldCharType="separate"/>
-        <w:t>?</w:t>
-        <w:fldChar w:fldCharType="end"/>
-      </w:r>
-    </w:p>
-    <w:p>
-      <w:pPr>
-        <w:tabs>
-          <w:tab w:pos="8271" w:val="right" w:leader="dot"/>
-        </w:tabs>
-        <w:spacing w:line="360" w:lineRule="auto" w:before="0" w:after="80"/>
-        <w:ind w:left="283"/>
-      </w:pPr>
-      <w:r>
-        <w:rPr>
-          <w:rFonts w:ascii="Times New Roman" w:hAnsi="Times New Roman"/>
-          <w:b w:val="0"/>
-          <w:sz w:val="24"/>
-        </w:rPr>
-        <w:t>Objetivos Específicos</w:t>
-        <w:tab/>
-      </w:r>
-      <w:r>
-        <w:rPr>
-          <w:rFonts w:ascii="Times New Roman" w:hAnsi="Times New Roman"/>
-          <w:b w:val="0"/>
-          <w:sz w:val="24"/>
-        </w:rPr>
-        <w:fldChar w:fldCharType="begin"/>
-        <w:instrText xml:space="preserve"> PAGEREF bm_cap2_obje \h </w:instrText>
-        <w:fldChar w:fldCharType="separate"/>
-        <w:t>?</w:t>
-        <w:fldChar w:fldCharType="end"/>
-      </w:r>
-    </w:p>
-    <w:p>
-      <w:pPr>
-        <w:tabs>
-          <w:tab w:pos="8271" w:val="right" w:leader="dot"/>
-        </w:tabs>
-        <w:spacing w:line="360" w:lineRule="auto" w:before="0" w:after="80"/>
-        <w:ind w:left="283"/>
-      </w:pPr>
-      <w:r>
-        <w:rPr>
-          <w:rFonts w:ascii="Times New Roman" w:hAnsi="Times New Roman"/>
-          <w:b w:val="0"/>
-          <w:sz w:val="24"/>
-        </w:rPr>
-        <w:t>Planificación integral de objetivos</w:t>
-        <w:tab/>
-      </w:r>
-      <w:r>
-        <w:rPr>
-          <w:rFonts w:ascii="Times New Roman" w:hAnsi="Times New Roman"/>
-          <w:b w:val="0"/>
-          <w:sz w:val="24"/>
-        </w:rPr>
-        <w:fldChar w:fldCharType="begin"/>
-        <w:instrText xml:space="preserve"> PAGEREF bm_cap2_planif \h </w:instrText>
-        <w:fldChar w:fldCharType="separate"/>
-        <w:t>?</w:t>
-        <w:fldChar w:fldCharType="end"/>
-      </w:r>
-    </w:p>
-    <w:p>
-      <w:pPr>
-        <w:tabs>
-          <w:tab w:pos="8271" w:val="right" w:leader="dot"/>
-        </w:tabs>
-        <w:spacing w:line="360" w:lineRule="auto" w:before="0" w:after="80"/>
-        <w:ind w:left="283"/>
-      </w:pPr>
-      <w:r>
-        <w:rPr>
-          <w:rFonts w:ascii="Times New Roman" w:hAnsi="Times New Roman"/>
-          <w:b w:val="0"/>
-          <w:sz w:val="24"/>
-        </w:rPr>
-        <w:t>Cronograma de actividades</w:t>
-        <w:tab/>
-      </w:r>
-      <w:r>
-        <w:rPr>
-          <w:rFonts w:ascii="Times New Roman" w:hAnsi="Times New Roman"/>
-          <w:b w:val="0"/>
-          <w:sz w:val="24"/>
-        </w:rPr>
-        <w:fldChar w:fldCharType="begin"/>
-        <w:instrText xml:space="preserve"> PAGEREF bm_cap2_crono \h </w:instrText>
-        <w:fldChar w:fldCharType="separate"/>
-        <w:t>?</w:t>
-        <w:fldChar w:fldCharType="end"/>
-      </w:r>
-    </w:p>
-    <w:p>
-      <w:pPr>
-        <w:tabs>
-          <w:tab w:pos="8271" w:val="right" w:leader="dot"/>
-        </w:tabs>
-        <w:spacing w:line="360" w:lineRule="auto" w:before="0" w:after="80"/>
-        <w:ind w:left="0"/>
-      </w:pPr>
-      <w:r>
-        <w:rPr>
-          <w:rFonts w:ascii="Times New Roman" w:hAnsi="Times New Roman"/>
-          <w:b/>
-          <w:sz w:val="24"/>
-        </w:rPr>
-        <w:t>CAPÍTULO III: MARCO TEÓRICO</w:t>
-        <w:tab/>
-      </w:r>
-      <w:r>
-        <w:rPr>
-          <w:rFonts w:ascii="Times New Roman" w:hAnsi="Times New Roman"/>
-          <w:b/>
-          <w:sz w:val="24"/>
-        </w:rPr>
-        <w:fldChar w:fldCharType="begin"/>
-        <w:instrText xml:space="preserve"> PAGEREF bm_cap3 \h </w:instrText>
-        <w:fldChar w:fldCharType="separate"/>
-        <w:t>?</w:t>
-        <w:fldChar w:fldCharType="end"/>
-      </w:r>
-    </w:p>
-    <w:p>
-      <w:pPr>
-        <w:tabs>
-          <w:tab w:pos="8271" w:val="right" w:leader="dot"/>
-        </w:tabs>
-        <w:spacing w:line="360" w:lineRule="auto" w:before="0" w:after="80"/>
-        <w:ind w:left="283"/>
-      </w:pPr>
-      <w:r>
-        <w:rPr>
-          <w:rFonts w:ascii="Times New Roman" w:hAnsi="Times New Roman"/>
-          <w:b w:val="0"/>
-          <w:sz w:val="24"/>
-        </w:rPr>
-        <w:t>Bases teóricas referenciales</w:t>
-        <w:tab/>
-      </w:r>
-      <w:r>
-        <w:rPr>
-          <w:rFonts w:ascii="Times New Roman" w:hAnsi="Times New Roman"/>
-          <w:b w:val="0"/>
-          <w:sz w:val="24"/>
-        </w:rPr>
-        <w:fldChar w:fldCharType="begin"/>
-        <w:instrText xml:space="preserve"> PAGEREF bm_cap3_bases \h </w:instrText>
-        <w:fldChar w:fldCharType="separate"/>
-        <w:t>?</w:t>
-        <w:fldChar w:fldCharType="end"/>
-      </w:r>
-    </w:p>
-    <w:p>
-      <w:pPr>
-        <w:tabs>
-          <w:tab w:pos="8271" w:val="right" w:leader="dot"/>
-        </w:tabs>
-        <w:spacing w:line="360" w:lineRule="auto" w:before="0" w:after="80"/>
-        <w:ind w:left="0"/>
-      </w:pPr>
-      <w:r>
-        <w:rPr>
-          <w:rFonts w:ascii="Times New Roman" w:hAnsi="Times New Roman"/>
-          <w:b/>
-          <w:sz w:val="24"/>
-        </w:rPr>
-        <w:t>CAPÍTULO IV: ACTIVIDADES REALIZADAS</w:t>
-        <w:tab/>
-      </w:r>
-      <w:r>
-        <w:rPr>
-          <w:rFonts w:ascii="Times New Roman" w:hAnsi="Times New Roman"/>
-          <w:b/>
-          <w:sz w:val="24"/>
-        </w:rPr>
-        <w:fldChar w:fldCharType="begin"/>
-        <w:instrText xml:space="preserve"> PAGEREF bm_cap4 \h </w:instrText>
-        <w:fldChar w:fldCharType="separate"/>
-        <w:t>?</w:t>
-        <w:fldChar w:fldCharType="end"/>
-      </w:r>
-    </w:p>
-    <w:p>
-      <w:pPr>
-        <w:tabs>
-          <w:tab w:pos="8271" w:val="right" w:leader="dot"/>
-        </w:tabs>
-        <w:spacing w:line="360" w:lineRule="auto" w:before="0" w:after="80"/>
-        <w:ind w:left="283"/>
-      </w:pPr>
-      <w:r>
-        <w:rPr>
-          <w:rFonts w:ascii="Times New Roman" w:hAnsi="Times New Roman"/>
-          <w:b w:val="0"/>
-          <w:sz w:val="24"/>
-        </w:rPr>
-        <w:t>Descripción de actividades ejecutadas por semana</w:t>
-        <w:tab/>
-      </w:r>
-      <w:r>
-        <w:rPr>
-          <w:rFonts w:ascii="Times New Roman" w:hAnsi="Times New Roman"/>
-          <w:b w:val="0"/>
-          <w:sz w:val="24"/>
-        </w:rPr>
-        <w:fldChar w:fldCharType="begin"/>
-        <w:instrText xml:space="preserve"> PAGEREF bm_cap4_desc \h </w:instrText>
-        <w:fldChar w:fldCharType="separate"/>
-        <w:t>?</w:t>
-        <w:fldChar w:fldCharType="end"/>
-      </w:r>
-    </w:p>
-    <w:p>
-      <w:pPr>
-        <w:tabs>
-          <w:tab w:pos="8271" w:val="right" w:leader="dot"/>
-        </w:tabs>
-        <w:spacing w:line="360" w:lineRule="auto" w:before="0" w:after="80"/>
-        <w:ind w:left="0"/>
-      </w:pPr>
-      <w:r>
-        <w:rPr>
-          <w:rFonts w:ascii="Times New Roman" w:hAnsi="Times New Roman"/>
-          <w:b/>
-          <w:sz w:val="24"/>
-        </w:rPr>
-        <w:t>CAPÍTULO V: CONCLUSIONES Y RECOMENDACIONES</w:t>
-        <w:tab/>
-      </w:r>
-      <w:r>
-        <w:rPr>
-          <w:rFonts w:ascii="Times New Roman" w:hAnsi="Times New Roman"/>
-          <w:b/>
-          <w:sz w:val="24"/>
-        </w:rPr>
-        <w:fldChar w:fldCharType="begin"/>
-        <w:instrText xml:space="preserve"> PAGEREF bm_cap5 \h </w:instrText>
-        <w:fldChar w:fldCharType="separate"/>
-        <w:t>?</w:t>
-        <w:fldChar w:fldCharType="end"/>
-      </w:r>
-    </w:p>
-    <w:p>
-      <w:pPr>
-        <w:tabs>
-          <w:tab w:pos="8271" w:val="right" w:leader="dot"/>
-        </w:tabs>
-        <w:spacing w:line="360" w:lineRule="auto" w:before="0" w:after="80"/>
-        <w:ind w:left="283"/>
-      </w:pPr>
-      <w:r>
-        <w:rPr>
-          <w:rFonts w:ascii="Times New Roman" w:hAnsi="Times New Roman"/>
-          <w:b w:val="0"/>
-          <w:sz w:val="24"/>
-        </w:rPr>
-        <w:t>Conclusiones</w:t>
-        <w:tab/>
-      </w:r>
-      <w:r>
-        <w:rPr>
-          <w:rFonts w:ascii="Times New Roman" w:hAnsi="Times New Roman"/>
-          <w:b w:val="0"/>
-          <w:sz w:val="24"/>
-        </w:rPr>
-        <w:fldChar w:fldCharType="begin"/>
-        <w:instrText xml:space="preserve"> PAGEREF bm_cap5_concl \h </w:instrText>
-        <w:fldChar w:fldCharType="separate"/>
-        <w:t>?</w:t>
-        <w:fldChar w:fldCharType="end"/>
-      </w:r>
-    </w:p>
-    <w:p>
-      <w:pPr>
-        <w:tabs>
-          <w:tab w:pos="8271" w:val="right" w:leader="dot"/>
-        </w:tabs>
-        <w:spacing w:line="360" w:lineRule="auto" w:before="0" w:after="80"/>
-        <w:ind w:left="283"/>
-      </w:pPr>
-      <w:r>
-        <w:rPr>
-          <w:rFonts w:ascii="Times New Roman" w:hAnsi="Times New Roman"/>
-          <w:b w:val="0"/>
-          <w:sz w:val="24"/>
-        </w:rPr>
-        <w:t>Recomendaciones</w:t>
-        <w:tab/>
-      </w:r>
-      <w:r>
-        <w:rPr>
-          <w:rFonts w:ascii="Times New Roman" w:hAnsi="Times New Roman"/>
-          <w:b w:val="0"/>
-          <w:sz w:val="24"/>
-        </w:rPr>
-        <w:fldChar w:fldCharType="begin"/>
-        <w:instrText xml:space="preserve"> PAGEREF bm_cap5_recom \h </w:instrText>
-        <w:fldChar w:fldCharType="separate"/>
-        <w:t>?</w:t>
-        <w:fldChar w:fldCharType="end"/>
-      </w:r>
-    </w:p>
-    <w:p>
-      <w:pPr>
-        <w:tabs>
-          <w:tab w:pos="8271" w:val="right" w:leader="dot"/>
-        </w:tabs>
-        <w:spacing w:line="360" w:lineRule="auto" w:before="0" w:after="80"/>
-        <w:ind w:left="0"/>
-      </w:pPr>
-      <w:r>
-        <w:rPr>
-          <w:rFonts w:ascii="Times New Roman" w:hAnsi="Times New Roman"/>
-          <w:b/>
-          <w:sz w:val="24"/>
-        </w:rPr>
-        <w:t>REFERENCIAS</w:t>
-        <w:tab/>
-      </w:r>
-      <w:r>
-        <w:rPr>
-          <w:rFonts w:ascii="Times New Roman" w:hAnsi="Times New Roman"/>
-          <w:b/>
-          <w:sz w:val="24"/>
-        </w:rPr>
-        <w:fldChar w:fldCharType="begin"/>
-        <w:instrText xml:space="preserve"> PAGEREF bm_referencias \h </w:instrText>
-        <w:fldChar w:fldCharType="separate"/>
-        <w:t>?</w:t>
-        <w:fldChar w:fldCharType="end"/>
-      </w:r>
-    </w:p>
-    <w:p>
-      <w:pPr>
-        <w:tabs>
-          <w:tab w:pos="8271" w:val="right" w:leader="dot"/>
-        </w:tabs>
-        <w:spacing w:line="360" w:lineRule="auto" w:before="0" w:after="80"/>
-        <w:ind w:left="0"/>
-      </w:pPr>
-      <w:r>
-        <w:rPr>
-          <w:rFonts w:ascii="Times New Roman" w:hAnsi="Times New Roman"/>
-          <w:b/>
-          <w:sz w:val="24"/>
-        </w:rPr>
-        <w:t>ANEXOS</w:t>
-        <w:tab/>
-      </w:r>
-      <w:r>
-        <w:rPr>
-          <w:rFonts w:ascii="Times New Roman" w:hAnsi="Times New Roman"/>
-          <w:b/>
-          <w:sz w:val="24"/>
-        </w:rPr>
-        <w:fldChar w:fldCharType="begin"/>
-        <w:instrText xml:space="preserve"> PAGEREF bm_anexos \h </w:instrText>
-        <w:fldChar w:fldCharType="separate"/>
-        <w:t>?</w:t>
-        <w:fldChar w:fldCharType="end"/>
+        <w:spacing w:line="360" w:lineRule="auto" w:after="0" w:before="0"/>
+        <w:ind w:firstLine="709"/>
+        <w:jc w:val="both"/>
+      </w:pPr>
+      <w:r>
+        <w:rPr>
+          <w:rFonts w:ascii="Times New Roman" w:hAnsi="Times New Roman"/>
+          <w:i w:val="0"/>
+          <w:sz w:val="24"/>
+        </w:rPr>
+        <w:t>A mi familia, por su apoyo incondicional en cada paso de mi formación académica y personal.</w:t>
       </w:r>
     </w:p>
     <w:p>
@@ -1555,7 +823,6 @@
       </w:pPr>
     </w:p>
     <w:p>
-      <w:bookmarkStart w:id="bm_lista_cuadros" w:name="bm_lista_cuadros"/>
       <w:pPr>
         <w:spacing w:before="1140" w:after="480"/>
         <w:jc w:val="center"/>
@@ -1566,9 +833,8 @@
           <w:b/>
           <w:sz w:val="24"/>
         </w:rPr>
-        <w:t>LISTA DE CUADROS</w:t>
-      </w:r>
-      <w:bookmarkEnd w:id="bm_lista_cuadros"/>
+        <w:t>ÍNDICE DE CONTENIDO</w:t>
+      </w:r>
     </w:p>
     <w:p>
       <w:pPr>
@@ -1584,22 +850,9 @@
     </w:p>
     <w:p>
       <w:pPr>
-        <w:tabs>
-          <w:tab w:pos="8271" w:val="right"/>
-        </w:tabs>
-        <w:spacing w:before="240" w:after="240"/>
-      </w:pPr>
-      <w:r>
-        <w:rPr>
-          <w:rFonts w:ascii="Times New Roman" w:hAnsi="Times New Roman"/>
-          <w:b/>
-          <w:sz w:val="24"/>
-        </w:rPr>
-        <w:t>CUADRO</w:t>
-      </w:r>
-      <w:r>
-        <w:tab/>
-      </w:r>
+        <w:spacing w:after="240"/>
+        <w:jc w:val="right"/>
+      </w:pPr>
       <w:r>
         <w:rPr>
           <w:rFonts w:ascii="Times New Roman" w:hAnsi="Times New Roman"/>
@@ -1612,21 +865,19 @@
     <w:p>
       <w:pPr>
         <w:tabs>
-          <w:tab w:pos="1020" w:val="left"/>
           <w:tab w:pos="8271" w:val="right" w:leader="dot"/>
         </w:tabs>
         <w:spacing w:line="360" w:lineRule="auto" w:before="0" w:after="80"/>
-        <w:ind w:left="1020" w:hanging="1020"/>
-      </w:pPr>
-      <w:r>
-        <w:rPr>
-          <w:rFonts w:ascii="Times New Roman" w:hAnsi="Times New Roman"/>
-          <w:sz w:val="24"/>
-        </w:rPr>
-        <w:t>1</w:t>
+        <w:ind w:left="0"/>
+      </w:pPr>
+      <w:r>
+        <w:rPr>
+          <w:rFonts w:ascii="Times New Roman" w:hAnsi="Times New Roman"/>
+          <w:b w:val="0"/>
+          <w:sz w:val="24"/>
+        </w:rPr>
+        <w:t>AGRADECIMIENTOS</w:t>
         <w:tab/>
-        <w:t>Planificación integral de objetivos específicos</w:t>
-        <w:tab/>
       </w:r>
       <w:r>
         <w:rPr>
@@ -1635,7 +886,7 @@
           <w:sz w:val="24"/>
         </w:rPr>
         <w:fldChar w:fldCharType="begin"/>
-        <w:instrText xml:space="preserve"> PAGEREF bm_cuadro1 \h </w:instrText>
+        <w:instrText xml:space="preserve"> PAGEREF bm_agradecimientos \h </w:instrText>
         <w:fldChar w:fldCharType="separate"/>
         <w:t>?</w:t>
         <w:fldChar w:fldCharType="end"/>
@@ -1644,20 +895,48 @@
     <w:p>
       <w:pPr>
         <w:tabs>
-          <w:tab w:pos="1020" w:val="left"/>
           <w:tab w:pos="8271" w:val="right" w:leader="dot"/>
         </w:tabs>
         <w:spacing w:line="360" w:lineRule="auto" w:before="0" w:after="80"/>
-        <w:ind w:left="1020" w:hanging="1020"/>
-      </w:pPr>
-      <w:r>
-        <w:rPr>
-          <w:rFonts w:ascii="Times New Roman" w:hAnsi="Times New Roman"/>
-          <w:sz w:val="24"/>
-        </w:rPr>
-        <w:t>2</w:t>
+        <w:ind w:left="0"/>
+      </w:pPr>
+      <w:r>
+        <w:rPr>
+          <w:rFonts w:ascii="Times New Roman" w:hAnsi="Times New Roman"/>
+          <w:b w:val="0"/>
+          <w:sz w:val="24"/>
+        </w:rPr>
+        <w:t>DEDICATORIA</w:t>
         <w:tab/>
-        <w:t>Cronograma de actividades del proyecto factible (9 semanas)</w:t>
+      </w:r>
+      <w:r>
+        <w:rPr>
+          <w:rFonts w:ascii="Times New Roman" w:hAnsi="Times New Roman"/>
+          <w:b w:val="0"/>
+          <w:sz w:val="24"/>
+        </w:rPr>
+        <w:fldChar w:fldCharType="begin"/>
+        <w:instrText xml:space="preserve"> PAGEREF bm_dedicatoria \h </w:instrText>
+        <w:fldChar w:fldCharType="separate"/>
+        <w:t>?</w:t>
+        <w:fldChar w:fldCharType="end"/>
+      </w:r>
+    </w:p>
+    <w:p>
+      <w:pPr>
+        <w:tabs>
+          <w:tab w:pos="8271" w:val="right" w:leader="dot"/>
+        </w:tabs>
+        <w:spacing w:line="360" w:lineRule="auto" w:before="0" w:after="80"/>
+        <w:ind w:left="0"/>
+      </w:pPr>
+      <w:r>
+        <w:rPr>
+          <w:rFonts w:ascii="Times New Roman" w:hAnsi="Times New Roman"/>
+          <w:b w:val="0"/>
+          <w:sz w:val="24"/>
+        </w:rPr>
+        <w:t>APROBACIÓN DEL TUTOR INDUSTRIAL</w:t>
         <w:tab/>
       </w:r>
       <w:r>
@@ -1667,7 +946,978 @@
           <w:sz w:val="24"/>
         </w:rPr>
         <w:fldChar w:fldCharType="begin"/>
-        <w:instrText xml:space="preserve"> PAGEREF bm_cuadro2 \h </w:instrText>
+        <w:instrText xml:space="preserve"> PAGEREF bm_aprob_ind \h </w:instrText>
+        <w:fldChar w:fldCharType="separate"/>
+        <w:t>?</w:t>
+        <w:fldChar w:fldCharType="end"/>
+      </w:r>
+    </w:p>
+    <w:p>
+      <w:pPr>
+        <w:tabs>
+          <w:tab w:pos="8271" w:val="right" w:leader="dot"/>
+        </w:tabs>
+        <w:spacing w:line="360" w:lineRule="auto" w:before="0" w:after="80"/>
+        <w:ind w:left="0"/>
+      </w:pPr>
+      <w:r>
+        <w:rPr>
+          <w:rFonts w:ascii="Times New Roman" w:hAnsi="Times New Roman"/>
+          <w:b w:val="0"/>
+          <w:sz w:val="24"/>
+        </w:rPr>
+        <w:t>APROBACIÓN DEL TUTOR ACADÉMICO</w:t>
+        <w:tab/>
+      </w:r>
+      <w:r>
+        <w:rPr>
+          <w:rFonts w:ascii="Times New Roman" w:hAnsi="Times New Roman"/>
+          <w:b w:val="0"/>
+          <w:sz w:val="24"/>
+        </w:rPr>
+        <w:fldChar w:fldCharType="begin"/>
+        <w:instrText xml:space="preserve"> PAGEREF bm_aprob_acad \h </w:instrText>
+        <w:fldChar w:fldCharType="separate"/>
+        <w:t>?</w:t>
+        <w:fldChar w:fldCharType="end"/>
+      </w:r>
+    </w:p>
+    <w:p>
+      <w:pPr>
+        <w:tabs>
+          <w:tab w:pos="8271" w:val="right" w:leader="dot"/>
+        </w:tabs>
+        <w:spacing w:line="360" w:lineRule="auto" w:before="0" w:after="80"/>
+        <w:ind w:left="0"/>
+      </w:pPr>
+      <w:r>
+        <w:rPr>
+          <w:rFonts w:ascii="Times New Roman" w:hAnsi="Times New Roman"/>
+          <w:b w:val="0"/>
+          <w:sz w:val="24"/>
+        </w:rPr>
+        <w:t>LISTA DE CUADROS</w:t>
+        <w:tab/>
+      </w:r>
+      <w:r>
+        <w:rPr>
+          <w:rFonts w:ascii="Times New Roman" w:hAnsi="Times New Roman"/>
+          <w:b w:val="0"/>
+          <w:sz w:val="24"/>
+        </w:rPr>
+        <w:fldChar w:fldCharType="begin"/>
+        <w:instrText xml:space="preserve"> PAGEREF bm_lista_cuadros \h </w:instrText>
+        <w:fldChar w:fldCharType="separate"/>
+        <w:t>?</w:t>
+        <w:fldChar w:fldCharType="end"/>
+      </w:r>
+    </w:p>
+    <w:p>
+      <w:pPr>
+        <w:tabs>
+          <w:tab w:pos="8271" w:val="right" w:leader="dot"/>
+        </w:tabs>
+        <w:spacing w:line="360" w:lineRule="auto" w:before="0" w:after="80"/>
+        <w:ind w:left="0"/>
+      </w:pPr>
+      <w:r>
+        <w:rPr>
+          <w:rFonts w:ascii="Times New Roman" w:hAnsi="Times New Roman"/>
+          <w:b w:val="0"/>
+          <w:sz w:val="24"/>
+        </w:rPr>
+        <w:t>LISTA DE FIGURAS</w:t>
+        <w:tab/>
+      </w:r>
+      <w:r>
+        <w:rPr>
+          <w:rFonts w:ascii="Times New Roman" w:hAnsi="Times New Roman"/>
+          <w:b w:val="0"/>
+          <w:sz w:val="24"/>
+        </w:rPr>
+        <w:fldChar w:fldCharType="begin"/>
+        <w:instrText xml:space="preserve"> PAGEREF bm_lista_figuras \h </w:instrText>
+        <w:fldChar w:fldCharType="separate"/>
+        <w:t>?</w:t>
+        <w:fldChar w:fldCharType="end"/>
+      </w:r>
+    </w:p>
+    <w:p>
+      <w:pPr>
+        <w:tabs>
+          <w:tab w:pos="8271" w:val="right" w:leader="dot"/>
+        </w:tabs>
+        <w:spacing w:line="360" w:lineRule="auto" w:before="0" w:after="80"/>
+        <w:ind w:left="0"/>
+      </w:pPr>
+      <w:r>
+        <w:rPr>
+          <w:rFonts w:ascii="Times New Roman" w:hAnsi="Times New Roman"/>
+          <w:b w:val="0"/>
+          <w:sz w:val="24"/>
+        </w:rPr>
+        <w:t>LISTA DE GRÁFICOS</w:t>
+        <w:tab/>
+      </w:r>
+      <w:r>
+        <w:rPr>
+          <w:rFonts w:ascii="Times New Roman" w:hAnsi="Times New Roman"/>
+          <w:b w:val="0"/>
+          <w:sz w:val="24"/>
+        </w:rPr>
+        <w:fldChar w:fldCharType="begin"/>
+        <w:instrText xml:space="preserve"> PAGEREF bm_lista_graficos \h </w:instrText>
+        <w:fldChar w:fldCharType="separate"/>
+        <w:t>?</w:t>
+        <w:fldChar w:fldCharType="end"/>
+      </w:r>
+    </w:p>
+    <w:p>
+      <w:pPr>
+        <w:tabs>
+          <w:tab w:pos="8271" w:val="right" w:leader="dot"/>
+        </w:tabs>
+        <w:spacing w:line="360" w:lineRule="auto" w:before="0" w:after="80"/>
+        <w:ind w:left="0"/>
+      </w:pPr>
+      <w:r>
+        <w:rPr>
+          <w:rFonts w:ascii="Times New Roman" w:hAnsi="Times New Roman"/>
+          <w:b w:val="0"/>
+          <w:sz w:val="24"/>
+        </w:rPr>
+        <w:t>LISTA DE ANEXOS</w:t>
+        <w:tab/>
+      </w:r>
+      <w:r>
+        <w:rPr>
+          <w:rFonts w:ascii="Times New Roman" w:hAnsi="Times New Roman"/>
+          <w:b w:val="0"/>
+          <w:sz w:val="24"/>
+        </w:rPr>
+        <w:fldChar w:fldCharType="begin"/>
+        <w:instrText xml:space="preserve"> PAGEREF bm_lista_anexos \h </w:instrText>
+        <w:fldChar w:fldCharType="separate"/>
+        <w:t>?</w:t>
+        <w:fldChar w:fldCharType="end"/>
+      </w:r>
+    </w:p>
+    <w:p>
+      <w:pPr>
+        <w:tabs>
+          <w:tab w:pos="8271" w:val="right" w:leader="dot"/>
+        </w:tabs>
+        <w:spacing w:line="360" w:lineRule="auto" w:before="0" w:after="80"/>
+        <w:ind w:left="0"/>
+      </w:pPr>
+      <w:r>
+        <w:rPr>
+          <w:rFonts w:ascii="Times New Roman" w:hAnsi="Times New Roman"/>
+          <w:b w:val="0"/>
+          <w:sz w:val="24"/>
+        </w:rPr>
+        <w:t>RESUMEN</w:t>
+        <w:tab/>
+      </w:r>
+      <w:r>
+        <w:rPr>
+          <w:rFonts w:ascii="Times New Roman" w:hAnsi="Times New Roman"/>
+          <w:b w:val="0"/>
+          <w:sz w:val="24"/>
+        </w:rPr>
+        <w:fldChar w:fldCharType="begin"/>
+        <w:instrText xml:space="preserve"> PAGEREF bm_resumen \h </w:instrText>
+        <w:fldChar w:fldCharType="separate"/>
+        <w:t>?</w:t>
+        <w:fldChar w:fldCharType="end"/>
+      </w:r>
+    </w:p>
+    <w:p>
+      <w:pPr>
+        <w:tabs>
+          <w:tab w:pos="8271" w:val="right" w:leader="dot"/>
+        </w:tabs>
+        <w:spacing w:line="360" w:lineRule="auto" w:before="0" w:after="80"/>
+        <w:ind w:left="0"/>
+      </w:pPr>
+      <w:r>
+        <w:rPr>
+          <w:rFonts w:ascii="Times New Roman" w:hAnsi="Times New Roman"/>
+          <w:b w:val="0"/>
+          <w:sz w:val="24"/>
+        </w:rPr>
+        <w:t>INTRODUCCIÓN</w:t>
+        <w:tab/>
+      </w:r>
+      <w:r>
+        <w:rPr>
+          <w:rFonts w:ascii="Times New Roman" w:hAnsi="Times New Roman"/>
+          <w:b w:val="0"/>
+          <w:sz w:val="24"/>
+        </w:rPr>
+        <w:fldChar w:fldCharType="begin"/>
+        <w:instrText xml:space="preserve"> PAGEREF bm_introduccion \h </w:instrText>
+        <w:fldChar w:fldCharType="separate"/>
+        <w:t>?</w:t>
+        <w:fldChar w:fldCharType="end"/>
+      </w:r>
+    </w:p>
+    <w:p>
+      <w:pPr>
+        <w:spacing w:before="240" w:after="120"/>
+      </w:pPr>
+      <w:r>
+        <w:rPr>
+          <w:b/>
+        </w:rPr>
+        <w:t>CAPÍTULOS</w:t>
+      </w:r>
+    </w:p>
+    <w:p>
+      <w:pPr>
+        <w:tabs>
+          <w:tab w:pos="8271" w:val="right" w:leader="dot"/>
+        </w:tabs>
+        <w:spacing w:line="360" w:lineRule="auto" w:before="0" w:after="80"/>
+        <w:ind w:left="0"/>
+      </w:pPr>
+      <w:r>
+        <w:rPr>
+          <w:rFonts w:ascii="Times New Roman" w:hAnsi="Times New Roman"/>
+          <w:b/>
+          <w:sz w:val="24"/>
+        </w:rPr>
+        <w:t>CAPÍTULO I: REALIDAD ORGANIZACIONAL</w:t>
+        <w:tab/>
+      </w:r>
+      <w:r>
+        <w:rPr>
+          <w:rFonts w:ascii="Times New Roman" w:hAnsi="Times New Roman"/>
+          <w:b/>
+          <w:sz w:val="24"/>
+        </w:rPr>
+        <w:fldChar w:fldCharType="begin"/>
+        <w:instrText xml:space="preserve"> PAGEREF bm_cap1 \h </w:instrText>
+        <w:fldChar w:fldCharType="separate"/>
+        <w:t>?</w:t>
+        <w:fldChar w:fldCharType="end"/>
+      </w:r>
+    </w:p>
+    <w:p>
+      <w:pPr>
+        <w:tabs>
+          <w:tab w:pos="8271" w:val="right" w:leader="dot"/>
+        </w:tabs>
+        <w:spacing w:line="360" w:lineRule="auto" w:before="0" w:after="80"/>
+        <w:ind w:left="283"/>
+      </w:pPr>
+      <w:r>
+        <w:rPr>
+          <w:rFonts w:ascii="Times New Roman" w:hAnsi="Times New Roman"/>
+          <w:b w:val="0"/>
+          <w:sz w:val="24"/>
+        </w:rPr>
+        <w:t>Identificación de la empresa</w:t>
+        <w:tab/>
+      </w:r>
+      <w:r>
+        <w:rPr>
+          <w:rFonts w:ascii="Times New Roman" w:hAnsi="Times New Roman"/>
+          <w:b w:val="0"/>
+          <w:sz w:val="24"/>
+        </w:rPr>
+        <w:fldChar w:fldCharType="begin"/>
+        <w:instrText xml:space="preserve"> PAGEREF bm_cap1_ident \h </w:instrText>
+        <w:fldChar w:fldCharType="separate"/>
+        <w:t>?</w:t>
+        <w:fldChar w:fldCharType="end"/>
+      </w:r>
+    </w:p>
+    <w:p>
+      <w:pPr>
+        <w:tabs>
+          <w:tab w:pos="8271" w:val="right" w:leader="dot"/>
+        </w:tabs>
+        <w:spacing w:line="360" w:lineRule="auto" w:before="0" w:after="80"/>
+        <w:ind w:left="283"/>
+      </w:pPr>
+      <w:r>
+        <w:rPr>
+          <w:rFonts w:ascii="Times New Roman" w:hAnsi="Times New Roman"/>
+          <w:b w:val="0"/>
+          <w:sz w:val="24"/>
+        </w:rPr>
+        <w:t>Reseña histórica</w:t>
+        <w:tab/>
+      </w:r>
+      <w:r>
+        <w:rPr>
+          <w:rFonts w:ascii="Times New Roman" w:hAnsi="Times New Roman"/>
+          <w:b w:val="0"/>
+          <w:sz w:val="24"/>
+        </w:rPr>
+        <w:fldChar w:fldCharType="begin"/>
+        <w:instrText xml:space="preserve"> PAGEREF bm_cap1_resena \h </w:instrText>
+        <w:fldChar w:fldCharType="separate"/>
+        <w:t>?</w:t>
+        <w:fldChar w:fldCharType="end"/>
+      </w:r>
+    </w:p>
+    <w:p>
+      <w:pPr>
+        <w:tabs>
+          <w:tab w:pos="8271" w:val="right" w:leader="dot"/>
+        </w:tabs>
+        <w:spacing w:line="360" w:lineRule="auto" w:before="0" w:after="80"/>
+        <w:ind w:left="283"/>
+      </w:pPr>
+      <w:r>
+        <w:rPr>
+          <w:rFonts w:ascii="Times New Roman" w:hAnsi="Times New Roman"/>
+          <w:b w:val="0"/>
+          <w:sz w:val="24"/>
+        </w:rPr>
+        <w:t>Misión</w:t>
+        <w:tab/>
+      </w:r>
+      <w:r>
+        <w:rPr>
+          <w:rFonts w:ascii="Times New Roman" w:hAnsi="Times New Roman"/>
+          <w:b w:val="0"/>
+          <w:sz w:val="24"/>
+        </w:rPr>
+        <w:fldChar w:fldCharType="begin"/>
+        <w:instrText xml:space="preserve"> PAGEREF bm_cap1_mision \h </w:instrText>
+        <w:fldChar w:fldCharType="separate"/>
+        <w:t>?</w:t>
+        <w:fldChar w:fldCharType="end"/>
+      </w:r>
+    </w:p>
+    <w:p>
+      <w:pPr>
+        <w:tabs>
+          <w:tab w:pos="8271" w:val="right" w:leader="dot"/>
+        </w:tabs>
+        <w:spacing w:line="360" w:lineRule="auto" w:before="0" w:after="80"/>
+        <w:ind w:left="283"/>
+      </w:pPr>
+      <w:r>
+        <w:rPr>
+          <w:rFonts w:ascii="Times New Roman" w:hAnsi="Times New Roman"/>
+          <w:b w:val="0"/>
+          <w:sz w:val="24"/>
+        </w:rPr>
+        <w:t>Visión</w:t>
+        <w:tab/>
+      </w:r>
+      <w:r>
+        <w:rPr>
+          <w:rFonts w:ascii="Times New Roman" w:hAnsi="Times New Roman"/>
+          <w:b w:val="0"/>
+          <w:sz w:val="24"/>
+        </w:rPr>
+        <w:fldChar w:fldCharType="begin"/>
+        <w:instrText xml:space="preserve"> PAGEREF bm_cap1_vision \h </w:instrText>
+        <w:fldChar w:fldCharType="separate"/>
+        <w:t>?</w:t>
+        <w:fldChar w:fldCharType="end"/>
+      </w:r>
+    </w:p>
+    <w:p>
+      <w:pPr>
+        <w:tabs>
+          <w:tab w:pos="8271" w:val="right" w:leader="dot"/>
+        </w:tabs>
+        <w:spacing w:line="360" w:lineRule="auto" w:before="0" w:after="80"/>
+        <w:ind w:left="283"/>
+      </w:pPr>
+      <w:r>
+        <w:rPr>
+          <w:rFonts w:ascii="Times New Roman" w:hAnsi="Times New Roman"/>
+          <w:b w:val="0"/>
+          <w:sz w:val="24"/>
+        </w:rPr>
+        <w:t>Valores</w:t>
+        <w:tab/>
+      </w:r>
+      <w:r>
+        <w:rPr>
+          <w:rFonts w:ascii="Times New Roman" w:hAnsi="Times New Roman"/>
+          <w:b w:val="0"/>
+          <w:sz w:val="24"/>
+        </w:rPr>
+        <w:fldChar w:fldCharType="begin"/>
+        <w:instrText xml:space="preserve"> PAGEREF bm_cap1_valores \h </w:instrText>
+        <w:fldChar w:fldCharType="separate"/>
+        <w:t>?</w:t>
+        <w:fldChar w:fldCharType="end"/>
+      </w:r>
+    </w:p>
+    <w:p>
+      <w:pPr>
+        <w:tabs>
+          <w:tab w:pos="8271" w:val="right" w:leader="dot"/>
+        </w:tabs>
+        <w:spacing w:line="360" w:lineRule="auto" w:before="0" w:after="80"/>
+        <w:ind w:left="283"/>
+      </w:pPr>
+      <w:r>
+        <w:rPr>
+          <w:rFonts w:ascii="Times New Roman" w:hAnsi="Times New Roman"/>
+          <w:b w:val="0"/>
+          <w:sz w:val="24"/>
+        </w:rPr>
+        <w:t>Objetivos Organizacionales</w:t>
+        <w:tab/>
+      </w:r>
+      <w:r>
+        <w:rPr>
+          <w:rFonts w:ascii="Times New Roman" w:hAnsi="Times New Roman"/>
+          <w:b w:val="0"/>
+          <w:sz w:val="24"/>
+        </w:rPr>
+        <w:fldChar w:fldCharType="begin"/>
+        <w:instrText xml:space="preserve"> PAGEREF bm_cap1_obj \h </w:instrText>
+        <w:fldChar w:fldCharType="separate"/>
+        <w:t>?</w:t>
+        <w:fldChar w:fldCharType="end"/>
+      </w:r>
+    </w:p>
+    <w:p>
+      <w:pPr>
+        <w:tabs>
+          <w:tab w:pos="8271" w:val="right" w:leader="dot"/>
+        </w:tabs>
+        <w:spacing w:line="360" w:lineRule="auto" w:before="0" w:after="80"/>
+        <w:ind w:left="283"/>
+      </w:pPr>
+      <w:r>
+        <w:rPr>
+          <w:rFonts w:ascii="Times New Roman" w:hAnsi="Times New Roman"/>
+          <w:b w:val="0"/>
+          <w:sz w:val="24"/>
+        </w:rPr>
+        <w:t>Ubicación geográfica</w:t>
+        <w:tab/>
+      </w:r>
+      <w:r>
+        <w:rPr>
+          <w:rFonts w:ascii="Times New Roman" w:hAnsi="Times New Roman"/>
+          <w:b w:val="0"/>
+          <w:sz w:val="24"/>
+        </w:rPr>
+        <w:fldChar w:fldCharType="begin"/>
+        <w:instrText xml:space="preserve"> PAGEREF bm_cap1_ubic \h </w:instrText>
+        <w:fldChar w:fldCharType="separate"/>
+        <w:t>?</w:t>
+        <w:fldChar w:fldCharType="end"/>
+      </w:r>
+    </w:p>
+    <w:p>
+      <w:pPr>
+        <w:tabs>
+          <w:tab w:pos="8271" w:val="right" w:leader="dot"/>
+        </w:tabs>
+        <w:spacing w:line="360" w:lineRule="auto" w:before="0" w:after="80"/>
+        <w:ind w:left="283"/>
+      </w:pPr>
+      <w:r>
+        <w:rPr>
+          <w:rFonts w:ascii="Times New Roman" w:hAnsi="Times New Roman"/>
+          <w:b w:val="0"/>
+          <w:sz w:val="24"/>
+        </w:rPr>
+        <w:t>Población de los trabajadores de la empresa</w:t>
+        <w:tab/>
+      </w:r>
+      <w:r>
+        <w:rPr>
+          <w:rFonts w:ascii="Times New Roman" w:hAnsi="Times New Roman"/>
+          <w:b w:val="0"/>
+          <w:sz w:val="24"/>
+        </w:rPr>
+        <w:fldChar w:fldCharType="begin"/>
+        <w:instrText xml:space="preserve"> PAGEREF bm_cap1_pobla \h </w:instrText>
+        <w:fldChar w:fldCharType="separate"/>
+        <w:t>?</w:t>
+        <w:fldChar w:fldCharType="end"/>
+      </w:r>
+    </w:p>
+    <w:p>
+      <w:pPr>
+        <w:tabs>
+          <w:tab w:pos="8271" w:val="right" w:leader="dot"/>
+        </w:tabs>
+        <w:spacing w:line="360" w:lineRule="auto" w:before="0" w:after="80"/>
+        <w:ind w:left="283"/>
+      </w:pPr>
+      <w:r>
+        <w:rPr>
+          <w:rFonts w:ascii="Times New Roman" w:hAnsi="Times New Roman"/>
+          <w:b w:val="0"/>
+          <w:sz w:val="24"/>
+        </w:rPr>
+        <w:t>Estructura organizacional de la empresa (organigrama)</w:t>
+        <w:tab/>
+      </w:r>
+      <w:r>
+        <w:rPr>
+          <w:rFonts w:ascii="Times New Roman" w:hAnsi="Times New Roman"/>
+          <w:b w:val="0"/>
+          <w:sz w:val="24"/>
+        </w:rPr>
+        <w:fldChar w:fldCharType="begin"/>
+        <w:instrText xml:space="preserve"> PAGEREF bm_cap1_estruct \h </w:instrText>
+        <w:fldChar w:fldCharType="separate"/>
+        <w:t>?</w:t>
+        <w:fldChar w:fldCharType="end"/>
+      </w:r>
+    </w:p>
+    <w:p>
+      <w:pPr>
+        <w:tabs>
+          <w:tab w:pos="8271" w:val="right" w:leader="dot"/>
+        </w:tabs>
+        <w:spacing w:line="360" w:lineRule="auto" w:before="0" w:after="80"/>
+        <w:ind w:left="0"/>
+      </w:pPr>
+      <w:r>
+        <w:rPr>
+          <w:rFonts w:ascii="Times New Roman" w:hAnsi="Times New Roman"/>
+          <w:b/>
+          <w:sz w:val="24"/>
+        </w:rPr>
+        <w:t>CAPÍTULO II: DIAGNÓSTICO SITUACIONAL</w:t>
+        <w:tab/>
+      </w:r>
+      <w:r>
+        <w:rPr>
+          <w:rFonts w:ascii="Times New Roman" w:hAnsi="Times New Roman"/>
+          <w:b/>
+          <w:sz w:val="24"/>
+        </w:rPr>
+        <w:fldChar w:fldCharType="begin"/>
+        <w:instrText xml:space="preserve"> PAGEREF bm_cap2 \h </w:instrText>
+        <w:fldChar w:fldCharType="separate"/>
+        <w:t>?</w:t>
+        <w:fldChar w:fldCharType="end"/>
+      </w:r>
+    </w:p>
+    <w:p>
+      <w:pPr>
+        <w:tabs>
+          <w:tab w:pos="8271" w:val="right" w:leader="dot"/>
+        </w:tabs>
+        <w:spacing w:line="360" w:lineRule="auto" w:before="0" w:after="80"/>
+        <w:ind w:left="283"/>
+      </w:pPr>
+      <w:r>
+        <w:rPr>
+          <w:rFonts w:ascii="Times New Roman" w:hAnsi="Times New Roman"/>
+          <w:b w:val="0"/>
+          <w:sz w:val="24"/>
+        </w:rPr>
+        <w:t>Identificación de la situación problemática</w:t>
+        <w:tab/>
+      </w:r>
+      <w:r>
+        <w:rPr>
+          <w:rFonts w:ascii="Times New Roman" w:hAnsi="Times New Roman"/>
+          <w:b w:val="0"/>
+          <w:sz w:val="24"/>
+        </w:rPr>
+        <w:fldChar w:fldCharType="begin"/>
+        <w:instrText xml:space="preserve"> PAGEREF bm_cap2_sit \h </w:instrText>
+        <w:fldChar w:fldCharType="separate"/>
+        <w:t>?</w:t>
+        <w:fldChar w:fldCharType="end"/>
+      </w:r>
+    </w:p>
+    <w:p>
+      <w:pPr>
+        <w:tabs>
+          <w:tab w:pos="8271" w:val="right" w:leader="dot"/>
+        </w:tabs>
+        <w:spacing w:line="360" w:lineRule="auto" w:before="0" w:after="80"/>
+        <w:ind w:left="283"/>
+      </w:pPr>
+      <w:r>
+        <w:rPr>
+          <w:rFonts w:ascii="Times New Roman" w:hAnsi="Times New Roman"/>
+          <w:b w:val="0"/>
+          <w:sz w:val="24"/>
+        </w:rPr>
+        <w:t>Objetivo General</w:t>
+        <w:tab/>
+      </w:r>
+      <w:r>
+        <w:rPr>
+          <w:rFonts w:ascii="Times New Roman" w:hAnsi="Times New Roman"/>
+          <w:b w:val="0"/>
+          <w:sz w:val="24"/>
+        </w:rPr>
+        <w:fldChar w:fldCharType="begin"/>
+        <w:instrText xml:space="preserve"> PAGEREF bm_cap2_objg \h </w:instrText>
+        <w:fldChar w:fldCharType="separate"/>
+        <w:t>?</w:t>
+        <w:fldChar w:fldCharType="end"/>
+      </w:r>
+    </w:p>
+    <w:p>
+      <w:pPr>
+        <w:tabs>
+          <w:tab w:pos="8271" w:val="right" w:leader="dot"/>
+        </w:tabs>
+        <w:spacing w:line="360" w:lineRule="auto" w:before="0" w:after="80"/>
+        <w:ind w:left="283"/>
+      </w:pPr>
+      <w:r>
+        <w:rPr>
+          <w:rFonts w:ascii="Times New Roman" w:hAnsi="Times New Roman"/>
+          <w:b w:val="0"/>
+          <w:sz w:val="24"/>
+        </w:rPr>
+        <w:t>Objetivos Específicos</w:t>
+        <w:tab/>
+      </w:r>
+      <w:r>
+        <w:rPr>
+          <w:rFonts w:ascii="Times New Roman" w:hAnsi="Times New Roman"/>
+          <w:b w:val="0"/>
+          <w:sz w:val="24"/>
+        </w:rPr>
+        <w:fldChar w:fldCharType="begin"/>
+        <w:instrText xml:space="preserve"> PAGEREF bm_cap2_obje \h </w:instrText>
+        <w:fldChar w:fldCharType="separate"/>
+        <w:t>?</w:t>
+        <w:fldChar w:fldCharType="end"/>
+      </w:r>
+    </w:p>
+    <w:p>
+      <w:pPr>
+        <w:tabs>
+          <w:tab w:pos="8271" w:val="right" w:leader="dot"/>
+        </w:tabs>
+        <w:spacing w:line="360" w:lineRule="auto" w:before="0" w:after="80"/>
+        <w:ind w:left="283"/>
+      </w:pPr>
+      <w:r>
+        <w:rPr>
+          <w:rFonts w:ascii="Times New Roman" w:hAnsi="Times New Roman"/>
+          <w:b w:val="0"/>
+          <w:sz w:val="24"/>
+        </w:rPr>
+        <w:t>Planificación integral de objetivos</w:t>
+        <w:tab/>
+      </w:r>
+      <w:r>
+        <w:rPr>
+          <w:rFonts w:ascii="Times New Roman" w:hAnsi="Times New Roman"/>
+          <w:b w:val="0"/>
+          <w:sz w:val="24"/>
+        </w:rPr>
+        <w:fldChar w:fldCharType="begin"/>
+        <w:instrText xml:space="preserve"> PAGEREF bm_cap2_planif \h </w:instrText>
+        <w:fldChar w:fldCharType="separate"/>
+        <w:t>?</w:t>
+        <w:fldChar w:fldCharType="end"/>
+      </w:r>
+    </w:p>
+    <w:p>
+      <w:pPr>
+        <w:tabs>
+          <w:tab w:pos="8271" w:val="right" w:leader="dot"/>
+        </w:tabs>
+        <w:spacing w:line="360" w:lineRule="auto" w:before="0" w:after="80"/>
+        <w:ind w:left="283"/>
+      </w:pPr>
+      <w:r>
+        <w:rPr>
+          <w:rFonts w:ascii="Times New Roman" w:hAnsi="Times New Roman"/>
+          <w:b w:val="0"/>
+          <w:sz w:val="24"/>
+        </w:rPr>
+        <w:t>Cronograma de actividades</w:t>
+        <w:tab/>
+      </w:r>
+      <w:r>
+        <w:rPr>
+          <w:rFonts w:ascii="Times New Roman" w:hAnsi="Times New Roman"/>
+          <w:b w:val="0"/>
+          <w:sz w:val="24"/>
+        </w:rPr>
+        <w:fldChar w:fldCharType="begin"/>
+        <w:instrText xml:space="preserve"> PAGEREF bm_cap2_crono \h </w:instrText>
+        <w:fldChar w:fldCharType="separate"/>
+        <w:t>?</w:t>
+        <w:fldChar w:fldCharType="end"/>
+      </w:r>
+    </w:p>
+    <w:p>
+      <w:pPr>
+        <w:tabs>
+          <w:tab w:pos="8271" w:val="right" w:leader="dot"/>
+        </w:tabs>
+        <w:spacing w:line="360" w:lineRule="auto" w:before="0" w:after="80"/>
+        <w:ind w:left="0"/>
+      </w:pPr>
+      <w:r>
+        <w:rPr>
+          <w:rFonts w:ascii="Times New Roman" w:hAnsi="Times New Roman"/>
+          <w:b/>
+          <w:sz w:val="24"/>
+        </w:rPr>
+        <w:t>CAPÍTULO III: MARCO TEÓRICO</w:t>
+        <w:tab/>
+      </w:r>
+      <w:r>
+        <w:rPr>
+          <w:rFonts w:ascii="Times New Roman" w:hAnsi="Times New Roman"/>
+          <w:b/>
+          <w:sz w:val="24"/>
+        </w:rPr>
+        <w:fldChar w:fldCharType="begin"/>
+        <w:instrText xml:space="preserve"> PAGEREF bm_cap3 \h </w:instrText>
+        <w:fldChar w:fldCharType="separate"/>
+        <w:t>?</w:t>
+        <w:fldChar w:fldCharType="end"/>
+      </w:r>
+    </w:p>
+    <w:p>
+      <w:pPr>
+        <w:tabs>
+          <w:tab w:pos="8271" w:val="right" w:leader="dot"/>
+        </w:tabs>
+        <w:spacing w:line="360" w:lineRule="auto" w:before="0" w:after="80"/>
+        <w:ind w:left="283"/>
+      </w:pPr>
+      <w:r>
+        <w:rPr>
+          <w:rFonts w:ascii="Times New Roman" w:hAnsi="Times New Roman"/>
+          <w:b w:val="0"/>
+          <w:sz w:val="24"/>
+        </w:rPr>
+        <w:t>Bases teóricas referenciales</w:t>
+        <w:tab/>
+      </w:r>
+      <w:r>
+        <w:rPr>
+          <w:rFonts w:ascii="Times New Roman" w:hAnsi="Times New Roman"/>
+          <w:b w:val="0"/>
+          <w:sz w:val="24"/>
+        </w:rPr>
+        <w:fldChar w:fldCharType="begin"/>
+        <w:instrText xml:space="preserve"> PAGEREF bm_cap3_bases \h </w:instrText>
+        <w:fldChar w:fldCharType="separate"/>
+        <w:t>?</w:t>
+        <w:fldChar w:fldCharType="end"/>
+      </w:r>
+    </w:p>
+    <w:p>
+      <w:pPr>
+        <w:tabs>
+          <w:tab w:pos="8271" w:val="right" w:leader="dot"/>
+        </w:tabs>
+        <w:spacing w:line="360" w:lineRule="auto" w:before="0" w:after="80"/>
+        <w:ind w:left="0"/>
+      </w:pPr>
+      <w:r>
+        <w:rPr>
+          <w:rFonts w:ascii="Times New Roman" w:hAnsi="Times New Roman"/>
+          <w:b/>
+          <w:sz w:val="24"/>
+        </w:rPr>
+        <w:t>CAPÍTULO IV: ACTIVIDADES REALIZADAS</w:t>
+        <w:tab/>
+      </w:r>
+      <w:r>
+        <w:rPr>
+          <w:rFonts w:ascii="Times New Roman" w:hAnsi="Times New Roman"/>
+          <w:b/>
+          <w:sz w:val="24"/>
+        </w:rPr>
+        <w:fldChar w:fldCharType="begin"/>
+        <w:instrText xml:space="preserve"> PAGEREF bm_cap4 \h </w:instrText>
+        <w:fldChar w:fldCharType="separate"/>
+        <w:t>?</w:t>
+        <w:fldChar w:fldCharType="end"/>
+      </w:r>
+    </w:p>
+    <w:p>
+      <w:pPr>
+        <w:tabs>
+          <w:tab w:pos="8271" w:val="right" w:leader="dot"/>
+        </w:tabs>
+        <w:spacing w:line="360" w:lineRule="auto" w:before="0" w:after="80"/>
+        <w:ind w:left="283"/>
+      </w:pPr>
+      <w:r>
+        <w:rPr>
+          <w:rFonts w:ascii="Times New Roman" w:hAnsi="Times New Roman"/>
+          <w:b w:val="0"/>
+          <w:sz w:val="24"/>
+        </w:rPr>
+        <w:t>Descripción de actividades ejecutadas por semana</w:t>
+        <w:tab/>
+      </w:r>
+      <w:r>
+        <w:rPr>
+          <w:rFonts w:ascii="Times New Roman" w:hAnsi="Times New Roman"/>
+          <w:b w:val="0"/>
+          <w:sz w:val="24"/>
+        </w:rPr>
+        <w:fldChar w:fldCharType="begin"/>
+        <w:instrText xml:space="preserve"> PAGEREF bm_cap4_desc \h </w:instrText>
+        <w:fldChar w:fldCharType="separate"/>
+        <w:t>?</w:t>
+        <w:fldChar w:fldCharType="end"/>
+      </w:r>
+    </w:p>
+    <w:p>
+      <w:pPr>
+        <w:tabs>
+          <w:tab w:pos="8271" w:val="right" w:leader="dot"/>
+        </w:tabs>
+        <w:spacing w:line="360" w:lineRule="auto" w:before="0" w:after="80"/>
+        <w:ind w:left="0"/>
+      </w:pPr>
+      <w:r>
+        <w:rPr>
+          <w:rFonts w:ascii="Times New Roman" w:hAnsi="Times New Roman"/>
+          <w:b/>
+          <w:sz w:val="24"/>
+        </w:rPr>
+        <w:t>CAPÍTULO V: CONCLUSIONES Y RECOMENDACIONES</w:t>
+        <w:tab/>
+      </w:r>
+      <w:r>
+        <w:rPr>
+          <w:rFonts w:ascii="Times New Roman" w:hAnsi="Times New Roman"/>
+          <w:b/>
+          <w:sz w:val="24"/>
+        </w:rPr>
+        <w:fldChar w:fldCharType="begin"/>
+        <w:instrText xml:space="preserve"> PAGEREF bm_cap5 \h </w:instrText>
+        <w:fldChar w:fldCharType="separate"/>
+        <w:t>?</w:t>
+        <w:fldChar w:fldCharType="end"/>
+      </w:r>
+    </w:p>
+    <w:p>
+      <w:pPr>
+        <w:tabs>
+          <w:tab w:pos="8271" w:val="right" w:leader="dot"/>
+        </w:tabs>
+        <w:spacing w:line="360" w:lineRule="auto" w:before="0" w:after="80"/>
+        <w:ind w:left="283"/>
+      </w:pPr>
+      <w:r>
+        <w:rPr>
+          <w:rFonts w:ascii="Times New Roman" w:hAnsi="Times New Roman"/>
+          <w:b w:val="0"/>
+          <w:sz w:val="24"/>
+        </w:rPr>
+        <w:t>Conclusiones</w:t>
+        <w:tab/>
+      </w:r>
+      <w:r>
+        <w:rPr>
+          <w:rFonts w:ascii="Times New Roman" w:hAnsi="Times New Roman"/>
+          <w:b w:val="0"/>
+          <w:sz w:val="24"/>
+        </w:rPr>
+        <w:fldChar w:fldCharType="begin"/>
+        <w:instrText xml:space="preserve"> PAGEREF bm_cap5_concl \h </w:instrText>
+        <w:fldChar w:fldCharType="separate"/>
+        <w:t>?</w:t>
+        <w:fldChar w:fldCharType="end"/>
+      </w:r>
+    </w:p>
+    <w:p>
+      <w:pPr>
+        <w:tabs>
+          <w:tab w:pos="8271" w:val="right" w:leader="dot"/>
+        </w:tabs>
+        <w:spacing w:line="360" w:lineRule="auto" w:before="0" w:after="80"/>
+        <w:ind w:left="283"/>
+      </w:pPr>
+      <w:r>
+        <w:rPr>
+          <w:rFonts w:ascii="Times New Roman" w:hAnsi="Times New Roman"/>
+          <w:b w:val="0"/>
+          <w:sz w:val="24"/>
+        </w:rPr>
+        <w:t>Recomendaciones</w:t>
+        <w:tab/>
+      </w:r>
+      <w:r>
+        <w:rPr>
+          <w:rFonts w:ascii="Times New Roman" w:hAnsi="Times New Roman"/>
+          <w:b w:val="0"/>
+          <w:sz w:val="24"/>
+        </w:rPr>
+        <w:fldChar w:fldCharType="begin"/>
+        <w:instrText xml:space="preserve"> PAGEREF bm_cap5_recom \h </w:instrText>
+        <w:fldChar w:fldCharType="separate"/>
+        <w:t>?</w:t>
+        <w:fldChar w:fldCharType="end"/>
+      </w:r>
+    </w:p>
+    <w:p>
+      <w:pPr>
+        <w:tabs>
+          <w:tab w:pos="8271" w:val="right" w:leader="dot"/>
+        </w:tabs>
+        <w:spacing w:line="360" w:lineRule="auto" w:before="0" w:after="80"/>
+        <w:ind w:left="0"/>
+      </w:pPr>
+      <w:r>
+        <w:rPr>
+          <w:rFonts w:ascii="Times New Roman" w:hAnsi="Times New Roman"/>
+          <w:b/>
+          <w:sz w:val="24"/>
+        </w:rPr>
+        <w:t>REFERENCIAS</w:t>
+        <w:tab/>
+      </w:r>
+      <w:r>
+        <w:rPr>
+          <w:rFonts w:ascii="Times New Roman" w:hAnsi="Times New Roman"/>
+          <w:b/>
+          <w:sz w:val="24"/>
+        </w:rPr>
+        <w:fldChar w:fldCharType="begin"/>
+        <w:instrText xml:space="preserve"> PAGEREF bm_referencias \h </w:instrText>
+        <w:fldChar w:fldCharType="separate"/>
+        <w:t>?</w:t>
+        <w:fldChar w:fldCharType="end"/>
+      </w:r>
+    </w:p>
+    <w:p>
+      <w:pPr>
+        <w:tabs>
+          <w:tab w:pos="8271" w:val="right" w:leader="dot"/>
+        </w:tabs>
+        <w:spacing w:line="360" w:lineRule="auto" w:before="0" w:after="80"/>
+        <w:ind w:left="0"/>
+      </w:pPr>
+      <w:r>
+        <w:rPr>
+          <w:rFonts w:ascii="Times New Roman" w:hAnsi="Times New Roman"/>
+          <w:b/>
+          <w:sz w:val="24"/>
+        </w:rPr>
+        <w:t>ANEXOS</w:t>
+        <w:tab/>
+      </w:r>
+      <w:r>
+        <w:rPr>
+          <w:rFonts w:ascii="Times New Roman" w:hAnsi="Times New Roman"/>
+          <w:b/>
+          <w:sz w:val="24"/>
+        </w:rPr>
+        <w:fldChar w:fldCharType="begin"/>
+        <w:instrText xml:space="preserve"> PAGEREF bm_anexos \h </w:instrText>
         <w:fldChar w:fldCharType="separate"/>
         <w:t>?</w:t>
         <w:fldChar w:fldCharType="end"/>
@@ -1687,7 +1937,7 @@
       </w:pPr>
     </w:p>
     <w:p>
-      <w:bookmarkStart w:id="bm_lista_figuras" w:name="bm_lista_figuras"/>
+      <w:bookmarkStart w:id="bm_lista_cuadros" w:name="bm_lista_cuadros"/>
       <w:pPr>
         <w:spacing w:before="1140" w:after="480"/>
         <w:jc w:val="center"/>
@@ -1698,9 +1948,9 @@
           <w:b/>
           <w:sz w:val="24"/>
         </w:rPr>
-        <w:t>LISTA DE FIGURAS</w:t>
-      </w:r>
-      <w:bookmarkEnd w:id="bm_lista_figuras"/>
+        <w:t>LISTA DE CUADROS</w:t>
+      </w:r>
+      <w:bookmarkEnd w:id="bm_lista_cuadros"/>
     </w:p>
     <w:p>
       <w:pPr>
@@ -1713,6 +1963,97 @@
           <w:docGrid w:linePitch="360"/>
         </w:sectPr>
       </w:pPr>
+    </w:p>
+    <w:p>
+      <w:pPr>
+        <w:tabs>
+          <w:tab w:pos="8271" w:val="right"/>
+        </w:tabs>
+        <w:spacing w:before="240" w:after="240"/>
+      </w:pPr>
+      <w:r>
+        <w:rPr>
+          <w:rFonts w:ascii="Times New Roman" w:hAnsi="Times New Roman"/>
+          <w:b/>
+          <w:sz w:val="24"/>
+        </w:rPr>
+        <w:t>CUADRO</w:t>
+      </w:r>
+      <w:r>
+        <w:tab/>
+      </w:r>
+      <w:r>
+        <w:rPr>
+          <w:rFonts w:ascii="Times New Roman" w:hAnsi="Times New Roman"/>
+          <w:b/>
+          <w:sz w:val="24"/>
+        </w:rPr>
+        <w:t>pp.</w:t>
+      </w:r>
+    </w:p>
+    <w:p>
+      <w:pPr>
+        <w:tabs>
+          <w:tab w:pos="1020" w:val="left"/>
+          <w:tab w:pos="8271" w:val="right" w:leader="dot"/>
+        </w:tabs>
+        <w:spacing w:line="360" w:lineRule="auto" w:before="0" w:after="80"/>
+        <w:ind w:left="1020" w:hanging="1020"/>
+      </w:pPr>
+      <w:r>
+        <w:rPr>
+          <w:rFonts w:ascii="Times New Roman" w:hAnsi="Times New Roman"/>
+          <w:sz w:val="24"/>
+        </w:rPr>
+        <w:t>1</w:t>
+        <w:tab/>
+        <w:t>Planificación integral de objetivos específicos</w:t>
+        <w:tab/>
+      </w:r>
+      <w:r>
+        <w:rPr>
+          <w:rFonts w:ascii="Times New Roman" w:hAnsi="Times New Roman"/>
+          <w:b w:val="0"/>
+          <w:sz w:val="24"/>
+        </w:rPr>
+        <w:fldChar w:fldCharType="begin"/>
+        <w:instrText xml:space="preserve"> PAGEREF bm_cuadro1 \h </w:instrText>
+        <w:fldChar w:fldCharType="separate"/>
+        <w:t>?</w:t>
+        <w:fldChar w:fldCharType="end"/>
+      </w:r>
+    </w:p>
+    <w:p>
+      <w:pPr>
+        <w:tabs>
+          <w:tab w:pos="1020" w:val="left"/>
+          <w:tab w:pos="8271" w:val="right" w:leader="dot"/>
+        </w:tabs>
+        <w:spacing w:line="360" w:lineRule="auto" w:before="0" w:after="80"/>
+        <w:ind w:left="1020" w:hanging="1020"/>
+      </w:pPr>
+      <w:r>
+        <w:rPr>
+          <w:rFonts w:ascii="Times New Roman" w:hAnsi="Times New Roman"/>
+          <w:sz w:val="24"/>
+        </w:rPr>
+        <w:t>2</w:t>
+        <w:tab/>
+        <w:t>Cronograma de actividades del proyecto factible (9 semanas)</w:t>
+        <w:tab/>
+      </w:r>
+      <w:r>
+        <w:rPr>
+          <w:rFonts w:ascii="Times New Roman" w:hAnsi="Times New Roman"/>
+          <w:b w:val="0"/>
+          <w:sz w:val="24"/>
+        </w:rPr>
+        <w:fldChar w:fldCharType="begin"/>
+        <w:instrText xml:space="preserve"> PAGEREF bm_cuadro2 \h </w:instrText>
+        <w:fldChar w:fldCharType="separate"/>
+        <w:t>?</w:t>
+        <w:fldChar w:fldCharType="end"/>
+      </w:r>
     </w:p>
     <w:p>
       <w:pPr>
@@ -1728,7 +2069,7 @@
       </w:pPr>
     </w:p>
     <w:p>
-      <w:bookmarkStart w:id="bm_lista_graficos" w:name="bm_lista_graficos"/>
+      <w:bookmarkStart w:id="bm_lista_figuras" w:name="bm_lista_figuras"/>
       <w:pPr>
         <w:spacing w:before="1140" w:after="480"/>
         <w:jc w:val="center"/>
@@ -1739,9 +2080,9 @@
           <w:b/>
           <w:sz w:val="24"/>
         </w:rPr>
-        <w:t>LISTA DE GRÁFICOS</w:t>
-      </w:r>
-      <w:bookmarkEnd w:id="bm_lista_graficos"/>
+        <w:t>LISTA DE FIGURAS</w:t>
+      </w:r>
+      <w:bookmarkEnd w:id="bm_lista_figuras"/>
     </w:p>
     <w:p>
       <w:pPr>
@@ -1754,97 +2095,6 @@
           <w:docGrid w:linePitch="360"/>
         </w:sectPr>
       </w:pPr>
-    </w:p>
-    <w:p>
-      <w:pPr>
-        <w:tabs>
-          <w:tab w:pos="8271" w:val="right"/>
-        </w:tabs>
-        <w:spacing w:before="240" w:after="240"/>
-      </w:pPr>
-      <w:r>
-        <w:rPr>
-          <w:rFonts w:ascii="Times New Roman" w:hAnsi="Times New Roman"/>
-          <w:b/>
-          <w:sz w:val="24"/>
-        </w:rPr>
-        <w:t>GRÁFICO</w:t>
-      </w:r>
-      <w:r>
-        <w:tab/>
-      </w:r>
-      <w:r>
-        <w:rPr>
-          <w:rFonts w:ascii="Times New Roman" w:hAnsi="Times New Roman"/>
-          <w:b/>
-          <w:sz w:val="24"/>
-        </w:rPr>
-        <w:t>pp.</w:t>
-      </w:r>
-    </w:p>
-    <w:p>
-      <w:pPr>
-        <w:tabs>
-          <w:tab w:pos="1020" w:val="left"/>
-          <w:tab w:pos="8271" w:val="right" w:leader="dot"/>
-        </w:tabs>
-        <w:spacing w:line="360" w:lineRule="auto" w:before="0" w:after="80"/>
-        <w:ind w:left="1020" w:hanging="1020"/>
-      </w:pPr>
-      <w:r>
-        <w:rPr>
-          <w:rFonts w:ascii="Times New Roman" w:hAnsi="Times New Roman"/>
-          <w:sz w:val="24"/>
-        </w:rPr>
-        <w:t>1</w:t>
-        <w:tab/>
-        <w:t>Organigrama estructural y niveles jerárquicos de Venangocupet, S.A.</w:t>
-        <w:tab/>
-      </w:r>
-      <w:r>
-        <w:rPr>
-          <w:rFonts w:ascii="Times New Roman" w:hAnsi="Times New Roman"/>
-          <w:b w:val="0"/>
-          <w:sz w:val="24"/>
-        </w:rPr>
-        <w:fldChar w:fldCharType="begin"/>
-        <w:instrText xml:space="preserve"> PAGEREF bm_grafico1 \h </w:instrText>
-        <w:fldChar w:fldCharType="separate"/>
-        <w:t>?</w:t>
-        <w:fldChar w:fldCharType="end"/>
-      </w:r>
-    </w:p>
-    <w:p>
-      <w:pPr>
-        <w:tabs>
-          <w:tab w:pos="1020" w:val="left"/>
-          <w:tab w:pos="8271" w:val="right" w:leader="dot"/>
-        </w:tabs>
-        <w:spacing w:line="360" w:lineRule="auto" w:before="0" w:after="80"/>
-        <w:ind w:left="1020" w:hanging="1020"/>
-      </w:pPr>
-      <w:r>
-        <w:rPr>
-          <w:rFonts w:ascii="Times New Roman" w:hAnsi="Times New Roman"/>
-          <w:sz w:val="24"/>
-        </w:rPr>
-        <w:t>2</w:t>
-        <w:tab/>
-        <w:t>Organigrama del Departamento de Presidencia.</w:t>
-        <w:tab/>
-      </w:r>
-      <w:r>
-        <w:rPr>
-          <w:rFonts w:ascii="Times New Roman" w:hAnsi="Times New Roman"/>
-          <w:b w:val="0"/>
-          <w:sz w:val="24"/>
-        </w:rPr>
-        <w:fldChar w:fldCharType="begin"/>
-        <w:instrText xml:space="preserve"> PAGEREF bm_grafico2 \h </w:instrText>
-        <w:fldChar w:fldCharType="separate"/>
-        <w:t>?</w:t>
-        <w:fldChar w:fldCharType="end"/>
-      </w:r>
     </w:p>
     <w:p>
       <w:pPr>
@@ -1860,7 +2110,7 @@
       </w:pPr>
     </w:p>
     <w:p>
-      <w:bookmarkStart w:id="bm_lista_anexos" w:name="bm_lista_anexos"/>
+      <w:bookmarkStart w:id="bm_lista_graficos" w:name="bm_lista_graficos"/>
       <w:pPr>
         <w:spacing w:before="1140" w:after="480"/>
         <w:jc w:val="center"/>
@@ -1871,9 +2121,9 @@
           <w:b/>
           <w:sz w:val="24"/>
         </w:rPr>
-        <w:t>LISTA DE ANEXOS</w:t>
-      </w:r>
-      <w:bookmarkEnd w:id="bm_lista_anexos"/>
+        <w:t>LISTA DE GRÁFICOS</w:t>
+      </w:r>
+      <w:bookmarkEnd w:id="bm_lista_graficos"/>
     </w:p>
     <w:p>
       <w:pPr>
@@ -1900,7 +2150,7 @@
           <w:b/>
           <w:sz w:val="24"/>
         </w:rPr>
-        <w:t>ANEXOS</w:t>
+        <w:t>GRÁFICO</w:t>
       </w:r>
       <w:r>
         <w:tab/>
@@ -1928,9 +2178,9 @@
           <w:rFonts w:ascii="Times New Roman" w:hAnsi="Times New Roman"/>
           <w:sz w:val="24"/>
         </w:rPr>
-        <w:t>A</w:t>
+        <w:t>1</w:t>
         <w:tab/>
-        <w:t>Diagrama Entidad-Relación de la Base de Datos</w:t>
+        <w:t>Organigrama estructural y niveles jerárquicos de Venangocupet, S.A.</w:t>
         <w:tab/>
       </w:r>
       <w:r>
@@ -1940,7 +2190,7 @@
           <w:sz w:val="24"/>
         </w:rPr>
         <w:fldChar w:fldCharType="begin"/>
-        <w:instrText xml:space="preserve"> PAGEREF bm_anexoA \h </w:instrText>
+        <w:instrText xml:space="preserve"> PAGEREF bm_grafico1 \h </w:instrText>
         <w:fldChar w:fldCharType="separate"/>
         <w:t>?</w:t>
         <w:fldChar w:fldCharType="end"/>
@@ -1960,9 +2210,9 @@
           <w:rFonts w:ascii="Times New Roman" w:hAnsi="Times New Roman"/>
           <w:sz w:val="24"/>
         </w:rPr>
-        <w:t>B</w:t>
+        <w:t>2</w:t>
         <w:tab/>
-        <w:t>Capturas de la Interfaz del Sistema (Wails/HTML)</w:t>
+        <w:t>Organigrama del Departamento de Presidencia.</w:t>
         <w:tab/>
       </w:r>
       <w:r>
@@ -1972,39 +2222,7 @@
           <w:sz w:val="24"/>
         </w:rPr>
         <w:fldChar w:fldCharType="begin"/>
-        <w:instrText xml:space="preserve"> PAGEREF bm_anexoB \h </w:instrText>
-        <w:fldChar w:fldCharType="separate"/>
-        <w:t>?</w:t>
-        <w:fldChar w:fldCharType="end"/>
-      </w:r>
-    </w:p>
-    <w:p>
-      <w:pPr>
-        <w:tabs>
-          <w:tab w:pos="1020" w:val="left"/>
-          <w:tab w:pos="8271" w:val="right" w:leader="dot"/>
-        </w:tabs>
-        <w:spacing w:line="360" w:lineRule="auto" w:before="0" w:after="80"/>
-        <w:ind w:left="1020" w:hanging="1020"/>
-      </w:pPr>
-      <w:r>
-        <w:rPr>
-          <w:rFonts w:ascii="Times New Roman" w:hAnsi="Times New Roman"/>
-          <w:sz w:val="24"/>
-        </w:rPr>
-        <w:t>C</w:t>
-        <w:tab/>
-        <w:t>Memoria Fotográfica del Área de Presidencia</w:t>
-        <w:tab/>
-      </w:r>
-      <w:r>
-        <w:rPr>
-          <w:rFonts w:ascii="Times New Roman" w:hAnsi="Times New Roman"/>
-          <w:b w:val="0"/>
-          <w:sz w:val="24"/>
-        </w:rPr>
-        <w:fldChar w:fldCharType="begin"/>
-        <w:instrText xml:space="preserve"> PAGEREF bm_anexoC \h </w:instrText>
+        <w:instrText xml:space="preserve"> PAGEREF bm_grafico2 \h </w:instrText>
         <w:fldChar w:fldCharType="separate"/>
         <w:t>?</w:t>
         <w:fldChar w:fldCharType="end"/>
@@ -2024,7 +2242,7 @@
       </w:pPr>
     </w:p>
     <w:p>
-      <w:bookmarkStart w:id="bm_resumen" w:name="bm_resumen"/>
+      <w:bookmarkStart w:id="bm_lista_anexos" w:name="bm_lista_anexos"/>
       <w:pPr>
         <w:spacing w:before="1140" w:after="480"/>
         <w:jc w:val="center"/>
@@ -2035,9 +2253,9 @@
           <w:b/>
           <w:sz w:val="24"/>
         </w:rPr>
-        <w:t>RESUMEN</w:t>
-      </w:r>
-      <w:bookmarkEnd w:id="bm_resumen"/>
+        <w:t>LISTA DE ANEXOS</w:t>
+      </w:r>
+      <w:bookmarkEnd w:id="bm_lista_anexos"/>
     </w:p>
     <w:p>
       <w:pPr>
@@ -2053,32 +2271,125 @@
     </w:p>
     <w:p>
       <w:pPr>
-        <w:spacing w:line="360" w:lineRule="auto" w:after="0" w:before="0"/>
-        <w:ind w:firstLine="709"/>
-        <w:jc w:val="both"/>
-      </w:pPr>
-      <w:r>
-        <w:rPr>
-          <w:rFonts w:ascii="Times New Roman" w:hAnsi="Times New Roman"/>
-          <w:i w:val="0"/>
-          <w:sz w:val="24"/>
-        </w:rPr>
-        <w:t>El presente informe describe el diseño de un sistema automatizado para el control, trazabilidad y reporte de movimientos documentales en la Presidencia de la Empresa Mixta Petrolera Venangocupet, S.A. La investigación se enmarca en la modalidad de proyecto factible apoyado en un diagnóstico de campo. Durante el estudio se identificaron demoras operativas derivadas de la transcripción manual en hojas de cálculo y deficiencias en la generación de reportes inmediatos ante altos volúmenes de concurrencia. La solución tecnológica abarca el modelado lógico de datos en SQLite y la construcción de una aplicación de escritorio mediante código HTML empaquetado con el framework Wails, optimizando el registro, búsqueda y auditoría del flujo documental para fortalecer la toma de decisiones gerenciales.</w:t>
+        <w:tabs>
+          <w:tab w:pos="8271" w:val="right"/>
+        </w:tabs>
+        <w:spacing w:before="240" w:after="240"/>
+      </w:pPr>
+      <w:r>
+        <w:rPr>
+          <w:rFonts w:ascii="Times New Roman" w:hAnsi="Times New Roman"/>
+          <w:b/>
+          <w:sz w:val="24"/>
+        </w:rPr>
+        <w:t>ANEXOS</w:t>
+      </w:r>
+      <w:r>
+        <w:tab/>
+      </w:r>
+      <w:r>
+        <w:rPr>
+          <w:rFonts w:ascii="Times New Roman" w:hAnsi="Times New Roman"/>
+          <w:b/>
+          <w:sz w:val="24"/>
+        </w:rPr>
+        <w:t>pp.</w:t>
       </w:r>
     </w:p>
-    <w:p/>
     <w:p>
       <w:pPr>
-        <w:ind w:firstLine="709"/>
-      </w:pPr>
-      <w:r>
-        <w:rPr>
-          <w:b/>
-        </w:rPr>
-        <w:t xml:space="preserve">Palabras claves: </w:t>
-      </w:r>
-      <w:r>
-        <w:t>sistema, trazabilidad, automatización, Wails, proyecto factible, pasantías.</w:t>
+        <w:tabs>
+          <w:tab w:pos="1020" w:val="left"/>
+          <w:tab w:pos="8271" w:val="right" w:leader="dot"/>
+        </w:tabs>
+        <w:spacing w:line="360" w:lineRule="auto" w:before="0" w:after="80"/>
+        <w:ind w:left="1020" w:hanging="1020"/>
+      </w:pPr>
+      <w:r>
+        <w:rPr>
+          <w:rFonts w:ascii="Times New Roman" w:hAnsi="Times New Roman"/>
+          <w:sz w:val="24"/>
+        </w:rPr>
+        <w:t>A</w:t>
+        <w:tab/>
+        <w:t>Diagrama Entidad-Relación de la Base de Datos</w:t>
+        <w:tab/>
+      </w:r>
+      <w:r>
+        <w:rPr>
+          <w:rFonts w:ascii="Times New Roman" w:hAnsi="Times New Roman"/>
+          <w:b w:val="0"/>
+          <w:sz w:val="24"/>
+        </w:rPr>
+        <w:fldChar w:fldCharType="begin"/>
+        <w:instrText xml:space="preserve"> PAGEREF bm_anexoA \h </w:instrText>
+        <w:fldChar w:fldCharType="separate"/>
+        <w:t>?</w:t>
+        <w:fldChar w:fldCharType="end"/>
+      </w:r>
+    </w:p>
+    <w:p>
+      <w:pPr>
+        <w:tabs>
+          <w:tab w:pos="1020" w:val="left"/>
+          <w:tab w:pos="8271" w:val="right" w:leader="dot"/>
+        </w:tabs>
+        <w:spacing w:line="360" w:lineRule="auto" w:before="0" w:after="80"/>
+        <w:ind w:left="1020" w:hanging="1020"/>
+      </w:pPr>
+      <w:r>
+        <w:rPr>
+          <w:rFonts w:ascii="Times New Roman" w:hAnsi="Times New Roman"/>
+          <w:sz w:val="24"/>
+        </w:rPr>
+        <w:t>B</w:t>
+        <w:tab/>
+        <w:t>Capturas de la Interfaz del Sistema (Wails/HTML)</w:t>
+        <w:tab/>
+      </w:r>
+      <w:r>
+        <w:rPr>
+          <w:rFonts w:ascii="Times New Roman" w:hAnsi="Times New Roman"/>
+          <w:b w:val="0"/>
+          <w:sz w:val="24"/>
+        </w:rPr>
+        <w:fldChar w:fldCharType="begin"/>
+        <w:instrText xml:space="preserve"> PAGEREF bm_anexoB \h </w:instrText>
+        <w:fldChar w:fldCharType="separate"/>
+        <w:t>?</w:t>
+        <w:fldChar w:fldCharType="end"/>
+      </w:r>
+    </w:p>
+    <w:p>
+      <w:pPr>
+        <w:tabs>
+          <w:tab w:pos="1020" w:val="left"/>
+          <w:tab w:pos="8271" w:val="right" w:leader="dot"/>
+        </w:tabs>
+        <w:spacing w:line="360" w:lineRule="auto" w:before="0" w:after="80"/>
+        <w:ind w:left="1020" w:hanging="1020"/>
+      </w:pPr>
+      <w:r>
+        <w:rPr>
+          <w:rFonts w:ascii="Times New Roman" w:hAnsi="Times New Roman"/>
+          <w:sz w:val="24"/>
+        </w:rPr>
+        <w:t>C</w:t>
+        <w:tab/>
+        <w:t>Memoria Fotográfica del Área de Presidencia</w:t>
+        <w:tab/>
+      </w:r>
+      <w:r>
+        <w:rPr>
+          <w:rFonts w:ascii="Times New Roman" w:hAnsi="Times New Roman"/>
+          <w:b w:val="0"/>
+          <w:sz w:val="24"/>
+        </w:rPr>
+        <w:fldChar w:fldCharType="begin"/>
+        <w:instrText xml:space="preserve"> PAGEREF bm_anexoC \h </w:instrText>
+        <w:fldChar w:fldCharType="separate"/>
+        <w:t>?</w:t>
+        <w:fldChar w:fldCharType="end"/>
       </w:r>
     </w:p>
     <w:p>
@@ -2095,7 +2406,7 @@
       </w:pPr>
     </w:p>
     <w:p>
-      <w:bookmarkStart w:id="bm_introduccion" w:name="bm_introduccion"/>
+      <w:bookmarkStart w:id="bm_resumen" w:name="bm_resumen"/>
       <w:pPr>
         <w:spacing w:before="1140" w:after="480"/>
         <w:jc w:val="center"/>
@@ -2106,9 +2417,9 @@
           <w:b/>
           <w:sz w:val="24"/>
         </w:rPr>
-        <w:t>INTRODUCCIÓN</w:t>
-      </w:r>
-      <w:bookmarkEnd w:id="bm_introduccion"/>
+        <w:t>RESUMEN</w:t>
+      </w:r>
+      <w:bookmarkEnd w:id="bm_resumen"/>
     </w:p>
     <w:p>
       <w:pPr>
@@ -2134,7 +2445,22 @@
           <w:i w:val="0"/>
           <w:sz w:val="24"/>
         </w:rPr>
-        <w:t>La presente pasantía, desarrollada como requisito para optar al título de Técnico Superior Universitario en Informática, tiene como propósito proponer un sistema automatizado para el control de movimientos documentales en la Presidencia de Venangocupet, S.A. Este desarrollo busca sustituir el registro manual por una herramienta tecnológica de escritorio ágil y moderna, que garantice la trazabilidad de los expedientes, optimizando los tiempos de respuesta y dotando al departamento de un control exacto sobre la entrada y salida de oficios en alta dirección.</w:t>
+        <w:t>El presente informe describe el diseño de un sistema automatizado para el control, trazabilidad y reporte de movimientos documentales en la Presidencia de la Empresa Mixta Petrolera Venangocupet, S.A. La investigación se enmarca en la modalidad de proyecto factible apoyado en un diagnóstico de campo. Durante el estudio se identificaron demoras operativas derivadas de la transcripción manual en hojas de cálculo y deficiencias en la generación de reportes inmediatos ante altos volúmenes de concurrencia. La solución tecnológica abarca el modelado lógico de datos en SQLite y la construcción de una aplicación de escritorio mediante código HTML empaquetado con el framework Wails, optimizando el registro, búsqueda y auditoría del flujo documental para fortalecer la toma de decisiones gerenciales.</w:t>
+      </w:r>
+    </w:p>
+    <w:p/>
+    <w:p>
+      <w:pPr>
+        <w:ind w:firstLine="709"/>
+      </w:pPr>
+      <w:r>
+        <w:rPr>
+          <w:b/>
+        </w:rPr>
+        <w:t xml:space="preserve">Palabras claves: </w:t>
+      </w:r>
+      <w:r>
+        <w:t>sistema, trazabilidad, automatización, Wails, proyecto factible, pasantías.</w:t>
       </w:r>
     </w:p>
     <w:p>
@@ -2151,6 +2477,62 @@
       </w:pPr>
     </w:p>
     <w:p>
+      <w:bookmarkStart w:id="bm_introduccion" w:name="bm_introduccion"/>
+      <w:pPr>
+        <w:spacing w:before="1140" w:after="480"/>
+        <w:jc w:val="center"/>
+      </w:pPr>
+      <w:r>
+        <w:rPr>
+          <w:rFonts w:ascii="Times New Roman" w:hAnsi="Times New Roman"/>
+          <w:b/>
+          <w:sz w:val="24"/>
+        </w:rPr>
+        <w:t>INTRODUCCIÓN</w:t>
+      </w:r>
+      <w:bookmarkEnd w:id="bm_introduccion"/>
+    </w:p>
+    <w:p>
+      <w:pPr>
+        <w:sectPr>
+          <w:footerReference w:type="default" r:id="rId32"/>
+          <w:pgSz w:w="12240" w:h="15840"/>
+          <w:pgMar w:top="1701" w:right="1701" w:bottom="1701" w:left="2268" w:header="720" w:footer="720" w:gutter="0"/>
+          <w:cols w:space="720"/>
+          <w:titlePg/>
+          <w:docGrid w:linePitch="360"/>
+        </w:sectPr>
+      </w:pPr>
+    </w:p>
+    <w:p>
+      <w:pPr>
+        <w:spacing w:line="360" w:lineRule="auto" w:after="0" w:before="0"/>
+        <w:ind w:firstLine="709"/>
+        <w:jc w:val="both"/>
+      </w:pPr>
+      <w:r>
+        <w:rPr>
+          <w:rFonts w:ascii="Times New Roman" w:hAnsi="Times New Roman"/>
+          <w:i w:val="0"/>
+          <w:sz w:val="24"/>
+        </w:rPr>
+        <w:t>La presente pasantía, desarrollada como requisito para optar al título de Técnico Superior Universitario en Informática, tiene como propósito proponer un sistema automatizado para el control de movimientos documentales en la Presidencia de Venangocupet, S.A. Este desarrollo busca sustituir el registro manual por una herramienta tecnológica de escritorio ágil y moderna, que garantice la trazabilidad de los expedientes, optimizando los tiempos de respuesta y dotando al departamento de un control exacto sobre la entrada y salida de oficios en alta dirección.</w:t>
+      </w:r>
+    </w:p>
+    <w:p>
+      <w:pPr>
+        <w:sectPr>
+          <w:footerReference w:type="default" r:id="rId33"/>
+          <w:type w:val="continuous"/>
+          <w:pgSz w:w="12240" w:h="15840"/>
+          <w:pgMar w:top="1701" w:right="1701" w:bottom="1701" w:left="2268" w:header="720" w:footer="720" w:gutter="0"/>
+          <w:cols w:space="720"/>
+          <w:titlePg/>
+          <w:docGrid w:linePitch="360"/>
+        </w:sectPr>
+      </w:pPr>
+    </w:p>
+    <w:p>
       <w:pPr>
         <w:spacing w:before="1140" w:after="480"/>
         <w:jc w:val="center"/>
@@ -2183,7 +2565,7 @@
     <w:p>
       <w:pPr>
         <w:sectPr>
-          <w:footerReference w:type="default" r:id="rId32"/>
+          <w:footerReference w:type="default" r:id="rId34"/>
           <w:pgSz w:w="12240" w:h="15840"/>
           <w:pgMar w:top="1701" w:right="1701" w:bottom="1701" w:left="2268" w:header="720" w:footer="720" w:gutter="0"/>
           <w:cols w:space="720"/>
@@ -2832,7 +3214,7 @@
     <w:p>
       <w:pPr>
         <w:sectPr>
-          <w:footerReference w:type="default" r:id="rId33"/>
+          <w:footerReference w:type="default" r:id="rId35"/>
           <w:type w:val="continuous"/>
           <w:pgSz w:w="12240" w:h="15840"/>
           <w:pgMar w:top="1701" w:right="1701" w:bottom="1701" w:left="2268" w:header="720" w:footer="720" w:gutter="0"/>
@@ -2875,7 +3257,7 @@
     <w:p>
       <w:pPr>
         <w:sectPr>
-          <w:footerReference w:type="default" r:id="rId34"/>
+          <w:footerReference w:type="default" r:id="rId36"/>
           <w:pgSz w:w="12240" w:h="15840"/>
           <w:pgMar w:top="1701" w:right="1701" w:bottom="1701" w:left="2268" w:header="720" w:footer="720" w:gutter="0"/>
           <w:cols w:space="720"/>
@@ -5900,443 +6282,6 @@
     <w:p>
       <w:pPr>
         <w:sectPr>
-          <w:footerReference w:type="default" r:id="rId35"/>
-          <w:type w:val="continuous"/>
-          <w:pgSz w:w="12240" w:h="15840"/>
-          <w:pgMar w:top="1701" w:right="1701" w:bottom="1701" w:left="2268" w:header="720" w:footer="720" w:gutter="0"/>
-          <w:cols w:space="720"/>
-          <w:titlePg/>
-          <w:docGrid w:linePitch="360"/>
-        </w:sectPr>
-      </w:pPr>
-    </w:p>
-    <w:p>
-      <w:pPr>
-        <w:spacing w:before="1140" w:after="480"/>
-        <w:jc w:val="center"/>
-      </w:pPr>
-      <w:r>
-        <w:rPr>
-          <w:rFonts w:ascii="Times New Roman" w:hAnsi="Times New Roman"/>
-          <w:b/>
-          <w:sz w:val="24"/>
-        </w:rPr>
-        <w:t>CAPÍTULO III</w:t>
-      </w:r>
-    </w:p>
-    <w:p>
-      <w:bookmarkStart w:id="bm_cap3" w:name="bm_cap3"/>
-      <w:pPr>
-        <w:spacing w:before="480"/>
-        <w:jc w:val="center"/>
-      </w:pPr>
-      <w:r>
-        <w:rPr>
-          <w:rFonts w:ascii="Times New Roman" w:hAnsi="Times New Roman"/>
-          <w:b/>
-          <w:sz w:val="24"/>
-        </w:rPr>
-        <w:t>MARCO TEÓRICO</w:t>
-      </w:r>
-      <w:bookmarkEnd w:id="bm_cap3"/>
-    </w:p>
-    <w:p>
-      <w:pPr>
-        <w:sectPr>
-          <w:footerReference w:type="default" r:id="rId36"/>
-          <w:pgSz w:w="12240" w:h="15840"/>
-          <w:pgMar w:top="1701" w:right="1701" w:bottom="1701" w:left="2268" w:header="720" w:footer="720" w:gutter="0"/>
-          <w:cols w:space="720"/>
-          <w:titlePg/>
-          <w:docGrid w:linePitch="360"/>
-        </w:sectPr>
-      </w:pPr>
-    </w:p>
-    <w:p>
-      <w:bookmarkStart w:id="bm_cap3_bases" w:name="bm_cap3_bases"/>
-      <w:pPr>
-        <w:spacing w:before="480" w:after="480" w:line="360" w:lineRule="auto"/>
-        <w:jc w:val="left"/>
-      </w:pPr>
-      <w:r>
-        <w:rPr>
-          <w:rFonts w:ascii="Times New Roman" w:hAnsi="Times New Roman"/>
-          <w:b/>
-          <w:sz w:val="24"/>
-        </w:rPr>
-        <w:t>Sistemas de Información</w:t>
-      </w:r>
-      <w:bookmarkEnd w:id="bm_cap3_bases"/>
-    </w:p>
-    <w:p>
-      <w:pPr>
-        <w:spacing w:line="360" w:lineRule="auto" w:after="0" w:before="0"/>
-        <w:ind w:firstLine="709"/>
-        <w:jc w:val="both"/>
-      </w:pPr>
-      <w:r>
-        <w:rPr>
-          <w:rFonts w:ascii="Times New Roman" w:hAnsi="Times New Roman"/>
-          <w:i w:val="0"/>
-          <w:sz w:val="24"/>
-        </w:rPr>
-        <w:t>Un sistema de información constituye un conjunto organizado de recursos humanos, tecnológicos y procedimentales orientados a la captura, almacenamiento, procesamiento y distribución de datos con el propósito de apoyar la toma de decisiones dentro de una organización. Laudon y Laudon (2016) distinguen entre sistemas de procesamiento de transacciones, sistemas de soporte a la decisión y sistemas de información gerencial, siendo estos últimos los que transforman datos operativos en reportes consolidados de utilidad directiva.</w:t>
-      </w:r>
-    </w:p>
-    <w:p>
-      <w:pPr>
-        <w:spacing w:line="360" w:lineRule="auto" w:after="0" w:before="0"/>
-        <w:ind w:firstLine="709"/>
-        <w:jc w:val="both"/>
-      </w:pPr>
-      <w:r>
-        <w:rPr>
-          <w:rFonts w:ascii="Times New Roman" w:hAnsi="Times New Roman"/>
-          <w:i w:val="0"/>
-          <w:sz w:val="24"/>
-        </w:rPr>
-        <w:t>En el contexto del presente proyecto, el sistema propuesto se enmarca en la categoría de sistema de información operacional con capacidad de reporte gerencial, dado que registra cada movimiento documental de forma transaccional y provee resúmenes inmediatos al nivel de presidencia. Según Kendall y Kendall (2011), el análisis y diseño de sistemas busca comprender sistemáticamente cómo interactúan los datos y los usuarios para proponer soluciones tecnológicas que mejoren el flujo de trabajo de una organización.</w:t>
-      </w:r>
-    </w:p>
-    <w:p>
-      <w:pPr>
-        <w:spacing w:line="240" w:lineRule="auto" w:before="720" w:after="240"/>
-        <w:ind w:left="709" w:right="709"/>
-        <w:jc w:val="both"/>
-      </w:pPr>
-      <w:r>
-        <w:rPr>
-          <w:rFonts w:ascii="Times New Roman" w:hAnsi="Times New Roman"/>
-          <w:sz w:val="24"/>
-        </w:rPr>
-        <w:t>Los sistemas de información gerencial proporcionan a los administradores informes sobre el desempeño actual de la organización. Esta información se utiliza para supervisar y controlar el negocio y predecir el desempeño futuro. Los sistemas de información gerencial resumen y reportan las operaciones básicas de la empresa usando datos suministrados por los sistemas de procesamiento de transacciones.</w:t>
-      </w:r>
-      <w:r>
-        <w:rPr>
-          <w:rFonts w:ascii="Times New Roman" w:hAnsi="Times New Roman"/>
-          <w:sz w:val="24"/>
-        </w:rPr>
-        <w:t xml:space="preserve"> (Laudon y Laudon, 2016, p. 46)</w:t>
-      </w:r>
-    </w:p>
-    <w:p>
-      <w:pPr>
-        <w:spacing w:line="360" w:lineRule="auto" w:after="0" w:before="0"/>
-        <w:ind w:firstLine="709"/>
-        <w:jc w:val="both"/>
-      </w:pPr>
-      <w:r>
-        <w:rPr>
-          <w:rFonts w:ascii="Times New Roman" w:hAnsi="Times New Roman"/>
-          <w:i w:val="0"/>
-          <w:sz w:val="24"/>
-        </w:rPr>
-        <w:t>De acuerdo a la cita previa, se comprende la relevancia del control sistemático y la inmutabilidad de los registros en los departamentos estratégicos de la empresa.</w:t>
-      </w:r>
-    </w:p>
-    <w:p>
-      <w:pPr>
-        <w:spacing w:before="480" w:after="480" w:line="360" w:lineRule="auto"/>
-        <w:jc w:val="left"/>
-      </w:pPr>
-      <w:r>
-        <w:rPr>
-          <w:rFonts w:ascii="Times New Roman" w:hAnsi="Times New Roman"/>
-          <w:b/>
-          <w:sz w:val="24"/>
-        </w:rPr>
-        <w:t>Gestión Documental</w:t>
-      </w:r>
-    </w:p>
-    <w:p>
-      <w:pPr>
-        <w:spacing w:line="360" w:lineRule="auto" w:after="0" w:before="0"/>
-        <w:ind w:firstLine="709"/>
-        <w:jc w:val="both"/>
-      </w:pPr>
-      <w:r>
-        <w:rPr>
-          <w:rFonts w:ascii="Times New Roman" w:hAnsi="Times New Roman"/>
-          <w:i w:val="0"/>
-          <w:sz w:val="24"/>
-        </w:rPr>
-        <w:t>La gestión documental se define como el conjunto de normas, técnicas y prácticas que regulan el ciclo de vida de los documentos dentro de una organización, desde su creación o recepción hasta su disposición final. Cruz Mundet (2011) señala que una gestión documental eficaz garantiza la autenticidad, integridad, fiabilidad y disponibilidad de la información registrada, constituyendo un pilar fundamental para la transparencia administrativa y la continuidad operativa.</w:t>
-      </w:r>
-    </w:p>
-    <w:p>
-      <w:pPr>
-        <w:spacing w:line="360" w:lineRule="auto" w:after="0" w:before="0"/>
-        <w:ind w:firstLine="709"/>
-        <w:jc w:val="both"/>
-      </w:pPr>
-      <w:r>
-        <w:rPr>
-          <w:rFonts w:ascii="Times New Roman" w:hAnsi="Times New Roman"/>
-          <w:i w:val="0"/>
-          <w:sz w:val="24"/>
-        </w:rPr>
-        <w:t>En el Departamento de Presidencia de Venangocupet, S.A., el flujo documental responde a un ciclo específico: recepción del expediente externo, revisión de forma, registro de ingreso, firma presidencial, registro de egreso y despacho al departamento destinatario. La automatización de este ciclo mediante un sistema digitalizado reduce la propensión al error humano y dota al departamento de un historial auditable de cada movimiento, en concordancia con los principios de gestión documental descritos por Cruz Mundet (2011).</w:t>
-      </w:r>
-    </w:p>
-    <w:p>
-      <w:pPr>
-        <w:spacing w:before="480" w:after="480" w:line="360" w:lineRule="auto"/>
-        <w:jc w:val="left"/>
-      </w:pPr>
-      <w:r>
-        <w:rPr>
-          <w:rFonts w:ascii="Times New Roman" w:hAnsi="Times New Roman"/>
-          <w:b/>
-          <w:sz w:val="24"/>
-        </w:rPr>
-        <w:t>Modelo Relacional de Bases de Datos</w:t>
-      </w:r>
-    </w:p>
-    <w:p>
-      <w:pPr>
-        <w:spacing w:line="360" w:lineRule="auto" w:after="0" w:before="0"/>
-        <w:ind w:firstLine="709"/>
-        <w:jc w:val="both"/>
-      </w:pPr>
-      <w:r>
-        <w:rPr>
-          <w:rFonts w:ascii="Times New Roman" w:hAnsi="Times New Roman"/>
-          <w:i w:val="0"/>
-          <w:sz w:val="24"/>
-        </w:rPr>
-        <w:t>El modelo relacional, propuesto originalmente por Codd (1970), organiza la información en tablas bidimensionales denominadas relaciones, cuyos atributos representan las propiedades de las entidades y cuyas filas corresponden a instancias individuales de datos. La fortaleza de este modelo radica en la aplicación de reglas de normalización que eliminan la redundancia y preservan la integridad referencial entre tablas relacionadas mediante claves primarias y foráneas.</w:t>
-      </w:r>
-    </w:p>
-    <w:p>
-      <w:pPr>
-        <w:spacing w:line="360" w:lineRule="auto" w:after="0" w:before="0"/>
-        <w:ind w:firstLine="709"/>
-        <w:jc w:val="both"/>
-      </w:pPr>
-      <w:r>
-        <w:rPr>
-          <w:rFonts w:ascii="Times New Roman" w:hAnsi="Times New Roman"/>
-          <w:i w:val="0"/>
-          <w:sz w:val="24"/>
-        </w:rPr>
-        <w:t>Date (2001) establece que un diseño relacional correctamente normalizado garantiza que cada dato se almacene una sola vez, reduciendo la posibilidad de inconsistencias derivadas de actualizaciones parciales. En el sistema propuesto, la relación entre procesos administrativos y documentos sigue una cardinalidad uno a muchos (1:N), permitiendo registrar múltiples expedientes asociados a un mismo proceso contractual o administrativo sin duplicar los datos maestros del proceso.</w:t>
-      </w:r>
-    </w:p>
-    <w:p>
-      <w:pPr>
-        <w:spacing w:before="480" w:after="480" w:line="360" w:lineRule="auto"/>
-        <w:jc w:val="left"/>
-      </w:pPr>
-      <w:r>
-        <w:rPr>
-          <w:rFonts w:ascii="Times New Roman" w:hAnsi="Times New Roman"/>
-          <w:b/>
-          <w:sz w:val="24"/>
-        </w:rPr>
-        <w:t>SQLite como Sistema Gestor de Base de Datos</w:t>
-      </w:r>
-    </w:p>
-    <w:p>
-      <w:pPr>
-        <w:spacing w:line="360" w:lineRule="auto" w:after="0" w:before="0"/>
-        <w:ind w:firstLine="709"/>
-        <w:jc w:val="both"/>
-      </w:pPr>
-      <w:r>
-        <w:rPr>
-          <w:rFonts w:ascii="Times New Roman" w:hAnsi="Times New Roman"/>
-          <w:i w:val="0"/>
-          <w:sz w:val="24"/>
-        </w:rPr>
-        <w:t>SQLite es un motor de base de datos relacional de código abierto, autocontenido y sin servidor, cuya arquitectura embebida lo diferencia de sistemas cliente-servidor convencionales como MySQL o PostgreSQL. Su funcionamiento se basa en un único archivo portable que aloja el esquema completo de la base de datos, eliminando la necesidad de procesos de servidor independientes o configuraciones de red. Esta característica lo convierte en la opción técnica idónea para entornos corporativos con restricciones de instalación de software.</w:t>
-      </w:r>
-    </w:p>
-    <w:p>
-      <w:pPr>
-        <w:spacing w:line="360" w:lineRule="auto" w:after="0" w:before="0"/>
-        <w:ind w:firstLine="709"/>
-        <w:jc w:val="both"/>
-      </w:pPr>
-      <w:r>
-        <w:rPr>
-          <w:rFonts w:ascii="Times New Roman" w:hAnsi="Times New Roman"/>
-          <w:i w:val="0"/>
-          <w:sz w:val="24"/>
-        </w:rPr>
-        <w:t>Pressman (2010) señala que la selección de herramientas tecnológicas debe estar guiada por los atributos del entorno de despliegue y no exclusivamente por las capacidades abstractas del instrumento. En el caso particular del Departamento de Presidencia de Venangocupet, S.A., las restricciones de permisos administrativos sobre los equipos de la organización hacen de SQLite la alternativa técnicamente viable para implementar persistencia de datos sin requerir intervención del departamento de tecnología de la empresa.</w:t>
-      </w:r>
-    </w:p>
-    <w:p>
-      <w:pPr>
-        <w:spacing w:before="480" w:after="480" w:line="360" w:lineRule="auto"/>
-        <w:jc w:val="left"/>
-      </w:pPr>
-      <w:r>
-        <w:rPr>
-          <w:rFonts w:ascii="Times New Roman" w:hAnsi="Times New Roman"/>
-          <w:b/>
-          <w:sz w:val="24"/>
-        </w:rPr>
-        <w:t>Trazabilidad Documental</w:t>
-      </w:r>
-    </w:p>
-    <w:p>
-      <w:pPr>
-        <w:spacing w:line="360" w:lineRule="auto" w:after="0" w:before="0"/>
-        <w:ind w:firstLine="709"/>
-        <w:jc w:val="both"/>
-      </w:pPr>
-      <w:r>
-        <w:rPr>
-          <w:rFonts w:ascii="Times New Roman" w:hAnsi="Times New Roman"/>
-          <w:i w:val="0"/>
-          <w:sz w:val="24"/>
-        </w:rPr>
-        <w:t>La trazabilidad documental se entiende como la capacidad de reconstruir el historial completo de un documento a lo largo de su ciclo de vida, identificando en cada etapa el responsable, la fecha, la acción ejecutada y el estado resultante. Gómez (2019) señala que la trazabilidad constituye el mecanismo central de auditoría en los sistemas de gestión documental, dado que permite verificar la integridad del proceso y detectar cuellos de botella o irregularidades en el flujo.</w:t>
-      </w:r>
-    </w:p>
-    <w:p>
-      <w:pPr>
-        <w:spacing w:line="360" w:lineRule="auto" w:after="0" w:before="0"/>
-        <w:ind w:firstLine="709"/>
-        <w:jc w:val="both"/>
-      </w:pPr>
-      <w:r>
-        <w:rPr>
-          <w:rFonts w:ascii="Times New Roman" w:hAnsi="Times New Roman"/>
-          <w:i w:val="0"/>
-          <w:sz w:val="24"/>
-        </w:rPr>
-        <w:t>En el ámbito de la alta dirección, la trazabilidad cobra especial relevancia porque los expedientes que transitan por la Presidencia frecuentemente están vinculados a procesos contractuales y decisiones gerenciales de impacto organizacional. El sistema propuesto registra automáticamente cada movimiento de ingreso y egreso del expediente, almacenando la fecha, el estatus y el departamento de origen o destino, lo que permite generar reportes de trazabilidad de forma inmediata ante cualquier requerimiento directivo.</w:t>
-      </w:r>
-    </w:p>
-    <w:p>
-      <w:pPr>
-        <w:spacing w:line="240" w:lineRule="auto" w:before="720" w:after="240"/>
-        <w:ind w:left="709" w:right="709"/>
-        <w:jc w:val="both"/>
-      </w:pPr>
-      <w:r>
-        <w:rPr>
-          <w:rFonts w:ascii="Times New Roman" w:hAnsi="Times New Roman"/>
-          <w:sz w:val="24"/>
-        </w:rPr>
-        <w:t>Un sistema de información eficaz proporciona a los administradores de la organización datos precisos y oportunos, facilitando la auditoría de cada transacción operativa y mejorando sustancialmente la capacidad de respuesta ante requerimientos gerenciales de alto nivel. La ausencia de este tipo de herramientas obliga al personal a invertir tiempo considerable en la búsqueda y consolidación manual de información que debería estar disponible de forma inmediata.</w:t>
-      </w:r>
-      <w:r>
-        <w:rPr>
-          <w:rFonts w:ascii="Times New Roman" w:hAnsi="Times New Roman"/>
-          <w:sz w:val="24"/>
-        </w:rPr>
-        <w:t xml:space="preserve"> (Gómez, 2019, p. 45)</w:t>
-      </w:r>
-    </w:p>
-    <w:p>
-      <w:pPr>
-        <w:spacing w:line="360" w:lineRule="auto" w:after="0" w:before="0"/>
-        <w:ind w:firstLine="709"/>
-        <w:jc w:val="both"/>
-      </w:pPr>
-      <w:r>
-        <w:rPr>
-          <w:rFonts w:ascii="Times New Roman" w:hAnsi="Times New Roman"/>
-          <w:i w:val="0"/>
-          <w:sz w:val="24"/>
-        </w:rPr>
-        <w:t>De acuerdo a la cita previa, se comprende la relevancia del control sistemático y la inmutabilidad de los registros en los departamentos estratégicos de la empresa.</w:t>
-      </w:r>
-    </w:p>
-    <w:p>
-      <w:pPr>
-        <w:spacing w:before="480" w:after="480" w:line="360" w:lineRule="auto"/>
-        <w:jc w:val="left"/>
-      </w:pPr>
-      <w:r>
-        <w:rPr>
-          <w:rFonts w:ascii="Times New Roman" w:hAnsi="Times New Roman"/>
-          <w:b/>
-          <w:sz w:val="24"/>
-        </w:rPr>
-        <w:t>Automatización de Procesos Administrativos</w:t>
-      </w:r>
-    </w:p>
-    <w:p>
-      <w:pPr>
-        <w:spacing w:line="360" w:lineRule="auto" w:after="0" w:before="0"/>
-        <w:ind w:firstLine="709"/>
-        <w:jc w:val="both"/>
-      </w:pPr>
-      <w:r>
-        <w:rPr>
-          <w:rFonts w:ascii="Times New Roman" w:hAnsi="Times New Roman"/>
-          <w:i w:val="0"/>
-          <w:sz w:val="24"/>
-        </w:rPr>
-        <w:t>La automatización de procesos administrativos consiste en la sustitución de tareas manuales repetitivas por flujos de trabajo controlados por sistemas informáticos, con el objetivo de reducir los tiempos de ejecución, minimizar el error humano y liberar al personal para actividades de mayor valor analítico. Laudon y Laudon (2016) plantean que la automatización de procesos de negocio genera mejoras medibles en la productividad organizacional al estandarizar los procedimientos y centralizar el control de la información.</w:t>
-      </w:r>
-    </w:p>
-    <w:p>
-      <w:pPr>
-        <w:spacing w:line="360" w:lineRule="auto" w:after="0" w:before="0"/>
-        <w:ind w:firstLine="709"/>
-        <w:jc w:val="both"/>
-      </w:pPr>
-      <w:r>
-        <w:rPr>
-          <w:rFonts w:ascii="Times New Roman" w:hAnsi="Times New Roman"/>
-          <w:i w:val="0"/>
-          <w:sz w:val="24"/>
-        </w:rPr>
-        <w:t>En el Departamento de Presidencia de Venangocupet, S.A., la automatización se justifica por la naturaleza del proceso actual: el personal destina un porcentaje significativo de su tiempo operativo al copiado y pegado de datos entre documentos y hojas de cálculo, así como a la redacción manual de resúmenes solicitados por la dirección. La implementación del sistema automatizado propuesto traslada estas tareas al software, permitiendo que el personal se concentre en las funciones de revisión y coordinación propias del departamento.</w:t>
-      </w:r>
-    </w:p>
-    <w:p>
-      <w:pPr>
-        <w:spacing w:before="480" w:after="480" w:line="360" w:lineRule="auto"/>
-        <w:jc w:val="left"/>
-      </w:pPr>
-      <w:r>
-        <w:rPr>
-          <w:rFonts w:ascii="Times New Roman" w:hAnsi="Times New Roman"/>
-          <w:b/>
-          <w:sz w:val="24"/>
-        </w:rPr>
-        <w:t>Proyecto Factible como Modalidad de Investigación</w:t>
-      </w:r>
-    </w:p>
-    <w:p>
-      <w:pPr>
-        <w:spacing w:line="360" w:lineRule="auto" w:after="0" w:before="0"/>
-        <w:ind w:firstLine="709"/>
-        <w:jc w:val="both"/>
-      </w:pPr>
-      <w:r>
-        <w:rPr>
-          <w:rFonts w:ascii="Times New Roman" w:hAnsi="Times New Roman"/>
-          <w:i w:val="0"/>
-          <w:sz w:val="24"/>
-        </w:rPr>
-        <w:t>La Universidad Pedagógica Experimental Libertador (UPEL, 2016) define el proyecto factible como la investigación, elaboración y desarrollo de una propuesta de un modelo operativo viable para solucionar problemas, requerimientos o necesidades de organizaciones o grupos sociales. Esta modalidad exige la comprobación de la viabilidad técnica, económica y operativa de la solución planteada, sustentada en un diagnóstico de campo que evidencie la situación deficitaria que da origen a la propuesta.</w:t>
-      </w:r>
-    </w:p>
-    <w:p>
-      <w:pPr>
-        <w:spacing w:line="360" w:lineRule="auto" w:after="0" w:before="0"/>
-        <w:ind w:firstLine="709"/>
-        <w:jc w:val="both"/>
-      </w:pPr>
-      <w:r>
-        <w:rPr>
-          <w:rFonts w:ascii="Times New Roman" w:hAnsi="Times New Roman"/>
-          <w:i w:val="0"/>
-          <w:sz w:val="24"/>
-        </w:rPr>
-        <w:t>Arias (2012) complementa esta definición señalando que el proyecto factible no se limita a diagnosticar un problema, sino que avanza hasta proponer y en muchos casos desarrollar la solución, demostrando su aplicabilidad en el contexto real. El presente trabajo se enmarca en esta modalidad al partir de un diagnóstico situacional del flujo documental en Presidencia, proponer una arquitectura tecnológica específica y materializar un prototipo funcional del sistema como evidencia de la viabilidad de la propuesta.</w:t>
-      </w:r>
-    </w:p>
-    <w:p>
-      <w:pPr>
-        <w:sectPr>
           <w:footerReference w:type="default" r:id="rId37"/>
           <w:type w:val="continuous"/>
           <w:pgSz w:w="12240" w:h="15840"/>
@@ -6358,11 +6303,11 @@
           <w:b/>
           <w:sz w:val="24"/>
         </w:rPr>
-        <w:t>CAPÍTULO IV</w:t>
+        <w:t>CAPÍTULO III</w:t>
       </w:r>
     </w:p>
     <w:p>
-      <w:bookmarkStart w:id="bm_cap4" w:name="bm_cap4"/>
+      <w:bookmarkStart w:id="bm_cap3" w:name="bm_cap3"/>
       <w:pPr>
         <w:spacing w:before="480"/>
         <w:jc w:val="center"/>
@@ -6373,9 +6318,9 @@
           <w:b/>
           <w:sz w:val="24"/>
         </w:rPr>
-        <w:t>ACTIVIDADES REALIZADAS</w:t>
-      </w:r>
-      <w:bookmarkEnd w:id="bm_cap4"/>
+        <w:t>MARCO TEÓRICO</w:t>
+      </w:r>
+      <w:bookmarkEnd w:id="bm_cap3"/>
     </w:p>
     <w:p>
       <w:pPr>
@@ -6390,7 +6335,7 @@
       </w:pPr>
     </w:p>
     <w:p>
-      <w:bookmarkStart w:id="bm_cap4_desc" w:name="bm_cap4_desc"/>
+      <w:bookmarkStart w:id="bm_cap3_bases" w:name="bm_cap3_bases"/>
       <w:pPr>
         <w:spacing w:before="480" w:after="480" w:line="360" w:lineRule="auto"/>
         <w:jc w:val="left"/>
@@ -6401,9 +6346,9 @@
           <w:b/>
           <w:sz w:val="24"/>
         </w:rPr>
-        <w:t>Descripción de Actividades Ejecutadas por Semana</w:t>
-      </w:r>
-      <w:bookmarkEnd w:id="bm_cap4_desc"/>
+        <w:t>Sistemas de Información</w:t>
+      </w:r>
+      <w:bookmarkEnd w:id="bm_cap3_bases"/>
     </w:p>
     <w:p>
       <w:pPr>
@@ -6417,11 +6362,62 @@
           <w:i w:val="0"/>
           <w:sz w:val="24"/>
         </w:rPr>
-        <w:t>Durante las nueve (9) semanas de práctica profesional, se ejecutaron fases sucesivas de análisis, diseño y desarrollo de software, integrando la operativa departamental con la investigación técnica:</w:t>
+        <w:t>Un sistema de información constituye un conjunto organizado de recursos humanos, tecnológicos y procedimentales orientados a la captura, almacenamiento, procesamiento y distribución de datos con el propósito de apoyar la toma de decisiones dentro de una organización. Laudon y Laudon (2016) distinguen entre sistemas de procesamiento de transacciones, sistemas de soporte a la decisión y sistemas de información gerencial, siendo estos últimos los que transforman datos operativos en reportes consolidados de utilidad directiva.</w:t>
       </w:r>
     </w:p>
     <w:p>
       <w:pPr>
+        <w:spacing w:line="360" w:lineRule="auto" w:after="0" w:before="0"/>
+        <w:ind w:firstLine="709"/>
+        <w:jc w:val="both"/>
+      </w:pPr>
+      <w:r>
+        <w:rPr>
+          <w:rFonts w:ascii="Times New Roman" w:hAnsi="Times New Roman"/>
+          <w:i w:val="0"/>
+          <w:sz w:val="24"/>
+        </w:rPr>
+        <w:t>En el contexto del presente proyecto, el sistema propuesto se enmarca en la categoría de sistema de información operacional con capacidad de reporte gerencial, dado que registra cada movimiento documental de forma transaccional y provee resúmenes inmediatos al nivel de presidencia. Según Kendall y Kendall (2011), el análisis y diseño de sistemas busca comprender sistemáticamente cómo interactúan los datos y los usuarios para proponer soluciones tecnológicas que mejoren el flujo de trabajo de una organización.</w:t>
+      </w:r>
+    </w:p>
+    <w:p>
+      <w:pPr>
+        <w:spacing w:line="240" w:lineRule="auto" w:before="720" w:after="240"/>
+        <w:ind w:left="709" w:right="709"/>
+        <w:jc w:val="both"/>
+      </w:pPr>
+      <w:r>
+        <w:rPr>
+          <w:rFonts w:ascii="Times New Roman" w:hAnsi="Times New Roman"/>
+          <w:sz w:val="24"/>
+        </w:rPr>
+        <w:t>Los sistemas de información gerencial proporcionan a los administradores informes sobre el desempeño actual de la organización. Esta información se utiliza para supervisar y controlar el negocio y predecir el desempeño futuro. Los sistemas de información gerencial resumen y reportan las operaciones básicas de la empresa usando datos suministrados por los sistemas de procesamiento de transacciones.</w:t>
+      </w:r>
+      <w:r>
+        <w:rPr>
+          <w:rFonts w:ascii="Times New Roman" w:hAnsi="Times New Roman"/>
+          <w:sz w:val="24"/>
+        </w:rPr>
+        <w:t xml:space="preserve"> (Laudon y Laudon, 2016, p. 46)</w:t>
+      </w:r>
+    </w:p>
+    <w:p>
+      <w:pPr>
+        <w:spacing w:line="360" w:lineRule="auto" w:after="0" w:before="0"/>
+        <w:ind w:firstLine="709"/>
+        <w:jc w:val="both"/>
+      </w:pPr>
+      <w:r>
+        <w:rPr>
+          <w:rFonts w:ascii="Times New Roman" w:hAnsi="Times New Roman"/>
+          <w:i w:val="0"/>
+          <w:sz w:val="24"/>
+        </w:rPr>
+        <w:t>De acuerdo a la cita previa, se comprende la relevancia del control sistemático y la inmutabilidad de los registros en los departamentos estratégicos de la empresa.</w:t>
+      </w:r>
+    </w:p>
+    <w:p>
+      <w:pPr>
         <w:spacing w:before="480" w:after="480" w:line="360" w:lineRule="auto"/>
         <w:jc w:val="left"/>
       </w:pPr>
@@ -6431,65 +6427,37 @@
           <w:b/>
           <w:sz w:val="24"/>
         </w:rPr>
-        <w:t>Semana 1</w:t>
+        <w:t>Gestión Documental</w:t>
       </w:r>
     </w:p>
     <w:p>
       <w:pPr>
-        <w:spacing w:line="360" w:lineRule="auto"/>
+        <w:spacing w:line="360" w:lineRule="auto" w:after="0" w:before="0"/>
         <w:ind w:firstLine="709"/>
         <w:jc w:val="both"/>
       </w:pPr>
       <w:r>
         <w:rPr>
           <w:rFonts w:ascii="Times New Roman" w:hAnsi="Times New Roman"/>
-          <w:sz w:val="24"/>
-        </w:rPr>
-        <w:t xml:space="preserve">1. </w:t>
-      </w:r>
-      <w:r>
-        <w:rPr>
-          <w:rFonts w:ascii="Times New Roman" w:hAnsi="Times New Roman"/>
-          <w:b/>
-          <w:sz w:val="24"/>
-        </w:rPr>
-        <w:t xml:space="preserve">Actividad operativa: </w:t>
-      </w:r>
-      <w:r>
-        <w:rPr>
-          <w:rFonts w:ascii="Times New Roman" w:hAnsi="Times New Roman"/>
-          <w:sz w:val="24"/>
-        </w:rPr>
-        <w:t>Inducción institucional por la Gerencia de Recursos Humanos, recorrido por las instalaciones del área administrativa, presentación del equipo de trabajo y revisión de protocolos de seguridad, confidencialidad y manejo de información.</w:t>
+          <w:i w:val="0"/>
+          <w:sz w:val="24"/>
+        </w:rPr>
+        <w:t>La gestión documental se define como el conjunto de normas, técnicas y prácticas que regulan el ciclo de vida de los documentos dentro de una organización, desde su creación o recepción hasta su disposición final. Cruz Mundet (2011) señala que una gestión documental eficaz garantiza la autenticidad, integridad, fiabilidad y disponibilidad de la información registrada, constituyendo un pilar fundamental para la transparencia administrativa y la continuidad operativa.</w:t>
       </w:r>
     </w:p>
     <w:p>
       <w:pPr>
-        <w:spacing w:line="360" w:lineRule="auto"/>
+        <w:spacing w:line="360" w:lineRule="auto" w:after="0" w:before="0"/>
         <w:ind w:firstLine="709"/>
         <w:jc w:val="both"/>
       </w:pPr>
       <w:r>
         <w:rPr>
           <w:rFonts w:ascii="Times New Roman" w:hAnsi="Times New Roman"/>
-          <w:sz w:val="24"/>
-        </w:rPr>
-        <w:t xml:space="preserve">2. </w:t>
-      </w:r>
-      <w:r>
-        <w:rPr>
-          <w:rFonts w:ascii="Times New Roman" w:hAnsi="Times New Roman"/>
-          <w:b/>
-          <w:sz w:val="24"/>
-        </w:rPr>
-        <w:t xml:space="preserve">Actividad de investigación: </w:t>
-      </w:r>
-      <w:r>
-        <w:rPr>
-          <w:rFonts w:ascii="Times New Roman" w:hAnsi="Times New Roman"/>
-          <w:sz w:val="24"/>
-        </w:rPr>
-        <w:t>Observación directa y mapeo del ciclo de vida de los documentos en Presidencia, detección de fallas procedimentales en el registro manual y levantamiento de los campos y atributos requeridos para la base de datos de trazabilidad.</w:t>
+          <w:i w:val="0"/>
+          <w:sz w:val="24"/>
+        </w:rPr>
+        <w:t>En el Departamento de Presidencia de Venangocupet, S.A., el flujo documental responde a un ciclo específico: recepción del expediente externo, revisión de forma, registro de ingreso, firma presidencial, registro de egreso y despacho al departamento destinatario. La automatización de este ciclo mediante un sistema digitalizado reduce la propensión al error humano y dota al departamento de un historial auditable de cada movimiento, en concordancia con los principios de gestión documental descritos por Cruz Mundet (2011).</w:t>
       </w:r>
     </w:p>
     <w:p>
@@ -6503,65 +6471,37 @@
           <w:b/>
           <w:sz w:val="24"/>
         </w:rPr>
-        <w:t>Semana 2</w:t>
+        <w:t>Modelo Relacional de Bases de Datos</w:t>
       </w:r>
     </w:p>
     <w:p>
       <w:pPr>
-        <w:spacing w:line="360" w:lineRule="auto"/>
+        <w:spacing w:line="360" w:lineRule="auto" w:after="0" w:before="0"/>
         <w:ind w:firstLine="709"/>
         <w:jc w:val="both"/>
       </w:pPr>
       <w:r>
         <w:rPr>
           <w:rFonts w:ascii="Times New Roman" w:hAnsi="Times New Roman"/>
-          <w:sz w:val="24"/>
-        </w:rPr>
-        <w:t xml:space="preserve">1. </w:t>
-      </w:r>
-      <w:r>
-        <w:rPr>
-          <w:rFonts w:ascii="Times New Roman" w:hAnsi="Times New Roman"/>
-          <w:b/>
-          <w:sz w:val="24"/>
-        </w:rPr>
-        <w:t xml:space="preserve">Actividad operativa: </w:t>
-      </w:r>
-      <w:r>
-        <w:rPr>
-          <w:rFonts w:ascii="Times New Roman" w:hAnsi="Times New Roman"/>
-          <w:sz w:val="24"/>
-        </w:rPr>
-        <w:t>Transmisión, clasificación y registro manual de expedientes físicos en la hoja de cálculo institucional preexistente, y actualización continua de datos de nuevos documentos recibidos durante el período.</w:t>
+          <w:i w:val="0"/>
+          <w:sz w:val="24"/>
+        </w:rPr>
+        <w:t>El modelo relacional, propuesto originalmente por Codd (1970), organiza la información en tablas bidimensionales denominadas relaciones, cuyos atributos representan las propiedades de las entidades y cuyas filas corresponden a instancias individuales de datos. La fortaleza de este modelo radica en la aplicación de reglas de normalización que eliminan la redundancia y preservan la integridad referencial entre tablas relacionadas mediante claves primarias y foráneas.</w:t>
       </w:r>
     </w:p>
     <w:p>
       <w:pPr>
-        <w:spacing w:line="360" w:lineRule="auto"/>
+        <w:spacing w:line="360" w:lineRule="auto" w:after="0" w:before="0"/>
         <w:ind w:firstLine="709"/>
         <w:jc w:val="both"/>
       </w:pPr>
       <w:r>
         <w:rPr>
           <w:rFonts w:ascii="Times New Roman" w:hAnsi="Times New Roman"/>
-          <w:sz w:val="24"/>
-        </w:rPr>
-        <w:t xml:space="preserve">2. </w:t>
-      </w:r>
-      <w:r>
-        <w:rPr>
-          <w:rFonts w:ascii="Times New Roman" w:hAnsi="Times New Roman"/>
-          <w:b/>
-          <w:sz w:val="24"/>
-        </w:rPr>
-        <w:t xml:space="preserve">Actividad de investigación: </w:t>
-      </w:r>
-      <w:r>
-        <w:rPr>
-          <w:rFonts w:ascii="Times New Roman" w:hAnsi="Times New Roman"/>
-          <w:sz w:val="24"/>
-        </w:rPr>
-        <w:t>Validación de requerimientos con el tutor industrial, construcción del diagrama Entidad-Relación, aplicación de las formas normales sobre el esquema propuesto y elaboración formal del diccionario de datos.</w:t>
+          <w:i w:val="0"/>
+          <w:sz w:val="24"/>
+        </w:rPr>
+        <w:t>Date (2001) establece que un diseño relacional correctamente normalizado garantiza que cada dato se almacene una sola vez, reduciendo la posibilidad de inconsistencias derivadas de actualizaciones parciales. En el sistema propuesto, la relación entre procesos administrativos y documentos sigue una cardinalidad uno a muchos (1:N), permitiendo registrar múltiples expedientes asociados a un mismo proceso contractual o administrativo sin duplicar los datos maestros del proceso.</w:t>
       </w:r>
     </w:p>
     <w:p>
@@ -6575,65 +6515,37 @@
           <w:b/>
           <w:sz w:val="24"/>
         </w:rPr>
-        <w:t>Semana 3</w:t>
+        <w:t>SQLite como Sistema Gestor de Base de Datos</w:t>
       </w:r>
     </w:p>
     <w:p>
       <w:pPr>
-        <w:spacing w:line="360" w:lineRule="auto"/>
+        <w:spacing w:line="360" w:lineRule="auto" w:after="0" w:before="0"/>
         <w:ind w:firstLine="709"/>
         <w:jc w:val="both"/>
       </w:pPr>
       <w:r>
         <w:rPr>
           <w:rFonts w:ascii="Times New Roman" w:hAnsi="Times New Roman"/>
-          <w:sz w:val="24"/>
-        </w:rPr>
-        <w:t xml:space="preserve">1. </w:t>
-      </w:r>
-      <w:r>
-        <w:rPr>
-          <w:rFonts w:ascii="Times New Roman" w:hAnsi="Times New Roman"/>
-          <w:b/>
-          <w:sz w:val="24"/>
-        </w:rPr>
-        <w:t xml:space="preserve">Actividad operativa: </w:t>
-      </w:r>
-      <w:r>
-        <w:rPr>
-          <w:rFonts w:ascii="Times New Roman" w:hAnsi="Times New Roman"/>
-          <w:sz w:val="24"/>
-        </w:rPr>
-        <w:t>Procesamiento y actualización del estatus de expedientes en el archivo Excel de la oficina, con apoyo administrativo en el control de documentos recibidos durante la semana.</w:t>
+          <w:i w:val="0"/>
+          <w:sz w:val="24"/>
+        </w:rPr>
+        <w:t>SQLite es un motor de base de datos relacional de código abierto, autocontenido y sin servidor, cuya arquitectura embebida lo diferencia de sistemas cliente-servidor convencionales como MySQL o PostgreSQL. Su funcionamiento se basa en un único archivo portable que aloja el esquema completo de la base de datos, eliminando la necesidad de procesos de servidor independientes o configuraciones de red. Esta característica lo convierte en la opción técnica idónea para entornos corporativos con restricciones de instalación de software.</w:t>
       </w:r>
     </w:p>
     <w:p>
       <w:pPr>
-        <w:spacing w:line="360" w:lineRule="auto"/>
+        <w:spacing w:line="360" w:lineRule="auto" w:after="0" w:before="0"/>
         <w:ind w:firstLine="709"/>
         <w:jc w:val="both"/>
       </w:pPr>
       <w:r>
         <w:rPr>
           <w:rFonts w:ascii="Times New Roman" w:hAnsi="Times New Roman"/>
-          <w:sz w:val="24"/>
-        </w:rPr>
-        <w:t xml:space="preserve">2. </w:t>
-      </w:r>
-      <w:r>
-        <w:rPr>
-          <w:rFonts w:ascii="Times New Roman" w:hAnsi="Times New Roman"/>
-          <w:b/>
-          <w:sz w:val="24"/>
-        </w:rPr>
-        <w:t xml:space="preserve">Actividad de investigación: </w:t>
-      </w:r>
-      <w:r>
-        <w:rPr>
-          <w:rFonts w:ascii="Times New Roman" w:hAnsi="Times New Roman"/>
-          <w:sz w:val="24"/>
-        </w:rPr>
-        <w:t>Ejecución de la secuencia de comandos estructurales en SQLite, migración de registros históricos validados, construcción de formularios de captura y programación de consultas de trazabilidad con detección de limitaciones técnicas del entorno inicial.</w:t>
+          <w:i w:val="0"/>
+          <w:sz w:val="24"/>
+        </w:rPr>
+        <w:t>Pressman (2010) señala que la selección de herramientas tecnológicas debe estar guiada por los atributos del entorno de despliegue y no exclusivamente por las capacidades abstractas del instrumento. En el caso particular del Departamento de Presidencia de Venangocupet, S.A., las restricciones de permisos administrativos sobre los equipos de la organización hacen de SQLite la alternativa técnicamente viable para implementar persistencia de datos sin requerir intervención del departamento de tecnología de la empresa.</w:t>
       </w:r>
     </w:p>
     <w:p>
@@ -6647,69 +6559,77 @@
           <w:b/>
           <w:sz w:val="24"/>
         </w:rPr>
-        <w:t>Semana 4</w:t>
+        <w:t>Trazabilidad Documental</w:t>
       </w:r>
     </w:p>
     <w:p>
       <w:pPr>
-        <w:spacing w:line="360" w:lineRule="auto"/>
+        <w:spacing w:line="360" w:lineRule="auto" w:after="0" w:before="0"/>
         <w:ind w:firstLine="709"/>
         <w:jc w:val="both"/>
       </w:pPr>
       <w:r>
         <w:rPr>
           <w:rFonts w:ascii="Times New Roman" w:hAnsi="Times New Roman"/>
-          <w:sz w:val="24"/>
-        </w:rPr>
-        <w:t xml:space="preserve">1. </w:t>
-      </w:r>
-      <w:r>
-        <w:rPr>
-          <w:rFonts w:ascii="Times New Roman" w:hAnsi="Times New Roman"/>
-          <w:b/>
-          <w:sz w:val="24"/>
-        </w:rPr>
-        <w:t xml:space="preserve">Actividad operativa: </w:t>
-      </w:r>
-      <w:r>
-        <w:rPr>
-          <w:rFonts w:ascii="Times New Roman" w:hAnsi="Times New Roman"/>
-          <w:sz w:val="24"/>
-        </w:rPr>
-        <w:t>Asistencia a la charla técnica sobre Identificación y Notificación de Peligros y Riesgos en Instalaciones y Puestos de Trabajo dictada por el departamento de SIAHO, y carga de expedientes recibidos en la hoja de cálculo.</w:t>
+          <w:i w:val="0"/>
+          <w:sz w:val="24"/>
+        </w:rPr>
+        <w:t>La trazabilidad documental se entiende como la capacidad de reconstruir el historial completo de un documento a lo largo de su ciclo de vida, identificando en cada etapa el responsable, la fecha, la acción ejecutada y el estado resultante. Gómez (2019) señala que la trazabilidad constituye el mecanismo central de auditoría en los sistemas de gestión documental, dado que permite verificar la integridad del proceso y detectar cuellos de botella o irregularidades en el flujo.</w:t>
       </w:r>
     </w:p>
     <w:p>
       <w:pPr>
-        <w:spacing w:line="360" w:lineRule="auto"/>
+        <w:spacing w:line="360" w:lineRule="auto" w:after="0" w:before="0"/>
         <w:ind w:firstLine="709"/>
         <w:jc w:val="both"/>
       </w:pPr>
       <w:r>
         <w:rPr>
           <w:rFonts w:ascii="Times New Roman" w:hAnsi="Times New Roman"/>
-          <w:sz w:val="24"/>
-        </w:rPr>
-        <w:t xml:space="preserve">2. </w:t>
-      </w:r>
-      <w:r>
-        <w:rPr>
-          <w:rFonts w:ascii="Times New Roman" w:hAnsi="Times New Roman"/>
-          <w:b/>
-          <w:sz w:val="24"/>
-        </w:rPr>
-        <w:t xml:space="preserve">Actividad de investigación: </w:t>
-      </w:r>
-      <w:r>
-        <w:rPr>
-          <w:rFonts w:ascii="Times New Roman" w:hAnsi="Times New Roman"/>
-          <w:sz w:val="24"/>
-        </w:rPr>
-        <w:t>Programación del entorno visual de escritorio mediante tecnologías de marcado y estilos, sincronización del código fuente en plataforma de control de versiones y planificación estructural de los esquemas remanentes.</w:t>
+          <w:i w:val="0"/>
+          <w:sz w:val="24"/>
+        </w:rPr>
+        <w:t>En el ámbito de la alta dirección, la trazabilidad cobra especial relevancia porque los expedientes que transitan por la Presidencia frecuentemente están vinculados a procesos contractuales y decisiones gerenciales de impacto organizacional. El sistema propuesto registra automáticamente cada movimiento de ingreso y egreso del expediente, almacenando la fecha, el estatus y el departamento de origen o destino, lo que permite generar reportes de trazabilidad de forma inmediata ante cualquier requerimiento directivo.</w:t>
       </w:r>
     </w:p>
     <w:p>
       <w:pPr>
+        <w:spacing w:line="240" w:lineRule="auto" w:before="720" w:after="240"/>
+        <w:ind w:left="709" w:right="709"/>
+        <w:jc w:val="both"/>
+      </w:pPr>
+      <w:r>
+        <w:rPr>
+          <w:rFonts w:ascii="Times New Roman" w:hAnsi="Times New Roman"/>
+          <w:sz w:val="24"/>
+        </w:rPr>
+        <w:t>Un sistema de información eficaz proporciona a los administradores de la organización datos precisos y oportunos, facilitando la auditoría de cada transacción operativa y mejorando sustancialmente la capacidad de respuesta ante requerimientos gerenciales de alto nivel. La ausencia de este tipo de herramientas obliga al personal a invertir tiempo considerable en la búsqueda y consolidación manual de información que debería estar disponible de forma inmediata.</w:t>
+      </w:r>
+      <w:r>
+        <w:rPr>
+          <w:rFonts w:ascii="Times New Roman" w:hAnsi="Times New Roman"/>
+          <w:sz w:val="24"/>
+        </w:rPr>
+        <w:t xml:space="preserve"> (Gómez, 2019, p. 45)</w:t>
+      </w:r>
+    </w:p>
+    <w:p>
+      <w:pPr>
+        <w:spacing w:line="360" w:lineRule="auto" w:after="0" w:before="0"/>
+        <w:ind w:firstLine="709"/>
+        <w:jc w:val="both"/>
+      </w:pPr>
+      <w:r>
+        <w:rPr>
+          <w:rFonts w:ascii="Times New Roman" w:hAnsi="Times New Roman"/>
+          <w:i w:val="0"/>
+          <w:sz w:val="24"/>
+        </w:rPr>
+        <w:t>De acuerdo a la cita previa, se comprende la relevancia del control sistemático y la inmutabilidad de los registros en los departamentos estratégicos de la empresa.</w:t>
+      </w:r>
+    </w:p>
+    <w:p>
+      <w:pPr>
         <w:spacing w:before="480" w:after="480" w:line="360" w:lineRule="auto"/>
         <w:jc w:val="left"/>
       </w:pPr>
@@ -6719,65 +6639,37 @@
           <w:b/>
           <w:sz w:val="24"/>
         </w:rPr>
-        <w:t>Semana 5</w:t>
+        <w:t>Automatización de Procesos Administrativos</w:t>
       </w:r>
     </w:p>
     <w:p>
       <w:pPr>
-        <w:spacing w:line="360" w:lineRule="auto"/>
+        <w:spacing w:line="360" w:lineRule="auto" w:after="0" w:before="0"/>
         <w:ind w:firstLine="709"/>
         <w:jc w:val="both"/>
       </w:pPr>
       <w:r>
         <w:rPr>
           <w:rFonts w:ascii="Times New Roman" w:hAnsi="Times New Roman"/>
-          <w:sz w:val="24"/>
-        </w:rPr>
-        <w:t xml:space="preserve">1. </w:t>
-      </w:r>
-      <w:r>
-        <w:rPr>
-          <w:rFonts w:ascii="Times New Roman" w:hAnsi="Times New Roman"/>
-          <w:b/>
-          <w:sz w:val="24"/>
-        </w:rPr>
-        <w:t xml:space="preserve">Actividad operativa: </w:t>
-      </w:r>
-      <w:r>
-        <w:rPr>
-          <w:rFonts w:ascii="Times New Roman" w:hAnsi="Times New Roman"/>
-          <w:sz w:val="24"/>
-        </w:rPr>
-        <w:t>Revisión ortográfica y de formato de correspondencia presidencial, y apoyo en la canalización de expedientes hacia su departamento de destino tras la firma presidencial.</w:t>
+          <w:i w:val="0"/>
+          <w:sz w:val="24"/>
+        </w:rPr>
+        <w:t>La automatización de procesos administrativos consiste en la sustitución de tareas manuales repetitivas por flujos de trabajo controlados por sistemas informáticos, con el objetivo de reducir los tiempos de ejecución, minimizar el error humano y liberar al personal para actividades de mayor valor analítico. Laudon y Laudon (2016) plantean que la automatización de procesos de negocio genera mejoras medibles en la productividad organizacional al estandarizar los procedimientos y centralizar el control de la información.</w:t>
       </w:r>
     </w:p>
     <w:p>
       <w:pPr>
-        <w:spacing w:line="360" w:lineRule="auto"/>
+        <w:spacing w:line="360" w:lineRule="auto" w:after="0" w:before="0"/>
         <w:ind w:firstLine="709"/>
         <w:jc w:val="both"/>
       </w:pPr>
       <w:r>
         <w:rPr>
           <w:rFonts w:ascii="Times New Roman" w:hAnsi="Times New Roman"/>
-          <w:sz w:val="24"/>
-        </w:rPr>
-        <w:t xml:space="preserve">2. </w:t>
-      </w:r>
-      <w:r>
-        <w:rPr>
-          <w:rFonts w:ascii="Times New Roman" w:hAnsi="Times New Roman"/>
-          <w:b/>
-          <w:sz w:val="24"/>
-        </w:rPr>
-        <w:t xml:space="preserve">Actividad de investigación: </w:t>
-      </w:r>
-      <w:r>
-        <w:rPr>
-          <w:rFonts w:ascii="Times New Roman" w:hAnsi="Times New Roman"/>
-          <w:sz w:val="24"/>
-        </w:rPr>
-        <w:t>Completación de los módulos visuales de consulta e historial de movimientos, integrando la lógica de visualización dinámica de expedientes por proceso administrativo.</w:t>
+          <w:i w:val="0"/>
+          <w:sz w:val="24"/>
+        </w:rPr>
+        <w:t>En el Departamento de Presidencia de Venangocupet, S.A., la automatización se justifica por la naturaleza del proceso actual: el personal destina un porcentaje significativo de su tiempo operativo al copiado y pegado de datos entre documentos y hojas de cálculo, así como a la redacción manual de resúmenes solicitados por la dirección. La implementación del sistema automatizado propuesto traslada estas tareas al software, permitiendo que el personal se concentre en las funciones de revisión y coordinación propias del departamento.</w:t>
       </w:r>
     </w:p>
     <w:p>
@@ -6791,281 +6683,37 @@
           <w:b/>
           <w:sz w:val="24"/>
         </w:rPr>
-        <w:t>Semana 6</w:t>
+        <w:t>Proyecto Factible como Modalidad de Investigación</w:t>
       </w:r>
     </w:p>
     <w:p>
       <w:pPr>
-        <w:spacing w:line="360" w:lineRule="auto"/>
+        <w:spacing w:line="360" w:lineRule="auto" w:after="0" w:before="0"/>
         <w:ind w:firstLine="709"/>
         <w:jc w:val="both"/>
       </w:pPr>
       <w:r>
         <w:rPr>
           <w:rFonts w:ascii="Times New Roman" w:hAnsi="Times New Roman"/>
-          <w:sz w:val="24"/>
-        </w:rPr>
-        <w:t xml:space="preserve">1. </w:t>
-      </w:r>
-      <w:r>
-        <w:rPr>
-          <w:rFonts w:ascii="Times New Roman" w:hAnsi="Times New Roman"/>
-          <w:b/>
-          <w:sz w:val="24"/>
-        </w:rPr>
-        <w:t xml:space="preserve">Actividad operativa: </w:t>
-      </w:r>
-      <w:r>
-        <w:rPr>
-          <w:rFonts w:ascii="Times New Roman" w:hAnsi="Times New Roman"/>
-          <w:sz w:val="24"/>
-        </w:rPr>
-        <w:t>Colaboración en la revisión y despacho de correspondencia presidencial y apoyo en el registro de salida de expedientes firmados durante el período.</w:t>
+          <w:i w:val="0"/>
+          <w:sz w:val="24"/>
+        </w:rPr>
+        <w:t>La Universidad Pedagógica Experimental Libertador (UPEL, 2016) define el proyecto factible como la investigación, elaboración y desarrollo de una propuesta de un modelo operativo viable para solucionar problemas, requerimientos o necesidades de organizaciones o grupos sociales. Esta modalidad exige la comprobación de la viabilidad técnica, económica y operativa de la solución planteada, sustentada en un diagnóstico de campo que evidencie la situación deficitaria que da origen a la propuesta.</w:t>
       </w:r>
     </w:p>
     <w:p>
       <w:pPr>
-        <w:spacing w:line="360" w:lineRule="auto"/>
+        <w:spacing w:line="360" w:lineRule="auto" w:after="0" w:before="0"/>
         <w:ind w:firstLine="709"/>
         <w:jc w:val="both"/>
       </w:pPr>
       <w:r>
         <w:rPr>
           <w:rFonts w:ascii="Times New Roman" w:hAnsi="Times New Roman"/>
-          <w:sz w:val="24"/>
-        </w:rPr>
-        <w:t xml:space="preserve">2. </w:t>
-      </w:r>
-      <w:r>
-        <w:rPr>
-          <w:rFonts w:ascii="Times New Roman" w:hAnsi="Times New Roman"/>
-          <w:b/>
-          <w:sz w:val="24"/>
-        </w:rPr>
-        <w:t xml:space="preserve">Actividad de investigación: </w:t>
-      </w:r>
-      <w:r>
-        <w:rPr>
-          <w:rFonts w:ascii="Times New Roman" w:hAnsi="Times New Roman"/>
-          <w:sz w:val="24"/>
-        </w:rPr>
-        <w:t>Empaquetado de la aplicación de escritorio mediante el framework Wails con integración de WebView2 portable, logrando un ejecutable autónomo sin dependencias de instalación en el equipo corporativo.</w:t>
-      </w:r>
-    </w:p>
-    <w:p>
-      <w:pPr>
-        <w:spacing w:before="480" w:after="480" w:line="360" w:lineRule="auto"/>
-        <w:jc w:val="left"/>
-      </w:pPr>
-      <w:r>
-        <w:rPr>
-          <w:rFonts w:ascii="Times New Roman" w:hAnsi="Times New Roman"/>
-          <w:b/>
-          <w:sz w:val="24"/>
-        </w:rPr>
-        <w:t>Semana 7</w:t>
-      </w:r>
-    </w:p>
-    <w:p>
-      <w:pPr>
-        <w:spacing w:line="360" w:lineRule="auto"/>
-        <w:ind w:firstLine="709"/>
-        <w:jc w:val="both"/>
-      </w:pPr>
-      <w:r>
-        <w:rPr>
-          <w:rFonts w:ascii="Times New Roman" w:hAnsi="Times New Roman"/>
-          <w:sz w:val="24"/>
-        </w:rPr>
-        <w:t xml:space="preserve">1. </w:t>
-      </w:r>
-      <w:r>
-        <w:rPr>
-          <w:rFonts w:ascii="Times New Roman" w:hAnsi="Times New Roman"/>
-          <w:b/>
-          <w:sz w:val="24"/>
-        </w:rPr>
-        <w:t xml:space="preserve">Actividad operativa: </w:t>
-      </w:r>
-      <w:r>
-        <w:rPr>
-          <w:rFonts w:ascii="Times New Roman" w:hAnsi="Times New Roman"/>
-          <w:sz w:val="24"/>
-        </w:rPr>
-        <w:t>Apoyo en la elaboración manual de resúmenes de estatus de expedientes solicitados por la alta dirección, aplicando los registros de la hoja de cálculo del departamento.</w:t>
-      </w:r>
-    </w:p>
-    <w:p>
-      <w:pPr>
-        <w:spacing w:line="360" w:lineRule="auto"/>
-        <w:ind w:firstLine="709"/>
-        <w:jc w:val="both"/>
-      </w:pPr>
-      <w:r>
-        <w:rPr>
-          <w:rFonts w:ascii="Times New Roman" w:hAnsi="Times New Roman"/>
-          <w:sz w:val="24"/>
-        </w:rPr>
-        <w:t xml:space="preserve">2. </w:t>
-      </w:r>
-      <w:r>
-        <w:rPr>
-          <w:rFonts w:ascii="Times New Roman" w:hAnsi="Times New Roman"/>
-          <w:b/>
-          <w:sz w:val="24"/>
-        </w:rPr>
-        <w:t xml:space="preserve">Actividad de investigación: </w:t>
-      </w:r>
-      <w:r>
-        <w:rPr>
-          <w:rFonts w:ascii="Times New Roman" w:hAnsi="Times New Roman"/>
-          <w:sz w:val="24"/>
-        </w:rPr>
-        <w:t>Ejecución de pruebas de validación funcional del sistema, depuración de errores y verificación del correcto funcionamiento de los módulos de registro, trazabilidad y generación de reportes sobre datos reales.</w:t>
-      </w:r>
-    </w:p>
-    <w:p>
-      <w:pPr>
-        <w:spacing w:before="480" w:after="480" w:line="360" w:lineRule="auto"/>
-        <w:jc w:val="left"/>
-      </w:pPr>
-      <w:r>
-        <w:rPr>
-          <w:rFonts w:ascii="Times New Roman" w:hAnsi="Times New Roman"/>
-          <w:b/>
-          <w:sz w:val="24"/>
-        </w:rPr>
-        <w:t>Semana 8</w:t>
-      </w:r>
-    </w:p>
-    <w:p>
-      <w:pPr>
-        <w:spacing w:line="360" w:lineRule="auto"/>
-        <w:ind w:firstLine="709"/>
-        <w:jc w:val="both"/>
-      </w:pPr>
-      <w:r>
-        <w:rPr>
-          <w:rFonts w:ascii="Times New Roman" w:hAnsi="Times New Roman"/>
-          <w:sz w:val="24"/>
-        </w:rPr>
-        <w:t xml:space="preserve">1. </w:t>
-      </w:r>
-      <w:r>
-        <w:rPr>
-          <w:rFonts w:ascii="Times New Roman" w:hAnsi="Times New Roman"/>
-          <w:b/>
-          <w:sz w:val="24"/>
-        </w:rPr>
-        <w:t xml:space="preserve">Actividad operativa: </w:t>
-      </w:r>
-      <w:r>
-        <w:rPr>
-          <w:rFonts w:ascii="Times New Roman" w:hAnsi="Times New Roman"/>
-          <w:sz w:val="24"/>
-        </w:rPr>
-        <w:t>Participación en las actividades regulares del departamento y apoyo en el cierre administrativo del período, asistiendo en la organización final de expedientes del ciclo.</w:t>
-      </w:r>
-    </w:p>
-    <w:p>
-      <w:pPr>
-        <w:spacing w:line="360" w:lineRule="auto"/>
-        <w:ind w:firstLine="709"/>
-        <w:jc w:val="both"/>
-      </w:pPr>
-      <w:r>
-        <w:rPr>
-          <w:rFonts w:ascii="Times New Roman" w:hAnsi="Times New Roman"/>
-          <w:sz w:val="24"/>
-        </w:rPr>
-        <w:t xml:space="preserve">2. </w:t>
-      </w:r>
-      <w:r>
-        <w:rPr>
-          <w:rFonts w:ascii="Times New Roman" w:hAnsi="Times New Roman"/>
-          <w:b/>
-          <w:sz w:val="24"/>
-        </w:rPr>
-        <w:t xml:space="preserve">Actividad de investigación: </w:t>
-      </w:r>
-      <w:r>
-        <w:rPr>
-          <w:rFonts w:ascii="Times New Roman" w:hAnsi="Times New Roman"/>
-          <w:sz w:val="24"/>
-        </w:rPr>
-        <w:t>Redacción del informe técnico de pasantías, elaboración de los manuales de usuario y estructuración definitiva del código fuente para entrega.</w:t>
-      </w:r>
-    </w:p>
-    <w:p>
-      <w:pPr>
-        <w:spacing w:before="480" w:after="480" w:line="360" w:lineRule="auto"/>
-        <w:jc w:val="left"/>
-      </w:pPr>
-      <w:r>
-        <w:rPr>
-          <w:rFonts w:ascii="Times New Roman" w:hAnsi="Times New Roman"/>
-          <w:b/>
-          <w:sz w:val="24"/>
-        </w:rPr>
-        <w:t>Semana 9</w:t>
-      </w:r>
-    </w:p>
-    <w:p>
-      <w:pPr>
-        <w:spacing w:line="360" w:lineRule="auto"/>
-        <w:ind w:firstLine="709"/>
-        <w:jc w:val="both"/>
-      </w:pPr>
-      <w:r>
-        <w:rPr>
-          <w:rFonts w:ascii="Times New Roman" w:hAnsi="Times New Roman"/>
-          <w:sz w:val="24"/>
-        </w:rPr>
-        <w:t xml:space="preserve">1. </w:t>
-      </w:r>
-      <w:r>
-        <w:rPr>
-          <w:rFonts w:ascii="Times New Roman" w:hAnsi="Times New Roman"/>
-          <w:b/>
-          <w:sz w:val="24"/>
-        </w:rPr>
-        <w:t xml:space="preserve">Actividad operativa: </w:t>
-      </w:r>
-      <w:r>
-        <w:rPr>
-          <w:rFonts w:ascii="Times New Roman" w:hAnsi="Times New Roman"/>
-          <w:sz w:val="24"/>
-        </w:rPr>
-        <w:t>Presentación del prototipo funcional ante la tutora industrial para su evaluación, retroalimentación final y firma de la carta de aprobación del tutor industrial.</w:t>
-      </w:r>
-    </w:p>
-    <w:p>
-      <w:pPr>
-        <w:spacing w:line="360" w:lineRule="auto"/>
-        <w:ind w:firstLine="709"/>
-        <w:jc w:val="both"/>
-      </w:pPr>
-      <w:r>
-        <w:rPr>
-          <w:rFonts w:ascii="Times New Roman" w:hAnsi="Times New Roman"/>
-          <w:sz w:val="24"/>
-        </w:rPr>
-        <w:t xml:space="preserve">2. </w:t>
-      </w:r>
-      <w:r>
-        <w:rPr>
-          <w:rFonts w:ascii="Times New Roman" w:hAnsi="Times New Roman"/>
-          <w:b/>
-          <w:sz w:val="24"/>
-        </w:rPr>
-        <w:t xml:space="preserve">Actividad de investigación: </w:t>
-      </w:r>
-      <w:r>
-        <w:rPr>
-          <w:rFonts w:ascii="Times New Roman" w:hAnsi="Times New Roman"/>
-          <w:sz w:val="24"/>
-        </w:rPr>
-        <w:t>Consolidación y revisión final del informe académico, incorporación de observaciones del tutor industrial y preparación de los anexos definitivos para la entrega institucional.</w:t>
+          <w:i w:val="0"/>
+          <w:sz w:val="24"/>
+        </w:rPr>
+        <w:t>Arias (2012) complementa esta definición señalando que el proyecto factible no se limita a diagnosticar un problema, sino que avanza hasta proponer y en muchos casos desarrollar la solución, demostrando su aplicabilidad en el contexto real. El presente trabajo se enmarca en esta modalidad al partir de un diagnóstico situacional del flujo documental en Presidencia, proponer una arquitectura tecnológica específica y materializar un prototipo funcional del sistema como evidencia de la viabilidad de la propuesta.</w:t>
       </w:r>
     </w:p>
     <w:p>
@@ -7092,11 +6740,11 @@
           <w:b/>
           <w:sz w:val="24"/>
         </w:rPr>
-        <w:t>CAPÍTULO V</w:t>
+        <w:t>CAPÍTULO IV</w:t>
       </w:r>
     </w:p>
     <w:p>
-      <w:bookmarkStart w:id="bm_cap5" w:name="bm_cap5"/>
+      <w:bookmarkStart w:id="bm_cap4" w:name="bm_cap4"/>
       <w:pPr>
         <w:spacing w:before="480"/>
         <w:jc w:val="center"/>
@@ -7107,9 +6755,9 @@
           <w:b/>
           <w:sz w:val="24"/>
         </w:rPr>
-        <w:t>CONCLUSIONES Y RECOMENDACIONES</w:t>
-      </w:r>
-      <w:bookmarkEnd w:id="bm_cap5"/>
+        <w:t>ACTIVIDADES REALIZADAS</w:t>
+      </w:r>
+      <w:bookmarkEnd w:id="bm_cap4"/>
     </w:p>
     <w:p>
       <w:pPr>
@@ -7124,7 +6772,7 @@
       </w:pPr>
     </w:p>
     <w:p>
-      <w:bookmarkStart w:id="bm_cap5_concl" w:name="bm_cap5_concl"/>
+      <w:bookmarkStart w:id="bm_cap4_desc" w:name="bm_cap4_desc"/>
       <w:pPr>
         <w:spacing w:before="480" w:after="480" w:line="360" w:lineRule="auto"/>
         <w:jc w:val="left"/>
@@ -7135,9 +6783,38 @@
           <w:b/>
           <w:sz w:val="24"/>
         </w:rPr>
-        <w:t>Conclusiones</w:t>
-      </w:r>
-      <w:bookmarkEnd w:id="bm_cap5_concl"/>
+        <w:t>Descripción de Actividades Ejecutadas por Semana</w:t>
+      </w:r>
+      <w:bookmarkEnd w:id="bm_cap4_desc"/>
+    </w:p>
+    <w:p>
+      <w:pPr>
+        <w:spacing w:line="360" w:lineRule="auto" w:after="0" w:before="0"/>
+        <w:ind w:firstLine="709"/>
+        <w:jc w:val="both"/>
+      </w:pPr>
+      <w:r>
+        <w:rPr>
+          <w:rFonts w:ascii="Times New Roman" w:hAnsi="Times New Roman"/>
+          <w:i w:val="0"/>
+          <w:sz w:val="24"/>
+        </w:rPr>
+        <w:t>Durante las nueve (9) semanas de práctica profesional, se ejecutaron fases sucesivas de análisis, diseño y desarrollo de software, integrando la operativa departamental con la investigación técnica:</w:t>
+      </w:r>
+    </w:p>
+    <w:p>
+      <w:pPr>
+        <w:spacing w:before="480" w:after="480" w:line="360" w:lineRule="auto"/>
+        <w:jc w:val="left"/>
+      </w:pPr>
+      <w:r>
+        <w:rPr>
+          <w:rFonts w:ascii="Times New Roman" w:hAnsi="Times New Roman"/>
+          <w:b/>
+          <w:sz w:val="24"/>
+        </w:rPr>
+        <w:t>Semana 1</w:t>
+      </w:r>
     </w:p>
     <w:p>
       <w:pPr>
@@ -7155,9 +6832,17 @@
       <w:r>
         <w:rPr>
           <w:rFonts w:ascii="Times New Roman" w:hAnsi="Times New Roman"/>
-          <w:sz w:val="24"/>
-        </w:rPr>
-        <w:t>Se diagnosticó que la dependencia del registro manual en hojas de cálculo genera cuellos de botella en escenarios de alta concurrencia documental, propiciando la duplicación de datos y la omisión de movimientos críticos que comprometen la trazabilidad del flujo en Presidencia.</w:t>
+          <w:b/>
+          <w:sz w:val="24"/>
+        </w:rPr>
+        <w:t xml:space="preserve">Actividad operativa: </w:t>
+      </w:r>
+      <w:r>
+        <w:rPr>
+          <w:rFonts w:ascii="Times New Roman" w:hAnsi="Times New Roman"/>
+          <w:sz w:val="24"/>
+        </w:rPr>
+        <w:t>Inducción institucional por la Gerencia de Recursos Humanos, recorrido por las instalaciones del área administrativa, presentación del equipo de trabajo y revisión de protocolos de seguridad, confidencialidad y manejo de información.</w:t>
       </w:r>
     </w:p>
     <w:p>
@@ -7176,9 +6861,31 @@
       <w:r>
         <w:rPr>
           <w:rFonts w:ascii="Times New Roman" w:hAnsi="Times New Roman"/>
-          <w:sz w:val="24"/>
-        </w:rPr>
-        <w:t>Se determinó que los requerimientos funcionales del sistema giran en torno a tres módulos esenciales: registro de ingreso y egreso de expedientes, consulta de historial por proceso administrativo y generación automática de reportes gerenciales, todos sustentados en una estructura relacional 1:N entre procesos y documentos.</w:t>
+          <w:b/>
+          <w:sz w:val="24"/>
+        </w:rPr>
+        <w:t xml:space="preserve">Actividad de investigación: </w:t>
+      </w:r>
+      <w:r>
+        <w:rPr>
+          <w:rFonts w:ascii="Times New Roman" w:hAnsi="Times New Roman"/>
+          <w:sz w:val="24"/>
+        </w:rPr>
+        <w:t>Observación directa y mapeo del ciclo de vida de los documentos en Presidencia, detección de fallas procedimentales en el registro manual y levantamiento de los campos y atributos requeridos para la base de datos de trazabilidad.</w:t>
+      </w:r>
+    </w:p>
+    <w:p>
+      <w:pPr>
+        <w:spacing w:before="480" w:after="480" w:line="360" w:lineRule="auto"/>
+        <w:jc w:val="left"/>
+      </w:pPr>
+      <w:r>
+        <w:rPr>
+          <w:rFonts w:ascii="Times New Roman" w:hAnsi="Times New Roman"/>
+          <w:b/>
+          <w:sz w:val="24"/>
+        </w:rPr>
+        <w:t>Semana 2</w:t>
       </w:r>
     </w:p>
     <w:p>
@@ -7192,14 +6899,22 @@
           <w:rFonts w:ascii="Times New Roman" w:hAnsi="Times New Roman"/>
           <w:sz w:val="24"/>
         </w:rPr>
-        <w:t xml:space="preserve">3. </w:t>
-      </w:r>
-      <w:r>
-        <w:rPr>
-          <w:rFonts w:ascii="Times New Roman" w:hAnsi="Times New Roman"/>
-          <w:sz w:val="24"/>
-        </w:rPr>
-        <w:t>Se diseñó una arquitectura lógica basada en el modelo relacional normalizado con SQLite como motor de persistencia y una interfaz gráfica desarrollada en código HTML, logrando una solución técnicamente coherente con las restricciones operativas del entorno corporativo.</w:t>
+        <w:t xml:space="preserve">1. </w:t>
+      </w:r>
+      <w:r>
+        <w:rPr>
+          <w:rFonts w:ascii="Times New Roman" w:hAnsi="Times New Roman"/>
+          <w:b/>
+          <w:sz w:val="24"/>
+        </w:rPr>
+        <w:t xml:space="preserve">Actividad operativa: </w:t>
+      </w:r>
+      <w:r>
+        <w:rPr>
+          <w:rFonts w:ascii="Times New Roman" w:hAnsi="Times New Roman"/>
+          <w:sz w:val="24"/>
+        </w:rPr>
+        <w:t>Transmisión, clasificación y registro manual de expedientes físicos en la hoja de cálculo institucional preexistente, y actualización continua de datos de nuevos documentos recibidos durante el período.</w:t>
       </w:r>
     </w:p>
     <w:p>
@@ -7213,18 +6928,25 @@
           <w:rFonts w:ascii="Times New Roman" w:hAnsi="Times New Roman"/>
           <w:sz w:val="24"/>
         </w:rPr>
-        <w:t xml:space="preserve">4. </w:t>
-      </w:r>
-      <w:r>
-        <w:rPr>
-          <w:rFonts w:ascii="Times New Roman" w:hAnsi="Times New Roman"/>
-          <w:sz w:val="24"/>
-        </w:rPr>
-        <w:t>Se desarrolló un prototipo funcional empaquetado con el framework Wails que demostró la viabilidad técnica de la propuesta, validando los flujos de registro, consulta y reporte sobre datos reales del Departamento de Presidencia.</w:t>
+        <w:t xml:space="preserve">2. </w:t>
+      </w:r>
+      <w:r>
+        <w:rPr>
+          <w:rFonts w:ascii="Times New Roman" w:hAnsi="Times New Roman"/>
+          <w:b/>
+          <w:sz w:val="24"/>
+        </w:rPr>
+        <w:t xml:space="preserve">Actividad de investigación: </w:t>
+      </w:r>
+      <w:r>
+        <w:rPr>
+          <w:rFonts w:ascii="Times New Roman" w:hAnsi="Times New Roman"/>
+          <w:sz w:val="24"/>
+        </w:rPr>
+        <w:t>Validación de requerimientos con el tutor industrial, construcción del diagrama Entidad-Relación, aplicación de las formas normales sobre el esquema propuesto y elaboración formal del diccionario de datos.</w:t>
       </w:r>
     </w:p>
     <w:p>
-      <w:bookmarkStart w:id="bm_cap5_recom" w:name="bm_cap5_recom"/>
       <w:pPr>
         <w:spacing w:before="480" w:after="480" w:line="360" w:lineRule="auto"/>
         <w:jc w:val="left"/>
@@ -7235,9 +6957,8 @@
           <w:b/>
           <w:sz w:val="24"/>
         </w:rPr>
-        <w:t>Recomendaciones</w:t>
-      </w:r>
-      <w:bookmarkEnd w:id="bm_cap5_recom"/>
+        <w:t>Semana 3</w:t>
+      </w:r>
     </w:p>
     <w:p>
       <w:pPr>
@@ -7255,9 +6976,17 @@
       <w:r>
         <w:rPr>
           <w:rFonts w:ascii="Times New Roman" w:hAnsi="Times New Roman"/>
-          <w:sz w:val="24"/>
-        </w:rPr>
-        <w:t>Ejecutar la migración progresiva de los registros históricos contenidos en las hojas de cálculo hacia la base de datos del nuevo sistema, preservando la trazabilidad de los expedientes anteriores al período de implementación.</w:t>
+          <w:b/>
+          <w:sz w:val="24"/>
+        </w:rPr>
+        <w:t xml:space="preserve">Actividad operativa: </w:t>
+      </w:r>
+      <w:r>
+        <w:rPr>
+          <w:rFonts w:ascii="Times New Roman" w:hAnsi="Times New Roman"/>
+          <w:sz w:val="24"/>
+        </w:rPr>
+        <w:t>Procesamiento y actualización del estatus de expedientes en el archivo Excel de la oficina, con apoyo administrativo en el control de documentos recibidos durante la semana.</w:t>
       </w:r>
     </w:p>
     <w:p>
@@ -7276,9 +7005,31 @@
       <w:r>
         <w:rPr>
           <w:rFonts w:ascii="Times New Roman" w:hAnsi="Times New Roman"/>
-          <w:sz w:val="24"/>
-        </w:rPr>
-        <w:t>Capacitar al personal administrativo del Departamento de Presidencia en el uso de las interfaces de registro, consulta y generación de reportes del sistema, garantizando la correcta apropiación tecnológica de la herramienta.</w:t>
+          <w:b/>
+          <w:sz w:val="24"/>
+        </w:rPr>
+        <w:t xml:space="preserve">Actividad de investigación: </w:t>
+      </w:r>
+      <w:r>
+        <w:rPr>
+          <w:rFonts w:ascii="Times New Roman" w:hAnsi="Times New Roman"/>
+          <w:sz w:val="24"/>
+        </w:rPr>
+        <w:t>Ejecución de la secuencia de comandos estructurales en SQLite, migración de registros históricos validados, construcción de formularios de captura y programación de consultas de trazabilidad con detección de limitaciones técnicas del entorno inicial.</w:t>
+      </w:r>
+    </w:p>
+    <w:p>
+      <w:pPr>
+        <w:spacing w:before="480" w:after="480" w:line="360" w:lineRule="auto"/>
+        <w:jc w:val="left"/>
+      </w:pPr>
+      <w:r>
+        <w:rPr>
+          <w:rFonts w:ascii="Times New Roman" w:hAnsi="Times New Roman"/>
+          <w:b/>
+          <w:sz w:val="24"/>
+        </w:rPr>
+        <w:t>Semana 4</w:t>
       </w:r>
     </w:p>
     <w:p>
@@ -7292,14 +7043,22 @@
           <w:rFonts w:ascii="Times New Roman" w:hAnsi="Times New Roman"/>
           <w:sz w:val="24"/>
         </w:rPr>
-        <w:t xml:space="preserve">3. </w:t>
-      </w:r>
-      <w:r>
-        <w:rPr>
-          <w:rFonts w:ascii="Times New Roman" w:hAnsi="Times New Roman"/>
-          <w:sz w:val="24"/>
-        </w:rPr>
-        <w:t>Establecer rutinas periódicas de respaldo del archivo de base de datos (.sqlite) en una unidad de almacenamiento alternativa, con el fin de salvaguardar la integridad del historial documental ante eventuales fallas del equipo.</w:t>
+        <w:t xml:space="preserve">1. </w:t>
+      </w:r>
+      <w:r>
+        <w:rPr>
+          <w:rFonts w:ascii="Times New Roman" w:hAnsi="Times New Roman"/>
+          <w:b/>
+          <w:sz w:val="24"/>
+        </w:rPr>
+        <w:t xml:space="preserve">Actividad operativa: </w:t>
+      </w:r>
+      <w:r>
+        <w:rPr>
+          <w:rFonts w:ascii="Times New Roman" w:hAnsi="Times New Roman"/>
+          <w:sz w:val="24"/>
+        </w:rPr>
+        <w:t>Asistencia a la charla técnica sobre Identificación y Notificación de Peligros y Riesgos en Instalaciones y Puestos de Trabajo dictada por el departamento de SIAHO, y carga de expedientes recibidos en la hoja de cálculo.</w:t>
       </w:r>
     </w:p>
     <w:p>
@@ -7313,14 +7072,382 @@
           <w:rFonts w:ascii="Times New Roman" w:hAnsi="Times New Roman"/>
           <w:sz w:val="24"/>
         </w:rPr>
-        <w:t xml:space="preserve">4. </w:t>
-      </w:r>
-      <w:r>
-        <w:rPr>
-          <w:rFonts w:ascii="Times New Roman" w:hAnsi="Times New Roman"/>
-          <w:sz w:val="24"/>
-        </w:rPr>
-        <w:t>Extender el alcance del sistema en fases posteriores para incorporar notificaciones automáticas a los departamentos destinatarios una vez despachado el expediente firmado, optimizando la comunicación interdepartamental.</w:t>
+        <w:t xml:space="preserve">2. </w:t>
+      </w:r>
+      <w:r>
+        <w:rPr>
+          <w:rFonts w:ascii="Times New Roman" w:hAnsi="Times New Roman"/>
+          <w:b/>
+          <w:sz w:val="24"/>
+        </w:rPr>
+        <w:t xml:space="preserve">Actividad de investigación: </w:t>
+      </w:r>
+      <w:r>
+        <w:rPr>
+          <w:rFonts w:ascii="Times New Roman" w:hAnsi="Times New Roman"/>
+          <w:sz w:val="24"/>
+        </w:rPr>
+        <w:t>Programación del entorno visual de escritorio mediante tecnologías de marcado y estilos, sincronización del código fuente en plataforma de control de versiones y planificación estructural de los esquemas remanentes.</w:t>
+      </w:r>
+    </w:p>
+    <w:p>
+      <w:pPr>
+        <w:spacing w:before="480" w:after="480" w:line="360" w:lineRule="auto"/>
+        <w:jc w:val="left"/>
+      </w:pPr>
+      <w:r>
+        <w:rPr>
+          <w:rFonts w:ascii="Times New Roman" w:hAnsi="Times New Roman"/>
+          <w:b/>
+          <w:sz w:val="24"/>
+        </w:rPr>
+        <w:t>Semana 5</w:t>
+      </w:r>
+    </w:p>
+    <w:p>
+      <w:pPr>
+        <w:spacing w:line="360" w:lineRule="auto"/>
+        <w:ind w:firstLine="709"/>
+        <w:jc w:val="both"/>
+      </w:pPr>
+      <w:r>
+        <w:rPr>
+          <w:rFonts w:ascii="Times New Roman" w:hAnsi="Times New Roman"/>
+          <w:sz w:val="24"/>
+        </w:rPr>
+        <w:t xml:space="preserve">1. </w:t>
+      </w:r>
+      <w:r>
+        <w:rPr>
+          <w:rFonts w:ascii="Times New Roman" w:hAnsi="Times New Roman"/>
+          <w:b/>
+          <w:sz w:val="24"/>
+        </w:rPr>
+        <w:t xml:space="preserve">Actividad operativa: </w:t>
+      </w:r>
+      <w:r>
+        <w:rPr>
+          <w:rFonts w:ascii="Times New Roman" w:hAnsi="Times New Roman"/>
+          <w:sz w:val="24"/>
+        </w:rPr>
+        <w:t>Revisión ortográfica y de formato de correspondencia presidencial, y apoyo en la canalización de expedientes hacia su departamento de destino tras la firma presidencial.</w:t>
+      </w:r>
+    </w:p>
+    <w:p>
+      <w:pPr>
+        <w:spacing w:line="360" w:lineRule="auto"/>
+        <w:ind w:firstLine="709"/>
+        <w:jc w:val="both"/>
+      </w:pPr>
+      <w:r>
+        <w:rPr>
+          <w:rFonts w:ascii="Times New Roman" w:hAnsi="Times New Roman"/>
+          <w:sz w:val="24"/>
+        </w:rPr>
+        <w:t xml:space="preserve">2. </w:t>
+      </w:r>
+      <w:r>
+        <w:rPr>
+          <w:rFonts w:ascii="Times New Roman" w:hAnsi="Times New Roman"/>
+          <w:b/>
+          <w:sz w:val="24"/>
+        </w:rPr>
+        <w:t xml:space="preserve">Actividad de investigación: </w:t>
+      </w:r>
+      <w:r>
+        <w:rPr>
+          <w:rFonts w:ascii="Times New Roman" w:hAnsi="Times New Roman"/>
+          <w:sz w:val="24"/>
+        </w:rPr>
+        <w:t>Completación de los módulos visuales de consulta e historial de movimientos, integrando la lógica de visualización dinámica de expedientes por proceso administrativo.</w:t>
+      </w:r>
+    </w:p>
+    <w:p>
+      <w:pPr>
+        <w:spacing w:before="480" w:after="480" w:line="360" w:lineRule="auto"/>
+        <w:jc w:val="left"/>
+      </w:pPr>
+      <w:r>
+        <w:rPr>
+          <w:rFonts w:ascii="Times New Roman" w:hAnsi="Times New Roman"/>
+          <w:b/>
+          <w:sz w:val="24"/>
+        </w:rPr>
+        <w:t>Semana 6</w:t>
+      </w:r>
+    </w:p>
+    <w:p>
+      <w:pPr>
+        <w:spacing w:line="360" w:lineRule="auto"/>
+        <w:ind w:firstLine="709"/>
+        <w:jc w:val="both"/>
+      </w:pPr>
+      <w:r>
+        <w:rPr>
+          <w:rFonts w:ascii="Times New Roman" w:hAnsi="Times New Roman"/>
+          <w:sz w:val="24"/>
+        </w:rPr>
+        <w:t xml:space="preserve">1. </w:t>
+      </w:r>
+      <w:r>
+        <w:rPr>
+          <w:rFonts w:ascii="Times New Roman" w:hAnsi="Times New Roman"/>
+          <w:b/>
+          <w:sz w:val="24"/>
+        </w:rPr>
+        <w:t xml:space="preserve">Actividad operativa: </w:t>
+      </w:r>
+      <w:r>
+        <w:rPr>
+          <w:rFonts w:ascii="Times New Roman" w:hAnsi="Times New Roman"/>
+          <w:sz w:val="24"/>
+        </w:rPr>
+        <w:t>Colaboración en la revisión y despacho de correspondencia presidencial y apoyo en el registro de salida de expedientes firmados durante el período.</w:t>
+      </w:r>
+    </w:p>
+    <w:p>
+      <w:pPr>
+        <w:spacing w:line="360" w:lineRule="auto"/>
+        <w:ind w:firstLine="709"/>
+        <w:jc w:val="both"/>
+      </w:pPr>
+      <w:r>
+        <w:rPr>
+          <w:rFonts w:ascii="Times New Roman" w:hAnsi="Times New Roman"/>
+          <w:sz w:val="24"/>
+        </w:rPr>
+        <w:t xml:space="preserve">2. </w:t>
+      </w:r>
+      <w:r>
+        <w:rPr>
+          <w:rFonts w:ascii="Times New Roman" w:hAnsi="Times New Roman"/>
+          <w:b/>
+          <w:sz w:val="24"/>
+        </w:rPr>
+        <w:t xml:space="preserve">Actividad de investigación: </w:t>
+      </w:r>
+      <w:r>
+        <w:rPr>
+          <w:rFonts w:ascii="Times New Roman" w:hAnsi="Times New Roman"/>
+          <w:sz w:val="24"/>
+        </w:rPr>
+        <w:t>Empaquetado de la aplicación de escritorio mediante el framework Wails con integración de WebView2 portable, logrando un ejecutable autónomo sin dependencias de instalación en el equipo corporativo.</w:t>
+      </w:r>
+    </w:p>
+    <w:p>
+      <w:pPr>
+        <w:spacing w:before="480" w:after="480" w:line="360" w:lineRule="auto"/>
+        <w:jc w:val="left"/>
+      </w:pPr>
+      <w:r>
+        <w:rPr>
+          <w:rFonts w:ascii="Times New Roman" w:hAnsi="Times New Roman"/>
+          <w:b/>
+          <w:sz w:val="24"/>
+        </w:rPr>
+        <w:t>Semana 7</w:t>
+      </w:r>
+    </w:p>
+    <w:p>
+      <w:pPr>
+        <w:spacing w:line="360" w:lineRule="auto"/>
+        <w:ind w:firstLine="709"/>
+        <w:jc w:val="both"/>
+      </w:pPr>
+      <w:r>
+        <w:rPr>
+          <w:rFonts w:ascii="Times New Roman" w:hAnsi="Times New Roman"/>
+          <w:sz w:val="24"/>
+        </w:rPr>
+        <w:t xml:space="preserve">1. </w:t>
+      </w:r>
+      <w:r>
+        <w:rPr>
+          <w:rFonts w:ascii="Times New Roman" w:hAnsi="Times New Roman"/>
+          <w:b/>
+          <w:sz w:val="24"/>
+        </w:rPr>
+        <w:t xml:space="preserve">Actividad operativa: </w:t>
+      </w:r>
+      <w:r>
+        <w:rPr>
+          <w:rFonts w:ascii="Times New Roman" w:hAnsi="Times New Roman"/>
+          <w:sz w:val="24"/>
+        </w:rPr>
+        <w:t>Apoyo en la elaboración manual de resúmenes de estatus de expedientes solicitados por la alta dirección, aplicando los registros de la hoja de cálculo del departamento.</w:t>
+      </w:r>
+    </w:p>
+    <w:p>
+      <w:pPr>
+        <w:spacing w:line="360" w:lineRule="auto"/>
+        <w:ind w:firstLine="709"/>
+        <w:jc w:val="both"/>
+      </w:pPr>
+      <w:r>
+        <w:rPr>
+          <w:rFonts w:ascii="Times New Roman" w:hAnsi="Times New Roman"/>
+          <w:sz w:val="24"/>
+        </w:rPr>
+        <w:t xml:space="preserve">2. </w:t>
+      </w:r>
+      <w:r>
+        <w:rPr>
+          <w:rFonts w:ascii="Times New Roman" w:hAnsi="Times New Roman"/>
+          <w:b/>
+          <w:sz w:val="24"/>
+        </w:rPr>
+        <w:t xml:space="preserve">Actividad de investigación: </w:t>
+      </w:r>
+      <w:r>
+        <w:rPr>
+          <w:rFonts w:ascii="Times New Roman" w:hAnsi="Times New Roman"/>
+          <w:sz w:val="24"/>
+        </w:rPr>
+        <w:t>Ejecución de pruebas de validación funcional del sistema, depuración de errores y verificación del correcto funcionamiento de los módulos de registro, trazabilidad y generación de reportes sobre datos reales.</w:t>
+      </w:r>
+    </w:p>
+    <w:p>
+      <w:pPr>
+        <w:spacing w:before="480" w:after="480" w:line="360" w:lineRule="auto"/>
+        <w:jc w:val="left"/>
+      </w:pPr>
+      <w:r>
+        <w:rPr>
+          <w:rFonts w:ascii="Times New Roman" w:hAnsi="Times New Roman"/>
+          <w:b/>
+          <w:sz w:val="24"/>
+        </w:rPr>
+        <w:t>Semana 8</w:t>
+      </w:r>
+    </w:p>
+    <w:p>
+      <w:pPr>
+        <w:spacing w:line="360" w:lineRule="auto"/>
+        <w:ind w:firstLine="709"/>
+        <w:jc w:val="both"/>
+      </w:pPr>
+      <w:r>
+        <w:rPr>
+          <w:rFonts w:ascii="Times New Roman" w:hAnsi="Times New Roman"/>
+          <w:sz w:val="24"/>
+        </w:rPr>
+        <w:t xml:space="preserve">1. </w:t>
+      </w:r>
+      <w:r>
+        <w:rPr>
+          <w:rFonts w:ascii="Times New Roman" w:hAnsi="Times New Roman"/>
+          <w:b/>
+          <w:sz w:val="24"/>
+        </w:rPr>
+        <w:t xml:space="preserve">Actividad operativa: </w:t>
+      </w:r>
+      <w:r>
+        <w:rPr>
+          <w:rFonts w:ascii="Times New Roman" w:hAnsi="Times New Roman"/>
+          <w:sz w:val="24"/>
+        </w:rPr>
+        <w:t>Participación en las actividades regulares del departamento y apoyo en el cierre administrativo del período, asistiendo en la organización final de expedientes del ciclo.</w:t>
+      </w:r>
+    </w:p>
+    <w:p>
+      <w:pPr>
+        <w:spacing w:line="360" w:lineRule="auto"/>
+        <w:ind w:firstLine="709"/>
+        <w:jc w:val="both"/>
+      </w:pPr>
+      <w:r>
+        <w:rPr>
+          <w:rFonts w:ascii="Times New Roman" w:hAnsi="Times New Roman"/>
+          <w:sz w:val="24"/>
+        </w:rPr>
+        <w:t xml:space="preserve">2. </w:t>
+      </w:r>
+      <w:r>
+        <w:rPr>
+          <w:rFonts w:ascii="Times New Roman" w:hAnsi="Times New Roman"/>
+          <w:b/>
+          <w:sz w:val="24"/>
+        </w:rPr>
+        <w:t xml:space="preserve">Actividad de investigación: </w:t>
+      </w:r>
+      <w:r>
+        <w:rPr>
+          <w:rFonts w:ascii="Times New Roman" w:hAnsi="Times New Roman"/>
+          <w:sz w:val="24"/>
+        </w:rPr>
+        <w:t>Redacción del informe técnico de pasantías, elaboración de los manuales de usuario y estructuración definitiva del código fuente para entrega.</w:t>
+      </w:r>
+    </w:p>
+    <w:p>
+      <w:pPr>
+        <w:spacing w:before="480" w:after="480" w:line="360" w:lineRule="auto"/>
+        <w:jc w:val="left"/>
+      </w:pPr>
+      <w:r>
+        <w:rPr>
+          <w:rFonts w:ascii="Times New Roman" w:hAnsi="Times New Roman"/>
+          <w:b/>
+          <w:sz w:val="24"/>
+        </w:rPr>
+        <w:t>Semana 9</w:t>
+      </w:r>
+    </w:p>
+    <w:p>
+      <w:pPr>
+        <w:spacing w:line="360" w:lineRule="auto"/>
+        <w:ind w:firstLine="709"/>
+        <w:jc w:val="both"/>
+      </w:pPr>
+      <w:r>
+        <w:rPr>
+          <w:rFonts w:ascii="Times New Roman" w:hAnsi="Times New Roman"/>
+          <w:sz w:val="24"/>
+        </w:rPr>
+        <w:t xml:space="preserve">1. </w:t>
+      </w:r>
+      <w:r>
+        <w:rPr>
+          <w:rFonts w:ascii="Times New Roman" w:hAnsi="Times New Roman"/>
+          <w:b/>
+          <w:sz w:val="24"/>
+        </w:rPr>
+        <w:t xml:space="preserve">Actividad operativa: </w:t>
+      </w:r>
+      <w:r>
+        <w:rPr>
+          <w:rFonts w:ascii="Times New Roman" w:hAnsi="Times New Roman"/>
+          <w:sz w:val="24"/>
+        </w:rPr>
+        <w:t>Presentación del prototipo funcional ante la tutora industrial para su evaluación, retroalimentación final y firma de la carta de aprobación del tutor industrial.</w:t>
+      </w:r>
+    </w:p>
+    <w:p>
+      <w:pPr>
+        <w:spacing w:line="360" w:lineRule="auto"/>
+        <w:ind w:firstLine="709"/>
+        <w:jc w:val="both"/>
+      </w:pPr>
+      <w:r>
+        <w:rPr>
+          <w:rFonts w:ascii="Times New Roman" w:hAnsi="Times New Roman"/>
+          <w:sz w:val="24"/>
+        </w:rPr>
+        <w:t xml:space="preserve">2. </w:t>
+      </w:r>
+      <w:r>
+        <w:rPr>
+          <w:rFonts w:ascii="Times New Roman" w:hAnsi="Times New Roman"/>
+          <w:b/>
+          <w:sz w:val="24"/>
+        </w:rPr>
+        <w:t xml:space="preserve">Actividad de investigación: </w:t>
+      </w:r>
+      <w:r>
+        <w:rPr>
+          <w:rFonts w:ascii="Times New Roman" w:hAnsi="Times New Roman"/>
+          <w:sz w:val="24"/>
+        </w:rPr>
+        <w:t>Consolidación y revisión final del informe académico, incorporación de observaciones del tutor industrial y preparación de los anexos definitivos para la entrega institucional.</w:t>
       </w:r>
     </w:p>
     <w:p>
@@ -7337,7 +7464,6 @@
       </w:pPr>
     </w:p>
     <w:p>
-      <w:bookmarkStart w:id="bm_referencias" w:name="bm_referencias"/>
       <w:pPr>
         <w:spacing w:before="1140" w:after="480"/>
         <w:jc w:val="center"/>
@@ -7348,9 +7474,24 @@
           <w:b/>
           <w:sz w:val="24"/>
         </w:rPr>
-        <w:t>REFERENCIAS</w:t>
-      </w:r>
-      <w:bookmarkEnd w:id="bm_referencias"/>
+        <w:t>CAPÍTULO V</w:t>
+      </w:r>
+    </w:p>
+    <w:p>
+      <w:bookmarkStart w:id="bm_cap5" w:name="bm_cap5"/>
+      <w:pPr>
+        <w:spacing w:before="480"/>
+        <w:jc w:val="center"/>
+      </w:pPr>
+      <w:r>
+        <w:rPr>
+          <w:rFonts w:ascii="Times New Roman" w:hAnsi="Times New Roman"/>
+          <w:b/>
+          <w:sz w:val="24"/>
+        </w:rPr>
+        <w:t>CONCLUSIONES Y RECOMENDACIONES</w:t>
+      </w:r>
+      <w:bookmarkEnd w:id="bm_cap5"/>
     </w:p>
     <w:p>
       <w:pPr>
@@ -7365,14 +7506,25 @@
       </w:pPr>
     </w:p>
     <w:p>
-      <w:pPr>
-        <w:spacing w:before="480" w:after="0"/>
-      </w:pPr>
+      <w:bookmarkStart w:id="bm_cap5_concl" w:name="bm_cap5_concl"/>
+      <w:pPr>
+        <w:spacing w:before="480" w:after="480" w:line="360" w:lineRule="auto"/>
+        <w:jc w:val="left"/>
+      </w:pPr>
+      <w:r>
+        <w:rPr>
+          <w:rFonts w:ascii="Times New Roman" w:hAnsi="Times New Roman"/>
+          <w:b/>
+          <w:sz w:val="24"/>
+        </w:rPr>
+        <w:t>Conclusiones</w:t>
+      </w:r>
+      <w:bookmarkEnd w:id="bm_cap5_concl"/>
     </w:p>
     <w:p>
       <w:pPr>
-        <w:spacing w:line="240" w:lineRule="auto" w:after="480" w:before="0"/>
-        <w:ind w:left="425" w:hanging="425"/>
+        <w:spacing w:line="360" w:lineRule="auto"/>
+        <w:ind w:firstLine="709"/>
         <w:jc w:val="both"/>
       </w:pPr>
       <w:r>
@@ -7380,13 +7532,20 @@
           <w:rFonts w:ascii="Times New Roman" w:hAnsi="Times New Roman"/>
           <w:sz w:val="24"/>
         </w:rPr>
-        <w:t>Arias, F. (2012). El proyecto de investigación: Introducción a la metodología científica (6ta ed.). Episteme, Venezuela.</w:t>
+        <w:t xml:space="preserve">1. </w:t>
+      </w:r>
+      <w:r>
+        <w:rPr>
+          <w:rFonts w:ascii="Times New Roman" w:hAnsi="Times New Roman"/>
+          <w:sz w:val="24"/>
+        </w:rPr>
+        <w:t>Se diagnosticó que la dependencia del registro manual en hojas de cálculo genera cuellos de botella en escenarios de alta concurrencia documental, propiciando la duplicación de datos y la omisión de movimientos críticos que comprometen la trazabilidad del flujo en Presidencia.</w:t>
       </w:r>
     </w:p>
     <w:p>
       <w:pPr>
-        <w:spacing w:line="240" w:lineRule="auto" w:after="480" w:before="0"/>
-        <w:ind w:left="425" w:hanging="425"/>
+        <w:spacing w:line="360" w:lineRule="auto"/>
+        <w:ind w:firstLine="709"/>
         <w:jc w:val="both"/>
       </w:pPr>
       <w:r>
@@ -7394,13 +7553,20 @@
           <w:rFonts w:ascii="Times New Roman" w:hAnsi="Times New Roman"/>
           <w:sz w:val="24"/>
         </w:rPr>
-        <w:t>Codd, E. F. (1970). A relational model of data for large shared data banks. Communications of the ACM, 13(6), 377-387.</w:t>
+        <w:t xml:space="preserve">2. </w:t>
+      </w:r>
+      <w:r>
+        <w:rPr>
+          <w:rFonts w:ascii="Times New Roman" w:hAnsi="Times New Roman"/>
+          <w:sz w:val="24"/>
+        </w:rPr>
+        <w:t>Se determinó que los requerimientos funcionales del sistema giran en torno a tres módulos esenciales: registro de ingreso y egreso de expedientes, consulta de historial por proceso administrativo y generación automática de reportes gerenciales, todos sustentados en una estructura relacional 1:N entre procesos y documentos.</w:t>
       </w:r>
     </w:p>
     <w:p>
       <w:pPr>
-        <w:spacing w:line="240" w:lineRule="auto" w:after="480" w:before="0"/>
-        <w:ind w:left="425" w:hanging="425"/>
+        <w:spacing w:line="360" w:lineRule="auto"/>
+        <w:ind w:firstLine="709"/>
         <w:jc w:val="both"/>
       </w:pPr>
       <w:r>
@@ -7408,13 +7574,20 @@
           <w:rFonts w:ascii="Times New Roman" w:hAnsi="Times New Roman"/>
           <w:sz w:val="24"/>
         </w:rPr>
-        <w:t>Cruz Mundet, J. R. (2011). Administración de documentos y archivos: Textos fundamentales. Coordinadora de Asociaciones de Archiveros, España.</w:t>
+        <w:t xml:space="preserve">3. </w:t>
+      </w:r>
+      <w:r>
+        <w:rPr>
+          <w:rFonts w:ascii="Times New Roman" w:hAnsi="Times New Roman"/>
+          <w:sz w:val="24"/>
+        </w:rPr>
+        <w:t>Se diseñó una arquitectura lógica basada en el modelo relacional normalizado con SQLite como motor de persistencia y una interfaz gráfica desarrollada en código HTML, logrando una solución técnicamente coherente con las restricciones operativas del entorno corporativo.</w:t>
       </w:r>
     </w:p>
     <w:p>
       <w:pPr>
-        <w:spacing w:line="240" w:lineRule="auto" w:after="480" w:before="0"/>
-        <w:ind w:left="425" w:hanging="425"/>
+        <w:spacing w:line="360" w:lineRule="auto"/>
+        <w:ind w:firstLine="709"/>
         <w:jc w:val="both"/>
       </w:pPr>
       <w:r>
@@ -7422,27 +7595,36 @@
           <w:rFonts w:ascii="Times New Roman" w:hAnsi="Times New Roman"/>
           <w:sz w:val="24"/>
         </w:rPr>
-        <w:t>Date, C. J. (2001). Introducción a los sistemas de bases de datos (7ma ed.). Pearson Educación, México.</w:t>
+        <w:t xml:space="preserve">4. </w:t>
+      </w:r>
+      <w:r>
+        <w:rPr>
+          <w:rFonts w:ascii="Times New Roman" w:hAnsi="Times New Roman"/>
+          <w:sz w:val="24"/>
+        </w:rPr>
+        <w:t>Se desarrolló un prototipo funcional empaquetado con el framework Wails que demostró la viabilidad técnica de la propuesta, validando los flujos de registro, consulta y reporte sobre datos reales del Departamento de Presidencia.</w:t>
       </w:r>
     </w:p>
     <w:p>
-      <w:pPr>
-        <w:spacing w:line="240" w:lineRule="auto" w:after="480" w:before="0"/>
-        <w:ind w:left="425" w:hanging="425"/>
-        <w:jc w:val="both"/>
-      </w:pPr>
-      <w:r>
-        <w:rPr>
-          <w:rFonts w:ascii="Times New Roman" w:hAnsi="Times New Roman"/>
-          <w:sz w:val="24"/>
-        </w:rPr>
-        <w:t>Gómez, R. (2019). Gestión Documental y Sistemas. Editorial Trillas, México.</w:t>
-      </w:r>
+      <w:bookmarkStart w:id="bm_cap5_recom" w:name="bm_cap5_recom"/>
+      <w:pPr>
+        <w:spacing w:before="480" w:after="480" w:line="360" w:lineRule="auto"/>
+        <w:jc w:val="left"/>
+      </w:pPr>
+      <w:r>
+        <w:rPr>
+          <w:rFonts w:ascii="Times New Roman" w:hAnsi="Times New Roman"/>
+          <w:b/>
+          <w:sz w:val="24"/>
+        </w:rPr>
+        <w:t>Recomendaciones</w:t>
+      </w:r>
+      <w:bookmarkEnd w:id="bm_cap5_recom"/>
     </w:p>
     <w:p>
       <w:pPr>
-        <w:spacing w:line="240" w:lineRule="auto" w:after="480" w:before="0"/>
-        <w:ind w:left="425" w:hanging="425"/>
+        <w:spacing w:line="360" w:lineRule="auto"/>
+        <w:ind w:firstLine="709"/>
         <w:jc w:val="both"/>
       </w:pPr>
       <w:r>
@@ -7450,13 +7632,20 @@
           <w:rFonts w:ascii="Times New Roman" w:hAnsi="Times New Roman"/>
           <w:sz w:val="24"/>
         </w:rPr>
-        <w:t>Kendall, K., y Kendall, J. (2011). Análisis y diseño de sistemas (8va ed.). Pearson Educación, México.</w:t>
+        <w:t xml:space="preserve">1. </w:t>
+      </w:r>
+      <w:r>
+        <w:rPr>
+          <w:rFonts w:ascii="Times New Roman" w:hAnsi="Times New Roman"/>
+          <w:sz w:val="24"/>
+        </w:rPr>
+        <w:t>Ejecutar la migración progresiva de los registros históricos contenidos en las hojas de cálculo hacia la base de datos del nuevo sistema, preservando la trazabilidad de los expedientes anteriores al período de implementación.</w:t>
       </w:r>
     </w:p>
     <w:p>
       <w:pPr>
-        <w:spacing w:line="240" w:lineRule="auto" w:after="480" w:before="0"/>
-        <w:ind w:left="425" w:hanging="425"/>
+        <w:spacing w:line="360" w:lineRule="auto"/>
+        <w:ind w:firstLine="709"/>
         <w:jc w:val="both"/>
       </w:pPr>
       <w:r>
@@ -7464,13 +7653,20 @@
           <w:rFonts w:ascii="Times New Roman" w:hAnsi="Times New Roman"/>
           <w:sz w:val="24"/>
         </w:rPr>
-        <w:t>Laudon, K., y Laudon, J. (2016). Sistemas de información gerencial (14va ed.). Pearson Educación, México.</w:t>
+        <w:t xml:space="preserve">2. </w:t>
+      </w:r>
+      <w:r>
+        <w:rPr>
+          <w:rFonts w:ascii="Times New Roman" w:hAnsi="Times New Roman"/>
+          <w:sz w:val="24"/>
+        </w:rPr>
+        <w:t>Capacitar al personal administrativo del Departamento de Presidencia en el uso de las interfaces de registro, consulta y generación de reportes del sistema, garantizando la correcta apropiación tecnológica de la herramienta.</w:t>
       </w:r>
     </w:p>
     <w:p>
       <w:pPr>
-        <w:spacing w:line="240" w:lineRule="auto" w:after="480" w:before="0"/>
-        <w:ind w:left="425" w:hanging="425"/>
+        <w:spacing w:line="360" w:lineRule="auto"/>
+        <w:ind w:firstLine="709"/>
         <w:jc w:val="both"/>
       </w:pPr>
       <w:r>
@@ -7478,13 +7674,20 @@
           <w:rFonts w:ascii="Times New Roman" w:hAnsi="Times New Roman"/>
           <w:sz w:val="24"/>
         </w:rPr>
-        <w:t>Pressman, R. (2010). Ingeniería de Software: Un enfoque práctico (7ma ed.). McGraw-Hill, México.</w:t>
+        <w:t xml:space="preserve">3. </w:t>
+      </w:r>
+      <w:r>
+        <w:rPr>
+          <w:rFonts w:ascii="Times New Roman" w:hAnsi="Times New Roman"/>
+          <w:sz w:val="24"/>
+        </w:rPr>
+        <w:t>Establecer rutinas periódicas de respaldo del archivo de base de datos (.sqlite) en una unidad de almacenamiento alternativa, con el fin de salvaguardar la integridad del historial documental ante eventuales fallas del equipo.</w:t>
       </w:r>
     </w:p>
     <w:p>
       <w:pPr>
-        <w:spacing w:line="240" w:lineRule="auto" w:after="480" w:before="0"/>
-        <w:ind w:left="425" w:hanging="425"/>
+        <w:spacing w:line="360" w:lineRule="auto"/>
+        <w:ind w:firstLine="709"/>
         <w:jc w:val="both"/>
       </w:pPr>
       <w:r>
@@ -7492,7 +7695,14 @@
           <w:rFonts w:ascii="Times New Roman" w:hAnsi="Times New Roman"/>
           <w:sz w:val="24"/>
         </w:rPr>
-        <w:t>Universidad Pedagógica Experimental Libertador. (2016). Manual de trabajos de grado de especialización y maestría y tesis doctorales (5ta ed.). FEDUPEL, Venezuela.</w:t>
+        <w:t xml:space="preserve">4. </w:t>
+      </w:r>
+      <w:r>
+        <w:rPr>
+          <w:rFonts w:ascii="Times New Roman" w:hAnsi="Times New Roman"/>
+          <w:sz w:val="24"/>
+        </w:rPr>
+        <w:t>Extender el alcance del sistema en fases posteriores para incorporar notificaciones automáticas a los departamentos destinatarios una vez despachado el expediente firmado, optimizando la comunicación interdepartamental.</w:t>
       </w:r>
     </w:p>
     <w:p>
@@ -7509,20 +7719,20 @@
       </w:pPr>
     </w:p>
     <w:p>
-      <w:bookmarkStart w:id="bm_anexos" w:name="bm_anexos"/>
-      <w:pPr>
-        <w:spacing w:before="4740"/>
+      <w:bookmarkStart w:id="bm_referencias" w:name="bm_referencias"/>
+      <w:pPr>
+        <w:spacing w:before="1140" w:after="480"/>
         <w:jc w:val="center"/>
       </w:pPr>
       <w:r>
         <w:rPr>
           <w:rFonts w:ascii="Times New Roman" w:hAnsi="Times New Roman"/>
           <w:b/>
-          <w:sz w:val="32"/>
-        </w:rPr>
-        <w:t>ANEXOS</w:t>
-      </w:r>
-      <w:bookmarkEnd w:id="bm_anexos"/>
+          <w:sz w:val="24"/>
+        </w:rPr>
+        <w:t>REFERENCIAS</w:t>
+      </w:r>
+      <w:bookmarkEnd w:id="bm_referencias"/>
     </w:p>
     <w:p>
       <w:pPr>
@@ -7537,52 +7747,141 @@
       </w:pPr>
     </w:p>
     <w:p>
-      <w:bookmarkStart w:id="bm_anexoA" w:name="bm_anexoA"/>
-      <w:pPr>
-        <w:spacing w:before="0" w:after="480"/>
-        <w:jc w:val="center"/>
-      </w:pPr>
-      <w:bookmarkEnd w:id="bm_anexoA"/>
-      <w:r>
-        <w:rPr>
-          <w:rFonts w:ascii="Times New Roman" w:hAnsi="Times New Roman"/>
-          <w:b/>
-          <w:sz w:val="24"/>
-        </w:rPr>
-        <w:t>ANEXO A</w:t>
-      </w:r>
+      <w:pPr>
+        <w:spacing w:before="480" w:after="0"/>
+      </w:pPr>
     </w:p>
     <w:p>
       <w:pPr>
-        <w:spacing w:before="240" w:after="480"/>
-        <w:jc w:val="center"/>
-      </w:pPr>
-      <w:r>
-        <w:rPr>
-          <w:rFonts w:ascii="Times New Roman" w:hAnsi="Times New Roman"/>
-          <w:b/>
-          <w:sz w:val="24"/>
-        </w:rPr>
-        <w:t>[Diagrama Entidad-Relación de la Base de Datos]</w:t>
+        <w:spacing w:line="240" w:lineRule="auto" w:after="480" w:before="0"/>
+        <w:ind w:left="425" w:hanging="425"/>
+        <w:jc w:val="both"/>
+      </w:pPr>
+      <w:r>
+        <w:rPr>
+          <w:rFonts w:ascii="Times New Roman" w:hAnsi="Times New Roman"/>
+          <w:sz w:val="24"/>
+        </w:rPr>
+        <w:t>Arias, F. (2012). El proyecto de investigación: Introducción a la metodología científica (6ta ed.). Episteme, Venezuela.</w:t>
       </w:r>
     </w:p>
     <w:p>
       <w:pPr>
-        <w:jc w:val="center"/>
-      </w:pPr>
-      <w:r>
-        <w:rPr>
-          <w:rFonts w:ascii="Times New Roman" w:hAnsi="Times New Roman"/>
-          <w:i/>
-          <w:sz w:val="20"/>
-        </w:rPr>
-        <w:t>(Contenido elaborado por el estudiante)</w:t>
+        <w:spacing w:line="240" w:lineRule="auto" w:after="480" w:before="0"/>
+        <w:ind w:left="425" w:hanging="425"/>
+        <w:jc w:val="both"/>
+      </w:pPr>
+      <w:r>
+        <w:rPr>
+          <w:rFonts w:ascii="Times New Roman" w:hAnsi="Times New Roman"/>
+          <w:sz w:val="24"/>
+        </w:rPr>
+        <w:t>Codd, E. F. (1970). A relational model of data for large shared data banks. Communications of the ACM, 13(6), 377-387.</w:t>
       </w:r>
     </w:p>
     <w:p>
       <w:pPr>
+        <w:spacing w:line="240" w:lineRule="auto" w:after="480" w:before="0"/>
+        <w:ind w:left="425" w:hanging="425"/>
+        <w:jc w:val="both"/>
+      </w:pPr>
+      <w:r>
+        <w:rPr>
+          <w:rFonts w:ascii="Times New Roman" w:hAnsi="Times New Roman"/>
+          <w:sz w:val="24"/>
+        </w:rPr>
+        <w:t>Cruz Mundet, J. R. (2011). Administración de documentos y archivos: Textos fundamentales. Coordinadora de Asociaciones de Archiveros, España.</w:t>
+      </w:r>
+    </w:p>
+    <w:p>
+      <w:pPr>
+        <w:spacing w:line="240" w:lineRule="auto" w:after="480" w:before="0"/>
+        <w:ind w:left="425" w:hanging="425"/>
+        <w:jc w:val="both"/>
+      </w:pPr>
+      <w:r>
+        <w:rPr>
+          <w:rFonts w:ascii="Times New Roman" w:hAnsi="Times New Roman"/>
+          <w:sz w:val="24"/>
+        </w:rPr>
+        <w:t>Date, C. J. (2001). Introducción a los sistemas de bases de datos (7ma ed.). Pearson Educación, México.</w:t>
+      </w:r>
+    </w:p>
+    <w:p>
+      <w:pPr>
+        <w:spacing w:line="240" w:lineRule="auto" w:after="480" w:before="0"/>
+        <w:ind w:left="425" w:hanging="425"/>
+        <w:jc w:val="both"/>
+      </w:pPr>
+      <w:r>
+        <w:rPr>
+          <w:rFonts w:ascii="Times New Roman" w:hAnsi="Times New Roman"/>
+          <w:sz w:val="24"/>
+        </w:rPr>
+        <w:t>Gómez, R. (2019). Gestión Documental y Sistemas. Editorial Trillas, México.</w:t>
+      </w:r>
+    </w:p>
+    <w:p>
+      <w:pPr>
+        <w:spacing w:line="240" w:lineRule="auto" w:after="480" w:before="0"/>
+        <w:ind w:left="425" w:hanging="425"/>
+        <w:jc w:val="both"/>
+      </w:pPr>
+      <w:r>
+        <w:rPr>
+          <w:rFonts w:ascii="Times New Roman" w:hAnsi="Times New Roman"/>
+          <w:sz w:val="24"/>
+        </w:rPr>
+        <w:t>Kendall, K., y Kendall, J. (2011). Análisis y diseño de sistemas (8va ed.). Pearson Educación, México.</w:t>
+      </w:r>
+    </w:p>
+    <w:p>
+      <w:pPr>
+        <w:spacing w:line="240" w:lineRule="auto" w:after="480" w:before="0"/>
+        <w:ind w:left="425" w:hanging="425"/>
+        <w:jc w:val="both"/>
+      </w:pPr>
+      <w:r>
+        <w:rPr>
+          <w:rFonts w:ascii="Times New Roman" w:hAnsi="Times New Roman"/>
+          <w:sz w:val="24"/>
+        </w:rPr>
+        <w:t>Laudon, K., y Laudon, J. (2016). Sistemas de información gerencial (14va ed.). Pearson Educación, México.</w:t>
+      </w:r>
+    </w:p>
+    <w:p>
+      <w:pPr>
+        <w:spacing w:line="240" w:lineRule="auto" w:after="480" w:before="0"/>
+        <w:ind w:left="425" w:hanging="425"/>
+        <w:jc w:val="both"/>
+      </w:pPr>
+      <w:r>
+        <w:rPr>
+          <w:rFonts w:ascii="Times New Roman" w:hAnsi="Times New Roman"/>
+          <w:sz w:val="24"/>
+        </w:rPr>
+        <w:t>Pressman, R. (2010). Ingeniería de Software: Un enfoque práctico (7ma ed.). McGraw-Hill, México.</w:t>
+      </w:r>
+    </w:p>
+    <w:p>
+      <w:pPr>
+        <w:spacing w:line="240" w:lineRule="auto" w:after="480" w:before="0"/>
+        <w:ind w:left="425" w:hanging="425"/>
+        <w:jc w:val="both"/>
+      </w:pPr>
+      <w:r>
+        <w:rPr>
+          <w:rFonts w:ascii="Times New Roman" w:hAnsi="Times New Roman"/>
+          <w:sz w:val="24"/>
+        </w:rPr>
+        <w:t>Universidad Pedagógica Experimental Libertador. (2016). Manual de trabajos de grado de especialización y maestría y tesis doctorales (5ta ed.). FEDUPEL, Venezuela.</w:t>
+      </w:r>
+    </w:p>
+    <w:p>
+      <w:pPr>
         <w:sectPr>
           <w:footerReference w:type="default" r:id="rId45"/>
+          <w:type w:val="continuous"/>
           <w:pgSz w:w="12240" w:h="15840"/>
           <w:pgMar w:top="1701" w:right="1701" w:bottom="1701" w:left="2268" w:header="720" w:footer="720" w:gutter="0"/>
           <w:cols w:space="720"/>
@@ -7592,47 +7891,20 @@
       </w:pPr>
     </w:p>
     <w:p>
-      <w:bookmarkStart w:id="bm_anexoB" w:name="bm_anexoB"/>
-      <w:pPr>
-        <w:spacing w:before="0" w:after="480"/>
+      <w:bookmarkStart w:id="bm_anexos" w:name="bm_anexos"/>
+      <w:pPr>
+        <w:spacing w:before="4740"/>
         <w:jc w:val="center"/>
       </w:pPr>
-      <w:bookmarkEnd w:id="bm_anexoB"/>
       <w:r>
         <w:rPr>
           <w:rFonts w:ascii="Times New Roman" w:hAnsi="Times New Roman"/>
           <w:b/>
-          <w:sz w:val="24"/>
-        </w:rPr>
-        <w:t>ANEXO B</w:t>
-      </w:r>
-    </w:p>
-    <w:p>
-      <w:pPr>
-        <w:spacing w:before="240" w:after="480"/>
-        <w:jc w:val="center"/>
-      </w:pPr>
-      <w:r>
-        <w:rPr>
-          <w:rFonts w:ascii="Times New Roman" w:hAnsi="Times New Roman"/>
-          <w:b/>
-          <w:sz w:val="24"/>
-        </w:rPr>
-        <w:t>[Capturas de la Interfaz del Sistema (Wails/HTML)]</w:t>
-      </w:r>
-    </w:p>
-    <w:p>
-      <w:pPr>
-        <w:jc w:val="center"/>
-      </w:pPr>
-      <w:r>
-        <w:rPr>
-          <w:rFonts w:ascii="Times New Roman" w:hAnsi="Times New Roman"/>
-          <w:i/>
-          <w:sz w:val="20"/>
-        </w:rPr>
-        <w:t>(Contenido elaborado por el estudiante)</w:t>
-      </w:r>
+          <w:sz w:val="32"/>
+        </w:rPr>
+        <w:t>ANEXOS</w:t>
+      </w:r>
+      <w:bookmarkEnd w:id="bm_anexos"/>
     </w:p>
     <w:p>
       <w:pPr>
@@ -7647,19 +7919,19 @@
       </w:pPr>
     </w:p>
     <w:p>
-      <w:bookmarkStart w:id="bm_anexoC" w:name="bm_anexoC"/>
+      <w:bookmarkStart w:id="bm_anexoA" w:name="bm_anexoA"/>
       <w:pPr>
         <w:spacing w:before="0" w:after="480"/>
         <w:jc w:val="center"/>
       </w:pPr>
-      <w:bookmarkEnd w:id="bm_anexoC"/>
+      <w:bookmarkEnd w:id="bm_anexoA"/>
       <w:r>
         <w:rPr>
           <w:rFonts w:ascii="Times New Roman" w:hAnsi="Times New Roman"/>
           <w:b/>
           <w:sz w:val="24"/>
         </w:rPr>
-        <w:t>ANEXO C</w:t>
+        <w:t>ANEXO A</w:t>
       </w:r>
     </w:p>
     <w:p>
@@ -7673,7 +7945,7 @@
           <w:b/>
           <w:sz w:val="24"/>
         </w:rPr>
-        <w:t>[Memoria Fotográfica del Área de Presidencia]</w:t>
+        <w:t>[Diagrama Entidad-Relación de la Base de Datos]</w:t>
       </w:r>
     </w:p>
     <w:p>
@@ -7689,8 +7961,118 @@
         <w:t>(Contenido elaborado por el estudiante)</w:t>
       </w:r>
     </w:p>
+    <w:p>
+      <w:pPr>
+        <w:sectPr>
+          <w:footerReference w:type="default" r:id="rId47"/>
+          <w:pgSz w:w="12240" w:h="15840"/>
+          <w:pgMar w:top="1701" w:right="1701" w:bottom="1701" w:left="2268" w:header="720" w:footer="720" w:gutter="0"/>
+          <w:cols w:space="720"/>
+          <w:titlePg/>
+          <w:docGrid w:linePitch="360"/>
+        </w:sectPr>
+      </w:pPr>
+    </w:p>
+    <w:p>
+      <w:bookmarkStart w:id="bm_anexoB" w:name="bm_anexoB"/>
+      <w:pPr>
+        <w:spacing w:before="0" w:after="480"/>
+        <w:jc w:val="center"/>
+      </w:pPr>
+      <w:bookmarkEnd w:id="bm_anexoB"/>
+      <w:r>
+        <w:rPr>
+          <w:rFonts w:ascii="Times New Roman" w:hAnsi="Times New Roman"/>
+          <w:b/>
+          <w:sz w:val="24"/>
+        </w:rPr>
+        <w:t>ANEXO B</w:t>
+      </w:r>
+    </w:p>
+    <w:p>
+      <w:pPr>
+        <w:spacing w:before="240" w:after="480"/>
+        <w:jc w:val="center"/>
+      </w:pPr>
+      <w:r>
+        <w:rPr>
+          <w:rFonts w:ascii="Times New Roman" w:hAnsi="Times New Roman"/>
+          <w:b/>
+          <w:sz w:val="24"/>
+        </w:rPr>
+        <w:t>[Capturas de la Interfaz del Sistema (Wails/HTML)]</w:t>
+      </w:r>
+    </w:p>
+    <w:p>
+      <w:pPr>
+        <w:jc w:val="center"/>
+      </w:pPr>
+      <w:r>
+        <w:rPr>
+          <w:rFonts w:ascii="Times New Roman" w:hAnsi="Times New Roman"/>
+          <w:i/>
+          <w:sz w:val="20"/>
+        </w:rPr>
+        <w:t>(Contenido elaborado por el estudiante)</w:t>
+      </w:r>
+    </w:p>
+    <w:p>
+      <w:pPr>
+        <w:sectPr>
+          <w:footerReference w:type="default" r:id="rId48"/>
+          <w:pgSz w:w="12240" w:h="15840"/>
+          <w:pgMar w:top="1701" w:right="1701" w:bottom="1701" w:left="2268" w:header="720" w:footer="720" w:gutter="0"/>
+          <w:cols w:space="720"/>
+          <w:titlePg/>
+          <w:docGrid w:linePitch="360"/>
+        </w:sectPr>
+      </w:pPr>
+    </w:p>
+    <w:p>
+      <w:bookmarkStart w:id="bm_anexoC" w:name="bm_anexoC"/>
+      <w:pPr>
+        <w:spacing w:before="0" w:after="480"/>
+        <w:jc w:val="center"/>
+      </w:pPr>
+      <w:bookmarkEnd w:id="bm_anexoC"/>
+      <w:r>
+        <w:rPr>
+          <w:rFonts w:ascii="Times New Roman" w:hAnsi="Times New Roman"/>
+          <w:b/>
+          <w:sz w:val="24"/>
+        </w:rPr>
+        <w:t>ANEXO C</w:t>
+      </w:r>
+    </w:p>
+    <w:p>
+      <w:pPr>
+        <w:spacing w:before="240" w:after="480"/>
+        <w:jc w:val="center"/>
+      </w:pPr>
+      <w:r>
+        <w:rPr>
+          <w:rFonts w:ascii="Times New Roman" w:hAnsi="Times New Roman"/>
+          <w:b/>
+          <w:sz w:val="24"/>
+        </w:rPr>
+        <w:t>[Memoria Fotográfica del Área de Presidencia]</w:t>
+      </w:r>
+    </w:p>
+    <w:p>
+      <w:pPr>
+        <w:jc w:val="center"/>
+      </w:pPr>
+      <w:r>
+        <w:rPr>
+          <w:rFonts w:ascii="Times New Roman" w:hAnsi="Times New Roman"/>
+          <w:i/>
+          <w:sz w:val="20"/>
+        </w:rPr>
+        <w:t>(Contenido elaborado por el estudiante)</w:t>
+      </w:r>
+    </w:p>
     <w:sectPr>
-      <w:footerReference w:type="default" r:id="rId47"/>
+      <w:footerReference w:type="default" r:id="rId49"/>
       <w:pgSz w:w="12240" w:h="15840"/>
       <w:pgMar w:top="1701" w:right="1701" w:bottom="1701" w:left="2268" w:header="720" w:footer="720" w:gutter="0"/>
       <w:cols w:space="720"/>
@@ -7716,18 +8098,7 @@
   <w:p>
     <w:pPr>
       <w:pStyle w:val="Footer"/>
-      <w:jc w:val="center"/>
     </w:pPr>
-    <w:r>
-      <w:rPr>
-        <w:rFonts w:ascii="Times New Roman" w:hAnsi="Times New Roman"/>
-        <w:sz w:val="24"/>
-      </w:rPr>
-      <w:fldChar w:fldCharType="begin"/>
-      <w:instrText xml:space="preserve"> PAGE \* roman </w:instrText>
-      <w:fldChar w:fldCharType="separate"/>
-      <w:fldChar w:fldCharType="end"/>
-    </w:r>
   </w:p>
 </w:ftr>
 </file>
@@ -7965,7 +8336,7 @@
         <w:sz w:val="24"/>
       </w:rPr>
       <w:fldChar w:fldCharType="begin"/>
-      <w:instrText xml:space="preserve"> PAGE </w:instrText>
+      <w:instrText xml:space="preserve"> PAGE \* roman </w:instrText>
       <w:fldChar w:fldCharType="separate"/>
       <w:fldChar w:fldCharType="end"/>
     </w:r>
@@ -7986,7 +8357,7 @@
         <w:sz w:val="24"/>
       </w:rPr>
       <w:fldChar w:fldCharType="begin"/>
-      <w:instrText xml:space="preserve"> PAGE </w:instrText>
+      <w:instrText xml:space="preserve"> PAGE \* roman </w:instrText>
       <w:fldChar w:fldCharType="separate"/>
       <w:fldChar w:fldCharType="end"/>
     </w:r>
@@ -8309,6 +8680,48 @@
 </w:ftr>
 </file>
 
+<file path=word/footer37.xml><?xml version="1.0" encoding="utf-8"?>
+<w:ftr xmlns:m="http://schemas.openxmlformats.org/officeDocument/2006/math" xmlns:mc="http://schemas.openxmlformats.org/markup-compatibility/2006" xmlns:mo="http://schemas.microsoft.com/office/mac/office/2008/main" xmlns:mv="urn:schemas-microsoft-com:mac:vml" xmlns:o="urn:schemas-microsoft-com:office:office" xmlns:r="http://schemas.openxmlformats.org/officeDocument/2006/relationships" xmlns:v="urn:schemas-microsoft-com:vml" xmlns:w10="urn:schemas-microsoft-com:office:word" xmlns:w14="http://schemas.microsoft.com/office/word/2010/wordml" xmlns:w="http://schemas.openxmlformats.org/wordprocessingml/2006/main" xmlns:wne="http://schemas.microsoft.com/office/word/2006/wordml" xmlns:wp14="http://schemas.microsoft.com/office/word/2010/wordprocessingDrawing" xmlns:wp="http://schemas.openxmlformats.org/drawingml/2006/wordprocessingDrawing" xmlns:wpc="http://schemas.microsoft.com/office/word/2010/wordprocessingCanvas" xmlns:wpg="http://schemas.microsoft.com/office/word/2010/wordprocessingGroup" xmlns:wpi="http://schemas.microsoft.com/office/word/2010/wordprocessingInk" xmlns:wps="http://schemas.microsoft.com/office/word/2010/wordprocessingShape" mc:Ignorable="w14 wp14">
+  <w:p>
+    <w:pPr>
+      <w:pStyle w:val="Footer"/>
+      <w:jc w:val="center"/>
+    </w:pPr>
+    <w:r>
+      <w:rPr>
+        <w:rFonts w:ascii="Times New Roman" w:hAnsi="Times New Roman"/>
+        <w:sz w:val="24"/>
+      </w:rPr>
+      <w:fldChar w:fldCharType="begin"/>
+      <w:instrText xml:space="preserve"> PAGE </w:instrText>
+      <w:fldChar w:fldCharType="separate"/>
+      <w:fldChar w:fldCharType="end"/>
+    </w:r>
+  </w:p>
+</w:ftr>
+</file>
+
+<file path=word/footer38.xml><?xml version="1.0" encoding="utf-8"?>
+<w:ftr xmlns:m="http://schemas.openxmlformats.org/officeDocument/2006/math" xmlns:mc="http://schemas.openxmlformats.org/markup-compatibility/2006" xmlns:mo="http://schemas.microsoft.com/office/mac/office/2008/main" xmlns:mv="urn:schemas-microsoft-com:mac:vml" xmlns:o="urn:schemas-microsoft-com:office:office" xmlns:r="http://schemas.openxmlformats.org/officeDocument/2006/relationships" xmlns:v="urn:schemas-microsoft-com:vml" xmlns:w10="urn:schemas-microsoft-com:office:word" xmlns:w14="http://schemas.microsoft.com/office/word/2010/wordml" xmlns:w="http://schemas.openxmlformats.org/wordprocessingml/2006/main" xmlns:wne="http://schemas.microsoft.com/office/word/2006/wordml" xmlns:wp14="http://schemas.microsoft.com/office/word/2010/wordprocessingDrawing" xmlns:wp="http://schemas.openxmlformats.org/drawingml/2006/wordprocessingDrawing" xmlns:wpc="http://schemas.microsoft.com/office/word/2010/wordprocessingCanvas" xmlns:wpg="http://schemas.microsoft.com/office/word/2010/wordprocessingGroup" xmlns:wpi="http://schemas.microsoft.com/office/word/2010/wordprocessingInk" xmlns:wps="http://schemas.microsoft.com/office/word/2010/wordprocessingShape" mc:Ignorable="w14 wp14">
+  <w:p>
+    <w:pPr>
+      <w:pStyle w:val="Footer"/>
+      <w:jc w:val="center"/>
+    </w:pPr>
+    <w:r>
+      <w:rPr>
+        <w:rFonts w:ascii="Times New Roman" w:hAnsi="Times New Roman"/>
+        <w:sz w:val="24"/>
+      </w:rPr>
+      <w:fldChar w:fldCharType="begin"/>
+      <w:instrText xml:space="preserve"> PAGE </w:instrText>
+      <w:fldChar w:fldCharType="separate"/>
+      <w:fldChar w:fldCharType="end"/>
+    </w:r>
+  </w:p>
+</w:ftr>
+</file>
+
 <file path=word/footer4.xml><?xml version="1.0" encoding="utf-8"?>
 <w:ftr xmlns:m="http://schemas.openxmlformats.org/officeDocument/2006/math" xmlns:mc="http://schemas.openxmlformats.org/markup-compatibility/2006" xmlns:mo="http://schemas.microsoft.com/office/mac/office/2008/main" xmlns:mv="urn:schemas-microsoft-com:mac:vml" xmlns:o="urn:schemas-microsoft-com:office:office" xmlns:r="http://schemas.openxmlformats.org/officeDocument/2006/relationships" xmlns:v="urn:schemas-microsoft-com:vml" xmlns:w10="urn:schemas-microsoft-com:office:word" xmlns:w14="http://schemas.microsoft.com/office/word/2010/wordml" xmlns:w="http://schemas.openxmlformats.org/wordprocessingml/2006/main" xmlns:wne="http://schemas.microsoft.com/office/word/2006/wordml" xmlns:wp14="http://schemas.microsoft.com/office/word/2010/wordprocessingDrawing" xmlns:wp="http://schemas.openxmlformats.org/drawingml/2006/wordprocessingDrawing" xmlns:wpc="http://schemas.microsoft.com/office/word/2010/wordprocessingCanvas" xmlns:wpg="http://schemas.microsoft.com/office/word/2010/wordprocessingGroup" xmlns:wpi="http://schemas.microsoft.com/office/word/2010/wordprocessingInk" xmlns:wps="http://schemas.microsoft.com/office/word/2010/wordprocessingShape" mc:Ignorable="w14 wp14">
   <w:p>
@@ -8377,7 +8790,18 @@
   <w:p>
     <w:pPr>
       <w:pStyle w:val="Footer"/>
+      <w:jc w:val="center"/>
     </w:pPr>
+    <w:r>
+      <w:rPr>
+        <w:rFonts w:ascii="Times New Roman" w:hAnsi="Times New Roman"/>
+        <w:sz w:val="24"/>
+      </w:rPr>
+      <w:fldChar w:fldCharType="begin"/>
+      <w:instrText xml:space="preserve"> PAGE \* roman </w:instrText>
+      <w:fldChar w:fldCharType="separate"/>
+      <w:fldChar w:fldCharType="end"/>
+    </w:r>
   </w:p>
 </w:ftr>
 </file>
@@ -8387,7 +8811,18 @@
   <w:p>
     <w:pPr>
       <w:pStyle w:val="Footer"/>
+      <w:jc w:val="center"/>
     </w:pPr>
+    <w:r>
+      <w:rPr>
+        <w:rFonts w:ascii="Times New Roman" w:hAnsi="Times New Roman"/>
+        <w:sz w:val="24"/>
+      </w:rPr>
+      <w:fldChar w:fldCharType="begin"/>
+      <w:instrText xml:space="preserve"> PAGE \* roman </w:instrText>
+      <w:fldChar w:fldCharType="separate"/>
+      <w:fldChar w:fldCharType="end"/>
+    </w:r>
   </w:p>
 </w:ftr>
 </file>
@@ -8397,18 +8832,7 @@
   <w:p>
     <w:pPr>
       <w:pStyle w:val="Footer"/>
-      <w:jc w:val="center"/>
     </w:pPr>
-    <w:r>
-      <w:rPr>
-        <w:rFonts w:ascii="Times New Roman" w:hAnsi="Times New Roman"/>
-        <w:sz w:val="24"/>
-      </w:rPr>
-      <w:fldChar w:fldCharType="begin"/>
-      <w:instrText xml:space="preserve"> PAGE \* roman </w:instrText>
-      <w:fldChar w:fldCharType="separate"/>
-      <w:fldChar w:fldCharType="end"/>
-    </w:r>
   </w:p>
 </w:ftr>
 </file>

--- a/juliano/reportes/Informe_Pasantia_IUTECP.docx
+++ b/juliano/reportes/Informe_Pasantia_IUTECP.docx
@@ -506,35 +506,44 @@
     <w:p/>
     <w:p/>
     <w:p/>
-    <w:p/>
+    <w:p>
+      <w:pPr>
+        <w:jc w:val="center"/>
+      </w:pPr>
+      <w:r>
+        <w:rPr>
+          <w:rFonts w:ascii="Times New Roman" w:hAnsi="Times New Roman"/>
+          <w:sz w:val="24"/>
+        </w:rPr>
+        <w:t>_______________________________________________________</w:t>
+      </w:r>
+    </w:p>
     <w:p/>
     <w:p>
       <w:pPr>
-        <w:tabs>
-          <w:tab w:pos="10205" w:val="left"/>
-        </w:tabs>
-        <w:jc w:val="left"/>
-      </w:pPr>
-      <w:r>
-        <w:rPr>
-          <w:rFonts w:ascii="Times New Roman" w:hAnsi="Times New Roman"/>
-          <w:sz w:val="24"/>
-        </w:rPr>
-        <w:t>Apellidos y Nombres</w:t>
-      </w:r>
-      <w:r>
-        <w:rPr>
-          <w:rFonts w:ascii="Times New Roman" w:hAnsi="Times New Roman"/>
-          <w:sz w:val="24"/>
-        </w:rPr>
-        <w:tab/>
-      </w:r>
-      <w:r>
-        <w:rPr>
-          <w:rFonts w:ascii="Times New Roman" w:hAnsi="Times New Roman"/>
-          <w:sz w:val="24"/>
-        </w:rPr>
-        <w:t>C.I.: _______________</w:t>
+        <w:spacing w:line="360" w:lineRule="auto"/>
+        <w:jc w:val="center"/>
+      </w:pPr>
+      <w:r>
+        <w:rPr>
+          <w:rFonts w:ascii="Times New Roman" w:hAnsi="Times New Roman"/>
+          <w:b/>
+          <w:sz w:val="24"/>
+        </w:rPr>
+        <w:t>Ing. Yasmin Sabaneta</w:t>
+      </w:r>
+    </w:p>
+    <w:p>
+      <w:pPr>
+        <w:spacing w:before="0"/>
+        <w:jc w:val="center"/>
+      </w:pPr>
+      <w:r>
+        <w:rPr>
+          <w:rFonts w:ascii="Times New Roman" w:hAnsi="Times New Roman"/>
+          <w:sz w:val="24"/>
+        </w:rPr>
+        <w:t>C.I.: 14.187.924</w:t>
       </w:r>
     </w:p>
     <w:p>
@@ -667,35 +676,44 @@
     <w:p/>
     <w:p/>
     <w:p/>
-    <w:p/>
+    <w:p>
+      <w:pPr>
+        <w:jc w:val="center"/>
+      </w:pPr>
+      <w:r>
+        <w:rPr>
+          <w:rFonts w:ascii="Times New Roman" w:hAnsi="Times New Roman"/>
+          <w:sz w:val="24"/>
+        </w:rPr>
+        <w:t>_______________________________________________________</w:t>
+      </w:r>
+    </w:p>
     <w:p/>
     <w:p>
       <w:pPr>
-        <w:tabs>
-          <w:tab w:pos="10205" w:val="left"/>
-        </w:tabs>
-        <w:jc w:val="left"/>
-      </w:pPr>
-      <w:r>
-        <w:rPr>
-          <w:rFonts w:ascii="Times New Roman" w:hAnsi="Times New Roman"/>
-          <w:sz w:val="24"/>
-        </w:rPr>
-        <w:t>Apellidos y Nombres</w:t>
-      </w:r>
-      <w:r>
-        <w:rPr>
-          <w:rFonts w:ascii="Times New Roman" w:hAnsi="Times New Roman"/>
-          <w:sz w:val="24"/>
-        </w:rPr>
-        <w:tab/>
-      </w:r>
-      <w:r>
-        <w:rPr>
-          <w:rFonts w:ascii="Times New Roman" w:hAnsi="Times New Roman"/>
-          <w:sz w:val="24"/>
-        </w:rPr>
-        <w:t>C.I.: _______________</w:t>
+        <w:spacing w:line="360" w:lineRule="auto"/>
+        <w:jc w:val="center"/>
+      </w:pPr>
+      <w:r>
+        <w:rPr>
+          <w:rFonts w:ascii="Times New Roman" w:hAnsi="Times New Roman"/>
+          <w:b/>
+          <w:sz w:val="24"/>
+        </w:rPr>
+        <w:t>Lic. Carlos Mendoza</w:t>
+      </w:r>
+    </w:p>
+    <w:p>
+      <w:pPr>
+        <w:spacing w:before="0"/>
+        <w:jc w:val="center"/>
+      </w:pPr>
+      <w:r>
+        <w:rPr>
+          <w:rFonts w:ascii="Times New Roman" w:hAnsi="Times New Roman"/>
+          <w:sz w:val="24"/>
+        </w:rPr>
+        <w:t>C.I.: 4.273.815</w:t>
       </w:r>
     </w:p>
     <w:p>

--- a/juliano/reportes/Informe_Pasantia_IUTECP.docx
+++ b/juliano/reportes/Informe_Pasantia_IUTECP.docx
@@ -154,7 +154,7 @@
     <w:p>
       <w:pPr>
         <w:sectPr>
-          <w:footerReference w:type="default" r:id="rId12"/>
+          <w:footerReference w:type="default" r:id="rId13"/>
           <w:pgSz w:w="12240" w:h="15840"/>
           <w:pgMar w:top="1701" w:right="1701" w:bottom="1701" w:left="2268" w:header="720" w:footer="720" w:gutter="0"/>
           <w:cols w:space="720"/>
@@ -379,176 +379,6 @@
     <w:p>
       <w:pPr>
         <w:sectPr>
-          <w:footerReference w:type="default" r:id="rId13"/>
-          <w:pgSz w:w="12240" w:h="15840"/>
-          <w:pgMar w:top="1701" w:right="1701" w:bottom="1701" w:left="2268" w:header="720" w:footer="720" w:gutter="0"/>
-          <w:cols w:space="720"/>
-          <w:titlePg/>
-          <w:docGrid w:linePitch="360"/>
-        </w:sectPr>
-      </w:pPr>
-    </w:p>
-    <w:p>
-      <w:pPr>
-        <w:spacing w:line="276" w:lineRule="auto" w:before="0" w:after="0"/>
-        <w:jc w:val="center"/>
-      </w:pPr>
-      <w:r>
-        <w:rPr>
-          <w:rFonts w:ascii="Times New Roman" w:hAnsi="Times New Roman"/>
-          <w:b/>
-          <w:sz w:val="24"/>
-        </w:rPr>
-        <w:t>REPÚBLICA BOLIVARIANA DE VENEZUELA</w:t>
-      </w:r>
-    </w:p>
-    <w:p>
-      <w:pPr>
-        <w:spacing w:line="276" w:lineRule="auto" w:before="0" w:after="0"/>
-        <w:jc w:val="center"/>
-      </w:pPr>
-      <w:r>
-        <w:rPr>
-          <w:rFonts w:ascii="Times New Roman" w:hAnsi="Times New Roman"/>
-          <w:b/>
-          <w:sz w:val="24"/>
-        </w:rPr>
-        <w:t>MINISTERIO DEL PODER POPULAR PARA LA EDUCACIÓN UNIVERSITARIA</w:t>
-      </w:r>
-    </w:p>
-    <w:p>
-      <w:pPr>
-        <w:spacing w:line="276" w:lineRule="auto" w:before="0" w:after="0"/>
-        <w:jc w:val="center"/>
-      </w:pPr>
-      <w:r>
-        <w:rPr>
-          <w:rFonts w:ascii="Times New Roman" w:hAnsi="Times New Roman"/>
-          <w:b/>
-          <w:sz w:val="24"/>
-        </w:rPr>
-        <w:t>INSTITUTO UNIVERSITARIO DE TECNOLOGÍA</w:t>
-      </w:r>
-    </w:p>
-    <w:p>
-      <w:pPr>
-        <w:spacing w:line="276" w:lineRule="auto" w:before="0" w:after="0"/>
-        <w:jc w:val="center"/>
-      </w:pPr>
-      <w:r>
-        <w:rPr>
-          <w:rFonts w:ascii="Times New Roman" w:hAnsi="Times New Roman"/>
-          <w:b/>
-          <w:sz w:val="24"/>
-        </w:rPr>
-        <w:t>"ELÍAS CALIXTO POMPA"</w:t>
-      </w:r>
-    </w:p>
-    <w:p>
-      <w:pPr>
-        <w:spacing w:line="276" w:lineRule="auto" w:before="0" w:after="0"/>
-        <w:jc w:val="center"/>
-      </w:pPr>
-      <w:r>
-        <w:rPr>
-          <w:rFonts w:ascii="Times New Roman" w:hAnsi="Times New Roman"/>
-          <w:b/>
-          <w:sz w:val="24"/>
-        </w:rPr>
-        <w:t>EL TIGRE, ESTADO ANZOÁTEGUI</w:t>
-      </w:r>
-    </w:p>
-    <w:p/>
-    <w:p>
-      <w:pPr>
-        <w:spacing w:before="480" w:after="480"/>
-        <w:jc w:val="center"/>
-      </w:pPr>
-      <w:r>
-        <w:rPr>
-          <w:rFonts w:ascii="Times New Roman" w:hAnsi="Times New Roman"/>
-          <w:b/>
-          <w:sz w:val="24"/>
-        </w:rPr>
-        <w:t>APROBACIÓN DEL TUTOR INDUSTRIAL</w:t>
-      </w:r>
-    </w:p>
-    <w:p>
-      <w:pPr>
-        <w:spacing w:line="360" w:lineRule="auto"/>
-        <w:ind w:firstLine="0"/>
-        <w:jc w:val="both"/>
-      </w:pPr>
-      <w:r>
-        <w:rPr>
-          <w:rFonts w:ascii="Times New Roman" w:hAnsi="Times New Roman"/>
-          <w:sz w:val="24"/>
-        </w:rPr>
-        <w:t>En mi carácter de tutor industrial del informe de pasantías presentado por: Juliano Cardona, de Cédula de Identidad V-32.281.199; para optar al grado de Técnico Superior Universitario en la especialidad de: Informática, cuyo título es; “DISEÑO DE UN SISTEMA PARA EL CONTROL, TRAZABILIDAD Y REPORTE DE MOVIMIENTOS DOCUMENTALES EN LA PRESIDENCIA DE LA EMPRESA MIXTA PETROLERA VENANGOCUPET, S.A.”, manifiesto que cumple con los requisitos exigidos por el Instituto Universitario de Tecnología “Elías Calixto Pompa” (IUTECP); y que, por lo tanto, considero que reúne los méritos suficientes para ser evaluado por el jurado que se decida designar a tal fin.</w:t>
-      </w:r>
-    </w:p>
-    <w:p/>
-    <w:p/>
-    <w:p>
-      <w:pPr>
-        <w:spacing w:line="360" w:lineRule="auto"/>
-        <w:jc w:val="left"/>
-      </w:pPr>
-      <w:r>
-        <w:rPr>
-          <w:rFonts w:ascii="Times New Roman" w:hAnsi="Times New Roman"/>
-          <w:sz w:val="24"/>
-        </w:rPr>
-        <w:t>En la Ciudad de El Tigre, a los ___ días del mes de _______ de 2026</w:t>
-      </w:r>
-    </w:p>
-    <w:p/>
-    <w:p/>
-    <w:p/>
-    <w:p/>
-    <w:p>
-      <w:pPr>
-        <w:jc w:val="center"/>
-      </w:pPr>
-      <w:r>
-        <w:rPr>
-          <w:rFonts w:ascii="Times New Roman" w:hAnsi="Times New Roman"/>
-          <w:sz w:val="24"/>
-        </w:rPr>
-        <w:t>_______________________________________________________</w:t>
-      </w:r>
-    </w:p>
-    <w:p/>
-    <w:p>
-      <w:pPr>
-        <w:spacing w:line="360" w:lineRule="auto"/>
-        <w:jc w:val="center"/>
-      </w:pPr>
-      <w:r>
-        <w:rPr>
-          <w:rFonts w:ascii="Times New Roman" w:hAnsi="Times New Roman"/>
-          <w:b/>
-          <w:sz w:val="24"/>
-        </w:rPr>
-        <w:t>Ing. Yasmin Sabaneta</w:t>
-      </w:r>
-    </w:p>
-    <w:p>
-      <w:pPr>
-        <w:spacing w:before="0"/>
-        <w:jc w:val="center"/>
-      </w:pPr>
-      <w:r>
-        <w:rPr>
-          <w:rFonts w:ascii="Times New Roman" w:hAnsi="Times New Roman"/>
-          <w:sz w:val="24"/>
-        </w:rPr>
-        <w:t>C.I.: 14.187.924</w:t>
-      </w:r>
-    </w:p>
-    <w:p>
-      <w:pPr>
-        <w:sectPr>
           <w:footerReference w:type="default" r:id="rId14"/>
           <w:pgSz w:w="12240" w:h="15840"/>
           <w:pgMar w:top="1701" w:right="1701" w:bottom="1701" w:left="2268" w:header="720" w:footer="720" w:gutter="0"/>
@@ -640,7 +470,7 @@
           <w:b/>
           <w:sz w:val="24"/>
         </w:rPr>
-        <w:t>APROBACIÓN DEL TUTOR ACADÉMICO</w:t>
+        <w:t>APROBACIÓN DEL TUTOR INDUSTRIAL</w:t>
       </w:r>
     </w:p>
     <w:p>
@@ -654,7 +484,7 @@
           <w:rFonts w:ascii="Times New Roman" w:hAnsi="Times New Roman"/>
           <w:sz w:val="24"/>
         </w:rPr>
-        <w:t>En mi carácter de tutor académico del informe de pasantías presentado por: Juliano Cardona, de Cédula de Identidad V-32.281.199; para optar al grado de Técnico Superior Universitario en la especialidad de: Informática, cuyo título es; “DISEÑO DE UN SISTEMA PARA EL CONTROL, TRAZABILIDAD Y REPORTE DE MOVIMIENTOS DOCUMENTALES EN LA PRESIDENCIA DE LA EMPRESA MIXTA PETROLERA VENANGOCUPET, S.A.”, manifiesto que cumple con los requisitos exigidos por el Instituto Universitario de Tecnología “Elías Calixto Pompa” (IUTECP); y que, por lo tanto, considero que reúne los méritos suficientes para ser evaluado por el jurado que se decida designar a tal fin.</w:t>
+        <w:t>En mi carácter de tutor industrial del informe de pasantías presentado por: Juliano Cardona, de Cédula de Identidad V-32.281.199; para optar al grado de Técnico Superior Universitario en la especialidad de: Informática, cuyo título es; “DISEÑO DE UN SISTEMA PARA EL CONTROL, TRAZABILIDAD Y REPORTE DE MOVIMIENTOS DOCUMENTALES EN LA PRESIDENCIA DE LA EMPRESA MIXTA PETROLERA VENANGOCUPET, S.A.”, manifiesto que cumple con los requisitos exigidos por el Instituto Universitario de Tecnología “Elías Calixto Pompa” (IUTECP); y que, por lo tanto, considero que reúne los méritos suficientes para ser evaluado por el jurado que se decida designar a tal fin.</w:t>
       </w:r>
     </w:p>
     <w:p/>
@@ -673,9 +503,6 @@
       </w:r>
     </w:p>
     <w:p/>
-    <w:p/>
-    <w:p/>
-    <w:p/>
     <w:p>
       <w:pPr>
         <w:jc w:val="center"/>
@@ -685,7 +512,7 @@
           <w:rFonts w:ascii="Times New Roman" w:hAnsi="Times New Roman"/>
           <w:sz w:val="24"/>
         </w:rPr>
-        <w:t>_______________________________________________________</w:t>
+        <w:t>___________________________________</w:t>
       </w:r>
     </w:p>
     <w:p/>
@@ -700,7 +527,7 @@
           <w:b/>
           <w:sz w:val="24"/>
         </w:rPr>
-        <w:t>Lic. Carlos Mendoza</w:t>
+        <w:t>Ing. Yasmin Sabaneta</w:t>
       </w:r>
     </w:p>
     <w:p>
@@ -713,7 +540,7 @@
           <w:rFonts w:ascii="Times New Roman" w:hAnsi="Times New Roman"/>
           <w:sz w:val="24"/>
         </w:rPr>
-        <w:t>C.I.: 4.273.815</w:t>
+        <w:t>C.I.: 14.187.924</w:t>
       </w:r>
     </w:p>
     <w:p>
@@ -729,9 +556,8 @@
       </w:pPr>
     </w:p>
     <w:p>
-      <w:bookmarkStart w:id="bm_agradecimientos" w:name="bm_agradecimientos"/>
-      <w:pPr>
-        <w:spacing w:before="1140" w:after="480"/>
+      <w:pPr>
+        <w:spacing w:line="276" w:lineRule="auto" w:before="0" w:after="0"/>
         <w:jc w:val="center"/>
       </w:pPr>
       <w:r>
@@ -740,9 +566,149 @@
           <w:b/>
           <w:sz w:val="24"/>
         </w:rPr>
-        <w:t>AGRADECIMIENTOS</w:t>
-      </w:r>
-      <w:bookmarkEnd w:id="bm_agradecimientos"/>
+        <w:t>REPÚBLICA BOLIVARIANA DE VENEZUELA</w:t>
+      </w:r>
+    </w:p>
+    <w:p>
+      <w:pPr>
+        <w:spacing w:line="276" w:lineRule="auto" w:before="0" w:after="0"/>
+        <w:jc w:val="center"/>
+      </w:pPr>
+      <w:r>
+        <w:rPr>
+          <w:rFonts w:ascii="Times New Roman" w:hAnsi="Times New Roman"/>
+          <w:b/>
+          <w:sz w:val="24"/>
+        </w:rPr>
+        <w:t>MINISTERIO DEL PODER POPULAR PARA LA EDUCACIÓN UNIVERSITARIA</w:t>
+      </w:r>
+    </w:p>
+    <w:p>
+      <w:pPr>
+        <w:spacing w:line="276" w:lineRule="auto" w:before="0" w:after="0"/>
+        <w:jc w:val="center"/>
+      </w:pPr>
+      <w:r>
+        <w:rPr>
+          <w:rFonts w:ascii="Times New Roman" w:hAnsi="Times New Roman"/>
+          <w:b/>
+          <w:sz w:val="24"/>
+        </w:rPr>
+        <w:t>INSTITUTO UNIVERSITARIO DE TECNOLOGÍA</w:t>
+      </w:r>
+    </w:p>
+    <w:p>
+      <w:pPr>
+        <w:spacing w:line="276" w:lineRule="auto" w:before="0" w:after="0"/>
+        <w:jc w:val="center"/>
+      </w:pPr>
+      <w:r>
+        <w:rPr>
+          <w:rFonts w:ascii="Times New Roman" w:hAnsi="Times New Roman"/>
+          <w:b/>
+          <w:sz w:val="24"/>
+        </w:rPr>
+        <w:t>"ELÍAS CALIXTO POMPA"</w:t>
+      </w:r>
+    </w:p>
+    <w:p>
+      <w:pPr>
+        <w:spacing w:line="276" w:lineRule="auto" w:before="0" w:after="0"/>
+        <w:jc w:val="center"/>
+      </w:pPr>
+      <w:r>
+        <w:rPr>
+          <w:rFonts w:ascii="Times New Roman" w:hAnsi="Times New Roman"/>
+          <w:b/>
+          <w:sz w:val="24"/>
+        </w:rPr>
+        <w:t>EL TIGRE, ESTADO ANZOÁTEGUI</w:t>
+      </w:r>
+    </w:p>
+    <w:p/>
+    <w:p>
+      <w:pPr>
+        <w:spacing w:before="480" w:after="480"/>
+        <w:jc w:val="center"/>
+      </w:pPr>
+      <w:r>
+        <w:rPr>
+          <w:rFonts w:ascii="Times New Roman" w:hAnsi="Times New Roman"/>
+          <w:b/>
+          <w:sz w:val="24"/>
+        </w:rPr>
+        <w:t>APROBACIÓN DEL TUTOR ACADÉMICO</w:t>
+      </w:r>
+    </w:p>
+    <w:p>
+      <w:pPr>
+        <w:spacing w:line="360" w:lineRule="auto"/>
+        <w:ind w:firstLine="0"/>
+        <w:jc w:val="both"/>
+      </w:pPr>
+      <w:r>
+        <w:rPr>
+          <w:rFonts w:ascii="Times New Roman" w:hAnsi="Times New Roman"/>
+          <w:sz w:val="24"/>
+        </w:rPr>
+        <w:t>En mi carácter de tutor académico del informe de pasantías presentado por: Juliano Cardona, de Cédula de Identidad V-32.281.199; para optar al grado de Técnico Superior Universitario en la especialidad de: Informática, cuyo título es; “DISEÑO DE UN SISTEMA PARA EL CONTROL, TRAZABILIDAD Y REPORTE DE MOVIMIENTOS DOCUMENTALES EN LA PRESIDENCIA DE LA EMPRESA MIXTA PETROLERA VENANGOCUPET, S.A.”, manifiesto que cumple con los requisitos exigidos por el Instituto Universitario de Tecnología “Elías Calixto Pompa” (IUTECP); y que, por lo tanto, considero que reúne los méritos suficientes para ser evaluado por el jurado que se decida designar a tal fin.</w:t>
+      </w:r>
+    </w:p>
+    <w:p/>
+    <w:p/>
+    <w:p>
+      <w:pPr>
+        <w:spacing w:line="360" w:lineRule="auto"/>
+        <w:jc w:val="left"/>
+      </w:pPr>
+      <w:r>
+        <w:rPr>
+          <w:rFonts w:ascii="Times New Roman" w:hAnsi="Times New Roman"/>
+          <w:sz w:val="24"/>
+        </w:rPr>
+        <w:t>En la Ciudad de El Tigre, a los ___ días del mes de _______ de 2026</w:t>
+      </w:r>
+    </w:p>
+    <w:p/>
+    <w:p>
+      <w:pPr>
+        <w:jc w:val="center"/>
+      </w:pPr>
+      <w:r>
+        <w:rPr>
+          <w:rFonts w:ascii="Times New Roman" w:hAnsi="Times New Roman"/>
+          <w:sz w:val="24"/>
+        </w:rPr>
+        <w:t>___________________________________</w:t>
+      </w:r>
+    </w:p>
+    <w:p/>
+    <w:p>
+      <w:pPr>
+        <w:spacing w:line="360" w:lineRule="auto"/>
+        <w:jc w:val="center"/>
+      </w:pPr>
+      <w:r>
+        <w:rPr>
+          <w:rFonts w:ascii="Times New Roman" w:hAnsi="Times New Roman"/>
+          <w:b/>
+          <w:sz w:val="24"/>
+        </w:rPr>
+        <w:t>Lic. Carlos Mendoza</w:t>
+      </w:r>
+    </w:p>
+    <w:p>
+      <w:pPr>
+        <w:spacing w:before="0"/>
+        <w:jc w:val="center"/>
+      </w:pPr>
+      <w:r>
+        <w:rPr>
+          <w:rFonts w:ascii="Times New Roman" w:hAnsi="Times New Roman"/>
+          <w:sz w:val="24"/>
+        </w:rPr>
+        <w:t>C.I.: 4.273.815</w:t>
+      </w:r>
     </w:p>
     <w:p>
       <w:pPr>
@@ -757,6 +723,34 @@
       </w:pPr>
     </w:p>
     <w:p>
+      <w:bookmarkStart w:id="bm_agradecimientos" w:name="bm_agradecimientos"/>
+      <w:pPr>
+        <w:spacing w:before="1140" w:after="480"/>
+        <w:jc w:val="center"/>
+      </w:pPr>
+      <w:r>
+        <w:rPr>
+          <w:rFonts w:ascii="Times New Roman" w:hAnsi="Times New Roman"/>
+          <w:b/>
+          <w:sz w:val="24"/>
+        </w:rPr>
+        <w:t>AGRADECIMIENTOS</w:t>
+      </w:r>
+      <w:bookmarkEnd w:id="bm_agradecimientos"/>
+    </w:p>
+    <w:p>
+      <w:pPr>
+        <w:sectPr>
+          <w:footerReference w:type="default" r:id="rId17"/>
+          <w:pgSz w:w="12240" w:h="15840"/>
+          <w:pgMar w:top="1701" w:right="1701" w:bottom="1701" w:left="2268" w:header="720" w:footer="720" w:gutter="0"/>
+          <w:cols w:space="720"/>
+          <w:titlePg/>
+          <w:docGrid w:linePitch="360"/>
+        </w:sectPr>
+      </w:pPr>
+    </w:p>
+    <w:p>
       <w:pPr>
         <w:spacing w:line="360" w:lineRule="auto" w:after="0" w:before="0"/>
         <w:ind w:firstLine="709"/>
@@ -774,7 +768,7 @@
     <w:p>
       <w:pPr>
         <w:sectPr>
-          <w:footerReference w:type="default" r:id="rId17"/>
+          <w:footerReference w:type="default" r:id="rId18"/>
           <w:type w:val="continuous"/>
           <w:pgSz w:w="12240" w:h="15840"/>
           <w:pgMar w:top="1701" w:right="1701" w:bottom="1701" w:left="2268" w:header="720" w:footer="720" w:gutter="0"/>
@@ -803,7 +797,7 @@
     <w:p>
       <w:pPr>
         <w:sectPr>
-          <w:footerReference w:type="default" r:id="rId18"/>
+          <w:footerReference w:type="default" r:id="rId19"/>
           <w:pgSz w:w="12240" w:h="15840"/>
           <w:pgMar w:top="1701" w:right="1701" w:bottom="1701" w:left="2268" w:header="720" w:footer="720" w:gutter="0"/>
           <w:cols w:space="720"/>
@@ -830,7 +824,7 @@
     <w:p>
       <w:pPr>
         <w:sectPr>
-          <w:footerReference w:type="default" r:id="rId19"/>
+          <w:footerReference w:type="default" r:id="rId20"/>
           <w:type w:val="continuous"/>
           <w:pgSz w:w="12240" w:h="15840"/>
           <w:pgMar w:top="1701" w:right="1701" w:bottom="1701" w:left="2268" w:header="720" w:footer="720" w:gutter="0"/>
@@ -857,7 +851,7 @@
     <w:p>
       <w:pPr>
         <w:sectPr>
-          <w:footerReference w:type="default" r:id="rId20"/>
+          <w:footerReference w:type="default" r:id="rId21"/>
           <w:pgSz w:w="12240" w:h="15840"/>
           <w:pgMar w:top="1701" w:right="1701" w:bottom="1701" w:left="2268" w:header="720" w:footer="720" w:gutter="0"/>
           <w:cols w:space="720"/>
@@ -1944,7 +1938,7 @@
     <w:p>
       <w:pPr>
         <w:sectPr>
-          <w:footerReference w:type="default" r:id="rId21"/>
+          <w:footerReference w:type="default" r:id="rId22"/>
           <w:type w:val="continuous"/>
           <w:pgSz w:w="12240" w:h="15840"/>
           <w:pgMar w:top="1701" w:right="1701" w:bottom="1701" w:left="2268" w:header="720" w:footer="720" w:gutter="0"/>
@@ -1973,7 +1967,7 @@
     <w:p>
       <w:pPr>
         <w:sectPr>
-          <w:footerReference w:type="default" r:id="rId22"/>
+          <w:footerReference w:type="default" r:id="rId23"/>
           <w:pgSz w:w="12240" w:h="15840"/>
           <w:pgMar w:top="1701" w:right="1701" w:bottom="1701" w:left="2268" w:header="720" w:footer="720" w:gutter="0"/>
           <w:cols w:space="720"/>
@@ -2076,7 +2070,7 @@
     <w:p>
       <w:pPr>
         <w:sectPr>
-          <w:footerReference w:type="default" r:id="rId23"/>
+          <w:footerReference w:type="default" r:id="rId24"/>
           <w:type w:val="continuous"/>
           <w:pgSz w:w="12240" w:h="15840"/>
           <w:pgMar w:top="1701" w:right="1701" w:bottom="1701" w:left="2268" w:header="720" w:footer="720" w:gutter="0"/>
@@ -2105,7 +2099,7 @@
     <w:p>
       <w:pPr>
         <w:sectPr>
-          <w:footerReference w:type="default" r:id="rId24"/>
+          <w:footerReference w:type="default" r:id="rId25"/>
           <w:pgSz w:w="12240" w:h="15840"/>
           <w:pgMar w:top="1701" w:right="1701" w:bottom="1701" w:left="2268" w:header="720" w:footer="720" w:gutter="0"/>
           <w:cols w:space="720"/>
@@ -2117,7 +2111,7 @@
     <w:p>
       <w:pPr>
         <w:sectPr>
-          <w:footerReference w:type="default" r:id="rId25"/>
+          <w:footerReference w:type="default" r:id="rId26"/>
           <w:type w:val="continuous"/>
           <w:pgSz w:w="12240" w:h="15840"/>
           <w:pgMar w:top="1701" w:right="1701" w:bottom="1701" w:left="2268" w:header="720" w:footer="720" w:gutter="0"/>
@@ -2146,7 +2140,7 @@
     <w:p>
       <w:pPr>
         <w:sectPr>
-          <w:footerReference w:type="default" r:id="rId26"/>
+          <w:footerReference w:type="default" r:id="rId27"/>
           <w:pgSz w:w="12240" w:h="15840"/>
           <w:pgMar w:top="1701" w:right="1701" w:bottom="1701" w:left="2268" w:header="720" w:footer="720" w:gutter="0"/>
           <w:cols w:space="720"/>
@@ -2249,7 +2243,7 @@
     <w:p>
       <w:pPr>
         <w:sectPr>
-          <w:footerReference w:type="default" r:id="rId27"/>
+          <w:footerReference w:type="default" r:id="rId28"/>
           <w:type w:val="continuous"/>
           <w:pgSz w:w="12240" w:h="15840"/>
           <w:pgMar w:top="1701" w:right="1701" w:bottom="1701" w:left="2268" w:header="720" w:footer="720" w:gutter="0"/>
@@ -2278,7 +2272,7 @@
     <w:p>
       <w:pPr>
         <w:sectPr>
-          <w:footerReference w:type="default" r:id="rId28"/>
+          <w:footerReference w:type="default" r:id="rId29"/>
           <w:pgSz w:w="12240" w:h="15840"/>
           <w:pgMar w:top="1701" w:right="1701" w:bottom="1701" w:left="2268" w:header="720" w:footer="720" w:gutter="0"/>
           <w:cols w:space="720"/>
@@ -2330,7 +2324,7 @@
         </w:rPr>
         <w:t>A</w:t>
         <w:tab/>
-        <w:t>Diagrama Entidad-Relación de la Base de Datos</w:t>
+        <w:t>Árbol del problema del control de movimientos documentales</w:t>
         <w:tab/>
       </w:r>
       <w:r>
@@ -2348,72 +2342,8 @@
     </w:p>
     <w:p>
       <w:pPr>
-        <w:tabs>
-          <w:tab w:pos="1020" w:val="left"/>
-          <w:tab w:pos="8271" w:val="right" w:leader="dot"/>
-        </w:tabs>
-        <w:spacing w:line="360" w:lineRule="auto" w:before="0" w:after="80"/>
-        <w:ind w:left="1020" w:hanging="1020"/>
-      </w:pPr>
-      <w:r>
-        <w:rPr>
-          <w:rFonts w:ascii="Times New Roman" w:hAnsi="Times New Roman"/>
-          <w:sz w:val="24"/>
-        </w:rPr>
-        <w:t>B</w:t>
-        <w:tab/>
-        <w:t>Capturas de la Interfaz del Sistema (Wails/HTML)</w:t>
-        <w:tab/>
-      </w:r>
-      <w:r>
-        <w:rPr>
-          <w:rFonts w:ascii="Times New Roman" w:hAnsi="Times New Roman"/>
-          <w:b w:val="0"/>
-          <w:sz w:val="24"/>
-        </w:rPr>
-        <w:fldChar w:fldCharType="begin"/>
-        <w:instrText xml:space="preserve"> PAGEREF bm_anexoB \h </w:instrText>
-        <w:fldChar w:fldCharType="separate"/>
-        <w:t>?</w:t>
-        <w:fldChar w:fldCharType="end"/>
-      </w:r>
-    </w:p>
-    <w:p>
-      <w:pPr>
-        <w:tabs>
-          <w:tab w:pos="1020" w:val="left"/>
-          <w:tab w:pos="8271" w:val="right" w:leader="dot"/>
-        </w:tabs>
-        <w:spacing w:line="360" w:lineRule="auto" w:before="0" w:after="80"/>
-        <w:ind w:left="1020" w:hanging="1020"/>
-      </w:pPr>
-      <w:r>
-        <w:rPr>
-          <w:rFonts w:ascii="Times New Roman" w:hAnsi="Times New Roman"/>
-          <w:sz w:val="24"/>
-        </w:rPr>
-        <w:t>C</w:t>
-        <w:tab/>
-        <w:t>Memoria Fotográfica del Área de Presidencia</w:t>
-        <w:tab/>
-      </w:r>
-      <w:r>
-        <w:rPr>
-          <w:rFonts w:ascii="Times New Roman" w:hAnsi="Times New Roman"/>
-          <w:b w:val="0"/>
-          <w:sz w:val="24"/>
-        </w:rPr>
-        <w:fldChar w:fldCharType="begin"/>
-        <w:instrText xml:space="preserve"> PAGEREF bm_anexoC \h </w:instrText>
-        <w:fldChar w:fldCharType="separate"/>
-        <w:t>?</w:t>
-        <w:fldChar w:fldCharType="end"/>
-      </w:r>
-    </w:p>
-    <w:p>
-      <w:pPr>
         <w:sectPr>
-          <w:footerReference w:type="default" r:id="rId29"/>
+          <w:footerReference w:type="default" r:id="rId30"/>
           <w:type w:val="continuous"/>
           <w:pgSz w:w="12240" w:h="15840"/>
           <w:pgMar w:top="1701" w:right="1701" w:bottom="1701" w:left="2268" w:header="720" w:footer="720" w:gutter="0"/>
@@ -2442,7 +2372,7 @@
     <w:p>
       <w:pPr>
         <w:sectPr>
-          <w:footerReference w:type="default" r:id="rId30"/>
+          <w:footerReference w:type="default" r:id="rId31"/>
           <w:pgSz w:w="12240" w:h="15840"/>
           <w:pgMar w:top="1701" w:right="1701" w:bottom="1701" w:left="2268" w:header="720" w:footer="720" w:gutter="0"/>
           <w:cols w:space="720"/>
@@ -2484,7 +2414,7 @@
     <w:p>
       <w:pPr>
         <w:sectPr>
-          <w:footerReference w:type="default" r:id="rId31"/>
+          <w:footerReference w:type="default" r:id="rId32"/>
           <w:type w:val="continuous"/>
           <w:pgSz w:w="12240" w:h="15840"/>
           <w:pgMar w:top="1701" w:right="1701" w:bottom="1701" w:left="2268" w:header="720" w:footer="720" w:gutter="0"/>
@@ -2513,7 +2443,7 @@
     <w:p>
       <w:pPr>
         <w:sectPr>
-          <w:footerReference w:type="default" r:id="rId32"/>
+          <w:footerReference w:type="default" r:id="rId33"/>
           <w:pgSz w:w="12240" w:h="15840"/>
           <w:pgMar w:top="1701" w:right="1701" w:bottom="1701" w:left="2268" w:header="720" w:footer="720" w:gutter="0"/>
           <w:cols w:space="720"/>
@@ -2540,7 +2470,7 @@
     <w:p>
       <w:pPr>
         <w:sectPr>
-          <w:footerReference w:type="default" r:id="rId33"/>
+          <w:footerReference w:type="default" r:id="rId34"/>
           <w:type w:val="continuous"/>
           <w:pgSz w:w="12240" w:h="15840"/>
           <w:pgMar w:top="1701" w:right="1701" w:bottom="1701" w:left="2268" w:header="720" w:footer="720" w:gutter="0"/>
@@ -2583,7 +2513,7 @@
     <w:p>
       <w:pPr>
         <w:sectPr>
-          <w:footerReference w:type="default" r:id="rId34"/>
+          <w:footerReference w:type="default" r:id="rId35"/>
           <w:pgSz w:w="12240" w:h="15840"/>
           <w:pgMar w:top="1701" w:right="1701" w:bottom="1701" w:left="2268" w:header="720" w:footer="720" w:gutter="0"/>
           <w:cols w:space="720"/>
@@ -3232,7 +3162,7 @@
     <w:p>
       <w:pPr>
         <w:sectPr>
-          <w:footerReference w:type="default" r:id="rId35"/>
+          <w:footerReference w:type="default" r:id="rId36"/>
           <w:type w:val="continuous"/>
           <w:pgSz w:w="12240" w:h="15840"/>
           <w:pgMar w:top="1701" w:right="1701" w:bottom="1701" w:left="2268" w:header="720" w:footer="720" w:gutter="0"/>
@@ -3275,7 +3205,7 @@
     <w:p>
       <w:pPr>
         <w:sectPr>
-          <w:footerReference w:type="default" r:id="rId36"/>
+          <w:footerReference w:type="default" r:id="rId37"/>
           <w:pgSz w:w="12240" w:h="15840"/>
           <w:pgMar w:top="1701" w:right="1701" w:bottom="1701" w:left="2268" w:header="720" w:footer="720" w:gutter="0"/>
           <w:cols w:space="720"/>
@@ -3691,6 +3621,27 @@
                 <w:color w:val="000000"/>
                 <w:sz w:val="20"/>
               </w:rPr>
+              <w:t>Flujo procedimental y trazabilidad de los movimientos documentales.</w:t>
+            </w:r>
+          </w:p>
+        </w:tc>
+        <w:tc>
+          <w:tcPr>
+            <w:tcW w:w="1644" w:type="dxa"/>
+            <w:shd w:val="clear" w:color="auto" w:fill="FFFFFF"/>
+          </w:tcPr>
+          <w:p>
+            <w:pPr>
+              <w:spacing w:before="60" w:after="60" w:line="240" w:lineRule="auto"/>
+              <w:jc w:val="both"/>
+            </w:pPr>
+            <w:r>
+              <w:rPr>
+                <w:rFonts w:ascii="Times New Roman" w:hAnsi="Times New Roman"/>
+                <w:b w:val="0"/>
+                <w:color w:val="000000"/>
+                <w:sz w:val="20"/>
+              </w:rPr>
               <w:t>Observación directa del ciclo de expedientes y análisis de las fallas en las hojas de cálculo existentes.</w:t>
             </w:r>
           </w:p>
@@ -3712,28 +3663,7 @@
                 <w:color w:val="000000"/>
                 <w:sz w:val="20"/>
               </w:rPr>
-              <w:t>Cuaderno de notas, registros de Excel</w:t>
-            </w:r>
-          </w:p>
-        </w:tc>
-        <w:tc>
-          <w:tcPr>
-            <w:tcW w:w="1644" w:type="dxa"/>
-            <w:shd w:val="clear" w:color="auto" w:fill="FFFFFF"/>
-          </w:tcPr>
-          <w:p>
-            <w:pPr>
-              <w:spacing w:before="60" w:after="60" w:line="240" w:lineRule="auto"/>
-              <w:jc w:val="both"/>
-            </w:pPr>
-            <w:r>
-              <w:rPr>
-                <w:rFonts w:ascii="Times New Roman" w:hAnsi="Times New Roman"/>
-                <w:b w:val="0"/>
-                <w:color w:val="000000"/>
-                <w:sz w:val="20"/>
-              </w:rPr>
-              <w:t>Diagnóstico con identificación de debilidades en el flujo documental y la trazabilidad.</w:t>
+              <w:t>Observación directa y análisis documental.</w:t>
             </w:r>
           </w:p>
         </w:tc>
@@ -3754,6 +3684,7 @@
                 <w:color w:val="000000"/>
                 <w:sz w:val="20"/>
               </w:rPr>
+              <w:t>Cuaderno de notas y registros de Excel.</w:t>
             </w:r>
           </w:p>
         </w:tc>
@@ -3797,7 +3728,7 @@
                 <w:color w:val="000000"/>
                 <w:sz w:val="20"/>
               </w:rPr>
-              <w:t>Levantamiento de metadatos requeridos (fechas, remitente, estatus) y definición de reglas de validación mediante entrevista no estructurada.</w:t>
+              <w:t>Requerimientos técnicos y funcionales para la trazabilidad documental.</w:t>
             </w:r>
           </w:p>
         </w:tc>
@@ -3818,7 +3749,7 @@
                 <w:color w:val="000000"/>
                 <w:sz w:val="20"/>
               </w:rPr>
-              <w:t>Formatos de requerimientos, diccionario de datos</w:t>
+              <w:t>Levantamiento de metadatos requeridos y definición de reglas de validación mediante entrevista no estructurada.</w:t>
             </w:r>
           </w:p>
         </w:tc>
@@ -3839,7 +3770,7 @@
                 <w:color w:val="000000"/>
                 <w:sz w:val="20"/>
               </w:rPr>
-              <w:t>Documento de especificación de requerimientos funcionales y técnicos.</w:t>
+              <w:t>Entrevista no estructurada y revisión documental.</w:t>
             </w:r>
           </w:p>
         </w:tc>
@@ -3860,6 +3791,7 @@
                 <w:color w:val="000000"/>
                 <w:sz w:val="20"/>
               </w:rPr>
+              <w:t>Formatos de requerimientos y diccionario de datos.</w:t>
             </w:r>
           </w:p>
         </w:tc>
@@ -3903,6 +3835,27 @@
                 <w:color w:val="000000"/>
                 <w:sz w:val="20"/>
               </w:rPr>
+              <w:t>Arquitectura lógica e interfaz gráfica del sistema documental.</w:t>
+            </w:r>
+          </w:p>
+        </w:tc>
+        <w:tc>
+          <w:tcPr>
+            <w:tcW w:w="1644" w:type="dxa"/>
+            <w:shd w:val="clear" w:color="auto" w:fill="FFFFFF"/>
+          </w:tcPr>
+          <w:p>
+            <w:pPr>
+              <w:spacing w:before="60" w:after="60" w:line="240" w:lineRule="auto"/>
+              <w:jc w:val="both"/>
+            </w:pPr>
+            <w:r>
+              <w:rPr>
+                <w:rFonts w:ascii="Times New Roman" w:hAnsi="Times New Roman"/>
+                <w:b w:val="0"/>
+                <w:color w:val="000000"/>
+                <w:sz w:val="20"/>
+              </w:rPr>
               <w:t>Modelado del diagrama Entidad-Relación y diseño de los módulos visuales mediante análisis documental.</w:t>
             </w:r>
           </w:p>
@@ -3924,28 +3877,7 @@
                 <w:color w:val="000000"/>
                 <w:sz w:val="20"/>
               </w:rPr>
-              <w:t>Herramientas de modelado, editores de código</w:t>
-            </w:r>
-          </w:p>
-        </w:tc>
-        <w:tc>
-          <w:tcPr>
-            <w:tcW w:w="1644" w:type="dxa"/>
-            <w:shd w:val="clear" w:color="auto" w:fill="FFFFFF"/>
-          </w:tcPr>
-          <w:p>
-            <w:pPr>
-              <w:spacing w:before="60" w:after="60" w:line="240" w:lineRule="auto"/>
-              <w:jc w:val="both"/>
-            </w:pPr>
-            <w:r>
-              <w:rPr>
-                <w:rFonts w:ascii="Times New Roman" w:hAnsi="Times New Roman"/>
-                <w:b w:val="0"/>
-                <w:color w:val="000000"/>
-                <w:sz w:val="20"/>
-              </w:rPr>
-              <w:t>Diagrama Entidad-Relación y maquetado de la interfaz gráfica aprobados.</w:t>
+              <w:t>Modelado de datos y análisis documental.</w:t>
             </w:r>
           </w:p>
         </w:tc>
@@ -3966,6 +3898,7 @@
                 <w:color w:val="000000"/>
                 <w:sz w:val="20"/>
               </w:rPr>
+              <w:t>Herramientas de modelado y editores de código.</w:t>
             </w:r>
           </w:p>
         </w:tc>
@@ -4009,6 +3942,27 @@
                 <w:color w:val="000000"/>
                 <w:sz w:val="20"/>
               </w:rPr>
+              <w:t>Prototipo funcional para el control y reporte de movimientos documentales.</w:t>
+            </w:r>
+          </w:p>
+        </w:tc>
+        <w:tc>
+          <w:tcPr>
+            <w:tcW w:w="1644" w:type="dxa"/>
+            <w:shd w:val="clear" w:color="auto" w:fill="D9E1F2"/>
+          </w:tcPr>
+          <w:p>
+            <w:pPr>
+              <w:spacing w:before="60" w:after="60" w:line="240" w:lineRule="auto"/>
+              <w:jc w:val="both"/>
+            </w:pPr>
+            <w:r>
+              <w:rPr>
+                <w:rFonts w:ascii="Times New Roman" w:hAnsi="Times New Roman"/>
+                <w:b w:val="0"/>
+                <w:color w:val="000000"/>
+                <w:sz w:val="20"/>
+              </w:rPr>
               <w:t>Implementación en SQLite, integración de la interfaz con Wails y ejecución de pruebas de escritorio.</w:t>
             </w:r>
           </w:p>
@@ -4030,28 +3984,7 @@
                 <w:color w:val="000000"/>
                 <w:sz w:val="20"/>
               </w:rPr>
-              <w:t>Framework Wails, motor SQLite, equipo informático</w:t>
-            </w:r>
-          </w:p>
-        </w:tc>
-        <w:tc>
-          <w:tcPr>
-            <w:tcW w:w="1644" w:type="dxa"/>
-            <w:shd w:val="clear" w:color="auto" w:fill="D9E1F2"/>
-          </w:tcPr>
-          <w:p>
-            <w:pPr>
-              <w:spacing w:before="60" w:after="60" w:line="240" w:lineRule="auto"/>
-              <w:jc w:val="both"/>
-            </w:pPr>
-            <w:r>
-              <w:rPr>
-                <w:rFonts w:ascii="Times New Roman" w:hAnsi="Times New Roman"/>
-                <w:b w:val="0"/>
-                <w:color w:val="000000"/>
-                <w:sz w:val="20"/>
-              </w:rPr>
-              <w:t>Prototipo funcional validado con pruebas de escritorio exitosas.</w:t>
+              <w:t>Desarrollo de software y pruebas funcionales.</w:t>
             </w:r>
           </w:p>
         </w:tc>
@@ -4072,6 +4005,7 @@
                 <w:color w:val="000000"/>
                 <w:sz w:val="20"/>
               </w:rPr>
+              <w:t>Framework Wails, motor SQLite y equipo informático.</w:t>
             </w:r>
           </w:p>
         </w:tc>
@@ -6300,7 +6234,7 @@
     <w:p>
       <w:pPr>
         <w:sectPr>
-          <w:footerReference w:type="default" r:id="rId37"/>
+          <w:footerReference w:type="default" r:id="rId38"/>
           <w:type w:val="continuous"/>
           <w:pgSz w:w="12240" w:h="15840"/>
           <w:pgMar w:top="1701" w:right="1701" w:bottom="1701" w:left="2268" w:header="720" w:footer="720" w:gutter="0"/>
@@ -6343,7 +6277,7 @@
     <w:p>
       <w:pPr>
         <w:sectPr>
-          <w:footerReference w:type="default" r:id="rId38"/>
+          <w:footerReference w:type="default" r:id="rId39"/>
           <w:pgSz w:w="12240" w:h="15840"/>
           <w:pgMar w:top="1701" w:right="1701" w:bottom="1701" w:left="2268" w:header="720" w:footer="720" w:gutter="0"/>
           <w:cols w:space="720"/>
@@ -6737,7 +6671,7 @@
     <w:p>
       <w:pPr>
         <w:sectPr>
-          <w:footerReference w:type="default" r:id="rId39"/>
+          <w:footerReference w:type="default" r:id="rId40"/>
           <w:type w:val="continuous"/>
           <w:pgSz w:w="12240" w:h="15840"/>
           <w:pgMar w:top="1701" w:right="1701" w:bottom="1701" w:left="2268" w:header="720" w:footer="720" w:gutter="0"/>
@@ -6780,7 +6714,7 @@
     <w:p>
       <w:pPr>
         <w:sectPr>
-          <w:footerReference w:type="default" r:id="rId40"/>
+          <w:footerReference w:type="default" r:id="rId41"/>
           <w:pgSz w:w="12240" w:h="15840"/>
           <w:pgMar w:top="1701" w:right="1701" w:bottom="1701" w:left="2268" w:header="720" w:footer="720" w:gutter="0"/>
           <w:cols w:space="720"/>
@@ -7471,7 +7405,7 @@
     <w:p>
       <w:pPr>
         <w:sectPr>
-          <w:footerReference w:type="default" r:id="rId41"/>
+          <w:footerReference w:type="default" r:id="rId42"/>
           <w:type w:val="continuous"/>
           <w:pgSz w:w="12240" w:h="15840"/>
           <w:pgMar w:top="1701" w:right="1701" w:bottom="1701" w:left="2268" w:header="720" w:footer="720" w:gutter="0"/>
@@ -7514,7 +7448,7 @@
     <w:p>
       <w:pPr>
         <w:sectPr>
-          <w:footerReference w:type="default" r:id="rId42"/>
+          <w:footerReference w:type="default" r:id="rId43"/>
           <w:pgSz w:w="12240" w:h="15840"/>
           <w:pgMar w:top="1701" w:right="1701" w:bottom="1701" w:left="2268" w:header="720" w:footer="720" w:gutter="0"/>
           <w:cols w:space="720"/>
@@ -7726,7 +7660,7 @@
     <w:p>
       <w:pPr>
         <w:sectPr>
-          <w:footerReference w:type="default" r:id="rId43"/>
+          <w:footerReference w:type="default" r:id="rId44"/>
           <w:type w:val="continuous"/>
           <w:pgSz w:w="12240" w:h="15840"/>
           <w:pgMar w:top="1701" w:right="1701" w:bottom="1701" w:left="2268" w:header="720" w:footer="720" w:gutter="0"/>
@@ -7755,7 +7689,7 @@
     <w:p>
       <w:pPr>
         <w:sectPr>
-          <w:footerReference w:type="default" r:id="rId44"/>
+          <w:footerReference w:type="default" r:id="rId45"/>
           <w:pgSz w:w="12240" w:h="15840"/>
           <w:pgMar w:top="1701" w:right="1701" w:bottom="1701" w:left="2268" w:header="720" w:footer="720" w:gutter="0"/>
           <w:cols w:space="720"/>
@@ -7898,7 +7832,7 @@
     <w:p>
       <w:pPr>
         <w:sectPr>
-          <w:footerReference w:type="default" r:id="rId45"/>
+          <w:footerReference w:type="default" r:id="rId46"/>
           <w:type w:val="continuous"/>
           <w:pgSz w:w="12240" w:h="15840"/>
           <w:pgMar w:top="1701" w:right="1701" w:bottom="1701" w:left="2268" w:header="720" w:footer="720" w:gutter="0"/>
@@ -7923,61 +7857,6 @@
         <w:t>ANEXOS</w:t>
       </w:r>
       <w:bookmarkEnd w:id="bm_anexos"/>
-    </w:p>
-    <w:p>
-      <w:pPr>
-        <w:sectPr>
-          <w:footerReference w:type="default" r:id="rId46"/>
-          <w:pgSz w:w="12240" w:h="15840"/>
-          <w:pgMar w:top="1701" w:right="1701" w:bottom="1701" w:left="2268" w:header="720" w:footer="720" w:gutter="0"/>
-          <w:cols w:space="720"/>
-          <w:titlePg/>
-          <w:docGrid w:linePitch="360"/>
-        </w:sectPr>
-      </w:pPr>
-    </w:p>
-    <w:p>
-      <w:bookmarkStart w:id="bm_anexoA" w:name="bm_anexoA"/>
-      <w:pPr>
-        <w:spacing w:before="0" w:after="480"/>
-        <w:jc w:val="center"/>
-      </w:pPr>
-      <w:bookmarkEnd w:id="bm_anexoA"/>
-      <w:r>
-        <w:rPr>
-          <w:rFonts w:ascii="Times New Roman" w:hAnsi="Times New Roman"/>
-          <w:b/>
-          <w:sz w:val="24"/>
-        </w:rPr>
-        <w:t>ANEXO A</w:t>
-      </w:r>
-    </w:p>
-    <w:p>
-      <w:pPr>
-        <w:spacing w:before="240" w:after="480"/>
-        <w:jc w:val="center"/>
-      </w:pPr>
-      <w:r>
-        <w:rPr>
-          <w:rFonts w:ascii="Times New Roman" w:hAnsi="Times New Roman"/>
-          <w:b/>
-          <w:sz w:val="24"/>
-        </w:rPr>
-        <w:t>[Diagrama Entidad-Relación de la Base de Datos]</w:t>
-      </w:r>
-    </w:p>
-    <w:p>
-      <w:pPr>
-        <w:jc w:val="center"/>
-      </w:pPr>
-      <w:r>
-        <w:rPr>
-          <w:rFonts w:ascii="Times New Roman" w:hAnsi="Times New Roman"/>
-          <w:i/>
-          <w:sz w:val="20"/>
-        </w:rPr>
-        <w:t>(Contenido elaborado por el estudiante)</w:t>
-      </w:r>
     </w:p>
     <w:p>
       <w:pPr>
@@ -7992,19 +7871,19 @@
       </w:pPr>
     </w:p>
     <w:p>
-      <w:bookmarkStart w:id="bm_anexoB" w:name="bm_anexoB"/>
+      <w:bookmarkStart w:id="bm_anexoA" w:name="bm_anexoA"/>
       <w:pPr>
         <w:spacing w:before="0" w:after="480"/>
         <w:jc w:val="center"/>
       </w:pPr>
-      <w:bookmarkEnd w:id="bm_anexoB"/>
+      <w:bookmarkEnd w:id="bm_anexoA"/>
       <w:r>
         <w:rPr>
           <w:rFonts w:ascii="Times New Roman" w:hAnsi="Times New Roman"/>
           <w:b/>
           <w:sz w:val="24"/>
         </w:rPr>
-        <w:t>ANEXO B</w:t>
+        <w:t>ANEXO A</w:t>
       </w:r>
     </w:p>
     <w:p>
@@ -8018,7 +7897,7 @@
           <w:b/>
           <w:sz w:val="24"/>
         </w:rPr>
-        <w:t>[Capturas de la Interfaz del Sistema (Wails/HTML)]</w:t>
+        <w:t>[Árbol del problema del control de movimientos documentales]</w:t>
       </w:r>
     </w:p>
     <w:p>
@@ -8026,71 +7905,42 @@
         <w:jc w:val="center"/>
       </w:pPr>
       <w:r>
-        <w:rPr>
-          <w:rFonts w:ascii="Times New Roman" w:hAnsi="Times New Roman"/>
-          <w:i/>
-          <w:sz w:val="20"/>
-        </w:rPr>
-        <w:t>(Contenido elaborado por el estudiante)</w:t>
-      </w:r>
-    </w:p>
-    <w:p>
-      <w:pPr>
-        <w:sectPr>
-          <w:footerReference w:type="default" r:id="rId48"/>
-          <w:pgSz w:w="12240" w:h="15840"/>
-          <w:pgMar w:top="1701" w:right="1701" w:bottom="1701" w:left="2268" w:header="720" w:footer="720" w:gutter="0"/>
-          <w:cols w:space="720"/>
-          <w:titlePg/>
-          <w:docGrid w:linePitch="360"/>
-        </w:sectPr>
-      </w:pPr>
-    </w:p>
-    <w:p>
-      <w:bookmarkStart w:id="bm_anexoC" w:name="bm_anexoC"/>
-      <w:pPr>
-        <w:spacing w:before="0" w:after="480"/>
-        <w:jc w:val="center"/>
-      </w:pPr>
-      <w:bookmarkEnd w:id="bm_anexoC"/>
-      <w:r>
-        <w:rPr>
-          <w:rFonts w:ascii="Times New Roman" w:hAnsi="Times New Roman"/>
-          <w:b/>
-          <w:sz w:val="24"/>
-        </w:rPr>
-        <w:t>ANEXO C</w:t>
-      </w:r>
-    </w:p>
-    <w:p>
-      <w:pPr>
-        <w:spacing w:before="240" w:after="480"/>
-        <w:jc w:val="center"/>
-      </w:pPr>
-      <w:r>
-        <w:rPr>
-          <w:rFonts w:ascii="Times New Roman" w:hAnsi="Times New Roman"/>
-          <w:b/>
-          <w:sz w:val="24"/>
-        </w:rPr>
-        <w:t>[Memoria Fotográfica del Área de Presidencia]</w:t>
-      </w:r>
-    </w:p>
-    <w:p>
-      <w:pPr>
-        <w:jc w:val="center"/>
-      </w:pPr>
-      <w:r>
-        <w:rPr>
-          <w:rFonts w:ascii="Times New Roman" w:hAnsi="Times New Roman"/>
-          <w:i/>
-          <w:sz w:val="20"/>
-        </w:rPr>
-        <w:t>(Contenido elaborado por el estudiante)</w:t>
+        <w:drawing>
+          <wp:inline xmlns:a="http://schemas.openxmlformats.org/drawingml/2006/main" xmlns:pic="http://schemas.openxmlformats.org/drawingml/2006/picture">
+            <wp:extent cx="5040000" cy="2949761"/>
+            <wp:docPr id="4" name="Picture 4"/>
+            <wp:cNvGraphicFramePr>
+              <a:graphicFrameLocks noChangeAspect="1"/>
+            </wp:cNvGraphicFramePr>
+            <a:graphic>
+              <a:graphicData uri="http://schemas.openxmlformats.org/drawingml/2006/picture">
+                <pic:pic>
+                  <pic:nvPicPr>
+                    <pic:cNvPr id="0" name="3.png"/>
+                    <pic:cNvPicPr/>
+                  </pic:nvPicPr>
+                  <pic:blipFill>
+                    <a:blip r:embed="rId12"/>
+                    <a:stretch>
+                      <a:fillRect/>
+                    </a:stretch>
+                  </pic:blipFill>
+                  <pic:spPr>
+                    <a:xfrm>
+                      <a:off x="0" y="0"/>
+                      <a:ext cx="5040000" cy="2949761"/>
+                    </a:xfrm>
+                    <a:prstGeom prst="rect"/>
+                  </pic:spPr>
+                </pic:pic>
+              </a:graphicData>
+            </a:graphic>
+          </wp:inline>
+        </w:drawing>
       </w:r>
     </w:p>
     <w:sectPr>
-      <w:footerReference w:type="default" r:id="rId49"/>
+      <w:footerReference w:type="default" r:id="rId48"/>
       <w:pgSz w:w="12240" w:h="15840"/>
       <w:pgMar w:top="1701" w:right="1701" w:bottom="1701" w:left="2268" w:header="720" w:footer="720" w:gutter="0"/>
       <w:cols w:space="720"/>
@@ -8678,48 +8528,6 @@
 </file>
 
 <file path=word/footer36.xml><?xml version="1.0" encoding="utf-8"?>
-<w:ftr xmlns:m="http://schemas.openxmlformats.org/officeDocument/2006/math" xmlns:mc="http://schemas.openxmlformats.org/markup-compatibility/2006" xmlns:mo="http://schemas.microsoft.com/office/mac/office/2008/main" xmlns:mv="urn:schemas-microsoft-com:mac:vml" xmlns:o="urn:schemas-microsoft-com:office:office" xmlns:r="http://schemas.openxmlformats.org/officeDocument/2006/relationships" xmlns:v="urn:schemas-microsoft-com:vml" xmlns:w10="urn:schemas-microsoft-com:office:word" xmlns:w14="http://schemas.microsoft.com/office/word/2010/wordml" xmlns:w="http://schemas.openxmlformats.org/wordprocessingml/2006/main" xmlns:wne="http://schemas.microsoft.com/office/word/2006/wordml" xmlns:wp14="http://schemas.microsoft.com/office/word/2010/wordprocessingDrawing" xmlns:wp="http://schemas.openxmlformats.org/drawingml/2006/wordprocessingDrawing" xmlns:wpc="http://schemas.microsoft.com/office/word/2010/wordprocessingCanvas" xmlns:wpg="http://schemas.microsoft.com/office/word/2010/wordprocessingGroup" xmlns:wpi="http://schemas.microsoft.com/office/word/2010/wordprocessingInk" xmlns:wps="http://schemas.microsoft.com/office/word/2010/wordprocessingShape" mc:Ignorable="w14 wp14">
-  <w:p>
-    <w:pPr>
-      <w:pStyle w:val="Footer"/>
-      <w:jc w:val="center"/>
-    </w:pPr>
-    <w:r>
-      <w:rPr>
-        <w:rFonts w:ascii="Times New Roman" w:hAnsi="Times New Roman"/>
-        <w:sz w:val="24"/>
-      </w:rPr>
-      <w:fldChar w:fldCharType="begin"/>
-      <w:instrText xml:space="preserve"> PAGE </w:instrText>
-      <w:fldChar w:fldCharType="separate"/>
-      <w:fldChar w:fldCharType="end"/>
-    </w:r>
-  </w:p>
-</w:ftr>
-</file>
-
-<file path=word/footer37.xml><?xml version="1.0" encoding="utf-8"?>
-<w:ftr xmlns:m="http://schemas.openxmlformats.org/officeDocument/2006/math" xmlns:mc="http://schemas.openxmlformats.org/markup-compatibility/2006" xmlns:mo="http://schemas.microsoft.com/office/mac/office/2008/main" xmlns:mv="urn:schemas-microsoft-com:mac:vml" xmlns:o="urn:schemas-microsoft-com:office:office" xmlns:r="http://schemas.openxmlformats.org/officeDocument/2006/relationships" xmlns:v="urn:schemas-microsoft-com:vml" xmlns:w10="urn:schemas-microsoft-com:office:word" xmlns:w14="http://schemas.microsoft.com/office/word/2010/wordml" xmlns:w="http://schemas.openxmlformats.org/wordprocessingml/2006/main" xmlns:wne="http://schemas.microsoft.com/office/word/2006/wordml" xmlns:wp14="http://schemas.microsoft.com/office/word/2010/wordprocessingDrawing" xmlns:wp="http://schemas.openxmlformats.org/drawingml/2006/wordprocessingDrawing" xmlns:wpc="http://schemas.microsoft.com/office/word/2010/wordprocessingCanvas" xmlns:wpg="http://schemas.microsoft.com/office/word/2010/wordprocessingGroup" xmlns:wpi="http://schemas.microsoft.com/office/word/2010/wordprocessingInk" xmlns:wps="http://schemas.microsoft.com/office/word/2010/wordprocessingShape" mc:Ignorable="w14 wp14">
-  <w:p>
-    <w:pPr>
-      <w:pStyle w:val="Footer"/>
-      <w:jc w:val="center"/>
-    </w:pPr>
-    <w:r>
-      <w:rPr>
-        <w:rFonts w:ascii="Times New Roman" w:hAnsi="Times New Roman"/>
-        <w:sz w:val="24"/>
-      </w:rPr>
-      <w:fldChar w:fldCharType="begin"/>
-      <w:instrText xml:space="preserve"> PAGE </w:instrText>
-      <w:fldChar w:fldCharType="separate"/>
-      <w:fldChar w:fldCharType="end"/>
-    </w:r>
-  </w:p>
-</w:ftr>
-</file>
-
-<file path=word/footer38.xml><?xml version="1.0" encoding="utf-8"?>
 <w:ftr xmlns:m="http://schemas.openxmlformats.org/officeDocument/2006/math" xmlns:mc="http://schemas.openxmlformats.org/markup-compatibility/2006" xmlns:mo="http://schemas.microsoft.com/office/mac/office/2008/main" xmlns:mv="urn:schemas-microsoft-com:mac:vml" xmlns:o="urn:schemas-microsoft-com:office:office" xmlns:r="http://schemas.openxmlformats.org/officeDocument/2006/relationships" xmlns:v="urn:schemas-microsoft-com:vml" xmlns:w10="urn:schemas-microsoft-com:office:word" xmlns:w14="http://schemas.microsoft.com/office/word/2010/wordml" xmlns:w="http://schemas.openxmlformats.org/wordprocessingml/2006/main" xmlns:wne="http://schemas.microsoft.com/office/word/2006/wordml" xmlns:wp14="http://schemas.microsoft.com/office/word/2010/wordprocessingDrawing" xmlns:wp="http://schemas.openxmlformats.org/drawingml/2006/wordprocessingDrawing" xmlns:wpc="http://schemas.microsoft.com/office/word/2010/wordprocessingCanvas" xmlns:wpg="http://schemas.microsoft.com/office/word/2010/wordprocessingGroup" xmlns:wpi="http://schemas.microsoft.com/office/word/2010/wordprocessingInk" xmlns:wps="http://schemas.microsoft.com/office/word/2010/wordprocessingShape" mc:Ignorable="w14 wp14">
   <w:p>
     <w:pPr>

--- a/juliano/reportes/Informe_Pasantia_IUTECP.docx
+++ b/juliano/reportes/Informe_Pasantia_IUTECP.docx
@@ -6370,20 +6370,6 @@
     </w:p>
     <w:p>
       <w:pPr>
-        <w:spacing w:before="480" w:after="480" w:line="360" w:lineRule="auto"/>
-        <w:jc w:val="left"/>
-      </w:pPr>
-      <w:r>
-        <w:rPr>
-          <w:rFonts w:ascii="Times New Roman" w:hAnsi="Times New Roman"/>
-          <w:b/>
-          <w:sz w:val="24"/>
-        </w:rPr>
-        <w:t>Gestión Documental</w:t>
-      </w:r>
-    </w:p>
-    <w:p>
-      <w:pPr>
         <w:spacing w:line="360" w:lineRule="auto" w:after="0" w:before="0"/>
         <w:ind w:firstLine="709"/>
         <w:jc w:val="both"/>
@@ -6394,7 +6380,21 @@
           <w:i w:val="0"/>
           <w:sz w:val="24"/>
         </w:rPr>
-        <w:t>La gestión documental se define como el conjunto de normas, técnicas y prácticas que regulan el ciclo de vida de los documentos dentro de una organización, desde su creación o recepción hasta su disposición final. Cruz Mundet (2011) señala que una gestión documental eficaz garantiza la autenticidad, integridad, fiabilidad y disponibilidad de la información registrada, constituyendo un pilar fundamental para la transparencia administrativa y la continuidad operativa.</w:t>
+        <w:t>Desde la perspectiva del investigador, el sistema propuesto debe priorizar información confiable y oportuna para apoyar las decisiones de la Presidencia.</w:t>
+      </w:r>
+    </w:p>
+    <w:p>
+      <w:pPr>
+        <w:spacing w:before="480" w:after="480" w:line="360" w:lineRule="auto"/>
+        <w:jc w:val="left"/>
+      </w:pPr>
+      <w:r>
+        <w:rPr>
+          <w:rFonts w:ascii="Times New Roman" w:hAnsi="Times New Roman"/>
+          <w:b/>
+          <w:sz w:val="24"/>
+        </w:rPr>
+        <w:t>Gestión Documental</w:t>
       </w:r>
     </w:p>
     <w:p>
@@ -6409,21 +6409,7 @@
           <w:i w:val="0"/>
           <w:sz w:val="24"/>
         </w:rPr>
-        <w:t>En el Departamento de Presidencia de Venangocupet, S.A., el flujo documental responde a un ciclo específico: recepción del expediente externo, revisión de forma, registro de ingreso, firma presidencial, registro de egreso y despacho al departamento destinatario. La automatización de este ciclo mediante un sistema digitalizado reduce la propensión al error humano y dota al departamento de un historial auditable de cada movimiento, en concordancia con los principios de gestión documental descritos por Cruz Mundet (2011).</w:t>
-      </w:r>
-    </w:p>
-    <w:p>
-      <w:pPr>
-        <w:spacing w:before="480" w:after="480" w:line="360" w:lineRule="auto"/>
-        <w:jc w:val="left"/>
-      </w:pPr>
-      <w:r>
-        <w:rPr>
-          <w:rFonts w:ascii="Times New Roman" w:hAnsi="Times New Roman"/>
-          <w:b/>
-          <w:sz w:val="24"/>
-        </w:rPr>
-        <w:t>Modelo Relacional de Bases de Datos</w:t>
+        <w:t>La gestión documental se define como el conjunto de normas, técnicas y prácticas que regulan el ciclo de vida de los documentos dentro de una organización, desde su creación o recepción hasta su disposición final. Cruz Mundet (2011) señala que una gestión documental eficaz garantiza la autenticidad, integridad, fiabilidad y disponibilidad de la información registrada, constituyendo un pilar fundamental para la transparencia administrativa y la continuidad operativa.</w:t>
       </w:r>
     </w:p>
     <w:p>
@@ -6438,7 +6424,7 @@
           <w:i w:val="0"/>
           <w:sz w:val="24"/>
         </w:rPr>
-        <w:t>El modelo relacional, propuesto originalmente por Codd (1970), organiza la información en tablas bidimensionales denominadas relaciones, cuyos atributos representan las propiedades de las entidades y cuyas filas corresponden a instancias individuales de datos. La fortaleza de este modelo radica en la aplicación de reglas de normalización que eliminan la redundancia y preservan la integridad referencial entre tablas relacionadas mediante claves primarias y foráneas.</w:t>
+        <w:t>En el Departamento de Presidencia de Venangocupet, S.A., el flujo documental responde a un ciclo específico: recepción del expediente externo, revisión de forma, registro de ingreso, firma presidencial, registro de egreso y despacho al departamento destinatario. La automatización de este ciclo mediante un sistema digitalizado reduce la propensión al error humano y dota al departamento de un historial auditable de cada movimiento, en concordancia con los principios de gestión documental descritos por Cruz Mundet (2011).</w:t>
       </w:r>
     </w:p>
     <w:p>
@@ -6453,7 +6439,7 @@
           <w:i w:val="0"/>
           <w:sz w:val="24"/>
         </w:rPr>
-        <w:t>Date (2001) establece que un diseño relacional correctamente normalizado garantiza que cada dato se almacene una sola vez, reduciendo la posibilidad de inconsistencias derivadas de actualizaciones parciales. En el sistema propuesto, la relación entre procesos administrativos y documentos sigue una cardinalidad uno a muchos (1:N), permitiendo registrar múltiples expedientes asociados a un mismo proceso contractual o administrativo sin duplicar los datos maestros del proceso.</w:t>
+        <w:t>En Venangocupet, la gestión documental debe reflejar el recorrido real de cada expediente, desde su recepción hasta su despacho, sin agregar pasos que no correspondan al proceso.</w:t>
       </w:r>
     </w:p>
     <w:p>
@@ -6467,7 +6453,7 @@
           <w:b/>
           <w:sz w:val="24"/>
         </w:rPr>
-        <w:t>SQLite como Sistema Gestor de Base de Datos</w:t>
+        <w:t>Modelo Relacional de Bases de Datos</w:t>
       </w:r>
     </w:p>
     <w:p>
@@ -6482,7 +6468,7 @@
           <w:i w:val="0"/>
           <w:sz w:val="24"/>
         </w:rPr>
-        <w:t>SQLite es un motor de base de datos relacional de código abierto, autocontenido y sin servidor, cuya arquitectura embebida lo diferencia de sistemas cliente-servidor convencionales como MySQL o PostgreSQL. Su funcionamiento se basa en un único archivo portable que aloja el esquema completo de la base de datos, eliminando la necesidad de procesos de servidor independientes o configuraciones de red. Esta característica lo convierte en la opción técnica idónea para entornos corporativos con restricciones de instalación de software.</w:t>
+        <w:t>El modelo relacional, propuesto originalmente por Codd (1970), organiza la información en tablas bidimensionales denominadas relaciones, cuyos atributos representan las propiedades de las entidades y cuyas filas corresponden a instancias individuales de datos. La fortaleza de este modelo radica en la aplicación de reglas de normalización que eliminan la redundancia y preservan la integridad referencial entre tablas relacionadas mediante claves primarias y foráneas.</w:t>
       </w:r>
     </w:p>
     <w:p>
@@ -6497,21 +6483,7 @@
           <w:i w:val="0"/>
           <w:sz w:val="24"/>
         </w:rPr>
-        <w:t>Pressman (2010) señala que la selección de herramientas tecnológicas debe estar guiada por los atributos del entorno de despliegue y no exclusivamente por las capacidades abstractas del instrumento. En el caso particular del Departamento de Presidencia de Venangocupet, S.A., las restricciones de permisos administrativos sobre los equipos de la organización hacen de SQLite la alternativa técnicamente viable para implementar persistencia de datos sin requerir intervención del departamento de tecnología de la empresa.</w:t>
-      </w:r>
-    </w:p>
-    <w:p>
-      <w:pPr>
-        <w:spacing w:before="480" w:after="480" w:line="360" w:lineRule="auto"/>
-        <w:jc w:val="left"/>
-      </w:pPr>
-      <w:r>
-        <w:rPr>
-          <w:rFonts w:ascii="Times New Roman" w:hAnsi="Times New Roman"/>
-          <w:b/>
-          <w:sz w:val="24"/>
-        </w:rPr>
-        <w:t>Trazabilidad Documental</w:t>
+        <w:t>Date (2001) establece que un diseño relacional correctamente normalizado garantiza que cada dato se almacene una sola vez, reduciendo la posibilidad de inconsistencias derivadas de actualizaciones parciales. En el sistema propuesto, la relación entre procesos administrativos y documentos sigue una cardinalidad uno a muchos (1:N), permitiendo registrar múltiples expedientes asociados a un mismo proceso contractual o administrativo sin duplicar los datos maestros del proceso.</w:t>
       </w:r>
     </w:p>
     <w:p>
@@ -6526,7 +6498,21 @@
           <w:i w:val="0"/>
           <w:sz w:val="24"/>
         </w:rPr>
-        <w:t>La trazabilidad documental se entiende como la capacidad de reconstruir el historial completo de un documento a lo largo de su ciclo de vida, identificando en cada etapa el responsable, la fecha, la acción ejecutada y el estado resultante. Gómez (2019) señala que la trazabilidad constituye el mecanismo central de auditoría en los sistemas de gestión documental, dado que permite verificar la integridad del proceso y detectar cuellos de botella o irregularidades en el flujo.</w:t>
+        <w:t>A juicio de quien suscribe, el modelo relacional resulta adecuado porque representa la relación entre procesos y documentos sin duplicar la información que se necesita consultar.</w:t>
+      </w:r>
+    </w:p>
+    <w:p>
+      <w:pPr>
+        <w:spacing w:before="480" w:after="480" w:line="360" w:lineRule="auto"/>
+        <w:jc w:val="left"/>
+      </w:pPr>
+      <w:r>
+        <w:rPr>
+          <w:rFonts w:ascii="Times New Roman" w:hAnsi="Times New Roman"/>
+          <w:b/>
+          <w:sz w:val="24"/>
+        </w:rPr>
+        <w:t>SQLite como Sistema Gestor de Base de Datos</w:t>
       </w:r>
     </w:p>
     <w:p>
@@ -6541,6 +6527,80 @@
           <w:i w:val="0"/>
           <w:sz w:val="24"/>
         </w:rPr>
+        <w:t>SQLite es un motor de base de datos relacional de código abierto, autocontenido y sin servidor, cuya arquitectura embebida lo diferencia de sistemas cliente-servidor convencionales como MySQL o PostgreSQL. Su funcionamiento se basa en un único archivo portable que aloja el esquema completo de la base de datos, eliminando la necesidad de procesos de servidor independientes o configuraciones de red. Esta característica lo convierte en la opción técnica idónea para entornos corporativos con restricciones de instalación de software.</w:t>
+      </w:r>
+    </w:p>
+    <w:p>
+      <w:pPr>
+        <w:spacing w:line="360" w:lineRule="auto" w:after="0" w:before="0"/>
+        <w:ind w:firstLine="709"/>
+        <w:jc w:val="both"/>
+      </w:pPr>
+      <w:r>
+        <w:rPr>
+          <w:rFonts w:ascii="Times New Roman" w:hAnsi="Times New Roman"/>
+          <w:i w:val="0"/>
+          <w:sz w:val="24"/>
+        </w:rPr>
+        <w:t>Pressman (2010) señala que la selección de herramientas tecnológicas debe estar guiada por los atributos del entorno de despliegue y no exclusivamente por las capacidades abstractas del instrumento. En el caso particular del Departamento de Presidencia de Venangocupet, S.A., las restricciones de permisos administrativos sobre los equipos de la organización hacen de SQLite la alternativa técnicamente viable para implementar persistencia de datos sin requerir intervención del departamento de tecnología de la empresa.</w:t>
+      </w:r>
+    </w:p>
+    <w:p>
+      <w:pPr>
+        <w:spacing w:line="360" w:lineRule="auto" w:after="0" w:before="0"/>
+        <w:ind w:firstLine="709"/>
+        <w:jc w:val="both"/>
+      </w:pPr>
+      <w:r>
+        <w:rPr>
+          <w:rFonts w:ascii="Times New Roman" w:hAnsi="Times New Roman"/>
+          <w:i w:val="0"/>
+          <w:sz w:val="24"/>
+        </w:rPr>
+        <w:t>La selección de SQLite se fundamenta en las condiciones reales del entorno de Presidencia, donde se requiere una solución portable y funcional sin depender de una infraestructura de servidor.</w:t>
+      </w:r>
+    </w:p>
+    <w:p>
+      <w:pPr>
+        <w:spacing w:before="480" w:after="480" w:line="360" w:lineRule="auto"/>
+        <w:jc w:val="left"/>
+      </w:pPr>
+      <w:r>
+        <w:rPr>
+          <w:rFonts w:ascii="Times New Roman" w:hAnsi="Times New Roman"/>
+          <w:b/>
+          <w:sz w:val="24"/>
+        </w:rPr>
+        <w:t>Trazabilidad Documental</w:t>
+      </w:r>
+    </w:p>
+    <w:p>
+      <w:pPr>
+        <w:spacing w:line="360" w:lineRule="auto" w:after="0" w:before="0"/>
+        <w:ind w:firstLine="709"/>
+        <w:jc w:val="both"/>
+      </w:pPr>
+      <w:r>
+        <w:rPr>
+          <w:rFonts w:ascii="Times New Roman" w:hAnsi="Times New Roman"/>
+          <w:i w:val="0"/>
+          <w:sz w:val="24"/>
+        </w:rPr>
+        <w:t>La trazabilidad documental se entiende como la capacidad de reconstruir el historial completo de un documento a lo largo de su ciclo de vida, identificando en cada etapa el responsable, la fecha, la acción ejecutada y el estado resultante. Gómez (2019) señala que la trazabilidad constituye el mecanismo central de auditoría en los sistemas de gestión documental, dado que permite verificar la integridad del proceso y detectar cuellos de botella o irregularidades en el flujo.</w:t>
+      </w:r>
+    </w:p>
+    <w:p>
+      <w:pPr>
+        <w:spacing w:line="360" w:lineRule="auto" w:after="0" w:before="0"/>
+        <w:ind w:firstLine="709"/>
+        <w:jc w:val="both"/>
+      </w:pPr>
+      <w:r>
+        <w:rPr>
+          <w:rFonts w:ascii="Times New Roman" w:hAnsi="Times New Roman"/>
+          <w:i w:val="0"/>
+          <w:sz w:val="24"/>
+        </w:rPr>
         <w:t>En el ámbito de la alta dirección, la trazabilidad cobra especial relevancia porque los expedientes que transitan por la Presidencia frecuentemente están vinculados a procesos contractuales y decisiones gerenciales de impacto organizacional. El sistema propuesto registra automáticamente cada movimiento de ingreso y egreso del expediente, almacenando la fecha, el estatus y el departamento de origen o destino, lo que permite generar reportes de trazabilidad de forma inmediata ante cualquier requerimiento directivo.</w:t>
       </w:r>
     </w:p>
@@ -6582,20 +6642,6 @@
     </w:p>
     <w:p>
       <w:pPr>
-        <w:spacing w:before="480" w:after="480" w:line="360" w:lineRule="auto"/>
-        <w:jc w:val="left"/>
-      </w:pPr>
-      <w:r>
-        <w:rPr>
-          <w:rFonts w:ascii="Times New Roman" w:hAnsi="Times New Roman"/>
-          <w:b/>
-          <w:sz w:val="24"/>
-        </w:rPr>
-        <w:t>Automatización de Procesos Administrativos</w:t>
-      </w:r>
-    </w:p>
-    <w:p>
-      <w:pPr>
         <w:spacing w:line="360" w:lineRule="auto" w:after="0" w:before="0"/>
         <w:ind w:firstLine="709"/>
         <w:jc w:val="both"/>
@@ -6606,7 +6652,21 @@
           <w:i w:val="0"/>
           <w:sz w:val="24"/>
         </w:rPr>
-        <w:t>La automatización de procesos administrativos consiste en la sustitución de tareas manuales repetitivas por flujos de trabajo controlados por sistemas informáticos, con el objetivo de reducir los tiempos de ejecución, minimizar el error humano y liberar al personal para actividades de mayor valor analítico. Laudon y Laudon (2016) plantean que la automatización de procesos de negocio genera mejoras medibles en la productividad organizacional al estandarizar los procedimientos y centralizar el control de la información.</w:t>
+        <w:t>Para este proyecto, la trazabilidad es el elemento que permite demostrar qué ocurrió con cada expediente y ofrecer respuestas verificables a la dirección de la empresa.</w:t>
+      </w:r>
+    </w:p>
+    <w:p>
+      <w:pPr>
+        <w:spacing w:before="480" w:after="480" w:line="360" w:lineRule="auto"/>
+        <w:jc w:val="left"/>
+      </w:pPr>
+      <w:r>
+        <w:rPr>
+          <w:rFonts w:ascii="Times New Roman" w:hAnsi="Times New Roman"/>
+          <w:b/>
+          <w:sz w:val="24"/>
+        </w:rPr>
+        <w:t>Automatización de Procesos Administrativos</w:t>
       </w:r>
     </w:p>
     <w:p>
@@ -6621,21 +6681,7 @@
           <w:i w:val="0"/>
           <w:sz w:val="24"/>
         </w:rPr>
-        <w:t>En el Departamento de Presidencia de Venangocupet, S.A., la automatización se justifica por la naturaleza del proceso actual: el personal destina un porcentaje significativo de su tiempo operativo al copiado y pegado de datos entre documentos y hojas de cálculo, así como a la redacción manual de resúmenes solicitados por la dirección. La implementación del sistema automatizado propuesto traslada estas tareas al software, permitiendo que el personal se concentre en las funciones de revisión y coordinación propias del departamento.</w:t>
-      </w:r>
-    </w:p>
-    <w:p>
-      <w:pPr>
-        <w:spacing w:before="480" w:after="480" w:line="360" w:lineRule="auto"/>
-        <w:jc w:val="left"/>
-      </w:pPr>
-      <w:r>
-        <w:rPr>
-          <w:rFonts w:ascii="Times New Roman" w:hAnsi="Times New Roman"/>
-          <w:b/>
-          <w:sz w:val="24"/>
-        </w:rPr>
-        <w:t>Proyecto Factible como Modalidad de Investigación</w:t>
+        <w:t>La automatización de procesos administrativos consiste en la sustitución de tareas manuales repetitivas por flujos de trabajo controlados por sistemas informáticos, con el objetivo de reducir los tiempos de ejecución, minimizar el error humano y liberar al personal para actividades de mayor valor analítico. Laudon y Laudon (2016) plantean que la automatización de procesos de negocio genera mejoras medibles en la productividad organizacional al estandarizar los procedimientos y centralizar el control de la información.</w:t>
       </w:r>
     </w:p>
     <w:p>
@@ -6650,7 +6696,7 @@
           <w:i w:val="0"/>
           <w:sz w:val="24"/>
         </w:rPr>
-        <w:t>La Universidad Pedagógica Experimental Libertador (UPEL, 2016) define el proyecto factible como la investigación, elaboración y desarrollo de una propuesta de un modelo operativo viable para solucionar problemas, requerimientos o necesidades de organizaciones o grupos sociales. Esta modalidad exige la comprobación de la viabilidad técnica, económica y operativa de la solución planteada, sustentada en un diagnóstico de campo que evidencie la situación deficitaria que da origen a la propuesta.</w:t>
+        <w:t>En el Departamento de Presidencia de Venangocupet, S.A., la automatización se justifica por la naturaleza del proceso actual: el personal destina un porcentaje significativo de su tiempo operativo al copiado y pegado de datos entre documentos y hojas de cálculo, así como a la redacción manual de resúmenes solicitados por la dirección. La implementación del sistema automatizado propuesto traslada estas tareas al software, permitiendo que el personal se concentre en las funciones de revisión y coordinación propias del departamento.</w:t>
       </w:r>
     </w:p>
     <w:p>
@@ -6665,7 +6711,66 @@
           <w:i w:val="0"/>
           <w:sz w:val="24"/>
         </w:rPr>
+        <w:t>Desde la posición del investigador, automatizar el registro y los reportes permite que el personal dedique más tiempo a revisar y coordinar los expedientes, en lugar de copiar datos manualmente.</w:t>
+      </w:r>
+    </w:p>
+    <w:p>
+      <w:pPr>
+        <w:spacing w:before="480" w:after="480" w:line="360" w:lineRule="auto"/>
+        <w:jc w:val="left"/>
+      </w:pPr>
+      <w:r>
+        <w:rPr>
+          <w:rFonts w:ascii="Times New Roman" w:hAnsi="Times New Roman"/>
+          <w:b/>
+          <w:sz w:val="24"/>
+        </w:rPr>
+        <w:t>Proyecto Factible como Modalidad de Investigación</w:t>
+      </w:r>
+    </w:p>
+    <w:p>
+      <w:pPr>
+        <w:spacing w:line="360" w:lineRule="auto" w:after="0" w:before="0"/>
+        <w:ind w:firstLine="709"/>
+        <w:jc w:val="both"/>
+      </w:pPr>
+      <w:r>
+        <w:rPr>
+          <w:rFonts w:ascii="Times New Roman" w:hAnsi="Times New Roman"/>
+          <w:i w:val="0"/>
+          <w:sz w:val="24"/>
+        </w:rPr>
+        <w:t>La Universidad Pedagógica Experimental Libertador (UPEL, 2016) define el proyecto factible como la investigación, elaboración y desarrollo de una propuesta de un modelo operativo viable para solucionar problemas, requerimientos o necesidades de organizaciones o grupos sociales. Esta modalidad exige la comprobación de la viabilidad técnica, económica y operativa de la solución planteada, sustentada en un diagnóstico de campo que evidencie la situación deficitaria que da origen a la propuesta.</w:t>
+      </w:r>
+    </w:p>
+    <w:p>
+      <w:pPr>
+        <w:spacing w:line="360" w:lineRule="auto" w:after="0" w:before="0"/>
+        <w:ind w:firstLine="709"/>
+        <w:jc w:val="both"/>
+      </w:pPr>
+      <w:r>
+        <w:rPr>
+          <w:rFonts w:ascii="Times New Roman" w:hAnsi="Times New Roman"/>
+          <w:i w:val="0"/>
+          <w:sz w:val="24"/>
+        </w:rPr>
         <w:t>Arias (2012) complementa esta definición señalando que el proyecto factible no se limita a diagnosticar un problema, sino que avanza hasta proponer y en muchos casos desarrollar la solución, demostrando su aplicabilidad en el contexto real. El presente trabajo se enmarca en esta modalidad al partir de un diagnóstico situacional del flujo documental en Presidencia, proponer una arquitectura tecnológica específica y materializar un prototipo funcional del sistema como evidencia de la viabilidad de la propuesta.</w:t>
+      </w:r>
+    </w:p>
+    <w:p>
+      <w:pPr>
+        <w:spacing w:line="360" w:lineRule="auto" w:after="0" w:before="0"/>
+        <w:ind w:firstLine="709"/>
+        <w:jc w:val="both"/>
+      </w:pPr>
+      <w:r>
+        <w:rPr>
+          <w:rFonts w:ascii="Times New Roman" w:hAnsi="Times New Roman"/>
+          <w:i w:val="0"/>
+          <w:sz w:val="24"/>
+        </w:rPr>
+        <w:t>La modalidad de proyecto factible se ajusta a este trabajo porque el diagnóstico del flujo documental culmina en un prototipo desarrollado y validado según las necesidades de Presidencia.</w:t>
       </w:r>
     </w:p>
     <w:p>

--- a/juliano/reportes/Informe_Pasantia_IUTECP.docx
+++ b/juliano/reportes/Informe_Pasantia_IUTECP.docx
@@ -126,7 +126,7 @@
           <w:b/>
           <w:sz w:val="24"/>
         </w:rPr>
-        <w:t>Juliano Cardona</w:t>
+        <w:t>Cardona, Juliano</w:t>
         <w:br/>
       </w:r>
       <w:r>
@@ -275,7 +275,7 @@
                 <w:b/>
                 <w:sz w:val="24"/>
               </w:rPr>
-              <w:t>Ing. Yasmin Sabaneta</w:t>
+              <w:t>Ing. Sabaneta, Yasmin</w:t>
               <w:br/>
             </w:r>
             <w:r>
@@ -310,7 +310,7 @@
                 <w:b/>
                 <w:sz w:val="24"/>
               </w:rPr>
-              <w:t>Lic. Carlos Mendoza</w:t>
+              <w:t>Lic. Mendoza, Carlos</w:t>
               <w:br/>
             </w:r>
             <w:r>
@@ -348,7 +348,7 @@
                 <w:b/>
                 <w:sz w:val="24"/>
               </w:rPr>
-              <w:t>Juliano Cardona</w:t>
+              <w:t>Cardona, Juliano</w:t>
               <w:br/>
             </w:r>
             <w:r>
@@ -484,7 +484,7 @@
           <w:rFonts w:ascii="Times New Roman" w:hAnsi="Times New Roman"/>
           <w:sz w:val="24"/>
         </w:rPr>
-        <w:t>En mi carácter de tutor industrial del informe de pasantías presentado por: Juliano Cardona, de Cédula de Identidad V-32.281.199; para optar al grado de Técnico Superior Universitario en la especialidad de: Informática, cuyo título es; “DISEÑO DE UN SISTEMA PARA EL CONTROL, TRAZABILIDAD Y REPORTE DE MOVIMIENTOS DOCUMENTALES EN LA PRESIDENCIA DE LA EMPRESA MIXTA PETROLERA VENANGOCUPET, S.A.”, manifiesto que cumple con los requisitos exigidos por el Instituto Universitario de Tecnología “Elías Calixto Pompa” (IUTECP); y que, por lo tanto, considero que reúne los méritos suficientes para ser evaluado por el jurado que se decida designar a tal fin.</w:t>
+        <w:t>En mi carácter de tutor industrial del informe de pasantías presentado por: Cardona, Juliano, de Cédula de Identidad V-32.281.199; para optar al grado de Técnico Superior Universitario en la especialidad de: Informática, cuyo título es; “DISEÑO DE UN SISTEMA PARA EL CONTROL, TRAZABILIDAD Y REPORTE DE MOVIMIENTOS DOCUMENTALES EN LA PRESIDENCIA DE LA EMPRESA MIXTA PETROLERA VENANGOCUPET, S.A.”, manifiesto que cumple con los requisitos exigidos por el Instituto Universitario de Tecnología “Elías Calixto Pompa” (IUTECP); y que, por lo tanto, considero que reúne los méritos suficientes para ser evaluado por el jurado que se decida designar a tal fin.</w:t>
       </w:r>
     </w:p>
     <w:p/>
@@ -527,7 +527,7 @@
           <w:b/>
           <w:sz w:val="24"/>
         </w:rPr>
-        <w:t>Ing. Yasmin Sabaneta</w:t>
+        <w:t>Ing. Sabaneta, Yasmin</w:t>
       </w:r>
     </w:p>
     <w:p>
@@ -651,7 +651,7 @@
           <w:rFonts w:ascii="Times New Roman" w:hAnsi="Times New Roman"/>
           <w:sz w:val="24"/>
         </w:rPr>
-        <w:t>En mi carácter de tutor académico del informe de pasantías presentado por: Juliano Cardona, de Cédula de Identidad V-32.281.199; para optar al grado de Técnico Superior Universitario en la especialidad de: Informática, cuyo título es; “DISEÑO DE UN SISTEMA PARA EL CONTROL, TRAZABILIDAD Y REPORTE DE MOVIMIENTOS DOCUMENTALES EN LA PRESIDENCIA DE LA EMPRESA MIXTA PETROLERA VENANGOCUPET, S.A.”, manifiesto que cumple con los requisitos exigidos por el Instituto Universitario de Tecnología “Elías Calixto Pompa” (IUTECP); y que, por lo tanto, considero que reúne los méritos suficientes para ser evaluado por el jurado que se decida designar a tal fin.</w:t>
+        <w:t>En mi carácter de tutor académico del informe de pasantías presentado por: Cardona, Juliano, de Cédula de Identidad V-32.281.199; para optar al grado de Técnico Superior Universitario en la especialidad de: Informática, cuyo título es; “DISEÑO DE UN SISTEMA PARA EL CONTROL, TRAZABILIDAD Y REPORTE DE MOVIMIENTOS DOCUMENTALES EN LA PRESIDENCIA DE LA EMPRESA MIXTA PETROLERA VENANGOCUPET, S.A.”, manifiesto que cumple con los requisitos exigidos por el Instituto Universitario de Tecnología “Elías Calixto Pompa” (IUTECP); y que, por lo tanto, considero que reúne los méritos suficientes para ser evaluado por el jurado que se decida designar a tal fin.</w:t>
       </w:r>
     </w:p>
     <w:p/>
@@ -694,7 +694,7 @@
           <w:b/>
           <w:sz w:val="24"/>
         </w:rPr>
-        <w:t>Lic. Carlos Mendoza</w:t>
+        <w:t>Lic. Mendoza, Carlos</w:t>
       </w:r>
     </w:p>
     <w:p>
@@ -2354,9 +2354,206 @@
       </w:pPr>
     </w:p>
     <w:p>
+      <w:pPr>
+        <w:spacing w:after="0"/>
+        <w:jc w:val="center"/>
+      </w:pPr>
+      <w:r>
+        <w:rPr>
+          <w:rFonts w:ascii="Times New Roman" w:hAnsi="Times New Roman"/>
+          <w:b/>
+          <w:sz w:val="24"/>
+        </w:rPr>
+        <w:t>REPÚBLICA BOLIVARIANA DE VENEZUELA</w:t>
+      </w:r>
+    </w:p>
+    <w:p>
+      <w:pPr>
+        <w:spacing w:after="0"/>
+        <w:jc w:val="center"/>
+      </w:pPr>
+      <w:r>
+        <w:rPr>
+          <w:rFonts w:ascii="Times New Roman" w:hAnsi="Times New Roman"/>
+          <w:b/>
+          <w:sz w:val="24"/>
+        </w:rPr>
+        <w:t>MINISTERIO DEL PODER POPULAR PARA LA EDUCACIÓN UNIVERSITARIA</w:t>
+      </w:r>
+    </w:p>
+    <w:p>
+      <w:pPr>
+        <w:spacing w:after="0"/>
+        <w:jc w:val="center"/>
+      </w:pPr>
+      <w:r>
+        <w:rPr>
+          <w:rFonts w:ascii="Times New Roman" w:hAnsi="Times New Roman"/>
+          <w:b/>
+          <w:sz w:val="24"/>
+        </w:rPr>
+        <w:t>INSTITUTO UNIVERSITARIO DE TECNOLOGÍA</w:t>
+      </w:r>
+    </w:p>
+    <w:p>
+      <w:pPr>
+        <w:spacing w:after="0"/>
+        <w:jc w:val="center"/>
+      </w:pPr>
+      <w:r>
+        <w:rPr>
+          <w:rFonts w:ascii="Times New Roman" w:hAnsi="Times New Roman"/>
+          <w:b/>
+          <w:sz w:val="24"/>
+        </w:rPr>
+        <w:t>"ELÍAS CALIXTO POMPA"</w:t>
+      </w:r>
+    </w:p>
+    <w:p>
+      <w:pPr>
+        <w:spacing w:after="0"/>
+        <w:jc w:val="center"/>
+      </w:pPr>
+      <w:r>
+        <w:rPr>
+          <w:rFonts w:ascii="Times New Roman" w:hAnsi="Times New Roman"/>
+          <w:b/>
+          <w:sz w:val="24"/>
+        </w:rPr>
+        <w:t>EL TIGRE, ESTADO ANZOÁTEGUI</w:t>
+      </w:r>
+    </w:p>
+    <w:p>
+      <w:pPr>
+        <w:spacing w:after="360"/>
+      </w:pPr>
+    </w:p>
+    <w:p>
+      <w:pPr>
+        <w:spacing w:after="480"/>
+        <w:jc w:val="center"/>
+      </w:pPr>
+      <w:r>
+        <w:rPr>
+          <w:rFonts w:ascii="Times New Roman" w:hAnsi="Times New Roman"/>
+          <w:b/>
+          <w:sz w:val="24"/>
+        </w:rPr>
+        <w:t>DISEÑO DE UN SISTEMA PARA EL CONTROL, TRAZABILIDAD Y REPORTE DE MOVIMIENTOS DOCUMENTALES EN LA PRESIDENCIA DE LA EMPRESA MIXTA PETROLERA VENANGOCUPET, S.A.</w:t>
+      </w:r>
+    </w:p>
+    <w:tbl>
+      <w:tblPr>
+        <w:tblStyle w:val="TableGrid"/>
+        <w:tblW w:type="auto" w:w="0"/>
+        <w:tblLook w:firstColumn="1" w:firstRow="1" w:lastColumn="0" w:lastRow="0" w:noHBand="0" w:noVBand="1" w:val="04A0"/>
+      </w:tblPr>
+      <w:tblGrid>
+        <w:gridCol w:w="4135"/>
+        <w:gridCol w:w="4135"/>
+      </w:tblGrid>
+      <w:tr>
+        <w:tc>
+          <w:tcPr>
+            <w:tcW w:type="dxa" w:w="4135"/>
+          </w:tcPr>
+          <w:p>
+            <w:pPr>
+              <w:spacing w:before="60" w:after="60" w:line="240" w:lineRule="auto"/>
+              <w:jc w:val="center"/>
+            </w:pPr>
+            <w:r>
+              <w:rPr>
+                <w:rFonts w:ascii="Times New Roman" w:hAnsi="Times New Roman"/>
+                <w:b/>
+                <w:color w:val="000000"/>
+                <w:sz w:val="20"/>
+              </w:rPr>
+              <w:t>Autor</w:t>
+            </w:r>
+          </w:p>
+        </w:tc>
+        <w:tc>
+          <w:tcPr>
+            <w:tcW w:type="dxa" w:w="4135"/>
+          </w:tcPr>
+          <w:p>
+            <w:pPr>
+              <w:spacing w:before="60" w:after="60" w:line="240" w:lineRule="auto"/>
+              <w:jc w:val="both"/>
+            </w:pPr>
+            <w:r>
+              <w:rPr>
+                <w:rFonts w:ascii="Times New Roman" w:hAnsi="Times New Roman"/>
+                <w:b w:val="0"/>
+                <w:color w:val="000000"/>
+                <w:sz w:val="20"/>
+              </w:rPr>
+              <w:t>Cardona, Juliano</w:t>
+            </w:r>
+          </w:p>
+        </w:tc>
+      </w:tr>
+      <w:tr>
+        <w:tc>
+          <w:tcPr>
+            <w:tcW w:type="dxa" w:w="4135"/>
+          </w:tcPr>
+          <w:p>
+            <w:pPr>
+              <w:spacing w:before="60" w:after="60" w:line="240" w:lineRule="auto"/>
+              <w:jc w:val="center"/>
+            </w:pPr>
+            <w:r>
+              <w:rPr>
+                <w:rFonts w:ascii="Times New Roman" w:hAnsi="Times New Roman"/>
+                <w:b/>
+                <w:color w:val="000000"/>
+                <w:sz w:val="20"/>
+              </w:rPr>
+              <w:t>C.I.</w:t>
+            </w:r>
+          </w:p>
+        </w:tc>
+        <w:tc>
+          <w:tcPr>
+            <w:tcW w:type="dxa" w:w="4135"/>
+          </w:tcPr>
+          <w:p>
+            <w:pPr>
+              <w:spacing w:before="60" w:after="60" w:line="240" w:lineRule="auto"/>
+              <w:jc w:val="both"/>
+            </w:pPr>
+            <w:r>
+              <w:rPr>
+                <w:rFonts w:ascii="Times New Roman" w:hAnsi="Times New Roman"/>
+                <w:b w:val="0"/>
+                <w:color w:val="000000"/>
+                <w:sz w:val="20"/>
+              </w:rPr>
+              <w:t>32.281.199</w:t>
+            </w:r>
+          </w:p>
+        </w:tc>
+      </w:tr>
+    </w:tbl>
+    <w:p>
+      <w:pPr>
+        <w:spacing w:before="240" w:after="480"/>
+        <w:jc w:val="center"/>
+      </w:pPr>
+      <w:r>
+        <w:rPr>
+          <w:rFonts w:ascii="Times New Roman" w:hAnsi="Times New Roman"/>
+          <w:sz w:val="24"/>
+        </w:rPr>
+        <w:t>julio de 2026</w:t>
+      </w:r>
+    </w:p>
+    <w:p>
       <w:bookmarkStart w:id="bm_resumen" w:name="bm_resumen"/>
       <w:pPr>
-        <w:spacing w:before="1140" w:after="480"/>
+        <w:spacing w:before="480" w:after="480"/>
         <w:jc w:val="center"/>
       </w:pPr>
       <w:r>

--- a/juliano/reportes/Informe_Pasantia_IUTECP.docx
+++ b/juliano/reportes/Informe_Pasantia_IUTECP.docx
@@ -2442,106 +2442,38 @@
         <w:t>DISEÑO DE UN SISTEMA PARA EL CONTROL, TRAZABILIDAD Y REPORTE DE MOVIMIENTOS DOCUMENTALES EN LA PRESIDENCIA DE LA EMPRESA MIXTA PETROLERA VENANGOCUPET, S.A.</w:t>
       </w:r>
     </w:p>
-    <w:tbl>
-      <w:tblPr>
-        <w:tblStyle w:val="TableGrid"/>
-        <w:tblW w:type="auto" w:w="0"/>
-        <w:tblLook w:firstColumn="1" w:firstRow="1" w:lastColumn="0" w:lastRow="0" w:noHBand="0" w:noVBand="1" w:val="04A0"/>
-      </w:tblPr>
-      <w:tblGrid>
-        <w:gridCol w:w="4135"/>
-        <w:gridCol w:w="4135"/>
-      </w:tblGrid>
-      <w:tr>
-        <w:tc>
-          <w:tcPr>
-            <w:tcW w:type="dxa" w:w="4135"/>
-          </w:tcPr>
-          <w:p>
-            <w:pPr>
-              <w:spacing w:before="60" w:after="60" w:line="240" w:lineRule="auto"/>
-              <w:jc w:val="center"/>
-            </w:pPr>
-            <w:r>
-              <w:rPr>
-                <w:rFonts w:ascii="Times New Roman" w:hAnsi="Times New Roman"/>
-                <w:b/>
-                <w:color w:val="000000"/>
-                <w:sz w:val="20"/>
-              </w:rPr>
-              <w:t>Autor</w:t>
-            </w:r>
-          </w:p>
-        </w:tc>
-        <w:tc>
-          <w:tcPr>
-            <w:tcW w:type="dxa" w:w="4135"/>
-          </w:tcPr>
-          <w:p>
-            <w:pPr>
-              <w:spacing w:before="60" w:after="60" w:line="240" w:lineRule="auto"/>
-              <w:jc w:val="both"/>
-            </w:pPr>
-            <w:r>
-              <w:rPr>
-                <w:rFonts w:ascii="Times New Roman" w:hAnsi="Times New Roman"/>
-                <w:b w:val="0"/>
-                <w:color w:val="000000"/>
-                <w:sz w:val="20"/>
-              </w:rPr>
-              <w:t>Cardona, Juliano</w:t>
-            </w:r>
-          </w:p>
-        </w:tc>
-      </w:tr>
-      <w:tr>
-        <w:tc>
-          <w:tcPr>
-            <w:tcW w:type="dxa" w:w="4135"/>
-          </w:tcPr>
-          <w:p>
-            <w:pPr>
-              <w:spacing w:before="60" w:after="60" w:line="240" w:lineRule="auto"/>
-              <w:jc w:val="center"/>
-            </w:pPr>
-            <w:r>
-              <w:rPr>
-                <w:rFonts w:ascii="Times New Roman" w:hAnsi="Times New Roman"/>
-                <w:b/>
-                <w:color w:val="000000"/>
-                <w:sz w:val="20"/>
-              </w:rPr>
-              <w:t>C.I.</w:t>
-            </w:r>
-          </w:p>
-        </w:tc>
-        <w:tc>
-          <w:tcPr>
-            <w:tcW w:type="dxa" w:w="4135"/>
-          </w:tcPr>
-          <w:p>
-            <w:pPr>
-              <w:spacing w:before="60" w:after="60" w:line="240" w:lineRule="auto"/>
-              <w:jc w:val="both"/>
-            </w:pPr>
-            <w:r>
-              <w:rPr>
-                <w:rFonts w:ascii="Times New Roman" w:hAnsi="Times New Roman"/>
-                <w:b w:val="0"/>
-                <w:color w:val="000000"/>
-                <w:sz w:val="20"/>
-              </w:rPr>
-              <w:t>32.281.199</w:t>
-            </w:r>
-          </w:p>
-        </w:tc>
-      </w:tr>
-    </w:tbl>
     <w:p>
       <w:pPr>
-        <w:spacing w:before="240" w:after="480"/>
-        <w:jc w:val="center"/>
-      </w:pPr>
+        <w:spacing w:after="480"/>
+        <w:ind w:left="0"/>
+        <w:jc w:val="left"/>
+      </w:pPr>
+      <w:r>
+        <w:rPr>
+          <w:rFonts w:ascii="Times New Roman" w:hAnsi="Times New Roman"/>
+          <w:b/>
+          <w:sz w:val="24"/>
+        </w:rPr>
+        <w:t>Autor:</w:t>
+        <w:br/>
+      </w:r>
+      <w:r>
+        <w:rPr>
+          <w:rFonts w:ascii="Times New Roman" w:hAnsi="Times New Roman"/>
+          <w:sz w:val="24"/>
+        </w:rPr>
+        <w:t>Cardona, Juliano</w:t>
+        <w:br/>
+      </w:r>
+      <w:r>
+        <w:rPr>
+          <w:rFonts w:ascii="Times New Roman" w:hAnsi="Times New Roman"/>
+          <w:b/>
+          <w:sz w:val="24"/>
+        </w:rPr>
+        <w:t>C.I.: 32.281.199</w:t>
+        <w:br/>
+      </w:r>
       <w:r>
         <w:rPr>
           <w:rFonts w:ascii="Times New Roman" w:hAnsi="Times New Roman"/>

--- a/juliano/reportes/Informe_Pasantia_IUTECP.docx
+++ b/juliano/reportes/Informe_Pasantia_IUTECP.docx
@@ -2446,7 +2446,7 @@
       <w:pPr>
         <w:spacing w:after="480"/>
         <w:ind w:left="0"/>
-        <w:jc w:val="left"/>
+        <w:jc w:val="right"/>
       </w:pPr>
       <w:r>
         <w:rPr>

--- a/juliano/reportes/Informe_Pasantia_IUTECP.docx
+++ b/juliano/reportes/Informe_Pasantia_IUTECP.docx
@@ -2468,7 +2468,6 @@
       <w:r>
         <w:rPr>
           <w:rFonts w:ascii="Times New Roman" w:hAnsi="Times New Roman"/>
-          <w:b/>
           <w:sz w:val="24"/>
         </w:rPr>
         <w:t>C.I.: 32.281.199</w:t>

--- a/juliano/reportes/Informe_Pasantia_IUTECP.docx
+++ b/juliano/reportes/Informe_Pasantia_IUTECP.docx
@@ -460,6 +460,7 @@
     </w:p>
     <w:p/>
     <w:p>
+      <w:bookmarkStart w:id="bm_aprob_ind" w:name="bm_aprob_ind"/>
       <w:pPr>
         <w:spacing w:before="480" w:after="480"/>
         <w:jc w:val="center"/>
@@ -472,6 +473,7 @@
         </w:rPr>
         <w:t>APROBACIÓN DEL TUTOR INDUSTRIAL</w:t>
       </w:r>
+      <w:bookmarkEnd w:id="bm_aprob_ind"/>
     </w:p>
     <w:p>
       <w:pPr>
@@ -627,6 +629,7 @@
     </w:p>
     <w:p/>
     <w:p>
+      <w:bookmarkStart w:id="bm_aprob_acad" w:name="bm_aprob_acad"/>
       <w:pPr>
         <w:spacing w:before="480" w:after="480"/>
         <w:jc w:val="center"/>
@@ -639,6 +642,7 @@
         </w:rPr>
         <w:t>APROBACIÓN DEL TUTOR ACADÉMICO</w:t>
       </w:r>
+      <w:bookmarkEnd w:id="bm_aprob_acad"/>
     </w:p>
     <w:p>
       <w:pPr>

--- a/juliano/reportes/Informe_Pasantia_IUTECP.docx
+++ b/juliano/reportes/Informe_Pasantia_IUTECP.docx
@@ -310,7 +310,7 @@
                 <w:b/>
                 <w:sz w:val="24"/>
               </w:rPr>
-              <w:t>Lic. Mendoza, Carlos</w:t>
+              <w:t>Ing. Mejías, José</w:t>
               <w:br/>
             </w:r>
             <w:r>
@@ -698,7 +698,7 @@
           <w:b/>
           <w:sz w:val="24"/>
         </w:rPr>
-        <w:t>Lic. Mendoza, Carlos</w:t>
+        <w:t>Ing. Mejías, José</w:t>
       </w:r>
     </w:p>
     <w:p>

--- a/juliano/reportes/Informe_Pasantia_IUTECP.docx
+++ b/juliano/reportes/Informe_Pasantia_IUTECP.docx
@@ -103,7 +103,7 @@
           <w:b/>
           <w:sz w:val="24"/>
         </w:rPr>
-        <w:t>DISEÑO DE UN SISTEMA PARA EL CONTROL, TRAZABILIDAD Y REPORTE DE MOVIMIENTOS DOCUMENTALES EN LA PRESIDENCIA DE LA EMPRESA MIXTA PETROLERA VENANGOCUPET, S.A.</w:t>
+        <w:t>DESARROLLO DE UN PROTOTIPO DE SISTEMA AUTOMATIZADO PARA EL CONTROL, TRAZABILIDAD Y REPORTE DOCUMENTAL EN LA PRESIDENCIA DE VENANGOCUPET, S.A.</w:t>
       </w:r>
     </w:p>
     <w:p>
@@ -148,13 +148,13 @@
           <w:rFonts w:ascii="Times New Roman" w:hAnsi="Times New Roman"/>
           <w:sz w:val="24"/>
         </w:rPr>
-        <w:t>El Tigre, julio de 2026</w:t>
+        <w:t>El Tigre, agosto de 2026</w:t>
       </w:r>
     </w:p>
     <w:p>
       <w:pPr>
         <w:sectPr>
-          <w:footerReference w:type="default" r:id="rId13"/>
+          <w:footerReference w:type="default" r:id="rId14"/>
           <w:pgSz w:w="12240" w:h="15840"/>
           <w:pgMar w:top="1701" w:right="1701" w:bottom="1701" w:left="2268" w:header="720" w:footer="720" w:gutter="0"/>
           <w:cols w:space="720"/>
@@ -223,7 +223,7 @@
           <w:b/>
           <w:sz w:val="24"/>
         </w:rPr>
-        <w:t>DISEÑO DE UN SISTEMA PARA EL CONTROL, TRAZABILIDAD Y REPORTE DE MOVIMIENTOS DOCUMENTALES EN LA PRESIDENCIA DE LA EMPRESA MIXTA PETROLERA VENANGOCUPET, S.A.</w:t>
+        <w:t>DESARROLLO DE UN PROTOTIPO DE SISTEMA AUTOMATIZADO PARA EL CONTROL, TRAZABILIDAD Y REPORTE DOCUMENTAL EN LA PRESIDENCIA DE VENANGOCUPET, S.A.</w:t>
       </w:r>
     </w:p>
     <w:p>
@@ -373,176 +373,7 @@
           <w:rFonts w:ascii="Times New Roman" w:hAnsi="Times New Roman"/>
           <w:sz w:val="24"/>
         </w:rPr>
-        <w:t>El Tigre, julio de 2026</w:t>
-      </w:r>
-    </w:p>
-    <w:p>
-      <w:pPr>
-        <w:sectPr>
-          <w:footerReference w:type="default" r:id="rId14"/>
-          <w:pgSz w:w="12240" w:h="15840"/>
-          <w:pgMar w:top="1701" w:right="1701" w:bottom="1701" w:left="2268" w:header="720" w:footer="720" w:gutter="0"/>
-          <w:cols w:space="720"/>
-          <w:titlePg/>
-          <w:docGrid w:linePitch="360"/>
-        </w:sectPr>
-      </w:pPr>
-    </w:p>
-    <w:p>
-      <w:pPr>
-        <w:spacing w:line="276" w:lineRule="auto" w:before="0" w:after="0"/>
-        <w:jc w:val="center"/>
-      </w:pPr>
-      <w:r>
-        <w:rPr>
-          <w:rFonts w:ascii="Times New Roman" w:hAnsi="Times New Roman"/>
-          <w:b/>
-          <w:sz w:val="24"/>
-        </w:rPr>
-        <w:t>REPÚBLICA BOLIVARIANA DE VENEZUELA</w:t>
-      </w:r>
-    </w:p>
-    <w:p>
-      <w:pPr>
-        <w:spacing w:line="276" w:lineRule="auto" w:before="0" w:after="0"/>
-        <w:jc w:val="center"/>
-      </w:pPr>
-      <w:r>
-        <w:rPr>
-          <w:rFonts w:ascii="Times New Roman" w:hAnsi="Times New Roman"/>
-          <w:b/>
-          <w:sz w:val="24"/>
-        </w:rPr>
-        <w:t>MINISTERIO DEL PODER POPULAR PARA LA EDUCACIÓN UNIVERSITARIA</w:t>
-      </w:r>
-    </w:p>
-    <w:p>
-      <w:pPr>
-        <w:spacing w:line="276" w:lineRule="auto" w:before="0" w:after="0"/>
-        <w:jc w:val="center"/>
-      </w:pPr>
-      <w:r>
-        <w:rPr>
-          <w:rFonts w:ascii="Times New Roman" w:hAnsi="Times New Roman"/>
-          <w:b/>
-          <w:sz w:val="24"/>
-        </w:rPr>
-        <w:t>INSTITUTO UNIVERSITARIO DE TECNOLOGÍA</w:t>
-      </w:r>
-    </w:p>
-    <w:p>
-      <w:pPr>
-        <w:spacing w:line="276" w:lineRule="auto" w:before="0" w:after="0"/>
-        <w:jc w:val="center"/>
-      </w:pPr>
-      <w:r>
-        <w:rPr>
-          <w:rFonts w:ascii="Times New Roman" w:hAnsi="Times New Roman"/>
-          <w:b/>
-          <w:sz w:val="24"/>
-        </w:rPr>
-        <w:t>"ELÍAS CALIXTO POMPA"</w:t>
-      </w:r>
-    </w:p>
-    <w:p>
-      <w:pPr>
-        <w:spacing w:line="276" w:lineRule="auto" w:before="0" w:after="0"/>
-        <w:jc w:val="center"/>
-      </w:pPr>
-      <w:r>
-        <w:rPr>
-          <w:rFonts w:ascii="Times New Roman" w:hAnsi="Times New Roman"/>
-          <w:b/>
-          <w:sz w:val="24"/>
-        </w:rPr>
-        <w:t>EL TIGRE, ESTADO ANZOÁTEGUI</w:t>
-      </w:r>
-    </w:p>
-    <w:p/>
-    <w:p>
-      <w:bookmarkStart w:id="bm_aprob_ind" w:name="bm_aprob_ind"/>
-      <w:pPr>
-        <w:spacing w:before="480" w:after="480"/>
-        <w:jc w:val="center"/>
-      </w:pPr>
-      <w:r>
-        <w:rPr>
-          <w:rFonts w:ascii="Times New Roman" w:hAnsi="Times New Roman"/>
-          <w:b/>
-          <w:sz w:val="24"/>
-        </w:rPr>
-        <w:t>APROBACIÓN DEL TUTOR INDUSTRIAL</w:t>
-      </w:r>
-      <w:bookmarkEnd w:id="bm_aprob_ind"/>
-    </w:p>
-    <w:p>
-      <w:pPr>
-        <w:spacing w:line="360" w:lineRule="auto"/>
-        <w:ind w:firstLine="0"/>
-        <w:jc w:val="both"/>
-      </w:pPr>
-      <w:r>
-        <w:rPr>
-          <w:rFonts w:ascii="Times New Roman" w:hAnsi="Times New Roman"/>
-          <w:sz w:val="24"/>
-        </w:rPr>
-        <w:t>En mi carácter de tutor industrial del informe de pasantías presentado por: Cardona, Juliano, de Cédula de Identidad V-32.281.199; para optar al grado de Técnico Superior Universitario en la especialidad de: Informática, cuyo título es; “DISEÑO DE UN SISTEMA PARA EL CONTROL, TRAZABILIDAD Y REPORTE DE MOVIMIENTOS DOCUMENTALES EN LA PRESIDENCIA DE LA EMPRESA MIXTA PETROLERA VENANGOCUPET, S.A.”, manifiesto que cumple con los requisitos exigidos por el Instituto Universitario de Tecnología “Elías Calixto Pompa” (IUTECP); y que, por lo tanto, considero que reúne los méritos suficientes para ser evaluado por el jurado que se decida designar a tal fin.</w:t>
-      </w:r>
-    </w:p>
-    <w:p/>
-    <w:p/>
-    <w:p>
-      <w:pPr>
-        <w:spacing w:line="360" w:lineRule="auto"/>
-        <w:jc w:val="left"/>
-      </w:pPr>
-      <w:r>
-        <w:rPr>
-          <w:rFonts w:ascii="Times New Roman" w:hAnsi="Times New Roman"/>
-          <w:sz w:val="24"/>
-        </w:rPr>
-        <w:t>En la Ciudad de El Tigre, a los ___ días del mes de _______ de 2026</w:t>
-      </w:r>
-    </w:p>
-    <w:p/>
-    <w:p>
-      <w:pPr>
-        <w:jc w:val="center"/>
-      </w:pPr>
-      <w:r>
-        <w:rPr>
-          <w:rFonts w:ascii="Times New Roman" w:hAnsi="Times New Roman"/>
-          <w:sz w:val="24"/>
-        </w:rPr>
-        <w:t>___________________________________</w:t>
-      </w:r>
-    </w:p>
-    <w:p/>
-    <w:p>
-      <w:pPr>
-        <w:spacing w:line="360" w:lineRule="auto"/>
-        <w:jc w:val="center"/>
-      </w:pPr>
-      <w:r>
-        <w:rPr>
-          <w:rFonts w:ascii="Times New Roman" w:hAnsi="Times New Roman"/>
-          <w:b/>
-          <w:sz w:val="24"/>
-        </w:rPr>
-        <w:t>Ing. Sabaneta, Yasmin</w:t>
-      </w:r>
-    </w:p>
-    <w:p>
-      <w:pPr>
-        <w:spacing w:before="0"/>
-        <w:jc w:val="center"/>
-      </w:pPr>
-      <w:r>
-        <w:rPr>
-          <w:rFonts w:ascii="Times New Roman" w:hAnsi="Times New Roman"/>
-          <w:sz w:val="24"/>
-        </w:rPr>
-        <w:t>C.I.: 14.187.924</w:t>
+        <w:t>El Tigre, agosto de 2026</w:t>
       </w:r>
     </w:p>
     <w:p>
@@ -629,7 +460,7 @@
     </w:p>
     <w:p/>
     <w:p>
-      <w:bookmarkStart w:id="bm_aprob_acad" w:name="bm_aprob_acad"/>
+      <w:bookmarkStart w:id="bm_aprob_ind" w:name="bm_aprob_ind"/>
       <w:pPr>
         <w:spacing w:before="480" w:after="480"/>
         <w:jc w:val="center"/>
@@ -640,9 +471,9 @@
           <w:b/>
           <w:sz w:val="24"/>
         </w:rPr>
-        <w:t>APROBACIÓN DEL TUTOR ACADÉMICO</w:t>
-      </w:r>
-      <w:bookmarkEnd w:id="bm_aprob_acad"/>
+        <w:t>APROBACIÓN DEL TUTOR INDUSTRIAL</w:t>
+      </w:r>
+      <w:bookmarkEnd w:id="bm_aprob_ind"/>
     </w:p>
     <w:p>
       <w:pPr>
@@ -655,7 +486,7 @@
           <w:rFonts w:ascii="Times New Roman" w:hAnsi="Times New Roman"/>
           <w:sz w:val="24"/>
         </w:rPr>
-        <w:t>En mi carácter de tutor académico del informe de pasantías presentado por: Cardona, Juliano, de Cédula de Identidad V-32.281.199; para optar al grado de Técnico Superior Universitario en la especialidad de: Informática, cuyo título es; “DISEÑO DE UN SISTEMA PARA EL CONTROL, TRAZABILIDAD Y REPORTE DE MOVIMIENTOS DOCUMENTALES EN LA PRESIDENCIA DE LA EMPRESA MIXTA PETROLERA VENANGOCUPET, S.A.”, manifiesto que cumple con los requisitos exigidos por el Instituto Universitario de Tecnología “Elías Calixto Pompa” (IUTECP); y que, por lo tanto, considero que reúne los méritos suficientes para ser evaluado por el jurado que se decida designar a tal fin.</w:t>
+        <w:t>En mi carácter de tutor industrial del informe de pasantías presentado por: Cardona, Juliano, de Cédula de Identidad V-32.281.199; para optar al grado de Técnico Superior Universitario en la especialidad de: Informática, cuyo título es; “DESARROLLO DE UN PROTOTIPO DE SISTEMA AUTOMATIZADO PARA EL CONTROL, TRAZABILIDAD Y REPORTE DOCUMENTAL EN LA PRESIDENCIA DE VENANGOCUPET, S.A.”, manifiesto que cumple con los requisitos exigidos por el Instituto Universitario de Tecnología “Elías Calixto Pompa” (IUTECP); y que, por lo tanto, considero que reúne los méritos suficientes para ser evaluado por el jurado que se decida designar a tal fin.</w:t>
       </w:r>
     </w:p>
     <w:p/>
@@ -698,7 +529,7 @@
           <w:b/>
           <w:sz w:val="24"/>
         </w:rPr>
-        <w:t>Ing. Mejías, José</w:t>
+        <w:t>Ing. Sabaneta, Yasmin</w:t>
       </w:r>
     </w:p>
     <w:p>
@@ -711,7 +542,7 @@
           <w:rFonts w:ascii="Times New Roman" w:hAnsi="Times New Roman"/>
           <w:sz w:val="24"/>
         </w:rPr>
-        <w:t>C.I.: 4.273.815</w:t>
+        <w:t>C.I.: 14.187.924</w:t>
       </w:r>
     </w:p>
     <w:p>
@@ -727,9 +558,8 @@
       </w:pPr>
     </w:p>
     <w:p>
-      <w:bookmarkStart w:id="bm_agradecimientos" w:name="bm_agradecimientos"/>
-      <w:pPr>
-        <w:spacing w:before="1140" w:after="480"/>
+      <w:pPr>
+        <w:spacing w:line="276" w:lineRule="auto" w:before="0" w:after="0"/>
         <w:jc w:val="center"/>
       </w:pPr>
       <w:r>
@@ -738,9 +568,151 @@
           <w:b/>
           <w:sz w:val="24"/>
         </w:rPr>
-        <w:t>AGRADECIMIENTOS</w:t>
-      </w:r>
-      <w:bookmarkEnd w:id="bm_agradecimientos"/>
+        <w:t>REPÚBLICA BOLIVARIANA DE VENEZUELA</w:t>
+      </w:r>
+    </w:p>
+    <w:p>
+      <w:pPr>
+        <w:spacing w:line="276" w:lineRule="auto" w:before="0" w:after="0"/>
+        <w:jc w:val="center"/>
+      </w:pPr>
+      <w:r>
+        <w:rPr>
+          <w:rFonts w:ascii="Times New Roman" w:hAnsi="Times New Roman"/>
+          <w:b/>
+          <w:sz w:val="24"/>
+        </w:rPr>
+        <w:t>MINISTERIO DEL PODER POPULAR PARA LA EDUCACIÓN UNIVERSITARIA</w:t>
+      </w:r>
+    </w:p>
+    <w:p>
+      <w:pPr>
+        <w:spacing w:line="276" w:lineRule="auto" w:before="0" w:after="0"/>
+        <w:jc w:val="center"/>
+      </w:pPr>
+      <w:r>
+        <w:rPr>
+          <w:rFonts w:ascii="Times New Roman" w:hAnsi="Times New Roman"/>
+          <w:b/>
+          <w:sz w:val="24"/>
+        </w:rPr>
+        <w:t>INSTITUTO UNIVERSITARIO DE TECNOLOGÍA</w:t>
+      </w:r>
+    </w:p>
+    <w:p>
+      <w:pPr>
+        <w:spacing w:line="276" w:lineRule="auto" w:before="0" w:after="0"/>
+        <w:jc w:val="center"/>
+      </w:pPr>
+      <w:r>
+        <w:rPr>
+          <w:rFonts w:ascii="Times New Roman" w:hAnsi="Times New Roman"/>
+          <w:b/>
+          <w:sz w:val="24"/>
+        </w:rPr>
+        <w:t>"ELÍAS CALIXTO POMPA"</w:t>
+      </w:r>
+    </w:p>
+    <w:p>
+      <w:pPr>
+        <w:spacing w:line="276" w:lineRule="auto" w:before="0" w:after="0"/>
+        <w:jc w:val="center"/>
+      </w:pPr>
+      <w:r>
+        <w:rPr>
+          <w:rFonts w:ascii="Times New Roman" w:hAnsi="Times New Roman"/>
+          <w:b/>
+          <w:sz w:val="24"/>
+        </w:rPr>
+        <w:t>EL TIGRE, ESTADO ANZOÁTEGUI</w:t>
+      </w:r>
+    </w:p>
+    <w:p/>
+    <w:p>
+      <w:bookmarkStart w:id="bm_aprob_acad" w:name="bm_aprob_acad"/>
+      <w:pPr>
+        <w:spacing w:before="480" w:after="480"/>
+        <w:jc w:val="center"/>
+      </w:pPr>
+      <w:r>
+        <w:rPr>
+          <w:rFonts w:ascii="Times New Roman" w:hAnsi="Times New Roman"/>
+          <w:b/>
+          <w:sz w:val="24"/>
+        </w:rPr>
+        <w:t>APROBACIÓN DEL TUTOR ACADÉMICO</w:t>
+      </w:r>
+      <w:bookmarkEnd w:id="bm_aprob_acad"/>
+    </w:p>
+    <w:p>
+      <w:pPr>
+        <w:spacing w:line="360" w:lineRule="auto"/>
+        <w:ind w:firstLine="0"/>
+        <w:jc w:val="both"/>
+      </w:pPr>
+      <w:r>
+        <w:rPr>
+          <w:rFonts w:ascii="Times New Roman" w:hAnsi="Times New Roman"/>
+          <w:sz w:val="24"/>
+        </w:rPr>
+        <w:t>En mi carácter de tutor académico del informe de pasantías presentado por: Cardona, Juliano, de Cédula de Identidad V-32.281.199; para optar al grado de Técnico Superior Universitario en la especialidad de: Informática, cuyo título es; “DESARROLLO DE UN PROTOTIPO DE SISTEMA AUTOMATIZADO PARA EL CONTROL, TRAZABILIDAD Y REPORTE DOCUMENTAL EN LA PRESIDENCIA DE VENANGOCUPET, S.A.”, manifiesto que cumple con los requisitos exigidos por el Instituto Universitario de Tecnología “Elías Calixto Pompa” (IUTECP); y que, por lo tanto, considero que reúne los méritos suficientes para ser evaluado por el jurado que se decida designar a tal fin.</w:t>
+      </w:r>
+    </w:p>
+    <w:p/>
+    <w:p/>
+    <w:p>
+      <w:pPr>
+        <w:spacing w:line="360" w:lineRule="auto"/>
+        <w:jc w:val="left"/>
+      </w:pPr>
+      <w:r>
+        <w:rPr>
+          <w:rFonts w:ascii="Times New Roman" w:hAnsi="Times New Roman"/>
+          <w:sz w:val="24"/>
+        </w:rPr>
+        <w:t>En la Ciudad de El Tigre, a los ___ días del mes de _______ de 2026</w:t>
+      </w:r>
+    </w:p>
+    <w:p/>
+    <w:p>
+      <w:pPr>
+        <w:jc w:val="center"/>
+      </w:pPr>
+      <w:r>
+        <w:rPr>
+          <w:rFonts w:ascii="Times New Roman" w:hAnsi="Times New Roman"/>
+          <w:sz w:val="24"/>
+        </w:rPr>
+        <w:t>___________________________________</w:t>
+      </w:r>
+    </w:p>
+    <w:p/>
+    <w:p>
+      <w:pPr>
+        <w:spacing w:line="360" w:lineRule="auto"/>
+        <w:jc w:val="center"/>
+      </w:pPr>
+      <w:r>
+        <w:rPr>
+          <w:rFonts w:ascii="Times New Roman" w:hAnsi="Times New Roman"/>
+          <w:b/>
+          <w:sz w:val="24"/>
+        </w:rPr>
+        <w:t>Ing. Mejías, José</w:t>
+      </w:r>
+    </w:p>
+    <w:p>
+      <w:pPr>
+        <w:spacing w:before="0"/>
+        <w:jc w:val="center"/>
+      </w:pPr>
+      <w:r>
+        <w:rPr>
+          <w:rFonts w:ascii="Times New Roman" w:hAnsi="Times New Roman"/>
+          <w:sz w:val="24"/>
+        </w:rPr>
+        <w:t>C.I.: 4.273.815</w:t>
+      </w:r>
     </w:p>
     <w:p>
       <w:pPr>
@@ -755,6 +727,34 @@
       </w:pPr>
     </w:p>
     <w:p>
+      <w:bookmarkStart w:id="bm_agradecimientos" w:name="bm_agradecimientos"/>
+      <w:pPr>
+        <w:spacing w:before="1140" w:after="480"/>
+        <w:jc w:val="center"/>
+      </w:pPr>
+      <w:r>
+        <w:rPr>
+          <w:rFonts w:ascii="Times New Roman" w:hAnsi="Times New Roman"/>
+          <w:b/>
+          <w:sz w:val="24"/>
+        </w:rPr>
+        <w:t>AGRADECIMIENTOS</w:t>
+      </w:r>
+      <w:bookmarkEnd w:id="bm_agradecimientos"/>
+    </w:p>
+    <w:p>
+      <w:pPr>
+        <w:sectPr>
+          <w:footerReference w:type="default" r:id="rId18"/>
+          <w:pgSz w:w="12240" w:h="15840"/>
+          <w:pgMar w:top="1701" w:right="1701" w:bottom="1701" w:left="2268" w:header="720" w:footer="720" w:gutter="0"/>
+          <w:cols w:space="720"/>
+          <w:titlePg/>
+          <w:docGrid w:linePitch="360"/>
+        </w:sectPr>
+      </w:pPr>
+    </w:p>
+    <w:p>
       <w:pPr>
         <w:spacing w:line="360" w:lineRule="auto" w:after="0" w:before="0"/>
         <w:ind w:firstLine="709"/>
@@ -772,7 +772,7 @@
     <w:p>
       <w:pPr>
         <w:sectPr>
-          <w:footerReference w:type="default" r:id="rId18"/>
+          <w:footerReference w:type="default" r:id="rId19"/>
           <w:type w:val="continuous"/>
           <w:pgSz w:w="12240" w:h="15840"/>
           <w:pgMar w:top="1701" w:right="1701" w:bottom="1701" w:left="2268" w:header="720" w:footer="720" w:gutter="0"/>
@@ -801,7 +801,7 @@
     <w:p>
       <w:pPr>
         <w:sectPr>
-          <w:footerReference w:type="default" r:id="rId19"/>
+          <w:footerReference w:type="default" r:id="rId20"/>
           <w:pgSz w:w="12240" w:h="15840"/>
           <w:pgMar w:top="1701" w:right="1701" w:bottom="1701" w:left="2268" w:header="720" w:footer="720" w:gutter="0"/>
           <w:cols w:space="720"/>
@@ -828,7 +828,7 @@
     <w:p>
       <w:pPr>
         <w:sectPr>
-          <w:footerReference w:type="default" r:id="rId20"/>
+          <w:footerReference w:type="default" r:id="rId21"/>
           <w:type w:val="continuous"/>
           <w:pgSz w:w="12240" w:h="15840"/>
           <w:pgMar w:top="1701" w:right="1701" w:bottom="1701" w:left="2268" w:header="720" w:footer="720" w:gutter="0"/>
@@ -855,7 +855,7 @@
     <w:p>
       <w:pPr>
         <w:sectPr>
-          <w:footerReference w:type="default" r:id="rId21"/>
+          <w:footerReference w:type="default" r:id="rId22"/>
           <w:pgSz w:w="12240" w:h="15840"/>
           <w:pgMar w:top="1701" w:right="1701" w:bottom="1701" w:left="2268" w:header="720" w:footer="720" w:gutter="0"/>
           <w:cols w:space="720"/>
@@ -1942,7 +1942,7 @@
     <w:p>
       <w:pPr>
         <w:sectPr>
-          <w:footerReference w:type="default" r:id="rId22"/>
+          <w:footerReference w:type="default" r:id="rId23"/>
           <w:type w:val="continuous"/>
           <w:pgSz w:w="12240" w:h="15840"/>
           <w:pgMar w:top="1701" w:right="1701" w:bottom="1701" w:left="2268" w:header="720" w:footer="720" w:gutter="0"/>
@@ -1971,7 +1971,7 @@
     <w:p>
       <w:pPr>
         <w:sectPr>
-          <w:footerReference w:type="default" r:id="rId23"/>
+          <w:footerReference w:type="default" r:id="rId24"/>
           <w:pgSz w:w="12240" w:h="15840"/>
           <w:pgMar w:top="1701" w:right="1701" w:bottom="1701" w:left="2268" w:header="720" w:footer="720" w:gutter="0"/>
           <w:cols w:space="720"/>
@@ -2055,7 +2055,7 @@
         </w:rPr>
         <w:t>2</w:t>
         <w:tab/>
-        <w:t>Cronograma de actividades del proyecto factible (9 semanas)</w:t>
+        <w:t>Cronograma de actividades del desarrollo del sistema automatizado</w:t>
         <w:tab/>
       </w:r>
       <w:r>
@@ -2074,7 +2074,7 @@
     <w:p>
       <w:pPr>
         <w:sectPr>
-          <w:footerReference w:type="default" r:id="rId24"/>
+          <w:footerReference w:type="default" r:id="rId25"/>
           <w:type w:val="continuous"/>
           <w:pgSz w:w="12240" w:h="15840"/>
           <w:pgMar w:top="1701" w:right="1701" w:bottom="1701" w:left="2268" w:header="720" w:footer="720" w:gutter="0"/>
@@ -2103,7 +2103,7 @@
     <w:p>
       <w:pPr>
         <w:sectPr>
-          <w:footerReference w:type="default" r:id="rId25"/>
+          <w:footerReference w:type="default" r:id="rId26"/>
           <w:pgSz w:w="12240" w:h="15840"/>
           <w:pgMar w:top="1701" w:right="1701" w:bottom="1701" w:left="2268" w:header="720" w:footer="720" w:gutter="0"/>
           <w:cols w:space="720"/>
@@ -2115,7 +2115,7 @@
     <w:p>
       <w:pPr>
         <w:sectPr>
-          <w:footerReference w:type="default" r:id="rId26"/>
+          <w:footerReference w:type="default" r:id="rId27"/>
           <w:type w:val="continuous"/>
           <w:pgSz w:w="12240" w:h="15840"/>
           <w:pgMar w:top="1701" w:right="1701" w:bottom="1701" w:left="2268" w:header="720" w:footer="720" w:gutter="0"/>
@@ -2144,7 +2144,7 @@
     <w:p>
       <w:pPr>
         <w:sectPr>
-          <w:footerReference w:type="default" r:id="rId27"/>
+          <w:footerReference w:type="default" r:id="rId28"/>
           <w:pgSz w:w="12240" w:h="15840"/>
           <w:pgMar w:top="1701" w:right="1701" w:bottom="1701" w:left="2268" w:header="720" w:footer="720" w:gutter="0"/>
           <w:cols w:space="720"/>
@@ -2196,7 +2196,7 @@
         </w:rPr>
         <w:t>1</w:t>
         <w:tab/>
-        <w:t>Organigrama estructural y niveles jerárquicos de Venangocupet, S.A.</w:t>
+        <w:t>Referencia cartográfica de la ubicación de las oficinas administrativas de Venangocupet, S.A.</w:t>
         <w:tab/>
       </w:r>
       <w:r>
@@ -2228,7 +2228,7 @@
         </w:rPr>
         <w:t>2</w:t>
         <w:tab/>
-        <w:t>Organigrama del Departamento de Presidencia.</w:t>
+        <w:t>Organigrama estructural y niveles jerárquicos de Venangocupet, S.A.</w:t>
         <w:tab/>
       </w:r>
       <w:r>
@@ -2246,8 +2246,40 @@
     </w:p>
     <w:p>
       <w:pPr>
+        <w:tabs>
+          <w:tab w:pos="1020" w:val="left"/>
+          <w:tab w:pos="8271" w:val="right" w:leader="dot"/>
+        </w:tabs>
+        <w:spacing w:line="360" w:lineRule="auto" w:before="0" w:after="80"/>
+        <w:ind w:left="1020" w:hanging="1020"/>
+      </w:pPr>
+      <w:r>
+        <w:rPr>
+          <w:rFonts w:ascii="Times New Roman" w:hAnsi="Times New Roman"/>
+          <w:sz w:val="24"/>
+        </w:rPr>
+        <w:t>3</w:t>
+        <w:tab/>
+        <w:t>Organigrama del Departamento de Presidencia</w:t>
+        <w:tab/>
+      </w:r>
+      <w:r>
+        <w:rPr>
+          <w:rFonts w:ascii="Times New Roman" w:hAnsi="Times New Roman"/>
+          <w:b w:val="0"/>
+          <w:sz w:val="24"/>
+        </w:rPr>
+        <w:fldChar w:fldCharType="begin"/>
+        <w:instrText xml:space="preserve"> PAGEREF bm_grafico3 \h </w:instrText>
+        <w:fldChar w:fldCharType="separate"/>
+        <w:t>?</w:t>
+        <w:fldChar w:fldCharType="end"/>
+      </w:r>
+    </w:p>
+    <w:p>
+      <w:pPr>
         <w:sectPr>
-          <w:footerReference w:type="default" r:id="rId28"/>
+          <w:footerReference w:type="default" r:id="rId29"/>
           <w:type w:val="continuous"/>
           <w:pgSz w:w="12240" w:h="15840"/>
           <w:pgMar w:top="1701" w:right="1701" w:bottom="1701" w:left="2268" w:header="720" w:footer="720" w:gutter="0"/>
@@ -2276,7 +2308,7 @@
     <w:p>
       <w:pPr>
         <w:sectPr>
-          <w:footerReference w:type="default" r:id="rId29"/>
+          <w:footerReference w:type="default" r:id="rId30"/>
           <w:pgSz w:w="12240" w:h="15840"/>
           <w:pgMar w:top="1701" w:right="1701" w:bottom="1701" w:left="2268" w:header="720" w:footer="720" w:gutter="0"/>
           <w:cols w:space="720"/>
@@ -2347,7 +2379,7 @@
     <w:p>
       <w:pPr>
         <w:sectPr>
-          <w:footerReference w:type="default" r:id="rId30"/>
+          <w:footerReference w:type="default" r:id="rId31"/>
           <w:type w:val="continuous"/>
           <w:pgSz w:w="12240" w:h="15840"/>
           <w:pgMar w:top="1701" w:right="1701" w:bottom="1701" w:left="2268" w:header="720" w:footer="720" w:gutter="0"/>
@@ -2443,7 +2475,7 @@
           <w:b/>
           <w:sz w:val="24"/>
         </w:rPr>
-        <w:t>DISEÑO DE UN SISTEMA PARA EL CONTROL, TRAZABILIDAD Y REPORTE DE MOVIMIENTOS DOCUMENTALES EN LA PRESIDENCIA DE LA EMPRESA MIXTA PETROLERA VENANGOCUPET, S.A.</w:t>
+        <w:t>DESARROLLO DE UN PROTOTIPO DE SISTEMA AUTOMATIZADO PARA EL CONTROL, TRAZABILIDAD Y REPORTE DOCUMENTAL EN LA PRESIDENCIA DE VENANGOCUPET, S.A.</w:t>
       </w:r>
     </w:p>
     <w:p>
@@ -2482,7 +2514,7 @@
           <w:rFonts w:ascii="Times New Roman" w:hAnsi="Times New Roman"/>
           <w:sz w:val="24"/>
         </w:rPr>
-        <w:t>julio de 2026</w:t>
+        <w:t>agosto de 2026</w:t>
       </w:r>
     </w:p>
     <w:p>
@@ -2504,7 +2536,7 @@
     <w:p>
       <w:pPr>
         <w:sectPr>
-          <w:footerReference w:type="default" r:id="rId31"/>
+          <w:footerReference w:type="default" r:id="rId32"/>
           <w:pgSz w:w="12240" w:h="15840"/>
           <w:pgMar w:top="1701" w:right="1701" w:bottom="1701" w:left="2268" w:header="720" w:footer="720" w:gutter="0"/>
           <w:cols w:space="720"/>
@@ -2525,7 +2557,7 @@
           <w:i w:val="0"/>
           <w:sz w:val="24"/>
         </w:rPr>
-        <w:t>El presente informe describe el diseño de un sistema automatizado para el control, trazabilidad y reporte de movimientos documentales en la Presidencia de la Empresa Mixta Petrolera Venangocupet, S.A. La investigación se enmarca en la modalidad de proyecto factible apoyado en un diagnóstico de campo. Durante el estudio se identificaron demoras operativas derivadas de la transcripción manual en hojas de cálculo y deficiencias en la generación de reportes inmediatos ante altos volúmenes de concurrencia. La solución tecnológica abarca el modelado lógico de datos en SQLite y la construcción de una aplicación de escritorio mediante código HTML empaquetado con el framework Wails, optimizando el registro, búsqueda y auditoría del flujo documental para fortalecer la toma de decisiones gerenciales.</w:t>
+        <w:t>El presente informe expone las actividades realizadas durante nueve (9) semanas de pasantías profesionales en el Departamento de Presidencia de la Empresa Mixta Petrolera Venangocupet, S.A. La práctica permitió reconocer el flujo real de recepción, revisión, registro, firma y despacho de expedientes, cuyo control se efectúa mediante hojas de cálculo y requiere transcripción repetitiva de datos. Esta dinámica puede generar duplicidad u omisión de registros y dificulta la obtención inmediata de resúmenes sobre documentos ingresados, firmados, pendientes o despachados. En respuesta a esta situación se planteó como objetivo general desarrollar un sistema automatizado para el control, trazabilidad y reporte documental del área. Las actividades comprendieron el diagnóstico del proceso, levantamiento de requerimientos, modelado de una base de datos relacional, diseño de la interfaz, implementación con SQLite, integración de una aplicación de escritorio y pruebas funcionales de los módulos de registro, consulta, historial y reportes. Como resultado se obtuvo un prototipo funcional orientado a reducir tareas repetitivas y mantener un historial verificable del recorrido de los expedientes. Se concluye que la solución desarrollada responde a los requerimientos esenciales identificados en Presidencia. Se recomienda realizar una incorporación progresiva de los registros y establecer respaldos periódicos de la base de datos antes de su utilización continua.</w:t>
       </w:r>
     </w:p>
     <w:p/>
@@ -2540,13 +2572,13 @@
         <w:t xml:space="preserve">Palabras claves: </w:t>
       </w:r>
       <w:r>
-        <w:t>sistema, trazabilidad, automatización, Wails, proyecto factible, pasantías.</w:t>
+        <w:t>sistema automatizado, trazabilidad documental, SQLite, Wails, pasantías</w:t>
       </w:r>
     </w:p>
     <w:p>
       <w:pPr>
         <w:sectPr>
-          <w:footerReference w:type="default" r:id="rId32"/>
+          <w:footerReference w:type="default" r:id="rId33"/>
           <w:type w:val="continuous"/>
           <w:pgSz w:w="12240" w:h="15840"/>
           <w:pgMar w:top="1701" w:right="1701" w:bottom="1701" w:left="2268" w:header="720" w:footer="720" w:gutter="0"/>
@@ -2575,7 +2607,7 @@
     <w:p>
       <w:pPr>
         <w:sectPr>
-          <w:footerReference w:type="default" r:id="rId33"/>
+          <w:footerReference w:type="default" r:id="rId34"/>
           <w:pgSz w:w="12240" w:h="15840"/>
           <w:pgMar w:top="1701" w:right="1701" w:bottom="1701" w:left="2268" w:header="720" w:footer="720" w:gutter="0"/>
           <w:cols w:space="720"/>
@@ -2596,13 +2628,58 @@
           <w:i w:val="0"/>
           <w:sz w:val="24"/>
         </w:rPr>
-        <w:t>La presente pasantía, desarrollada como requisito para optar al título de Técnico Superior Universitario en Informática, tiene como propósito proponer un sistema automatizado para el control de movimientos documentales en la Presidencia de Venangocupet, S.A. Este desarrollo busca sustituir el registro manual por una herramienta tecnológica de escritorio ágil y moderna, que garantice la trazabilidad de los expedientes, optimizando los tiempos de respuesta y dotando al departamento de un control exacto sobre la entrada y salida de oficios en alta dirección.</w:t>
+        <w:t>La gestión documental constituye una actividad esencial en las organizaciones porque permite mantener control sobre la recepción, revisión, circulación y despacho de información necesaria para el funcionamiento administrativo. En áreas de alta dirección, la posibilidad de conocer con rapidez el estado y recorrido de los expedientes contribuye a responder oportunamente a los requerimientos de las distintas unidades de la empresa.</w:t>
       </w:r>
     </w:p>
     <w:p>
       <w:pPr>
+        <w:spacing w:line="360" w:lineRule="auto" w:after="0" w:before="0"/>
+        <w:ind w:firstLine="709"/>
+        <w:jc w:val="both"/>
+      </w:pPr>
+      <w:r>
+        <w:rPr>
+          <w:rFonts w:ascii="Times New Roman" w:hAnsi="Times New Roman"/>
+          <w:i w:val="0"/>
+          <w:sz w:val="24"/>
+        </w:rPr>
+        <w:t>En el Departamento de Presidencia de la Empresa Mixta Petrolera Venangocupet, S.A., el control de los movimientos documentales se apoya en hojas de cálculo. Durante las pasantías se observó que, cuando coinciden varios expedientes, la transcripción manual y repetitiva de datos puede generar duplicidades, omisiones y demoras para elaborar resúmenes solicitados por la directiva. Esta situación hizo pertinente desarrollar una herramienta de escritorio que organizara la información sin alterar el flujo real del departamento.</w:t>
+      </w:r>
+    </w:p>
+    <w:p>
+      <w:pPr>
+        <w:spacing w:line="360" w:lineRule="auto" w:after="0" w:before="0"/>
+        <w:ind w:firstLine="709"/>
+        <w:jc w:val="both"/>
+      </w:pPr>
+      <w:r>
+        <w:rPr>
+          <w:rFonts w:ascii="Times New Roman" w:hAnsi="Times New Roman"/>
+          <w:i w:val="0"/>
+          <w:sz w:val="24"/>
+        </w:rPr>
+        <w:t>El propósito de la pasantía fue desarrollar un sistema automatizado para el control, trazabilidad y reporte documental. Para sustentar el trabajo se consideraron fundamentos relacionados con sistemas de información, gestión documental, bases de datos relacionales, trazabilidad y automatización de procesos administrativos. El alcance comprendió el diagnóstico del flujo existente, la definición de requerimientos, el diseño lógico, la implementación de un prototipo y su validación funcional.</w:t>
+      </w:r>
+    </w:p>
+    <w:p>
+      <w:pPr>
+        <w:spacing w:line="360" w:lineRule="auto" w:after="0" w:before="0"/>
+        <w:ind w:firstLine="709"/>
+        <w:jc w:val="both"/>
+      </w:pPr>
+      <w:r>
+        <w:rPr>
+          <w:rFonts w:ascii="Times New Roman" w:hAnsi="Times New Roman"/>
+          <w:i w:val="0"/>
+          <w:sz w:val="24"/>
+        </w:rPr>
+        <w:t>El informe se estructura en cinco capítulos. El Capítulo I presenta la realidad organizacional de Venangocupet, S.A.; el Capítulo II desarrolla el diagnóstico situacional, los objetivos, la planificación integral y el cronograma; el Capítulo III expone los fundamentos teóricos; el Capítulo IV describe las actividades operativas y técnicas ejecutadas durante las nueve semanas de pasantía; y el Capítulo V reúne las conclusiones y recomendaciones derivadas del trabajo realizado.</w:t>
+      </w:r>
+    </w:p>
+    <w:p>
+      <w:pPr>
         <w:sectPr>
-          <w:footerReference w:type="default" r:id="rId34"/>
+          <w:footerReference w:type="default" r:id="rId35"/>
           <w:type w:val="continuous"/>
           <w:pgSz w:w="12240" w:h="15840"/>
           <w:pgMar w:top="1701" w:right="1701" w:bottom="1701" w:left="2268" w:header="720" w:footer="720" w:gutter="0"/>
@@ -2645,7 +2722,7 @@
     <w:p>
       <w:pPr>
         <w:sectPr>
-          <w:footerReference w:type="default" r:id="rId35"/>
+          <w:footerReference w:type="default" r:id="rId36"/>
           <w:pgSz w:w="12240" w:h="15840"/>
           <w:pgMar w:top="1701" w:right="1701" w:bottom="1701" w:left="2268" w:header="720" w:footer="720" w:gutter="0"/>
           <w:cols w:space="720"/>
@@ -2700,6 +2777,46 @@
       </w:r>
     </w:p>
     <w:p>
+      <w:pPr>
+        <w:spacing w:before="240" w:after="240"/>
+        <w:jc w:val="center"/>
+      </w:pPr>
+      <w:r>
+        <w:drawing>
+          <wp:inline xmlns:a="http://schemas.openxmlformats.org/drawingml/2006/main" xmlns:pic="http://schemas.openxmlformats.org/drawingml/2006/picture">
+            <wp:extent cx="1440000" cy="1440000"/>
+            <wp:docPr id="2" name="Picture 2"/>
+            <wp:cNvGraphicFramePr>
+              <a:graphicFrameLocks noChangeAspect="1"/>
+            </wp:cNvGraphicFramePr>
+            <a:graphic>
+              <a:graphicData uri="http://schemas.openxmlformats.org/drawingml/2006/picture">
+                <pic:pic>
+                  <pic:nvPicPr>
+                    <pic:cNvPr id="0" name="logo.png"/>
+                    <pic:cNvPicPr/>
+                  </pic:nvPicPr>
+                  <pic:blipFill>
+                    <a:blip r:embed="rId10"/>
+                    <a:stretch>
+                      <a:fillRect/>
+                    </a:stretch>
+                  </pic:blipFill>
+                  <pic:spPr>
+                    <a:xfrm>
+                      <a:off x="0" y="0"/>
+                      <a:ext cx="1440000" cy="1440000"/>
+                    </a:xfrm>
+                    <a:prstGeom prst="rect"/>
+                  </pic:spPr>
+                </pic:pic>
+              </a:graphicData>
+            </a:graphic>
+          </wp:inline>
+        </w:drawing>
+      </w:r>
+    </w:p>
+    <w:p>
       <w:bookmarkStart w:id="bm_cap1_resena" w:name="bm_cap1_resena"/>
       <w:pPr>
         <w:spacing w:before="480" w:after="480" w:line="360" w:lineRule="auto"/>
@@ -3083,7 +3200,92 @@
           <w:i w:val="0"/>
           <w:sz w:val="24"/>
         </w:rPr>
-        <w:t>La Empresa Mixta Petrolera Venangocupet, S.A. se encuentra ubicada en el sur del estado Anzoátegui, operando geográficamente en los bloques asignados dentro de la División Ayacucho, Faja Petrolífera del Orinoco.</w:t>
+        <w:t>La Empresa Mixta Petrolera Venangocupet, S.A. se ubica en la Avenida Jesús Subero (vía El Tigre - San José de Guanipa), con prolongación de la Calle 19 Sur, sector San Remo, Centro Comercial San Remo Mall, El Tigre, municipio Simón Rodríguez, estado Anzoátegui. Las oficinas administrativas se encuentran específicamente en la planta baja del centro comercial, identificadas como Local 89-PB. Para la representación cartográfica se utiliza como referencia el Centro Comercial San Remo Mall, debido a que la empresa no aparece rotulada de forma independiente en la plataforma cartográfica consultada.</w:t>
+      </w:r>
+    </w:p>
+    <w:p>
+      <w:pPr>
+        <w:spacing w:before="480"/>
+        <w:jc w:val="center"/>
+      </w:pPr>
+      <w:r>
+        <w:drawing>
+          <wp:inline xmlns:a="http://schemas.openxmlformats.org/drawingml/2006/main" xmlns:pic="http://schemas.openxmlformats.org/drawingml/2006/picture">
+            <wp:extent cx="3960000" cy="2482717"/>
+            <wp:docPr id="3" name="Picture 3"/>
+            <wp:cNvGraphicFramePr>
+              <a:graphicFrameLocks noChangeAspect="1"/>
+            </wp:cNvGraphicFramePr>
+            <a:graphic>
+              <a:graphicData uri="http://schemas.openxmlformats.org/drawingml/2006/picture">
+                <pic:pic>
+                  <pic:nvPicPr>
+                    <pic:cNvPr id="0" name="mapa.png"/>
+                    <pic:cNvPicPr/>
+                  </pic:nvPicPr>
+                  <pic:blipFill>
+                    <a:blip r:embed="rId11"/>
+                    <a:stretch>
+                      <a:fillRect/>
+                    </a:stretch>
+                  </pic:blipFill>
+                  <pic:spPr>
+                    <a:xfrm>
+                      <a:off x="0" y="0"/>
+                      <a:ext cx="3960000" cy="2482717"/>
+                    </a:xfrm>
+                    <a:prstGeom prst="rect"/>
+                  </pic:spPr>
+                </pic:pic>
+              </a:graphicData>
+            </a:graphic>
+          </wp:inline>
+        </w:drawing>
+      </w:r>
+    </w:p>
+    <w:p>
+      <w:bookmarkStart w:id="bm_grafico1" w:name="bm_grafico1"/>
+      <w:pPr>
+        <w:spacing w:before="120" w:after="480"/>
+        <w:jc w:val="center"/>
+      </w:pPr>
+      <w:r>
+        <w:rPr>
+          <w:rFonts w:ascii="Times New Roman" w:hAnsi="Times New Roman"/>
+          <w:i/>
+          <w:sz w:val="24"/>
+        </w:rPr>
+        <w:t xml:space="preserve">Gráfico 1. </w:t>
+      </w:r>
+      <w:r>
+        <w:rPr>
+          <w:rFonts w:ascii="Times New Roman" w:hAnsi="Times New Roman"/>
+          <w:b/>
+          <w:sz w:val="24"/>
+        </w:rPr>
+        <w:t>Referencia cartográfica de la ubicación de las oficinas administrativas de Venangocupet, S.A.</w:t>
+      </w:r>
+      <w:bookmarkEnd w:id="bm_grafico1"/>
+    </w:p>
+    <w:p>
+      <w:pPr>
+        <w:spacing w:before="0" w:after="240"/>
+        <w:jc w:val="center"/>
+      </w:pPr>
+      <w:r>
+        <w:rPr>
+          <w:rFonts w:ascii="Times New Roman" w:hAnsi="Times New Roman"/>
+          <w:i/>
+          <w:sz w:val="24"/>
+        </w:rPr>
+        <w:t xml:space="preserve">Fuente: </w:t>
+      </w:r>
+      <w:r>
+        <w:rPr>
+          <w:rFonts w:ascii="Times New Roman" w:hAnsi="Times New Roman"/>
+          <w:sz w:val="24"/>
+        </w:rPr>
+        <w:t>Captura cartográfica de Google Maps (2026). La empresa no aparece rotulada de forma independiente; se emplea como referencia el Centro Comercial San Remo Mall.</w:t>
       </w:r>
     </w:p>
     <w:p>
@@ -3104,6 +3306,417 @@
     </w:p>
     <w:p>
       <w:pPr>
+        <w:spacing w:after="120"/>
+      </w:pPr>
+    </w:p>
+    <w:tbl>
+      <w:tblPr>
+        <w:tblStyle w:val="TableGrid"/>
+        <w:tblW w:type="auto" w:w="0"/>
+        <w:jc w:val="center"/>
+        <w:tblLook w:firstColumn="1" w:firstRow="1" w:lastColumn="0" w:lastRow="0" w:noHBand="0" w:noVBand="1" w:val="04A0"/>
+        <w:tblLayout w:type="fixed"/>
+      </w:tblPr>
+      <w:tblGrid>
+        <w:gridCol w:w="1984"/>
+        <w:gridCol w:w="2886"/>
+        <w:gridCol w:w="1134"/>
+        <w:gridCol w:w="1134"/>
+        <w:gridCol w:w="1134"/>
+      </w:tblGrid>
+      <w:tr>
+        <w:tc>
+          <w:tcPr>
+            <w:tcW w:w="1984" w:type="dxa"/>
+            <w:shd w:fill="D9E2F3"/>
+          </w:tcPr>
+          <w:p>
+            <w:pPr>
+              <w:jc w:val="center"/>
+            </w:pPr>
+            <w:r/>
+            <w:r>
+              <w:rPr>
+                <w:rFonts w:ascii="Times New Roman" w:hAnsi="Times New Roman"/>
+                <w:b/>
+                <w:sz w:val="16"/>
+              </w:rPr>
+              <w:t>Departamento / Área</w:t>
+            </w:r>
+          </w:p>
+        </w:tc>
+        <w:tc>
+          <w:tcPr>
+            <w:tcW w:w="2886" w:type="dxa"/>
+            <w:shd w:fill="D9E2F3"/>
+          </w:tcPr>
+          <w:p>
+            <w:pPr>
+              <w:jc w:val="center"/>
+            </w:pPr>
+            <w:r/>
+            <w:r>
+              <w:rPr>
+                <w:rFonts w:ascii="Times New Roman" w:hAnsi="Times New Roman"/>
+                <w:b/>
+                <w:sz w:val="16"/>
+              </w:rPr>
+              <w:t>Cargo</w:t>
+            </w:r>
+          </w:p>
+        </w:tc>
+        <w:tc>
+          <w:tcPr>
+            <w:tcW w:w="1134" w:type="dxa"/>
+            <w:shd w:fill="D9E2F3"/>
+          </w:tcPr>
+          <w:p>
+            <w:pPr>
+              <w:jc w:val="center"/>
+            </w:pPr>
+            <w:r/>
+            <w:r>
+              <w:rPr>
+                <w:rFonts w:ascii="Times New Roman" w:hAnsi="Times New Roman"/>
+                <w:b/>
+                <w:sz w:val="16"/>
+              </w:rPr>
+              <w:t>Femenino</w:t>
+            </w:r>
+          </w:p>
+        </w:tc>
+        <w:tc>
+          <w:tcPr>
+            <w:tcW w:w="1134" w:type="dxa"/>
+            <w:shd w:fill="D9E2F3"/>
+          </w:tcPr>
+          <w:p>
+            <w:pPr>
+              <w:jc w:val="center"/>
+            </w:pPr>
+            <w:r/>
+            <w:r>
+              <w:rPr>
+                <w:rFonts w:ascii="Times New Roman" w:hAnsi="Times New Roman"/>
+                <w:b/>
+                <w:sz w:val="16"/>
+              </w:rPr>
+              <w:t>Masculino</w:t>
+            </w:r>
+          </w:p>
+        </w:tc>
+        <w:tc>
+          <w:tcPr>
+            <w:tcW w:w="1134" w:type="dxa"/>
+            <w:shd w:fill="D9E2F3"/>
+          </w:tcPr>
+          <w:p>
+            <w:pPr>
+              <w:jc w:val="center"/>
+            </w:pPr>
+            <w:r/>
+            <w:r>
+              <w:rPr>
+                <w:rFonts w:ascii="Times New Roman" w:hAnsi="Times New Roman"/>
+                <w:b/>
+                <w:sz w:val="16"/>
+              </w:rPr>
+              <w:t>Total</w:t>
+            </w:r>
+          </w:p>
+        </w:tc>
+      </w:tr>
+      <w:tr>
+        <w:tc>
+          <w:tcPr>
+            <w:tcW w:type="dxa" w:w="1984"/>
+          </w:tcPr>
+          <w:p>
+            <w:pPr>
+              <w:jc w:val="left"/>
+            </w:pPr>
+            <w:r/>
+            <w:r>
+              <w:rPr>
+                <w:rFonts w:ascii="Times New Roman" w:hAnsi="Times New Roman"/>
+                <w:sz w:val="16"/>
+              </w:rPr>
+              <w:t>Departamento de Presidencia</w:t>
+            </w:r>
+          </w:p>
+        </w:tc>
+        <w:tc>
+          <w:tcPr>
+            <w:tcW w:type="dxa" w:w="2886"/>
+          </w:tcPr>
+          <w:p>
+            <w:pPr>
+              <w:jc w:val="left"/>
+            </w:pPr>
+            <w:r/>
+            <w:r>
+              <w:rPr>
+                <w:rFonts w:ascii="Times New Roman" w:hAnsi="Times New Roman"/>
+                <w:sz w:val="16"/>
+              </w:rPr>
+              <w:t>Presidente</w:t>
+            </w:r>
+          </w:p>
+        </w:tc>
+        <w:tc>
+          <w:tcPr>
+            <w:tcW w:type="dxa" w:w="1134"/>
+          </w:tcPr>
+          <w:p>
+            <w:pPr>
+              <w:jc w:val="center"/>
+            </w:pPr>
+            <w:r/>
+            <w:r>
+              <w:rPr>
+                <w:rFonts w:ascii="Times New Roman" w:hAnsi="Times New Roman"/>
+                <w:sz w:val="16"/>
+              </w:rPr>
+              <w:t>0</w:t>
+            </w:r>
+          </w:p>
+        </w:tc>
+        <w:tc>
+          <w:tcPr>
+            <w:tcW w:type="dxa" w:w="1134"/>
+          </w:tcPr>
+          <w:p>
+            <w:pPr>
+              <w:jc w:val="center"/>
+            </w:pPr>
+            <w:r/>
+            <w:r>
+              <w:rPr>
+                <w:rFonts w:ascii="Times New Roman" w:hAnsi="Times New Roman"/>
+                <w:sz w:val="16"/>
+              </w:rPr>
+              <w:t>1</w:t>
+            </w:r>
+          </w:p>
+        </w:tc>
+        <w:tc>
+          <w:tcPr>
+            <w:tcW w:type="dxa" w:w="1134"/>
+          </w:tcPr>
+          <w:p>
+            <w:pPr>
+              <w:jc w:val="center"/>
+            </w:pPr>
+            <w:r/>
+            <w:r>
+              <w:rPr>
+                <w:rFonts w:ascii="Times New Roman" w:hAnsi="Times New Roman"/>
+                <w:sz w:val="16"/>
+              </w:rPr>
+              <w:t>1</w:t>
+            </w:r>
+          </w:p>
+        </w:tc>
+      </w:tr>
+      <w:tr>
+        <w:tc>
+          <w:tcPr>
+            <w:tcW w:type="dxa" w:w="1984"/>
+          </w:tcPr>
+          <w:p>
+            <w:pPr>
+              <w:jc w:val="left"/>
+            </w:pPr>
+            <w:r/>
+            <w:r>
+              <w:rPr>
+                <w:rFonts w:ascii="Times New Roman" w:hAnsi="Times New Roman"/>
+                <w:sz w:val="16"/>
+              </w:rPr>
+              <w:t>Departamento de Presidencia</w:t>
+            </w:r>
+          </w:p>
+        </w:tc>
+        <w:tc>
+          <w:tcPr>
+            <w:tcW w:type="dxa" w:w="2886"/>
+          </w:tcPr>
+          <w:p>
+            <w:pPr>
+              <w:jc w:val="left"/>
+            </w:pPr>
+            <w:r/>
+            <w:r>
+              <w:rPr>
+                <w:rFonts w:ascii="Times New Roman" w:hAnsi="Times New Roman"/>
+                <w:sz w:val="16"/>
+              </w:rPr>
+              <w:t>Secretaría</w:t>
+            </w:r>
+          </w:p>
+        </w:tc>
+        <w:tc>
+          <w:tcPr>
+            <w:tcW w:type="dxa" w:w="1134"/>
+          </w:tcPr>
+          <w:p>
+            <w:pPr>
+              <w:jc w:val="center"/>
+            </w:pPr>
+            <w:r/>
+            <w:r>
+              <w:rPr>
+                <w:rFonts w:ascii="Times New Roman" w:hAnsi="Times New Roman"/>
+                <w:sz w:val="16"/>
+              </w:rPr>
+              <w:t>1</w:t>
+            </w:r>
+          </w:p>
+        </w:tc>
+        <w:tc>
+          <w:tcPr>
+            <w:tcW w:type="dxa" w:w="1134"/>
+          </w:tcPr>
+          <w:p>
+            <w:pPr>
+              <w:jc w:val="center"/>
+            </w:pPr>
+            <w:r/>
+            <w:r>
+              <w:rPr>
+                <w:rFonts w:ascii="Times New Roman" w:hAnsi="Times New Roman"/>
+                <w:sz w:val="16"/>
+              </w:rPr>
+              <w:t>0</w:t>
+            </w:r>
+          </w:p>
+        </w:tc>
+        <w:tc>
+          <w:tcPr>
+            <w:tcW w:type="dxa" w:w="1134"/>
+          </w:tcPr>
+          <w:p>
+            <w:pPr>
+              <w:jc w:val="center"/>
+            </w:pPr>
+            <w:r/>
+            <w:r>
+              <w:rPr>
+                <w:rFonts w:ascii="Times New Roman" w:hAnsi="Times New Roman"/>
+                <w:sz w:val="16"/>
+              </w:rPr>
+              <w:t>1</w:t>
+            </w:r>
+          </w:p>
+        </w:tc>
+      </w:tr>
+      <w:tr>
+        <w:tc>
+          <w:tcPr>
+            <w:tcW w:type="dxa" w:w="1984"/>
+          </w:tcPr>
+          <w:p>
+            <w:pPr>
+              <w:jc w:val="left"/>
+            </w:pPr>
+            <w:r/>
+            <w:r>
+              <w:rPr>
+                <w:rFonts w:ascii="Times New Roman" w:hAnsi="Times New Roman"/>
+                <w:sz w:val="16"/>
+              </w:rPr>
+              <w:t>TOTAL GENERAL</w:t>
+            </w:r>
+          </w:p>
+        </w:tc>
+        <w:tc>
+          <w:tcPr>
+            <w:tcW w:type="dxa" w:w="2886"/>
+          </w:tcPr>
+          <w:p>
+            <w:pPr>
+              <w:jc w:val="left"/>
+            </w:pPr>
+            <w:r/>
+            <w:r>
+              <w:rPr>
+                <w:rFonts w:ascii="Times New Roman" w:hAnsi="Times New Roman"/>
+                <w:sz w:val="16"/>
+              </w:rPr>
+            </w:r>
+          </w:p>
+        </w:tc>
+        <w:tc>
+          <w:tcPr>
+            <w:tcW w:type="dxa" w:w="1134"/>
+          </w:tcPr>
+          <w:p>
+            <w:pPr>
+              <w:jc w:val="center"/>
+            </w:pPr>
+            <w:r/>
+            <w:r>
+              <w:rPr>
+                <w:rFonts w:ascii="Times New Roman" w:hAnsi="Times New Roman"/>
+                <w:sz w:val="16"/>
+              </w:rPr>
+              <w:t>1</w:t>
+            </w:r>
+          </w:p>
+        </w:tc>
+        <w:tc>
+          <w:tcPr>
+            <w:tcW w:type="dxa" w:w="1134"/>
+          </w:tcPr>
+          <w:p>
+            <w:pPr>
+              <w:jc w:val="center"/>
+            </w:pPr>
+            <w:r/>
+            <w:r>
+              <w:rPr>
+                <w:rFonts w:ascii="Times New Roman" w:hAnsi="Times New Roman"/>
+                <w:sz w:val="16"/>
+              </w:rPr>
+              <w:t>1</w:t>
+            </w:r>
+          </w:p>
+        </w:tc>
+        <w:tc>
+          <w:tcPr>
+            <w:tcW w:type="dxa" w:w="1134"/>
+          </w:tcPr>
+          <w:p>
+            <w:pPr>
+              <w:jc w:val="center"/>
+            </w:pPr>
+            <w:r/>
+            <w:r>
+              <w:rPr>
+                <w:rFonts w:ascii="Times New Roman" w:hAnsi="Times New Roman"/>
+                <w:sz w:val="16"/>
+              </w:rPr>
+              <w:t>2</w:t>
+            </w:r>
+          </w:p>
+        </w:tc>
+      </w:tr>
+    </w:tbl>
+    <w:p>
+      <w:pPr>
+        <w:spacing w:before="120"/>
+      </w:pPr>
+      <w:r>
+        <w:rPr>
+          <w:rFonts w:ascii="Times New Roman" w:hAnsi="Times New Roman"/>
+          <w:i/>
+          <w:sz w:val="16"/>
+        </w:rPr>
+        <w:t>Fuente: Información suministrada por el Departamento de Presidencia de la Empresa Mixta Petrolera Venangocupet, S.A. (2026).</w:t>
+      </w:r>
+    </w:p>
+    <w:p>
+      <w:pPr>
         <w:spacing w:line="360" w:lineRule="auto" w:after="0" w:before="0"/>
         <w:ind w:firstLine="709"/>
         <w:jc w:val="both"/>
@@ -3114,8 +3727,24 @@
           <w:i w:val="0"/>
           <w:sz w:val="24"/>
         </w:rPr>
-        <w:t>La estructura del talento humano de la organización refleja un equipo multidisciplinario especializado en la gestión administrativa y operativa. La población total del personal directo asciende a 107 trabajadores.</w:t>
-      </w:r>
+        <w:t>El Departamento de Presidencia cuenta con una fuerza laboral activa de dos (2) personas: el Presidente, de género masculino, y una persona responsable de Secretaría, de género femenino. Para el momento de las pasantías no se reportaron vacantes en esta unidad. Esta población corresponde al departamento donde se ejecutaron las actividades de pasantía y es la directamente vinculada con el flujo documental analizado.</w:t>
+      </w:r>
+    </w:p>
+    <w:p>
+      <w:bookmarkStart w:id="bm_cap1_estruct" w:name="bm_cap1_estruct"/>
+      <w:pPr>
+        <w:spacing w:before="480" w:after="480" w:line="360" w:lineRule="auto"/>
+        <w:jc w:val="left"/>
+      </w:pPr>
+      <w:r>
+        <w:rPr>
+          <w:rFonts w:ascii="Times New Roman" w:hAnsi="Times New Roman"/>
+          <w:b/>
+          <w:sz w:val="24"/>
+        </w:rPr>
+        <w:t>Estructura Organizativa</w:t>
+      </w:r>
+      <w:bookmarkEnd w:id="bm_cap1_estruct"/>
     </w:p>
     <w:p>
       <w:pPr>
@@ -3129,38 +3758,7 @@
           <w:i w:val="0"/>
           <w:sz w:val="24"/>
         </w:rPr>
-        <w:t>El Departamento de Presidencia, donde se desarrolló la investigación técnica, actúa como el nodo principal de recepción, revisión y canalización de correspondencia ejecutiva. Su operatividad exige un alto nivel de eficiencia en el control de flujos documentales concurrentes.</w:t>
-      </w:r>
-    </w:p>
-    <w:p>
-      <w:bookmarkStart w:id="bm_cap1_estruct" w:name="bm_cap1_estruct"/>
-      <w:pPr>
-        <w:spacing w:before="480" w:after="480" w:line="360" w:lineRule="auto"/>
-        <w:jc w:val="left"/>
-      </w:pPr>
-      <w:r>
-        <w:rPr>
-          <w:rFonts w:ascii="Times New Roman" w:hAnsi="Times New Roman"/>
-          <w:b/>
-          <w:sz w:val="24"/>
-        </w:rPr>
-        <w:t>Estructura Organizativa</w:t>
-      </w:r>
-      <w:bookmarkEnd w:id="bm_cap1_estruct"/>
-    </w:p>
-    <w:p>
-      <w:pPr>
-        <w:spacing w:line="360" w:lineRule="auto" w:after="0" w:before="0"/>
-        <w:ind w:firstLine="709"/>
-        <w:jc w:val="both"/>
-      </w:pPr>
-      <w:r>
-        <w:rPr>
-          <w:rFonts w:ascii="Times New Roman" w:hAnsi="Times New Roman"/>
-          <w:i w:val="0"/>
-          <w:sz w:val="24"/>
-        </w:rPr>
-        <w:t>La arquitectura organizativa de Venangocupet, S.A. se fundamenta en un modelo jerárquico-funcional. La empresa está encabezada por la Junta Directiva y la Presidencia. A continuación, se presenta el organigrama general destacando el Área de Presidencia, contexto en el cual se aplicó el desarrollo tecnológico.</w:t>
+        <w:t>La estructura organizativa de Venangocupet, S.A. responde a un esquema jerárquico-funcional encabezado por la Junta Directiva y la Presidencia. El Departamento de Presidencia constituye el área donde se desarrollaron las pasantías y actúa como punto de recepción, revisión, firma y despacho de correspondencia ejecutiva. A continuación se presentan el organigrama general de la empresa y el organigrama específico del departamento.</w:t>
       </w:r>
     </w:p>
     <w:p>
@@ -3172,7 +3770,7 @@
         <w:drawing>
           <wp:inline xmlns:a="http://schemas.openxmlformats.org/drawingml/2006/main" xmlns:pic="http://schemas.openxmlformats.org/drawingml/2006/picture">
             <wp:extent cx="4320000" cy="3674391"/>
-            <wp:docPr id="2" name="Picture 2"/>
+            <wp:docPr id="4" name="Picture 4"/>
             <wp:cNvGraphicFramePr>
               <a:graphicFrameLocks noChangeAspect="1"/>
             </wp:cNvGraphicFramePr>
@@ -3184,7 +3782,7 @@
                     <pic:cNvPicPr/>
                   </pic:nvPicPr>
                   <pic:blipFill>
-                    <a:blip r:embed="rId10"/>
+                    <a:blip r:embed="rId12"/>
                     <a:stretch>
                       <a:fillRect/>
                     </a:stretch>
@@ -3204,7 +3802,7 @@
       </w:r>
     </w:p>
     <w:p>
-      <w:bookmarkStart w:id="bm_grafico1" w:name="bm_grafico1"/>
+      <w:bookmarkStart w:id="bm_grafico2" w:name="bm_grafico2"/>
       <w:pPr>
         <w:spacing w:before="120" w:after="480"/>
         <w:jc w:val="center"/>
@@ -3215,7 +3813,7 @@
           <w:i/>
           <w:sz w:val="24"/>
         </w:rPr>
-        <w:t xml:space="preserve">Gráfico 1. </w:t>
+        <w:t xml:space="preserve">Gráfico 2. </w:t>
       </w:r>
       <w:r>
         <w:rPr>
@@ -3225,7 +3823,28 @@
         </w:rPr>
         <w:t>Organigrama estructural y niveles jerárquicos de Venangocupet, S.A.</w:t>
       </w:r>
-      <w:bookmarkEnd w:id="bm_grafico1"/>
+      <w:bookmarkEnd w:id="bm_grafico2"/>
+    </w:p>
+    <w:p>
+      <w:pPr>
+        <w:spacing w:before="0" w:after="240"/>
+        <w:jc w:val="center"/>
+      </w:pPr>
+      <w:r>
+        <w:rPr>
+          <w:rFonts w:ascii="Times New Roman" w:hAnsi="Times New Roman"/>
+          <w:i/>
+          <w:sz w:val="24"/>
+        </w:rPr>
+        <w:t xml:space="preserve">Fuente: </w:t>
+      </w:r>
+      <w:r>
+        <w:rPr>
+          <w:rFonts w:ascii="Times New Roman" w:hAnsi="Times New Roman"/>
+          <w:sz w:val="24"/>
+        </w:rPr>
+        <w:t>Empresa Mixta Petrolera Venangocupet, S.A. (2026).</w:t>
+      </w:r>
     </w:p>
     <w:p>
       <w:pPr>
@@ -3236,7 +3855,7 @@
         <w:drawing>
           <wp:inline xmlns:a="http://schemas.openxmlformats.org/drawingml/2006/main" xmlns:pic="http://schemas.openxmlformats.org/drawingml/2006/picture">
             <wp:extent cx="4320000" cy="2881208"/>
-            <wp:docPr id="3" name="Picture 3"/>
+            <wp:docPr id="5" name="Picture 5"/>
             <wp:cNvGraphicFramePr>
               <a:graphicFrameLocks noChangeAspect="1"/>
             </wp:cNvGraphicFramePr>
@@ -3248,7 +3867,7 @@
                     <pic:cNvPicPr/>
                   </pic:nvPicPr>
                   <pic:blipFill>
-                    <a:blip r:embed="rId11"/>
+                    <a:blip r:embed="rId13"/>
                     <a:stretch>
                       <a:fillRect/>
                     </a:stretch>
@@ -3268,7 +3887,7 @@
       </w:r>
     </w:p>
     <w:p>
-      <w:bookmarkStart w:id="bm_grafico2" w:name="bm_grafico2"/>
+      <w:bookmarkStart w:id="bm_grafico3" w:name="bm_grafico3"/>
       <w:pPr>
         <w:spacing w:before="120" w:after="480"/>
         <w:jc w:val="center"/>
@@ -3279,7 +3898,7 @@
           <w:i/>
           <w:sz w:val="24"/>
         </w:rPr>
-        <w:t xml:space="preserve">Gráfico 2. </w:t>
+        <w:t xml:space="preserve">Gráfico 3. </w:t>
       </w:r>
       <w:r>
         <w:rPr>
@@ -3289,12 +3908,33 @@
         </w:rPr>
         <w:t>Organigrama del Departamento de Presidencia.</w:t>
       </w:r>
-      <w:bookmarkEnd w:id="bm_grafico2"/>
+      <w:bookmarkEnd w:id="bm_grafico3"/>
     </w:p>
     <w:p>
       <w:pPr>
+        <w:spacing w:before="0" w:after="240"/>
+        <w:jc w:val="center"/>
+      </w:pPr>
+      <w:r>
+        <w:rPr>
+          <w:rFonts w:ascii="Times New Roman" w:hAnsi="Times New Roman"/>
+          <w:i/>
+          <w:sz w:val="24"/>
+        </w:rPr>
+        <w:t xml:space="preserve">Fuente: </w:t>
+      </w:r>
+      <w:r>
+        <w:rPr>
+          <w:rFonts w:ascii="Times New Roman" w:hAnsi="Times New Roman"/>
+          <w:sz w:val="24"/>
+        </w:rPr>
+        <w:t>Empresa Mixta Petrolera Venangocupet, S.A. (2026).</w:t>
+      </w:r>
+    </w:p>
+    <w:p>
+      <w:pPr>
         <w:sectPr>
-          <w:footerReference w:type="default" r:id="rId36"/>
+          <w:footerReference w:type="default" r:id="rId37"/>
           <w:type w:val="continuous"/>
           <w:pgSz w:w="12240" w:h="15840"/>
           <w:pgMar w:top="1701" w:right="1701" w:bottom="1701" w:left="2268" w:header="720" w:footer="720" w:gutter="0"/>
@@ -3337,7 +3977,7 @@
     <w:p>
       <w:pPr>
         <w:sectPr>
-          <w:footerReference w:type="default" r:id="rId37"/>
+          <w:footerReference w:type="default" r:id="rId38"/>
           <w:pgSz w:w="12240" w:h="15840"/>
           <w:pgMar w:top="1701" w:right="1701" w:bottom="1701" w:left="2268" w:header="720" w:footer="720" w:gutter="0"/>
           <w:cols w:space="720"/>
@@ -3374,7 +4014,7 @@
           <w:i w:val="0"/>
           <w:sz w:val="24"/>
         </w:rPr>
-        <w:t>El proceso administrativo en el Departamento de Presidencia funciona estrictamente como un nodo de tránsito y validación. El flujo procedimental consiste en recibir expedientes externos, someterlos a revisión ortográfica y de formato, y registrarlos para su entrega al Presidente de la empresa. Una vez firmados, se registra su salida y se despachan de forma inmediata hacia su departamento de destino, sin retener documentos propios de forma permanente.</w:t>
+        <w:t>En las organizaciones que movilizan documentos entre distintas unidades, el control oportuno de cada ingreso, revisión, firma y despacho resulta necesario para conservar la continuidad de los procesos administrativos. Cuando estos movimientos se registran mediante operaciones manuales repetitivas, aumenta la posibilidad de inconsistencias y se requiere mayor tiempo para consolidar información destinada a la toma de decisiones.</w:t>
       </w:r>
     </w:p>
     <w:p>
@@ -3389,7 +4029,7 @@
           <w:i w:val="0"/>
           <w:sz w:val="24"/>
         </w:rPr>
-        <w:t>Actualmente, el control de este ciclo se ejecuta mediante hojas de cálculo convencionales. El flujo de expedientes es azaroso, alternando entre volúmenes mínimos y escenarios de ingresos masivos concurrentes. En dichos picos de alta demanda, el registro basado en el copiado y pegado manual de datos repetitivos ralentiza severamente el procesamiento y propicia errores humanos, tales como la duplicación de datos o la omisión de movimientos críticos.</w:t>
+        <w:t>Dentro de la Empresa Mixta Petrolera Venangocupet, S.A., el Departamento de Presidencia funciona como un nodo de tránsito y validación de expedientes. El flujo real comprende la recepción externa del documento, revisión ortográfica y de formato, registro de ingreso, entrega al Presidente para firma, registro de egreso y despacho al departamento de destino. La unidad no genera ni conserva de manera permanente los expedientes que recibe, por lo que la trazabilidad depende de la calidad del registro de cada movimiento.</w:t>
       </w:r>
     </w:p>
     <w:p>
@@ -3404,7 +4044,51 @@
           <w:i w:val="0"/>
           <w:sz w:val="24"/>
         </w:rPr>
-        <w:t>Adicionalmente, este mecanismo dificulta la generación de reportes inmediatos. Cuando la alta dirección solicita conocer el resumen de documentos firmados en el mes o el estatus de los expedientes pendientes por firma, el personal debe filtrar, interpretar y redactar la información manualmente. Esto retrasa la respuesta operativa del departamento y evidencia la necesidad inminente de un salto tecnológico hacia la automatización.</w:t>
+        <w:t>Actualmente, este control se realiza mediante hojas de cálculo. En períodos de mayor concurrencia documental, el copiado y pegado de datos repetitivos ralentiza el procesamiento y puede originar duplicación de información u omisión de movimientos. Del mismo modo, cuando la alta dirección solicita un resumen mensual de documentos firmados o el estado de expedientes pendientes, el personal debe filtrar y consolidar manualmente los registros existentes.</w:t>
+      </w:r>
+    </w:p>
+    <w:p>
+      <w:pPr>
+        <w:spacing w:line="360" w:lineRule="auto" w:after="0" w:before="0"/>
+        <w:ind w:firstLine="709"/>
+        <w:jc w:val="both"/>
+      </w:pPr>
+      <w:r>
+        <w:rPr>
+          <w:rFonts w:ascii="Times New Roman" w:hAnsi="Times New Roman"/>
+          <w:i w:val="0"/>
+          <w:sz w:val="24"/>
+        </w:rPr>
+        <w:t>Como técnica de análisis de la situación se estructuró un árbol del problema a partir de la observación directa del flujo documental y de la revisión de los registros utilizados por el departamento. El problema central se relaciona con la limitada automatización del control documental; entre sus causas se encuentran la transcripción repetitiva, la ausencia de validaciones automáticas y la dispersión del seguimiento en hojas de cálculo, mientras que sus efectos se reflejan en demoras de registro, dificultad para obtener reportes inmediatos y menor trazabilidad del recorrido de los expedientes.</w:t>
+      </w:r>
+    </w:p>
+    <w:p>
+      <w:pPr>
+        <w:spacing w:before="480" w:after="480" w:line="360" w:lineRule="auto"/>
+        <w:jc w:val="left"/>
+      </w:pPr>
+      <w:r>
+        <w:rPr>
+          <w:rFonts w:ascii="Times New Roman" w:hAnsi="Times New Roman"/>
+          <w:b/>
+          <w:sz w:val="24"/>
+        </w:rPr>
+        <w:t>Interrogante orientadora</w:t>
+      </w:r>
+    </w:p>
+    <w:p>
+      <w:pPr>
+        <w:spacing w:line="360" w:lineRule="auto" w:after="0" w:before="0"/>
+        <w:ind w:firstLine="709"/>
+        <w:jc w:val="both"/>
+      </w:pPr>
+      <w:r>
+        <w:rPr>
+          <w:rFonts w:ascii="Times New Roman" w:hAnsi="Times New Roman"/>
+          <w:i w:val="0"/>
+          <w:sz w:val="24"/>
+        </w:rPr>
+        <w:t>¿De qué manera puede desarrollarse un sistema automatizado que mejore el control, la trazabilidad y la generación de reportes de los movimientos documentales en el Departamento de Presidencia de Venangocupet, S.A.?</w:t>
       </w:r>
     </w:p>
     <w:p>
@@ -3435,7 +4119,7 @@
           <w:i w:val="0"/>
           <w:sz w:val="24"/>
         </w:rPr>
-        <w:t>Proponer el desarrollo de un sistema automatizado para el control, trazabilidad y reporte de movimientos documentales en la Presidencia de la Empresa Mixta Petrolera Venangocupet, S.A., bajo la modalidad de proyecto factible.</w:t>
+        <w:t>Desarrollar un prototipo de sistema automatizado para el control, trazabilidad y reporte de movimientos documentales en la Presidencia de la Empresa Mixta Petrolera Venangocupet, S.A.</w:t>
       </w:r>
     </w:p>
     <w:p>
@@ -3472,7 +4156,7 @@
           <w:rFonts w:ascii="Times New Roman" w:hAnsi="Times New Roman"/>
           <w:sz w:val="24"/>
         </w:rPr>
-        <w:t>Diagnosticar la situación actual del flujo procedimental de recepción, firma y derivación de expedientes en el área de Presidencia.</w:t>
+        <w:t>Diagnosticar la situación actual del flujo procedimental de recepción, revisión, firma y despacho de expedientes en el Departamento de Presidencia.</w:t>
       </w:r>
     </w:p>
     <w:p>
@@ -3493,7 +4177,7 @@
           <w:rFonts w:ascii="Times New Roman" w:hAnsi="Times New Roman"/>
           <w:sz w:val="24"/>
         </w:rPr>
-        <w:t>Determinar los requerimientos técnicos y funcionales necesarios para la base de datos de trazabilidad documental.</w:t>
+        <w:t>Determinar los requerimientos técnicos y funcionales necesarios para el registro, trazabilidad y generación de reportes de los movimientos documentales.</w:t>
       </w:r>
     </w:p>
     <w:p>
@@ -3514,7 +4198,7 @@
           <w:rFonts w:ascii="Times New Roman" w:hAnsi="Times New Roman"/>
           <w:sz w:val="24"/>
         </w:rPr>
-        <w:t>Diseñar la arquitectura lógica del sistema relacional y la interfaz gráfica de usuario para el entorno de escritorio.</w:t>
+        <w:t>Diseñar la arquitectura lógica de la base de datos y la interfaz gráfica del sistema de acuerdo con el flujo real del Departamento de Presidencia.</w:t>
       </w:r>
     </w:p>
     <w:p>
@@ -3535,7 +4219,7 @@
           <w:rFonts w:ascii="Times New Roman" w:hAnsi="Times New Roman"/>
           <w:sz w:val="24"/>
         </w:rPr>
-        <w:t>Desarrollar un prototipo funcional del sistema empleando bases de datos y tecnologías de empaquetado para su validación operativa.</w:t>
+        <w:t>Implementar y validar el prototipo funcional mediante SQLite y una aplicación de escritorio, comprobando los módulos de registro, consulta, historial y reporte.</w:t>
       </w:r>
     </w:p>
     <w:p>
@@ -3566,7 +4250,7 @@
           <w:i w:val="0"/>
           <w:sz w:val="24"/>
         </w:rPr>
-        <w:t>La planificación establece la relación entre cada objetivo y las actividades técnicas a ejecutar para el desarrollo del proyecto factible:</w:t>
+        <w:t>La planificación relaciona cada objetivo específico con las actividades técnicas necesarias para el desarrollo y validación del sistema automatizado:</w:t>
       </w:r>
     </w:p>
     <w:p>
@@ -3732,7 +4416,7 @@
                 <w:color w:val="000000"/>
                 <w:sz w:val="20"/>
               </w:rPr>
-              <w:t>Diagnosticar el flujo procedimental actual de los movimientos documentales.</w:t>
+              <w:t>Diagnosticar la situación actual del flujo procedimental de recepción, revisión, firma y despacho de expedientes en el Departamento de Presidencia.</w:t>
             </w:r>
           </w:p>
         </w:tc>
@@ -3774,7 +4458,7 @@
                 <w:color w:val="000000"/>
                 <w:sz w:val="20"/>
               </w:rPr>
-              <w:t>Observación directa del ciclo de expedientes y análisis de las fallas en las hojas de cálculo existentes.</w:t>
+              <w:t>Observar el ciclo real de los expedientes, describir las etapas y analizar los registros existentes.</w:t>
             </w:r>
           </w:p>
         </w:tc>
@@ -3816,7 +4500,7 @@
                 <w:color w:val="000000"/>
                 <w:sz w:val="20"/>
               </w:rPr>
-              <w:t>Cuaderno de notas y registros de Excel.</w:t>
+              <w:t>Cuaderno de notas y registros de la hoja de cálculo utilizada en el departamento.</w:t>
             </w:r>
           </w:p>
         </w:tc>
@@ -3839,7 +4523,7 @@
                 <w:color w:val="000000"/>
                 <w:sz w:val="20"/>
               </w:rPr>
-              <w:t>Determinar los requerimientos técnicos y funcionales del sistema.</w:t>
+              <w:t>Determinar los requerimientos técnicos y funcionales necesarios para el registro, trazabilidad y generación de reportes de los movimientos documentales.</w:t>
             </w:r>
           </w:p>
         </w:tc>
@@ -3860,7 +4544,7 @@
                 <w:color w:val="000000"/>
                 <w:sz w:val="20"/>
               </w:rPr>
-              <w:t>Requerimientos técnicos y funcionales para la trazabilidad documental.</w:t>
+              <w:t>Requerimientos técnicos y funcionales del sistema.</w:t>
             </w:r>
           </w:p>
         </w:tc>
@@ -3881,7 +4565,7 @@
                 <w:color w:val="000000"/>
                 <w:sz w:val="20"/>
               </w:rPr>
-              <w:t>Levantamiento de metadatos requeridos y definición de reglas de validación mediante entrevista no estructurada.</w:t>
+              <w:t>Levantar los datos requeridos, reglas de validación, consultas y reportes necesarios para el control documental.</w:t>
             </w:r>
           </w:p>
         </w:tc>
@@ -3923,7 +4607,7 @@
                 <w:color w:val="000000"/>
                 <w:sz w:val="20"/>
               </w:rPr>
-              <w:t>Formatos de requerimientos y diccionario de datos.</w:t>
+              <w:t>Formato de requerimientos, notas de trabajo y diccionario de datos.</w:t>
             </w:r>
           </w:p>
         </w:tc>
@@ -3946,7 +4630,7 @@
                 <w:color w:val="000000"/>
                 <w:sz w:val="20"/>
               </w:rPr>
-              <w:t>Diseñar la arquitectura lógica y la interfaz gráfica de usuario.</w:t>
+              <w:t>Diseñar la arquitectura lógica de la base de datos y la interfaz gráfica del sistema de acuerdo con el flujo real del Departamento de Presidencia.</w:t>
             </w:r>
           </w:p>
         </w:tc>
@@ -3967,7 +4651,7 @@
                 <w:color w:val="000000"/>
                 <w:sz w:val="20"/>
               </w:rPr>
-              <w:t>Arquitectura lógica e interfaz gráfica del sistema documental.</w:t>
+              <w:t>Arquitectura lógica e interfaz del sistema documental.</w:t>
             </w:r>
           </w:p>
         </w:tc>
@@ -3988,7 +4672,7 @@
                 <w:color w:val="000000"/>
                 <w:sz w:val="20"/>
               </w:rPr>
-              <w:t>Modelado del diagrama Entidad-Relación y diseño de los módulos visuales mediante análisis documental.</w:t>
+              <w:t>Modelar la relación entre procesos y documentos, normalizar la estructura de datos y diseñar los módulos visuales.</w:t>
             </w:r>
           </w:p>
         </w:tc>
@@ -4009,7 +4693,7 @@
                 <w:color w:val="000000"/>
                 <w:sz w:val="20"/>
               </w:rPr>
-              <w:t>Modelado de datos y análisis documental.</w:t>
+              <w:t>Modelado de datos y diseño de interfaz.</w:t>
             </w:r>
           </w:p>
         </w:tc>
@@ -4030,7 +4714,7 @@
                 <w:color w:val="000000"/>
                 <w:sz w:val="20"/>
               </w:rPr>
-              <w:t>Herramientas de modelado y editores de código.</w:t>
+              <w:t>Herramientas de modelado, editor de código y documentación técnica.</w:t>
             </w:r>
           </w:p>
         </w:tc>
@@ -4053,7 +4737,7 @@
                 <w:color w:val="000000"/>
                 <w:sz w:val="20"/>
               </w:rPr>
-              <w:t>Desarrollar un prototipo funcional del sistema para su validación.</w:t>
+              <w:t>Implementar y validar el prototipo funcional mediante SQLite y una aplicación de escritorio, comprobando los módulos de registro, consulta, historial y reporte.</w:t>
             </w:r>
           </w:p>
         </w:tc>
@@ -4074,7 +4758,7 @@
                 <w:color w:val="000000"/>
                 <w:sz w:val="20"/>
               </w:rPr>
-              <w:t>Prototipo funcional para el control y reporte de movimientos documentales.</w:t>
+              <w:t>Prototipo funcional para el control y reporte documental.</w:t>
             </w:r>
           </w:p>
         </w:tc>
@@ -4095,7 +4779,7 @@
                 <w:color w:val="000000"/>
                 <w:sz w:val="20"/>
               </w:rPr>
-              <w:t>Implementación en SQLite, integración de la interfaz con Wails y ejecución de pruebas de escritorio.</w:t>
+              <w:t>Implementar la base de datos en SQLite, integrar la interfaz de escritorio y ejecutar pruebas funcionales de los módulos.</w:t>
             </w:r>
           </w:p>
         </w:tc>
@@ -4137,7 +4821,7 @@
                 <w:color w:val="000000"/>
                 <w:sz w:val="20"/>
               </w:rPr>
-              <w:t>Framework Wails, motor SQLite y equipo informático.</w:t>
+              <w:t>SQLite, Wails, editor de código y equipo informático.</w:t>
             </w:r>
           </w:p>
         </w:tc>
@@ -4172,7 +4856,7 @@
           <w:i w:val="0"/>
           <w:sz w:val="24"/>
         </w:rPr>
-        <w:t>El cronograma estructura temporalmente las fases de diseño y desarrollo del sistema automatizado, distribuidas a lo largo de las nueve (9) semanas de duración de la pasantía:</w:t>
+        <w:t>El cronograma organiza las fases de diagnóstico, diseño, implementación y validación del sistema a lo largo de las nueve (9) semanas de pasantía:</w:t>
       </w:r>
     </w:p>
     <w:p>
@@ -4195,7 +4879,7 @@
           <w:i/>
           <w:sz w:val="24"/>
         </w:rPr>
-        <w:t>Cronograma de actividades del proyecto factible.</w:t>
+        <w:t>Cronograma de actividades del desarrollo del sistema automatizado.</w:t>
       </w:r>
       <w:bookmarkEnd w:id="bm_cuadro2"/>
     </w:p>
@@ -5148,7 +5832,7 @@
                 <w:color w:val="000000"/>
                 <w:sz w:val="20"/>
               </w:rPr>
-              <w:t>Desarrollo de la interfaz gráfica y empaquetado con Wails.</w:t>
+              <w:t>Desarrollo de la interfaz gráfica y módulos de consulta e historial.</w:t>
             </w:r>
           </w:p>
         </w:tc>
@@ -5353,27 +6037,7 @@
                 <w:color w:val="000000"/>
                 <w:sz w:val="20"/>
               </w:rPr>
-              <w:t>Integración, pruebas funcionales y consolidación del sistema.</w:t>
-            </w:r>
-          </w:p>
-        </w:tc>
-        <w:tc>
-          <w:tcPr>
-            <w:tcW w:w="523" w:type="dxa"/>
-            <w:shd w:val="clear" w:color="auto" w:fill="D9E1F2"/>
-          </w:tcPr>
-          <w:p>
-            <w:pPr>
-              <w:spacing w:before="60" w:after="60" w:line="240" w:lineRule="auto"/>
-              <w:jc w:val="center"/>
-            </w:pPr>
-            <w:r>
-              <w:rPr>
-                <w:rFonts w:ascii="Times New Roman" w:hAnsi="Times New Roman"/>
-                <w:b w:val="0"/>
-                <w:color w:val="000000"/>
-                <w:sz w:val="18"/>
-              </w:rPr>
+              <w:t>Empaquetado de la aplicación de escritorio con Wails.</w:t>
             </w:r>
           </w:p>
         </w:tc>
@@ -5501,398 +6165,6 @@
         <w:tc>
           <w:tcPr>
             <w:tcW w:w="523" w:type="dxa"/>
-            <w:shd w:val="clear" w:color="auto" w:fill="70AD47"/>
-          </w:tcPr>
-          <w:p>
-            <w:pPr>
-              <w:spacing w:before="60" w:after="60" w:line="240" w:lineRule="auto"/>
-              <w:jc w:val="center"/>
-            </w:pPr>
-            <w:r>
-              <w:rPr>
-                <w:rFonts w:ascii="Times New Roman" w:hAnsi="Times New Roman"/>
-                <w:b w:val="0"/>
-                <w:color w:val="FFFFFF"/>
-                <w:sz w:val="18"/>
-              </w:rPr>
-              <w:t>✓</w:t>
-            </w:r>
-          </w:p>
-        </w:tc>
-        <w:tc>
-          <w:tcPr>
-            <w:tcW w:w="523" w:type="dxa"/>
-            <w:shd w:val="clear" w:color="auto" w:fill="70AD47"/>
-          </w:tcPr>
-          <w:p>
-            <w:pPr>
-              <w:spacing w:before="60" w:after="60" w:line="240" w:lineRule="auto"/>
-              <w:jc w:val="center"/>
-            </w:pPr>
-            <w:r>
-              <w:rPr>
-                <w:rFonts w:ascii="Times New Roman" w:hAnsi="Times New Roman"/>
-                <w:b w:val="0"/>
-                <w:color w:val="FFFFFF"/>
-                <w:sz w:val="18"/>
-              </w:rPr>
-              <w:t>✓</w:t>
-            </w:r>
-          </w:p>
-        </w:tc>
-      </w:tr>
-      <w:tr>
-        <w:tc>
-          <w:tcPr>
-            <w:tcW w:w="3557" w:type="dxa"/>
-            <w:shd w:val="clear" w:color="auto" w:fill="FFFFFF"/>
-          </w:tcPr>
-          <w:p>
-            <w:pPr>
-              <w:spacing w:before="60" w:after="60" w:line="240" w:lineRule="auto"/>
-              <w:jc w:val="both"/>
-            </w:pPr>
-            <w:r>
-              <w:rPr>
-                <w:rFonts w:ascii="Times New Roman" w:hAnsi="Times New Roman"/>
-                <w:b w:val="0"/>
-                <w:color w:val="000000"/>
-                <w:sz w:val="20"/>
-              </w:rPr>
-              <w:t>Inducción institucional y capacitación en seguridad (SIAHO).</w:t>
-            </w:r>
-          </w:p>
-        </w:tc>
-        <w:tc>
-          <w:tcPr>
-            <w:tcW w:w="523" w:type="dxa"/>
-            <w:shd w:val="clear" w:color="auto" w:fill="70AD47"/>
-          </w:tcPr>
-          <w:p>
-            <w:pPr>
-              <w:spacing w:before="60" w:after="60" w:line="240" w:lineRule="auto"/>
-              <w:jc w:val="center"/>
-            </w:pPr>
-            <w:r>
-              <w:rPr>
-                <w:rFonts w:ascii="Times New Roman" w:hAnsi="Times New Roman"/>
-                <w:b w:val="0"/>
-                <w:color w:val="FFFFFF"/>
-                <w:sz w:val="18"/>
-              </w:rPr>
-              <w:t>✓</w:t>
-            </w:r>
-          </w:p>
-        </w:tc>
-        <w:tc>
-          <w:tcPr>
-            <w:tcW w:w="523" w:type="dxa"/>
-            <w:shd w:val="clear" w:color="auto" w:fill="FFFFFF"/>
-          </w:tcPr>
-          <w:p>
-            <w:pPr>
-              <w:spacing w:before="60" w:after="60" w:line="240" w:lineRule="auto"/>
-              <w:jc w:val="center"/>
-            </w:pPr>
-            <w:r>
-              <w:rPr>
-                <w:rFonts w:ascii="Times New Roman" w:hAnsi="Times New Roman"/>
-                <w:b w:val="0"/>
-                <w:color w:val="000000"/>
-                <w:sz w:val="18"/>
-              </w:rPr>
-            </w:r>
-          </w:p>
-        </w:tc>
-        <w:tc>
-          <w:tcPr>
-            <w:tcW w:w="523" w:type="dxa"/>
-            <w:shd w:val="clear" w:color="auto" w:fill="FFFFFF"/>
-          </w:tcPr>
-          <w:p>
-            <w:pPr>
-              <w:spacing w:before="60" w:after="60" w:line="240" w:lineRule="auto"/>
-              <w:jc w:val="center"/>
-            </w:pPr>
-            <w:r>
-              <w:rPr>
-                <w:rFonts w:ascii="Times New Roman" w:hAnsi="Times New Roman"/>
-                <w:b w:val="0"/>
-                <w:color w:val="000000"/>
-                <w:sz w:val="18"/>
-              </w:rPr>
-            </w:r>
-          </w:p>
-        </w:tc>
-        <w:tc>
-          <w:tcPr>
-            <w:tcW w:w="523" w:type="dxa"/>
-            <w:shd w:val="clear" w:color="auto" w:fill="70AD47"/>
-          </w:tcPr>
-          <w:p>
-            <w:pPr>
-              <w:spacing w:before="60" w:after="60" w:line="240" w:lineRule="auto"/>
-              <w:jc w:val="center"/>
-            </w:pPr>
-            <w:r>
-              <w:rPr>
-                <w:rFonts w:ascii="Times New Roman" w:hAnsi="Times New Roman"/>
-                <w:b w:val="0"/>
-                <w:color w:val="FFFFFF"/>
-                <w:sz w:val="18"/>
-              </w:rPr>
-              <w:t>✓</w:t>
-            </w:r>
-          </w:p>
-        </w:tc>
-        <w:tc>
-          <w:tcPr>
-            <w:tcW w:w="523" w:type="dxa"/>
-            <w:shd w:val="clear" w:color="auto" w:fill="FFFFFF"/>
-          </w:tcPr>
-          <w:p>
-            <w:pPr>
-              <w:spacing w:before="60" w:after="60" w:line="240" w:lineRule="auto"/>
-              <w:jc w:val="center"/>
-            </w:pPr>
-            <w:r>
-              <w:rPr>
-                <w:rFonts w:ascii="Times New Roman" w:hAnsi="Times New Roman"/>
-                <w:b w:val="0"/>
-                <w:color w:val="000000"/>
-                <w:sz w:val="18"/>
-              </w:rPr>
-            </w:r>
-          </w:p>
-        </w:tc>
-        <w:tc>
-          <w:tcPr>
-            <w:tcW w:w="523" w:type="dxa"/>
-            <w:shd w:val="clear" w:color="auto" w:fill="FFFFFF"/>
-          </w:tcPr>
-          <w:p>
-            <w:pPr>
-              <w:spacing w:before="60" w:after="60" w:line="240" w:lineRule="auto"/>
-              <w:jc w:val="center"/>
-            </w:pPr>
-            <w:r>
-              <w:rPr>
-                <w:rFonts w:ascii="Times New Roman" w:hAnsi="Times New Roman"/>
-                <w:b w:val="0"/>
-                <w:color w:val="000000"/>
-                <w:sz w:val="18"/>
-              </w:rPr>
-            </w:r>
-          </w:p>
-        </w:tc>
-        <w:tc>
-          <w:tcPr>
-            <w:tcW w:w="523" w:type="dxa"/>
-            <w:shd w:val="clear" w:color="auto" w:fill="FFFFFF"/>
-          </w:tcPr>
-          <w:p>
-            <w:pPr>
-              <w:spacing w:before="60" w:after="60" w:line="240" w:lineRule="auto"/>
-              <w:jc w:val="center"/>
-            </w:pPr>
-            <w:r>
-              <w:rPr>
-                <w:rFonts w:ascii="Times New Roman" w:hAnsi="Times New Roman"/>
-                <w:b w:val="0"/>
-                <w:color w:val="000000"/>
-                <w:sz w:val="18"/>
-              </w:rPr>
-            </w:r>
-          </w:p>
-        </w:tc>
-        <w:tc>
-          <w:tcPr>
-            <w:tcW w:w="523" w:type="dxa"/>
-            <w:shd w:val="clear" w:color="auto" w:fill="FFFFFF"/>
-          </w:tcPr>
-          <w:p>
-            <w:pPr>
-              <w:spacing w:before="60" w:after="60" w:line="240" w:lineRule="auto"/>
-              <w:jc w:val="center"/>
-            </w:pPr>
-            <w:r>
-              <w:rPr>
-                <w:rFonts w:ascii="Times New Roman" w:hAnsi="Times New Roman"/>
-                <w:b w:val="0"/>
-                <w:color w:val="000000"/>
-                <w:sz w:val="18"/>
-              </w:rPr>
-            </w:r>
-          </w:p>
-        </w:tc>
-        <w:tc>
-          <w:tcPr>
-            <w:tcW w:w="523" w:type="dxa"/>
-            <w:shd w:val="clear" w:color="auto" w:fill="FFFFFF"/>
-          </w:tcPr>
-          <w:p>
-            <w:pPr>
-              <w:spacing w:before="60" w:after="60" w:line="240" w:lineRule="auto"/>
-              <w:jc w:val="center"/>
-            </w:pPr>
-            <w:r>
-              <w:rPr>
-                <w:rFonts w:ascii="Times New Roman" w:hAnsi="Times New Roman"/>
-                <w:b w:val="0"/>
-                <w:color w:val="000000"/>
-                <w:sz w:val="18"/>
-              </w:rPr>
-            </w:r>
-          </w:p>
-        </w:tc>
-      </w:tr>
-      <w:tr>
-        <w:tc>
-          <w:tcPr>
-            <w:tcW w:w="3557" w:type="dxa"/>
-            <w:shd w:val="clear" w:color="auto" w:fill="D9E1F2"/>
-          </w:tcPr>
-          <w:p>
-            <w:pPr>
-              <w:spacing w:before="60" w:after="60" w:line="240" w:lineRule="auto"/>
-              <w:jc w:val="both"/>
-            </w:pPr>
-            <w:r>
-              <w:rPr>
-                <w:rFonts w:ascii="Times New Roman" w:hAnsi="Times New Roman"/>
-                <w:b w:val="0"/>
-                <w:color w:val="000000"/>
-                <w:sz w:val="20"/>
-              </w:rPr>
-              <w:t>Registro y actualización de expedientes en hoja de cálculo.</w:t>
-            </w:r>
-          </w:p>
-        </w:tc>
-        <w:tc>
-          <w:tcPr>
-            <w:tcW w:w="523" w:type="dxa"/>
-            <w:shd w:val="clear" w:color="auto" w:fill="D9E1F2"/>
-          </w:tcPr>
-          <w:p>
-            <w:pPr>
-              <w:spacing w:before="60" w:after="60" w:line="240" w:lineRule="auto"/>
-              <w:jc w:val="center"/>
-            </w:pPr>
-            <w:r>
-              <w:rPr>
-                <w:rFonts w:ascii="Times New Roman" w:hAnsi="Times New Roman"/>
-                <w:b w:val="0"/>
-                <w:color w:val="000000"/>
-                <w:sz w:val="18"/>
-              </w:rPr>
-            </w:r>
-          </w:p>
-        </w:tc>
-        <w:tc>
-          <w:tcPr>
-            <w:tcW w:w="523" w:type="dxa"/>
-            <w:shd w:val="clear" w:color="auto" w:fill="70AD47"/>
-          </w:tcPr>
-          <w:p>
-            <w:pPr>
-              <w:spacing w:before="60" w:after="60" w:line="240" w:lineRule="auto"/>
-              <w:jc w:val="center"/>
-            </w:pPr>
-            <w:r>
-              <w:rPr>
-                <w:rFonts w:ascii="Times New Roman" w:hAnsi="Times New Roman"/>
-                <w:b w:val="0"/>
-                <w:color w:val="FFFFFF"/>
-                <w:sz w:val="18"/>
-              </w:rPr>
-              <w:t>✓</w:t>
-            </w:r>
-          </w:p>
-        </w:tc>
-        <w:tc>
-          <w:tcPr>
-            <w:tcW w:w="523" w:type="dxa"/>
-            <w:shd w:val="clear" w:color="auto" w:fill="70AD47"/>
-          </w:tcPr>
-          <w:p>
-            <w:pPr>
-              <w:spacing w:before="60" w:after="60" w:line="240" w:lineRule="auto"/>
-              <w:jc w:val="center"/>
-            </w:pPr>
-            <w:r>
-              <w:rPr>
-                <w:rFonts w:ascii="Times New Roman" w:hAnsi="Times New Roman"/>
-                <w:b w:val="0"/>
-                <w:color w:val="FFFFFF"/>
-                <w:sz w:val="18"/>
-              </w:rPr>
-              <w:t>✓</w:t>
-            </w:r>
-          </w:p>
-        </w:tc>
-        <w:tc>
-          <w:tcPr>
-            <w:tcW w:w="523" w:type="dxa"/>
-            <w:shd w:val="clear" w:color="auto" w:fill="D9E1F2"/>
-          </w:tcPr>
-          <w:p>
-            <w:pPr>
-              <w:spacing w:before="60" w:after="60" w:line="240" w:lineRule="auto"/>
-              <w:jc w:val="center"/>
-            </w:pPr>
-            <w:r>
-              <w:rPr>
-                <w:rFonts w:ascii="Times New Roman" w:hAnsi="Times New Roman"/>
-                <w:b w:val="0"/>
-                <w:color w:val="000000"/>
-                <w:sz w:val="18"/>
-              </w:rPr>
-            </w:r>
-          </w:p>
-        </w:tc>
-        <w:tc>
-          <w:tcPr>
-            <w:tcW w:w="523" w:type="dxa"/>
-            <w:shd w:val="clear" w:color="auto" w:fill="D9E1F2"/>
-          </w:tcPr>
-          <w:p>
-            <w:pPr>
-              <w:spacing w:before="60" w:after="60" w:line="240" w:lineRule="auto"/>
-              <w:jc w:val="center"/>
-            </w:pPr>
-            <w:r>
-              <w:rPr>
-                <w:rFonts w:ascii="Times New Roman" w:hAnsi="Times New Roman"/>
-                <w:b w:val="0"/>
-                <w:color w:val="000000"/>
-                <w:sz w:val="18"/>
-              </w:rPr>
-            </w:r>
-          </w:p>
-        </w:tc>
-        <w:tc>
-          <w:tcPr>
-            <w:tcW w:w="523" w:type="dxa"/>
-            <w:shd w:val="clear" w:color="auto" w:fill="D9E1F2"/>
-          </w:tcPr>
-          <w:p>
-            <w:pPr>
-              <w:spacing w:before="60" w:after="60" w:line="240" w:lineRule="auto"/>
-              <w:jc w:val="center"/>
-            </w:pPr>
-            <w:r>
-              <w:rPr>
-                <w:rFonts w:ascii="Times New Roman" w:hAnsi="Times New Roman"/>
-                <w:b w:val="0"/>
-                <w:color w:val="000000"/>
-                <w:sz w:val="18"/>
-              </w:rPr>
-            </w:r>
-          </w:p>
-        </w:tc>
-        <w:tc>
-          <w:tcPr>
-            <w:tcW w:w="523" w:type="dxa"/>
             <w:shd w:val="clear" w:color="auto" w:fill="D9E1F2"/>
           </w:tcPr>
           <w:p>
@@ -5969,7 +6241,47 @@
                 <w:color w:val="000000"/>
                 <w:sz w:val="20"/>
               </w:rPr>
-              <w:t>Revisión y canalización de correspondencia presidencial.</w:t>
+              <w:t>Pruebas funcionales y depuración del prototipo.</w:t>
+            </w:r>
+          </w:p>
+        </w:tc>
+        <w:tc>
+          <w:tcPr>
+            <w:tcW w:w="523" w:type="dxa"/>
+            <w:shd w:val="clear" w:color="auto" w:fill="FFFFFF"/>
+          </w:tcPr>
+          <w:p>
+            <w:pPr>
+              <w:spacing w:before="60" w:after="60" w:line="240" w:lineRule="auto"/>
+              <w:jc w:val="center"/>
+            </w:pPr>
+            <w:r>
+              <w:rPr>
+                <w:rFonts w:ascii="Times New Roman" w:hAnsi="Times New Roman"/>
+                <w:b w:val="0"/>
+                <w:color w:val="000000"/>
+                <w:sz w:val="18"/>
+              </w:rPr>
+            </w:r>
+          </w:p>
+        </w:tc>
+        <w:tc>
+          <w:tcPr>
+            <w:tcW w:w="523" w:type="dxa"/>
+            <w:shd w:val="clear" w:color="auto" w:fill="FFFFFF"/>
+          </w:tcPr>
+          <w:p>
+            <w:pPr>
+              <w:spacing w:before="60" w:after="60" w:line="240" w:lineRule="auto"/>
+              <w:jc w:val="center"/>
+            </w:pPr>
+            <w:r>
+              <w:rPr>
+                <w:rFonts w:ascii="Times New Roman" w:hAnsi="Times New Roman"/>
+                <w:b w:val="0"/>
+                <w:color w:val="000000"/>
+                <w:sz w:val="18"/>
+              </w:rPr>
             </w:r>
           </w:p>
         </w:tc>
@@ -6077,47 +6389,6 @@
         <w:tc>
           <w:tcPr>
             <w:tcW w:w="523" w:type="dxa"/>
-            <w:shd w:val="clear" w:color="auto" w:fill="70AD47"/>
-          </w:tcPr>
-          <w:p>
-            <w:pPr>
-              <w:spacing w:before="60" w:after="60" w:line="240" w:lineRule="auto"/>
-              <w:jc w:val="center"/>
-            </w:pPr>
-            <w:r>
-              <w:rPr>
-                <w:rFonts w:ascii="Times New Roman" w:hAnsi="Times New Roman"/>
-                <w:b w:val="0"/>
-                <w:color w:val="FFFFFF"/>
-                <w:sz w:val="18"/>
-              </w:rPr>
-              <w:t>✓</w:t>
-            </w:r>
-          </w:p>
-        </w:tc>
-        <w:tc>
-          <w:tcPr>
-            <w:tcW w:w="523" w:type="dxa"/>
-            <w:shd w:val="clear" w:color="auto" w:fill="FFFFFF"/>
-          </w:tcPr>
-          <w:p>
-            <w:pPr>
-              <w:spacing w:before="60" w:after="60" w:line="240" w:lineRule="auto"/>
-              <w:jc w:val="center"/>
-            </w:pPr>
-            <w:r>
-              <w:rPr>
-                <w:rFonts w:ascii="Times New Roman" w:hAnsi="Times New Roman"/>
-                <w:b w:val="0"/>
-                <w:color w:val="000000"/>
-                <w:sz w:val="18"/>
-              </w:rPr>
-            </w:r>
-          </w:p>
-        </w:tc>
-        <w:tc>
-          <w:tcPr>
-            <w:tcW w:w="523" w:type="dxa"/>
             <w:shd w:val="clear" w:color="auto" w:fill="FFFFFF"/>
           </w:tcPr>
           <w:p>
@@ -6174,7 +6445,7 @@
                 <w:color w:val="000000"/>
                 <w:sz w:val="20"/>
               </w:rPr>
-              <w:t>Apoyo en generación de reportes y cierre administrativo.</w:t>
+              <w:t>Documentación técnica, manual de usuario e informe académico.</w:t>
             </w:r>
           </w:p>
         </w:tc>
@@ -6342,6 +6613,1030 @@
         <w:tc>
           <w:tcPr>
             <w:tcW w:w="523" w:type="dxa"/>
+            <w:shd w:val="clear" w:color="auto" w:fill="D9E1F2"/>
+          </w:tcPr>
+          <w:p>
+            <w:pPr>
+              <w:spacing w:before="60" w:after="60" w:line="240" w:lineRule="auto"/>
+              <w:jc w:val="center"/>
+            </w:pPr>
+            <w:r>
+              <w:rPr>
+                <w:rFonts w:ascii="Times New Roman" w:hAnsi="Times New Roman"/>
+                <w:b w:val="0"/>
+                <w:color w:val="000000"/>
+                <w:sz w:val="18"/>
+              </w:rPr>
+            </w:r>
+          </w:p>
+        </w:tc>
+      </w:tr>
+      <w:tr>
+        <w:tc>
+          <w:tcPr>
+            <w:tcW w:w="3557" w:type="dxa"/>
+            <w:shd w:val="clear" w:color="auto" w:fill="FFFFFF"/>
+          </w:tcPr>
+          <w:p>
+            <w:pPr>
+              <w:spacing w:before="60" w:after="60" w:line="240" w:lineRule="auto"/>
+              <w:jc w:val="both"/>
+            </w:pPr>
+            <w:r>
+              <w:rPr>
+                <w:rFonts w:ascii="Times New Roman" w:hAnsi="Times New Roman"/>
+                <w:b w:val="0"/>
+                <w:color w:val="000000"/>
+                <w:sz w:val="20"/>
+              </w:rPr>
+              <w:t>Validación final, ajustes y presentación del prototipo.</w:t>
+            </w:r>
+          </w:p>
+        </w:tc>
+        <w:tc>
+          <w:tcPr>
+            <w:tcW w:w="523" w:type="dxa"/>
+            <w:shd w:val="clear" w:color="auto" w:fill="FFFFFF"/>
+          </w:tcPr>
+          <w:p>
+            <w:pPr>
+              <w:spacing w:before="60" w:after="60" w:line="240" w:lineRule="auto"/>
+              <w:jc w:val="center"/>
+            </w:pPr>
+            <w:r>
+              <w:rPr>
+                <w:rFonts w:ascii="Times New Roman" w:hAnsi="Times New Roman"/>
+                <w:b w:val="0"/>
+                <w:color w:val="000000"/>
+                <w:sz w:val="18"/>
+              </w:rPr>
+            </w:r>
+          </w:p>
+        </w:tc>
+        <w:tc>
+          <w:tcPr>
+            <w:tcW w:w="523" w:type="dxa"/>
+            <w:shd w:val="clear" w:color="auto" w:fill="FFFFFF"/>
+          </w:tcPr>
+          <w:p>
+            <w:pPr>
+              <w:spacing w:before="60" w:after="60" w:line="240" w:lineRule="auto"/>
+              <w:jc w:val="center"/>
+            </w:pPr>
+            <w:r>
+              <w:rPr>
+                <w:rFonts w:ascii="Times New Roman" w:hAnsi="Times New Roman"/>
+                <w:b w:val="0"/>
+                <w:color w:val="000000"/>
+                <w:sz w:val="18"/>
+              </w:rPr>
+            </w:r>
+          </w:p>
+        </w:tc>
+        <w:tc>
+          <w:tcPr>
+            <w:tcW w:w="523" w:type="dxa"/>
+            <w:shd w:val="clear" w:color="auto" w:fill="FFFFFF"/>
+          </w:tcPr>
+          <w:p>
+            <w:pPr>
+              <w:spacing w:before="60" w:after="60" w:line="240" w:lineRule="auto"/>
+              <w:jc w:val="center"/>
+            </w:pPr>
+            <w:r>
+              <w:rPr>
+                <w:rFonts w:ascii="Times New Roman" w:hAnsi="Times New Roman"/>
+                <w:b w:val="0"/>
+                <w:color w:val="000000"/>
+                <w:sz w:val="18"/>
+              </w:rPr>
+            </w:r>
+          </w:p>
+        </w:tc>
+        <w:tc>
+          <w:tcPr>
+            <w:tcW w:w="523" w:type="dxa"/>
+            <w:shd w:val="clear" w:color="auto" w:fill="FFFFFF"/>
+          </w:tcPr>
+          <w:p>
+            <w:pPr>
+              <w:spacing w:before="60" w:after="60" w:line="240" w:lineRule="auto"/>
+              <w:jc w:val="center"/>
+            </w:pPr>
+            <w:r>
+              <w:rPr>
+                <w:rFonts w:ascii="Times New Roman" w:hAnsi="Times New Roman"/>
+                <w:b w:val="0"/>
+                <w:color w:val="000000"/>
+                <w:sz w:val="18"/>
+              </w:rPr>
+            </w:r>
+          </w:p>
+        </w:tc>
+        <w:tc>
+          <w:tcPr>
+            <w:tcW w:w="523" w:type="dxa"/>
+            <w:shd w:val="clear" w:color="auto" w:fill="FFFFFF"/>
+          </w:tcPr>
+          <w:p>
+            <w:pPr>
+              <w:spacing w:before="60" w:after="60" w:line="240" w:lineRule="auto"/>
+              <w:jc w:val="center"/>
+            </w:pPr>
+            <w:r>
+              <w:rPr>
+                <w:rFonts w:ascii="Times New Roman" w:hAnsi="Times New Roman"/>
+                <w:b w:val="0"/>
+                <w:color w:val="000000"/>
+                <w:sz w:val="18"/>
+              </w:rPr>
+            </w:r>
+          </w:p>
+        </w:tc>
+        <w:tc>
+          <w:tcPr>
+            <w:tcW w:w="523" w:type="dxa"/>
+            <w:shd w:val="clear" w:color="auto" w:fill="FFFFFF"/>
+          </w:tcPr>
+          <w:p>
+            <w:pPr>
+              <w:spacing w:before="60" w:after="60" w:line="240" w:lineRule="auto"/>
+              <w:jc w:val="center"/>
+            </w:pPr>
+            <w:r>
+              <w:rPr>
+                <w:rFonts w:ascii="Times New Roman" w:hAnsi="Times New Roman"/>
+                <w:b w:val="0"/>
+                <w:color w:val="000000"/>
+                <w:sz w:val="18"/>
+              </w:rPr>
+            </w:r>
+          </w:p>
+        </w:tc>
+        <w:tc>
+          <w:tcPr>
+            <w:tcW w:w="523" w:type="dxa"/>
+            <w:shd w:val="clear" w:color="auto" w:fill="FFFFFF"/>
+          </w:tcPr>
+          <w:p>
+            <w:pPr>
+              <w:spacing w:before="60" w:after="60" w:line="240" w:lineRule="auto"/>
+              <w:jc w:val="center"/>
+            </w:pPr>
+            <w:r>
+              <w:rPr>
+                <w:rFonts w:ascii="Times New Roman" w:hAnsi="Times New Roman"/>
+                <w:b w:val="0"/>
+                <w:color w:val="000000"/>
+                <w:sz w:val="18"/>
+              </w:rPr>
+            </w:r>
+          </w:p>
+        </w:tc>
+        <w:tc>
+          <w:tcPr>
+            <w:tcW w:w="523" w:type="dxa"/>
+            <w:shd w:val="clear" w:color="auto" w:fill="FFFFFF"/>
+          </w:tcPr>
+          <w:p>
+            <w:pPr>
+              <w:spacing w:before="60" w:after="60" w:line="240" w:lineRule="auto"/>
+              <w:jc w:val="center"/>
+            </w:pPr>
+            <w:r>
+              <w:rPr>
+                <w:rFonts w:ascii="Times New Roman" w:hAnsi="Times New Roman"/>
+                <w:b w:val="0"/>
+                <w:color w:val="000000"/>
+                <w:sz w:val="18"/>
+              </w:rPr>
+            </w:r>
+          </w:p>
+        </w:tc>
+        <w:tc>
+          <w:tcPr>
+            <w:tcW w:w="523" w:type="dxa"/>
+            <w:shd w:val="clear" w:color="auto" w:fill="70AD47"/>
+          </w:tcPr>
+          <w:p>
+            <w:pPr>
+              <w:spacing w:before="60" w:after="60" w:line="240" w:lineRule="auto"/>
+              <w:jc w:val="center"/>
+            </w:pPr>
+            <w:r>
+              <w:rPr>
+                <w:rFonts w:ascii="Times New Roman" w:hAnsi="Times New Roman"/>
+                <w:b w:val="0"/>
+                <w:color w:val="FFFFFF"/>
+                <w:sz w:val="18"/>
+              </w:rPr>
+              <w:t>✓</w:t>
+            </w:r>
+          </w:p>
+        </w:tc>
+      </w:tr>
+      <w:tr>
+        <w:tc>
+          <w:tcPr>
+            <w:tcW w:w="3557" w:type="dxa"/>
+            <w:shd w:val="clear" w:color="auto" w:fill="D9E1F2"/>
+          </w:tcPr>
+          <w:p>
+            <w:pPr>
+              <w:spacing w:before="60" w:after="60" w:line="240" w:lineRule="auto"/>
+              <w:jc w:val="both"/>
+            </w:pPr>
+            <w:r>
+              <w:rPr>
+                <w:rFonts w:ascii="Times New Roman" w:hAnsi="Times New Roman"/>
+                <w:b w:val="0"/>
+                <w:color w:val="000000"/>
+                <w:sz w:val="20"/>
+              </w:rPr>
+              <w:t>Inducción institucional y capacitación en seguridad (SIAHO).</w:t>
+            </w:r>
+          </w:p>
+        </w:tc>
+        <w:tc>
+          <w:tcPr>
+            <w:tcW w:w="523" w:type="dxa"/>
+            <w:shd w:val="clear" w:color="auto" w:fill="70AD47"/>
+          </w:tcPr>
+          <w:p>
+            <w:pPr>
+              <w:spacing w:before="60" w:after="60" w:line="240" w:lineRule="auto"/>
+              <w:jc w:val="center"/>
+            </w:pPr>
+            <w:r>
+              <w:rPr>
+                <w:rFonts w:ascii="Times New Roman" w:hAnsi="Times New Roman"/>
+                <w:b w:val="0"/>
+                <w:color w:val="FFFFFF"/>
+                <w:sz w:val="18"/>
+              </w:rPr>
+              <w:t>✓</w:t>
+            </w:r>
+          </w:p>
+        </w:tc>
+        <w:tc>
+          <w:tcPr>
+            <w:tcW w:w="523" w:type="dxa"/>
+            <w:shd w:val="clear" w:color="auto" w:fill="D9E1F2"/>
+          </w:tcPr>
+          <w:p>
+            <w:pPr>
+              <w:spacing w:before="60" w:after="60" w:line="240" w:lineRule="auto"/>
+              <w:jc w:val="center"/>
+            </w:pPr>
+            <w:r>
+              <w:rPr>
+                <w:rFonts w:ascii="Times New Roman" w:hAnsi="Times New Roman"/>
+                <w:b w:val="0"/>
+                <w:color w:val="000000"/>
+                <w:sz w:val="18"/>
+              </w:rPr>
+            </w:r>
+          </w:p>
+        </w:tc>
+        <w:tc>
+          <w:tcPr>
+            <w:tcW w:w="523" w:type="dxa"/>
+            <w:shd w:val="clear" w:color="auto" w:fill="D9E1F2"/>
+          </w:tcPr>
+          <w:p>
+            <w:pPr>
+              <w:spacing w:before="60" w:after="60" w:line="240" w:lineRule="auto"/>
+              <w:jc w:val="center"/>
+            </w:pPr>
+            <w:r>
+              <w:rPr>
+                <w:rFonts w:ascii="Times New Roman" w:hAnsi="Times New Roman"/>
+                <w:b w:val="0"/>
+                <w:color w:val="000000"/>
+                <w:sz w:val="18"/>
+              </w:rPr>
+            </w:r>
+          </w:p>
+        </w:tc>
+        <w:tc>
+          <w:tcPr>
+            <w:tcW w:w="523" w:type="dxa"/>
+            <w:shd w:val="clear" w:color="auto" w:fill="70AD47"/>
+          </w:tcPr>
+          <w:p>
+            <w:pPr>
+              <w:spacing w:before="60" w:after="60" w:line="240" w:lineRule="auto"/>
+              <w:jc w:val="center"/>
+            </w:pPr>
+            <w:r>
+              <w:rPr>
+                <w:rFonts w:ascii="Times New Roman" w:hAnsi="Times New Roman"/>
+                <w:b w:val="0"/>
+                <w:color w:val="FFFFFF"/>
+                <w:sz w:val="18"/>
+              </w:rPr>
+              <w:t>✓</w:t>
+            </w:r>
+          </w:p>
+        </w:tc>
+        <w:tc>
+          <w:tcPr>
+            <w:tcW w:w="523" w:type="dxa"/>
+            <w:shd w:val="clear" w:color="auto" w:fill="D9E1F2"/>
+          </w:tcPr>
+          <w:p>
+            <w:pPr>
+              <w:spacing w:before="60" w:after="60" w:line="240" w:lineRule="auto"/>
+              <w:jc w:val="center"/>
+            </w:pPr>
+            <w:r>
+              <w:rPr>
+                <w:rFonts w:ascii="Times New Roman" w:hAnsi="Times New Roman"/>
+                <w:b w:val="0"/>
+                <w:color w:val="000000"/>
+                <w:sz w:val="18"/>
+              </w:rPr>
+            </w:r>
+          </w:p>
+        </w:tc>
+        <w:tc>
+          <w:tcPr>
+            <w:tcW w:w="523" w:type="dxa"/>
+            <w:shd w:val="clear" w:color="auto" w:fill="D9E1F2"/>
+          </w:tcPr>
+          <w:p>
+            <w:pPr>
+              <w:spacing w:before="60" w:after="60" w:line="240" w:lineRule="auto"/>
+              <w:jc w:val="center"/>
+            </w:pPr>
+            <w:r>
+              <w:rPr>
+                <w:rFonts w:ascii="Times New Roman" w:hAnsi="Times New Roman"/>
+                <w:b w:val="0"/>
+                <w:color w:val="000000"/>
+                <w:sz w:val="18"/>
+              </w:rPr>
+            </w:r>
+          </w:p>
+        </w:tc>
+        <w:tc>
+          <w:tcPr>
+            <w:tcW w:w="523" w:type="dxa"/>
+            <w:shd w:val="clear" w:color="auto" w:fill="D9E1F2"/>
+          </w:tcPr>
+          <w:p>
+            <w:pPr>
+              <w:spacing w:before="60" w:after="60" w:line="240" w:lineRule="auto"/>
+              <w:jc w:val="center"/>
+            </w:pPr>
+            <w:r>
+              <w:rPr>
+                <w:rFonts w:ascii="Times New Roman" w:hAnsi="Times New Roman"/>
+                <w:b w:val="0"/>
+                <w:color w:val="000000"/>
+                <w:sz w:val="18"/>
+              </w:rPr>
+            </w:r>
+          </w:p>
+        </w:tc>
+        <w:tc>
+          <w:tcPr>
+            <w:tcW w:w="523" w:type="dxa"/>
+            <w:shd w:val="clear" w:color="auto" w:fill="D9E1F2"/>
+          </w:tcPr>
+          <w:p>
+            <w:pPr>
+              <w:spacing w:before="60" w:after="60" w:line="240" w:lineRule="auto"/>
+              <w:jc w:val="center"/>
+            </w:pPr>
+            <w:r>
+              <w:rPr>
+                <w:rFonts w:ascii="Times New Roman" w:hAnsi="Times New Roman"/>
+                <w:b w:val="0"/>
+                <w:color w:val="000000"/>
+                <w:sz w:val="18"/>
+              </w:rPr>
+            </w:r>
+          </w:p>
+        </w:tc>
+        <w:tc>
+          <w:tcPr>
+            <w:tcW w:w="523" w:type="dxa"/>
+            <w:shd w:val="clear" w:color="auto" w:fill="D9E1F2"/>
+          </w:tcPr>
+          <w:p>
+            <w:pPr>
+              <w:spacing w:before="60" w:after="60" w:line="240" w:lineRule="auto"/>
+              <w:jc w:val="center"/>
+            </w:pPr>
+            <w:r>
+              <w:rPr>
+                <w:rFonts w:ascii="Times New Roman" w:hAnsi="Times New Roman"/>
+                <w:b w:val="0"/>
+                <w:color w:val="000000"/>
+                <w:sz w:val="18"/>
+              </w:rPr>
+            </w:r>
+          </w:p>
+        </w:tc>
+      </w:tr>
+      <w:tr>
+        <w:tc>
+          <w:tcPr>
+            <w:tcW w:w="3557" w:type="dxa"/>
+            <w:shd w:val="clear" w:color="auto" w:fill="FFFFFF"/>
+          </w:tcPr>
+          <w:p>
+            <w:pPr>
+              <w:spacing w:before="60" w:after="60" w:line="240" w:lineRule="auto"/>
+              <w:jc w:val="both"/>
+            </w:pPr>
+            <w:r>
+              <w:rPr>
+                <w:rFonts w:ascii="Times New Roman" w:hAnsi="Times New Roman"/>
+                <w:b w:val="0"/>
+                <w:color w:val="000000"/>
+                <w:sz w:val="20"/>
+              </w:rPr>
+              <w:t>Registro y actualización de expedientes en hoja de cálculo.</w:t>
+            </w:r>
+          </w:p>
+        </w:tc>
+        <w:tc>
+          <w:tcPr>
+            <w:tcW w:w="523" w:type="dxa"/>
+            <w:shd w:val="clear" w:color="auto" w:fill="FFFFFF"/>
+          </w:tcPr>
+          <w:p>
+            <w:pPr>
+              <w:spacing w:before="60" w:after="60" w:line="240" w:lineRule="auto"/>
+              <w:jc w:val="center"/>
+            </w:pPr>
+            <w:r>
+              <w:rPr>
+                <w:rFonts w:ascii="Times New Roman" w:hAnsi="Times New Roman"/>
+                <w:b w:val="0"/>
+                <w:color w:val="000000"/>
+                <w:sz w:val="18"/>
+              </w:rPr>
+            </w:r>
+          </w:p>
+        </w:tc>
+        <w:tc>
+          <w:tcPr>
+            <w:tcW w:w="523" w:type="dxa"/>
+            <w:shd w:val="clear" w:color="auto" w:fill="70AD47"/>
+          </w:tcPr>
+          <w:p>
+            <w:pPr>
+              <w:spacing w:before="60" w:after="60" w:line="240" w:lineRule="auto"/>
+              <w:jc w:val="center"/>
+            </w:pPr>
+            <w:r>
+              <w:rPr>
+                <w:rFonts w:ascii="Times New Roman" w:hAnsi="Times New Roman"/>
+                <w:b w:val="0"/>
+                <w:color w:val="FFFFFF"/>
+                <w:sz w:val="18"/>
+              </w:rPr>
+              <w:t>✓</w:t>
+            </w:r>
+          </w:p>
+        </w:tc>
+        <w:tc>
+          <w:tcPr>
+            <w:tcW w:w="523" w:type="dxa"/>
+            <w:shd w:val="clear" w:color="auto" w:fill="70AD47"/>
+          </w:tcPr>
+          <w:p>
+            <w:pPr>
+              <w:spacing w:before="60" w:after="60" w:line="240" w:lineRule="auto"/>
+              <w:jc w:val="center"/>
+            </w:pPr>
+            <w:r>
+              <w:rPr>
+                <w:rFonts w:ascii="Times New Roman" w:hAnsi="Times New Roman"/>
+                <w:b w:val="0"/>
+                <w:color w:val="FFFFFF"/>
+                <w:sz w:val="18"/>
+              </w:rPr>
+              <w:t>✓</w:t>
+            </w:r>
+          </w:p>
+        </w:tc>
+        <w:tc>
+          <w:tcPr>
+            <w:tcW w:w="523" w:type="dxa"/>
+            <w:shd w:val="clear" w:color="auto" w:fill="FFFFFF"/>
+          </w:tcPr>
+          <w:p>
+            <w:pPr>
+              <w:spacing w:before="60" w:after="60" w:line="240" w:lineRule="auto"/>
+              <w:jc w:val="center"/>
+            </w:pPr>
+            <w:r>
+              <w:rPr>
+                <w:rFonts w:ascii="Times New Roman" w:hAnsi="Times New Roman"/>
+                <w:b w:val="0"/>
+                <w:color w:val="000000"/>
+                <w:sz w:val="18"/>
+              </w:rPr>
+            </w:r>
+          </w:p>
+        </w:tc>
+        <w:tc>
+          <w:tcPr>
+            <w:tcW w:w="523" w:type="dxa"/>
+            <w:shd w:val="clear" w:color="auto" w:fill="FFFFFF"/>
+          </w:tcPr>
+          <w:p>
+            <w:pPr>
+              <w:spacing w:before="60" w:after="60" w:line="240" w:lineRule="auto"/>
+              <w:jc w:val="center"/>
+            </w:pPr>
+            <w:r>
+              <w:rPr>
+                <w:rFonts w:ascii="Times New Roman" w:hAnsi="Times New Roman"/>
+                <w:b w:val="0"/>
+                <w:color w:val="000000"/>
+                <w:sz w:val="18"/>
+              </w:rPr>
+            </w:r>
+          </w:p>
+        </w:tc>
+        <w:tc>
+          <w:tcPr>
+            <w:tcW w:w="523" w:type="dxa"/>
+            <w:shd w:val="clear" w:color="auto" w:fill="FFFFFF"/>
+          </w:tcPr>
+          <w:p>
+            <w:pPr>
+              <w:spacing w:before="60" w:after="60" w:line="240" w:lineRule="auto"/>
+              <w:jc w:val="center"/>
+            </w:pPr>
+            <w:r>
+              <w:rPr>
+                <w:rFonts w:ascii="Times New Roman" w:hAnsi="Times New Roman"/>
+                <w:b w:val="0"/>
+                <w:color w:val="000000"/>
+                <w:sz w:val="18"/>
+              </w:rPr>
+            </w:r>
+          </w:p>
+        </w:tc>
+        <w:tc>
+          <w:tcPr>
+            <w:tcW w:w="523" w:type="dxa"/>
+            <w:shd w:val="clear" w:color="auto" w:fill="FFFFFF"/>
+          </w:tcPr>
+          <w:p>
+            <w:pPr>
+              <w:spacing w:before="60" w:after="60" w:line="240" w:lineRule="auto"/>
+              <w:jc w:val="center"/>
+            </w:pPr>
+            <w:r>
+              <w:rPr>
+                <w:rFonts w:ascii="Times New Roman" w:hAnsi="Times New Roman"/>
+                <w:b w:val="0"/>
+                <w:color w:val="000000"/>
+                <w:sz w:val="18"/>
+              </w:rPr>
+            </w:r>
+          </w:p>
+        </w:tc>
+        <w:tc>
+          <w:tcPr>
+            <w:tcW w:w="523" w:type="dxa"/>
+            <w:shd w:val="clear" w:color="auto" w:fill="FFFFFF"/>
+          </w:tcPr>
+          <w:p>
+            <w:pPr>
+              <w:spacing w:before="60" w:after="60" w:line="240" w:lineRule="auto"/>
+              <w:jc w:val="center"/>
+            </w:pPr>
+            <w:r>
+              <w:rPr>
+                <w:rFonts w:ascii="Times New Roman" w:hAnsi="Times New Roman"/>
+                <w:b w:val="0"/>
+                <w:color w:val="000000"/>
+                <w:sz w:val="18"/>
+              </w:rPr>
+            </w:r>
+          </w:p>
+        </w:tc>
+        <w:tc>
+          <w:tcPr>
+            <w:tcW w:w="523" w:type="dxa"/>
+            <w:shd w:val="clear" w:color="auto" w:fill="FFFFFF"/>
+          </w:tcPr>
+          <w:p>
+            <w:pPr>
+              <w:spacing w:before="60" w:after="60" w:line="240" w:lineRule="auto"/>
+              <w:jc w:val="center"/>
+            </w:pPr>
+            <w:r>
+              <w:rPr>
+                <w:rFonts w:ascii="Times New Roman" w:hAnsi="Times New Roman"/>
+                <w:b w:val="0"/>
+                <w:color w:val="000000"/>
+                <w:sz w:val="18"/>
+              </w:rPr>
+            </w:r>
+          </w:p>
+        </w:tc>
+      </w:tr>
+      <w:tr>
+        <w:tc>
+          <w:tcPr>
+            <w:tcW w:w="3557" w:type="dxa"/>
+            <w:shd w:val="clear" w:color="auto" w:fill="D9E1F2"/>
+          </w:tcPr>
+          <w:p>
+            <w:pPr>
+              <w:spacing w:before="60" w:after="60" w:line="240" w:lineRule="auto"/>
+              <w:jc w:val="both"/>
+            </w:pPr>
+            <w:r>
+              <w:rPr>
+                <w:rFonts w:ascii="Times New Roman" w:hAnsi="Times New Roman"/>
+                <w:b w:val="0"/>
+                <w:color w:val="000000"/>
+                <w:sz w:val="20"/>
+              </w:rPr>
+              <w:t>Revisión y canalización de correspondencia presidencial.</w:t>
+            </w:r>
+          </w:p>
+        </w:tc>
+        <w:tc>
+          <w:tcPr>
+            <w:tcW w:w="523" w:type="dxa"/>
+            <w:shd w:val="clear" w:color="auto" w:fill="D9E1F2"/>
+          </w:tcPr>
+          <w:p>
+            <w:pPr>
+              <w:spacing w:before="60" w:after="60" w:line="240" w:lineRule="auto"/>
+              <w:jc w:val="center"/>
+            </w:pPr>
+            <w:r>
+              <w:rPr>
+                <w:rFonts w:ascii="Times New Roman" w:hAnsi="Times New Roman"/>
+                <w:b w:val="0"/>
+                <w:color w:val="000000"/>
+                <w:sz w:val="18"/>
+              </w:rPr>
+            </w:r>
+          </w:p>
+        </w:tc>
+        <w:tc>
+          <w:tcPr>
+            <w:tcW w:w="523" w:type="dxa"/>
+            <w:shd w:val="clear" w:color="auto" w:fill="D9E1F2"/>
+          </w:tcPr>
+          <w:p>
+            <w:pPr>
+              <w:spacing w:before="60" w:after="60" w:line="240" w:lineRule="auto"/>
+              <w:jc w:val="center"/>
+            </w:pPr>
+            <w:r>
+              <w:rPr>
+                <w:rFonts w:ascii="Times New Roman" w:hAnsi="Times New Roman"/>
+                <w:b w:val="0"/>
+                <w:color w:val="000000"/>
+                <w:sz w:val="18"/>
+              </w:rPr>
+            </w:r>
+          </w:p>
+        </w:tc>
+        <w:tc>
+          <w:tcPr>
+            <w:tcW w:w="523" w:type="dxa"/>
+            <w:shd w:val="clear" w:color="auto" w:fill="D9E1F2"/>
+          </w:tcPr>
+          <w:p>
+            <w:pPr>
+              <w:spacing w:before="60" w:after="60" w:line="240" w:lineRule="auto"/>
+              <w:jc w:val="center"/>
+            </w:pPr>
+            <w:r>
+              <w:rPr>
+                <w:rFonts w:ascii="Times New Roman" w:hAnsi="Times New Roman"/>
+                <w:b w:val="0"/>
+                <w:color w:val="000000"/>
+                <w:sz w:val="18"/>
+              </w:rPr>
+            </w:r>
+          </w:p>
+        </w:tc>
+        <w:tc>
+          <w:tcPr>
+            <w:tcW w:w="523" w:type="dxa"/>
+            <w:shd w:val="clear" w:color="auto" w:fill="D9E1F2"/>
+          </w:tcPr>
+          <w:p>
+            <w:pPr>
+              <w:spacing w:before="60" w:after="60" w:line="240" w:lineRule="auto"/>
+              <w:jc w:val="center"/>
+            </w:pPr>
+            <w:r>
+              <w:rPr>
+                <w:rFonts w:ascii="Times New Roman" w:hAnsi="Times New Roman"/>
+                <w:b w:val="0"/>
+                <w:color w:val="000000"/>
+                <w:sz w:val="18"/>
+              </w:rPr>
+            </w:r>
+          </w:p>
+        </w:tc>
+        <w:tc>
+          <w:tcPr>
+            <w:tcW w:w="523" w:type="dxa"/>
+            <w:shd w:val="clear" w:color="auto" w:fill="70AD47"/>
+          </w:tcPr>
+          <w:p>
+            <w:pPr>
+              <w:spacing w:before="60" w:after="60" w:line="240" w:lineRule="auto"/>
+              <w:jc w:val="center"/>
+            </w:pPr>
+            <w:r>
+              <w:rPr>
+                <w:rFonts w:ascii="Times New Roman" w:hAnsi="Times New Roman"/>
+                <w:b w:val="0"/>
+                <w:color w:val="FFFFFF"/>
+                <w:sz w:val="18"/>
+              </w:rPr>
+              <w:t>✓</w:t>
+            </w:r>
+          </w:p>
+        </w:tc>
+        <w:tc>
+          <w:tcPr>
+            <w:tcW w:w="523" w:type="dxa"/>
+            <w:shd w:val="clear" w:color="auto" w:fill="70AD47"/>
+          </w:tcPr>
+          <w:p>
+            <w:pPr>
+              <w:spacing w:before="60" w:after="60" w:line="240" w:lineRule="auto"/>
+              <w:jc w:val="center"/>
+            </w:pPr>
+            <w:r>
+              <w:rPr>
+                <w:rFonts w:ascii="Times New Roman" w:hAnsi="Times New Roman"/>
+                <w:b w:val="0"/>
+                <w:color w:val="FFFFFF"/>
+                <w:sz w:val="18"/>
+              </w:rPr>
+              <w:t>✓</w:t>
+            </w:r>
+          </w:p>
+        </w:tc>
+        <w:tc>
+          <w:tcPr>
+            <w:tcW w:w="523" w:type="dxa"/>
+            <w:shd w:val="clear" w:color="auto" w:fill="D9E1F2"/>
+          </w:tcPr>
+          <w:p>
+            <w:pPr>
+              <w:spacing w:before="60" w:after="60" w:line="240" w:lineRule="auto"/>
+              <w:jc w:val="center"/>
+            </w:pPr>
+            <w:r>
+              <w:rPr>
+                <w:rFonts w:ascii="Times New Roman" w:hAnsi="Times New Roman"/>
+                <w:b w:val="0"/>
+                <w:color w:val="000000"/>
+                <w:sz w:val="18"/>
+              </w:rPr>
+            </w:r>
+          </w:p>
+        </w:tc>
+        <w:tc>
+          <w:tcPr>
+            <w:tcW w:w="523" w:type="dxa"/>
+            <w:shd w:val="clear" w:color="auto" w:fill="D9E1F2"/>
+          </w:tcPr>
+          <w:p>
+            <w:pPr>
+              <w:spacing w:before="60" w:after="60" w:line="240" w:lineRule="auto"/>
+              <w:jc w:val="center"/>
+            </w:pPr>
+            <w:r>
+              <w:rPr>
+                <w:rFonts w:ascii="Times New Roman" w:hAnsi="Times New Roman"/>
+                <w:b w:val="0"/>
+                <w:color w:val="000000"/>
+                <w:sz w:val="18"/>
+              </w:rPr>
+            </w:r>
+          </w:p>
+        </w:tc>
+        <w:tc>
+          <w:tcPr>
+            <w:tcW w:w="523" w:type="dxa"/>
+            <w:shd w:val="clear" w:color="auto" w:fill="D9E1F2"/>
+          </w:tcPr>
+          <w:p>
+            <w:pPr>
+              <w:spacing w:before="60" w:after="60" w:line="240" w:lineRule="auto"/>
+              <w:jc w:val="center"/>
+            </w:pPr>
+            <w:r>
+              <w:rPr>
+                <w:rFonts w:ascii="Times New Roman" w:hAnsi="Times New Roman"/>
+                <w:b w:val="0"/>
+                <w:color w:val="000000"/>
+                <w:sz w:val="18"/>
+              </w:rPr>
+            </w:r>
+          </w:p>
+        </w:tc>
+      </w:tr>
+      <w:tr>
+        <w:tc>
+          <w:tcPr>
+            <w:tcW w:w="3557" w:type="dxa"/>
+            <w:shd w:val="clear" w:color="auto" w:fill="FFFFFF"/>
+          </w:tcPr>
+          <w:p>
+            <w:pPr>
+              <w:spacing w:before="60" w:after="60" w:line="240" w:lineRule="auto"/>
+              <w:jc w:val="both"/>
+            </w:pPr>
+            <w:r>
+              <w:rPr>
+                <w:rFonts w:ascii="Times New Roman" w:hAnsi="Times New Roman"/>
+                <w:b w:val="0"/>
+                <w:color w:val="000000"/>
+                <w:sz w:val="20"/>
+              </w:rPr>
+              <w:t>Apoyo en generación de reportes y actividades de cierre.</w:t>
+            </w:r>
+          </w:p>
+        </w:tc>
+        <w:tc>
+          <w:tcPr>
+            <w:tcW w:w="523" w:type="dxa"/>
+            <w:shd w:val="clear" w:color="auto" w:fill="FFFFFF"/>
+          </w:tcPr>
+          <w:p>
+            <w:pPr>
+              <w:spacing w:before="60" w:after="60" w:line="240" w:lineRule="auto"/>
+              <w:jc w:val="center"/>
+            </w:pPr>
+            <w:r>
+              <w:rPr>
+                <w:rFonts w:ascii="Times New Roman" w:hAnsi="Times New Roman"/>
+                <w:b w:val="0"/>
+                <w:color w:val="000000"/>
+                <w:sz w:val="18"/>
+              </w:rPr>
+            </w:r>
+          </w:p>
+        </w:tc>
+        <w:tc>
+          <w:tcPr>
+            <w:tcW w:w="523" w:type="dxa"/>
+            <w:shd w:val="clear" w:color="auto" w:fill="FFFFFF"/>
+          </w:tcPr>
+          <w:p>
+            <w:pPr>
+              <w:spacing w:before="60" w:after="60" w:line="240" w:lineRule="auto"/>
+              <w:jc w:val="center"/>
+            </w:pPr>
+            <w:r>
+              <w:rPr>
+                <w:rFonts w:ascii="Times New Roman" w:hAnsi="Times New Roman"/>
+                <w:b w:val="0"/>
+                <w:color w:val="000000"/>
+                <w:sz w:val="18"/>
+              </w:rPr>
+            </w:r>
+          </w:p>
+        </w:tc>
+        <w:tc>
+          <w:tcPr>
+            <w:tcW w:w="523" w:type="dxa"/>
+            <w:shd w:val="clear" w:color="auto" w:fill="FFFFFF"/>
+          </w:tcPr>
+          <w:p>
+            <w:pPr>
+              <w:spacing w:before="60" w:after="60" w:line="240" w:lineRule="auto"/>
+              <w:jc w:val="center"/>
+            </w:pPr>
+            <w:r>
+              <w:rPr>
+                <w:rFonts w:ascii="Times New Roman" w:hAnsi="Times New Roman"/>
+                <w:b w:val="0"/>
+                <w:color w:val="000000"/>
+                <w:sz w:val="18"/>
+              </w:rPr>
+            </w:r>
+          </w:p>
+        </w:tc>
+        <w:tc>
+          <w:tcPr>
+            <w:tcW w:w="523" w:type="dxa"/>
+            <w:shd w:val="clear" w:color="auto" w:fill="FFFFFF"/>
+          </w:tcPr>
+          <w:p>
+            <w:pPr>
+              <w:spacing w:before="60" w:after="60" w:line="240" w:lineRule="auto"/>
+              <w:jc w:val="center"/>
+            </w:pPr>
+            <w:r>
+              <w:rPr>
+                <w:rFonts w:ascii="Times New Roman" w:hAnsi="Times New Roman"/>
+                <w:b w:val="0"/>
+                <w:color w:val="000000"/>
+                <w:sz w:val="18"/>
+              </w:rPr>
+            </w:r>
+          </w:p>
+        </w:tc>
+        <w:tc>
+          <w:tcPr>
+            <w:tcW w:w="523" w:type="dxa"/>
+            <w:shd w:val="clear" w:color="auto" w:fill="FFFFFF"/>
+          </w:tcPr>
+          <w:p>
+            <w:pPr>
+              <w:spacing w:before="60" w:after="60" w:line="240" w:lineRule="auto"/>
+              <w:jc w:val="center"/>
+            </w:pPr>
+            <w:r>
+              <w:rPr>
+                <w:rFonts w:ascii="Times New Roman" w:hAnsi="Times New Roman"/>
+                <w:b w:val="0"/>
+                <w:color w:val="000000"/>
+                <w:sz w:val="18"/>
+              </w:rPr>
+            </w:r>
+          </w:p>
+        </w:tc>
+        <w:tc>
+          <w:tcPr>
+            <w:tcW w:w="523" w:type="dxa"/>
+            <w:shd w:val="clear" w:color="auto" w:fill="FFFFFF"/>
+          </w:tcPr>
+          <w:p>
+            <w:pPr>
+              <w:spacing w:before="60" w:after="60" w:line="240" w:lineRule="auto"/>
+              <w:jc w:val="center"/>
+            </w:pPr>
+            <w:r>
+              <w:rPr>
+                <w:rFonts w:ascii="Times New Roman" w:hAnsi="Times New Roman"/>
+                <w:b w:val="0"/>
+                <w:color w:val="000000"/>
+                <w:sz w:val="18"/>
+              </w:rPr>
+            </w:r>
+          </w:p>
+        </w:tc>
+        <w:tc>
+          <w:tcPr>
+            <w:tcW w:w="523" w:type="dxa"/>
+            <w:shd w:val="clear" w:color="auto" w:fill="70AD47"/>
+          </w:tcPr>
+          <w:p>
+            <w:pPr>
+              <w:spacing w:before="60" w:after="60" w:line="240" w:lineRule="auto"/>
+              <w:jc w:val="center"/>
+            </w:pPr>
+            <w:r>
+              <w:rPr>
+                <w:rFonts w:ascii="Times New Roman" w:hAnsi="Times New Roman"/>
+                <w:b w:val="0"/>
+                <w:color w:val="FFFFFF"/>
+                <w:sz w:val="18"/>
+              </w:rPr>
+              <w:t>✓</w:t>
+            </w:r>
+          </w:p>
+        </w:tc>
+        <w:tc>
+          <w:tcPr>
+            <w:tcW w:w="523" w:type="dxa"/>
+            <w:shd w:val="clear" w:color="auto" w:fill="70AD47"/>
+          </w:tcPr>
+          <w:p>
+            <w:pPr>
+              <w:spacing w:before="60" w:after="60" w:line="240" w:lineRule="auto"/>
+              <w:jc w:val="center"/>
+            </w:pPr>
+            <w:r>
+              <w:rPr>
+                <w:rFonts w:ascii="Times New Roman" w:hAnsi="Times New Roman"/>
+                <w:b w:val="0"/>
+                <w:color w:val="FFFFFF"/>
+                <w:sz w:val="18"/>
+              </w:rPr>
+              <w:t>✓</w:t>
+            </w:r>
+          </w:p>
+        </w:tc>
+        <w:tc>
+          <w:tcPr>
+            <w:tcW w:w="523" w:type="dxa"/>
             <w:shd w:val="clear" w:color="auto" w:fill="70AD47"/>
           </w:tcPr>
           <w:p>
@@ -6366,7 +7661,7 @@
     <w:p>
       <w:pPr>
         <w:sectPr>
-          <w:footerReference w:type="default" r:id="rId38"/>
+          <w:footerReference w:type="default" r:id="rId39"/>
           <w:type w:val="continuous"/>
           <w:pgSz w:w="12240" w:h="15840"/>
           <w:pgMar w:top="1701" w:right="1701" w:bottom="1701" w:left="2268" w:header="720" w:footer="720" w:gutter="0"/>
@@ -6409,7 +7704,7 @@
     <w:p>
       <w:pPr>
         <w:sectPr>
-          <w:footerReference w:type="default" r:id="rId39"/>
+          <w:footerReference w:type="default" r:id="rId40"/>
           <w:pgSz w:w="12240" w:h="15840"/>
           <w:pgMar w:top="1701" w:right="1701" w:bottom="1701" w:left="2268" w:header="720" w:footer="720" w:gutter="0"/>
           <w:cols w:space="720"/>
@@ -6497,7 +7792,21 @@
           <w:i w:val="0"/>
           <w:sz w:val="24"/>
         </w:rPr>
-        <w:t>De acuerdo a la cita previa, se comprende la relevancia del control sistemático y la inmutabilidad de los registros en los departamentos estratégicos de la empresa.</w:t>
+        <w:t>Desde la perspectiva del autor, el sistema desarrollado debe priorizar información confiable y oportuna para apoyar el control de los movimientos documentales de Presidencia.</w:t>
+      </w:r>
+    </w:p>
+    <w:p>
+      <w:pPr>
+        <w:spacing w:before="480" w:after="480" w:line="360" w:lineRule="auto"/>
+        <w:jc w:val="left"/>
+      </w:pPr>
+      <w:r>
+        <w:rPr>
+          <w:rFonts w:ascii="Times New Roman" w:hAnsi="Times New Roman"/>
+          <w:b/>
+          <w:sz w:val="24"/>
+        </w:rPr>
+        <w:t>Gestión Documental</w:t>
       </w:r>
     </w:p>
     <w:p>
@@ -6512,21 +7821,7 @@
           <w:i w:val="0"/>
           <w:sz w:val="24"/>
         </w:rPr>
-        <w:t>Desde la perspectiva del investigador, el sistema propuesto debe priorizar información confiable y oportuna para apoyar las decisiones de la Presidencia.</w:t>
-      </w:r>
-    </w:p>
-    <w:p>
-      <w:pPr>
-        <w:spacing w:before="480" w:after="480" w:line="360" w:lineRule="auto"/>
-        <w:jc w:val="left"/>
-      </w:pPr>
-      <w:r>
-        <w:rPr>
-          <w:rFonts w:ascii="Times New Roman" w:hAnsi="Times New Roman"/>
-          <w:b/>
-          <w:sz w:val="24"/>
-        </w:rPr>
-        <w:t>Gestión Documental</w:t>
+        <w:t>La gestión documental se define como el conjunto de normas, técnicas y prácticas que regulan el ciclo de vida de los documentos dentro de una organización, desde su creación o recepción hasta su disposición final. Cruz Mundet (2011) señala que una gestión documental eficaz garantiza la autenticidad, integridad, fiabilidad y disponibilidad de la información registrada, constituyendo un pilar fundamental para la transparencia administrativa y la continuidad operativa.</w:t>
       </w:r>
     </w:p>
     <w:p>
@@ -6541,7 +7836,7 @@
           <w:i w:val="0"/>
           <w:sz w:val="24"/>
         </w:rPr>
-        <w:t>La gestión documental se define como el conjunto de normas, técnicas y prácticas que regulan el ciclo de vida de los documentos dentro de una organización, desde su creación o recepción hasta su disposición final. Cruz Mundet (2011) señala que una gestión documental eficaz garantiza la autenticidad, integridad, fiabilidad y disponibilidad de la información registrada, constituyendo un pilar fundamental para la transparencia administrativa y la continuidad operativa.</w:t>
+        <w:t>En el Departamento de Presidencia de Venangocupet, S.A., el flujo documental responde a un ciclo específico: recepción del expediente externo, revisión de forma, registro de ingreso, firma presidencial, registro de egreso y despacho al departamento destinatario. La automatización de este ciclo mediante un sistema digitalizado reduce la propensión al error humano y dota al departamento de un historial auditable de cada movimiento, en concordancia con los principios de gestión documental descritos por Cruz Mundet (2011).</w:t>
       </w:r>
     </w:p>
     <w:p>
@@ -6556,7 +7851,21 @@
           <w:i w:val="0"/>
           <w:sz w:val="24"/>
         </w:rPr>
-        <w:t>En el Departamento de Presidencia de Venangocupet, S.A., el flujo documental responde a un ciclo específico: recepción del expediente externo, revisión de forma, registro de ingreso, firma presidencial, registro de egreso y despacho al departamento destinatario. La automatización de este ciclo mediante un sistema digitalizado reduce la propensión al error humano y dota al departamento de un historial auditable de cada movimiento, en concordancia con los principios de gestión documental descritos por Cruz Mundet (2011).</w:t>
+        <w:t>En Venangocupet, la gestión documental debe reflejar el recorrido real de cada expediente, desde su recepción hasta su despacho, sin agregar pasos que no correspondan al proceso.</w:t>
+      </w:r>
+    </w:p>
+    <w:p>
+      <w:pPr>
+        <w:spacing w:before="480" w:after="480" w:line="360" w:lineRule="auto"/>
+        <w:jc w:val="left"/>
+      </w:pPr>
+      <w:r>
+        <w:rPr>
+          <w:rFonts w:ascii="Times New Roman" w:hAnsi="Times New Roman"/>
+          <w:b/>
+          <w:sz w:val="24"/>
+        </w:rPr>
+        <w:t>Modelo Relacional de Bases de Datos</w:t>
       </w:r>
     </w:p>
     <w:p>
@@ -6571,21 +7880,7 @@
           <w:i w:val="0"/>
           <w:sz w:val="24"/>
         </w:rPr>
-        <w:t>En Venangocupet, la gestión documental debe reflejar el recorrido real de cada expediente, desde su recepción hasta su despacho, sin agregar pasos que no correspondan al proceso.</w:t>
-      </w:r>
-    </w:p>
-    <w:p>
-      <w:pPr>
-        <w:spacing w:before="480" w:after="480" w:line="360" w:lineRule="auto"/>
-        <w:jc w:val="left"/>
-      </w:pPr>
-      <w:r>
-        <w:rPr>
-          <w:rFonts w:ascii="Times New Roman" w:hAnsi="Times New Roman"/>
-          <w:b/>
-          <w:sz w:val="24"/>
-        </w:rPr>
-        <w:t>Modelo Relacional de Bases de Datos</w:t>
+        <w:t>El modelo relacional, propuesto originalmente por Codd (1970), organiza la información en tablas bidimensionales denominadas relaciones, cuyos atributos representan las propiedades de las entidades y cuyas filas corresponden a instancias individuales de datos. La fortaleza de este modelo radica en la aplicación de reglas de normalización que eliminan la redundancia y preservan la integridad referencial entre tablas relacionadas mediante claves primarias y foráneas.</w:t>
       </w:r>
     </w:p>
     <w:p>
@@ -6600,7 +7895,7 @@
           <w:i w:val="0"/>
           <w:sz w:val="24"/>
         </w:rPr>
-        <w:t>El modelo relacional, propuesto originalmente por Codd (1970), organiza la información en tablas bidimensionales denominadas relaciones, cuyos atributos representan las propiedades de las entidades y cuyas filas corresponden a instancias individuales de datos. La fortaleza de este modelo radica en la aplicación de reglas de normalización que eliminan la redundancia y preservan la integridad referencial entre tablas relacionadas mediante claves primarias y foráneas.</w:t>
+        <w:t>Date (2001) establece que un diseño relacional correctamente normalizado garantiza que cada dato se almacene una sola vez, reduciendo la posibilidad de inconsistencias derivadas de actualizaciones parciales. En el sistema propuesto, la relación entre procesos administrativos y documentos sigue una cardinalidad uno a muchos (1:N), permitiendo registrar múltiples expedientes asociados a un mismo proceso contractual o administrativo sin duplicar los datos maestros del proceso.</w:t>
       </w:r>
     </w:p>
     <w:p>
@@ -6615,7 +7910,21 @@
           <w:i w:val="0"/>
           <w:sz w:val="24"/>
         </w:rPr>
-        <w:t>Date (2001) establece que un diseño relacional correctamente normalizado garantiza que cada dato se almacene una sola vez, reduciendo la posibilidad de inconsistencias derivadas de actualizaciones parciales. En el sistema propuesto, la relación entre procesos administrativos y documentos sigue una cardinalidad uno a muchos (1:N), permitiendo registrar múltiples expedientes asociados a un mismo proceso contractual o administrativo sin duplicar los datos maestros del proceso.</w:t>
+        <w:t>A juicio de quien suscribe, el modelo relacional resulta adecuado porque representa la relación entre procesos y documentos sin duplicar la información que se necesita consultar.</w:t>
+      </w:r>
+    </w:p>
+    <w:p>
+      <w:pPr>
+        <w:spacing w:before="480" w:after="480" w:line="360" w:lineRule="auto"/>
+        <w:jc w:val="left"/>
+      </w:pPr>
+      <w:r>
+        <w:rPr>
+          <w:rFonts w:ascii="Times New Roman" w:hAnsi="Times New Roman"/>
+          <w:b/>
+          <w:sz w:val="24"/>
+        </w:rPr>
+        <w:t>SQLite como Sistema Gestor de Base de Datos</w:t>
       </w:r>
     </w:p>
     <w:p>
@@ -6630,21 +7939,7 @@
           <w:i w:val="0"/>
           <w:sz w:val="24"/>
         </w:rPr>
-        <w:t>A juicio de quien suscribe, el modelo relacional resulta adecuado porque representa la relación entre procesos y documentos sin duplicar la información que se necesita consultar.</w:t>
-      </w:r>
-    </w:p>
-    <w:p>
-      <w:pPr>
-        <w:spacing w:before="480" w:after="480" w:line="360" w:lineRule="auto"/>
-        <w:jc w:val="left"/>
-      </w:pPr>
-      <w:r>
-        <w:rPr>
-          <w:rFonts w:ascii="Times New Roman" w:hAnsi="Times New Roman"/>
-          <w:b/>
-          <w:sz w:val="24"/>
-        </w:rPr>
-        <w:t>SQLite como Sistema Gestor de Base de Datos</w:t>
+        <w:t>SQLite es un motor de base de datos relacional de código abierto, autocontenido y sin servidor, cuya arquitectura embebida lo diferencia de sistemas cliente-servidor convencionales. Su funcionamiento se basa en un único archivo que aloja el esquema y los registros de la base de datos, reduciendo la complejidad de administración para aplicaciones locales.</w:t>
       </w:r>
     </w:p>
     <w:p>
@@ -6659,7 +7954,7 @@
           <w:i w:val="0"/>
           <w:sz w:val="24"/>
         </w:rPr>
-        <w:t>SQLite es un motor de base de datos relacional de código abierto, autocontenido y sin servidor, cuya arquitectura embebida lo diferencia de sistemas cliente-servidor convencionales como MySQL o PostgreSQL. Su funcionamiento se basa en un único archivo portable que aloja el esquema completo de la base de datos, eliminando la necesidad de procesos de servidor independientes o configuraciones de red. Esta característica lo convierte en la opción técnica idónea para entornos corporativos con restricciones de instalación de software.</w:t>
+        <w:t>Pressman (2010) señala que la selección de herramientas tecnológicas debe considerar las características del entorno de despliegue y los requerimientos reales de la solución. Para el prototipo desarrollado en el Departamento de Presidencia, SQLite permite gestionar las relaciones entre procesos y documentos, conservar el historial de movimientos y ejecutar consultas sin incorporar una infraestructura adicional de servidor.</w:t>
       </w:r>
     </w:p>
     <w:p>
@@ -6674,7 +7969,21 @@
           <w:i w:val="0"/>
           <w:sz w:val="24"/>
         </w:rPr>
-        <w:t>Pressman (2010) señala que la selección de herramientas tecnológicas debe estar guiada por los atributos del entorno de despliegue y no exclusivamente por las capacidades abstractas del instrumento. En el caso particular del Departamento de Presidencia de Venangocupet, S.A., las restricciones de permisos administrativos sobre los equipos de la organización hacen de SQLite la alternativa técnicamente viable para implementar persistencia de datos sin requerir intervención del departamento de tecnología de la empresa.</w:t>
+        <w:t>La selección de SQLite se fundamenta en su portabilidad, sencillez de despliegue y capacidad para mantener la información del prototipo en un archivo relacional único, características adecuadas para una aplicación de escritorio de alcance departamental.</w:t>
+      </w:r>
+    </w:p>
+    <w:p>
+      <w:pPr>
+        <w:spacing w:before="480" w:after="480" w:line="360" w:lineRule="auto"/>
+        <w:jc w:val="left"/>
+      </w:pPr>
+      <w:r>
+        <w:rPr>
+          <w:rFonts w:ascii="Times New Roman" w:hAnsi="Times New Roman"/>
+          <w:b/>
+          <w:sz w:val="24"/>
+        </w:rPr>
+        <w:t>Trazabilidad Documental</w:t>
       </w:r>
     </w:p>
     <w:p>
@@ -6689,21 +7998,7 @@
           <w:i w:val="0"/>
           <w:sz w:val="24"/>
         </w:rPr>
-        <w:t>La selección de SQLite se fundamenta en las condiciones reales del entorno de Presidencia, donde se requiere una solución portable y funcional sin depender de una infraestructura de servidor.</w:t>
-      </w:r>
-    </w:p>
-    <w:p>
-      <w:pPr>
-        <w:spacing w:before="480" w:after="480" w:line="360" w:lineRule="auto"/>
-        <w:jc w:val="left"/>
-      </w:pPr>
-      <w:r>
-        <w:rPr>
-          <w:rFonts w:ascii="Times New Roman" w:hAnsi="Times New Roman"/>
-          <w:b/>
-          <w:sz w:val="24"/>
-        </w:rPr>
-        <w:t>Trazabilidad Documental</w:t>
+        <w:t>La trazabilidad documental se entiende como la capacidad de reconstruir el historial completo de un documento a lo largo de su ciclo de vida, identificando en cada etapa el responsable, la fecha, la acción ejecutada y el estado resultante. Gómez (2019) señala que la trazabilidad constituye el mecanismo central de auditoría en los sistemas de gestión documental, dado que permite verificar la integridad del proceso y detectar cuellos de botella o irregularidades en el flujo.</w:t>
       </w:r>
     </w:p>
     <w:p>
@@ -6718,7 +8013,28 @@
           <w:i w:val="0"/>
           <w:sz w:val="24"/>
         </w:rPr>
-        <w:t>La trazabilidad documental se entiende como la capacidad de reconstruir el historial completo de un documento a lo largo de su ciclo de vida, identificando en cada etapa el responsable, la fecha, la acción ejecutada y el estado resultante. Gómez (2019) señala que la trazabilidad constituye el mecanismo central de auditoría en los sistemas de gestión documental, dado que permite verificar la integridad del proceso y detectar cuellos de botella o irregularidades en el flujo.</w:t>
+        <w:t>En el ámbito de la alta dirección, la trazabilidad cobra especial relevancia porque los expedientes que transitan por la Presidencia frecuentemente están vinculados a procesos contractuales y decisiones gerenciales de impacto organizacional. El sistema propuesto registra automáticamente cada movimiento de ingreso y egreso del expediente, almacenando la fecha, el estatus y el departamento de origen o destino, lo que permite generar reportes de trazabilidad de forma inmediata ante cualquier requerimiento directivo.</w:t>
+      </w:r>
+    </w:p>
+    <w:p>
+      <w:pPr>
+        <w:spacing w:line="240" w:lineRule="auto" w:before="720" w:after="240"/>
+        <w:ind w:left="709" w:right="709"/>
+        <w:jc w:val="both"/>
+      </w:pPr>
+      <w:r>
+        <w:rPr>
+          <w:rFonts w:ascii="Times New Roman" w:hAnsi="Times New Roman"/>
+          <w:sz w:val="24"/>
+        </w:rPr>
+        <w:t>Un sistema de información eficaz proporciona a los administradores de la organización datos precisos y oportunos, facilitando la auditoría de cada transacción operativa y mejorando sustancialmente la capacidad de respuesta ante requerimientos gerenciales de alto nivel. La ausencia de este tipo de herramientas obliga al personal a invertir tiempo considerable en la búsqueda y consolidación manual de información que debería estar disponible de forma inmediata.</w:t>
+      </w:r>
+      <w:r>
+        <w:rPr>
+          <w:rFonts w:ascii="Times New Roman" w:hAnsi="Times New Roman"/>
+          <w:sz w:val="24"/>
+        </w:rPr>
+        <w:t xml:space="preserve"> (Gómez, 2019, p. 45)</w:t>
       </w:r>
     </w:p>
     <w:p>
@@ -6733,28 +8049,21 @@
           <w:i w:val="0"/>
           <w:sz w:val="24"/>
         </w:rPr>
-        <w:t>En el ámbito de la alta dirección, la trazabilidad cobra especial relevancia porque los expedientes que transitan por la Presidencia frecuentemente están vinculados a procesos contractuales y decisiones gerenciales de impacto organizacional. El sistema propuesto registra automáticamente cada movimiento de ingreso y egreso del expediente, almacenando la fecha, el estatus y el departamento de origen o destino, lo que permite generar reportes de trazabilidad de forma inmediata ante cualquier requerimiento directivo.</w:t>
+        <w:t>Para este proyecto, la trazabilidad es el elemento que permite demostrar qué ocurrió con cada expediente y ofrecer respuestas verificables a la dirección de la empresa.</w:t>
       </w:r>
     </w:p>
     <w:p>
       <w:pPr>
-        <w:spacing w:line="240" w:lineRule="auto" w:before="720" w:after="240"/>
-        <w:ind w:left="709" w:right="709"/>
-        <w:jc w:val="both"/>
-      </w:pPr>
-      <w:r>
-        <w:rPr>
-          <w:rFonts w:ascii="Times New Roman" w:hAnsi="Times New Roman"/>
-          <w:sz w:val="24"/>
-        </w:rPr>
-        <w:t>Un sistema de información eficaz proporciona a los administradores de la organización datos precisos y oportunos, facilitando la auditoría de cada transacción operativa y mejorando sustancialmente la capacidad de respuesta ante requerimientos gerenciales de alto nivel. La ausencia de este tipo de herramientas obliga al personal a invertir tiempo considerable en la búsqueda y consolidación manual de información que debería estar disponible de forma inmediata.</w:t>
-      </w:r>
-      <w:r>
-        <w:rPr>
-          <w:rFonts w:ascii="Times New Roman" w:hAnsi="Times New Roman"/>
-          <w:sz w:val="24"/>
-        </w:rPr>
-        <w:t xml:space="preserve"> (Gómez, 2019, p. 45)</w:t>
+        <w:spacing w:before="480" w:after="480" w:line="360" w:lineRule="auto"/>
+        <w:jc w:val="left"/>
+      </w:pPr>
+      <w:r>
+        <w:rPr>
+          <w:rFonts w:ascii="Times New Roman" w:hAnsi="Times New Roman"/>
+          <w:b/>
+          <w:sz w:val="24"/>
+        </w:rPr>
+        <w:t>Automatización de Procesos Administrativos</w:t>
       </w:r>
     </w:p>
     <w:p>
@@ -6769,7 +8078,7 @@
           <w:i w:val="0"/>
           <w:sz w:val="24"/>
         </w:rPr>
-        <w:t>De acuerdo a la cita previa, se comprende la relevancia del control sistemático y la inmutabilidad de los registros en los departamentos estratégicos de la empresa.</w:t>
+        <w:t>La automatización de procesos administrativos consiste en la sustitución de tareas manuales repetitivas por flujos de trabajo controlados por sistemas informáticos, con el objetivo de reducir los tiempos de ejecución, minimizar el error humano y liberar al personal para actividades de mayor valor analítico. Laudon y Laudon (2016) plantean que la automatización de procesos de negocio genera mejoras medibles en la productividad organizacional al estandarizar los procedimientos y centralizar el control de la información.</w:t>
       </w:r>
     </w:p>
     <w:p>
@@ -6784,21 +8093,7 @@
           <w:i w:val="0"/>
           <w:sz w:val="24"/>
         </w:rPr>
-        <w:t>Para este proyecto, la trazabilidad es el elemento que permite demostrar qué ocurrió con cada expediente y ofrecer respuestas verificables a la dirección de la empresa.</w:t>
-      </w:r>
-    </w:p>
-    <w:p>
-      <w:pPr>
-        <w:spacing w:before="480" w:after="480" w:line="360" w:lineRule="auto"/>
-        <w:jc w:val="left"/>
-      </w:pPr>
-      <w:r>
-        <w:rPr>
-          <w:rFonts w:ascii="Times New Roman" w:hAnsi="Times New Roman"/>
-          <w:b/>
-          <w:sz w:val="24"/>
-        </w:rPr>
-        <w:t>Automatización de Procesos Administrativos</w:t>
+        <w:t>En el Departamento de Presidencia de Venangocupet, S.A., la automatización se justifica por la naturaleza del proceso actual: el personal destina un porcentaje significativo de su tiempo operativo al copiado y pegado de datos entre documentos y hojas de cálculo, así como a la redacción manual de resúmenes solicitados por la dirección. La implementación del sistema automatizado propuesto traslada estas tareas al software, permitiendo que el personal se concentre en las funciones de revisión y coordinación propias del departamento.</w:t>
       </w:r>
     </w:p>
     <w:p>
@@ -6813,7 +8108,21 @@
           <w:i w:val="0"/>
           <w:sz w:val="24"/>
         </w:rPr>
-        <w:t>La automatización de procesos administrativos consiste en la sustitución de tareas manuales repetitivas por flujos de trabajo controlados por sistemas informáticos, con el objetivo de reducir los tiempos de ejecución, minimizar el error humano y liberar al personal para actividades de mayor valor analítico. Laudon y Laudon (2016) plantean que la automatización de procesos de negocio genera mejoras medibles en la productividad organizacional al estandarizar los procedimientos y centralizar el control de la información.</w:t>
+        <w:t>Desde la posición del autor, automatizar el registro y los reportes permite disminuir tareas repetitivas y dedicar mayor atención a la revisión y canalización de los expedientes.</w:t>
+      </w:r>
+    </w:p>
+    <w:p>
+      <w:pPr>
+        <w:spacing w:before="480" w:after="480" w:line="360" w:lineRule="auto"/>
+        <w:jc w:val="left"/>
+      </w:pPr>
+      <w:r>
+        <w:rPr>
+          <w:rFonts w:ascii="Times New Roman" w:hAnsi="Times New Roman"/>
+          <w:b/>
+          <w:sz w:val="24"/>
+        </w:rPr>
+        <w:t>Proyecto Factible como Modalidad de Investigación</w:t>
       </w:r>
     </w:p>
     <w:p>
@@ -6828,7 +8137,7 @@
           <w:i w:val="0"/>
           <w:sz w:val="24"/>
         </w:rPr>
-        <w:t>En el Departamento de Presidencia de Venangocupet, S.A., la automatización se justifica por la naturaleza del proceso actual: el personal destina un porcentaje significativo de su tiempo operativo al copiado y pegado de datos entre documentos y hojas de cálculo, así como a la redacción manual de resúmenes solicitados por la dirección. La implementación del sistema automatizado propuesto traslada estas tareas al software, permitiendo que el personal se concentre en las funciones de revisión y coordinación propias del departamento.</w:t>
+        <w:t>La Universidad Pedagógica Experimental Libertador (UPEL, 2016) define el proyecto factible como la investigación, elaboración y desarrollo de una propuesta de un modelo operativo viable para solucionar problemas, requerimientos o necesidades de organizaciones o grupos sociales. Esta modalidad exige la comprobación de la viabilidad técnica, económica y operativa de la solución planteada, sustentada en un diagnóstico de campo que evidencie la situación deficitaria que da origen a la propuesta.</w:t>
       </w:r>
     </w:p>
     <w:p>
@@ -6843,21 +8152,7 @@
           <w:i w:val="0"/>
           <w:sz w:val="24"/>
         </w:rPr>
-        <w:t>Desde la posición del investigador, automatizar el registro y los reportes permite que el personal dedique más tiempo a revisar y coordinar los expedientes, en lugar de copiar datos manualmente.</w:t>
-      </w:r>
-    </w:p>
-    <w:p>
-      <w:pPr>
-        <w:spacing w:before="480" w:after="480" w:line="360" w:lineRule="auto"/>
-        <w:jc w:val="left"/>
-      </w:pPr>
-      <w:r>
-        <w:rPr>
-          <w:rFonts w:ascii="Times New Roman" w:hAnsi="Times New Roman"/>
-          <w:b/>
-          <w:sz w:val="24"/>
-        </w:rPr>
-        <w:t>Proyecto Factible como Modalidad de Investigación</w:t>
+        <w:t>Arias (2012) complementa esta definición señalando que el proyecto factible no se limita a diagnosticar un problema, sino que avanza hasta proponer y en muchos casos desarrollar la solución, demostrando su aplicabilidad en el contexto real. El presente trabajo se enmarca en esta modalidad al partir de un diagnóstico situacional del flujo documental en Presidencia, proponer una arquitectura tecnológica específica y materializar un prototipo funcional del sistema como evidencia de la viabilidad de la propuesta.</w:t>
       </w:r>
     </w:p>
     <w:p>
@@ -6872,43 +8167,13 @@
           <w:i w:val="0"/>
           <w:sz w:val="24"/>
         </w:rPr>
-        <w:t>La Universidad Pedagógica Experimental Libertador (UPEL, 2016) define el proyecto factible como la investigación, elaboración y desarrollo de una propuesta de un modelo operativo viable para solucionar problemas, requerimientos o necesidades de organizaciones o grupos sociales. Esta modalidad exige la comprobación de la viabilidad técnica, económica y operativa de la solución planteada, sustentada en un diagnóstico de campo que evidencie la situación deficitaria que da origen a la propuesta.</w:t>
+        <w:t>La modalidad de proyecto factible resulta compatible con el trabajo realizado porque el diagnóstico del flujo documental condujo al diseño, construcción y validación de un prototipo orientado a una necesidad concreta del Departamento de Presidencia.</w:t>
       </w:r>
     </w:p>
     <w:p>
       <w:pPr>
-        <w:spacing w:line="360" w:lineRule="auto" w:after="0" w:before="0"/>
-        <w:ind w:firstLine="709"/>
-        <w:jc w:val="both"/>
-      </w:pPr>
-      <w:r>
-        <w:rPr>
-          <w:rFonts w:ascii="Times New Roman" w:hAnsi="Times New Roman"/>
-          <w:i w:val="0"/>
-          <w:sz w:val="24"/>
-        </w:rPr>
-        <w:t>Arias (2012) complementa esta definición señalando que el proyecto factible no se limita a diagnosticar un problema, sino que avanza hasta proponer y en muchos casos desarrollar la solución, demostrando su aplicabilidad en el contexto real. El presente trabajo se enmarca en esta modalidad al partir de un diagnóstico situacional del flujo documental en Presidencia, proponer una arquitectura tecnológica específica y materializar un prototipo funcional del sistema como evidencia de la viabilidad de la propuesta.</w:t>
-      </w:r>
-    </w:p>
-    <w:p>
-      <w:pPr>
-        <w:spacing w:line="360" w:lineRule="auto" w:after="0" w:before="0"/>
-        <w:ind w:firstLine="709"/>
-        <w:jc w:val="both"/>
-      </w:pPr>
-      <w:r>
-        <w:rPr>
-          <w:rFonts w:ascii="Times New Roman" w:hAnsi="Times New Roman"/>
-          <w:i w:val="0"/>
-          <w:sz w:val="24"/>
-        </w:rPr>
-        <w:t>La modalidad de proyecto factible se ajusta a este trabajo porque el diagnóstico del flujo documental culmina en un prototipo desarrollado y validado según las necesidades de Presidencia.</w:t>
-      </w:r>
-    </w:p>
-    <w:p>
-      <w:pPr>
         <w:sectPr>
-          <w:footerReference w:type="default" r:id="rId40"/>
+          <w:footerReference w:type="default" r:id="rId41"/>
           <w:type w:val="continuous"/>
           <w:pgSz w:w="12240" w:h="15840"/>
           <w:pgMar w:top="1701" w:right="1701" w:bottom="1701" w:left="2268" w:header="720" w:footer="720" w:gutter="0"/>
@@ -6951,7 +8216,7 @@
     <w:p>
       <w:pPr>
         <w:sectPr>
-          <w:footerReference w:type="default" r:id="rId41"/>
+          <w:footerReference w:type="default" r:id="rId42"/>
           <w:pgSz w:w="12240" w:h="15840"/>
           <w:pgMar w:top="1701" w:right="1701" w:bottom="1701" w:left="2268" w:header="720" w:footer="720" w:gutter="0"/>
           <w:cols w:space="720"/>
@@ -6988,7 +8253,7 @@
           <w:i w:val="0"/>
           <w:sz w:val="24"/>
         </w:rPr>
-        <w:t>Durante las nueve (9) semanas de práctica profesional, se ejecutaron fases sucesivas de análisis, diseño y desarrollo de software, integrando la operativa departamental con la investigación técnica:</w:t>
+        <w:t>Durante las nueve (9) semanas de práctica profesional se ejecutaron actividades operativas propias del Departamento de Presidencia y actividades técnicas vinculadas con el diagnóstico, diseño, implementación y validación del sistema automatizado:</w:t>
       </w:r>
     </w:p>
     <w:p>
@@ -7031,7 +8296,7 @@
           <w:rFonts w:ascii="Times New Roman" w:hAnsi="Times New Roman"/>
           <w:sz w:val="24"/>
         </w:rPr>
-        <w:t>Inducción institucional por la Gerencia de Recursos Humanos, recorrido por las instalaciones del área administrativa, presentación del equipo de trabajo y revisión de protocolos de seguridad, confidencialidad y manejo de información.</w:t>
+        <w:t>Inducción institucional, recorrido por las instalaciones del área administrativa, presentación del equipo de trabajo y revisión de los lineamientos generales de funcionamiento del Departamento de Presidencia.</w:t>
       </w:r>
     </w:p>
     <w:p>
@@ -7060,7 +8325,7 @@
           <w:rFonts w:ascii="Times New Roman" w:hAnsi="Times New Roman"/>
           <w:sz w:val="24"/>
         </w:rPr>
-        <w:t>Observación directa y mapeo del ciclo de vida de los documentos en Presidencia, detección de fallas procedimentales en el registro manual y levantamiento de los campos y atributos requeridos para la base de datos de trazabilidad.</w:t>
+        <w:t>Observación directa y mapeo del ciclo real de los documentos en Presidencia, identificación de fallas en el registro manual y levantamiento inicial de los datos requeridos para la trazabilidad.</w:t>
       </w:r>
     </w:p>
     <w:p>
@@ -7103,7 +8368,7 @@
           <w:rFonts w:ascii="Times New Roman" w:hAnsi="Times New Roman"/>
           <w:sz w:val="24"/>
         </w:rPr>
-        <w:t>Transmisión, clasificación y registro manual de expedientes físicos en la hoja de cálculo institucional preexistente, y actualización continua de datos de nuevos documentos recibidos durante el período.</w:t>
+        <w:t>Clasificación y registro manual de expedientes físicos en la hoja de cálculo utilizada por la oficina, con actualización de los movimientos correspondientes a los documentos recibidos durante el período.</w:t>
       </w:r>
     </w:p>
     <w:p>
@@ -7132,7 +8397,7 @@
           <w:rFonts w:ascii="Times New Roman" w:hAnsi="Times New Roman"/>
           <w:sz w:val="24"/>
         </w:rPr>
-        <w:t>Validación de requerimientos con el tutor industrial, construcción del diagrama Entidad-Relación, aplicación de las formas normales sobre el esquema propuesto y elaboración formal del diccionario de datos.</w:t>
+        <w:t>Validación de requerimientos con el tutor industrial, construcción del diagrama Entidad-Relación, normalización del esquema propuesto y elaboración del diccionario de datos.</w:t>
       </w:r>
     </w:p>
     <w:p>
@@ -7175,7 +8440,7 @@
           <w:rFonts w:ascii="Times New Roman" w:hAnsi="Times New Roman"/>
           <w:sz w:val="24"/>
         </w:rPr>
-        <w:t>Procesamiento y actualización del estatus de expedientes en el archivo Excel de la oficina, con apoyo administrativo en el control de documentos recibidos durante la semana.</w:t>
+        <w:t>Procesamiento y actualización del estatus de expedientes en el archivo de control de la oficina, apoyando el seguimiento de los documentos recibidos y despachados durante la semana.</w:t>
       </w:r>
     </w:p>
     <w:p>
@@ -7204,7 +8469,7 @@
           <w:rFonts w:ascii="Times New Roman" w:hAnsi="Times New Roman"/>
           <w:sz w:val="24"/>
         </w:rPr>
-        <w:t>Ejecución de la secuencia de comandos estructurales en SQLite, migración de registros históricos validados, construcción de formularios de captura y programación de consultas de trazabilidad con detección de limitaciones técnicas del entorno inicial.</w:t>
+        <w:t>Implementación de la estructura relacional en SQLite, carga de registros de prueba, construcción de formularios de captura y programación de consultas de trazabilidad.</w:t>
       </w:r>
     </w:p>
     <w:p>
@@ -7247,7 +8512,7 @@
           <w:rFonts w:ascii="Times New Roman" w:hAnsi="Times New Roman"/>
           <w:sz w:val="24"/>
         </w:rPr>
-        <w:t>Asistencia a la charla técnica sobre Identificación y Notificación de Peligros y Riesgos en Instalaciones y Puestos de Trabajo dictada por el departamento de SIAHO, y carga de expedientes recibidos en la hoja de cálculo.</w:t>
+        <w:t>Asistencia a la charla técnica sobre Identificación y Notificación de Peligros y Riesgos en Instalaciones y Puestos de Trabajo dictada por el departamento de SIAHO, junto con labores regulares de registro documental.</w:t>
       </w:r>
     </w:p>
     <w:p>
@@ -7276,7 +8541,7 @@
           <w:rFonts w:ascii="Times New Roman" w:hAnsi="Times New Roman"/>
           <w:sz w:val="24"/>
         </w:rPr>
-        <w:t>Programación del entorno visual de escritorio mediante tecnologías de marcado y estilos, sincronización del código fuente en plataforma de control de versiones y planificación estructural de los esquemas remanentes.</w:t>
+        <w:t>Programación del entorno visual de escritorio, estructuración de los módulos de la interfaz y organización del código fuente del prototipo.</w:t>
       </w:r>
     </w:p>
     <w:p>
@@ -7319,7 +8584,7 @@
           <w:rFonts w:ascii="Times New Roman" w:hAnsi="Times New Roman"/>
           <w:sz w:val="24"/>
         </w:rPr>
-        <w:t>Revisión ortográfica y de formato de correspondencia presidencial, y apoyo en la canalización de expedientes hacia su departamento de destino tras la firma presidencial.</w:t>
+        <w:t>Revisión ortográfica y de formato de correspondencia presidencial, y apoyo en la canalización de expedientes hacia su departamento de destino después de la firma presidencial.</w:t>
       </w:r>
     </w:p>
     <w:p>
@@ -7348,7 +8613,7 @@
           <w:rFonts w:ascii="Times New Roman" w:hAnsi="Times New Roman"/>
           <w:sz w:val="24"/>
         </w:rPr>
-        <w:t>Completación de los módulos visuales de consulta e historial de movimientos, integrando la lógica de visualización dinámica de expedientes por proceso administrativo.</w:t>
+        <w:t>Desarrollo de los módulos de consulta e historial de movimientos e integración de la visualización de expedientes asociados a cada proceso administrativo.</w:t>
       </w:r>
     </w:p>
     <w:p>
@@ -7420,7 +8685,7 @@
           <w:rFonts w:ascii="Times New Roman" w:hAnsi="Times New Roman"/>
           <w:sz w:val="24"/>
         </w:rPr>
-        <w:t>Empaquetado de la aplicación de escritorio mediante el framework Wails con integración de WebView2 portable, logrando un ejecutable autónomo sin dependencias de instalación en el equipo corporativo.</w:t>
+        <w:t>Empaquetado de la aplicación de escritorio mediante Wails, integración del entorno visual y generación de un ejecutable autónomo para las pruebas funcionales del prototipo.</w:t>
       </w:r>
     </w:p>
     <w:p>
@@ -7463,7 +8728,7 @@
           <w:rFonts w:ascii="Times New Roman" w:hAnsi="Times New Roman"/>
           <w:sz w:val="24"/>
         </w:rPr>
-        <w:t>Apoyo en la elaboración manual de resúmenes de estatus de expedientes solicitados por la alta dirección, aplicando los registros de la hoja de cálculo del departamento.</w:t>
+        <w:t>Apoyo en la elaboración manual de resúmenes de estatus de expedientes solicitados por la alta dirección a partir de los registros disponibles en la hoja de cálculo.</w:t>
       </w:r>
     </w:p>
     <w:p>
@@ -7492,7 +8757,7 @@
           <w:rFonts w:ascii="Times New Roman" w:hAnsi="Times New Roman"/>
           <w:sz w:val="24"/>
         </w:rPr>
-        <w:t>Ejecución de pruebas de validación funcional del sistema, depuración de errores y verificación del correcto funcionamiento de los módulos de registro, trazabilidad y generación de reportes sobre datos reales.</w:t>
+        <w:t>Ejecución de pruebas funcionales, depuración de errores y verificación de los módulos de registro, trazabilidad, consulta e informes utilizando datos de prueba representativos del flujo departamental.</w:t>
       </w:r>
     </w:p>
     <w:p>
@@ -7535,7 +8800,7 @@
           <w:rFonts w:ascii="Times New Roman" w:hAnsi="Times New Roman"/>
           <w:sz w:val="24"/>
         </w:rPr>
-        <w:t>Participación en las actividades regulares del departamento y apoyo en el cierre administrativo del período, asistiendo en la organización final de expedientes del ciclo.</w:t>
+        <w:t>Participación en las actividades regulares del Departamento de Presidencia y apoyo en la organización y seguimiento de los expedientes correspondientes al período.</w:t>
       </w:r>
     </w:p>
     <w:p>
@@ -7564,7 +8829,7 @@
           <w:rFonts w:ascii="Times New Roman" w:hAnsi="Times New Roman"/>
           <w:sz w:val="24"/>
         </w:rPr>
-        <w:t>Redacción del informe técnico de pasantías, elaboración de los manuales de usuario y estructuración definitiva del código fuente para entrega.</w:t>
+        <w:t>Redacción del informe de pasantías, elaboración del manual de usuario y organización técnica del código fuente y los entregables del prototipo.</w:t>
       </w:r>
     </w:p>
     <w:p>
@@ -7607,7 +8872,7 @@
           <w:rFonts w:ascii="Times New Roman" w:hAnsi="Times New Roman"/>
           <w:sz w:val="24"/>
         </w:rPr>
-        <w:t>Presentación del prototipo funcional ante la tutora industrial para su evaluación, retroalimentación final y firma de la carta de aprobación del tutor industrial.</w:t>
+        <w:t>Presentación del prototipo funcional ante la tutora industrial para su evaluación, recepción de observaciones y gestión de los recaudos correspondientes al cierre de la pasantía.</w:t>
       </w:r>
     </w:p>
     <w:p>
@@ -7636,13 +8901,13 @@
           <w:rFonts w:ascii="Times New Roman" w:hAnsi="Times New Roman"/>
           <w:sz w:val="24"/>
         </w:rPr>
-        <w:t>Consolidación y revisión final del informe académico, incorporación de observaciones del tutor industrial y preparación de los anexos definitivos para la entrega institucional.</w:t>
+        <w:t>Consolidación y revisión del informe académico, incorporación de las observaciones recibidas y preparación de los anexos definitivos para la entrega institucional.</w:t>
       </w:r>
     </w:p>
     <w:p>
       <w:pPr>
         <w:sectPr>
-          <w:footerReference w:type="default" r:id="rId42"/>
+          <w:footerReference w:type="default" r:id="rId43"/>
           <w:type w:val="continuous"/>
           <w:pgSz w:w="12240" w:h="15840"/>
           <w:pgMar w:top="1701" w:right="1701" w:bottom="1701" w:left="2268" w:header="720" w:footer="720" w:gutter="0"/>
@@ -7685,7 +8950,7 @@
     <w:p>
       <w:pPr>
         <w:sectPr>
-          <w:footerReference w:type="default" r:id="rId43"/>
+          <w:footerReference w:type="default" r:id="rId44"/>
           <w:pgSz w:w="12240" w:h="15840"/>
           <w:pgMar w:top="1701" w:right="1701" w:bottom="1701" w:left="2268" w:header="720" w:footer="720" w:gutter="0"/>
           <w:cols w:space="720"/>
@@ -7728,7 +8993,7 @@
           <w:rFonts w:ascii="Times New Roman" w:hAnsi="Times New Roman"/>
           <w:sz w:val="24"/>
         </w:rPr>
-        <w:t>Se diagnosticó que la dependencia del registro manual en hojas de cálculo genera cuellos de botella en escenarios de alta concurrencia documental, propiciando la duplicación de datos y la omisión de movimientos críticos que comprometen la trazabilidad del flujo en Presidencia.</w:t>
+        <w:t>Se diagnosticó que el control manual en hojas de cálculo puede generar cuellos de botella cuando aumenta la concurrencia de expedientes, debido a la repetición de datos y a la ausencia de validaciones automáticas que faciliten el seguimiento del recorrido documental.</w:t>
       </w:r>
     </w:p>
     <w:p>
@@ -7749,7 +9014,7 @@
           <w:rFonts w:ascii="Times New Roman" w:hAnsi="Times New Roman"/>
           <w:sz w:val="24"/>
         </w:rPr>
-        <w:t>Se determinó que los requerimientos funcionales del sistema giran en torno a tres módulos esenciales: registro de ingreso y egreso de expedientes, consulta de historial por proceso administrativo y generación automática de reportes gerenciales, todos sustentados en una estructura relacional 1:N entre procesos y documentos.</w:t>
+        <w:t>Se determinaron como requerimientos esenciales del sistema el registro de ingreso y egreso de expedientes, la asociación de múltiples documentos con un mismo proceso, la consulta del historial de movimientos y la generación de reportes resumidos para la Presidencia.</w:t>
       </w:r>
     </w:p>
     <w:p>
@@ -7770,7 +9035,7 @@
           <w:rFonts w:ascii="Times New Roman" w:hAnsi="Times New Roman"/>
           <w:sz w:val="24"/>
         </w:rPr>
-        <w:t>Se diseñó una arquitectura lógica basada en el modelo relacional normalizado con SQLite como motor de persistencia y una interfaz gráfica desarrollada en código HTML, logrando una solución técnicamente coherente con las restricciones operativas del entorno corporativo.</w:t>
+        <w:t>Se diseñó una arquitectura relacional normalizada con SQLite y una interfaz de escritorio orientada a conservar una dinámica de uso sencilla, representando la relación uno a muchos entre procesos y documentos sin alterar el flujo operativo del departamento.</w:t>
       </w:r>
     </w:p>
     <w:p>
@@ -7791,7 +9056,7 @@
           <w:rFonts w:ascii="Times New Roman" w:hAnsi="Times New Roman"/>
           <w:sz w:val="24"/>
         </w:rPr>
-        <w:t>Se desarrolló un prototipo funcional empaquetado con el framework Wails que demostró la viabilidad técnica de la propuesta, validando los flujos de registro, consulta y reporte sobre datos reales del Departamento de Presidencia.</w:t>
+        <w:t>Se implementó y validó un prototipo funcional que integra los módulos de registro, consulta, historial y reporte, demostrando la viabilidad técnica de automatizar el control documental y reducir la dependencia de operaciones manuales repetitivas.</w:t>
       </w:r>
     </w:p>
     <w:p>
@@ -7828,7 +9093,7 @@
           <w:rFonts w:ascii="Times New Roman" w:hAnsi="Times New Roman"/>
           <w:sz w:val="24"/>
         </w:rPr>
-        <w:t>Ejecutar la migración progresiva de los registros históricos contenidos en las hojas de cálculo hacia la base de datos del nuevo sistema, preservando la trazabilidad de los expedientes anteriores al período de implementación.</w:t>
+        <w:t>Incorporar progresivamente al sistema los registros históricos que deban conservarse para consulta, verificando previamente la integridad de la información antes de su migración.</w:t>
       </w:r>
     </w:p>
     <w:p>
@@ -7849,7 +9114,7 @@
           <w:rFonts w:ascii="Times New Roman" w:hAnsi="Times New Roman"/>
           <w:sz w:val="24"/>
         </w:rPr>
-        <w:t>Capacitar al personal administrativo del Departamento de Presidencia en el uso de las interfaces de registro, consulta y generación de reportes del sistema, garantizando la correcta apropiación tecnológica de la herramienta.</w:t>
+        <w:t>Capacitar al personal del Departamento de Presidencia en el uso de los módulos de registro, consulta, historial y generación de reportes, utilizando ejemplos del flujo cotidiano de expedientes.</w:t>
       </w:r>
     </w:p>
     <w:p>
@@ -7870,7 +9135,7 @@
           <w:rFonts w:ascii="Times New Roman" w:hAnsi="Times New Roman"/>
           <w:sz w:val="24"/>
         </w:rPr>
-        <w:t>Establecer rutinas periódicas de respaldo del archivo de base de datos (.sqlite) en una unidad de almacenamiento alternativa, con el fin de salvaguardar la integridad del historial documental ante eventuales fallas del equipo.</w:t>
+        <w:t>Establecer una rutina periódica de respaldo del archivo de base de datos en una ubicación segura y definida por la organización, con el fin de preservar la continuidad del historial documental.</w:t>
       </w:r>
     </w:p>
     <w:p>
@@ -7891,13 +9156,13 @@
           <w:rFonts w:ascii="Times New Roman" w:hAnsi="Times New Roman"/>
           <w:sz w:val="24"/>
         </w:rPr>
-        <w:t>Extender el alcance del sistema en fases posteriores para incorporar notificaciones automáticas a los departamentos destinatarios una vez despachado el expediente firmado, optimizando la comunicación interdepartamental.</w:t>
+        <w:t>Evaluar en fases posteriores la incorporación de nuevas funciones únicamente cuando respondan a necesidades reales del flujo de Presidencia, evitando agregar pasos que compliquen el proceso actual.</w:t>
       </w:r>
     </w:p>
     <w:p>
       <w:pPr>
         <w:sectPr>
-          <w:footerReference w:type="default" r:id="rId44"/>
+          <w:footerReference w:type="default" r:id="rId45"/>
           <w:type w:val="continuous"/>
           <w:pgSz w:w="12240" w:h="15840"/>
           <w:pgMar w:top="1701" w:right="1701" w:bottom="1701" w:left="2268" w:header="720" w:footer="720" w:gutter="0"/>
@@ -7926,7 +9191,7 @@
     <w:p>
       <w:pPr>
         <w:sectPr>
-          <w:footerReference w:type="default" r:id="rId45"/>
+          <w:footerReference w:type="default" r:id="rId46"/>
           <w:pgSz w:w="12240" w:h="15840"/>
           <w:pgMar w:top="1701" w:right="1701" w:bottom="1701" w:left="2268" w:header="720" w:footer="720" w:gutter="0"/>
           <w:cols w:space="720"/>
@@ -8069,7 +9334,7 @@
     <w:p>
       <w:pPr>
         <w:sectPr>
-          <w:footerReference w:type="default" r:id="rId46"/>
+          <w:footerReference w:type="default" r:id="rId47"/>
           <w:type w:val="continuous"/>
           <w:pgSz w:w="12240" w:h="15840"/>
           <w:pgMar w:top="1701" w:right="1701" w:bottom="1701" w:left="2268" w:header="720" w:footer="720" w:gutter="0"/>
@@ -8098,7 +9363,7 @@
     <w:p>
       <w:pPr>
         <w:sectPr>
-          <w:footerReference w:type="default" r:id="rId47"/>
+          <w:footerReference w:type="default" r:id="rId48"/>
           <w:pgSz w:w="12240" w:h="15840"/>
           <w:pgMar w:top="1701" w:right="1701" w:bottom="1701" w:left="2268" w:header="720" w:footer="720" w:gutter="0"/>
           <w:cols w:space="720"/>
@@ -8139,45 +9404,51 @@
     </w:p>
     <w:p>
       <w:pPr>
-        <w:jc w:val="center"/>
-      </w:pPr>
-      <w:r>
-        <w:drawing>
-          <wp:inline xmlns:a="http://schemas.openxmlformats.org/drawingml/2006/main" xmlns:pic="http://schemas.openxmlformats.org/drawingml/2006/picture">
-            <wp:extent cx="5040000" cy="2949761"/>
-            <wp:docPr id="4" name="Picture 4"/>
-            <wp:cNvGraphicFramePr>
-              <a:graphicFrameLocks noChangeAspect="1"/>
-            </wp:cNvGraphicFramePr>
-            <a:graphic>
-              <a:graphicData uri="http://schemas.openxmlformats.org/drawingml/2006/picture">
-                <pic:pic>
-                  <pic:nvPicPr>
-                    <pic:cNvPr id="0" name="3.png"/>
-                    <pic:cNvPicPr/>
-                  </pic:nvPicPr>
-                  <pic:blipFill>
-                    <a:blip r:embed="rId12"/>
-                    <a:stretch>
-                      <a:fillRect/>
-                    </a:stretch>
-                  </pic:blipFill>
-                  <pic:spPr>
-                    <a:xfrm>
-                      <a:off x="0" y="0"/>
-                      <a:ext cx="5040000" cy="2949761"/>
-                    </a:xfrm>
-                    <a:prstGeom prst="rect"/>
-                  </pic:spPr>
-                </pic:pic>
-              </a:graphicData>
-            </a:graphic>
-          </wp:inline>
-        </w:drawing>
+        <w:spacing w:line="360" w:lineRule="auto" w:after="0" w:before="0"/>
+        <w:ind w:firstLine="709"/>
+        <w:jc w:val="both"/>
+      </w:pPr>
+      <w:r>
+        <w:rPr>
+          <w:rFonts w:ascii="Times New Roman" w:hAnsi="Times New Roman"/>
+          <w:i w:val="0"/>
+          <w:sz w:val="24"/>
+        </w:rPr>
+        <w:t>Problema central: control manual y limitada automatización de los movimientos documentales en Presidencia.</w:t>
+      </w:r>
+    </w:p>
+    <w:p>
+      <w:pPr>
+        <w:spacing w:line="360" w:lineRule="auto" w:after="0" w:before="0"/>
+        <w:ind w:firstLine="709"/>
+        <w:jc w:val="both"/>
+      </w:pPr>
+      <w:r>
+        <w:rPr>
+          <w:rFonts w:ascii="Times New Roman" w:hAnsi="Times New Roman"/>
+          <w:i w:val="0"/>
+          <w:sz w:val="24"/>
+        </w:rPr>
+        <w:t>Causas principales: transcripción repetitiva de datos; ausencia de validaciones automáticas; dificultad para consolidar el seguimiento en una sola estructura de consulta.</w:t>
+      </w:r>
+    </w:p>
+    <w:p>
+      <w:pPr>
+        <w:spacing w:line="360" w:lineRule="auto" w:after="0" w:before="0"/>
+        <w:ind w:firstLine="709"/>
+        <w:jc w:val="both"/>
+      </w:pPr>
+      <w:r>
+        <w:rPr>
+          <w:rFonts w:ascii="Times New Roman" w:hAnsi="Times New Roman"/>
+          <w:i w:val="0"/>
+          <w:sz w:val="24"/>
+        </w:rPr>
+        <w:t>Efectos principales: duplicidad u omisión de registros; mayor tiempo para elaborar reportes; dificultad para conocer de inmediato el estado y recorrido de los expedientes.</w:t>
       </w:r>
     </w:p>
     <w:sectPr>
-      <w:footerReference w:type="default" r:id="rId48"/>
+      <w:footerReference w:type="default" r:id="rId49"/>
       <w:pgSz w:w="12240" w:h="15840"/>
       <w:pgMar w:top="1701" w:right="1701" w:bottom="1701" w:left="2268" w:header="720" w:footer="720" w:gutter="0"/>
       <w:cols w:space="720"/>

--- a/juliano/reportes/Informe_Pasantia_IUTECP.docx
+++ b/juliano/reportes/Informe_Pasantia_IUTECP.docx
@@ -4,7 +4,7 @@
   <w:body>
     <w:p>
       <w:pPr>
-        <w:spacing w:line="276" w:lineRule="auto" w:before="0" w:after="0"/>
+        <w:spacing w:line="240" w:lineRule="auto" w:before="0" w:after="0"/>
         <w:jc w:val="center"/>
       </w:pPr>
       <w:r>
@@ -54,7 +54,7 @@
     </w:p>
     <w:p>
       <w:pPr>
-        <w:spacing w:before="947" w:after="1242"/>
+        <w:spacing w:before="400" w:after="240"/>
         <w:jc w:val="center"/>
       </w:pPr>
       <w:r>
@@ -94,7 +94,7 @@
     </w:p>
     <w:p>
       <w:pPr>
-        <w:spacing w:line="276" w:lineRule="auto" w:before="0" w:after="0"/>
+        <w:spacing w:line="360" w:lineRule="auto" w:before="1080" w:after="0"/>
         <w:jc w:val="center"/>
       </w:pPr>
       <w:r>
@@ -108,7 +108,7 @@
     </w:p>
     <w:p>
       <w:pPr>
-        <w:spacing w:line="276" w:lineRule="auto" w:before="3158" w:after="0"/>
+        <w:spacing w:line="240" w:lineRule="auto" w:before="2100"/>
         <w:jc w:val="right"/>
       </w:pPr>
       <w:r>
@@ -123,7 +123,7 @@
       <w:r>
         <w:rPr>
           <w:rFonts w:ascii="Times New Roman" w:hAnsi="Times New Roman"/>
-          <w:b/>
+          <w:b w:val="0"/>
           <w:sz w:val="24"/>
         </w:rPr>
         <w:t>Cardona, Juliano</w:t>
@@ -132,7 +132,7 @@
       <w:r>
         <w:rPr>
           <w:rFonts w:ascii="Times New Roman" w:hAnsi="Times New Roman"/>
-          <w:b/>
+          <w:b w:val="0"/>
           <w:sz w:val="24"/>
         </w:rPr>
         <w:t>C.I.: 32.281.199</w:t>
@@ -140,7 +140,7 @@
     </w:p>
     <w:p>
       <w:pPr>
-        <w:spacing w:line="276" w:lineRule="auto" w:before="1579" w:after="0"/>
+        <w:spacing w:before="1240"/>
         <w:jc w:val="center"/>
       </w:pPr>
       <w:r>
@@ -155,6 +155,7 @@
       <w:pPr>
         <w:sectPr>
           <w:footerReference w:type="default" r:id="rId14"/>
+          <w:footerReference w:type="first" r:id="rId15"/>
           <w:pgSz w:w="12240" w:h="15840"/>
           <w:pgMar w:top="1701" w:right="1701" w:bottom="1701" w:left="2268" w:header="720" w:footer="720" w:gutter="0"/>
           <w:cols w:space="720"/>
@@ -164,7 +165,7 @@
     </w:p>
     <w:p>
       <w:pPr>
-        <w:spacing w:line="276" w:lineRule="auto" w:before="0" w:after="0"/>
+        <w:spacing w:line="240" w:lineRule="auto" w:before="0" w:after="0"/>
         <w:jc w:val="center"/>
       </w:pPr>
       <w:r>
@@ -214,7 +215,7 @@
     </w:p>
     <w:p>
       <w:pPr>
-        <w:spacing w:line="276" w:lineRule="auto" w:before="3053" w:after="0"/>
+        <w:spacing w:line="360" w:lineRule="auto" w:before="1280" w:after="0"/>
         <w:jc w:val="center"/>
       </w:pPr>
       <w:r>
@@ -228,7 +229,21 @@
     </w:p>
     <w:p>
       <w:pPr>
-        <w:spacing w:before="2544" w:after="0" w:line="20" w:lineRule="exact"/>
+        <w:spacing w:line="360" w:lineRule="auto" w:before="440" w:after="0"/>
+        <w:jc w:val="center"/>
+      </w:pPr>
+      <w:r>
+        <w:rPr>
+          <w:rFonts w:ascii="Times New Roman" w:hAnsi="Times New Roman"/>
+          <w:b/>
+          <w:sz w:val="24"/>
+        </w:rPr>
+        <w:t>Informe de pasantías para obtener el título de Técnico Superior Universitario en la especialidad de: Informática</w:t>
+      </w:r>
+    </w:p>
+    <w:p>
+      <w:pPr>
+        <w:spacing w:before="2100" w:after="0" w:line="20" w:lineRule="exact"/>
       </w:pPr>
     </w:p>
     <w:tbl>
@@ -253,11 +268,10 @@
         <w:tc>
           <w:tcPr>
             <w:tcW w:type="dxa" w:w="4133"/>
-            <w:vAlign w:val="top"/>
           </w:tcPr>
           <w:p>
             <w:pPr>
-              <w:spacing w:line="276" w:lineRule="auto"/>
+              <w:spacing w:line="240" w:lineRule="auto"/>
               <w:jc w:val="left"/>
             </w:pPr>
             <w:r>
@@ -272,7 +286,7 @@
             <w:r>
               <w:rPr>
                 <w:rFonts w:ascii="Times New Roman" w:hAnsi="Times New Roman"/>
-                <w:b/>
+                <w:b w:val="0"/>
                 <w:sz w:val="24"/>
               </w:rPr>
               <w:t>Ing. Sabaneta, Yasmin</w:t>
@@ -281,7 +295,7 @@
             <w:r>
               <w:rPr>
                 <w:rFonts w:ascii="Times New Roman" w:hAnsi="Times New Roman"/>
-                <w:b/>
+                <w:b w:val="0"/>
                 <w:sz w:val="24"/>
               </w:rPr>
               <w:t>C.I.: 14.187.924</w:t>
@@ -290,7 +304,7 @@
             <w:r>
               <w:rPr>
                 <w:rFonts w:ascii="Times New Roman" w:hAnsi="Times New Roman"/>
-                <w:b/>
+                <w:b w:val="0"/>
                 <w:sz w:val="24"/>
               </w:rPr>
               <w:br/>
@@ -307,7 +321,7 @@
             <w:r>
               <w:rPr>
                 <w:rFonts w:ascii="Times New Roman" w:hAnsi="Times New Roman"/>
-                <w:b/>
+                <w:b w:val="0"/>
                 <w:sz w:val="24"/>
               </w:rPr>
               <w:t>Ing. Mejías, José</w:t>
@@ -316,7 +330,7 @@
             <w:r>
               <w:rPr>
                 <w:rFonts w:ascii="Times New Roman" w:hAnsi="Times New Roman"/>
-                <w:b/>
+                <w:b w:val="0"/>
                 <w:sz w:val="24"/>
               </w:rPr>
               <w:t>C.I.: 4.273.815</w:t>
@@ -326,11 +340,10 @@
         <w:tc>
           <w:tcPr>
             <w:tcW w:type="dxa" w:w="4139"/>
-            <w:vAlign w:val="top"/>
           </w:tcPr>
           <w:p>
             <w:pPr>
-              <w:spacing w:line="276" w:lineRule="auto"/>
+              <w:spacing w:line="240" w:lineRule="auto"/>
               <w:jc w:val="right"/>
             </w:pPr>
             <w:r>
@@ -345,7 +358,7 @@
             <w:r>
               <w:rPr>
                 <w:rFonts w:ascii="Times New Roman" w:hAnsi="Times New Roman"/>
-                <w:b/>
+                <w:b w:val="0"/>
                 <w:sz w:val="24"/>
               </w:rPr>
               <w:t>Cardona, Juliano</w:t>
@@ -354,7 +367,7 @@
             <w:r>
               <w:rPr>
                 <w:rFonts w:ascii="Times New Roman" w:hAnsi="Times New Roman"/>
-                <w:b/>
+                <w:b w:val="0"/>
                 <w:sz w:val="24"/>
               </w:rPr>
               <w:t>C.I.: 32.281.199</w:t>
@@ -365,7 +378,7 @@
     </w:tbl>
     <w:p>
       <w:pPr>
-        <w:spacing w:line="276" w:lineRule="auto" w:before="1272" w:after="0"/>
+        <w:spacing w:before="800"/>
         <w:jc w:val="center"/>
       </w:pPr>
       <w:r>
@@ -379,12 +392,13 @@
     <w:p>
       <w:pPr>
         <w:sectPr>
-          <w:footerReference w:type="default" r:id="rId15"/>
+          <w:footerReference w:type="default" r:id="rId16"/>
+          <w:footerReference w:type="first" r:id="rId17"/>
           <w:pgSz w:w="12240" w:h="15840"/>
           <w:pgMar w:top="1701" w:right="1701" w:bottom="1701" w:left="2268" w:header="720" w:footer="720" w:gutter="0"/>
           <w:cols w:space="720"/>
-          <w:titlePg/>
           <w:docGrid w:linePitch="360"/>
+          <w:pgNumType w:start="2" w:fmt="lowerRoman"/>
         </w:sectPr>
       </w:pPr>
     </w:p>
@@ -548,12 +562,13 @@
     <w:p>
       <w:pPr>
         <w:sectPr>
-          <w:footerReference w:type="default" r:id="rId16"/>
+          <w:footerReference w:type="default" r:id="rId18"/>
+          <w:footerReference w:type="first" r:id="rId19"/>
           <w:pgSz w:w="12240" w:h="15840"/>
           <w:pgMar w:top="1701" w:right="1701" w:bottom="1701" w:left="2268" w:header="720" w:footer="720" w:gutter="0"/>
           <w:cols w:space="720"/>
-          <w:titlePg/>
           <w:docGrid w:linePitch="360"/>
+          <w:pgNumType w:fmt="lowerRoman"/>
         </w:sectPr>
       </w:pPr>
     </w:p>
@@ -717,19 +732,20 @@
     <w:p>
       <w:pPr>
         <w:sectPr>
-          <w:footerReference w:type="default" r:id="rId17"/>
+          <w:footerReference w:type="default" r:id="rId20"/>
+          <w:footerReference w:type="first" r:id="rId21"/>
           <w:pgSz w:w="12240" w:h="15840"/>
           <w:pgMar w:top="1701" w:right="1701" w:bottom="1701" w:left="2268" w:header="720" w:footer="720" w:gutter="0"/>
           <w:cols w:space="720"/>
-          <w:titlePg/>
           <w:docGrid w:linePitch="360"/>
+          <w:pgNumType w:fmt="lowerRoman"/>
         </w:sectPr>
       </w:pPr>
     </w:p>
     <w:p>
       <w:bookmarkStart w:id="bm_agradecimientos" w:name="bm_agradecimientos"/>
       <w:pPr>
-        <w:spacing w:before="1140" w:after="480"/>
+        <w:spacing w:before="1140" w:after="480" w:line="360" w:lineRule="auto"/>
         <w:jc w:val="center"/>
       </w:pPr>
       <w:r>
@@ -744,15 +760,47 @@
     </w:p>
     <w:p>
       <w:pPr>
+        <w:spacing w:line="360" w:lineRule="auto" w:after="0" w:before="0"/>
+        <w:ind w:firstLine="709"/>
+        <w:jc w:val="both"/>
+      </w:pPr>
+      <w:r>
+        <w:rPr>
+          <w:rFonts w:ascii="Times New Roman" w:hAnsi="Times New Roman"/>
+          <w:i w:val="0"/>
+          <w:sz w:val="24"/>
+        </w:rPr>
+        <w:t>A la Empresa Mixta Petrolera Venangocupet, S.A., por abrir las puertas de su organización y brindar la oportunidad de desarrollar este proyecto técnico de la mano de excelentes profesionales.</w:t>
+      </w:r>
+    </w:p>
+    <w:p>
+      <w:pPr>
         <w:sectPr>
-          <w:footerReference w:type="default" r:id="rId18"/>
+          <w:footerReference w:type="default" r:id="rId22"/>
+          <w:footerReference w:type="first" r:id="rId23"/>
           <w:pgSz w:w="12240" w:h="15840"/>
           <w:pgMar w:top="1701" w:right="1701" w:bottom="1701" w:left="2268" w:header="720" w:footer="720" w:gutter="0"/>
           <w:cols w:space="720"/>
-          <w:titlePg/>
           <w:docGrid w:linePitch="360"/>
+          <w:pgNumType w:fmt="lowerRoman"/>
         </w:sectPr>
       </w:pPr>
+    </w:p>
+    <w:p>
+      <w:bookmarkStart w:id="bm_dedicatoria" w:name="bm_dedicatoria"/>
+      <w:pPr>
+        <w:spacing w:before="1140" w:after="480" w:line="360" w:lineRule="auto"/>
+        <w:jc w:val="center"/>
+      </w:pPr>
+      <w:r>
+        <w:rPr>
+          <w:rFonts w:ascii="Times New Roman" w:hAnsi="Times New Roman"/>
+          <w:b/>
+          <w:sz w:val="24"/>
+        </w:rPr>
+        <w:t>DEDICATORIA</w:t>
+      </w:r>
+      <w:bookmarkEnd w:id="bm_dedicatoria"/>
     </w:p>
     <w:p>
       <w:pPr>
@@ -766,26 +814,26 @@
           <w:i w:val="0"/>
           <w:sz w:val="24"/>
         </w:rPr>
-        <w:t>A la Empresa Mixta Petrolera Venangocupet, S.A., por abrir las puertas de su organización y brindar la oportunidad de desarrollar este proyecto técnico de la mano de excelentes profesionales.</w:t>
+        <w:t>A mi familia, por su apoyo incondicional en cada paso de mi formación académica y personal.</w:t>
       </w:r>
     </w:p>
     <w:p>
       <w:pPr>
         <w:sectPr>
-          <w:footerReference w:type="default" r:id="rId19"/>
-          <w:type w:val="continuous"/>
+          <w:footerReference w:type="default" r:id="rId24"/>
+          <w:footerReference w:type="first" r:id="rId25"/>
           <w:pgSz w:w="12240" w:h="15840"/>
           <w:pgMar w:top="1701" w:right="1701" w:bottom="1701" w:left="2268" w:header="720" w:footer="720" w:gutter="0"/>
           <w:cols w:space="720"/>
-          <w:titlePg/>
           <w:docGrid w:linePitch="360"/>
+          <w:pgNumType w:fmt="lowerRoman"/>
         </w:sectPr>
       </w:pPr>
     </w:p>
     <w:p>
-      <w:bookmarkStart w:id="bm_dedicatoria" w:name="bm_dedicatoria"/>
-      <w:pPr>
-        <w:spacing w:before="1140" w:after="480"/>
+      <w:bookmarkStart w:id="bm_indice" w:name="bm_indice"/>
+      <w:pPr>
+        <w:spacing w:before="1140" w:after="480" w:line="360" w:lineRule="auto"/>
         <w:jc w:val="center"/>
       </w:pPr>
       <w:r>
@@ -794,79 +842,13 @@
           <w:b/>
           <w:sz w:val="24"/>
         </w:rPr>
-        <w:t>DEDICATORIA</w:t>
-      </w:r>
-      <w:bookmarkEnd w:id="bm_dedicatoria"/>
+        <w:t>ÍNDICE DE CONTENIDO</w:t>
+      </w:r>
+      <w:bookmarkEnd w:id="bm_indice"/>
     </w:p>
     <w:p>
       <w:pPr>
-        <w:sectPr>
-          <w:footerReference w:type="default" r:id="rId20"/>
-          <w:pgSz w:w="12240" w:h="15840"/>
-          <w:pgMar w:top="1701" w:right="1701" w:bottom="1701" w:left="2268" w:header="720" w:footer="720" w:gutter="0"/>
-          <w:cols w:space="720"/>
-          <w:titlePg/>
-          <w:docGrid w:linePitch="360"/>
-        </w:sectPr>
-      </w:pPr>
-    </w:p>
-    <w:p>
-      <w:pPr>
-        <w:spacing w:line="360" w:lineRule="auto" w:after="0" w:before="0"/>
-        <w:ind w:firstLine="709"/>
-        <w:jc w:val="both"/>
-      </w:pPr>
-      <w:r>
-        <w:rPr>
-          <w:rFonts w:ascii="Times New Roman" w:hAnsi="Times New Roman"/>
-          <w:i w:val="0"/>
-          <w:sz w:val="24"/>
-        </w:rPr>
-        <w:t>A mi familia, por su apoyo incondicional en cada paso de mi formación académica y personal.</w:t>
-      </w:r>
-    </w:p>
-    <w:p>
-      <w:pPr>
-        <w:sectPr>
-          <w:footerReference w:type="default" r:id="rId21"/>
-          <w:type w:val="continuous"/>
-          <w:pgSz w:w="12240" w:h="15840"/>
-          <w:pgMar w:top="1701" w:right="1701" w:bottom="1701" w:left="2268" w:header="720" w:footer="720" w:gutter="0"/>
-          <w:cols w:space="720"/>
-          <w:titlePg/>
-          <w:docGrid w:linePitch="360"/>
-        </w:sectPr>
-      </w:pPr>
-    </w:p>
-    <w:p>
-      <w:pPr>
-        <w:spacing w:before="1140" w:after="480"/>
-        <w:jc w:val="center"/>
-      </w:pPr>
-      <w:r>
-        <w:rPr>
-          <w:rFonts w:ascii="Times New Roman" w:hAnsi="Times New Roman"/>
-          <w:b/>
-          <w:sz w:val="24"/>
-        </w:rPr>
-        <w:t>ÍNDICE DE CONTENIDO</w:t>
-      </w:r>
-    </w:p>
-    <w:p>
-      <w:pPr>
-        <w:sectPr>
-          <w:footerReference w:type="default" r:id="rId22"/>
-          <w:pgSz w:w="12240" w:h="15840"/>
-          <w:pgMar w:top="1701" w:right="1701" w:bottom="1701" w:left="2268" w:header="720" w:footer="720" w:gutter="0"/>
-          <w:cols w:space="720"/>
-          <w:titlePg/>
-          <w:docGrid w:linePitch="360"/>
-        </w:sectPr>
-      </w:pPr>
-    </w:p>
-    <w:p>
-      <w:pPr>
-        <w:spacing w:after="240"/>
+        <w:spacing w:after="80"/>
         <w:jc w:val="right"/>
       </w:pPr>
       <w:r>
@@ -883,7 +865,7 @@
         <w:tabs>
           <w:tab w:pos="8271" w:val="right" w:leader="dot"/>
         </w:tabs>
-        <w:spacing w:line="360" w:lineRule="auto" w:before="0" w:after="80"/>
+        <w:spacing w:line="240" w:lineRule="auto" w:before="0" w:after="0"/>
         <w:ind w:left="0"/>
       </w:pPr>
       <w:r>
@@ -892,7 +874,7 @@
           <w:b w:val="0"/>
           <w:sz w:val="24"/>
         </w:rPr>
-        <w:t>AGRADECIMIENTOS</w:t>
+        <w:t>CONTRAPORTADA</w:t>
         <w:tab/>
       </w:r>
       <w:r>
@@ -901,11 +883,7 @@
           <w:b w:val="0"/>
           <w:sz w:val="24"/>
         </w:rPr>
-        <w:fldChar w:fldCharType="begin"/>
-        <w:instrText xml:space="preserve"> PAGEREF bm_agradecimientos \h </w:instrText>
-        <w:fldChar w:fldCharType="separate"/>
-        <w:t>?</w:t>
-        <w:fldChar w:fldCharType="end"/>
+        <w:t>ii</w:t>
       </w:r>
     </w:p>
     <w:p>
@@ -913,7 +891,7 @@
         <w:tabs>
           <w:tab w:pos="8271" w:val="right" w:leader="dot"/>
         </w:tabs>
-        <w:spacing w:line="360" w:lineRule="auto" w:before="0" w:after="80"/>
+        <w:spacing w:line="240" w:lineRule="auto" w:before="0" w:after="0"/>
         <w:ind w:left="0"/>
       </w:pPr>
       <w:r>
@@ -922,7 +900,7 @@
           <w:b w:val="0"/>
           <w:sz w:val="24"/>
         </w:rPr>
-        <w:t>DEDICATORIA</w:t>
+        <w:t>APROBACIÓN DEL TUTOR INDUSTRIAL</w:t>
         <w:tab/>
       </w:r>
       <w:r>
@@ -931,11 +909,7 @@
           <w:b w:val="0"/>
           <w:sz w:val="24"/>
         </w:rPr>
-        <w:fldChar w:fldCharType="begin"/>
-        <w:instrText xml:space="preserve"> PAGEREF bm_dedicatoria \h </w:instrText>
-        <w:fldChar w:fldCharType="separate"/>
-        <w:t>?</w:t>
-        <w:fldChar w:fldCharType="end"/>
+        <w:t>iii</w:t>
       </w:r>
     </w:p>
     <w:p>
@@ -943,7 +917,7 @@
         <w:tabs>
           <w:tab w:pos="8271" w:val="right" w:leader="dot"/>
         </w:tabs>
-        <w:spacing w:line="360" w:lineRule="auto" w:before="0" w:after="80"/>
+        <w:spacing w:line="240" w:lineRule="auto" w:before="0" w:after="0"/>
         <w:ind w:left="0"/>
       </w:pPr>
       <w:r>
@@ -952,7 +926,7 @@
           <w:b w:val="0"/>
           <w:sz w:val="24"/>
         </w:rPr>
-        <w:t>APROBACIÓN DEL TUTOR INDUSTRIAL</w:t>
+        <w:t>APROBACIÓN DEL TUTOR ACADÉMICO</w:t>
         <w:tab/>
       </w:r>
       <w:r>
@@ -961,11 +935,7 @@
           <w:b w:val="0"/>
           <w:sz w:val="24"/>
         </w:rPr>
-        <w:fldChar w:fldCharType="begin"/>
-        <w:instrText xml:space="preserve"> PAGEREF bm_aprob_ind \h </w:instrText>
-        <w:fldChar w:fldCharType="separate"/>
-        <w:t>?</w:t>
-        <w:fldChar w:fldCharType="end"/>
+        <w:t>iv</w:t>
       </w:r>
     </w:p>
     <w:p>
@@ -973,7 +943,7 @@
         <w:tabs>
           <w:tab w:pos="8271" w:val="right" w:leader="dot"/>
         </w:tabs>
-        <w:spacing w:line="360" w:lineRule="auto" w:before="0" w:after="80"/>
+        <w:spacing w:line="240" w:lineRule="auto" w:before="0" w:after="0"/>
         <w:ind w:left="0"/>
       </w:pPr>
       <w:r>
@@ -982,7 +952,7 @@
           <w:b w:val="0"/>
           <w:sz w:val="24"/>
         </w:rPr>
-        <w:t>APROBACIÓN DEL TUTOR ACADÉMICO</w:t>
+        <w:t>AGRADECIMIENTOS</w:t>
         <w:tab/>
       </w:r>
       <w:r>
@@ -991,11 +961,7 @@
           <w:b w:val="0"/>
           <w:sz w:val="24"/>
         </w:rPr>
-        <w:fldChar w:fldCharType="begin"/>
-        <w:instrText xml:space="preserve"> PAGEREF bm_aprob_acad \h </w:instrText>
-        <w:fldChar w:fldCharType="separate"/>
-        <w:t>?</w:t>
-        <w:fldChar w:fldCharType="end"/>
+        <w:t>v</w:t>
       </w:r>
     </w:p>
     <w:p>
@@ -1003,7 +969,7 @@
         <w:tabs>
           <w:tab w:pos="8271" w:val="right" w:leader="dot"/>
         </w:tabs>
-        <w:spacing w:line="360" w:lineRule="auto" w:before="0" w:after="80"/>
+        <w:spacing w:line="240" w:lineRule="auto" w:before="0" w:after="0"/>
         <w:ind w:left="0"/>
       </w:pPr>
       <w:r>
@@ -1012,7 +978,7 @@
           <w:b w:val="0"/>
           <w:sz w:val="24"/>
         </w:rPr>
-        <w:t>LISTA DE CUADROS</w:t>
+        <w:t>DEDICATORIA</w:t>
         <w:tab/>
       </w:r>
       <w:r>
@@ -1021,11 +987,7 @@
           <w:b w:val="0"/>
           <w:sz w:val="24"/>
         </w:rPr>
-        <w:fldChar w:fldCharType="begin"/>
-        <w:instrText xml:space="preserve"> PAGEREF bm_lista_cuadros \h </w:instrText>
-        <w:fldChar w:fldCharType="separate"/>
-        <w:t>?</w:t>
-        <w:fldChar w:fldCharType="end"/>
+        <w:t>vi</w:t>
       </w:r>
     </w:p>
     <w:p>
@@ -1033,7 +995,7 @@
         <w:tabs>
           <w:tab w:pos="8271" w:val="right" w:leader="dot"/>
         </w:tabs>
-        <w:spacing w:line="360" w:lineRule="auto" w:before="0" w:after="80"/>
+        <w:spacing w:line="240" w:lineRule="auto" w:before="0" w:after="0"/>
         <w:ind w:left="0"/>
       </w:pPr>
       <w:r>
@@ -1042,7 +1004,7 @@
           <w:b w:val="0"/>
           <w:sz w:val="24"/>
         </w:rPr>
-        <w:t>LISTA DE FIGURAS</w:t>
+        <w:t>ÍNDICE DE CONTENIDO</w:t>
         <w:tab/>
       </w:r>
       <w:r>
@@ -1051,11 +1013,7 @@
           <w:b w:val="0"/>
           <w:sz w:val="24"/>
         </w:rPr>
-        <w:fldChar w:fldCharType="begin"/>
-        <w:instrText xml:space="preserve"> PAGEREF bm_lista_figuras \h </w:instrText>
-        <w:fldChar w:fldCharType="separate"/>
-        <w:t>?</w:t>
-        <w:fldChar w:fldCharType="end"/>
+        <w:t>vii</w:t>
       </w:r>
     </w:p>
     <w:p>
@@ -1063,7 +1021,7 @@
         <w:tabs>
           <w:tab w:pos="8271" w:val="right" w:leader="dot"/>
         </w:tabs>
-        <w:spacing w:line="360" w:lineRule="auto" w:before="0" w:after="80"/>
+        <w:spacing w:line="240" w:lineRule="auto" w:before="0" w:after="0"/>
         <w:ind w:left="0"/>
       </w:pPr>
       <w:r>
@@ -1072,7 +1030,7 @@
           <w:b w:val="0"/>
           <w:sz w:val="24"/>
         </w:rPr>
-        <w:t>LISTA DE GRÁFICOS</w:t>
+        <w:t>LISTA DE CUADROS</w:t>
         <w:tab/>
       </w:r>
       <w:r>
@@ -1081,11 +1039,7 @@
           <w:b w:val="0"/>
           <w:sz w:val="24"/>
         </w:rPr>
-        <w:fldChar w:fldCharType="begin"/>
-        <w:instrText xml:space="preserve"> PAGEREF bm_lista_graficos \h </w:instrText>
-        <w:fldChar w:fldCharType="separate"/>
-        <w:t>?</w:t>
-        <w:fldChar w:fldCharType="end"/>
+        <w:t>ix</w:t>
       </w:r>
     </w:p>
     <w:p>
@@ -1093,7 +1047,7 @@
         <w:tabs>
           <w:tab w:pos="8271" w:val="right" w:leader="dot"/>
         </w:tabs>
-        <w:spacing w:line="360" w:lineRule="auto" w:before="0" w:after="80"/>
+        <w:spacing w:line="240" w:lineRule="auto" w:before="0" w:after="0"/>
         <w:ind w:left="0"/>
       </w:pPr>
       <w:r>
@@ -1102,7 +1056,7 @@
           <w:b w:val="0"/>
           <w:sz w:val="24"/>
         </w:rPr>
-        <w:t>LISTA DE ANEXOS</w:t>
+        <w:t>LISTA DE GRÁFICOS</w:t>
         <w:tab/>
       </w:r>
       <w:r>
@@ -1111,11 +1065,7 @@
           <w:b w:val="0"/>
           <w:sz w:val="24"/>
         </w:rPr>
-        <w:fldChar w:fldCharType="begin"/>
-        <w:instrText xml:space="preserve"> PAGEREF bm_lista_anexos \h </w:instrText>
-        <w:fldChar w:fldCharType="separate"/>
-        <w:t>?</w:t>
-        <w:fldChar w:fldCharType="end"/>
+        <w:t>x</w:t>
       </w:r>
     </w:p>
     <w:p>
@@ -1123,7 +1073,7 @@
         <w:tabs>
           <w:tab w:pos="8271" w:val="right" w:leader="dot"/>
         </w:tabs>
-        <w:spacing w:line="360" w:lineRule="auto" w:before="0" w:after="80"/>
+        <w:spacing w:line="240" w:lineRule="auto" w:before="0" w:after="0"/>
         <w:ind w:left="0"/>
       </w:pPr>
       <w:r>
@@ -1132,7 +1082,7 @@
           <w:b w:val="0"/>
           <w:sz w:val="24"/>
         </w:rPr>
-        <w:t>RESUMEN</w:t>
+        <w:t>LISTA DE ANEXOS</w:t>
         <w:tab/>
       </w:r>
       <w:r>
@@ -1141,11 +1091,7 @@
           <w:b w:val="0"/>
           <w:sz w:val="24"/>
         </w:rPr>
-        <w:fldChar w:fldCharType="begin"/>
-        <w:instrText xml:space="preserve"> PAGEREF bm_resumen \h </w:instrText>
-        <w:fldChar w:fldCharType="separate"/>
-        <w:t>?</w:t>
-        <w:fldChar w:fldCharType="end"/>
+        <w:t>xi</w:t>
       </w:r>
     </w:p>
     <w:p>
@@ -1153,7 +1099,7 @@
         <w:tabs>
           <w:tab w:pos="8271" w:val="right" w:leader="dot"/>
         </w:tabs>
-        <w:spacing w:line="360" w:lineRule="auto" w:before="0" w:after="80"/>
+        <w:spacing w:line="240" w:lineRule="auto" w:before="0" w:after="0"/>
         <w:ind w:left="0"/>
       </w:pPr>
       <w:r>
@@ -1162,7 +1108,7 @@
           <w:b w:val="0"/>
           <w:sz w:val="24"/>
         </w:rPr>
-        <w:t>INTRODUCCIÓN</w:t>
+        <w:t>RESUMEN</w:t>
         <w:tab/>
       </w:r>
       <w:r>
@@ -1171,22 +1117,7 @@
           <w:b w:val="0"/>
           <w:sz w:val="24"/>
         </w:rPr>
-        <w:fldChar w:fldCharType="begin"/>
-        <w:instrText xml:space="preserve"> PAGEREF bm_introduccion \h </w:instrText>
-        <w:fldChar w:fldCharType="separate"/>
-        <w:t>?</w:t>
-        <w:fldChar w:fldCharType="end"/>
-      </w:r>
-    </w:p>
-    <w:p>
-      <w:pPr>
-        <w:spacing w:before="240" w:after="120"/>
-      </w:pPr>
-      <w:r>
-        <w:rPr>
-          <w:b/>
-        </w:rPr>
-        <w:t>CAPÍTULOS</w:t>
+        <w:t>xii</w:t>
       </w:r>
     </w:p>
     <w:p>
@@ -1194,7 +1125,44 @@
         <w:tabs>
           <w:tab w:pos="8271" w:val="right" w:leader="dot"/>
         </w:tabs>
-        <w:spacing w:line="360" w:lineRule="auto" w:before="0" w:after="80"/>
+        <w:spacing w:line="240" w:lineRule="auto" w:before="0" w:after="0"/>
+        <w:ind w:left="0"/>
+      </w:pPr>
+      <w:r>
+        <w:rPr>
+          <w:rFonts w:ascii="Times New Roman" w:hAnsi="Times New Roman"/>
+          <w:b w:val="0"/>
+          <w:sz w:val="24"/>
+        </w:rPr>
+        <w:t>INTRODUCCIÓN</w:t>
+        <w:tab/>
+      </w:r>
+      <w:r>
+        <w:rPr>
+          <w:rFonts w:ascii="Times New Roman" w:hAnsi="Times New Roman"/>
+          <w:b w:val="0"/>
+          <w:sz w:val="24"/>
+        </w:rPr>
+        <w:t>1</w:t>
+      </w:r>
+    </w:p>
+    <w:p>
+      <w:pPr>
+        <w:spacing w:before="80" w:after="0"/>
+      </w:pPr>
+      <w:r>
+        <w:rPr>
+          <w:b/>
+        </w:rPr>
+        <w:t>CAPÍTULOS</w:t>
+      </w:r>
+    </w:p>
+    <w:p>
+      <w:pPr>
+        <w:tabs>
+          <w:tab w:pos="8271" w:val="right" w:leader="dot"/>
+        </w:tabs>
+        <w:spacing w:line="240" w:lineRule="auto" w:before="0" w:after="0"/>
         <w:ind w:left="0"/>
       </w:pPr>
       <w:r>
@@ -1224,7 +1192,7 @@
         <w:tabs>
           <w:tab w:pos="8271" w:val="right" w:leader="dot"/>
         </w:tabs>
-        <w:spacing w:line="360" w:lineRule="auto" w:before="0" w:after="80"/>
+        <w:spacing w:line="240" w:lineRule="auto" w:before="0" w:after="0"/>
         <w:ind w:left="283"/>
       </w:pPr>
       <w:r>
@@ -1254,7 +1222,7 @@
         <w:tabs>
           <w:tab w:pos="8271" w:val="right" w:leader="dot"/>
         </w:tabs>
-        <w:spacing w:line="360" w:lineRule="auto" w:before="0" w:after="80"/>
+        <w:spacing w:line="240" w:lineRule="auto" w:before="0" w:after="0"/>
         <w:ind w:left="283"/>
       </w:pPr>
       <w:r>
@@ -1284,7 +1252,7 @@
         <w:tabs>
           <w:tab w:pos="8271" w:val="right" w:leader="dot"/>
         </w:tabs>
-        <w:spacing w:line="360" w:lineRule="auto" w:before="0" w:after="80"/>
+        <w:spacing w:line="240" w:lineRule="auto" w:before="0" w:after="0"/>
         <w:ind w:left="283"/>
       </w:pPr>
       <w:r>
@@ -1314,7 +1282,7 @@
         <w:tabs>
           <w:tab w:pos="8271" w:val="right" w:leader="dot"/>
         </w:tabs>
-        <w:spacing w:line="360" w:lineRule="auto" w:before="0" w:after="80"/>
+        <w:spacing w:line="240" w:lineRule="auto" w:before="0" w:after="0"/>
         <w:ind w:left="283"/>
       </w:pPr>
       <w:r>
@@ -1344,7 +1312,7 @@
         <w:tabs>
           <w:tab w:pos="8271" w:val="right" w:leader="dot"/>
         </w:tabs>
-        <w:spacing w:line="360" w:lineRule="auto" w:before="0" w:after="80"/>
+        <w:spacing w:line="240" w:lineRule="auto" w:before="0" w:after="0"/>
         <w:ind w:left="283"/>
       </w:pPr>
       <w:r>
@@ -1374,7 +1342,7 @@
         <w:tabs>
           <w:tab w:pos="8271" w:val="right" w:leader="dot"/>
         </w:tabs>
-        <w:spacing w:line="360" w:lineRule="auto" w:before="0" w:after="80"/>
+        <w:spacing w:line="240" w:lineRule="auto" w:before="0" w:after="0"/>
         <w:ind w:left="283"/>
       </w:pPr>
       <w:r>
@@ -1404,7 +1372,7 @@
         <w:tabs>
           <w:tab w:pos="8271" w:val="right" w:leader="dot"/>
         </w:tabs>
-        <w:spacing w:line="360" w:lineRule="auto" w:before="0" w:after="80"/>
+        <w:spacing w:line="240" w:lineRule="auto" w:before="0" w:after="0"/>
         <w:ind w:left="283"/>
       </w:pPr>
       <w:r>
@@ -1434,7 +1402,7 @@
         <w:tabs>
           <w:tab w:pos="8271" w:val="right" w:leader="dot"/>
         </w:tabs>
-        <w:spacing w:line="360" w:lineRule="auto" w:before="0" w:after="80"/>
+        <w:spacing w:line="240" w:lineRule="auto" w:before="0" w:after="0"/>
         <w:ind w:left="283"/>
       </w:pPr>
       <w:r>
@@ -1464,7 +1432,7 @@
         <w:tabs>
           <w:tab w:pos="8271" w:val="right" w:leader="dot"/>
         </w:tabs>
-        <w:spacing w:line="360" w:lineRule="auto" w:before="0" w:after="80"/>
+        <w:spacing w:line="240" w:lineRule="auto" w:before="0" w:after="0"/>
         <w:ind w:left="283"/>
       </w:pPr>
       <w:r>
@@ -1494,7 +1462,37 @@
         <w:tabs>
           <w:tab w:pos="8271" w:val="right" w:leader="dot"/>
         </w:tabs>
-        <w:spacing w:line="360" w:lineRule="auto" w:before="0" w:after="80"/>
+        <w:spacing w:line="240" w:lineRule="auto" w:before="0" w:after="0"/>
+        <w:ind w:left="283"/>
+      </w:pPr>
+      <w:r>
+        <w:rPr>
+          <w:rFonts w:ascii="Times New Roman" w:hAnsi="Times New Roman"/>
+          <w:b w:val="0"/>
+          <w:sz w:val="24"/>
+        </w:rPr>
+        <w:t>Descripción del departamento donde realizó la pasantía</w:t>
+        <w:tab/>
+      </w:r>
+      <w:r>
+        <w:rPr>
+          <w:rFonts w:ascii="Times New Roman" w:hAnsi="Times New Roman"/>
+          <w:b w:val="0"/>
+          <w:sz w:val="24"/>
+        </w:rPr>
+        <w:fldChar w:fldCharType="begin"/>
+        <w:instrText xml:space="preserve"> PAGEREF bm_cap1_depto \h </w:instrText>
+        <w:fldChar w:fldCharType="separate"/>
+        <w:t>?</w:t>
+        <w:fldChar w:fldCharType="end"/>
+      </w:r>
+    </w:p>
+    <w:p>
+      <w:pPr>
+        <w:tabs>
+          <w:tab w:pos="8271" w:val="right" w:leader="dot"/>
+        </w:tabs>
+        <w:spacing w:line="240" w:lineRule="auto" w:before="0" w:after="0"/>
         <w:ind w:left="0"/>
       </w:pPr>
       <w:r>
@@ -1524,7 +1522,7 @@
         <w:tabs>
           <w:tab w:pos="8271" w:val="right" w:leader="dot"/>
         </w:tabs>
-        <w:spacing w:line="360" w:lineRule="auto" w:before="0" w:after="80"/>
+        <w:spacing w:line="240" w:lineRule="auto" w:before="0" w:after="0"/>
         <w:ind w:left="283"/>
       </w:pPr>
       <w:r>
@@ -1554,7 +1552,7 @@
         <w:tabs>
           <w:tab w:pos="8271" w:val="right" w:leader="dot"/>
         </w:tabs>
-        <w:spacing w:line="360" w:lineRule="auto" w:before="0" w:after="80"/>
+        <w:spacing w:line="240" w:lineRule="auto" w:before="0" w:after="0"/>
         <w:ind w:left="283"/>
       </w:pPr>
       <w:r>
@@ -1584,7 +1582,7 @@
         <w:tabs>
           <w:tab w:pos="8271" w:val="right" w:leader="dot"/>
         </w:tabs>
-        <w:spacing w:line="360" w:lineRule="auto" w:before="0" w:after="80"/>
+        <w:spacing w:line="240" w:lineRule="auto" w:before="0" w:after="0"/>
         <w:ind w:left="283"/>
       </w:pPr>
       <w:r>
@@ -1614,7 +1612,7 @@
         <w:tabs>
           <w:tab w:pos="8271" w:val="right" w:leader="dot"/>
         </w:tabs>
-        <w:spacing w:line="360" w:lineRule="auto" w:before="0" w:after="80"/>
+        <w:spacing w:line="240" w:lineRule="auto" w:before="0" w:after="0"/>
         <w:ind w:left="283"/>
       </w:pPr>
       <w:r>
@@ -1644,7 +1642,7 @@
         <w:tabs>
           <w:tab w:pos="8271" w:val="right" w:leader="dot"/>
         </w:tabs>
-        <w:spacing w:line="360" w:lineRule="auto" w:before="0" w:after="80"/>
+        <w:spacing w:line="240" w:lineRule="auto" w:before="0" w:after="0"/>
         <w:ind w:left="283"/>
       </w:pPr>
       <w:r>
@@ -1674,7 +1672,7 @@
         <w:tabs>
           <w:tab w:pos="8271" w:val="right" w:leader="dot"/>
         </w:tabs>
-        <w:spacing w:line="360" w:lineRule="auto" w:before="0" w:after="80"/>
+        <w:spacing w:line="240" w:lineRule="auto" w:before="0" w:after="0"/>
         <w:ind w:left="0"/>
       </w:pPr>
       <w:r>
@@ -1704,7 +1702,7 @@
         <w:tabs>
           <w:tab w:pos="8271" w:val="right" w:leader="dot"/>
         </w:tabs>
-        <w:spacing w:line="360" w:lineRule="auto" w:before="0" w:after="80"/>
+        <w:spacing w:line="240" w:lineRule="auto" w:before="0" w:after="0"/>
         <w:ind w:left="283"/>
       </w:pPr>
       <w:r>
@@ -1734,7 +1732,7 @@
         <w:tabs>
           <w:tab w:pos="8271" w:val="right" w:leader="dot"/>
         </w:tabs>
-        <w:spacing w:line="360" w:lineRule="auto" w:before="0" w:after="80"/>
+        <w:spacing w:line="240" w:lineRule="auto" w:before="0" w:after="0"/>
         <w:ind w:left="0"/>
       </w:pPr>
       <w:r>
@@ -1764,7 +1762,7 @@
         <w:tabs>
           <w:tab w:pos="8271" w:val="right" w:leader="dot"/>
         </w:tabs>
-        <w:spacing w:line="360" w:lineRule="auto" w:before="0" w:after="80"/>
+        <w:spacing w:line="240" w:lineRule="auto" w:before="0" w:after="0"/>
         <w:ind w:left="283"/>
       </w:pPr>
       <w:r>
@@ -1794,7 +1792,7 @@
         <w:tabs>
           <w:tab w:pos="8271" w:val="right" w:leader="dot"/>
         </w:tabs>
-        <w:spacing w:line="360" w:lineRule="auto" w:before="0" w:after="80"/>
+        <w:spacing w:line="240" w:lineRule="auto" w:before="0" w:after="0"/>
         <w:ind w:left="0"/>
       </w:pPr>
       <w:r>
@@ -1824,7 +1822,7 @@
         <w:tabs>
           <w:tab w:pos="8271" w:val="right" w:leader="dot"/>
         </w:tabs>
-        <w:spacing w:line="360" w:lineRule="auto" w:before="0" w:after="80"/>
+        <w:spacing w:line="240" w:lineRule="auto" w:before="0" w:after="0"/>
         <w:ind w:left="283"/>
       </w:pPr>
       <w:r>
@@ -1854,7 +1852,7 @@
         <w:tabs>
           <w:tab w:pos="8271" w:val="right" w:leader="dot"/>
         </w:tabs>
-        <w:spacing w:line="360" w:lineRule="auto" w:before="0" w:after="80"/>
+        <w:spacing w:line="240" w:lineRule="auto" w:before="0" w:after="0"/>
         <w:ind w:left="283"/>
       </w:pPr>
       <w:r>
@@ -1884,7 +1882,7 @@
         <w:tabs>
           <w:tab w:pos="8271" w:val="right" w:leader="dot"/>
         </w:tabs>
-        <w:spacing w:line="360" w:lineRule="auto" w:before="0" w:after="80"/>
+        <w:spacing w:line="240" w:lineRule="auto" w:before="0" w:after="0"/>
         <w:ind w:left="0"/>
       </w:pPr>
       <w:r>
@@ -1914,7 +1912,7 @@
         <w:tabs>
           <w:tab w:pos="8271" w:val="right" w:leader="dot"/>
         </w:tabs>
-        <w:spacing w:line="360" w:lineRule="auto" w:before="0" w:after="80"/>
+        <w:spacing w:line="240" w:lineRule="auto" w:before="0" w:after="0"/>
         <w:ind w:left="0"/>
       </w:pPr>
       <w:r>
@@ -1942,20 +1940,20 @@
     <w:p>
       <w:pPr>
         <w:sectPr>
-          <w:footerReference w:type="default" r:id="rId23"/>
-          <w:type w:val="continuous"/>
+          <w:footerReference w:type="default" r:id="rId26"/>
+          <w:footerReference w:type="first" r:id="rId27"/>
           <w:pgSz w:w="12240" w:h="15840"/>
           <w:pgMar w:top="1701" w:right="1701" w:bottom="1701" w:left="2268" w:header="720" w:footer="720" w:gutter="0"/>
           <w:cols w:space="720"/>
-          <w:titlePg/>
           <w:docGrid w:linePitch="360"/>
+          <w:pgNumType w:fmt="lowerRoman"/>
         </w:sectPr>
       </w:pPr>
     </w:p>
     <w:p>
       <w:bookmarkStart w:id="bm_lista_cuadros" w:name="bm_lista_cuadros"/>
       <w:pPr>
-        <w:spacing w:before="1140" w:after="480"/>
+        <w:spacing w:before="1140" w:after="480" w:line="360" w:lineRule="auto"/>
         <w:jc w:val="center"/>
       </w:pPr>
       <w:r>
@@ -1967,18 +1965,6 @@
         <w:t>LISTA DE CUADROS</w:t>
       </w:r>
       <w:bookmarkEnd w:id="bm_lista_cuadros"/>
-    </w:p>
-    <w:p>
-      <w:pPr>
-        <w:sectPr>
-          <w:footerReference w:type="default" r:id="rId24"/>
-          <w:pgSz w:w="12240" w:h="15840"/>
-          <w:pgMar w:top="1701" w:right="1701" w:bottom="1701" w:left="2268" w:header="720" w:footer="720" w:gutter="0"/>
-          <w:cols w:space="720"/>
-          <w:titlePg/>
-          <w:docGrid w:linePitch="360"/>
-        </w:sectPr>
-      </w:pPr>
     </w:p>
     <w:p>
       <w:pPr>
@@ -2074,61 +2060,20 @@
     <w:p>
       <w:pPr>
         <w:sectPr>
-          <w:footerReference w:type="default" r:id="rId25"/>
-          <w:type w:val="continuous"/>
+          <w:footerReference w:type="default" r:id="rId28"/>
+          <w:footerReference w:type="first" r:id="rId29"/>
           <w:pgSz w:w="12240" w:h="15840"/>
           <w:pgMar w:top="1701" w:right="1701" w:bottom="1701" w:left="2268" w:header="720" w:footer="720" w:gutter="0"/>
           <w:cols w:space="720"/>
-          <w:titlePg/>
           <w:docGrid w:linePitch="360"/>
-        </w:sectPr>
-      </w:pPr>
-    </w:p>
-    <w:p>
-      <w:bookmarkStart w:id="bm_lista_figuras" w:name="bm_lista_figuras"/>
-      <w:pPr>
-        <w:spacing w:before="1140" w:after="480"/>
-        <w:jc w:val="center"/>
-      </w:pPr>
-      <w:r>
-        <w:rPr>
-          <w:rFonts w:ascii="Times New Roman" w:hAnsi="Times New Roman"/>
-          <w:b/>
-          <w:sz w:val="24"/>
-        </w:rPr>
-        <w:t>LISTA DE FIGURAS</w:t>
-      </w:r>
-      <w:bookmarkEnd w:id="bm_lista_figuras"/>
-    </w:p>
-    <w:p>
-      <w:pPr>
-        <w:sectPr>
-          <w:footerReference w:type="default" r:id="rId26"/>
-          <w:pgSz w:w="12240" w:h="15840"/>
-          <w:pgMar w:top="1701" w:right="1701" w:bottom="1701" w:left="2268" w:header="720" w:footer="720" w:gutter="0"/>
-          <w:cols w:space="720"/>
-          <w:titlePg/>
-          <w:docGrid w:linePitch="360"/>
-        </w:sectPr>
-      </w:pPr>
-    </w:p>
-    <w:p>
-      <w:pPr>
-        <w:sectPr>
-          <w:footerReference w:type="default" r:id="rId27"/>
-          <w:type w:val="continuous"/>
-          <w:pgSz w:w="12240" w:h="15840"/>
-          <w:pgMar w:top="1701" w:right="1701" w:bottom="1701" w:left="2268" w:header="720" w:footer="720" w:gutter="0"/>
-          <w:cols w:space="720"/>
-          <w:titlePg/>
-          <w:docGrid w:linePitch="360"/>
+          <w:pgNumType w:fmt="lowerRoman"/>
         </w:sectPr>
       </w:pPr>
     </w:p>
     <w:p>
       <w:bookmarkStart w:id="bm_lista_graficos" w:name="bm_lista_graficos"/>
       <w:pPr>
-        <w:spacing w:before="1140" w:after="480"/>
+        <w:spacing w:before="1140" w:after="480" w:line="360" w:lineRule="auto"/>
         <w:jc w:val="center"/>
       </w:pPr>
       <w:r>
@@ -2140,18 +2085,6 @@
         <w:t>LISTA DE GRÁFICOS</w:t>
       </w:r>
       <w:bookmarkEnd w:id="bm_lista_graficos"/>
-    </w:p>
-    <w:p>
-      <w:pPr>
-        <w:sectPr>
-          <w:footerReference w:type="default" r:id="rId28"/>
-          <w:pgSz w:w="12240" w:h="15840"/>
-          <w:pgMar w:top="1701" w:right="1701" w:bottom="1701" w:left="2268" w:header="720" w:footer="720" w:gutter="0"/>
-          <w:cols w:space="720"/>
-          <w:titlePg/>
-          <w:docGrid w:linePitch="360"/>
-        </w:sectPr>
-      </w:pPr>
     </w:p>
     <w:p>
       <w:pPr>
@@ -2279,20 +2212,20 @@
     <w:p>
       <w:pPr>
         <w:sectPr>
-          <w:footerReference w:type="default" r:id="rId29"/>
-          <w:type w:val="continuous"/>
+          <w:footerReference w:type="default" r:id="rId30"/>
+          <w:footerReference w:type="first" r:id="rId31"/>
           <w:pgSz w:w="12240" w:h="15840"/>
           <w:pgMar w:top="1701" w:right="1701" w:bottom="1701" w:left="2268" w:header="720" w:footer="720" w:gutter="0"/>
           <w:cols w:space="720"/>
-          <w:titlePg/>
           <w:docGrid w:linePitch="360"/>
+          <w:pgNumType w:fmt="lowerRoman"/>
         </w:sectPr>
       </w:pPr>
     </w:p>
     <w:p>
       <w:bookmarkStart w:id="bm_lista_anexos" w:name="bm_lista_anexos"/>
       <w:pPr>
-        <w:spacing w:before="1140" w:after="480"/>
+        <w:spacing w:before="1140" w:after="480" w:line="360" w:lineRule="auto"/>
         <w:jc w:val="center"/>
       </w:pPr>
       <w:r>
@@ -2304,18 +2237,6 @@
         <w:t>LISTA DE ANEXOS</w:t>
       </w:r>
       <w:bookmarkEnd w:id="bm_lista_anexos"/>
-    </w:p>
-    <w:p>
-      <w:pPr>
-        <w:sectPr>
-          <w:footerReference w:type="default" r:id="rId30"/>
-          <w:pgSz w:w="12240" w:h="15840"/>
-          <w:pgMar w:top="1701" w:right="1701" w:bottom="1701" w:left="2268" w:header="720" w:footer="720" w:gutter="0"/>
-          <w:cols w:space="720"/>
-          <w:titlePg/>
-          <w:docGrid w:linePitch="360"/>
-        </w:sectPr>
-      </w:pPr>
     </w:p>
     <w:p>
       <w:pPr>
@@ -2379,319 +2300,299 @@
     <w:p>
       <w:pPr>
         <w:sectPr>
-          <w:footerReference w:type="default" r:id="rId31"/>
-          <w:type w:val="continuous"/>
+          <w:footerReference w:type="default" r:id="rId32"/>
+          <w:footerReference w:type="first" r:id="rId33"/>
+          <w:pgSz w:w="12240" w:h="15840"/>
+          <w:pgMar w:top="1701" w:right="1701" w:bottom="1701" w:left="2268" w:header="720" w:footer="720" w:gutter="0"/>
+          <w:cols w:space="720"/>
+          <w:docGrid w:linePitch="360"/>
+          <w:pgNumType w:fmt="lowerRoman"/>
+        </w:sectPr>
+      </w:pPr>
+    </w:p>
+    <w:p>
+      <w:pPr>
+        <w:spacing w:line="240" w:lineRule="auto" w:after="0"/>
+        <w:jc w:val="center"/>
+      </w:pPr>
+      <w:r>
+        <w:rPr>
+          <w:rFonts w:ascii="Times New Roman" w:hAnsi="Times New Roman"/>
+          <w:b/>
+          <w:sz w:val="24"/>
+        </w:rPr>
+        <w:t>REPÚBLICA BOLIVARIANA DE VENEZUELA</w:t>
+      </w:r>
+    </w:p>
+    <w:p>
+      <w:pPr>
+        <w:spacing w:line="240" w:lineRule="auto" w:after="0"/>
+        <w:jc w:val="center"/>
+      </w:pPr>
+      <w:r>
+        <w:rPr>
+          <w:rFonts w:ascii="Times New Roman" w:hAnsi="Times New Roman"/>
+          <w:b/>
+          <w:sz w:val="24"/>
+        </w:rPr>
+        <w:t>MINISTERIO DEL PODER POPULAR PARA LA EDUCACIÓN UNIVERSITARIA</w:t>
+      </w:r>
+    </w:p>
+    <w:p>
+      <w:pPr>
+        <w:spacing w:line="240" w:lineRule="auto" w:after="0"/>
+        <w:jc w:val="center"/>
+      </w:pPr>
+      <w:r>
+        <w:rPr>
+          <w:rFonts w:ascii="Times New Roman" w:hAnsi="Times New Roman"/>
+          <w:b/>
+          <w:sz w:val="24"/>
+        </w:rPr>
+        <w:t>INSTITUTO UNIVERSITARIO DE TECNOLOGÍA</w:t>
+      </w:r>
+    </w:p>
+    <w:p>
+      <w:pPr>
+        <w:spacing w:line="240" w:lineRule="auto" w:after="0"/>
+        <w:jc w:val="center"/>
+      </w:pPr>
+      <w:r>
+        <w:rPr>
+          <w:rFonts w:ascii="Times New Roman" w:hAnsi="Times New Roman"/>
+          <w:b/>
+          <w:sz w:val="24"/>
+        </w:rPr>
+        <w:t>"ELÍAS CALIXTO POMPA"</w:t>
+      </w:r>
+    </w:p>
+    <w:p>
+      <w:pPr>
+        <w:spacing w:line="240" w:lineRule="auto" w:after="0"/>
+        <w:jc w:val="center"/>
+      </w:pPr>
+      <w:r>
+        <w:rPr>
+          <w:rFonts w:ascii="Times New Roman" w:hAnsi="Times New Roman"/>
+          <w:b/>
+          <w:sz w:val="24"/>
+        </w:rPr>
+        <w:t>EL TIGRE, ESTADO ANZOÁTEGUI</w:t>
+      </w:r>
+    </w:p>
+    <w:p>
+      <w:pPr>
+        <w:spacing w:before="480" w:after="240" w:line="360" w:lineRule="auto"/>
+        <w:jc w:val="center"/>
+      </w:pPr>
+      <w:r>
+        <w:rPr>
+          <w:rFonts w:ascii="Times New Roman" w:hAnsi="Times New Roman"/>
+          <w:b/>
+          <w:sz w:val="24"/>
+        </w:rPr>
+        <w:t>DESARROLLO DE UN PROTOTIPO DE SISTEMA AUTOMATIZADO PARA EL CONTROL, TRAZABILIDAD Y REPORTE DOCUMENTAL EN LA PRESIDENCIA DE VENANGOCUPET, S.A.</w:t>
+      </w:r>
+    </w:p>
+    <w:p>
+      <w:pPr>
+        <w:spacing w:before="120" w:after="200" w:line="240" w:lineRule="auto"/>
+        <w:jc w:val="right"/>
+      </w:pPr>
+      <w:r>
+        <w:rPr>
+          <w:rFonts w:ascii="Times New Roman" w:hAnsi="Times New Roman"/>
+          <w:b/>
+          <w:sz w:val="24"/>
+        </w:rPr>
+        <w:t>Autor:</w:t>
+        <w:br/>
+      </w:r>
+      <w:r>
+        <w:rPr>
+          <w:rFonts w:ascii="Times New Roman" w:hAnsi="Times New Roman"/>
+          <w:b w:val="0"/>
+          <w:sz w:val="24"/>
+        </w:rPr>
+        <w:t>Cardona, Juliano</w:t>
+        <w:br/>
+      </w:r>
+      <w:r>
+        <w:rPr>
+          <w:rFonts w:ascii="Times New Roman" w:hAnsi="Times New Roman"/>
+          <w:b w:val="0"/>
+          <w:sz w:val="24"/>
+        </w:rPr>
+        <w:t>C.I.: V-32.281.199</w:t>
+        <w:br/>
+      </w:r>
+      <w:r>
+        <w:rPr>
+          <w:rFonts w:ascii="Times New Roman" w:hAnsi="Times New Roman"/>
+          <w:b/>
+          <w:sz w:val="24"/>
+        </w:rPr>
+        <w:t>2026, agosto</w:t>
+      </w:r>
+    </w:p>
+    <w:p>
+      <w:bookmarkStart w:id="bm_resumen" w:name="bm_resumen"/>
+      <w:pPr>
+        <w:spacing w:before="0" w:after="160"/>
+        <w:jc w:val="center"/>
+      </w:pPr>
+      <w:r>
+        <w:rPr>
+          <w:rFonts w:ascii="Times New Roman" w:hAnsi="Times New Roman"/>
+          <w:b/>
+          <w:sz w:val="24"/>
+        </w:rPr>
+        <w:t>RESUMEN</w:t>
+      </w:r>
+      <w:bookmarkEnd w:id="bm_resumen"/>
+    </w:p>
+    <w:p>
+      <w:pPr>
+        <w:spacing w:line="240" w:lineRule="auto" w:after="0" w:before="0"/>
+        <w:ind w:firstLine="0"/>
+        <w:jc w:val="both"/>
+      </w:pPr>
+      <w:r>
+        <w:rPr>
+          <w:rFonts w:ascii="Times New Roman" w:hAnsi="Times New Roman"/>
+          <w:i w:val="0"/>
+          <w:sz w:val="24"/>
+        </w:rPr>
+        <w:t>El presente informe expone las actividades realizadas durante nueve (9) semanas de pasantías profesionales en el Departamento de Presidencia de la Empresa Mixta Petrolera Venangocupet, S.A. La práctica permitió reconocer el flujo real de recepción, revisión, registro, firma y despacho de expedientes, cuyo control se efectúa mediante hojas de cálculo y requiere transcripción repetitiva de datos. Esta dinámica puede generar duplicidad u omisión de registros y dificulta la obtención inmediata de resúmenes sobre documentos ingresados, firmados, pendientes o despachados. En respuesta a esta situación se planteó como objetivo general desarrollar un sistema automatizado para el control, trazabilidad y reporte documental del área. Las actividades comprendieron el diagnóstico del proceso, levantamiento de requerimientos, modelado de una base de datos relacional, diseño de la interfaz, implementación con SQLite, integración de una aplicación de escritorio y pruebas funcionales de los módulos de registro, consulta, historial y reportes. Como resultado se obtuvo un prototipo funcional orientado a reducir tareas repetitivas y mantener un historial verificable del recorrido de los expedientes. Se concluye que la solución desarrollada responde a los requerimientos esenciales identificados en Presidencia. Se recomienda realizar una incorporación progresiva de los registros y establecer respaldos periódicos de la base de datos antes de su utilización continua.</w:t>
+      </w:r>
+    </w:p>
+    <w:p>
+      <w:pPr>
+        <w:spacing w:line="240" w:lineRule="auto" w:before="160"/>
+        <w:ind w:firstLine="0"/>
+      </w:pPr>
+      <w:r>
+        <w:rPr>
+          <w:rFonts w:ascii="Times New Roman" w:hAnsi="Times New Roman"/>
+          <w:b/>
+          <w:sz w:val="24"/>
+        </w:rPr>
+        <w:t xml:space="preserve">Palabras claves: </w:t>
+      </w:r>
+      <w:r>
+        <w:rPr>
+          <w:rFonts w:ascii="Times New Roman" w:hAnsi="Times New Roman"/>
+          <w:sz w:val="24"/>
+        </w:rPr>
+        <w:t>sistema automatizado, trazabilidad documental, SQLite, Wails, pasantías</w:t>
+      </w:r>
+    </w:p>
+    <w:p>
+      <w:pPr>
+        <w:sectPr>
+          <w:footerReference w:type="default" r:id="rId34"/>
+          <w:footerReference w:type="first" r:id="rId35"/>
+          <w:pgSz w:w="12240" w:h="15840"/>
+          <w:pgMar w:top="1701" w:right="1701" w:bottom="1701" w:left="2268" w:header="720" w:footer="720" w:gutter="0"/>
+          <w:cols w:space="720"/>
+          <w:docGrid w:linePitch="360"/>
+          <w:pgNumType w:fmt="lowerRoman"/>
+        </w:sectPr>
+      </w:pPr>
+    </w:p>
+    <w:p>
+      <w:bookmarkStart w:id="bm_introduccion" w:name="bm_introduccion"/>
+      <w:pPr>
+        <w:spacing w:before="1140" w:after="480" w:line="360" w:lineRule="auto"/>
+        <w:jc w:val="center"/>
+      </w:pPr>
+      <w:r>
+        <w:rPr>
+          <w:rFonts w:ascii="Times New Roman" w:hAnsi="Times New Roman"/>
+          <w:b/>
+          <w:sz w:val="24"/>
+        </w:rPr>
+        <w:t>INTRODUCCIÓN</w:t>
+      </w:r>
+      <w:bookmarkEnd w:id="bm_introduccion"/>
+    </w:p>
+    <w:p>
+      <w:pPr>
+        <w:spacing w:line="360" w:lineRule="auto" w:after="0" w:before="0"/>
+        <w:ind w:firstLine="709"/>
+        <w:jc w:val="both"/>
+      </w:pPr>
+      <w:r>
+        <w:rPr>
+          <w:rFonts w:ascii="Times New Roman" w:hAnsi="Times New Roman"/>
+          <w:i w:val="0"/>
+          <w:sz w:val="24"/>
+        </w:rPr>
+        <w:t>La gestión documental constituye una actividad esencial en las organizaciones porque permite mantener control sobre la recepción, revisión, circulación y despacho de información necesaria para el funcionamiento administrativo. En áreas de alta dirección, la posibilidad de conocer con rapidez el estado y recorrido de los expedientes contribuye a responder oportunamente a los requerimientos de las distintas unidades de la empresa.</w:t>
+      </w:r>
+    </w:p>
+    <w:p>
+      <w:pPr>
+        <w:spacing w:line="360" w:lineRule="auto" w:after="0" w:before="0"/>
+        <w:ind w:firstLine="709"/>
+        <w:jc w:val="both"/>
+      </w:pPr>
+      <w:r>
+        <w:rPr>
+          <w:rFonts w:ascii="Times New Roman" w:hAnsi="Times New Roman"/>
+          <w:i w:val="0"/>
+          <w:sz w:val="24"/>
+        </w:rPr>
+        <w:t>En el Departamento de Presidencia de la Empresa Mixta Petrolera Venangocupet, S.A., el control de los movimientos documentales se apoya en hojas de cálculo. Durante las pasantías se observó que, cuando coinciden varios expedientes, la transcripción manual y repetitiva de datos puede generar duplicidades, omisiones y demoras para elaborar resúmenes solicitados por la directiva. Esta situación hizo pertinente desarrollar una herramienta de escritorio que organizara la información sin alterar el flujo real del departamento.</w:t>
+      </w:r>
+    </w:p>
+    <w:p>
+      <w:pPr>
+        <w:spacing w:line="360" w:lineRule="auto" w:after="0" w:before="0"/>
+        <w:ind w:firstLine="709"/>
+        <w:jc w:val="both"/>
+      </w:pPr>
+      <w:r>
+        <w:rPr>
+          <w:rFonts w:ascii="Times New Roman" w:hAnsi="Times New Roman"/>
+          <w:i w:val="0"/>
+          <w:sz w:val="24"/>
+        </w:rPr>
+        <w:t>El propósito de la pasantía fue desarrollar un sistema automatizado para el control, trazabilidad y reporte documental. Para sustentar el trabajo se consideraron fundamentos relacionados con sistemas de información, gestión documental, bases de datos relacionales, trazabilidad y automatización de procesos administrativos. El alcance comprendió el diagnóstico del flujo existente, la definición de requerimientos, el diseño lógico, la implementación de un prototipo y su validación funcional.</w:t>
+      </w:r>
+    </w:p>
+    <w:p>
+      <w:pPr>
+        <w:spacing w:line="360" w:lineRule="auto" w:after="0" w:before="0"/>
+        <w:ind w:firstLine="709"/>
+        <w:jc w:val="both"/>
+      </w:pPr>
+      <w:r>
+        <w:rPr>
+          <w:rFonts w:ascii="Times New Roman" w:hAnsi="Times New Roman"/>
+          <w:i w:val="0"/>
+          <w:sz w:val="24"/>
+        </w:rPr>
+        <w:t>El informe se estructura en cinco capítulos. El Capítulo I presenta la realidad organizacional de Venangocupet, S.A.; el Capítulo II desarrolla el diagnóstico situacional, los objetivos, la planificación integral y el cronograma; el Capítulo III expone los fundamentos teóricos; el Capítulo IV describe las actividades operativas y técnicas ejecutadas durante las nueve semanas de pasantía; y el Capítulo V reúne las conclusiones y recomendaciones derivadas del trabajo realizado.</w:t>
+      </w:r>
+    </w:p>
+    <w:p>
+      <w:pPr>
+        <w:sectPr>
+          <w:footerReference w:type="default" r:id="rId36"/>
+          <w:footerReference w:type="first" r:id="rId37"/>
           <w:pgSz w:w="12240" w:h="15840"/>
           <w:pgMar w:top="1701" w:right="1701" w:bottom="1701" w:left="2268" w:header="720" w:footer="720" w:gutter="0"/>
           <w:cols w:space="720"/>
           <w:titlePg/>
           <w:docGrid w:linePitch="360"/>
+          <w:pgNumType w:start="1" w:fmt="decimal"/>
         </w:sectPr>
       </w:pPr>
     </w:p>
     <w:p>
       <w:pPr>
-        <w:spacing w:after="0"/>
-        <w:jc w:val="center"/>
-      </w:pPr>
-      <w:r>
-        <w:rPr>
-          <w:rFonts w:ascii="Times New Roman" w:hAnsi="Times New Roman"/>
-          <w:b/>
-          <w:sz w:val="24"/>
-        </w:rPr>
-        <w:t>REPÚBLICA BOLIVARIANA DE VENEZUELA</w:t>
-      </w:r>
-    </w:p>
-    <w:p>
-      <w:pPr>
-        <w:spacing w:after="0"/>
-        <w:jc w:val="center"/>
-      </w:pPr>
-      <w:r>
-        <w:rPr>
-          <w:rFonts w:ascii="Times New Roman" w:hAnsi="Times New Roman"/>
-          <w:b/>
-          <w:sz w:val="24"/>
-        </w:rPr>
-        <w:t>MINISTERIO DEL PODER POPULAR PARA LA EDUCACIÓN UNIVERSITARIA</w:t>
-      </w:r>
-    </w:p>
-    <w:p>
-      <w:pPr>
-        <w:spacing w:after="0"/>
-        <w:jc w:val="center"/>
-      </w:pPr>
-      <w:r>
-        <w:rPr>
-          <w:rFonts w:ascii="Times New Roman" w:hAnsi="Times New Roman"/>
-          <w:b/>
-          <w:sz w:val="24"/>
-        </w:rPr>
-        <w:t>INSTITUTO UNIVERSITARIO DE TECNOLOGÍA</w:t>
-      </w:r>
-    </w:p>
-    <w:p>
-      <w:pPr>
-        <w:spacing w:after="0"/>
-        <w:jc w:val="center"/>
-      </w:pPr>
-      <w:r>
-        <w:rPr>
-          <w:rFonts w:ascii="Times New Roman" w:hAnsi="Times New Roman"/>
-          <w:b/>
-          <w:sz w:val="24"/>
-        </w:rPr>
-        <w:t>"ELÍAS CALIXTO POMPA"</w:t>
-      </w:r>
-    </w:p>
-    <w:p>
-      <w:pPr>
-        <w:spacing w:after="0"/>
-        <w:jc w:val="center"/>
-      </w:pPr>
-      <w:r>
-        <w:rPr>
-          <w:rFonts w:ascii="Times New Roman" w:hAnsi="Times New Roman"/>
-          <w:b/>
-          <w:sz w:val="24"/>
-        </w:rPr>
-        <w:t>EL TIGRE, ESTADO ANZOÁTEGUI</w:t>
-      </w:r>
-    </w:p>
-    <w:p>
-      <w:pPr>
-        <w:spacing w:after="360"/>
-      </w:pPr>
-    </w:p>
-    <w:p>
-      <w:pPr>
-        <w:spacing w:after="480"/>
-        <w:jc w:val="center"/>
-      </w:pPr>
-      <w:r>
-        <w:rPr>
-          <w:rFonts w:ascii="Times New Roman" w:hAnsi="Times New Roman"/>
-          <w:b/>
-          <w:sz w:val="24"/>
-        </w:rPr>
-        <w:t>DESARROLLO DE UN PROTOTIPO DE SISTEMA AUTOMATIZADO PARA EL CONTROL, TRAZABILIDAD Y REPORTE DOCUMENTAL EN LA PRESIDENCIA DE VENANGOCUPET, S.A.</w:t>
-      </w:r>
-    </w:p>
-    <w:p>
-      <w:pPr>
-        <w:spacing w:after="480"/>
-        <w:ind w:left="0"/>
-        <w:jc w:val="right"/>
-      </w:pPr>
-      <w:r>
-        <w:rPr>
-          <w:rFonts w:ascii="Times New Roman" w:hAnsi="Times New Roman"/>
-          <w:b/>
-          <w:sz w:val="24"/>
-        </w:rPr>
-        <w:t>Autor:</w:t>
-        <w:br/>
-      </w:r>
-      <w:r>
-        <w:rPr>
-          <w:rFonts w:ascii="Times New Roman" w:hAnsi="Times New Roman"/>
-          <w:sz w:val="24"/>
-        </w:rPr>
-        <w:t>Cardona, Juliano</w:t>
-        <w:br/>
-      </w:r>
-      <w:r>
-        <w:rPr>
-          <w:rFonts w:ascii="Times New Roman" w:hAnsi="Times New Roman"/>
-          <w:sz w:val="24"/>
-        </w:rPr>
-        <w:t>C.I.: 32.281.199</w:t>
-        <w:br/>
-      </w:r>
-      <w:r>
-        <w:rPr>
-          <w:rFonts w:ascii="Times New Roman" w:hAnsi="Times New Roman"/>
-          <w:sz w:val="24"/>
-        </w:rPr>
-        <w:t>agosto de 2026</w:t>
-      </w:r>
-    </w:p>
-    <w:p>
-      <w:bookmarkStart w:id="bm_resumen" w:name="bm_resumen"/>
-      <w:pPr>
-        <w:spacing w:before="480" w:after="480"/>
-        <w:jc w:val="center"/>
-      </w:pPr>
-      <w:r>
-        <w:rPr>
-          <w:rFonts w:ascii="Times New Roman" w:hAnsi="Times New Roman"/>
-          <w:b/>
-          <w:sz w:val="24"/>
-        </w:rPr>
-        <w:t>RESUMEN</w:t>
-      </w:r>
-      <w:bookmarkEnd w:id="bm_resumen"/>
-    </w:p>
-    <w:p>
-      <w:pPr>
-        <w:sectPr>
-          <w:footerReference w:type="default" r:id="rId32"/>
-          <w:pgSz w:w="12240" w:h="15840"/>
-          <w:pgMar w:top="1701" w:right="1701" w:bottom="1701" w:left="2268" w:header="720" w:footer="720" w:gutter="0"/>
-          <w:cols w:space="720"/>
-          <w:titlePg/>
-          <w:docGrid w:linePitch="360"/>
-        </w:sectPr>
-      </w:pPr>
-    </w:p>
-    <w:p>
-      <w:pPr>
-        <w:spacing w:line="360" w:lineRule="auto" w:after="0" w:before="0"/>
-        <w:ind w:firstLine="709"/>
-        <w:jc w:val="both"/>
-      </w:pPr>
-      <w:r>
-        <w:rPr>
-          <w:rFonts w:ascii="Times New Roman" w:hAnsi="Times New Roman"/>
-          <w:i w:val="0"/>
-          <w:sz w:val="24"/>
-        </w:rPr>
-        <w:t>El presente informe expone las actividades realizadas durante nueve (9) semanas de pasantías profesionales en el Departamento de Presidencia de la Empresa Mixta Petrolera Venangocupet, S.A. La práctica permitió reconocer el flujo real de recepción, revisión, registro, firma y despacho de expedientes, cuyo control se efectúa mediante hojas de cálculo y requiere transcripción repetitiva de datos. Esta dinámica puede generar duplicidad u omisión de registros y dificulta la obtención inmediata de resúmenes sobre documentos ingresados, firmados, pendientes o despachados. En respuesta a esta situación se planteó como objetivo general desarrollar un sistema automatizado para el control, trazabilidad y reporte documental del área. Las actividades comprendieron el diagnóstico del proceso, levantamiento de requerimientos, modelado de una base de datos relacional, diseño de la interfaz, implementación con SQLite, integración de una aplicación de escritorio y pruebas funcionales de los módulos de registro, consulta, historial y reportes. Como resultado se obtuvo un prototipo funcional orientado a reducir tareas repetitivas y mantener un historial verificable del recorrido de los expedientes. Se concluye que la solución desarrollada responde a los requerimientos esenciales identificados en Presidencia. Se recomienda realizar una incorporación progresiva de los registros y establecer respaldos periódicos de la base de datos antes de su utilización continua.</w:t>
-      </w:r>
-    </w:p>
-    <w:p/>
-    <w:p>
-      <w:pPr>
-        <w:ind w:firstLine="709"/>
-      </w:pPr>
-      <w:r>
-        <w:rPr>
-          <w:b/>
-        </w:rPr>
-        <w:t xml:space="preserve">Palabras claves: </w:t>
-      </w:r>
-      <w:r>
-        <w:t>sistema automatizado, trazabilidad documental, SQLite, Wails, pasantías</w:t>
-      </w:r>
-    </w:p>
-    <w:p>
-      <w:pPr>
-        <w:sectPr>
-          <w:footerReference w:type="default" r:id="rId33"/>
-          <w:type w:val="continuous"/>
-          <w:pgSz w:w="12240" w:h="15840"/>
-          <w:pgMar w:top="1701" w:right="1701" w:bottom="1701" w:left="2268" w:header="720" w:footer="720" w:gutter="0"/>
-          <w:cols w:space="720"/>
-          <w:titlePg/>
-          <w:docGrid w:linePitch="360"/>
-        </w:sectPr>
-      </w:pPr>
-    </w:p>
-    <w:p>
-      <w:bookmarkStart w:id="bm_introduccion" w:name="bm_introduccion"/>
-      <w:pPr>
-        <w:spacing w:before="1140" w:after="480"/>
-        <w:jc w:val="center"/>
-      </w:pPr>
-      <w:r>
-        <w:rPr>
-          <w:rFonts w:ascii="Times New Roman" w:hAnsi="Times New Roman"/>
-          <w:b/>
-          <w:sz w:val="24"/>
-        </w:rPr>
-        <w:t>INTRODUCCIÓN</w:t>
-      </w:r>
-      <w:bookmarkEnd w:id="bm_introduccion"/>
-    </w:p>
-    <w:p>
-      <w:pPr>
-        <w:sectPr>
-          <w:footerReference w:type="default" r:id="rId34"/>
-          <w:pgSz w:w="12240" w:h="15840"/>
-          <w:pgMar w:top="1701" w:right="1701" w:bottom="1701" w:left="2268" w:header="720" w:footer="720" w:gutter="0"/>
-          <w:cols w:space="720"/>
-          <w:titlePg/>
-          <w:docGrid w:linePitch="360"/>
-        </w:sectPr>
-      </w:pPr>
-    </w:p>
-    <w:p>
-      <w:pPr>
-        <w:spacing w:line="360" w:lineRule="auto" w:after="0" w:before="0"/>
-        <w:ind w:firstLine="709"/>
-        <w:jc w:val="both"/>
-      </w:pPr>
-      <w:r>
-        <w:rPr>
-          <w:rFonts w:ascii="Times New Roman" w:hAnsi="Times New Roman"/>
-          <w:i w:val="0"/>
-          <w:sz w:val="24"/>
-        </w:rPr>
-        <w:t>La gestión documental constituye una actividad esencial en las organizaciones porque permite mantener control sobre la recepción, revisión, circulación y despacho de información necesaria para el funcionamiento administrativo. En áreas de alta dirección, la posibilidad de conocer con rapidez el estado y recorrido de los expedientes contribuye a responder oportunamente a los requerimientos de las distintas unidades de la empresa.</w:t>
-      </w:r>
-    </w:p>
-    <w:p>
-      <w:pPr>
-        <w:spacing w:line="360" w:lineRule="auto" w:after="0" w:before="0"/>
-        <w:ind w:firstLine="709"/>
-        <w:jc w:val="both"/>
-      </w:pPr>
-      <w:r>
-        <w:rPr>
-          <w:rFonts w:ascii="Times New Roman" w:hAnsi="Times New Roman"/>
-          <w:i w:val="0"/>
-          <w:sz w:val="24"/>
-        </w:rPr>
-        <w:t>En el Departamento de Presidencia de la Empresa Mixta Petrolera Venangocupet, S.A., el control de los movimientos documentales se apoya en hojas de cálculo. Durante las pasantías se observó que, cuando coinciden varios expedientes, la transcripción manual y repetitiva de datos puede generar duplicidades, omisiones y demoras para elaborar resúmenes solicitados por la directiva. Esta situación hizo pertinente desarrollar una herramienta de escritorio que organizara la información sin alterar el flujo real del departamento.</w:t>
-      </w:r>
-    </w:p>
-    <w:p>
-      <w:pPr>
-        <w:spacing w:line="360" w:lineRule="auto" w:after="0" w:before="0"/>
-        <w:ind w:firstLine="709"/>
-        <w:jc w:val="both"/>
-      </w:pPr>
-      <w:r>
-        <w:rPr>
-          <w:rFonts w:ascii="Times New Roman" w:hAnsi="Times New Roman"/>
-          <w:i w:val="0"/>
-          <w:sz w:val="24"/>
-        </w:rPr>
-        <w:t>El propósito de la pasantía fue desarrollar un sistema automatizado para el control, trazabilidad y reporte documental. Para sustentar el trabajo se consideraron fundamentos relacionados con sistemas de información, gestión documental, bases de datos relacionales, trazabilidad y automatización de procesos administrativos. El alcance comprendió el diagnóstico del flujo existente, la definición de requerimientos, el diseño lógico, la implementación de un prototipo y su validación funcional.</w:t>
-      </w:r>
-    </w:p>
-    <w:p>
-      <w:pPr>
-        <w:spacing w:line="360" w:lineRule="auto" w:after="0" w:before="0"/>
-        <w:ind w:firstLine="709"/>
-        <w:jc w:val="both"/>
-      </w:pPr>
-      <w:r>
-        <w:rPr>
-          <w:rFonts w:ascii="Times New Roman" w:hAnsi="Times New Roman"/>
-          <w:i w:val="0"/>
-          <w:sz w:val="24"/>
-        </w:rPr>
-        <w:t>El informe se estructura en cinco capítulos. El Capítulo I presenta la realidad organizacional de Venangocupet, S.A.; el Capítulo II desarrolla el diagnóstico situacional, los objetivos, la planificación integral y el cronograma; el Capítulo III expone los fundamentos teóricos; el Capítulo IV describe las actividades operativas y técnicas ejecutadas durante las nueve semanas de pasantía; y el Capítulo V reúne las conclusiones y recomendaciones derivadas del trabajo realizado.</w:t>
-      </w:r>
-    </w:p>
-    <w:p>
-      <w:pPr>
-        <w:sectPr>
-          <w:footerReference w:type="default" r:id="rId35"/>
-          <w:type w:val="continuous"/>
-          <w:pgSz w:w="12240" w:h="15840"/>
-          <w:pgMar w:top="1701" w:right="1701" w:bottom="1701" w:left="2268" w:header="720" w:footer="720" w:gutter="0"/>
-          <w:cols w:space="720"/>
-          <w:titlePg/>
-          <w:docGrid w:linePitch="360"/>
-        </w:sectPr>
-      </w:pPr>
-    </w:p>
-    <w:p>
-      <w:pPr>
-        <w:spacing w:before="1140" w:after="480"/>
+        <w:spacing w:before="1140" w:after="480" w:line="360" w:lineRule="auto"/>
         <w:jc w:val="center"/>
       </w:pPr>
       <w:r>
@@ -2706,7 +2607,7 @@
     <w:p>
       <w:bookmarkStart w:id="bm_cap1" w:name="bm_cap1"/>
       <w:pPr>
-        <w:spacing w:before="480"/>
+        <w:spacing w:before="0" w:after="480" w:line="360" w:lineRule="auto"/>
         <w:jc w:val="center"/>
       </w:pPr>
       <w:r>
@@ -2718,18 +2619,6 @@
         <w:t>REALIDAD ORGANIZACIONAL</w:t>
       </w:r>
       <w:bookmarkEnd w:id="bm_cap1"/>
-    </w:p>
-    <w:p>
-      <w:pPr>
-        <w:sectPr>
-          <w:footerReference w:type="default" r:id="rId36"/>
-          <w:pgSz w:w="12240" w:h="15840"/>
-          <w:pgMar w:top="1701" w:right="1701" w:bottom="1701" w:left="2268" w:header="720" w:footer="720" w:gutter="0"/>
-          <w:cols w:space="720"/>
-          <w:titlePg/>
-          <w:docGrid w:linePitch="360"/>
-        </w:sectPr>
-      </w:pPr>
     </w:p>
     <w:p>
       <w:bookmarkStart w:id="bm_cap1_ident" w:name="bm_cap1_ident"/>
@@ -3253,7 +3142,7 @@
         <w:rPr>
           <w:rFonts w:ascii="Times New Roman" w:hAnsi="Times New Roman"/>
           <w:i/>
-          <w:sz w:val="24"/>
+          <w:sz w:val="20"/>
         </w:rPr>
         <w:t xml:space="preserve">Gráfico 1. </w:t>
       </w:r>
@@ -3261,7 +3150,7 @@
         <w:rPr>
           <w:rFonts w:ascii="Times New Roman" w:hAnsi="Times New Roman"/>
           <w:b/>
-          <w:sz w:val="24"/>
+          <w:sz w:val="20"/>
         </w:rPr>
         <w:t>Referencia cartográfica de la ubicación de las oficinas administrativas de Venangocupet, S.A.</w:t>
       </w:r>
@@ -3276,14 +3165,14 @@
         <w:rPr>
           <w:rFonts w:ascii="Times New Roman" w:hAnsi="Times New Roman"/>
           <w:i/>
-          <w:sz w:val="24"/>
+          <w:sz w:val="20"/>
         </w:rPr>
         <w:t xml:space="preserve">Fuente: </w:t>
       </w:r>
       <w:r>
         <w:rPr>
           <w:rFonts w:ascii="Times New Roman" w:hAnsi="Times New Roman"/>
-          <w:sz w:val="24"/>
+          <w:sz w:val="20"/>
         </w:rPr>
         <w:t>Captura cartográfica de Google Maps (2026). La empresa no aparece rotulada de forma independiente; se emplea como referencia el Centro Comercial San Remo Mall.</w:t>
       </w:r>
@@ -3339,7 +3228,7 @@
               <w:rPr>
                 <w:rFonts w:ascii="Times New Roman" w:hAnsi="Times New Roman"/>
                 <w:b/>
-                <w:sz w:val="16"/>
+                <w:sz w:val="20"/>
               </w:rPr>
               <w:t>Departamento / Área</w:t>
             </w:r>
@@ -3359,7 +3248,7 @@
               <w:rPr>
                 <w:rFonts w:ascii="Times New Roman" w:hAnsi="Times New Roman"/>
                 <w:b/>
-                <w:sz w:val="16"/>
+                <w:sz w:val="20"/>
               </w:rPr>
               <w:t>Cargo</w:t>
             </w:r>
@@ -3379,7 +3268,7 @@
               <w:rPr>
                 <w:rFonts w:ascii="Times New Roman" w:hAnsi="Times New Roman"/>
                 <w:b/>
-                <w:sz w:val="16"/>
+                <w:sz w:val="20"/>
               </w:rPr>
               <w:t>Femenino</w:t>
             </w:r>
@@ -3399,7 +3288,7 @@
               <w:rPr>
                 <w:rFonts w:ascii="Times New Roman" w:hAnsi="Times New Roman"/>
                 <w:b/>
-                <w:sz w:val="16"/>
+                <w:sz w:val="20"/>
               </w:rPr>
               <w:t>Masculino</w:t>
             </w:r>
@@ -3419,7 +3308,7 @@
               <w:rPr>
                 <w:rFonts w:ascii="Times New Roman" w:hAnsi="Times New Roman"/>
                 <w:b/>
-                <w:sz w:val="16"/>
+                <w:sz w:val="20"/>
               </w:rPr>
               <w:t>Total</w:t>
             </w:r>
@@ -3439,7 +3328,7 @@
             <w:r>
               <w:rPr>
                 <w:rFonts w:ascii="Times New Roman" w:hAnsi="Times New Roman"/>
-                <w:sz w:val="16"/>
+                <w:sz w:val="20"/>
               </w:rPr>
               <w:t>Departamento de Presidencia</w:t>
             </w:r>
@@ -3457,7 +3346,7 @@
             <w:r>
               <w:rPr>
                 <w:rFonts w:ascii="Times New Roman" w:hAnsi="Times New Roman"/>
-                <w:sz w:val="16"/>
+                <w:sz w:val="20"/>
               </w:rPr>
               <w:t>Presidente</w:t>
             </w:r>
@@ -3475,7 +3364,7 @@
             <w:r>
               <w:rPr>
                 <w:rFonts w:ascii="Times New Roman" w:hAnsi="Times New Roman"/>
-                <w:sz w:val="16"/>
+                <w:sz w:val="20"/>
               </w:rPr>
               <w:t>0</w:t>
             </w:r>
@@ -3493,7 +3382,7 @@
             <w:r>
               <w:rPr>
                 <w:rFonts w:ascii="Times New Roman" w:hAnsi="Times New Roman"/>
-                <w:sz w:val="16"/>
+                <w:sz w:val="20"/>
               </w:rPr>
               <w:t>1</w:t>
             </w:r>
@@ -3511,7 +3400,7 @@
             <w:r>
               <w:rPr>
                 <w:rFonts w:ascii="Times New Roman" w:hAnsi="Times New Roman"/>
-                <w:sz w:val="16"/>
+                <w:sz w:val="20"/>
               </w:rPr>
               <w:t>1</w:t>
             </w:r>
@@ -3531,7 +3420,7 @@
             <w:r>
               <w:rPr>
                 <w:rFonts w:ascii="Times New Roman" w:hAnsi="Times New Roman"/>
-                <w:sz w:val="16"/>
+                <w:sz w:val="20"/>
               </w:rPr>
               <w:t>Departamento de Presidencia</w:t>
             </w:r>
@@ -3549,7 +3438,7 @@
             <w:r>
               <w:rPr>
                 <w:rFonts w:ascii="Times New Roman" w:hAnsi="Times New Roman"/>
-                <w:sz w:val="16"/>
+                <w:sz w:val="20"/>
               </w:rPr>
               <w:t>Secretaría</w:t>
             </w:r>
@@ -3567,7 +3456,7 @@
             <w:r>
               <w:rPr>
                 <w:rFonts w:ascii="Times New Roman" w:hAnsi="Times New Roman"/>
-                <w:sz w:val="16"/>
+                <w:sz w:val="20"/>
               </w:rPr>
               <w:t>1</w:t>
             </w:r>
@@ -3585,7 +3474,7 @@
             <w:r>
               <w:rPr>
                 <w:rFonts w:ascii="Times New Roman" w:hAnsi="Times New Roman"/>
-                <w:sz w:val="16"/>
+                <w:sz w:val="20"/>
               </w:rPr>
               <w:t>0</w:t>
             </w:r>
@@ -3603,7 +3492,7 @@
             <w:r>
               <w:rPr>
                 <w:rFonts w:ascii="Times New Roman" w:hAnsi="Times New Roman"/>
-                <w:sz w:val="16"/>
+                <w:sz w:val="20"/>
               </w:rPr>
               <w:t>1</w:t>
             </w:r>
@@ -3623,7 +3512,7 @@
             <w:r>
               <w:rPr>
                 <w:rFonts w:ascii="Times New Roman" w:hAnsi="Times New Roman"/>
-                <w:sz w:val="16"/>
+                <w:sz w:val="20"/>
               </w:rPr>
               <w:t>TOTAL GENERAL</w:t>
             </w:r>
@@ -3641,7 +3530,7 @@
             <w:r>
               <w:rPr>
                 <w:rFonts w:ascii="Times New Roman" w:hAnsi="Times New Roman"/>
-                <w:sz w:val="16"/>
+                <w:sz w:val="20"/>
               </w:rPr>
             </w:r>
           </w:p>
@@ -3658,7 +3547,7 @@
             <w:r>
               <w:rPr>
                 <w:rFonts w:ascii="Times New Roman" w:hAnsi="Times New Roman"/>
-                <w:sz w:val="16"/>
+                <w:sz w:val="20"/>
               </w:rPr>
               <w:t>1</w:t>
             </w:r>
@@ -3676,7 +3565,7 @@
             <w:r>
               <w:rPr>
                 <w:rFonts w:ascii="Times New Roman" w:hAnsi="Times New Roman"/>
-                <w:sz w:val="16"/>
+                <w:sz w:val="20"/>
               </w:rPr>
               <w:t>1</w:t>
             </w:r>
@@ -3694,7 +3583,7 @@
             <w:r>
               <w:rPr>
                 <w:rFonts w:ascii="Times New Roman" w:hAnsi="Times New Roman"/>
-                <w:sz w:val="16"/>
+                <w:sz w:val="20"/>
               </w:rPr>
               <w:t>2</w:t>
             </w:r>
@@ -3710,7 +3599,7 @@
         <w:rPr>
           <w:rFonts w:ascii="Times New Roman" w:hAnsi="Times New Roman"/>
           <w:i/>
-          <w:sz w:val="16"/>
+          <w:sz w:val="20"/>
         </w:rPr>
         <w:t>Fuente: Información suministrada por el Departamento de Presidencia de la Empresa Mixta Petrolera Venangocupet, S.A. (2026).</w:t>
       </w:r>
@@ -3758,7 +3647,7 @@
           <w:i w:val="0"/>
           <w:sz w:val="24"/>
         </w:rPr>
-        <w:t>La estructura organizativa de Venangocupet, S.A. responde a un esquema jerárquico-funcional encabezado por la Junta Directiva y la Presidencia. El Departamento de Presidencia constituye el área donde se desarrollaron las pasantías y actúa como punto de recepción, revisión, firma y despacho de correspondencia ejecutiva. A continuación se presentan el organigrama general de la empresa y el organigrama específico del departamento.</w:t>
+        <w:t>La estructura organizativa de Venangocupet, S.A. responde a un esquema jerárquico-funcional encabezado por la Junta Directiva y la Presidencia. A continuación se presentan el organigrama general de la empresa y el organigrama específico del Departamento de Presidencia, área donde se desarrollaron las pasantías.</w:t>
       </w:r>
     </w:p>
     <w:p>
@@ -3811,7 +3700,7 @@
         <w:rPr>
           <w:rFonts w:ascii="Times New Roman" w:hAnsi="Times New Roman"/>
           <w:i/>
-          <w:sz w:val="24"/>
+          <w:sz w:val="20"/>
         </w:rPr>
         <w:t xml:space="preserve">Gráfico 2. </w:t>
       </w:r>
@@ -3819,7 +3708,7 @@
         <w:rPr>
           <w:rFonts w:ascii="Times New Roman" w:hAnsi="Times New Roman"/>
           <w:b/>
-          <w:sz w:val="24"/>
+          <w:sz w:val="20"/>
         </w:rPr>
         <w:t>Organigrama estructural y niveles jerárquicos de Venangocupet, S.A.</w:t>
       </w:r>
@@ -3834,14 +3723,14 @@
         <w:rPr>
           <w:rFonts w:ascii="Times New Roman" w:hAnsi="Times New Roman"/>
           <w:i/>
-          <w:sz w:val="24"/>
+          <w:sz w:val="20"/>
         </w:rPr>
         <w:t xml:space="preserve">Fuente: </w:t>
       </w:r>
       <w:r>
         <w:rPr>
           <w:rFonts w:ascii="Times New Roman" w:hAnsi="Times New Roman"/>
-          <w:sz w:val="24"/>
+          <w:sz w:val="20"/>
         </w:rPr>
         <w:t>Empresa Mixta Petrolera Venangocupet, S.A. (2026).</w:t>
       </w:r>
@@ -3896,7 +3785,7 @@
         <w:rPr>
           <w:rFonts w:ascii="Times New Roman" w:hAnsi="Times New Roman"/>
           <w:i/>
-          <w:sz w:val="24"/>
+          <w:sz w:val="20"/>
         </w:rPr>
         <w:t xml:space="preserve">Gráfico 3. </w:t>
       </w:r>
@@ -3904,7 +3793,7 @@
         <w:rPr>
           <w:rFonts w:ascii="Times New Roman" w:hAnsi="Times New Roman"/>
           <w:b/>
-          <w:sz w:val="24"/>
+          <w:sz w:val="20"/>
         </w:rPr>
         <w:t>Organigrama del Departamento de Presidencia.</w:t>
       </w:r>
@@ -3919,34 +3808,81 @@
         <w:rPr>
           <w:rFonts w:ascii="Times New Roman" w:hAnsi="Times New Roman"/>
           <w:i/>
-          <w:sz w:val="24"/>
+          <w:sz w:val="20"/>
         </w:rPr>
         <w:t xml:space="preserve">Fuente: </w:t>
       </w:r>
       <w:r>
         <w:rPr>
           <w:rFonts w:ascii="Times New Roman" w:hAnsi="Times New Roman"/>
-          <w:sz w:val="24"/>
+          <w:sz w:val="20"/>
         </w:rPr>
         <w:t>Empresa Mixta Petrolera Venangocupet, S.A. (2026).</w:t>
       </w:r>
     </w:p>
     <w:p>
+      <w:bookmarkStart w:id="bm_cap1_depto" w:name="bm_cap1_depto"/>
+      <w:pPr>
+        <w:spacing w:before="480" w:after="480" w:line="360" w:lineRule="auto"/>
+        <w:jc w:val="left"/>
+      </w:pPr>
+      <w:r>
+        <w:rPr>
+          <w:rFonts w:ascii="Times New Roman" w:hAnsi="Times New Roman"/>
+          <w:b/>
+          <w:sz w:val="24"/>
+        </w:rPr>
+        <w:t>Descripción del departamento donde realizó la pasantía</w:t>
+      </w:r>
+      <w:bookmarkEnd w:id="bm_cap1_depto"/>
+    </w:p>
+    <w:p>
+      <w:pPr>
+        <w:spacing w:line="360" w:lineRule="auto" w:after="0" w:before="0"/>
+        <w:ind w:firstLine="709"/>
+        <w:jc w:val="both"/>
+      </w:pPr>
+      <w:r>
+        <w:rPr>
+          <w:rFonts w:ascii="Times New Roman" w:hAnsi="Times New Roman"/>
+          <w:i w:val="0"/>
+          <w:sz w:val="24"/>
+        </w:rPr>
+        <w:t>El Departamento de Presidencia funciona como unidad de tránsito y validación de correspondencia ejecutiva. Recibe expedientes remitidos por otras dependencias, verifica aspectos ortográficos y de presentación, registra su ingreso, los canaliza para la firma del Presidente y, una vez firmados, registra el egreso y los despacha al departamento destinatario. La unidad no conserva de manera permanente los expedientes que transitan por ella, por lo que la exactitud del registro de cada movimiento resulta esencial para mantener la trazabilidad documental.</w:t>
+      </w:r>
+    </w:p>
+    <w:p>
+      <w:pPr>
+        <w:spacing w:line="360" w:lineRule="auto" w:after="0" w:before="0"/>
+        <w:ind w:firstLine="709"/>
+        <w:jc w:val="both"/>
+      </w:pPr>
+      <w:r>
+        <w:rPr>
+          <w:rFonts w:ascii="Times New Roman" w:hAnsi="Times New Roman"/>
+          <w:i w:val="0"/>
+          <w:sz w:val="24"/>
+        </w:rPr>
+        <w:t>Durante la pasantía se apoyaron actividades relacionadas con este flujo y se analizó la forma en que el registro manual en hojas de cálculo influye en el control, la consulta y la generación de reportes sobre los movimientos documentales del área.</w:t>
+      </w:r>
+    </w:p>
+    <w:p>
       <w:pPr>
         <w:sectPr>
-          <w:footerReference w:type="default" r:id="rId37"/>
-          <w:type w:val="continuous"/>
+          <w:footerReference w:type="default" r:id="rId38"/>
+          <w:footerReference w:type="first" r:id="rId39"/>
           <w:pgSz w:w="12240" w:h="15840"/>
           <w:pgMar w:top="1701" w:right="1701" w:bottom="1701" w:left="2268" w:header="720" w:footer="720" w:gutter="0"/>
           <w:cols w:space="720"/>
           <w:titlePg/>
           <w:docGrid w:linePitch="360"/>
+          <w:pgNumType w:fmt="decimal"/>
         </w:sectPr>
       </w:pPr>
     </w:p>
     <w:p>
       <w:pPr>
-        <w:spacing w:before="1140" w:after="480"/>
+        <w:spacing w:before="1140" w:after="480" w:line="360" w:lineRule="auto"/>
         <w:jc w:val="center"/>
       </w:pPr>
       <w:r>
@@ -3961,7 +3897,7 @@
     <w:p>
       <w:bookmarkStart w:id="bm_cap2" w:name="bm_cap2"/>
       <w:pPr>
-        <w:spacing w:before="480"/>
+        <w:spacing w:before="0" w:after="480" w:line="360" w:lineRule="auto"/>
         <w:jc w:val="center"/>
       </w:pPr>
       <w:r>
@@ -3975,18 +3911,6 @@
       <w:bookmarkEnd w:id="bm_cap2"/>
     </w:p>
     <w:p>
-      <w:pPr>
-        <w:sectPr>
-          <w:footerReference w:type="default" r:id="rId38"/>
-          <w:pgSz w:w="12240" w:h="15840"/>
-          <w:pgMar w:top="1701" w:right="1701" w:bottom="1701" w:left="2268" w:header="720" w:footer="720" w:gutter="0"/>
-          <w:cols w:space="720"/>
-          <w:titlePg/>
-          <w:docGrid w:linePitch="360"/>
-        </w:sectPr>
-      </w:pPr>
-    </w:p>
-    <w:p>
       <w:bookmarkStart w:id="bm_cap2_sit" w:name="bm_cap2_sit"/>
       <w:pPr>
         <w:spacing w:before="480" w:after="480" w:line="360" w:lineRule="auto"/>
@@ -4263,7 +4187,7 @@
         <w:rPr>
           <w:rFonts w:ascii="Times New Roman" w:hAnsi="Times New Roman"/>
           <w:b/>
-          <w:sz w:val="24"/>
+          <w:sz w:val="20"/>
         </w:rPr>
         <w:t xml:space="preserve">Cuadro 1. </w:t>
       </w:r>
@@ -4271,7 +4195,7 @@
         <w:rPr>
           <w:rFonts w:ascii="Times New Roman" w:hAnsi="Times New Roman"/>
           <w:i/>
-          <w:sz w:val="24"/>
+          <w:sz w:val="20"/>
         </w:rPr>
         <w:t>Planificación integral de objetivos específicos.</w:t>
       </w:r>
@@ -4869,7 +4793,7 @@
         <w:rPr>
           <w:rFonts w:ascii="Times New Roman" w:hAnsi="Times New Roman"/>
           <w:b/>
-          <w:sz w:val="24"/>
+          <w:sz w:val="20"/>
         </w:rPr>
         <w:t xml:space="preserve">Cuadro 2. </w:t>
       </w:r>
@@ -4877,7 +4801,7 @@
         <w:rPr>
           <w:rFonts w:ascii="Times New Roman" w:hAnsi="Times New Roman"/>
           <w:i/>
-          <w:sz w:val="24"/>
+          <w:sz w:val="20"/>
         </w:rPr>
         <w:t>Cronograma de actividades del desarrollo del sistema automatizado.</w:t>
       </w:r>
@@ -4887,25 +4811,26 @@
       <w:tblPr>
         <w:tblStyle w:val="TableGrid"/>
         <w:tblW w:type="auto" w:w="0"/>
+        <w:jc w:val="center"/>
         <w:tblLook w:firstColumn="1" w:firstRow="1" w:lastColumn="0" w:lastRow="0" w:noHBand="0" w:noVBand="1" w:val="04A0"/>
         <w:tblLayout w:type="fixed"/>
       </w:tblPr>
       <w:tblGrid>
-        <w:gridCol w:w="3557"/>
-        <w:gridCol w:w="523"/>
-        <w:gridCol w:w="523"/>
-        <w:gridCol w:w="523"/>
-        <w:gridCol w:w="523"/>
-        <w:gridCol w:w="523"/>
-        <w:gridCol w:w="523"/>
-        <w:gridCol w:w="523"/>
-        <w:gridCol w:w="523"/>
-        <w:gridCol w:w="523"/>
+        <w:gridCol w:w="3260"/>
+        <w:gridCol w:w="556"/>
+        <w:gridCol w:w="556"/>
+        <w:gridCol w:w="556"/>
+        <w:gridCol w:w="556"/>
+        <w:gridCol w:w="556"/>
+        <w:gridCol w:w="556"/>
+        <w:gridCol w:w="556"/>
+        <w:gridCol w:w="556"/>
+        <w:gridCol w:w="556"/>
       </w:tblGrid>
       <w:tr>
         <w:tc>
           <w:tcPr>
-            <w:tcW w:w="3557" w:type="dxa"/>
+            <w:tcW w:w="3260" w:type="dxa"/>
             <w:shd w:val="clear" w:color="auto" w:fill="4472C4"/>
           </w:tcPr>
           <w:p>
@@ -4926,8 +4851,8 @@
         </w:tc>
         <w:tc>
           <w:tcPr>
-            <w:tcW w:w="2092" w:type="dxa"/>
-            <w:gridSpan w:val="4"/>
+            <w:tcW w:w="1668" w:type="dxa"/>
+            <w:gridSpan w:val="3"/>
             <w:shd w:val="clear" w:color="auto" w:fill="4472C4"/>
           </w:tcPr>
           <w:p>
@@ -4948,7 +4873,7 @@
         </w:tc>
         <w:tc>
           <w:tcPr>
-            <w:tcW w:w="2092" w:type="dxa"/>
+            <w:tcW w:w="2224" w:type="dxa"/>
             <w:gridSpan w:val="4"/>
             <w:shd w:val="clear" w:color="auto" w:fill="4472C4"/>
           </w:tcPr>
@@ -4970,7 +4895,8 @@
         </w:tc>
         <w:tc>
           <w:tcPr>
-            <w:tcW w:w="523" w:type="dxa"/>
+            <w:tcW w:w="1112" w:type="dxa"/>
+            <w:gridSpan w:val="2"/>
             <w:shd w:val="clear" w:color="auto" w:fill="4472C4"/>
           </w:tcPr>
           <w:p>
@@ -4993,7 +4919,7 @@
       <w:tr>
         <w:tc>
           <w:tcPr>
-            <w:tcW w:w="3557" w:type="dxa"/>
+            <w:tcW w:w="3260" w:type="dxa"/>
             <w:shd w:val="clear" w:color="auto" w:fill="4472C4"/>
           </w:tcPr>
           <w:p>
@@ -5014,7 +4940,7 @@
         </w:tc>
         <w:tc>
           <w:tcPr>
-            <w:tcW w:w="523" w:type="dxa"/>
+            <w:tcW w:w="556" w:type="dxa"/>
             <w:shd w:val="clear" w:color="auto" w:fill="4472C4"/>
           </w:tcPr>
           <w:p>
@@ -5027,7 +4953,7 @@
                 <w:rFonts w:ascii="Times New Roman" w:hAnsi="Times New Roman"/>
                 <w:b/>
                 <w:color w:val="FFFFFF"/>
-                <w:sz w:val="18"/>
+                <w:sz w:val="20"/>
               </w:rPr>
               <w:t>1</w:t>
             </w:r>
@@ -5035,7 +4961,7 @@
         </w:tc>
         <w:tc>
           <w:tcPr>
-            <w:tcW w:w="523" w:type="dxa"/>
+            <w:tcW w:w="556" w:type="dxa"/>
             <w:shd w:val="clear" w:color="auto" w:fill="4472C4"/>
           </w:tcPr>
           <w:p>
@@ -5048,7 +4974,7 @@
                 <w:rFonts w:ascii="Times New Roman" w:hAnsi="Times New Roman"/>
                 <w:b/>
                 <w:color w:val="FFFFFF"/>
-                <w:sz w:val="18"/>
+                <w:sz w:val="20"/>
               </w:rPr>
               <w:t>2</w:t>
             </w:r>
@@ -5056,7 +4982,7 @@
         </w:tc>
         <w:tc>
           <w:tcPr>
-            <w:tcW w:w="523" w:type="dxa"/>
+            <w:tcW w:w="556" w:type="dxa"/>
             <w:shd w:val="clear" w:color="auto" w:fill="4472C4"/>
           </w:tcPr>
           <w:p>
@@ -5069,7 +4995,7 @@
                 <w:rFonts w:ascii="Times New Roman" w:hAnsi="Times New Roman"/>
                 <w:b/>
                 <w:color w:val="FFFFFF"/>
-                <w:sz w:val="18"/>
+                <w:sz w:val="20"/>
               </w:rPr>
               <w:t>3</w:t>
             </w:r>
@@ -5077,7 +5003,7 @@
         </w:tc>
         <w:tc>
           <w:tcPr>
-            <w:tcW w:w="523" w:type="dxa"/>
+            <w:tcW w:w="556" w:type="dxa"/>
             <w:shd w:val="clear" w:color="auto" w:fill="4472C4"/>
           </w:tcPr>
           <w:p>
@@ -5090,15 +5016,15 @@
                 <w:rFonts w:ascii="Times New Roman" w:hAnsi="Times New Roman"/>
                 <w:b/>
                 <w:color w:val="FFFFFF"/>
-                <w:sz w:val="18"/>
+                <w:sz w:val="20"/>
               </w:rPr>
-              <w:t>4</w:t>
+              <w:t>1</w:t>
             </w:r>
           </w:p>
         </w:tc>
         <w:tc>
           <w:tcPr>
-            <w:tcW w:w="523" w:type="dxa"/>
+            <w:tcW w:w="556" w:type="dxa"/>
             <w:shd w:val="clear" w:color="auto" w:fill="4472C4"/>
           </w:tcPr>
           <w:p>
@@ -5111,15 +5037,15 @@
                 <w:rFonts w:ascii="Times New Roman" w:hAnsi="Times New Roman"/>
                 <w:b/>
                 <w:color w:val="FFFFFF"/>
-                <w:sz w:val="18"/>
+                <w:sz w:val="20"/>
               </w:rPr>
-              <w:t>1</w:t>
+              <w:t>2</w:t>
             </w:r>
           </w:p>
         </w:tc>
         <w:tc>
           <w:tcPr>
-            <w:tcW w:w="523" w:type="dxa"/>
+            <w:tcW w:w="556" w:type="dxa"/>
             <w:shd w:val="clear" w:color="auto" w:fill="4472C4"/>
           </w:tcPr>
           <w:p>
@@ -5132,15 +5058,15 @@
                 <w:rFonts w:ascii="Times New Roman" w:hAnsi="Times New Roman"/>
                 <w:b/>
                 <w:color w:val="FFFFFF"/>
-                <w:sz w:val="18"/>
+                <w:sz w:val="20"/>
               </w:rPr>
-              <w:t>2</w:t>
+              <w:t>3</w:t>
             </w:r>
           </w:p>
         </w:tc>
         <w:tc>
           <w:tcPr>
-            <w:tcW w:w="523" w:type="dxa"/>
+            <w:tcW w:w="556" w:type="dxa"/>
             <w:shd w:val="clear" w:color="auto" w:fill="4472C4"/>
           </w:tcPr>
           <w:p>
@@ -5153,15 +5079,15 @@
                 <w:rFonts w:ascii="Times New Roman" w:hAnsi="Times New Roman"/>
                 <w:b/>
                 <w:color w:val="FFFFFF"/>
-                <w:sz w:val="18"/>
+                <w:sz w:val="20"/>
               </w:rPr>
-              <w:t>3</w:t>
+              <w:t>4</w:t>
             </w:r>
           </w:p>
         </w:tc>
         <w:tc>
           <w:tcPr>
-            <w:tcW w:w="523" w:type="dxa"/>
+            <w:tcW w:w="556" w:type="dxa"/>
             <w:shd w:val="clear" w:color="auto" w:fill="4472C4"/>
           </w:tcPr>
           <w:p>
@@ -5174,15 +5100,15 @@
                 <w:rFonts w:ascii="Times New Roman" w:hAnsi="Times New Roman"/>
                 <w:b/>
                 <w:color w:val="FFFFFF"/>
-                <w:sz w:val="18"/>
+                <w:sz w:val="20"/>
               </w:rPr>
-              <w:t>4</w:t>
+              <w:t>1</w:t>
             </w:r>
           </w:p>
         </w:tc>
         <w:tc>
           <w:tcPr>
-            <w:tcW w:w="523" w:type="dxa"/>
+            <w:tcW w:w="556" w:type="dxa"/>
             <w:shd w:val="clear" w:color="auto" w:fill="4472C4"/>
           </w:tcPr>
           <w:p>
@@ -5195,9 +5121,9 @@
                 <w:rFonts w:ascii="Times New Roman" w:hAnsi="Times New Roman"/>
                 <w:b/>
                 <w:color w:val="FFFFFF"/>
-                <w:sz w:val="18"/>
+                <w:sz w:val="20"/>
               </w:rPr>
-              <w:t>1</w:t>
+              <w:t>2</w:t>
             </w:r>
           </w:p>
         </w:tc>
@@ -5205,7 +5131,7 @@
       <w:tr>
         <w:tc>
           <w:tcPr>
-            <w:tcW w:w="3557" w:type="dxa"/>
+            <w:tcW w:w="3260" w:type="dxa"/>
             <w:shd w:val="clear" w:color="auto" w:fill="D9E1F2"/>
           </w:tcPr>
           <w:p>
@@ -5226,7 +5152,7 @@
         </w:tc>
         <w:tc>
           <w:tcPr>
-            <w:tcW w:w="523" w:type="dxa"/>
+            <w:tcW w:w="556" w:type="dxa"/>
             <w:shd w:val="clear" w:color="auto" w:fill="70AD47"/>
           </w:tcPr>
           <w:p>
@@ -5239,15 +5165,15 @@
                 <w:rFonts w:ascii="Times New Roman" w:hAnsi="Times New Roman"/>
                 <w:b w:val="0"/>
                 <w:color w:val="FFFFFF"/>
-                <w:sz w:val="18"/>
+                <w:sz w:val="20"/>
               </w:rPr>
-              <w:t>✓</w:t>
+              <w:t>X</w:t>
             </w:r>
           </w:p>
         </w:tc>
         <w:tc>
           <w:tcPr>
-            <w:tcW w:w="523" w:type="dxa"/>
+            <w:tcW w:w="556" w:type="dxa"/>
             <w:shd w:val="clear" w:color="auto" w:fill="D9E1F2"/>
           </w:tcPr>
           <w:p>
@@ -5260,14 +5186,14 @@
                 <w:rFonts w:ascii="Times New Roman" w:hAnsi="Times New Roman"/>
                 <w:b w:val="0"/>
                 <w:color w:val="000000"/>
-                <w:sz w:val="18"/>
+                <w:sz w:val="20"/>
               </w:rPr>
             </w:r>
           </w:p>
         </w:tc>
         <w:tc>
           <w:tcPr>
-            <w:tcW w:w="523" w:type="dxa"/>
+            <w:tcW w:w="556" w:type="dxa"/>
             <w:shd w:val="clear" w:color="auto" w:fill="D9E1F2"/>
           </w:tcPr>
           <w:p>
@@ -5280,14 +5206,14 @@
                 <w:rFonts w:ascii="Times New Roman" w:hAnsi="Times New Roman"/>
                 <w:b w:val="0"/>
                 <w:color w:val="000000"/>
-                <w:sz w:val="18"/>
+                <w:sz w:val="20"/>
               </w:rPr>
             </w:r>
           </w:p>
         </w:tc>
         <w:tc>
           <w:tcPr>
-            <w:tcW w:w="523" w:type="dxa"/>
+            <w:tcW w:w="556" w:type="dxa"/>
             <w:shd w:val="clear" w:color="auto" w:fill="D9E1F2"/>
           </w:tcPr>
           <w:p>
@@ -5300,14 +5226,14 @@
                 <w:rFonts w:ascii="Times New Roman" w:hAnsi="Times New Roman"/>
                 <w:b w:val="0"/>
                 <w:color w:val="000000"/>
-                <w:sz w:val="18"/>
+                <w:sz w:val="20"/>
               </w:rPr>
             </w:r>
           </w:p>
         </w:tc>
         <w:tc>
           <w:tcPr>
-            <w:tcW w:w="523" w:type="dxa"/>
+            <w:tcW w:w="556" w:type="dxa"/>
             <w:shd w:val="clear" w:color="auto" w:fill="D9E1F2"/>
           </w:tcPr>
           <w:p>
@@ -5320,14 +5246,14 @@
                 <w:rFonts w:ascii="Times New Roman" w:hAnsi="Times New Roman"/>
                 <w:b w:val="0"/>
                 <w:color w:val="000000"/>
-                <w:sz w:val="18"/>
+                <w:sz w:val="20"/>
               </w:rPr>
             </w:r>
           </w:p>
         </w:tc>
         <w:tc>
           <w:tcPr>
-            <w:tcW w:w="523" w:type="dxa"/>
+            <w:tcW w:w="556" w:type="dxa"/>
             <w:shd w:val="clear" w:color="auto" w:fill="D9E1F2"/>
           </w:tcPr>
           <w:p>
@@ -5340,14 +5266,14 @@
                 <w:rFonts w:ascii="Times New Roman" w:hAnsi="Times New Roman"/>
                 <w:b w:val="0"/>
                 <w:color w:val="000000"/>
-                <w:sz w:val="18"/>
+                <w:sz w:val="20"/>
               </w:rPr>
             </w:r>
           </w:p>
         </w:tc>
         <w:tc>
           <w:tcPr>
-            <w:tcW w:w="523" w:type="dxa"/>
+            <w:tcW w:w="556" w:type="dxa"/>
             <w:shd w:val="clear" w:color="auto" w:fill="D9E1F2"/>
           </w:tcPr>
           <w:p>
@@ -5360,14 +5286,14 @@
                 <w:rFonts w:ascii="Times New Roman" w:hAnsi="Times New Roman"/>
                 <w:b w:val="0"/>
                 <w:color w:val="000000"/>
-                <w:sz w:val="18"/>
+                <w:sz w:val="20"/>
               </w:rPr>
             </w:r>
           </w:p>
         </w:tc>
         <w:tc>
           <w:tcPr>
-            <w:tcW w:w="523" w:type="dxa"/>
+            <w:tcW w:w="556" w:type="dxa"/>
             <w:shd w:val="clear" w:color="auto" w:fill="D9E1F2"/>
           </w:tcPr>
           <w:p>
@@ -5380,14 +5306,14 @@
                 <w:rFonts w:ascii="Times New Roman" w:hAnsi="Times New Roman"/>
                 <w:b w:val="0"/>
                 <w:color w:val="000000"/>
-                <w:sz w:val="18"/>
+                <w:sz w:val="20"/>
               </w:rPr>
             </w:r>
           </w:p>
         </w:tc>
         <w:tc>
           <w:tcPr>
-            <w:tcW w:w="523" w:type="dxa"/>
+            <w:tcW w:w="556" w:type="dxa"/>
             <w:shd w:val="clear" w:color="auto" w:fill="D9E1F2"/>
           </w:tcPr>
           <w:p>
@@ -5400,7 +5326,7 @@
                 <w:rFonts w:ascii="Times New Roman" w:hAnsi="Times New Roman"/>
                 <w:b w:val="0"/>
                 <w:color w:val="000000"/>
-                <w:sz w:val="18"/>
+                <w:sz w:val="20"/>
               </w:rPr>
             </w:r>
           </w:p>
@@ -5409,7 +5335,7 @@
       <w:tr>
         <w:tc>
           <w:tcPr>
-            <w:tcW w:w="3557" w:type="dxa"/>
+            <w:tcW w:w="3260" w:type="dxa"/>
             <w:shd w:val="clear" w:color="auto" w:fill="FFFFFF"/>
           </w:tcPr>
           <w:p>
@@ -5430,7 +5356,7 @@
         </w:tc>
         <w:tc>
           <w:tcPr>
-            <w:tcW w:w="523" w:type="dxa"/>
+            <w:tcW w:w="556" w:type="dxa"/>
             <w:shd w:val="clear" w:color="auto" w:fill="FFFFFF"/>
           </w:tcPr>
           <w:p>
@@ -5443,14 +5369,14 @@
                 <w:rFonts w:ascii="Times New Roman" w:hAnsi="Times New Roman"/>
                 <w:b w:val="0"/>
                 <w:color w:val="000000"/>
-                <w:sz w:val="18"/>
+                <w:sz w:val="20"/>
               </w:rPr>
             </w:r>
           </w:p>
         </w:tc>
         <w:tc>
           <w:tcPr>
-            <w:tcW w:w="523" w:type="dxa"/>
+            <w:tcW w:w="556" w:type="dxa"/>
             <w:shd w:val="clear" w:color="auto" w:fill="70AD47"/>
           </w:tcPr>
           <w:p>
@@ -5463,15 +5389,15 @@
                 <w:rFonts w:ascii="Times New Roman" w:hAnsi="Times New Roman"/>
                 <w:b w:val="0"/>
                 <w:color w:val="FFFFFF"/>
-                <w:sz w:val="18"/>
+                <w:sz w:val="20"/>
               </w:rPr>
-              <w:t>✓</w:t>
+              <w:t>X</w:t>
             </w:r>
           </w:p>
         </w:tc>
         <w:tc>
           <w:tcPr>
-            <w:tcW w:w="523" w:type="dxa"/>
+            <w:tcW w:w="556" w:type="dxa"/>
             <w:shd w:val="clear" w:color="auto" w:fill="FFFFFF"/>
           </w:tcPr>
           <w:p>
@@ -5484,14 +5410,14 @@
                 <w:rFonts w:ascii="Times New Roman" w:hAnsi="Times New Roman"/>
                 <w:b w:val="0"/>
                 <w:color w:val="000000"/>
-                <w:sz w:val="18"/>
+                <w:sz w:val="20"/>
               </w:rPr>
             </w:r>
           </w:p>
         </w:tc>
         <w:tc>
           <w:tcPr>
-            <w:tcW w:w="523" w:type="dxa"/>
+            <w:tcW w:w="556" w:type="dxa"/>
             <w:shd w:val="clear" w:color="auto" w:fill="FFFFFF"/>
           </w:tcPr>
           <w:p>
@@ -5504,14 +5430,14 @@
                 <w:rFonts w:ascii="Times New Roman" w:hAnsi="Times New Roman"/>
                 <w:b w:val="0"/>
                 <w:color w:val="000000"/>
-                <w:sz w:val="18"/>
+                <w:sz w:val="20"/>
               </w:rPr>
             </w:r>
           </w:p>
         </w:tc>
         <w:tc>
           <w:tcPr>
-            <w:tcW w:w="523" w:type="dxa"/>
+            <w:tcW w:w="556" w:type="dxa"/>
             <w:shd w:val="clear" w:color="auto" w:fill="FFFFFF"/>
           </w:tcPr>
           <w:p>
@@ -5524,14 +5450,14 @@
                 <w:rFonts w:ascii="Times New Roman" w:hAnsi="Times New Roman"/>
                 <w:b w:val="0"/>
                 <w:color w:val="000000"/>
-                <w:sz w:val="18"/>
+                <w:sz w:val="20"/>
               </w:rPr>
             </w:r>
           </w:p>
         </w:tc>
         <w:tc>
           <w:tcPr>
-            <w:tcW w:w="523" w:type="dxa"/>
+            <w:tcW w:w="556" w:type="dxa"/>
             <w:shd w:val="clear" w:color="auto" w:fill="FFFFFF"/>
           </w:tcPr>
           <w:p>
@@ -5544,14 +5470,14 @@
                 <w:rFonts w:ascii="Times New Roman" w:hAnsi="Times New Roman"/>
                 <w:b w:val="0"/>
                 <w:color w:val="000000"/>
-                <w:sz w:val="18"/>
+                <w:sz w:val="20"/>
               </w:rPr>
             </w:r>
           </w:p>
         </w:tc>
         <w:tc>
           <w:tcPr>
-            <w:tcW w:w="523" w:type="dxa"/>
+            <w:tcW w:w="556" w:type="dxa"/>
             <w:shd w:val="clear" w:color="auto" w:fill="FFFFFF"/>
           </w:tcPr>
           <w:p>
@@ -5564,14 +5490,14 @@
                 <w:rFonts w:ascii="Times New Roman" w:hAnsi="Times New Roman"/>
                 <w:b w:val="0"/>
                 <w:color w:val="000000"/>
-                <w:sz w:val="18"/>
+                <w:sz w:val="20"/>
               </w:rPr>
             </w:r>
           </w:p>
         </w:tc>
         <w:tc>
           <w:tcPr>
-            <w:tcW w:w="523" w:type="dxa"/>
+            <w:tcW w:w="556" w:type="dxa"/>
             <w:shd w:val="clear" w:color="auto" w:fill="FFFFFF"/>
           </w:tcPr>
           <w:p>
@@ -5584,14 +5510,14 @@
                 <w:rFonts w:ascii="Times New Roman" w:hAnsi="Times New Roman"/>
                 <w:b w:val="0"/>
                 <w:color w:val="000000"/>
-                <w:sz w:val="18"/>
+                <w:sz w:val="20"/>
               </w:rPr>
             </w:r>
           </w:p>
         </w:tc>
         <w:tc>
           <w:tcPr>
-            <w:tcW w:w="523" w:type="dxa"/>
+            <w:tcW w:w="556" w:type="dxa"/>
             <w:shd w:val="clear" w:color="auto" w:fill="FFFFFF"/>
           </w:tcPr>
           <w:p>
@@ -5604,7 +5530,7 @@
                 <w:rFonts w:ascii="Times New Roman" w:hAnsi="Times New Roman"/>
                 <w:b w:val="0"/>
                 <w:color w:val="000000"/>
-                <w:sz w:val="18"/>
+                <w:sz w:val="20"/>
               </w:rPr>
             </w:r>
           </w:p>
@@ -5613,7 +5539,7 @@
       <w:tr>
         <w:tc>
           <w:tcPr>
-            <w:tcW w:w="3557" w:type="dxa"/>
+            <w:tcW w:w="3260" w:type="dxa"/>
             <w:shd w:val="clear" w:color="auto" w:fill="D9E1F2"/>
           </w:tcPr>
           <w:p>
@@ -5634,7 +5560,7 @@
         </w:tc>
         <w:tc>
           <w:tcPr>
-            <w:tcW w:w="523" w:type="dxa"/>
+            <w:tcW w:w="556" w:type="dxa"/>
             <w:shd w:val="clear" w:color="auto" w:fill="D9E1F2"/>
           </w:tcPr>
           <w:p>
@@ -5647,14 +5573,14 @@
                 <w:rFonts w:ascii="Times New Roman" w:hAnsi="Times New Roman"/>
                 <w:b w:val="0"/>
                 <w:color w:val="000000"/>
-                <w:sz w:val="18"/>
+                <w:sz w:val="20"/>
               </w:rPr>
             </w:r>
           </w:p>
         </w:tc>
         <w:tc>
           <w:tcPr>
-            <w:tcW w:w="523" w:type="dxa"/>
+            <w:tcW w:w="556" w:type="dxa"/>
             <w:shd w:val="clear" w:color="auto" w:fill="D9E1F2"/>
           </w:tcPr>
           <w:p>
@@ -5667,14 +5593,14 @@
                 <w:rFonts w:ascii="Times New Roman" w:hAnsi="Times New Roman"/>
                 <w:b w:val="0"/>
                 <w:color w:val="000000"/>
-                <w:sz w:val="18"/>
+                <w:sz w:val="20"/>
               </w:rPr>
             </w:r>
           </w:p>
         </w:tc>
         <w:tc>
           <w:tcPr>
-            <w:tcW w:w="523" w:type="dxa"/>
+            <w:tcW w:w="556" w:type="dxa"/>
             <w:shd w:val="clear" w:color="auto" w:fill="70AD47"/>
           </w:tcPr>
           <w:p>
@@ -5687,15 +5613,15 @@
                 <w:rFonts w:ascii="Times New Roman" w:hAnsi="Times New Roman"/>
                 <w:b w:val="0"/>
                 <w:color w:val="FFFFFF"/>
-                <w:sz w:val="18"/>
+                <w:sz w:val="20"/>
               </w:rPr>
-              <w:t>✓</w:t>
+              <w:t>X</w:t>
             </w:r>
           </w:p>
         </w:tc>
         <w:tc>
           <w:tcPr>
-            <w:tcW w:w="523" w:type="dxa"/>
+            <w:tcW w:w="556" w:type="dxa"/>
             <w:shd w:val="clear" w:color="auto" w:fill="D9E1F2"/>
           </w:tcPr>
           <w:p>
@@ -5708,14 +5634,14 @@
                 <w:rFonts w:ascii="Times New Roman" w:hAnsi="Times New Roman"/>
                 <w:b w:val="0"/>
                 <w:color w:val="000000"/>
-                <w:sz w:val="18"/>
+                <w:sz w:val="20"/>
               </w:rPr>
             </w:r>
           </w:p>
         </w:tc>
         <w:tc>
           <w:tcPr>
-            <w:tcW w:w="523" w:type="dxa"/>
+            <w:tcW w:w="556" w:type="dxa"/>
             <w:shd w:val="clear" w:color="auto" w:fill="D9E1F2"/>
           </w:tcPr>
           <w:p>
@@ -5728,14 +5654,14 @@
                 <w:rFonts w:ascii="Times New Roman" w:hAnsi="Times New Roman"/>
                 <w:b w:val="0"/>
                 <w:color w:val="000000"/>
-                <w:sz w:val="18"/>
+                <w:sz w:val="20"/>
               </w:rPr>
             </w:r>
           </w:p>
         </w:tc>
         <w:tc>
           <w:tcPr>
-            <w:tcW w:w="523" w:type="dxa"/>
+            <w:tcW w:w="556" w:type="dxa"/>
             <w:shd w:val="clear" w:color="auto" w:fill="D9E1F2"/>
           </w:tcPr>
           <w:p>
@@ -5748,14 +5674,14 @@
                 <w:rFonts w:ascii="Times New Roman" w:hAnsi="Times New Roman"/>
                 <w:b w:val="0"/>
                 <w:color w:val="000000"/>
-                <w:sz w:val="18"/>
+                <w:sz w:val="20"/>
               </w:rPr>
             </w:r>
           </w:p>
         </w:tc>
         <w:tc>
           <w:tcPr>
-            <w:tcW w:w="523" w:type="dxa"/>
+            <w:tcW w:w="556" w:type="dxa"/>
             <w:shd w:val="clear" w:color="auto" w:fill="D9E1F2"/>
           </w:tcPr>
           <w:p>
@@ -5768,14 +5694,14 @@
                 <w:rFonts w:ascii="Times New Roman" w:hAnsi="Times New Roman"/>
                 <w:b w:val="0"/>
                 <w:color w:val="000000"/>
-                <w:sz w:val="18"/>
+                <w:sz w:val="20"/>
               </w:rPr>
             </w:r>
           </w:p>
         </w:tc>
         <w:tc>
           <w:tcPr>
-            <w:tcW w:w="523" w:type="dxa"/>
+            <w:tcW w:w="556" w:type="dxa"/>
             <w:shd w:val="clear" w:color="auto" w:fill="D9E1F2"/>
           </w:tcPr>
           <w:p>
@@ -5788,14 +5714,14 @@
                 <w:rFonts w:ascii="Times New Roman" w:hAnsi="Times New Roman"/>
                 <w:b w:val="0"/>
                 <w:color w:val="000000"/>
-                <w:sz w:val="18"/>
+                <w:sz w:val="20"/>
               </w:rPr>
             </w:r>
           </w:p>
         </w:tc>
         <w:tc>
           <w:tcPr>
-            <w:tcW w:w="523" w:type="dxa"/>
+            <w:tcW w:w="556" w:type="dxa"/>
             <w:shd w:val="clear" w:color="auto" w:fill="D9E1F2"/>
           </w:tcPr>
           <w:p>
@@ -5808,7 +5734,7 @@
                 <w:rFonts w:ascii="Times New Roman" w:hAnsi="Times New Roman"/>
                 <w:b w:val="0"/>
                 <w:color w:val="000000"/>
-                <w:sz w:val="18"/>
+                <w:sz w:val="20"/>
               </w:rPr>
             </w:r>
           </w:p>
@@ -5817,7 +5743,7 @@
       <w:tr>
         <w:tc>
           <w:tcPr>
-            <w:tcW w:w="3557" w:type="dxa"/>
+            <w:tcW w:w="3260" w:type="dxa"/>
             <w:shd w:val="clear" w:color="auto" w:fill="FFFFFF"/>
           </w:tcPr>
           <w:p>
@@ -5838,7 +5764,7 @@
         </w:tc>
         <w:tc>
           <w:tcPr>
-            <w:tcW w:w="523" w:type="dxa"/>
+            <w:tcW w:w="556" w:type="dxa"/>
             <w:shd w:val="clear" w:color="auto" w:fill="FFFFFF"/>
           </w:tcPr>
           <w:p>
@@ -5851,14 +5777,14 @@
                 <w:rFonts w:ascii="Times New Roman" w:hAnsi="Times New Roman"/>
                 <w:b w:val="0"/>
                 <w:color w:val="000000"/>
-                <w:sz w:val="18"/>
+                <w:sz w:val="20"/>
               </w:rPr>
             </w:r>
           </w:p>
         </w:tc>
         <w:tc>
           <w:tcPr>
-            <w:tcW w:w="523" w:type="dxa"/>
+            <w:tcW w:w="556" w:type="dxa"/>
             <w:shd w:val="clear" w:color="auto" w:fill="FFFFFF"/>
           </w:tcPr>
           <w:p>
@@ -5871,14 +5797,14 @@
                 <w:rFonts w:ascii="Times New Roman" w:hAnsi="Times New Roman"/>
                 <w:b w:val="0"/>
                 <w:color w:val="000000"/>
-                <w:sz w:val="18"/>
+                <w:sz w:val="20"/>
               </w:rPr>
             </w:r>
           </w:p>
         </w:tc>
         <w:tc>
           <w:tcPr>
-            <w:tcW w:w="523" w:type="dxa"/>
+            <w:tcW w:w="556" w:type="dxa"/>
             <w:shd w:val="clear" w:color="auto" w:fill="FFFFFF"/>
           </w:tcPr>
           <w:p>
@@ -5891,14 +5817,14 @@
                 <w:rFonts w:ascii="Times New Roman" w:hAnsi="Times New Roman"/>
                 <w:b w:val="0"/>
                 <w:color w:val="000000"/>
-                <w:sz w:val="18"/>
+                <w:sz w:val="20"/>
               </w:rPr>
             </w:r>
           </w:p>
         </w:tc>
         <w:tc>
           <w:tcPr>
-            <w:tcW w:w="523" w:type="dxa"/>
+            <w:tcW w:w="556" w:type="dxa"/>
             <w:shd w:val="clear" w:color="auto" w:fill="70AD47"/>
           </w:tcPr>
           <w:p>
@@ -5911,15 +5837,15 @@
                 <w:rFonts w:ascii="Times New Roman" w:hAnsi="Times New Roman"/>
                 <w:b w:val="0"/>
                 <w:color w:val="FFFFFF"/>
-                <w:sz w:val="18"/>
+                <w:sz w:val="20"/>
               </w:rPr>
-              <w:t>✓</w:t>
+              <w:t>X</w:t>
             </w:r>
           </w:p>
         </w:tc>
         <w:tc>
           <w:tcPr>
-            <w:tcW w:w="523" w:type="dxa"/>
+            <w:tcW w:w="556" w:type="dxa"/>
             <w:shd w:val="clear" w:color="auto" w:fill="70AD47"/>
           </w:tcPr>
           <w:p>
@@ -5932,15 +5858,15 @@
                 <w:rFonts w:ascii="Times New Roman" w:hAnsi="Times New Roman"/>
                 <w:b w:val="0"/>
                 <w:color w:val="FFFFFF"/>
-                <w:sz w:val="18"/>
+                <w:sz w:val="20"/>
               </w:rPr>
-              <w:t>✓</w:t>
+              <w:t>X</w:t>
             </w:r>
           </w:p>
         </w:tc>
         <w:tc>
           <w:tcPr>
-            <w:tcW w:w="523" w:type="dxa"/>
+            <w:tcW w:w="556" w:type="dxa"/>
             <w:shd w:val="clear" w:color="auto" w:fill="FFFFFF"/>
           </w:tcPr>
           <w:p>
@@ -5953,14 +5879,14 @@
                 <w:rFonts w:ascii="Times New Roman" w:hAnsi="Times New Roman"/>
                 <w:b w:val="0"/>
                 <w:color w:val="000000"/>
-                <w:sz w:val="18"/>
+                <w:sz w:val="20"/>
               </w:rPr>
             </w:r>
           </w:p>
         </w:tc>
         <w:tc>
           <w:tcPr>
-            <w:tcW w:w="523" w:type="dxa"/>
+            <w:tcW w:w="556" w:type="dxa"/>
             <w:shd w:val="clear" w:color="auto" w:fill="FFFFFF"/>
           </w:tcPr>
           <w:p>
@@ -5973,14 +5899,14 @@
                 <w:rFonts w:ascii="Times New Roman" w:hAnsi="Times New Roman"/>
                 <w:b w:val="0"/>
                 <w:color w:val="000000"/>
-                <w:sz w:val="18"/>
+                <w:sz w:val="20"/>
               </w:rPr>
             </w:r>
           </w:p>
         </w:tc>
         <w:tc>
           <w:tcPr>
-            <w:tcW w:w="523" w:type="dxa"/>
+            <w:tcW w:w="556" w:type="dxa"/>
             <w:shd w:val="clear" w:color="auto" w:fill="FFFFFF"/>
           </w:tcPr>
           <w:p>
@@ -5993,14 +5919,14 @@
                 <w:rFonts w:ascii="Times New Roman" w:hAnsi="Times New Roman"/>
                 <w:b w:val="0"/>
                 <w:color w:val="000000"/>
-                <w:sz w:val="18"/>
+                <w:sz w:val="20"/>
               </w:rPr>
             </w:r>
           </w:p>
         </w:tc>
         <w:tc>
           <w:tcPr>
-            <w:tcW w:w="523" w:type="dxa"/>
+            <w:tcW w:w="556" w:type="dxa"/>
             <w:shd w:val="clear" w:color="auto" w:fill="FFFFFF"/>
           </w:tcPr>
           <w:p>
@@ -6013,7 +5939,7 @@
                 <w:rFonts w:ascii="Times New Roman" w:hAnsi="Times New Roman"/>
                 <w:b w:val="0"/>
                 <w:color w:val="000000"/>
-                <w:sz w:val="18"/>
+                <w:sz w:val="20"/>
               </w:rPr>
             </w:r>
           </w:p>
@@ -6022,7 +5948,7 @@
       <w:tr>
         <w:tc>
           <w:tcPr>
-            <w:tcW w:w="3557" w:type="dxa"/>
+            <w:tcW w:w="3260" w:type="dxa"/>
             <w:shd w:val="clear" w:color="auto" w:fill="D9E1F2"/>
           </w:tcPr>
           <w:p>
@@ -6043,7 +5969,7 @@
         </w:tc>
         <w:tc>
           <w:tcPr>
-            <w:tcW w:w="523" w:type="dxa"/>
+            <w:tcW w:w="556" w:type="dxa"/>
             <w:shd w:val="clear" w:color="auto" w:fill="D9E1F2"/>
           </w:tcPr>
           <w:p>
@@ -6056,14 +5982,14 @@
                 <w:rFonts w:ascii="Times New Roman" w:hAnsi="Times New Roman"/>
                 <w:b w:val="0"/>
                 <w:color w:val="000000"/>
-                <w:sz w:val="18"/>
+                <w:sz w:val="20"/>
               </w:rPr>
             </w:r>
           </w:p>
         </w:tc>
         <w:tc>
           <w:tcPr>
-            <w:tcW w:w="523" w:type="dxa"/>
+            <w:tcW w:w="556" w:type="dxa"/>
             <w:shd w:val="clear" w:color="auto" w:fill="D9E1F2"/>
           </w:tcPr>
           <w:p>
@@ -6076,14 +6002,14 @@
                 <w:rFonts w:ascii="Times New Roman" w:hAnsi="Times New Roman"/>
                 <w:b w:val="0"/>
                 <w:color w:val="000000"/>
-                <w:sz w:val="18"/>
+                <w:sz w:val="20"/>
               </w:rPr>
             </w:r>
           </w:p>
         </w:tc>
         <w:tc>
           <w:tcPr>
-            <w:tcW w:w="523" w:type="dxa"/>
+            <w:tcW w:w="556" w:type="dxa"/>
             <w:shd w:val="clear" w:color="auto" w:fill="D9E1F2"/>
           </w:tcPr>
           <w:p>
@@ -6096,14 +6022,14 @@
                 <w:rFonts w:ascii="Times New Roman" w:hAnsi="Times New Roman"/>
                 <w:b w:val="0"/>
                 <w:color w:val="000000"/>
-                <w:sz w:val="18"/>
+                <w:sz w:val="20"/>
               </w:rPr>
             </w:r>
           </w:p>
         </w:tc>
         <w:tc>
           <w:tcPr>
-            <w:tcW w:w="523" w:type="dxa"/>
+            <w:tcW w:w="556" w:type="dxa"/>
             <w:shd w:val="clear" w:color="auto" w:fill="D9E1F2"/>
           </w:tcPr>
           <w:p>
@@ -6116,14 +6042,14 @@
                 <w:rFonts w:ascii="Times New Roman" w:hAnsi="Times New Roman"/>
                 <w:b w:val="0"/>
                 <w:color w:val="000000"/>
-                <w:sz w:val="18"/>
+                <w:sz w:val="20"/>
               </w:rPr>
             </w:r>
           </w:p>
         </w:tc>
         <w:tc>
           <w:tcPr>
-            <w:tcW w:w="523" w:type="dxa"/>
+            <w:tcW w:w="556" w:type="dxa"/>
             <w:shd w:val="clear" w:color="auto" w:fill="D9E1F2"/>
           </w:tcPr>
           <w:p>
@@ -6136,14 +6062,14 @@
                 <w:rFonts w:ascii="Times New Roman" w:hAnsi="Times New Roman"/>
                 <w:b w:val="0"/>
                 <w:color w:val="000000"/>
-                <w:sz w:val="18"/>
+                <w:sz w:val="20"/>
               </w:rPr>
             </w:r>
           </w:p>
         </w:tc>
         <w:tc>
           <w:tcPr>
-            <w:tcW w:w="523" w:type="dxa"/>
+            <w:tcW w:w="556" w:type="dxa"/>
             <w:shd w:val="clear" w:color="auto" w:fill="70AD47"/>
           </w:tcPr>
           <w:p>
@@ -6156,15 +6082,15 @@
                 <w:rFonts w:ascii="Times New Roman" w:hAnsi="Times New Roman"/>
                 <w:b w:val="0"/>
                 <w:color w:val="FFFFFF"/>
-                <w:sz w:val="18"/>
+                <w:sz w:val="20"/>
               </w:rPr>
-              <w:t>✓</w:t>
+              <w:t>X</w:t>
             </w:r>
           </w:p>
         </w:tc>
         <w:tc>
           <w:tcPr>
-            <w:tcW w:w="523" w:type="dxa"/>
+            <w:tcW w:w="556" w:type="dxa"/>
             <w:shd w:val="clear" w:color="auto" w:fill="D9E1F2"/>
           </w:tcPr>
           <w:p>
@@ -6177,14 +6103,14 @@
                 <w:rFonts w:ascii="Times New Roman" w:hAnsi="Times New Roman"/>
                 <w:b w:val="0"/>
                 <w:color w:val="000000"/>
-                <w:sz w:val="18"/>
+                <w:sz w:val="20"/>
               </w:rPr>
             </w:r>
           </w:p>
         </w:tc>
         <w:tc>
           <w:tcPr>
-            <w:tcW w:w="523" w:type="dxa"/>
+            <w:tcW w:w="556" w:type="dxa"/>
             <w:shd w:val="clear" w:color="auto" w:fill="D9E1F2"/>
           </w:tcPr>
           <w:p>
@@ -6197,14 +6123,14 @@
                 <w:rFonts w:ascii="Times New Roman" w:hAnsi="Times New Roman"/>
                 <w:b w:val="0"/>
                 <w:color w:val="000000"/>
-                <w:sz w:val="18"/>
+                <w:sz w:val="20"/>
               </w:rPr>
             </w:r>
           </w:p>
         </w:tc>
         <w:tc>
           <w:tcPr>
-            <w:tcW w:w="523" w:type="dxa"/>
+            <w:tcW w:w="556" w:type="dxa"/>
             <w:shd w:val="clear" w:color="auto" w:fill="D9E1F2"/>
           </w:tcPr>
           <w:p>
@@ -6217,7 +6143,7 @@
                 <w:rFonts w:ascii="Times New Roman" w:hAnsi="Times New Roman"/>
                 <w:b w:val="0"/>
                 <w:color w:val="000000"/>
-                <w:sz w:val="18"/>
+                <w:sz w:val="20"/>
               </w:rPr>
             </w:r>
           </w:p>
@@ -6226,7 +6152,7 @@
       <w:tr>
         <w:tc>
           <w:tcPr>
-            <w:tcW w:w="3557" w:type="dxa"/>
+            <w:tcW w:w="3260" w:type="dxa"/>
             <w:shd w:val="clear" w:color="auto" w:fill="FFFFFF"/>
           </w:tcPr>
           <w:p>
@@ -6247,7 +6173,7 @@
         </w:tc>
         <w:tc>
           <w:tcPr>
-            <w:tcW w:w="523" w:type="dxa"/>
+            <w:tcW w:w="556" w:type="dxa"/>
             <w:shd w:val="clear" w:color="auto" w:fill="FFFFFF"/>
           </w:tcPr>
           <w:p>
@@ -6260,14 +6186,14 @@
                 <w:rFonts w:ascii="Times New Roman" w:hAnsi="Times New Roman"/>
                 <w:b w:val="0"/>
                 <w:color w:val="000000"/>
-                <w:sz w:val="18"/>
+                <w:sz w:val="20"/>
               </w:rPr>
             </w:r>
           </w:p>
         </w:tc>
         <w:tc>
           <w:tcPr>
-            <w:tcW w:w="523" w:type="dxa"/>
+            <w:tcW w:w="556" w:type="dxa"/>
             <w:shd w:val="clear" w:color="auto" w:fill="FFFFFF"/>
           </w:tcPr>
           <w:p>
@@ -6280,14 +6206,14 @@
                 <w:rFonts w:ascii="Times New Roman" w:hAnsi="Times New Roman"/>
                 <w:b w:val="0"/>
                 <w:color w:val="000000"/>
-                <w:sz w:val="18"/>
+                <w:sz w:val="20"/>
               </w:rPr>
             </w:r>
           </w:p>
         </w:tc>
         <w:tc>
           <w:tcPr>
-            <w:tcW w:w="523" w:type="dxa"/>
+            <w:tcW w:w="556" w:type="dxa"/>
             <w:shd w:val="clear" w:color="auto" w:fill="FFFFFF"/>
           </w:tcPr>
           <w:p>
@@ -6300,14 +6226,14 @@
                 <w:rFonts w:ascii="Times New Roman" w:hAnsi="Times New Roman"/>
                 <w:b w:val="0"/>
                 <w:color w:val="000000"/>
-                <w:sz w:val="18"/>
+                <w:sz w:val="20"/>
               </w:rPr>
             </w:r>
           </w:p>
         </w:tc>
         <w:tc>
           <w:tcPr>
-            <w:tcW w:w="523" w:type="dxa"/>
+            <w:tcW w:w="556" w:type="dxa"/>
             <w:shd w:val="clear" w:color="auto" w:fill="FFFFFF"/>
           </w:tcPr>
           <w:p>
@@ -6320,14 +6246,14 @@
                 <w:rFonts w:ascii="Times New Roman" w:hAnsi="Times New Roman"/>
                 <w:b w:val="0"/>
                 <w:color w:val="000000"/>
-                <w:sz w:val="18"/>
+                <w:sz w:val="20"/>
               </w:rPr>
             </w:r>
           </w:p>
         </w:tc>
         <w:tc>
           <w:tcPr>
-            <w:tcW w:w="523" w:type="dxa"/>
+            <w:tcW w:w="556" w:type="dxa"/>
             <w:shd w:val="clear" w:color="auto" w:fill="FFFFFF"/>
           </w:tcPr>
           <w:p>
@@ -6340,14 +6266,14 @@
                 <w:rFonts w:ascii="Times New Roman" w:hAnsi="Times New Roman"/>
                 <w:b w:val="0"/>
                 <w:color w:val="000000"/>
-                <w:sz w:val="18"/>
+                <w:sz w:val="20"/>
               </w:rPr>
             </w:r>
           </w:p>
         </w:tc>
         <w:tc>
           <w:tcPr>
-            <w:tcW w:w="523" w:type="dxa"/>
+            <w:tcW w:w="556" w:type="dxa"/>
             <w:shd w:val="clear" w:color="auto" w:fill="FFFFFF"/>
           </w:tcPr>
           <w:p>
@@ -6360,14 +6286,14 @@
                 <w:rFonts w:ascii="Times New Roman" w:hAnsi="Times New Roman"/>
                 <w:b w:val="0"/>
                 <w:color w:val="000000"/>
-                <w:sz w:val="18"/>
+                <w:sz w:val="20"/>
               </w:rPr>
             </w:r>
           </w:p>
         </w:tc>
         <w:tc>
           <w:tcPr>
-            <w:tcW w:w="523" w:type="dxa"/>
+            <w:tcW w:w="556" w:type="dxa"/>
             <w:shd w:val="clear" w:color="auto" w:fill="70AD47"/>
           </w:tcPr>
           <w:p>
@@ -6380,15 +6306,15 @@
                 <w:rFonts w:ascii="Times New Roman" w:hAnsi="Times New Roman"/>
                 <w:b w:val="0"/>
                 <w:color w:val="FFFFFF"/>
-                <w:sz w:val="18"/>
+                <w:sz w:val="20"/>
               </w:rPr>
-              <w:t>✓</w:t>
+              <w:t>X</w:t>
             </w:r>
           </w:p>
         </w:tc>
         <w:tc>
           <w:tcPr>
-            <w:tcW w:w="523" w:type="dxa"/>
+            <w:tcW w:w="556" w:type="dxa"/>
             <w:shd w:val="clear" w:color="auto" w:fill="FFFFFF"/>
           </w:tcPr>
           <w:p>
@@ -6401,14 +6327,14 @@
                 <w:rFonts w:ascii="Times New Roman" w:hAnsi="Times New Roman"/>
                 <w:b w:val="0"/>
                 <w:color w:val="000000"/>
-                <w:sz w:val="18"/>
+                <w:sz w:val="20"/>
               </w:rPr>
             </w:r>
           </w:p>
         </w:tc>
         <w:tc>
           <w:tcPr>
-            <w:tcW w:w="523" w:type="dxa"/>
+            <w:tcW w:w="556" w:type="dxa"/>
             <w:shd w:val="clear" w:color="auto" w:fill="FFFFFF"/>
           </w:tcPr>
           <w:p>
@@ -6421,7 +6347,7 @@
                 <w:rFonts w:ascii="Times New Roman" w:hAnsi="Times New Roman"/>
                 <w:b w:val="0"/>
                 <w:color w:val="000000"/>
-                <w:sz w:val="18"/>
+                <w:sz w:val="20"/>
               </w:rPr>
             </w:r>
           </w:p>
@@ -6430,7 +6356,7 @@
       <w:tr>
         <w:tc>
           <w:tcPr>
-            <w:tcW w:w="3557" w:type="dxa"/>
+            <w:tcW w:w="3260" w:type="dxa"/>
             <w:shd w:val="clear" w:color="auto" w:fill="D9E1F2"/>
           </w:tcPr>
           <w:p>
@@ -6451,7 +6377,7 @@
         </w:tc>
         <w:tc>
           <w:tcPr>
-            <w:tcW w:w="523" w:type="dxa"/>
+            <w:tcW w:w="556" w:type="dxa"/>
             <w:shd w:val="clear" w:color="auto" w:fill="D9E1F2"/>
           </w:tcPr>
           <w:p>
@@ -6464,14 +6390,14 @@
                 <w:rFonts w:ascii="Times New Roman" w:hAnsi="Times New Roman"/>
                 <w:b w:val="0"/>
                 <w:color w:val="000000"/>
-                <w:sz w:val="18"/>
+                <w:sz w:val="20"/>
               </w:rPr>
             </w:r>
           </w:p>
         </w:tc>
         <w:tc>
           <w:tcPr>
-            <w:tcW w:w="523" w:type="dxa"/>
+            <w:tcW w:w="556" w:type="dxa"/>
             <w:shd w:val="clear" w:color="auto" w:fill="D9E1F2"/>
           </w:tcPr>
           <w:p>
@@ -6484,14 +6410,14 @@
                 <w:rFonts w:ascii="Times New Roman" w:hAnsi="Times New Roman"/>
                 <w:b w:val="0"/>
                 <w:color w:val="000000"/>
-                <w:sz w:val="18"/>
+                <w:sz w:val="20"/>
               </w:rPr>
             </w:r>
           </w:p>
         </w:tc>
         <w:tc>
           <w:tcPr>
-            <w:tcW w:w="523" w:type="dxa"/>
+            <w:tcW w:w="556" w:type="dxa"/>
             <w:shd w:val="clear" w:color="auto" w:fill="D9E1F2"/>
           </w:tcPr>
           <w:p>
@@ -6504,14 +6430,14 @@
                 <w:rFonts w:ascii="Times New Roman" w:hAnsi="Times New Roman"/>
                 <w:b w:val="0"/>
                 <w:color w:val="000000"/>
-                <w:sz w:val="18"/>
+                <w:sz w:val="20"/>
               </w:rPr>
             </w:r>
           </w:p>
         </w:tc>
         <w:tc>
           <w:tcPr>
-            <w:tcW w:w="523" w:type="dxa"/>
+            <w:tcW w:w="556" w:type="dxa"/>
             <w:shd w:val="clear" w:color="auto" w:fill="D9E1F2"/>
           </w:tcPr>
           <w:p>
@@ -6524,14 +6450,14 @@
                 <w:rFonts w:ascii="Times New Roman" w:hAnsi="Times New Roman"/>
                 <w:b w:val="0"/>
                 <w:color w:val="000000"/>
-                <w:sz w:val="18"/>
+                <w:sz w:val="20"/>
               </w:rPr>
             </w:r>
           </w:p>
         </w:tc>
         <w:tc>
           <w:tcPr>
-            <w:tcW w:w="523" w:type="dxa"/>
+            <w:tcW w:w="556" w:type="dxa"/>
             <w:shd w:val="clear" w:color="auto" w:fill="D9E1F2"/>
           </w:tcPr>
           <w:p>
@@ -6544,14 +6470,14 @@
                 <w:rFonts w:ascii="Times New Roman" w:hAnsi="Times New Roman"/>
                 <w:b w:val="0"/>
                 <w:color w:val="000000"/>
-                <w:sz w:val="18"/>
+                <w:sz w:val="20"/>
               </w:rPr>
             </w:r>
           </w:p>
         </w:tc>
         <w:tc>
           <w:tcPr>
-            <w:tcW w:w="523" w:type="dxa"/>
+            <w:tcW w:w="556" w:type="dxa"/>
             <w:shd w:val="clear" w:color="auto" w:fill="D9E1F2"/>
           </w:tcPr>
           <w:p>
@@ -6564,14 +6490,14 @@
                 <w:rFonts w:ascii="Times New Roman" w:hAnsi="Times New Roman"/>
                 <w:b w:val="0"/>
                 <w:color w:val="000000"/>
-                <w:sz w:val="18"/>
+                <w:sz w:val="20"/>
               </w:rPr>
             </w:r>
           </w:p>
         </w:tc>
         <w:tc>
           <w:tcPr>
-            <w:tcW w:w="523" w:type="dxa"/>
+            <w:tcW w:w="556" w:type="dxa"/>
             <w:shd w:val="clear" w:color="auto" w:fill="D9E1F2"/>
           </w:tcPr>
           <w:p>
@@ -6584,14 +6510,14 @@
                 <w:rFonts w:ascii="Times New Roman" w:hAnsi="Times New Roman"/>
                 <w:b w:val="0"/>
                 <w:color w:val="000000"/>
-                <w:sz w:val="18"/>
+                <w:sz w:val="20"/>
               </w:rPr>
             </w:r>
           </w:p>
         </w:tc>
         <w:tc>
           <w:tcPr>
-            <w:tcW w:w="523" w:type="dxa"/>
+            <w:tcW w:w="556" w:type="dxa"/>
             <w:shd w:val="clear" w:color="auto" w:fill="70AD47"/>
           </w:tcPr>
           <w:p>
@@ -6604,15 +6530,15 @@
                 <w:rFonts w:ascii="Times New Roman" w:hAnsi="Times New Roman"/>
                 <w:b w:val="0"/>
                 <w:color w:val="FFFFFF"/>
-                <w:sz w:val="18"/>
+                <w:sz w:val="20"/>
               </w:rPr>
-              <w:t>✓</w:t>
+              <w:t>X</w:t>
             </w:r>
           </w:p>
         </w:tc>
         <w:tc>
           <w:tcPr>
-            <w:tcW w:w="523" w:type="dxa"/>
+            <w:tcW w:w="556" w:type="dxa"/>
             <w:shd w:val="clear" w:color="auto" w:fill="D9E1F2"/>
           </w:tcPr>
           <w:p>
@@ -6625,7 +6551,7 @@
                 <w:rFonts w:ascii="Times New Roman" w:hAnsi="Times New Roman"/>
                 <w:b w:val="0"/>
                 <w:color w:val="000000"/>
-                <w:sz w:val="18"/>
+                <w:sz w:val="20"/>
               </w:rPr>
             </w:r>
           </w:p>
@@ -6634,7 +6560,7 @@
       <w:tr>
         <w:tc>
           <w:tcPr>
-            <w:tcW w:w="3557" w:type="dxa"/>
+            <w:tcW w:w="3260" w:type="dxa"/>
             <w:shd w:val="clear" w:color="auto" w:fill="FFFFFF"/>
           </w:tcPr>
           <w:p>
@@ -6655,7 +6581,7 @@
         </w:tc>
         <w:tc>
           <w:tcPr>
-            <w:tcW w:w="523" w:type="dxa"/>
+            <w:tcW w:w="556" w:type="dxa"/>
             <w:shd w:val="clear" w:color="auto" w:fill="FFFFFF"/>
           </w:tcPr>
           <w:p>
@@ -6668,14 +6594,14 @@
                 <w:rFonts w:ascii="Times New Roman" w:hAnsi="Times New Roman"/>
                 <w:b w:val="0"/>
                 <w:color w:val="000000"/>
-                <w:sz w:val="18"/>
+                <w:sz w:val="20"/>
               </w:rPr>
             </w:r>
           </w:p>
         </w:tc>
         <w:tc>
           <w:tcPr>
-            <w:tcW w:w="523" w:type="dxa"/>
+            <w:tcW w:w="556" w:type="dxa"/>
             <w:shd w:val="clear" w:color="auto" w:fill="FFFFFF"/>
           </w:tcPr>
           <w:p>
@@ -6688,14 +6614,14 @@
                 <w:rFonts w:ascii="Times New Roman" w:hAnsi="Times New Roman"/>
                 <w:b w:val="0"/>
                 <w:color w:val="000000"/>
-                <w:sz w:val="18"/>
+                <w:sz w:val="20"/>
               </w:rPr>
             </w:r>
           </w:p>
         </w:tc>
         <w:tc>
           <w:tcPr>
-            <w:tcW w:w="523" w:type="dxa"/>
+            <w:tcW w:w="556" w:type="dxa"/>
             <w:shd w:val="clear" w:color="auto" w:fill="FFFFFF"/>
           </w:tcPr>
           <w:p>
@@ -6708,14 +6634,14 @@
                 <w:rFonts w:ascii="Times New Roman" w:hAnsi="Times New Roman"/>
                 <w:b w:val="0"/>
                 <w:color w:val="000000"/>
-                <w:sz w:val="18"/>
+                <w:sz w:val="20"/>
               </w:rPr>
             </w:r>
           </w:p>
         </w:tc>
         <w:tc>
           <w:tcPr>
-            <w:tcW w:w="523" w:type="dxa"/>
+            <w:tcW w:w="556" w:type="dxa"/>
             <w:shd w:val="clear" w:color="auto" w:fill="FFFFFF"/>
           </w:tcPr>
           <w:p>
@@ -6728,14 +6654,14 @@
                 <w:rFonts w:ascii="Times New Roman" w:hAnsi="Times New Roman"/>
                 <w:b w:val="0"/>
                 <w:color w:val="000000"/>
-                <w:sz w:val="18"/>
+                <w:sz w:val="20"/>
               </w:rPr>
             </w:r>
           </w:p>
         </w:tc>
         <w:tc>
           <w:tcPr>
-            <w:tcW w:w="523" w:type="dxa"/>
+            <w:tcW w:w="556" w:type="dxa"/>
             <w:shd w:val="clear" w:color="auto" w:fill="FFFFFF"/>
           </w:tcPr>
           <w:p>
@@ -6748,14 +6674,14 @@
                 <w:rFonts w:ascii="Times New Roman" w:hAnsi="Times New Roman"/>
                 <w:b w:val="0"/>
                 <w:color w:val="000000"/>
-                <w:sz w:val="18"/>
+                <w:sz w:val="20"/>
               </w:rPr>
             </w:r>
           </w:p>
         </w:tc>
         <w:tc>
           <w:tcPr>
-            <w:tcW w:w="523" w:type="dxa"/>
+            <w:tcW w:w="556" w:type="dxa"/>
             <w:shd w:val="clear" w:color="auto" w:fill="FFFFFF"/>
           </w:tcPr>
           <w:p>
@@ -6768,14 +6694,14 @@
                 <w:rFonts w:ascii="Times New Roman" w:hAnsi="Times New Roman"/>
                 <w:b w:val="0"/>
                 <w:color w:val="000000"/>
-                <w:sz w:val="18"/>
+                <w:sz w:val="20"/>
               </w:rPr>
             </w:r>
           </w:p>
         </w:tc>
         <w:tc>
           <w:tcPr>
-            <w:tcW w:w="523" w:type="dxa"/>
+            <w:tcW w:w="556" w:type="dxa"/>
             <w:shd w:val="clear" w:color="auto" w:fill="FFFFFF"/>
           </w:tcPr>
           <w:p>
@@ -6788,14 +6714,14 @@
                 <w:rFonts w:ascii="Times New Roman" w:hAnsi="Times New Roman"/>
                 <w:b w:val="0"/>
                 <w:color w:val="000000"/>
-                <w:sz w:val="18"/>
+                <w:sz w:val="20"/>
               </w:rPr>
             </w:r>
           </w:p>
         </w:tc>
         <w:tc>
           <w:tcPr>
-            <w:tcW w:w="523" w:type="dxa"/>
+            <w:tcW w:w="556" w:type="dxa"/>
             <w:shd w:val="clear" w:color="auto" w:fill="FFFFFF"/>
           </w:tcPr>
           <w:p>
@@ -6808,14 +6734,14 @@
                 <w:rFonts w:ascii="Times New Roman" w:hAnsi="Times New Roman"/>
                 <w:b w:val="0"/>
                 <w:color w:val="000000"/>
-                <w:sz w:val="18"/>
+                <w:sz w:val="20"/>
               </w:rPr>
             </w:r>
           </w:p>
         </w:tc>
         <w:tc>
           <w:tcPr>
-            <w:tcW w:w="523" w:type="dxa"/>
+            <w:tcW w:w="556" w:type="dxa"/>
             <w:shd w:val="clear" w:color="auto" w:fill="70AD47"/>
           </w:tcPr>
           <w:p>
@@ -6828,9 +6754,9 @@
                 <w:rFonts w:ascii="Times New Roman" w:hAnsi="Times New Roman"/>
                 <w:b w:val="0"/>
                 <w:color w:val="FFFFFF"/>
-                <w:sz w:val="18"/>
+                <w:sz w:val="20"/>
               </w:rPr>
-              <w:t>✓</w:t>
+              <w:t>X</w:t>
             </w:r>
           </w:p>
         </w:tc>
@@ -6838,7 +6764,7 @@
       <w:tr>
         <w:tc>
           <w:tcPr>
-            <w:tcW w:w="3557" w:type="dxa"/>
+            <w:tcW w:w="3260" w:type="dxa"/>
             <w:shd w:val="clear" w:color="auto" w:fill="D9E1F2"/>
           </w:tcPr>
           <w:p>
@@ -6859,7 +6785,7 @@
         </w:tc>
         <w:tc>
           <w:tcPr>
-            <w:tcW w:w="523" w:type="dxa"/>
+            <w:tcW w:w="556" w:type="dxa"/>
             <w:shd w:val="clear" w:color="auto" w:fill="70AD47"/>
           </w:tcPr>
           <w:p>
@@ -6872,15 +6798,15 @@
                 <w:rFonts w:ascii="Times New Roman" w:hAnsi="Times New Roman"/>
                 <w:b w:val="0"/>
                 <w:color w:val="FFFFFF"/>
-                <w:sz w:val="18"/>
+                <w:sz w:val="20"/>
               </w:rPr>
-              <w:t>✓</w:t>
+              <w:t>X</w:t>
             </w:r>
           </w:p>
         </w:tc>
         <w:tc>
           <w:tcPr>
-            <w:tcW w:w="523" w:type="dxa"/>
+            <w:tcW w:w="556" w:type="dxa"/>
             <w:shd w:val="clear" w:color="auto" w:fill="D9E1F2"/>
           </w:tcPr>
           <w:p>
@@ -6893,14 +6819,14 @@
                 <w:rFonts w:ascii="Times New Roman" w:hAnsi="Times New Roman"/>
                 <w:b w:val="0"/>
                 <w:color w:val="000000"/>
-                <w:sz w:val="18"/>
+                <w:sz w:val="20"/>
               </w:rPr>
             </w:r>
           </w:p>
         </w:tc>
         <w:tc>
           <w:tcPr>
-            <w:tcW w:w="523" w:type="dxa"/>
+            <w:tcW w:w="556" w:type="dxa"/>
             <w:shd w:val="clear" w:color="auto" w:fill="D9E1F2"/>
           </w:tcPr>
           <w:p>
@@ -6913,14 +6839,14 @@
                 <w:rFonts w:ascii="Times New Roman" w:hAnsi="Times New Roman"/>
                 <w:b w:val="0"/>
                 <w:color w:val="000000"/>
-                <w:sz w:val="18"/>
+                <w:sz w:val="20"/>
               </w:rPr>
             </w:r>
           </w:p>
         </w:tc>
         <w:tc>
           <w:tcPr>
-            <w:tcW w:w="523" w:type="dxa"/>
+            <w:tcW w:w="556" w:type="dxa"/>
             <w:shd w:val="clear" w:color="auto" w:fill="70AD47"/>
           </w:tcPr>
           <w:p>
@@ -6933,15 +6859,15 @@
                 <w:rFonts w:ascii="Times New Roman" w:hAnsi="Times New Roman"/>
                 <w:b w:val="0"/>
                 <w:color w:val="FFFFFF"/>
-                <w:sz w:val="18"/>
+                <w:sz w:val="20"/>
               </w:rPr>
-              <w:t>✓</w:t>
+              <w:t>X</w:t>
             </w:r>
           </w:p>
         </w:tc>
         <w:tc>
           <w:tcPr>
-            <w:tcW w:w="523" w:type="dxa"/>
+            <w:tcW w:w="556" w:type="dxa"/>
             <w:shd w:val="clear" w:color="auto" w:fill="D9E1F2"/>
           </w:tcPr>
           <w:p>
@@ -6954,14 +6880,14 @@
                 <w:rFonts w:ascii="Times New Roman" w:hAnsi="Times New Roman"/>
                 <w:b w:val="0"/>
                 <w:color w:val="000000"/>
-                <w:sz w:val="18"/>
+                <w:sz w:val="20"/>
               </w:rPr>
             </w:r>
           </w:p>
         </w:tc>
         <w:tc>
           <w:tcPr>
-            <w:tcW w:w="523" w:type="dxa"/>
+            <w:tcW w:w="556" w:type="dxa"/>
             <w:shd w:val="clear" w:color="auto" w:fill="D9E1F2"/>
           </w:tcPr>
           <w:p>
@@ -6974,14 +6900,14 @@
                 <w:rFonts w:ascii="Times New Roman" w:hAnsi="Times New Roman"/>
                 <w:b w:val="0"/>
                 <w:color w:val="000000"/>
-                <w:sz w:val="18"/>
+                <w:sz w:val="20"/>
               </w:rPr>
             </w:r>
           </w:p>
         </w:tc>
         <w:tc>
           <w:tcPr>
-            <w:tcW w:w="523" w:type="dxa"/>
+            <w:tcW w:w="556" w:type="dxa"/>
             <w:shd w:val="clear" w:color="auto" w:fill="D9E1F2"/>
           </w:tcPr>
           <w:p>
@@ -6994,14 +6920,14 @@
                 <w:rFonts w:ascii="Times New Roman" w:hAnsi="Times New Roman"/>
                 <w:b w:val="0"/>
                 <w:color w:val="000000"/>
-                <w:sz w:val="18"/>
+                <w:sz w:val="20"/>
               </w:rPr>
             </w:r>
           </w:p>
         </w:tc>
         <w:tc>
           <w:tcPr>
-            <w:tcW w:w="523" w:type="dxa"/>
+            <w:tcW w:w="556" w:type="dxa"/>
             <w:shd w:val="clear" w:color="auto" w:fill="D9E1F2"/>
           </w:tcPr>
           <w:p>
@@ -7014,14 +6940,14 @@
                 <w:rFonts w:ascii="Times New Roman" w:hAnsi="Times New Roman"/>
                 <w:b w:val="0"/>
                 <w:color w:val="000000"/>
-                <w:sz w:val="18"/>
+                <w:sz w:val="20"/>
               </w:rPr>
             </w:r>
           </w:p>
         </w:tc>
         <w:tc>
           <w:tcPr>
-            <w:tcW w:w="523" w:type="dxa"/>
+            <w:tcW w:w="556" w:type="dxa"/>
             <w:shd w:val="clear" w:color="auto" w:fill="D9E1F2"/>
           </w:tcPr>
           <w:p>
@@ -7034,7 +6960,7 @@
                 <w:rFonts w:ascii="Times New Roman" w:hAnsi="Times New Roman"/>
                 <w:b w:val="0"/>
                 <w:color w:val="000000"/>
-                <w:sz w:val="18"/>
+                <w:sz w:val="20"/>
               </w:rPr>
             </w:r>
           </w:p>
@@ -7043,7 +6969,7 @@
       <w:tr>
         <w:tc>
           <w:tcPr>
-            <w:tcW w:w="3557" w:type="dxa"/>
+            <w:tcW w:w="3260" w:type="dxa"/>
             <w:shd w:val="clear" w:color="auto" w:fill="FFFFFF"/>
           </w:tcPr>
           <w:p>
@@ -7064,7 +6990,7 @@
         </w:tc>
         <w:tc>
           <w:tcPr>
-            <w:tcW w:w="523" w:type="dxa"/>
+            <w:tcW w:w="556" w:type="dxa"/>
             <w:shd w:val="clear" w:color="auto" w:fill="FFFFFF"/>
           </w:tcPr>
           <w:p>
@@ -7077,14 +7003,14 @@
                 <w:rFonts w:ascii="Times New Roman" w:hAnsi="Times New Roman"/>
                 <w:b w:val="0"/>
                 <w:color w:val="000000"/>
-                <w:sz w:val="18"/>
+                <w:sz w:val="20"/>
               </w:rPr>
             </w:r>
           </w:p>
         </w:tc>
         <w:tc>
           <w:tcPr>
-            <w:tcW w:w="523" w:type="dxa"/>
+            <w:tcW w:w="556" w:type="dxa"/>
             <w:shd w:val="clear" w:color="auto" w:fill="70AD47"/>
           </w:tcPr>
           <w:p>
@@ -7097,15 +7023,15 @@
                 <w:rFonts w:ascii="Times New Roman" w:hAnsi="Times New Roman"/>
                 <w:b w:val="0"/>
                 <w:color w:val="FFFFFF"/>
-                <w:sz w:val="18"/>
+                <w:sz w:val="20"/>
               </w:rPr>
-              <w:t>✓</w:t>
+              <w:t>X</w:t>
             </w:r>
           </w:p>
         </w:tc>
         <w:tc>
           <w:tcPr>
-            <w:tcW w:w="523" w:type="dxa"/>
+            <w:tcW w:w="556" w:type="dxa"/>
             <w:shd w:val="clear" w:color="auto" w:fill="70AD47"/>
           </w:tcPr>
           <w:p>
@@ -7118,15 +7044,15 @@
                 <w:rFonts w:ascii="Times New Roman" w:hAnsi="Times New Roman"/>
                 <w:b w:val="0"/>
                 <w:color w:val="FFFFFF"/>
-                <w:sz w:val="18"/>
+                <w:sz w:val="20"/>
               </w:rPr>
-              <w:t>✓</w:t>
+              <w:t>X</w:t>
             </w:r>
           </w:p>
         </w:tc>
         <w:tc>
           <w:tcPr>
-            <w:tcW w:w="523" w:type="dxa"/>
+            <w:tcW w:w="556" w:type="dxa"/>
             <w:shd w:val="clear" w:color="auto" w:fill="FFFFFF"/>
           </w:tcPr>
           <w:p>
@@ -7139,14 +7065,14 @@
                 <w:rFonts w:ascii="Times New Roman" w:hAnsi="Times New Roman"/>
                 <w:b w:val="0"/>
                 <w:color w:val="000000"/>
-                <w:sz w:val="18"/>
+                <w:sz w:val="20"/>
               </w:rPr>
             </w:r>
           </w:p>
         </w:tc>
         <w:tc>
           <w:tcPr>
-            <w:tcW w:w="523" w:type="dxa"/>
+            <w:tcW w:w="556" w:type="dxa"/>
             <w:shd w:val="clear" w:color="auto" w:fill="FFFFFF"/>
           </w:tcPr>
           <w:p>
@@ -7159,14 +7085,14 @@
                 <w:rFonts w:ascii="Times New Roman" w:hAnsi="Times New Roman"/>
                 <w:b w:val="0"/>
                 <w:color w:val="000000"/>
-                <w:sz w:val="18"/>
+                <w:sz w:val="20"/>
               </w:rPr>
             </w:r>
           </w:p>
         </w:tc>
         <w:tc>
           <w:tcPr>
-            <w:tcW w:w="523" w:type="dxa"/>
+            <w:tcW w:w="556" w:type="dxa"/>
             <w:shd w:val="clear" w:color="auto" w:fill="FFFFFF"/>
           </w:tcPr>
           <w:p>
@@ -7179,14 +7105,14 @@
                 <w:rFonts w:ascii="Times New Roman" w:hAnsi="Times New Roman"/>
                 <w:b w:val="0"/>
                 <w:color w:val="000000"/>
-                <w:sz w:val="18"/>
+                <w:sz w:val="20"/>
               </w:rPr>
             </w:r>
           </w:p>
         </w:tc>
         <w:tc>
           <w:tcPr>
-            <w:tcW w:w="523" w:type="dxa"/>
+            <w:tcW w:w="556" w:type="dxa"/>
             <w:shd w:val="clear" w:color="auto" w:fill="FFFFFF"/>
           </w:tcPr>
           <w:p>
@@ -7199,14 +7125,14 @@
                 <w:rFonts w:ascii="Times New Roman" w:hAnsi="Times New Roman"/>
                 <w:b w:val="0"/>
                 <w:color w:val="000000"/>
-                <w:sz w:val="18"/>
+                <w:sz w:val="20"/>
               </w:rPr>
             </w:r>
           </w:p>
         </w:tc>
         <w:tc>
           <w:tcPr>
-            <w:tcW w:w="523" w:type="dxa"/>
+            <w:tcW w:w="556" w:type="dxa"/>
             <w:shd w:val="clear" w:color="auto" w:fill="FFFFFF"/>
           </w:tcPr>
           <w:p>
@@ -7219,14 +7145,14 @@
                 <w:rFonts w:ascii="Times New Roman" w:hAnsi="Times New Roman"/>
                 <w:b w:val="0"/>
                 <w:color w:val="000000"/>
-                <w:sz w:val="18"/>
+                <w:sz w:val="20"/>
               </w:rPr>
             </w:r>
           </w:p>
         </w:tc>
         <w:tc>
           <w:tcPr>
-            <w:tcW w:w="523" w:type="dxa"/>
+            <w:tcW w:w="556" w:type="dxa"/>
             <w:shd w:val="clear" w:color="auto" w:fill="FFFFFF"/>
           </w:tcPr>
           <w:p>
@@ -7239,7 +7165,7 @@
                 <w:rFonts w:ascii="Times New Roman" w:hAnsi="Times New Roman"/>
                 <w:b w:val="0"/>
                 <w:color w:val="000000"/>
-                <w:sz w:val="18"/>
+                <w:sz w:val="20"/>
               </w:rPr>
             </w:r>
           </w:p>
@@ -7248,7 +7174,7 @@
       <w:tr>
         <w:tc>
           <w:tcPr>
-            <w:tcW w:w="3557" w:type="dxa"/>
+            <w:tcW w:w="3260" w:type="dxa"/>
             <w:shd w:val="clear" w:color="auto" w:fill="D9E1F2"/>
           </w:tcPr>
           <w:p>
@@ -7269,7 +7195,7 @@
         </w:tc>
         <w:tc>
           <w:tcPr>
-            <w:tcW w:w="523" w:type="dxa"/>
+            <w:tcW w:w="556" w:type="dxa"/>
             <w:shd w:val="clear" w:color="auto" w:fill="D9E1F2"/>
           </w:tcPr>
           <w:p>
@@ -7282,14 +7208,14 @@
                 <w:rFonts w:ascii="Times New Roman" w:hAnsi="Times New Roman"/>
                 <w:b w:val="0"/>
                 <w:color w:val="000000"/>
-                <w:sz w:val="18"/>
+                <w:sz w:val="20"/>
               </w:rPr>
             </w:r>
           </w:p>
         </w:tc>
         <w:tc>
           <w:tcPr>
-            <w:tcW w:w="523" w:type="dxa"/>
+            <w:tcW w:w="556" w:type="dxa"/>
             <w:shd w:val="clear" w:color="auto" w:fill="D9E1F2"/>
           </w:tcPr>
           <w:p>
@@ -7302,14 +7228,14 @@
                 <w:rFonts w:ascii="Times New Roman" w:hAnsi="Times New Roman"/>
                 <w:b w:val="0"/>
                 <w:color w:val="000000"/>
-                <w:sz w:val="18"/>
+                <w:sz w:val="20"/>
               </w:rPr>
             </w:r>
           </w:p>
         </w:tc>
         <w:tc>
           <w:tcPr>
-            <w:tcW w:w="523" w:type="dxa"/>
+            <w:tcW w:w="556" w:type="dxa"/>
             <w:shd w:val="clear" w:color="auto" w:fill="D9E1F2"/>
           </w:tcPr>
           <w:p>
@@ -7322,14 +7248,14 @@
                 <w:rFonts w:ascii="Times New Roman" w:hAnsi="Times New Roman"/>
                 <w:b w:val="0"/>
                 <w:color w:val="000000"/>
-                <w:sz w:val="18"/>
+                <w:sz w:val="20"/>
               </w:rPr>
             </w:r>
           </w:p>
         </w:tc>
         <w:tc>
           <w:tcPr>
-            <w:tcW w:w="523" w:type="dxa"/>
+            <w:tcW w:w="556" w:type="dxa"/>
             <w:shd w:val="clear" w:color="auto" w:fill="D9E1F2"/>
           </w:tcPr>
           <w:p>
@@ -7342,14 +7268,14 @@
                 <w:rFonts w:ascii="Times New Roman" w:hAnsi="Times New Roman"/>
                 <w:b w:val="0"/>
                 <w:color w:val="000000"/>
-                <w:sz w:val="18"/>
+                <w:sz w:val="20"/>
               </w:rPr>
             </w:r>
           </w:p>
         </w:tc>
         <w:tc>
           <w:tcPr>
-            <w:tcW w:w="523" w:type="dxa"/>
+            <w:tcW w:w="556" w:type="dxa"/>
             <w:shd w:val="clear" w:color="auto" w:fill="70AD47"/>
           </w:tcPr>
           <w:p>
@@ -7362,15 +7288,15 @@
                 <w:rFonts w:ascii="Times New Roman" w:hAnsi="Times New Roman"/>
                 <w:b w:val="0"/>
                 <w:color w:val="FFFFFF"/>
-                <w:sz w:val="18"/>
+                <w:sz w:val="20"/>
               </w:rPr>
-              <w:t>✓</w:t>
+              <w:t>X</w:t>
             </w:r>
           </w:p>
         </w:tc>
         <w:tc>
           <w:tcPr>
-            <w:tcW w:w="523" w:type="dxa"/>
+            <w:tcW w:w="556" w:type="dxa"/>
             <w:shd w:val="clear" w:color="auto" w:fill="70AD47"/>
           </w:tcPr>
           <w:p>
@@ -7383,15 +7309,15 @@
                 <w:rFonts w:ascii="Times New Roman" w:hAnsi="Times New Roman"/>
                 <w:b w:val="0"/>
                 <w:color w:val="FFFFFF"/>
-                <w:sz w:val="18"/>
+                <w:sz w:val="20"/>
               </w:rPr>
-              <w:t>✓</w:t>
+              <w:t>X</w:t>
             </w:r>
           </w:p>
         </w:tc>
         <w:tc>
           <w:tcPr>
-            <w:tcW w:w="523" w:type="dxa"/>
+            <w:tcW w:w="556" w:type="dxa"/>
             <w:shd w:val="clear" w:color="auto" w:fill="D9E1F2"/>
           </w:tcPr>
           <w:p>
@@ -7404,14 +7330,14 @@
                 <w:rFonts w:ascii="Times New Roman" w:hAnsi="Times New Roman"/>
                 <w:b w:val="0"/>
                 <w:color w:val="000000"/>
-                <w:sz w:val="18"/>
+                <w:sz w:val="20"/>
               </w:rPr>
             </w:r>
           </w:p>
         </w:tc>
         <w:tc>
           <w:tcPr>
-            <w:tcW w:w="523" w:type="dxa"/>
+            <w:tcW w:w="556" w:type="dxa"/>
             <w:shd w:val="clear" w:color="auto" w:fill="D9E1F2"/>
           </w:tcPr>
           <w:p>
@@ -7424,14 +7350,14 @@
                 <w:rFonts w:ascii="Times New Roman" w:hAnsi="Times New Roman"/>
                 <w:b w:val="0"/>
                 <w:color w:val="000000"/>
-                <w:sz w:val="18"/>
+                <w:sz w:val="20"/>
               </w:rPr>
             </w:r>
           </w:p>
         </w:tc>
         <w:tc>
           <w:tcPr>
-            <w:tcW w:w="523" w:type="dxa"/>
+            <w:tcW w:w="556" w:type="dxa"/>
             <w:shd w:val="clear" w:color="auto" w:fill="D9E1F2"/>
           </w:tcPr>
           <w:p>
@@ -7444,7 +7370,7 @@
                 <w:rFonts w:ascii="Times New Roman" w:hAnsi="Times New Roman"/>
                 <w:b w:val="0"/>
                 <w:color w:val="000000"/>
-                <w:sz w:val="18"/>
+                <w:sz w:val="20"/>
               </w:rPr>
             </w:r>
           </w:p>
@@ -7453,7 +7379,7 @@
       <w:tr>
         <w:tc>
           <w:tcPr>
-            <w:tcW w:w="3557" w:type="dxa"/>
+            <w:tcW w:w="3260" w:type="dxa"/>
             <w:shd w:val="clear" w:color="auto" w:fill="FFFFFF"/>
           </w:tcPr>
           <w:p>
@@ -7474,7 +7400,7 @@
         </w:tc>
         <w:tc>
           <w:tcPr>
-            <w:tcW w:w="523" w:type="dxa"/>
+            <w:tcW w:w="556" w:type="dxa"/>
             <w:shd w:val="clear" w:color="auto" w:fill="FFFFFF"/>
           </w:tcPr>
           <w:p>
@@ -7487,14 +7413,14 @@
                 <w:rFonts w:ascii="Times New Roman" w:hAnsi="Times New Roman"/>
                 <w:b w:val="0"/>
                 <w:color w:val="000000"/>
-                <w:sz w:val="18"/>
+                <w:sz w:val="20"/>
               </w:rPr>
             </w:r>
           </w:p>
         </w:tc>
         <w:tc>
           <w:tcPr>
-            <w:tcW w:w="523" w:type="dxa"/>
+            <w:tcW w:w="556" w:type="dxa"/>
             <w:shd w:val="clear" w:color="auto" w:fill="FFFFFF"/>
           </w:tcPr>
           <w:p>
@@ -7507,14 +7433,14 @@
                 <w:rFonts w:ascii="Times New Roman" w:hAnsi="Times New Roman"/>
                 <w:b w:val="0"/>
                 <w:color w:val="000000"/>
-                <w:sz w:val="18"/>
+                <w:sz w:val="20"/>
               </w:rPr>
             </w:r>
           </w:p>
         </w:tc>
         <w:tc>
           <w:tcPr>
-            <w:tcW w:w="523" w:type="dxa"/>
+            <w:tcW w:w="556" w:type="dxa"/>
             <w:shd w:val="clear" w:color="auto" w:fill="FFFFFF"/>
           </w:tcPr>
           <w:p>
@@ -7527,14 +7453,14 @@
                 <w:rFonts w:ascii="Times New Roman" w:hAnsi="Times New Roman"/>
                 <w:b w:val="0"/>
                 <w:color w:val="000000"/>
-                <w:sz w:val="18"/>
+                <w:sz w:val="20"/>
               </w:rPr>
             </w:r>
           </w:p>
         </w:tc>
         <w:tc>
           <w:tcPr>
-            <w:tcW w:w="523" w:type="dxa"/>
+            <w:tcW w:w="556" w:type="dxa"/>
             <w:shd w:val="clear" w:color="auto" w:fill="FFFFFF"/>
           </w:tcPr>
           <w:p>
@@ -7547,14 +7473,14 @@
                 <w:rFonts w:ascii="Times New Roman" w:hAnsi="Times New Roman"/>
                 <w:b w:val="0"/>
                 <w:color w:val="000000"/>
-                <w:sz w:val="18"/>
+                <w:sz w:val="20"/>
               </w:rPr>
             </w:r>
           </w:p>
         </w:tc>
         <w:tc>
           <w:tcPr>
-            <w:tcW w:w="523" w:type="dxa"/>
+            <w:tcW w:w="556" w:type="dxa"/>
             <w:shd w:val="clear" w:color="auto" w:fill="FFFFFF"/>
           </w:tcPr>
           <w:p>
@@ -7567,14 +7493,14 @@
                 <w:rFonts w:ascii="Times New Roman" w:hAnsi="Times New Roman"/>
                 <w:b w:val="0"/>
                 <w:color w:val="000000"/>
-                <w:sz w:val="18"/>
+                <w:sz w:val="20"/>
               </w:rPr>
             </w:r>
           </w:p>
         </w:tc>
         <w:tc>
           <w:tcPr>
-            <w:tcW w:w="523" w:type="dxa"/>
+            <w:tcW w:w="556" w:type="dxa"/>
             <w:shd w:val="clear" w:color="auto" w:fill="FFFFFF"/>
           </w:tcPr>
           <w:p>
@@ -7587,14 +7513,14 @@
                 <w:rFonts w:ascii="Times New Roman" w:hAnsi="Times New Roman"/>
                 <w:b w:val="0"/>
                 <w:color w:val="000000"/>
-                <w:sz w:val="18"/>
+                <w:sz w:val="20"/>
               </w:rPr>
             </w:r>
           </w:p>
         </w:tc>
         <w:tc>
           <w:tcPr>
-            <w:tcW w:w="523" w:type="dxa"/>
+            <w:tcW w:w="556" w:type="dxa"/>
             <w:shd w:val="clear" w:color="auto" w:fill="70AD47"/>
           </w:tcPr>
           <w:p>
@@ -7607,15 +7533,15 @@
                 <w:rFonts w:ascii="Times New Roman" w:hAnsi="Times New Roman"/>
                 <w:b w:val="0"/>
                 <w:color w:val="FFFFFF"/>
-                <w:sz w:val="18"/>
+                <w:sz w:val="20"/>
               </w:rPr>
-              <w:t>✓</w:t>
+              <w:t>X</w:t>
             </w:r>
           </w:p>
         </w:tc>
         <w:tc>
           <w:tcPr>
-            <w:tcW w:w="523" w:type="dxa"/>
+            <w:tcW w:w="556" w:type="dxa"/>
             <w:shd w:val="clear" w:color="auto" w:fill="70AD47"/>
           </w:tcPr>
           <w:p>
@@ -7628,15 +7554,15 @@
                 <w:rFonts w:ascii="Times New Roman" w:hAnsi="Times New Roman"/>
                 <w:b w:val="0"/>
                 <w:color w:val="FFFFFF"/>
-                <w:sz w:val="18"/>
+                <w:sz w:val="20"/>
               </w:rPr>
-              <w:t>✓</w:t>
+              <w:t>X</w:t>
             </w:r>
           </w:p>
         </w:tc>
         <w:tc>
           <w:tcPr>
-            <w:tcW w:w="523" w:type="dxa"/>
+            <w:tcW w:w="556" w:type="dxa"/>
             <w:shd w:val="clear" w:color="auto" w:fill="70AD47"/>
           </w:tcPr>
           <w:p>
@@ -7649,9 +7575,9 @@
                 <w:rFonts w:ascii="Times New Roman" w:hAnsi="Times New Roman"/>
                 <w:b w:val="0"/>
                 <w:color w:val="FFFFFF"/>
-                <w:sz w:val="18"/>
+                <w:sz w:val="20"/>
               </w:rPr>
-              <w:t>✓</w:t>
+              <w:t>X</w:t>
             </w:r>
           </w:p>
         </w:tc>
@@ -7661,19 +7587,20 @@
     <w:p>
       <w:pPr>
         <w:sectPr>
-          <w:footerReference w:type="default" r:id="rId39"/>
-          <w:type w:val="continuous"/>
+          <w:footerReference w:type="default" r:id="rId40"/>
+          <w:footerReference w:type="first" r:id="rId41"/>
           <w:pgSz w:w="12240" w:h="15840"/>
           <w:pgMar w:top="1701" w:right="1701" w:bottom="1701" w:left="2268" w:header="720" w:footer="720" w:gutter="0"/>
           <w:cols w:space="720"/>
           <w:titlePg/>
           <w:docGrid w:linePitch="360"/>
+          <w:pgNumType w:fmt="decimal"/>
         </w:sectPr>
       </w:pPr>
     </w:p>
     <w:p>
       <w:pPr>
-        <w:spacing w:before="1140" w:after="480"/>
+        <w:spacing w:before="1140" w:after="480" w:line="360" w:lineRule="auto"/>
         <w:jc w:val="center"/>
       </w:pPr>
       <w:r>
@@ -7688,7 +7615,7 @@
     <w:p>
       <w:bookmarkStart w:id="bm_cap3" w:name="bm_cap3"/>
       <w:pPr>
-        <w:spacing w:before="480"/>
+        <w:spacing w:before="0" w:after="480" w:line="360" w:lineRule="auto"/>
         <w:jc w:val="center"/>
       </w:pPr>
       <w:r>
@@ -7702,19 +7629,508 @@
       <w:bookmarkEnd w:id="bm_cap3"/>
     </w:p>
     <w:p>
+      <w:bookmarkStart w:id="bm_cap3_bases" w:name="bm_cap3_bases"/>
+      <w:pPr>
+        <w:spacing w:before="480" w:after="480" w:line="360" w:lineRule="auto"/>
+        <w:jc w:val="left"/>
+      </w:pPr>
+      <w:r>
+        <w:rPr>
+          <w:rFonts w:ascii="Times New Roman" w:hAnsi="Times New Roman"/>
+          <w:b/>
+          <w:sz w:val="24"/>
+        </w:rPr>
+        <w:t>Sistemas de Información</w:t>
+      </w:r>
+      <w:bookmarkEnd w:id="bm_cap3_bases"/>
+    </w:p>
+    <w:p>
+      <w:pPr>
+        <w:spacing w:line="360" w:lineRule="auto" w:after="0" w:before="0"/>
+        <w:ind w:firstLine="709"/>
+        <w:jc w:val="both"/>
+      </w:pPr>
+      <w:r>
+        <w:rPr>
+          <w:rFonts w:ascii="Times New Roman" w:hAnsi="Times New Roman"/>
+          <w:i w:val="0"/>
+          <w:sz w:val="24"/>
+        </w:rPr>
+        <w:t>Un sistema de información constituye un conjunto organizado de recursos humanos, tecnológicos y procedimentales orientados a la captura, almacenamiento, procesamiento y distribución de datos con el propósito de apoyar la toma de decisiones dentro de una organización. Laudon y Laudon (2016) distinguen entre sistemas de procesamiento de transacciones, sistemas de soporte a la decisión y sistemas de información gerencial, siendo estos últimos los que transforman datos operativos en reportes consolidados de utilidad directiva.</w:t>
+      </w:r>
+    </w:p>
+    <w:p>
+      <w:pPr>
+        <w:spacing w:line="360" w:lineRule="auto" w:after="0" w:before="0"/>
+        <w:ind w:firstLine="709"/>
+        <w:jc w:val="both"/>
+      </w:pPr>
+      <w:r>
+        <w:rPr>
+          <w:rFonts w:ascii="Times New Roman" w:hAnsi="Times New Roman"/>
+          <w:i w:val="0"/>
+          <w:sz w:val="24"/>
+        </w:rPr>
+        <w:t>En el contexto del presente proyecto, el sistema propuesto se enmarca en la categoría de sistema de información operacional con capacidad de reporte gerencial, dado que registra cada movimiento documental de forma transaccional y provee resúmenes inmediatos al nivel de presidencia. Según Kendall y Kendall (2011), el análisis y diseño de sistemas busca comprender sistemáticamente cómo interactúan los datos y los usuarios para proponer soluciones tecnológicas que mejoren el flujo de trabajo de una organización.</w:t>
+      </w:r>
+    </w:p>
+    <w:p>
+      <w:pPr>
+        <w:spacing w:line="240" w:lineRule="auto" w:before="720" w:after="240"/>
+        <w:ind w:left="709" w:right="709"/>
+        <w:jc w:val="both"/>
+      </w:pPr>
+      <w:r>
+        <w:rPr>
+          <w:rFonts w:ascii="Times New Roman" w:hAnsi="Times New Roman"/>
+          <w:sz w:val="24"/>
+        </w:rPr>
+        <w:t>Los sistemas de información gerencial proporcionan a los administradores informes sobre el desempeño actual de la organización. Esta información se utiliza para supervisar y controlar el negocio y predecir el desempeño futuro. Los sistemas de información gerencial resumen y reportan las operaciones básicas de la empresa usando datos suministrados por los sistemas de procesamiento de transacciones.</w:t>
+      </w:r>
+      <w:r>
+        <w:rPr>
+          <w:rFonts w:ascii="Times New Roman" w:hAnsi="Times New Roman"/>
+          <w:sz w:val="24"/>
+        </w:rPr>
+        <w:t xml:space="preserve"> (Laudon y Laudon, 2016, p. 46)</w:t>
+      </w:r>
+    </w:p>
+    <w:p>
+      <w:pPr>
+        <w:spacing w:line="360" w:lineRule="auto" w:after="0" w:before="0"/>
+        <w:ind w:firstLine="709"/>
+        <w:jc w:val="both"/>
+      </w:pPr>
+      <w:r>
+        <w:rPr>
+          <w:rFonts w:ascii="Times New Roman" w:hAnsi="Times New Roman"/>
+          <w:i w:val="0"/>
+          <w:sz w:val="24"/>
+        </w:rPr>
+        <w:t>Desde la perspectiva del autor, el sistema desarrollado debe priorizar información confiable y oportuna para apoyar el control de los movimientos documentales de Presidencia.</w:t>
+      </w:r>
+    </w:p>
+    <w:p>
+      <w:pPr>
+        <w:spacing w:before="480" w:after="480" w:line="360" w:lineRule="auto"/>
+        <w:jc w:val="left"/>
+      </w:pPr>
+      <w:r>
+        <w:rPr>
+          <w:rFonts w:ascii="Times New Roman" w:hAnsi="Times New Roman"/>
+          <w:b/>
+          <w:sz w:val="24"/>
+        </w:rPr>
+        <w:t>Gestión Documental</w:t>
+      </w:r>
+    </w:p>
+    <w:p>
+      <w:pPr>
+        <w:spacing w:line="360" w:lineRule="auto" w:after="0" w:before="0"/>
+        <w:ind w:firstLine="709"/>
+        <w:jc w:val="both"/>
+      </w:pPr>
+      <w:r>
+        <w:rPr>
+          <w:rFonts w:ascii="Times New Roman" w:hAnsi="Times New Roman"/>
+          <w:i w:val="0"/>
+          <w:sz w:val="24"/>
+        </w:rPr>
+        <w:t>La gestión documental se define como el conjunto de normas, técnicas y prácticas que regulan el ciclo de vida de los documentos dentro de una organización, desde su creación o recepción hasta su disposición final. Cruz Mundet (2011) señala que una gestión documental eficaz garantiza la autenticidad, integridad, fiabilidad y disponibilidad de la información registrada, constituyendo un pilar fundamental para la transparencia administrativa y la continuidad operativa.</w:t>
+      </w:r>
+    </w:p>
+    <w:p>
+      <w:pPr>
+        <w:spacing w:line="360" w:lineRule="auto" w:after="0" w:before="0"/>
+        <w:ind w:firstLine="709"/>
+        <w:jc w:val="both"/>
+      </w:pPr>
+      <w:r>
+        <w:rPr>
+          <w:rFonts w:ascii="Times New Roman" w:hAnsi="Times New Roman"/>
+          <w:i w:val="0"/>
+          <w:sz w:val="24"/>
+        </w:rPr>
+        <w:t>En el Departamento de Presidencia de Venangocupet, S.A., el flujo documental responde a un ciclo específico: recepción del expediente externo, revisión de forma, registro de ingreso, firma presidencial, registro de egreso y despacho al departamento destinatario. La automatización de este ciclo mediante un sistema digitalizado reduce la propensión al error humano y dota al departamento de un historial auditable de cada movimiento, en concordancia con los principios de gestión documental descritos por Cruz Mundet (2011).</w:t>
+      </w:r>
+    </w:p>
+    <w:p>
+      <w:pPr>
+        <w:spacing w:line="360" w:lineRule="auto" w:after="0" w:before="0"/>
+        <w:ind w:firstLine="709"/>
+        <w:jc w:val="both"/>
+      </w:pPr>
+      <w:r>
+        <w:rPr>
+          <w:rFonts w:ascii="Times New Roman" w:hAnsi="Times New Roman"/>
+          <w:i w:val="0"/>
+          <w:sz w:val="24"/>
+        </w:rPr>
+        <w:t>En Venangocupet, la gestión documental debe reflejar el recorrido real de cada expediente, desde su recepción hasta su despacho, sin agregar pasos que no correspondan al proceso.</w:t>
+      </w:r>
+    </w:p>
+    <w:p>
+      <w:pPr>
+        <w:spacing w:before="480" w:after="480" w:line="360" w:lineRule="auto"/>
+        <w:jc w:val="left"/>
+      </w:pPr>
+      <w:r>
+        <w:rPr>
+          <w:rFonts w:ascii="Times New Roman" w:hAnsi="Times New Roman"/>
+          <w:b/>
+          <w:sz w:val="24"/>
+        </w:rPr>
+        <w:t>Modelo Relacional de Bases de Datos</w:t>
+      </w:r>
+    </w:p>
+    <w:p>
+      <w:pPr>
+        <w:spacing w:line="360" w:lineRule="auto" w:after="0" w:before="0"/>
+        <w:ind w:firstLine="709"/>
+        <w:jc w:val="both"/>
+      </w:pPr>
+      <w:r>
+        <w:rPr>
+          <w:rFonts w:ascii="Times New Roman" w:hAnsi="Times New Roman"/>
+          <w:i w:val="0"/>
+          <w:sz w:val="24"/>
+        </w:rPr>
+        <w:t>El modelo relacional, propuesto originalmente por Codd (1970), organiza la información en tablas bidimensionales denominadas relaciones, cuyos atributos representan las propiedades de las entidades y cuyas filas corresponden a instancias individuales de datos. La fortaleza de este modelo radica en la aplicación de reglas de normalización que eliminan la redundancia y preservan la integridad referencial entre tablas relacionadas mediante claves primarias y foráneas.</w:t>
+      </w:r>
+    </w:p>
+    <w:p>
+      <w:pPr>
+        <w:spacing w:line="360" w:lineRule="auto" w:after="0" w:before="0"/>
+        <w:ind w:firstLine="709"/>
+        <w:jc w:val="both"/>
+      </w:pPr>
+      <w:r>
+        <w:rPr>
+          <w:rFonts w:ascii="Times New Roman" w:hAnsi="Times New Roman"/>
+          <w:i w:val="0"/>
+          <w:sz w:val="24"/>
+        </w:rPr>
+        <w:t>Date (2001) establece que un diseño relacional correctamente normalizado garantiza que cada dato se almacene una sola vez, reduciendo la posibilidad de inconsistencias derivadas de actualizaciones parciales. En el sistema propuesto, la relación entre procesos administrativos y documentos sigue una cardinalidad uno a muchos (1:N), permitiendo registrar múltiples expedientes asociados a un mismo proceso contractual o administrativo sin duplicar los datos maestros del proceso.</w:t>
+      </w:r>
+    </w:p>
+    <w:p>
+      <w:pPr>
+        <w:spacing w:line="360" w:lineRule="auto" w:after="0" w:before="0"/>
+        <w:ind w:firstLine="709"/>
+        <w:jc w:val="both"/>
+      </w:pPr>
+      <w:r>
+        <w:rPr>
+          <w:rFonts w:ascii="Times New Roman" w:hAnsi="Times New Roman"/>
+          <w:i w:val="0"/>
+          <w:sz w:val="24"/>
+        </w:rPr>
+        <w:t>A juicio de quien suscribe, el modelo relacional resulta adecuado porque representa la relación entre procesos y documentos sin duplicar la información que se necesita consultar.</w:t>
+      </w:r>
+    </w:p>
+    <w:p>
+      <w:pPr>
+        <w:spacing w:before="480" w:after="480" w:line="360" w:lineRule="auto"/>
+        <w:jc w:val="left"/>
+      </w:pPr>
+      <w:r>
+        <w:rPr>
+          <w:rFonts w:ascii="Times New Roman" w:hAnsi="Times New Roman"/>
+          <w:b/>
+          <w:sz w:val="24"/>
+        </w:rPr>
+        <w:t>SQLite como Sistema Gestor de Base de Datos</w:t>
+      </w:r>
+    </w:p>
+    <w:p>
+      <w:pPr>
+        <w:spacing w:line="360" w:lineRule="auto" w:after="0" w:before="0"/>
+        <w:ind w:firstLine="709"/>
+        <w:jc w:val="both"/>
+      </w:pPr>
+      <w:r>
+        <w:rPr>
+          <w:rFonts w:ascii="Times New Roman" w:hAnsi="Times New Roman"/>
+          <w:i w:val="0"/>
+          <w:sz w:val="24"/>
+        </w:rPr>
+        <w:t>SQLite es un motor de base de datos relacional de código abierto, autocontenido y sin servidor, cuya arquitectura embebida lo diferencia de sistemas cliente-servidor convencionales. Su funcionamiento se basa en un único archivo que aloja el esquema y los registros de la base de datos, reduciendo la complejidad de administración para aplicaciones locales.</w:t>
+      </w:r>
+    </w:p>
+    <w:p>
+      <w:pPr>
+        <w:spacing w:line="360" w:lineRule="auto" w:after="0" w:before="0"/>
+        <w:ind w:firstLine="709"/>
+        <w:jc w:val="both"/>
+      </w:pPr>
+      <w:r>
+        <w:rPr>
+          <w:rFonts w:ascii="Times New Roman" w:hAnsi="Times New Roman"/>
+          <w:i w:val="0"/>
+          <w:sz w:val="24"/>
+        </w:rPr>
+        <w:t>Pressman (2010) señala que la selección de herramientas tecnológicas debe considerar las características del entorno de despliegue y los requerimientos reales de la solución. Para el prototipo desarrollado en el Departamento de Presidencia, SQLite permite gestionar las relaciones entre procesos y documentos, conservar el historial de movimientos y ejecutar consultas sin incorporar una infraestructura adicional de servidor.</w:t>
+      </w:r>
+    </w:p>
+    <w:p>
+      <w:pPr>
+        <w:spacing w:line="360" w:lineRule="auto" w:after="0" w:before="0"/>
+        <w:ind w:firstLine="709"/>
+        <w:jc w:val="both"/>
+      </w:pPr>
+      <w:r>
+        <w:rPr>
+          <w:rFonts w:ascii="Times New Roman" w:hAnsi="Times New Roman"/>
+          <w:i w:val="0"/>
+          <w:sz w:val="24"/>
+        </w:rPr>
+        <w:t>La selección de SQLite se fundamenta en su portabilidad, sencillez de despliegue y capacidad para mantener la información del prototipo en un archivo relacional único, características adecuadas para una aplicación de escritorio de alcance departamental.</w:t>
+      </w:r>
+    </w:p>
+    <w:p>
+      <w:pPr>
+        <w:spacing w:before="480" w:after="480" w:line="360" w:lineRule="auto"/>
+        <w:jc w:val="left"/>
+      </w:pPr>
+      <w:r>
+        <w:rPr>
+          <w:rFonts w:ascii="Times New Roman" w:hAnsi="Times New Roman"/>
+          <w:b/>
+          <w:sz w:val="24"/>
+        </w:rPr>
+        <w:t>Trazabilidad Documental</w:t>
+      </w:r>
+    </w:p>
+    <w:p>
+      <w:pPr>
+        <w:spacing w:line="360" w:lineRule="auto" w:after="0" w:before="0"/>
+        <w:ind w:firstLine="709"/>
+        <w:jc w:val="both"/>
+      </w:pPr>
+      <w:r>
+        <w:rPr>
+          <w:rFonts w:ascii="Times New Roman" w:hAnsi="Times New Roman"/>
+          <w:i w:val="0"/>
+          <w:sz w:val="24"/>
+        </w:rPr>
+        <w:t>La trazabilidad documental se entiende como la capacidad de reconstruir el historial completo de un documento a lo largo de su ciclo de vida, identificando en cada etapa el responsable, la fecha, la acción ejecutada y el estado resultante. Gómez (2019) señala que la trazabilidad constituye el mecanismo central de auditoría en los sistemas de gestión documental, dado que permite verificar la integridad del proceso y detectar cuellos de botella o irregularidades en el flujo.</w:t>
+      </w:r>
+    </w:p>
+    <w:p>
+      <w:pPr>
+        <w:spacing w:line="360" w:lineRule="auto" w:after="0" w:before="0"/>
+        <w:ind w:firstLine="709"/>
+        <w:jc w:val="both"/>
+      </w:pPr>
+      <w:r>
+        <w:rPr>
+          <w:rFonts w:ascii="Times New Roman" w:hAnsi="Times New Roman"/>
+          <w:i w:val="0"/>
+          <w:sz w:val="24"/>
+        </w:rPr>
+        <w:t>En el ámbito de la alta dirección, la trazabilidad cobra especial relevancia porque los expedientes que transitan por la Presidencia frecuentemente están vinculados a procesos contractuales y decisiones gerenciales de impacto organizacional. El sistema propuesto registra automáticamente cada movimiento de ingreso y egreso del expediente, almacenando la fecha, el estatus y el departamento de origen o destino, lo que permite generar reportes de trazabilidad de forma inmediata ante cualquier requerimiento directivo.</w:t>
+      </w:r>
+    </w:p>
+    <w:p>
+      <w:pPr>
+        <w:spacing w:line="240" w:lineRule="auto" w:before="720" w:after="240"/>
+        <w:ind w:left="709" w:right="709"/>
+        <w:jc w:val="both"/>
+      </w:pPr>
+      <w:r>
+        <w:rPr>
+          <w:rFonts w:ascii="Times New Roman" w:hAnsi="Times New Roman"/>
+          <w:sz w:val="24"/>
+        </w:rPr>
+        <w:t>Un sistema de información eficaz proporciona a los administradores de la organización datos precisos y oportunos, facilitando la auditoría de cada transacción operativa y mejorando sustancialmente la capacidad de respuesta ante requerimientos gerenciales de alto nivel. La ausencia de este tipo de herramientas obliga al personal a invertir tiempo considerable en la búsqueda y consolidación manual de información que debería estar disponible de forma inmediata.</w:t>
+      </w:r>
+      <w:r>
+        <w:rPr>
+          <w:rFonts w:ascii="Times New Roman" w:hAnsi="Times New Roman"/>
+          <w:sz w:val="24"/>
+        </w:rPr>
+        <w:t xml:space="preserve"> (Gómez, 2019, p. 45)</w:t>
+      </w:r>
+    </w:p>
+    <w:p>
+      <w:pPr>
+        <w:spacing w:line="360" w:lineRule="auto" w:after="0" w:before="0"/>
+        <w:ind w:firstLine="709"/>
+        <w:jc w:val="both"/>
+      </w:pPr>
+      <w:r>
+        <w:rPr>
+          <w:rFonts w:ascii="Times New Roman" w:hAnsi="Times New Roman"/>
+          <w:i w:val="0"/>
+          <w:sz w:val="24"/>
+        </w:rPr>
+        <w:t>Para este proyecto, la trazabilidad es el elemento que permite demostrar qué ocurrió con cada expediente y ofrecer respuestas verificables a la dirección de la empresa.</w:t>
+      </w:r>
+    </w:p>
+    <w:p>
+      <w:pPr>
+        <w:spacing w:before="480" w:after="480" w:line="360" w:lineRule="auto"/>
+        <w:jc w:val="left"/>
+      </w:pPr>
+      <w:r>
+        <w:rPr>
+          <w:rFonts w:ascii="Times New Roman" w:hAnsi="Times New Roman"/>
+          <w:b/>
+          <w:sz w:val="24"/>
+        </w:rPr>
+        <w:t>Automatización de Procesos Administrativos</w:t>
+      </w:r>
+    </w:p>
+    <w:p>
+      <w:pPr>
+        <w:spacing w:line="360" w:lineRule="auto" w:after="0" w:before="0"/>
+        <w:ind w:firstLine="709"/>
+        <w:jc w:val="both"/>
+      </w:pPr>
+      <w:r>
+        <w:rPr>
+          <w:rFonts w:ascii="Times New Roman" w:hAnsi="Times New Roman"/>
+          <w:i w:val="0"/>
+          <w:sz w:val="24"/>
+        </w:rPr>
+        <w:t>La automatización de procesos administrativos consiste en la sustitución de tareas manuales repetitivas por flujos de trabajo controlados por sistemas informáticos, con el objetivo de reducir los tiempos de ejecución, minimizar el error humano y liberar al personal para actividades de mayor valor analítico. Laudon y Laudon (2016) plantean que la automatización de procesos de negocio genera mejoras medibles en la productividad organizacional al estandarizar los procedimientos y centralizar el control de la información.</w:t>
+      </w:r>
+    </w:p>
+    <w:p>
+      <w:pPr>
+        <w:spacing w:line="360" w:lineRule="auto" w:after="0" w:before="0"/>
+        <w:ind w:firstLine="709"/>
+        <w:jc w:val="both"/>
+      </w:pPr>
+      <w:r>
+        <w:rPr>
+          <w:rFonts w:ascii="Times New Roman" w:hAnsi="Times New Roman"/>
+          <w:i w:val="0"/>
+          <w:sz w:val="24"/>
+        </w:rPr>
+        <w:t>En el Departamento de Presidencia de Venangocupet, S.A., la automatización se justifica por la naturaleza del proceso actual: el personal destina un porcentaje significativo de su tiempo operativo al copiado y pegado de datos entre documentos y hojas de cálculo, así como a la redacción manual de resúmenes solicitados por la dirección. La implementación del sistema automatizado propuesto traslada estas tareas al software, permitiendo que el personal se concentre en las funciones de revisión y coordinación propias del departamento.</w:t>
+      </w:r>
+    </w:p>
+    <w:p>
+      <w:pPr>
+        <w:spacing w:line="360" w:lineRule="auto" w:after="0" w:before="0"/>
+        <w:ind w:firstLine="709"/>
+        <w:jc w:val="both"/>
+      </w:pPr>
+      <w:r>
+        <w:rPr>
+          <w:rFonts w:ascii="Times New Roman" w:hAnsi="Times New Roman"/>
+          <w:i w:val="0"/>
+          <w:sz w:val="24"/>
+        </w:rPr>
+        <w:t>Desde la posición del autor, automatizar el registro y los reportes permite disminuir tareas repetitivas y dedicar mayor atención a la revisión y canalización de los expedientes.</w:t>
+      </w:r>
+    </w:p>
+    <w:p>
+      <w:pPr>
+        <w:spacing w:before="480" w:after="480" w:line="360" w:lineRule="auto"/>
+        <w:jc w:val="left"/>
+      </w:pPr>
+      <w:r>
+        <w:rPr>
+          <w:rFonts w:ascii="Times New Roman" w:hAnsi="Times New Roman"/>
+          <w:b/>
+          <w:sz w:val="24"/>
+        </w:rPr>
+        <w:t>Proyecto Factible como Modalidad de Investigación</w:t>
+      </w:r>
+    </w:p>
+    <w:p>
+      <w:pPr>
+        <w:spacing w:line="360" w:lineRule="auto" w:after="0" w:before="0"/>
+        <w:ind w:firstLine="709"/>
+        <w:jc w:val="both"/>
+      </w:pPr>
+      <w:r>
+        <w:rPr>
+          <w:rFonts w:ascii="Times New Roman" w:hAnsi="Times New Roman"/>
+          <w:i w:val="0"/>
+          <w:sz w:val="24"/>
+        </w:rPr>
+        <w:t>La Universidad Pedagógica Experimental Libertador (UPEL, 2016) define el proyecto factible como la investigación, elaboración y desarrollo de una propuesta de un modelo operativo viable para solucionar problemas, requerimientos o necesidades de organizaciones o grupos sociales. Esta modalidad exige la comprobación de la viabilidad técnica, económica y operativa de la solución planteada, sustentada en un diagnóstico de campo que evidencie la situación deficitaria que da origen a la propuesta.</w:t>
+      </w:r>
+    </w:p>
+    <w:p>
+      <w:pPr>
+        <w:spacing w:line="360" w:lineRule="auto" w:after="0" w:before="0"/>
+        <w:ind w:firstLine="709"/>
+        <w:jc w:val="both"/>
+      </w:pPr>
+      <w:r>
+        <w:rPr>
+          <w:rFonts w:ascii="Times New Roman" w:hAnsi="Times New Roman"/>
+          <w:i w:val="0"/>
+          <w:sz w:val="24"/>
+        </w:rPr>
+        <w:t>Arias (2012) complementa esta definición señalando que el proyecto factible no se limita a diagnosticar un problema, sino que avanza hasta proponer y en muchos casos desarrollar la solución, demostrando su aplicabilidad en el contexto real. El presente trabajo se enmarca en esta modalidad al partir de un diagnóstico situacional del flujo documental en Presidencia, proponer una arquitectura tecnológica específica y materializar un prototipo funcional del sistema como evidencia de la viabilidad de la propuesta.</w:t>
+      </w:r>
+    </w:p>
+    <w:p>
+      <w:pPr>
+        <w:spacing w:line="360" w:lineRule="auto" w:after="0" w:before="0"/>
+        <w:ind w:firstLine="709"/>
+        <w:jc w:val="both"/>
+      </w:pPr>
+      <w:r>
+        <w:rPr>
+          <w:rFonts w:ascii="Times New Roman" w:hAnsi="Times New Roman"/>
+          <w:i w:val="0"/>
+          <w:sz w:val="24"/>
+        </w:rPr>
+        <w:t>La modalidad de proyecto factible resulta compatible con el trabajo realizado porque el diagnóstico del flujo documental condujo al diseño, construcción y validación de un prototipo orientado a una necesidad concreta del Departamento de Presidencia.</w:t>
+      </w:r>
+    </w:p>
+    <w:p>
       <w:pPr>
         <w:sectPr>
-          <w:footerReference w:type="default" r:id="rId40"/>
+          <w:footerReference w:type="default" r:id="rId42"/>
+          <w:footerReference w:type="first" r:id="rId43"/>
           <w:pgSz w:w="12240" w:h="15840"/>
           <w:pgMar w:top="1701" w:right="1701" w:bottom="1701" w:left="2268" w:header="720" w:footer="720" w:gutter="0"/>
           <w:cols w:space="720"/>
           <w:titlePg/>
           <w:docGrid w:linePitch="360"/>
+          <w:pgNumType w:fmt="decimal"/>
         </w:sectPr>
       </w:pPr>
     </w:p>
     <w:p>
-      <w:bookmarkStart w:id="bm_cap3_bases" w:name="bm_cap3_bases"/>
+      <w:pPr>
+        <w:spacing w:before="1140" w:after="480" w:line="360" w:lineRule="auto"/>
+        <w:jc w:val="center"/>
+      </w:pPr>
+      <w:r>
+        <w:rPr>
+          <w:rFonts w:ascii="Times New Roman" w:hAnsi="Times New Roman"/>
+          <w:b/>
+          <w:sz w:val="24"/>
+        </w:rPr>
+        <w:t>CAPÍTULO IV</w:t>
+      </w:r>
+    </w:p>
+    <w:p>
+      <w:bookmarkStart w:id="bm_cap4" w:name="bm_cap4"/>
+      <w:pPr>
+        <w:spacing w:before="0" w:after="480" w:line="360" w:lineRule="auto"/>
+        <w:jc w:val="center"/>
+      </w:pPr>
+      <w:r>
+        <w:rPr>
+          <w:rFonts w:ascii="Times New Roman" w:hAnsi="Times New Roman"/>
+          <w:b/>
+          <w:sz w:val="24"/>
+        </w:rPr>
+        <w:t>ACTIVIDADES REALIZADAS</w:t>
+      </w:r>
+      <w:bookmarkEnd w:id="bm_cap4"/>
+    </w:p>
+    <w:p>
+      <w:bookmarkStart w:id="bm_cap4_desc" w:name="bm_cap4_desc"/>
       <w:pPr>
         <w:spacing w:before="480" w:after="480" w:line="360" w:lineRule="auto"/>
         <w:jc w:val="left"/>
@@ -7725,9 +8141,9 @@
           <w:b/>
           <w:sz w:val="24"/>
         </w:rPr>
-        <w:t>Sistemas de Información</w:t>
-      </w:r>
-      <w:bookmarkEnd w:id="bm_cap3_bases"/>
+        <w:t>Descripción de Actividades Ejecutadas por Semana</w:t>
+      </w:r>
+      <w:bookmarkEnd w:id="bm_cap4_desc"/>
     </w:p>
     <w:p>
       <w:pPr>
@@ -7741,28 +8157,56 @@
           <w:i w:val="0"/>
           <w:sz w:val="24"/>
         </w:rPr>
-        <w:t>Un sistema de información constituye un conjunto organizado de recursos humanos, tecnológicos y procedimentales orientados a la captura, almacenamiento, procesamiento y distribución de datos con el propósito de apoyar la toma de decisiones dentro de una organización. Laudon y Laudon (2016) distinguen entre sistemas de procesamiento de transacciones, sistemas de soporte a la decisión y sistemas de información gerencial, siendo estos últimos los que transforman datos operativos en reportes consolidados de utilidad directiva.</w:t>
+        <w:t>Durante las nueve (9) semanas de práctica profesional se ejecutaron actividades operativas propias del Departamento de Presidencia y actividades técnicas vinculadas con el diagnóstico, diseño, implementación y validación del sistema automatizado:</w:t>
       </w:r>
     </w:p>
     <w:p>
       <w:pPr>
-        <w:spacing w:line="360" w:lineRule="auto" w:after="0" w:before="0"/>
+        <w:spacing w:before="480" w:after="480" w:line="360" w:lineRule="auto"/>
+        <w:jc w:val="left"/>
+      </w:pPr>
+      <w:r>
+        <w:rPr>
+          <w:rFonts w:ascii="Times New Roman" w:hAnsi="Times New Roman"/>
+          <w:b/>
+          <w:sz w:val="24"/>
+        </w:rPr>
+        <w:t>Semana 1</w:t>
+      </w:r>
+    </w:p>
+    <w:p>
+      <w:pPr>
+        <w:spacing w:line="360" w:lineRule="auto"/>
         <w:ind w:firstLine="709"/>
         <w:jc w:val="both"/>
       </w:pPr>
       <w:r>
         <w:rPr>
           <w:rFonts w:ascii="Times New Roman" w:hAnsi="Times New Roman"/>
-          <w:i w:val="0"/>
-          <w:sz w:val="24"/>
-        </w:rPr>
-        <w:t>En el contexto del presente proyecto, el sistema propuesto se enmarca en la categoría de sistema de información operacional con capacidad de reporte gerencial, dado que registra cada movimiento documental de forma transaccional y provee resúmenes inmediatos al nivel de presidencia. Según Kendall y Kendall (2011), el análisis y diseño de sistemas busca comprender sistemáticamente cómo interactúan los datos y los usuarios para proponer soluciones tecnológicas que mejoren el flujo de trabajo de una organización.</w:t>
+          <w:sz w:val="24"/>
+        </w:rPr>
+        <w:t xml:space="preserve">1. </w:t>
+      </w:r>
+      <w:r>
+        <w:rPr>
+          <w:rFonts w:ascii="Times New Roman" w:hAnsi="Times New Roman"/>
+          <w:b/>
+          <w:sz w:val="24"/>
+        </w:rPr>
+        <w:t xml:space="preserve">Actividad operativa: </w:t>
+      </w:r>
+      <w:r>
+        <w:rPr>
+          <w:rFonts w:ascii="Times New Roman" w:hAnsi="Times New Roman"/>
+          <w:sz w:val="24"/>
+        </w:rPr>
+        <w:t>Inducción institucional, recorrido por las instalaciones del área administrativa, presentación del equipo de trabajo y revisión de los lineamientos generales de funcionamiento del Departamento de Presidencia.</w:t>
       </w:r>
     </w:p>
     <w:p>
       <w:pPr>
-        <w:spacing w:line="240" w:lineRule="auto" w:before="720" w:after="240"/>
-        <w:ind w:left="709" w:right="709"/>
+        <w:spacing w:line="360" w:lineRule="auto"/>
+        <w:ind w:firstLine="709"/>
         <w:jc w:val="both"/>
       </w:pPr>
       <w:r>
@@ -7770,33 +8214,98 @@
           <w:rFonts w:ascii="Times New Roman" w:hAnsi="Times New Roman"/>
           <w:sz w:val="24"/>
         </w:rPr>
-        <w:t>Los sistemas de información gerencial proporcionan a los administradores informes sobre el desempeño actual de la organización. Esta información se utiliza para supervisar y controlar el negocio y predecir el desempeño futuro. Los sistemas de información gerencial resumen y reportan las operaciones básicas de la empresa usando datos suministrados por los sistemas de procesamiento de transacciones.</w:t>
-      </w:r>
-      <w:r>
-        <w:rPr>
-          <w:rFonts w:ascii="Times New Roman" w:hAnsi="Times New Roman"/>
-          <w:sz w:val="24"/>
-        </w:rPr>
-        <w:t xml:space="preserve"> (Laudon y Laudon, 2016, p. 46)</w:t>
+        <w:t xml:space="preserve">2. </w:t>
+      </w:r>
+      <w:r>
+        <w:rPr>
+          <w:rFonts w:ascii="Times New Roman" w:hAnsi="Times New Roman"/>
+          <w:b/>
+          <w:sz w:val="24"/>
+        </w:rPr>
+        <w:t xml:space="preserve">Actividad de investigación: </w:t>
+      </w:r>
+      <w:r>
+        <w:rPr>
+          <w:rFonts w:ascii="Times New Roman" w:hAnsi="Times New Roman"/>
+          <w:sz w:val="24"/>
+        </w:rPr>
+        <w:t>Observación directa y mapeo del ciclo real de los documentos en Presidencia, identificación de fallas en el registro manual y levantamiento inicial de los datos requeridos para la trazabilidad.</w:t>
       </w:r>
     </w:p>
     <w:p>
       <w:pPr>
-        <w:spacing w:line="360" w:lineRule="auto" w:after="0" w:before="0"/>
+        <w:spacing w:before="480" w:after="480" w:line="360" w:lineRule="auto"/>
+        <w:jc w:val="left"/>
+      </w:pPr>
+      <w:r>
+        <w:rPr>
+          <w:rFonts w:ascii="Times New Roman" w:hAnsi="Times New Roman"/>
+          <w:b/>
+          <w:sz w:val="24"/>
+        </w:rPr>
+        <w:t>Semana 2</w:t>
+      </w:r>
+    </w:p>
+    <w:p>
+      <w:pPr>
+        <w:spacing w:line="360" w:lineRule="auto"/>
         <w:ind w:firstLine="709"/>
         <w:jc w:val="both"/>
       </w:pPr>
       <w:r>
         <w:rPr>
           <w:rFonts w:ascii="Times New Roman" w:hAnsi="Times New Roman"/>
-          <w:i w:val="0"/>
-          <w:sz w:val="24"/>
-        </w:rPr>
-        <w:t>Desde la perspectiva del autor, el sistema desarrollado debe priorizar información confiable y oportuna para apoyar el control de los movimientos documentales de Presidencia.</w:t>
+          <w:sz w:val="24"/>
+        </w:rPr>
+        <w:t xml:space="preserve">1. </w:t>
+      </w:r>
+      <w:r>
+        <w:rPr>
+          <w:rFonts w:ascii="Times New Roman" w:hAnsi="Times New Roman"/>
+          <w:b/>
+          <w:sz w:val="24"/>
+        </w:rPr>
+        <w:t xml:space="preserve">Actividad operativa: </w:t>
+      </w:r>
+      <w:r>
+        <w:rPr>
+          <w:rFonts w:ascii="Times New Roman" w:hAnsi="Times New Roman"/>
+          <w:sz w:val="24"/>
+        </w:rPr>
+        <w:t>Clasificación y registro manual de expedientes físicos en la hoja de cálculo utilizada por la oficina, con actualización de los movimientos correspondientes a los documentos recibidos durante el período.</w:t>
       </w:r>
     </w:p>
     <w:p>
       <w:pPr>
+        <w:spacing w:line="360" w:lineRule="auto"/>
+        <w:ind w:firstLine="709"/>
+        <w:jc w:val="both"/>
+      </w:pPr>
+      <w:r>
+        <w:rPr>
+          <w:rFonts w:ascii="Times New Roman" w:hAnsi="Times New Roman"/>
+          <w:sz w:val="24"/>
+        </w:rPr>
+        <w:t xml:space="preserve">2. </w:t>
+      </w:r>
+      <w:r>
+        <w:rPr>
+          <w:rFonts w:ascii="Times New Roman" w:hAnsi="Times New Roman"/>
+          <w:b/>
+          <w:sz w:val="24"/>
+        </w:rPr>
+        <w:t xml:space="preserve">Actividad de investigación: </w:t>
+      </w:r>
+      <w:r>
+        <w:rPr>
+          <w:rFonts w:ascii="Times New Roman" w:hAnsi="Times New Roman"/>
+          <w:sz w:val="24"/>
+        </w:rPr>
+        <w:t>Validación de requerimientos con el tutor industrial, construcción del diagrama Entidad-Relación, normalización del esquema propuesto y elaboración del diccionario de datos.</w:t>
+      </w:r>
+    </w:p>
+    <w:p>
+      <w:pPr>
         <w:spacing w:before="480" w:after="480" w:line="360" w:lineRule="auto"/>
         <w:jc w:val="left"/>
       </w:pPr>
@@ -7806,56 +8315,141 @@
           <w:b/>
           <w:sz w:val="24"/>
         </w:rPr>
-        <w:t>Gestión Documental</w:t>
+        <w:t>Semana 3</w:t>
       </w:r>
     </w:p>
     <w:p>
       <w:pPr>
-        <w:spacing w:line="360" w:lineRule="auto" w:after="0" w:before="0"/>
+        <w:spacing w:line="360" w:lineRule="auto"/>
         <w:ind w:firstLine="709"/>
         <w:jc w:val="both"/>
       </w:pPr>
       <w:r>
         <w:rPr>
           <w:rFonts w:ascii="Times New Roman" w:hAnsi="Times New Roman"/>
-          <w:i w:val="0"/>
-          <w:sz w:val="24"/>
-        </w:rPr>
-        <w:t>La gestión documental se define como el conjunto de normas, técnicas y prácticas que regulan el ciclo de vida de los documentos dentro de una organización, desde su creación o recepción hasta su disposición final. Cruz Mundet (2011) señala que una gestión documental eficaz garantiza la autenticidad, integridad, fiabilidad y disponibilidad de la información registrada, constituyendo un pilar fundamental para la transparencia administrativa y la continuidad operativa.</w:t>
+          <w:sz w:val="24"/>
+        </w:rPr>
+        <w:t xml:space="preserve">1. </w:t>
+      </w:r>
+      <w:r>
+        <w:rPr>
+          <w:rFonts w:ascii="Times New Roman" w:hAnsi="Times New Roman"/>
+          <w:b/>
+          <w:sz w:val="24"/>
+        </w:rPr>
+        <w:t xml:space="preserve">Actividad operativa: </w:t>
+      </w:r>
+      <w:r>
+        <w:rPr>
+          <w:rFonts w:ascii="Times New Roman" w:hAnsi="Times New Roman"/>
+          <w:sz w:val="24"/>
+        </w:rPr>
+        <w:t>Procesamiento y actualización del estatus de expedientes en el archivo de control de la oficina, apoyando el seguimiento de los documentos recibidos y despachados durante la semana.</w:t>
       </w:r>
     </w:p>
     <w:p>
       <w:pPr>
-        <w:spacing w:line="360" w:lineRule="auto" w:after="0" w:before="0"/>
+        <w:spacing w:line="360" w:lineRule="auto"/>
         <w:ind w:firstLine="709"/>
         <w:jc w:val="both"/>
       </w:pPr>
       <w:r>
         <w:rPr>
           <w:rFonts w:ascii="Times New Roman" w:hAnsi="Times New Roman"/>
-          <w:i w:val="0"/>
-          <w:sz w:val="24"/>
-        </w:rPr>
-        <w:t>En el Departamento de Presidencia de Venangocupet, S.A., el flujo documental responde a un ciclo específico: recepción del expediente externo, revisión de forma, registro de ingreso, firma presidencial, registro de egreso y despacho al departamento destinatario. La automatización de este ciclo mediante un sistema digitalizado reduce la propensión al error humano y dota al departamento de un historial auditable de cada movimiento, en concordancia con los principios de gestión documental descritos por Cruz Mundet (2011).</w:t>
+          <w:sz w:val="24"/>
+        </w:rPr>
+        <w:t xml:space="preserve">2. </w:t>
+      </w:r>
+      <w:r>
+        <w:rPr>
+          <w:rFonts w:ascii="Times New Roman" w:hAnsi="Times New Roman"/>
+          <w:b/>
+          <w:sz w:val="24"/>
+        </w:rPr>
+        <w:t xml:space="preserve">Actividad de investigación: </w:t>
+      </w:r>
+      <w:r>
+        <w:rPr>
+          <w:rFonts w:ascii="Times New Roman" w:hAnsi="Times New Roman"/>
+          <w:sz w:val="24"/>
+        </w:rPr>
+        <w:t>Implementación de la estructura relacional en SQLite, carga de registros de prueba, construcción de formularios de captura y programación de consultas de trazabilidad.</w:t>
       </w:r>
     </w:p>
     <w:p>
       <w:pPr>
-        <w:spacing w:line="360" w:lineRule="auto" w:after="0" w:before="0"/>
+        <w:spacing w:before="480" w:after="480" w:line="360" w:lineRule="auto"/>
+        <w:jc w:val="left"/>
+      </w:pPr>
+      <w:r>
+        <w:rPr>
+          <w:rFonts w:ascii="Times New Roman" w:hAnsi="Times New Roman"/>
+          <w:b/>
+          <w:sz w:val="24"/>
+        </w:rPr>
+        <w:t>Semana 4</w:t>
+      </w:r>
+    </w:p>
+    <w:p>
+      <w:pPr>
+        <w:spacing w:line="360" w:lineRule="auto"/>
         <w:ind w:firstLine="709"/>
         <w:jc w:val="both"/>
       </w:pPr>
       <w:r>
         <w:rPr>
           <w:rFonts w:ascii="Times New Roman" w:hAnsi="Times New Roman"/>
-          <w:i w:val="0"/>
-          <w:sz w:val="24"/>
-        </w:rPr>
-        <w:t>En Venangocupet, la gestión documental debe reflejar el recorrido real de cada expediente, desde su recepción hasta su despacho, sin agregar pasos que no correspondan al proceso.</w:t>
+          <w:sz w:val="24"/>
+        </w:rPr>
+        <w:t xml:space="preserve">1. </w:t>
+      </w:r>
+      <w:r>
+        <w:rPr>
+          <w:rFonts w:ascii="Times New Roman" w:hAnsi="Times New Roman"/>
+          <w:b/>
+          <w:sz w:val="24"/>
+        </w:rPr>
+        <w:t xml:space="preserve">Actividad operativa: </w:t>
+      </w:r>
+      <w:r>
+        <w:rPr>
+          <w:rFonts w:ascii="Times New Roman" w:hAnsi="Times New Roman"/>
+          <w:sz w:val="24"/>
+        </w:rPr>
+        <w:t>Asistencia a la charla técnica sobre Identificación y Notificación de Peligros y Riesgos en Instalaciones y Puestos de Trabajo dictada por el departamento de SIAHO, junto con labores regulares de registro documental.</w:t>
       </w:r>
     </w:p>
     <w:p>
       <w:pPr>
+        <w:spacing w:line="360" w:lineRule="auto"/>
+        <w:ind w:firstLine="709"/>
+        <w:jc w:val="both"/>
+      </w:pPr>
+      <w:r>
+        <w:rPr>
+          <w:rFonts w:ascii="Times New Roman" w:hAnsi="Times New Roman"/>
+          <w:sz w:val="24"/>
+        </w:rPr>
+        <w:t xml:space="preserve">2. </w:t>
+      </w:r>
+      <w:r>
+        <w:rPr>
+          <w:rFonts w:ascii="Times New Roman" w:hAnsi="Times New Roman"/>
+          <w:b/>
+          <w:sz w:val="24"/>
+        </w:rPr>
+        <w:t xml:space="preserve">Actividad de investigación: </w:t>
+      </w:r>
+      <w:r>
+        <w:rPr>
+          <w:rFonts w:ascii="Times New Roman" w:hAnsi="Times New Roman"/>
+          <w:sz w:val="24"/>
+        </w:rPr>
+        <w:t>Programación del entorno visual de escritorio, estructuración de los módulos de la interfaz y organización del código fuente del prototipo.</w:t>
+      </w:r>
+    </w:p>
+    <w:p>
+      <w:pPr>
         <w:spacing w:before="480" w:after="480" w:line="360" w:lineRule="auto"/>
         <w:jc w:val="left"/>
       </w:pPr>
@@ -7865,56 +8459,141 @@
           <w:b/>
           <w:sz w:val="24"/>
         </w:rPr>
-        <w:t>Modelo Relacional de Bases de Datos</w:t>
+        <w:t>Semana 5</w:t>
       </w:r>
     </w:p>
     <w:p>
       <w:pPr>
-        <w:spacing w:line="360" w:lineRule="auto" w:after="0" w:before="0"/>
+        <w:spacing w:line="360" w:lineRule="auto"/>
         <w:ind w:firstLine="709"/>
         <w:jc w:val="both"/>
       </w:pPr>
       <w:r>
         <w:rPr>
           <w:rFonts w:ascii="Times New Roman" w:hAnsi="Times New Roman"/>
-          <w:i w:val="0"/>
-          <w:sz w:val="24"/>
-        </w:rPr>
-        <w:t>El modelo relacional, propuesto originalmente por Codd (1970), organiza la información en tablas bidimensionales denominadas relaciones, cuyos atributos representan las propiedades de las entidades y cuyas filas corresponden a instancias individuales de datos. La fortaleza de este modelo radica en la aplicación de reglas de normalización que eliminan la redundancia y preservan la integridad referencial entre tablas relacionadas mediante claves primarias y foráneas.</w:t>
+          <w:sz w:val="24"/>
+        </w:rPr>
+        <w:t xml:space="preserve">1. </w:t>
+      </w:r>
+      <w:r>
+        <w:rPr>
+          <w:rFonts w:ascii="Times New Roman" w:hAnsi="Times New Roman"/>
+          <w:b/>
+          <w:sz w:val="24"/>
+        </w:rPr>
+        <w:t xml:space="preserve">Actividad operativa: </w:t>
+      </w:r>
+      <w:r>
+        <w:rPr>
+          <w:rFonts w:ascii="Times New Roman" w:hAnsi="Times New Roman"/>
+          <w:sz w:val="24"/>
+        </w:rPr>
+        <w:t>Revisión ortográfica y de formato de correspondencia presidencial, y apoyo en la canalización de expedientes hacia su departamento de destino después de la firma presidencial.</w:t>
       </w:r>
     </w:p>
     <w:p>
       <w:pPr>
-        <w:spacing w:line="360" w:lineRule="auto" w:after="0" w:before="0"/>
+        <w:spacing w:line="360" w:lineRule="auto"/>
         <w:ind w:firstLine="709"/>
         <w:jc w:val="both"/>
       </w:pPr>
       <w:r>
         <w:rPr>
           <w:rFonts w:ascii="Times New Roman" w:hAnsi="Times New Roman"/>
-          <w:i w:val="0"/>
-          <w:sz w:val="24"/>
-        </w:rPr>
-        <w:t>Date (2001) establece que un diseño relacional correctamente normalizado garantiza que cada dato se almacene una sola vez, reduciendo la posibilidad de inconsistencias derivadas de actualizaciones parciales. En el sistema propuesto, la relación entre procesos administrativos y documentos sigue una cardinalidad uno a muchos (1:N), permitiendo registrar múltiples expedientes asociados a un mismo proceso contractual o administrativo sin duplicar los datos maestros del proceso.</w:t>
+          <w:sz w:val="24"/>
+        </w:rPr>
+        <w:t xml:space="preserve">2. </w:t>
+      </w:r>
+      <w:r>
+        <w:rPr>
+          <w:rFonts w:ascii="Times New Roman" w:hAnsi="Times New Roman"/>
+          <w:b/>
+          <w:sz w:val="24"/>
+        </w:rPr>
+        <w:t xml:space="preserve">Actividad de investigación: </w:t>
+      </w:r>
+      <w:r>
+        <w:rPr>
+          <w:rFonts w:ascii="Times New Roman" w:hAnsi="Times New Roman"/>
+          <w:sz w:val="24"/>
+        </w:rPr>
+        <w:t>Desarrollo de los módulos de consulta e historial de movimientos e integración de la visualización de expedientes asociados a cada proceso administrativo.</w:t>
       </w:r>
     </w:p>
     <w:p>
       <w:pPr>
-        <w:spacing w:line="360" w:lineRule="auto" w:after="0" w:before="0"/>
+        <w:spacing w:before="480" w:after="480" w:line="360" w:lineRule="auto"/>
+        <w:jc w:val="left"/>
+      </w:pPr>
+      <w:r>
+        <w:rPr>
+          <w:rFonts w:ascii="Times New Roman" w:hAnsi="Times New Roman"/>
+          <w:b/>
+          <w:sz w:val="24"/>
+        </w:rPr>
+        <w:t>Semana 6</w:t>
+      </w:r>
+    </w:p>
+    <w:p>
+      <w:pPr>
+        <w:spacing w:line="360" w:lineRule="auto"/>
         <w:ind w:firstLine="709"/>
         <w:jc w:val="both"/>
       </w:pPr>
       <w:r>
         <w:rPr>
           <w:rFonts w:ascii="Times New Roman" w:hAnsi="Times New Roman"/>
-          <w:i w:val="0"/>
-          <w:sz w:val="24"/>
-        </w:rPr>
-        <w:t>A juicio de quien suscribe, el modelo relacional resulta adecuado porque representa la relación entre procesos y documentos sin duplicar la información que se necesita consultar.</w:t>
+          <w:sz w:val="24"/>
+        </w:rPr>
+        <w:t xml:space="preserve">1. </w:t>
+      </w:r>
+      <w:r>
+        <w:rPr>
+          <w:rFonts w:ascii="Times New Roman" w:hAnsi="Times New Roman"/>
+          <w:b/>
+          <w:sz w:val="24"/>
+        </w:rPr>
+        <w:t xml:space="preserve">Actividad operativa: </w:t>
+      </w:r>
+      <w:r>
+        <w:rPr>
+          <w:rFonts w:ascii="Times New Roman" w:hAnsi="Times New Roman"/>
+          <w:sz w:val="24"/>
+        </w:rPr>
+        <w:t>Colaboración en la revisión y despacho de correspondencia presidencial y apoyo en el registro de salida de expedientes firmados durante el período.</w:t>
       </w:r>
     </w:p>
     <w:p>
       <w:pPr>
+        <w:spacing w:line="360" w:lineRule="auto"/>
+        <w:ind w:firstLine="709"/>
+        <w:jc w:val="both"/>
+      </w:pPr>
+      <w:r>
+        <w:rPr>
+          <w:rFonts w:ascii="Times New Roman" w:hAnsi="Times New Roman"/>
+          <w:sz w:val="24"/>
+        </w:rPr>
+        <w:t xml:space="preserve">2. </w:t>
+      </w:r>
+      <w:r>
+        <w:rPr>
+          <w:rFonts w:ascii="Times New Roman" w:hAnsi="Times New Roman"/>
+          <w:b/>
+          <w:sz w:val="24"/>
+        </w:rPr>
+        <w:t xml:space="preserve">Actividad de investigación: </w:t>
+      </w:r>
+      <w:r>
+        <w:rPr>
+          <w:rFonts w:ascii="Times New Roman" w:hAnsi="Times New Roman"/>
+          <w:sz w:val="24"/>
+        </w:rPr>
+        <w:t>Empaquetado de la aplicación de escritorio mediante Wails, integración del entorno visual y generación de un ejecutable autónomo para las pruebas funcionales del prototipo.</w:t>
+      </w:r>
+    </w:p>
+    <w:p>
+      <w:pPr>
         <w:spacing w:before="480" w:after="480" w:line="360" w:lineRule="auto"/>
         <w:jc w:val="left"/>
       </w:pPr>
@@ -7924,56 +8603,141 @@
           <w:b/>
           <w:sz w:val="24"/>
         </w:rPr>
-        <w:t>SQLite como Sistema Gestor de Base de Datos</w:t>
+        <w:t>Semana 7</w:t>
       </w:r>
     </w:p>
     <w:p>
       <w:pPr>
-        <w:spacing w:line="360" w:lineRule="auto" w:after="0" w:before="0"/>
+        <w:spacing w:line="360" w:lineRule="auto"/>
         <w:ind w:firstLine="709"/>
         <w:jc w:val="both"/>
       </w:pPr>
       <w:r>
         <w:rPr>
           <w:rFonts w:ascii="Times New Roman" w:hAnsi="Times New Roman"/>
-          <w:i w:val="0"/>
-          <w:sz w:val="24"/>
-        </w:rPr>
-        <w:t>SQLite es un motor de base de datos relacional de código abierto, autocontenido y sin servidor, cuya arquitectura embebida lo diferencia de sistemas cliente-servidor convencionales. Su funcionamiento se basa en un único archivo que aloja el esquema y los registros de la base de datos, reduciendo la complejidad de administración para aplicaciones locales.</w:t>
+          <w:sz w:val="24"/>
+        </w:rPr>
+        <w:t xml:space="preserve">1. </w:t>
+      </w:r>
+      <w:r>
+        <w:rPr>
+          <w:rFonts w:ascii="Times New Roman" w:hAnsi="Times New Roman"/>
+          <w:b/>
+          <w:sz w:val="24"/>
+        </w:rPr>
+        <w:t xml:space="preserve">Actividad operativa: </w:t>
+      </w:r>
+      <w:r>
+        <w:rPr>
+          <w:rFonts w:ascii="Times New Roman" w:hAnsi="Times New Roman"/>
+          <w:sz w:val="24"/>
+        </w:rPr>
+        <w:t>Apoyo en la elaboración manual de resúmenes de estatus de expedientes solicitados por la alta dirección a partir de los registros disponibles en la hoja de cálculo.</w:t>
       </w:r>
     </w:p>
     <w:p>
       <w:pPr>
-        <w:spacing w:line="360" w:lineRule="auto" w:after="0" w:before="0"/>
+        <w:spacing w:line="360" w:lineRule="auto"/>
         <w:ind w:firstLine="709"/>
         <w:jc w:val="both"/>
       </w:pPr>
       <w:r>
         <w:rPr>
           <w:rFonts w:ascii="Times New Roman" w:hAnsi="Times New Roman"/>
-          <w:i w:val="0"/>
-          <w:sz w:val="24"/>
-        </w:rPr>
-        <w:t>Pressman (2010) señala que la selección de herramientas tecnológicas debe considerar las características del entorno de despliegue y los requerimientos reales de la solución. Para el prototipo desarrollado en el Departamento de Presidencia, SQLite permite gestionar las relaciones entre procesos y documentos, conservar el historial de movimientos y ejecutar consultas sin incorporar una infraestructura adicional de servidor.</w:t>
+          <w:sz w:val="24"/>
+        </w:rPr>
+        <w:t xml:space="preserve">2. </w:t>
+      </w:r>
+      <w:r>
+        <w:rPr>
+          <w:rFonts w:ascii="Times New Roman" w:hAnsi="Times New Roman"/>
+          <w:b/>
+          <w:sz w:val="24"/>
+        </w:rPr>
+        <w:t xml:space="preserve">Actividad de investigación: </w:t>
+      </w:r>
+      <w:r>
+        <w:rPr>
+          <w:rFonts w:ascii="Times New Roman" w:hAnsi="Times New Roman"/>
+          <w:sz w:val="24"/>
+        </w:rPr>
+        <w:t>Ejecución de pruebas funcionales, depuración de errores y verificación de los módulos de registro, trazabilidad, consulta e informes utilizando datos de prueba representativos del flujo departamental.</w:t>
       </w:r>
     </w:p>
     <w:p>
       <w:pPr>
-        <w:spacing w:line="360" w:lineRule="auto" w:after="0" w:before="0"/>
+        <w:spacing w:before="480" w:after="480" w:line="360" w:lineRule="auto"/>
+        <w:jc w:val="left"/>
+      </w:pPr>
+      <w:r>
+        <w:rPr>
+          <w:rFonts w:ascii="Times New Roman" w:hAnsi="Times New Roman"/>
+          <w:b/>
+          <w:sz w:val="24"/>
+        </w:rPr>
+        <w:t>Semana 8</w:t>
+      </w:r>
+    </w:p>
+    <w:p>
+      <w:pPr>
+        <w:spacing w:line="360" w:lineRule="auto"/>
         <w:ind w:firstLine="709"/>
         <w:jc w:val="both"/>
       </w:pPr>
       <w:r>
         <w:rPr>
           <w:rFonts w:ascii="Times New Roman" w:hAnsi="Times New Roman"/>
-          <w:i w:val="0"/>
-          <w:sz w:val="24"/>
-        </w:rPr>
-        <w:t>La selección de SQLite se fundamenta en su portabilidad, sencillez de despliegue y capacidad para mantener la información del prototipo en un archivo relacional único, características adecuadas para una aplicación de escritorio de alcance departamental.</w:t>
+          <w:sz w:val="24"/>
+        </w:rPr>
+        <w:t xml:space="preserve">1. </w:t>
+      </w:r>
+      <w:r>
+        <w:rPr>
+          <w:rFonts w:ascii="Times New Roman" w:hAnsi="Times New Roman"/>
+          <w:b/>
+          <w:sz w:val="24"/>
+        </w:rPr>
+        <w:t xml:space="preserve">Actividad operativa: </w:t>
+      </w:r>
+      <w:r>
+        <w:rPr>
+          <w:rFonts w:ascii="Times New Roman" w:hAnsi="Times New Roman"/>
+          <w:sz w:val="24"/>
+        </w:rPr>
+        <w:t>Participación en las actividades regulares del Departamento de Presidencia y apoyo en la organización y seguimiento de los expedientes correspondientes al período.</w:t>
       </w:r>
     </w:p>
     <w:p>
       <w:pPr>
+        <w:spacing w:line="360" w:lineRule="auto"/>
+        <w:ind w:firstLine="709"/>
+        <w:jc w:val="both"/>
+      </w:pPr>
+      <w:r>
+        <w:rPr>
+          <w:rFonts w:ascii="Times New Roman" w:hAnsi="Times New Roman"/>
+          <w:sz w:val="24"/>
+        </w:rPr>
+        <w:t xml:space="preserve">2. </w:t>
+      </w:r>
+      <w:r>
+        <w:rPr>
+          <w:rFonts w:ascii="Times New Roman" w:hAnsi="Times New Roman"/>
+          <w:b/>
+          <w:sz w:val="24"/>
+        </w:rPr>
+        <w:t xml:space="preserve">Actividad de investigación: </w:t>
+      </w:r>
+      <w:r>
+        <w:rPr>
+          <w:rFonts w:ascii="Times New Roman" w:hAnsi="Times New Roman"/>
+          <w:sz w:val="24"/>
+        </w:rPr>
+        <w:t>Redacción del informe de pasantías, elaboración del manual de usuario y organización técnica del código fuente y los entregables del prototipo.</w:t>
+      </w:r>
+    </w:p>
+    <w:p>
+      <w:pPr>
         <w:spacing w:before="480" w:after="480" w:line="360" w:lineRule="auto"/>
         <w:jc w:val="left"/>
       </w:pPr>
@@ -7983,209 +8747,84 @@
           <w:b/>
           <w:sz w:val="24"/>
         </w:rPr>
-        <w:t>Trazabilidad Documental</w:t>
+        <w:t>Semana 9</w:t>
       </w:r>
     </w:p>
     <w:p>
       <w:pPr>
-        <w:spacing w:line="360" w:lineRule="auto" w:after="0" w:before="0"/>
+        <w:spacing w:line="360" w:lineRule="auto"/>
         <w:ind w:firstLine="709"/>
         <w:jc w:val="both"/>
       </w:pPr>
       <w:r>
         <w:rPr>
           <w:rFonts w:ascii="Times New Roman" w:hAnsi="Times New Roman"/>
-          <w:i w:val="0"/>
-          <w:sz w:val="24"/>
-        </w:rPr>
-        <w:t>La trazabilidad documental se entiende como la capacidad de reconstruir el historial completo de un documento a lo largo de su ciclo de vida, identificando en cada etapa el responsable, la fecha, la acción ejecutada y el estado resultante. Gómez (2019) señala que la trazabilidad constituye el mecanismo central de auditoría en los sistemas de gestión documental, dado que permite verificar la integridad del proceso y detectar cuellos de botella o irregularidades en el flujo.</w:t>
+          <w:sz w:val="24"/>
+        </w:rPr>
+        <w:t xml:space="preserve">1. </w:t>
+      </w:r>
+      <w:r>
+        <w:rPr>
+          <w:rFonts w:ascii="Times New Roman" w:hAnsi="Times New Roman"/>
+          <w:b/>
+          <w:sz w:val="24"/>
+        </w:rPr>
+        <w:t xml:space="preserve">Actividad operativa: </w:t>
+      </w:r>
+      <w:r>
+        <w:rPr>
+          <w:rFonts w:ascii="Times New Roman" w:hAnsi="Times New Roman"/>
+          <w:sz w:val="24"/>
+        </w:rPr>
+        <w:t>Presentación del prototipo funcional ante la tutora industrial para su evaluación, recepción de observaciones y gestión de los recaudos correspondientes al cierre de la pasantía.</w:t>
       </w:r>
     </w:p>
     <w:p>
       <w:pPr>
-        <w:spacing w:line="360" w:lineRule="auto" w:after="0" w:before="0"/>
+        <w:spacing w:line="360" w:lineRule="auto"/>
         <w:ind w:firstLine="709"/>
         <w:jc w:val="both"/>
       </w:pPr>
       <w:r>
         <w:rPr>
           <w:rFonts w:ascii="Times New Roman" w:hAnsi="Times New Roman"/>
-          <w:i w:val="0"/>
-          <w:sz w:val="24"/>
-        </w:rPr>
-        <w:t>En el ámbito de la alta dirección, la trazabilidad cobra especial relevancia porque los expedientes que transitan por la Presidencia frecuentemente están vinculados a procesos contractuales y decisiones gerenciales de impacto organizacional. El sistema propuesto registra automáticamente cada movimiento de ingreso y egreso del expediente, almacenando la fecha, el estatus y el departamento de origen o destino, lo que permite generar reportes de trazabilidad de forma inmediata ante cualquier requerimiento directivo.</w:t>
+          <w:sz w:val="24"/>
+        </w:rPr>
+        <w:t xml:space="preserve">2. </w:t>
+      </w:r>
+      <w:r>
+        <w:rPr>
+          <w:rFonts w:ascii="Times New Roman" w:hAnsi="Times New Roman"/>
+          <w:b/>
+          <w:sz w:val="24"/>
+        </w:rPr>
+        <w:t xml:space="preserve">Actividad de investigación: </w:t>
+      </w:r>
+      <w:r>
+        <w:rPr>
+          <w:rFonts w:ascii="Times New Roman" w:hAnsi="Times New Roman"/>
+          <w:sz w:val="24"/>
+        </w:rPr>
+        <w:t>Consolidación y revisión del informe académico, incorporación de las observaciones recibidas y preparación de los anexos definitivos para la entrega institucional.</w:t>
       </w:r>
     </w:p>
     <w:p>
       <w:pPr>
-        <w:spacing w:line="240" w:lineRule="auto" w:before="720" w:after="240"/>
-        <w:ind w:left="709" w:right="709"/>
-        <w:jc w:val="both"/>
-      </w:pPr>
-      <w:r>
-        <w:rPr>
-          <w:rFonts w:ascii="Times New Roman" w:hAnsi="Times New Roman"/>
-          <w:sz w:val="24"/>
-        </w:rPr>
-        <w:t>Un sistema de información eficaz proporciona a los administradores de la organización datos precisos y oportunos, facilitando la auditoría de cada transacción operativa y mejorando sustancialmente la capacidad de respuesta ante requerimientos gerenciales de alto nivel. La ausencia de este tipo de herramientas obliga al personal a invertir tiempo considerable en la búsqueda y consolidación manual de información que debería estar disponible de forma inmediata.</w:t>
-      </w:r>
-      <w:r>
-        <w:rPr>
-          <w:rFonts w:ascii="Times New Roman" w:hAnsi="Times New Roman"/>
-          <w:sz w:val="24"/>
-        </w:rPr>
-        <w:t xml:space="preserve"> (Gómez, 2019, p. 45)</w:t>
-      </w:r>
-    </w:p>
-    <w:p>
-      <w:pPr>
-        <w:spacing w:line="360" w:lineRule="auto" w:after="0" w:before="0"/>
-        <w:ind w:firstLine="709"/>
-        <w:jc w:val="both"/>
-      </w:pPr>
-      <w:r>
-        <w:rPr>
-          <w:rFonts w:ascii="Times New Roman" w:hAnsi="Times New Roman"/>
-          <w:i w:val="0"/>
-          <w:sz w:val="24"/>
-        </w:rPr>
-        <w:t>Para este proyecto, la trazabilidad es el elemento que permite demostrar qué ocurrió con cada expediente y ofrecer respuestas verificables a la dirección de la empresa.</w:t>
-      </w:r>
-    </w:p>
-    <w:p>
-      <w:pPr>
-        <w:spacing w:before="480" w:after="480" w:line="360" w:lineRule="auto"/>
-        <w:jc w:val="left"/>
-      </w:pPr>
-      <w:r>
-        <w:rPr>
-          <w:rFonts w:ascii="Times New Roman" w:hAnsi="Times New Roman"/>
-          <w:b/>
-          <w:sz w:val="24"/>
-        </w:rPr>
-        <w:t>Automatización de Procesos Administrativos</w:t>
-      </w:r>
-    </w:p>
-    <w:p>
-      <w:pPr>
-        <w:spacing w:line="360" w:lineRule="auto" w:after="0" w:before="0"/>
-        <w:ind w:firstLine="709"/>
-        <w:jc w:val="both"/>
-      </w:pPr>
-      <w:r>
-        <w:rPr>
-          <w:rFonts w:ascii="Times New Roman" w:hAnsi="Times New Roman"/>
-          <w:i w:val="0"/>
-          <w:sz w:val="24"/>
-        </w:rPr>
-        <w:t>La automatización de procesos administrativos consiste en la sustitución de tareas manuales repetitivas por flujos de trabajo controlados por sistemas informáticos, con el objetivo de reducir los tiempos de ejecución, minimizar el error humano y liberar al personal para actividades de mayor valor analítico. Laudon y Laudon (2016) plantean que la automatización de procesos de negocio genera mejoras medibles en la productividad organizacional al estandarizar los procedimientos y centralizar el control de la información.</w:t>
-      </w:r>
-    </w:p>
-    <w:p>
-      <w:pPr>
-        <w:spacing w:line="360" w:lineRule="auto" w:after="0" w:before="0"/>
-        <w:ind w:firstLine="709"/>
-        <w:jc w:val="both"/>
-      </w:pPr>
-      <w:r>
-        <w:rPr>
-          <w:rFonts w:ascii="Times New Roman" w:hAnsi="Times New Roman"/>
-          <w:i w:val="0"/>
-          <w:sz w:val="24"/>
-        </w:rPr>
-        <w:t>En el Departamento de Presidencia de Venangocupet, S.A., la automatización se justifica por la naturaleza del proceso actual: el personal destina un porcentaje significativo de su tiempo operativo al copiado y pegado de datos entre documentos y hojas de cálculo, así como a la redacción manual de resúmenes solicitados por la dirección. La implementación del sistema automatizado propuesto traslada estas tareas al software, permitiendo que el personal se concentre en las funciones de revisión y coordinación propias del departamento.</w:t>
-      </w:r>
-    </w:p>
-    <w:p>
-      <w:pPr>
-        <w:spacing w:line="360" w:lineRule="auto" w:after="0" w:before="0"/>
-        <w:ind w:firstLine="709"/>
-        <w:jc w:val="both"/>
-      </w:pPr>
-      <w:r>
-        <w:rPr>
-          <w:rFonts w:ascii="Times New Roman" w:hAnsi="Times New Roman"/>
-          <w:i w:val="0"/>
-          <w:sz w:val="24"/>
-        </w:rPr>
-        <w:t>Desde la posición del autor, automatizar el registro y los reportes permite disminuir tareas repetitivas y dedicar mayor atención a la revisión y canalización de los expedientes.</w:t>
-      </w:r>
-    </w:p>
-    <w:p>
-      <w:pPr>
-        <w:spacing w:before="480" w:after="480" w:line="360" w:lineRule="auto"/>
-        <w:jc w:val="left"/>
-      </w:pPr>
-      <w:r>
-        <w:rPr>
-          <w:rFonts w:ascii="Times New Roman" w:hAnsi="Times New Roman"/>
-          <w:b/>
-          <w:sz w:val="24"/>
-        </w:rPr>
-        <w:t>Proyecto Factible como Modalidad de Investigación</w:t>
-      </w:r>
-    </w:p>
-    <w:p>
-      <w:pPr>
-        <w:spacing w:line="360" w:lineRule="auto" w:after="0" w:before="0"/>
-        <w:ind w:firstLine="709"/>
-        <w:jc w:val="both"/>
-      </w:pPr>
-      <w:r>
-        <w:rPr>
-          <w:rFonts w:ascii="Times New Roman" w:hAnsi="Times New Roman"/>
-          <w:i w:val="0"/>
-          <w:sz w:val="24"/>
-        </w:rPr>
-        <w:t>La Universidad Pedagógica Experimental Libertador (UPEL, 2016) define el proyecto factible como la investigación, elaboración y desarrollo de una propuesta de un modelo operativo viable para solucionar problemas, requerimientos o necesidades de organizaciones o grupos sociales. Esta modalidad exige la comprobación de la viabilidad técnica, económica y operativa de la solución planteada, sustentada en un diagnóstico de campo que evidencie la situación deficitaria que da origen a la propuesta.</w:t>
-      </w:r>
-    </w:p>
-    <w:p>
-      <w:pPr>
-        <w:spacing w:line="360" w:lineRule="auto" w:after="0" w:before="0"/>
-        <w:ind w:firstLine="709"/>
-        <w:jc w:val="both"/>
-      </w:pPr>
-      <w:r>
-        <w:rPr>
-          <w:rFonts w:ascii="Times New Roman" w:hAnsi="Times New Roman"/>
-          <w:i w:val="0"/>
-          <w:sz w:val="24"/>
-        </w:rPr>
-        <w:t>Arias (2012) complementa esta definición señalando que el proyecto factible no se limita a diagnosticar un problema, sino que avanza hasta proponer y en muchos casos desarrollar la solución, demostrando su aplicabilidad en el contexto real. El presente trabajo se enmarca en esta modalidad al partir de un diagnóstico situacional del flujo documental en Presidencia, proponer una arquitectura tecnológica específica y materializar un prototipo funcional del sistema como evidencia de la viabilidad de la propuesta.</w:t>
-      </w:r>
-    </w:p>
-    <w:p>
-      <w:pPr>
-        <w:spacing w:line="360" w:lineRule="auto" w:after="0" w:before="0"/>
-        <w:ind w:firstLine="709"/>
-        <w:jc w:val="both"/>
-      </w:pPr>
-      <w:r>
-        <w:rPr>
-          <w:rFonts w:ascii="Times New Roman" w:hAnsi="Times New Roman"/>
-          <w:i w:val="0"/>
-          <w:sz w:val="24"/>
-        </w:rPr>
-        <w:t>La modalidad de proyecto factible resulta compatible con el trabajo realizado porque el diagnóstico del flujo documental condujo al diseño, construcción y validación de un prototipo orientado a una necesidad concreta del Departamento de Presidencia.</w:t>
-      </w:r>
-    </w:p>
-    <w:p>
-      <w:pPr>
         <w:sectPr>
-          <w:footerReference w:type="default" r:id="rId41"/>
-          <w:type w:val="continuous"/>
+          <w:footerReference w:type="default" r:id="rId44"/>
+          <w:footerReference w:type="first" r:id="rId45"/>
           <w:pgSz w:w="12240" w:h="15840"/>
           <w:pgMar w:top="1701" w:right="1701" w:bottom="1701" w:left="2268" w:header="720" w:footer="720" w:gutter="0"/>
           <w:cols w:space="720"/>
           <w:titlePg/>
           <w:docGrid w:linePitch="360"/>
+          <w:pgNumType w:fmt="decimal"/>
         </w:sectPr>
       </w:pPr>
     </w:p>
     <w:p>
       <w:pPr>
-        <w:spacing w:before="1140" w:after="480"/>
+        <w:spacing w:before="1140" w:after="480" w:line="360" w:lineRule="auto"/>
         <w:jc w:val="center"/>
       </w:pPr>
       <w:r>
@@ -8194,13 +8833,13 @@
           <w:b/>
           <w:sz w:val="24"/>
         </w:rPr>
-        <w:t>CAPÍTULO IV</w:t>
+        <w:t>CAPÍTULO V</w:t>
       </w:r>
     </w:p>
     <w:p>
-      <w:bookmarkStart w:id="bm_cap4" w:name="bm_cap4"/>
-      <w:pPr>
-        <w:spacing w:before="480"/>
+      <w:bookmarkStart w:id="bm_cap5" w:name="bm_cap5"/>
+      <w:pPr>
+        <w:spacing w:before="0" w:after="480" w:line="360" w:lineRule="auto"/>
         <w:jc w:val="center"/>
       </w:pPr>
       <w:r>
@@ -8209,27 +8848,229 @@
           <w:b/>
           <w:sz w:val="24"/>
         </w:rPr>
-        <w:t>ACTIVIDADES REALIZADAS</w:t>
-      </w:r>
-      <w:bookmarkEnd w:id="bm_cap4"/>
+        <w:t>CONCLUSIONES Y RECOMENDACIONES</w:t>
+      </w:r>
+      <w:bookmarkEnd w:id="bm_cap5"/>
     </w:p>
     <w:p>
+      <w:bookmarkStart w:id="bm_cap5_concl" w:name="bm_cap5_concl"/>
+      <w:pPr>
+        <w:spacing w:before="480" w:after="480" w:line="360" w:lineRule="auto"/>
+        <w:jc w:val="left"/>
+      </w:pPr>
+      <w:r>
+        <w:rPr>
+          <w:rFonts w:ascii="Times New Roman" w:hAnsi="Times New Roman"/>
+          <w:b/>
+          <w:sz w:val="24"/>
+        </w:rPr>
+        <w:t>Conclusiones</w:t>
+      </w:r>
+      <w:bookmarkEnd w:id="bm_cap5_concl"/>
+    </w:p>
+    <w:p>
+      <w:pPr>
+        <w:spacing w:line="360" w:lineRule="auto"/>
+        <w:ind w:firstLine="709"/>
+        <w:jc w:val="both"/>
+      </w:pPr>
+      <w:r>
+        <w:rPr>
+          <w:rFonts w:ascii="Times New Roman" w:hAnsi="Times New Roman"/>
+          <w:sz w:val="24"/>
+        </w:rPr>
+        <w:t xml:space="preserve">1. </w:t>
+      </w:r>
+      <w:r>
+        <w:rPr>
+          <w:rFonts w:ascii="Times New Roman" w:hAnsi="Times New Roman"/>
+          <w:sz w:val="24"/>
+        </w:rPr>
+        <w:t>Se diagnosticó que el control manual en hojas de cálculo puede generar cuellos de botella cuando aumenta la concurrencia de expedientes, debido a la repetición de datos y a la ausencia de validaciones automáticas que faciliten el seguimiento del recorrido documental.</w:t>
+      </w:r>
+    </w:p>
+    <w:p>
+      <w:pPr>
+        <w:spacing w:line="360" w:lineRule="auto"/>
+        <w:ind w:firstLine="709"/>
+        <w:jc w:val="both"/>
+      </w:pPr>
+      <w:r>
+        <w:rPr>
+          <w:rFonts w:ascii="Times New Roman" w:hAnsi="Times New Roman"/>
+          <w:sz w:val="24"/>
+        </w:rPr>
+        <w:t xml:space="preserve">2. </w:t>
+      </w:r>
+      <w:r>
+        <w:rPr>
+          <w:rFonts w:ascii="Times New Roman" w:hAnsi="Times New Roman"/>
+          <w:sz w:val="24"/>
+        </w:rPr>
+        <w:t>Se determinaron como requerimientos esenciales del sistema el registro de ingreso y egreso de expedientes, la asociación de múltiples documentos con un mismo proceso, la consulta del historial de movimientos y la generación de reportes resumidos para la Presidencia.</w:t>
+      </w:r>
+    </w:p>
+    <w:p>
+      <w:pPr>
+        <w:spacing w:line="360" w:lineRule="auto"/>
+        <w:ind w:firstLine="709"/>
+        <w:jc w:val="both"/>
+      </w:pPr>
+      <w:r>
+        <w:rPr>
+          <w:rFonts w:ascii="Times New Roman" w:hAnsi="Times New Roman"/>
+          <w:sz w:val="24"/>
+        </w:rPr>
+        <w:t xml:space="preserve">3. </w:t>
+      </w:r>
+      <w:r>
+        <w:rPr>
+          <w:rFonts w:ascii="Times New Roman" w:hAnsi="Times New Roman"/>
+          <w:sz w:val="24"/>
+        </w:rPr>
+        <w:t>Se diseñó una arquitectura relacional normalizada con SQLite y una interfaz de escritorio orientada a conservar una dinámica de uso sencilla, representando la relación uno a muchos entre procesos y documentos sin alterar el flujo operativo del departamento.</w:t>
+      </w:r>
+    </w:p>
+    <w:p>
+      <w:pPr>
+        <w:spacing w:line="360" w:lineRule="auto"/>
+        <w:ind w:firstLine="709"/>
+        <w:jc w:val="both"/>
+      </w:pPr>
+      <w:r>
+        <w:rPr>
+          <w:rFonts w:ascii="Times New Roman" w:hAnsi="Times New Roman"/>
+          <w:sz w:val="24"/>
+        </w:rPr>
+        <w:t xml:space="preserve">4. </w:t>
+      </w:r>
+      <w:r>
+        <w:rPr>
+          <w:rFonts w:ascii="Times New Roman" w:hAnsi="Times New Roman"/>
+          <w:sz w:val="24"/>
+        </w:rPr>
+        <w:t>Se implementó y validó un prototipo funcional que integra los módulos de registro, consulta, historial y reporte, demostrando la viabilidad técnica de automatizar el control documental y reducir la dependencia de operaciones manuales repetitivas.</w:t>
+      </w:r>
+    </w:p>
+    <w:p>
+      <w:bookmarkStart w:id="bm_cap5_recom" w:name="bm_cap5_recom"/>
+      <w:pPr>
+        <w:spacing w:before="480" w:after="480" w:line="360" w:lineRule="auto"/>
+        <w:jc w:val="left"/>
+      </w:pPr>
+      <w:r>
+        <w:rPr>
+          <w:rFonts w:ascii="Times New Roman" w:hAnsi="Times New Roman"/>
+          <w:b/>
+          <w:sz w:val="24"/>
+        </w:rPr>
+        <w:t>Recomendaciones</w:t>
+      </w:r>
+      <w:bookmarkEnd w:id="bm_cap5_recom"/>
+    </w:p>
+    <w:p>
+      <w:pPr>
+        <w:spacing w:line="360" w:lineRule="auto"/>
+        <w:ind w:firstLine="709"/>
+        <w:jc w:val="both"/>
+      </w:pPr>
+      <w:r>
+        <w:rPr>
+          <w:rFonts w:ascii="Times New Roman" w:hAnsi="Times New Roman"/>
+          <w:sz w:val="24"/>
+        </w:rPr>
+        <w:t xml:space="preserve">1. </w:t>
+      </w:r>
+      <w:r>
+        <w:rPr>
+          <w:rFonts w:ascii="Times New Roman" w:hAnsi="Times New Roman"/>
+          <w:sz w:val="24"/>
+        </w:rPr>
+        <w:t>Incorporar progresivamente al sistema los registros históricos que deban conservarse para consulta, verificando previamente la integridad de la información antes de su migración.</w:t>
+      </w:r>
+    </w:p>
+    <w:p>
+      <w:pPr>
+        <w:spacing w:line="360" w:lineRule="auto"/>
+        <w:ind w:firstLine="709"/>
+        <w:jc w:val="both"/>
+      </w:pPr>
+      <w:r>
+        <w:rPr>
+          <w:rFonts w:ascii="Times New Roman" w:hAnsi="Times New Roman"/>
+          <w:sz w:val="24"/>
+        </w:rPr>
+        <w:t xml:space="preserve">2. </w:t>
+      </w:r>
+      <w:r>
+        <w:rPr>
+          <w:rFonts w:ascii="Times New Roman" w:hAnsi="Times New Roman"/>
+          <w:sz w:val="24"/>
+        </w:rPr>
+        <w:t>Capacitar al personal del Departamento de Presidencia en el uso de los módulos de registro, consulta, historial y generación de reportes, utilizando ejemplos del flujo cotidiano de expedientes.</w:t>
+      </w:r>
+    </w:p>
+    <w:p>
+      <w:pPr>
+        <w:spacing w:line="360" w:lineRule="auto"/>
+        <w:ind w:firstLine="709"/>
+        <w:jc w:val="both"/>
+      </w:pPr>
+      <w:r>
+        <w:rPr>
+          <w:rFonts w:ascii="Times New Roman" w:hAnsi="Times New Roman"/>
+          <w:sz w:val="24"/>
+        </w:rPr>
+        <w:t xml:space="preserve">3. </w:t>
+      </w:r>
+      <w:r>
+        <w:rPr>
+          <w:rFonts w:ascii="Times New Roman" w:hAnsi="Times New Roman"/>
+          <w:sz w:val="24"/>
+        </w:rPr>
+        <w:t>Establecer una rutina periódica de respaldo del archivo de base de datos en una ubicación segura y definida por la organización, con el fin de preservar la continuidad del historial documental.</w:t>
+      </w:r>
+    </w:p>
+    <w:p>
+      <w:pPr>
+        <w:spacing w:line="360" w:lineRule="auto"/>
+        <w:ind w:firstLine="709"/>
+        <w:jc w:val="both"/>
+      </w:pPr>
+      <w:r>
+        <w:rPr>
+          <w:rFonts w:ascii="Times New Roman" w:hAnsi="Times New Roman"/>
+          <w:sz w:val="24"/>
+        </w:rPr>
+        <w:t xml:space="preserve">4. </w:t>
+      </w:r>
+      <w:r>
+        <w:rPr>
+          <w:rFonts w:ascii="Times New Roman" w:hAnsi="Times New Roman"/>
+          <w:sz w:val="24"/>
+        </w:rPr>
+        <w:t>Evaluar en fases posteriores la incorporación de nuevas funciones únicamente cuando respondan a necesidades reales del flujo de Presidencia, evitando agregar pasos que compliquen el proceso actual.</w:t>
+      </w:r>
+    </w:p>
+    <w:p>
       <w:pPr>
         <w:sectPr>
-          <w:footerReference w:type="default" r:id="rId42"/>
+          <w:footerReference w:type="default" r:id="rId46"/>
+          <w:footerReference w:type="first" r:id="rId47"/>
           <w:pgSz w:w="12240" w:h="15840"/>
           <w:pgMar w:top="1701" w:right="1701" w:bottom="1701" w:left="2268" w:header="720" w:footer="720" w:gutter="0"/>
           <w:cols w:space="720"/>
           <w:titlePg/>
           <w:docGrid w:linePitch="360"/>
+          <w:pgNumType w:fmt="decimal"/>
         </w:sectPr>
       </w:pPr>
     </w:p>
     <w:p>
-      <w:bookmarkStart w:id="bm_cap4_desc" w:name="bm_cap4_desc"/>
-      <w:pPr>
-        <w:spacing w:before="480" w:after="480" w:line="360" w:lineRule="auto"/>
-        <w:jc w:val="left"/>
+      <w:bookmarkStart w:id="bm_referencias" w:name="bm_referencias"/>
+      <w:pPr>
+        <w:spacing w:before="1140" w:after="480" w:line="360" w:lineRule="auto"/>
+        <w:jc w:val="center"/>
       </w:pPr>
       <w:r>
         <w:rPr>
@@ -8237,51 +9078,59 @@
           <w:b/>
           <w:sz w:val="24"/>
         </w:rPr>
-        <w:t>Descripción de Actividades Ejecutadas por Semana</w:t>
-      </w:r>
-      <w:bookmarkEnd w:id="bm_cap4_desc"/>
+        <w:t>REFERENCIAS</w:t>
+      </w:r>
+      <w:bookmarkEnd w:id="bm_referencias"/>
     </w:p>
     <w:p>
       <w:pPr>
-        <w:spacing w:line="360" w:lineRule="auto" w:after="0" w:before="0"/>
-        <w:ind w:firstLine="709"/>
-        <w:jc w:val="both"/>
-      </w:pPr>
-      <w:r>
-        <w:rPr>
-          <w:rFonts w:ascii="Times New Roman" w:hAnsi="Times New Roman"/>
-          <w:i w:val="0"/>
-          <w:sz w:val="24"/>
-        </w:rPr>
-        <w:t>Durante las nueve (9) semanas de práctica profesional se ejecutaron actividades operativas propias del Departamento de Presidencia y actividades técnicas vinculadas con el diagnóstico, diseño, implementación y validación del sistema automatizado:</w:t>
-      </w:r>
+        <w:spacing w:before="480" w:after="0"/>
+      </w:pPr>
     </w:p>
     <w:p>
       <w:pPr>
-        <w:spacing w:before="480" w:after="480" w:line="360" w:lineRule="auto"/>
-        <w:jc w:val="left"/>
-      </w:pPr>
+        <w:spacing w:line="240" w:lineRule="auto" w:after="480" w:before="0"/>
+        <w:ind w:left="425" w:hanging="425"/>
+        <w:jc w:val="both"/>
+      </w:pPr>
+      <w:r>
+        <w:rPr>
+          <w:rFonts w:ascii="Times New Roman" w:hAnsi="Times New Roman"/>
+          <w:b w:val="0"/>
+          <w:sz w:val="24"/>
+        </w:rPr>
+        <w:t xml:space="preserve">Arias, F. (2012). </w:t>
+      </w:r>
       <w:r>
         <w:rPr>
           <w:rFonts w:ascii="Times New Roman" w:hAnsi="Times New Roman"/>
           <w:b/>
           <w:sz w:val="24"/>
         </w:rPr>
-        <w:t>Semana 1</w:t>
+        <w:t>El proyecto de investigación: Introducción a la metodología científica (6ta ed.)</w:t>
+      </w:r>
+      <w:r>
+        <w:rPr>
+          <w:rFonts w:ascii="Times New Roman" w:hAnsi="Times New Roman"/>
+          <w:b w:val="0"/>
+          <w:sz w:val="24"/>
+        </w:rPr>
+        <w:t>. Episteme, Venezuela.</w:t>
       </w:r>
     </w:p>
     <w:p>
       <w:pPr>
-        <w:spacing w:line="360" w:lineRule="auto"/>
-        <w:ind w:firstLine="709"/>
+        <w:spacing w:line="240" w:lineRule="auto" w:after="480" w:before="0"/>
+        <w:ind w:left="425" w:hanging="425"/>
         <w:jc w:val="both"/>
       </w:pPr>
       <w:r>
         <w:rPr>
           <w:rFonts w:ascii="Times New Roman" w:hAnsi="Times New Roman"/>
-          <w:sz w:val="24"/>
-        </w:rPr>
-        <w:t xml:space="preserve">1. </w:t>
+          <w:b w:val="0"/>
+          <w:sz w:val="24"/>
+        </w:rPr>
+        <w:t xml:space="preserve">Codd, E. F. (1970). </w:t>
       </w:r>
       <w:r>
         <w:rPr>
@@ -8289,28 +9138,30 @@
           <w:b/>
           <w:sz w:val="24"/>
         </w:rPr>
-        <w:t xml:space="preserve">Actividad operativa: </w:t>
-      </w:r>
-      <w:r>
-        <w:rPr>
-          <w:rFonts w:ascii="Times New Roman" w:hAnsi="Times New Roman"/>
-          <w:sz w:val="24"/>
-        </w:rPr>
-        <w:t>Inducción institucional, recorrido por las instalaciones del área administrativa, presentación del equipo de trabajo y revisión de los lineamientos generales de funcionamiento del Departamento de Presidencia.</w:t>
+        <w:t>A relational model of data for large shared data banks</w:t>
+      </w:r>
+      <w:r>
+        <w:rPr>
+          <w:rFonts w:ascii="Times New Roman" w:hAnsi="Times New Roman"/>
+          <w:b w:val="0"/>
+          <w:sz w:val="24"/>
+        </w:rPr>
+        <w:t>. Communications of the ACM, 13(6), 377-387.</w:t>
       </w:r>
     </w:p>
     <w:p>
       <w:pPr>
-        <w:spacing w:line="360" w:lineRule="auto"/>
-        <w:ind w:firstLine="709"/>
+        <w:spacing w:line="240" w:lineRule="auto" w:after="480" w:before="0"/>
+        <w:ind w:left="425" w:hanging="425"/>
         <w:jc w:val="both"/>
       </w:pPr>
       <w:r>
         <w:rPr>
           <w:rFonts w:ascii="Times New Roman" w:hAnsi="Times New Roman"/>
-          <w:sz w:val="24"/>
-        </w:rPr>
-        <w:t xml:space="preserve">2. </w:t>
+          <w:b w:val="0"/>
+          <w:sz w:val="24"/>
+        </w:rPr>
+        <w:t xml:space="preserve">Cruz Mundet, J. R. (2011). </w:t>
       </w:r>
       <w:r>
         <w:rPr>
@@ -8318,42 +9169,61 @@
           <w:b/>
           <w:sz w:val="24"/>
         </w:rPr>
-        <w:t xml:space="preserve">Actividad de investigación: </w:t>
-      </w:r>
-      <w:r>
-        <w:rPr>
-          <w:rFonts w:ascii="Times New Roman" w:hAnsi="Times New Roman"/>
-          <w:sz w:val="24"/>
-        </w:rPr>
-        <w:t>Observación directa y mapeo del ciclo real de los documentos en Presidencia, identificación de fallas en el registro manual y levantamiento inicial de los datos requeridos para la trazabilidad.</w:t>
+        <w:t>Administración de documentos y archivos: Textos fundamentales</w:t>
+      </w:r>
+      <w:r>
+        <w:rPr>
+          <w:rFonts w:ascii="Times New Roman" w:hAnsi="Times New Roman"/>
+          <w:b w:val="0"/>
+          <w:sz w:val="24"/>
+        </w:rPr>
+        <w:t>. Coordinadora de Asociaciones de Archiveros, España.</w:t>
       </w:r>
     </w:p>
     <w:p>
       <w:pPr>
-        <w:spacing w:before="480" w:after="480" w:line="360" w:lineRule="auto"/>
-        <w:jc w:val="left"/>
-      </w:pPr>
+        <w:spacing w:line="240" w:lineRule="auto" w:after="480" w:before="0"/>
+        <w:ind w:left="425" w:hanging="425"/>
+        <w:jc w:val="both"/>
+      </w:pPr>
+      <w:r>
+        <w:rPr>
+          <w:rFonts w:ascii="Times New Roman" w:hAnsi="Times New Roman"/>
+          <w:b w:val="0"/>
+          <w:sz w:val="24"/>
+        </w:rPr>
+        <w:t xml:space="preserve">Date, C. J. (2001). </w:t>
+      </w:r>
       <w:r>
         <w:rPr>
           <w:rFonts w:ascii="Times New Roman" w:hAnsi="Times New Roman"/>
           <w:b/>
           <w:sz w:val="24"/>
         </w:rPr>
-        <w:t>Semana 2</w:t>
+        <w:t>Introducción a los sistemas de bases de datos (7ma ed.)</w:t>
+      </w:r>
+      <w:r>
+        <w:rPr>
+          <w:rFonts w:ascii="Times New Roman" w:hAnsi="Times New Roman"/>
+          <w:b w:val="0"/>
+          <w:sz w:val="24"/>
+        </w:rPr>
+        <w:t>. Pearson Educación, México.</w:t>
       </w:r>
     </w:p>
     <w:p>
       <w:pPr>
-        <w:spacing w:line="360" w:lineRule="auto"/>
-        <w:ind w:firstLine="709"/>
+        <w:spacing w:line="240" w:lineRule="auto" w:after="480" w:before="0"/>
+        <w:ind w:left="425" w:hanging="425"/>
         <w:jc w:val="both"/>
       </w:pPr>
       <w:r>
         <w:rPr>
           <w:rFonts w:ascii="Times New Roman" w:hAnsi="Times New Roman"/>
-          <w:sz w:val="24"/>
-        </w:rPr>
-        <w:t xml:space="preserve">1. </w:t>
+          <w:b w:val="0"/>
+          <w:sz w:val="24"/>
+        </w:rPr>
+        <w:t xml:space="preserve">Gómez, R. (2019). </w:t>
       </w:r>
       <w:r>
         <w:rPr>
@@ -8361,28 +9231,30 @@
           <w:b/>
           <w:sz w:val="24"/>
         </w:rPr>
-        <w:t xml:space="preserve">Actividad operativa: </w:t>
-      </w:r>
-      <w:r>
-        <w:rPr>
-          <w:rFonts w:ascii="Times New Roman" w:hAnsi="Times New Roman"/>
-          <w:sz w:val="24"/>
-        </w:rPr>
-        <w:t>Clasificación y registro manual de expedientes físicos en la hoja de cálculo utilizada por la oficina, con actualización de los movimientos correspondientes a los documentos recibidos durante el período.</w:t>
+        <w:t>Gestión Documental y Sistemas</w:t>
+      </w:r>
+      <w:r>
+        <w:rPr>
+          <w:rFonts w:ascii="Times New Roman" w:hAnsi="Times New Roman"/>
+          <w:b w:val="0"/>
+          <w:sz w:val="24"/>
+        </w:rPr>
+        <w:t>. Editorial Trillas, México.</w:t>
       </w:r>
     </w:p>
     <w:p>
       <w:pPr>
-        <w:spacing w:line="360" w:lineRule="auto"/>
-        <w:ind w:firstLine="709"/>
+        <w:spacing w:line="240" w:lineRule="auto" w:after="480" w:before="0"/>
+        <w:ind w:left="425" w:hanging="425"/>
         <w:jc w:val="both"/>
       </w:pPr>
       <w:r>
         <w:rPr>
           <w:rFonts w:ascii="Times New Roman" w:hAnsi="Times New Roman"/>
-          <w:sz w:val="24"/>
-        </w:rPr>
-        <w:t xml:space="preserve">2. </w:t>
+          <w:b w:val="0"/>
+          <w:sz w:val="24"/>
+        </w:rPr>
+        <w:t xml:space="preserve">Kendall, K., y Kendall, J. (2011). </w:t>
       </w:r>
       <w:r>
         <w:rPr>
@@ -8390,42 +9262,61 @@
           <w:b/>
           <w:sz w:val="24"/>
         </w:rPr>
-        <w:t xml:space="preserve">Actividad de investigación: </w:t>
-      </w:r>
-      <w:r>
-        <w:rPr>
-          <w:rFonts w:ascii="Times New Roman" w:hAnsi="Times New Roman"/>
-          <w:sz w:val="24"/>
-        </w:rPr>
-        <w:t>Validación de requerimientos con el tutor industrial, construcción del diagrama Entidad-Relación, normalización del esquema propuesto y elaboración del diccionario de datos.</w:t>
+        <w:t>Análisis y diseño de sistemas (8va ed.)</w:t>
+      </w:r>
+      <w:r>
+        <w:rPr>
+          <w:rFonts w:ascii="Times New Roman" w:hAnsi="Times New Roman"/>
+          <w:b w:val="0"/>
+          <w:sz w:val="24"/>
+        </w:rPr>
+        <w:t>. Pearson Educación, México.</w:t>
       </w:r>
     </w:p>
     <w:p>
       <w:pPr>
-        <w:spacing w:before="480" w:after="480" w:line="360" w:lineRule="auto"/>
-        <w:jc w:val="left"/>
-      </w:pPr>
+        <w:spacing w:line="240" w:lineRule="auto" w:after="480" w:before="0"/>
+        <w:ind w:left="425" w:hanging="425"/>
+        <w:jc w:val="both"/>
+      </w:pPr>
+      <w:r>
+        <w:rPr>
+          <w:rFonts w:ascii="Times New Roman" w:hAnsi="Times New Roman"/>
+          <w:b w:val="0"/>
+          <w:sz w:val="24"/>
+        </w:rPr>
+        <w:t xml:space="preserve">Laudon, K., y Laudon, J. (2016). </w:t>
+      </w:r>
       <w:r>
         <w:rPr>
           <w:rFonts w:ascii="Times New Roman" w:hAnsi="Times New Roman"/>
           <w:b/>
           <w:sz w:val="24"/>
         </w:rPr>
-        <w:t>Semana 3</w:t>
+        <w:t>Sistemas de información gerencial (14va ed.)</w:t>
+      </w:r>
+      <w:r>
+        <w:rPr>
+          <w:rFonts w:ascii="Times New Roman" w:hAnsi="Times New Roman"/>
+          <w:b w:val="0"/>
+          <w:sz w:val="24"/>
+        </w:rPr>
+        <w:t>. Pearson Educación, México.</w:t>
       </w:r>
     </w:p>
     <w:p>
       <w:pPr>
-        <w:spacing w:line="360" w:lineRule="auto"/>
-        <w:ind w:firstLine="709"/>
+        <w:spacing w:line="240" w:lineRule="auto" w:after="480" w:before="0"/>
+        <w:ind w:left="425" w:hanging="425"/>
         <w:jc w:val="both"/>
       </w:pPr>
       <w:r>
         <w:rPr>
           <w:rFonts w:ascii="Times New Roman" w:hAnsi="Times New Roman"/>
-          <w:sz w:val="24"/>
-        </w:rPr>
-        <w:t xml:space="preserve">1. </w:t>
+          <w:b w:val="0"/>
+          <w:sz w:val="24"/>
+        </w:rPr>
+        <w:t xml:space="preserve">Pressman, R. (2010). </w:t>
       </w:r>
       <w:r>
         <w:rPr>
@@ -8433,28 +9324,30 @@
           <w:b/>
           <w:sz w:val="24"/>
         </w:rPr>
-        <w:t xml:space="preserve">Actividad operativa: </w:t>
-      </w:r>
-      <w:r>
-        <w:rPr>
-          <w:rFonts w:ascii="Times New Roman" w:hAnsi="Times New Roman"/>
-          <w:sz w:val="24"/>
-        </w:rPr>
-        <w:t>Procesamiento y actualización del estatus de expedientes en el archivo de control de la oficina, apoyando el seguimiento de los documentos recibidos y despachados durante la semana.</w:t>
+        <w:t>Ingeniería de Software: Un enfoque práctico (7ma ed.)</w:t>
+      </w:r>
+      <w:r>
+        <w:rPr>
+          <w:rFonts w:ascii="Times New Roman" w:hAnsi="Times New Roman"/>
+          <w:b w:val="0"/>
+          <w:sz w:val="24"/>
+        </w:rPr>
+        <w:t>. McGraw-Hill, México.</w:t>
       </w:r>
     </w:p>
     <w:p>
       <w:pPr>
-        <w:spacing w:line="360" w:lineRule="auto"/>
-        <w:ind w:firstLine="709"/>
+        <w:spacing w:line="240" w:lineRule="auto" w:after="480" w:before="0"/>
+        <w:ind w:left="425" w:hanging="425"/>
         <w:jc w:val="both"/>
       </w:pPr>
       <w:r>
         <w:rPr>
           <w:rFonts w:ascii="Times New Roman" w:hAnsi="Times New Roman"/>
-          <w:sz w:val="24"/>
-        </w:rPr>
-        <w:t xml:space="preserve">2. </w:t>
+          <w:b w:val="0"/>
+          <w:sz w:val="24"/>
+        </w:rPr>
+        <w:t xml:space="preserve">Universidad Pedagógica Experimental Libertador. (2016). </w:t>
       </w:r>
       <w:r>
         <w:rPr>
@@ -8462,464 +9355,35 @@
           <w:b/>
           <w:sz w:val="24"/>
         </w:rPr>
-        <w:t xml:space="preserve">Actividad de investigación: </w:t>
-      </w:r>
-      <w:r>
-        <w:rPr>
-          <w:rFonts w:ascii="Times New Roman" w:hAnsi="Times New Roman"/>
-          <w:sz w:val="24"/>
-        </w:rPr>
-        <w:t>Implementación de la estructura relacional en SQLite, carga de registros de prueba, construcción de formularios de captura y programación de consultas de trazabilidad.</w:t>
+        <w:t>Manual de trabajos de grado de especialización y maestría y tesis doctorales (5ta ed.)</w:t>
+      </w:r>
+      <w:r>
+        <w:rPr>
+          <w:rFonts w:ascii="Times New Roman" w:hAnsi="Times New Roman"/>
+          <w:b w:val="0"/>
+          <w:sz w:val="24"/>
+        </w:rPr>
+        <w:t>. FEDUPEL, Venezuela.</w:t>
       </w:r>
     </w:p>
     <w:p>
       <w:pPr>
-        <w:spacing w:before="480" w:after="480" w:line="360" w:lineRule="auto"/>
-        <w:jc w:val="left"/>
-      </w:pPr>
-      <w:r>
-        <w:rPr>
-          <w:rFonts w:ascii="Times New Roman" w:hAnsi="Times New Roman"/>
-          <w:b/>
-          <w:sz w:val="24"/>
-        </w:rPr>
-        <w:t>Semana 4</w:t>
-      </w:r>
-    </w:p>
-    <w:p>
-      <w:pPr>
-        <w:spacing w:line="360" w:lineRule="auto"/>
-        <w:ind w:firstLine="709"/>
-        <w:jc w:val="both"/>
-      </w:pPr>
-      <w:r>
-        <w:rPr>
-          <w:rFonts w:ascii="Times New Roman" w:hAnsi="Times New Roman"/>
-          <w:sz w:val="24"/>
-        </w:rPr>
-        <w:t xml:space="preserve">1. </w:t>
-      </w:r>
-      <w:r>
-        <w:rPr>
-          <w:rFonts w:ascii="Times New Roman" w:hAnsi="Times New Roman"/>
-          <w:b/>
-          <w:sz w:val="24"/>
-        </w:rPr>
-        <w:t xml:space="preserve">Actividad operativa: </w:t>
-      </w:r>
-      <w:r>
-        <w:rPr>
-          <w:rFonts w:ascii="Times New Roman" w:hAnsi="Times New Roman"/>
-          <w:sz w:val="24"/>
-        </w:rPr>
-        <w:t>Asistencia a la charla técnica sobre Identificación y Notificación de Peligros y Riesgos en Instalaciones y Puestos de Trabajo dictada por el departamento de SIAHO, junto con labores regulares de registro documental.</w:t>
-      </w:r>
-    </w:p>
-    <w:p>
-      <w:pPr>
-        <w:spacing w:line="360" w:lineRule="auto"/>
-        <w:ind w:firstLine="709"/>
-        <w:jc w:val="both"/>
-      </w:pPr>
-      <w:r>
-        <w:rPr>
-          <w:rFonts w:ascii="Times New Roman" w:hAnsi="Times New Roman"/>
-          <w:sz w:val="24"/>
-        </w:rPr>
-        <w:t xml:space="preserve">2. </w:t>
-      </w:r>
-      <w:r>
-        <w:rPr>
-          <w:rFonts w:ascii="Times New Roman" w:hAnsi="Times New Roman"/>
-          <w:b/>
-          <w:sz w:val="24"/>
-        </w:rPr>
-        <w:t xml:space="preserve">Actividad de investigación: </w:t>
-      </w:r>
-      <w:r>
-        <w:rPr>
-          <w:rFonts w:ascii="Times New Roman" w:hAnsi="Times New Roman"/>
-          <w:sz w:val="24"/>
-        </w:rPr>
-        <w:t>Programación del entorno visual de escritorio, estructuración de los módulos de la interfaz y organización del código fuente del prototipo.</w:t>
-      </w:r>
-    </w:p>
-    <w:p>
-      <w:pPr>
-        <w:spacing w:before="480" w:after="480" w:line="360" w:lineRule="auto"/>
-        <w:jc w:val="left"/>
-      </w:pPr>
-      <w:r>
-        <w:rPr>
-          <w:rFonts w:ascii="Times New Roman" w:hAnsi="Times New Roman"/>
-          <w:b/>
-          <w:sz w:val="24"/>
-        </w:rPr>
-        <w:t>Semana 5</w:t>
-      </w:r>
-    </w:p>
-    <w:p>
-      <w:pPr>
-        <w:spacing w:line="360" w:lineRule="auto"/>
-        <w:ind w:firstLine="709"/>
-        <w:jc w:val="both"/>
-      </w:pPr>
-      <w:r>
-        <w:rPr>
-          <w:rFonts w:ascii="Times New Roman" w:hAnsi="Times New Roman"/>
-          <w:sz w:val="24"/>
-        </w:rPr>
-        <w:t xml:space="preserve">1. </w:t>
-      </w:r>
-      <w:r>
-        <w:rPr>
-          <w:rFonts w:ascii="Times New Roman" w:hAnsi="Times New Roman"/>
-          <w:b/>
-          <w:sz w:val="24"/>
-        </w:rPr>
-        <w:t xml:space="preserve">Actividad operativa: </w:t>
-      </w:r>
-      <w:r>
-        <w:rPr>
-          <w:rFonts w:ascii="Times New Roman" w:hAnsi="Times New Roman"/>
-          <w:sz w:val="24"/>
-        </w:rPr>
-        <w:t>Revisión ortográfica y de formato de correspondencia presidencial, y apoyo en la canalización de expedientes hacia su departamento de destino después de la firma presidencial.</w:t>
-      </w:r>
-    </w:p>
-    <w:p>
-      <w:pPr>
-        <w:spacing w:line="360" w:lineRule="auto"/>
-        <w:ind w:firstLine="709"/>
-        <w:jc w:val="both"/>
-      </w:pPr>
-      <w:r>
-        <w:rPr>
-          <w:rFonts w:ascii="Times New Roman" w:hAnsi="Times New Roman"/>
-          <w:sz w:val="24"/>
-        </w:rPr>
-        <w:t xml:space="preserve">2. </w:t>
-      </w:r>
-      <w:r>
-        <w:rPr>
-          <w:rFonts w:ascii="Times New Roman" w:hAnsi="Times New Roman"/>
-          <w:b/>
-          <w:sz w:val="24"/>
-        </w:rPr>
-        <w:t xml:space="preserve">Actividad de investigación: </w:t>
-      </w:r>
-      <w:r>
-        <w:rPr>
-          <w:rFonts w:ascii="Times New Roman" w:hAnsi="Times New Roman"/>
-          <w:sz w:val="24"/>
-        </w:rPr>
-        <w:t>Desarrollo de los módulos de consulta e historial de movimientos e integración de la visualización de expedientes asociados a cada proceso administrativo.</w:t>
-      </w:r>
-    </w:p>
-    <w:p>
-      <w:pPr>
-        <w:spacing w:before="480" w:after="480" w:line="360" w:lineRule="auto"/>
-        <w:jc w:val="left"/>
-      </w:pPr>
-      <w:r>
-        <w:rPr>
-          <w:rFonts w:ascii="Times New Roman" w:hAnsi="Times New Roman"/>
-          <w:b/>
-          <w:sz w:val="24"/>
-        </w:rPr>
-        <w:t>Semana 6</w:t>
-      </w:r>
-    </w:p>
-    <w:p>
-      <w:pPr>
-        <w:spacing w:line="360" w:lineRule="auto"/>
-        <w:ind w:firstLine="709"/>
-        <w:jc w:val="both"/>
-      </w:pPr>
-      <w:r>
-        <w:rPr>
-          <w:rFonts w:ascii="Times New Roman" w:hAnsi="Times New Roman"/>
-          <w:sz w:val="24"/>
-        </w:rPr>
-        <w:t xml:space="preserve">1. </w:t>
-      </w:r>
-      <w:r>
-        <w:rPr>
-          <w:rFonts w:ascii="Times New Roman" w:hAnsi="Times New Roman"/>
-          <w:b/>
-          <w:sz w:val="24"/>
-        </w:rPr>
-        <w:t xml:space="preserve">Actividad operativa: </w:t>
-      </w:r>
-      <w:r>
-        <w:rPr>
-          <w:rFonts w:ascii="Times New Roman" w:hAnsi="Times New Roman"/>
-          <w:sz w:val="24"/>
-        </w:rPr>
-        <w:t>Colaboración en la revisión y despacho de correspondencia presidencial y apoyo en el registro de salida de expedientes firmados durante el período.</w:t>
-      </w:r>
-    </w:p>
-    <w:p>
-      <w:pPr>
-        <w:spacing w:line="360" w:lineRule="auto"/>
-        <w:ind w:firstLine="709"/>
-        <w:jc w:val="both"/>
-      </w:pPr>
-      <w:r>
-        <w:rPr>
-          <w:rFonts w:ascii="Times New Roman" w:hAnsi="Times New Roman"/>
-          <w:sz w:val="24"/>
-        </w:rPr>
-        <w:t xml:space="preserve">2. </w:t>
-      </w:r>
-      <w:r>
-        <w:rPr>
-          <w:rFonts w:ascii="Times New Roman" w:hAnsi="Times New Roman"/>
-          <w:b/>
-          <w:sz w:val="24"/>
-        </w:rPr>
-        <w:t xml:space="preserve">Actividad de investigación: </w:t>
-      </w:r>
-      <w:r>
-        <w:rPr>
-          <w:rFonts w:ascii="Times New Roman" w:hAnsi="Times New Roman"/>
-          <w:sz w:val="24"/>
-        </w:rPr>
-        <w:t>Empaquetado de la aplicación de escritorio mediante Wails, integración del entorno visual y generación de un ejecutable autónomo para las pruebas funcionales del prototipo.</w:t>
-      </w:r>
-    </w:p>
-    <w:p>
-      <w:pPr>
-        <w:spacing w:before="480" w:after="480" w:line="360" w:lineRule="auto"/>
-        <w:jc w:val="left"/>
-      </w:pPr>
-      <w:r>
-        <w:rPr>
-          <w:rFonts w:ascii="Times New Roman" w:hAnsi="Times New Roman"/>
-          <w:b/>
-          <w:sz w:val="24"/>
-        </w:rPr>
-        <w:t>Semana 7</w:t>
-      </w:r>
-    </w:p>
-    <w:p>
-      <w:pPr>
-        <w:spacing w:line="360" w:lineRule="auto"/>
-        <w:ind w:firstLine="709"/>
-        <w:jc w:val="both"/>
-      </w:pPr>
-      <w:r>
-        <w:rPr>
-          <w:rFonts w:ascii="Times New Roman" w:hAnsi="Times New Roman"/>
-          <w:sz w:val="24"/>
-        </w:rPr>
-        <w:t xml:space="preserve">1. </w:t>
-      </w:r>
-      <w:r>
-        <w:rPr>
-          <w:rFonts w:ascii="Times New Roman" w:hAnsi="Times New Roman"/>
-          <w:b/>
-          <w:sz w:val="24"/>
-        </w:rPr>
-        <w:t xml:space="preserve">Actividad operativa: </w:t>
-      </w:r>
-      <w:r>
-        <w:rPr>
-          <w:rFonts w:ascii="Times New Roman" w:hAnsi="Times New Roman"/>
-          <w:sz w:val="24"/>
-        </w:rPr>
-        <w:t>Apoyo en la elaboración manual de resúmenes de estatus de expedientes solicitados por la alta dirección a partir de los registros disponibles en la hoja de cálculo.</w:t>
-      </w:r>
-    </w:p>
-    <w:p>
-      <w:pPr>
-        <w:spacing w:line="360" w:lineRule="auto"/>
-        <w:ind w:firstLine="709"/>
-        <w:jc w:val="both"/>
-      </w:pPr>
-      <w:r>
-        <w:rPr>
-          <w:rFonts w:ascii="Times New Roman" w:hAnsi="Times New Roman"/>
-          <w:sz w:val="24"/>
-        </w:rPr>
-        <w:t xml:space="preserve">2. </w:t>
-      </w:r>
-      <w:r>
-        <w:rPr>
-          <w:rFonts w:ascii="Times New Roman" w:hAnsi="Times New Roman"/>
-          <w:b/>
-          <w:sz w:val="24"/>
-        </w:rPr>
-        <w:t xml:space="preserve">Actividad de investigación: </w:t>
-      </w:r>
-      <w:r>
-        <w:rPr>
-          <w:rFonts w:ascii="Times New Roman" w:hAnsi="Times New Roman"/>
-          <w:sz w:val="24"/>
-        </w:rPr>
-        <w:t>Ejecución de pruebas funcionales, depuración de errores y verificación de los módulos de registro, trazabilidad, consulta e informes utilizando datos de prueba representativos del flujo departamental.</w:t>
-      </w:r>
-    </w:p>
-    <w:p>
-      <w:pPr>
-        <w:spacing w:before="480" w:after="480" w:line="360" w:lineRule="auto"/>
-        <w:jc w:val="left"/>
-      </w:pPr>
-      <w:r>
-        <w:rPr>
-          <w:rFonts w:ascii="Times New Roman" w:hAnsi="Times New Roman"/>
-          <w:b/>
-          <w:sz w:val="24"/>
-        </w:rPr>
-        <w:t>Semana 8</w:t>
-      </w:r>
-    </w:p>
-    <w:p>
-      <w:pPr>
-        <w:spacing w:line="360" w:lineRule="auto"/>
-        <w:ind w:firstLine="709"/>
-        <w:jc w:val="both"/>
-      </w:pPr>
-      <w:r>
-        <w:rPr>
-          <w:rFonts w:ascii="Times New Roman" w:hAnsi="Times New Roman"/>
-          <w:sz w:val="24"/>
-        </w:rPr>
-        <w:t xml:space="preserve">1. </w:t>
-      </w:r>
-      <w:r>
-        <w:rPr>
-          <w:rFonts w:ascii="Times New Roman" w:hAnsi="Times New Roman"/>
-          <w:b/>
-          <w:sz w:val="24"/>
-        </w:rPr>
-        <w:t xml:space="preserve">Actividad operativa: </w:t>
-      </w:r>
-      <w:r>
-        <w:rPr>
-          <w:rFonts w:ascii="Times New Roman" w:hAnsi="Times New Roman"/>
-          <w:sz w:val="24"/>
-        </w:rPr>
-        <w:t>Participación en las actividades regulares del Departamento de Presidencia y apoyo en la organización y seguimiento de los expedientes correspondientes al período.</w:t>
-      </w:r>
-    </w:p>
-    <w:p>
-      <w:pPr>
-        <w:spacing w:line="360" w:lineRule="auto"/>
-        <w:ind w:firstLine="709"/>
-        <w:jc w:val="both"/>
-      </w:pPr>
-      <w:r>
-        <w:rPr>
-          <w:rFonts w:ascii="Times New Roman" w:hAnsi="Times New Roman"/>
-          <w:sz w:val="24"/>
-        </w:rPr>
-        <w:t xml:space="preserve">2. </w:t>
-      </w:r>
-      <w:r>
-        <w:rPr>
-          <w:rFonts w:ascii="Times New Roman" w:hAnsi="Times New Roman"/>
-          <w:b/>
-          <w:sz w:val="24"/>
-        </w:rPr>
-        <w:t xml:space="preserve">Actividad de investigación: </w:t>
-      </w:r>
-      <w:r>
-        <w:rPr>
-          <w:rFonts w:ascii="Times New Roman" w:hAnsi="Times New Roman"/>
-          <w:sz w:val="24"/>
-        </w:rPr>
-        <w:t>Redacción del informe de pasantías, elaboración del manual de usuario y organización técnica del código fuente y los entregables del prototipo.</w:t>
-      </w:r>
-    </w:p>
-    <w:p>
-      <w:pPr>
-        <w:spacing w:before="480" w:after="480" w:line="360" w:lineRule="auto"/>
-        <w:jc w:val="left"/>
-      </w:pPr>
-      <w:r>
-        <w:rPr>
-          <w:rFonts w:ascii="Times New Roman" w:hAnsi="Times New Roman"/>
-          <w:b/>
-          <w:sz w:val="24"/>
-        </w:rPr>
-        <w:t>Semana 9</w:t>
-      </w:r>
-    </w:p>
-    <w:p>
-      <w:pPr>
-        <w:spacing w:line="360" w:lineRule="auto"/>
-        <w:ind w:firstLine="709"/>
-        <w:jc w:val="both"/>
-      </w:pPr>
-      <w:r>
-        <w:rPr>
-          <w:rFonts w:ascii="Times New Roman" w:hAnsi="Times New Roman"/>
-          <w:sz w:val="24"/>
-        </w:rPr>
-        <w:t xml:space="preserve">1. </w:t>
-      </w:r>
-      <w:r>
-        <w:rPr>
-          <w:rFonts w:ascii="Times New Roman" w:hAnsi="Times New Roman"/>
-          <w:b/>
-          <w:sz w:val="24"/>
-        </w:rPr>
-        <w:t xml:space="preserve">Actividad operativa: </w:t>
-      </w:r>
-      <w:r>
-        <w:rPr>
-          <w:rFonts w:ascii="Times New Roman" w:hAnsi="Times New Roman"/>
-          <w:sz w:val="24"/>
-        </w:rPr>
-        <w:t>Presentación del prototipo funcional ante la tutora industrial para su evaluación, recepción de observaciones y gestión de los recaudos correspondientes al cierre de la pasantía.</w:t>
-      </w:r>
-    </w:p>
-    <w:p>
-      <w:pPr>
-        <w:spacing w:line="360" w:lineRule="auto"/>
-        <w:ind w:firstLine="709"/>
-        <w:jc w:val="both"/>
-      </w:pPr>
-      <w:r>
-        <w:rPr>
-          <w:rFonts w:ascii="Times New Roman" w:hAnsi="Times New Roman"/>
-          <w:sz w:val="24"/>
-        </w:rPr>
-        <w:t xml:space="preserve">2. </w:t>
-      </w:r>
-      <w:r>
-        <w:rPr>
-          <w:rFonts w:ascii="Times New Roman" w:hAnsi="Times New Roman"/>
-          <w:b/>
-          <w:sz w:val="24"/>
-        </w:rPr>
-        <w:t xml:space="preserve">Actividad de investigación: </w:t>
-      </w:r>
-      <w:r>
-        <w:rPr>
-          <w:rFonts w:ascii="Times New Roman" w:hAnsi="Times New Roman"/>
-          <w:sz w:val="24"/>
-        </w:rPr>
-        <w:t>Consolidación y revisión del informe académico, incorporación de las observaciones recibidas y preparación de los anexos definitivos para la entrega institucional.</w:t>
-      </w:r>
-    </w:p>
-    <w:p>
-      <w:pPr>
         <w:sectPr>
-          <w:footerReference w:type="default" r:id="rId43"/>
-          <w:type w:val="continuous"/>
+          <w:footerReference w:type="default" r:id="rId48"/>
+          <w:footerReference w:type="first" r:id="rId49"/>
           <w:pgSz w:w="12240" w:h="15840"/>
           <w:pgMar w:top="1701" w:right="1701" w:bottom="1701" w:left="2268" w:header="720" w:footer="720" w:gutter="0"/>
           <w:cols w:space="720"/>
           <w:titlePg/>
           <w:docGrid w:linePitch="360"/>
+          <w:pgNumType w:fmt="decimal"/>
         </w:sectPr>
       </w:pPr>
     </w:p>
     <w:p>
-      <w:pPr>
-        <w:spacing w:before="1140" w:after="480"/>
+      <w:bookmarkStart w:id="bm_anexos" w:name="bm_anexos"/>
+      <w:pPr>
+        <w:spacing w:before="4400"/>
         <w:jc w:val="center"/>
       </w:pPr>
       <w:r>
@@ -8928,447 +9392,20 @@
           <w:b/>
           <w:sz w:val="24"/>
         </w:rPr>
-        <w:t>CAPÍTULO V</w:t>
-      </w:r>
+        <w:t>ANEXOS</w:t>
+      </w:r>
+      <w:bookmarkEnd w:id="bm_anexos"/>
     </w:p>
     <w:p>
-      <w:bookmarkStart w:id="bm_cap5" w:name="bm_cap5"/>
-      <w:pPr>
-        <w:spacing w:before="480"/>
-        <w:jc w:val="center"/>
-      </w:pPr>
-      <w:r>
-        <w:rPr>
-          <w:rFonts w:ascii="Times New Roman" w:hAnsi="Times New Roman"/>
-          <w:b/>
-          <w:sz w:val="24"/>
-        </w:rPr>
-        <w:t>CONCLUSIONES Y RECOMENDACIONES</w:t>
-      </w:r>
-      <w:bookmarkEnd w:id="bm_cap5"/>
-    </w:p>
-    <w:p>
       <w:pPr>
         <w:sectPr>
-          <w:footerReference w:type="default" r:id="rId44"/>
+          <w:footerReference w:type="default" r:id="rId50"/>
+          <w:footerReference w:type="first" r:id="rId51"/>
           <w:pgSz w:w="12240" w:h="15840"/>
           <w:pgMar w:top="1701" w:right="1701" w:bottom="1701" w:left="2268" w:header="720" w:footer="720" w:gutter="0"/>
           <w:cols w:space="720"/>
-          <w:titlePg/>
           <w:docGrid w:linePitch="360"/>
-        </w:sectPr>
-      </w:pPr>
-    </w:p>
-    <w:p>
-      <w:bookmarkStart w:id="bm_cap5_concl" w:name="bm_cap5_concl"/>
-      <w:pPr>
-        <w:spacing w:before="480" w:after="480" w:line="360" w:lineRule="auto"/>
-        <w:jc w:val="left"/>
-      </w:pPr>
-      <w:r>
-        <w:rPr>
-          <w:rFonts w:ascii="Times New Roman" w:hAnsi="Times New Roman"/>
-          <w:b/>
-          <w:sz w:val="24"/>
-        </w:rPr>
-        <w:t>Conclusiones</w:t>
-      </w:r>
-      <w:bookmarkEnd w:id="bm_cap5_concl"/>
-    </w:p>
-    <w:p>
-      <w:pPr>
-        <w:spacing w:line="360" w:lineRule="auto"/>
-        <w:ind w:firstLine="709"/>
-        <w:jc w:val="both"/>
-      </w:pPr>
-      <w:r>
-        <w:rPr>
-          <w:rFonts w:ascii="Times New Roman" w:hAnsi="Times New Roman"/>
-          <w:sz w:val="24"/>
-        </w:rPr>
-        <w:t xml:space="preserve">1. </w:t>
-      </w:r>
-      <w:r>
-        <w:rPr>
-          <w:rFonts w:ascii="Times New Roman" w:hAnsi="Times New Roman"/>
-          <w:sz w:val="24"/>
-        </w:rPr>
-        <w:t>Se diagnosticó que el control manual en hojas de cálculo puede generar cuellos de botella cuando aumenta la concurrencia de expedientes, debido a la repetición de datos y a la ausencia de validaciones automáticas que faciliten el seguimiento del recorrido documental.</w:t>
-      </w:r>
-    </w:p>
-    <w:p>
-      <w:pPr>
-        <w:spacing w:line="360" w:lineRule="auto"/>
-        <w:ind w:firstLine="709"/>
-        <w:jc w:val="both"/>
-      </w:pPr>
-      <w:r>
-        <w:rPr>
-          <w:rFonts w:ascii="Times New Roman" w:hAnsi="Times New Roman"/>
-          <w:sz w:val="24"/>
-        </w:rPr>
-        <w:t xml:space="preserve">2. </w:t>
-      </w:r>
-      <w:r>
-        <w:rPr>
-          <w:rFonts w:ascii="Times New Roman" w:hAnsi="Times New Roman"/>
-          <w:sz w:val="24"/>
-        </w:rPr>
-        <w:t>Se determinaron como requerimientos esenciales del sistema el registro de ingreso y egreso de expedientes, la asociación de múltiples documentos con un mismo proceso, la consulta del historial de movimientos y la generación de reportes resumidos para la Presidencia.</w:t>
-      </w:r>
-    </w:p>
-    <w:p>
-      <w:pPr>
-        <w:spacing w:line="360" w:lineRule="auto"/>
-        <w:ind w:firstLine="709"/>
-        <w:jc w:val="both"/>
-      </w:pPr>
-      <w:r>
-        <w:rPr>
-          <w:rFonts w:ascii="Times New Roman" w:hAnsi="Times New Roman"/>
-          <w:sz w:val="24"/>
-        </w:rPr>
-        <w:t xml:space="preserve">3. </w:t>
-      </w:r>
-      <w:r>
-        <w:rPr>
-          <w:rFonts w:ascii="Times New Roman" w:hAnsi="Times New Roman"/>
-          <w:sz w:val="24"/>
-        </w:rPr>
-        <w:t>Se diseñó una arquitectura relacional normalizada con SQLite y una interfaz de escritorio orientada a conservar una dinámica de uso sencilla, representando la relación uno a muchos entre procesos y documentos sin alterar el flujo operativo del departamento.</w:t>
-      </w:r>
-    </w:p>
-    <w:p>
-      <w:pPr>
-        <w:spacing w:line="360" w:lineRule="auto"/>
-        <w:ind w:firstLine="709"/>
-        <w:jc w:val="both"/>
-      </w:pPr>
-      <w:r>
-        <w:rPr>
-          <w:rFonts w:ascii="Times New Roman" w:hAnsi="Times New Roman"/>
-          <w:sz w:val="24"/>
-        </w:rPr>
-        <w:t xml:space="preserve">4. </w:t>
-      </w:r>
-      <w:r>
-        <w:rPr>
-          <w:rFonts w:ascii="Times New Roman" w:hAnsi="Times New Roman"/>
-          <w:sz w:val="24"/>
-        </w:rPr>
-        <w:t>Se implementó y validó un prototipo funcional que integra los módulos de registro, consulta, historial y reporte, demostrando la viabilidad técnica de automatizar el control documental y reducir la dependencia de operaciones manuales repetitivas.</w:t>
-      </w:r>
-    </w:p>
-    <w:p>
-      <w:bookmarkStart w:id="bm_cap5_recom" w:name="bm_cap5_recom"/>
-      <w:pPr>
-        <w:spacing w:before="480" w:after="480" w:line="360" w:lineRule="auto"/>
-        <w:jc w:val="left"/>
-      </w:pPr>
-      <w:r>
-        <w:rPr>
-          <w:rFonts w:ascii="Times New Roman" w:hAnsi="Times New Roman"/>
-          <w:b/>
-          <w:sz w:val="24"/>
-        </w:rPr>
-        <w:t>Recomendaciones</w:t>
-      </w:r>
-      <w:bookmarkEnd w:id="bm_cap5_recom"/>
-    </w:p>
-    <w:p>
-      <w:pPr>
-        <w:spacing w:line="360" w:lineRule="auto"/>
-        <w:ind w:firstLine="709"/>
-        <w:jc w:val="both"/>
-      </w:pPr>
-      <w:r>
-        <w:rPr>
-          <w:rFonts w:ascii="Times New Roman" w:hAnsi="Times New Roman"/>
-          <w:sz w:val="24"/>
-        </w:rPr>
-        <w:t xml:space="preserve">1. </w:t>
-      </w:r>
-      <w:r>
-        <w:rPr>
-          <w:rFonts w:ascii="Times New Roman" w:hAnsi="Times New Roman"/>
-          <w:sz w:val="24"/>
-        </w:rPr>
-        <w:t>Incorporar progresivamente al sistema los registros históricos que deban conservarse para consulta, verificando previamente la integridad de la información antes de su migración.</w:t>
-      </w:r>
-    </w:p>
-    <w:p>
-      <w:pPr>
-        <w:spacing w:line="360" w:lineRule="auto"/>
-        <w:ind w:firstLine="709"/>
-        <w:jc w:val="both"/>
-      </w:pPr>
-      <w:r>
-        <w:rPr>
-          <w:rFonts w:ascii="Times New Roman" w:hAnsi="Times New Roman"/>
-          <w:sz w:val="24"/>
-        </w:rPr>
-        <w:t xml:space="preserve">2. </w:t>
-      </w:r>
-      <w:r>
-        <w:rPr>
-          <w:rFonts w:ascii="Times New Roman" w:hAnsi="Times New Roman"/>
-          <w:sz w:val="24"/>
-        </w:rPr>
-        <w:t>Capacitar al personal del Departamento de Presidencia en el uso de los módulos de registro, consulta, historial y generación de reportes, utilizando ejemplos del flujo cotidiano de expedientes.</w:t>
-      </w:r>
-    </w:p>
-    <w:p>
-      <w:pPr>
-        <w:spacing w:line="360" w:lineRule="auto"/>
-        <w:ind w:firstLine="709"/>
-        <w:jc w:val="both"/>
-      </w:pPr>
-      <w:r>
-        <w:rPr>
-          <w:rFonts w:ascii="Times New Roman" w:hAnsi="Times New Roman"/>
-          <w:sz w:val="24"/>
-        </w:rPr>
-        <w:t xml:space="preserve">3. </w:t>
-      </w:r>
-      <w:r>
-        <w:rPr>
-          <w:rFonts w:ascii="Times New Roman" w:hAnsi="Times New Roman"/>
-          <w:sz w:val="24"/>
-        </w:rPr>
-        <w:t>Establecer una rutina periódica de respaldo del archivo de base de datos en una ubicación segura y definida por la organización, con el fin de preservar la continuidad del historial documental.</w:t>
-      </w:r>
-    </w:p>
-    <w:p>
-      <w:pPr>
-        <w:spacing w:line="360" w:lineRule="auto"/>
-        <w:ind w:firstLine="709"/>
-        <w:jc w:val="both"/>
-      </w:pPr>
-      <w:r>
-        <w:rPr>
-          <w:rFonts w:ascii="Times New Roman" w:hAnsi="Times New Roman"/>
-          <w:sz w:val="24"/>
-        </w:rPr>
-        <w:t xml:space="preserve">4. </w:t>
-      </w:r>
-      <w:r>
-        <w:rPr>
-          <w:rFonts w:ascii="Times New Roman" w:hAnsi="Times New Roman"/>
-          <w:sz w:val="24"/>
-        </w:rPr>
-        <w:t>Evaluar en fases posteriores la incorporación de nuevas funciones únicamente cuando respondan a necesidades reales del flujo de Presidencia, evitando agregar pasos que compliquen el proceso actual.</w:t>
-      </w:r>
-    </w:p>
-    <w:p>
-      <w:pPr>
-        <w:sectPr>
-          <w:footerReference w:type="default" r:id="rId45"/>
-          <w:type w:val="continuous"/>
-          <w:pgSz w:w="12240" w:h="15840"/>
-          <w:pgMar w:top="1701" w:right="1701" w:bottom="1701" w:left="2268" w:header="720" w:footer="720" w:gutter="0"/>
-          <w:cols w:space="720"/>
-          <w:titlePg/>
-          <w:docGrid w:linePitch="360"/>
-        </w:sectPr>
-      </w:pPr>
-    </w:p>
-    <w:p>
-      <w:bookmarkStart w:id="bm_referencias" w:name="bm_referencias"/>
-      <w:pPr>
-        <w:spacing w:before="1140" w:after="480"/>
-        <w:jc w:val="center"/>
-      </w:pPr>
-      <w:r>
-        <w:rPr>
-          <w:rFonts w:ascii="Times New Roman" w:hAnsi="Times New Roman"/>
-          <w:b/>
-          <w:sz w:val="24"/>
-        </w:rPr>
-        <w:t>REFERENCIAS</w:t>
-      </w:r>
-      <w:bookmarkEnd w:id="bm_referencias"/>
-    </w:p>
-    <w:p>
-      <w:pPr>
-        <w:sectPr>
-          <w:footerReference w:type="default" r:id="rId46"/>
-          <w:pgSz w:w="12240" w:h="15840"/>
-          <w:pgMar w:top="1701" w:right="1701" w:bottom="1701" w:left="2268" w:header="720" w:footer="720" w:gutter="0"/>
-          <w:cols w:space="720"/>
-          <w:titlePg/>
-          <w:docGrid w:linePitch="360"/>
-        </w:sectPr>
-      </w:pPr>
-    </w:p>
-    <w:p>
-      <w:pPr>
-        <w:spacing w:before="480" w:after="0"/>
-      </w:pPr>
-    </w:p>
-    <w:p>
-      <w:pPr>
-        <w:spacing w:line="240" w:lineRule="auto" w:after="480" w:before="0"/>
-        <w:ind w:left="425" w:hanging="425"/>
-        <w:jc w:val="both"/>
-      </w:pPr>
-      <w:r>
-        <w:rPr>
-          <w:rFonts w:ascii="Times New Roman" w:hAnsi="Times New Roman"/>
-          <w:sz w:val="24"/>
-        </w:rPr>
-        <w:t>Arias, F. (2012). El proyecto de investigación: Introducción a la metodología científica (6ta ed.). Episteme, Venezuela.</w:t>
-      </w:r>
-    </w:p>
-    <w:p>
-      <w:pPr>
-        <w:spacing w:line="240" w:lineRule="auto" w:after="480" w:before="0"/>
-        <w:ind w:left="425" w:hanging="425"/>
-        <w:jc w:val="both"/>
-      </w:pPr>
-      <w:r>
-        <w:rPr>
-          <w:rFonts w:ascii="Times New Roman" w:hAnsi="Times New Roman"/>
-          <w:sz w:val="24"/>
-        </w:rPr>
-        <w:t>Codd, E. F. (1970). A relational model of data for large shared data banks. Communications of the ACM, 13(6), 377-387.</w:t>
-      </w:r>
-    </w:p>
-    <w:p>
-      <w:pPr>
-        <w:spacing w:line="240" w:lineRule="auto" w:after="480" w:before="0"/>
-        <w:ind w:left="425" w:hanging="425"/>
-        <w:jc w:val="both"/>
-      </w:pPr>
-      <w:r>
-        <w:rPr>
-          <w:rFonts w:ascii="Times New Roman" w:hAnsi="Times New Roman"/>
-          <w:sz w:val="24"/>
-        </w:rPr>
-        <w:t>Cruz Mundet, J. R. (2011). Administración de documentos y archivos: Textos fundamentales. Coordinadora de Asociaciones de Archiveros, España.</w:t>
-      </w:r>
-    </w:p>
-    <w:p>
-      <w:pPr>
-        <w:spacing w:line="240" w:lineRule="auto" w:after="480" w:before="0"/>
-        <w:ind w:left="425" w:hanging="425"/>
-        <w:jc w:val="both"/>
-      </w:pPr>
-      <w:r>
-        <w:rPr>
-          <w:rFonts w:ascii="Times New Roman" w:hAnsi="Times New Roman"/>
-          <w:sz w:val="24"/>
-        </w:rPr>
-        <w:t>Date, C. J. (2001). Introducción a los sistemas de bases de datos (7ma ed.). Pearson Educación, México.</w:t>
-      </w:r>
-    </w:p>
-    <w:p>
-      <w:pPr>
-        <w:spacing w:line="240" w:lineRule="auto" w:after="480" w:before="0"/>
-        <w:ind w:left="425" w:hanging="425"/>
-        <w:jc w:val="both"/>
-      </w:pPr>
-      <w:r>
-        <w:rPr>
-          <w:rFonts w:ascii="Times New Roman" w:hAnsi="Times New Roman"/>
-          <w:sz w:val="24"/>
-        </w:rPr>
-        <w:t>Gómez, R. (2019). Gestión Documental y Sistemas. Editorial Trillas, México.</w:t>
-      </w:r>
-    </w:p>
-    <w:p>
-      <w:pPr>
-        <w:spacing w:line="240" w:lineRule="auto" w:after="480" w:before="0"/>
-        <w:ind w:left="425" w:hanging="425"/>
-        <w:jc w:val="both"/>
-      </w:pPr>
-      <w:r>
-        <w:rPr>
-          <w:rFonts w:ascii="Times New Roman" w:hAnsi="Times New Roman"/>
-          <w:sz w:val="24"/>
-        </w:rPr>
-        <w:t>Kendall, K., y Kendall, J. (2011). Análisis y diseño de sistemas (8va ed.). Pearson Educación, México.</w:t>
-      </w:r>
-    </w:p>
-    <w:p>
-      <w:pPr>
-        <w:spacing w:line="240" w:lineRule="auto" w:after="480" w:before="0"/>
-        <w:ind w:left="425" w:hanging="425"/>
-        <w:jc w:val="both"/>
-      </w:pPr>
-      <w:r>
-        <w:rPr>
-          <w:rFonts w:ascii="Times New Roman" w:hAnsi="Times New Roman"/>
-          <w:sz w:val="24"/>
-        </w:rPr>
-        <w:t>Laudon, K., y Laudon, J. (2016). Sistemas de información gerencial (14va ed.). Pearson Educación, México.</w:t>
-      </w:r>
-    </w:p>
-    <w:p>
-      <w:pPr>
-        <w:spacing w:line="240" w:lineRule="auto" w:after="480" w:before="0"/>
-        <w:ind w:left="425" w:hanging="425"/>
-        <w:jc w:val="both"/>
-      </w:pPr>
-      <w:r>
-        <w:rPr>
-          <w:rFonts w:ascii="Times New Roman" w:hAnsi="Times New Roman"/>
-          <w:sz w:val="24"/>
-        </w:rPr>
-        <w:t>Pressman, R. (2010). Ingeniería de Software: Un enfoque práctico (7ma ed.). McGraw-Hill, México.</w:t>
-      </w:r>
-    </w:p>
-    <w:p>
-      <w:pPr>
-        <w:spacing w:line="240" w:lineRule="auto" w:after="480" w:before="0"/>
-        <w:ind w:left="425" w:hanging="425"/>
-        <w:jc w:val="both"/>
-      </w:pPr>
-      <w:r>
-        <w:rPr>
-          <w:rFonts w:ascii="Times New Roman" w:hAnsi="Times New Roman"/>
-          <w:sz w:val="24"/>
-        </w:rPr>
-        <w:t>Universidad Pedagógica Experimental Libertador. (2016). Manual de trabajos de grado de especialización y maestría y tesis doctorales (5ta ed.). FEDUPEL, Venezuela.</w:t>
-      </w:r>
-    </w:p>
-    <w:p>
-      <w:pPr>
-        <w:sectPr>
-          <w:footerReference w:type="default" r:id="rId47"/>
-          <w:type w:val="continuous"/>
-          <w:pgSz w:w="12240" w:h="15840"/>
-          <w:pgMar w:top="1701" w:right="1701" w:bottom="1701" w:left="2268" w:header="720" w:footer="720" w:gutter="0"/>
-          <w:cols w:space="720"/>
-          <w:titlePg/>
-          <w:docGrid w:linePitch="360"/>
-        </w:sectPr>
-      </w:pPr>
-    </w:p>
-    <w:p>
-      <w:bookmarkStart w:id="bm_anexos" w:name="bm_anexos"/>
-      <w:pPr>
-        <w:spacing w:before="4740"/>
-        <w:jc w:val="center"/>
-      </w:pPr>
-      <w:r>
-        <w:rPr>
-          <w:rFonts w:ascii="Times New Roman" w:hAnsi="Times New Roman"/>
-          <w:b/>
-          <w:sz w:val="32"/>
-        </w:rPr>
-        <w:t>ANEXOS</w:t>
-      </w:r>
-      <w:bookmarkEnd w:id="bm_anexos"/>
-    </w:p>
-    <w:p>
-      <w:pPr>
-        <w:sectPr>
-          <w:footerReference w:type="default" r:id="rId48"/>
-          <w:pgSz w:w="12240" w:h="15840"/>
-          <w:pgMar w:top="1701" w:right="1701" w:bottom="1701" w:left="2268" w:header="720" w:footer="720" w:gutter="0"/>
-          <w:cols w:space="720"/>
-          <w:titlePg/>
-          <w:docGrid w:linePitch="360"/>
+          <w:pgNumType w:fmt="decimal"/>
         </w:sectPr>
       </w:pPr>
     </w:p>
@@ -9448,12 +9485,13 @@
       </w:r>
     </w:p>
     <w:sectPr>
-      <w:footerReference w:type="default" r:id="rId49"/>
+      <w:footerReference w:type="default" r:id="rId52"/>
+      <w:footerReference w:type="first" r:id="rId53"/>
       <w:pgSz w:w="12240" w:h="15840"/>
       <w:pgMar w:top="1701" w:right="1701" w:bottom="1701" w:left="2268" w:header="720" w:footer="720" w:gutter="0"/>
       <w:cols w:space="720"/>
-      <w:titlePg/>
       <w:docGrid w:linePitch="360"/>
+      <w:pgNumType w:fmt="decimal"/>
     </w:sectPr>
   </w:body>
 </w:document>
@@ -9465,6 +9503,7 @@
     <w:pPr>
       <w:pStyle w:val="Footer"/>
     </w:pPr>
+    <w:r/>
   </w:p>
 </w:ftr>
 </file>
@@ -9475,6 +9514,7 @@
     <w:pPr>
       <w:pStyle w:val="Footer"/>
     </w:pPr>
+    <w:r/>
   </w:p>
 </w:ftr>
 </file>
@@ -9486,6 +9526,7 @@
       <w:pStyle w:val="Footer"/>
       <w:jc w:val="center"/>
     </w:pPr>
+    <w:r/>
     <w:r>
       <w:rPr>
         <w:rFonts w:ascii="Times New Roman" w:hAnsi="Times New Roman"/>
@@ -9505,18 +9546,8 @@
   <w:p>
     <w:pPr>
       <w:pStyle w:val="Footer"/>
-      <w:jc w:val="center"/>
     </w:pPr>
-    <w:r>
-      <w:rPr>
-        <w:rFonts w:ascii="Times New Roman" w:hAnsi="Times New Roman"/>
-        <w:sz w:val="24"/>
-      </w:rPr>
-      <w:fldChar w:fldCharType="begin"/>
-      <w:instrText xml:space="preserve"> PAGE \* roman </w:instrText>
-      <w:fldChar w:fldCharType="separate"/>
-      <w:fldChar w:fldCharType="end"/>
-    </w:r>
+    <w:r/>
   </w:p>
 </w:ftr>
 </file>
@@ -9528,6 +9559,7 @@
       <w:pStyle w:val="Footer"/>
       <w:jc w:val="center"/>
     </w:pPr>
+    <w:r/>
     <w:r>
       <w:rPr>
         <w:rFonts w:ascii="Times New Roman" w:hAnsi="Times New Roman"/>
@@ -9547,18 +9579,8 @@
   <w:p>
     <w:pPr>
       <w:pStyle w:val="Footer"/>
-      <w:jc w:val="center"/>
     </w:pPr>
-    <w:r>
-      <w:rPr>
-        <w:rFonts w:ascii="Times New Roman" w:hAnsi="Times New Roman"/>
-        <w:sz w:val="24"/>
-      </w:rPr>
-      <w:fldChar w:fldCharType="begin"/>
-      <w:instrText xml:space="preserve"> PAGE \* roman </w:instrText>
-      <w:fldChar w:fldCharType="separate"/>
-      <w:fldChar w:fldCharType="end"/>
-    </w:r>
+    <w:r/>
   </w:p>
 </w:ftr>
 </file>
@@ -9570,6 +9592,7 @@
       <w:pStyle w:val="Footer"/>
       <w:jc w:val="center"/>
     </w:pPr>
+    <w:r/>
     <w:r>
       <w:rPr>
         <w:rFonts w:ascii="Times New Roman" w:hAnsi="Times New Roman"/>
@@ -9589,18 +9612,8 @@
   <w:p>
     <w:pPr>
       <w:pStyle w:val="Footer"/>
-      <w:jc w:val="center"/>
     </w:pPr>
-    <w:r>
-      <w:rPr>
-        <w:rFonts w:ascii="Times New Roman" w:hAnsi="Times New Roman"/>
-        <w:sz w:val="24"/>
-      </w:rPr>
-      <w:fldChar w:fldCharType="begin"/>
-      <w:instrText xml:space="preserve"> PAGE \* roman </w:instrText>
-      <w:fldChar w:fldCharType="separate"/>
-      <w:fldChar w:fldCharType="end"/>
-    </w:r>
+    <w:r/>
   </w:p>
 </w:ftr>
 </file>
@@ -9612,6 +9625,7 @@
       <w:pStyle w:val="Footer"/>
       <w:jc w:val="center"/>
     </w:pPr>
+    <w:r/>
     <w:r>
       <w:rPr>
         <w:rFonts w:ascii="Times New Roman" w:hAnsi="Times New Roman"/>
@@ -9631,18 +9645,8 @@
   <w:p>
     <w:pPr>
       <w:pStyle w:val="Footer"/>
-      <w:jc w:val="center"/>
     </w:pPr>
-    <w:r>
-      <w:rPr>
-        <w:rFonts w:ascii="Times New Roman" w:hAnsi="Times New Roman"/>
-        <w:sz w:val="24"/>
-      </w:rPr>
-      <w:fldChar w:fldCharType="begin"/>
-      <w:instrText xml:space="preserve"> PAGE \* roman </w:instrText>
-      <w:fldChar w:fldCharType="separate"/>
-      <w:fldChar w:fldCharType="end"/>
-    </w:r>
+    <w:r/>
   </w:p>
 </w:ftr>
 </file>
@@ -9654,6 +9658,7 @@
       <w:pStyle w:val="Footer"/>
       <w:jc w:val="center"/>
     </w:pPr>
+    <w:r/>
     <w:r>
       <w:rPr>
         <w:rFonts w:ascii="Times New Roman" w:hAnsi="Times New Roman"/>
@@ -9674,6 +9679,7 @@
     <w:pPr>
       <w:pStyle w:val="Footer"/>
     </w:pPr>
+    <w:r/>
   </w:p>
 </w:ftr>
 </file>
@@ -9683,18 +9689,8 @@
   <w:p>
     <w:pPr>
       <w:pStyle w:val="Footer"/>
-      <w:jc w:val="center"/>
     </w:pPr>
-    <w:r>
-      <w:rPr>
-        <w:rFonts w:ascii="Times New Roman" w:hAnsi="Times New Roman"/>
-        <w:sz w:val="24"/>
-      </w:rPr>
-      <w:fldChar w:fldCharType="begin"/>
-      <w:instrText xml:space="preserve"> PAGE \* roman </w:instrText>
-      <w:fldChar w:fldCharType="separate"/>
-      <w:fldChar w:fldCharType="end"/>
-    </w:r>
+    <w:r/>
   </w:p>
 </w:ftr>
 </file>
@@ -9706,6 +9702,7 @@
       <w:pStyle w:val="Footer"/>
       <w:jc w:val="center"/>
     </w:pPr>
+    <w:r/>
     <w:r>
       <w:rPr>
         <w:rFonts w:ascii="Times New Roman" w:hAnsi="Times New Roman"/>
@@ -9725,18 +9722,8 @@
   <w:p>
     <w:pPr>
       <w:pStyle w:val="Footer"/>
-      <w:jc w:val="center"/>
     </w:pPr>
-    <w:r>
-      <w:rPr>
-        <w:rFonts w:ascii="Times New Roman" w:hAnsi="Times New Roman"/>
-        <w:sz w:val="24"/>
-      </w:rPr>
-      <w:fldChar w:fldCharType="begin"/>
-      <w:instrText xml:space="preserve"> PAGE \* roman </w:instrText>
-      <w:fldChar w:fldCharType="separate"/>
-      <w:fldChar w:fldCharType="end"/>
-    </w:r>
+    <w:r/>
   </w:p>
 </w:ftr>
 </file>
@@ -9748,6 +9735,7 @@
       <w:pStyle w:val="Footer"/>
       <w:jc w:val="center"/>
     </w:pPr>
+    <w:r/>
     <w:r>
       <w:rPr>
         <w:rFonts w:ascii="Times New Roman" w:hAnsi="Times New Roman"/>
@@ -9767,18 +9755,8 @@
   <w:p>
     <w:pPr>
       <w:pStyle w:val="Footer"/>
-      <w:jc w:val="center"/>
     </w:pPr>
-    <w:r>
-      <w:rPr>
-        <w:rFonts w:ascii="Times New Roman" w:hAnsi="Times New Roman"/>
-        <w:sz w:val="24"/>
-      </w:rPr>
-      <w:fldChar w:fldCharType="begin"/>
-      <w:instrText xml:space="preserve"> PAGE </w:instrText>
-      <w:fldChar w:fldCharType="separate"/>
-      <w:fldChar w:fldCharType="end"/>
-    </w:r>
+    <w:r/>
   </w:p>
 </w:ftr>
 </file>
@@ -9790,6 +9768,7 @@
       <w:pStyle w:val="Footer"/>
       <w:jc w:val="center"/>
     </w:pPr>
+    <w:r/>
     <w:r>
       <w:rPr>
         <w:rFonts w:ascii="Times New Roman" w:hAnsi="Times New Roman"/>
@@ -9809,18 +9788,8 @@
   <w:p>
     <w:pPr>
       <w:pStyle w:val="Footer"/>
-      <w:jc w:val="center"/>
     </w:pPr>
-    <w:r>
-      <w:rPr>
-        <w:rFonts w:ascii="Times New Roman" w:hAnsi="Times New Roman"/>
-        <w:sz w:val="24"/>
-      </w:rPr>
-      <w:fldChar w:fldCharType="begin"/>
-      <w:instrText xml:space="preserve"> PAGE </w:instrText>
-      <w:fldChar w:fldCharType="separate"/>
-      <w:fldChar w:fldCharType="end"/>
-    </w:r>
+    <w:r/>
   </w:p>
 </w:ftr>
 </file>
@@ -9832,6 +9801,7 @@
       <w:pStyle w:val="Footer"/>
       <w:jc w:val="center"/>
     </w:pPr>
+    <w:r/>
     <w:r>
       <w:rPr>
         <w:rFonts w:ascii="Times New Roman" w:hAnsi="Times New Roman"/>
@@ -9851,18 +9821,8 @@
   <w:p>
     <w:pPr>
       <w:pStyle w:val="Footer"/>
-      <w:jc w:val="center"/>
     </w:pPr>
-    <w:r>
-      <w:rPr>
-        <w:rFonts w:ascii="Times New Roman" w:hAnsi="Times New Roman"/>
-        <w:sz w:val="24"/>
-      </w:rPr>
-      <w:fldChar w:fldCharType="begin"/>
-      <w:instrText xml:space="preserve"> PAGE </w:instrText>
-      <w:fldChar w:fldCharType="separate"/>
-      <w:fldChar w:fldCharType="end"/>
-    </w:r>
+    <w:r/>
   </w:p>
 </w:ftr>
 </file>
@@ -9874,6 +9834,7 @@
       <w:pStyle w:val="Footer"/>
       <w:jc w:val="center"/>
     </w:pPr>
+    <w:r/>
     <w:r>
       <w:rPr>
         <w:rFonts w:ascii="Times New Roman" w:hAnsi="Times New Roman"/>
@@ -9895,6 +9856,7 @@
       <w:pStyle w:val="Footer"/>
       <w:jc w:val="center"/>
     </w:pPr>
+    <w:r/>
     <w:r>
       <w:rPr>
         <w:rFonts w:ascii="Times New Roman" w:hAnsi="Times New Roman"/>
@@ -9914,18 +9876,8 @@
   <w:p>
     <w:pPr>
       <w:pStyle w:val="Footer"/>
-      <w:jc w:val="center"/>
     </w:pPr>
-    <w:r>
-      <w:rPr>
-        <w:rFonts w:ascii="Times New Roman" w:hAnsi="Times New Roman"/>
-        <w:sz w:val="24"/>
-      </w:rPr>
-      <w:fldChar w:fldCharType="begin"/>
-      <w:instrText xml:space="preserve"> PAGE </w:instrText>
-      <w:fldChar w:fldCharType="separate"/>
-      <w:fldChar w:fldCharType="end"/>
-    </w:r>
+    <w:r/>
   </w:p>
 </w:ftr>
 </file>
@@ -9937,6 +9889,7 @@
       <w:pStyle w:val="Footer"/>
       <w:jc w:val="center"/>
     </w:pPr>
+    <w:r/>
     <w:r>
       <w:rPr>
         <w:rFonts w:ascii="Times New Roman" w:hAnsi="Times New Roman"/>
@@ -9956,18 +9909,8 @@
   <w:p>
     <w:pPr>
       <w:pStyle w:val="Footer"/>
-      <w:jc w:val="center"/>
     </w:pPr>
-    <w:r>
-      <w:rPr>
-        <w:rFonts w:ascii="Times New Roman" w:hAnsi="Times New Roman"/>
-        <w:sz w:val="24"/>
-      </w:rPr>
-      <w:fldChar w:fldCharType="begin"/>
-      <w:instrText xml:space="preserve"> PAGE </w:instrText>
-      <w:fldChar w:fldCharType="separate"/>
-      <w:fldChar w:fldCharType="end"/>
-    </w:r>
+    <w:r/>
   </w:p>
 </w:ftr>
 </file>
@@ -9979,6 +9922,7 @@
       <w:pStyle w:val="Footer"/>
       <w:jc w:val="center"/>
     </w:pPr>
+    <w:r/>
     <w:r>
       <w:rPr>
         <w:rFonts w:ascii="Times New Roman" w:hAnsi="Times New Roman"/>
@@ -9998,18 +9942,8 @@
   <w:p>
     <w:pPr>
       <w:pStyle w:val="Footer"/>
-      <w:jc w:val="center"/>
     </w:pPr>
-    <w:r>
-      <w:rPr>
-        <w:rFonts w:ascii="Times New Roman" w:hAnsi="Times New Roman"/>
-        <w:sz w:val="24"/>
-      </w:rPr>
-      <w:fldChar w:fldCharType="begin"/>
-      <w:instrText xml:space="preserve"> PAGE </w:instrText>
-      <w:fldChar w:fldCharType="separate"/>
-      <w:fldChar w:fldCharType="end"/>
-    </w:r>
+    <w:r/>
   </w:p>
 </w:ftr>
 </file>
@@ -10021,6 +9955,7 @@
       <w:pStyle w:val="Footer"/>
       <w:jc w:val="center"/>
     </w:pPr>
+    <w:r/>
     <w:r>
       <w:rPr>
         <w:rFonts w:ascii="Times New Roman" w:hAnsi="Times New Roman"/>
@@ -10040,8 +9975,53 @@
   <w:p>
     <w:pPr>
       <w:pStyle w:val="Footer"/>
+    </w:pPr>
+    <w:r/>
+  </w:p>
+</w:ftr>
+</file>
+
+<file path=word/footer37.xml><?xml version="1.0" encoding="utf-8"?>
+<w:ftr xmlns:m="http://schemas.openxmlformats.org/officeDocument/2006/math" xmlns:mc="http://schemas.openxmlformats.org/markup-compatibility/2006" xmlns:mo="http://schemas.microsoft.com/office/mac/office/2008/main" xmlns:mv="urn:schemas-microsoft-com:mac:vml" xmlns:o="urn:schemas-microsoft-com:office:office" xmlns:r="http://schemas.openxmlformats.org/officeDocument/2006/relationships" xmlns:v="urn:schemas-microsoft-com:vml" xmlns:w10="urn:schemas-microsoft-com:office:word" xmlns:w14="http://schemas.microsoft.com/office/word/2010/wordml" xmlns:w="http://schemas.openxmlformats.org/wordprocessingml/2006/main" xmlns:wne="http://schemas.microsoft.com/office/word/2006/wordml" xmlns:wp14="http://schemas.microsoft.com/office/word/2010/wordprocessingDrawing" xmlns:wp="http://schemas.openxmlformats.org/drawingml/2006/wordprocessingDrawing" xmlns:wpc="http://schemas.microsoft.com/office/word/2010/wordprocessingCanvas" xmlns:wpg="http://schemas.microsoft.com/office/word/2010/wordprocessingGroup" xmlns:wpi="http://schemas.microsoft.com/office/word/2010/wordprocessingInk" xmlns:wps="http://schemas.microsoft.com/office/word/2010/wordprocessingShape" mc:Ignorable="w14 wp14">
+  <w:p>
+    <w:pPr>
+      <w:pStyle w:val="Footer"/>
       <w:jc w:val="center"/>
     </w:pPr>
+    <w:r/>
+    <w:r>
+      <w:rPr>
+        <w:rFonts w:ascii="Times New Roman" w:hAnsi="Times New Roman"/>
+        <w:sz w:val="24"/>
+      </w:rPr>
+      <w:fldChar w:fldCharType="begin"/>
+      <w:instrText xml:space="preserve"> PAGE </w:instrText>
+      <w:fldChar w:fldCharType="separate"/>
+      <w:fldChar w:fldCharType="end"/>
+    </w:r>
+  </w:p>
+</w:ftr>
+</file>
+
+<file path=word/footer38.xml><?xml version="1.0" encoding="utf-8"?>
+<w:ftr xmlns:m="http://schemas.openxmlformats.org/officeDocument/2006/math" xmlns:mc="http://schemas.openxmlformats.org/markup-compatibility/2006" xmlns:mo="http://schemas.microsoft.com/office/mac/office/2008/main" xmlns:mv="urn:schemas-microsoft-com:mac:vml" xmlns:o="urn:schemas-microsoft-com:office:office" xmlns:r="http://schemas.openxmlformats.org/officeDocument/2006/relationships" xmlns:v="urn:schemas-microsoft-com:vml" xmlns:w10="urn:schemas-microsoft-com:office:word" xmlns:w14="http://schemas.microsoft.com/office/word/2010/wordml" xmlns:w="http://schemas.openxmlformats.org/wordprocessingml/2006/main" xmlns:wne="http://schemas.microsoft.com/office/word/2006/wordml" xmlns:wp14="http://schemas.microsoft.com/office/word/2010/wordprocessingDrawing" xmlns:wp="http://schemas.openxmlformats.org/drawingml/2006/wordprocessingDrawing" xmlns:wpc="http://schemas.microsoft.com/office/word/2010/wordprocessingCanvas" xmlns:wpg="http://schemas.microsoft.com/office/word/2010/wordprocessingGroup" xmlns:wpi="http://schemas.microsoft.com/office/word/2010/wordprocessingInk" xmlns:wps="http://schemas.microsoft.com/office/word/2010/wordprocessingShape" mc:Ignorable="w14 wp14">
+  <w:p>
+    <w:pPr>
+      <w:pStyle w:val="Footer"/>
+    </w:pPr>
+    <w:r/>
+  </w:p>
+</w:ftr>
+</file>
+
+<file path=word/footer39.xml><?xml version="1.0" encoding="utf-8"?>
+<w:ftr xmlns:m="http://schemas.openxmlformats.org/officeDocument/2006/math" xmlns:mc="http://schemas.openxmlformats.org/markup-compatibility/2006" xmlns:mo="http://schemas.microsoft.com/office/mac/office/2008/main" xmlns:mv="urn:schemas-microsoft-com:mac:vml" xmlns:o="urn:schemas-microsoft-com:office:office" xmlns:r="http://schemas.openxmlformats.org/officeDocument/2006/relationships" xmlns:v="urn:schemas-microsoft-com:vml" xmlns:w10="urn:schemas-microsoft-com:office:word" xmlns:w14="http://schemas.microsoft.com/office/word/2010/wordml" xmlns:w="http://schemas.openxmlformats.org/wordprocessingml/2006/main" xmlns:wne="http://schemas.microsoft.com/office/word/2006/wordml" xmlns:wp14="http://schemas.microsoft.com/office/word/2010/wordprocessingDrawing" xmlns:wp="http://schemas.openxmlformats.org/drawingml/2006/wordprocessingDrawing" xmlns:wpc="http://schemas.microsoft.com/office/word/2010/wordprocessingCanvas" xmlns:wpg="http://schemas.microsoft.com/office/word/2010/wordprocessingGroup" xmlns:wpi="http://schemas.microsoft.com/office/word/2010/wordprocessingInk" xmlns:wps="http://schemas.microsoft.com/office/word/2010/wordprocessingShape" mc:Ignorable="w14 wp14">
+  <w:p>
+    <w:pPr>
+      <w:pStyle w:val="Footer"/>
+      <w:jc w:val="center"/>
+    </w:pPr>
+    <w:r/>
     <w:r>
       <w:rPr>
         <w:rFonts w:ascii="Times New Roman" w:hAnsi="Times New Roman"/>
@@ -10061,18 +10041,19 @@
   <w:p>
     <w:pPr>
       <w:pStyle w:val="Footer"/>
-      <w:jc w:val="center"/>
     </w:pPr>
-    <w:r>
-      <w:rPr>
-        <w:rFonts w:ascii="Times New Roman" w:hAnsi="Times New Roman"/>
-        <w:sz w:val="24"/>
-      </w:rPr>
-      <w:fldChar w:fldCharType="begin"/>
-      <w:instrText xml:space="preserve"> PAGE \* roman </w:instrText>
-      <w:fldChar w:fldCharType="separate"/>
-      <w:fldChar w:fldCharType="end"/>
-    </w:r>
+    <w:r/>
+  </w:p>
+</w:ftr>
+</file>
+
+<file path=word/footer40.xml><?xml version="1.0" encoding="utf-8"?>
+<w:ftr xmlns:m="http://schemas.openxmlformats.org/officeDocument/2006/math" xmlns:mc="http://schemas.openxmlformats.org/markup-compatibility/2006" xmlns:mo="http://schemas.microsoft.com/office/mac/office/2008/main" xmlns:mv="urn:schemas-microsoft-com:mac:vml" xmlns:o="urn:schemas-microsoft-com:office:office" xmlns:r="http://schemas.openxmlformats.org/officeDocument/2006/relationships" xmlns:v="urn:schemas-microsoft-com:vml" xmlns:w10="urn:schemas-microsoft-com:office:word" xmlns:w14="http://schemas.microsoft.com/office/word/2010/wordml" xmlns:w="http://schemas.openxmlformats.org/wordprocessingml/2006/main" xmlns:wne="http://schemas.microsoft.com/office/word/2006/wordml" xmlns:wp14="http://schemas.microsoft.com/office/word/2010/wordprocessingDrawing" xmlns:wp="http://schemas.openxmlformats.org/drawingml/2006/wordprocessingDrawing" xmlns:wpc="http://schemas.microsoft.com/office/word/2010/wordprocessingCanvas" xmlns:wpg="http://schemas.microsoft.com/office/word/2010/wordprocessingGroup" xmlns:wpi="http://schemas.microsoft.com/office/word/2010/wordprocessingInk" xmlns:wps="http://schemas.microsoft.com/office/word/2010/wordprocessingShape" mc:Ignorable="w14 wp14">
+  <w:p>
+    <w:pPr>
+      <w:pStyle w:val="Footer"/>
+    </w:pPr>
+    <w:r/>
   </w:p>
 </w:ftr>
 </file>
@@ -10084,6 +10065,7 @@
       <w:pStyle w:val="Footer"/>
       <w:jc w:val="center"/>
     </w:pPr>
+    <w:r/>
     <w:r>
       <w:rPr>
         <w:rFonts w:ascii="Times New Roman" w:hAnsi="Times New Roman"/>
@@ -10103,18 +10085,8 @@
   <w:p>
     <w:pPr>
       <w:pStyle w:val="Footer"/>
-      <w:jc w:val="center"/>
     </w:pPr>
-    <w:r>
-      <w:rPr>
-        <w:rFonts w:ascii="Times New Roman" w:hAnsi="Times New Roman"/>
-        <w:sz w:val="24"/>
-      </w:rPr>
-      <w:fldChar w:fldCharType="begin"/>
-      <w:instrText xml:space="preserve"> PAGE \* roman </w:instrText>
-      <w:fldChar w:fldCharType="separate"/>
-      <w:fldChar w:fldCharType="end"/>
-    </w:r>
+    <w:r/>
   </w:p>
 </w:ftr>
 </file>
@@ -10126,6 +10098,7 @@
       <w:pStyle w:val="Footer"/>
       <w:jc w:val="center"/>
     </w:pPr>
+    <w:r/>
     <w:r>
       <w:rPr>
         <w:rFonts w:ascii="Times New Roman" w:hAnsi="Times New Roman"/>
@@ -10145,18 +10118,8 @@
   <w:p>
     <w:pPr>
       <w:pStyle w:val="Footer"/>
-      <w:jc w:val="center"/>
     </w:pPr>
-    <w:r>
-      <w:rPr>
-        <w:rFonts w:ascii="Times New Roman" w:hAnsi="Times New Roman"/>
-        <w:sz w:val="24"/>
-      </w:rPr>
-      <w:fldChar w:fldCharType="begin"/>
-      <w:instrText xml:space="preserve"> PAGE \* roman </w:instrText>
-      <w:fldChar w:fldCharType="separate"/>
-      <w:fldChar w:fldCharType="end"/>
-    </w:r>
+    <w:r/>
   </w:p>
 </w:ftr>
 </file>
@@ -10166,7 +10129,19 @@
   <w:p>
     <w:pPr>
       <w:pStyle w:val="Footer"/>
+      <w:jc w:val="center"/>
     </w:pPr>
+    <w:r/>
+    <w:r>
+      <w:rPr>
+        <w:rFonts w:ascii="Times New Roman" w:hAnsi="Times New Roman"/>
+        <w:sz w:val="24"/>
+      </w:rPr>
+      <w:fldChar w:fldCharType="begin"/>
+      <w:instrText xml:space="preserve"> PAGE \* roman </w:instrText>
+      <w:fldChar w:fldCharType="separate"/>
+      <w:fldChar w:fldCharType="end"/>
+    </w:r>
   </w:p>
 </w:ftr>
 </file>

--- a/juliano/reportes/Informe_Pasantia_IUTECP.docx
+++ b/juliano/reportes/Informe_Pasantia_IUTECP.docx
@@ -4,7 +4,7 @@
   <w:body>
     <w:p>
       <w:pPr>
-        <w:spacing w:line="240" w:lineRule="auto" w:before="0" w:after="0"/>
+        <w:spacing w:line="276" w:lineRule="auto" w:before="0" w:after="0"/>
         <w:jc w:val="center"/>
       </w:pPr>
       <w:r>
@@ -54,7 +54,7 @@
     </w:p>
     <w:p>
       <w:pPr>
-        <w:spacing w:before="400" w:after="240"/>
+        <w:spacing w:before="947" w:after="1242"/>
         <w:jc w:val="center"/>
       </w:pPr>
       <w:r>
@@ -94,7 +94,7 @@
     </w:p>
     <w:p>
       <w:pPr>
-        <w:spacing w:line="360" w:lineRule="auto" w:before="1080" w:after="0"/>
+        <w:spacing w:line="276" w:lineRule="auto" w:before="0" w:after="0"/>
         <w:jc w:val="center"/>
       </w:pPr>
       <w:r>
@@ -108,7 +108,7 @@
     </w:p>
     <w:p>
       <w:pPr>
-        <w:spacing w:line="240" w:lineRule="auto" w:before="2100"/>
+        <w:spacing w:line="276" w:lineRule="auto" w:before="3158" w:after="0"/>
         <w:jc w:val="right"/>
       </w:pPr>
       <w:r>
@@ -123,7 +123,7 @@
       <w:r>
         <w:rPr>
           <w:rFonts w:ascii="Times New Roman" w:hAnsi="Times New Roman"/>
-          <w:b w:val="0"/>
+          <w:b/>
           <w:sz w:val="24"/>
         </w:rPr>
         <w:t>Cardona, Juliano</w:t>
@@ -132,7 +132,7 @@
       <w:r>
         <w:rPr>
           <w:rFonts w:ascii="Times New Roman" w:hAnsi="Times New Roman"/>
-          <w:b w:val="0"/>
+          <w:b/>
           <w:sz w:val="24"/>
         </w:rPr>
         <w:t>C.I.: 32.281.199</w:t>
@@ -140,7 +140,7 @@
     </w:p>
     <w:p>
       <w:pPr>
-        <w:spacing w:before="1240"/>
+        <w:spacing w:line="276" w:lineRule="auto" w:before="1579" w:after="0"/>
         <w:jc w:val="center"/>
       </w:pPr>
       <w:r>
@@ -154,8 +154,7 @@
     <w:p>
       <w:pPr>
         <w:sectPr>
-          <w:footerReference w:type="default" r:id="rId14"/>
-          <w:footerReference w:type="first" r:id="rId15"/>
+          <w:footerReference w:type="default" r:id="rId15"/>
           <w:pgSz w:w="12240" w:h="15840"/>
           <w:pgMar w:top="1701" w:right="1701" w:bottom="1701" w:left="2268" w:header="720" w:footer="720" w:gutter="0"/>
           <w:cols w:space="720"/>
@@ -165,7 +164,7 @@
     </w:p>
     <w:p>
       <w:pPr>
-        <w:spacing w:line="240" w:lineRule="auto" w:before="0" w:after="0"/>
+        <w:spacing w:line="276" w:lineRule="auto" w:before="0" w:after="0"/>
         <w:jc w:val="center"/>
       </w:pPr>
       <w:r>
@@ -215,7 +214,7 @@
     </w:p>
     <w:p>
       <w:pPr>
-        <w:spacing w:line="360" w:lineRule="auto" w:before="1280" w:after="0"/>
+        <w:spacing w:line="276" w:lineRule="auto" w:before="3053" w:after="0"/>
         <w:jc w:val="center"/>
       </w:pPr>
       <w:r>
@@ -229,21 +228,7 @@
     </w:p>
     <w:p>
       <w:pPr>
-        <w:spacing w:line="360" w:lineRule="auto" w:before="440" w:after="0"/>
-        <w:jc w:val="center"/>
-      </w:pPr>
-      <w:r>
-        <w:rPr>
-          <w:rFonts w:ascii="Times New Roman" w:hAnsi="Times New Roman"/>
-          <w:b/>
-          <w:sz w:val="24"/>
-        </w:rPr>
-        <w:t>Informe de pasantías para obtener el título de Técnico Superior Universitario en la especialidad de: Informática</w:t>
-      </w:r>
-    </w:p>
-    <w:p>
-      <w:pPr>
-        <w:spacing w:before="2100" w:after="0" w:line="20" w:lineRule="exact"/>
+        <w:spacing w:before="2544" w:after="0" w:line="20" w:lineRule="exact"/>
       </w:pPr>
     </w:p>
     <w:tbl>
@@ -268,10 +253,11 @@
         <w:tc>
           <w:tcPr>
             <w:tcW w:type="dxa" w:w="4133"/>
+            <w:vAlign w:val="top"/>
           </w:tcPr>
           <w:p>
             <w:pPr>
-              <w:spacing w:line="240" w:lineRule="auto"/>
+              <w:spacing w:line="276" w:lineRule="auto"/>
               <w:jc w:val="left"/>
             </w:pPr>
             <w:r>
@@ -286,7 +272,7 @@
             <w:r>
               <w:rPr>
                 <w:rFonts w:ascii="Times New Roman" w:hAnsi="Times New Roman"/>
-                <w:b w:val="0"/>
+                <w:b/>
                 <w:sz w:val="24"/>
               </w:rPr>
               <w:t>Ing. Sabaneta, Yasmin</w:t>
@@ -295,7 +281,7 @@
             <w:r>
               <w:rPr>
                 <w:rFonts w:ascii="Times New Roman" w:hAnsi="Times New Roman"/>
-                <w:b w:val="0"/>
+                <w:b/>
                 <w:sz w:val="24"/>
               </w:rPr>
               <w:t>C.I.: 14.187.924</w:t>
@@ -304,7 +290,7 @@
             <w:r>
               <w:rPr>
                 <w:rFonts w:ascii="Times New Roman" w:hAnsi="Times New Roman"/>
-                <w:b w:val="0"/>
+                <w:b/>
                 <w:sz w:val="24"/>
               </w:rPr>
               <w:br/>
@@ -321,7 +307,7 @@
             <w:r>
               <w:rPr>
                 <w:rFonts w:ascii="Times New Roman" w:hAnsi="Times New Roman"/>
-                <w:b w:val="0"/>
+                <w:b/>
                 <w:sz w:val="24"/>
               </w:rPr>
               <w:t>Ing. Mejías, José</w:t>
@@ -330,7 +316,7 @@
             <w:r>
               <w:rPr>
                 <w:rFonts w:ascii="Times New Roman" w:hAnsi="Times New Roman"/>
-                <w:b w:val="0"/>
+                <w:b/>
                 <w:sz w:val="24"/>
               </w:rPr>
               <w:t>C.I.: 4.273.815</w:t>
@@ -340,10 +326,11 @@
         <w:tc>
           <w:tcPr>
             <w:tcW w:type="dxa" w:w="4139"/>
+            <w:vAlign w:val="top"/>
           </w:tcPr>
           <w:p>
             <w:pPr>
-              <w:spacing w:line="240" w:lineRule="auto"/>
+              <w:spacing w:line="276" w:lineRule="auto"/>
               <w:jc w:val="right"/>
             </w:pPr>
             <w:r>
@@ -358,7 +345,7 @@
             <w:r>
               <w:rPr>
                 <w:rFonts w:ascii="Times New Roman" w:hAnsi="Times New Roman"/>
-                <w:b w:val="0"/>
+                <w:b/>
                 <w:sz w:val="24"/>
               </w:rPr>
               <w:t>Cardona, Juliano</w:t>
@@ -367,7 +354,7 @@
             <w:r>
               <w:rPr>
                 <w:rFonts w:ascii="Times New Roman" w:hAnsi="Times New Roman"/>
-                <w:b w:val="0"/>
+                <w:b/>
                 <w:sz w:val="24"/>
               </w:rPr>
               <w:t>C.I.: 32.281.199</w:t>
@@ -378,7 +365,7 @@
     </w:tbl>
     <w:p>
       <w:pPr>
-        <w:spacing w:before="800"/>
+        <w:spacing w:line="276" w:lineRule="auto" w:before="1272" w:after="0"/>
         <w:jc w:val="center"/>
       </w:pPr>
       <w:r>
@@ -393,12 +380,11 @@
       <w:pPr>
         <w:sectPr>
           <w:footerReference w:type="default" r:id="rId16"/>
-          <w:footerReference w:type="first" r:id="rId17"/>
           <w:pgSz w:w="12240" w:h="15840"/>
           <w:pgMar w:top="1701" w:right="1701" w:bottom="1701" w:left="2268" w:header="720" w:footer="720" w:gutter="0"/>
           <w:cols w:space="720"/>
+          <w:titlePg/>
           <w:docGrid w:linePitch="360"/>
-          <w:pgNumType w:start="2" w:fmt="lowerRoman"/>
         </w:sectPr>
       </w:pPr>
     </w:p>
@@ -562,13 +548,12 @@
     <w:p>
       <w:pPr>
         <w:sectPr>
-          <w:footerReference w:type="default" r:id="rId18"/>
-          <w:footerReference w:type="first" r:id="rId19"/>
+          <w:footerReference w:type="default" r:id="rId17"/>
           <w:pgSz w:w="12240" w:h="15840"/>
           <w:pgMar w:top="1701" w:right="1701" w:bottom="1701" w:left="2268" w:header="720" w:footer="720" w:gutter="0"/>
           <w:cols w:space="720"/>
+          <w:titlePg/>
           <w:docGrid w:linePitch="360"/>
-          <w:pgNumType w:fmt="lowerRoman"/>
         </w:sectPr>
       </w:pPr>
     </w:p>
@@ -732,20 +717,19 @@
     <w:p>
       <w:pPr>
         <w:sectPr>
-          <w:footerReference w:type="default" r:id="rId20"/>
-          <w:footerReference w:type="first" r:id="rId21"/>
+          <w:footerReference w:type="default" r:id="rId18"/>
           <w:pgSz w:w="12240" w:h="15840"/>
           <w:pgMar w:top="1701" w:right="1701" w:bottom="1701" w:left="2268" w:header="720" w:footer="720" w:gutter="0"/>
           <w:cols w:space="720"/>
+          <w:titlePg/>
           <w:docGrid w:linePitch="360"/>
-          <w:pgNumType w:fmt="lowerRoman"/>
         </w:sectPr>
       </w:pPr>
     </w:p>
     <w:p>
       <w:bookmarkStart w:id="bm_agradecimientos" w:name="bm_agradecimientos"/>
       <w:pPr>
-        <w:spacing w:before="1140" w:after="480" w:line="360" w:lineRule="auto"/>
+        <w:spacing w:before="1140" w:after="480"/>
         <w:jc w:val="center"/>
       </w:pPr>
       <w:r>
@@ -760,6 +744,18 @@
     </w:p>
     <w:p>
       <w:pPr>
+        <w:sectPr>
+          <w:footerReference w:type="default" r:id="rId19"/>
+          <w:pgSz w:w="12240" w:h="15840"/>
+          <w:pgMar w:top="1701" w:right="1701" w:bottom="1701" w:left="2268" w:header="720" w:footer="720" w:gutter="0"/>
+          <w:cols w:space="720"/>
+          <w:titlePg/>
+          <w:docGrid w:linePitch="360"/>
+        </w:sectPr>
+      </w:pPr>
+    </w:p>
+    <w:p>
+      <w:pPr>
         <w:spacing w:line="360" w:lineRule="auto" w:after="0" w:before="0"/>
         <w:ind w:firstLine="709"/>
         <w:jc w:val="both"/>
@@ -776,20 +772,20 @@
     <w:p>
       <w:pPr>
         <w:sectPr>
-          <w:footerReference w:type="default" r:id="rId22"/>
-          <w:footerReference w:type="first" r:id="rId23"/>
+          <w:footerReference w:type="default" r:id="rId20"/>
+          <w:type w:val="continuous"/>
           <w:pgSz w:w="12240" w:h="15840"/>
           <w:pgMar w:top="1701" w:right="1701" w:bottom="1701" w:left="2268" w:header="720" w:footer="720" w:gutter="0"/>
           <w:cols w:space="720"/>
+          <w:titlePg/>
           <w:docGrid w:linePitch="360"/>
-          <w:pgNumType w:fmt="lowerRoman"/>
         </w:sectPr>
       </w:pPr>
     </w:p>
     <w:p>
       <w:bookmarkStart w:id="bm_dedicatoria" w:name="bm_dedicatoria"/>
       <w:pPr>
-        <w:spacing w:before="1140" w:after="480" w:line="360" w:lineRule="auto"/>
+        <w:spacing w:before="1140" w:after="480"/>
         <w:jc w:val="center"/>
       </w:pPr>
       <w:r>
@@ -804,6 +800,18 @@
     </w:p>
     <w:p>
       <w:pPr>
+        <w:sectPr>
+          <w:footerReference w:type="default" r:id="rId21"/>
+          <w:pgSz w:w="12240" w:h="15840"/>
+          <w:pgMar w:top="1701" w:right="1701" w:bottom="1701" w:left="2268" w:header="720" w:footer="720" w:gutter="0"/>
+          <w:cols w:space="720"/>
+          <w:titlePg/>
+          <w:docGrid w:linePitch="360"/>
+        </w:sectPr>
+      </w:pPr>
+    </w:p>
+    <w:p>
+      <w:pPr>
         <w:spacing w:line="360" w:lineRule="auto" w:after="0" w:before="0"/>
         <w:ind w:firstLine="709"/>
         <w:jc w:val="both"/>
@@ -820,20 +828,19 @@
     <w:p>
       <w:pPr>
         <w:sectPr>
-          <w:footerReference w:type="default" r:id="rId24"/>
-          <w:footerReference w:type="first" r:id="rId25"/>
+          <w:footerReference w:type="default" r:id="rId22"/>
+          <w:type w:val="continuous"/>
           <w:pgSz w:w="12240" w:h="15840"/>
           <w:pgMar w:top="1701" w:right="1701" w:bottom="1701" w:left="2268" w:header="720" w:footer="720" w:gutter="0"/>
           <w:cols w:space="720"/>
+          <w:titlePg/>
           <w:docGrid w:linePitch="360"/>
-          <w:pgNumType w:fmt="lowerRoman"/>
         </w:sectPr>
       </w:pPr>
     </w:p>
     <w:p>
-      <w:bookmarkStart w:id="bm_indice" w:name="bm_indice"/>
-      <w:pPr>
-        <w:spacing w:before="1140" w:after="480" w:line="360" w:lineRule="auto"/>
+      <w:pPr>
+        <w:spacing w:before="1140" w:after="480"/>
         <w:jc w:val="center"/>
       </w:pPr>
       <w:r>
@@ -844,11 +851,22 @@
         </w:rPr>
         <w:t>ÍNDICE DE CONTENIDO</w:t>
       </w:r>
-      <w:bookmarkEnd w:id="bm_indice"/>
     </w:p>
     <w:p>
       <w:pPr>
-        <w:spacing w:after="80"/>
+        <w:sectPr>
+          <w:footerReference w:type="default" r:id="rId23"/>
+          <w:pgSz w:w="12240" w:h="15840"/>
+          <w:pgMar w:top="1701" w:right="1701" w:bottom="1701" w:left="2268" w:header="720" w:footer="720" w:gutter="0"/>
+          <w:cols w:space="720"/>
+          <w:titlePg/>
+          <w:docGrid w:linePitch="360"/>
+        </w:sectPr>
+      </w:pPr>
+    </w:p>
+    <w:p>
+      <w:pPr>
+        <w:spacing w:after="240"/>
         <w:jc w:val="right"/>
       </w:pPr>
       <w:r>
@@ -865,7 +883,7 @@
         <w:tabs>
           <w:tab w:pos="8271" w:val="right" w:leader="dot"/>
         </w:tabs>
-        <w:spacing w:line="240" w:lineRule="auto" w:before="0" w:after="0"/>
+        <w:spacing w:line="360" w:lineRule="auto" w:before="0" w:after="80"/>
         <w:ind w:left="0"/>
       </w:pPr>
       <w:r>
@@ -874,7 +892,7 @@
           <w:b w:val="0"/>
           <w:sz w:val="24"/>
         </w:rPr>
-        <w:t>CONTRAPORTADA</w:t>
+        <w:t>AGRADECIMIENTOS</w:t>
         <w:tab/>
       </w:r>
       <w:r>
@@ -883,7 +901,11 @@
           <w:b w:val="0"/>
           <w:sz w:val="24"/>
         </w:rPr>
-        <w:t>ii</w:t>
+        <w:fldChar w:fldCharType="begin"/>
+        <w:instrText xml:space="preserve"> PAGEREF bm_agradecimientos \h </w:instrText>
+        <w:fldChar w:fldCharType="separate"/>
+        <w:t>?</w:t>
+        <w:fldChar w:fldCharType="end"/>
       </w:r>
     </w:p>
     <w:p>
@@ -891,7 +913,7 @@
         <w:tabs>
           <w:tab w:pos="8271" w:val="right" w:leader="dot"/>
         </w:tabs>
-        <w:spacing w:line="240" w:lineRule="auto" w:before="0" w:after="0"/>
+        <w:spacing w:line="360" w:lineRule="auto" w:before="0" w:after="80"/>
         <w:ind w:left="0"/>
       </w:pPr>
       <w:r>
@@ -900,7 +922,7 @@
           <w:b w:val="0"/>
           <w:sz w:val="24"/>
         </w:rPr>
-        <w:t>APROBACIÓN DEL TUTOR INDUSTRIAL</w:t>
+        <w:t>DEDICATORIA</w:t>
         <w:tab/>
       </w:r>
       <w:r>
@@ -909,7 +931,11 @@
           <w:b w:val="0"/>
           <w:sz w:val="24"/>
         </w:rPr>
-        <w:t>iii</w:t>
+        <w:fldChar w:fldCharType="begin"/>
+        <w:instrText xml:space="preserve"> PAGEREF bm_dedicatoria \h </w:instrText>
+        <w:fldChar w:fldCharType="separate"/>
+        <w:t>?</w:t>
+        <w:fldChar w:fldCharType="end"/>
       </w:r>
     </w:p>
     <w:p>
@@ -917,7 +943,7 @@
         <w:tabs>
           <w:tab w:pos="8271" w:val="right" w:leader="dot"/>
         </w:tabs>
-        <w:spacing w:line="240" w:lineRule="auto" w:before="0" w:after="0"/>
+        <w:spacing w:line="360" w:lineRule="auto" w:before="0" w:after="80"/>
         <w:ind w:left="0"/>
       </w:pPr>
       <w:r>
@@ -926,7 +952,7 @@
           <w:b w:val="0"/>
           <w:sz w:val="24"/>
         </w:rPr>
-        <w:t>APROBACIÓN DEL TUTOR ACADÉMICO</w:t>
+        <w:t>APROBACIÓN DEL TUTOR INDUSTRIAL</w:t>
         <w:tab/>
       </w:r>
       <w:r>
@@ -935,7 +961,11 @@
           <w:b w:val="0"/>
           <w:sz w:val="24"/>
         </w:rPr>
-        <w:t>iv</w:t>
+        <w:fldChar w:fldCharType="begin"/>
+        <w:instrText xml:space="preserve"> PAGEREF bm_aprob_ind \h </w:instrText>
+        <w:fldChar w:fldCharType="separate"/>
+        <w:t>?</w:t>
+        <w:fldChar w:fldCharType="end"/>
       </w:r>
     </w:p>
     <w:p>
@@ -943,7 +973,7 @@
         <w:tabs>
           <w:tab w:pos="8271" w:val="right" w:leader="dot"/>
         </w:tabs>
-        <w:spacing w:line="240" w:lineRule="auto" w:before="0" w:after="0"/>
+        <w:spacing w:line="360" w:lineRule="auto" w:before="0" w:after="80"/>
         <w:ind w:left="0"/>
       </w:pPr>
       <w:r>
@@ -952,7 +982,7 @@
           <w:b w:val="0"/>
           <w:sz w:val="24"/>
         </w:rPr>
-        <w:t>AGRADECIMIENTOS</w:t>
+        <w:t>APROBACIÓN DEL TUTOR ACADÉMICO</w:t>
         <w:tab/>
       </w:r>
       <w:r>
@@ -961,7 +991,11 @@
           <w:b w:val="0"/>
           <w:sz w:val="24"/>
         </w:rPr>
-        <w:t>v</w:t>
+        <w:fldChar w:fldCharType="begin"/>
+        <w:instrText xml:space="preserve"> PAGEREF bm_aprob_acad \h </w:instrText>
+        <w:fldChar w:fldCharType="separate"/>
+        <w:t>?</w:t>
+        <w:fldChar w:fldCharType="end"/>
       </w:r>
     </w:p>
     <w:p>
@@ -969,7 +1003,7 @@
         <w:tabs>
           <w:tab w:pos="8271" w:val="right" w:leader="dot"/>
         </w:tabs>
-        <w:spacing w:line="240" w:lineRule="auto" w:before="0" w:after="0"/>
+        <w:spacing w:line="360" w:lineRule="auto" w:before="0" w:after="80"/>
         <w:ind w:left="0"/>
       </w:pPr>
       <w:r>
@@ -978,7 +1012,7 @@
           <w:b w:val="0"/>
           <w:sz w:val="24"/>
         </w:rPr>
-        <w:t>DEDICATORIA</w:t>
+        <w:t>LISTA DE CUADROS</w:t>
         <w:tab/>
       </w:r>
       <w:r>
@@ -987,7 +1021,11 @@
           <w:b w:val="0"/>
           <w:sz w:val="24"/>
         </w:rPr>
-        <w:t>vi</w:t>
+        <w:fldChar w:fldCharType="begin"/>
+        <w:instrText xml:space="preserve"> PAGEREF bm_lista_cuadros \h </w:instrText>
+        <w:fldChar w:fldCharType="separate"/>
+        <w:t>?</w:t>
+        <w:fldChar w:fldCharType="end"/>
       </w:r>
     </w:p>
     <w:p>
@@ -995,7 +1033,7 @@
         <w:tabs>
           <w:tab w:pos="8271" w:val="right" w:leader="dot"/>
         </w:tabs>
-        <w:spacing w:line="240" w:lineRule="auto" w:before="0" w:after="0"/>
+        <w:spacing w:line="360" w:lineRule="auto" w:before="0" w:after="80"/>
         <w:ind w:left="0"/>
       </w:pPr>
       <w:r>
@@ -1004,7 +1042,7 @@
           <w:b w:val="0"/>
           <w:sz w:val="24"/>
         </w:rPr>
-        <w:t>ÍNDICE DE CONTENIDO</w:t>
+        <w:t>LISTA DE FIGURAS</w:t>
         <w:tab/>
       </w:r>
       <w:r>
@@ -1013,7 +1051,11 @@
           <w:b w:val="0"/>
           <w:sz w:val="24"/>
         </w:rPr>
-        <w:t>vii</w:t>
+        <w:fldChar w:fldCharType="begin"/>
+        <w:instrText xml:space="preserve"> PAGEREF bm_lista_figuras \h </w:instrText>
+        <w:fldChar w:fldCharType="separate"/>
+        <w:t>?</w:t>
+        <w:fldChar w:fldCharType="end"/>
       </w:r>
     </w:p>
     <w:p>
@@ -1021,7 +1063,7 @@
         <w:tabs>
           <w:tab w:pos="8271" w:val="right" w:leader="dot"/>
         </w:tabs>
-        <w:spacing w:line="240" w:lineRule="auto" w:before="0" w:after="0"/>
+        <w:spacing w:line="360" w:lineRule="auto" w:before="0" w:after="80"/>
         <w:ind w:left="0"/>
       </w:pPr>
       <w:r>
@@ -1030,7 +1072,7 @@
           <w:b w:val="0"/>
           <w:sz w:val="24"/>
         </w:rPr>
-        <w:t>LISTA DE CUADROS</w:t>
+        <w:t>LISTA DE GRÁFICOS</w:t>
         <w:tab/>
       </w:r>
       <w:r>
@@ -1039,7 +1081,11 @@
           <w:b w:val="0"/>
           <w:sz w:val="24"/>
         </w:rPr>
-        <w:t>ix</w:t>
+        <w:fldChar w:fldCharType="begin"/>
+        <w:instrText xml:space="preserve"> PAGEREF bm_lista_graficos \h </w:instrText>
+        <w:fldChar w:fldCharType="separate"/>
+        <w:t>?</w:t>
+        <w:fldChar w:fldCharType="end"/>
       </w:r>
     </w:p>
     <w:p>
@@ -1047,7 +1093,7 @@
         <w:tabs>
           <w:tab w:pos="8271" w:val="right" w:leader="dot"/>
         </w:tabs>
-        <w:spacing w:line="240" w:lineRule="auto" w:before="0" w:after="0"/>
+        <w:spacing w:line="360" w:lineRule="auto" w:before="0" w:after="80"/>
         <w:ind w:left="0"/>
       </w:pPr>
       <w:r>
@@ -1056,7 +1102,7 @@
           <w:b w:val="0"/>
           <w:sz w:val="24"/>
         </w:rPr>
-        <w:t>LISTA DE GRÁFICOS</w:t>
+        <w:t>LISTA DE ANEXOS</w:t>
         <w:tab/>
       </w:r>
       <w:r>
@@ -1065,7 +1111,11 @@
           <w:b w:val="0"/>
           <w:sz w:val="24"/>
         </w:rPr>
-        <w:t>x</w:t>
+        <w:fldChar w:fldCharType="begin"/>
+        <w:instrText xml:space="preserve"> PAGEREF bm_lista_anexos \h </w:instrText>
+        <w:fldChar w:fldCharType="separate"/>
+        <w:t>?</w:t>
+        <w:fldChar w:fldCharType="end"/>
       </w:r>
     </w:p>
     <w:p>
@@ -1073,7 +1123,7 @@
         <w:tabs>
           <w:tab w:pos="8271" w:val="right" w:leader="dot"/>
         </w:tabs>
-        <w:spacing w:line="240" w:lineRule="auto" w:before="0" w:after="0"/>
+        <w:spacing w:line="360" w:lineRule="auto" w:before="0" w:after="80"/>
         <w:ind w:left="0"/>
       </w:pPr>
       <w:r>
@@ -1082,7 +1132,7 @@
           <w:b w:val="0"/>
           <w:sz w:val="24"/>
         </w:rPr>
-        <w:t>LISTA DE ANEXOS</w:t>
+        <w:t>RESUMEN</w:t>
         <w:tab/>
       </w:r>
       <w:r>
@@ -1091,7 +1141,11 @@
           <w:b w:val="0"/>
           <w:sz w:val="24"/>
         </w:rPr>
-        <w:t>xi</w:t>
+        <w:fldChar w:fldCharType="begin"/>
+        <w:instrText xml:space="preserve"> PAGEREF bm_resumen \h </w:instrText>
+        <w:fldChar w:fldCharType="separate"/>
+        <w:t>?</w:t>
+        <w:fldChar w:fldCharType="end"/>
       </w:r>
     </w:p>
     <w:p>
@@ -1099,7 +1153,7 @@
         <w:tabs>
           <w:tab w:pos="8271" w:val="right" w:leader="dot"/>
         </w:tabs>
-        <w:spacing w:line="240" w:lineRule="auto" w:before="0" w:after="0"/>
+        <w:spacing w:line="360" w:lineRule="auto" w:before="0" w:after="80"/>
         <w:ind w:left="0"/>
       </w:pPr>
       <w:r>
@@ -1108,7 +1162,7 @@
           <w:b w:val="0"/>
           <w:sz w:val="24"/>
         </w:rPr>
-        <w:t>RESUMEN</w:t>
+        <w:t>INTRODUCCIÓN</w:t>
         <w:tab/>
       </w:r>
       <w:r>
@@ -1117,7 +1171,22 @@
           <w:b w:val="0"/>
           <w:sz w:val="24"/>
         </w:rPr>
-        <w:t>xii</w:t>
+        <w:fldChar w:fldCharType="begin"/>
+        <w:instrText xml:space="preserve"> PAGEREF bm_introduccion \h </w:instrText>
+        <w:fldChar w:fldCharType="separate"/>
+        <w:t>?</w:t>
+        <w:fldChar w:fldCharType="end"/>
+      </w:r>
+    </w:p>
+    <w:p>
+      <w:pPr>
+        <w:spacing w:before="240" w:after="120"/>
+      </w:pPr>
+      <w:r>
+        <w:rPr>
+          <w:b/>
+        </w:rPr>
+        <w:t>CAPÍTULOS</w:t>
       </w:r>
     </w:p>
     <w:p>
@@ -1125,44 +1194,7 @@
         <w:tabs>
           <w:tab w:pos="8271" w:val="right" w:leader="dot"/>
         </w:tabs>
-        <w:spacing w:line="240" w:lineRule="auto" w:before="0" w:after="0"/>
-        <w:ind w:left="0"/>
-      </w:pPr>
-      <w:r>
-        <w:rPr>
-          <w:rFonts w:ascii="Times New Roman" w:hAnsi="Times New Roman"/>
-          <w:b w:val="0"/>
-          <w:sz w:val="24"/>
-        </w:rPr>
-        <w:t>INTRODUCCIÓN</w:t>
-        <w:tab/>
-      </w:r>
-      <w:r>
-        <w:rPr>
-          <w:rFonts w:ascii="Times New Roman" w:hAnsi="Times New Roman"/>
-          <w:b w:val="0"/>
-          <w:sz w:val="24"/>
-        </w:rPr>
-        <w:t>1</w:t>
-      </w:r>
-    </w:p>
-    <w:p>
-      <w:pPr>
-        <w:spacing w:before="80" w:after="0"/>
-      </w:pPr>
-      <w:r>
-        <w:rPr>
-          <w:b/>
-        </w:rPr>
-        <w:t>CAPÍTULOS</w:t>
-      </w:r>
-    </w:p>
-    <w:p>
-      <w:pPr>
-        <w:tabs>
-          <w:tab w:pos="8271" w:val="right" w:leader="dot"/>
-        </w:tabs>
-        <w:spacing w:line="240" w:lineRule="auto" w:before="0" w:after="0"/>
+        <w:spacing w:line="360" w:lineRule="auto" w:before="0" w:after="80"/>
         <w:ind w:left="0"/>
       </w:pPr>
       <w:r>
@@ -1192,7 +1224,7 @@
         <w:tabs>
           <w:tab w:pos="8271" w:val="right" w:leader="dot"/>
         </w:tabs>
-        <w:spacing w:line="240" w:lineRule="auto" w:before="0" w:after="0"/>
+        <w:spacing w:line="360" w:lineRule="auto" w:before="0" w:after="80"/>
         <w:ind w:left="283"/>
       </w:pPr>
       <w:r>
@@ -1222,7 +1254,7 @@
         <w:tabs>
           <w:tab w:pos="8271" w:val="right" w:leader="dot"/>
         </w:tabs>
-        <w:spacing w:line="240" w:lineRule="auto" w:before="0" w:after="0"/>
+        <w:spacing w:line="360" w:lineRule="auto" w:before="0" w:after="80"/>
         <w:ind w:left="283"/>
       </w:pPr>
       <w:r>
@@ -1252,7 +1284,7 @@
         <w:tabs>
           <w:tab w:pos="8271" w:val="right" w:leader="dot"/>
         </w:tabs>
-        <w:spacing w:line="240" w:lineRule="auto" w:before="0" w:after="0"/>
+        <w:spacing w:line="360" w:lineRule="auto" w:before="0" w:after="80"/>
         <w:ind w:left="283"/>
       </w:pPr>
       <w:r>
@@ -1282,7 +1314,7 @@
         <w:tabs>
           <w:tab w:pos="8271" w:val="right" w:leader="dot"/>
         </w:tabs>
-        <w:spacing w:line="240" w:lineRule="auto" w:before="0" w:after="0"/>
+        <w:spacing w:line="360" w:lineRule="auto" w:before="0" w:after="80"/>
         <w:ind w:left="283"/>
       </w:pPr>
       <w:r>
@@ -1312,7 +1344,7 @@
         <w:tabs>
           <w:tab w:pos="8271" w:val="right" w:leader="dot"/>
         </w:tabs>
-        <w:spacing w:line="240" w:lineRule="auto" w:before="0" w:after="0"/>
+        <w:spacing w:line="360" w:lineRule="auto" w:before="0" w:after="80"/>
         <w:ind w:left="283"/>
       </w:pPr>
       <w:r>
@@ -1342,7 +1374,7 @@
         <w:tabs>
           <w:tab w:pos="8271" w:val="right" w:leader="dot"/>
         </w:tabs>
-        <w:spacing w:line="240" w:lineRule="auto" w:before="0" w:after="0"/>
+        <w:spacing w:line="360" w:lineRule="auto" w:before="0" w:after="80"/>
         <w:ind w:left="283"/>
       </w:pPr>
       <w:r>
@@ -1372,7 +1404,7 @@
         <w:tabs>
           <w:tab w:pos="8271" w:val="right" w:leader="dot"/>
         </w:tabs>
-        <w:spacing w:line="240" w:lineRule="auto" w:before="0" w:after="0"/>
+        <w:spacing w:line="360" w:lineRule="auto" w:before="0" w:after="80"/>
         <w:ind w:left="283"/>
       </w:pPr>
       <w:r>
@@ -1402,7 +1434,7 @@
         <w:tabs>
           <w:tab w:pos="8271" w:val="right" w:leader="dot"/>
         </w:tabs>
-        <w:spacing w:line="240" w:lineRule="auto" w:before="0" w:after="0"/>
+        <w:spacing w:line="360" w:lineRule="auto" w:before="0" w:after="80"/>
         <w:ind w:left="283"/>
       </w:pPr>
       <w:r>
@@ -1432,7 +1464,7 @@
         <w:tabs>
           <w:tab w:pos="8271" w:val="right" w:leader="dot"/>
         </w:tabs>
-        <w:spacing w:line="240" w:lineRule="auto" w:before="0" w:after="0"/>
+        <w:spacing w:line="360" w:lineRule="auto" w:before="0" w:after="80"/>
         <w:ind w:left="283"/>
       </w:pPr>
       <w:r>
@@ -1462,37 +1494,7 @@
         <w:tabs>
           <w:tab w:pos="8271" w:val="right" w:leader="dot"/>
         </w:tabs>
-        <w:spacing w:line="240" w:lineRule="auto" w:before="0" w:after="0"/>
-        <w:ind w:left="283"/>
-      </w:pPr>
-      <w:r>
-        <w:rPr>
-          <w:rFonts w:ascii="Times New Roman" w:hAnsi="Times New Roman"/>
-          <w:b w:val="0"/>
-          <w:sz w:val="24"/>
-        </w:rPr>
-        <w:t>Descripción del departamento donde realizó la pasantía</w:t>
-        <w:tab/>
-      </w:r>
-      <w:r>
-        <w:rPr>
-          <w:rFonts w:ascii="Times New Roman" w:hAnsi="Times New Roman"/>
-          <w:b w:val="0"/>
-          <w:sz w:val="24"/>
-        </w:rPr>
-        <w:fldChar w:fldCharType="begin"/>
-        <w:instrText xml:space="preserve"> PAGEREF bm_cap1_depto \h </w:instrText>
-        <w:fldChar w:fldCharType="separate"/>
-        <w:t>?</w:t>
-        <w:fldChar w:fldCharType="end"/>
-      </w:r>
-    </w:p>
-    <w:p>
-      <w:pPr>
-        <w:tabs>
-          <w:tab w:pos="8271" w:val="right" w:leader="dot"/>
-        </w:tabs>
-        <w:spacing w:line="240" w:lineRule="auto" w:before="0" w:after="0"/>
+        <w:spacing w:line="360" w:lineRule="auto" w:before="0" w:after="80"/>
         <w:ind w:left="0"/>
       </w:pPr>
       <w:r>
@@ -1522,7 +1524,7 @@
         <w:tabs>
           <w:tab w:pos="8271" w:val="right" w:leader="dot"/>
         </w:tabs>
-        <w:spacing w:line="240" w:lineRule="auto" w:before="0" w:after="0"/>
+        <w:spacing w:line="360" w:lineRule="auto" w:before="0" w:after="80"/>
         <w:ind w:left="283"/>
       </w:pPr>
       <w:r>
@@ -1552,7 +1554,7 @@
         <w:tabs>
           <w:tab w:pos="8271" w:val="right" w:leader="dot"/>
         </w:tabs>
-        <w:spacing w:line="240" w:lineRule="auto" w:before="0" w:after="0"/>
+        <w:spacing w:line="360" w:lineRule="auto" w:before="0" w:after="80"/>
         <w:ind w:left="283"/>
       </w:pPr>
       <w:r>
@@ -1582,7 +1584,7 @@
         <w:tabs>
           <w:tab w:pos="8271" w:val="right" w:leader="dot"/>
         </w:tabs>
-        <w:spacing w:line="240" w:lineRule="auto" w:before="0" w:after="0"/>
+        <w:spacing w:line="360" w:lineRule="auto" w:before="0" w:after="80"/>
         <w:ind w:left="283"/>
       </w:pPr>
       <w:r>
@@ -1612,7 +1614,7 @@
         <w:tabs>
           <w:tab w:pos="8271" w:val="right" w:leader="dot"/>
         </w:tabs>
-        <w:spacing w:line="240" w:lineRule="auto" w:before="0" w:after="0"/>
+        <w:spacing w:line="360" w:lineRule="auto" w:before="0" w:after="80"/>
         <w:ind w:left="283"/>
       </w:pPr>
       <w:r>
@@ -1642,7 +1644,7 @@
         <w:tabs>
           <w:tab w:pos="8271" w:val="right" w:leader="dot"/>
         </w:tabs>
-        <w:spacing w:line="240" w:lineRule="auto" w:before="0" w:after="0"/>
+        <w:spacing w:line="360" w:lineRule="auto" w:before="0" w:after="80"/>
         <w:ind w:left="283"/>
       </w:pPr>
       <w:r>
@@ -1672,7 +1674,7 @@
         <w:tabs>
           <w:tab w:pos="8271" w:val="right" w:leader="dot"/>
         </w:tabs>
-        <w:spacing w:line="240" w:lineRule="auto" w:before="0" w:after="0"/>
+        <w:spacing w:line="360" w:lineRule="auto" w:before="0" w:after="80"/>
         <w:ind w:left="0"/>
       </w:pPr>
       <w:r>
@@ -1702,7 +1704,7 @@
         <w:tabs>
           <w:tab w:pos="8271" w:val="right" w:leader="dot"/>
         </w:tabs>
-        <w:spacing w:line="240" w:lineRule="auto" w:before="0" w:after="0"/>
+        <w:spacing w:line="360" w:lineRule="auto" w:before="0" w:after="80"/>
         <w:ind w:left="283"/>
       </w:pPr>
       <w:r>
@@ -1732,7 +1734,7 @@
         <w:tabs>
           <w:tab w:pos="8271" w:val="right" w:leader="dot"/>
         </w:tabs>
-        <w:spacing w:line="240" w:lineRule="auto" w:before="0" w:after="0"/>
+        <w:spacing w:line="360" w:lineRule="auto" w:before="0" w:after="80"/>
         <w:ind w:left="0"/>
       </w:pPr>
       <w:r>
@@ -1762,7 +1764,7 @@
         <w:tabs>
           <w:tab w:pos="8271" w:val="right" w:leader="dot"/>
         </w:tabs>
-        <w:spacing w:line="240" w:lineRule="auto" w:before="0" w:after="0"/>
+        <w:spacing w:line="360" w:lineRule="auto" w:before="0" w:after="80"/>
         <w:ind w:left="283"/>
       </w:pPr>
       <w:r>
@@ -1792,7 +1794,7 @@
         <w:tabs>
           <w:tab w:pos="8271" w:val="right" w:leader="dot"/>
         </w:tabs>
-        <w:spacing w:line="240" w:lineRule="auto" w:before="0" w:after="0"/>
+        <w:spacing w:line="360" w:lineRule="auto" w:before="0" w:after="80"/>
         <w:ind w:left="0"/>
       </w:pPr>
       <w:r>
@@ -1822,7 +1824,7 @@
         <w:tabs>
           <w:tab w:pos="8271" w:val="right" w:leader="dot"/>
         </w:tabs>
-        <w:spacing w:line="240" w:lineRule="auto" w:before="0" w:after="0"/>
+        <w:spacing w:line="360" w:lineRule="auto" w:before="0" w:after="80"/>
         <w:ind w:left="283"/>
       </w:pPr>
       <w:r>
@@ -1852,7 +1854,7 @@
         <w:tabs>
           <w:tab w:pos="8271" w:val="right" w:leader="dot"/>
         </w:tabs>
-        <w:spacing w:line="240" w:lineRule="auto" w:before="0" w:after="0"/>
+        <w:spacing w:line="360" w:lineRule="auto" w:before="0" w:after="80"/>
         <w:ind w:left="283"/>
       </w:pPr>
       <w:r>
@@ -1882,7 +1884,7 @@
         <w:tabs>
           <w:tab w:pos="8271" w:val="right" w:leader="dot"/>
         </w:tabs>
-        <w:spacing w:line="240" w:lineRule="auto" w:before="0" w:after="0"/>
+        <w:spacing w:line="360" w:lineRule="auto" w:before="0" w:after="80"/>
         <w:ind w:left="0"/>
       </w:pPr>
       <w:r>
@@ -1912,7 +1914,7 @@
         <w:tabs>
           <w:tab w:pos="8271" w:val="right" w:leader="dot"/>
         </w:tabs>
-        <w:spacing w:line="240" w:lineRule="auto" w:before="0" w:after="0"/>
+        <w:spacing w:line="360" w:lineRule="auto" w:before="0" w:after="80"/>
         <w:ind w:left="0"/>
       </w:pPr>
       <w:r>
@@ -1940,20 +1942,20 @@
     <w:p>
       <w:pPr>
         <w:sectPr>
-          <w:footerReference w:type="default" r:id="rId26"/>
-          <w:footerReference w:type="first" r:id="rId27"/>
+          <w:footerReference w:type="default" r:id="rId24"/>
+          <w:type w:val="continuous"/>
           <w:pgSz w:w="12240" w:h="15840"/>
           <w:pgMar w:top="1701" w:right="1701" w:bottom="1701" w:left="2268" w:header="720" w:footer="720" w:gutter="0"/>
           <w:cols w:space="720"/>
+          <w:titlePg/>
           <w:docGrid w:linePitch="360"/>
-          <w:pgNumType w:fmt="lowerRoman"/>
         </w:sectPr>
       </w:pPr>
     </w:p>
     <w:p>
       <w:bookmarkStart w:id="bm_lista_cuadros" w:name="bm_lista_cuadros"/>
       <w:pPr>
-        <w:spacing w:before="1140" w:after="480" w:line="360" w:lineRule="auto"/>
+        <w:spacing w:before="1140" w:after="480"/>
         <w:jc w:val="center"/>
       </w:pPr>
       <w:r>
@@ -1965,6 +1967,18 @@
         <w:t>LISTA DE CUADROS</w:t>
       </w:r>
       <w:bookmarkEnd w:id="bm_lista_cuadros"/>
+    </w:p>
+    <w:p>
+      <w:pPr>
+        <w:sectPr>
+          <w:footerReference w:type="default" r:id="rId25"/>
+          <w:pgSz w:w="12240" w:h="15840"/>
+          <w:pgMar w:top="1701" w:right="1701" w:bottom="1701" w:left="2268" w:header="720" w:footer="720" w:gutter="0"/>
+          <w:cols w:space="720"/>
+          <w:titlePg/>
+          <w:docGrid w:linePitch="360"/>
+        </w:sectPr>
+      </w:pPr>
     </w:p>
     <w:p>
       <w:pPr>
@@ -2060,20 +2074,61 @@
     <w:p>
       <w:pPr>
         <w:sectPr>
-          <w:footerReference w:type="default" r:id="rId28"/>
-          <w:footerReference w:type="first" r:id="rId29"/>
+          <w:footerReference w:type="default" r:id="rId26"/>
+          <w:type w:val="continuous"/>
           <w:pgSz w:w="12240" w:h="15840"/>
           <w:pgMar w:top="1701" w:right="1701" w:bottom="1701" w:left="2268" w:header="720" w:footer="720" w:gutter="0"/>
           <w:cols w:space="720"/>
+          <w:titlePg/>
           <w:docGrid w:linePitch="360"/>
-          <w:pgNumType w:fmt="lowerRoman"/>
+        </w:sectPr>
+      </w:pPr>
+    </w:p>
+    <w:p>
+      <w:bookmarkStart w:id="bm_lista_figuras" w:name="bm_lista_figuras"/>
+      <w:pPr>
+        <w:spacing w:before="1140" w:after="480"/>
+        <w:jc w:val="center"/>
+      </w:pPr>
+      <w:r>
+        <w:rPr>
+          <w:rFonts w:ascii="Times New Roman" w:hAnsi="Times New Roman"/>
+          <w:b/>
+          <w:sz w:val="24"/>
+        </w:rPr>
+        <w:t>LISTA DE FIGURAS</w:t>
+      </w:r>
+      <w:bookmarkEnd w:id="bm_lista_figuras"/>
+    </w:p>
+    <w:p>
+      <w:pPr>
+        <w:sectPr>
+          <w:footerReference w:type="default" r:id="rId27"/>
+          <w:pgSz w:w="12240" w:h="15840"/>
+          <w:pgMar w:top="1701" w:right="1701" w:bottom="1701" w:left="2268" w:header="720" w:footer="720" w:gutter="0"/>
+          <w:cols w:space="720"/>
+          <w:titlePg/>
+          <w:docGrid w:linePitch="360"/>
+        </w:sectPr>
+      </w:pPr>
+    </w:p>
+    <w:p>
+      <w:pPr>
+        <w:sectPr>
+          <w:footerReference w:type="default" r:id="rId28"/>
+          <w:type w:val="continuous"/>
+          <w:pgSz w:w="12240" w:h="15840"/>
+          <w:pgMar w:top="1701" w:right="1701" w:bottom="1701" w:left="2268" w:header="720" w:footer="720" w:gutter="0"/>
+          <w:cols w:space="720"/>
+          <w:titlePg/>
+          <w:docGrid w:linePitch="360"/>
         </w:sectPr>
       </w:pPr>
     </w:p>
     <w:p>
       <w:bookmarkStart w:id="bm_lista_graficos" w:name="bm_lista_graficos"/>
       <w:pPr>
-        <w:spacing w:before="1140" w:after="480" w:line="360" w:lineRule="auto"/>
+        <w:spacing w:before="1140" w:after="480"/>
         <w:jc w:val="center"/>
       </w:pPr>
       <w:r>
@@ -2085,6 +2140,18 @@
         <w:t>LISTA DE GRÁFICOS</w:t>
       </w:r>
       <w:bookmarkEnd w:id="bm_lista_graficos"/>
+    </w:p>
+    <w:p>
+      <w:pPr>
+        <w:sectPr>
+          <w:footerReference w:type="default" r:id="rId29"/>
+          <w:pgSz w:w="12240" w:h="15840"/>
+          <w:pgMar w:top="1701" w:right="1701" w:bottom="1701" w:left="2268" w:header="720" w:footer="720" w:gutter="0"/>
+          <w:cols w:space="720"/>
+          <w:titlePg/>
+          <w:docGrid w:linePitch="360"/>
+        </w:sectPr>
+      </w:pPr>
     </w:p>
     <w:p>
       <w:pPr>
@@ -2129,7 +2196,7 @@
         </w:rPr>
         <w:t>1</w:t>
         <w:tab/>
-        <w:t>Referencia cartográfica de la ubicación de las oficinas administrativas de Venangocupet, S.A.</w:t>
+        <w:t>Logotipo de la Empresa Mixta Petrolera Venangocupet, S.A.</w:t>
         <w:tab/>
       </w:r>
       <w:r>
@@ -2161,7 +2228,7 @@
         </w:rPr>
         <w:t>2</w:t>
         <w:tab/>
-        <w:t>Organigrama estructural y niveles jerárquicos de Venangocupet, S.A.</w:t>
+        <w:t>Referencia cartográfica de la ubicación de las oficinas administrativas de Venangocupet, S.A.</w:t>
         <w:tab/>
       </w:r>
       <w:r>
@@ -2193,7 +2260,7 @@
         </w:rPr>
         <w:t>3</w:t>
         <w:tab/>
-        <w:t>Organigrama del Departamento de Presidencia</w:t>
+        <w:t>Organigrama estructural y niveles jerárquicos de Venangocupet, S.A.</w:t>
         <w:tab/>
       </w:r>
       <w:r>
@@ -2207,62 +2274,6 @@
         <w:fldChar w:fldCharType="separate"/>
         <w:t>?</w:t>
         <w:fldChar w:fldCharType="end"/>
-      </w:r>
-    </w:p>
-    <w:p>
-      <w:pPr>
-        <w:sectPr>
-          <w:footerReference w:type="default" r:id="rId30"/>
-          <w:footerReference w:type="first" r:id="rId31"/>
-          <w:pgSz w:w="12240" w:h="15840"/>
-          <w:pgMar w:top="1701" w:right="1701" w:bottom="1701" w:left="2268" w:header="720" w:footer="720" w:gutter="0"/>
-          <w:cols w:space="720"/>
-          <w:docGrid w:linePitch="360"/>
-          <w:pgNumType w:fmt="lowerRoman"/>
-        </w:sectPr>
-      </w:pPr>
-    </w:p>
-    <w:p>
-      <w:bookmarkStart w:id="bm_lista_anexos" w:name="bm_lista_anexos"/>
-      <w:pPr>
-        <w:spacing w:before="1140" w:after="480" w:line="360" w:lineRule="auto"/>
-        <w:jc w:val="center"/>
-      </w:pPr>
-      <w:r>
-        <w:rPr>
-          <w:rFonts w:ascii="Times New Roman" w:hAnsi="Times New Roman"/>
-          <w:b/>
-          <w:sz w:val="24"/>
-        </w:rPr>
-        <w:t>LISTA DE ANEXOS</w:t>
-      </w:r>
-      <w:bookmarkEnd w:id="bm_lista_anexos"/>
-    </w:p>
-    <w:p>
-      <w:pPr>
-        <w:tabs>
-          <w:tab w:pos="8271" w:val="right"/>
-        </w:tabs>
-        <w:spacing w:before="240" w:after="240"/>
-      </w:pPr>
-      <w:r>
-        <w:rPr>
-          <w:rFonts w:ascii="Times New Roman" w:hAnsi="Times New Roman"/>
-          <w:b/>
-          <w:sz w:val="24"/>
-        </w:rPr>
-        <w:t>ANEXOS</w:t>
-      </w:r>
-      <w:r>
-        <w:tab/>
-      </w:r>
-      <w:r>
-        <w:rPr>
-          <w:rFonts w:ascii="Times New Roman" w:hAnsi="Times New Roman"/>
-          <w:b/>
-          <w:sz w:val="24"/>
-        </w:rPr>
-        <w:t>pp.</w:t>
       </w:r>
     </w:p>
     <w:p>
@@ -2279,6 +2290,106 @@
           <w:rFonts w:ascii="Times New Roman" w:hAnsi="Times New Roman"/>
           <w:sz w:val="24"/>
         </w:rPr>
+        <w:t>4</w:t>
+        <w:tab/>
+        <w:t>Organigrama del Departamento de Presidencia</w:t>
+        <w:tab/>
+      </w:r>
+      <w:r>
+        <w:rPr>
+          <w:rFonts w:ascii="Times New Roman" w:hAnsi="Times New Roman"/>
+          <w:b w:val="0"/>
+          <w:sz w:val="24"/>
+        </w:rPr>
+        <w:fldChar w:fldCharType="begin"/>
+        <w:instrText xml:space="preserve"> PAGEREF bm_grafico4 \h </w:instrText>
+        <w:fldChar w:fldCharType="separate"/>
+        <w:t>?</w:t>
+        <w:fldChar w:fldCharType="end"/>
+      </w:r>
+    </w:p>
+    <w:p>
+      <w:pPr>
+        <w:sectPr>
+          <w:footerReference w:type="default" r:id="rId30"/>
+          <w:type w:val="continuous"/>
+          <w:pgSz w:w="12240" w:h="15840"/>
+          <w:pgMar w:top="1701" w:right="1701" w:bottom="1701" w:left="2268" w:header="720" w:footer="720" w:gutter="0"/>
+          <w:cols w:space="720"/>
+          <w:titlePg/>
+          <w:docGrid w:linePitch="360"/>
+        </w:sectPr>
+      </w:pPr>
+    </w:p>
+    <w:p>
+      <w:bookmarkStart w:id="bm_lista_anexos" w:name="bm_lista_anexos"/>
+      <w:pPr>
+        <w:spacing w:before="1140" w:after="480"/>
+        <w:jc w:val="center"/>
+      </w:pPr>
+      <w:r>
+        <w:rPr>
+          <w:rFonts w:ascii="Times New Roman" w:hAnsi="Times New Roman"/>
+          <w:b/>
+          <w:sz w:val="24"/>
+        </w:rPr>
+        <w:t>LISTA DE ANEXOS</w:t>
+      </w:r>
+      <w:bookmarkEnd w:id="bm_lista_anexos"/>
+    </w:p>
+    <w:p>
+      <w:pPr>
+        <w:sectPr>
+          <w:footerReference w:type="default" r:id="rId31"/>
+          <w:pgSz w:w="12240" w:h="15840"/>
+          <w:pgMar w:top="1701" w:right="1701" w:bottom="1701" w:left="2268" w:header="720" w:footer="720" w:gutter="0"/>
+          <w:cols w:space="720"/>
+          <w:titlePg/>
+          <w:docGrid w:linePitch="360"/>
+        </w:sectPr>
+      </w:pPr>
+    </w:p>
+    <w:p>
+      <w:pPr>
+        <w:tabs>
+          <w:tab w:pos="8271" w:val="right"/>
+        </w:tabs>
+        <w:spacing w:before="240" w:after="240"/>
+      </w:pPr>
+      <w:r>
+        <w:rPr>
+          <w:rFonts w:ascii="Times New Roman" w:hAnsi="Times New Roman"/>
+          <w:b/>
+          <w:sz w:val="24"/>
+        </w:rPr>
+        <w:t>ANEXOS</w:t>
+      </w:r>
+      <w:r>
+        <w:tab/>
+      </w:r>
+      <w:r>
+        <w:rPr>
+          <w:rFonts w:ascii="Times New Roman" w:hAnsi="Times New Roman"/>
+          <w:b/>
+          <w:sz w:val="24"/>
+        </w:rPr>
+        <w:t>pp.</w:t>
+      </w:r>
+    </w:p>
+    <w:p>
+      <w:pPr>
+        <w:tabs>
+          <w:tab w:pos="1020" w:val="left"/>
+          <w:tab w:pos="8271" w:val="right" w:leader="dot"/>
+        </w:tabs>
+        <w:spacing w:line="360" w:lineRule="auto" w:before="0" w:after="80"/>
+        <w:ind w:left="1020" w:hanging="1020"/>
+      </w:pPr>
+      <w:r>
+        <w:rPr>
+          <w:rFonts w:ascii="Times New Roman" w:hAnsi="Times New Roman"/>
+          <w:sz w:val="24"/>
+        </w:rPr>
         <w:t>A</w:t>
         <w:tab/>
         <w:t>Árbol del problema del control de movimientos documentales</w:t>
@@ -2301,298 +2412,318 @@
       <w:pPr>
         <w:sectPr>
           <w:footerReference w:type="default" r:id="rId32"/>
-          <w:footerReference w:type="first" r:id="rId33"/>
-          <w:pgSz w:w="12240" w:h="15840"/>
-          <w:pgMar w:top="1701" w:right="1701" w:bottom="1701" w:left="2268" w:header="720" w:footer="720" w:gutter="0"/>
-          <w:cols w:space="720"/>
-          <w:docGrid w:linePitch="360"/>
-          <w:pgNumType w:fmt="lowerRoman"/>
-        </w:sectPr>
-      </w:pPr>
-    </w:p>
-    <w:p>
-      <w:pPr>
-        <w:spacing w:line="240" w:lineRule="auto" w:after="0"/>
-        <w:jc w:val="center"/>
-      </w:pPr>
-      <w:r>
-        <w:rPr>
-          <w:rFonts w:ascii="Times New Roman" w:hAnsi="Times New Roman"/>
-          <w:b/>
-          <w:sz w:val="24"/>
-        </w:rPr>
-        <w:t>REPÚBLICA BOLIVARIANA DE VENEZUELA</w:t>
-      </w:r>
-    </w:p>
-    <w:p>
-      <w:pPr>
-        <w:spacing w:line="240" w:lineRule="auto" w:after="0"/>
-        <w:jc w:val="center"/>
-      </w:pPr>
-      <w:r>
-        <w:rPr>
-          <w:rFonts w:ascii="Times New Roman" w:hAnsi="Times New Roman"/>
-          <w:b/>
-          <w:sz w:val="24"/>
-        </w:rPr>
-        <w:t>MINISTERIO DEL PODER POPULAR PARA LA EDUCACIÓN UNIVERSITARIA</w:t>
-      </w:r>
-    </w:p>
-    <w:p>
-      <w:pPr>
-        <w:spacing w:line="240" w:lineRule="auto" w:after="0"/>
-        <w:jc w:val="center"/>
-      </w:pPr>
-      <w:r>
-        <w:rPr>
-          <w:rFonts w:ascii="Times New Roman" w:hAnsi="Times New Roman"/>
-          <w:b/>
-          <w:sz w:val="24"/>
-        </w:rPr>
-        <w:t>INSTITUTO UNIVERSITARIO DE TECNOLOGÍA</w:t>
-      </w:r>
-    </w:p>
-    <w:p>
-      <w:pPr>
-        <w:spacing w:line="240" w:lineRule="auto" w:after="0"/>
-        <w:jc w:val="center"/>
-      </w:pPr>
-      <w:r>
-        <w:rPr>
-          <w:rFonts w:ascii="Times New Roman" w:hAnsi="Times New Roman"/>
-          <w:b/>
-          <w:sz w:val="24"/>
-        </w:rPr>
-        <w:t>"ELÍAS CALIXTO POMPA"</w:t>
-      </w:r>
-    </w:p>
-    <w:p>
-      <w:pPr>
-        <w:spacing w:line="240" w:lineRule="auto" w:after="0"/>
-        <w:jc w:val="center"/>
-      </w:pPr>
-      <w:r>
-        <w:rPr>
-          <w:rFonts w:ascii="Times New Roman" w:hAnsi="Times New Roman"/>
-          <w:b/>
-          <w:sz w:val="24"/>
-        </w:rPr>
-        <w:t>EL TIGRE, ESTADO ANZOÁTEGUI</w:t>
-      </w:r>
-    </w:p>
-    <w:p>
-      <w:pPr>
-        <w:spacing w:before="480" w:after="240" w:line="360" w:lineRule="auto"/>
-        <w:jc w:val="center"/>
-      </w:pPr>
-      <w:r>
-        <w:rPr>
-          <w:rFonts w:ascii="Times New Roman" w:hAnsi="Times New Roman"/>
-          <w:b/>
-          <w:sz w:val="24"/>
-        </w:rPr>
-        <w:t>DESARROLLO DE UN PROTOTIPO DE SISTEMA AUTOMATIZADO PARA EL CONTROL, TRAZABILIDAD Y REPORTE DOCUMENTAL EN LA PRESIDENCIA DE VENANGOCUPET, S.A.</w:t>
-      </w:r>
-    </w:p>
-    <w:p>
-      <w:pPr>
-        <w:spacing w:before="120" w:after="200" w:line="240" w:lineRule="auto"/>
-        <w:jc w:val="right"/>
-      </w:pPr>
-      <w:r>
-        <w:rPr>
-          <w:rFonts w:ascii="Times New Roman" w:hAnsi="Times New Roman"/>
-          <w:b/>
-          <w:sz w:val="24"/>
-        </w:rPr>
-        <w:t>Autor:</w:t>
-        <w:br/>
-      </w:r>
-      <w:r>
-        <w:rPr>
-          <w:rFonts w:ascii="Times New Roman" w:hAnsi="Times New Roman"/>
-          <w:b w:val="0"/>
-          <w:sz w:val="24"/>
-        </w:rPr>
-        <w:t>Cardona, Juliano</w:t>
-        <w:br/>
-      </w:r>
-      <w:r>
-        <w:rPr>
-          <w:rFonts w:ascii="Times New Roman" w:hAnsi="Times New Roman"/>
-          <w:b w:val="0"/>
-          <w:sz w:val="24"/>
-        </w:rPr>
-        <w:t>C.I.: V-32.281.199</w:t>
-        <w:br/>
-      </w:r>
-      <w:r>
-        <w:rPr>
-          <w:rFonts w:ascii="Times New Roman" w:hAnsi="Times New Roman"/>
-          <w:b/>
-          <w:sz w:val="24"/>
-        </w:rPr>
-        <w:t>2026, agosto</w:t>
-      </w:r>
-    </w:p>
-    <w:p>
-      <w:bookmarkStart w:id="bm_resumen" w:name="bm_resumen"/>
-      <w:pPr>
-        <w:spacing w:before="0" w:after="160"/>
-        <w:jc w:val="center"/>
-      </w:pPr>
-      <w:r>
-        <w:rPr>
-          <w:rFonts w:ascii="Times New Roman" w:hAnsi="Times New Roman"/>
-          <w:b/>
-          <w:sz w:val="24"/>
-        </w:rPr>
-        <w:t>RESUMEN</w:t>
-      </w:r>
-      <w:bookmarkEnd w:id="bm_resumen"/>
-    </w:p>
-    <w:p>
-      <w:pPr>
-        <w:spacing w:line="240" w:lineRule="auto" w:after="0" w:before="0"/>
-        <w:ind w:firstLine="0"/>
-        <w:jc w:val="both"/>
-      </w:pPr>
-      <w:r>
-        <w:rPr>
-          <w:rFonts w:ascii="Times New Roman" w:hAnsi="Times New Roman"/>
-          <w:i w:val="0"/>
-          <w:sz w:val="24"/>
-        </w:rPr>
-        <w:t>El presente informe expone las actividades realizadas durante nueve (9) semanas de pasantías profesionales en el Departamento de Presidencia de la Empresa Mixta Petrolera Venangocupet, S.A. La práctica permitió reconocer el flujo real de recepción, revisión, registro, firma y despacho de expedientes, cuyo control se efectúa mediante hojas de cálculo y requiere transcripción repetitiva de datos. Esta dinámica puede generar duplicidad u omisión de registros y dificulta la obtención inmediata de resúmenes sobre documentos ingresados, firmados, pendientes o despachados. En respuesta a esta situación se planteó como objetivo general desarrollar un sistema automatizado para el control, trazabilidad y reporte documental del área. Las actividades comprendieron el diagnóstico del proceso, levantamiento de requerimientos, modelado de una base de datos relacional, diseño de la interfaz, implementación con SQLite, integración de una aplicación de escritorio y pruebas funcionales de los módulos de registro, consulta, historial y reportes. Como resultado se obtuvo un prototipo funcional orientado a reducir tareas repetitivas y mantener un historial verificable del recorrido de los expedientes. Se concluye que la solución desarrollada responde a los requerimientos esenciales identificados en Presidencia. Se recomienda realizar una incorporación progresiva de los registros y establecer respaldos periódicos de la base de datos antes de su utilización continua.</w:t>
-      </w:r>
-    </w:p>
-    <w:p>
-      <w:pPr>
-        <w:spacing w:line="240" w:lineRule="auto" w:before="160"/>
-        <w:ind w:firstLine="0"/>
-      </w:pPr>
-      <w:r>
-        <w:rPr>
-          <w:rFonts w:ascii="Times New Roman" w:hAnsi="Times New Roman"/>
-          <w:b/>
-          <w:sz w:val="24"/>
-        </w:rPr>
-        <w:t xml:space="preserve">Palabras claves: </w:t>
-      </w:r>
-      <w:r>
-        <w:rPr>
-          <w:rFonts w:ascii="Times New Roman" w:hAnsi="Times New Roman"/>
-          <w:sz w:val="24"/>
-        </w:rPr>
-        <w:t>sistema automatizado, trazabilidad documental, SQLite, Wails, pasantías</w:t>
-      </w:r>
-    </w:p>
-    <w:p>
-      <w:pPr>
-        <w:sectPr>
-          <w:footerReference w:type="default" r:id="rId34"/>
-          <w:footerReference w:type="first" r:id="rId35"/>
-          <w:pgSz w:w="12240" w:h="15840"/>
-          <w:pgMar w:top="1701" w:right="1701" w:bottom="1701" w:left="2268" w:header="720" w:footer="720" w:gutter="0"/>
-          <w:cols w:space="720"/>
-          <w:docGrid w:linePitch="360"/>
-          <w:pgNumType w:fmt="lowerRoman"/>
-        </w:sectPr>
-      </w:pPr>
-    </w:p>
-    <w:p>
-      <w:bookmarkStart w:id="bm_introduccion" w:name="bm_introduccion"/>
-      <w:pPr>
-        <w:spacing w:before="1140" w:after="480" w:line="360" w:lineRule="auto"/>
-        <w:jc w:val="center"/>
-      </w:pPr>
-      <w:r>
-        <w:rPr>
-          <w:rFonts w:ascii="Times New Roman" w:hAnsi="Times New Roman"/>
-          <w:b/>
-          <w:sz w:val="24"/>
-        </w:rPr>
-        <w:t>INTRODUCCIÓN</w:t>
-      </w:r>
-      <w:bookmarkEnd w:id="bm_introduccion"/>
-    </w:p>
-    <w:p>
-      <w:pPr>
-        <w:spacing w:line="360" w:lineRule="auto" w:after="0" w:before="0"/>
-        <w:ind w:firstLine="709"/>
-        <w:jc w:val="both"/>
-      </w:pPr>
-      <w:r>
-        <w:rPr>
-          <w:rFonts w:ascii="Times New Roman" w:hAnsi="Times New Roman"/>
-          <w:i w:val="0"/>
-          <w:sz w:val="24"/>
-        </w:rPr>
-        <w:t>La gestión documental constituye una actividad esencial en las organizaciones porque permite mantener control sobre la recepción, revisión, circulación y despacho de información necesaria para el funcionamiento administrativo. En áreas de alta dirección, la posibilidad de conocer con rapidez el estado y recorrido de los expedientes contribuye a responder oportunamente a los requerimientos de las distintas unidades de la empresa.</w:t>
-      </w:r>
-    </w:p>
-    <w:p>
-      <w:pPr>
-        <w:spacing w:line="360" w:lineRule="auto" w:after="0" w:before="0"/>
-        <w:ind w:firstLine="709"/>
-        <w:jc w:val="both"/>
-      </w:pPr>
-      <w:r>
-        <w:rPr>
-          <w:rFonts w:ascii="Times New Roman" w:hAnsi="Times New Roman"/>
-          <w:i w:val="0"/>
-          <w:sz w:val="24"/>
-        </w:rPr>
-        <w:t>En el Departamento de Presidencia de la Empresa Mixta Petrolera Venangocupet, S.A., el control de los movimientos documentales se apoya en hojas de cálculo. Durante las pasantías se observó que, cuando coinciden varios expedientes, la transcripción manual y repetitiva de datos puede generar duplicidades, omisiones y demoras para elaborar resúmenes solicitados por la directiva. Esta situación hizo pertinente desarrollar una herramienta de escritorio que organizara la información sin alterar el flujo real del departamento.</w:t>
-      </w:r>
-    </w:p>
-    <w:p>
-      <w:pPr>
-        <w:spacing w:line="360" w:lineRule="auto" w:after="0" w:before="0"/>
-        <w:ind w:firstLine="709"/>
-        <w:jc w:val="both"/>
-      </w:pPr>
-      <w:r>
-        <w:rPr>
-          <w:rFonts w:ascii="Times New Roman" w:hAnsi="Times New Roman"/>
-          <w:i w:val="0"/>
-          <w:sz w:val="24"/>
-        </w:rPr>
-        <w:t>El propósito de la pasantía fue desarrollar un sistema automatizado para el control, trazabilidad y reporte documental. Para sustentar el trabajo se consideraron fundamentos relacionados con sistemas de información, gestión documental, bases de datos relacionales, trazabilidad y automatización de procesos administrativos. El alcance comprendió el diagnóstico del flujo existente, la definición de requerimientos, el diseño lógico, la implementación de un prototipo y su validación funcional.</w:t>
-      </w:r>
-    </w:p>
-    <w:p>
-      <w:pPr>
-        <w:spacing w:line="360" w:lineRule="auto" w:after="0" w:before="0"/>
-        <w:ind w:firstLine="709"/>
-        <w:jc w:val="both"/>
-      </w:pPr>
-      <w:r>
-        <w:rPr>
-          <w:rFonts w:ascii="Times New Roman" w:hAnsi="Times New Roman"/>
-          <w:i w:val="0"/>
-          <w:sz w:val="24"/>
-        </w:rPr>
-        <w:t>El informe se estructura en cinco capítulos. El Capítulo I presenta la realidad organizacional de Venangocupet, S.A.; el Capítulo II desarrolla el diagnóstico situacional, los objetivos, la planificación integral y el cronograma; el Capítulo III expone los fundamentos teóricos; el Capítulo IV describe las actividades operativas y técnicas ejecutadas durante las nueve semanas de pasantía; y el Capítulo V reúne las conclusiones y recomendaciones derivadas del trabajo realizado.</w:t>
-      </w:r>
-    </w:p>
-    <w:p>
-      <w:pPr>
-        <w:sectPr>
-          <w:footerReference w:type="default" r:id="rId36"/>
-          <w:footerReference w:type="first" r:id="rId37"/>
+          <w:type w:val="continuous"/>
           <w:pgSz w:w="12240" w:h="15840"/>
           <w:pgMar w:top="1701" w:right="1701" w:bottom="1701" w:left="2268" w:header="720" w:footer="720" w:gutter="0"/>
           <w:cols w:space="720"/>
           <w:titlePg/>
           <w:docGrid w:linePitch="360"/>
-          <w:pgNumType w:start="1" w:fmt="decimal"/>
         </w:sectPr>
       </w:pPr>
     </w:p>
     <w:p>
       <w:pPr>
-        <w:spacing w:before="1140" w:after="480" w:line="360" w:lineRule="auto"/>
+        <w:spacing w:after="0"/>
+        <w:jc w:val="center"/>
+      </w:pPr>
+      <w:r>
+        <w:rPr>
+          <w:rFonts w:ascii="Times New Roman" w:hAnsi="Times New Roman"/>
+          <w:b/>
+          <w:sz w:val="24"/>
+        </w:rPr>
+        <w:t>REPÚBLICA BOLIVARIANA DE VENEZUELA</w:t>
+      </w:r>
+    </w:p>
+    <w:p>
+      <w:pPr>
+        <w:spacing w:after="0"/>
+        <w:jc w:val="center"/>
+      </w:pPr>
+      <w:r>
+        <w:rPr>
+          <w:rFonts w:ascii="Times New Roman" w:hAnsi="Times New Roman"/>
+          <w:b/>
+          <w:sz w:val="24"/>
+        </w:rPr>
+        <w:t>MINISTERIO DEL PODER POPULAR PARA LA EDUCACIÓN UNIVERSITARIA</w:t>
+      </w:r>
+    </w:p>
+    <w:p>
+      <w:pPr>
+        <w:spacing w:after="0"/>
+        <w:jc w:val="center"/>
+      </w:pPr>
+      <w:r>
+        <w:rPr>
+          <w:rFonts w:ascii="Times New Roman" w:hAnsi="Times New Roman"/>
+          <w:b/>
+          <w:sz w:val="24"/>
+        </w:rPr>
+        <w:t>INSTITUTO UNIVERSITARIO DE TECNOLOGÍA</w:t>
+      </w:r>
+    </w:p>
+    <w:p>
+      <w:pPr>
+        <w:spacing w:after="0"/>
+        <w:jc w:val="center"/>
+      </w:pPr>
+      <w:r>
+        <w:rPr>
+          <w:rFonts w:ascii="Times New Roman" w:hAnsi="Times New Roman"/>
+          <w:b/>
+          <w:sz w:val="24"/>
+        </w:rPr>
+        <w:t>"ELÍAS CALIXTO POMPA"</w:t>
+      </w:r>
+    </w:p>
+    <w:p>
+      <w:pPr>
+        <w:spacing w:after="0"/>
+        <w:jc w:val="center"/>
+      </w:pPr>
+      <w:r>
+        <w:rPr>
+          <w:rFonts w:ascii="Times New Roman" w:hAnsi="Times New Roman"/>
+          <w:b/>
+          <w:sz w:val="24"/>
+        </w:rPr>
+        <w:t>EL TIGRE, ESTADO ANZOÁTEGUI</w:t>
+      </w:r>
+    </w:p>
+    <w:p>
+      <w:pPr>
+        <w:spacing w:after="360"/>
+      </w:pPr>
+    </w:p>
+    <w:p>
+      <w:pPr>
+        <w:spacing w:after="480"/>
+        <w:jc w:val="center"/>
+      </w:pPr>
+      <w:r>
+        <w:rPr>
+          <w:rFonts w:ascii="Times New Roman" w:hAnsi="Times New Roman"/>
+          <w:b/>
+          <w:sz w:val="24"/>
+        </w:rPr>
+        <w:t>DESARROLLO DE UN PROTOTIPO DE SISTEMA AUTOMATIZADO PARA EL CONTROL, TRAZABILIDAD Y REPORTE DOCUMENTAL EN LA PRESIDENCIA DE VENANGOCUPET, S.A.</w:t>
+      </w:r>
+    </w:p>
+    <w:p>
+      <w:pPr>
+        <w:spacing w:after="480"/>
+        <w:ind w:left="0"/>
+        <w:jc w:val="right"/>
+      </w:pPr>
+      <w:r>
+        <w:rPr>
+          <w:rFonts w:ascii="Times New Roman" w:hAnsi="Times New Roman"/>
+          <w:b/>
+          <w:sz w:val="24"/>
+        </w:rPr>
+        <w:t>Autor:</w:t>
+        <w:br/>
+      </w:r>
+      <w:r>
+        <w:rPr>
+          <w:rFonts w:ascii="Times New Roman" w:hAnsi="Times New Roman"/>
+          <w:sz w:val="24"/>
+        </w:rPr>
+        <w:t>Cardona, Juliano</w:t>
+        <w:br/>
+      </w:r>
+      <w:r>
+        <w:rPr>
+          <w:rFonts w:ascii="Times New Roman" w:hAnsi="Times New Roman"/>
+          <w:sz w:val="24"/>
+        </w:rPr>
+        <w:t>C.I.: 32.281.199</w:t>
+        <w:br/>
+      </w:r>
+      <w:r>
+        <w:rPr>
+          <w:rFonts w:ascii="Times New Roman" w:hAnsi="Times New Roman"/>
+          <w:sz w:val="24"/>
+        </w:rPr>
+        <w:t>agosto de 2026</w:t>
+      </w:r>
+    </w:p>
+    <w:p>
+      <w:bookmarkStart w:id="bm_resumen" w:name="bm_resumen"/>
+      <w:pPr>
+        <w:spacing w:before="480" w:after="480"/>
+        <w:jc w:val="center"/>
+      </w:pPr>
+      <w:r>
+        <w:rPr>
+          <w:rFonts w:ascii="Times New Roman" w:hAnsi="Times New Roman"/>
+          <w:b/>
+          <w:sz w:val="24"/>
+        </w:rPr>
+        <w:t>RESUMEN</w:t>
+      </w:r>
+      <w:bookmarkEnd w:id="bm_resumen"/>
+    </w:p>
+    <w:p>
+      <w:pPr>
+        <w:sectPr>
+          <w:footerReference w:type="default" r:id="rId33"/>
+          <w:pgSz w:w="12240" w:h="15840"/>
+          <w:pgMar w:top="1701" w:right="1701" w:bottom="1701" w:left="2268" w:header="720" w:footer="720" w:gutter="0"/>
+          <w:cols w:space="720"/>
+          <w:titlePg/>
+          <w:docGrid w:linePitch="360"/>
+        </w:sectPr>
+      </w:pPr>
+    </w:p>
+    <w:p>
+      <w:pPr>
+        <w:spacing w:line="360" w:lineRule="auto" w:after="0" w:before="0"/>
+        <w:ind w:firstLine="709"/>
+        <w:jc w:val="both"/>
+      </w:pPr>
+      <w:r>
+        <w:rPr>
+          <w:rFonts w:ascii="Times New Roman" w:hAnsi="Times New Roman"/>
+          <w:i w:val="0"/>
+          <w:sz w:val="24"/>
+        </w:rPr>
+        <w:t>El presente informe expone las actividades realizadas durante nueve (9) semanas de pasantías profesionales en el Departamento de Presidencia de la Empresa Mixta Petrolera Venangocupet, S.A. La práctica permitió reconocer el flujo real de recepción, revisión, registro, firma y despacho de expedientes, cuyo control se efectúa mediante hojas de cálculo y requiere transcripción repetitiva de datos. Esta dinámica puede generar duplicidad u omisión de registros y dificulta la obtención inmediata de resúmenes sobre documentos ingresados, firmados, pendientes o despachados. En respuesta a esta situación se planteó como objetivo general desarrollar un sistema automatizado para el control, trazabilidad y reporte documental del área. Las actividades comprendieron el diagnóstico del proceso, levantamiento de requerimientos, modelado de una base de datos relacional, diseño de la interfaz, implementación con SQLite, integración de una aplicación de escritorio y pruebas funcionales de los módulos de registro, consulta, historial y reportes. Como resultado se obtuvo un prototipo funcional orientado a reducir tareas repetitivas y mantener un historial verificable del recorrido de los expedientes. Se concluye que la solución desarrollada responde a los requerimientos esenciales identificados en Presidencia. Se recomienda realizar una incorporación progresiva de los registros y establecer respaldos periódicos de la base de datos antes de su utilización continua.</w:t>
+      </w:r>
+    </w:p>
+    <w:p/>
+    <w:p>
+      <w:pPr>
+        <w:ind w:firstLine="709"/>
+      </w:pPr>
+      <w:r>
+        <w:rPr>
+          <w:b/>
+        </w:rPr>
+        <w:t xml:space="preserve">Palabras claves: </w:t>
+      </w:r>
+      <w:r>
+        <w:t>sistema automatizado, trazabilidad documental, SQLite, Wails, pasantías</w:t>
+      </w:r>
+    </w:p>
+    <w:p>
+      <w:pPr>
+        <w:sectPr>
+          <w:footerReference w:type="default" r:id="rId34"/>
+          <w:type w:val="continuous"/>
+          <w:pgSz w:w="12240" w:h="15840"/>
+          <w:pgMar w:top="1701" w:right="1701" w:bottom="1701" w:left="2268" w:header="720" w:footer="720" w:gutter="0"/>
+          <w:cols w:space="720"/>
+          <w:titlePg/>
+          <w:docGrid w:linePitch="360"/>
+        </w:sectPr>
+      </w:pPr>
+    </w:p>
+    <w:p>
+      <w:bookmarkStart w:id="bm_introduccion" w:name="bm_introduccion"/>
+      <w:pPr>
+        <w:spacing w:before="1140" w:after="480"/>
+        <w:jc w:val="center"/>
+      </w:pPr>
+      <w:r>
+        <w:rPr>
+          <w:rFonts w:ascii="Times New Roman" w:hAnsi="Times New Roman"/>
+          <w:b/>
+          <w:sz w:val="24"/>
+        </w:rPr>
+        <w:t>INTRODUCCIÓN</w:t>
+      </w:r>
+      <w:bookmarkEnd w:id="bm_introduccion"/>
+    </w:p>
+    <w:p>
+      <w:pPr>
+        <w:sectPr>
+          <w:footerReference w:type="default" r:id="rId35"/>
+          <w:pgSz w:w="12240" w:h="15840"/>
+          <w:pgMar w:top="1701" w:right="1701" w:bottom="1701" w:left="2268" w:header="720" w:footer="720" w:gutter="0"/>
+          <w:cols w:space="720"/>
+          <w:titlePg/>
+          <w:docGrid w:linePitch="360"/>
+        </w:sectPr>
+      </w:pPr>
+    </w:p>
+    <w:p>
+      <w:pPr>
+        <w:spacing w:line="360" w:lineRule="auto" w:after="0" w:before="0"/>
+        <w:ind w:firstLine="709"/>
+        <w:jc w:val="both"/>
+      </w:pPr>
+      <w:r>
+        <w:rPr>
+          <w:rFonts w:ascii="Times New Roman" w:hAnsi="Times New Roman"/>
+          <w:i w:val="0"/>
+          <w:sz w:val="24"/>
+        </w:rPr>
+        <w:t>La gestión documental constituye una actividad esencial en las organizaciones porque permite mantener control sobre la recepción, revisión, circulación y despacho de información necesaria para el funcionamiento administrativo. En áreas de alta dirección, la posibilidad de conocer con rapidez el estado y recorrido de los expedientes contribuye a responder oportunamente a los requerimientos de las distintas unidades de la empresa.</w:t>
+      </w:r>
+    </w:p>
+    <w:p>
+      <w:pPr>
+        <w:spacing w:line="360" w:lineRule="auto" w:after="0" w:before="0"/>
+        <w:ind w:firstLine="709"/>
+        <w:jc w:val="both"/>
+      </w:pPr>
+      <w:r>
+        <w:rPr>
+          <w:rFonts w:ascii="Times New Roman" w:hAnsi="Times New Roman"/>
+          <w:i w:val="0"/>
+          <w:sz w:val="24"/>
+        </w:rPr>
+        <w:t>En el Departamento de Presidencia de la Empresa Mixta Petrolera Venangocupet, S.A., el control de los movimientos documentales se apoya en hojas de cálculo. Durante las pasantías se observó que, cuando coinciden varios expedientes, la transcripción manual y repetitiva de datos puede generar duplicidades, omisiones y demoras para elaborar resúmenes solicitados por la directiva. Esta situación hizo pertinente desarrollar una herramienta de escritorio que organizara la información sin alterar el flujo real del departamento.</w:t>
+      </w:r>
+    </w:p>
+    <w:p>
+      <w:pPr>
+        <w:spacing w:line="360" w:lineRule="auto" w:after="0" w:before="0"/>
+        <w:ind w:firstLine="709"/>
+        <w:jc w:val="both"/>
+      </w:pPr>
+      <w:r>
+        <w:rPr>
+          <w:rFonts w:ascii="Times New Roman" w:hAnsi="Times New Roman"/>
+          <w:i w:val="0"/>
+          <w:sz w:val="24"/>
+        </w:rPr>
+        <w:t>El propósito de la pasantía fue desarrollar un sistema automatizado para el control, trazabilidad y reporte documental. Para sustentar el trabajo se consideraron fundamentos relacionados con sistemas de información, gestión documental, bases de datos relacionales, trazabilidad y automatización de procesos administrativos. El alcance comprendió el diagnóstico del flujo existente, la definición de requerimientos, el diseño lógico, la implementación de un prototipo y su validación funcional.</w:t>
+      </w:r>
+    </w:p>
+    <w:p>
+      <w:pPr>
+        <w:spacing w:line="360" w:lineRule="auto" w:after="0" w:before="0"/>
+        <w:ind w:firstLine="709"/>
+        <w:jc w:val="both"/>
+      </w:pPr>
+      <w:r>
+        <w:rPr>
+          <w:rFonts w:ascii="Times New Roman" w:hAnsi="Times New Roman"/>
+          <w:i w:val="0"/>
+          <w:sz w:val="24"/>
+        </w:rPr>
+        <w:t>El informe se estructura en cinco capítulos. El Capítulo I presenta la realidad organizacional de Venangocupet, S.A.; el Capítulo II desarrolla el diagnóstico situacional, los objetivos, la planificación integral y el cronograma; el Capítulo III expone los fundamentos teóricos; el Capítulo IV describe las actividades operativas y técnicas ejecutadas durante las nueve semanas de pasantía; y el Capítulo V reúne las conclusiones y recomendaciones derivadas del trabajo realizado.</w:t>
+      </w:r>
+    </w:p>
+    <w:p>
+      <w:pPr>
+        <w:sectPr>
+          <w:footerReference w:type="default" r:id="rId36"/>
+          <w:type w:val="continuous"/>
+          <w:pgSz w:w="12240" w:h="15840"/>
+          <w:pgMar w:top="1701" w:right="1701" w:bottom="1701" w:left="2268" w:header="720" w:footer="720" w:gutter="0"/>
+          <w:cols w:space="720"/>
+          <w:titlePg/>
+          <w:docGrid w:linePitch="360"/>
+        </w:sectPr>
+      </w:pPr>
+    </w:p>
+    <w:p>
+      <w:pPr>
+        <w:spacing w:before="1140" w:after="480"/>
         <w:jc w:val="center"/>
       </w:pPr>
       <w:r>
@@ -2607,7 +2738,7 @@
     <w:p>
       <w:bookmarkStart w:id="bm_cap1" w:name="bm_cap1"/>
       <w:pPr>
-        <w:spacing w:before="0" w:after="480" w:line="360" w:lineRule="auto"/>
+        <w:spacing w:before="480"/>
         <w:jc w:val="center"/>
       </w:pPr>
       <w:r>
@@ -2621,6 +2752,18 @@
       <w:bookmarkEnd w:id="bm_cap1"/>
     </w:p>
     <w:p>
+      <w:pPr>
+        <w:sectPr>
+          <w:footerReference w:type="default" r:id="rId37"/>
+          <w:pgSz w:w="12240" w:h="15840"/>
+          <w:pgMar w:top="1701" w:right="1701" w:bottom="1701" w:left="2268" w:header="720" w:footer="720" w:gutter="0"/>
+          <w:cols w:space="720"/>
+          <w:titlePg/>
+          <w:docGrid w:linePitch="360"/>
+        </w:sectPr>
+      </w:pPr>
+    </w:p>
+    <w:p>
       <w:bookmarkStart w:id="bm_cap1_ident" w:name="bm_cap1_ident"/>
       <w:pPr>
         <w:spacing w:before="480" w:after="480" w:line="360" w:lineRule="auto"/>
@@ -2666,14 +2809,370 @@
       </w:r>
     </w:p>
     <w:p>
-      <w:pPr>
-        <w:spacing w:before="240" w:after="240"/>
+      <w:bookmarkStart w:id="bm_cap1_resena" w:name="bm_cap1_resena"/>
+      <w:pPr>
+        <w:spacing w:before="480" w:after="480" w:line="360" w:lineRule="auto"/>
+        <w:jc w:val="left"/>
+      </w:pPr>
+      <w:r>
+        <w:rPr>
+          <w:rFonts w:ascii="Times New Roman" w:hAnsi="Times New Roman"/>
+          <w:b/>
+          <w:sz w:val="24"/>
+        </w:rPr>
+        <w:t>Reseña histórica</w:t>
+      </w:r>
+      <w:bookmarkEnd w:id="bm_cap1_resena"/>
+    </w:p>
+    <w:p>
+      <w:pPr>
+        <w:spacing w:line="360" w:lineRule="auto" w:after="0" w:before="0"/>
+        <w:ind w:firstLine="709"/>
+        <w:jc w:val="both"/>
+      </w:pPr>
+      <w:r>
+        <w:rPr>
+          <w:rFonts w:ascii="Times New Roman" w:hAnsi="Times New Roman"/>
+          <w:i w:val="0"/>
+          <w:sz w:val="24"/>
+        </w:rPr>
+        <w:t>Venangocupet, S.A. fue constituida formalmente el 26 de noviembre de 2012, como parte de la estrategia de alianzas para el desarrollo de la Faja Petrolífera del Orinoco. Inicialmente, su estructura accionaria estaba compuesta por un 60% correspondiente a Petróleos de Venezuela, S.A. (PDVSA), a través de la CVP, y un 40% distribuido entre socios internacionales.</w:t>
+      </w:r>
+    </w:p>
+    <w:p>
+      <w:pPr>
+        <w:spacing w:line="360" w:lineRule="auto" w:after="0" w:before="0"/>
+        <w:ind w:firstLine="709"/>
+        <w:jc w:val="both"/>
+      </w:pPr>
+      <w:r>
+        <w:rPr>
+          <w:rFonts w:ascii="Times New Roman" w:hAnsi="Times New Roman"/>
+          <w:i w:val="0"/>
+          <w:sz w:val="24"/>
+        </w:rPr>
+        <w:t>El 26 de octubre de 2023, se registró un hito corporativo cuando los socios internacionales cedieron sus participaciones accionarias, consolidando el 100% del capital bajo el control de la filial de la CVP. Desde entonces, la empresa enfoca sus esfuerzos en la optimización operativa y la modernización tecnológica en el estado Anzoátegui.</w:t>
+      </w:r>
+    </w:p>
+    <w:p>
+      <w:bookmarkStart w:id="bm_cap1_mision" w:name="bm_cap1_mision"/>
+      <w:pPr>
+        <w:spacing w:before="480" w:after="480" w:line="360" w:lineRule="auto"/>
+        <w:jc w:val="left"/>
+      </w:pPr>
+      <w:r>
+        <w:rPr>
+          <w:rFonts w:ascii="Times New Roman" w:hAnsi="Times New Roman"/>
+          <w:b/>
+          <w:sz w:val="24"/>
+        </w:rPr>
+        <w:t>Misión</w:t>
+      </w:r>
+      <w:bookmarkEnd w:id="bm_cap1_mision"/>
+    </w:p>
+    <w:p>
+      <w:pPr>
+        <w:spacing w:line="360" w:lineRule="auto" w:after="0" w:before="0"/>
+        <w:ind w:firstLine="709"/>
+        <w:jc w:val="both"/>
+      </w:pPr>
+      <w:r>
+        <w:rPr>
+          <w:rFonts w:ascii="Times New Roman" w:hAnsi="Times New Roman"/>
+          <w:i w:val="0"/>
+          <w:sz w:val="24"/>
+        </w:rPr>
+        <w:t>Realizar actividades primarias de hidrocarburos aplicando estrategias y tecnologías de calidad, con personal competente, motivado y con plena conciencia de seguridad ambiental hacia las personas, los bienes y el entorno. Su propósito es producir el máximo beneficio posible para la nación, en concordancia con el Plan Estratégico Socialista (P.E.S) de PDVSA.</w:t>
+      </w:r>
+    </w:p>
+    <w:p>
+      <w:bookmarkStart w:id="bm_cap1_vision" w:name="bm_cap1_vision"/>
+      <w:pPr>
+        <w:spacing w:before="480" w:after="480" w:line="360" w:lineRule="auto"/>
+        <w:jc w:val="left"/>
+      </w:pPr>
+      <w:r>
+        <w:rPr>
+          <w:rFonts w:ascii="Times New Roman" w:hAnsi="Times New Roman"/>
+          <w:b/>
+          <w:sz w:val="24"/>
+        </w:rPr>
+        <w:t>Visión</w:t>
+      </w:r>
+      <w:bookmarkEnd w:id="bm_cap1_vision"/>
+    </w:p>
+    <w:p>
+      <w:pPr>
+        <w:spacing w:line="360" w:lineRule="auto" w:after="0" w:before="0"/>
+        <w:ind w:firstLine="709"/>
+        <w:jc w:val="both"/>
+      </w:pPr>
+      <w:r>
+        <w:rPr>
+          <w:rFonts w:ascii="Times New Roman" w:hAnsi="Times New Roman"/>
+          <w:i w:val="0"/>
+          <w:sz w:val="24"/>
+        </w:rPr>
+        <w:t>Constituirse como una empresa de referencia por excelencia en el negocio de hidrocarburos, caracterizada por ser productiva, innovadora y oportuna. Aspirar a impulsar el desarrollo sustentable manteniéndose a la vanguardia tecnológica para minimizar costos operativos y maximizar la recuperación de reservas.</w:t>
+      </w:r>
+    </w:p>
+    <w:p>
+      <w:bookmarkStart w:id="bm_cap1_valores" w:name="bm_cap1_valores"/>
+      <w:pPr>
+        <w:spacing w:before="480" w:after="480" w:line="360" w:lineRule="auto"/>
+        <w:jc w:val="left"/>
+      </w:pPr>
+      <w:r>
+        <w:rPr>
+          <w:rFonts w:ascii="Times New Roman" w:hAnsi="Times New Roman"/>
+          <w:b/>
+          <w:sz w:val="24"/>
+        </w:rPr>
+        <w:t>Valores</w:t>
+      </w:r>
+      <w:bookmarkEnd w:id="bm_cap1_valores"/>
+    </w:p>
+    <w:p>
+      <w:pPr>
+        <w:spacing w:line="360" w:lineRule="auto" w:after="0" w:before="0"/>
+        <w:ind w:firstLine="709"/>
+        <w:jc w:val="both"/>
+      </w:pPr>
+      <w:r>
+        <w:rPr>
+          <w:rFonts w:ascii="Times New Roman" w:hAnsi="Times New Roman"/>
+          <w:i w:val="0"/>
+          <w:sz w:val="24"/>
+        </w:rPr>
+        <w:t>Los valores que orientan las actividades de la organización destacan:</w:t>
+      </w:r>
+    </w:p>
+    <w:p>
+      <w:pPr>
+        <w:spacing w:line="360" w:lineRule="auto"/>
+        <w:ind w:firstLine="709"/>
+        <w:jc w:val="both"/>
+      </w:pPr>
+      <w:r>
+        <w:rPr>
+          <w:rFonts w:ascii="Times New Roman" w:hAnsi="Times New Roman"/>
+          <w:sz w:val="24"/>
+        </w:rPr>
+        <w:t xml:space="preserve">1. </w:t>
+      </w:r>
+      <w:r>
+        <w:rPr>
+          <w:rFonts w:ascii="Times New Roman" w:hAnsi="Times New Roman"/>
+          <w:b/>
+          <w:sz w:val="24"/>
+        </w:rPr>
+        <w:t xml:space="preserve">Responsabilidad: </w:t>
+      </w:r>
+      <w:r>
+        <w:rPr>
+          <w:rFonts w:ascii="Times New Roman" w:hAnsi="Times New Roman"/>
+          <w:sz w:val="24"/>
+        </w:rPr>
+        <w:t>Compromiso inquebrantable con la seguridad operativa y el bienestar del personal.</w:t>
+      </w:r>
+    </w:p>
+    <w:p>
+      <w:pPr>
+        <w:spacing w:line="360" w:lineRule="auto"/>
+        <w:ind w:firstLine="709"/>
+        <w:jc w:val="both"/>
+      </w:pPr>
+      <w:r>
+        <w:rPr>
+          <w:rFonts w:ascii="Times New Roman" w:hAnsi="Times New Roman"/>
+          <w:sz w:val="24"/>
+        </w:rPr>
+        <w:t xml:space="preserve">2. </w:t>
+      </w:r>
+      <w:r>
+        <w:rPr>
+          <w:rFonts w:ascii="Times New Roman" w:hAnsi="Times New Roman"/>
+          <w:b/>
+          <w:sz w:val="24"/>
+        </w:rPr>
+        <w:t xml:space="preserve">Excelencia: </w:t>
+      </w:r>
+      <w:r>
+        <w:rPr>
+          <w:rFonts w:ascii="Times New Roman" w:hAnsi="Times New Roman"/>
+          <w:sz w:val="24"/>
+        </w:rPr>
+        <w:t>Aplicación sistemática de altos estándares de calidad y rigor técnico en cada proceso.</w:t>
+      </w:r>
+    </w:p>
+    <w:p>
+      <w:pPr>
+        <w:spacing w:line="360" w:lineRule="auto"/>
+        <w:ind w:firstLine="709"/>
+        <w:jc w:val="both"/>
+      </w:pPr>
+      <w:r>
+        <w:rPr>
+          <w:rFonts w:ascii="Times New Roman" w:hAnsi="Times New Roman"/>
+          <w:sz w:val="24"/>
+        </w:rPr>
+        <w:t xml:space="preserve">3. </w:t>
+      </w:r>
+      <w:r>
+        <w:rPr>
+          <w:rFonts w:ascii="Times New Roman" w:hAnsi="Times New Roman"/>
+          <w:b/>
+          <w:sz w:val="24"/>
+        </w:rPr>
+        <w:t xml:space="preserve">Innovación: </w:t>
+      </w:r>
+      <w:r>
+        <w:rPr>
+          <w:rFonts w:ascii="Times New Roman" w:hAnsi="Times New Roman"/>
+          <w:sz w:val="24"/>
+        </w:rPr>
+        <w:t>Fomento del uso de tecnologías de punta para optimizar la gestión integral de la empresa.</w:t>
+      </w:r>
+    </w:p>
+    <w:p>
+      <w:pPr>
+        <w:spacing w:line="360" w:lineRule="auto"/>
+        <w:ind w:firstLine="709"/>
+        <w:jc w:val="both"/>
+      </w:pPr>
+      <w:r>
+        <w:rPr>
+          <w:rFonts w:ascii="Times New Roman" w:hAnsi="Times New Roman"/>
+          <w:sz w:val="24"/>
+        </w:rPr>
+        <w:t xml:space="preserve">4. </w:t>
+      </w:r>
+      <w:r>
+        <w:rPr>
+          <w:rFonts w:ascii="Times New Roman" w:hAnsi="Times New Roman"/>
+          <w:b/>
+          <w:sz w:val="24"/>
+        </w:rPr>
+        <w:t xml:space="preserve">Sentido Social: </w:t>
+      </w:r>
+      <w:r>
+        <w:rPr>
+          <w:rFonts w:ascii="Times New Roman" w:hAnsi="Times New Roman"/>
+          <w:sz w:val="24"/>
+        </w:rPr>
+        <w:t>Contribución activa al desarrollo productivo y la sostenibilidad como pilares operativos.</w:t>
+      </w:r>
+    </w:p>
+    <w:p>
+      <w:bookmarkStart w:id="bm_cap1_obj" w:name="bm_cap1_obj"/>
+      <w:pPr>
+        <w:spacing w:before="480" w:after="480" w:line="360" w:lineRule="auto"/>
+        <w:jc w:val="left"/>
+      </w:pPr>
+      <w:r>
+        <w:rPr>
+          <w:rFonts w:ascii="Times New Roman" w:hAnsi="Times New Roman"/>
+          <w:b/>
+          <w:sz w:val="24"/>
+        </w:rPr>
+        <w:t>Objetivos Organizacionales</w:t>
+      </w:r>
+      <w:bookmarkEnd w:id="bm_cap1_obj"/>
+    </w:p>
+    <w:p>
+      <w:pPr>
+        <w:spacing w:before="480" w:after="480" w:line="360" w:lineRule="auto"/>
+        <w:jc w:val="left"/>
+      </w:pPr>
+      <w:r>
+        <w:rPr>
+          <w:rFonts w:ascii="Times New Roman" w:hAnsi="Times New Roman"/>
+          <w:b/>
+          <w:sz w:val="24"/>
+        </w:rPr>
+        <w:t>Objetivo General</w:t>
+      </w:r>
+    </w:p>
+    <w:p>
+      <w:pPr>
+        <w:spacing w:line="360" w:lineRule="auto" w:after="0" w:before="0"/>
+        <w:ind w:firstLine="709"/>
+        <w:jc w:val="both"/>
+      </w:pPr>
+      <w:r>
+        <w:rPr>
+          <w:rFonts w:ascii="Times New Roman" w:hAnsi="Times New Roman"/>
+          <w:i w:val="0"/>
+          <w:sz w:val="24"/>
+        </w:rPr>
+        <w:t>Maximizar la recuperación eficiente y segura de las reservas de hidrocarburos asignadas.</w:t>
+      </w:r>
+    </w:p>
+    <w:p>
+      <w:pPr>
+        <w:spacing w:before="480" w:after="480" w:line="360" w:lineRule="auto"/>
+        <w:jc w:val="left"/>
+      </w:pPr>
+      <w:r>
+        <w:rPr>
+          <w:rFonts w:ascii="Times New Roman" w:hAnsi="Times New Roman"/>
+          <w:b/>
+          <w:sz w:val="24"/>
+        </w:rPr>
+        <w:t>Objetivos Específicos</w:t>
+      </w:r>
+    </w:p>
+    <w:p>
+      <w:pPr>
+        <w:spacing w:line="360" w:lineRule="auto"/>
+        <w:ind w:firstLine="709"/>
+        <w:jc w:val="both"/>
+      </w:pPr>
+      <w:r>
+        <w:rPr>
+          <w:rFonts w:ascii="Times New Roman" w:hAnsi="Times New Roman"/>
+          <w:sz w:val="24"/>
+        </w:rPr>
+        <w:t xml:space="preserve">1. </w:t>
+      </w:r>
+      <w:r>
+        <w:rPr>
+          <w:rFonts w:ascii="Times New Roman" w:hAnsi="Times New Roman"/>
+          <w:sz w:val="24"/>
+        </w:rPr>
+        <w:t>Minimizar los costos operativos mediante la optimización de recursos tecnológicos y logísticos.</w:t>
+      </w:r>
+    </w:p>
+    <w:p>
+      <w:pPr>
+        <w:spacing w:line="360" w:lineRule="auto"/>
+        <w:ind w:firstLine="709"/>
+        <w:jc w:val="both"/>
+      </w:pPr>
+      <w:r>
+        <w:rPr>
+          <w:rFonts w:ascii="Times New Roman" w:hAnsi="Times New Roman"/>
+          <w:sz w:val="24"/>
+        </w:rPr>
+        <w:t xml:space="preserve">2. </w:t>
+      </w:r>
+      <w:r>
+        <w:rPr>
+          <w:rFonts w:ascii="Times New Roman" w:hAnsi="Times New Roman"/>
+          <w:sz w:val="24"/>
+        </w:rPr>
+        <w:t>Garantizar la trazabilidad y el reporte oportuno de la información administrativa de la empresa.</w:t>
+      </w:r>
+    </w:p>
+    <w:p>
+      <w:pPr>
+        <w:spacing w:before="480"/>
         <w:jc w:val="center"/>
       </w:pPr>
       <w:r>
         <w:drawing>
           <wp:inline xmlns:a="http://schemas.openxmlformats.org/drawingml/2006/main" xmlns:pic="http://schemas.openxmlformats.org/drawingml/2006/picture">
-            <wp:extent cx="1440000" cy="1440000"/>
+            <wp:extent cx="1512000" cy="1512000"/>
             <wp:docPr id="2" name="Picture 2"/>
             <wp:cNvGraphicFramePr>
               <a:graphicFrameLocks noChangeAspect="1"/>
@@ -2694,7 +3193,7 @@
                   <pic:spPr>
                     <a:xfrm>
                       <a:off x="0" y="0"/>
-                      <a:ext cx="1440000" cy="1440000"/>
+                      <a:ext cx="1512000" cy="1512000"/>
                     </a:xfrm>
                     <a:prstGeom prst="rect"/>
                   </pic:spPr>
@@ -2706,20 +3205,49 @@
       </w:r>
     </w:p>
     <w:p>
-      <w:bookmarkStart w:id="bm_cap1_resena" w:name="bm_cap1_resena"/>
-      <w:pPr>
-        <w:spacing w:before="480" w:after="480" w:line="360" w:lineRule="auto"/>
-        <w:jc w:val="left"/>
-      </w:pPr>
+      <w:bookmarkStart w:id="bm_grafico1" w:name="bm_grafico1"/>
+      <w:pPr>
+        <w:spacing w:before="120" w:after="480"/>
+        <w:jc w:val="center"/>
+      </w:pPr>
+      <w:r>
+        <w:rPr>
+          <w:rFonts w:ascii="Times New Roman" w:hAnsi="Times New Roman"/>
+          <w:i/>
+          <w:sz w:val="24"/>
+        </w:rPr>
+        <w:t xml:space="preserve">Gráfico 1. </w:t>
+      </w:r>
       <w:r>
         <w:rPr>
           <w:rFonts w:ascii="Times New Roman" w:hAnsi="Times New Roman"/>
           <w:b/>
           <w:sz w:val="24"/>
         </w:rPr>
-        <w:t>Reseña histórica</w:t>
-      </w:r>
-      <w:bookmarkEnd w:id="bm_cap1_resena"/>
+        <w:t>Logotipo de la Empresa Mixta Petrolera Venangocupet, S.A.</w:t>
+      </w:r>
+      <w:bookmarkEnd w:id="bm_grafico1"/>
+    </w:p>
+    <w:p>
+      <w:pPr>
+        <w:spacing w:before="0" w:after="240"/>
+        <w:jc w:val="center"/>
+      </w:pPr>
+      <w:r>
+        <w:rPr>
+          <w:rFonts w:ascii="Times New Roman" w:hAnsi="Times New Roman"/>
+          <w:i/>
+          <w:sz w:val="24"/>
+        </w:rPr>
+        <w:t xml:space="preserve">Fuente: </w:t>
+      </w:r>
+      <w:r>
+        <w:rPr>
+          <w:rFonts w:ascii="Times New Roman" w:hAnsi="Times New Roman"/>
+          <w:sz w:val="24"/>
+        </w:rPr>
+        <w:t>Empresa Mixta Petrolera Venangocupet, S.A. (2026).</w:t>
+      </w:r>
     </w:p>
     <w:p>
       <w:pPr>
@@ -2733,332 +3261,7 @@
           <w:i w:val="0"/>
           <w:sz w:val="24"/>
         </w:rPr>
-        <w:t>Venangocupet, S.A. fue constituida formalmente el 26 de noviembre de 2012, como parte de la estrategia de alianzas para el desarrollo de la Faja Petrolífera del Orinoco. Inicialmente, su estructura accionaria estaba compuesta por un 60% correspondiente a Petróleos de Venezuela, S.A. (PDVSA), a través de la CVP, y un 40% distribuido entre socios internacionales.</w:t>
-      </w:r>
-    </w:p>
-    <w:p>
-      <w:pPr>
-        <w:spacing w:line="360" w:lineRule="auto" w:after="0" w:before="0"/>
-        <w:ind w:firstLine="709"/>
-        <w:jc w:val="both"/>
-      </w:pPr>
-      <w:r>
-        <w:rPr>
-          <w:rFonts w:ascii="Times New Roman" w:hAnsi="Times New Roman"/>
-          <w:i w:val="0"/>
-          <w:sz w:val="24"/>
-        </w:rPr>
-        <w:t>El 26 de octubre de 2023, se registró un hito corporativo cuando los socios internacionales cedieron sus participaciones accionarias, consolidando el 100% del capital bajo el control de la filial de la CVP. Desde entonces, la empresa enfoca sus esfuerzos en la optimización operativa y la modernización tecnológica en el estado Anzoátegui.</w:t>
-      </w:r>
-    </w:p>
-    <w:p>
-      <w:bookmarkStart w:id="bm_cap1_mision" w:name="bm_cap1_mision"/>
-      <w:pPr>
-        <w:spacing w:before="480" w:after="480" w:line="360" w:lineRule="auto"/>
-        <w:jc w:val="left"/>
-      </w:pPr>
-      <w:r>
-        <w:rPr>
-          <w:rFonts w:ascii="Times New Roman" w:hAnsi="Times New Roman"/>
-          <w:b/>
-          <w:sz w:val="24"/>
-        </w:rPr>
-        <w:t>Misión</w:t>
-      </w:r>
-      <w:bookmarkEnd w:id="bm_cap1_mision"/>
-    </w:p>
-    <w:p>
-      <w:pPr>
-        <w:spacing w:line="360" w:lineRule="auto" w:after="0" w:before="0"/>
-        <w:ind w:firstLine="709"/>
-        <w:jc w:val="both"/>
-      </w:pPr>
-      <w:r>
-        <w:rPr>
-          <w:rFonts w:ascii="Times New Roman" w:hAnsi="Times New Roman"/>
-          <w:i w:val="0"/>
-          <w:sz w:val="24"/>
-        </w:rPr>
-        <w:t>Realizar actividades primarias de hidrocarburos aplicando estrategias y tecnologías de calidad, con personal competente, motivado y con plena conciencia de seguridad ambiental hacia las personas, los bienes y el entorno. Su propósito es producir el máximo beneficio posible para la nación, en concordancia con el Plan Estratégico Socialista (P.E.S) de PDVSA.</w:t>
-      </w:r>
-    </w:p>
-    <w:p>
-      <w:bookmarkStart w:id="bm_cap1_vision" w:name="bm_cap1_vision"/>
-      <w:pPr>
-        <w:spacing w:before="480" w:after="480" w:line="360" w:lineRule="auto"/>
-        <w:jc w:val="left"/>
-      </w:pPr>
-      <w:r>
-        <w:rPr>
-          <w:rFonts w:ascii="Times New Roman" w:hAnsi="Times New Roman"/>
-          <w:b/>
-          <w:sz w:val="24"/>
-        </w:rPr>
-        <w:t>Visión</w:t>
-      </w:r>
-      <w:bookmarkEnd w:id="bm_cap1_vision"/>
-    </w:p>
-    <w:p>
-      <w:pPr>
-        <w:spacing w:line="360" w:lineRule="auto" w:after="0" w:before="0"/>
-        <w:ind w:firstLine="709"/>
-        <w:jc w:val="both"/>
-      </w:pPr>
-      <w:r>
-        <w:rPr>
-          <w:rFonts w:ascii="Times New Roman" w:hAnsi="Times New Roman"/>
-          <w:i w:val="0"/>
-          <w:sz w:val="24"/>
-        </w:rPr>
-        <w:t>Constituirse como una empresa de referencia por excelencia en el negocio de hidrocarburos, caracterizada por ser productiva, innovadora y oportuna. Aspirar a impulsar el desarrollo sustentable manteniéndose a la vanguardia tecnológica para minimizar costos operativos y maximizar la recuperación de reservas.</w:t>
-      </w:r>
-    </w:p>
-    <w:p>
-      <w:bookmarkStart w:id="bm_cap1_valores" w:name="bm_cap1_valores"/>
-      <w:pPr>
-        <w:spacing w:before="480" w:after="480" w:line="360" w:lineRule="auto"/>
-        <w:jc w:val="left"/>
-      </w:pPr>
-      <w:r>
-        <w:rPr>
-          <w:rFonts w:ascii="Times New Roman" w:hAnsi="Times New Roman"/>
-          <w:b/>
-          <w:sz w:val="24"/>
-        </w:rPr>
-        <w:t>Valores</w:t>
-      </w:r>
-      <w:bookmarkEnd w:id="bm_cap1_valores"/>
-    </w:p>
-    <w:p>
-      <w:pPr>
-        <w:spacing w:line="360" w:lineRule="auto" w:after="0" w:before="0"/>
-        <w:ind w:firstLine="709"/>
-        <w:jc w:val="both"/>
-      </w:pPr>
-      <w:r>
-        <w:rPr>
-          <w:rFonts w:ascii="Times New Roman" w:hAnsi="Times New Roman"/>
-          <w:i w:val="0"/>
-          <w:sz w:val="24"/>
-        </w:rPr>
-        <w:t>Los valores que orientan las actividades de la organización destacan:</w:t>
-      </w:r>
-    </w:p>
-    <w:p>
-      <w:pPr>
-        <w:spacing w:line="360" w:lineRule="auto"/>
-        <w:ind w:firstLine="709"/>
-        <w:jc w:val="both"/>
-      </w:pPr>
-      <w:r>
-        <w:rPr>
-          <w:rFonts w:ascii="Times New Roman" w:hAnsi="Times New Roman"/>
-          <w:sz w:val="24"/>
-        </w:rPr>
-        <w:t xml:space="preserve">1. </w:t>
-      </w:r>
-      <w:r>
-        <w:rPr>
-          <w:rFonts w:ascii="Times New Roman" w:hAnsi="Times New Roman"/>
-          <w:b/>
-          <w:sz w:val="24"/>
-        </w:rPr>
-        <w:t xml:space="preserve">Responsabilidad: </w:t>
-      </w:r>
-      <w:r>
-        <w:rPr>
-          <w:rFonts w:ascii="Times New Roman" w:hAnsi="Times New Roman"/>
-          <w:sz w:val="24"/>
-        </w:rPr>
-        <w:t>Compromiso inquebrantable con la seguridad operativa y el bienestar del personal.</w:t>
-      </w:r>
-    </w:p>
-    <w:p>
-      <w:pPr>
-        <w:spacing w:line="360" w:lineRule="auto"/>
-        <w:ind w:firstLine="709"/>
-        <w:jc w:val="both"/>
-      </w:pPr>
-      <w:r>
-        <w:rPr>
-          <w:rFonts w:ascii="Times New Roman" w:hAnsi="Times New Roman"/>
-          <w:sz w:val="24"/>
-        </w:rPr>
-        <w:t xml:space="preserve">2. </w:t>
-      </w:r>
-      <w:r>
-        <w:rPr>
-          <w:rFonts w:ascii="Times New Roman" w:hAnsi="Times New Roman"/>
-          <w:b/>
-          <w:sz w:val="24"/>
-        </w:rPr>
-        <w:t xml:space="preserve">Excelencia: </w:t>
-      </w:r>
-      <w:r>
-        <w:rPr>
-          <w:rFonts w:ascii="Times New Roman" w:hAnsi="Times New Roman"/>
-          <w:sz w:val="24"/>
-        </w:rPr>
-        <w:t>Aplicación sistemática de altos estándares de calidad y rigor técnico en cada proceso.</w:t>
-      </w:r>
-    </w:p>
-    <w:p>
-      <w:pPr>
-        <w:spacing w:line="360" w:lineRule="auto"/>
-        <w:ind w:firstLine="709"/>
-        <w:jc w:val="both"/>
-      </w:pPr>
-      <w:r>
-        <w:rPr>
-          <w:rFonts w:ascii="Times New Roman" w:hAnsi="Times New Roman"/>
-          <w:sz w:val="24"/>
-        </w:rPr>
-        <w:t xml:space="preserve">3. </w:t>
-      </w:r>
-      <w:r>
-        <w:rPr>
-          <w:rFonts w:ascii="Times New Roman" w:hAnsi="Times New Roman"/>
-          <w:b/>
-          <w:sz w:val="24"/>
-        </w:rPr>
-        <w:t xml:space="preserve">Innovación: </w:t>
-      </w:r>
-      <w:r>
-        <w:rPr>
-          <w:rFonts w:ascii="Times New Roman" w:hAnsi="Times New Roman"/>
-          <w:sz w:val="24"/>
-        </w:rPr>
-        <w:t>Fomento del uso de tecnologías de punta para optimizar la gestión integral de la empresa.</w:t>
-      </w:r>
-    </w:p>
-    <w:p>
-      <w:pPr>
-        <w:spacing w:line="360" w:lineRule="auto"/>
-        <w:ind w:firstLine="709"/>
-        <w:jc w:val="both"/>
-      </w:pPr>
-      <w:r>
-        <w:rPr>
-          <w:rFonts w:ascii="Times New Roman" w:hAnsi="Times New Roman"/>
-          <w:sz w:val="24"/>
-        </w:rPr>
-        <w:t xml:space="preserve">4. </w:t>
-      </w:r>
-      <w:r>
-        <w:rPr>
-          <w:rFonts w:ascii="Times New Roman" w:hAnsi="Times New Roman"/>
-          <w:b/>
-          <w:sz w:val="24"/>
-        </w:rPr>
-        <w:t xml:space="preserve">Sentido Social: </w:t>
-      </w:r>
-      <w:r>
-        <w:rPr>
-          <w:rFonts w:ascii="Times New Roman" w:hAnsi="Times New Roman"/>
-          <w:sz w:val="24"/>
-        </w:rPr>
-        <w:t>Contribución activa al desarrollo productivo y la sostenibilidad como pilares operativos.</w:t>
-      </w:r>
-    </w:p>
-    <w:p>
-      <w:bookmarkStart w:id="bm_cap1_obj" w:name="bm_cap1_obj"/>
-      <w:pPr>
-        <w:spacing w:before="480" w:after="480" w:line="360" w:lineRule="auto"/>
-        <w:jc w:val="left"/>
-      </w:pPr>
-      <w:r>
-        <w:rPr>
-          <w:rFonts w:ascii="Times New Roman" w:hAnsi="Times New Roman"/>
-          <w:b/>
-          <w:sz w:val="24"/>
-        </w:rPr>
-        <w:t>Objetivos Organizacionales</w:t>
-      </w:r>
-      <w:bookmarkEnd w:id="bm_cap1_obj"/>
-    </w:p>
-    <w:p>
-      <w:pPr>
-        <w:spacing w:before="480" w:after="480" w:line="360" w:lineRule="auto"/>
-        <w:jc w:val="left"/>
-      </w:pPr>
-      <w:r>
-        <w:rPr>
-          <w:rFonts w:ascii="Times New Roman" w:hAnsi="Times New Roman"/>
-          <w:b/>
-          <w:sz w:val="24"/>
-        </w:rPr>
-        <w:t>Objetivo General</w:t>
-      </w:r>
-    </w:p>
-    <w:p>
-      <w:pPr>
-        <w:spacing w:line="360" w:lineRule="auto" w:after="0" w:before="0"/>
-        <w:ind w:firstLine="709"/>
-        <w:jc w:val="both"/>
-      </w:pPr>
-      <w:r>
-        <w:rPr>
-          <w:rFonts w:ascii="Times New Roman" w:hAnsi="Times New Roman"/>
-          <w:i w:val="0"/>
-          <w:sz w:val="24"/>
-        </w:rPr>
-        <w:t>Maximizar la recuperación eficiente y segura de las reservas de hidrocarburos asignadas.</w:t>
-      </w:r>
-    </w:p>
-    <w:p>
-      <w:pPr>
-        <w:spacing w:before="480" w:after="480" w:line="360" w:lineRule="auto"/>
-        <w:jc w:val="left"/>
-      </w:pPr>
-      <w:r>
-        <w:rPr>
-          <w:rFonts w:ascii="Times New Roman" w:hAnsi="Times New Roman"/>
-          <w:b/>
-          <w:sz w:val="24"/>
-        </w:rPr>
-        <w:t>Objetivos Específicos</w:t>
-      </w:r>
-    </w:p>
-    <w:p>
-      <w:pPr>
-        <w:spacing w:line="360" w:lineRule="auto"/>
-        <w:ind w:firstLine="709"/>
-        <w:jc w:val="both"/>
-      </w:pPr>
-      <w:r>
-        <w:rPr>
-          <w:rFonts w:ascii="Times New Roman" w:hAnsi="Times New Roman"/>
-          <w:sz w:val="24"/>
-        </w:rPr>
-        <w:t xml:space="preserve">1. </w:t>
-      </w:r>
-      <w:r>
-        <w:rPr>
-          <w:rFonts w:ascii="Times New Roman" w:hAnsi="Times New Roman"/>
-          <w:sz w:val="24"/>
-        </w:rPr>
-        <w:t>Minimizar los costos operativos mediante la optimización de recursos tecnológicos y logísticos.</w:t>
-      </w:r>
-    </w:p>
-    <w:p>
-      <w:pPr>
-        <w:spacing w:line="360" w:lineRule="auto"/>
-        <w:ind w:firstLine="709"/>
-        <w:jc w:val="both"/>
-      </w:pPr>
-      <w:r>
-        <w:rPr>
-          <w:rFonts w:ascii="Times New Roman" w:hAnsi="Times New Roman"/>
-          <w:sz w:val="24"/>
-        </w:rPr>
-        <w:t xml:space="preserve">2. </w:t>
-      </w:r>
-      <w:r>
-        <w:rPr>
-          <w:rFonts w:ascii="Times New Roman" w:hAnsi="Times New Roman"/>
-          <w:sz w:val="24"/>
-        </w:rPr>
-        <w:t>Garantizar la trazabilidad y el reporte oportuno de la información administrativa de la empresa.</w:t>
+        <w:t>El logotipo institucional identifica visualmente a la Empresa Mixta Petrolera Venangocupet, S.A. y representa su vinculación con la actividad petrolera nacional, sirviendo como elemento gráfico de reconocimiento de la organización donde se desarrolló la pasantía profesional.</w:t>
       </w:r>
     </w:p>
     <w:p>
@@ -3133,7 +3336,7 @@
       </w:r>
     </w:p>
     <w:p>
-      <w:bookmarkStart w:id="bm_grafico1" w:name="bm_grafico1"/>
+      <w:bookmarkStart w:id="bm_grafico2" w:name="bm_grafico2"/>
       <w:pPr>
         <w:spacing w:before="120" w:after="480"/>
         <w:jc w:val="center"/>
@@ -3142,19 +3345,19 @@
         <w:rPr>
           <w:rFonts w:ascii="Times New Roman" w:hAnsi="Times New Roman"/>
           <w:i/>
-          <w:sz w:val="20"/>
-        </w:rPr>
-        <w:t xml:space="preserve">Gráfico 1. </w:t>
+          <w:sz w:val="24"/>
+        </w:rPr>
+        <w:t xml:space="preserve">Gráfico 2. </w:t>
       </w:r>
       <w:r>
         <w:rPr>
           <w:rFonts w:ascii="Times New Roman" w:hAnsi="Times New Roman"/>
           <w:b/>
-          <w:sz w:val="20"/>
+          <w:sz w:val="24"/>
         </w:rPr>
         <w:t>Referencia cartográfica de la ubicación de las oficinas administrativas de Venangocupet, S.A.</w:t>
       </w:r>
-      <w:bookmarkEnd w:id="bm_grafico1"/>
+      <w:bookmarkEnd w:id="bm_grafico2"/>
     </w:p>
     <w:p>
       <w:pPr>
@@ -3165,14 +3368,14 @@
         <w:rPr>
           <w:rFonts w:ascii="Times New Roman" w:hAnsi="Times New Roman"/>
           <w:i/>
-          <w:sz w:val="20"/>
+          <w:sz w:val="24"/>
         </w:rPr>
         <w:t xml:space="preserve">Fuente: </w:t>
       </w:r>
       <w:r>
         <w:rPr>
           <w:rFonts w:ascii="Times New Roman" w:hAnsi="Times New Roman"/>
-          <w:sz w:val="20"/>
+          <w:sz w:val="24"/>
         </w:rPr>
         <w:t>Captura cartográfica de Google Maps (2026). La empresa no aparece rotulada de forma independiente; se emplea como referencia el Centro Comercial San Remo Mall.</w:t>
       </w:r>
@@ -3228,7 +3431,7 @@
               <w:rPr>
                 <w:rFonts w:ascii="Times New Roman" w:hAnsi="Times New Roman"/>
                 <w:b/>
-                <w:sz w:val="20"/>
+                <w:sz w:val="16"/>
               </w:rPr>
               <w:t>Departamento / Área</w:t>
             </w:r>
@@ -3248,7 +3451,7 @@
               <w:rPr>
                 <w:rFonts w:ascii="Times New Roman" w:hAnsi="Times New Roman"/>
                 <w:b/>
-                <w:sz w:val="20"/>
+                <w:sz w:val="16"/>
               </w:rPr>
               <w:t>Cargo</w:t>
             </w:r>
@@ -3268,7 +3471,7 @@
               <w:rPr>
                 <w:rFonts w:ascii="Times New Roman" w:hAnsi="Times New Roman"/>
                 <w:b/>
-                <w:sz w:val="20"/>
+                <w:sz w:val="16"/>
               </w:rPr>
               <w:t>Femenino</w:t>
             </w:r>
@@ -3288,7 +3491,7 @@
               <w:rPr>
                 <w:rFonts w:ascii="Times New Roman" w:hAnsi="Times New Roman"/>
                 <w:b/>
-                <w:sz w:val="20"/>
+                <w:sz w:val="16"/>
               </w:rPr>
               <w:t>Masculino</w:t>
             </w:r>
@@ -3308,7 +3511,7 @@
               <w:rPr>
                 <w:rFonts w:ascii="Times New Roman" w:hAnsi="Times New Roman"/>
                 <w:b/>
-                <w:sz w:val="20"/>
+                <w:sz w:val="16"/>
               </w:rPr>
               <w:t>Total</w:t>
             </w:r>
@@ -3328,7 +3531,7 @@
             <w:r>
               <w:rPr>
                 <w:rFonts w:ascii="Times New Roman" w:hAnsi="Times New Roman"/>
-                <w:sz w:val="20"/>
+                <w:sz w:val="16"/>
               </w:rPr>
               <w:t>Departamento de Presidencia</w:t>
             </w:r>
@@ -3346,7 +3549,7 @@
             <w:r>
               <w:rPr>
                 <w:rFonts w:ascii="Times New Roman" w:hAnsi="Times New Roman"/>
-                <w:sz w:val="20"/>
+                <w:sz w:val="16"/>
               </w:rPr>
               <w:t>Presidente</w:t>
             </w:r>
@@ -3364,7 +3567,7 @@
             <w:r>
               <w:rPr>
                 <w:rFonts w:ascii="Times New Roman" w:hAnsi="Times New Roman"/>
-                <w:sz w:val="20"/>
+                <w:sz w:val="16"/>
               </w:rPr>
               <w:t>0</w:t>
             </w:r>
@@ -3382,7 +3585,7 @@
             <w:r>
               <w:rPr>
                 <w:rFonts w:ascii="Times New Roman" w:hAnsi="Times New Roman"/>
-                <w:sz w:val="20"/>
+                <w:sz w:val="16"/>
               </w:rPr>
               <w:t>1</w:t>
             </w:r>
@@ -3400,7 +3603,7 @@
             <w:r>
               <w:rPr>
                 <w:rFonts w:ascii="Times New Roman" w:hAnsi="Times New Roman"/>
-                <w:sz w:val="20"/>
+                <w:sz w:val="16"/>
               </w:rPr>
               <w:t>1</w:t>
             </w:r>
@@ -3420,7 +3623,7 @@
             <w:r>
               <w:rPr>
                 <w:rFonts w:ascii="Times New Roman" w:hAnsi="Times New Roman"/>
-                <w:sz w:val="20"/>
+                <w:sz w:val="16"/>
               </w:rPr>
               <w:t>Departamento de Presidencia</w:t>
             </w:r>
@@ -3438,7 +3641,7 @@
             <w:r>
               <w:rPr>
                 <w:rFonts w:ascii="Times New Roman" w:hAnsi="Times New Roman"/>
-                <w:sz w:val="20"/>
+                <w:sz w:val="16"/>
               </w:rPr>
               <w:t>Secretaría</w:t>
             </w:r>
@@ -3456,7 +3659,7 @@
             <w:r>
               <w:rPr>
                 <w:rFonts w:ascii="Times New Roman" w:hAnsi="Times New Roman"/>
-                <w:sz w:val="20"/>
+                <w:sz w:val="16"/>
               </w:rPr>
               <w:t>1</w:t>
             </w:r>
@@ -3474,7 +3677,7 @@
             <w:r>
               <w:rPr>
                 <w:rFonts w:ascii="Times New Roman" w:hAnsi="Times New Roman"/>
-                <w:sz w:val="20"/>
+                <w:sz w:val="16"/>
               </w:rPr>
               <w:t>0</w:t>
             </w:r>
@@ -3492,7 +3695,7 @@
             <w:r>
               <w:rPr>
                 <w:rFonts w:ascii="Times New Roman" w:hAnsi="Times New Roman"/>
-                <w:sz w:val="20"/>
+                <w:sz w:val="16"/>
               </w:rPr>
               <w:t>1</w:t>
             </w:r>
@@ -3512,7 +3715,7 @@
             <w:r>
               <w:rPr>
                 <w:rFonts w:ascii="Times New Roman" w:hAnsi="Times New Roman"/>
-                <w:sz w:val="20"/>
+                <w:sz w:val="16"/>
               </w:rPr>
               <w:t>TOTAL GENERAL</w:t>
             </w:r>
@@ -3530,7 +3733,7 @@
             <w:r>
               <w:rPr>
                 <w:rFonts w:ascii="Times New Roman" w:hAnsi="Times New Roman"/>
-                <w:sz w:val="20"/>
+                <w:sz w:val="16"/>
               </w:rPr>
             </w:r>
           </w:p>
@@ -3547,7 +3750,7 @@
             <w:r>
               <w:rPr>
                 <w:rFonts w:ascii="Times New Roman" w:hAnsi="Times New Roman"/>
-                <w:sz w:val="20"/>
+                <w:sz w:val="16"/>
               </w:rPr>
               <w:t>1</w:t>
             </w:r>
@@ -3565,7 +3768,7 @@
             <w:r>
               <w:rPr>
                 <w:rFonts w:ascii="Times New Roman" w:hAnsi="Times New Roman"/>
-                <w:sz w:val="20"/>
+                <w:sz w:val="16"/>
               </w:rPr>
               <w:t>1</w:t>
             </w:r>
@@ -3583,7 +3786,7 @@
             <w:r>
               <w:rPr>
                 <w:rFonts w:ascii="Times New Roman" w:hAnsi="Times New Roman"/>
-                <w:sz w:val="20"/>
+                <w:sz w:val="16"/>
               </w:rPr>
               <w:t>2</w:t>
             </w:r>
@@ -3599,7 +3802,7 @@
         <w:rPr>
           <w:rFonts w:ascii="Times New Roman" w:hAnsi="Times New Roman"/>
           <w:i/>
-          <w:sz w:val="20"/>
+          <w:sz w:val="16"/>
         </w:rPr>
         <w:t>Fuente: Información suministrada por el Departamento de Presidencia de la Empresa Mixta Petrolera Venangocupet, S.A. (2026).</w:t>
       </w:r>
@@ -3647,7 +3850,7 @@
           <w:i w:val="0"/>
           <w:sz w:val="24"/>
         </w:rPr>
-        <w:t>La estructura organizativa de Venangocupet, S.A. responde a un esquema jerárquico-funcional encabezado por la Junta Directiva y la Presidencia. A continuación se presentan el organigrama general de la empresa y el organigrama específico del Departamento de Presidencia, área donde se desarrollaron las pasantías.</w:t>
+        <w:t>La estructura organizativa de Venangocupet, S.A. responde a un esquema jerárquico-funcional encabezado por la Junta Directiva y la Presidencia. El Departamento de Presidencia constituye el área donde se desarrollaron las pasantías y actúa como punto de recepción, revisión, firma y despacho de correspondencia ejecutiva. A continuación se presentan el organigrama general de la empresa y el organigrama específico del departamento.</w:t>
       </w:r>
     </w:p>
     <w:p>
@@ -3691,7 +3894,7 @@
       </w:r>
     </w:p>
     <w:p>
-      <w:bookmarkStart w:id="bm_grafico2" w:name="bm_grafico2"/>
+      <w:bookmarkStart w:id="bm_grafico3" w:name="bm_grafico3"/>
       <w:pPr>
         <w:spacing w:before="120" w:after="480"/>
         <w:jc w:val="center"/>
@@ -3700,19 +3903,19 @@
         <w:rPr>
           <w:rFonts w:ascii="Times New Roman" w:hAnsi="Times New Roman"/>
           <w:i/>
-          <w:sz w:val="20"/>
-        </w:rPr>
-        <w:t xml:space="preserve">Gráfico 2. </w:t>
+          <w:sz w:val="24"/>
+        </w:rPr>
+        <w:t xml:space="preserve">Gráfico 3. </w:t>
       </w:r>
       <w:r>
         <w:rPr>
           <w:rFonts w:ascii="Times New Roman" w:hAnsi="Times New Roman"/>
           <w:b/>
-          <w:sz w:val="20"/>
+          <w:sz w:val="24"/>
         </w:rPr>
         <w:t>Organigrama estructural y niveles jerárquicos de Venangocupet, S.A.</w:t>
       </w:r>
-      <w:bookmarkEnd w:id="bm_grafico2"/>
+      <w:bookmarkEnd w:id="bm_grafico3"/>
     </w:p>
     <w:p>
       <w:pPr>
@@ -3723,14 +3926,14 @@
         <w:rPr>
           <w:rFonts w:ascii="Times New Roman" w:hAnsi="Times New Roman"/>
           <w:i/>
-          <w:sz w:val="20"/>
+          <w:sz w:val="24"/>
         </w:rPr>
         <w:t xml:space="preserve">Fuente: </w:t>
       </w:r>
       <w:r>
         <w:rPr>
           <w:rFonts w:ascii="Times New Roman" w:hAnsi="Times New Roman"/>
-          <w:sz w:val="20"/>
+          <w:sz w:val="24"/>
         </w:rPr>
         <w:t>Empresa Mixta Petrolera Venangocupet, S.A. (2026).</w:t>
       </w:r>
@@ -3776,7 +3979,7 @@
       </w:r>
     </w:p>
     <w:p>
-      <w:bookmarkStart w:id="bm_grafico3" w:name="bm_grafico3"/>
+      <w:bookmarkStart w:id="bm_grafico4" w:name="bm_grafico4"/>
       <w:pPr>
         <w:spacing w:before="120" w:after="480"/>
         <w:jc w:val="center"/>
@@ -3785,19 +3988,19 @@
         <w:rPr>
           <w:rFonts w:ascii="Times New Roman" w:hAnsi="Times New Roman"/>
           <w:i/>
-          <w:sz w:val="20"/>
-        </w:rPr>
-        <w:t xml:space="preserve">Gráfico 3. </w:t>
+          <w:sz w:val="24"/>
+        </w:rPr>
+        <w:t xml:space="preserve">Gráfico 4. </w:t>
       </w:r>
       <w:r>
         <w:rPr>
           <w:rFonts w:ascii="Times New Roman" w:hAnsi="Times New Roman"/>
           <w:b/>
-          <w:sz w:val="20"/>
+          <w:sz w:val="24"/>
         </w:rPr>
         <w:t>Organigrama del Departamento de Presidencia.</w:t>
       </w:r>
-      <w:bookmarkEnd w:id="bm_grafico3"/>
+      <w:bookmarkEnd w:id="bm_grafico4"/>
     </w:p>
     <w:p>
       <w:pPr>
@@ -3808,81 +4011,34 @@
         <w:rPr>
           <w:rFonts w:ascii="Times New Roman" w:hAnsi="Times New Roman"/>
           <w:i/>
-          <w:sz w:val="20"/>
+          <w:sz w:val="24"/>
         </w:rPr>
         <w:t xml:space="preserve">Fuente: </w:t>
       </w:r>
       <w:r>
         <w:rPr>
           <w:rFonts w:ascii="Times New Roman" w:hAnsi="Times New Roman"/>
-          <w:sz w:val="20"/>
+          <w:sz w:val="24"/>
         </w:rPr>
         <w:t>Empresa Mixta Petrolera Venangocupet, S.A. (2026).</w:t>
       </w:r>
     </w:p>
     <w:p>
-      <w:bookmarkStart w:id="bm_cap1_depto" w:name="bm_cap1_depto"/>
-      <w:pPr>
-        <w:spacing w:before="480" w:after="480" w:line="360" w:lineRule="auto"/>
-        <w:jc w:val="left"/>
-      </w:pPr>
-      <w:r>
-        <w:rPr>
-          <w:rFonts w:ascii="Times New Roman" w:hAnsi="Times New Roman"/>
-          <w:b/>
-          <w:sz w:val="24"/>
-        </w:rPr>
-        <w:t>Descripción del departamento donde realizó la pasantía</w:t>
-      </w:r>
-      <w:bookmarkEnd w:id="bm_cap1_depto"/>
-    </w:p>
-    <w:p>
-      <w:pPr>
-        <w:spacing w:line="360" w:lineRule="auto" w:after="0" w:before="0"/>
-        <w:ind w:firstLine="709"/>
-        <w:jc w:val="both"/>
-      </w:pPr>
-      <w:r>
-        <w:rPr>
-          <w:rFonts w:ascii="Times New Roman" w:hAnsi="Times New Roman"/>
-          <w:i w:val="0"/>
-          <w:sz w:val="24"/>
-        </w:rPr>
-        <w:t>El Departamento de Presidencia funciona como unidad de tránsito y validación de correspondencia ejecutiva. Recibe expedientes remitidos por otras dependencias, verifica aspectos ortográficos y de presentación, registra su ingreso, los canaliza para la firma del Presidente y, una vez firmados, registra el egreso y los despacha al departamento destinatario. La unidad no conserva de manera permanente los expedientes que transitan por ella, por lo que la exactitud del registro de cada movimiento resulta esencial para mantener la trazabilidad documental.</w:t>
-      </w:r>
-    </w:p>
-    <w:p>
-      <w:pPr>
-        <w:spacing w:line="360" w:lineRule="auto" w:after="0" w:before="0"/>
-        <w:ind w:firstLine="709"/>
-        <w:jc w:val="both"/>
-      </w:pPr>
-      <w:r>
-        <w:rPr>
-          <w:rFonts w:ascii="Times New Roman" w:hAnsi="Times New Roman"/>
-          <w:i w:val="0"/>
-          <w:sz w:val="24"/>
-        </w:rPr>
-        <w:t>Durante la pasantía se apoyaron actividades relacionadas con este flujo y se analizó la forma en que el registro manual en hojas de cálculo influye en el control, la consulta y la generación de reportes sobre los movimientos documentales del área.</w:t>
-      </w:r>
-    </w:p>
-    <w:p>
       <w:pPr>
         <w:sectPr>
           <w:footerReference w:type="default" r:id="rId38"/>
-          <w:footerReference w:type="first" r:id="rId39"/>
+          <w:type w:val="continuous"/>
           <w:pgSz w:w="12240" w:h="15840"/>
           <w:pgMar w:top="1701" w:right="1701" w:bottom="1701" w:left="2268" w:header="720" w:footer="720" w:gutter="0"/>
           <w:cols w:space="720"/>
           <w:titlePg/>
           <w:docGrid w:linePitch="360"/>
-          <w:pgNumType w:fmt="decimal"/>
         </w:sectPr>
       </w:pPr>
     </w:p>
     <w:p>
       <w:pPr>
-        <w:spacing w:before="1140" w:after="480" w:line="360" w:lineRule="auto"/>
+        <w:spacing w:before="1140" w:after="480"/>
         <w:jc w:val="center"/>
       </w:pPr>
       <w:r>
@@ -3897,7 +4053,7 @@
     <w:p>
       <w:bookmarkStart w:id="bm_cap2" w:name="bm_cap2"/>
       <w:pPr>
-        <w:spacing w:before="0" w:after="480" w:line="360" w:lineRule="auto"/>
+        <w:spacing w:before="480"/>
         <w:jc w:val="center"/>
       </w:pPr>
       <w:r>
@@ -3911,6 +4067,18 @@
       <w:bookmarkEnd w:id="bm_cap2"/>
     </w:p>
     <w:p>
+      <w:pPr>
+        <w:sectPr>
+          <w:footerReference w:type="default" r:id="rId39"/>
+          <w:pgSz w:w="12240" w:h="15840"/>
+          <w:pgMar w:top="1701" w:right="1701" w:bottom="1701" w:left="2268" w:header="720" w:footer="720" w:gutter="0"/>
+          <w:cols w:space="720"/>
+          <w:titlePg/>
+          <w:docGrid w:linePitch="360"/>
+        </w:sectPr>
+      </w:pPr>
+    </w:p>
+    <w:p>
       <w:bookmarkStart w:id="bm_cap2_sit" w:name="bm_cap2_sit"/>
       <w:pPr>
         <w:spacing w:before="480" w:after="480" w:line="360" w:lineRule="auto"/>
@@ -4187,7 +4355,7 @@
         <w:rPr>
           <w:rFonts w:ascii="Times New Roman" w:hAnsi="Times New Roman"/>
           <w:b/>
-          <w:sz w:val="20"/>
+          <w:sz w:val="24"/>
         </w:rPr>
         <w:t xml:space="preserve">Cuadro 1. </w:t>
       </w:r>
@@ -4195,7 +4363,7 @@
         <w:rPr>
           <w:rFonts w:ascii="Times New Roman" w:hAnsi="Times New Roman"/>
           <w:i/>
-          <w:sz w:val="20"/>
+          <w:sz w:val="24"/>
         </w:rPr>
         <w:t>Planificación integral de objetivos específicos.</w:t>
       </w:r>
@@ -4793,7 +4961,7 @@
         <w:rPr>
           <w:rFonts w:ascii="Times New Roman" w:hAnsi="Times New Roman"/>
           <w:b/>
-          <w:sz w:val="20"/>
+          <w:sz w:val="24"/>
         </w:rPr>
         <w:t xml:space="preserve">Cuadro 2. </w:t>
       </w:r>
@@ -4801,7 +4969,7 @@
         <w:rPr>
           <w:rFonts w:ascii="Times New Roman" w:hAnsi="Times New Roman"/>
           <w:i/>
-          <w:sz w:val="20"/>
+          <w:sz w:val="24"/>
         </w:rPr>
         <w:t>Cronograma de actividades del desarrollo del sistema automatizado.</w:t>
       </w:r>
@@ -4811,26 +4979,25 @@
       <w:tblPr>
         <w:tblStyle w:val="TableGrid"/>
         <w:tblW w:type="auto" w:w="0"/>
-        <w:jc w:val="center"/>
         <w:tblLook w:firstColumn="1" w:firstRow="1" w:lastColumn="0" w:lastRow="0" w:noHBand="0" w:noVBand="1" w:val="04A0"/>
         <w:tblLayout w:type="fixed"/>
       </w:tblPr>
       <w:tblGrid>
-        <w:gridCol w:w="3260"/>
-        <w:gridCol w:w="556"/>
-        <w:gridCol w:w="556"/>
-        <w:gridCol w:w="556"/>
-        <w:gridCol w:w="556"/>
-        <w:gridCol w:w="556"/>
-        <w:gridCol w:w="556"/>
-        <w:gridCol w:w="556"/>
-        <w:gridCol w:w="556"/>
-        <w:gridCol w:w="556"/>
+        <w:gridCol w:w="3557"/>
+        <w:gridCol w:w="523"/>
+        <w:gridCol w:w="523"/>
+        <w:gridCol w:w="523"/>
+        <w:gridCol w:w="523"/>
+        <w:gridCol w:w="523"/>
+        <w:gridCol w:w="523"/>
+        <w:gridCol w:w="523"/>
+        <w:gridCol w:w="523"/>
+        <w:gridCol w:w="523"/>
       </w:tblGrid>
       <w:tr>
         <w:tc>
           <w:tcPr>
-            <w:tcW w:w="3260" w:type="dxa"/>
+            <w:tcW w:w="3557" w:type="dxa"/>
             <w:shd w:val="clear" w:color="auto" w:fill="4472C4"/>
           </w:tcPr>
           <w:p>
@@ -4851,8 +5018,8 @@
         </w:tc>
         <w:tc>
           <w:tcPr>
-            <w:tcW w:w="1668" w:type="dxa"/>
-            <w:gridSpan w:val="3"/>
+            <w:tcW w:w="2092" w:type="dxa"/>
+            <w:gridSpan w:val="4"/>
             <w:shd w:val="clear" w:color="auto" w:fill="4472C4"/>
           </w:tcPr>
           <w:p>
@@ -4873,7 +5040,7 @@
         </w:tc>
         <w:tc>
           <w:tcPr>
-            <w:tcW w:w="2224" w:type="dxa"/>
+            <w:tcW w:w="2092" w:type="dxa"/>
             <w:gridSpan w:val="4"/>
             <w:shd w:val="clear" w:color="auto" w:fill="4472C4"/>
           </w:tcPr>
@@ -4895,8 +5062,7 @@
         </w:tc>
         <w:tc>
           <w:tcPr>
-            <w:tcW w:w="1112" w:type="dxa"/>
-            <w:gridSpan w:val="2"/>
+            <w:tcW w:w="523" w:type="dxa"/>
             <w:shd w:val="clear" w:color="auto" w:fill="4472C4"/>
           </w:tcPr>
           <w:p>
@@ -4919,7 +5085,7 @@
       <w:tr>
         <w:tc>
           <w:tcPr>
-            <w:tcW w:w="3260" w:type="dxa"/>
+            <w:tcW w:w="3557" w:type="dxa"/>
             <w:shd w:val="clear" w:color="auto" w:fill="4472C4"/>
           </w:tcPr>
           <w:p>
@@ -4940,7 +5106,7 @@
         </w:tc>
         <w:tc>
           <w:tcPr>
-            <w:tcW w:w="556" w:type="dxa"/>
+            <w:tcW w:w="523" w:type="dxa"/>
             <w:shd w:val="clear" w:color="auto" w:fill="4472C4"/>
           </w:tcPr>
           <w:p>
@@ -4953,7 +5119,7 @@
                 <w:rFonts w:ascii="Times New Roman" w:hAnsi="Times New Roman"/>
                 <w:b/>
                 <w:color w:val="FFFFFF"/>
-                <w:sz w:val="20"/>
+                <w:sz w:val="18"/>
               </w:rPr>
               <w:t>1</w:t>
             </w:r>
@@ -4961,7 +5127,7 @@
         </w:tc>
         <w:tc>
           <w:tcPr>
-            <w:tcW w:w="556" w:type="dxa"/>
+            <w:tcW w:w="523" w:type="dxa"/>
             <w:shd w:val="clear" w:color="auto" w:fill="4472C4"/>
           </w:tcPr>
           <w:p>
@@ -4974,7 +5140,7 @@
                 <w:rFonts w:ascii="Times New Roman" w:hAnsi="Times New Roman"/>
                 <w:b/>
                 <w:color w:val="FFFFFF"/>
-                <w:sz w:val="20"/>
+                <w:sz w:val="18"/>
               </w:rPr>
               <w:t>2</w:t>
             </w:r>
@@ -4982,7 +5148,7 @@
         </w:tc>
         <w:tc>
           <w:tcPr>
-            <w:tcW w:w="556" w:type="dxa"/>
+            <w:tcW w:w="523" w:type="dxa"/>
             <w:shd w:val="clear" w:color="auto" w:fill="4472C4"/>
           </w:tcPr>
           <w:p>
@@ -4995,7 +5161,7 @@
                 <w:rFonts w:ascii="Times New Roman" w:hAnsi="Times New Roman"/>
                 <w:b/>
                 <w:color w:val="FFFFFF"/>
-                <w:sz w:val="20"/>
+                <w:sz w:val="18"/>
               </w:rPr>
               <w:t>3</w:t>
             </w:r>
@@ -5003,7 +5169,7 @@
         </w:tc>
         <w:tc>
           <w:tcPr>
-            <w:tcW w:w="556" w:type="dxa"/>
+            <w:tcW w:w="523" w:type="dxa"/>
             <w:shd w:val="clear" w:color="auto" w:fill="4472C4"/>
           </w:tcPr>
           <w:p>
@@ -5016,15 +5182,15 @@
                 <w:rFonts w:ascii="Times New Roman" w:hAnsi="Times New Roman"/>
                 <w:b/>
                 <w:color w:val="FFFFFF"/>
-                <w:sz w:val="20"/>
+                <w:sz w:val="18"/>
               </w:rPr>
-              <w:t>1</w:t>
+              <w:t>4</w:t>
             </w:r>
           </w:p>
         </w:tc>
         <w:tc>
           <w:tcPr>
-            <w:tcW w:w="556" w:type="dxa"/>
+            <w:tcW w:w="523" w:type="dxa"/>
             <w:shd w:val="clear" w:color="auto" w:fill="4472C4"/>
           </w:tcPr>
           <w:p>
@@ -5037,15 +5203,15 @@
                 <w:rFonts w:ascii="Times New Roman" w:hAnsi="Times New Roman"/>
                 <w:b/>
                 <w:color w:val="FFFFFF"/>
-                <w:sz w:val="20"/>
+                <w:sz w:val="18"/>
               </w:rPr>
-              <w:t>2</w:t>
+              <w:t>1</w:t>
             </w:r>
           </w:p>
         </w:tc>
         <w:tc>
           <w:tcPr>
-            <w:tcW w:w="556" w:type="dxa"/>
+            <w:tcW w:w="523" w:type="dxa"/>
             <w:shd w:val="clear" w:color="auto" w:fill="4472C4"/>
           </w:tcPr>
           <w:p>
@@ -5058,15 +5224,15 @@
                 <w:rFonts w:ascii="Times New Roman" w:hAnsi="Times New Roman"/>
                 <w:b/>
                 <w:color w:val="FFFFFF"/>
-                <w:sz w:val="20"/>
+                <w:sz w:val="18"/>
               </w:rPr>
-              <w:t>3</w:t>
+              <w:t>2</w:t>
             </w:r>
           </w:p>
         </w:tc>
         <w:tc>
           <w:tcPr>
-            <w:tcW w:w="556" w:type="dxa"/>
+            <w:tcW w:w="523" w:type="dxa"/>
             <w:shd w:val="clear" w:color="auto" w:fill="4472C4"/>
           </w:tcPr>
           <w:p>
@@ -5079,15 +5245,15 @@
                 <w:rFonts w:ascii="Times New Roman" w:hAnsi="Times New Roman"/>
                 <w:b/>
                 <w:color w:val="FFFFFF"/>
-                <w:sz w:val="20"/>
+                <w:sz w:val="18"/>
               </w:rPr>
-              <w:t>4</w:t>
+              <w:t>3</w:t>
             </w:r>
           </w:p>
         </w:tc>
         <w:tc>
           <w:tcPr>
-            <w:tcW w:w="556" w:type="dxa"/>
+            <w:tcW w:w="523" w:type="dxa"/>
             <w:shd w:val="clear" w:color="auto" w:fill="4472C4"/>
           </w:tcPr>
           <w:p>
@@ -5100,15 +5266,15 @@
                 <w:rFonts w:ascii="Times New Roman" w:hAnsi="Times New Roman"/>
                 <w:b/>
                 <w:color w:val="FFFFFF"/>
-                <w:sz w:val="20"/>
+                <w:sz w:val="18"/>
               </w:rPr>
-              <w:t>1</w:t>
+              <w:t>4</w:t>
             </w:r>
           </w:p>
         </w:tc>
         <w:tc>
           <w:tcPr>
-            <w:tcW w:w="556" w:type="dxa"/>
+            <w:tcW w:w="523" w:type="dxa"/>
             <w:shd w:val="clear" w:color="auto" w:fill="4472C4"/>
           </w:tcPr>
           <w:p>
@@ -5121,9 +5287,9 @@
                 <w:rFonts w:ascii="Times New Roman" w:hAnsi="Times New Roman"/>
                 <w:b/>
                 <w:color w:val="FFFFFF"/>
-                <w:sz w:val="20"/>
+                <w:sz w:val="18"/>
               </w:rPr>
-              <w:t>2</w:t>
+              <w:t>1</w:t>
             </w:r>
           </w:p>
         </w:tc>
@@ -5131,7 +5297,7 @@
       <w:tr>
         <w:tc>
           <w:tcPr>
-            <w:tcW w:w="3260" w:type="dxa"/>
+            <w:tcW w:w="3557" w:type="dxa"/>
             <w:shd w:val="clear" w:color="auto" w:fill="D9E1F2"/>
           </w:tcPr>
           <w:p>
@@ -5152,7 +5318,7 @@
         </w:tc>
         <w:tc>
           <w:tcPr>
-            <w:tcW w:w="556" w:type="dxa"/>
+            <w:tcW w:w="523" w:type="dxa"/>
             <w:shd w:val="clear" w:color="auto" w:fill="70AD47"/>
           </w:tcPr>
           <w:p>
@@ -5165,15 +5331,15 @@
                 <w:rFonts w:ascii="Times New Roman" w:hAnsi="Times New Roman"/>
                 <w:b w:val="0"/>
                 <w:color w:val="FFFFFF"/>
-                <w:sz w:val="20"/>
+                <w:sz w:val="18"/>
               </w:rPr>
-              <w:t>X</w:t>
+              <w:t>✓</w:t>
             </w:r>
           </w:p>
         </w:tc>
         <w:tc>
           <w:tcPr>
-            <w:tcW w:w="556" w:type="dxa"/>
+            <w:tcW w:w="523" w:type="dxa"/>
             <w:shd w:val="clear" w:color="auto" w:fill="D9E1F2"/>
           </w:tcPr>
           <w:p>
@@ -5186,14 +5352,14 @@
                 <w:rFonts w:ascii="Times New Roman" w:hAnsi="Times New Roman"/>
                 <w:b w:val="0"/>
                 <w:color w:val="000000"/>
-                <w:sz w:val="20"/>
+                <w:sz w:val="18"/>
               </w:rPr>
             </w:r>
           </w:p>
         </w:tc>
         <w:tc>
           <w:tcPr>
-            <w:tcW w:w="556" w:type="dxa"/>
+            <w:tcW w:w="523" w:type="dxa"/>
             <w:shd w:val="clear" w:color="auto" w:fill="D9E1F2"/>
           </w:tcPr>
           <w:p>
@@ -5206,14 +5372,14 @@
                 <w:rFonts w:ascii="Times New Roman" w:hAnsi="Times New Roman"/>
                 <w:b w:val="0"/>
                 <w:color w:val="000000"/>
-                <w:sz w:val="20"/>
+                <w:sz w:val="18"/>
               </w:rPr>
             </w:r>
           </w:p>
         </w:tc>
         <w:tc>
           <w:tcPr>
-            <w:tcW w:w="556" w:type="dxa"/>
+            <w:tcW w:w="523" w:type="dxa"/>
             <w:shd w:val="clear" w:color="auto" w:fill="D9E1F2"/>
           </w:tcPr>
           <w:p>
@@ -5226,14 +5392,14 @@
                 <w:rFonts w:ascii="Times New Roman" w:hAnsi="Times New Roman"/>
                 <w:b w:val="0"/>
                 <w:color w:val="000000"/>
-                <w:sz w:val="20"/>
+                <w:sz w:val="18"/>
               </w:rPr>
             </w:r>
           </w:p>
         </w:tc>
         <w:tc>
           <w:tcPr>
-            <w:tcW w:w="556" w:type="dxa"/>
+            <w:tcW w:w="523" w:type="dxa"/>
             <w:shd w:val="clear" w:color="auto" w:fill="D9E1F2"/>
           </w:tcPr>
           <w:p>
@@ -5246,14 +5412,14 @@
                 <w:rFonts w:ascii="Times New Roman" w:hAnsi="Times New Roman"/>
                 <w:b w:val="0"/>
                 <w:color w:val="000000"/>
-                <w:sz w:val="20"/>
+                <w:sz w:val="18"/>
               </w:rPr>
             </w:r>
           </w:p>
         </w:tc>
         <w:tc>
           <w:tcPr>
-            <w:tcW w:w="556" w:type="dxa"/>
+            <w:tcW w:w="523" w:type="dxa"/>
             <w:shd w:val="clear" w:color="auto" w:fill="D9E1F2"/>
           </w:tcPr>
           <w:p>
@@ -5266,14 +5432,14 @@
                 <w:rFonts w:ascii="Times New Roman" w:hAnsi="Times New Roman"/>
                 <w:b w:val="0"/>
                 <w:color w:val="000000"/>
-                <w:sz w:val="20"/>
+                <w:sz w:val="18"/>
               </w:rPr>
             </w:r>
           </w:p>
         </w:tc>
         <w:tc>
           <w:tcPr>
-            <w:tcW w:w="556" w:type="dxa"/>
+            <w:tcW w:w="523" w:type="dxa"/>
             <w:shd w:val="clear" w:color="auto" w:fill="D9E1F2"/>
           </w:tcPr>
           <w:p>
@@ -5286,14 +5452,14 @@
                 <w:rFonts w:ascii="Times New Roman" w:hAnsi="Times New Roman"/>
                 <w:b w:val="0"/>
                 <w:color w:val="000000"/>
-                <w:sz w:val="20"/>
+                <w:sz w:val="18"/>
               </w:rPr>
             </w:r>
           </w:p>
         </w:tc>
         <w:tc>
           <w:tcPr>
-            <w:tcW w:w="556" w:type="dxa"/>
+            <w:tcW w:w="523" w:type="dxa"/>
             <w:shd w:val="clear" w:color="auto" w:fill="D9E1F2"/>
           </w:tcPr>
           <w:p>
@@ -5306,14 +5472,14 @@
                 <w:rFonts w:ascii="Times New Roman" w:hAnsi="Times New Roman"/>
                 <w:b w:val="0"/>
                 <w:color w:val="000000"/>
-                <w:sz w:val="20"/>
+                <w:sz w:val="18"/>
               </w:rPr>
             </w:r>
           </w:p>
         </w:tc>
         <w:tc>
           <w:tcPr>
-            <w:tcW w:w="556" w:type="dxa"/>
+            <w:tcW w:w="523" w:type="dxa"/>
             <w:shd w:val="clear" w:color="auto" w:fill="D9E1F2"/>
           </w:tcPr>
           <w:p>
@@ -5326,7 +5492,7 @@
                 <w:rFonts w:ascii="Times New Roman" w:hAnsi="Times New Roman"/>
                 <w:b w:val="0"/>
                 <w:color w:val="000000"/>
-                <w:sz w:val="20"/>
+                <w:sz w:val="18"/>
               </w:rPr>
             </w:r>
           </w:p>
@@ -5335,7 +5501,7 @@
       <w:tr>
         <w:tc>
           <w:tcPr>
-            <w:tcW w:w="3260" w:type="dxa"/>
+            <w:tcW w:w="3557" w:type="dxa"/>
             <w:shd w:val="clear" w:color="auto" w:fill="FFFFFF"/>
           </w:tcPr>
           <w:p>
@@ -5356,7 +5522,7 @@
         </w:tc>
         <w:tc>
           <w:tcPr>
-            <w:tcW w:w="556" w:type="dxa"/>
+            <w:tcW w:w="523" w:type="dxa"/>
             <w:shd w:val="clear" w:color="auto" w:fill="FFFFFF"/>
           </w:tcPr>
           <w:p>
@@ -5369,14 +5535,14 @@
                 <w:rFonts w:ascii="Times New Roman" w:hAnsi="Times New Roman"/>
                 <w:b w:val="0"/>
                 <w:color w:val="000000"/>
-                <w:sz w:val="20"/>
+                <w:sz w:val="18"/>
               </w:rPr>
             </w:r>
           </w:p>
         </w:tc>
         <w:tc>
           <w:tcPr>
-            <w:tcW w:w="556" w:type="dxa"/>
+            <w:tcW w:w="523" w:type="dxa"/>
             <w:shd w:val="clear" w:color="auto" w:fill="70AD47"/>
           </w:tcPr>
           <w:p>
@@ -5389,15 +5555,15 @@
                 <w:rFonts w:ascii="Times New Roman" w:hAnsi="Times New Roman"/>
                 <w:b w:val="0"/>
                 <w:color w:val="FFFFFF"/>
-                <w:sz w:val="20"/>
+                <w:sz w:val="18"/>
               </w:rPr>
-              <w:t>X</w:t>
+              <w:t>✓</w:t>
             </w:r>
           </w:p>
         </w:tc>
         <w:tc>
           <w:tcPr>
-            <w:tcW w:w="556" w:type="dxa"/>
+            <w:tcW w:w="523" w:type="dxa"/>
             <w:shd w:val="clear" w:color="auto" w:fill="FFFFFF"/>
           </w:tcPr>
           <w:p>
@@ -5410,14 +5576,14 @@
                 <w:rFonts w:ascii="Times New Roman" w:hAnsi="Times New Roman"/>
                 <w:b w:val="0"/>
                 <w:color w:val="000000"/>
-                <w:sz w:val="20"/>
+                <w:sz w:val="18"/>
               </w:rPr>
             </w:r>
           </w:p>
         </w:tc>
         <w:tc>
           <w:tcPr>
-            <w:tcW w:w="556" w:type="dxa"/>
+            <w:tcW w:w="523" w:type="dxa"/>
             <w:shd w:val="clear" w:color="auto" w:fill="FFFFFF"/>
           </w:tcPr>
           <w:p>
@@ -5430,14 +5596,14 @@
                 <w:rFonts w:ascii="Times New Roman" w:hAnsi="Times New Roman"/>
                 <w:b w:val="0"/>
                 <w:color w:val="000000"/>
-                <w:sz w:val="20"/>
+                <w:sz w:val="18"/>
               </w:rPr>
             </w:r>
           </w:p>
         </w:tc>
         <w:tc>
           <w:tcPr>
-            <w:tcW w:w="556" w:type="dxa"/>
+            <w:tcW w:w="523" w:type="dxa"/>
             <w:shd w:val="clear" w:color="auto" w:fill="FFFFFF"/>
           </w:tcPr>
           <w:p>
@@ -5450,14 +5616,14 @@
                 <w:rFonts w:ascii="Times New Roman" w:hAnsi="Times New Roman"/>
                 <w:b w:val="0"/>
                 <w:color w:val="000000"/>
-                <w:sz w:val="20"/>
+                <w:sz w:val="18"/>
               </w:rPr>
             </w:r>
           </w:p>
         </w:tc>
         <w:tc>
           <w:tcPr>
-            <w:tcW w:w="556" w:type="dxa"/>
+            <w:tcW w:w="523" w:type="dxa"/>
             <w:shd w:val="clear" w:color="auto" w:fill="FFFFFF"/>
           </w:tcPr>
           <w:p>
@@ -5470,14 +5636,14 @@
                 <w:rFonts w:ascii="Times New Roman" w:hAnsi="Times New Roman"/>
                 <w:b w:val="0"/>
                 <w:color w:val="000000"/>
-                <w:sz w:val="20"/>
+                <w:sz w:val="18"/>
               </w:rPr>
             </w:r>
           </w:p>
         </w:tc>
         <w:tc>
           <w:tcPr>
-            <w:tcW w:w="556" w:type="dxa"/>
+            <w:tcW w:w="523" w:type="dxa"/>
             <w:shd w:val="clear" w:color="auto" w:fill="FFFFFF"/>
           </w:tcPr>
           <w:p>
@@ -5490,14 +5656,14 @@
                 <w:rFonts w:ascii="Times New Roman" w:hAnsi="Times New Roman"/>
                 <w:b w:val="0"/>
                 <w:color w:val="000000"/>
-                <w:sz w:val="20"/>
+                <w:sz w:val="18"/>
               </w:rPr>
             </w:r>
           </w:p>
         </w:tc>
         <w:tc>
           <w:tcPr>
-            <w:tcW w:w="556" w:type="dxa"/>
+            <w:tcW w:w="523" w:type="dxa"/>
             <w:shd w:val="clear" w:color="auto" w:fill="FFFFFF"/>
           </w:tcPr>
           <w:p>
@@ -5510,14 +5676,14 @@
                 <w:rFonts w:ascii="Times New Roman" w:hAnsi="Times New Roman"/>
                 <w:b w:val="0"/>
                 <w:color w:val="000000"/>
-                <w:sz w:val="20"/>
+                <w:sz w:val="18"/>
               </w:rPr>
             </w:r>
           </w:p>
         </w:tc>
         <w:tc>
           <w:tcPr>
-            <w:tcW w:w="556" w:type="dxa"/>
+            <w:tcW w:w="523" w:type="dxa"/>
             <w:shd w:val="clear" w:color="auto" w:fill="FFFFFF"/>
           </w:tcPr>
           <w:p>
@@ -5530,7 +5696,7 @@
                 <w:rFonts w:ascii="Times New Roman" w:hAnsi="Times New Roman"/>
                 <w:b w:val="0"/>
                 <w:color w:val="000000"/>
-                <w:sz w:val="20"/>
+                <w:sz w:val="18"/>
               </w:rPr>
             </w:r>
           </w:p>
@@ -5539,7 +5705,7 @@
       <w:tr>
         <w:tc>
           <w:tcPr>
-            <w:tcW w:w="3260" w:type="dxa"/>
+            <w:tcW w:w="3557" w:type="dxa"/>
             <w:shd w:val="clear" w:color="auto" w:fill="D9E1F2"/>
           </w:tcPr>
           <w:p>
@@ -5560,7 +5726,7 @@
         </w:tc>
         <w:tc>
           <w:tcPr>
-            <w:tcW w:w="556" w:type="dxa"/>
+            <w:tcW w:w="523" w:type="dxa"/>
             <w:shd w:val="clear" w:color="auto" w:fill="D9E1F2"/>
           </w:tcPr>
           <w:p>
@@ -5573,14 +5739,14 @@
                 <w:rFonts w:ascii="Times New Roman" w:hAnsi="Times New Roman"/>
                 <w:b w:val="0"/>
                 <w:color w:val="000000"/>
-                <w:sz w:val="20"/>
+                <w:sz w:val="18"/>
               </w:rPr>
             </w:r>
           </w:p>
         </w:tc>
         <w:tc>
           <w:tcPr>
-            <w:tcW w:w="556" w:type="dxa"/>
+            <w:tcW w:w="523" w:type="dxa"/>
             <w:shd w:val="clear" w:color="auto" w:fill="D9E1F2"/>
           </w:tcPr>
           <w:p>
@@ -5593,14 +5759,14 @@
                 <w:rFonts w:ascii="Times New Roman" w:hAnsi="Times New Roman"/>
                 <w:b w:val="0"/>
                 <w:color w:val="000000"/>
-                <w:sz w:val="20"/>
+                <w:sz w:val="18"/>
               </w:rPr>
             </w:r>
           </w:p>
         </w:tc>
         <w:tc>
           <w:tcPr>
-            <w:tcW w:w="556" w:type="dxa"/>
+            <w:tcW w:w="523" w:type="dxa"/>
             <w:shd w:val="clear" w:color="auto" w:fill="70AD47"/>
           </w:tcPr>
           <w:p>
@@ -5613,15 +5779,15 @@
                 <w:rFonts w:ascii="Times New Roman" w:hAnsi="Times New Roman"/>
                 <w:b w:val="0"/>
                 <w:color w:val="FFFFFF"/>
-                <w:sz w:val="20"/>
+                <w:sz w:val="18"/>
               </w:rPr>
-              <w:t>X</w:t>
+              <w:t>✓</w:t>
             </w:r>
           </w:p>
         </w:tc>
         <w:tc>
           <w:tcPr>
-            <w:tcW w:w="556" w:type="dxa"/>
+            <w:tcW w:w="523" w:type="dxa"/>
             <w:shd w:val="clear" w:color="auto" w:fill="D9E1F2"/>
           </w:tcPr>
           <w:p>
@@ -5634,14 +5800,14 @@
                 <w:rFonts w:ascii="Times New Roman" w:hAnsi="Times New Roman"/>
                 <w:b w:val="0"/>
                 <w:color w:val="000000"/>
-                <w:sz w:val="20"/>
+                <w:sz w:val="18"/>
               </w:rPr>
             </w:r>
           </w:p>
         </w:tc>
         <w:tc>
           <w:tcPr>
-            <w:tcW w:w="556" w:type="dxa"/>
+            <w:tcW w:w="523" w:type="dxa"/>
             <w:shd w:val="clear" w:color="auto" w:fill="D9E1F2"/>
           </w:tcPr>
           <w:p>
@@ -5654,14 +5820,14 @@
                 <w:rFonts w:ascii="Times New Roman" w:hAnsi="Times New Roman"/>
                 <w:b w:val="0"/>
                 <w:color w:val="000000"/>
-                <w:sz w:val="20"/>
+                <w:sz w:val="18"/>
               </w:rPr>
             </w:r>
           </w:p>
         </w:tc>
         <w:tc>
           <w:tcPr>
-            <w:tcW w:w="556" w:type="dxa"/>
+            <w:tcW w:w="523" w:type="dxa"/>
             <w:shd w:val="clear" w:color="auto" w:fill="D9E1F2"/>
           </w:tcPr>
           <w:p>
@@ -5674,14 +5840,14 @@
                 <w:rFonts w:ascii="Times New Roman" w:hAnsi="Times New Roman"/>
                 <w:b w:val="0"/>
                 <w:color w:val="000000"/>
-                <w:sz w:val="20"/>
+                <w:sz w:val="18"/>
               </w:rPr>
             </w:r>
           </w:p>
         </w:tc>
         <w:tc>
           <w:tcPr>
-            <w:tcW w:w="556" w:type="dxa"/>
+            <w:tcW w:w="523" w:type="dxa"/>
             <w:shd w:val="clear" w:color="auto" w:fill="D9E1F2"/>
           </w:tcPr>
           <w:p>
@@ -5694,14 +5860,14 @@
                 <w:rFonts w:ascii="Times New Roman" w:hAnsi="Times New Roman"/>
                 <w:b w:val="0"/>
                 <w:color w:val="000000"/>
-                <w:sz w:val="20"/>
+                <w:sz w:val="18"/>
               </w:rPr>
             </w:r>
           </w:p>
         </w:tc>
         <w:tc>
           <w:tcPr>
-            <w:tcW w:w="556" w:type="dxa"/>
+            <w:tcW w:w="523" w:type="dxa"/>
             <w:shd w:val="clear" w:color="auto" w:fill="D9E1F2"/>
           </w:tcPr>
           <w:p>
@@ -5714,14 +5880,14 @@
                 <w:rFonts w:ascii="Times New Roman" w:hAnsi="Times New Roman"/>
                 <w:b w:val="0"/>
                 <w:color w:val="000000"/>
-                <w:sz w:val="20"/>
+                <w:sz w:val="18"/>
               </w:rPr>
             </w:r>
           </w:p>
         </w:tc>
         <w:tc>
           <w:tcPr>
-            <w:tcW w:w="556" w:type="dxa"/>
+            <w:tcW w:w="523" w:type="dxa"/>
             <w:shd w:val="clear" w:color="auto" w:fill="D9E1F2"/>
           </w:tcPr>
           <w:p>
@@ -5734,7 +5900,7 @@
                 <w:rFonts w:ascii="Times New Roman" w:hAnsi="Times New Roman"/>
                 <w:b w:val="0"/>
                 <w:color w:val="000000"/>
-                <w:sz w:val="20"/>
+                <w:sz w:val="18"/>
               </w:rPr>
             </w:r>
           </w:p>
@@ -5743,7 +5909,7 @@
       <w:tr>
         <w:tc>
           <w:tcPr>
-            <w:tcW w:w="3260" w:type="dxa"/>
+            <w:tcW w:w="3557" w:type="dxa"/>
             <w:shd w:val="clear" w:color="auto" w:fill="FFFFFF"/>
           </w:tcPr>
           <w:p>
@@ -5764,7 +5930,7 @@
         </w:tc>
         <w:tc>
           <w:tcPr>
-            <w:tcW w:w="556" w:type="dxa"/>
+            <w:tcW w:w="523" w:type="dxa"/>
             <w:shd w:val="clear" w:color="auto" w:fill="FFFFFF"/>
           </w:tcPr>
           <w:p>
@@ -5777,14 +5943,14 @@
                 <w:rFonts w:ascii="Times New Roman" w:hAnsi="Times New Roman"/>
                 <w:b w:val="0"/>
                 <w:color w:val="000000"/>
-                <w:sz w:val="20"/>
+                <w:sz w:val="18"/>
               </w:rPr>
             </w:r>
           </w:p>
         </w:tc>
         <w:tc>
           <w:tcPr>
-            <w:tcW w:w="556" w:type="dxa"/>
+            <w:tcW w:w="523" w:type="dxa"/>
             <w:shd w:val="clear" w:color="auto" w:fill="FFFFFF"/>
           </w:tcPr>
           <w:p>
@@ -5797,14 +5963,14 @@
                 <w:rFonts w:ascii="Times New Roman" w:hAnsi="Times New Roman"/>
                 <w:b w:val="0"/>
                 <w:color w:val="000000"/>
-                <w:sz w:val="20"/>
+                <w:sz w:val="18"/>
               </w:rPr>
             </w:r>
           </w:p>
         </w:tc>
         <w:tc>
           <w:tcPr>
-            <w:tcW w:w="556" w:type="dxa"/>
+            <w:tcW w:w="523" w:type="dxa"/>
             <w:shd w:val="clear" w:color="auto" w:fill="FFFFFF"/>
           </w:tcPr>
           <w:p>
@@ -5817,14 +5983,14 @@
                 <w:rFonts w:ascii="Times New Roman" w:hAnsi="Times New Roman"/>
                 <w:b w:val="0"/>
                 <w:color w:val="000000"/>
-                <w:sz w:val="20"/>
+                <w:sz w:val="18"/>
               </w:rPr>
             </w:r>
           </w:p>
         </w:tc>
         <w:tc>
           <w:tcPr>
-            <w:tcW w:w="556" w:type="dxa"/>
+            <w:tcW w:w="523" w:type="dxa"/>
             <w:shd w:val="clear" w:color="auto" w:fill="70AD47"/>
           </w:tcPr>
           <w:p>
@@ -5837,15 +6003,15 @@
                 <w:rFonts w:ascii="Times New Roman" w:hAnsi="Times New Roman"/>
                 <w:b w:val="0"/>
                 <w:color w:val="FFFFFF"/>
-                <w:sz w:val="20"/>
+                <w:sz w:val="18"/>
               </w:rPr>
-              <w:t>X</w:t>
+              <w:t>✓</w:t>
             </w:r>
           </w:p>
         </w:tc>
         <w:tc>
           <w:tcPr>
-            <w:tcW w:w="556" w:type="dxa"/>
+            <w:tcW w:w="523" w:type="dxa"/>
             <w:shd w:val="clear" w:color="auto" w:fill="70AD47"/>
           </w:tcPr>
           <w:p>
@@ -5858,15 +6024,15 @@
                 <w:rFonts w:ascii="Times New Roman" w:hAnsi="Times New Roman"/>
                 <w:b w:val="0"/>
                 <w:color w:val="FFFFFF"/>
-                <w:sz w:val="20"/>
+                <w:sz w:val="18"/>
               </w:rPr>
-              <w:t>X</w:t>
+              <w:t>✓</w:t>
             </w:r>
           </w:p>
         </w:tc>
         <w:tc>
           <w:tcPr>
-            <w:tcW w:w="556" w:type="dxa"/>
+            <w:tcW w:w="523" w:type="dxa"/>
             <w:shd w:val="clear" w:color="auto" w:fill="FFFFFF"/>
           </w:tcPr>
           <w:p>
@@ -5879,14 +6045,14 @@
                 <w:rFonts w:ascii="Times New Roman" w:hAnsi="Times New Roman"/>
                 <w:b w:val="0"/>
                 <w:color w:val="000000"/>
-                <w:sz w:val="20"/>
+                <w:sz w:val="18"/>
               </w:rPr>
             </w:r>
           </w:p>
         </w:tc>
         <w:tc>
           <w:tcPr>
-            <w:tcW w:w="556" w:type="dxa"/>
+            <w:tcW w:w="523" w:type="dxa"/>
             <w:shd w:val="clear" w:color="auto" w:fill="FFFFFF"/>
           </w:tcPr>
           <w:p>
@@ -5899,14 +6065,14 @@
                 <w:rFonts w:ascii="Times New Roman" w:hAnsi="Times New Roman"/>
                 <w:b w:val="0"/>
                 <w:color w:val="000000"/>
-                <w:sz w:val="20"/>
+                <w:sz w:val="18"/>
               </w:rPr>
             </w:r>
           </w:p>
         </w:tc>
         <w:tc>
           <w:tcPr>
-            <w:tcW w:w="556" w:type="dxa"/>
+            <w:tcW w:w="523" w:type="dxa"/>
             <w:shd w:val="clear" w:color="auto" w:fill="FFFFFF"/>
           </w:tcPr>
           <w:p>
@@ -5919,14 +6085,14 @@
                 <w:rFonts w:ascii="Times New Roman" w:hAnsi="Times New Roman"/>
                 <w:b w:val="0"/>
                 <w:color w:val="000000"/>
-                <w:sz w:val="20"/>
+                <w:sz w:val="18"/>
               </w:rPr>
             </w:r>
           </w:p>
         </w:tc>
         <w:tc>
           <w:tcPr>
-            <w:tcW w:w="556" w:type="dxa"/>
+            <w:tcW w:w="523" w:type="dxa"/>
             <w:shd w:val="clear" w:color="auto" w:fill="FFFFFF"/>
           </w:tcPr>
           <w:p>
@@ -5939,7 +6105,7 @@
                 <w:rFonts w:ascii="Times New Roman" w:hAnsi="Times New Roman"/>
                 <w:b w:val="0"/>
                 <w:color w:val="000000"/>
-                <w:sz w:val="20"/>
+                <w:sz w:val="18"/>
               </w:rPr>
             </w:r>
           </w:p>
@@ -5948,7 +6114,7 @@
       <w:tr>
         <w:tc>
           <w:tcPr>
-            <w:tcW w:w="3260" w:type="dxa"/>
+            <w:tcW w:w="3557" w:type="dxa"/>
             <w:shd w:val="clear" w:color="auto" w:fill="D9E1F2"/>
           </w:tcPr>
           <w:p>
@@ -5969,7 +6135,7 @@
         </w:tc>
         <w:tc>
           <w:tcPr>
-            <w:tcW w:w="556" w:type="dxa"/>
+            <w:tcW w:w="523" w:type="dxa"/>
             <w:shd w:val="clear" w:color="auto" w:fill="D9E1F2"/>
           </w:tcPr>
           <w:p>
@@ -5982,14 +6148,14 @@
                 <w:rFonts w:ascii="Times New Roman" w:hAnsi="Times New Roman"/>
                 <w:b w:val="0"/>
                 <w:color w:val="000000"/>
-                <w:sz w:val="20"/>
+                <w:sz w:val="18"/>
               </w:rPr>
             </w:r>
           </w:p>
         </w:tc>
         <w:tc>
           <w:tcPr>
-            <w:tcW w:w="556" w:type="dxa"/>
+            <w:tcW w:w="523" w:type="dxa"/>
             <w:shd w:val="clear" w:color="auto" w:fill="D9E1F2"/>
           </w:tcPr>
           <w:p>
@@ -6002,14 +6168,14 @@
                 <w:rFonts w:ascii="Times New Roman" w:hAnsi="Times New Roman"/>
                 <w:b w:val="0"/>
                 <w:color w:val="000000"/>
-                <w:sz w:val="20"/>
+                <w:sz w:val="18"/>
               </w:rPr>
             </w:r>
           </w:p>
         </w:tc>
         <w:tc>
           <w:tcPr>
-            <w:tcW w:w="556" w:type="dxa"/>
+            <w:tcW w:w="523" w:type="dxa"/>
             <w:shd w:val="clear" w:color="auto" w:fill="D9E1F2"/>
           </w:tcPr>
           <w:p>
@@ -6022,14 +6188,14 @@
                 <w:rFonts w:ascii="Times New Roman" w:hAnsi="Times New Roman"/>
                 <w:b w:val="0"/>
                 <w:color w:val="000000"/>
-                <w:sz w:val="20"/>
+                <w:sz w:val="18"/>
               </w:rPr>
             </w:r>
           </w:p>
         </w:tc>
         <w:tc>
           <w:tcPr>
-            <w:tcW w:w="556" w:type="dxa"/>
+            <w:tcW w:w="523" w:type="dxa"/>
             <w:shd w:val="clear" w:color="auto" w:fill="D9E1F2"/>
           </w:tcPr>
           <w:p>
@@ -6042,14 +6208,14 @@
                 <w:rFonts w:ascii="Times New Roman" w:hAnsi="Times New Roman"/>
                 <w:b w:val="0"/>
                 <w:color w:val="000000"/>
-                <w:sz w:val="20"/>
+                <w:sz w:val="18"/>
               </w:rPr>
             </w:r>
           </w:p>
         </w:tc>
         <w:tc>
           <w:tcPr>
-            <w:tcW w:w="556" w:type="dxa"/>
+            <w:tcW w:w="523" w:type="dxa"/>
             <w:shd w:val="clear" w:color="auto" w:fill="D9E1F2"/>
           </w:tcPr>
           <w:p>
@@ -6062,14 +6228,14 @@
                 <w:rFonts w:ascii="Times New Roman" w:hAnsi="Times New Roman"/>
                 <w:b w:val="0"/>
                 <w:color w:val="000000"/>
-                <w:sz w:val="20"/>
+                <w:sz w:val="18"/>
               </w:rPr>
             </w:r>
           </w:p>
         </w:tc>
         <w:tc>
           <w:tcPr>
-            <w:tcW w:w="556" w:type="dxa"/>
+            <w:tcW w:w="523" w:type="dxa"/>
             <w:shd w:val="clear" w:color="auto" w:fill="70AD47"/>
           </w:tcPr>
           <w:p>
@@ -6082,15 +6248,15 @@
                 <w:rFonts w:ascii="Times New Roman" w:hAnsi="Times New Roman"/>
                 <w:b w:val="0"/>
                 <w:color w:val="FFFFFF"/>
-                <w:sz w:val="20"/>
+                <w:sz w:val="18"/>
               </w:rPr>
-              <w:t>X</w:t>
+              <w:t>✓</w:t>
             </w:r>
           </w:p>
         </w:tc>
         <w:tc>
           <w:tcPr>
-            <w:tcW w:w="556" w:type="dxa"/>
+            <w:tcW w:w="523" w:type="dxa"/>
             <w:shd w:val="clear" w:color="auto" w:fill="D9E1F2"/>
           </w:tcPr>
           <w:p>
@@ -6103,14 +6269,14 @@
                 <w:rFonts w:ascii="Times New Roman" w:hAnsi="Times New Roman"/>
                 <w:b w:val="0"/>
                 <w:color w:val="000000"/>
-                <w:sz w:val="20"/>
+                <w:sz w:val="18"/>
               </w:rPr>
             </w:r>
           </w:p>
         </w:tc>
         <w:tc>
           <w:tcPr>
-            <w:tcW w:w="556" w:type="dxa"/>
+            <w:tcW w:w="523" w:type="dxa"/>
             <w:shd w:val="clear" w:color="auto" w:fill="D9E1F2"/>
           </w:tcPr>
           <w:p>
@@ -6123,14 +6289,14 @@
                 <w:rFonts w:ascii="Times New Roman" w:hAnsi="Times New Roman"/>
                 <w:b w:val="0"/>
                 <w:color w:val="000000"/>
-                <w:sz w:val="20"/>
+                <w:sz w:val="18"/>
               </w:rPr>
             </w:r>
           </w:p>
         </w:tc>
         <w:tc>
           <w:tcPr>
-            <w:tcW w:w="556" w:type="dxa"/>
+            <w:tcW w:w="523" w:type="dxa"/>
             <w:shd w:val="clear" w:color="auto" w:fill="D9E1F2"/>
           </w:tcPr>
           <w:p>
@@ -6143,7 +6309,7 @@
                 <w:rFonts w:ascii="Times New Roman" w:hAnsi="Times New Roman"/>
                 <w:b w:val="0"/>
                 <w:color w:val="000000"/>
-                <w:sz w:val="20"/>
+                <w:sz w:val="18"/>
               </w:rPr>
             </w:r>
           </w:p>
@@ -6152,7 +6318,7 @@
       <w:tr>
         <w:tc>
           <w:tcPr>
-            <w:tcW w:w="3260" w:type="dxa"/>
+            <w:tcW w:w="3557" w:type="dxa"/>
             <w:shd w:val="clear" w:color="auto" w:fill="FFFFFF"/>
           </w:tcPr>
           <w:p>
@@ -6173,7 +6339,7 @@
         </w:tc>
         <w:tc>
           <w:tcPr>
-            <w:tcW w:w="556" w:type="dxa"/>
+            <w:tcW w:w="523" w:type="dxa"/>
             <w:shd w:val="clear" w:color="auto" w:fill="FFFFFF"/>
           </w:tcPr>
           <w:p>
@@ -6186,14 +6352,14 @@
                 <w:rFonts w:ascii="Times New Roman" w:hAnsi="Times New Roman"/>
                 <w:b w:val="0"/>
                 <w:color w:val="000000"/>
-                <w:sz w:val="20"/>
+                <w:sz w:val="18"/>
               </w:rPr>
             </w:r>
           </w:p>
         </w:tc>
         <w:tc>
           <w:tcPr>
-            <w:tcW w:w="556" w:type="dxa"/>
+            <w:tcW w:w="523" w:type="dxa"/>
             <w:shd w:val="clear" w:color="auto" w:fill="FFFFFF"/>
           </w:tcPr>
           <w:p>
@@ -6206,14 +6372,14 @@
                 <w:rFonts w:ascii="Times New Roman" w:hAnsi="Times New Roman"/>
                 <w:b w:val="0"/>
                 <w:color w:val="000000"/>
-                <w:sz w:val="20"/>
+                <w:sz w:val="18"/>
               </w:rPr>
             </w:r>
           </w:p>
         </w:tc>
         <w:tc>
           <w:tcPr>
-            <w:tcW w:w="556" w:type="dxa"/>
+            <w:tcW w:w="523" w:type="dxa"/>
             <w:shd w:val="clear" w:color="auto" w:fill="FFFFFF"/>
           </w:tcPr>
           <w:p>
@@ -6226,14 +6392,14 @@
                 <w:rFonts w:ascii="Times New Roman" w:hAnsi="Times New Roman"/>
                 <w:b w:val="0"/>
                 <w:color w:val="000000"/>
-                <w:sz w:val="20"/>
+                <w:sz w:val="18"/>
               </w:rPr>
             </w:r>
           </w:p>
         </w:tc>
         <w:tc>
           <w:tcPr>
-            <w:tcW w:w="556" w:type="dxa"/>
+            <w:tcW w:w="523" w:type="dxa"/>
             <w:shd w:val="clear" w:color="auto" w:fill="FFFFFF"/>
           </w:tcPr>
           <w:p>
@@ -6246,14 +6412,14 @@
                 <w:rFonts w:ascii="Times New Roman" w:hAnsi="Times New Roman"/>
                 <w:b w:val="0"/>
                 <w:color w:val="000000"/>
-                <w:sz w:val="20"/>
+                <w:sz w:val="18"/>
               </w:rPr>
             </w:r>
           </w:p>
         </w:tc>
         <w:tc>
           <w:tcPr>
-            <w:tcW w:w="556" w:type="dxa"/>
+            <w:tcW w:w="523" w:type="dxa"/>
             <w:shd w:val="clear" w:color="auto" w:fill="FFFFFF"/>
           </w:tcPr>
           <w:p>
@@ -6266,14 +6432,14 @@
                 <w:rFonts w:ascii="Times New Roman" w:hAnsi="Times New Roman"/>
                 <w:b w:val="0"/>
                 <w:color w:val="000000"/>
-                <w:sz w:val="20"/>
+                <w:sz w:val="18"/>
               </w:rPr>
             </w:r>
           </w:p>
         </w:tc>
         <w:tc>
           <w:tcPr>
-            <w:tcW w:w="556" w:type="dxa"/>
+            <w:tcW w:w="523" w:type="dxa"/>
             <w:shd w:val="clear" w:color="auto" w:fill="FFFFFF"/>
           </w:tcPr>
           <w:p>
@@ -6286,14 +6452,14 @@
                 <w:rFonts w:ascii="Times New Roman" w:hAnsi="Times New Roman"/>
                 <w:b w:val="0"/>
                 <w:color w:val="000000"/>
-                <w:sz w:val="20"/>
+                <w:sz w:val="18"/>
               </w:rPr>
             </w:r>
           </w:p>
         </w:tc>
         <w:tc>
           <w:tcPr>
-            <w:tcW w:w="556" w:type="dxa"/>
+            <w:tcW w:w="523" w:type="dxa"/>
             <w:shd w:val="clear" w:color="auto" w:fill="70AD47"/>
           </w:tcPr>
           <w:p>
@@ -6306,15 +6472,15 @@
                 <w:rFonts w:ascii="Times New Roman" w:hAnsi="Times New Roman"/>
                 <w:b w:val="0"/>
                 <w:color w:val="FFFFFF"/>
-                <w:sz w:val="20"/>
+                <w:sz w:val="18"/>
               </w:rPr>
-              <w:t>X</w:t>
+              <w:t>✓</w:t>
             </w:r>
           </w:p>
         </w:tc>
         <w:tc>
           <w:tcPr>
-            <w:tcW w:w="556" w:type="dxa"/>
+            <w:tcW w:w="523" w:type="dxa"/>
             <w:shd w:val="clear" w:color="auto" w:fill="FFFFFF"/>
           </w:tcPr>
           <w:p>
@@ -6327,14 +6493,14 @@
                 <w:rFonts w:ascii="Times New Roman" w:hAnsi="Times New Roman"/>
                 <w:b w:val="0"/>
                 <w:color w:val="000000"/>
-                <w:sz w:val="20"/>
+                <w:sz w:val="18"/>
               </w:rPr>
             </w:r>
           </w:p>
         </w:tc>
         <w:tc>
           <w:tcPr>
-            <w:tcW w:w="556" w:type="dxa"/>
+            <w:tcW w:w="523" w:type="dxa"/>
             <w:shd w:val="clear" w:color="auto" w:fill="FFFFFF"/>
           </w:tcPr>
           <w:p>
@@ -6347,7 +6513,7 @@
                 <w:rFonts w:ascii="Times New Roman" w:hAnsi="Times New Roman"/>
                 <w:b w:val="0"/>
                 <w:color w:val="000000"/>
-                <w:sz w:val="20"/>
+                <w:sz w:val="18"/>
               </w:rPr>
             </w:r>
           </w:p>
@@ -6356,7 +6522,7 @@
       <w:tr>
         <w:tc>
           <w:tcPr>
-            <w:tcW w:w="3260" w:type="dxa"/>
+            <w:tcW w:w="3557" w:type="dxa"/>
             <w:shd w:val="clear" w:color="auto" w:fill="D9E1F2"/>
           </w:tcPr>
           <w:p>
@@ -6377,7 +6543,7 @@
         </w:tc>
         <w:tc>
           <w:tcPr>
-            <w:tcW w:w="556" w:type="dxa"/>
+            <w:tcW w:w="523" w:type="dxa"/>
             <w:shd w:val="clear" w:color="auto" w:fill="D9E1F2"/>
           </w:tcPr>
           <w:p>
@@ -6390,14 +6556,14 @@
                 <w:rFonts w:ascii="Times New Roman" w:hAnsi="Times New Roman"/>
                 <w:b w:val="0"/>
                 <w:color w:val="000000"/>
-                <w:sz w:val="20"/>
+                <w:sz w:val="18"/>
               </w:rPr>
             </w:r>
           </w:p>
         </w:tc>
         <w:tc>
           <w:tcPr>
-            <w:tcW w:w="556" w:type="dxa"/>
+            <w:tcW w:w="523" w:type="dxa"/>
             <w:shd w:val="clear" w:color="auto" w:fill="D9E1F2"/>
           </w:tcPr>
           <w:p>
@@ -6410,14 +6576,14 @@
                 <w:rFonts w:ascii="Times New Roman" w:hAnsi="Times New Roman"/>
                 <w:b w:val="0"/>
                 <w:color w:val="000000"/>
-                <w:sz w:val="20"/>
+                <w:sz w:val="18"/>
               </w:rPr>
             </w:r>
           </w:p>
         </w:tc>
         <w:tc>
           <w:tcPr>
-            <w:tcW w:w="556" w:type="dxa"/>
+            <w:tcW w:w="523" w:type="dxa"/>
             <w:shd w:val="clear" w:color="auto" w:fill="D9E1F2"/>
           </w:tcPr>
           <w:p>
@@ -6430,14 +6596,14 @@
                 <w:rFonts w:ascii="Times New Roman" w:hAnsi="Times New Roman"/>
                 <w:b w:val="0"/>
                 <w:color w:val="000000"/>
-                <w:sz w:val="20"/>
+                <w:sz w:val="18"/>
               </w:rPr>
             </w:r>
           </w:p>
         </w:tc>
         <w:tc>
           <w:tcPr>
-            <w:tcW w:w="556" w:type="dxa"/>
+            <w:tcW w:w="523" w:type="dxa"/>
             <w:shd w:val="clear" w:color="auto" w:fill="D9E1F2"/>
           </w:tcPr>
           <w:p>
@@ -6450,14 +6616,14 @@
                 <w:rFonts w:ascii="Times New Roman" w:hAnsi="Times New Roman"/>
                 <w:b w:val="0"/>
                 <w:color w:val="000000"/>
-                <w:sz w:val="20"/>
+                <w:sz w:val="18"/>
               </w:rPr>
             </w:r>
           </w:p>
         </w:tc>
         <w:tc>
           <w:tcPr>
-            <w:tcW w:w="556" w:type="dxa"/>
+            <w:tcW w:w="523" w:type="dxa"/>
             <w:shd w:val="clear" w:color="auto" w:fill="D9E1F2"/>
           </w:tcPr>
           <w:p>
@@ -6470,14 +6636,14 @@
                 <w:rFonts w:ascii="Times New Roman" w:hAnsi="Times New Roman"/>
                 <w:b w:val="0"/>
                 <w:color w:val="000000"/>
-                <w:sz w:val="20"/>
+                <w:sz w:val="18"/>
               </w:rPr>
             </w:r>
           </w:p>
         </w:tc>
         <w:tc>
           <w:tcPr>
-            <w:tcW w:w="556" w:type="dxa"/>
+            <w:tcW w:w="523" w:type="dxa"/>
             <w:shd w:val="clear" w:color="auto" w:fill="D9E1F2"/>
           </w:tcPr>
           <w:p>
@@ -6490,14 +6656,14 @@
                 <w:rFonts w:ascii="Times New Roman" w:hAnsi="Times New Roman"/>
                 <w:b w:val="0"/>
                 <w:color w:val="000000"/>
-                <w:sz w:val="20"/>
+                <w:sz w:val="18"/>
               </w:rPr>
             </w:r>
           </w:p>
         </w:tc>
         <w:tc>
           <w:tcPr>
-            <w:tcW w:w="556" w:type="dxa"/>
+            <w:tcW w:w="523" w:type="dxa"/>
             <w:shd w:val="clear" w:color="auto" w:fill="D9E1F2"/>
           </w:tcPr>
           <w:p>
@@ -6510,14 +6676,14 @@
                 <w:rFonts w:ascii="Times New Roman" w:hAnsi="Times New Roman"/>
                 <w:b w:val="0"/>
                 <w:color w:val="000000"/>
-                <w:sz w:val="20"/>
+                <w:sz w:val="18"/>
               </w:rPr>
             </w:r>
           </w:p>
         </w:tc>
         <w:tc>
           <w:tcPr>
-            <w:tcW w:w="556" w:type="dxa"/>
+            <w:tcW w:w="523" w:type="dxa"/>
             <w:shd w:val="clear" w:color="auto" w:fill="70AD47"/>
           </w:tcPr>
           <w:p>
@@ -6530,15 +6696,15 @@
                 <w:rFonts w:ascii="Times New Roman" w:hAnsi="Times New Roman"/>
                 <w:b w:val="0"/>
                 <w:color w:val="FFFFFF"/>
-                <w:sz w:val="20"/>
+                <w:sz w:val="18"/>
               </w:rPr>
-              <w:t>X</w:t>
+              <w:t>✓</w:t>
             </w:r>
           </w:p>
         </w:tc>
         <w:tc>
           <w:tcPr>
-            <w:tcW w:w="556" w:type="dxa"/>
+            <w:tcW w:w="523" w:type="dxa"/>
             <w:shd w:val="clear" w:color="auto" w:fill="D9E1F2"/>
           </w:tcPr>
           <w:p>
@@ -6551,7 +6717,7 @@
                 <w:rFonts w:ascii="Times New Roman" w:hAnsi="Times New Roman"/>
                 <w:b w:val="0"/>
                 <w:color w:val="000000"/>
-                <w:sz w:val="20"/>
+                <w:sz w:val="18"/>
               </w:rPr>
             </w:r>
           </w:p>
@@ -6560,7 +6726,7 @@
       <w:tr>
         <w:tc>
           <w:tcPr>
-            <w:tcW w:w="3260" w:type="dxa"/>
+            <w:tcW w:w="3557" w:type="dxa"/>
             <w:shd w:val="clear" w:color="auto" w:fill="FFFFFF"/>
           </w:tcPr>
           <w:p>
@@ -6581,7 +6747,7 @@
         </w:tc>
         <w:tc>
           <w:tcPr>
-            <w:tcW w:w="556" w:type="dxa"/>
+            <w:tcW w:w="523" w:type="dxa"/>
             <w:shd w:val="clear" w:color="auto" w:fill="FFFFFF"/>
           </w:tcPr>
           <w:p>
@@ -6594,14 +6760,14 @@
                 <w:rFonts w:ascii="Times New Roman" w:hAnsi="Times New Roman"/>
                 <w:b w:val="0"/>
                 <w:color w:val="000000"/>
-                <w:sz w:val="20"/>
+                <w:sz w:val="18"/>
               </w:rPr>
             </w:r>
           </w:p>
         </w:tc>
         <w:tc>
           <w:tcPr>
-            <w:tcW w:w="556" w:type="dxa"/>
+            <w:tcW w:w="523" w:type="dxa"/>
             <w:shd w:val="clear" w:color="auto" w:fill="FFFFFF"/>
           </w:tcPr>
           <w:p>
@@ -6614,14 +6780,14 @@
                 <w:rFonts w:ascii="Times New Roman" w:hAnsi="Times New Roman"/>
                 <w:b w:val="0"/>
                 <w:color w:val="000000"/>
-                <w:sz w:val="20"/>
+                <w:sz w:val="18"/>
               </w:rPr>
             </w:r>
           </w:p>
         </w:tc>
         <w:tc>
           <w:tcPr>
-            <w:tcW w:w="556" w:type="dxa"/>
+            <w:tcW w:w="523" w:type="dxa"/>
             <w:shd w:val="clear" w:color="auto" w:fill="FFFFFF"/>
           </w:tcPr>
           <w:p>
@@ -6634,14 +6800,14 @@
                 <w:rFonts w:ascii="Times New Roman" w:hAnsi="Times New Roman"/>
                 <w:b w:val="0"/>
                 <w:color w:val="000000"/>
-                <w:sz w:val="20"/>
+                <w:sz w:val="18"/>
               </w:rPr>
             </w:r>
           </w:p>
         </w:tc>
         <w:tc>
           <w:tcPr>
-            <w:tcW w:w="556" w:type="dxa"/>
+            <w:tcW w:w="523" w:type="dxa"/>
             <w:shd w:val="clear" w:color="auto" w:fill="FFFFFF"/>
           </w:tcPr>
           <w:p>
@@ -6654,14 +6820,14 @@
                 <w:rFonts w:ascii="Times New Roman" w:hAnsi="Times New Roman"/>
                 <w:b w:val="0"/>
                 <w:color w:val="000000"/>
-                <w:sz w:val="20"/>
+                <w:sz w:val="18"/>
               </w:rPr>
             </w:r>
           </w:p>
         </w:tc>
         <w:tc>
           <w:tcPr>
-            <w:tcW w:w="556" w:type="dxa"/>
+            <w:tcW w:w="523" w:type="dxa"/>
             <w:shd w:val="clear" w:color="auto" w:fill="FFFFFF"/>
           </w:tcPr>
           <w:p>
@@ -6674,14 +6840,14 @@
                 <w:rFonts w:ascii="Times New Roman" w:hAnsi="Times New Roman"/>
                 <w:b w:val="0"/>
                 <w:color w:val="000000"/>
-                <w:sz w:val="20"/>
+                <w:sz w:val="18"/>
               </w:rPr>
             </w:r>
           </w:p>
         </w:tc>
         <w:tc>
           <w:tcPr>
-            <w:tcW w:w="556" w:type="dxa"/>
+            <w:tcW w:w="523" w:type="dxa"/>
             <w:shd w:val="clear" w:color="auto" w:fill="FFFFFF"/>
           </w:tcPr>
           <w:p>
@@ -6694,14 +6860,14 @@
                 <w:rFonts w:ascii="Times New Roman" w:hAnsi="Times New Roman"/>
                 <w:b w:val="0"/>
                 <w:color w:val="000000"/>
-                <w:sz w:val="20"/>
+                <w:sz w:val="18"/>
               </w:rPr>
             </w:r>
           </w:p>
         </w:tc>
         <w:tc>
           <w:tcPr>
-            <w:tcW w:w="556" w:type="dxa"/>
+            <w:tcW w:w="523" w:type="dxa"/>
             <w:shd w:val="clear" w:color="auto" w:fill="FFFFFF"/>
           </w:tcPr>
           <w:p>
@@ -6714,14 +6880,14 @@
                 <w:rFonts w:ascii="Times New Roman" w:hAnsi="Times New Roman"/>
                 <w:b w:val="0"/>
                 <w:color w:val="000000"/>
-                <w:sz w:val="20"/>
+                <w:sz w:val="18"/>
               </w:rPr>
             </w:r>
           </w:p>
         </w:tc>
         <w:tc>
           <w:tcPr>
-            <w:tcW w:w="556" w:type="dxa"/>
+            <w:tcW w:w="523" w:type="dxa"/>
             <w:shd w:val="clear" w:color="auto" w:fill="FFFFFF"/>
           </w:tcPr>
           <w:p>
@@ -6734,14 +6900,14 @@
                 <w:rFonts w:ascii="Times New Roman" w:hAnsi="Times New Roman"/>
                 <w:b w:val="0"/>
                 <w:color w:val="000000"/>
-                <w:sz w:val="20"/>
+                <w:sz w:val="18"/>
               </w:rPr>
             </w:r>
           </w:p>
         </w:tc>
         <w:tc>
           <w:tcPr>
-            <w:tcW w:w="556" w:type="dxa"/>
+            <w:tcW w:w="523" w:type="dxa"/>
             <w:shd w:val="clear" w:color="auto" w:fill="70AD47"/>
           </w:tcPr>
           <w:p>
@@ -6754,9 +6920,9 @@
                 <w:rFonts w:ascii="Times New Roman" w:hAnsi="Times New Roman"/>
                 <w:b w:val="0"/>
                 <w:color w:val="FFFFFF"/>
-                <w:sz w:val="20"/>
+                <w:sz w:val="18"/>
               </w:rPr>
-              <w:t>X</w:t>
+              <w:t>✓</w:t>
             </w:r>
           </w:p>
         </w:tc>
@@ -6764,7 +6930,7 @@
       <w:tr>
         <w:tc>
           <w:tcPr>
-            <w:tcW w:w="3260" w:type="dxa"/>
+            <w:tcW w:w="3557" w:type="dxa"/>
             <w:shd w:val="clear" w:color="auto" w:fill="D9E1F2"/>
           </w:tcPr>
           <w:p>
@@ -6785,7 +6951,7 @@
         </w:tc>
         <w:tc>
           <w:tcPr>
-            <w:tcW w:w="556" w:type="dxa"/>
+            <w:tcW w:w="523" w:type="dxa"/>
             <w:shd w:val="clear" w:color="auto" w:fill="70AD47"/>
           </w:tcPr>
           <w:p>
@@ -6798,15 +6964,15 @@
                 <w:rFonts w:ascii="Times New Roman" w:hAnsi="Times New Roman"/>
                 <w:b w:val="0"/>
                 <w:color w:val="FFFFFF"/>
-                <w:sz w:val="20"/>
+                <w:sz w:val="18"/>
               </w:rPr>
-              <w:t>X</w:t>
+              <w:t>✓</w:t>
             </w:r>
           </w:p>
         </w:tc>
         <w:tc>
           <w:tcPr>
-            <w:tcW w:w="556" w:type="dxa"/>
+            <w:tcW w:w="523" w:type="dxa"/>
             <w:shd w:val="clear" w:color="auto" w:fill="D9E1F2"/>
           </w:tcPr>
           <w:p>
@@ -6819,14 +6985,14 @@
                 <w:rFonts w:ascii="Times New Roman" w:hAnsi="Times New Roman"/>
                 <w:b w:val="0"/>
                 <w:color w:val="000000"/>
-                <w:sz w:val="20"/>
+                <w:sz w:val="18"/>
               </w:rPr>
             </w:r>
           </w:p>
         </w:tc>
         <w:tc>
           <w:tcPr>
-            <w:tcW w:w="556" w:type="dxa"/>
+            <w:tcW w:w="523" w:type="dxa"/>
             <w:shd w:val="clear" w:color="auto" w:fill="D9E1F2"/>
           </w:tcPr>
           <w:p>
@@ -6839,14 +7005,14 @@
                 <w:rFonts w:ascii="Times New Roman" w:hAnsi="Times New Roman"/>
                 <w:b w:val="0"/>
                 <w:color w:val="000000"/>
-                <w:sz w:val="20"/>
+                <w:sz w:val="18"/>
               </w:rPr>
             </w:r>
           </w:p>
         </w:tc>
         <w:tc>
           <w:tcPr>
-            <w:tcW w:w="556" w:type="dxa"/>
+            <w:tcW w:w="523" w:type="dxa"/>
             <w:shd w:val="clear" w:color="auto" w:fill="70AD47"/>
           </w:tcPr>
           <w:p>
@@ -6859,15 +7025,15 @@
                 <w:rFonts w:ascii="Times New Roman" w:hAnsi="Times New Roman"/>
                 <w:b w:val="0"/>
                 <w:color w:val="FFFFFF"/>
-                <w:sz w:val="20"/>
+                <w:sz w:val="18"/>
               </w:rPr>
-              <w:t>X</w:t>
+              <w:t>✓</w:t>
             </w:r>
           </w:p>
         </w:tc>
         <w:tc>
           <w:tcPr>
-            <w:tcW w:w="556" w:type="dxa"/>
+            <w:tcW w:w="523" w:type="dxa"/>
             <w:shd w:val="clear" w:color="auto" w:fill="D9E1F2"/>
           </w:tcPr>
           <w:p>
@@ -6880,14 +7046,14 @@
                 <w:rFonts w:ascii="Times New Roman" w:hAnsi="Times New Roman"/>
                 <w:b w:val="0"/>
                 <w:color w:val="000000"/>
-                <w:sz w:val="20"/>
+                <w:sz w:val="18"/>
               </w:rPr>
             </w:r>
           </w:p>
         </w:tc>
         <w:tc>
           <w:tcPr>
-            <w:tcW w:w="556" w:type="dxa"/>
+            <w:tcW w:w="523" w:type="dxa"/>
             <w:shd w:val="clear" w:color="auto" w:fill="D9E1F2"/>
           </w:tcPr>
           <w:p>
@@ -6900,14 +7066,14 @@
                 <w:rFonts w:ascii="Times New Roman" w:hAnsi="Times New Roman"/>
                 <w:b w:val="0"/>
                 <w:color w:val="000000"/>
-                <w:sz w:val="20"/>
+                <w:sz w:val="18"/>
               </w:rPr>
             </w:r>
           </w:p>
         </w:tc>
         <w:tc>
           <w:tcPr>
-            <w:tcW w:w="556" w:type="dxa"/>
+            <w:tcW w:w="523" w:type="dxa"/>
             <w:shd w:val="clear" w:color="auto" w:fill="D9E1F2"/>
           </w:tcPr>
           <w:p>
@@ -6920,14 +7086,14 @@
                 <w:rFonts w:ascii="Times New Roman" w:hAnsi="Times New Roman"/>
                 <w:b w:val="0"/>
                 <w:color w:val="000000"/>
-                <w:sz w:val="20"/>
+                <w:sz w:val="18"/>
               </w:rPr>
             </w:r>
           </w:p>
         </w:tc>
         <w:tc>
           <w:tcPr>
-            <w:tcW w:w="556" w:type="dxa"/>
+            <w:tcW w:w="523" w:type="dxa"/>
             <w:shd w:val="clear" w:color="auto" w:fill="D9E1F2"/>
           </w:tcPr>
           <w:p>
@@ -6940,14 +7106,14 @@
                 <w:rFonts w:ascii="Times New Roman" w:hAnsi="Times New Roman"/>
                 <w:b w:val="0"/>
                 <w:color w:val="000000"/>
-                <w:sz w:val="20"/>
+                <w:sz w:val="18"/>
               </w:rPr>
             </w:r>
           </w:p>
         </w:tc>
         <w:tc>
           <w:tcPr>
-            <w:tcW w:w="556" w:type="dxa"/>
+            <w:tcW w:w="523" w:type="dxa"/>
             <w:shd w:val="clear" w:color="auto" w:fill="D9E1F2"/>
           </w:tcPr>
           <w:p>
@@ -6960,7 +7126,7 @@
                 <w:rFonts w:ascii="Times New Roman" w:hAnsi="Times New Roman"/>
                 <w:b w:val="0"/>
                 <w:color w:val="000000"/>
-                <w:sz w:val="20"/>
+                <w:sz w:val="18"/>
               </w:rPr>
             </w:r>
           </w:p>
@@ -6969,7 +7135,7 @@
       <w:tr>
         <w:tc>
           <w:tcPr>
-            <w:tcW w:w="3260" w:type="dxa"/>
+            <w:tcW w:w="3557" w:type="dxa"/>
             <w:shd w:val="clear" w:color="auto" w:fill="FFFFFF"/>
           </w:tcPr>
           <w:p>
@@ -6990,7 +7156,7 @@
         </w:tc>
         <w:tc>
           <w:tcPr>
-            <w:tcW w:w="556" w:type="dxa"/>
+            <w:tcW w:w="523" w:type="dxa"/>
             <w:shd w:val="clear" w:color="auto" w:fill="FFFFFF"/>
           </w:tcPr>
           <w:p>
@@ -7003,14 +7169,14 @@
                 <w:rFonts w:ascii="Times New Roman" w:hAnsi="Times New Roman"/>
                 <w:b w:val="0"/>
                 <w:color w:val="000000"/>
-                <w:sz w:val="20"/>
+                <w:sz w:val="18"/>
               </w:rPr>
             </w:r>
           </w:p>
         </w:tc>
         <w:tc>
           <w:tcPr>
-            <w:tcW w:w="556" w:type="dxa"/>
+            <w:tcW w:w="523" w:type="dxa"/>
             <w:shd w:val="clear" w:color="auto" w:fill="70AD47"/>
           </w:tcPr>
           <w:p>
@@ -7023,15 +7189,15 @@
                 <w:rFonts w:ascii="Times New Roman" w:hAnsi="Times New Roman"/>
                 <w:b w:val="0"/>
                 <w:color w:val="FFFFFF"/>
-                <w:sz w:val="20"/>
+                <w:sz w:val="18"/>
               </w:rPr>
-              <w:t>X</w:t>
+              <w:t>✓</w:t>
             </w:r>
           </w:p>
         </w:tc>
         <w:tc>
           <w:tcPr>
-            <w:tcW w:w="556" w:type="dxa"/>
+            <w:tcW w:w="523" w:type="dxa"/>
             <w:shd w:val="clear" w:color="auto" w:fill="70AD47"/>
           </w:tcPr>
           <w:p>
@@ -7044,15 +7210,15 @@
                 <w:rFonts w:ascii="Times New Roman" w:hAnsi="Times New Roman"/>
                 <w:b w:val="0"/>
                 <w:color w:val="FFFFFF"/>
-                <w:sz w:val="20"/>
+                <w:sz w:val="18"/>
               </w:rPr>
-              <w:t>X</w:t>
+              <w:t>✓</w:t>
             </w:r>
           </w:p>
         </w:tc>
         <w:tc>
           <w:tcPr>
-            <w:tcW w:w="556" w:type="dxa"/>
+            <w:tcW w:w="523" w:type="dxa"/>
             <w:shd w:val="clear" w:color="auto" w:fill="FFFFFF"/>
           </w:tcPr>
           <w:p>
@@ -7065,14 +7231,14 @@
                 <w:rFonts w:ascii="Times New Roman" w:hAnsi="Times New Roman"/>
                 <w:b w:val="0"/>
                 <w:color w:val="000000"/>
-                <w:sz w:val="20"/>
+                <w:sz w:val="18"/>
               </w:rPr>
             </w:r>
           </w:p>
         </w:tc>
         <w:tc>
           <w:tcPr>
-            <w:tcW w:w="556" w:type="dxa"/>
+            <w:tcW w:w="523" w:type="dxa"/>
             <w:shd w:val="clear" w:color="auto" w:fill="FFFFFF"/>
           </w:tcPr>
           <w:p>
@@ -7085,14 +7251,14 @@
                 <w:rFonts w:ascii="Times New Roman" w:hAnsi="Times New Roman"/>
                 <w:b w:val="0"/>
                 <w:color w:val="000000"/>
-                <w:sz w:val="20"/>
+                <w:sz w:val="18"/>
               </w:rPr>
             </w:r>
           </w:p>
         </w:tc>
         <w:tc>
           <w:tcPr>
-            <w:tcW w:w="556" w:type="dxa"/>
+            <w:tcW w:w="523" w:type="dxa"/>
             <w:shd w:val="clear" w:color="auto" w:fill="FFFFFF"/>
           </w:tcPr>
           <w:p>
@@ -7105,14 +7271,14 @@
                 <w:rFonts w:ascii="Times New Roman" w:hAnsi="Times New Roman"/>
                 <w:b w:val="0"/>
                 <w:color w:val="000000"/>
-                <w:sz w:val="20"/>
+                <w:sz w:val="18"/>
               </w:rPr>
             </w:r>
           </w:p>
         </w:tc>
         <w:tc>
           <w:tcPr>
-            <w:tcW w:w="556" w:type="dxa"/>
+            <w:tcW w:w="523" w:type="dxa"/>
             <w:shd w:val="clear" w:color="auto" w:fill="FFFFFF"/>
           </w:tcPr>
           <w:p>
@@ -7125,14 +7291,14 @@
                 <w:rFonts w:ascii="Times New Roman" w:hAnsi="Times New Roman"/>
                 <w:b w:val="0"/>
                 <w:color w:val="000000"/>
-                <w:sz w:val="20"/>
+                <w:sz w:val="18"/>
               </w:rPr>
             </w:r>
           </w:p>
         </w:tc>
         <w:tc>
           <w:tcPr>
-            <w:tcW w:w="556" w:type="dxa"/>
+            <w:tcW w:w="523" w:type="dxa"/>
             <w:shd w:val="clear" w:color="auto" w:fill="FFFFFF"/>
           </w:tcPr>
           <w:p>
@@ -7145,14 +7311,14 @@
                 <w:rFonts w:ascii="Times New Roman" w:hAnsi="Times New Roman"/>
                 <w:b w:val="0"/>
                 <w:color w:val="000000"/>
-                <w:sz w:val="20"/>
+                <w:sz w:val="18"/>
               </w:rPr>
             </w:r>
           </w:p>
         </w:tc>
         <w:tc>
           <w:tcPr>
-            <w:tcW w:w="556" w:type="dxa"/>
+            <w:tcW w:w="523" w:type="dxa"/>
             <w:shd w:val="clear" w:color="auto" w:fill="FFFFFF"/>
           </w:tcPr>
           <w:p>
@@ -7165,7 +7331,7 @@
                 <w:rFonts w:ascii="Times New Roman" w:hAnsi="Times New Roman"/>
                 <w:b w:val="0"/>
                 <w:color w:val="000000"/>
-                <w:sz w:val="20"/>
+                <w:sz w:val="18"/>
               </w:rPr>
             </w:r>
           </w:p>
@@ -7174,7 +7340,7 @@
       <w:tr>
         <w:tc>
           <w:tcPr>
-            <w:tcW w:w="3260" w:type="dxa"/>
+            <w:tcW w:w="3557" w:type="dxa"/>
             <w:shd w:val="clear" w:color="auto" w:fill="D9E1F2"/>
           </w:tcPr>
           <w:p>
@@ -7195,7 +7361,7 @@
         </w:tc>
         <w:tc>
           <w:tcPr>
-            <w:tcW w:w="556" w:type="dxa"/>
+            <w:tcW w:w="523" w:type="dxa"/>
             <w:shd w:val="clear" w:color="auto" w:fill="D9E1F2"/>
           </w:tcPr>
           <w:p>
@@ -7208,14 +7374,14 @@
                 <w:rFonts w:ascii="Times New Roman" w:hAnsi="Times New Roman"/>
                 <w:b w:val="0"/>
                 <w:color w:val="000000"/>
-                <w:sz w:val="20"/>
+                <w:sz w:val="18"/>
               </w:rPr>
             </w:r>
           </w:p>
         </w:tc>
         <w:tc>
           <w:tcPr>
-            <w:tcW w:w="556" w:type="dxa"/>
+            <w:tcW w:w="523" w:type="dxa"/>
             <w:shd w:val="clear" w:color="auto" w:fill="D9E1F2"/>
           </w:tcPr>
           <w:p>
@@ -7228,14 +7394,14 @@
                 <w:rFonts w:ascii="Times New Roman" w:hAnsi="Times New Roman"/>
                 <w:b w:val="0"/>
                 <w:color w:val="000000"/>
-                <w:sz w:val="20"/>
+                <w:sz w:val="18"/>
               </w:rPr>
             </w:r>
           </w:p>
         </w:tc>
         <w:tc>
           <w:tcPr>
-            <w:tcW w:w="556" w:type="dxa"/>
+            <w:tcW w:w="523" w:type="dxa"/>
             <w:shd w:val="clear" w:color="auto" w:fill="D9E1F2"/>
           </w:tcPr>
           <w:p>
@@ -7248,14 +7414,14 @@
                 <w:rFonts w:ascii="Times New Roman" w:hAnsi="Times New Roman"/>
                 <w:b w:val="0"/>
                 <w:color w:val="000000"/>
-                <w:sz w:val="20"/>
+                <w:sz w:val="18"/>
               </w:rPr>
             </w:r>
           </w:p>
         </w:tc>
         <w:tc>
           <w:tcPr>
-            <w:tcW w:w="556" w:type="dxa"/>
+            <w:tcW w:w="523" w:type="dxa"/>
             <w:shd w:val="clear" w:color="auto" w:fill="D9E1F2"/>
           </w:tcPr>
           <w:p>
@@ -7268,14 +7434,14 @@
                 <w:rFonts w:ascii="Times New Roman" w:hAnsi="Times New Roman"/>
                 <w:b w:val="0"/>
                 <w:color w:val="000000"/>
-                <w:sz w:val="20"/>
+                <w:sz w:val="18"/>
               </w:rPr>
             </w:r>
           </w:p>
         </w:tc>
         <w:tc>
           <w:tcPr>
-            <w:tcW w:w="556" w:type="dxa"/>
+            <w:tcW w:w="523" w:type="dxa"/>
             <w:shd w:val="clear" w:color="auto" w:fill="70AD47"/>
           </w:tcPr>
           <w:p>
@@ -7288,15 +7454,15 @@
                 <w:rFonts w:ascii="Times New Roman" w:hAnsi="Times New Roman"/>
                 <w:b w:val="0"/>
                 <w:color w:val="FFFFFF"/>
-                <w:sz w:val="20"/>
+                <w:sz w:val="18"/>
               </w:rPr>
-              <w:t>X</w:t>
+              <w:t>✓</w:t>
             </w:r>
           </w:p>
         </w:tc>
         <w:tc>
           <w:tcPr>
-            <w:tcW w:w="556" w:type="dxa"/>
+            <w:tcW w:w="523" w:type="dxa"/>
             <w:shd w:val="clear" w:color="auto" w:fill="70AD47"/>
           </w:tcPr>
           <w:p>
@@ -7309,15 +7475,15 @@
                 <w:rFonts w:ascii="Times New Roman" w:hAnsi="Times New Roman"/>
                 <w:b w:val="0"/>
                 <w:color w:val="FFFFFF"/>
-                <w:sz w:val="20"/>
+                <w:sz w:val="18"/>
               </w:rPr>
-              <w:t>X</w:t>
+              <w:t>✓</w:t>
             </w:r>
           </w:p>
         </w:tc>
         <w:tc>
           <w:tcPr>
-            <w:tcW w:w="556" w:type="dxa"/>
+            <w:tcW w:w="523" w:type="dxa"/>
             <w:shd w:val="clear" w:color="auto" w:fill="D9E1F2"/>
           </w:tcPr>
           <w:p>
@@ -7330,14 +7496,14 @@
                 <w:rFonts w:ascii="Times New Roman" w:hAnsi="Times New Roman"/>
                 <w:b w:val="0"/>
                 <w:color w:val="000000"/>
-                <w:sz w:val="20"/>
+                <w:sz w:val="18"/>
               </w:rPr>
             </w:r>
           </w:p>
         </w:tc>
         <w:tc>
           <w:tcPr>
-            <w:tcW w:w="556" w:type="dxa"/>
+            <w:tcW w:w="523" w:type="dxa"/>
             <w:shd w:val="clear" w:color="auto" w:fill="D9E1F2"/>
           </w:tcPr>
           <w:p>
@@ -7350,14 +7516,14 @@
                 <w:rFonts w:ascii="Times New Roman" w:hAnsi="Times New Roman"/>
                 <w:b w:val="0"/>
                 <w:color w:val="000000"/>
-                <w:sz w:val="20"/>
+                <w:sz w:val="18"/>
               </w:rPr>
             </w:r>
           </w:p>
         </w:tc>
         <w:tc>
           <w:tcPr>
-            <w:tcW w:w="556" w:type="dxa"/>
+            <w:tcW w:w="523" w:type="dxa"/>
             <w:shd w:val="clear" w:color="auto" w:fill="D9E1F2"/>
           </w:tcPr>
           <w:p>
@@ -7370,7 +7536,7 @@
                 <w:rFonts w:ascii="Times New Roman" w:hAnsi="Times New Roman"/>
                 <w:b w:val="0"/>
                 <w:color w:val="000000"/>
-                <w:sz w:val="20"/>
+                <w:sz w:val="18"/>
               </w:rPr>
             </w:r>
           </w:p>
@@ -7379,7 +7545,7 @@
       <w:tr>
         <w:tc>
           <w:tcPr>
-            <w:tcW w:w="3260" w:type="dxa"/>
+            <w:tcW w:w="3557" w:type="dxa"/>
             <w:shd w:val="clear" w:color="auto" w:fill="FFFFFF"/>
           </w:tcPr>
           <w:p>
@@ -7400,7 +7566,7 @@
         </w:tc>
         <w:tc>
           <w:tcPr>
-            <w:tcW w:w="556" w:type="dxa"/>
+            <w:tcW w:w="523" w:type="dxa"/>
             <w:shd w:val="clear" w:color="auto" w:fill="FFFFFF"/>
           </w:tcPr>
           <w:p>
@@ -7413,14 +7579,14 @@
                 <w:rFonts w:ascii="Times New Roman" w:hAnsi="Times New Roman"/>
                 <w:b w:val="0"/>
                 <w:color w:val="000000"/>
-                <w:sz w:val="20"/>
+                <w:sz w:val="18"/>
               </w:rPr>
             </w:r>
           </w:p>
         </w:tc>
         <w:tc>
           <w:tcPr>
-            <w:tcW w:w="556" w:type="dxa"/>
+            <w:tcW w:w="523" w:type="dxa"/>
             <w:shd w:val="clear" w:color="auto" w:fill="FFFFFF"/>
           </w:tcPr>
           <w:p>
@@ -7433,14 +7599,14 @@
                 <w:rFonts w:ascii="Times New Roman" w:hAnsi="Times New Roman"/>
                 <w:b w:val="0"/>
                 <w:color w:val="000000"/>
-                <w:sz w:val="20"/>
+                <w:sz w:val="18"/>
               </w:rPr>
             </w:r>
           </w:p>
         </w:tc>
         <w:tc>
           <w:tcPr>
-            <w:tcW w:w="556" w:type="dxa"/>
+            <w:tcW w:w="523" w:type="dxa"/>
             <w:shd w:val="clear" w:color="auto" w:fill="FFFFFF"/>
           </w:tcPr>
           <w:p>
@@ -7453,14 +7619,14 @@
                 <w:rFonts w:ascii="Times New Roman" w:hAnsi="Times New Roman"/>
                 <w:b w:val="0"/>
                 <w:color w:val="000000"/>
-                <w:sz w:val="20"/>
+                <w:sz w:val="18"/>
               </w:rPr>
             </w:r>
           </w:p>
         </w:tc>
         <w:tc>
           <w:tcPr>
-            <w:tcW w:w="556" w:type="dxa"/>
+            <w:tcW w:w="523" w:type="dxa"/>
             <w:shd w:val="clear" w:color="auto" w:fill="FFFFFF"/>
           </w:tcPr>
           <w:p>
@@ -7473,14 +7639,14 @@
                 <w:rFonts w:ascii="Times New Roman" w:hAnsi="Times New Roman"/>
                 <w:b w:val="0"/>
                 <w:color w:val="000000"/>
-                <w:sz w:val="20"/>
+                <w:sz w:val="18"/>
               </w:rPr>
             </w:r>
           </w:p>
         </w:tc>
         <w:tc>
           <w:tcPr>
-            <w:tcW w:w="556" w:type="dxa"/>
+            <w:tcW w:w="523" w:type="dxa"/>
             <w:shd w:val="clear" w:color="auto" w:fill="FFFFFF"/>
           </w:tcPr>
           <w:p>
@@ -7493,14 +7659,14 @@
                 <w:rFonts w:ascii="Times New Roman" w:hAnsi="Times New Roman"/>
                 <w:b w:val="0"/>
                 <w:color w:val="000000"/>
-                <w:sz w:val="20"/>
+                <w:sz w:val="18"/>
               </w:rPr>
             </w:r>
           </w:p>
         </w:tc>
         <w:tc>
           <w:tcPr>
-            <w:tcW w:w="556" w:type="dxa"/>
+            <w:tcW w:w="523" w:type="dxa"/>
             <w:shd w:val="clear" w:color="auto" w:fill="FFFFFF"/>
           </w:tcPr>
           <w:p>
@@ -7513,14 +7679,14 @@
                 <w:rFonts w:ascii="Times New Roman" w:hAnsi="Times New Roman"/>
                 <w:b w:val="0"/>
                 <w:color w:val="000000"/>
-                <w:sz w:val="20"/>
+                <w:sz w:val="18"/>
               </w:rPr>
             </w:r>
           </w:p>
         </w:tc>
         <w:tc>
           <w:tcPr>
-            <w:tcW w:w="556" w:type="dxa"/>
+            <w:tcW w:w="523" w:type="dxa"/>
             <w:shd w:val="clear" w:color="auto" w:fill="70AD47"/>
           </w:tcPr>
           <w:p>
@@ -7533,15 +7699,15 @@
                 <w:rFonts w:ascii="Times New Roman" w:hAnsi="Times New Roman"/>
                 <w:b w:val="0"/>
                 <w:color w:val="FFFFFF"/>
-                <w:sz w:val="20"/>
+                <w:sz w:val="18"/>
               </w:rPr>
-              <w:t>X</w:t>
+              <w:t>✓</w:t>
             </w:r>
           </w:p>
         </w:tc>
         <w:tc>
           <w:tcPr>
-            <w:tcW w:w="556" w:type="dxa"/>
+            <w:tcW w:w="523" w:type="dxa"/>
             <w:shd w:val="clear" w:color="auto" w:fill="70AD47"/>
           </w:tcPr>
           <w:p>
@@ -7554,15 +7720,15 @@
                 <w:rFonts w:ascii="Times New Roman" w:hAnsi="Times New Roman"/>
                 <w:b w:val="0"/>
                 <w:color w:val="FFFFFF"/>
-                <w:sz w:val="20"/>
+                <w:sz w:val="18"/>
               </w:rPr>
-              <w:t>X</w:t>
+              <w:t>✓</w:t>
             </w:r>
           </w:p>
         </w:tc>
         <w:tc>
           <w:tcPr>
-            <w:tcW w:w="556" w:type="dxa"/>
+            <w:tcW w:w="523" w:type="dxa"/>
             <w:shd w:val="clear" w:color="auto" w:fill="70AD47"/>
           </w:tcPr>
           <w:p>
@@ -7575,9 +7741,9 @@
                 <w:rFonts w:ascii="Times New Roman" w:hAnsi="Times New Roman"/>
                 <w:b w:val="0"/>
                 <w:color w:val="FFFFFF"/>
-                <w:sz w:val="20"/>
+                <w:sz w:val="18"/>
               </w:rPr>
-              <w:t>X</w:t>
+              <w:t>✓</w:t>
             </w:r>
           </w:p>
         </w:tc>
@@ -7588,19 +7754,18 @@
       <w:pPr>
         <w:sectPr>
           <w:footerReference w:type="default" r:id="rId40"/>
-          <w:footerReference w:type="first" r:id="rId41"/>
+          <w:type w:val="continuous"/>
           <w:pgSz w:w="12240" w:h="15840"/>
           <w:pgMar w:top="1701" w:right="1701" w:bottom="1701" w:left="2268" w:header="720" w:footer="720" w:gutter="0"/>
           <w:cols w:space="720"/>
           <w:titlePg/>
           <w:docGrid w:linePitch="360"/>
-          <w:pgNumType w:fmt="decimal"/>
         </w:sectPr>
       </w:pPr>
     </w:p>
     <w:p>
       <w:pPr>
-        <w:spacing w:before="1140" w:after="480" w:line="360" w:lineRule="auto"/>
+        <w:spacing w:before="1140" w:after="480"/>
         <w:jc w:val="center"/>
       </w:pPr>
       <w:r>
@@ -7615,7 +7780,7 @@
     <w:p>
       <w:bookmarkStart w:id="bm_cap3" w:name="bm_cap3"/>
       <w:pPr>
-        <w:spacing w:before="0" w:after="480" w:line="360" w:lineRule="auto"/>
+        <w:spacing w:before="480"/>
         <w:jc w:val="center"/>
       </w:pPr>
       <w:r>
@@ -7629,508 +7794,19 @@
       <w:bookmarkEnd w:id="bm_cap3"/>
     </w:p>
     <w:p>
-      <w:bookmarkStart w:id="bm_cap3_bases" w:name="bm_cap3_bases"/>
-      <w:pPr>
-        <w:spacing w:before="480" w:after="480" w:line="360" w:lineRule="auto"/>
-        <w:jc w:val="left"/>
-      </w:pPr>
-      <w:r>
-        <w:rPr>
-          <w:rFonts w:ascii="Times New Roman" w:hAnsi="Times New Roman"/>
-          <w:b/>
-          <w:sz w:val="24"/>
-        </w:rPr>
-        <w:t>Sistemas de Información</w:t>
-      </w:r>
-      <w:bookmarkEnd w:id="bm_cap3_bases"/>
-    </w:p>
-    <w:p>
-      <w:pPr>
-        <w:spacing w:line="360" w:lineRule="auto" w:after="0" w:before="0"/>
-        <w:ind w:firstLine="709"/>
-        <w:jc w:val="both"/>
-      </w:pPr>
-      <w:r>
-        <w:rPr>
-          <w:rFonts w:ascii="Times New Roman" w:hAnsi="Times New Roman"/>
-          <w:i w:val="0"/>
-          <w:sz w:val="24"/>
-        </w:rPr>
-        <w:t>Un sistema de información constituye un conjunto organizado de recursos humanos, tecnológicos y procedimentales orientados a la captura, almacenamiento, procesamiento y distribución de datos con el propósito de apoyar la toma de decisiones dentro de una organización. Laudon y Laudon (2016) distinguen entre sistemas de procesamiento de transacciones, sistemas de soporte a la decisión y sistemas de información gerencial, siendo estos últimos los que transforman datos operativos en reportes consolidados de utilidad directiva.</w:t>
-      </w:r>
-    </w:p>
-    <w:p>
-      <w:pPr>
-        <w:spacing w:line="360" w:lineRule="auto" w:after="0" w:before="0"/>
-        <w:ind w:firstLine="709"/>
-        <w:jc w:val="both"/>
-      </w:pPr>
-      <w:r>
-        <w:rPr>
-          <w:rFonts w:ascii="Times New Roman" w:hAnsi="Times New Roman"/>
-          <w:i w:val="0"/>
-          <w:sz w:val="24"/>
-        </w:rPr>
-        <w:t>En el contexto del presente proyecto, el sistema propuesto se enmarca en la categoría de sistema de información operacional con capacidad de reporte gerencial, dado que registra cada movimiento documental de forma transaccional y provee resúmenes inmediatos al nivel de presidencia. Según Kendall y Kendall (2011), el análisis y diseño de sistemas busca comprender sistemáticamente cómo interactúan los datos y los usuarios para proponer soluciones tecnológicas que mejoren el flujo de trabajo de una organización.</w:t>
-      </w:r>
-    </w:p>
-    <w:p>
-      <w:pPr>
-        <w:spacing w:line="240" w:lineRule="auto" w:before="720" w:after="240"/>
-        <w:ind w:left="709" w:right="709"/>
-        <w:jc w:val="both"/>
-      </w:pPr>
-      <w:r>
-        <w:rPr>
-          <w:rFonts w:ascii="Times New Roman" w:hAnsi="Times New Roman"/>
-          <w:sz w:val="24"/>
-        </w:rPr>
-        <w:t>Los sistemas de información gerencial proporcionan a los administradores informes sobre el desempeño actual de la organización. Esta información se utiliza para supervisar y controlar el negocio y predecir el desempeño futuro. Los sistemas de información gerencial resumen y reportan las operaciones básicas de la empresa usando datos suministrados por los sistemas de procesamiento de transacciones.</w:t>
-      </w:r>
-      <w:r>
-        <w:rPr>
-          <w:rFonts w:ascii="Times New Roman" w:hAnsi="Times New Roman"/>
-          <w:sz w:val="24"/>
-        </w:rPr>
-        <w:t xml:space="preserve"> (Laudon y Laudon, 2016, p. 46)</w:t>
-      </w:r>
-    </w:p>
-    <w:p>
-      <w:pPr>
-        <w:spacing w:line="360" w:lineRule="auto" w:after="0" w:before="0"/>
-        <w:ind w:firstLine="709"/>
-        <w:jc w:val="both"/>
-      </w:pPr>
-      <w:r>
-        <w:rPr>
-          <w:rFonts w:ascii="Times New Roman" w:hAnsi="Times New Roman"/>
-          <w:i w:val="0"/>
-          <w:sz w:val="24"/>
-        </w:rPr>
-        <w:t>Desde la perspectiva del autor, el sistema desarrollado debe priorizar información confiable y oportuna para apoyar el control de los movimientos documentales de Presidencia.</w:t>
-      </w:r>
-    </w:p>
-    <w:p>
-      <w:pPr>
-        <w:spacing w:before="480" w:after="480" w:line="360" w:lineRule="auto"/>
-        <w:jc w:val="left"/>
-      </w:pPr>
-      <w:r>
-        <w:rPr>
-          <w:rFonts w:ascii="Times New Roman" w:hAnsi="Times New Roman"/>
-          <w:b/>
-          <w:sz w:val="24"/>
-        </w:rPr>
-        <w:t>Gestión Documental</w:t>
-      </w:r>
-    </w:p>
-    <w:p>
-      <w:pPr>
-        <w:spacing w:line="360" w:lineRule="auto" w:after="0" w:before="0"/>
-        <w:ind w:firstLine="709"/>
-        <w:jc w:val="both"/>
-      </w:pPr>
-      <w:r>
-        <w:rPr>
-          <w:rFonts w:ascii="Times New Roman" w:hAnsi="Times New Roman"/>
-          <w:i w:val="0"/>
-          <w:sz w:val="24"/>
-        </w:rPr>
-        <w:t>La gestión documental se define como el conjunto de normas, técnicas y prácticas que regulan el ciclo de vida de los documentos dentro de una organización, desde su creación o recepción hasta su disposición final. Cruz Mundet (2011) señala que una gestión documental eficaz garantiza la autenticidad, integridad, fiabilidad y disponibilidad de la información registrada, constituyendo un pilar fundamental para la transparencia administrativa y la continuidad operativa.</w:t>
-      </w:r>
-    </w:p>
-    <w:p>
-      <w:pPr>
-        <w:spacing w:line="360" w:lineRule="auto" w:after="0" w:before="0"/>
-        <w:ind w:firstLine="709"/>
-        <w:jc w:val="both"/>
-      </w:pPr>
-      <w:r>
-        <w:rPr>
-          <w:rFonts w:ascii="Times New Roman" w:hAnsi="Times New Roman"/>
-          <w:i w:val="0"/>
-          <w:sz w:val="24"/>
-        </w:rPr>
-        <w:t>En el Departamento de Presidencia de Venangocupet, S.A., el flujo documental responde a un ciclo específico: recepción del expediente externo, revisión de forma, registro de ingreso, firma presidencial, registro de egreso y despacho al departamento destinatario. La automatización de este ciclo mediante un sistema digitalizado reduce la propensión al error humano y dota al departamento de un historial auditable de cada movimiento, en concordancia con los principios de gestión documental descritos por Cruz Mundet (2011).</w:t>
-      </w:r>
-    </w:p>
-    <w:p>
-      <w:pPr>
-        <w:spacing w:line="360" w:lineRule="auto" w:after="0" w:before="0"/>
-        <w:ind w:firstLine="709"/>
-        <w:jc w:val="both"/>
-      </w:pPr>
-      <w:r>
-        <w:rPr>
-          <w:rFonts w:ascii="Times New Roman" w:hAnsi="Times New Roman"/>
-          <w:i w:val="0"/>
-          <w:sz w:val="24"/>
-        </w:rPr>
-        <w:t>En Venangocupet, la gestión documental debe reflejar el recorrido real de cada expediente, desde su recepción hasta su despacho, sin agregar pasos que no correspondan al proceso.</w:t>
-      </w:r>
-    </w:p>
-    <w:p>
-      <w:pPr>
-        <w:spacing w:before="480" w:after="480" w:line="360" w:lineRule="auto"/>
-        <w:jc w:val="left"/>
-      </w:pPr>
-      <w:r>
-        <w:rPr>
-          <w:rFonts w:ascii="Times New Roman" w:hAnsi="Times New Roman"/>
-          <w:b/>
-          <w:sz w:val="24"/>
-        </w:rPr>
-        <w:t>Modelo Relacional de Bases de Datos</w:t>
-      </w:r>
-    </w:p>
-    <w:p>
-      <w:pPr>
-        <w:spacing w:line="360" w:lineRule="auto" w:after="0" w:before="0"/>
-        <w:ind w:firstLine="709"/>
-        <w:jc w:val="both"/>
-      </w:pPr>
-      <w:r>
-        <w:rPr>
-          <w:rFonts w:ascii="Times New Roman" w:hAnsi="Times New Roman"/>
-          <w:i w:val="0"/>
-          <w:sz w:val="24"/>
-        </w:rPr>
-        <w:t>El modelo relacional, propuesto originalmente por Codd (1970), organiza la información en tablas bidimensionales denominadas relaciones, cuyos atributos representan las propiedades de las entidades y cuyas filas corresponden a instancias individuales de datos. La fortaleza de este modelo radica en la aplicación de reglas de normalización que eliminan la redundancia y preservan la integridad referencial entre tablas relacionadas mediante claves primarias y foráneas.</w:t>
-      </w:r>
-    </w:p>
-    <w:p>
-      <w:pPr>
-        <w:spacing w:line="360" w:lineRule="auto" w:after="0" w:before="0"/>
-        <w:ind w:firstLine="709"/>
-        <w:jc w:val="both"/>
-      </w:pPr>
-      <w:r>
-        <w:rPr>
-          <w:rFonts w:ascii="Times New Roman" w:hAnsi="Times New Roman"/>
-          <w:i w:val="0"/>
-          <w:sz w:val="24"/>
-        </w:rPr>
-        <w:t>Date (2001) establece que un diseño relacional correctamente normalizado garantiza que cada dato se almacene una sola vez, reduciendo la posibilidad de inconsistencias derivadas de actualizaciones parciales. En el sistema propuesto, la relación entre procesos administrativos y documentos sigue una cardinalidad uno a muchos (1:N), permitiendo registrar múltiples expedientes asociados a un mismo proceso contractual o administrativo sin duplicar los datos maestros del proceso.</w:t>
-      </w:r>
-    </w:p>
-    <w:p>
-      <w:pPr>
-        <w:spacing w:line="360" w:lineRule="auto" w:after="0" w:before="0"/>
-        <w:ind w:firstLine="709"/>
-        <w:jc w:val="both"/>
-      </w:pPr>
-      <w:r>
-        <w:rPr>
-          <w:rFonts w:ascii="Times New Roman" w:hAnsi="Times New Roman"/>
-          <w:i w:val="0"/>
-          <w:sz w:val="24"/>
-        </w:rPr>
-        <w:t>A juicio de quien suscribe, el modelo relacional resulta adecuado porque representa la relación entre procesos y documentos sin duplicar la información que se necesita consultar.</w:t>
-      </w:r>
-    </w:p>
-    <w:p>
-      <w:pPr>
-        <w:spacing w:before="480" w:after="480" w:line="360" w:lineRule="auto"/>
-        <w:jc w:val="left"/>
-      </w:pPr>
-      <w:r>
-        <w:rPr>
-          <w:rFonts w:ascii="Times New Roman" w:hAnsi="Times New Roman"/>
-          <w:b/>
-          <w:sz w:val="24"/>
-        </w:rPr>
-        <w:t>SQLite como Sistema Gestor de Base de Datos</w:t>
-      </w:r>
-    </w:p>
-    <w:p>
-      <w:pPr>
-        <w:spacing w:line="360" w:lineRule="auto" w:after="0" w:before="0"/>
-        <w:ind w:firstLine="709"/>
-        <w:jc w:val="both"/>
-      </w:pPr>
-      <w:r>
-        <w:rPr>
-          <w:rFonts w:ascii="Times New Roman" w:hAnsi="Times New Roman"/>
-          <w:i w:val="0"/>
-          <w:sz w:val="24"/>
-        </w:rPr>
-        <w:t>SQLite es un motor de base de datos relacional de código abierto, autocontenido y sin servidor, cuya arquitectura embebida lo diferencia de sistemas cliente-servidor convencionales. Su funcionamiento se basa en un único archivo que aloja el esquema y los registros de la base de datos, reduciendo la complejidad de administración para aplicaciones locales.</w:t>
-      </w:r>
-    </w:p>
-    <w:p>
-      <w:pPr>
-        <w:spacing w:line="360" w:lineRule="auto" w:after="0" w:before="0"/>
-        <w:ind w:firstLine="709"/>
-        <w:jc w:val="both"/>
-      </w:pPr>
-      <w:r>
-        <w:rPr>
-          <w:rFonts w:ascii="Times New Roman" w:hAnsi="Times New Roman"/>
-          <w:i w:val="0"/>
-          <w:sz w:val="24"/>
-        </w:rPr>
-        <w:t>Pressman (2010) señala que la selección de herramientas tecnológicas debe considerar las características del entorno de despliegue y los requerimientos reales de la solución. Para el prototipo desarrollado en el Departamento de Presidencia, SQLite permite gestionar las relaciones entre procesos y documentos, conservar el historial de movimientos y ejecutar consultas sin incorporar una infraestructura adicional de servidor.</w:t>
-      </w:r>
-    </w:p>
-    <w:p>
-      <w:pPr>
-        <w:spacing w:line="360" w:lineRule="auto" w:after="0" w:before="0"/>
-        <w:ind w:firstLine="709"/>
-        <w:jc w:val="both"/>
-      </w:pPr>
-      <w:r>
-        <w:rPr>
-          <w:rFonts w:ascii="Times New Roman" w:hAnsi="Times New Roman"/>
-          <w:i w:val="0"/>
-          <w:sz w:val="24"/>
-        </w:rPr>
-        <w:t>La selección de SQLite se fundamenta en su portabilidad, sencillez de despliegue y capacidad para mantener la información del prototipo en un archivo relacional único, características adecuadas para una aplicación de escritorio de alcance departamental.</w:t>
-      </w:r>
-    </w:p>
-    <w:p>
-      <w:pPr>
-        <w:spacing w:before="480" w:after="480" w:line="360" w:lineRule="auto"/>
-        <w:jc w:val="left"/>
-      </w:pPr>
-      <w:r>
-        <w:rPr>
-          <w:rFonts w:ascii="Times New Roman" w:hAnsi="Times New Roman"/>
-          <w:b/>
-          <w:sz w:val="24"/>
-        </w:rPr>
-        <w:t>Trazabilidad Documental</w:t>
-      </w:r>
-    </w:p>
-    <w:p>
-      <w:pPr>
-        <w:spacing w:line="360" w:lineRule="auto" w:after="0" w:before="0"/>
-        <w:ind w:firstLine="709"/>
-        <w:jc w:val="both"/>
-      </w:pPr>
-      <w:r>
-        <w:rPr>
-          <w:rFonts w:ascii="Times New Roman" w:hAnsi="Times New Roman"/>
-          <w:i w:val="0"/>
-          <w:sz w:val="24"/>
-        </w:rPr>
-        <w:t>La trazabilidad documental se entiende como la capacidad de reconstruir el historial completo de un documento a lo largo de su ciclo de vida, identificando en cada etapa el responsable, la fecha, la acción ejecutada y el estado resultante. Gómez (2019) señala que la trazabilidad constituye el mecanismo central de auditoría en los sistemas de gestión documental, dado que permite verificar la integridad del proceso y detectar cuellos de botella o irregularidades en el flujo.</w:t>
-      </w:r>
-    </w:p>
-    <w:p>
-      <w:pPr>
-        <w:spacing w:line="360" w:lineRule="auto" w:after="0" w:before="0"/>
-        <w:ind w:firstLine="709"/>
-        <w:jc w:val="both"/>
-      </w:pPr>
-      <w:r>
-        <w:rPr>
-          <w:rFonts w:ascii="Times New Roman" w:hAnsi="Times New Roman"/>
-          <w:i w:val="0"/>
-          <w:sz w:val="24"/>
-        </w:rPr>
-        <w:t>En el ámbito de la alta dirección, la trazabilidad cobra especial relevancia porque los expedientes que transitan por la Presidencia frecuentemente están vinculados a procesos contractuales y decisiones gerenciales de impacto organizacional. El sistema propuesto registra automáticamente cada movimiento de ingreso y egreso del expediente, almacenando la fecha, el estatus y el departamento de origen o destino, lo que permite generar reportes de trazabilidad de forma inmediata ante cualquier requerimiento directivo.</w:t>
-      </w:r>
-    </w:p>
-    <w:p>
-      <w:pPr>
-        <w:spacing w:line="240" w:lineRule="auto" w:before="720" w:after="240"/>
-        <w:ind w:left="709" w:right="709"/>
-        <w:jc w:val="both"/>
-      </w:pPr>
-      <w:r>
-        <w:rPr>
-          <w:rFonts w:ascii="Times New Roman" w:hAnsi="Times New Roman"/>
-          <w:sz w:val="24"/>
-        </w:rPr>
-        <w:t>Un sistema de información eficaz proporciona a los administradores de la organización datos precisos y oportunos, facilitando la auditoría de cada transacción operativa y mejorando sustancialmente la capacidad de respuesta ante requerimientos gerenciales de alto nivel. La ausencia de este tipo de herramientas obliga al personal a invertir tiempo considerable en la búsqueda y consolidación manual de información que debería estar disponible de forma inmediata.</w:t>
-      </w:r>
-      <w:r>
-        <w:rPr>
-          <w:rFonts w:ascii="Times New Roman" w:hAnsi="Times New Roman"/>
-          <w:sz w:val="24"/>
-        </w:rPr>
-        <w:t xml:space="preserve"> (Gómez, 2019, p. 45)</w:t>
-      </w:r>
-    </w:p>
-    <w:p>
-      <w:pPr>
-        <w:spacing w:line="360" w:lineRule="auto" w:after="0" w:before="0"/>
-        <w:ind w:firstLine="709"/>
-        <w:jc w:val="both"/>
-      </w:pPr>
-      <w:r>
-        <w:rPr>
-          <w:rFonts w:ascii="Times New Roman" w:hAnsi="Times New Roman"/>
-          <w:i w:val="0"/>
-          <w:sz w:val="24"/>
-        </w:rPr>
-        <w:t>Para este proyecto, la trazabilidad es el elemento que permite demostrar qué ocurrió con cada expediente y ofrecer respuestas verificables a la dirección de la empresa.</w:t>
-      </w:r>
-    </w:p>
-    <w:p>
-      <w:pPr>
-        <w:spacing w:before="480" w:after="480" w:line="360" w:lineRule="auto"/>
-        <w:jc w:val="left"/>
-      </w:pPr>
-      <w:r>
-        <w:rPr>
-          <w:rFonts w:ascii="Times New Roman" w:hAnsi="Times New Roman"/>
-          <w:b/>
-          <w:sz w:val="24"/>
-        </w:rPr>
-        <w:t>Automatización de Procesos Administrativos</w:t>
-      </w:r>
-    </w:p>
-    <w:p>
-      <w:pPr>
-        <w:spacing w:line="360" w:lineRule="auto" w:after="0" w:before="0"/>
-        <w:ind w:firstLine="709"/>
-        <w:jc w:val="both"/>
-      </w:pPr>
-      <w:r>
-        <w:rPr>
-          <w:rFonts w:ascii="Times New Roman" w:hAnsi="Times New Roman"/>
-          <w:i w:val="0"/>
-          <w:sz w:val="24"/>
-        </w:rPr>
-        <w:t>La automatización de procesos administrativos consiste en la sustitución de tareas manuales repetitivas por flujos de trabajo controlados por sistemas informáticos, con el objetivo de reducir los tiempos de ejecución, minimizar el error humano y liberar al personal para actividades de mayor valor analítico. Laudon y Laudon (2016) plantean que la automatización de procesos de negocio genera mejoras medibles en la productividad organizacional al estandarizar los procedimientos y centralizar el control de la información.</w:t>
-      </w:r>
-    </w:p>
-    <w:p>
-      <w:pPr>
-        <w:spacing w:line="360" w:lineRule="auto" w:after="0" w:before="0"/>
-        <w:ind w:firstLine="709"/>
-        <w:jc w:val="both"/>
-      </w:pPr>
-      <w:r>
-        <w:rPr>
-          <w:rFonts w:ascii="Times New Roman" w:hAnsi="Times New Roman"/>
-          <w:i w:val="0"/>
-          <w:sz w:val="24"/>
-        </w:rPr>
-        <w:t>En el Departamento de Presidencia de Venangocupet, S.A., la automatización se justifica por la naturaleza del proceso actual: el personal destina un porcentaje significativo de su tiempo operativo al copiado y pegado de datos entre documentos y hojas de cálculo, así como a la redacción manual de resúmenes solicitados por la dirección. La implementación del sistema automatizado propuesto traslada estas tareas al software, permitiendo que el personal se concentre en las funciones de revisión y coordinación propias del departamento.</w:t>
-      </w:r>
-    </w:p>
-    <w:p>
-      <w:pPr>
-        <w:spacing w:line="360" w:lineRule="auto" w:after="0" w:before="0"/>
-        <w:ind w:firstLine="709"/>
-        <w:jc w:val="both"/>
-      </w:pPr>
-      <w:r>
-        <w:rPr>
-          <w:rFonts w:ascii="Times New Roman" w:hAnsi="Times New Roman"/>
-          <w:i w:val="0"/>
-          <w:sz w:val="24"/>
-        </w:rPr>
-        <w:t>Desde la posición del autor, automatizar el registro y los reportes permite disminuir tareas repetitivas y dedicar mayor atención a la revisión y canalización de los expedientes.</w:t>
-      </w:r>
-    </w:p>
-    <w:p>
-      <w:pPr>
-        <w:spacing w:before="480" w:after="480" w:line="360" w:lineRule="auto"/>
-        <w:jc w:val="left"/>
-      </w:pPr>
-      <w:r>
-        <w:rPr>
-          <w:rFonts w:ascii="Times New Roman" w:hAnsi="Times New Roman"/>
-          <w:b/>
-          <w:sz w:val="24"/>
-        </w:rPr>
-        <w:t>Proyecto Factible como Modalidad de Investigación</w:t>
-      </w:r>
-    </w:p>
-    <w:p>
-      <w:pPr>
-        <w:spacing w:line="360" w:lineRule="auto" w:after="0" w:before="0"/>
-        <w:ind w:firstLine="709"/>
-        <w:jc w:val="both"/>
-      </w:pPr>
-      <w:r>
-        <w:rPr>
-          <w:rFonts w:ascii="Times New Roman" w:hAnsi="Times New Roman"/>
-          <w:i w:val="0"/>
-          <w:sz w:val="24"/>
-        </w:rPr>
-        <w:t>La Universidad Pedagógica Experimental Libertador (UPEL, 2016) define el proyecto factible como la investigación, elaboración y desarrollo de una propuesta de un modelo operativo viable para solucionar problemas, requerimientos o necesidades de organizaciones o grupos sociales. Esta modalidad exige la comprobación de la viabilidad técnica, económica y operativa de la solución planteada, sustentada en un diagnóstico de campo que evidencie la situación deficitaria que da origen a la propuesta.</w:t>
-      </w:r>
-    </w:p>
-    <w:p>
-      <w:pPr>
-        <w:spacing w:line="360" w:lineRule="auto" w:after="0" w:before="0"/>
-        <w:ind w:firstLine="709"/>
-        <w:jc w:val="both"/>
-      </w:pPr>
-      <w:r>
-        <w:rPr>
-          <w:rFonts w:ascii="Times New Roman" w:hAnsi="Times New Roman"/>
-          <w:i w:val="0"/>
-          <w:sz w:val="24"/>
-        </w:rPr>
-        <w:t>Arias (2012) complementa esta definición señalando que el proyecto factible no se limita a diagnosticar un problema, sino que avanza hasta proponer y en muchos casos desarrollar la solución, demostrando su aplicabilidad en el contexto real. El presente trabajo se enmarca en esta modalidad al partir de un diagnóstico situacional del flujo documental en Presidencia, proponer una arquitectura tecnológica específica y materializar un prototipo funcional del sistema como evidencia de la viabilidad de la propuesta.</w:t>
-      </w:r>
-    </w:p>
-    <w:p>
-      <w:pPr>
-        <w:spacing w:line="360" w:lineRule="auto" w:after="0" w:before="0"/>
-        <w:ind w:firstLine="709"/>
-        <w:jc w:val="both"/>
-      </w:pPr>
-      <w:r>
-        <w:rPr>
-          <w:rFonts w:ascii="Times New Roman" w:hAnsi="Times New Roman"/>
-          <w:i w:val="0"/>
-          <w:sz w:val="24"/>
-        </w:rPr>
-        <w:t>La modalidad de proyecto factible resulta compatible con el trabajo realizado porque el diagnóstico del flujo documental condujo al diseño, construcción y validación de un prototipo orientado a una necesidad concreta del Departamento de Presidencia.</w:t>
-      </w:r>
-    </w:p>
-    <w:p>
       <w:pPr>
         <w:sectPr>
-          <w:footerReference w:type="default" r:id="rId42"/>
-          <w:footerReference w:type="first" r:id="rId43"/>
+          <w:footerReference w:type="default" r:id="rId41"/>
           <w:pgSz w:w="12240" w:h="15840"/>
           <w:pgMar w:top="1701" w:right="1701" w:bottom="1701" w:left="2268" w:header="720" w:footer="720" w:gutter="0"/>
           <w:cols w:space="720"/>
           <w:titlePg/>
           <w:docGrid w:linePitch="360"/>
-          <w:pgNumType w:fmt="decimal"/>
         </w:sectPr>
       </w:pPr>
     </w:p>
     <w:p>
-      <w:pPr>
-        <w:spacing w:before="1140" w:after="480" w:line="360" w:lineRule="auto"/>
-        <w:jc w:val="center"/>
-      </w:pPr>
-      <w:r>
-        <w:rPr>
-          <w:rFonts w:ascii="Times New Roman" w:hAnsi="Times New Roman"/>
-          <w:b/>
-          <w:sz w:val="24"/>
-        </w:rPr>
-        <w:t>CAPÍTULO IV</w:t>
-      </w:r>
-    </w:p>
-    <w:p>
-      <w:bookmarkStart w:id="bm_cap4" w:name="bm_cap4"/>
-      <w:pPr>
-        <w:spacing w:before="0" w:after="480" w:line="360" w:lineRule="auto"/>
-        <w:jc w:val="center"/>
-      </w:pPr>
-      <w:r>
-        <w:rPr>
-          <w:rFonts w:ascii="Times New Roman" w:hAnsi="Times New Roman"/>
-          <w:b/>
-          <w:sz w:val="24"/>
-        </w:rPr>
-        <w:t>ACTIVIDADES REALIZADAS</w:t>
-      </w:r>
-      <w:bookmarkEnd w:id="bm_cap4"/>
-    </w:p>
-    <w:p>
-      <w:bookmarkStart w:id="bm_cap4_desc" w:name="bm_cap4_desc"/>
+      <w:bookmarkStart w:id="bm_cap3_bases" w:name="bm_cap3_bases"/>
       <w:pPr>
         <w:spacing w:before="480" w:after="480" w:line="360" w:lineRule="auto"/>
         <w:jc w:val="left"/>
@@ -8141,9 +7817,9 @@
           <w:b/>
           <w:sz w:val="24"/>
         </w:rPr>
-        <w:t>Descripción de Actividades Ejecutadas por Semana</w:t>
-      </w:r>
-      <w:bookmarkEnd w:id="bm_cap4_desc"/>
+        <w:t>Sistemas de Información</w:t>
+      </w:r>
+      <w:bookmarkEnd w:id="bm_cap3_bases"/>
     </w:p>
     <w:p>
       <w:pPr>
@@ -8157,11 +7833,62 @@
           <w:i w:val="0"/>
           <w:sz w:val="24"/>
         </w:rPr>
-        <w:t>Durante las nueve (9) semanas de práctica profesional se ejecutaron actividades operativas propias del Departamento de Presidencia y actividades técnicas vinculadas con el diagnóstico, diseño, implementación y validación del sistema automatizado:</w:t>
+        <w:t>Un sistema de información constituye un conjunto organizado de recursos humanos, tecnológicos y procedimentales orientados a la captura, almacenamiento, procesamiento y distribución de datos con el propósito de apoyar la toma de decisiones dentro de una organización. Laudon y Laudon (2016) distinguen entre sistemas de procesamiento de transacciones, sistemas de soporte a la decisión y sistemas de información gerencial, siendo estos últimos los que transforman datos operativos en reportes consolidados de utilidad directiva.</w:t>
       </w:r>
     </w:p>
     <w:p>
       <w:pPr>
+        <w:spacing w:line="360" w:lineRule="auto" w:after="0" w:before="0"/>
+        <w:ind w:firstLine="709"/>
+        <w:jc w:val="both"/>
+      </w:pPr>
+      <w:r>
+        <w:rPr>
+          <w:rFonts w:ascii="Times New Roman" w:hAnsi="Times New Roman"/>
+          <w:i w:val="0"/>
+          <w:sz w:val="24"/>
+        </w:rPr>
+        <w:t>En el contexto del presente proyecto, el sistema propuesto se enmarca en la categoría de sistema de información operacional con capacidad de reporte gerencial, dado que registra cada movimiento documental de forma transaccional y provee resúmenes inmediatos al nivel de presidencia. Según Kendall y Kendall (2011), el análisis y diseño de sistemas busca comprender sistemáticamente cómo interactúan los datos y los usuarios para proponer soluciones tecnológicas que mejoren el flujo de trabajo de una organización.</w:t>
+      </w:r>
+    </w:p>
+    <w:p>
+      <w:pPr>
+        <w:spacing w:line="240" w:lineRule="auto" w:before="720" w:after="240"/>
+        <w:ind w:left="709" w:right="709"/>
+        <w:jc w:val="both"/>
+      </w:pPr>
+      <w:r>
+        <w:rPr>
+          <w:rFonts w:ascii="Times New Roman" w:hAnsi="Times New Roman"/>
+          <w:sz w:val="24"/>
+        </w:rPr>
+        <w:t>Los sistemas de información gerencial proporcionan a los administradores informes sobre el desempeño actual de la organización. Esta información se utiliza para supervisar y controlar el negocio y predecir el desempeño futuro. Los sistemas de información gerencial resumen y reportan las operaciones básicas de la empresa usando datos suministrados por los sistemas de procesamiento de transacciones.</w:t>
+      </w:r>
+      <w:r>
+        <w:rPr>
+          <w:rFonts w:ascii="Times New Roman" w:hAnsi="Times New Roman"/>
+          <w:sz w:val="24"/>
+        </w:rPr>
+        <w:t xml:space="preserve"> (Laudon y Laudon, 2016, p. 46)</w:t>
+      </w:r>
+    </w:p>
+    <w:p>
+      <w:pPr>
+        <w:spacing w:line="360" w:lineRule="auto" w:after="0" w:before="0"/>
+        <w:ind w:firstLine="709"/>
+        <w:jc w:val="both"/>
+      </w:pPr>
+      <w:r>
+        <w:rPr>
+          <w:rFonts w:ascii="Times New Roman" w:hAnsi="Times New Roman"/>
+          <w:i w:val="0"/>
+          <w:sz w:val="24"/>
+        </w:rPr>
+        <w:t>Desde la perspectiva del autor, el sistema desarrollado debe priorizar información confiable y oportuna para apoyar el control de los movimientos documentales de Presidencia.</w:t>
+      </w:r>
+    </w:p>
+    <w:p>
+      <w:pPr>
         <w:spacing w:before="480" w:after="480" w:line="360" w:lineRule="auto"/>
         <w:jc w:val="left"/>
       </w:pPr>
@@ -8171,69 +7898,56 @@
           <w:b/>
           <w:sz w:val="24"/>
         </w:rPr>
-        <w:t>Semana 1</w:t>
+        <w:t>Gestión Documental</w:t>
       </w:r>
     </w:p>
     <w:p>
       <w:pPr>
-        <w:spacing w:line="360" w:lineRule="auto"/>
+        <w:spacing w:line="360" w:lineRule="auto" w:after="0" w:before="0"/>
         <w:ind w:firstLine="709"/>
         <w:jc w:val="both"/>
       </w:pPr>
       <w:r>
         <w:rPr>
           <w:rFonts w:ascii="Times New Roman" w:hAnsi="Times New Roman"/>
-          <w:sz w:val="24"/>
-        </w:rPr>
-        <w:t xml:space="preserve">1. </w:t>
-      </w:r>
-      <w:r>
-        <w:rPr>
-          <w:rFonts w:ascii="Times New Roman" w:hAnsi="Times New Roman"/>
-          <w:b/>
-          <w:sz w:val="24"/>
-        </w:rPr>
-        <w:t xml:space="preserve">Actividad operativa: </w:t>
-      </w:r>
-      <w:r>
-        <w:rPr>
-          <w:rFonts w:ascii="Times New Roman" w:hAnsi="Times New Roman"/>
-          <w:sz w:val="24"/>
-        </w:rPr>
-        <w:t>Inducción institucional, recorrido por las instalaciones del área administrativa, presentación del equipo de trabajo y revisión de los lineamientos generales de funcionamiento del Departamento de Presidencia.</w:t>
+          <w:i w:val="0"/>
+          <w:sz w:val="24"/>
+        </w:rPr>
+        <w:t>La gestión documental se define como el conjunto de normas, técnicas y prácticas que regulan el ciclo de vida de los documentos dentro de una organización, desde su creación o recepción hasta su disposición final. Cruz Mundet (2011) señala que una gestión documental eficaz garantiza la autenticidad, integridad, fiabilidad y disponibilidad de la información registrada, constituyendo un pilar fundamental para la transparencia administrativa y la continuidad operativa.</w:t>
       </w:r>
     </w:p>
     <w:p>
       <w:pPr>
-        <w:spacing w:line="360" w:lineRule="auto"/>
+        <w:spacing w:line="360" w:lineRule="auto" w:after="0" w:before="0"/>
         <w:ind w:firstLine="709"/>
         <w:jc w:val="both"/>
       </w:pPr>
       <w:r>
         <w:rPr>
           <w:rFonts w:ascii="Times New Roman" w:hAnsi="Times New Roman"/>
-          <w:sz w:val="24"/>
-        </w:rPr>
-        <w:t xml:space="preserve">2. </w:t>
-      </w:r>
-      <w:r>
-        <w:rPr>
-          <w:rFonts w:ascii="Times New Roman" w:hAnsi="Times New Roman"/>
-          <w:b/>
-          <w:sz w:val="24"/>
-        </w:rPr>
-        <w:t xml:space="preserve">Actividad de investigación: </w:t>
-      </w:r>
-      <w:r>
-        <w:rPr>
-          <w:rFonts w:ascii="Times New Roman" w:hAnsi="Times New Roman"/>
-          <w:sz w:val="24"/>
-        </w:rPr>
-        <w:t>Observación directa y mapeo del ciclo real de los documentos en Presidencia, identificación de fallas en el registro manual y levantamiento inicial de los datos requeridos para la trazabilidad.</w:t>
+          <w:i w:val="0"/>
+          <w:sz w:val="24"/>
+        </w:rPr>
+        <w:t>En el Departamento de Presidencia de Venangocupet, S.A., el flujo documental responde a un ciclo específico: recepción del expediente externo, revisión de forma, registro de ingreso, firma presidencial, registro de egreso y despacho al departamento destinatario. La automatización de este ciclo mediante un sistema digitalizado reduce la propensión al error humano y dota al departamento de un historial auditable de cada movimiento, en concordancia con los principios de gestión documental descritos por Cruz Mundet (2011).</w:t>
       </w:r>
     </w:p>
     <w:p>
       <w:pPr>
+        <w:spacing w:line="360" w:lineRule="auto" w:after="0" w:before="0"/>
+        <w:ind w:firstLine="709"/>
+        <w:jc w:val="both"/>
+      </w:pPr>
+      <w:r>
+        <w:rPr>
+          <w:rFonts w:ascii="Times New Roman" w:hAnsi="Times New Roman"/>
+          <w:i w:val="0"/>
+          <w:sz w:val="24"/>
+        </w:rPr>
+        <w:t>En Venangocupet, la gestión documental debe reflejar el recorrido real de cada expediente, desde su recepción hasta su despacho, sin agregar pasos que no correspondan al proceso.</w:t>
+      </w:r>
+    </w:p>
+    <w:p>
+      <w:pPr>
         <w:spacing w:before="480" w:after="480" w:line="360" w:lineRule="auto"/>
         <w:jc w:val="left"/>
       </w:pPr>
@@ -8243,69 +7957,56 @@
           <w:b/>
           <w:sz w:val="24"/>
         </w:rPr>
-        <w:t>Semana 2</w:t>
+        <w:t>Modelo Relacional de Bases de Datos</w:t>
       </w:r>
     </w:p>
     <w:p>
       <w:pPr>
-        <w:spacing w:line="360" w:lineRule="auto"/>
+        <w:spacing w:line="360" w:lineRule="auto" w:after="0" w:before="0"/>
         <w:ind w:firstLine="709"/>
         <w:jc w:val="both"/>
       </w:pPr>
       <w:r>
         <w:rPr>
           <w:rFonts w:ascii="Times New Roman" w:hAnsi="Times New Roman"/>
-          <w:sz w:val="24"/>
-        </w:rPr>
-        <w:t xml:space="preserve">1. </w:t>
-      </w:r>
-      <w:r>
-        <w:rPr>
-          <w:rFonts w:ascii="Times New Roman" w:hAnsi="Times New Roman"/>
-          <w:b/>
-          <w:sz w:val="24"/>
-        </w:rPr>
-        <w:t xml:space="preserve">Actividad operativa: </w:t>
-      </w:r>
-      <w:r>
-        <w:rPr>
-          <w:rFonts w:ascii="Times New Roman" w:hAnsi="Times New Roman"/>
-          <w:sz w:val="24"/>
-        </w:rPr>
-        <w:t>Clasificación y registro manual de expedientes físicos en la hoja de cálculo utilizada por la oficina, con actualización de los movimientos correspondientes a los documentos recibidos durante el período.</w:t>
+          <w:i w:val="0"/>
+          <w:sz w:val="24"/>
+        </w:rPr>
+        <w:t>El modelo relacional, propuesto originalmente por Codd (1970), organiza la información en tablas bidimensionales denominadas relaciones, cuyos atributos representan las propiedades de las entidades y cuyas filas corresponden a instancias individuales de datos. La fortaleza de este modelo radica en la aplicación de reglas de normalización que eliminan la redundancia y preservan la integridad referencial entre tablas relacionadas mediante claves primarias y foráneas.</w:t>
       </w:r>
     </w:p>
     <w:p>
       <w:pPr>
-        <w:spacing w:line="360" w:lineRule="auto"/>
+        <w:spacing w:line="360" w:lineRule="auto" w:after="0" w:before="0"/>
         <w:ind w:firstLine="709"/>
         <w:jc w:val="both"/>
       </w:pPr>
       <w:r>
         <w:rPr>
           <w:rFonts w:ascii="Times New Roman" w:hAnsi="Times New Roman"/>
-          <w:sz w:val="24"/>
-        </w:rPr>
-        <w:t xml:space="preserve">2. </w:t>
-      </w:r>
-      <w:r>
-        <w:rPr>
-          <w:rFonts w:ascii="Times New Roman" w:hAnsi="Times New Roman"/>
-          <w:b/>
-          <w:sz w:val="24"/>
-        </w:rPr>
-        <w:t xml:space="preserve">Actividad de investigación: </w:t>
-      </w:r>
-      <w:r>
-        <w:rPr>
-          <w:rFonts w:ascii="Times New Roman" w:hAnsi="Times New Roman"/>
-          <w:sz w:val="24"/>
-        </w:rPr>
-        <w:t>Validación de requerimientos con el tutor industrial, construcción del diagrama Entidad-Relación, normalización del esquema propuesto y elaboración del diccionario de datos.</w:t>
+          <w:i w:val="0"/>
+          <w:sz w:val="24"/>
+        </w:rPr>
+        <w:t>Date (2001) establece que un diseño relacional correctamente normalizado garantiza que cada dato se almacene una sola vez, reduciendo la posibilidad de inconsistencias derivadas de actualizaciones parciales. En el sistema propuesto, la relación entre procesos administrativos y documentos sigue una cardinalidad uno a muchos (1:N), permitiendo registrar múltiples expedientes asociados a un mismo proceso contractual o administrativo sin duplicar los datos maestros del proceso.</w:t>
       </w:r>
     </w:p>
     <w:p>
       <w:pPr>
+        <w:spacing w:line="360" w:lineRule="auto" w:after="0" w:before="0"/>
+        <w:ind w:firstLine="709"/>
+        <w:jc w:val="both"/>
+      </w:pPr>
+      <w:r>
+        <w:rPr>
+          <w:rFonts w:ascii="Times New Roman" w:hAnsi="Times New Roman"/>
+          <w:i w:val="0"/>
+          <w:sz w:val="24"/>
+        </w:rPr>
+        <w:t>A juicio de quien suscribe, el modelo relacional resulta adecuado porque representa la relación entre procesos y documentos sin duplicar la información que se necesita consultar.</w:t>
+      </w:r>
+    </w:p>
+    <w:p>
+      <w:pPr>
         <w:spacing w:before="480" w:after="480" w:line="360" w:lineRule="auto"/>
         <w:jc w:val="left"/>
       </w:pPr>
@@ -8315,69 +8016,56 @@
           <w:b/>
           <w:sz w:val="24"/>
         </w:rPr>
-        <w:t>Semana 3</w:t>
+        <w:t>SQLite como Sistema Gestor de Base de Datos</w:t>
       </w:r>
     </w:p>
     <w:p>
       <w:pPr>
-        <w:spacing w:line="360" w:lineRule="auto"/>
+        <w:spacing w:line="360" w:lineRule="auto" w:after="0" w:before="0"/>
         <w:ind w:firstLine="709"/>
         <w:jc w:val="both"/>
       </w:pPr>
       <w:r>
         <w:rPr>
           <w:rFonts w:ascii="Times New Roman" w:hAnsi="Times New Roman"/>
-          <w:sz w:val="24"/>
-        </w:rPr>
-        <w:t xml:space="preserve">1. </w:t>
-      </w:r>
-      <w:r>
-        <w:rPr>
-          <w:rFonts w:ascii="Times New Roman" w:hAnsi="Times New Roman"/>
-          <w:b/>
-          <w:sz w:val="24"/>
-        </w:rPr>
-        <w:t xml:space="preserve">Actividad operativa: </w:t>
-      </w:r>
-      <w:r>
-        <w:rPr>
-          <w:rFonts w:ascii="Times New Roman" w:hAnsi="Times New Roman"/>
-          <w:sz w:val="24"/>
-        </w:rPr>
-        <w:t>Procesamiento y actualización del estatus de expedientes en el archivo de control de la oficina, apoyando el seguimiento de los documentos recibidos y despachados durante la semana.</w:t>
+          <w:i w:val="0"/>
+          <w:sz w:val="24"/>
+        </w:rPr>
+        <w:t>SQLite es un motor de base de datos relacional de código abierto, autocontenido y sin servidor, cuya arquitectura embebida lo diferencia de sistemas cliente-servidor convencionales. Su funcionamiento se basa en un único archivo que aloja el esquema y los registros de la base de datos, reduciendo la complejidad de administración para aplicaciones locales.</w:t>
       </w:r>
     </w:p>
     <w:p>
       <w:pPr>
-        <w:spacing w:line="360" w:lineRule="auto"/>
+        <w:spacing w:line="360" w:lineRule="auto" w:after="0" w:before="0"/>
         <w:ind w:firstLine="709"/>
         <w:jc w:val="both"/>
       </w:pPr>
       <w:r>
         <w:rPr>
           <w:rFonts w:ascii="Times New Roman" w:hAnsi="Times New Roman"/>
-          <w:sz w:val="24"/>
-        </w:rPr>
-        <w:t xml:space="preserve">2. </w:t>
-      </w:r>
-      <w:r>
-        <w:rPr>
-          <w:rFonts w:ascii="Times New Roman" w:hAnsi="Times New Roman"/>
-          <w:b/>
-          <w:sz w:val="24"/>
-        </w:rPr>
-        <w:t xml:space="preserve">Actividad de investigación: </w:t>
-      </w:r>
-      <w:r>
-        <w:rPr>
-          <w:rFonts w:ascii="Times New Roman" w:hAnsi="Times New Roman"/>
-          <w:sz w:val="24"/>
-        </w:rPr>
-        <w:t>Implementación de la estructura relacional en SQLite, carga de registros de prueba, construcción de formularios de captura y programación de consultas de trazabilidad.</w:t>
+          <w:i w:val="0"/>
+          <w:sz w:val="24"/>
+        </w:rPr>
+        <w:t>Pressman (2010) señala que la selección de herramientas tecnológicas debe considerar las características del entorno de despliegue y los requerimientos reales de la solución. Para el prototipo desarrollado en el Departamento de Presidencia, SQLite permite gestionar las relaciones entre procesos y documentos, conservar el historial de movimientos y ejecutar consultas sin incorporar una infraestructura adicional de servidor.</w:t>
       </w:r>
     </w:p>
     <w:p>
       <w:pPr>
+        <w:spacing w:line="360" w:lineRule="auto" w:after="0" w:before="0"/>
+        <w:ind w:firstLine="709"/>
+        <w:jc w:val="both"/>
+      </w:pPr>
+      <w:r>
+        <w:rPr>
+          <w:rFonts w:ascii="Times New Roman" w:hAnsi="Times New Roman"/>
+          <w:i w:val="0"/>
+          <w:sz w:val="24"/>
+        </w:rPr>
+        <w:t>La selección de SQLite se fundamenta en su portabilidad, sencillez de despliegue y capacidad para mantener la información del prototipo en un archivo relacional único, características adecuadas para una aplicación de escritorio de alcance departamental.</w:t>
+      </w:r>
+    </w:p>
+    <w:p>
+      <w:pPr>
         <w:spacing w:before="480" w:after="480" w:line="360" w:lineRule="auto"/>
         <w:jc w:val="left"/>
       </w:pPr>
@@ -8387,69 +8075,77 @@
           <w:b/>
           <w:sz w:val="24"/>
         </w:rPr>
-        <w:t>Semana 4</w:t>
+        <w:t>Trazabilidad Documental</w:t>
       </w:r>
     </w:p>
     <w:p>
       <w:pPr>
-        <w:spacing w:line="360" w:lineRule="auto"/>
+        <w:spacing w:line="360" w:lineRule="auto" w:after="0" w:before="0"/>
         <w:ind w:firstLine="709"/>
         <w:jc w:val="both"/>
       </w:pPr>
       <w:r>
         <w:rPr>
           <w:rFonts w:ascii="Times New Roman" w:hAnsi="Times New Roman"/>
-          <w:sz w:val="24"/>
-        </w:rPr>
-        <w:t xml:space="preserve">1. </w:t>
-      </w:r>
-      <w:r>
-        <w:rPr>
-          <w:rFonts w:ascii="Times New Roman" w:hAnsi="Times New Roman"/>
-          <w:b/>
-          <w:sz w:val="24"/>
-        </w:rPr>
-        <w:t xml:space="preserve">Actividad operativa: </w:t>
-      </w:r>
-      <w:r>
-        <w:rPr>
-          <w:rFonts w:ascii="Times New Roman" w:hAnsi="Times New Roman"/>
-          <w:sz w:val="24"/>
-        </w:rPr>
-        <w:t>Asistencia a la charla técnica sobre Identificación y Notificación de Peligros y Riesgos en Instalaciones y Puestos de Trabajo dictada por el departamento de SIAHO, junto con labores regulares de registro documental.</w:t>
+          <w:i w:val="0"/>
+          <w:sz w:val="24"/>
+        </w:rPr>
+        <w:t>La trazabilidad documental se entiende como la capacidad de reconstruir el historial completo de un documento a lo largo de su ciclo de vida, identificando en cada etapa el responsable, la fecha, la acción ejecutada y el estado resultante. Gómez (2019) señala que la trazabilidad constituye el mecanismo central de auditoría en los sistemas de gestión documental, dado que permite verificar la integridad del proceso y detectar cuellos de botella o irregularidades en el flujo.</w:t>
       </w:r>
     </w:p>
     <w:p>
       <w:pPr>
-        <w:spacing w:line="360" w:lineRule="auto"/>
+        <w:spacing w:line="360" w:lineRule="auto" w:after="0" w:before="0"/>
         <w:ind w:firstLine="709"/>
         <w:jc w:val="both"/>
       </w:pPr>
       <w:r>
         <w:rPr>
           <w:rFonts w:ascii="Times New Roman" w:hAnsi="Times New Roman"/>
-          <w:sz w:val="24"/>
-        </w:rPr>
-        <w:t xml:space="preserve">2. </w:t>
-      </w:r>
-      <w:r>
-        <w:rPr>
-          <w:rFonts w:ascii="Times New Roman" w:hAnsi="Times New Roman"/>
-          <w:b/>
-          <w:sz w:val="24"/>
-        </w:rPr>
-        <w:t xml:space="preserve">Actividad de investigación: </w:t>
-      </w:r>
-      <w:r>
-        <w:rPr>
-          <w:rFonts w:ascii="Times New Roman" w:hAnsi="Times New Roman"/>
-          <w:sz w:val="24"/>
-        </w:rPr>
-        <w:t>Programación del entorno visual de escritorio, estructuración de los módulos de la interfaz y organización del código fuente del prototipo.</w:t>
+          <w:i w:val="0"/>
+          <w:sz w:val="24"/>
+        </w:rPr>
+        <w:t>En el ámbito de la alta dirección, la trazabilidad cobra especial relevancia porque los expedientes que transitan por la Presidencia frecuentemente están vinculados a procesos contractuales y decisiones gerenciales de impacto organizacional. El sistema propuesto registra automáticamente cada movimiento de ingreso y egreso del expediente, almacenando la fecha, el estatus y el departamento de origen o destino, lo que permite generar reportes de trazabilidad de forma inmediata ante cualquier requerimiento directivo.</w:t>
       </w:r>
     </w:p>
     <w:p>
       <w:pPr>
+        <w:spacing w:line="240" w:lineRule="auto" w:before="720" w:after="240"/>
+        <w:ind w:left="709" w:right="709"/>
+        <w:jc w:val="both"/>
+      </w:pPr>
+      <w:r>
+        <w:rPr>
+          <w:rFonts w:ascii="Times New Roman" w:hAnsi="Times New Roman"/>
+          <w:sz w:val="24"/>
+        </w:rPr>
+        <w:t>Un sistema de información eficaz proporciona a los administradores de la organización datos precisos y oportunos, facilitando la auditoría de cada transacción operativa y mejorando sustancialmente la capacidad de respuesta ante requerimientos gerenciales de alto nivel. La ausencia de este tipo de herramientas obliga al personal a invertir tiempo considerable en la búsqueda y consolidación manual de información que debería estar disponible de forma inmediata.</w:t>
+      </w:r>
+      <w:r>
+        <w:rPr>
+          <w:rFonts w:ascii="Times New Roman" w:hAnsi="Times New Roman"/>
+          <w:sz w:val="24"/>
+        </w:rPr>
+        <w:t xml:space="preserve"> (Gómez, 2019, p. 45)</w:t>
+      </w:r>
+    </w:p>
+    <w:p>
+      <w:pPr>
+        <w:spacing w:line="360" w:lineRule="auto" w:after="0" w:before="0"/>
+        <w:ind w:firstLine="709"/>
+        <w:jc w:val="both"/>
+      </w:pPr>
+      <w:r>
+        <w:rPr>
+          <w:rFonts w:ascii="Times New Roman" w:hAnsi="Times New Roman"/>
+          <w:i w:val="0"/>
+          <w:sz w:val="24"/>
+        </w:rPr>
+        <w:t>Para este proyecto, la trazabilidad es el elemento que permite demostrar qué ocurrió con cada expediente y ofrecer respuestas verificables a la dirección de la empresa.</w:t>
+      </w:r>
+    </w:p>
+    <w:p>
+      <w:pPr>
         <w:spacing w:before="480" w:after="480" w:line="360" w:lineRule="auto"/>
         <w:jc w:val="left"/>
       </w:pPr>
@@ -8459,69 +8155,56 @@
           <w:b/>
           <w:sz w:val="24"/>
         </w:rPr>
-        <w:t>Semana 5</w:t>
+        <w:t>Automatización de Procesos Administrativos</w:t>
       </w:r>
     </w:p>
     <w:p>
       <w:pPr>
-        <w:spacing w:line="360" w:lineRule="auto"/>
+        <w:spacing w:line="360" w:lineRule="auto" w:after="0" w:before="0"/>
         <w:ind w:firstLine="709"/>
         <w:jc w:val="both"/>
       </w:pPr>
       <w:r>
         <w:rPr>
           <w:rFonts w:ascii="Times New Roman" w:hAnsi="Times New Roman"/>
-          <w:sz w:val="24"/>
-        </w:rPr>
-        <w:t xml:space="preserve">1. </w:t>
-      </w:r>
-      <w:r>
-        <w:rPr>
-          <w:rFonts w:ascii="Times New Roman" w:hAnsi="Times New Roman"/>
-          <w:b/>
-          <w:sz w:val="24"/>
-        </w:rPr>
-        <w:t xml:space="preserve">Actividad operativa: </w:t>
-      </w:r>
-      <w:r>
-        <w:rPr>
-          <w:rFonts w:ascii="Times New Roman" w:hAnsi="Times New Roman"/>
-          <w:sz w:val="24"/>
-        </w:rPr>
-        <w:t>Revisión ortográfica y de formato de correspondencia presidencial, y apoyo en la canalización de expedientes hacia su departamento de destino después de la firma presidencial.</w:t>
+          <w:i w:val="0"/>
+          <w:sz w:val="24"/>
+        </w:rPr>
+        <w:t>La automatización de procesos administrativos consiste en la sustitución de tareas manuales repetitivas por flujos de trabajo controlados por sistemas informáticos, con el objetivo de reducir los tiempos de ejecución, minimizar el error humano y liberar al personal para actividades de mayor valor analítico. Laudon y Laudon (2016) plantean que la automatización de procesos de negocio genera mejoras medibles en la productividad organizacional al estandarizar los procedimientos y centralizar el control de la información.</w:t>
       </w:r>
     </w:p>
     <w:p>
       <w:pPr>
-        <w:spacing w:line="360" w:lineRule="auto"/>
+        <w:spacing w:line="360" w:lineRule="auto" w:after="0" w:before="0"/>
         <w:ind w:firstLine="709"/>
         <w:jc w:val="both"/>
       </w:pPr>
       <w:r>
         <w:rPr>
           <w:rFonts w:ascii="Times New Roman" w:hAnsi="Times New Roman"/>
-          <w:sz w:val="24"/>
-        </w:rPr>
-        <w:t xml:space="preserve">2. </w:t>
-      </w:r>
-      <w:r>
-        <w:rPr>
-          <w:rFonts w:ascii="Times New Roman" w:hAnsi="Times New Roman"/>
-          <w:b/>
-          <w:sz w:val="24"/>
-        </w:rPr>
-        <w:t xml:space="preserve">Actividad de investigación: </w:t>
-      </w:r>
-      <w:r>
-        <w:rPr>
-          <w:rFonts w:ascii="Times New Roman" w:hAnsi="Times New Roman"/>
-          <w:sz w:val="24"/>
-        </w:rPr>
-        <w:t>Desarrollo de los módulos de consulta e historial de movimientos e integración de la visualización de expedientes asociados a cada proceso administrativo.</w:t>
+          <w:i w:val="0"/>
+          <w:sz w:val="24"/>
+        </w:rPr>
+        <w:t>En el Departamento de Presidencia de Venangocupet, S.A., la automatización se justifica por la naturaleza del proceso actual: el personal destina un porcentaje significativo de su tiempo operativo al copiado y pegado de datos entre documentos y hojas de cálculo, así como a la redacción manual de resúmenes solicitados por la dirección. La implementación del sistema automatizado propuesto traslada estas tareas al software, permitiendo que el personal se concentre en las funciones de revisión y coordinación propias del departamento.</w:t>
       </w:r>
     </w:p>
     <w:p>
       <w:pPr>
+        <w:spacing w:line="360" w:lineRule="auto" w:after="0" w:before="0"/>
+        <w:ind w:firstLine="709"/>
+        <w:jc w:val="both"/>
+      </w:pPr>
+      <w:r>
+        <w:rPr>
+          <w:rFonts w:ascii="Times New Roman" w:hAnsi="Times New Roman"/>
+          <w:i w:val="0"/>
+          <w:sz w:val="24"/>
+        </w:rPr>
+        <w:t>Desde la posición del autor, automatizar el registro y los reportes permite disminuir tareas repetitivas y dedicar mayor atención a la revisión y canalización de los expedientes.</w:t>
+      </w:r>
+    </w:p>
+    <w:p>
+      <w:pPr>
         <w:spacing w:before="480" w:after="480" w:line="360" w:lineRule="auto"/>
         <w:jc w:val="left"/>
       </w:pPr>
@@ -8531,300 +8214,70 @@
           <w:b/>
           <w:sz w:val="24"/>
         </w:rPr>
-        <w:t>Semana 6</w:t>
+        <w:t>Proyecto Factible como Modalidad de Investigación</w:t>
       </w:r>
     </w:p>
     <w:p>
       <w:pPr>
-        <w:spacing w:line="360" w:lineRule="auto"/>
+        <w:spacing w:line="360" w:lineRule="auto" w:after="0" w:before="0"/>
         <w:ind w:firstLine="709"/>
         <w:jc w:val="both"/>
       </w:pPr>
       <w:r>
         <w:rPr>
           <w:rFonts w:ascii="Times New Roman" w:hAnsi="Times New Roman"/>
-          <w:sz w:val="24"/>
-        </w:rPr>
-        <w:t xml:space="preserve">1. </w:t>
-      </w:r>
-      <w:r>
-        <w:rPr>
-          <w:rFonts w:ascii="Times New Roman" w:hAnsi="Times New Roman"/>
-          <w:b/>
-          <w:sz w:val="24"/>
-        </w:rPr>
-        <w:t xml:space="preserve">Actividad operativa: </w:t>
-      </w:r>
-      <w:r>
-        <w:rPr>
-          <w:rFonts w:ascii="Times New Roman" w:hAnsi="Times New Roman"/>
-          <w:sz w:val="24"/>
-        </w:rPr>
-        <w:t>Colaboración en la revisión y despacho de correspondencia presidencial y apoyo en el registro de salida de expedientes firmados durante el período.</w:t>
+          <w:i w:val="0"/>
+          <w:sz w:val="24"/>
+        </w:rPr>
+        <w:t>La Universidad Pedagógica Experimental Libertador (UPEL, 2016) define el proyecto factible como la investigación, elaboración y desarrollo de una propuesta de un modelo operativo viable para solucionar problemas, requerimientos o necesidades de organizaciones o grupos sociales. Esta modalidad exige la comprobación de la viabilidad técnica, económica y operativa de la solución planteada, sustentada en un diagnóstico de campo que evidencie la situación deficitaria que da origen a la propuesta.</w:t>
       </w:r>
     </w:p>
     <w:p>
       <w:pPr>
-        <w:spacing w:line="360" w:lineRule="auto"/>
+        <w:spacing w:line="360" w:lineRule="auto" w:after="0" w:before="0"/>
         <w:ind w:firstLine="709"/>
         <w:jc w:val="both"/>
       </w:pPr>
       <w:r>
         <w:rPr>
           <w:rFonts w:ascii="Times New Roman" w:hAnsi="Times New Roman"/>
-          <w:sz w:val="24"/>
-        </w:rPr>
-        <w:t xml:space="preserve">2. </w:t>
-      </w:r>
-      <w:r>
-        <w:rPr>
-          <w:rFonts w:ascii="Times New Roman" w:hAnsi="Times New Roman"/>
-          <w:b/>
-          <w:sz w:val="24"/>
-        </w:rPr>
-        <w:t xml:space="preserve">Actividad de investigación: </w:t>
-      </w:r>
-      <w:r>
-        <w:rPr>
-          <w:rFonts w:ascii="Times New Roman" w:hAnsi="Times New Roman"/>
-          <w:sz w:val="24"/>
-        </w:rPr>
-        <w:t>Empaquetado de la aplicación de escritorio mediante Wails, integración del entorno visual y generación de un ejecutable autónomo para las pruebas funcionales del prototipo.</w:t>
+          <w:i w:val="0"/>
+          <w:sz w:val="24"/>
+        </w:rPr>
+        <w:t>Arias (2012) complementa esta definición señalando que el proyecto factible no se limita a diagnosticar un problema, sino que avanza hasta proponer y en muchos casos desarrollar la solución, demostrando su aplicabilidad en el contexto real. El presente trabajo se enmarca en esta modalidad al partir de un diagnóstico situacional del flujo documental en Presidencia, proponer una arquitectura tecnológica específica y materializar un prototipo funcional del sistema como evidencia de la viabilidad de la propuesta.</w:t>
       </w:r>
     </w:p>
     <w:p>
       <w:pPr>
-        <w:spacing w:before="480" w:after="480" w:line="360" w:lineRule="auto"/>
-        <w:jc w:val="left"/>
-      </w:pPr>
-      <w:r>
-        <w:rPr>
-          <w:rFonts w:ascii="Times New Roman" w:hAnsi="Times New Roman"/>
-          <w:b/>
-          <w:sz w:val="24"/>
-        </w:rPr>
-        <w:t>Semana 7</w:t>
+        <w:spacing w:line="360" w:lineRule="auto" w:after="0" w:before="0"/>
+        <w:ind w:firstLine="709"/>
+        <w:jc w:val="both"/>
+      </w:pPr>
+      <w:r>
+        <w:rPr>
+          <w:rFonts w:ascii="Times New Roman" w:hAnsi="Times New Roman"/>
+          <w:i w:val="0"/>
+          <w:sz w:val="24"/>
+        </w:rPr>
+        <w:t>La modalidad de proyecto factible resulta compatible con el trabajo realizado porque el diagnóstico del flujo documental condujo al diseño, construcción y validación de un prototipo orientado a una necesidad concreta del Departamento de Presidencia.</w:t>
       </w:r>
     </w:p>
     <w:p>
       <w:pPr>
-        <w:spacing w:line="360" w:lineRule="auto"/>
-        <w:ind w:firstLine="709"/>
-        <w:jc w:val="both"/>
-      </w:pPr>
-      <w:r>
-        <w:rPr>
-          <w:rFonts w:ascii="Times New Roman" w:hAnsi="Times New Roman"/>
-          <w:sz w:val="24"/>
-        </w:rPr>
-        <w:t xml:space="preserve">1. </w:t>
-      </w:r>
-      <w:r>
-        <w:rPr>
-          <w:rFonts w:ascii="Times New Roman" w:hAnsi="Times New Roman"/>
-          <w:b/>
-          <w:sz w:val="24"/>
-        </w:rPr>
-        <w:t xml:space="preserve">Actividad operativa: </w:t>
-      </w:r>
-      <w:r>
-        <w:rPr>
-          <w:rFonts w:ascii="Times New Roman" w:hAnsi="Times New Roman"/>
-          <w:sz w:val="24"/>
-        </w:rPr>
-        <w:t>Apoyo en la elaboración manual de resúmenes de estatus de expedientes solicitados por la alta dirección a partir de los registros disponibles en la hoja de cálculo.</w:t>
-      </w:r>
-    </w:p>
-    <w:p>
-      <w:pPr>
-        <w:spacing w:line="360" w:lineRule="auto"/>
-        <w:ind w:firstLine="709"/>
-        <w:jc w:val="both"/>
-      </w:pPr>
-      <w:r>
-        <w:rPr>
-          <w:rFonts w:ascii="Times New Roman" w:hAnsi="Times New Roman"/>
-          <w:sz w:val="24"/>
-        </w:rPr>
-        <w:t xml:space="preserve">2. </w:t>
-      </w:r>
-      <w:r>
-        <w:rPr>
-          <w:rFonts w:ascii="Times New Roman" w:hAnsi="Times New Roman"/>
-          <w:b/>
-          <w:sz w:val="24"/>
-        </w:rPr>
-        <w:t xml:space="preserve">Actividad de investigación: </w:t>
-      </w:r>
-      <w:r>
-        <w:rPr>
-          <w:rFonts w:ascii="Times New Roman" w:hAnsi="Times New Roman"/>
-          <w:sz w:val="24"/>
-        </w:rPr>
-        <w:t>Ejecución de pruebas funcionales, depuración de errores y verificación de los módulos de registro, trazabilidad, consulta e informes utilizando datos de prueba representativos del flujo departamental.</w:t>
-      </w:r>
-    </w:p>
-    <w:p>
-      <w:pPr>
-        <w:spacing w:before="480" w:after="480" w:line="360" w:lineRule="auto"/>
-        <w:jc w:val="left"/>
-      </w:pPr>
-      <w:r>
-        <w:rPr>
-          <w:rFonts w:ascii="Times New Roman" w:hAnsi="Times New Roman"/>
-          <w:b/>
-          <w:sz w:val="24"/>
-        </w:rPr>
-        <w:t>Semana 8</w:t>
-      </w:r>
-    </w:p>
-    <w:p>
-      <w:pPr>
-        <w:spacing w:line="360" w:lineRule="auto"/>
-        <w:ind w:firstLine="709"/>
-        <w:jc w:val="both"/>
-      </w:pPr>
-      <w:r>
-        <w:rPr>
-          <w:rFonts w:ascii="Times New Roman" w:hAnsi="Times New Roman"/>
-          <w:sz w:val="24"/>
-        </w:rPr>
-        <w:t xml:space="preserve">1. </w:t>
-      </w:r>
-      <w:r>
-        <w:rPr>
-          <w:rFonts w:ascii="Times New Roman" w:hAnsi="Times New Roman"/>
-          <w:b/>
-          <w:sz w:val="24"/>
-        </w:rPr>
-        <w:t xml:space="preserve">Actividad operativa: </w:t>
-      </w:r>
-      <w:r>
-        <w:rPr>
-          <w:rFonts w:ascii="Times New Roman" w:hAnsi="Times New Roman"/>
-          <w:sz w:val="24"/>
-        </w:rPr>
-        <w:t>Participación en las actividades regulares del Departamento de Presidencia y apoyo en la organización y seguimiento de los expedientes correspondientes al período.</w:t>
-      </w:r>
-    </w:p>
-    <w:p>
-      <w:pPr>
-        <w:spacing w:line="360" w:lineRule="auto"/>
-        <w:ind w:firstLine="709"/>
-        <w:jc w:val="both"/>
-      </w:pPr>
-      <w:r>
-        <w:rPr>
-          <w:rFonts w:ascii="Times New Roman" w:hAnsi="Times New Roman"/>
-          <w:sz w:val="24"/>
-        </w:rPr>
-        <w:t xml:space="preserve">2. </w:t>
-      </w:r>
-      <w:r>
-        <w:rPr>
-          <w:rFonts w:ascii="Times New Roman" w:hAnsi="Times New Roman"/>
-          <w:b/>
-          <w:sz w:val="24"/>
-        </w:rPr>
-        <w:t xml:space="preserve">Actividad de investigación: </w:t>
-      </w:r>
-      <w:r>
-        <w:rPr>
-          <w:rFonts w:ascii="Times New Roman" w:hAnsi="Times New Roman"/>
-          <w:sz w:val="24"/>
-        </w:rPr>
-        <w:t>Redacción del informe de pasantías, elaboración del manual de usuario y organización técnica del código fuente y los entregables del prototipo.</w:t>
-      </w:r>
-    </w:p>
-    <w:p>
-      <w:pPr>
-        <w:spacing w:before="480" w:after="480" w:line="360" w:lineRule="auto"/>
-        <w:jc w:val="left"/>
-      </w:pPr>
-      <w:r>
-        <w:rPr>
-          <w:rFonts w:ascii="Times New Roman" w:hAnsi="Times New Roman"/>
-          <w:b/>
-          <w:sz w:val="24"/>
-        </w:rPr>
-        <w:t>Semana 9</w:t>
-      </w:r>
-    </w:p>
-    <w:p>
-      <w:pPr>
-        <w:spacing w:line="360" w:lineRule="auto"/>
-        <w:ind w:firstLine="709"/>
-        <w:jc w:val="both"/>
-      </w:pPr>
-      <w:r>
-        <w:rPr>
-          <w:rFonts w:ascii="Times New Roman" w:hAnsi="Times New Roman"/>
-          <w:sz w:val="24"/>
-        </w:rPr>
-        <w:t xml:space="preserve">1. </w:t>
-      </w:r>
-      <w:r>
-        <w:rPr>
-          <w:rFonts w:ascii="Times New Roman" w:hAnsi="Times New Roman"/>
-          <w:b/>
-          <w:sz w:val="24"/>
-        </w:rPr>
-        <w:t xml:space="preserve">Actividad operativa: </w:t>
-      </w:r>
-      <w:r>
-        <w:rPr>
-          <w:rFonts w:ascii="Times New Roman" w:hAnsi="Times New Roman"/>
-          <w:sz w:val="24"/>
-        </w:rPr>
-        <w:t>Presentación del prototipo funcional ante la tutora industrial para su evaluación, recepción de observaciones y gestión de los recaudos correspondientes al cierre de la pasantía.</w:t>
-      </w:r>
-    </w:p>
-    <w:p>
-      <w:pPr>
-        <w:spacing w:line="360" w:lineRule="auto"/>
-        <w:ind w:firstLine="709"/>
-        <w:jc w:val="both"/>
-      </w:pPr>
-      <w:r>
-        <w:rPr>
-          <w:rFonts w:ascii="Times New Roman" w:hAnsi="Times New Roman"/>
-          <w:sz w:val="24"/>
-        </w:rPr>
-        <w:t xml:space="preserve">2. </w:t>
-      </w:r>
-      <w:r>
-        <w:rPr>
-          <w:rFonts w:ascii="Times New Roman" w:hAnsi="Times New Roman"/>
-          <w:b/>
-          <w:sz w:val="24"/>
-        </w:rPr>
-        <w:t xml:space="preserve">Actividad de investigación: </w:t>
-      </w:r>
-      <w:r>
-        <w:rPr>
-          <w:rFonts w:ascii="Times New Roman" w:hAnsi="Times New Roman"/>
-          <w:sz w:val="24"/>
-        </w:rPr>
-        <w:t>Consolidación y revisión del informe académico, incorporación de las observaciones recibidas y preparación de los anexos definitivos para la entrega institucional.</w:t>
-      </w:r>
-    </w:p>
-    <w:p>
-      <w:pPr>
         <w:sectPr>
-          <w:footerReference w:type="default" r:id="rId44"/>
-          <w:footerReference w:type="first" r:id="rId45"/>
+          <w:footerReference w:type="default" r:id="rId42"/>
+          <w:type w:val="continuous"/>
           <w:pgSz w:w="12240" w:h="15840"/>
           <w:pgMar w:top="1701" w:right="1701" w:bottom="1701" w:left="2268" w:header="720" w:footer="720" w:gutter="0"/>
           <w:cols w:space="720"/>
           <w:titlePg/>
           <w:docGrid w:linePitch="360"/>
-          <w:pgNumType w:fmt="decimal"/>
         </w:sectPr>
       </w:pPr>
     </w:p>
     <w:p>
       <w:pPr>
-        <w:spacing w:before="1140" w:after="480" w:line="360" w:lineRule="auto"/>
+        <w:spacing w:before="1140" w:after="480"/>
         <w:jc w:val="center"/>
       </w:pPr>
       <w:r>
@@ -8833,13 +8286,13 @@
           <w:b/>
           <w:sz w:val="24"/>
         </w:rPr>
-        <w:t>CAPÍTULO V</w:t>
+        <w:t>CAPÍTULO IV</w:t>
       </w:r>
     </w:p>
     <w:p>
-      <w:bookmarkStart w:id="bm_cap5" w:name="bm_cap5"/>
-      <w:pPr>
-        <w:spacing w:before="0" w:after="480" w:line="360" w:lineRule="auto"/>
+      <w:bookmarkStart w:id="bm_cap4" w:name="bm_cap4"/>
+      <w:pPr>
+        <w:spacing w:before="480"/>
         <w:jc w:val="center"/>
       </w:pPr>
       <w:r>
@@ -8848,229 +8301,27 @@
           <w:b/>
           <w:sz w:val="24"/>
         </w:rPr>
-        <w:t>CONCLUSIONES Y RECOMENDACIONES</w:t>
-      </w:r>
-      <w:bookmarkEnd w:id="bm_cap5"/>
+        <w:t>ACTIVIDADES REALIZADAS</w:t>
+      </w:r>
+      <w:bookmarkEnd w:id="bm_cap4"/>
     </w:p>
     <w:p>
-      <w:bookmarkStart w:id="bm_cap5_concl" w:name="bm_cap5_concl"/>
-      <w:pPr>
-        <w:spacing w:before="480" w:after="480" w:line="360" w:lineRule="auto"/>
-        <w:jc w:val="left"/>
-      </w:pPr>
-      <w:r>
-        <w:rPr>
-          <w:rFonts w:ascii="Times New Roman" w:hAnsi="Times New Roman"/>
-          <w:b/>
-          <w:sz w:val="24"/>
-        </w:rPr>
-        <w:t>Conclusiones</w:t>
-      </w:r>
-      <w:bookmarkEnd w:id="bm_cap5_concl"/>
-    </w:p>
-    <w:p>
-      <w:pPr>
-        <w:spacing w:line="360" w:lineRule="auto"/>
-        <w:ind w:firstLine="709"/>
-        <w:jc w:val="both"/>
-      </w:pPr>
-      <w:r>
-        <w:rPr>
-          <w:rFonts w:ascii="Times New Roman" w:hAnsi="Times New Roman"/>
-          <w:sz w:val="24"/>
-        </w:rPr>
-        <w:t xml:space="preserve">1. </w:t>
-      </w:r>
-      <w:r>
-        <w:rPr>
-          <w:rFonts w:ascii="Times New Roman" w:hAnsi="Times New Roman"/>
-          <w:sz w:val="24"/>
-        </w:rPr>
-        <w:t>Se diagnosticó que el control manual en hojas de cálculo puede generar cuellos de botella cuando aumenta la concurrencia de expedientes, debido a la repetición de datos y a la ausencia de validaciones automáticas que faciliten el seguimiento del recorrido documental.</w:t>
-      </w:r>
-    </w:p>
-    <w:p>
-      <w:pPr>
-        <w:spacing w:line="360" w:lineRule="auto"/>
-        <w:ind w:firstLine="709"/>
-        <w:jc w:val="both"/>
-      </w:pPr>
-      <w:r>
-        <w:rPr>
-          <w:rFonts w:ascii="Times New Roman" w:hAnsi="Times New Roman"/>
-          <w:sz w:val="24"/>
-        </w:rPr>
-        <w:t xml:space="preserve">2. </w:t>
-      </w:r>
-      <w:r>
-        <w:rPr>
-          <w:rFonts w:ascii="Times New Roman" w:hAnsi="Times New Roman"/>
-          <w:sz w:val="24"/>
-        </w:rPr>
-        <w:t>Se determinaron como requerimientos esenciales del sistema el registro de ingreso y egreso de expedientes, la asociación de múltiples documentos con un mismo proceso, la consulta del historial de movimientos y la generación de reportes resumidos para la Presidencia.</w:t>
-      </w:r>
-    </w:p>
-    <w:p>
-      <w:pPr>
-        <w:spacing w:line="360" w:lineRule="auto"/>
-        <w:ind w:firstLine="709"/>
-        <w:jc w:val="both"/>
-      </w:pPr>
-      <w:r>
-        <w:rPr>
-          <w:rFonts w:ascii="Times New Roman" w:hAnsi="Times New Roman"/>
-          <w:sz w:val="24"/>
-        </w:rPr>
-        <w:t xml:space="preserve">3. </w:t>
-      </w:r>
-      <w:r>
-        <w:rPr>
-          <w:rFonts w:ascii="Times New Roman" w:hAnsi="Times New Roman"/>
-          <w:sz w:val="24"/>
-        </w:rPr>
-        <w:t>Se diseñó una arquitectura relacional normalizada con SQLite y una interfaz de escritorio orientada a conservar una dinámica de uso sencilla, representando la relación uno a muchos entre procesos y documentos sin alterar el flujo operativo del departamento.</w:t>
-      </w:r>
-    </w:p>
-    <w:p>
-      <w:pPr>
-        <w:spacing w:line="360" w:lineRule="auto"/>
-        <w:ind w:firstLine="709"/>
-        <w:jc w:val="both"/>
-      </w:pPr>
-      <w:r>
-        <w:rPr>
-          <w:rFonts w:ascii="Times New Roman" w:hAnsi="Times New Roman"/>
-          <w:sz w:val="24"/>
-        </w:rPr>
-        <w:t xml:space="preserve">4. </w:t>
-      </w:r>
-      <w:r>
-        <w:rPr>
-          <w:rFonts w:ascii="Times New Roman" w:hAnsi="Times New Roman"/>
-          <w:sz w:val="24"/>
-        </w:rPr>
-        <w:t>Se implementó y validó un prototipo funcional que integra los módulos de registro, consulta, historial y reporte, demostrando la viabilidad técnica de automatizar el control documental y reducir la dependencia de operaciones manuales repetitivas.</w:t>
-      </w:r>
-    </w:p>
-    <w:p>
-      <w:bookmarkStart w:id="bm_cap5_recom" w:name="bm_cap5_recom"/>
-      <w:pPr>
-        <w:spacing w:before="480" w:after="480" w:line="360" w:lineRule="auto"/>
-        <w:jc w:val="left"/>
-      </w:pPr>
-      <w:r>
-        <w:rPr>
-          <w:rFonts w:ascii="Times New Roman" w:hAnsi="Times New Roman"/>
-          <w:b/>
-          <w:sz w:val="24"/>
-        </w:rPr>
-        <w:t>Recomendaciones</w:t>
-      </w:r>
-      <w:bookmarkEnd w:id="bm_cap5_recom"/>
-    </w:p>
-    <w:p>
-      <w:pPr>
-        <w:spacing w:line="360" w:lineRule="auto"/>
-        <w:ind w:firstLine="709"/>
-        <w:jc w:val="both"/>
-      </w:pPr>
-      <w:r>
-        <w:rPr>
-          <w:rFonts w:ascii="Times New Roman" w:hAnsi="Times New Roman"/>
-          <w:sz w:val="24"/>
-        </w:rPr>
-        <w:t xml:space="preserve">1. </w:t>
-      </w:r>
-      <w:r>
-        <w:rPr>
-          <w:rFonts w:ascii="Times New Roman" w:hAnsi="Times New Roman"/>
-          <w:sz w:val="24"/>
-        </w:rPr>
-        <w:t>Incorporar progresivamente al sistema los registros históricos que deban conservarse para consulta, verificando previamente la integridad de la información antes de su migración.</w:t>
-      </w:r>
-    </w:p>
-    <w:p>
-      <w:pPr>
-        <w:spacing w:line="360" w:lineRule="auto"/>
-        <w:ind w:firstLine="709"/>
-        <w:jc w:val="both"/>
-      </w:pPr>
-      <w:r>
-        <w:rPr>
-          <w:rFonts w:ascii="Times New Roman" w:hAnsi="Times New Roman"/>
-          <w:sz w:val="24"/>
-        </w:rPr>
-        <w:t xml:space="preserve">2. </w:t>
-      </w:r>
-      <w:r>
-        <w:rPr>
-          <w:rFonts w:ascii="Times New Roman" w:hAnsi="Times New Roman"/>
-          <w:sz w:val="24"/>
-        </w:rPr>
-        <w:t>Capacitar al personal del Departamento de Presidencia en el uso de los módulos de registro, consulta, historial y generación de reportes, utilizando ejemplos del flujo cotidiano de expedientes.</w:t>
-      </w:r>
-    </w:p>
-    <w:p>
-      <w:pPr>
-        <w:spacing w:line="360" w:lineRule="auto"/>
-        <w:ind w:firstLine="709"/>
-        <w:jc w:val="both"/>
-      </w:pPr>
-      <w:r>
-        <w:rPr>
-          <w:rFonts w:ascii="Times New Roman" w:hAnsi="Times New Roman"/>
-          <w:sz w:val="24"/>
-        </w:rPr>
-        <w:t xml:space="preserve">3. </w:t>
-      </w:r>
-      <w:r>
-        <w:rPr>
-          <w:rFonts w:ascii="Times New Roman" w:hAnsi="Times New Roman"/>
-          <w:sz w:val="24"/>
-        </w:rPr>
-        <w:t>Establecer una rutina periódica de respaldo del archivo de base de datos en una ubicación segura y definida por la organización, con el fin de preservar la continuidad del historial documental.</w:t>
-      </w:r>
-    </w:p>
-    <w:p>
-      <w:pPr>
-        <w:spacing w:line="360" w:lineRule="auto"/>
-        <w:ind w:firstLine="709"/>
-        <w:jc w:val="both"/>
-      </w:pPr>
-      <w:r>
-        <w:rPr>
-          <w:rFonts w:ascii="Times New Roman" w:hAnsi="Times New Roman"/>
-          <w:sz w:val="24"/>
-        </w:rPr>
-        <w:t xml:space="preserve">4. </w:t>
-      </w:r>
-      <w:r>
-        <w:rPr>
-          <w:rFonts w:ascii="Times New Roman" w:hAnsi="Times New Roman"/>
-          <w:sz w:val="24"/>
-        </w:rPr>
-        <w:t>Evaluar en fases posteriores la incorporación de nuevas funciones únicamente cuando respondan a necesidades reales del flujo de Presidencia, evitando agregar pasos que compliquen el proceso actual.</w:t>
-      </w:r>
-    </w:p>
-    <w:p>
       <w:pPr>
         <w:sectPr>
-          <w:footerReference w:type="default" r:id="rId46"/>
-          <w:footerReference w:type="first" r:id="rId47"/>
+          <w:footerReference w:type="default" r:id="rId43"/>
           <w:pgSz w:w="12240" w:h="15840"/>
           <w:pgMar w:top="1701" w:right="1701" w:bottom="1701" w:left="2268" w:header="720" w:footer="720" w:gutter="0"/>
           <w:cols w:space="720"/>
           <w:titlePg/>
           <w:docGrid w:linePitch="360"/>
-          <w:pgNumType w:fmt="decimal"/>
         </w:sectPr>
       </w:pPr>
     </w:p>
     <w:p>
-      <w:bookmarkStart w:id="bm_referencias" w:name="bm_referencias"/>
-      <w:pPr>
-        <w:spacing w:before="1140" w:after="480" w:line="360" w:lineRule="auto"/>
-        <w:jc w:val="center"/>
+      <w:bookmarkStart w:id="bm_cap4_desc" w:name="bm_cap4_desc"/>
+      <w:pPr>
+        <w:spacing w:before="480" w:after="480" w:line="360" w:lineRule="auto"/>
+        <w:jc w:val="left"/>
       </w:pPr>
       <w:r>
         <w:rPr>
@@ -9078,59 +8329,51 @@
           <w:b/>
           <w:sz w:val="24"/>
         </w:rPr>
-        <w:t>REFERENCIAS</w:t>
-      </w:r>
-      <w:bookmarkEnd w:id="bm_referencias"/>
+        <w:t>Descripción de Actividades Ejecutadas por Semana</w:t>
+      </w:r>
+      <w:bookmarkEnd w:id="bm_cap4_desc"/>
     </w:p>
     <w:p>
       <w:pPr>
-        <w:spacing w:before="480" w:after="0"/>
-      </w:pPr>
+        <w:spacing w:line="360" w:lineRule="auto" w:after="0" w:before="0"/>
+        <w:ind w:firstLine="709"/>
+        <w:jc w:val="both"/>
+      </w:pPr>
+      <w:r>
+        <w:rPr>
+          <w:rFonts w:ascii="Times New Roman" w:hAnsi="Times New Roman"/>
+          <w:i w:val="0"/>
+          <w:sz w:val="24"/>
+        </w:rPr>
+        <w:t>Durante las nueve (9) semanas de práctica profesional se ejecutaron actividades operativas propias del Departamento de Presidencia y actividades técnicas vinculadas con el diagnóstico, diseño, implementación y validación del sistema automatizado:</w:t>
+      </w:r>
     </w:p>
     <w:p>
       <w:pPr>
-        <w:spacing w:line="240" w:lineRule="auto" w:after="480" w:before="0"/>
-        <w:ind w:left="425" w:hanging="425"/>
-        <w:jc w:val="both"/>
-      </w:pPr>
-      <w:r>
-        <w:rPr>
-          <w:rFonts w:ascii="Times New Roman" w:hAnsi="Times New Roman"/>
-          <w:b w:val="0"/>
-          <w:sz w:val="24"/>
-        </w:rPr>
-        <w:t xml:space="preserve">Arias, F. (2012). </w:t>
-      </w:r>
+        <w:spacing w:before="480" w:after="480" w:line="360" w:lineRule="auto"/>
+        <w:jc w:val="left"/>
+      </w:pPr>
       <w:r>
         <w:rPr>
           <w:rFonts w:ascii="Times New Roman" w:hAnsi="Times New Roman"/>
           <w:b/>
           <w:sz w:val="24"/>
         </w:rPr>
-        <w:t>El proyecto de investigación: Introducción a la metodología científica (6ta ed.)</w:t>
-      </w:r>
-      <w:r>
-        <w:rPr>
-          <w:rFonts w:ascii="Times New Roman" w:hAnsi="Times New Roman"/>
-          <w:b w:val="0"/>
-          <w:sz w:val="24"/>
-        </w:rPr>
-        <w:t>. Episteme, Venezuela.</w:t>
+        <w:t>Semana 1</w:t>
       </w:r>
     </w:p>
     <w:p>
       <w:pPr>
-        <w:spacing w:line="240" w:lineRule="auto" w:after="480" w:before="0"/>
-        <w:ind w:left="425" w:hanging="425"/>
+        <w:spacing w:line="360" w:lineRule="auto"/>
+        <w:ind w:firstLine="709"/>
         <w:jc w:val="both"/>
       </w:pPr>
       <w:r>
         <w:rPr>
           <w:rFonts w:ascii="Times New Roman" w:hAnsi="Times New Roman"/>
-          <w:b w:val="0"/>
-          <w:sz w:val="24"/>
-        </w:rPr>
-        <w:t xml:space="preserve">Codd, E. F. (1970). </w:t>
+          <w:sz w:val="24"/>
+        </w:rPr>
+        <w:t xml:space="preserve">1. </w:t>
       </w:r>
       <w:r>
         <w:rPr>
@@ -9138,30 +8381,28 @@
           <w:b/>
           <w:sz w:val="24"/>
         </w:rPr>
-        <w:t>A relational model of data for large shared data banks</w:t>
-      </w:r>
-      <w:r>
-        <w:rPr>
-          <w:rFonts w:ascii="Times New Roman" w:hAnsi="Times New Roman"/>
-          <w:b w:val="0"/>
-          <w:sz w:val="24"/>
-        </w:rPr>
-        <w:t>. Communications of the ACM, 13(6), 377-387.</w:t>
+        <w:t xml:space="preserve">Actividad operativa: </w:t>
+      </w:r>
+      <w:r>
+        <w:rPr>
+          <w:rFonts w:ascii="Times New Roman" w:hAnsi="Times New Roman"/>
+          <w:sz w:val="24"/>
+        </w:rPr>
+        <w:t>Inducción institucional, recorrido por las instalaciones del área administrativa, presentación del equipo de trabajo y revisión de los lineamientos generales de funcionamiento del Departamento de Presidencia.</w:t>
       </w:r>
     </w:p>
     <w:p>
       <w:pPr>
-        <w:spacing w:line="240" w:lineRule="auto" w:after="480" w:before="0"/>
-        <w:ind w:left="425" w:hanging="425"/>
+        <w:spacing w:line="360" w:lineRule="auto"/>
+        <w:ind w:firstLine="709"/>
         <w:jc w:val="both"/>
       </w:pPr>
       <w:r>
         <w:rPr>
           <w:rFonts w:ascii="Times New Roman" w:hAnsi="Times New Roman"/>
-          <w:b w:val="0"/>
-          <w:sz w:val="24"/>
-        </w:rPr>
-        <w:t xml:space="preserve">Cruz Mundet, J. R. (2011). </w:t>
+          <w:sz w:val="24"/>
+        </w:rPr>
+        <w:t xml:space="preserve">2. </w:t>
       </w:r>
       <w:r>
         <w:rPr>
@@ -9169,61 +8410,42 @@
           <w:b/>
           <w:sz w:val="24"/>
         </w:rPr>
-        <w:t>Administración de documentos y archivos: Textos fundamentales</w:t>
-      </w:r>
-      <w:r>
-        <w:rPr>
-          <w:rFonts w:ascii="Times New Roman" w:hAnsi="Times New Roman"/>
-          <w:b w:val="0"/>
-          <w:sz w:val="24"/>
-        </w:rPr>
-        <w:t>. Coordinadora de Asociaciones de Archiveros, España.</w:t>
+        <w:t xml:space="preserve">Actividad de investigación: </w:t>
+      </w:r>
+      <w:r>
+        <w:rPr>
+          <w:rFonts w:ascii="Times New Roman" w:hAnsi="Times New Roman"/>
+          <w:sz w:val="24"/>
+        </w:rPr>
+        <w:t>Observación directa y mapeo del ciclo real de los documentos en Presidencia, identificación de fallas en el registro manual y levantamiento inicial de los datos requeridos para la trazabilidad.</w:t>
       </w:r>
     </w:p>
     <w:p>
       <w:pPr>
-        <w:spacing w:line="240" w:lineRule="auto" w:after="480" w:before="0"/>
-        <w:ind w:left="425" w:hanging="425"/>
-        <w:jc w:val="both"/>
-      </w:pPr>
-      <w:r>
-        <w:rPr>
-          <w:rFonts w:ascii="Times New Roman" w:hAnsi="Times New Roman"/>
-          <w:b w:val="0"/>
-          <w:sz w:val="24"/>
-        </w:rPr>
-        <w:t xml:space="preserve">Date, C. J. (2001). </w:t>
-      </w:r>
+        <w:spacing w:before="480" w:after="480" w:line="360" w:lineRule="auto"/>
+        <w:jc w:val="left"/>
+      </w:pPr>
       <w:r>
         <w:rPr>
           <w:rFonts w:ascii="Times New Roman" w:hAnsi="Times New Roman"/>
           <w:b/>
           <w:sz w:val="24"/>
         </w:rPr>
-        <w:t>Introducción a los sistemas de bases de datos (7ma ed.)</w:t>
-      </w:r>
-      <w:r>
-        <w:rPr>
-          <w:rFonts w:ascii="Times New Roman" w:hAnsi="Times New Roman"/>
-          <w:b w:val="0"/>
-          <w:sz w:val="24"/>
-        </w:rPr>
-        <w:t>. Pearson Educación, México.</w:t>
+        <w:t>Semana 2</w:t>
       </w:r>
     </w:p>
     <w:p>
       <w:pPr>
-        <w:spacing w:line="240" w:lineRule="auto" w:after="480" w:before="0"/>
-        <w:ind w:left="425" w:hanging="425"/>
+        <w:spacing w:line="360" w:lineRule="auto"/>
+        <w:ind w:firstLine="709"/>
         <w:jc w:val="both"/>
       </w:pPr>
       <w:r>
         <w:rPr>
           <w:rFonts w:ascii="Times New Roman" w:hAnsi="Times New Roman"/>
-          <w:b w:val="0"/>
-          <w:sz w:val="24"/>
-        </w:rPr>
-        <w:t xml:space="preserve">Gómez, R. (2019). </w:t>
+          <w:sz w:val="24"/>
+        </w:rPr>
+        <w:t xml:space="preserve">1. </w:t>
       </w:r>
       <w:r>
         <w:rPr>
@@ -9231,30 +8453,28 @@
           <w:b/>
           <w:sz w:val="24"/>
         </w:rPr>
-        <w:t>Gestión Documental y Sistemas</w:t>
-      </w:r>
-      <w:r>
-        <w:rPr>
-          <w:rFonts w:ascii="Times New Roman" w:hAnsi="Times New Roman"/>
-          <w:b w:val="0"/>
-          <w:sz w:val="24"/>
-        </w:rPr>
-        <w:t>. Editorial Trillas, México.</w:t>
+        <w:t xml:space="preserve">Actividad operativa: </w:t>
+      </w:r>
+      <w:r>
+        <w:rPr>
+          <w:rFonts w:ascii="Times New Roman" w:hAnsi="Times New Roman"/>
+          <w:sz w:val="24"/>
+        </w:rPr>
+        <w:t>Clasificación y registro manual de expedientes físicos en la hoja de cálculo utilizada por la oficina, con actualización de los movimientos correspondientes a los documentos recibidos durante el período.</w:t>
       </w:r>
     </w:p>
     <w:p>
       <w:pPr>
-        <w:spacing w:line="240" w:lineRule="auto" w:after="480" w:before="0"/>
-        <w:ind w:left="425" w:hanging="425"/>
+        <w:spacing w:line="360" w:lineRule="auto"/>
+        <w:ind w:firstLine="709"/>
         <w:jc w:val="both"/>
       </w:pPr>
       <w:r>
         <w:rPr>
           <w:rFonts w:ascii="Times New Roman" w:hAnsi="Times New Roman"/>
-          <w:b w:val="0"/>
-          <w:sz w:val="24"/>
-        </w:rPr>
-        <w:t xml:space="preserve">Kendall, K., y Kendall, J. (2011). </w:t>
+          <w:sz w:val="24"/>
+        </w:rPr>
+        <w:t xml:space="preserve">2. </w:t>
       </w:r>
       <w:r>
         <w:rPr>
@@ -9262,61 +8482,42 @@
           <w:b/>
           <w:sz w:val="24"/>
         </w:rPr>
-        <w:t>Análisis y diseño de sistemas (8va ed.)</w:t>
-      </w:r>
-      <w:r>
-        <w:rPr>
-          <w:rFonts w:ascii="Times New Roman" w:hAnsi="Times New Roman"/>
-          <w:b w:val="0"/>
-          <w:sz w:val="24"/>
-        </w:rPr>
-        <w:t>. Pearson Educación, México.</w:t>
+        <w:t xml:space="preserve">Actividad de investigación: </w:t>
+      </w:r>
+      <w:r>
+        <w:rPr>
+          <w:rFonts w:ascii="Times New Roman" w:hAnsi="Times New Roman"/>
+          <w:sz w:val="24"/>
+        </w:rPr>
+        <w:t>Validación de requerimientos con el tutor industrial, construcción del diagrama Entidad-Relación, normalización del esquema propuesto y elaboración del diccionario de datos.</w:t>
       </w:r>
     </w:p>
     <w:p>
       <w:pPr>
-        <w:spacing w:line="240" w:lineRule="auto" w:after="480" w:before="0"/>
-        <w:ind w:left="425" w:hanging="425"/>
-        <w:jc w:val="both"/>
-      </w:pPr>
-      <w:r>
-        <w:rPr>
-          <w:rFonts w:ascii="Times New Roman" w:hAnsi="Times New Roman"/>
-          <w:b w:val="0"/>
-          <w:sz w:val="24"/>
-        </w:rPr>
-        <w:t xml:space="preserve">Laudon, K., y Laudon, J. (2016). </w:t>
-      </w:r>
+        <w:spacing w:before="480" w:after="480" w:line="360" w:lineRule="auto"/>
+        <w:jc w:val="left"/>
+      </w:pPr>
       <w:r>
         <w:rPr>
           <w:rFonts w:ascii="Times New Roman" w:hAnsi="Times New Roman"/>
           <w:b/>
           <w:sz w:val="24"/>
         </w:rPr>
-        <w:t>Sistemas de información gerencial (14va ed.)</w:t>
-      </w:r>
-      <w:r>
-        <w:rPr>
-          <w:rFonts w:ascii="Times New Roman" w:hAnsi="Times New Roman"/>
-          <w:b w:val="0"/>
-          <w:sz w:val="24"/>
-        </w:rPr>
-        <w:t>. Pearson Educación, México.</w:t>
+        <w:t>Semana 3</w:t>
       </w:r>
     </w:p>
     <w:p>
       <w:pPr>
-        <w:spacing w:line="240" w:lineRule="auto" w:after="480" w:before="0"/>
-        <w:ind w:left="425" w:hanging="425"/>
+        <w:spacing w:line="360" w:lineRule="auto"/>
+        <w:ind w:firstLine="709"/>
         <w:jc w:val="both"/>
       </w:pPr>
       <w:r>
         <w:rPr>
           <w:rFonts w:ascii="Times New Roman" w:hAnsi="Times New Roman"/>
-          <w:b w:val="0"/>
-          <w:sz w:val="24"/>
-        </w:rPr>
-        <w:t xml:space="preserve">Pressman, R. (2010). </w:t>
+          <w:sz w:val="24"/>
+        </w:rPr>
+        <w:t xml:space="preserve">1. </w:t>
       </w:r>
       <w:r>
         <w:rPr>
@@ -9324,30 +8525,28 @@
           <w:b/>
           <w:sz w:val="24"/>
         </w:rPr>
-        <w:t>Ingeniería de Software: Un enfoque práctico (7ma ed.)</w:t>
-      </w:r>
-      <w:r>
-        <w:rPr>
-          <w:rFonts w:ascii="Times New Roman" w:hAnsi="Times New Roman"/>
-          <w:b w:val="0"/>
-          <w:sz w:val="24"/>
-        </w:rPr>
-        <w:t>. McGraw-Hill, México.</w:t>
+        <w:t xml:space="preserve">Actividad operativa: </w:t>
+      </w:r>
+      <w:r>
+        <w:rPr>
+          <w:rFonts w:ascii="Times New Roman" w:hAnsi="Times New Roman"/>
+          <w:sz w:val="24"/>
+        </w:rPr>
+        <w:t>Procesamiento y actualización del estatus de expedientes en el archivo de control de la oficina, apoyando el seguimiento de los documentos recibidos y despachados durante la semana.</w:t>
       </w:r>
     </w:p>
     <w:p>
       <w:pPr>
-        <w:spacing w:line="240" w:lineRule="auto" w:after="480" w:before="0"/>
-        <w:ind w:left="425" w:hanging="425"/>
+        <w:spacing w:line="360" w:lineRule="auto"/>
+        <w:ind w:firstLine="709"/>
         <w:jc w:val="both"/>
       </w:pPr>
       <w:r>
         <w:rPr>
           <w:rFonts w:ascii="Times New Roman" w:hAnsi="Times New Roman"/>
-          <w:b w:val="0"/>
-          <w:sz w:val="24"/>
-        </w:rPr>
-        <w:t xml:space="preserve">Universidad Pedagógica Experimental Libertador. (2016). </w:t>
+          <w:sz w:val="24"/>
+        </w:rPr>
+        <w:t xml:space="preserve">2. </w:t>
       </w:r>
       <w:r>
         <w:rPr>
@@ -9355,42 +8554,899 @@
           <w:b/>
           <w:sz w:val="24"/>
         </w:rPr>
-        <w:t>Manual de trabajos de grado de especialización y maestría y tesis doctorales (5ta ed.)</w:t>
-      </w:r>
-      <w:r>
-        <w:rPr>
-          <w:rFonts w:ascii="Times New Roman" w:hAnsi="Times New Roman"/>
-          <w:b w:val="0"/>
-          <w:sz w:val="24"/>
-        </w:rPr>
-        <w:t>. FEDUPEL, Venezuela.</w:t>
+        <w:t xml:space="preserve">Actividad de investigación: </w:t>
+      </w:r>
+      <w:r>
+        <w:rPr>
+          <w:rFonts w:ascii="Times New Roman" w:hAnsi="Times New Roman"/>
+          <w:sz w:val="24"/>
+        </w:rPr>
+        <w:t>Implementación de la estructura relacional en SQLite, carga de registros de prueba, construcción de formularios de captura y programación de consultas de trazabilidad.</w:t>
       </w:r>
     </w:p>
     <w:p>
       <w:pPr>
+        <w:spacing w:before="480" w:after="480" w:line="360" w:lineRule="auto"/>
+        <w:jc w:val="left"/>
+      </w:pPr>
+      <w:r>
+        <w:rPr>
+          <w:rFonts w:ascii="Times New Roman" w:hAnsi="Times New Roman"/>
+          <w:b/>
+          <w:sz w:val="24"/>
+        </w:rPr>
+        <w:t>Semana 4</w:t>
+      </w:r>
+    </w:p>
+    <w:p>
+      <w:pPr>
+        <w:spacing w:line="360" w:lineRule="auto"/>
+        <w:ind w:firstLine="709"/>
+        <w:jc w:val="both"/>
+      </w:pPr>
+      <w:r>
+        <w:rPr>
+          <w:rFonts w:ascii="Times New Roman" w:hAnsi="Times New Roman"/>
+          <w:sz w:val="24"/>
+        </w:rPr>
+        <w:t xml:space="preserve">1. </w:t>
+      </w:r>
+      <w:r>
+        <w:rPr>
+          <w:rFonts w:ascii="Times New Roman" w:hAnsi="Times New Roman"/>
+          <w:b/>
+          <w:sz w:val="24"/>
+        </w:rPr>
+        <w:t xml:space="preserve">Actividad operativa: </w:t>
+      </w:r>
+      <w:r>
+        <w:rPr>
+          <w:rFonts w:ascii="Times New Roman" w:hAnsi="Times New Roman"/>
+          <w:sz w:val="24"/>
+        </w:rPr>
+        <w:t>Asistencia a la charla técnica sobre Identificación y Notificación de Peligros y Riesgos en Instalaciones y Puestos de Trabajo dictada por el departamento de SIAHO, junto con labores regulares de registro documental.</w:t>
+      </w:r>
+    </w:p>
+    <w:p>
+      <w:pPr>
+        <w:spacing w:line="360" w:lineRule="auto"/>
+        <w:ind w:firstLine="709"/>
+        <w:jc w:val="both"/>
+      </w:pPr>
+      <w:r>
+        <w:rPr>
+          <w:rFonts w:ascii="Times New Roman" w:hAnsi="Times New Roman"/>
+          <w:sz w:val="24"/>
+        </w:rPr>
+        <w:t xml:space="preserve">2. </w:t>
+      </w:r>
+      <w:r>
+        <w:rPr>
+          <w:rFonts w:ascii="Times New Roman" w:hAnsi="Times New Roman"/>
+          <w:b/>
+          <w:sz w:val="24"/>
+        </w:rPr>
+        <w:t xml:space="preserve">Actividad de investigación: </w:t>
+      </w:r>
+      <w:r>
+        <w:rPr>
+          <w:rFonts w:ascii="Times New Roman" w:hAnsi="Times New Roman"/>
+          <w:sz w:val="24"/>
+        </w:rPr>
+        <w:t>Programación del entorno visual de escritorio, estructuración de los módulos de la interfaz y organización del código fuente del prototipo.</w:t>
+      </w:r>
+    </w:p>
+    <w:p>
+      <w:pPr>
+        <w:spacing w:before="480" w:after="480" w:line="360" w:lineRule="auto"/>
+        <w:jc w:val="left"/>
+      </w:pPr>
+      <w:r>
+        <w:rPr>
+          <w:rFonts w:ascii="Times New Roman" w:hAnsi="Times New Roman"/>
+          <w:b/>
+          <w:sz w:val="24"/>
+        </w:rPr>
+        <w:t>Semana 5</w:t>
+      </w:r>
+    </w:p>
+    <w:p>
+      <w:pPr>
+        <w:spacing w:line="360" w:lineRule="auto"/>
+        <w:ind w:firstLine="709"/>
+        <w:jc w:val="both"/>
+      </w:pPr>
+      <w:r>
+        <w:rPr>
+          <w:rFonts w:ascii="Times New Roman" w:hAnsi="Times New Roman"/>
+          <w:sz w:val="24"/>
+        </w:rPr>
+        <w:t xml:space="preserve">1. </w:t>
+      </w:r>
+      <w:r>
+        <w:rPr>
+          <w:rFonts w:ascii="Times New Roman" w:hAnsi="Times New Roman"/>
+          <w:b/>
+          <w:sz w:val="24"/>
+        </w:rPr>
+        <w:t xml:space="preserve">Actividad operativa: </w:t>
+      </w:r>
+      <w:r>
+        <w:rPr>
+          <w:rFonts w:ascii="Times New Roman" w:hAnsi="Times New Roman"/>
+          <w:sz w:val="24"/>
+        </w:rPr>
+        <w:t>Revisión ortográfica y de formato de correspondencia presidencial, y apoyo en la canalización de expedientes hacia su departamento de destino después de la firma presidencial.</w:t>
+      </w:r>
+    </w:p>
+    <w:p>
+      <w:pPr>
+        <w:spacing w:line="360" w:lineRule="auto"/>
+        <w:ind w:firstLine="709"/>
+        <w:jc w:val="both"/>
+      </w:pPr>
+      <w:r>
+        <w:rPr>
+          <w:rFonts w:ascii="Times New Roman" w:hAnsi="Times New Roman"/>
+          <w:sz w:val="24"/>
+        </w:rPr>
+        <w:t xml:space="preserve">2. </w:t>
+      </w:r>
+      <w:r>
+        <w:rPr>
+          <w:rFonts w:ascii="Times New Roman" w:hAnsi="Times New Roman"/>
+          <w:b/>
+          <w:sz w:val="24"/>
+        </w:rPr>
+        <w:t xml:space="preserve">Actividad de investigación: </w:t>
+      </w:r>
+      <w:r>
+        <w:rPr>
+          <w:rFonts w:ascii="Times New Roman" w:hAnsi="Times New Roman"/>
+          <w:sz w:val="24"/>
+        </w:rPr>
+        <w:t>Desarrollo de los módulos de consulta e historial de movimientos e integración de la visualización de expedientes asociados a cada proceso administrativo.</w:t>
+      </w:r>
+    </w:p>
+    <w:p>
+      <w:pPr>
+        <w:spacing w:before="480" w:after="480" w:line="360" w:lineRule="auto"/>
+        <w:jc w:val="left"/>
+      </w:pPr>
+      <w:r>
+        <w:rPr>
+          <w:rFonts w:ascii="Times New Roman" w:hAnsi="Times New Roman"/>
+          <w:b/>
+          <w:sz w:val="24"/>
+        </w:rPr>
+        <w:t>Semana 6</w:t>
+      </w:r>
+    </w:p>
+    <w:p>
+      <w:pPr>
+        <w:spacing w:line="360" w:lineRule="auto"/>
+        <w:ind w:firstLine="709"/>
+        <w:jc w:val="both"/>
+      </w:pPr>
+      <w:r>
+        <w:rPr>
+          <w:rFonts w:ascii="Times New Roman" w:hAnsi="Times New Roman"/>
+          <w:sz w:val="24"/>
+        </w:rPr>
+        <w:t xml:space="preserve">1. </w:t>
+      </w:r>
+      <w:r>
+        <w:rPr>
+          <w:rFonts w:ascii="Times New Roman" w:hAnsi="Times New Roman"/>
+          <w:b/>
+          <w:sz w:val="24"/>
+        </w:rPr>
+        <w:t xml:space="preserve">Actividad operativa: </w:t>
+      </w:r>
+      <w:r>
+        <w:rPr>
+          <w:rFonts w:ascii="Times New Roman" w:hAnsi="Times New Roman"/>
+          <w:sz w:val="24"/>
+        </w:rPr>
+        <w:t>Colaboración en la revisión y despacho de correspondencia presidencial y apoyo en el registro de salida de expedientes firmados durante el período.</w:t>
+      </w:r>
+    </w:p>
+    <w:p>
+      <w:pPr>
+        <w:spacing w:line="360" w:lineRule="auto"/>
+        <w:ind w:firstLine="709"/>
+        <w:jc w:val="both"/>
+      </w:pPr>
+      <w:r>
+        <w:rPr>
+          <w:rFonts w:ascii="Times New Roman" w:hAnsi="Times New Roman"/>
+          <w:sz w:val="24"/>
+        </w:rPr>
+        <w:t xml:space="preserve">2. </w:t>
+      </w:r>
+      <w:r>
+        <w:rPr>
+          <w:rFonts w:ascii="Times New Roman" w:hAnsi="Times New Roman"/>
+          <w:b/>
+          <w:sz w:val="24"/>
+        </w:rPr>
+        <w:t xml:space="preserve">Actividad de investigación: </w:t>
+      </w:r>
+      <w:r>
+        <w:rPr>
+          <w:rFonts w:ascii="Times New Roman" w:hAnsi="Times New Roman"/>
+          <w:sz w:val="24"/>
+        </w:rPr>
+        <w:t>Empaquetado de la aplicación de escritorio mediante Wails, integración del entorno visual y generación de un ejecutable autónomo para las pruebas funcionales del prototipo.</w:t>
+      </w:r>
+    </w:p>
+    <w:p>
+      <w:pPr>
+        <w:spacing w:before="480" w:after="480" w:line="360" w:lineRule="auto"/>
+        <w:jc w:val="left"/>
+      </w:pPr>
+      <w:r>
+        <w:rPr>
+          <w:rFonts w:ascii="Times New Roman" w:hAnsi="Times New Roman"/>
+          <w:b/>
+          <w:sz w:val="24"/>
+        </w:rPr>
+        <w:t>Semana 7</w:t>
+      </w:r>
+    </w:p>
+    <w:p>
+      <w:pPr>
+        <w:spacing w:line="360" w:lineRule="auto"/>
+        <w:ind w:firstLine="709"/>
+        <w:jc w:val="both"/>
+      </w:pPr>
+      <w:r>
+        <w:rPr>
+          <w:rFonts w:ascii="Times New Roman" w:hAnsi="Times New Roman"/>
+          <w:sz w:val="24"/>
+        </w:rPr>
+        <w:t xml:space="preserve">1. </w:t>
+      </w:r>
+      <w:r>
+        <w:rPr>
+          <w:rFonts w:ascii="Times New Roman" w:hAnsi="Times New Roman"/>
+          <w:b/>
+          <w:sz w:val="24"/>
+        </w:rPr>
+        <w:t xml:space="preserve">Actividad operativa: </w:t>
+      </w:r>
+      <w:r>
+        <w:rPr>
+          <w:rFonts w:ascii="Times New Roman" w:hAnsi="Times New Roman"/>
+          <w:sz w:val="24"/>
+        </w:rPr>
+        <w:t>Apoyo en la elaboración manual de resúmenes de estatus de expedientes solicitados por la alta dirección a partir de los registros disponibles en la hoja de cálculo.</w:t>
+      </w:r>
+    </w:p>
+    <w:p>
+      <w:pPr>
+        <w:spacing w:line="360" w:lineRule="auto"/>
+        <w:ind w:firstLine="709"/>
+        <w:jc w:val="both"/>
+      </w:pPr>
+      <w:r>
+        <w:rPr>
+          <w:rFonts w:ascii="Times New Roman" w:hAnsi="Times New Roman"/>
+          <w:sz w:val="24"/>
+        </w:rPr>
+        <w:t xml:space="preserve">2. </w:t>
+      </w:r>
+      <w:r>
+        <w:rPr>
+          <w:rFonts w:ascii="Times New Roman" w:hAnsi="Times New Roman"/>
+          <w:b/>
+          <w:sz w:val="24"/>
+        </w:rPr>
+        <w:t xml:space="preserve">Actividad de investigación: </w:t>
+      </w:r>
+      <w:r>
+        <w:rPr>
+          <w:rFonts w:ascii="Times New Roman" w:hAnsi="Times New Roman"/>
+          <w:sz w:val="24"/>
+        </w:rPr>
+        <w:t>Ejecución de pruebas funcionales, depuración de errores y verificación de los módulos de registro, trazabilidad, consulta e informes utilizando datos de prueba representativos del flujo departamental.</w:t>
+      </w:r>
+    </w:p>
+    <w:p>
+      <w:pPr>
+        <w:spacing w:before="480" w:after="480" w:line="360" w:lineRule="auto"/>
+        <w:jc w:val="left"/>
+      </w:pPr>
+      <w:r>
+        <w:rPr>
+          <w:rFonts w:ascii="Times New Roman" w:hAnsi="Times New Roman"/>
+          <w:b/>
+          <w:sz w:val="24"/>
+        </w:rPr>
+        <w:t>Semana 8</w:t>
+      </w:r>
+    </w:p>
+    <w:p>
+      <w:pPr>
+        <w:spacing w:line="360" w:lineRule="auto"/>
+        <w:ind w:firstLine="709"/>
+        <w:jc w:val="both"/>
+      </w:pPr>
+      <w:r>
+        <w:rPr>
+          <w:rFonts w:ascii="Times New Roman" w:hAnsi="Times New Roman"/>
+          <w:sz w:val="24"/>
+        </w:rPr>
+        <w:t xml:space="preserve">1. </w:t>
+      </w:r>
+      <w:r>
+        <w:rPr>
+          <w:rFonts w:ascii="Times New Roman" w:hAnsi="Times New Roman"/>
+          <w:b/>
+          <w:sz w:val="24"/>
+        </w:rPr>
+        <w:t xml:space="preserve">Actividad operativa: </w:t>
+      </w:r>
+      <w:r>
+        <w:rPr>
+          <w:rFonts w:ascii="Times New Roman" w:hAnsi="Times New Roman"/>
+          <w:sz w:val="24"/>
+        </w:rPr>
+        <w:t>Participación en las actividades regulares del Departamento de Presidencia y apoyo en la organización y seguimiento de los expedientes correspondientes al período.</w:t>
+      </w:r>
+    </w:p>
+    <w:p>
+      <w:pPr>
+        <w:spacing w:line="360" w:lineRule="auto"/>
+        <w:ind w:firstLine="709"/>
+        <w:jc w:val="both"/>
+      </w:pPr>
+      <w:r>
+        <w:rPr>
+          <w:rFonts w:ascii="Times New Roman" w:hAnsi="Times New Roman"/>
+          <w:sz w:val="24"/>
+        </w:rPr>
+        <w:t xml:space="preserve">2. </w:t>
+      </w:r>
+      <w:r>
+        <w:rPr>
+          <w:rFonts w:ascii="Times New Roman" w:hAnsi="Times New Roman"/>
+          <w:b/>
+          <w:sz w:val="24"/>
+        </w:rPr>
+        <w:t xml:space="preserve">Actividad de investigación: </w:t>
+      </w:r>
+      <w:r>
+        <w:rPr>
+          <w:rFonts w:ascii="Times New Roman" w:hAnsi="Times New Roman"/>
+          <w:sz w:val="24"/>
+        </w:rPr>
+        <w:t>Redacción del informe de pasantías, elaboración del manual de usuario y organización técnica del código fuente y los entregables del prototipo.</w:t>
+      </w:r>
+    </w:p>
+    <w:p>
+      <w:pPr>
+        <w:spacing w:before="480" w:after="480" w:line="360" w:lineRule="auto"/>
+        <w:jc w:val="left"/>
+      </w:pPr>
+      <w:r>
+        <w:rPr>
+          <w:rFonts w:ascii="Times New Roman" w:hAnsi="Times New Roman"/>
+          <w:b/>
+          <w:sz w:val="24"/>
+        </w:rPr>
+        <w:t>Semana 9</w:t>
+      </w:r>
+    </w:p>
+    <w:p>
+      <w:pPr>
+        <w:spacing w:line="360" w:lineRule="auto"/>
+        <w:ind w:firstLine="709"/>
+        <w:jc w:val="both"/>
+      </w:pPr>
+      <w:r>
+        <w:rPr>
+          <w:rFonts w:ascii="Times New Roman" w:hAnsi="Times New Roman"/>
+          <w:sz w:val="24"/>
+        </w:rPr>
+        <w:t xml:space="preserve">1. </w:t>
+      </w:r>
+      <w:r>
+        <w:rPr>
+          <w:rFonts w:ascii="Times New Roman" w:hAnsi="Times New Roman"/>
+          <w:b/>
+          <w:sz w:val="24"/>
+        </w:rPr>
+        <w:t xml:space="preserve">Actividad operativa: </w:t>
+      </w:r>
+      <w:r>
+        <w:rPr>
+          <w:rFonts w:ascii="Times New Roman" w:hAnsi="Times New Roman"/>
+          <w:sz w:val="24"/>
+        </w:rPr>
+        <w:t>Presentación del prototipo funcional ante la tutora industrial para su evaluación, recepción de observaciones y gestión de los recaudos correspondientes al cierre de la pasantía.</w:t>
+      </w:r>
+    </w:p>
+    <w:p>
+      <w:pPr>
+        <w:spacing w:line="360" w:lineRule="auto"/>
+        <w:ind w:firstLine="709"/>
+        <w:jc w:val="both"/>
+      </w:pPr>
+      <w:r>
+        <w:rPr>
+          <w:rFonts w:ascii="Times New Roman" w:hAnsi="Times New Roman"/>
+          <w:sz w:val="24"/>
+        </w:rPr>
+        <w:t xml:space="preserve">2. </w:t>
+      </w:r>
+      <w:r>
+        <w:rPr>
+          <w:rFonts w:ascii="Times New Roman" w:hAnsi="Times New Roman"/>
+          <w:b/>
+          <w:sz w:val="24"/>
+        </w:rPr>
+        <w:t xml:space="preserve">Actividad de investigación: </w:t>
+      </w:r>
+      <w:r>
+        <w:rPr>
+          <w:rFonts w:ascii="Times New Roman" w:hAnsi="Times New Roman"/>
+          <w:sz w:val="24"/>
+        </w:rPr>
+        <w:t>Consolidación y revisión del informe académico, incorporación de las observaciones recibidas y preparación de los anexos definitivos para la entrega institucional.</w:t>
+      </w:r>
+    </w:p>
+    <w:p>
+      <w:pPr>
         <w:sectPr>
-          <w:footerReference w:type="default" r:id="rId48"/>
-          <w:footerReference w:type="first" r:id="rId49"/>
+          <w:footerReference w:type="default" r:id="rId44"/>
+          <w:type w:val="continuous"/>
           <w:pgSz w:w="12240" w:h="15840"/>
           <w:pgMar w:top="1701" w:right="1701" w:bottom="1701" w:left="2268" w:header="720" w:footer="720" w:gutter="0"/>
           <w:cols w:space="720"/>
           <w:titlePg/>
           <w:docGrid w:linePitch="360"/>
-          <w:pgNumType w:fmt="decimal"/>
+        </w:sectPr>
+      </w:pPr>
+    </w:p>
+    <w:p>
+      <w:pPr>
+        <w:spacing w:before="1140" w:after="480"/>
+        <w:jc w:val="center"/>
+      </w:pPr>
+      <w:r>
+        <w:rPr>
+          <w:rFonts w:ascii="Times New Roman" w:hAnsi="Times New Roman"/>
+          <w:b/>
+          <w:sz w:val="24"/>
+        </w:rPr>
+        <w:t>CAPÍTULO V</w:t>
+      </w:r>
+    </w:p>
+    <w:p>
+      <w:bookmarkStart w:id="bm_cap5" w:name="bm_cap5"/>
+      <w:pPr>
+        <w:spacing w:before="480"/>
+        <w:jc w:val="center"/>
+      </w:pPr>
+      <w:r>
+        <w:rPr>
+          <w:rFonts w:ascii="Times New Roman" w:hAnsi="Times New Roman"/>
+          <w:b/>
+          <w:sz w:val="24"/>
+        </w:rPr>
+        <w:t>CONCLUSIONES Y RECOMENDACIONES</w:t>
+      </w:r>
+      <w:bookmarkEnd w:id="bm_cap5"/>
+    </w:p>
+    <w:p>
+      <w:pPr>
+        <w:sectPr>
+          <w:footerReference w:type="default" r:id="rId45"/>
+          <w:pgSz w:w="12240" w:h="15840"/>
+          <w:pgMar w:top="1701" w:right="1701" w:bottom="1701" w:left="2268" w:header="720" w:footer="720" w:gutter="0"/>
+          <w:cols w:space="720"/>
+          <w:titlePg/>
+          <w:docGrid w:linePitch="360"/>
+        </w:sectPr>
+      </w:pPr>
+    </w:p>
+    <w:p>
+      <w:bookmarkStart w:id="bm_cap5_concl" w:name="bm_cap5_concl"/>
+      <w:pPr>
+        <w:spacing w:before="480" w:after="480" w:line="360" w:lineRule="auto"/>
+        <w:jc w:val="left"/>
+      </w:pPr>
+      <w:r>
+        <w:rPr>
+          <w:rFonts w:ascii="Times New Roman" w:hAnsi="Times New Roman"/>
+          <w:b/>
+          <w:sz w:val="24"/>
+        </w:rPr>
+        <w:t>Conclusiones</w:t>
+      </w:r>
+      <w:bookmarkEnd w:id="bm_cap5_concl"/>
+    </w:p>
+    <w:p>
+      <w:pPr>
+        <w:spacing w:line="360" w:lineRule="auto"/>
+        <w:ind w:firstLine="709"/>
+        <w:jc w:val="both"/>
+      </w:pPr>
+      <w:r>
+        <w:rPr>
+          <w:rFonts w:ascii="Times New Roman" w:hAnsi="Times New Roman"/>
+          <w:sz w:val="24"/>
+        </w:rPr>
+        <w:t xml:space="preserve">1. </w:t>
+      </w:r>
+      <w:r>
+        <w:rPr>
+          <w:rFonts w:ascii="Times New Roman" w:hAnsi="Times New Roman"/>
+          <w:sz w:val="24"/>
+        </w:rPr>
+        <w:t>Se diagnosticó que el control manual en hojas de cálculo puede generar cuellos de botella cuando aumenta la concurrencia de expedientes, debido a la repetición de datos y a la ausencia de validaciones automáticas que faciliten el seguimiento del recorrido documental.</w:t>
+      </w:r>
+    </w:p>
+    <w:p>
+      <w:pPr>
+        <w:spacing w:line="360" w:lineRule="auto"/>
+        <w:ind w:firstLine="709"/>
+        <w:jc w:val="both"/>
+      </w:pPr>
+      <w:r>
+        <w:rPr>
+          <w:rFonts w:ascii="Times New Roman" w:hAnsi="Times New Roman"/>
+          <w:sz w:val="24"/>
+        </w:rPr>
+        <w:t xml:space="preserve">2. </w:t>
+      </w:r>
+      <w:r>
+        <w:rPr>
+          <w:rFonts w:ascii="Times New Roman" w:hAnsi="Times New Roman"/>
+          <w:sz w:val="24"/>
+        </w:rPr>
+        <w:t>Se determinaron como requerimientos esenciales del sistema el registro de ingreso y egreso de expedientes, la asociación de múltiples documentos con un mismo proceso, la consulta del historial de movimientos y la generación de reportes resumidos para la Presidencia.</w:t>
+      </w:r>
+    </w:p>
+    <w:p>
+      <w:pPr>
+        <w:spacing w:line="360" w:lineRule="auto"/>
+        <w:ind w:firstLine="709"/>
+        <w:jc w:val="both"/>
+      </w:pPr>
+      <w:r>
+        <w:rPr>
+          <w:rFonts w:ascii="Times New Roman" w:hAnsi="Times New Roman"/>
+          <w:sz w:val="24"/>
+        </w:rPr>
+        <w:t xml:space="preserve">3. </w:t>
+      </w:r>
+      <w:r>
+        <w:rPr>
+          <w:rFonts w:ascii="Times New Roman" w:hAnsi="Times New Roman"/>
+          <w:sz w:val="24"/>
+        </w:rPr>
+        <w:t>Se diseñó una arquitectura relacional normalizada con SQLite y una interfaz de escritorio orientada a conservar una dinámica de uso sencilla, representando la relación uno a muchos entre procesos y documentos sin alterar el flujo operativo del departamento.</w:t>
+      </w:r>
+    </w:p>
+    <w:p>
+      <w:pPr>
+        <w:spacing w:line="360" w:lineRule="auto"/>
+        <w:ind w:firstLine="709"/>
+        <w:jc w:val="both"/>
+      </w:pPr>
+      <w:r>
+        <w:rPr>
+          <w:rFonts w:ascii="Times New Roman" w:hAnsi="Times New Roman"/>
+          <w:sz w:val="24"/>
+        </w:rPr>
+        <w:t xml:space="preserve">4. </w:t>
+      </w:r>
+      <w:r>
+        <w:rPr>
+          <w:rFonts w:ascii="Times New Roman" w:hAnsi="Times New Roman"/>
+          <w:sz w:val="24"/>
+        </w:rPr>
+        <w:t>Se implementó y validó un prototipo funcional que integra los módulos de registro, consulta, historial y reporte, demostrando la viabilidad técnica de automatizar el control documental y reducir la dependencia de operaciones manuales repetitivas.</w:t>
+      </w:r>
+    </w:p>
+    <w:p>
+      <w:bookmarkStart w:id="bm_cap5_recom" w:name="bm_cap5_recom"/>
+      <w:pPr>
+        <w:spacing w:before="480" w:after="480" w:line="360" w:lineRule="auto"/>
+        <w:jc w:val="left"/>
+      </w:pPr>
+      <w:r>
+        <w:rPr>
+          <w:rFonts w:ascii="Times New Roman" w:hAnsi="Times New Roman"/>
+          <w:b/>
+          <w:sz w:val="24"/>
+        </w:rPr>
+        <w:t>Recomendaciones</w:t>
+      </w:r>
+      <w:bookmarkEnd w:id="bm_cap5_recom"/>
+    </w:p>
+    <w:p>
+      <w:pPr>
+        <w:spacing w:line="360" w:lineRule="auto"/>
+        <w:ind w:firstLine="709"/>
+        <w:jc w:val="both"/>
+      </w:pPr>
+      <w:r>
+        <w:rPr>
+          <w:rFonts w:ascii="Times New Roman" w:hAnsi="Times New Roman"/>
+          <w:sz w:val="24"/>
+        </w:rPr>
+        <w:t xml:space="preserve">1. </w:t>
+      </w:r>
+      <w:r>
+        <w:rPr>
+          <w:rFonts w:ascii="Times New Roman" w:hAnsi="Times New Roman"/>
+          <w:sz w:val="24"/>
+        </w:rPr>
+        <w:t>Incorporar progresivamente al sistema los registros históricos que deban conservarse para consulta, verificando previamente la integridad de la información antes de su migración.</w:t>
+      </w:r>
+    </w:p>
+    <w:p>
+      <w:pPr>
+        <w:spacing w:line="360" w:lineRule="auto"/>
+        <w:ind w:firstLine="709"/>
+        <w:jc w:val="both"/>
+      </w:pPr>
+      <w:r>
+        <w:rPr>
+          <w:rFonts w:ascii="Times New Roman" w:hAnsi="Times New Roman"/>
+          <w:sz w:val="24"/>
+        </w:rPr>
+        <w:t xml:space="preserve">2. </w:t>
+      </w:r>
+      <w:r>
+        <w:rPr>
+          <w:rFonts w:ascii="Times New Roman" w:hAnsi="Times New Roman"/>
+          <w:sz w:val="24"/>
+        </w:rPr>
+        <w:t>Capacitar al personal del Departamento de Presidencia en el uso de los módulos de registro, consulta, historial y generación de reportes, utilizando ejemplos del flujo cotidiano de expedientes.</w:t>
+      </w:r>
+    </w:p>
+    <w:p>
+      <w:pPr>
+        <w:spacing w:line="360" w:lineRule="auto"/>
+        <w:ind w:firstLine="709"/>
+        <w:jc w:val="both"/>
+      </w:pPr>
+      <w:r>
+        <w:rPr>
+          <w:rFonts w:ascii="Times New Roman" w:hAnsi="Times New Roman"/>
+          <w:sz w:val="24"/>
+        </w:rPr>
+        <w:t xml:space="preserve">3. </w:t>
+      </w:r>
+      <w:r>
+        <w:rPr>
+          <w:rFonts w:ascii="Times New Roman" w:hAnsi="Times New Roman"/>
+          <w:sz w:val="24"/>
+        </w:rPr>
+        <w:t>Establecer una rutina periódica de respaldo del archivo de base de datos en una ubicación segura y definida por la organización, con el fin de preservar la continuidad del historial documental.</w:t>
+      </w:r>
+    </w:p>
+    <w:p>
+      <w:pPr>
+        <w:spacing w:line="360" w:lineRule="auto"/>
+        <w:ind w:firstLine="709"/>
+        <w:jc w:val="both"/>
+      </w:pPr>
+      <w:r>
+        <w:rPr>
+          <w:rFonts w:ascii="Times New Roman" w:hAnsi="Times New Roman"/>
+          <w:sz w:val="24"/>
+        </w:rPr>
+        <w:t xml:space="preserve">4. </w:t>
+      </w:r>
+      <w:r>
+        <w:rPr>
+          <w:rFonts w:ascii="Times New Roman" w:hAnsi="Times New Roman"/>
+          <w:sz w:val="24"/>
+        </w:rPr>
+        <w:t>Evaluar en fases posteriores la incorporación de nuevas funciones únicamente cuando respondan a necesidades reales del flujo de Presidencia, evitando agregar pasos que compliquen el proceso actual.</w:t>
+      </w:r>
+    </w:p>
+    <w:p>
+      <w:pPr>
+        <w:sectPr>
+          <w:footerReference w:type="default" r:id="rId46"/>
+          <w:type w:val="continuous"/>
+          <w:pgSz w:w="12240" w:h="15840"/>
+          <w:pgMar w:top="1701" w:right="1701" w:bottom="1701" w:left="2268" w:header="720" w:footer="720" w:gutter="0"/>
+          <w:cols w:space="720"/>
+          <w:titlePg/>
+          <w:docGrid w:linePitch="360"/>
+        </w:sectPr>
+      </w:pPr>
+    </w:p>
+    <w:p>
+      <w:bookmarkStart w:id="bm_referencias" w:name="bm_referencias"/>
+      <w:pPr>
+        <w:spacing w:before="1140" w:after="480"/>
+        <w:jc w:val="center"/>
+      </w:pPr>
+      <w:r>
+        <w:rPr>
+          <w:rFonts w:ascii="Times New Roman" w:hAnsi="Times New Roman"/>
+          <w:b/>
+          <w:sz w:val="24"/>
+        </w:rPr>
+        <w:t>REFERENCIAS</w:t>
+      </w:r>
+      <w:bookmarkEnd w:id="bm_referencias"/>
+    </w:p>
+    <w:p>
+      <w:pPr>
+        <w:sectPr>
+          <w:footerReference w:type="default" r:id="rId47"/>
+          <w:pgSz w:w="12240" w:h="15840"/>
+          <w:pgMar w:top="1701" w:right="1701" w:bottom="1701" w:left="2268" w:header="720" w:footer="720" w:gutter="0"/>
+          <w:cols w:space="720"/>
+          <w:titlePg/>
+          <w:docGrid w:linePitch="360"/>
+        </w:sectPr>
+      </w:pPr>
+    </w:p>
+    <w:p>
+      <w:pPr>
+        <w:spacing w:before="480" w:after="0"/>
+      </w:pPr>
+    </w:p>
+    <w:p>
+      <w:pPr>
+        <w:spacing w:line="240" w:lineRule="auto" w:after="480" w:before="0"/>
+        <w:ind w:left="425" w:hanging="425"/>
+        <w:jc w:val="both"/>
+      </w:pPr>
+      <w:r>
+        <w:rPr>
+          <w:rFonts w:ascii="Times New Roman" w:hAnsi="Times New Roman"/>
+          <w:sz w:val="24"/>
+        </w:rPr>
+        <w:t>Arias, F. (2012). El proyecto de investigación: Introducción a la metodología científica (6ta ed.). Episteme, Venezuela.</w:t>
+      </w:r>
+    </w:p>
+    <w:p>
+      <w:pPr>
+        <w:spacing w:line="240" w:lineRule="auto" w:after="480" w:before="0"/>
+        <w:ind w:left="425" w:hanging="425"/>
+        <w:jc w:val="both"/>
+      </w:pPr>
+      <w:r>
+        <w:rPr>
+          <w:rFonts w:ascii="Times New Roman" w:hAnsi="Times New Roman"/>
+          <w:sz w:val="24"/>
+        </w:rPr>
+        <w:t>Codd, E. F. (1970). A relational model of data for large shared data banks. Communications of the ACM, 13(6), 377-387.</w:t>
+      </w:r>
+    </w:p>
+    <w:p>
+      <w:pPr>
+        <w:spacing w:line="240" w:lineRule="auto" w:after="480" w:before="0"/>
+        <w:ind w:left="425" w:hanging="425"/>
+        <w:jc w:val="both"/>
+      </w:pPr>
+      <w:r>
+        <w:rPr>
+          <w:rFonts w:ascii="Times New Roman" w:hAnsi="Times New Roman"/>
+          <w:sz w:val="24"/>
+        </w:rPr>
+        <w:t>Cruz Mundet, J. R. (2011). Administración de documentos y archivos: Textos fundamentales. Coordinadora de Asociaciones de Archiveros, España.</w:t>
+      </w:r>
+    </w:p>
+    <w:p>
+      <w:pPr>
+        <w:spacing w:line="240" w:lineRule="auto" w:after="480" w:before="0"/>
+        <w:ind w:left="425" w:hanging="425"/>
+        <w:jc w:val="both"/>
+      </w:pPr>
+      <w:r>
+        <w:rPr>
+          <w:rFonts w:ascii="Times New Roman" w:hAnsi="Times New Roman"/>
+          <w:sz w:val="24"/>
+        </w:rPr>
+        <w:t>Date, C. J. (2001). Introducción a los sistemas de bases de datos (7ma ed.). Pearson Educación, México.</w:t>
+      </w:r>
+    </w:p>
+    <w:p>
+      <w:pPr>
+        <w:spacing w:line="240" w:lineRule="auto" w:after="480" w:before="0"/>
+        <w:ind w:left="425" w:hanging="425"/>
+        <w:jc w:val="both"/>
+      </w:pPr>
+      <w:r>
+        <w:rPr>
+          <w:rFonts w:ascii="Times New Roman" w:hAnsi="Times New Roman"/>
+          <w:sz w:val="24"/>
+        </w:rPr>
+        <w:t>Gómez, R. (2019). Gestión Documental y Sistemas. Editorial Trillas, México.</w:t>
+      </w:r>
+    </w:p>
+    <w:p>
+      <w:pPr>
+        <w:spacing w:line="240" w:lineRule="auto" w:after="480" w:before="0"/>
+        <w:ind w:left="425" w:hanging="425"/>
+        <w:jc w:val="both"/>
+      </w:pPr>
+      <w:r>
+        <w:rPr>
+          <w:rFonts w:ascii="Times New Roman" w:hAnsi="Times New Roman"/>
+          <w:sz w:val="24"/>
+        </w:rPr>
+        <w:t>Kendall, K., y Kendall, J. (2011). Análisis y diseño de sistemas (8va ed.). Pearson Educación, México.</w:t>
+      </w:r>
+    </w:p>
+    <w:p>
+      <w:pPr>
+        <w:spacing w:line="240" w:lineRule="auto" w:after="480" w:before="0"/>
+        <w:ind w:left="425" w:hanging="425"/>
+        <w:jc w:val="both"/>
+      </w:pPr>
+      <w:r>
+        <w:rPr>
+          <w:rFonts w:ascii="Times New Roman" w:hAnsi="Times New Roman"/>
+          <w:sz w:val="24"/>
+        </w:rPr>
+        <w:t>Laudon, K., y Laudon, J. (2016). Sistemas de información gerencial (14va ed.). Pearson Educación, México.</w:t>
+      </w:r>
+    </w:p>
+    <w:p>
+      <w:pPr>
+        <w:spacing w:line="240" w:lineRule="auto" w:after="480" w:before="0"/>
+        <w:ind w:left="425" w:hanging="425"/>
+        <w:jc w:val="both"/>
+      </w:pPr>
+      <w:r>
+        <w:rPr>
+          <w:rFonts w:ascii="Times New Roman" w:hAnsi="Times New Roman"/>
+          <w:sz w:val="24"/>
+        </w:rPr>
+        <w:t>Pressman, R. (2010). Ingeniería de Software: Un enfoque práctico (7ma ed.). McGraw-Hill, México.</w:t>
+      </w:r>
+    </w:p>
+    <w:p>
+      <w:pPr>
+        <w:spacing w:line="240" w:lineRule="auto" w:after="480" w:before="0"/>
+        <w:ind w:left="425" w:hanging="425"/>
+        <w:jc w:val="both"/>
+      </w:pPr>
+      <w:r>
+        <w:rPr>
+          <w:rFonts w:ascii="Times New Roman" w:hAnsi="Times New Roman"/>
+          <w:sz w:val="24"/>
+        </w:rPr>
+        <w:t>Universidad Pedagógica Experimental Libertador. (2016). Manual de trabajos de grado de especialización y maestría y tesis doctorales (5ta ed.). FEDUPEL, Venezuela.</w:t>
+      </w:r>
+    </w:p>
+    <w:p>
+      <w:pPr>
+        <w:sectPr>
+          <w:footerReference w:type="default" r:id="rId48"/>
+          <w:type w:val="continuous"/>
+          <w:pgSz w:w="12240" w:h="15840"/>
+          <w:pgMar w:top="1701" w:right="1701" w:bottom="1701" w:left="2268" w:header="720" w:footer="720" w:gutter="0"/>
+          <w:cols w:space="720"/>
+          <w:titlePg/>
+          <w:docGrid w:linePitch="360"/>
         </w:sectPr>
       </w:pPr>
     </w:p>
     <w:p>
       <w:bookmarkStart w:id="bm_anexos" w:name="bm_anexos"/>
       <w:pPr>
-        <w:spacing w:before="4400"/>
+        <w:spacing w:before="4740"/>
         <w:jc w:val="center"/>
       </w:pPr>
       <w:r>
         <w:rPr>
           <w:rFonts w:ascii="Times New Roman" w:hAnsi="Times New Roman"/>
           <w:b/>
-          <w:sz w:val="24"/>
+          <w:sz w:val="32"/>
         </w:rPr>
         <w:t>ANEXOS</w:t>
       </w:r>
@@ -9399,13 +9455,12 @@
     <w:p>
       <w:pPr>
         <w:sectPr>
-          <w:footerReference w:type="default" r:id="rId50"/>
-          <w:footerReference w:type="first" r:id="rId51"/>
+          <w:footerReference w:type="default" r:id="rId49"/>
           <w:pgSz w:w="12240" w:h="15840"/>
           <w:pgMar w:top="1701" w:right="1701" w:bottom="1701" w:left="2268" w:header="720" w:footer="720" w:gutter="0"/>
           <w:cols w:space="720"/>
+          <w:titlePg/>
           <w:docGrid w:linePitch="360"/>
-          <w:pgNumType w:fmt="decimal"/>
         </w:sectPr>
       </w:pPr>
     </w:p>
@@ -9441,57 +9496,50 @@
     </w:p>
     <w:p>
       <w:pPr>
-        <w:spacing w:line="360" w:lineRule="auto" w:after="0" w:before="0"/>
-        <w:ind w:firstLine="709"/>
-        <w:jc w:val="both"/>
-      </w:pPr>
-      <w:r>
-        <w:rPr>
-          <w:rFonts w:ascii="Times New Roman" w:hAnsi="Times New Roman"/>
-          <w:i w:val="0"/>
-          <w:sz w:val="24"/>
-        </w:rPr>
-        <w:t>Problema central: control manual y limitada automatización de los movimientos documentales en Presidencia.</w:t>
-      </w:r>
-    </w:p>
-    <w:p>
-      <w:pPr>
-        <w:spacing w:line="360" w:lineRule="auto" w:after="0" w:before="0"/>
-        <w:ind w:firstLine="709"/>
-        <w:jc w:val="both"/>
-      </w:pPr>
-      <w:r>
-        <w:rPr>
-          <w:rFonts w:ascii="Times New Roman" w:hAnsi="Times New Roman"/>
-          <w:i w:val="0"/>
-          <w:sz w:val="24"/>
-        </w:rPr>
-        <w:t>Causas principales: transcripción repetitiva de datos; ausencia de validaciones automáticas; dificultad para consolidar el seguimiento en una sola estructura de consulta.</w:t>
-      </w:r>
-    </w:p>
-    <w:p>
-      <w:pPr>
-        <w:spacing w:line="360" w:lineRule="auto" w:after="0" w:before="0"/>
-        <w:ind w:firstLine="709"/>
-        <w:jc w:val="both"/>
-      </w:pPr>
-      <w:r>
-        <w:rPr>
-          <w:rFonts w:ascii="Times New Roman" w:hAnsi="Times New Roman"/>
-          <w:i w:val="0"/>
-          <w:sz w:val="24"/>
-        </w:rPr>
-        <w:t>Efectos principales: duplicidad u omisión de registros; mayor tiempo para elaborar reportes; dificultad para conocer de inmediato el estado y recorrido de los expedientes.</w:t>
+        <w:jc w:val="center"/>
+      </w:pPr>
+      <w:r>
+        <w:drawing>
+          <wp:inline xmlns:a="http://schemas.openxmlformats.org/drawingml/2006/main" xmlns:pic="http://schemas.openxmlformats.org/drawingml/2006/picture">
+            <wp:extent cx="4860000" cy="2844412"/>
+            <wp:docPr id="6" name="Picture 6"/>
+            <wp:cNvGraphicFramePr>
+              <a:graphicFrameLocks noChangeAspect="1"/>
+            </wp:cNvGraphicFramePr>
+            <a:graphic>
+              <a:graphicData uri="http://schemas.openxmlformats.org/drawingml/2006/picture">
+                <pic:pic>
+                  <pic:nvPicPr>
+                    <pic:cNvPr id="0" name="3.png"/>
+                    <pic:cNvPicPr/>
+                  </pic:nvPicPr>
+                  <pic:blipFill>
+                    <a:blip r:embed="rId14"/>
+                    <a:stretch>
+                      <a:fillRect/>
+                    </a:stretch>
+                  </pic:blipFill>
+                  <pic:spPr>
+                    <a:xfrm>
+                      <a:off x="0" y="0"/>
+                      <a:ext cx="4860000" cy="2844412"/>
+                    </a:xfrm>
+                    <a:prstGeom prst="rect"/>
+                  </pic:spPr>
+                </pic:pic>
+              </a:graphicData>
+            </a:graphic>
+          </wp:inline>
+        </w:drawing>
       </w:r>
     </w:p>
     <w:sectPr>
-      <w:footerReference w:type="default" r:id="rId52"/>
-      <w:footerReference w:type="first" r:id="rId53"/>
+      <w:footerReference w:type="default" r:id="rId50"/>
       <w:pgSz w:w="12240" w:h="15840"/>
       <w:pgMar w:top="1701" w:right="1701" w:bottom="1701" w:left="2268" w:header="720" w:footer="720" w:gutter="0"/>
       <w:cols w:space="720"/>
+      <w:titlePg/>
       <w:docGrid w:linePitch="360"/>
-      <w:pgNumType w:fmt="decimal"/>
     </w:sectPr>
   </w:body>
 </w:document>
@@ -9503,7 +9551,6 @@
     <w:pPr>
       <w:pStyle w:val="Footer"/>
     </w:pPr>
-    <w:r/>
   </w:p>
 </w:ftr>
 </file>
@@ -9514,7 +9561,6 @@
     <w:pPr>
       <w:pStyle w:val="Footer"/>
     </w:pPr>
-    <w:r/>
   </w:p>
 </w:ftr>
 </file>
@@ -9526,7 +9572,6 @@
       <w:pStyle w:val="Footer"/>
       <w:jc w:val="center"/>
     </w:pPr>
-    <w:r/>
     <w:r>
       <w:rPr>
         <w:rFonts w:ascii="Times New Roman" w:hAnsi="Times New Roman"/>
@@ -9546,8 +9591,18 @@
   <w:p>
     <w:pPr>
       <w:pStyle w:val="Footer"/>
+      <w:jc w:val="center"/>
     </w:pPr>
-    <w:r/>
+    <w:r>
+      <w:rPr>
+        <w:rFonts w:ascii="Times New Roman" w:hAnsi="Times New Roman"/>
+        <w:sz w:val="24"/>
+      </w:rPr>
+      <w:fldChar w:fldCharType="begin"/>
+      <w:instrText xml:space="preserve"> PAGE \* roman </w:instrText>
+      <w:fldChar w:fldCharType="separate"/>
+      <w:fldChar w:fldCharType="end"/>
+    </w:r>
   </w:p>
 </w:ftr>
 </file>
@@ -9559,7 +9614,6 @@
       <w:pStyle w:val="Footer"/>
       <w:jc w:val="center"/>
     </w:pPr>
-    <w:r/>
     <w:r>
       <w:rPr>
         <w:rFonts w:ascii="Times New Roman" w:hAnsi="Times New Roman"/>
@@ -9579,8 +9633,18 @@
   <w:p>
     <w:pPr>
       <w:pStyle w:val="Footer"/>
+      <w:jc w:val="center"/>
     </w:pPr>
-    <w:r/>
+    <w:r>
+      <w:rPr>
+        <w:rFonts w:ascii="Times New Roman" w:hAnsi="Times New Roman"/>
+        <w:sz w:val="24"/>
+      </w:rPr>
+      <w:fldChar w:fldCharType="begin"/>
+      <w:instrText xml:space="preserve"> PAGE \* roman </w:instrText>
+      <w:fldChar w:fldCharType="separate"/>
+      <w:fldChar w:fldCharType="end"/>
+    </w:r>
   </w:p>
 </w:ftr>
 </file>
@@ -9592,7 +9656,6 @@
       <w:pStyle w:val="Footer"/>
       <w:jc w:val="center"/>
     </w:pPr>
-    <w:r/>
     <w:r>
       <w:rPr>
         <w:rFonts w:ascii="Times New Roman" w:hAnsi="Times New Roman"/>
@@ -9612,8 +9675,18 @@
   <w:p>
     <w:pPr>
       <w:pStyle w:val="Footer"/>
+      <w:jc w:val="center"/>
     </w:pPr>
-    <w:r/>
+    <w:r>
+      <w:rPr>
+        <w:rFonts w:ascii="Times New Roman" w:hAnsi="Times New Roman"/>
+        <w:sz w:val="24"/>
+      </w:rPr>
+      <w:fldChar w:fldCharType="begin"/>
+      <w:instrText xml:space="preserve"> PAGE \* roman </w:instrText>
+      <w:fldChar w:fldCharType="separate"/>
+      <w:fldChar w:fldCharType="end"/>
+    </w:r>
   </w:p>
 </w:ftr>
 </file>
@@ -9625,7 +9698,6 @@
       <w:pStyle w:val="Footer"/>
       <w:jc w:val="center"/>
     </w:pPr>
-    <w:r/>
     <w:r>
       <w:rPr>
         <w:rFonts w:ascii="Times New Roman" w:hAnsi="Times New Roman"/>
@@ -9645,8 +9717,18 @@
   <w:p>
     <w:pPr>
       <w:pStyle w:val="Footer"/>
+      <w:jc w:val="center"/>
     </w:pPr>
-    <w:r/>
+    <w:r>
+      <w:rPr>
+        <w:rFonts w:ascii="Times New Roman" w:hAnsi="Times New Roman"/>
+        <w:sz w:val="24"/>
+      </w:rPr>
+      <w:fldChar w:fldCharType="begin"/>
+      <w:instrText xml:space="preserve"> PAGE \* roman </w:instrText>
+      <w:fldChar w:fldCharType="separate"/>
+      <w:fldChar w:fldCharType="end"/>
+    </w:r>
   </w:p>
 </w:ftr>
 </file>
@@ -9658,7 +9740,6 @@
       <w:pStyle w:val="Footer"/>
       <w:jc w:val="center"/>
     </w:pPr>
-    <w:r/>
     <w:r>
       <w:rPr>
         <w:rFonts w:ascii="Times New Roman" w:hAnsi="Times New Roman"/>
@@ -9679,7 +9760,6 @@
     <w:pPr>
       <w:pStyle w:val="Footer"/>
     </w:pPr>
-    <w:r/>
   </w:p>
 </w:ftr>
 </file>
@@ -9689,8 +9769,18 @@
   <w:p>
     <w:pPr>
       <w:pStyle w:val="Footer"/>
+      <w:jc w:val="center"/>
     </w:pPr>
-    <w:r/>
+    <w:r>
+      <w:rPr>
+        <w:rFonts w:ascii="Times New Roman" w:hAnsi="Times New Roman"/>
+        <w:sz w:val="24"/>
+      </w:rPr>
+      <w:fldChar w:fldCharType="begin"/>
+      <w:instrText xml:space="preserve"> PAGE \* roman </w:instrText>
+      <w:fldChar w:fldCharType="separate"/>
+      <w:fldChar w:fldCharType="end"/>
+    </w:r>
   </w:p>
 </w:ftr>
 </file>
@@ -9702,7 +9792,6 @@
       <w:pStyle w:val="Footer"/>
       <w:jc w:val="center"/>
     </w:pPr>
-    <w:r/>
     <w:r>
       <w:rPr>
         <w:rFonts w:ascii="Times New Roman" w:hAnsi="Times New Roman"/>
@@ -9722,8 +9811,18 @@
   <w:p>
     <w:pPr>
       <w:pStyle w:val="Footer"/>
+      <w:jc w:val="center"/>
     </w:pPr>
-    <w:r/>
+    <w:r>
+      <w:rPr>
+        <w:rFonts w:ascii="Times New Roman" w:hAnsi="Times New Roman"/>
+        <w:sz w:val="24"/>
+      </w:rPr>
+      <w:fldChar w:fldCharType="begin"/>
+      <w:instrText xml:space="preserve"> PAGE \* roman </w:instrText>
+      <w:fldChar w:fldCharType="separate"/>
+      <w:fldChar w:fldCharType="end"/>
+    </w:r>
   </w:p>
 </w:ftr>
 </file>
@@ -9735,7 +9834,6 @@
       <w:pStyle w:val="Footer"/>
       <w:jc w:val="center"/>
     </w:pPr>
-    <w:r/>
     <w:r>
       <w:rPr>
         <w:rFonts w:ascii="Times New Roman" w:hAnsi="Times New Roman"/>
@@ -9755,8 +9853,18 @@
   <w:p>
     <w:pPr>
       <w:pStyle w:val="Footer"/>
+      <w:jc w:val="center"/>
     </w:pPr>
-    <w:r/>
+    <w:r>
+      <w:rPr>
+        <w:rFonts w:ascii="Times New Roman" w:hAnsi="Times New Roman"/>
+        <w:sz w:val="24"/>
+      </w:rPr>
+      <w:fldChar w:fldCharType="begin"/>
+      <w:instrText xml:space="preserve"> PAGE </w:instrText>
+      <w:fldChar w:fldCharType="separate"/>
+      <w:fldChar w:fldCharType="end"/>
+    </w:r>
   </w:p>
 </w:ftr>
 </file>
@@ -9768,7 +9876,6 @@
       <w:pStyle w:val="Footer"/>
       <w:jc w:val="center"/>
     </w:pPr>
-    <w:r/>
     <w:r>
       <w:rPr>
         <w:rFonts w:ascii="Times New Roman" w:hAnsi="Times New Roman"/>
@@ -9788,8 +9895,18 @@
   <w:p>
     <w:pPr>
       <w:pStyle w:val="Footer"/>
+      <w:jc w:val="center"/>
     </w:pPr>
-    <w:r/>
+    <w:r>
+      <w:rPr>
+        <w:rFonts w:ascii="Times New Roman" w:hAnsi="Times New Roman"/>
+        <w:sz w:val="24"/>
+      </w:rPr>
+      <w:fldChar w:fldCharType="begin"/>
+      <w:instrText xml:space="preserve"> PAGE </w:instrText>
+      <w:fldChar w:fldCharType="separate"/>
+      <w:fldChar w:fldCharType="end"/>
+    </w:r>
   </w:p>
 </w:ftr>
 </file>
@@ -9801,7 +9918,6 @@
       <w:pStyle w:val="Footer"/>
       <w:jc w:val="center"/>
     </w:pPr>
-    <w:r/>
     <w:r>
       <w:rPr>
         <w:rFonts w:ascii="Times New Roman" w:hAnsi="Times New Roman"/>
@@ -9821,8 +9937,18 @@
   <w:p>
     <w:pPr>
       <w:pStyle w:val="Footer"/>
+      <w:jc w:val="center"/>
     </w:pPr>
-    <w:r/>
+    <w:r>
+      <w:rPr>
+        <w:rFonts w:ascii="Times New Roman" w:hAnsi="Times New Roman"/>
+        <w:sz w:val="24"/>
+      </w:rPr>
+      <w:fldChar w:fldCharType="begin"/>
+      <w:instrText xml:space="preserve"> PAGE </w:instrText>
+      <w:fldChar w:fldCharType="separate"/>
+      <w:fldChar w:fldCharType="end"/>
+    </w:r>
   </w:p>
 </w:ftr>
 </file>
@@ -9834,7 +9960,6 @@
       <w:pStyle w:val="Footer"/>
       <w:jc w:val="center"/>
     </w:pPr>
-    <w:r/>
     <w:r>
       <w:rPr>
         <w:rFonts w:ascii="Times New Roman" w:hAnsi="Times New Roman"/>
@@ -9856,7 +9981,6 @@
       <w:pStyle w:val="Footer"/>
       <w:jc w:val="center"/>
     </w:pPr>
-    <w:r/>
     <w:r>
       <w:rPr>
         <w:rFonts w:ascii="Times New Roman" w:hAnsi="Times New Roman"/>
@@ -9876,8 +10000,18 @@
   <w:p>
     <w:pPr>
       <w:pStyle w:val="Footer"/>
+      <w:jc w:val="center"/>
     </w:pPr>
-    <w:r/>
+    <w:r>
+      <w:rPr>
+        <w:rFonts w:ascii="Times New Roman" w:hAnsi="Times New Roman"/>
+        <w:sz w:val="24"/>
+      </w:rPr>
+      <w:fldChar w:fldCharType="begin"/>
+      <w:instrText xml:space="preserve"> PAGE </w:instrText>
+      <w:fldChar w:fldCharType="separate"/>
+      <w:fldChar w:fldCharType="end"/>
+    </w:r>
   </w:p>
 </w:ftr>
 </file>
@@ -9889,7 +10023,6 @@
       <w:pStyle w:val="Footer"/>
       <w:jc w:val="center"/>
     </w:pPr>
-    <w:r/>
     <w:r>
       <w:rPr>
         <w:rFonts w:ascii="Times New Roman" w:hAnsi="Times New Roman"/>
@@ -9909,8 +10042,18 @@
   <w:p>
     <w:pPr>
       <w:pStyle w:val="Footer"/>
+      <w:jc w:val="center"/>
     </w:pPr>
-    <w:r/>
+    <w:r>
+      <w:rPr>
+        <w:rFonts w:ascii="Times New Roman" w:hAnsi="Times New Roman"/>
+        <w:sz w:val="24"/>
+      </w:rPr>
+      <w:fldChar w:fldCharType="begin"/>
+      <w:instrText xml:space="preserve"> PAGE </w:instrText>
+      <w:fldChar w:fldCharType="separate"/>
+      <w:fldChar w:fldCharType="end"/>
+    </w:r>
   </w:p>
 </w:ftr>
 </file>
@@ -9922,7 +10065,6 @@
       <w:pStyle w:val="Footer"/>
       <w:jc w:val="center"/>
     </w:pPr>
-    <w:r/>
     <w:r>
       <w:rPr>
         <w:rFonts w:ascii="Times New Roman" w:hAnsi="Times New Roman"/>
@@ -9942,8 +10084,18 @@
   <w:p>
     <w:pPr>
       <w:pStyle w:val="Footer"/>
+      <w:jc w:val="center"/>
     </w:pPr>
-    <w:r/>
+    <w:r>
+      <w:rPr>
+        <w:rFonts w:ascii="Times New Roman" w:hAnsi="Times New Roman"/>
+        <w:sz w:val="24"/>
+      </w:rPr>
+      <w:fldChar w:fldCharType="begin"/>
+      <w:instrText xml:space="preserve"> PAGE </w:instrText>
+      <w:fldChar w:fldCharType="separate"/>
+      <w:fldChar w:fldCharType="end"/>
+    </w:r>
   </w:p>
 </w:ftr>
 </file>
@@ -9955,7 +10107,6 @@
       <w:pStyle w:val="Footer"/>
       <w:jc w:val="center"/>
     </w:pPr>
-    <w:r/>
     <w:r>
       <w:rPr>
         <w:rFonts w:ascii="Times New Roman" w:hAnsi="Times New Roman"/>
@@ -9975,53 +10126,8 @@
   <w:p>
     <w:pPr>
       <w:pStyle w:val="Footer"/>
-    </w:pPr>
-    <w:r/>
-  </w:p>
-</w:ftr>
-</file>
-
-<file path=word/footer37.xml><?xml version="1.0" encoding="utf-8"?>
-<w:ftr xmlns:m="http://schemas.openxmlformats.org/officeDocument/2006/math" xmlns:mc="http://schemas.openxmlformats.org/markup-compatibility/2006" xmlns:mo="http://schemas.microsoft.com/office/mac/office/2008/main" xmlns:mv="urn:schemas-microsoft-com:mac:vml" xmlns:o="urn:schemas-microsoft-com:office:office" xmlns:r="http://schemas.openxmlformats.org/officeDocument/2006/relationships" xmlns:v="urn:schemas-microsoft-com:vml" xmlns:w10="urn:schemas-microsoft-com:office:word" xmlns:w14="http://schemas.microsoft.com/office/word/2010/wordml" xmlns:w="http://schemas.openxmlformats.org/wordprocessingml/2006/main" xmlns:wne="http://schemas.microsoft.com/office/word/2006/wordml" xmlns:wp14="http://schemas.microsoft.com/office/word/2010/wordprocessingDrawing" xmlns:wp="http://schemas.openxmlformats.org/drawingml/2006/wordprocessingDrawing" xmlns:wpc="http://schemas.microsoft.com/office/word/2010/wordprocessingCanvas" xmlns:wpg="http://schemas.microsoft.com/office/word/2010/wordprocessingGroup" xmlns:wpi="http://schemas.microsoft.com/office/word/2010/wordprocessingInk" xmlns:wps="http://schemas.microsoft.com/office/word/2010/wordprocessingShape" mc:Ignorable="w14 wp14">
-  <w:p>
-    <w:pPr>
-      <w:pStyle w:val="Footer"/>
       <w:jc w:val="center"/>
     </w:pPr>
-    <w:r/>
-    <w:r>
-      <w:rPr>
-        <w:rFonts w:ascii="Times New Roman" w:hAnsi="Times New Roman"/>
-        <w:sz w:val="24"/>
-      </w:rPr>
-      <w:fldChar w:fldCharType="begin"/>
-      <w:instrText xml:space="preserve"> PAGE </w:instrText>
-      <w:fldChar w:fldCharType="separate"/>
-      <w:fldChar w:fldCharType="end"/>
-    </w:r>
-  </w:p>
-</w:ftr>
-</file>
-
-<file path=word/footer38.xml><?xml version="1.0" encoding="utf-8"?>
-<w:ftr xmlns:m="http://schemas.openxmlformats.org/officeDocument/2006/math" xmlns:mc="http://schemas.openxmlformats.org/markup-compatibility/2006" xmlns:mo="http://schemas.microsoft.com/office/mac/office/2008/main" xmlns:mv="urn:schemas-microsoft-com:mac:vml" xmlns:o="urn:schemas-microsoft-com:office:office" xmlns:r="http://schemas.openxmlformats.org/officeDocument/2006/relationships" xmlns:v="urn:schemas-microsoft-com:vml" xmlns:w10="urn:schemas-microsoft-com:office:word" xmlns:w14="http://schemas.microsoft.com/office/word/2010/wordml" xmlns:w="http://schemas.openxmlformats.org/wordprocessingml/2006/main" xmlns:wne="http://schemas.microsoft.com/office/word/2006/wordml" xmlns:wp14="http://schemas.microsoft.com/office/word/2010/wordprocessingDrawing" xmlns:wp="http://schemas.openxmlformats.org/drawingml/2006/wordprocessingDrawing" xmlns:wpc="http://schemas.microsoft.com/office/word/2010/wordprocessingCanvas" xmlns:wpg="http://schemas.microsoft.com/office/word/2010/wordprocessingGroup" xmlns:wpi="http://schemas.microsoft.com/office/word/2010/wordprocessingInk" xmlns:wps="http://schemas.microsoft.com/office/word/2010/wordprocessingShape" mc:Ignorable="w14 wp14">
-  <w:p>
-    <w:pPr>
-      <w:pStyle w:val="Footer"/>
-    </w:pPr>
-    <w:r/>
-  </w:p>
-</w:ftr>
-</file>
-
-<file path=word/footer39.xml><?xml version="1.0" encoding="utf-8"?>
-<w:ftr xmlns:m="http://schemas.openxmlformats.org/officeDocument/2006/math" xmlns:mc="http://schemas.openxmlformats.org/markup-compatibility/2006" xmlns:mo="http://schemas.microsoft.com/office/mac/office/2008/main" xmlns:mv="urn:schemas-microsoft-com:mac:vml" xmlns:o="urn:schemas-microsoft-com:office:office" xmlns:r="http://schemas.openxmlformats.org/officeDocument/2006/relationships" xmlns:v="urn:schemas-microsoft-com:vml" xmlns:w10="urn:schemas-microsoft-com:office:word" xmlns:w14="http://schemas.microsoft.com/office/word/2010/wordml" xmlns:w="http://schemas.openxmlformats.org/wordprocessingml/2006/main" xmlns:wne="http://schemas.microsoft.com/office/word/2006/wordml" xmlns:wp14="http://schemas.microsoft.com/office/word/2010/wordprocessingDrawing" xmlns:wp="http://schemas.openxmlformats.org/drawingml/2006/wordprocessingDrawing" xmlns:wpc="http://schemas.microsoft.com/office/word/2010/wordprocessingCanvas" xmlns:wpg="http://schemas.microsoft.com/office/word/2010/wordprocessingGroup" xmlns:wpi="http://schemas.microsoft.com/office/word/2010/wordprocessingInk" xmlns:wps="http://schemas.microsoft.com/office/word/2010/wordprocessingShape" mc:Ignorable="w14 wp14">
-  <w:p>
-    <w:pPr>
-      <w:pStyle w:val="Footer"/>
-      <w:jc w:val="center"/>
-    </w:pPr>
-    <w:r/>
     <w:r>
       <w:rPr>
         <w:rFonts w:ascii="Times New Roman" w:hAnsi="Times New Roman"/>
@@ -10041,19 +10147,18 @@
   <w:p>
     <w:pPr>
       <w:pStyle w:val="Footer"/>
+      <w:jc w:val="center"/>
     </w:pPr>
-    <w:r/>
-  </w:p>
-</w:ftr>
-</file>
-
-<file path=word/footer40.xml><?xml version="1.0" encoding="utf-8"?>
-<w:ftr xmlns:m="http://schemas.openxmlformats.org/officeDocument/2006/math" xmlns:mc="http://schemas.openxmlformats.org/markup-compatibility/2006" xmlns:mo="http://schemas.microsoft.com/office/mac/office/2008/main" xmlns:mv="urn:schemas-microsoft-com:mac:vml" xmlns:o="urn:schemas-microsoft-com:office:office" xmlns:r="http://schemas.openxmlformats.org/officeDocument/2006/relationships" xmlns:v="urn:schemas-microsoft-com:vml" xmlns:w10="urn:schemas-microsoft-com:office:word" xmlns:w14="http://schemas.microsoft.com/office/word/2010/wordml" xmlns:w="http://schemas.openxmlformats.org/wordprocessingml/2006/main" xmlns:wne="http://schemas.microsoft.com/office/word/2006/wordml" xmlns:wp14="http://schemas.microsoft.com/office/word/2010/wordprocessingDrawing" xmlns:wp="http://schemas.openxmlformats.org/drawingml/2006/wordprocessingDrawing" xmlns:wpc="http://schemas.microsoft.com/office/word/2010/wordprocessingCanvas" xmlns:wpg="http://schemas.microsoft.com/office/word/2010/wordprocessingGroup" xmlns:wpi="http://schemas.microsoft.com/office/word/2010/wordprocessingInk" xmlns:wps="http://schemas.microsoft.com/office/word/2010/wordprocessingShape" mc:Ignorable="w14 wp14">
-  <w:p>
-    <w:pPr>
-      <w:pStyle w:val="Footer"/>
-    </w:pPr>
-    <w:r/>
+    <w:r>
+      <w:rPr>
+        <w:rFonts w:ascii="Times New Roman" w:hAnsi="Times New Roman"/>
+        <w:sz w:val="24"/>
+      </w:rPr>
+      <w:fldChar w:fldCharType="begin"/>
+      <w:instrText xml:space="preserve"> PAGE \* roman </w:instrText>
+      <w:fldChar w:fldCharType="separate"/>
+      <w:fldChar w:fldCharType="end"/>
+    </w:r>
   </w:p>
 </w:ftr>
 </file>
@@ -10065,7 +10170,6 @@
       <w:pStyle w:val="Footer"/>
       <w:jc w:val="center"/>
     </w:pPr>
-    <w:r/>
     <w:r>
       <w:rPr>
         <w:rFonts w:ascii="Times New Roman" w:hAnsi="Times New Roman"/>
@@ -10085,8 +10189,18 @@
   <w:p>
     <w:pPr>
       <w:pStyle w:val="Footer"/>
+      <w:jc w:val="center"/>
     </w:pPr>
-    <w:r/>
+    <w:r>
+      <w:rPr>
+        <w:rFonts w:ascii="Times New Roman" w:hAnsi="Times New Roman"/>
+        <w:sz w:val="24"/>
+      </w:rPr>
+      <w:fldChar w:fldCharType="begin"/>
+      <w:instrText xml:space="preserve"> PAGE \* roman </w:instrText>
+      <w:fldChar w:fldCharType="separate"/>
+      <w:fldChar w:fldCharType="end"/>
+    </w:r>
   </w:p>
 </w:ftr>
 </file>
@@ -10098,7 +10212,6 @@
       <w:pStyle w:val="Footer"/>
       <w:jc w:val="center"/>
     </w:pPr>
-    <w:r/>
     <w:r>
       <w:rPr>
         <w:rFonts w:ascii="Times New Roman" w:hAnsi="Times New Roman"/>
@@ -10118,8 +10231,18 @@
   <w:p>
     <w:pPr>
       <w:pStyle w:val="Footer"/>
+      <w:jc w:val="center"/>
     </w:pPr>
-    <w:r/>
+    <w:r>
+      <w:rPr>
+        <w:rFonts w:ascii="Times New Roman" w:hAnsi="Times New Roman"/>
+        <w:sz w:val="24"/>
+      </w:rPr>
+      <w:fldChar w:fldCharType="begin"/>
+      <w:instrText xml:space="preserve"> PAGE \* roman </w:instrText>
+      <w:fldChar w:fldCharType="separate"/>
+      <w:fldChar w:fldCharType="end"/>
+    </w:r>
   </w:p>
 </w:ftr>
 </file>
@@ -10129,19 +10252,7 @@
   <w:p>
     <w:pPr>
       <w:pStyle w:val="Footer"/>
-      <w:jc w:val="center"/>
     </w:pPr>
-    <w:r/>
-    <w:r>
-      <w:rPr>
-        <w:rFonts w:ascii="Times New Roman" w:hAnsi="Times New Roman"/>
-        <w:sz w:val="24"/>
-      </w:rPr>
-      <w:fldChar w:fldCharType="begin"/>
-      <w:instrText xml:space="preserve"> PAGE \* roman </w:instrText>
-      <w:fldChar w:fldCharType="separate"/>
-      <w:fldChar w:fldCharType="end"/>
-    </w:r>
   </w:p>
 </w:ftr>
 </file>

--- a/juliano/reportes/Informe_Pasantia_IUTECP.docx
+++ b/juliano/reportes/Informe_Pasantia_IUTECP.docx
@@ -54,7 +54,7 @@
     </w:p>
     <w:p>
       <w:pPr>
-        <w:spacing w:before="947" w:after="1242"/>
+        <w:spacing w:before="978" w:after="1334"/>
         <w:jc w:val="center"/>
       </w:pPr>
       <w:r>
@@ -103,12 +103,12 @@
           <w:b/>
           <w:sz w:val="24"/>
         </w:rPr>
-        <w:t>DESARROLLO DE UN PROTOTIPO DE SISTEMA AUTOMATIZADO PARA EL CONTROL, TRAZABILIDAD Y REPORTE DOCUMENTAL EN LA PRESIDENCIA DE VENANGOCUPET, S.A.</w:t>
+        <w:t>DESARROLLO DE UN PROTOTIPO DE SISTEMA PARA EL CONTROL, TRAZABILIDAD Y REPORTE DOCUMENTAL EN LA PRESIDENCIA DE VENANGOCUPET, S.A.</w:t>
       </w:r>
     </w:p>
     <w:p>
       <w:pPr>
-        <w:spacing w:line="276" w:lineRule="auto" w:before="3158" w:after="0"/>
+        <w:spacing w:line="276" w:lineRule="auto" w:before="3260" w:after="0"/>
         <w:jc w:val="right"/>
       </w:pPr>
       <w:r>
@@ -140,7 +140,7 @@
     </w:p>
     <w:p>
       <w:pPr>
-        <w:spacing w:line="276" w:lineRule="auto" w:before="1579" w:after="0"/>
+        <w:spacing w:line="276" w:lineRule="auto" w:before="1630" w:after="0"/>
         <w:jc w:val="center"/>
       </w:pPr>
       <w:r>
@@ -214,7 +214,7 @@
     </w:p>
     <w:p>
       <w:pPr>
-        <w:spacing w:line="276" w:lineRule="auto" w:before="3053" w:after="0"/>
+        <w:spacing w:line="276" w:lineRule="auto" w:before="3176" w:after="0"/>
         <w:jc w:val="center"/>
       </w:pPr>
       <w:r>
@@ -223,12 +223,12 @@
           <w:b/>
           <w:sz w:val="24"/>
         </w:rPr>
-        <w:t>DESARROLLO DE UN PROTOTIPO DE SISTEMA AUTOMATIZADO PARA EL CONTROL, TRAZABILIDAD Y REPORTE DOCUMENTAL EN LA PRESIDENCIA DE VENANGOCUPET, S.A.</w:t>
+        <w:t>DESARROLLO DE UN PROTOTIPO DE SISTEMA PARA EL CONTROL, TRAZABILIDAD Y REPORTE DOCUMENTAL EN LA PRESIDENCIA DE VENANGOCUPET, S.A.</w:t>
       </w:r>
     </w:p>
     <w:p>
       <w:pPr>
-        <w:spacing w:before="2544" w:after="0" w:line="20" w:lineRule="exact"/>
+        <w:spacing w:before="2647" w:after="0" w:line="20" w:lineRule="exact"/>
       </w:pPr>
     </w:p>
     <w:tbl>
@@ -365,7 +365,7 @@
     </w:tbl>
     <w:p>
       <w:pPr>
-        <w:spacing w:line="276" w:lineRule="auto" w:before="1272" w:after="0"/>
+        <w:spacing w:line="276" w:lineRule="auto" w:before="1323" w:after="0"/>
         <w:jc w:val="center"/>
       </w:pPr>
       <w:r>
@@ -486,7 +486,7 @@
           <w:rFonts w:ascii="Times New Roman" w:hAnsi="Times New Roman"/>
           <w:sz w:val="24"/>
         </w:rPr>
-        <w:t>En mi carácter de tutor industrial del informe de pasantías presentado por: Cardona, Juliano, de Cédula de Identidad V-32.281.199; para optar al grado de Técnico Superior Universitario en la especialidad de: Informática, cuyo título es; “DESARROLLO DE UN PROTOTIPO DE SISTEMA AUTOMATIZADO PARA EL CONTROL, TRAZABILIDAD Y REPORTE DOCUMENTAL EN LA PRESIDENCIA DE VENANGOCUPET, S.A.”, manifiesto que cumple con los requisitos exigidos por el Instituto Universitario de Tecnología “Elías Calixto Pompa” (IUTECP); y que, por lo tanto, considero que reúne los méritos suficientes para ser evaluado por el jurado que se decida designar a tal fin.</w:t>
+        <w:t>En mi carácter de tutor industrial del informe de pasantías presentado por: Cardona, Juliano, de Cédula de Identidad V-32.281.199; para optar al grado de Técnico Superior Universitario en la especialidad de: Informática, cuyo título es; “DESARROLLO DE UN PROTOTIPO DE SISTEMA PARA EL CONTROL, TRAZABILIDAD Y REPORTE DOCUMENTAL EN LA PRESIDENCIA DE VENANGOCUPET, S.A.”, manifiesto que cumple con los requisitos exigidos por el Instituto Universitario de Tecnología “Elías Calixto Pompa” (IUTECP); y que, por lo tanto, considero que reúne los méritos suficientes para ser evaluado por el jurado que se decida designar a tal fin.</w:t>
       </w:r>
     </w:p>
     <w:p/>
@@ -655,7 +655,7 @@
           <w:rFonts w:ascii="Times New Roman" w:hAnsi="Times New Roman"/>
           <w:sz w:val="24"/>
         </w:rPr>
-        <w:t>En mi carácter de tutor académico del informe de pasantías presentado por: Cardona, Juliano, de Cédula de Identidad V-32.281.199; para optar al grado de Técnico Superior Universitario en la especialidad de: Informática, cuyo título es; “DESARROLLO DE UN PROTOTIPO DE SISTEMA AUTOMATIZADO PARA EL CONTROL, TRAZABILIDAD Y REPORTE DOCUMENTAL EN LA PRESIDENCIA DE VENANGOCUPET, S.A.”, manifiesto que cumple con los requisitos exigidos por el Instituto Universitario de Tecnología “Elías Calixto Pompa” (IUTECP); y que, por lo tanto, considero que reúne los méritos suficientes para ser evaluado por el jurado que se decida designar a tal fin.</w:t>
+        <w:t>En mi carácter de tutor académico del informe de pasantías presentado por: Cardona, Juliano, de Cédula de Identidad V-32.281.199; para optar al grado de Técnico Superior Universitario en la especialidad de: Informática, cuyo título es; “DESARROLLO DE UN PROTOTIPO DE SISTEMA PARA EL CONTROL, TRAZABILIDAD Y REPORTE DOCUMENTAL EN LA PRESIDENCIA DE VENANGOCUPET, S.A.”, manifiesto que cumple con los requisitos exigidos por el Instituto Universitario de Tecnología “Elías Calixto Pompa” (IUTECP); y que, por lo tanto, considero que reúne los méritos suficientes para ser evaluado por el jurado que se decida designar a tal fin.</w:t>
       </w:r>
     </w:p>
     <w:p/>
@@ -2507,7 +2507,7 @@
           <w:b/>
           <w:sz w:val="24"/>
         </w:rPr>
-        <w:t>DESARROLLO DE UN PROTOTIPO DE SISTEMA AUTOMATIZADO PARA EL CONTROL, TRAZABILIDAD Y REPORTE DOCUMENTAL EN LA PRESIDENCIA DE VENANGOCUPET, S.A.</w:t>
+        <w:t>DESARROLLO DE UN PROTOTIPO DE SISTEMA PARA EL CONTROL, TRAZABILIDAD Y REPORTE DOCUMENTAL EN LA PRESIDENCIA DE VENANGOCUPET, S.A.</w:t>
       </w:r>
     </w:p>
     <w:p>
@@ -2660,7 +2660,7 @@
           <w:i w:val="0"/>
           <w:sz w:val="24"/>
         </w:rPr>
-        <w:t>La gestión documental constituye una actividad esencial en las organizaciones porque permite mantener control sobre la recepción, revisión, circulación y despacho de información necesaria para el funcionamiento administrativo. En áreas de alta dirección, la posibilidad de conocer con rapidez el estado y recorrido de los expedientes contribuye a responder oportunamente a los requerimientos de las distintas unidades de la empresa.</w:t>
+        <w:t>La gestión documental constituye una actividad esencial en las organizaciones, pues permite mantener control sobre la recepción, revisión, circulación y despacho de información necesaria para el funcionamiento administrativo. En áreas de alta dirección, conocer con rapidez el estado y recorrido de los expedientes contribuye a responder oportunamente a los requerimientos de las distintas unidades.</w:t>
       </w:r>
     </w:p>
     <w:p>
@@ -2675,7 +2675,7 @@
           <w:i w:val="0"/>
           <w:sz w:val="24"/>
         </w:rPr>
-        <w:t>En el Departamento de Presidencia de la Empresa Mixta Petrolera Venangocupet, S.A., el control de los movimientos documentales se apoya en hojas de cálculo. Durante las pasantías se observó que, cuando coinciden varios expedientes, la transcripción manual y repetitiva de datos puede generar duplicidades, omisiones y demoras para elaborar resúmenes solicitados por la directiva. Esta situación hizo pertinente desarrollar una herramienta de escritorio que organizara la información sin alterar el flujo real del departamento.</w:t>
+        <w:t>En el Departamento de Presidencia de la Empresa Mixta Petrolera Venangocupet, S.A., el control de los movimientos documentales se apoya en hojas de cálculo. Durante las pasantías se observó que la transcripción manual y repetitiva de datos puede generar duplicidades, omisiones y demoras para elaborar resúmenes solicitados por la directiva, lo que hizo pertinente desarrollar una herramienta de escritorio para organizar la información sin alterar el flujo real del departamento.</w:t>
       </w:r>
     </w:p>
     <w:p>
@@ -2690,7 +2690,7 @@
           <w:i w:val="0"/>
           <w:sz w:val="24"/>
         </w:rPr>
-        <w:t>El propósito de la pasantía fue desarrollar un sistema automatizado para el control, trazabilidad y reporte documental. Para sustentar el trabajo se consideraron fundamentos relacionados con sistemas de información, gestión documental, bases de datos relacionales, trazabilidad y automatización de procesos administrativos. El alcance comprendió el diagnóstico del flujo existente, la definición de requerimientos, el diseño lógico, la implementación de un prototipo y su validación funcional.</w:t>
+        <w:t>El propósito de la pasantía fue desarrollar un sistema automatizado para el control, trazabilidad y reporte documental, sustentado en fundamentos de sistemas de información, gestión documental, bases de datos relacionales y automatización de procesos administrativos. El alcance comprendió diagnóstico, definición de requerimientos, diseño lógico, implementación y validación funcional.</w:t>
       </w:r>
     </w:p>
     <w:p>
@@ -2705,7 +2705,7 @@
           <w:i w:val="0"/>
           <w:sz w:val="24"/>
         </w:rPr>
-        <w:t>El informe se estructura en cinco capítulos. El Capítulo I presenta la realidad organizacional de Venangocupet, S.A.; el Capítulo II desarrolla el diagnóstico situacional, los objetivos, la planificación integral y el cronograma; el Capítulo III expone los fundamentos teóricos; el Capítulo IV describe las actividades operativas y técnicas ejecutadas durante las nueve semanas de pasantía; y el Capítulo V reúne las conclusiones y recomendaciones derivadas del trabajo realizado.</w:t>
+        <w:t>El informe se organiza en cinco capítulos: realidad organizacional; diagnóstico, objetivos y planificación; fundamentos teóricos; actividades realizadas; y conclusiones y recomendaciones.</w:t>
       </w:r>
     </w:p>
     <w:p>
@@ -3105,7 +3105,7 @@
           <w:i w:val="0"/>
           <w:sz w:val="24"/>
         </w:rPr>
-        <w:t>Maximizar la recuperación eficiente y segura de las reservas de hidrocarburos asignadas.</w:t>
+        <w:t>Maximizar la recuperación de reservas de hidrocarburos.</w:t>
       </w:r>
     </w:p>
     <w:p>
@@ -3140,7 +3140,7 @@
           <w:rFonts w:ascii="Times New Roman" w:hAnsi="Times New Roman"/>
           <w:sz w:val="24"/>
         </w:rPr>
-        <w:t>Minimizar los costos operativos mediante la optimización de recursos tecnológicos y logísticos.</w:t>
+        <w:t>Minimizar los costos operativos y optimizar el uso de todos los recursos.</w:t>
       </w:r>
     </w:p>
     <w:p>
@@ -3161,7 +3161,175 @@
           <w:rFonts w:ascii="Times New Roman" w:hAnsi="Times New Roman"/>
           <w:sz w:val="24"/>
         </w:rPr>
-        <w:t>Garantizar la trazabilidad y el reporte oportuno de la información administrativa de la empresa.</w:t>
+        <w:t>Impulsar el desarrollo sustentable de las comunidades vecinas mediante el fortalecimiento de las organizaciones de base y la diversificación económica.</w:t>
+      </w:r>
+    </w:p>
+    <w:p>
+      <w:pPr>
+        <w:spacing w:line="360" w:lineRule="auto"/>
+        <w:ind w:firstLine="709"/>
+        <w:jc w:val="both"/>
+      </w:pPr>
+      <w:r>
+        <w:rPr>
+          <w:rFonts w:ascii="Times New Roman" w:hAnsi="Times New Roman"/>
+          <w:sz w:val="24"/>
+        </w:rPr>
+        <w:t xml:space="preserve">3. </w:t>
+      </w:r>
+      <w:r>
+        <w:rPr>
+          <w:rFonts w:ascii="Times New Roman" w:hAnsi="Times New Roman"/>
+          <w:sz w:val="24"/>
+        </w:rPr>
+        <w:t>Cumplir con las políticas, leyes, normas, procedimientos y lineamientos corporativos.</w:t>
+      </w:r>
+    </w:p>
+    <w:p>
+      <w:pPr>
+        <w:spacing w:line="360" w:lineRule="auto"/>
+        <w:ind w:firstLine="709"/>
+        <w:jc w:val="both"/>
+      </w:pPr>
+      <w:r>
+        <w:rPr>
+          <w:rFonts w:ascii="Times New Roman" w:hAnsi="Times New Roman"/>
+          <w:sz w:val="24"/>
+        </w:rPr>
+        <w:t xml:space="preserve">4. </w:t>
+      </w:r>
+      <w:r>
+        <w:rPr>
+          <w:rFonts w:ascii="Times New Roman" w:hAnsi="Times New Roman"/>
+          <w:sz w:val="24"/>
+        </w:rPr>
+        <w:t>Conocer y aplicar las resoluciones, decretos y leyes de la industria del petróleo frente a las operaciones de la empresa en materia laboral.</w:t>
+      </w:r>
+    </w:p>
+    <w:p>
+      <w:pPr>
+        <w:spacing w:line="360" w:lineRule="auto"/>
+        <w:ind w:firstLine="709"/>
+        <w:jc w:val="both"/>
+      </w:pPr>
+      <w:r>
+        <w:rPr>
+          <w:rFonts w:ascii="Times New Roman" w:hAnsi="Times New Roman"/>
+          <w:sz w:val="24"/>
+        </w:rPr>
+        <w:t xml:space="preserve">5. </w:t>
+      </w:r>
+      <w:r>
+        <w:rPr>
+          <w:rFonts w:ascii="Times New Roman" w:hAnsi="Times New Roman"/>
+          <w:sz w:val="24"/>
+        </w:rPr>
+        <w:t>Incentivar buenas relaciones interpersonales y laborales entre todos los trabajadores.</w:t>
+      </w:r>
+    </w:p>
+    <w:p>
+      <w:pPr>
+        <w:spacing w:line="360" w:lineRule="auto"/>
+        <w:ind w:firstLine="709"/>
+        <w:jc w:val="both"/>
+      </w:pPr>
+      <w:r>
+        <w:rPr>
+          <w:rFonts w:ascii="Times New Roman" w:hAnsi="Times New Roman"/>
+          <w:sz w:val="24"/>
+        </w:rPr>
+        <w:t xml:space="preserve">6. </w:t>
+      </w:r>
+      <w:r>
+        <w:rPr>
+          <w:rFonts w:ascii="Times New Roman" w:hAnsi="Times New Roman"/>
+          <w:sz w:val="24"/>
+        </w:rPr>
+        <w:t>Mantener un alto nivel de comunicación y apoyo con el personal e informar acerca de los cambios y/o acciones de interés social y laboral.</w:t>
+      </w:r>
+    </w:p>
+    <w:p>
+      <w:pPr>
+        <w:spacing w:line="360" w:lineRule="auto"/>
+        <w:ind w:firstLine="709"/>
+        <w:jc w:val="both"/>
+      </w:pPr>
+      <w:r>
+        <w:rPr>
+          <w:rFonts w:ascii="Times New Roman" w:hAnsi="Times New Roman"/>
+          <w:sz w:val="24"/>
+        </w:rPr>
+        <w:t xml:space="preserve">7. </w:t>
+      </w:r>
+      <w:r>
+        <w:rPr>
+          <w:rFonts w:ascii="Times New Roman" w:hAnsi="Times New Roman"/>
+          <w:sz w:val="24"/>
+        </w:rPr>
+        <w:t>Apoyar los objetivos y las metas de la organización en armonía con el desarrollo profesional del empleado.</w:t>
+      </w:r>
+    </w:p>
+    <w:p>
+      <w:pPr>
+        <w:spacing w:line="360" w:lineRule="auto"/>
+        <w:ind w:firstLine="709"/>
+        <w:jc w:val="both"/>
+      </w:pPr>
+      <w:r>
+        <w:rPr>
+          <w:rFonts w:ascii="Times New Roman" w:hAnsi="Times New Roman"/>
+          <w:sz w:val="24"/>
+        </w:rPr>
+        <w:t xml:space="preserve">8. </w:t>
+      </w:r>
+      <w:r>
+        <w:rPr>
+          <w:rFonts w:ascii="Times New Roman" w:hAnsi="Times New Roman"/>
+          <w:sz w:val="24"/>
+        </w:rPr>
+        <w:t>Mantener el carácter confidencial de la información operativa y administrativa de la empresa.</w:t>
+      </w:r>
+    </w:p>
+    <w:p>
+      <w:pPr>
+        <w:spacing w:line="360" w:lineRule="auto"/>
+        <w:ind w:firstLine="709"/>
+        <w:jc w:val="both"/>
+      </w:pPr>
+      <w:r>
+        <w:rPr>
+          <w:rFonts w:ascii="Times New Roman" w:hAnsi="Times New Roman"/>
+          <w:sz w:val="24"/>
+        </w:rPr>
+        <w:t xml:space="preserve">9. </w:t>
+      </w:r>
+      <w:r>
+        <w:rPr>
+          <w:rFonts w:ascii="Times New Roman" w:hAnsi="Times New Roman"/>
+          <w:sz w:val="24"/>
+        </w:rPr>
+        <w:t>Brindar los beneficios contractuales y velar por las mejoras de las condiciones laborales y la calidad de vida de los trabajadores.</w:t>
+      </w:r>
+    </w:p>
+    <w:p>
+      <w:pPr>
+        <w:spacing w:line="360" w:lineRule="auto"/>
+        <w:ind w:firstLine="709"/>
+        <w:jc w:val="both"/>
+      </w:pPr>
+      <w:r>
+        <w:rPr>
+          <w:rFonts w:ascii="Times New Roman" w:hAnsi="Times New Roman"/>
+          <w:sz w:val="24"/>
+        </w:rPr>
+        <w:t xml:space="preserve">10. </w:t>
+      </w:r>
+      <w:r>
+        <w:rPr>
+          <w:rFonts w:ascii="Times New Roman" w:hAnsi="Times New Roman"/>
+          <w:sz w:val="24"/>
+        </w:rPr>
+        <w:t>Producir el máximo beneficio posible para sus accionistas, trabajadores, comunidades vecinas y clientes.</w:t>
       </w:r>
     </w:p>
     <w:p>
@@ -3247,21 +3415,6 @@
           <w:sz w:val="24"/>
         </w:rPr>
         <w:t>Empresa Mixta Petrolera Venangocupet, S.A. (2026).</w:t>
-      </w:r>
-    </w:p>
-    <w:p>
-      <w:pPr>
-        <w:spacing w:line="360" w:lineRule="auto" w:after="0" w:before="0"/>
-        <w:ind w:firstLine="709"/>
-        <w:jc w:val="both"/>
-      </w:pPr>
-      <w:r>
-        <w:rPr>
-          <w:rFonts w:ascii="Times New Roman" w:hAnsi="Times New Roman"/>
-          <w:i w:val="0"/>
-          <w:sz w:val="24"/>
-        </w:rPr>
-        <w:t>El logotipo institucional identifica visualmente a la Empresa Mixta Petrolera Venangocupet, S.A. y representa su vinculación con la actividad petrolera nacional, sirviendo como elemento gráfico de reconocimiento de la organización donde se desarrolló la pasantía profesional.</w:t>
       </w:r>
     </w:p>
     <w:p>
@@ -4096,6 +4249,20 @@
     </w:p>
     <w:p>
       <w:pPr>
+        <w:spacing w:before="480" w:after="480" w:line="360" w:lineRule="auto"/>
+        <w:jc w:val="left"/>
+      </w:pPr>
+      <w:r>
+        <w:rPr>
+          <w:rFonts w:ascii="Times New Roman" w:hAnsi="Times New Roman"/>
+          <w:b/>
+          <w:sz w:val="24"/>
+        </w:rPr>
+        <w:t>Nivel macro</w:t>
+      </w:r>
+    </w:p>
+    <w:p>
+      <w:pPr>
         <w:spacing w:line="360" w:lineRule="auto" w:after="0" w:before="0"/>
         <w:ind w:firstLine="709"/>
         <w:jc w:val="both"/>
@@ -4111,6 +4278,20 @@
     </w:p>
     <w:p>
       <w:pPr>
+        <w:spacing w:before="480" w:after="480" w:line="360" w:lineRule="auto"/>
+        <w:jc w:val="left"/>
+      </w:pPr>
+      <w:r>
+        <w:rPr>
+          <w:rFonts w:ascii="Times New Roman" w:hAnsi="Times New Roman"/>
+          <w:b/>
+          <w:sz w:val="24"/>
+        </w:rPr>
+        <w:t>Nivel meso</w:t>
+      </w:r>
+    </w:p>
+    <w:p>
+      <w:pPr>
         <w:spacing w:line="360" w:lineRule="auto" w:after="0" w:before="0"/>
         <w:ind w:firstLine="709"/>
         <w:jc w:val="both"/>
@@ -4121,7 +4302,21 @@
           <w:i w:val="0"/>
           <w:sz w:val="24"/>
         </w:rPr>
-        <w:t>Dentro de la Empresa Mixta Petrolera Venangocupet, S.A., el Departamento de Presidencia funciona como un nodo de tránsito y validación de expedientes. El flujo real comprende la recepción externa del documento, revisión ortográfica y de formato, registro de ingreso, entrega al Presidente para firma, registro de egreso y despacho al departamento de destino. La unidad no genera ni conserva de manera permanente los expedientes que recibe, por lo que la trazabilidad depende de la calidad del registro de cada movimiento.</w:t>
+        <w:t>En las unidades administrativas vinculadas con la alta dirección, la gestión documental exige registrar con precisión el recorrido de expedientes que requieren revisión, validación, firma y posterior canalización hacia otras dependencias. La ausencia de herramientas que centralicen el seguimiento puede dificultar la consulta inmediata del estado de cada documento y la preparación de reportes gerenciales cuando coinciden varios movimientos en un mismo período.</w:t>
+      </w:r>
+    </w:p>
+    <w:p>
+      <w:pPr>
+        <w:spacing w:before="480" w:after="480" w:line="360" w:lineRule="auto"/>
+        <w:jc w:val="left"/>
+      </w:pPr>
+      <w:r>
+        <w:rPr>
+          <w:rFonts w:ascii="Times New Roman" w:hAnsi="Times New Roman"/>
+          <w:b/>
+          <w:sz w:val="24"/>
+        </w:rPr>
+        <w:t>Nivel micro</w:t>
       </w:r>
     </w:p>
     <w:p>
@@ -4136,7 +4331,36 @@
           <w:i w:val="0"/>
           <w:sz w:val="24"/>
         </w:rPr>
+        <w:t>Dentro de la Empresa Mixta Petrolera Venangocupet, S.A., el Departamento de Presidencia funciona como un nodo de tránsito y validación de expedientes. El flujo real comprende la recepción externa del documento, revisión ortográfica y de formato, registro de ingreso, entrega al Presidente para firma, registro de egreso y despacho al departamento de destino. La unidad no genera ni conserva de manera permanente los expedientes que recibe, por lo que la trazabilidad depende de la calidad del registro de cada movimiento.</w:t>
+      </w:r>
+    </w:p>
+    <w:p>
+      <w:pPr>
+        <w:spacing w:line="360" w:lineRule="auto" w:after="0" w:before="0"/>
+        <w:ind w:firstLine="709"/>
+        <w:jc w:val="both"/>
+      </w:pPr>
+      <w:r>
+        <w:rPr>
+          <w:rFonts w:ascii="Times New Roman" w:hAnsi="Times New Roman"/>
+          <w:i w:val="0"/>
+          <w:sz w:val="24"/>
+        </w:rPr>
         <w:t>Actualmente, este control se realiza mediante hojas de cálculo. En períodos de mayor concurrencia documental, el copiado y pegado de datos repetitivos ralentiza el procesamiento y puede originar duplicación de información u omisión de movimientos. Del mismo modo, cuando la alta dirección solicita un resumen mensual de documentos firmados o el estado de expedientes pendientes, el personal debe filtrar y consolidar manualmente los registros existentes.</w:t>
+      </w:r>
+    </w:p>
+    <w:p>
+      <w:pPr>
+        <w:spacing w:before="480" w:after="480" w:line="360" w:lineRule="auto"/>
+        <w:jc w:val="left"/>
+      </w:pPr>
+      <w:r>
+        <w:rPr>
+          <w:rFonts w:ascii="Times New Roman" w:hAnsi="Times New Roman"/>
+          <w:b/>
+          <w:sz w:val="24"/>
+        </w:rPr>
+        <w:t>Técnica empleada para el diagnóstico</w:t>
       </w:r>
     </w:p>
     <w:p>
@@ -9501,7 +9725,7 @@
       <w:r>
         <w:drawing>
           <wp:inline xmlns:a="http://schemas.openxmlformats.org/drawingml/2006/main" xmlns:pic="http://schemas.openxmlformats.org/drawingml/2006/picture">
-            <wp:extent cx="4860000" cy="2844412"/>
+            <wp:extent cx="3960000" cy="2317669"/>
             <wp:docPr id="6" name="Picture 6"/>
             <wp:cNvGraphicFramePr>
               <a:graphicFrameLocks noChangeAspect="1"/>
@@ -9522,7 +9746,7 @@
                   <pic:spPr>
                     <a:xfrm>
                       <a:off x="0" y="0"/>
-                      <a:ext cx="4860000" cy="2844412"/>
+                      <a:ext cx="3960000" cy="2317669"/>
                     </a:xfrm>
                     <a:prstGeom prst="rect"/>
                   </pic:spPr>

--- a/juliano/reportes/Informe_Pasantia_IUTECP.docx
+++ b/juliano/reportes/Informe_Pasantia_IUTECP.docx
@@ -154,7 +154,7 @@
     <w:p>
       <w:pPr>
         <w:sectPr>
-          <w:footerReference w:type="default" r:id="rId15"/>
+          <w:footerReference w:type="default" r:id="rId14"/>
           <w:pgSz w:w="12240" w:h="15840"/>
           <w:pgMar w:top="1701" w:right="1701" w:bottom="1701" w:left="2268" w:header="720" w:footer="720" w:gutter="0"/>
           <w:cols w:space="720"/>
@@ -379,6 +379,175 @@
     <w:p>
       <w:pPr>
         <w:sectPr>
+          <w:footerReference w:type="default" r:id="rId15"/>
+          <w:pgSz w:w="12240" w:h="15840"/>
+          <w:pgMar w:top="1701" w:right="1701" w:bottom="1701" w:left="2268" w:header="720" w:footer="720" w:gutter="0"/>
+          <w:cols w:space="720"/>
+          <w:titlePg/>
+          <w:docGrid w:linePitch="360"/>
+        </w:sectPr>
+      </w:pPr>
+    </w:p>
+    <w:p>
+      <w:pPr>
+        <w:spacing w:line="276" w:lineRule="auto" w:before="0" w:after="0"/>
+        <w:jc w:val="center"/>
+      </w:pPr>
+      <w:r>
+        <w:rPr>
+          <w:rFonts w:ascii="Times New Roman" w:hAnsi="Times New Roman"/>
+          <w:b/>
+          <w:sz w:val="24"/>
+        </w:rPr>
+        <w:t>REPÚBLICA BOLIVARIANA DE VENEZUELA</w:t>
+      </w:r>
+    </w:p>
+    <w:p>
+      <w:pPr>
+        <w:spacing w:line="276" w:lineRule="auto" w:before="0" w:after="0"/>
+        <w:jc w:val="center"/>
+      </w:pPr>
+      <w:r>
+        <w:rPr>
+          <w:rFonts w:ascii="Times New Roman" w:hAnsi="Times New Roman"/>
+          <w:b/>
+          <w:sz w:val="24"/>
+        </w:rPr>
+        <w:t>MINISTERIO DEL PODER POPULAR PARA LA EDUCACIÓN UNIVERSITARIA</w:t>
+      </w:r>
+    </w:p>
+    <w:p>
+      <w:pPr>
+        <w:spacing w:line="276" w:lineRule="auto" w:before="0" w:after="0"/>
+        <w:jc w:val="center"/>
+      </w:pPr>
+      <w:r>
+        <w:rPr>
+          <w:rFonts w:ascii="Times New Roman" w:hAnsi="Times New Roman"/>
+          <w:b/>
+          <w:sz w:val="24"/>
+        </w:rPr>
+        <w:t>INSTITUTO UNIVERSITARIO DE TECNOLOGÍA</w:t>
+      </w:r>
+    </w:p>
+    <w:p>
+      <w:pPr>
+        <w:spacing w:line="276" w:lineRule="auto" w:before="0" w:after="0"/>
+        <w:jc w:val="center"/>
+      </w:pPr>
+      <w:r>
+        <w:rPr>
+          <w:rFonts w:ascii="Times New Roman" w:hAnsi="Times New Roman"/>
+          <w:b/>
+          <w:sz w:val="24"/>
+        </w:rPr>
+        <w:t>"ELÍAS CALIXTO POMPA"</w:t>
+      </w:r>
+    </w:p>
+    <w:p>
+      <w:pPr>
+        <w:spacing w:line="276" w:lineRule="auto" w:before="0" w:after="0"/>
+        <w:jc w:val="center"/>
+      </w:pPr>
+      <w:r>
+        <w:rPr>
+          <w:rFonts w:ascii="Times New Roman" w:hAnsi="Times New Roman"/>
+          <w:b/>
+          <w:sz w:val="24"/>
+        </w:rPr>
+        <w:t>EL TIGRE, ESTADO ANZOÁTEGUI</w:t>
+      </w:r>
+    </w:p>
+    <w:p/>
+    <w:p>
+      <w:bookmarkStart w:id="bm_aprob_ind" w:name="bm_aprob_ind"/>
+      <w:pPr>
+        <w:spacing w:before="480" w:after="480"/>
+        <w:jc w:val="center"/>
+      </w:pPr>
+      <w:r>
+        <w:rPr>
+          <w:rFonts w:ascii="Times New Roman" w:hAnsi="Times New Roman"/>
+          <w:b/>
+          <w:sz w:val="24"/>
+        </w:rPr>
+        <w:t>APROBACIÓN DEL TUTOR INDUSTRIAL</w:t>
+      </w:r>
+      <w:bookmarkEnd w:id="bm_aprob_ind"/>
+    </w:p>
+    <w:p>
+      <w:pPr>
+        <w:spacing w:line="360" w:lineRule="auto"/>
+        <w:ind w:firstLine="0"/>
+        <w:jc w:val="both"/>
+      </w:pPr>
+      <w:r>
+        <w:rPr>
+          <w:rFonts w:ascii="Times New Roman" w:hAnsi="Times New Roman"/>
+          <w:sz w:val="24"/>
+        </w:rPr>
+        <w:t>En mi carácter de tutor industrial del informe de pasantías presentado por: Cardona, Juliano, de Cédula de Identidad V-32.281.199; para optar al grado de Técnico Superior Universitario en la especialidad de: Informática, cuyo título es; “DESARROLLO DE UN PROTOTIPO DE SISTEMA PARA EL CONTROL, TRAZABILIDAD Y REPORTE DOCUMENTAL EN LA PRESIDENCIA DE VENANGOCUPET, S.A.”, manifiesto que cumple con los requisitos exigidos por el Instituto Universitario de Tecnología “Elías Calixto Pompa” (IUTECP); y que, por lo tanto, considero que reúne los méritos suficientes para ser evaluado por el jurado que se decida designar a tal fin.</w:t>
+      </w:r>
+    </w:p>
+    <w:p/>
+    <w:p/>
+    <w:p>
+      <w:pPr>
+        <w:spacing w:line="360" w:lineRule="auto"/>
+        <w:jc w:val="left"/>
+      </w:pPr>
+      <w:r>
+        <w:rPr>
+          <w:rFonts w:ascii="Times New Roman" w:hAnsi="Times New Roman"/>
+          <w:sz w:val="24"/>
+        </w:rPr>
+        <w:t>En la Ciudad de El Tigre, a los ___ días del mes de _______ de 2026</w:t>
+      </w:r>
+    </w:p>
+    <w:p/>
+    <w:p>
+      <w:pPr>
+        <w:jc w:val="center"/>
+      </w:pPr>
+      <w:r>
+        <w:rPr>
+          <w:rFonts w:ascii="Times New Roman" w:hAnsi="Times New Roman"/>
+          <w:sz w:val="24"/>
+        </w:rPr>
+        <w:t>___________________________________</w:t>
+      </w:r>
+    </w:p>
+    <w:p/>
+    <w:p>
+      <w:pPr>
+        <w:spacing w:line="360" w:lineRule="auto"/>
+        <w:jc w:val="center"/>
+      </w:pPr>
+      <w:r>
+        <w:rPr>
+          <w:rFonts w:ascii="Times New Roman" w:hAnsi="Times New Roman"/>
+          <w:b/>
+          <w:sz w:val="24"/>
+        </w:rPr>
+        <w:t>Ing. Sabaneta, Yasmin</w:t>
+      </w:r>
+    </w:p>
+    <w:p>
+      <w:pPr>
+        <w:spacing w:before="0"/>
+        <w:jc w:val="center"/>
+      </w:pPr>
+      <w:r>
+        <w:rPr>
+          <w:rFonts w:ascii="Times New Roman" w:hAnsi="Times New Roman"/>
+          <w:sz w:val="24"/>
+        </w:rPr>
+        <w:t>C.I.: 14.187.924</w:t>
+      </w:r>
+    </w:p>
+    <w:p>
+      <w:pPr>
+        <w:sectPr>
           <w:footerReference w:type="default" r:id="rId16"/>
           <w:pgSz w:w="12240" w:h="15840"/>
           <w:pgMar w:top="1701" w:right="1701" w:bottom="1701" w:left="2268" w:header="720" w:footer="720" w:gutter="0"/>
@@ -460,7 +629,7 @@
     </w:p>
     <w:p/>
     <w:p>
-      <w:bookmarkStart w:id="bm_aprob_ind" w:name="bm_aprob_ind"/>
+      <w:bookmarkStart w:id="bm_aprob_acad" w:name="bm_aprob_acad"/>
       <w:pPr>
         <w:spacing w:before="480" w:after="480"/>
         <w:jc w:val="center"/>
@@ -471,9 +640,9 @@
           <w:b/>
           <w:sz w:val="24"/>
         </w:rPr>
-        <w:t>APROBACIÓN DEL TUTOR INDUSTRIAL</w:t>
-      </w:r>
-      <w:bookmarkEnd w:id="bm_aprob_ind"/>
+        <w:t>APROBACIÓN DEL TUTOR ACADÉMICO</w:t>
+      </w:r>
+      <w:bookmarkEnd w:id="bm_aprob_acad"/>
     </w:p>
     <w:p>
       <w:pPr>
@@ -486,7 +655,7 @@
           <w:rFonts w:ascii="Times New Roman" w:hAnsi="Times New Roman"/>
           <w:sz w:val="24"/>
         </w:rPr>
-        <w:t>En mi carácter de tutor industrial del informe de pasantías presentado por: Cardona, Juliano, de Cédula de Identidad V-32.281.199; para optar al grado de Técnico Superior Universitario en la especialidad de: Informática, cuyo título es; “DESARROLLO DE UN PROTOTIPO DE SISTEMA PARA EL CONTROL, TRAZABILIDAD Y REPORTE DOCUMENTAL EN LA PRESIDENCIA DE VENANGOCUPET, S.A.”, manifiesto que cumple con los requisitos exigidos por el Instituto Universitario de Tecnología “Elías Calixto Pompa” (IUTECP); y que, por lo tanto, considero que reúne los méritos suficientes para ser evaluado por el jurado que se decida designar a tal fin.</w:t>
+        <w:t>En mi carácter de tutor académico del informe de pasantías presentado por: Cardona, Juliano, de Cédula de Identidad V-32.281.199; para optar al grado de Técnico Superior Universitario en la especialidad de: Informática, cuyo título es; “DESARROLLO DE UN PROTOTIPO DE SISTEMA PARA EL CONTROL, TRAZABILIDAD Y REPORTE DOCUMENTAL EN LA PRESIDENCIA DE VENANGOCUPET, S.A.”, manifiesto que cumple con los requisitos exigidos por el Instituto Universitario de Tecnología “Elías Calixto Pompa” (IUTECP); y que, por lo tanto, considero que reúne los méritos suficientes para ser evaluado por el jurado que se decida designar a tal fin.</w:t>
       </w:r>
     </w:p>
     <w:p/>
@@ -529,7 +698,7 @@
           <w:b/>
           <w:sz w:val="24"/>
         </w:rPr>
-        <w:t>Ing. Sabaneta, Yasmin</w:t>
+        <w:t>Ing. Mejías, José</w:t>
       </w:r>
     </w:p>
     <w:p>
@@ -542,7 +711,7 @@
           <w:rFonts w:ascii="Times New Roman" w:hAnsi="Times New Roman"/>
           <w:sz w:val="24"/>
         </w:rPr>
-        <w:t>C.I.: 14.187.924</w:t>
+        <w:t>C.I.: 4.273.815</w:t>
       </w:r>
     </w:p>
     <w:p>
@@ -558,8 +727,9 @@
       </w:pPr>
     </w:p>
     <w:p>
-      <w:pPr>
-        <w:spacing w:line="276" w:lineRule="auto" w:before="0" w:after="0"/>
+      <w:bookmarkStart w:id="bm_agradecimientos" w:name="bm_agradecimientos"/>
+      <w:pPr>
+        <w:spacing w:before="1140" w:after="480"/>
         <w:jc w:val="center"/>
       </w:pPr>
       <w:r>
@@ -568,151 +738,9 @@
           <w:b/>
           <w:sz w:val="24"/>
         </w:rPr>
-        <w:t>REPÚBLICA BOLIVARIANA DE VENEZUELA</w:t>
-      </w:r>
-    </w:p>
-    <w:p>
-      <w:pPr>
-        <w:spacing w:line="276" w:lineRule="auto" w:before="0" w:after="0"/>
-        <w:jc w:val="center"/>
-      </w:pPr>
-      <w:r>
-        <w:rPr>
-          <w:rFonts w:ascii="Times New Roman" w:hAnsi="Times New Roman"/>
-          <w:b/>
-          <w:sz w:val="24"/>
-        </w:rPr>
-        <w:t>MINISTERIO DEL PODER POPULAR PARA LA EDUCACIÓN UNIVERSITARIA</w:t>
-      </w:r>
-    </w:p>
-    <w:p>
-      <w:pPr>
-        <w:spacing w:line="276" w:lineRule="auto" w:before="0" w:after="0"/>
-        <w:jc w:val="center"/>
-      </w:pPr>
-      <w:r>
-        <w:rPr>
-          <w:rFonts w:ascii="Times New Roman" w:hAnsi="Times New Roman"/>
-          <w:b/>
-          <w:sz w:val="24"/>
-        </w:rPr>
-        <w:t>INSTITUTO UNIVERSITARIO DE TECNOLOGÍA</w:t>
-      </w:r>
-    </w:p>
-    <w:p>
-      <w:pPr>
-        <w:spacing w:line="276" w:lineRule="auto" w:before="0" w:after="0"/>
-        <w:jc w:val="center"/>
-      </w:pPr>
-      <w:r>
-        <w:rPr>
-          <w:rFonts w:ascii="Times New Roman" w:hAnsi="Times New Roman"/>
-          <w:b/>
-          <w:sz w:val="24"/>
-        </w:rPr>
-        <w:t>"ELÍAS CALIXTO POMPA"</w:t>
-      </w:r>
-    </w:p>
-    <w:p>
-      <w:pPr>
-        <w:spacing w:line="276" w:lineRule="auto" w:before="0" w:after="0"/>
-        <w:jc w:val="center"/>
-      </w:pPr>
-      <w:r>
-        <w:rPr>
-          <w:rFonts w:ascii="Times New Roman" w:hAnsi="Times New Roman"/>
-          <w:b/>
-          <w:sz w:val="24"/>
-        </w:rPr>
-        <w:t>EL TIGRE, ESTADO ANZOÁTEGUI</w:t>
-      </w:r>
-    </w:p>
-    <w:p/>
-    <w:p>
-      <w:bookmarkStart w:id="bm_aprob_acad" w:name="bm_aprob_acad"/>
-      <w:pPr>
-        <w:spacing w:before="480" w:after="480"/>
-        <w:jc w:val="center"/>
-      </w:pPr>
-      <w:r>
-        <w:rPr>
-          <w:rFonts w:ascii="Times New Roman" w:hAnsi="Times New Roman"/>
-          <w:b/>
-          <w:sz w:val="24"/>
-        </w:rPr>
-        <w:t>APROBACIÓN DEL TUTOR ACADÉMICO</w:t>
-      </w:r>
-      <w:bookmarkEnd w:id="bm_aprob_acad"/>
-    </w:p>
-    <w:p>
-      <w:pPr>
-        <w:spacing w:line="360" w:lineRule="auto"/>
-        <w:ind w:firstLine="0"/>
-        <w:jc w:val="both"/>
-      </w:pPr>
-      <w:r>
-        <w:rPr>
-          <w:rFonts w:ascii="Times New Roman" w:hAnsi="Times New Roman"/>
-          <w:sz w:val="24"/>
-        </w:rPr>
-        <w:t>En mi carácter de tutor académico del informe de pasantías presentado por: Cardona, Juliano, de Cédula de Identidad V-32.281.199; para optar al grado de Técnico Superior Universitario en la especialidad de: Informática, cuyo título es; “DESARROLLO DE UN PROTOTIPO DE SISTEMA PARA EL CONTROL, TRAZABILIDAD Y REPORTE DOCUMENTAL EN LA PRESIDENCIA DE VENANGOCUPET, S.A.”, manifiesto que cumple con los requisitos exigidos por el Instituto Universitario de Tecnología “Elías Calixto Pompa” (IUTECP); y que, por lo tanto, considero que reúne los méritos suficientes para ser evaluado por el jurado que se decida designar a tal fin.</w:t>
-      </w:r>
-    </w:p>
-    <w:p/>
-    <w:p/>
-    <w:p>
-      <w:pPr>
-        <w:spacing w:line="360" w:lineRule="auto"/>
-        <w:jc w:val="left"/>
-      </w:pPr>
-      <w:r>
-        <w:rPr>
-          <w:rFonts w:ascii="Times New Roman" w:hAnsi="Times New Roman"/>
-          <w:sz w:val="24"/>
-        </w:rPr>
-        <w:t>En la Ciudad de El Tigre, a los ___ días del mes de _______ de 2026</w:t>
-      </w:r>
-    </w:p>
-    <w:p/>
-    <w:p>
-      <w:pPr>
-        <w:jc w:val="center"/>
-      </w:pPr>
-      <w:r>
-        <w:rPr>
-          <w:rFonts w:ascii="Times New Roman" w:hAnsi="Times New Roman"/>
-          <w:sz w:val="24"/>
-        </w:rPr>
-        <w:t>___________________________________</w:t>
-      </w:r>
-    </w:p>
-    <w:p/>
-    <w:p>
-      <w:pPr>
-        <w:spacing w:line="360" w:lineRule="auto"/>
-        <w:jc w:val="center"/>
-      </w:pPr>
-      <w:r>
-        <w:rPr>
-          <w:rFonts w:ascii="Times New Roman" w:hAnsi="Times New Roman"/>
-          <w:b/>
-          <w:sz w:val="24"/>
-        </w:rPr>
-        <w:t>Ing. Mejías, José</w:t>
-      </w:r>
-    </w:p>
-    <w:p>
-      <w:pPr>
-        <w:spacing w:before="0"/>
-        <w:jc w:val="center"/>
-      </w:pPr>
-      <w:r>
-        <w:rPr>
-          <w:rFonts w:ascii="Times New Roman" w:hAnsi="Times New Roman"/>
-          <w:sz w:val="24"/>
-        </w:rPr>
-        <w:t>C.I.: 4.273.815</w:t>
-      </w:r>
+        <w:t>AGRADECIMIENTOS</w:t>
+      </w:r>
+      <w:bookmarkEnd w:id="bm_agradecimientos"/>
     </w:p>
     <w:p>
       <w:pPr>
@@ -727,34 +755,6 @@
       </w:pPr>
     </w:p>
     <w:p>
-      <w:bookmarkStart w:id="bm_agradecimientos" w:name="bm_agradecimientos"/>
-      <w:pPr>
-        <w:spacing w:before="1140" w:after="480"/>
-        <w:jc w:val="center"/>
-      </w:pPr>
-      <w:r>
-        <w:rPr>
-          <w:rFonts w:ascii="Times New Roman" w:hAnsi="Times New Roman"/>
-          <w:b/>
-          <w:sz w:val="24"/>
-        </w:rPr>
-        <w:t>AGRADECIMIENTOS</w:t>
-      </w:r>
-      <w:bookmarkEnd w:id="bm_agradecimientos"/>
-    </w:p>
-    <w:p>
-      <w:pPr>
-        <w:sectPr>
-          <w:footerReference w:type="default" r:id="rId19"/>
-          <w:pgSz w:w="12240" w:h="15840"/>
-          <w:pgMar w:top="1701" w:right="1701" w:bottom="1701" w:left="2268" w:header="720" w:footer="720" w:gutter="0"/>
-          <w:cols w:space="720"/>
-          <w:titlePg/>
-          <w:docGrid w:linePitch="360"/>
-        </w:sectPr>
-      </w:pPr>
-    </w:p>
-    <w:p>
       <w:pPr>
         <w:spacing w:line="360" w:lineRule="auto" w:after="0" w:before="0"/>
         <w:ind w:firstLine="709"/>
@@ -772,7 +772,7 @@
     <w:p>
       <w:pPr>
         <w:sectPr>
-          <w:footerReference w:type="default" r:id="rId20"/>
+          <w:footerReference w:type="default" r:id="rId19"/>
           <w:type w:val="continuous"/>
           <w:pgSz w:w="12240" w:h="15840"/>
           <w:pgMar w:top="1701" w:right="1701" w:bottom="1701" w:left="2268" w:header="720" w:footer="720" w:gutter="0"/>
@@ -801,7 +801,7 @@
     <w:p>
       <w:pPr>
         <w:sectPr>
-          <w:footerReference w:type="default" r:id="rId21"/>
+          <w:footerReference w:type="default" r:id="rId20"/>
           <w:pgSz w:w="12240" w:h="15840"/>
           <w:pgMar w:top="1701" w:right="1701" w:bottom="1701" w:left="2268" w:header="720" w:footer="720" w:gutter="0"/>
           <w:cols w:space="720"/>
@@ -828,7 +828,7 @@
     <w:p>
       <w:pPr>
         <w:sectPr>
-          <w:footerReference w:type="default" r:id="rId22"/>
+          <w:footerReference w:type="default" r:id="rId21"/>
           <w:type w:val="continuous"/>
           <w:pgSz w:w="12240" w:h="15840"/>
           <w:pgMar w:top="1701" w:right="1701" w:bottom="1701" w:left="2268" w:header="720" w:footer="720" w:gutter="0"/>
@@ -855,7 +855,7 @@
     <w:p>
       <w:pPr>
         <w:sectPr>
-          <w:footerReference w:type="default" r:id="rId23"/>
+          <w:footerReference w:type="default" r:id="rId22"/>
           <w:pgSz w:w="12240" w:h="15840"/>
           <w:pgMar w:top="1701" w:right="1701" w:bottom="1701" w:left="2268" w:header="720" w:footer="720" w:gutter="0"/>
           <w:cols w:space="720"/>
@@ -1942,7 +1942,7 @@
     <w:p>
       <w:pPr>
         <w:sectPr>
-          <w:footerReference w:type="default" r:id="rId24"/>
+          <w:footerReference w:type="default" r:id="rId23"/>
           <w:type w:val="continuous"/>
           <w:pgSz w:w="12240" w:h="15840"/>
           <w:pgMar w:top="1701" w:right="1701" w:bottom="1701" w:left="2268" w:header="720" w:footer="720" w:gutter="0"/>
@@ -1971,7 +1971,7 @@
     <w:p>
       <w:pPr>
         <w:sectPr>
-          <w:footerReference w:type="default" r:id="rId25"/>
+          <w:footerReference w:type="default" r:id="rId24"/>
           <w:pgSz w:w="12240" w:h="15840"/>
           <w:pgMar w:top="1701" w:right="1701" w:bottom="1701" w:left="2268" w:header="720" w:footer="720" w:gutter="0"/>
           <w:cols w:space="720"/>
@@ -2074,7 +2074,7 @@
     <w:p>
       <w:pPr>
         <w:sectPr>
-          <w:footerReference w:type="default" r:id="rId26"/>
+          <w:footerReference w:type="default" r:id="rId25"/>
           <w:type w:val="continuous"/>
           <w:pgSz w:w="12240" w:h="15840"/>
           <w:pgMar w:top="1701" w:right="1701" w:bottom="1701" w:left="2268" w:header="720" w:footer="720" w:gutter="0"/>
@@ -2103,7 +2103,7 @@
     <w:p>
       <w:pPr>
         <w:sectPr>
-          <w:footerReference w:type="default" r:id="rId27"/>
+          <w:footerReference w:type="default" r:id="rId26"/>
           <w:pgSz w:w="12240" w:h="15840"/>
           <w:pgMar w:top="1701" w:right="1701" w:bottom="1701" w:left="2268" w:header="720" w:footer="720" w:gutter="0"/>
           <w:cols w:space="720"/>
@@ -2115,7 +2115,7 @@
     <w:p>
       <w:pPr>
         <w:sectPr>
-          <w:footerReference w:type="default" r:id="rId28"/>
+          <w:footerReference w:type="default" r:id="rId27"/>
           <w:type w:val="continuous"/>
           <w:pgSz w:w="12240" w:h="15840"/>
           <w:pgMar w:top="1701" w:right="1701" w:bottom="1701" w:left="2268" w:header="720" w:footer="720" w:gutter="0"/>
@@ -2144,7 +2144,7 @@
     <w:p>
       <w:pPr>
         <w:sectPr>
-          <w:footerReference w:type="default" r:id="rId29"/>
+          <w:footerReference w:type="default" r:id="rId28"/>
           <w:pgSz w:w="12240" w:h="15840"/>
           <w:pgMar w:top="1701" w:right="1701" w:bottom="1701" w:left="2268" w:header="720" w:footer="720" w:gutter="0"/>
           <w:cols w:space="720"/>
@@ -2311,7 +2311,7 @@
     <w:p>
       <w:pPr>
         <w:sectPr>
-          <w:footerReference w:type="default" r:id="rId30"/>
+          <w:footerReference w:type="default" r:id="rId29"/>
           <w:type w:val="continuous"/>
           <w:pgSz w:w="12240" w:h="15840"/>
           <w:pgMar w:top="1701" w:right="1701" w:bottom="1701" w:left="2268" w:header="720" w:footer="720" w:gutter="0"/>
@@ -2340,7 +2340,7 @@
     <w:p>
       <w:pPr>
         <w:sectPr>
-          <w:footerReference w:type="default" r:id="rId31"/>
+          <w:footerReference w:type="default" r:id="rId30"/>
           <w:pgSz w:w="12240" w:h="15840"/>
           <w:pgMar w:top="1701" w:right="1701" w:bottom="1701" w:left="2268" w:header="720" w:footer="720" w:gutter="0"/>
           <w:cols w:space="720"/>
@@ -2411,7 +2411,7 @@
     <w:p>
       <w:pPr>
         <w:sectPr>
-          <w:footerReference w:type="default" r:id="rId32"/>
+          <w:footerReference w:type="default" r:id="rId31"/>
           <w:type w:val="continuous"/>
           <w:pgSz w:w="12240" w:h="15840"/>
           <w:pgMar w:top="1701" w:right="1701" w:bottom="1701" w:left="2268" w:header="720" w:footer="720" w:gutter="0"/>
@@ -2568,7 +2568,7 @@
     <w:p>
       <w:pPr>
         <w:sectPr>
-          <w:footerReference w:type="default" r:id="rId33"/>
+          <w:footerReference w:type="default" r:id="rId32"/>
           <w:pgSz w:w="12240" w:h="15840"/>
           <w:pgMar w:top="1701" w:right="1701" w:bottom="1701" w:left="2268" w:header="720" w:footer="720" w:gutter="0"/>
           <w:cols w:space="720"/>
@@ -2610,7 +2610,7 @@
     <w:p>
       <w:pPr>
         <w:sectPr>
-          <w:footerReference w:type="default" r:id="rId34"/>
+          <w:footerReference w:type="default" r:id="rId33"/>
           <w:type w:val="continuous"/>
           <w:pgSz w:w="12240" w:h="15840"/>
           <w:pgMar w:top="1701" w:right="1701" w:bottom="1701" w:left="2268" w:header="720" w:footer="720" w:gutter="0"/>
@@ -2639,7 +2639,7 @@
     <w:p>
       <w:pPr>
         <w:sectPr>
-          <w:footerReference w:type="default" r:id="rId35"/>
+          <w:footerReference w:type="default" r:id="rId34"/>
           <w:pgSz w:w="12240" w:h="15840"/>
           <w:pgMar w:top="1701" w:right="1701" w:bottom="1701" w:left="2268" w:header="720" w:footer="720" w:gutter="0"/>
           <w:cols w:space="720"/>
@@ -2711,7 +2711,7 @@
     <w:p>
       <w:pPr>
         <w:sectPr>
-          <w:footerReference w:type="default" r:id="rId36"/>
+          <w:footerReference w:type="default" r:id="rId35"/>
           <w:type w:val="continuous"/>
           <w:pgSz w:w="12240" w:h="15840"/>
           <w:pgMar w:top="1701" w:right="1701" w:bottom="1701" w:left="2268" w:header="720" w:footer="720" w:gutter="0"/>
@@ -2754,7 +2754,7 @@
     <w:p>
       <w:pPr>
         <w:sectPr>
-          <w:footerReference w:type="default" r:id="rId37"/>
+          <w:footerReference w:type="default" r:id="rId36"/>
           <w:pgSz w:w="12240" w:h="15840"/>
           <w:pgMar w:top="1701" w:right="1701" w:bottom="1701" w:left="2268" w:header="720" w:footer="720" w:gutter="0"/>
           <w:cols w:space="720"/>
@@ -3333,91 +3333,6 @@
       </w:r>
     </w:p>
     <w:p>
-      <w:pPr>
-        <w:spacing w:before="480"/>
-        <w:jc w:val="center"/>
-      </w:pPr>
-      <w:r>
-        <w:drawing>
-          <wp:inline xmlns:a="http://schemas.openxmlformats.org/drawingml/2006/main" xmlns:pic="http://schemas.openxmlformats.org/drawingml/2006/picture">
-            <wp:extent cx="1512000" cy="1512000"/>
-            <wp:docPr id="2" name="Picture 2"/>
-            <wp:cNvGraphicFramePr>
-              <a:graphicFrameLocks noChangeAspect="1"/>
-            </wp:cNvGraphicFramePr>
-            <a:graphic>
-              <a:graphicData uri="http://schemas.openxmlformats.org/drawingml/2006/picture">
-                <pic:pic>
-                  <pic:nvPicPr>
-                    <pic:cNvPr id="0" name="logo.png"/>
-                    <pic:cNvPicPr/>
-                  </pic:nvPicPr>
-                  <pic:blipFill>
-                    <a:blip r:embed="rId10"/>
-                    <a:stretch>
-                      <a:fillRect/>
-                    </a:stretch>
-                  </pic:blipFill>
-                  <pic:spPr>
-                    <a:xfrm>
-                      <a:off x="0" y="0"/>
-                      <a:ext cx="1512000" cy="1512000"/>
-                    </a:xfrm>
-                    <a:prstGeom prst="rect"/>
-                  </pic:spPr>
-                </pic:pic>
-              </a:graphicData>
-            </a:graphic>
-          </wp:inline>
-        </w:drawing>
-      </w:r>
-    </w:p>
-    <w:p>
-      <w:bookmarkStart w:id="bm_grafico1" w:name="bm_grafico1"/>
-      <w:pPr>
-        <w:spacing w:before="120" w:after="480"/>
-        <w:jc w:val="center"/>
-      </w:pPr>
-      <w:r>
-        <w:rPr>
-          <w:rFonts w:ascii="Times New Roman" w:hAnsi="Times New Roman"/>
-          <w:i/>
-          <w:sz w:val="24"/>
-        </w:rPr>
-        <w:t xml:space="preserve">Gráfico 1. </w:t>
-      </w:r>
-      <w:r>
-        <w:rPr>
-          <w:rFonts w:ascii="Times New Roman" w:hAnsi="Times New Roman"/>
-          <w:b/>
-          <w:sz w:val="24"/>
-        </w:rPr>
-        <w:t>Logotipo de la Empresa Mixta Petrolera Venangocupet, S.A.</w:t>
-      </w:r>
-      <w:bookmarkEnd w:id="bm_grafico1"/>
-    </w:p>
-    <w:p>
-      <w:pPr>
-        <w:spacing w:before="0" w:after="240"/>
-        <w:jc w:val="center"/>
-      </w:pPr>
-      <w:r>
-        <w:rPr>
-          <w:rFonts w:ascii="Times New Roman" w:hAnsi="Times New Roman"/>
-          <w:i/>
-          <w:sz w:val="24"/>
-        </w:rPr>
-        <w:t xml:space="preserve">Fuente: </w:t>
-      </w:r>
-      <w:r>
-        <w:rPr>
-          <w:rFonts w:ascii="Times New Roman" w:hAnsi="Times New Roman"/>
-          <w:sz w:val="24"/>
-        </w:rPr>
-        <w:t>Empresa Mixta Petrolera Venangocupet, S.A. (2026).</w:t>
-      </w:r>
-    </w:p>
-    <w:p>
       <w:bookmarkStart w:id="bm_cap1_ubic" w:name="bm_cap1_ubic"/>
       <w:pPr>
         <w:spacing w:before="480" w:after="480" w:line="360" w:lineRule="auto"/>
@@ -3457,7 +3372,7 @@
         <w:drawing>
           <wp:inline xmlns:a="http://schemas.openxmlformats.org/drawingml/2006/main" xmlns:pic="http://schemas.openxmlformats.org/drawingml/2006/picture">
             <wp:extent cx="3960000" cy="2482717"/>
-            <wp:docPr id="3" name="Picture 3"/>
+            <wp:docPr id="2" name="Picture 2"/>
             <wp:cNvGraphicFramePr>
               <a:graphicFrameLocks noChangeAspect="1"/>
             </wp:cNvGraphicFramePr>
@@ -3469,7 +3384,7 @@
                     <pic:cNvPicPr/>
                   </pic:nvPicPr>
                   <pic:blipFill>
-                    <a:blip r:embed="rId11"/>
+                    <a:blip r:embed="rId10"/>
                     <a:stretch>
                       <a:fillRect/>
                     </a:stretch>
@@ -4015,7 +3930,7 @@
         <w:drawing>
           <wp:inline xmlns:a="http://schemas.openxmlformats.org/drawingml/2006/main" xmlns:pic="http://schemas.openxmlformats.org/drawingml/2006/picture">
             <wp:extent cx="4320000" cy="3674391"/>
-            <wp:docPr id="4" name="Picture 4"/>
+            <wp:docPr id="3" name="Picture 3"/>
             <wp:cNvGraphicFramePr>
               <a:graphicFrameLocks noChangeAspect="1"/>
             </wp:cNvGraphicFramePr>
@@ -4027,7 +3942,7 @@
                     <pic:cNvPicPr/>
                   </pic:nvPicPr>
                   <pic:blipFill>
-                    <a:blip r:embed="rId12"/>
+                    <a:blip r:embed="rId11"/>
                     <a:stretch>
                       <a:fillRect/>
                     </a:stretch>
@@ -4100,7 +4015,7 @@
         <w:drawing>
           <wp:inline xmlns:a="http://schemas.openxmlformats.org/drawingml/2006/main" xmlns:pic="http://schemas.openxmlformats.org/drawingml/2006/picture">
             <wp:extent cx="4320000" cy="2881208"/>
-            <wp:docPr id="5" name="Picture 5"/>
+            <wp:docPr id="4" name="Picture 4"/>
             <wp:cNvGraphicFramePr>
               <a:graphicFrameLocks noChangeAspect="1"/>
             </wp:cNvGraphicFramePr>
@@ -4112,7 +4027,7 @@
                     <pic:cNvPicPr/>
                   </pic:nvPicPr>
                   <pic:blipFill>
-                    <a:blip r:embed="rId13"/>
+                    <a:blip r:embed="rId12"/>
                     <a:stretch>
                       <a:fillRect/>
                     </a:stretch>
@@ -4179,7 +4094,7 @@
     <w:p>
       <w:pPr>
         <w:sectPr>
-          <w:footerReference w:type="default" r:id="rId38"/>
+          <w:footerReference w:type="default" r:id="rId37"/>
           <w:type w:val="continuous"/>
           <w:pgSz w:w="12240" w:h="15840"/>
           <w:pgMar w:top="1701" w:right="1701" w:bottom="1701" w:left="2268" w:header="720" w:footer="720" w:gutter="0"/>
@@ -4222,7 +4137,7 @@
     <w:p>
       <w:pPr>
         <w:sectPr>
-          <w:footerReference w:type="default" r:id="rId39"/>
+          <w:footerReference w:type="default" r:id="rId38"/>
           <w:pgSz w:w="12240" w:h="15840"/>
           <w:pgMar w:top="1701" w:right="1701" w:bottom="1701" w:left="2268" w:header="720" w:footer="720" w:gutter="0"/>
           <w:cols w:space="720"/>
@@ -7977,7 +7892,7 @@
     <w:p>
       <w:pPr>
         <w:sectPr>
-          <w:footerReference w:type="default" r:id="rId40"/>
+          <w:footerReference w:type="default" r:id="rId39"/>
           <w:type w:val="continuous"/>
           <w:pgSz w:w="12240" w:h="15840"/>
           <w:pgMar w:top="1701" w:right="1701" w:bottom="1701" w:left="2268" w:header="720" w:footer="720" w:gutter="0"/>
@@ -8020,7 +7935,7 @@
     <w:p>
       <w:pPr>
         <w:sectPr>
-          <w:footerReference w:type="default" r:id="rId41"/>
+          <w:footerReference w:type="default" r:id="rId40"/>
           <w:pgSz w:w="12240" w:h="15840"/>
           <w:pgMar w:top="1701" w:right="1701" w:bottom="1701" w:left="2268" w:header="720" w:footer="720" w:gutter="0"/>
           <w:cols w:space="720"/>
@@ -8489,7 +8404,7 @@
     <w:p>
       <w:pPr>
         <w:sectPr>
-          <w:footerReference w:type="default" r:id="rId42"/>
+          <w:footerReference w:type="default" r:id="rId41"/>
           <w:type w:val="continuous"/>
           <w:pgSz w:w="12240" w:h="15840"/>
           <w:pgMar w:top="1701" w:right="1701" w:bottom="1701" w:left="2268" w:header="720" w:footer="720" w:gutter="0"/>
@@ -8532,7 +8447,7 @@
     <w:p>
       <w:pPr>
         <w:sectPr>
-          <w:footerReference w:type="default" r:id="rId43"/>
+          <w:footerReference w:type="default" r:id="rId42"/>
           <w:pgSz w:w="12240" w:h="15840"/>
           <w:pgMar w:top="1701" w:right="1701" w:bottom="1701" w:left="2268" w:header="720" w:footer="720" w:gutter="0"/>
           <w:cols w:space="720"/>
@@ -9223,7 +9138,7 @@
     <w:p>
       <w:pPr>
         <w:sectPr>
-          <w:footerReference w:type="default" r:id="rId44"/>
+          <w:footerReference w:type="default" r:id="rId43"/>
           <w:type w:val="continuous"/>
           <w:pgSz w:w="12240" w:h="15840"/>
           <w:pgMar w:top="1701" w:right="1701" w:bottom="1701" w:left="2268" w:header="720" w:footer="720" w:gutter="0"/>
@@ -9266,7 +9181,7 @@
     <w:p>
       <w:pPr>
         <w:sectPr>
-          <w:footerReference w:type="default" r:id="rId45"/>
+          <w:footerReference w:type="default" r:id="rId44"/>
           <w:pgSz w:w="12240" w:h="15840"/>
           <w:pgMar w:top="1701" w:right="1701" w:bottom="1701" w:left="2268" w:header="720" w:footer="720" w:gutter="0"/>
           <w:cols w:space="720"/>
@@ -9478,7 +9393,7 @@
     <w:p>
       <w:pPr>
         <w:sectPr>
-          <w:footerReference w:type="default" r:id="rId46"/>
+          <w:footerReference w:type="default" r:id="rId45"/>
           <w:type w:val="continuous"/>
           <w:pgSz w:w="12240" w:h="15840"/>
           <w:pgMar w:top="1701" w:right="1701" w:bottom="1701" w:left="2268" w:header="720" w:footer="720" w:gutter="0"/>
@@ -9507,7 +9422,7 @@
     <w:p>
       <w:pPr>
         <w:sectPr>
-          <w:footerReference w:type="default" r:id="rId47"/>
+          <w:footerReference w:type="default" r:id="rId46"/>
           <w:pgSz w:w="12240" w:h="15840"/>
           <w:pgMar w:top="1701" w:right="1701" w:bottom="1701" w:left="2268" w:header="720" w:footer="720" w:gutter="0"/>
           <w:cols w:space="720"/>
@@ -9650,7 +9565,7 @@
     <w:p>
       <w:pPr>
         <w:sectPr>
-          <w:footerReference w:type="default" r:id="rId48"/>
+          <w:footerReference w:type="default" r:id="rId47"/>
           <w:type w:val="continuous"/>
           <w:pgSz w:w="12240" w:h="15840"/>
           <w:pgMar w:top="1701" w:right="1701" w:bottom="1701" w:left="2268" w:header="720" w:footer="720" w:gutter="0"/>
@@ -9679,7 +9594,7 @@
     <w:p>
       <w:pPr>
         <w:sectPr>
-          <w:footerReference w:type="default" r:id="rId49"/>
+          <w:footerReference w:type="default" r:id="rId48"/>
           <w:pgSz w:w="12240" w:h="15840"/>
           <w:pgMar w:top="1701" w:right="1701" w:bottom="1701" w:left="2268" w:header="720" w:footer="720" w:gutter="0"/>
           <w:cols w:space="720"/>
@@ -9725,8 +9640,8 @@
       <w:r>
         <w:drawing>
           <wp:inline xmlns:a="http://schemas.openxmlformats.org/drawingml/2006/main" xmlns:pic="http://schemas.openxmlformats.org/drawingml/2006/picture">
-            <wp:extent cx="3960000" cy="2317669"/>
-            <wp:docPr id="6" name="Picture 6"/>
+            <wp:extent cx="3960000" cy="4860000"/>
+            <wp:docPr id="5" name="Picture 5"/>
             <wp:cNvGraphicFramePr>
               <a:graphicFrameLocks noChangeAspect="1"/>
             </wp:cNvGraphicFramePr>
@@ -9738,7 +9653,7 @@
                     <pic:cNvPicPr/>
                   </pic:nvPicPr>
                   <pic:blipFill>
-                    <a:blip r:embed="rId14"/>
+                    <a:blip r:embed="rId13"/>
                     <a:stretch>
                       <a:fillRect/>
                     </a:stretch>
@@ -9746,7 +9661,7 @@
                   <pic:spPr>
                     <a:xfrm>
                       <a:off x="0" y="0"/>
-                      <a:ext cx="3960000" cy="2317669"/>
+                      <a:ext cx="3960000" cy="4860000"/>
                     </a:xfrm>
                     <a:prstGeom prst="rect"/>
                   </pic:spPr>
@@ -9758,7 +9673,7 @@
       </w:r>
     </w:p>
     <w:sectPr>
-      <w:footerReference w:type="default" r:id="rId50"/>
+      <w:footerReference w:type="default" r:id="rId49"/>
       <w:pgSz w:w="12240" w:h="15840"/>
       <w:pgMar w:top="1701" w:right="1701" w:bottom="1701" w:left="2268" w:header="720" w:footer="720" w:gutter="0"/>
       <w:cols w:space="720"/>

--- a/juliano/reportes/Informe_Pasantia_IUTECP.docx
+++ b/juliano/reportes/Informe_Pasantia_IUTECP.docx
@@ -164,7 +164,7 @@
     </w:p>
     <w:p>
       <w:pPr>
-        <w:spacing w:line="276" w:lineRule="auto" w:before="0" w:after="0"/>
+        <w:spacing w:line="240" w:lineRule="auto" w:before="0" w:after="0"/>
         <w:jc w:val="center"/>
       </w:pPr>
       <w:r>
@@ -214,7 +214,7 @@
     </w:p>
     <w:p>
       <w:pPr>
-        <w:spacing w:line="276" w:lineRule="auto" w:before="3176" w:after="0"/>
+        <w:spacing w:line="276" w:lineRule="auto" w:before="1280" w:after="0"/>
         <w:jc w:val="center"/>
       </w:pPr>
       <w:r>
@@ -228,7 +228,21 @@
     </w:p>
     <w:p>
       <w:pPr>
-        <w:spacing w:before="2647" w:after="0" w:line="20" w:lineRule="exact"/>
+        <w:spacing w:line="276" w:lineRule="auto" w:before="440" w:after="0"/>
+        <w:jc w:val="center"/>
+      </w:pPr>
+      <w:r>
+        <w:rPr>
+          <w:rFonts w:ascii="Times New Roman" w:hAnsi="Times New Roman"/>
+          <w:b/>
+          <w:sz w:val="24"/>
+        </w:rPr>
+        <w:t>Informe de pasantías para obtener el título de Técnico Superior Universitario en la especialidad de: Informática</w:t>
+      </w:r>
+    </w:p>
+    <w:p>
+      <w:pPr>
+        <w:spacing w:before="2100" w:after="0" w:line="20" w:lineRule="exact"/>
       </w:pPr>
     </w:p>
     <w:tbl>
@@ -257,7 +271,7 @@
           </w:tcPr>
           <w:p>
             <w:pPr>
-              <w:spacing w:line="276" w:lineRule="auto"/>
+              <w:spacing w:line="240" w:lineRule="auto"/>
               <w:jc w:val="left"/>
             </w:pPr>
             <w:r>
@@ -330,7 +344,7 @@
           </w:tcPr>
           <w:p>
             <w:pPr>
-              <w:spacing w:line="276" w:lineRule="auto"/>
+              <w:spacing w:line="240" w:lineRule="auto"/>
               <w:jc w:val="right"/>
             </w:pPr>
             <w:r>
@@ -365,7 +379,7 @@
     </w:tbl>
     <w:p>
       <w:pPr>
-        <w:spacing w:line="276" w:lineRule="auto" w:before="1323" w:after="0"/>
+        <w:spacing w:line="276" w:lineRule="auto" w:before="800" w:after="0"/>
         <w:jc w:val="center"/>
       </w:pPr>
       <w:r>
@@ -1042,36 +1056,6 @@
           <w:b w:val="0"/>
           <w:sz w:val="24"/>
         </w:rPr>
-        <w:t>LISTA DE FIGURAS</w:t>
-        <w:tab/>
-      </w:r>
-      <w:r>
-        <w:rPr>
-          <w:rFonts w:ascii="Times New Roman" w:hAnsi="Times New Roman"/>
-          <w:b w:val="0"/>
-          <w:sz w:val="24"/>
-        </w:rPr>
-        <w:fldChar w:fldCharType="begin"/>
-        <w:instrText xml:space="preserve"> PAGEREF bm_lista_figuras \h </w:instrText>
-        <w:fldChar w:fldCharType="separate"/>
-        <w:t>?</w:t>
-        <w:fldChar w:fldCharType="end"/>
-      </w:r>
-    </w:p>
-    <w:p>
-      <w:pPr>
-        <w:tabs>
-          <w:tab w:pos="8271" w:val="right" w:leader="dot"/>
-        </w:tabs>
-        <w:spacing w:line="360" w:lineRule="auto" w:before="0" w:after="80"/>
-        <w:ind w:left="0"/>
-      </w:pPr>
-      <w:r>
-        <w:rPr>
-          <w:rFonts w:ascii="Times New Roman" w:hAnsi="Times New Roman"/>
-          <w:b w:val="0"/>
-          <w:sz w:val="24"/>
-        </w:rPr>
         <w:t>LISTA DE GRÁFICOS</w:t>
         <w:tab/>
       </w:r>
@@ -2085,7 +2069,7 @@
       </w:pPr>
     </w:p>
     <w:p>
-      <w:bookmarkStart w:id="bm_lista_figuras" w:name="bm_lista_figuras"/>
+      <w:bookmarkStart w:id="bm_lista_graficos" w:name="bm_lista_graficos"/>
       <w:pPr>
         <w:spacing w:before="1140" w:after="480"/>
         <w:jc w:val="center"/>
@@ -2096,9 +2080,9 @@
           <w:b/>
           <w:sz w:val="24"/>
         </w:rPr>
-        <w:t>LISTA DE FIGURAS</w:t>
-      </w:r>
-      <w:bookmarkEnd w:id="bm_lista_figuras"/>
+        <w:t>LISTA DE GRÁFICOS</w:t>
+      </w:r>
+      <w:bookmarkEnd w:id="bm_lista_graficos"/>
     </w:p>
     <w:p>
       <w:pPr>
@@ -2111,6 +2095,161 @@
           <w:docGrid w:linePitch="360"/>
         </w:sectPr>
       </w:pPr>
+    </w:p>
+    <w:p>
+      <w:pPr>
+        <w:tabs>
+          <w:tab w:pos="8271" w:val="right"/>
+        </w:tabs>
+        <w:spacing w:before="240" w:after="240"/>
+      </w:pPr>
+      <w:r>
+        <w:rPr>
+          <w:rFonts w:ascii="Times New Roman" w:hAnsi="Times New Roman"/>
+          <w:b/>
+          <w:sz w:val="24"/>
+        </w:rPr>
+        <w:t>GRÁFICO</w:t>
+      </w:r>
+      <w:r>
+        <w:tab/>
+      </w:r>
+      <w:r>
+        <w:rPr>
+          <w:rFonts w:ascii="Times New Roman" w:hAnsi="Times New Roman"/>
+          <w:b/>
+          <w:sz w:val="24"/>
+        </w:rPr>
+        <w:t>pp.</w:t>
+      </w:r>
+    </w:p>
+    <w:p>
+      <w:pPr>
+        <w:tabs>
+          <w:tab w:pos="1020" w:val="left"/>
+          <w:tab w:pos="8271" w:val="right" w:leader="dot"/>
+        </w:tabs>
+        <w:spacing w:line="360" w:lineRule="auto" w:before="0" w:after="80"/>
+        <w:ind w:left="1020" w:hanging="1020"/>
+      </w:pPr>
+      <w:r>
+        <w:rPr>
+          <w:rFonts w:ascii="Times New Roman" w:hAnsi="Times New Roman"/>
+          <w:sz w:val="24"/>
+        </w:rPr>
+        <w:t>1</w:t>
+        <w:tab/>
+        <w:t>Logotipo de la Empresa Mixta Petrolera Venangocupet, S.A.</w:t>
+        <w:tab/>
+      </w:r>
+      <w:r>
+        <w:rPr>
+          <w:rFonts w:ascii="Times New Roman" w:hAnsi="Times New Roman"/>
+          <w:b w:val="0"/>
+          <w:sz w:val="24"/>
+        </w:rPr>
+        <w:fldChar w:fldCharType="begin"/>
+        <w:instrText xml:space="preserve"> PAGEREF bm_grafico1 \h </w:instrText>
+        <w:fldChar w:fldCharType="separate"/>
+        <w:t>?</w:t>
+        <w:fldChar w:fldCharType="end"/>
+      </w:r>
+    </w:p>
+    <w:p>
+      <w:pPr>
+        <w:tabs>
+          <w:tab w:pos="1020" w:val="left"/>
+          <w:tab w:pos="8271" w:val="right" w:leader="dot"/>
+        </w:tabs>
+        <w:spacing w:line="360" w:lineRule="auto" w:before="0" w:after="80"/>
+        <w:ind w:left="1020" w:hanging="1020"/>
+      </w:pPr>
+      <w:r>
+        <w:rPr>
+          <w:rFonts w:ascii="Times New Roman" w:hAnsi="Times New Roman"/>
+          <w:sz w:val="24"/>
+        </w:rPr>
+        <w:t>2</w:t>
+        <w:tab/>
+        <w:t>Referencia cartográfica de la ubicación de las oficinas administrativas de Venangocupet, S.A.</w:t>
+        <w:tab/>
+      </w:r>
+      <w:r>
+        <w:rPr>
+          <w:rFonts w:ascii="Times New Roman" w:hAnsi="Times New Roman"/>
+          <w:b w:val="0"/>
+          <w:sz w:val="24"/>
+        </w:rPr>
+        <w:fldChar w:fldCharType="begin"/>
+        <w:instrText xml:space="preserve"> PAGEREF bm_grafico2 \h </w:instrText>
+        <w:fldChar w:fldCharType="separate"/>
+        <w:t>?</w:t>
+        <w:fldChar w:fldCharType="end"/>
+      </w:r>
+    </w:p>
+    <w:p>
+      <w:pPr>
+        <w:tabs>
+          <w:tab w:pos="1020" w:val="left"/>
+          <w:tab w:pos="8271" w:val="right" w:leader="dot"/>
+        </w:tabs>
+        <w:spacing w:line="360" w:lineRule="auto" w:before="0" w:after="80"/>
+        <w:ind w:left="1020" w:hanging="1020"/>
+      </w:pPr>
+      <w:r>
+        <w:rPr>
+          <w:rFonts w:ascii="Times New Roman" w:hAnsi="Times New Roman"/>
+          <w:sz w:val="24"/>
+        </w:rPr>
+        <w:t>3</w:t>
+        <w:tab/>
+        <w:t>Organigrama estructural y niveles jerárquicos de Venangocupet, S.A.</w:t>
+        <w:tab/>
+      </w:r>
+      <w:r>
+        <w:rPr>
+          <w:rFonts w:ascii="Times New Roman" w:hAnsi="Times New Roman"/>
+          <w:b w:val="0"/>
+          <w:sz w:val="24"/>
+        </w:rPr>
+        <w:fldChar w:fldCharType="begin"/>
+        <w:instrText xml:space="preserve"> PAGEREF bm_grafico3 \h </w:instrText>
+        <w:fldChar w:fldCharType="separate"/>
+        <w:t>?</w:t>
+        <w:fldChar w:fldCharType="end"/>
+      </w:r>
+    </w:p>
+    <w:p>
+      <w:pPr>
+        <w:tabs>
+          <w:tab w:pos="1020" w:val="left"/>
+          <w:tab w:pos="8271" w:val="right" w:leader="dot"/>
+        </w:tabs>
+        <w:spacing w:line="360" w:lineRule="auto" w:before="0" w:after="80"/>
+        <w:ind w:left="1020" w:hanging="1020"/>
+      </w:pPr>
+      <w:r>
+        <w:rPr>
+          <w:rFonts w:ascii="Times New Roman" w:hAnsi="Times New Roman"/>
+          <w:sz w:val="24"/>
+        </w:rPr>
+        <w:t>4</w:t>
+        <w:tab/>
+        <w:t>Organigrama del Departamento de Presidencia</w:t>
+        <w:tab/>
+      </w:r>
+      <w:r>
+        <w:rPr>
+          <w:rFonts w:ascii="Times New Roman" w:hAnsi="Times New Roman"/>
+          <w:b w:val="0"/>
+          <w:sz w:val="24"/>
+        </w:rPr>
+        <w:fldChar w:fldCharType="begin"/>
+        <w:instrText xml:space="preserve"> PAGEREF bm_grafico4 \h </w:instrText>
+        <w:fldChar w:fldCharType="separate"/>
+        <w:t>?</w:t>
+        <w:fldChar w:fldCharType="end"/>
+      </w:r>
     </w:p>
     <w:p>
       <w:pPr>
@@ -2126,7 +2265,7 @@
       </w:pPr>
     </w:p>
     <w:p>
-      <w:bookmarkStart w:id="bm_lista_graficos" w:name="bm_lista_graficos"/>
+      <w:bookmarkStart w:id="bm_lista_anexos" w:name="bm_lista_anexos"/>
       <w:pPr>
         <w:spacing w:before="1140" w:after="480"/>
         <w:jc w:val="center"/>
@@ -2137,9 +2276,9 @@
           <w:b/>
           <w:sz w:val="24"/>
         </w:rPr>
-        <w:t>LISTA DE GRÁFICOS</w:t>
-      </w:r>
-      <w:bookmarkEnd w:id="bm_lista_graficos"/>
+        <w:t>LISTA DE ANEXOS</w:t>
+      </w:r>
+      <w:bookmarkEnd w:id="bm_lista_anexos"/>
     </w:p>
     <w:p>
       <w:pPr>
@@ -2166,7 +2305,7 @@
           <w:b/>
           <w:sz w:val="24"/>
         </w:rPr>
-        <w:t>GRÁFICO</w:t>
+        <w:t>ANEXOS</w:t>
       </w:r>
       <w:r>
         <w:tab/>
@@ -2194,9 +2333,9 @@
           <w:rFonts w:ascii="Times New Roman" w:hAnsi="Times New Roman"/>
           <w:sz w:val="24"/>
         </w:rPr>
-        <w:t>1</w:t>
+        <w:t>A</w:t>
         <w:tab/>
-        <w:t>Logotipo de la Empresa Mixta Petrolera Venangocupet, S.A.</w:t>
+        <w:t>Árbol del problema del control de movimientos documentales</w:t>
         <w:tab/>
       </w:r>
       <w:r>
@@ -2206,103 +2345,7 @@
           <w:sz w:val="24"/>
         </w:rPr>
         <w:fldChar w:fldCharType="begin"/>
-        <w:instrText xml:space="preserve"> PAGEREF bm_grafico1 \h </w:instrText>
-        <w:fldChar w:fldCharType="separate"/>
-        <w:t>?</w:t>
-        <w:fldChar w:fldCharType="end"/>
-      </w:r>
-    </w:p>
-    <w:p>
-      <w:pPr>
-        <w:tabs>
-          <w:tab w:pos="1020" w:val="left"/>
-          <w:tab w:pos="8271" w:val="right" w:leader="dot"/>
-        </w:tabs>
-        <w:spacing w:line="360" w:lineRule="auto" w:before="0" w:after="80"/>
-        <w:ind w:left="1020" w:hanging="1020"/>
-      </w:pPr>
-      <w:r>
-        <w:rPr>
-          <w:rFonts w:ascii="Times New Roman" w:hAnsi="Times New Roman"/>
-          <w:sz w:val="24"/>
-        </w:rPr>
-        <w:t>2</w:t>
-        <w:tab/>
-        <w:t>Referencia cartográfica de la ubicación de las oficinas administrativas de Venangocupet, S.A.</w:t>
-        <w:tab/>
-      </w:r>
-      <w:r>
-        <w:rPr>
-          <w:rFonts w:ascii="Times New Roman" w:hAnsi="Times New Roman"/>
-          <w:b w:val="0"/>
-          <w:sz w:val="24"/>
-        </w:rPr>
-        <w:fldChar w:fldCharType="begin"/>
-        <w:instrText xml:space="preserve"> PAGEREF bm_grafico2 \h </w:instrText>
-        <w:fldChar w:fldCharType="separate"/>
-        <w:t>?</w:t>
-        <w:fldChar w:fldCharType="end"/>
-      </w:r>
-    </w:p>
-    <w:p>
-      <w:pPr>
-        <w:tabs>
-          <w:tab w:pos="1020" w:val="left"/>
-          <w:tab w:pos="8271" w:val="right" w:leader="dot"/>
-        </w:tabs>
-        <w:spacing w:line="360" w:lineRule="auto" w:before="0" w:after="80"/>
-        <w:ind w:left="1020" w:hanging="1020"/>
-      </w:pPr>
-      <w:r>
-        <w:rPr>
-          <w:rFonts w:ascii="Times New Roman" w:hAnsi="Times New Roman"/>
-          <w:sz w:val="24"/>
-        </w:rPr>
-        <w:t>3</w:t>
-        <w:tab/>
-        <w:t>Organigrama estructural y niveles jerárquicos de Venangocupet, S.A.</w:t>
-        <w:tab/>
-      </w:r>
-      <w:r>
-        <w:rPr>
-          <w:rFonts w:ascii="Times New Roman" w:hAnsi="Times New Roman"/>
-          <w:b w:val="0"/>
-          <w:sz w:val="24"/>
-        </w:rPr>
-        <w:fldChar w:fldCharType="begin"/>
-        <w:instrText xml:space="preserve"> PAGEREF bm_grafico3 \h </w:instrText>
-        <w:fldChar w:fldCharType="separate"/>
-        <w:t>?</w:t>
-        <w:fldChar w:fldCharType="end"/>
-      </w:r>
-    </w:p>
-    <w:p>
-      <w:pPr>
-        <w:tabs>
-          <w:tab w:pos="1020" w:val="left"/>
-          <w:tab w:pos="8271" w:val="right" w:leader="dot"/>
-        </w:tabs>
-        <w:spacing w:line="360" w:lineRule="auto" w:before="0" w:after="80"/>
-        <w:ind w:left="1020" w:hanging="1020"/>
-      </w:pPr>
-      <w:r>
-        <w:rPr>
-          <w:rFonts w:ascii="Times New Roman" w:hAnsi="Times New Roman"/>
-          <w:sz w:val="24"/>
-        </w:rPr>
-        <w:t>4</w:t>
-        <w:tab/>
-        <w:t>Organigrama del Depar